--- a/вкр/ВКР_Демьянцев_606-22.docx
+++ b/вкр/ВКР_Демьянцев_606-22.docx
@@ -11065,7 +11065,15 @@
         <w:t>Все с</w:t>
       </w:r>
       <w:r>
-        <w:t xml:space="preserve">вязи между сущностями имеют характер «один-ко-многим» (1:М). Центральной точкой агрегации является «Сеанс </w:t>
+        <w:t>вязи между сущностями имеют характер «один-ко-многим» (</w:t>
+      </w:r>
+      <w:proofErr w:type="gramStart"/>
+      <w:r>
+        <w:t>1:М</w:t>
+      </w:r>
+      <w:proofErr w:type="gramEnd"/>
+      <w:r>
+        <w:t xml:space="preserve">). Центральной точкой агрегации является «Сеанс </w:t>
       </w:r>
       <w:proofErr w:type="spellStart"/>
       <w:r>
@@ -25819,7 +25827,23 @@
           <w:rFonts w:cs="Times New Roman"/>
           <w:lang w:val="en-US" w:bidi="ru-RU"/>
         </w:rPr>
-        <w:t>Goodfellow I., Bengio Y., Courville A. Deep Learning. – Cambridge : MIT Press, 2016. – 800 p. – ISBN 978-0-262-03561-3.</w:t>
+        <w:t xml:space="preserve">Goodfellow I., Bengio Y., Courville A. Deep Learning. – </w:t>
+      </w:r>
+      <w:proofErr w:type="gramStart"/>
+      <w:r>
+        <w:rPr>
+          <w:rFonts w:cs="Times New Roman"/>
+          <w:lang w:val="en-US" w:bidi="ru-RU"/>
+        </w:rPr>
+        <w:t>Cambridge :</w:t>
+      </w:r>
+      <w:proofErr w:type="gramEnd"/>
+      <w:r>
+        <w:rPr>
+          <w:rFonts w:cs="Times New Roman"/>
+          <w:lang w:val="en-US" w:bidi="ru-RU"/>
+        </w:rPr>
+        <w:t xml:space="preserve"> MIT Press, 2016. – 800 p. – ISBN 978-0-262-03561-3.</w:t>
       </w:r>
       <w:bookmarkEnd w:id="71"/>
     </w:p>
@@ -25865,7 +25889,23 @@
           <w:rFonts w:cs="Times New Roman"/>
           <w:lang w:val="en-US" w:bidi="ru-RU"/>
         </w:rPr>
-        <w:t xml:space="preserve"> A. Learning OpenCV: Computer Vision with the OpenCV Library. – Sebastopol : O’Reilly Media, 2008. – 555 p. – ISBN 978-0-596-51613-0.</w:t>
+        <w:t xml:space="preserve"> A. Learning OpenCV: Computer Vision with the OpenCV Library. – </w:t>
+      </w:r>
+      <w:proofErr w:type="gramStart"/>
+      <w:r>
+        <w:rPr>
+          <w:rFonts w:cs="Times New Roman"/>
+          <w:lang w:val="en-US" w:bidi="ru-RU"/>
+        </w:rPr>
+        <w:t>Sebastopol :</w:t>
+      </w:r>
+      <w:proofErr w:type="gramEnd"/>
+      <w:r>
+        <w:rPr>
+          <w:rFonts w:cs="Times New Roman"/>
+          <w:lang w:val="en-US" w:bidi="ru-RU"/>
+        </w:rPr>
+        <w:t xml:space="preserve"> O’Reilly Media, 2008. – 555 p. – ISBN 978-0-596-51613-0.</w:t>
       </w:r>
     </w:p>
     <w:p>
@@ -26707,6 +26747,599 @@
         </w:rPr>
         <w:t>обращения</w:t>
       </w:r>
+      <w:r>
+        <w:rPr>
+          <w:rFonts w:cs="Times New Roman"/>
+          <w:lang w:val="en-US" w:bidi="ru-RU"/>
+        </w:rPr>
+        <w:t>: 10.05.2026).</w:t>
+      </w:r>
+    </w:p>
+    <w:p>
+      <w:pPr>
+        <w:numPr>
+          <w:ilvl w:val="0"/>
+          <w:numId w:val="11"/>
+        </w:numPr>
+        <w:contextualSpacing/>
+        <w:rPr>
+          <w:rFonts w:cs="Times New Roman"/>
+          <w:lang w:bidi="ru-RU"/>
+        </w:rPr>
+      </w:pPr>
+      <w:proofErr w:type="spellStart"/>
+      <w:r>
+        <w:rPr>
+          <w:rFonts w:cs="Times New Roman"/>
+          <w:lang w:bidi="ru-RU"/>
+        </w:rPr>
+        <w:lastRenderedPageBreak/>
+        <w:t>Катасев</w:t>
+      </w:r>
+      <w:proofErr w:type="spellEnd"/>
+      <w:r>
+        <w:rPr>
+          <w:rFonts w:cs="Times New Roman"/>
+          <w:lang w:bidi="ru-RU"/>
+        </w:rPr>
+        <w:t xml:space="preserve">, А. С. </w:t>
+      </w:r>
+      <w:proofErr w:type="spellStart"/>
+      <w:r>
+        <w:rPr>
+          <w:rFonts w:cs="Times New Roman"/>
+          <w:lang w:bidi="ru-RU"/>
+        </w:rPr>
+        <w:t>Сверточные</w:t>
+      </w:r>
+      <w:proofErr w:type="spellEnd"/>
+      <w:r>
+        <w:rPr>
+          <w:rFonts w:cs="Times New Roman"/>
+          <w:lang w:bidi="ru-RU"/>
+        </w:rPr>
+        <w:t xml:space="preserve"> нейросетевые модели распознавания эмоций человека по фотографии / А. С. </w:t>
+      </w:r>
+      <w:proofErr w:type="spellStart"/>
+      <w:r>
+        <w:rPr>
+          <w:rFonts w:cs="Times New Roman"/>
+          <w:lang w:bidi="ru-RU"/>
+        </w:rPr>
+        <w:t>Катасев</w:t>
+      </w:r>
+      <w:proofErr w:type="spellEnd"/>
+      <w:r>
+        <w:rPr>
+          <w:rFonts w:cs="Times New Roman"/>
+          <w:lang w:bidi="ru-RU"/>
+        </w:rPr>
+        <w:t>, З. Р. Ханова // Вестник Технологического университета. – 2023. – Т. 26, № 4. – С. 76–81. – DOI 10.55421/1998-7072_2023_26_4_76. – EDN MENHPN.</w:t>
+      </w:r>
+    </w:p>
+    <w:p>
+      <w:pPr>
+        <w:numPr>
+          <w:ilvl w:val="0"/>
+          <w:numId w:val="11"/>
+        </w:numPr>
+        <w:contextualSpacing/>
+        <w:rPr>
+          <w:rFonts w:cs="Times New Roman"/>
+          <w:lang w:bidi="ru-RU"/>
+        </w:rPr>
+      </w:pPr>
+      <w:r>
+        <w:rPr>
+          <w:rFonts w:cs="Times New Roman"/>
+          <w:lang w:bidi="ru-RU"/>
+        </w:rPr>
+        <w:t xml:space="preserve">Семенюк, В. В. Разработка алгоритма распознавания эмоций человека с использованием </w:t>
+      </w:r>
+      <w:proofErr w:type="spellStart"/>
+      <w:r>
+        <w:rPr>
+          <w:rFonts w:cs="Times New Roman"/>
+          <w:lang w:bidi="ru-RU"/>
+        </w:rPr>
+        <w:t>сверточной</w:t>
+      </w:r>
+      <w:proofErr w:type="spellEnd"/>
+      <w:r>
+        <w:rPr>
+          <w:rFonts w:cs="Times New Roman"/>
+          <w:lang w:bidi="ru-RU"/>
+        </w:rPr>
+        <w:t xml:space="preserve"> нейронной сети средствами Python / В. В. Семенюк, М. В. Складчиков // Инженерный вестник Дона. – 2023. – № 12(108). – С. 231–245. – EDN TBESZT.</w:t>
+      </w:r>
+    </w:p>
+    <w:p>
+      <w:pPr>
+        <w:numPr>
+          <w:ilvl w:val="0"/>
+          <w:numId w:val="11"/>
+        </w:numPr>
+        <w:contextualSpacing/>
+        <w:rPr>
+          <w:rFonts w:cs="Times New Roman"/>
+          <w:lang w:bidi="ru-RU"/>
+        </w:rPr>
+      </w:pPr>
+      <w:r>
+        <w:rPr>
+          <w:rFonts w:cs="Times New Roman"/>
+          <w:lang w:bidi="ru-RU"/>
+        </w:rPr>
+        <w:t>Семенюк, В. В. Усовершенствование алгоритма идентификации эмоционального состояния человека с использованием MFCC / В. В. Семенюк, М. В. Складчиков // Известия высших учебных заведений. Приборостроение. – 2024. – Т. 67, № 9. – С. 731–740. – DOI 10.17586/0021-3454-2024-67-9-731-740. – EDN BUBBVD.</w:t>
+      </w:r>
+    </w:p>
+    <w:p>
+      <w:pPr>
+        <w:numPr>
+          <w:ilvl w:val="0"/>
+          <w:numId w:val="11"/>
+        </w:numPr>
+        <w:contextualSpacing/>
+        <w:rPr>
+          <w:rFonts w:cs="Times New Roman"/>
+          <w:lang w:val="en-US" w:bidi="ru-RU"/>
+        </w:rPr>
+      </w:pPr>
+      <w:r>
+        <w:rPr>
+          <w:rFonts w:cs="Times New Roman"/>
+          <w:lang w:val="en-US" w:bidi="ru-RU"/>
+        </w:rPr>
+        <w:t xml:space="preserve">Sanh V., Debut L., </w:t>
+      </w:r>
+      <w:proofErr w:type="spellStart"/>
+      <w:r>
+        <w:rPr>
+          <w:rFonts w:cs="Times New Roman"/>
+          <w:lang w:val="en-US" w:bidi="ru-RU"/>
+        </w:rPr>
+        <w:t>Chaumond</w:t>
+      </w:r>
+      <w:proofErr w:type="spellEnd"/>
+      <w:r>
+        <w:rPr>
+          <w:rFonts w:cs="Times New Roman"/>
+          <w:lang w:val="en-US" w:bidi="ru-RU"/>
+        </w:rPr>
+        <w:t xml:space="preserve"> J., Wolf T. </w:t>
+      </w:r>
+      <w:proofErr w:type="spellStart"/>
+      <w:r>
+        <w:rPr>
+          <w:rFonts w:cs="Times New Roman"/>
+          <w:lang w:val="en-US" w:bidi="ru-RU"/>
+        </w:rPr>
+        <w:t>DistilBERT</w:t>
+      </w:r>
+      <w:proofErr w:type="spellEnd"/>
+      <w:r>
+        <w:rPr>
+          <w:rFonts w:cs="Times New Roman"/>
+          <w:lang w:val="en-US" w:bidi="ru-RU"/>
+        </w:rPr>
+        <w:t xml:space="preserve">, a distilled version of BERT: smaller, faster, cheaper and lighter // </w:t>
+      </w:r>
+      <w:proofErr w:type="spellStart"/>
+      <w:r>
+        <w:rPr>
+          <w:rFonts w:cs="Times New Roman"/>
+          <w:lang w:val="en-US" w:bidi="ru-RU"/>
+        </w:rPr>
+        <w:t>arXiv</w:t>
+      </w:r>
+      <w:proofErr w:type="spellEnd"/>
+      <w:r>
+        <w:rPr>
+          <w:rFonts w:cs="Times New Roman"/>
+          <w:lang w:val="en-US" w:bidi="ru-RU"/>
+        </w:rPr>
+        <w:t xml:space="preserve"> preprint arXiv:1910.01108. – 2019. – URL: https://arxiv.org/abs/1910.01108 (</w:t>
+      </w:r>
+      <w:r>
+        <w:rPr>
+          <w:rFonts w:cs="Times New Roman"/>
+          <w:lang w:bidi="ru-RU"/>
+        </w:rPr>
+        <w:t>дата</w:t>
+      </w:r>
+      <w:r>
+        <w:rPr>
+          <w:rFonts w:cs="Times New Roman"/>
+          <w:lang w:val="en-US" w:bidi="ru-RU"/>
+        </w:rPr>
+        <w:t xml:space="preserve"> </w:t>
+      </w:r>
+      <w:r>
+        <w:rPr>
+          <w:rFonts w:cs="Times New Roman"/>
+          <w:lang w:bidi="ru-RU"/>
+        </w:rPr>
+        <w:t>обращения</w:t>
+      </w:r>
+      <w:r>
+        <w:rPr>
+          <w:rFonts w:cs="Times New Roman"/>
+          <w:lang w:val="en-US" w:bidi="ru-RU"/>
+        </w:rPr>
+        <w:t>: 10.05.2026).</w:t>
+      </w:r>
+    </w:p>
+    <w:p>
+      <w:pPr>
+        <w:numPr>
+          <w:ilvl w:val="0"/>
+          <w:numId w:val="11"/>
+        </w:numPr>
+        <w:contextualSpacing/>
+        <w:rPr>
+          <w:rFonts w:cs="Times New Roman"/>
+          <w:lang w:bidi="ru-RU"/>
+        </w:rPr>
+      </w:pPr>
+      <w:proofErr w:type="spellStart"/>
+      <w:r>
+        <w:rPr>
+          <w:rFonts w:cs="Times New Roman"/>
+          <w:lang w:bidi="ru-RU"/>
+        </w:rPr>
+        <w:t>Docker</w:t>
+      </w:r>
+      <w:proofErr w:type="spellEnd"/>
+      <w:r>
+        <w:rPr>
+          <w:rFonts w:cs="Times New Roman"/>
+          <w:lang w:bidi="ru-RU"/>
+        </w:rPr>
+        <w:t xml:space="preserve"> [Электронный ресурс]. – URL: https://www.docker.com (дата обращения: 10.05.2026).</w:t>
+      </w:r>
+    </w:p>
+    <w:p>
+      <w:pPr>
+        <w:numPr>
+          <w:ilvl w:val="0"/>
+          <w:numId w:val="11"/>
+        </w:numPr>
+        <w:contextualSpacing/>
+        <w:rPr>
+          <w:rFonts w:cs="Times New Roman"/>
+          <w:lang w:val="en-US" w:bidi="ru-RU"/>
+        </w:rPr>
+      </w:pPr>
+      <w:r>
+        <w:rPr>
+          <w:rFonts w:cs="Times New Roman"/>
+          <w:lang w:val="en-US" w:bidi="ru-RU"/>
+        </w:rPr>
+        <w:t xml:space="preserve">The Go Programming Language: </w:t>
+      </w:r>
+      <w:proofErr w:type="spellStart"/>
+      <w:r>
+        <w:rPr>
+          <w:rFonts w:cs="Times New Roman"/>
+          <w:lang w:val="en-US" w:bidi="ru-RU"/>
+        </w:rPr>
+        <w:t>офиц</w:t>
+      </w:r>
+      <w:proofErr w:type="spellEnd"/>
+      <w:r>
+        <w:rPr>
+          <w:rFonts w:cs="Times New Roman"/>
+          <w:lang w:val="en-US" w:bidi="ru-RU"/>
+        </w:rPr>
+        <w:t xml:space="preserve">. </w:t>
+      </w:r>
+      <w:proofErr w:type="spellStart"/>
+      <w:r>
+        <w:rPr>
+          <w:rFonts w:cs="Times New Roman"/>
+          <w:lang w:val="en-US" w:bidi="ru-RU"/>
+        </w:rPr>
+        <w:t>сайт</w:t>
+      </w:r>
+      <w:proofErr w:type="spellEnd"/>
+      <w:r>
+        <w:rPr>
+          <w:rFonts w:cs="Times New Roman"/>
+          <w:lang w:val="en-US" w:bidi="ru-RU"/>
+        </w:rPr>
+        <w:t>. – URL: https://go.dev (</w:t>
+      </w:r>
+      <w:proofErr w:type="spellStart"/>
+      <w:r>
+        <w:rPr>
+          <w:rFonts w:cs="Times New Roman"/>
+          <w:lang w:val="en-US" w:bidi="ru-RU"/>
+        </w:rPr>
+        <w:t>дата</w:t>
+      </w:r>
+      <w:proofErr w:type="spellEnd"/>
+      <w:r>
+        <w:rPr>
+          <w:rFonts w:cs="Times New Roman"/>
+          <w:lang w:val="en-US" w:bidi="ru-RU"/>
+        </w:rPr>
+        <w:t xml:space="preserve"> </w:t>
+      </w:r>
+      <w:proofErr w:type="spellStart"/>
+      <w:r>
+        <w:rPr>
+          <w:rFonts w:cs="Times New Roman"/>
+          <w:lang w:val="en-US" w:bidi="ru-RU"/>
+        </w:rPr>
+        <w:t>обращения</w:t>
+      </w:r>
+      <w:proofErr w:type="spellEnd"/>
+      <w:r>
+        <w:rPr>
+          <w:rFonts w:cs="Times New Roman"/>
+          <w:lang w:val="en-US" w:bidi="ru-RU"/>
+        </w:rPr>
+        <w:t>: 10.05.2026).</w:t>
+      </w:r>
+    </w:p>
+    <w:p>
+      <w:pPr>
+        <w:numPr>
+          <w:ilvl w:val="0"/>
+          <w:numId w:val="11"/>
+        </w:numPr>
+        <w:contextualSpacing/>
+        <w:rPr>
+          <w:rFonts w:cs="Times New Roman"/>
+          <w:lang w:bidi="ru-RU"/>
+        </w:rPr>
+      </w:pPr>
+      <w:r>
+        <w:rPr>
+          <w:rFonts w:cs="Times New Roman"/>
+          <w:lang w:val="en-US" w:bidi="ru-RU"/>
+        </w:rPr>
+        <w:t>React</w:t>
+      </w:r>
+      <w:r>
+        <w:rPr>
+          <w:rFonts w:cs="Times New Roman"/>
+          <w:lang w:bidi="ru-RU"/>
+        </w:rPr>
+        <w:t xml:space="preserve">: офиц. сайт. – </w:t>
+      </w:r>
+      <w:r>
+        <w:rPr>
+          <w:rFonts w:cs="Times New Roman"/>
+          <w:lang w:val="en-US" w:bidi="ru-RU"/>
+        </w:rPr>
+        <w:t>URL</w:t>
+      </w:r>
+      <w:r>
+        <w:rPr>
+          <w:rFonts w:cs="Times New Roman"/>
+          <w:lang w:bidi="ru-RU"/>
+        </w:rPr>
+        <w:t xml:space="preserve">: </w:t>
+      </w:r>
+      <w:r>
+        <w:rPr>
+          <w:rFonts w:cs="Times New Roman"/>
+          <w:lang w:val="en-US" w:bidi="ru-RU"/>
+        </w:rPr>
+        <w:t>https</w:t>
+      </w:r>
+      <w:r>
+        <w:rPr>
+          <w:rFonts w:cs="Times New Roman"/>
+          <w:lang w:bidi="ru-RU"/>
+        </w:rPr>
+        <w:t>://</w:t>
+      </w:r>
+      <w:r>
+        <w:rPr>
+          <w:rFonts w:cs="Times New Roman"/>
+          <w:lang w:val="en-US" w:bidi="ru-RU"/>
+        </w:rPr>
+        <w:t>react</w:t>
+      </w:r>
+      <w:r>
+        <w:rPr>
+          <w:rFonts w:cs="Times New Roman"/>
+          <w:lang w:bidi="ru-RU"/>
+        </w:rPr>
+        <w:t>.</w:t>
+      </w:r>
+      <w:r>
+        <w:rPr>
+          <w:rFonts w:cs="Times New Roman"/>
+          <w:lang w:val="en-US" w:bidi="ru-RU"/>
+        </w:rPr>
+        <w:t>dev</w:t>
+      </w:r>
+      <w:r>
+        <w:rPr>
+          <w:rFonts w:cs="Times New Roman"/>
+          <w:lang w:bidi="ru-RU"/>
+        </w:rPr>
+        <w:t xml:space="preserve"> (дата обращения: 10.05.2026).</w:t>
+      </w:r>
+    </w:p>
+    <w:p>
+      <w:pPr>
+        <w:numPr>
+          <w:ilvl w:val="0"/>
+          <w:numId w:val="11"/>
+        </w:numPr>
+        <w:contextualSpacing/>
+        <w:rPr>
+          <w:rFonts w:cs="Times New Roman"/>
+          <w:lang w:bidi="ru-RU"/>
+        </w:rPr>
+      </w:pPr>
+      <w:r>
+        <w:rPr>
+          <w:rFonts w:cs="Times New Roman"/>
+          <w:lang w:val="en-US" w:bidi="ru-RU"/>
+        </w:rPr>
+        <w:t>PostgreSQL</w:t>
+      </w:r>
+      <w:r>
+        <w:rPr>
+          <w:rFonts w:cs="Times New Roman"/>
+          <w:lang w:bidi="ru-RU"/>
+        </w:rPr>
+        <w:t xml:space="preserve">: офиц. сайт. – </w:t>
+      </w:r>
+      <w:r>
+        <w:rPr>
+          <w:rFonts w:cs="Times New Roman"/>
+          <w:lang w:val="en-US" w:bidi="ru-RU"/>
+        </w:rPr>
+        <w:t>URL</w:t>
+      </w:r>
+      <w:r>
+        <w:rPr>
+          <w:rFonts w:cs="Times New Roman"/>
+          <w:lang w:bidi="ru-RU"/>
+        </w:rPr>
+        <w:t xml:space="preserve">: </w:t>
+      </w:r>
+      <w:r>
+        <w:rPr>
+          <w:rFonts w:cs="Times New Roman"/>
+          <w:lang w:val="en-US" w:bidi="ru-RU"/>
+        </w:rPr>
+        <w:t>https</w:t>
+      </w:r>
+      <w:r>
+        <w:rPr>
+          <w:rFonts w:cs="Times New Roman"/>
+          <w:lang w:bidi="ru-RU"/>
+        </w:rPr>
+        <w:t>://</w:t>
+      </w:r>
+      <w:r>
+        <w:rPr>
+          <w:rFonts w:cs="Times New Roman"/>
+          <w:lang w:val="en-US" w:bidi="ru-RU"/>
+        </w:rPr>
+        <w:t>www</w:t>
+      </w:r>
+      <w:r>
+        <w:rPr>
+          <w:rFonts w:cs="Times New Roman"/>
+          <w:lang w:bidi="ru-RU"/>
+        </w:rPr>
+        <w:t>.</w:t>
+      </w:r>
+      <w:proofErr w:type="spellStart"/>
+      <w:r>
+        <w:rPr>
+          <w:rFonts w:cs="Times New Roman"/>
+          <w:lang w:val="en-US" w:bidi="ru-RU"/>
+        </w:rPr>
+        <w:t>postgresql</w:t>
+      </w:r>
+      <w:proofErr w:type="spellEnd"/>
+      <w:r>
+        <w:rPr>
+          <w:rFonts w:cs="Times New Roman"/>
+          <w:lang w:bidi="ru-RU"/>
+        </w:rPr>
+        <w:t>.</w:t>
+      </w:r>
+      <w:r>
+        <w:rPr>
+          <w:rFonts w:cs="Times New Roman"/>
+          <w:lang w:val="en-US" w:bidi="ru-RU"/>
+        </w:rPr>
+        <w:t>org</w:t>
+      </w:r>
+      <w:r>
+        <w:rPr>
+          <w:rFonts w:cs="Times New Roman"/>
+          <w:lang w:bidi="ru-RU"/>
+        </w:rPr>
+        <w:t xml:space="preserve"> (дата обращения: 10.05.2026).</w:t>
+      </w:r>
+    </w:p>
+    <w:p>
+      <w:pPr>
+        <w:numPr>
+          <w:ilvl w:val="0"/>
+          <w:numId w:val="11"/>
+        </w:numPr>
+        <w:contextualSpacing/>
+        <w:rPr>
+          <w:rFonts w:cs="Times New Roman"/>
+          <w:lang w:val="en-US" w:bidi="ru-RU"/>
+        </w:rPr>
+      </w:pPr>
+      <w:r>
+        <w:rPr>
+          <w:rFonts w:cs="Times New Roman"/>
+          <w:lang w:val="en-US" w:bidi="ru-RU"/>
+        </w:rPr>
+        <w:t>CTranslate2: Efficient inference for Transformer models [</w:t>
+      </w:r>
+      <w:proofErr w:type="spellStart"/>
+      <w:r>
+        <w:rPr>
+          <w:rFonts w:cs="Times New Roman"/>
+          <w:lang w:val="en-US" w:bidi="ru-RU"/>
+        </w:rPr>
+        <w:t>Электронный</w:t>
+      </w:r>
+      <w:proofErr w:type="spellEnd"/>
+      <w:r>
+        <w:rPr>
+          <w:rFonts w:cs="Times New Roman"/>
+          <w:lang w:val="en-US" w:bidi="ru-RU"/>
+        </w:rPr>
+        <w:t xml:space="preserve"> </w:t>
+      </w:r>
+      <w:proofErr w:type="spellStart"/>
+      <w:r>
+        <w:rPr>
+          <w:rFonts w:cs="Times New Roman"/>
+          <w:lang w:val="en-US" w:bidi="ru-RU"/>
+        </w:rPr>
+        <w:t>ресурс</w:t>
+      </w:r>
+      <w:proofErr w:type="spellEnd"/>
+      <w:r>
+        <w:rPr>
+          <w:rFonts w:cs="Times New Roman"/>
+          <w:lang w:val="en-US" w:bidi="ru-RU"/>
+        </w:rPr>
+        <w:t>]. – URL: https://opennmt.net/CTranslate2/ (</w:t>
+      </w:r>
+      <w:proofErr w:type="spellStart"/>
+      <w:r>
+        <w:rPr>
+          <w:rFonts w:cs="Times New Roman"/>
+          <w:lang w:val="en-US" w:bidi="ru-RU"/>
+        </w:rPr>
+        <w:t>дата</w:t>
+      </w:r>
+      <w:proofErr w:type="spellEnd"/>
+      <w:r>
+        <w:rPr>
+          <w:rFonts w:cs="Times New Roman"/>
+          <w:lang w:val="en-US" w:bidi="ru-RU"/>
+        </w:rPr>
+        <w:t xml:space="preserve"> </w:t>
+      </w:r>
+      <w:proofErr w:type="spellStart"/>
+      <w:r>
+        <w:rPr>
+          <w:rFonts w:cs="Times New Roman"/>
+          <w:lang w:val="en-US" w:bidi="ru-RU"/>
+        </w:rPr>
+        <w:t>обращения</w:t>
+      </w:r>
+      <w:proofErr w:type="spellEnd"/>
       <w:r>
         <w:rPr>
           <w:rFonts w:cs="Times New Roman"/>

--- a/вкр/ВКР_Демьянцев_606-22.docx
+++ b/вкр/ВКР_Демьянцев_606-22.docx
@@ -1800,7 +1800,6 @@
           <w:bdr w:val="nil"/>
         </w:rPr>
       </w:pPr>
-      <w:proofErr w:type="spellStart"/>
       <w:r>
         <w:rPr>
           <w:rFonts w:ascii="Times New Roman" w:eastAsia="Arial Unicode MS" w:hAnsi="Times New Roman" w:cs="Times New Roman"/>
@@ -1810,115 +1809,7 @@
           <w:u w:color="000000"/>
           <w:bdr w:val="nil"/>
         </w:rPr>
-        <w:t>Катасев</w:t>
-      </w:r>
-      <w:proofErr w:type="spellEnd"/>
-      <w:r>
-        <w:rPr>
-          <w:rFonts w:ascii="Times New Roman" w:eastAsia="Arial Unicode MS" w:hAnsi="Times New Roman" w:cs="Times New Roman"/>
-          <w:color w:val="000000"/>
-          <w:sz w:val="24"/>
-          <w:szCs w:val="24"/>
-          <w:u w:color="000000"/>
-          <w:bdr w:val="nil"/>
-        </w:rPr>
-        <w:t xml:space="preserve">, А. С. </w:t>
-      </w:r>
-      <w:proofErr w:type="spellStart"/>
-      <w:r>
-        <w:rPr>
-          <w:rFonts w:ascii="Times New Roman" w:eastAsia="Arial Unicode MS" w:hAnsi="Times New Roman" w:cs="Times New Roman"/>
-          <w:color w:val="000000"/>
-          <w:sz w:val="24"/>
-          <w:szCs w:val="24"/>
-          <w:u w:color="000000"/>
-          <w:bdr w:val="nil"/>
-        </w:rPr>
-        <w:t>Сверточные</w:t>
-      </w:r>
-      <w:proofErr w:type="spellEnd"/>
-      <w:r>
-        <w:rPr>
-          <w:rFonts w:ascii="Times New Roman" w:eastAsia="Arial Unicode MS" w:hAnsi="Times New Roman" w:cs="Times New Roman"/>
-          <w:color w:val="000000"/>
-          <w:sz w:val="24"/>
-          <w:szCs w:val="24"/>
-          <w:u w:color="000000"/>
-          <w:bdr w:val="nil"/>
-        </w:rPr>
-        <w:t xml:space="preserve"> </w:t>
-      </w:r>
-      <w:proofErr w:type="spellStart"/>
-      <w:r>
-        <w:rPr>
-          <w:rFonts w:ascii="Times New Roman" w:eastAsia="Arial Unicode MS" w:hAnsi="Times New Roman" w:cs="Times New Roman"/>
-          <w:color w:val="000000"/>
-          <w:sz w:val="24"/>
-          <w:szCs w:val="24"/>
-          <w:u w:color="000000"/>
-          <w:bdr w:val="nil"/>
-        </w:rPr>
-        <w:t>нейросетеВые</w:t>
-      </w:r>
-      <w:proofErr w:type="spellEnd"/>
-      <w:r>
-        <w:rPr>
-          <w:rFonts w:ascii="Times New Roman" w:eastAsia="Arial Unicode MS" w:hAnsi="Times New Roman" w:cs="Times New Roman"/>
-          <w:color w:val="000000"/>
-          <w:sz w:val="24"/>
-          <w:szCs w:val="24"/>
-          <w:u w:color="000000"/>
-          <w:bdr w:val="nil"/>
-        </w:rPr>
-        <w:t xml:space="preserve"> </w:t>
-      </w:r>
-      <w:proofErr w:type="spellStart"/>
-      <w:r>
-        <w:rPr>
-          <w:rFonts w:ascii="Times New Roman" w:eastAsia="Arial Unicode MS" w:hAnsi="Times New Roman" w:cs="Times New Roman"/>
-          <w:color w:val="000000"/>
-          <w:sz w:val="24"/>
-          <w:szCs w:val="24"/>
-          <w:u w:color="000000"/>
-          <w:bdr w:val="nil"/>
-        </w:rPr>
-        <w:t>МОДЕЛи</w:t>
-      </w:r>
-      <w:proofErr w:type="spellEnd"/>
-      <w:r>
-        <w:rPr>
-          <w:rFonts w:ascii="Times New Roman" w:eastAsia="Arial Unicode MS" w:hAnsi="Times New Roman" w:cs="Times New Roman"/>
-          <w:color w:val="000000"/>
-          <w:sz w:val="24"/>
-          <w:szCs w:val="24"/>
-          <w:u w:color="000000"/>
-          <w:bdr w:val="nil"/>
-        </w:rPr>
-        <w:t xml:space="preserve"> распознавания эмоций человека ПО ФОТОГРАФИИ / А. С. </w:t>
-      </w:r>
-      <w:proofErr w:type="spellStart"/>
-      <w:r>
-        <w:rPr>
-          <w:rFonts w:ascii="Times New Roman" w:eastAsia="Arial Unicode MS" w:hAnsi="Times New Roman" w:cs="Times New Roman"/>
-          <w:color w:val="000000"/>
-          <w:sz w:val="24"/>
-          <w:szCs w:val="24"/>
-          <w:u w:color="000000"/>
-          <w:bdr w:val="nil"/>
-        </w:rPr>
-        <w:t>Катасев</w:t>
-      </w:r>
-      <w:proofErr w:type="spellEnd"/>
-      <w:r>
-        <w:rPr>
-          <w:rFonts w:ascii="Times New Roman" w:eastAsia="Arial Unicode MS" w:hAnsi="Times New Roman" w:cs="Times New Roman"/>
-          <w:color w:val="000000"/>
-          <w:sz w:val="24"/>
-          <w:szCs w:val="24"/>
-          <w:u w:color="000000"/>
-          <w:bdr w:val="nil"/>
-        </w:rPr>
-        <w:t xml:space="preserve">, З. Р. Ханова // Вестник Технологического университета. – 2023. – Т. 26, № 4. – С. 76-81. – DOI 10.55421/1998-7072_2023_26_4_76. – EDN MENHPN. </w:t>
+        <w:t xml:space="preserve">Катасев, А. С. Сверточные нейросетеВые МОДЕЛи распознавания эмоций человека ПО ФОТОГРАФИИ / А. С. Катасев, З. Р. Ханова // Вестник Технологического университета. – 2023. – Т. 26, № 4. – С. 76-81. – DOI 10.55421/1998-7072_2023_26_4_76. – EDN MENHPN. </w:t>
       </w:r>
     </w:p>
     <w:p>
@@ -1951,31 +1842,7 @@
           <w:u w:color="000000"/>
           <w:bdr w:val="nil"/>
         </w:rPr>
-        <w:t xml:space="preserve">Семенюк, В. В. Разработка алгоритма распознавания эмоций человека с использованием </w:t>
-      </w:r>
-      <w:proofErr w:type="spellStart"/>
-      <w:r>
-        <w:rPr>
-          <w:rFonts w:ascii="Times New Roman" w:eastAsia="Arial Unicode MS" w:hAnsi="Times New Roman" w:cs="Times New Roman"/>
-          <w:color w:val="000000"/>
-          <w:sz w:val="24"/>
-          <w:szCs w:val="24"/>
-          <w:u w:color="000000"/>
-          <w:bdr w:val="nil"/>
-        </w:rPr>
-        <w:t>сверточной</w:t>
-      </w:r>
-      <w:proofErr w:type="spellEnd"/>
-      <w:r>
-        <w:rPr>
-          <w:rFonts w:ascii="Times New Roman" w:eastAsia="Arial Unicode MS" w:hAnsi="Times New Roman" w:cs="Times New Roman"/>
-          <w:color w:val="000000"/>
-          <w:sz w:val="24"/>
-          <w:szCs w:val="24"/>
-          <w:u w:color="000000"/>
-          <w:bdr w:val="nil"/>
-        </w:rPr>
-        <w:t xml:space="preserve"> нейронной сети средствами Python / В. В. Семенюк, М. В. Складчиков // Инженерный вестник Дона. – 2023. – № 12(108). – С. 231-245. – EDN TBESZT.</w:t>
+        <w:t>Семенюк, В. В. Разработка алгоритма распознавания эмоций человека с использованием сверточной нейронной сети средствами Python / В. В. Семенюк, М. В. Складчиков // Инженерный вестник Дона. – 2023. – № 12(108). – С. 231-245. – EDN TBESZT.</w:t>
       </w:r>
     </w:p>
     <w:p>
@@ -2322,21 +2189,8 @@
           <w:bdr w:val="nil"/>
         </w:rPr>
         <w:tab/>
-        <w:t xml:space="preserve">/К.И. </w:t>
-      </w:r>
-      <w:proofErr w:type="spellStart"/>
-      <w:r>
-        <w:rPr>
-          <w:rFonts w:ascii="Times New Roman" w:eastAsia="Arial Unicode MS" w:hAnsi="Times New Roman" w:cs="Times New Roman"/>
-          <w:color w:val="000000"/>
-          <w:sz w:val="24"/>
-          <w:szCs w:val="24"/>
-          <w:u w:color="000000"/>
-          <w:bdr w:val="nil"/>
-        </w:rPr>
-        <w:t>Бушмелева</w:t>
-      </w:r>
-      <w:proofErr w:type="spellEnd"/>
+        <w:t>/К.И. Бушмелева</w:t>
+      </w:r>
       <w:r>
         <w:rPr>
           <w:rFonts w:ascii="Times New Roman" w:eastAsia="Arial Unicode MS" w:hAnsi="Times New Roman" w:cs="Arial Unicode MS"/>
@@ -2851,15 +2705,7 @@
     </w:p>
     <w:p>
       <w:r>
-        <w:t xml:space="preserve">CNN – </w:t>
-      </w:r>
-      <w:proofErr w:type="spellStart"/>
-      <w:r>
-        <w:t>свёрточная</w:t>
-      </w:r>
-      <w:proofErr w:type="spellEnd"/>
-      <w:r>
-        <w:t xml:space="preserve"> нейронная сеть</w:t>
+        <w:t>CNN – свёрточная нейронная сеть</w:t>
       </w:r>
     </w:p>
     <w:p>
@@ -2889,15 +2735,7 @@
     </w:p>
     <w:p>
       <w:r>
-        <w:t xml:space="preserve">MFCC – мел-частотные </w:t>
-      </w:r>
-      <w:proofErr w:type="spellStart"/>
-      <w:r>
-        <w:t>кепстральные</w:t>
-      </w:r>
-      <w:proofErr w:type="spellEnd"/>
-      <w:r>
-        <w:t xml:space="preserve"> коэффициенты</w:t>
+        <w:t>MFCC – мел-частотные кепстральные коэффициенты</w:t>
       </w:r>
     </w:p>
     <w:p>
@@ -4833,7 +4671,7 @@
             <w:noProof/>
             <w:webHidden/>
           </w:rPr>
-          <w:t>53</w:t>
+          <w:t>52</w:t>
         </w:r>
         <w:r>
           <w:rPr>
@@ -4909,7 +4747,7 @@
             <w:noProof/>
             <w:webHidden/>
           </w:rPr>
-          <w:t>63</w:t>
+          <w:t>62</w:t>
         </w:r>
         <w:r>
           <w:rPr>
@@ -4985,7 +4823,7 @@
             <w:noProof/>
             <w:webHidden/>
           </w:rPr>
-          <w:t>63</w:t>
+          <w:t>62</w:t>
         </w:r>
         <w:r>
           <w:rPr>
@@ -5061,7 +4899,7 @@
             <w:noProof/>
             <w:webHidden/>
           </w:rPr>
-          <w:t>64</w:t>
+          <w:t>63</w:t>
         </w:r>
         <w:r>
           <w:rPr>
@@ -5138,7 +4976,7 @@
             <w:noProof/>
             <w:webHidden/>
           </w:rPr>
-          <w:t>67</w:t>
+          <w:t>66</w:t>
         </w:r>
         <w:r>
           <w:rPr>
@@ -5215,7 +5053,7 @@
             <w:noProof/>
             <w:webHidden/>
           </w:rPr>
-          <w:t>69</w:t>
+          <w:t>68</w:t>
         </w:r>
         <w:r>
           <w:rPr>
@@ -5307,15 +5145,7 @@
         </w:numPr>
       </w:pPr>
       <w:r>
-        <w:t xml:space="preserve">Прогресс в области глубокого обучения создал техническую базу для автоматизированного анализа эмоций. </w:t>
-      </w:r>
-      <w:proofErr w:type="spellStart"/>
-      <w:r>
-        <w:t>Свёрточные</w:t>
-      </w:r>
-      <w:proofErr w:type="spellEnd"/>
-      <w:r>
-        <w:t xml:space="preserve"> сети уверенно распознают мимику, трансформеры обрабатывают речь, а методы мультимодального слияния позволяют объединять эти сигналы. Именно комплексный подход, то есть одновременный анализ видео и аудио, даёт существенный выигрыш в точности по сравнению с одномерными решениями.</w:t>
+        <w:t>Прогресс в области глубокого обучения создал техническую базу для автоматизированного анализа эмоций. Свёрточные сети уверенно распознают мимику, трансформеры обрабатывают речь, а методы мультимодального слияния позволяют объединять эти сигналы. Именно комплексный подход, то есть одновременный анализ видео и аудио, даёт существенный выигрыш в точности по сравнению с одномерными решениями.</w:t>
       </w:r>
     </w:p>
     <w:p>
@@ -5544,15 +5374,7 @@
     <w:p>
       <w:r>
         <w:lastRenderedPageBreak/>
-        <w:t xml:space="preserve">При этом каждая из технологий имеет собственные ограничения. Методы компьютерного зрения чувствительны к условиям освещения и ракурсу съёмки, а </w:t>
-      </w:r>
-      <w:proofErr w:type="spellStart"/>
-      <w:r>
-        <w:t>аудиоанализ</w:t>
-      </w:r>
-      <w:proofErr w:type="spellEnd"/>
-      <w:r>
-        <w:t xml:space="preserve"> зависит от качества записи и уровня фонового шума. Мультимодальный подход позволяет частично компенсировать эти недостатки за счёт объединения нескольких независимых источников информации. Именно это делает его наиболее перспективным для практического применения в задачах анализа эмоций.</w:t>
+        <w:t>При этом каждая из технологий имеет собственные ограничения. Методы компьютерного зрения чувствительны к условиям освещения и ракурсу съёмки, а аудиоанализ зависит от качества записи и уровня фонового шума. Мультимодальный подход позволяет частично компенсировать эти недостатки за счёт объединения нескольких независимых источников информации. Именно это делает его наиболее перспективным для практического применения в задачах анализа эмоций.</w:t>
       </w:r>
     </w:p>
     <w:p>
@@ -5809,117 +5631,11 @@
       <w:r>
         <w:t xml:space="preserve">. </w:t>
       </w:r>
-      <w:proofErr w:type="spellStart"/>
       <w:r>
         <w:rPr>
           <w:lang w:val="en-US"/>
         </w:rPr>
-        <w:t>Ниже</w:t>
-      </w:r>
-      <w:proofErr w:type="spellEnd"/>
-      <w:r>
-        <w:rPr>
-          <w:lang w:val="en-US"/>
-        </w:rPr>
-        <w:t xml:space="preserve"> </w:t>
-      </w:r>
-      <w:proofErr w:type="spellStart"/>
-      <w:r>
-        <w:rPr>
-          <w:lang w:val="en-US"/>
-        </w:rPr>
-        <w:t>рассматриваются</w:t>
-      </w:r>
-      <w:proofErr w:type="spellEnd"/>
-      <w:r>
-        <w:rPr>
-          <w:lang w:val="en-US"/>
-        </w:rPr>
-        <w:t xml:space="preserve"> </w:t>
-      </w:r>
-      <w:proofErr w:type="spellStart"/>
-      <w:r>
-        <w:rPr>
-          <w:lang w:val="en-US"/>
-        </w:rPr>
-        <w:t>основные</w:t>
-      </w:r>
-      <w:proofErr w:type="spellEnd"/>
-      <w:r>
-        <w:rPr>
-          <w:lang w:val="en-US"/>
-        </w:rPr>
-        <w:t xml:space="preserve"> </w:t>
-      </w:r>
-      <w:proofErr w:type="spellStart"/>
-      <w:r>
-        <w:rPr>
-          <w:lang w:val="en-US"/>
-        </w:rPr>
-        <w:t>аналоги</w:t>
-      </w:r>
-      <w:proofErr w:type="spellEnd"/>
-      <w:r>
-        <w:rPr>
-          <w:lang w:val="en-US"/>
-        </w:rPr>
-        <w:t xml:space="preserve"> и </w:t>
-      </w:r>
-      <w:proofErr w:type="spellStart"/>
-      <w:r>
-        <w:rPr>
-          <w:lang w:val="en-US"/>
-        </w:rPr>
-        <w:t>проводится</w:t>
-      </w:r>
-      <w:proofErr w:type="spellEnd"/>
-      <w:r>
-        <w:rPr>
-          <w:lang w:val="en-US"/>
-        </w:rPr>
-        <w:t xml:space="preserve"> </w:t>
-      </w:r>
-      <w:proofErr w:type="spellStart"/>
-      <w:r>
-        <w:rPr>
-          <w:lang w:val="en-US"/>
-        </w:rPr>
-        <w:t>их</w:t>
-      </w:r>
-      <w:proofErr w:type="spellEnd"/>
-      <w:r>
-        <w:rPr>
-          <w:lang w:val="en-US"/>
-        </w:rPr>
-        <w:t xml:space="preserve"> </w:t>
-      </w:r>
-      <w:proofErr w:type="spellStart"/>
-      <w:r>
-        <w:rPr>
-          <w:lang w:val="en-US"/>
-        </w:rPr>
-        <w:t>сравнительный</w:t>
-      </w:r>
-      <w:proofErr w:type="spellEnd"/>
-      <w:r>
-        <w:rPr>
-          <w:lang w:val="en-US"/>
-        </w:rPr>
-        <w:t xml:space="preserve"> </w:t>
-      </w:r>
-      <w:proofErr w:type="spellStart"/>
-      <w:r>
-        <w:rPr>
-          <w:lang w:val="en-US"/>
-        </w:rPr>
-        <w:t>анализ</w:t>
-      </w:r>
-      <w:proofErr w:type="spellEnd"/>
-      <w:r>
-        <w:rPr>
-          <w:lang w:val="en-US"/>
-        </w:rPr>
-        <w:t>.</w:t>
+        <w:t>Ниже рассматриваются основные аналоги и проводится их сравнительный анализ.</w:t>
       </w:r>
     </w:p>
     <w:p>
@@ -5937,23 +5653,7 @@
         <w:contextualSpacing w:val="0"/>
       </w:pPr>
       <w:r>
-        <w:t xml:space="preserve">Примером является библиотека </w:t>
-      </w:r>
-      <w:proofErr w:type="spellStart"/>
-      <w:r>
-        <w:t>Affectiva</w:t>
-      </w:r>
-      <w:proofErr w:type="spellEnd"/>
-      <w:r>
-        <w:t xml:space="preserve">, которая использует </w:t>
-      </w:r>
-      <w:proofErr w:type="spellStart"/>
-      <w:r>
-        <w:t>свёрточные</w:t>
-      </w:r>
-      <w:proofErr w:type="spellEnd"/>
-      <w:r>
-        <w:t xml:space="preserve"> нейронные сети для анализа выражений лица. Такие системы фиксируют видеопоток и классифицируют эмоции на основе визуальных признаков, таких как улыбка или нахмуренные брови.</w:t>
+        <w:t>Примером является библиотека Affectiva, которая использует свёрточные нейронные сети для анализа выражений лица. Такие системы фиксируют видеопоток и классифицируют эмоции на основе визуальных признаков, таких как улыбка или нахмуренные брови.</w:t>
       </w:r>
     </w:p>
     <w:p>
@@ -6060,31 +5760,7 @@
         <w:contextualSpacing w:val="0"/>
       </w:pPr>
       <w:r>
-        <w:t xml:space="preserve">Примером служит платформа </w:t>
-      </w:r>
-      <w:proofErr w:type="spellStart"/>
-      <w:r>
-        <w:t>Beyond</w:t>
-      </w:r>
-      <w:proofErr w:type="spellEnd"/>
-      <w:r>
-        <w:t xml:space="preserve"> </w:t>
-      </w:r>
-      <w:proofErr w:type="spellStart"/>
-      <w:r>
-        <w:t>Verbal</w:t>
-      </w:r>
-      <w:proofErr w:type="spellEnd"/>
-      <w:r>
-        <w:t xml:space="preserve">, которая анализирует голосовые характеристики, такие как высота тона и темп речи, для определения эмоционального состояния. Такие решения часто применяются в </w:t>
-      </w:r>
-      <w:proofErr w:type="spellStart"/>
-      <w:r>
-        <w:t>call</w:t>
-      </w:r>
-      <w:proofErr w:type="spellEnd"/>
-      <w:r>
-        <w:t>-центрах.</w:t>
+        <w:t>Примером служит платформа Beyond Verbal, которая анализирует голосовые характеристики, такие как высота тона и темп речи, для определения эмоционального состояния. Такие решения часто применяются в call-центрах.</w:t>
       </w:r>
     </w:p>
     <w:p>
@@ -6197,15 +5873,7 @@
         <w:contextualSpacing w:val="0"/>
       </w:pPr>
       <w:r>
-        <w:t xml:space="preserve">Примером является система </w:t>
-      </w:r>
-      <w:proofErr w:type="spellStart"/>
-      <w:r>
-        <w:t>Emotient</w:t>
-      </w:r>
-      <w:proofErr w:type="spellEnd"/>
-      <w:r>
-        <w:t xml:space="preserve">, которая комбинирует анализ выражений лица и голосовых данных с использованием CNN и RNN. Такие </w:t>
+        <w:t xml:space="preserve">Примером является система Emotient, которая комбинирует анализ выражений лица и голосовых данных с использованием CNN и RNN. Такие </w:t>
       </w:r>
       <w:r>
         <w:lastRenderedPageBreak/>
@@ -6490,23 +6158,7 @@
         <w:contextualSpacing w:val="0"/>
       </w:pPr>
       <w:r>
-        <w:t xml:space="preserve">Гибкость стека: Использование открытых библиотек (Python, </w:t>
-      </w:r>
-      <w:proofErr w:type="spellStart"/>
-      <w:r>
-        <w:t>PyTorch</w:t>
-      </w:r>
-      <w:proofErr w:type="spellEnd"/>
-      <w:r>
-        <w:t xml:space="preserve">, </w:t>
-      </w:r>
-      <w:proofErr w:type="spellStart"/>
-      <w:r>
-        <w:t>OpenCV</w:t>
-      </w:r>
-      <w:proofErr w:type="spellEnd"/>
-      <w:r>
-        <w:t>) позволяет избежать лицензионных отчислений.</w:t>
+        <w:t>Гибкость стека: Использование открытых библиотек (Python, PyTorch, OpenCV) позволяет избежать лицензионных отчислений.</w:t>
       </w:r>
     </w:p>
     <w:p>
@@ -6518,13 +6170,8 @@
         </w:numPr>
         <w:contextualSpacing w:val="0"/>
       </w:pPr>
-      <w:proofErr w:type="spellStart"/>
-      <w:r>
-        <w:t>Мультимодальность</w:t>
-      </w:r>
-      <w:proofErr w:type="spellEnd"/>
-      <w:r>
-        <w:t>: Повышение точности за счёт объединения визуальных и голосовых признаков.</w:t>
+      <w:r>
+        <w:t>Мультимодальность: Повышение точности за счёт объединения визуальных и голосовых признаков.</w:t>
       </w:r>
     </w:p>
     <w:p>
@@ -6559,15 +6206,7 @@
         <w:contextualSpacing w:val="0"/>
       </w:pPr>
       <w:r>
-        <w:t xml:space="preserve">Требует наличия вычислительных ресурсов для этапа обучения и </w:t>
-      </w:r>
-      <w:proofErr w:type="spellStart"/>
-      <w:r>
-        <w:t>инференса</w:t>
-      </w:r>
-      <w:proofErr w:type="spellEnd"/>
-      <w:r>
-        <w:t xml:space="preserve"> в реальном времени.</w:t>
+        <w:t>Требует наличия вычислительных ресурсов для этапа обучения и инференса в реальном времени.</w:t>
       </w:r>
     </w:p>
     <w:p>
@@ -7645,39 +7284,7 @@
         <w:pStyle w:val="25"/>
       </w:pPr>
       <w:r>
-        <w:t xml:space="preserve">Наиболее существенное отличие разрабатываемой системы от коммерческих аналогов проявляется в вопросах стоимости и правового обеспечения. В отличие от </w:t>
-      </w:r>
-      <w:proofErr w:type="spellStart"/>
-      <w:r>
-        <w:t>Affectiva</w:t>
-      </w:r>
-      <w:proofErr w:type="spellEnd"/>
-      <w:r>
-        <w:t xml:space="preserve">, </w:t>
-      </w:r>
-      <w:proofErr w:type="spellStart"/>
-      <w:r>
-        <w:t>Beyond</w:t>
-      </w:r>
-      <w:proofErr w:type="spellEnd"/>
-      <w:r>
-        <w:t xml:space="preserve"> </w:t>
-      </w:r>
-      <w:proofErr w:type="spellStart"/>
-      <w:r>
-        <w:t>Verbal</w:t>
-      </w:r>
-      <w:proofErr w:type="spellEnd"/>
-      <w:r>
-        <w:t xml:space="preserve"> и </w:t>
-      </w:r>
-      <w:proofErr w:type="spellStart"/>
-      <w:r>
-        <w:t>Emotient</w:t>
-      </w:r>
-      <w:proofErr w:type="spellEnd"/>
-      <w:r>
-        <w:t>, разрабатываемая система предполагает отсутствие регулярных лицензионных отчислений и изначальную архитектурную поддержку требований ФЗ-152. Это критично для работы с персональными данными сотрудников в российских организациях, где передача биометрической информации внешним сервисам создаёт правовые и репутационные риски.</w:t>
+        <w:t>Наиболее существенное отличие разрабатываемой системы от коммерческих аналогов проявляется в вопросах стоимости и правового обеспечения. В отличие от Affectiva, Beyond Verbal и Emotient, разрабатываемая система предполагает отсутствие регулярных лицензионных отчислений и изначальную архитектурную поддержку требований ФЗ-152. Это критично для работы с персональными данными сотрудников в российских организациях, где передача биометрической информации внешним сервисам создаёт правовые и репутационные риски.</w:t>
       </w:r>
     </w:p>
     <w:p>
@@ -7719,15 +7326,7 @@
         <w:pStyle w:val="25"/>
       </w:pPr>
       <w:r>
-        <w:t xml:space="preserve">Для разработки системы целесообразно использовать мультимодальный подход, объединяющий </w:t>
-      </w:r>
-      <w:proofErr w:type="spellStart"/>
-      <w:r>
-        <w:t>свёрточные</w:t>
-      </w:r>
-      <w:proofErr w:type="spellEnd"/>
-      <w:r>
-        <w:t xml:space="preserve"> нейронные сети</w:t>
+        <w:t>Для разработки системы целесообразно использовать мультимодальный подход, объединяющий свёрточные нейронные сети</w:t>
       </w:r>
       <w:r>
         <w:t xml:space="preserve"> </w:t>
@@ -7752,15 +7351,7 @@
     </w:p>
     <w:p>
       <w:r>
-        <w:t xml:space="preserve">Цель исследования: разработка автоматизированной системы проведения </w:t>
-      </w:r>
-      <w:proofErr w:type="spellStart"/>
-      <w:r>
-        <w:t>видеовстреч</w:t>
-      </w:r>
-      <w:proofErr w:type="spellEnd"/>
-      <w:r>
-        <w:t xml:space="preserve"> с мультимодальным анализом эмоционального состояния и речевой активности участников на основе методов искусственного интеллекта.</w:t>
+        <w:t>Цель исследования: разработка автоматизированной системы проведения видеовстреч с мультимодальным анализом эмоционального состояния и речевой активности участников на основе методов искусственного интеллекта.</w:t>
       </w:r>
     </w:p>
     <w:p>
@@ -7893,35 +7484,7 @@
         <w:rPr>
           <w:lang w:bidi="ru-RU"/>
         </w:rPr>
-        <w:t xml:space="preserve">В качестве основного языка программирования для разработки клиентской части системы был выбран </w:t>
-      </w:r>
-      <w:proofErr w:type="spellStart"/>
-      <w:r>
-        <w:rPr>
-          <w:lang w:bidi="ru-RU"/>
-        </w:rPr>
-        <w:t>TypeScript</w:t>
-      </w:r>
-      <w:proofErr w:type="spellEnd"/>
-      <w:r>
-        <w:rPr>
-          <w:lang w:bidi="ru-RU"/>
-        </w:rPr>
-        <w:t xml:space="preserve"> в сочетании с библиотекой </w:t>
-      </w:r>
-      <w:proofErr w:type="spellStart"/>
-      <w:r>
-        <w:rPr>
-          <w:lang w:bidi="ru-RU"/>
-        </w:rPr>
-        <w:t>React</w:t>
-      </w:r>
-      <w:proofErr w:type="spellEnd"/>
-      <w:r>
-        <w:rPr>
-          <w:lang w:bidi="ru-RU"/>
-        </w:rPr>
-        <w:t>. Данный стек обеспечивает создание высокопроизводительных одностраничных приложений с типизированным кодом, что повышает надёжность разработки и упрощает дальнейшую поддержку системы.</w:t>
+        <w:t>В качестве основного языка программирования для разработки клиентской части системы был выбран TypeScript в сочетании с библиотекой React. Данный стек обеспечивает создание высокопроизводительных одностраничных приложений с типизированным кодом, что повышает надёжность разработки и упрощает дальнейшую поддержку системы.</w:t>
       </w:r>
     </w:p>
     <w:p>
@@ -8020,35 +7583,7 @@
         <w:rPr>
           <w:lang w:bidi="ru-RU"/>
         </w:rPr>
-        <w:t>Для реализации серверной логики, маршрутизации и обработки сетевых соединений использовался язык программирования Go (</w:t>
-      </w:r>
-      <w:proofErr w:type="spellStart"/>
-      <w:r>
-        <w:rPr>
-          <w:lang w:bidi="ru-RU"/>
-        </w:rPr>
-        <w:t>Golang</w:t>
-      </w:r>
-      <w:proofErr w:type="spellEnd"/>
-      <w:r>
-        <w:rPr>
-          <w:lang w:bidi="ru-RU"/>
-        </w:rPr>
-        <w:t xml:space="preserve">). Он применяется для построения REST API, управления </w:t>
-      </w:r>
-      <w:proofErr w:type="spellStart"/>
-      <w:r>
-        <w:rPr>
-          <w:lang w:bidi="ru-RU"/>
-        </w:rPr>
-        <w:t>WebSocket</w:t>
-      </w:r>
-      <w:proofErr w:type="spellEnd"/>
-      <w:r>
-        <w:rPr>
-          <w:lang w:bidi="ru-RU"/>
-        </w:rPr>
-        <w:t>-подключениями и координации обмена данными между участниками встречи и аналитическими модулями.</w:t>
+        <w:t>Для реализации серверной логики, маршрутизации и обработки сетевых соединений использовался язык программирования Go (Golang). Он применяется для построения REST API, управления WebSocket-подключениями и координации обмена данными между участниками встречи и аналитическими модулями.</w:t>
       </w:r>
     </w:p>
     <w:p>
@@ -8147,21 +7682,7 @@
           <w:lang w:bidi="ru-RU"/>
         </w:rPr>
         <w:lastRenderedPageBreak/>
-        <w:t xml:space="preserve">Для реализации модулей мультимодального анализа (распознавание эмоционального состояния, </w:t>
-      </w:r>
-      <w:proofErr w:type="spellStart"/>
-      <w:r>
-        <w:rPr>
-          <w:lang w:bidi="ru-RU"/>
-        </w:rPr>
-        <w:t>транскрибация</w:t>
-      </w:r>
-      <w:proofErr w:type="spellEnd"/>
-      <w:r>
-        <w:rPr>
-          <w:lang w:bidi="ru-RU"/>
-        </w:rPr>
-        <w:t xml:space="preserve"> речи) применялся язык программирования Python. Он используется в составе отдельного AI-шлюза и сервиса распознавания речи для обработки видеопотока и аудиосигналов.</w:t>
+        <w:t>Для реализации модулей мультимодального анализа (распознавание эмоционального состояния, транскрибация речи) применялся язык программирования Python. Он используется в составе отдельного AI-шлюза и сервиса распознавания речи для обработки видеопотока и аудиосигналов.</w:t>
       </w:r>
     </w:p>
     <w:p>
@@ -8192,49 +7713,7 @@
         <w:rPr>
           <w:lang w:bidi="ru-RU"/>
         </w:rPr>
-        <w:t>Наличие специализированных библиотек для работы с нейронными сетями и обработки мультимедиа (</w:t>
-      </w:r>
-      <w:proofErr w:type="spellStart"/>
-      <w:r>
-        <w:rPr>
-          <w:lang w:bidi="ru-RU"/>
-        </w:rPr>
-        <w:t>OpenCV</w:t>
-      </w:r>
-      <w:proofErr w:type="spellEnd"/>
-      <w:r>
-        <w:rPr>
-          <w:lang w:bidi="ru-RU"/>
-        </w:rPr>
-        <w:t xml:space="preserve">, </w:t>
-      </w:r>
-      <w:proofErr w:type="spellStart"/>
-      <w:r>
-        <w:rPr>
-          <w:lang w:bidi="ru-RU"/>
-        </w:rPr>
-        <w:t>FastAPI</w:t>
-      </w:r>
-      <w:proofErr w:type="spellEnd"/>
-      <w:r>
-        <w:rPr>
-          <w:lang w:bidi="ru-RU"/>
-        </w:rPr>
-        <w:t xml:space="preserve">, </w:t>
-      </w:r>
-      <w:proofErr w:type="spellStart"/>
-      <w:r>
-        <w:rPr>
-          <w:lang w:bidi="ru-RU"/>
-        </w:rPr>
-        <w:t>faster-whisper</w:t>
-      </w:r>
-      <w:proofErr w:type="spellEnd"/>
-      <w:r>
-        <w:rPr>
-          <w:lang w:bidi="ru-RU"/>
-        </w:rPr>
-        <w:t>)</w:t>
+        <w:t>Наличие специализированных библиотек для работы с нейронными сетями и обработки мультимедиа (OpenCV, FastAPI, faster-whisper)</w:t>
       </w:r>
       <w:r>
         <w:rPr>
@@ -8428,21 +7907,7 @@
         <w:rPr>
           <w:lang w:bidi="ru-RU"/>
         </w:rPr>
-        <w:t xml:space="preserve">Для хранения данных о пользователях, сессиях, событиях аналитики и результатах анализа была выбрана система управления базами данных </w:t>
-      </w:r>
-      <w:proofErr w:type="spellStart"/>
-      <w:r>
-        <w:rPr>
-          <w:lang w:bidi="ru-RU"/>
-        </w:rPr>
-        <w:t>PostgreSQL</w:t>
-      </w:r>
-      <w:proofErr w:type="spellEnd"/>
-      <w:r>
-        <w:rPr>
-          <w:lang w:bidi="ru-RU"/>
-        </w:rPr>
-        <w:t>. Данная СУБД обеспечивает:</w:t>
+        <w:t>Для хранения данных о пользователях, сессиях, событиях аналитики и результатах анализа была выбрана система управления базами данных PostgreSQL. Данная СУБД обеспечивает:</w:t>
       </w:r>
     </w:p>
     <w:p>
@@ -8460,21 +7925,7 @@
         <w:rPr>
           <w:lang w:bidi="ru-RU"/>
         </w:rPr>
-        <w:t xml:space="preserve">Надёжное хранение структурированных и </w:t>
-      </w:r>
-      <w:proofErr w:type="spellStart"/>
-      <w:r>
-        <w:rPr>
-          <w:lang w:bidi="ru-RU"/>
-        </w:rPr>
-        <w:t>полуструктурированных</w:t>
-      </w:r>
-      <w:proofErr w:type="spellEnd"/>
-      <w:r>
-        <w:rPr>
-          <w:lang w:bidi="ru-RU"/>
-        </w:rPr>
-        <w:t xml:space="preserve"> данных, включая поддержку формата JSONB для гибкого сохранения аналитических событий;</w:t>
+        <w:t>Надёжное хранение структурированных и полуструктурированных данных, включая поддержку формата JSONB для гибкого сохранения аналитических событий;</w:t>
       </w:r>
     </w:p>
     <w:p>
@@ -8815,10 +8266,10 @@
           <w:noProof/>
         </w:rPr>
         <w:drawing>
-          <wp:inline distT="0" distB="0" distL="0" distR="0" wp14:anchorId="71CA1DE7" wp14:editId="4F55CEAF">
-            <wp:extent cx="5940425" cy="4744720"/>
-            <wp:effectExtent l="0" t="0" r="3175" b="0"/>
-            <wp:docPr id="7" name="Рисунок 7"/>
+          <wp:inline distT="0" distB="0" distL="0" distR="0" wp14:anchorId="6EEC47D8" wp14:editId="7D4623C2">
+            <wp:extent cx="5934075" cy="4733925"/>
+            <wp:effectExtent l="0" t="0" r="9525" b="9525"/>
+            <wp:docPr id="4" name="Рисунок 4"/>
             <wp:cNvGraphicFramePr>
               <a:graphicFrameLocks xmlns:a="http://schemas.openxmlformats.org/drawingml/2006/main" noChangeAspect="1"/>
             </wp:cNvGraphicFramePr>
@@ -8847,7 +8298,7 @@
                   <pic:spPr bwMode="auto">
                     <a:xfrm>
                       <a:off x="0" y="0"/>
-                      <a:ext cx="5940425" cy="4744720"/>
+                      <a:ext cx="5934075" cy="4733925"/>
                     </a:xfrm>
                     <a:prstGeom prst="rect">
                       <a:avLst/>
@@ -8866,14 +8317,9 @@
     </w:p>
     <w:p>
       <w:pPr>
-        <w:ind w:firstLine="0"/>
+        <w:pStyle w:val="affc"/>
       </w:pPr>
       <w:bookmarkStart w:id="25" w:name="_Ref229765268"/>
-    </w:p>
-    <w:p>
-      <w:pPr>
-        <w:pStyle w:val="affc"/>
-      </w:pPr>
       <w:bookmarkStart w:id="26" w:name="_Ref229765368"/>
       <w:bookmarkStart w:id="27" w:name="_Ref232753057"/>
       <w:r>
@@ -9264,7 +8710,6 @@
     </w:p>
     <w:p>
       <w:pPr>
-        <w:ind w:firstLine="0"/>
         <w:rPr>
           <w:rFonts w:eastAsiaTheme="minorHAnsi"/>
           <w:lang w:eastAsia="en-US" w:bidi="he-IL"/>
@@ -9272,14 +8717,16 @@
       </w:pPr>
       <w:r>
         <w:rPr>
+          <w:rFonts w:eastAsiaTheme="minorHAnsi"/>
           <w:noProof/>
+          <w:lang w:eastAsia="en-US" w:bidi="he-IL"/>
         </w:rPr>
         <w:lastRenderedPageBreak/>
         <w:drawing>
-          <wp:inline distT="0" distB="0" distL="0" distR="0" wp14:anchorId="1058030B" wp14:editId="49E6F84E">
-            <wp:extent cx="9319372" cy="4747849"/>
-            <wp:effectExtent l="0" t="0" r="0" b="0"/>
-            <wp:docPr id="12" name="Рисунок 12"/>
+          <wp:inline distT="0" distB="0" distL="0" distR="0" wp14:anchorId="3918F3F9" wp14:editId="300E577C">
+            <wp:extent cx="8916527" cy="4880475"/>
+            <wp:effectExtent l="0" t="1270" r="0" b="0"/>
+            <wp:docPr id="13" name="Рисунок 13"/>
             <wp:cNvGraphicFramePr>
               <a:graphicFrameLocks xmlns:a="http://schemas.openxmlformats.org/drawingml/2006/main" noChangeAspect="1"/>
             </wp:cNvGraphicFramePr>
@@ -9287,13 +8734,13 @@
               <a:graphicData uri="http://schemas.openxmlformats.org/drawingml/2006/picture">
                 <pic:pic xmlns:pic="http://schemas.openxmlformats.org/drawingml/2006/picture">
                   <pic:nvPicPr>
-                    <pic:cNvPr id="0" name="Picture 3"/>
+                    <pic:cNvPr id="0" name="Picture 2"/>
                     <pic:cNvPicPr>
                       <a:picLocks noChangeAspect="1" noChangeArrowheads="1"/>
                     </pic:cNvPicPr>
                   </pic:nvPicPr>
                   <pic:blipFill>
-                    <a:blip r:embed="rId12" cstate="print">
+                    <a:blip r:embed="rId12">
                       <a:extLst>
                         <a:ext uri="{28A0092B-C50C-407E-A947-70E740481C1C}">
                           <a14:useLocalDpi xmlns:a14="http://schemas.microsoft.com/office/drawing/2010/main" val="0"/>
@@ -9308,7 +8755,7 @@
                   <pic:spPr bwMode="auto">
                     <a:xfrm rot="16200000">
                       <a:off x="0" y="0"/>
-                      <a:ext cx="9333361" cy="4754976"/>
+                      <a:ext cx="8938886" cy="4892713"/>
                     </a:xfrm>
                     <a:prstGeom prst="rect">
                       <a:avLst/>
@@ -9327,15 +8774,6 @@
     </w:p>
     <w:p>
       <w:pPr>
-        <w:ind w:firstLine="0"/>
-        <w:rPr>
-          <w:rFonts w:eastAsiaTheme="minorHAnsi"/>
-          <w:lang w:eastAsia="en-US" w:bidi="he-IL"/>
-        </w:rPr>
-      </w:pPr>
-    </w:p>
-    <w:p>
-      <w:pPr>
         <w:pStyle w:val="affc"/>
       </w:pPr>
       <w:r>
@@ -9424,6 +8862,7 @@
         <w:rPr>
           <w:rFonts w:eastAsiaTheme="minorHAnsi"/>
         </w:rPr>
+        <w:lastRenderedPageBreak/>
         <w:t>Блок A1 «Проведение сессии»</w:t>
       </w:r>
     </w:p>
@@ -9437,21 +8876,7 @@
         <w:rPr>
           <w:rFonts w:eastAsiaTheme="minorHAnsi"/>
         </w:rPr>
-        <w:t xml:space="preserve">Данный блок описывает процесс инициации и проведения онлайн-сессии взаимодействия между участниками. HR-специалист создаёт конфигурацию анализа, формирует запрос на создание сессии и приглашает участников через механизм </w:t>
-      </w:r>
-      <w:proofErr w:type="spellStart"/>
-      <w:r>
-        <w:rPr>
-          <w:rFonts w:eastAsiaTheme="minorHAnsi"/>
-        </w:rPr>
-        <w:t>инвайт</w:t>
-      </w:r>
-      <w:proofErr w:type="spellEnd"/>
-      <w:r>
-        <w:rPr>
-          <w:rFonts w:eastAsiaTheme="minorHAnsi"/>
-        </w:rPr>
-        <w:t>-ссылок. В ходе сессии осуществляется захват мультимодальных данных от всех подключённых пользователей.</w:t>
+        <w:t>Данный блок описывает процесс инициации и проведения онлайн-сессии взаимодействия между участниками. HR-специалист создаёт конфигурацию анализа, формирует запрос на создание сессии и приглашает участников через механизм инвайт-ссылок. В ходе сессии осуществляется захват мультимодальных данных от всех подключённых пользователей.</w:t>
       </w:r>
     </w:p>
     <w:p>
@@ -9683,7 +9108,6 @@
         <w:rPr>
           <w:rFonts w:eastAsiaTheme="minorHAnsi"/>
         </w:rPr>
-        <w:lastRenderedPageBreak/>
         <w:t>Видеопоток — поток кадров для последующей обработки;</w:t>
       </w:r>
     </w:p>
@@ -9720,6 +9144,7 @@
         <w:rPr>
           <w:rFonts w:eastAsiaTheme="minorHAnsi"/>
         </w:rPr>
+        <w:lastRenderedPageBreak/>
         <w:t>Блок A2 «Предобработка данных»</w:t>
       </w:r>
     </w:p>
@@ -9893,21 +9318,7 @@
         <w:rPr>
           <w:rFonts w:eastAsiaTheme="minorHAnsi"/>
         </w:rPr>
-        <w:t>Признаки видео — нормализованные и выровненные изображения лиц, ключевые точки (</w:t>
-      </w:r>
-      <w:proofErr w:type="spellStart"/>
-      <w:r>
-        <w:rPr>
-          <w:rFonts w:eastAsiaTheme="minorHAnsi"/>
-        </w:rPr>
-        <w:t>landmarks</w:t>
-      </w:r>
-      <w:proofErr w:type="spellEnd"/>
-      <w:r>
-        <w:rPr>
-          <w:rFonts w:eastAsiaTheme="minorHAnsi"/>
-        </w:rPr>
-        <w:t>);</w:t>
+        <w:t>Признаки видео — нормализованные и выровненные изображения лиц, ключевые точки (landmarks);</w:t>
       </w:r>
     </w:p>
     <w:p>
@@ -9925,21 +9336,7 @@
         <w:rPr>
           <w:rFonts w:eastAsiaTheme="minorHAnsi"/>
         </w:rPr>
-        <w:t xml:space="preserve">Признаки аудио — мел-частотные </w:t>
-      </w:r>
-      <w:proofErr w:type="spellStart"/>
-      <w:r>
-        <w:rPr>
-          <w:rFonts w:eastAsiaTheme="minorHAnsi"/>
-        </w:rPr>
-        <w:t>кепстральные</w:t>
-      </w:r>
-      <w:proofErr w:type="spellEnd"/>
-      <w:r>
-        <w:rPr>
-          <w:rFonts w:eastAsiaTheme="minorHAnsi"/>
-        </w:rPr>
-        <w:t xml:space="preserve"> коэффициенты (MFCC) и другие акустические признаки.</w:t>
+        <w:t>Признаки аудио — мел-частотные кепстральные коэффициенты (MFCC) и другие акустические признаки.</w:t>
       </w:r>
     </w:p>
     <w:p>
@@ -9970,70 +9367,14 @@
         <w:rPr>
           <w:rFonts w:eastAsiaTheme="minorHAnsi"/>
         </w:rPr>
-        <w:t xml:space="preserve">На данном этапе извлечённые признаки передаются в модули классификации на основе </w:t>
-      </w:r>
-      <w:proofErr w:type="spellStart"/>
+        <w:t xml:space="preserve">На данном этапе извлечённые признаки передаются в модули классификации на основе предобученных нейронных сетей. Видеоданные анализируются свёрточной нейронной сетью (CNN) для классификации выражений лица, аудиоданные — рекуррентной нейронной сетью (RNN) для распознавания голосовых характеристик. Параллельно выполняется транскрибация речи с помощью модели автоматического распознавания речи </w:t>
+      </w:r>
       <w:r>
         <w:rPr>
           <w:rFonts w:eastAsiaTheme="minorHAnsi"/>
         </w:rPr>
-        <w:t>предобученных</w:t>
-      </w:r>
-      <w:proofErr w:type="spellEnd"/>
-      <w:r>
-        <w:rPr>
-          <w:rFonts w:eastAsiaTheme="minorHAnsi"/>
-        </w:rPr>
-        <w:t xml:space="preserve"> нейронных сетей. Видеоданные анализируются </w:t>
-      </w:r>
-      <w:proofErr w:type="spellStart"/>
-      <w:r>
-        <w:rPr>
-          <w:rFonts w:eastAsiaTheme="minorHAnsi"/>
-        </w:rPr>
-        <w:t>свёрточной</w:t>
-      </w:r>
-      <w:proofErr w:type="spellEnd"/>
-      <w:r>
-        <w:rPr>
-          <w:rFonts w:eastAsiaTheme="minorHAnsi"/>
-        </w:rPr>
-        <w:t xml:space="preserve"> нейронной сетью (CNN) для классификации выражений лица, аудиоданные — рекуррентной нейронной сетью (RNN) для </w:t>
-      </w:r>
-      <w:r>
-        <w:rPr>
-          <w:rFonts w:eastAsiaTheme="minorHAnsi"/>
-        </w:rPr>
         <w:lastRenderedPageBreak/>
-        <w:t xml:space="preserve">распознавания голосовых характеристик. Параллельно выполняется </w:t>
-      </w:r>
-      <w:proofErr w:type="spellStart"/>
-      <w:r>
-        <w:rPr>
-          <w:rFonts w:eastAsiaTheme="minorHAnsi"/>
-        </w:rPr>
-        <w:t>транскрибация</w:t>
-      </w:r>
-      <w:proofErr w:type="spellEnd"/>
-      <w:r>
-        <w:rPr>
-          <w:rFonts w:eastAsiaTheme="minorHAnsi"/>
-        </w:rPr>
-        <w:t xml:space="preserve"> речи с помощью модели автоматического распознавания речи (ASR) и анализ тональности текста с использованием NLP-модели. Для каждого входного сигнала модель выдаёт оценку принадлежности к классу эмоций (</w:t>
-      </w:r>
-      <w:proofErr w:type="spellStart"/>
-      <w:r>
-        <w:rPr>
-          <w:rFonts w:eastAsiaTheme="minorHAnsi"/>
-        </w:rPr>
-        <w:t>argmax</w:t>
-      </w:r>
-      <w:proofErr w:type="spellEnd"/>
-      <w:r>
-        <w:rPr>
-          <w:rFonts w:eastAsiaTheme="minorHAnsi"/>
-        </w:rPr>
-        <w:t>).</w:t>
+        <w:t>(ASR) и анализ тональности текста с использованием NLP-модели. Для каждого входного сигнала модель выдаёт оценку принадлежности к классу эмоций (argmax).</w:t>
       </w:r>
     </w:p>
     <w:p>
@@ -10131,21 +9472,7 @@
         <w:rPr>
           <w:rFonts w:eastAsiaTheme="minorHAnsi"/>
         </w:rPr>
-        <w:t xml:space="preserve">Модели и алгоритмы анализа эмоций — обученные нейронные сети (CNN для видео, RNN для аудио, ASR для </w:t>
-      </w:r>
-      <w:proofErr w:type="spellStart"/>
-      <w:r>
-        <w:rPr>
-          <w:rFonts w:eastAsiaTheme="minorHAnsi"/>
-        </w:rPr>
-        <w:t>транскрибации</w:t>
-      </w:r>
-      <w:proofErr w:type="spellEnd"/>
-      <w:r>
-        <w:rPr>
-          <w:rFonts w:eastAsiaTheme="minorHAnsi"/>
-        </w:rPr>
-        <w:t>, NLP для анализа тональности) и правила классификации.</w:t>
+        <w:t>Модели и алгоритмы анализа эмоций — обученные нейронные сети (CNN для видео, RNN для аудио, ASR для транскрибации, NLP для анализа тональности) и правила классификации.</w:t>
       </w:r>
     </w:p>
     <w:p>
@@ -10238,42 +9565,7 @@
         <w:rPr>
           <w:rFonts w:eastAsiaTheme="minorHAnsi"/>
         </w:rPr>
-        <w:t>Завершающий этап обработки, на котором результаты анализа агрегируются по временным окнам и преобразуются в структурированный аналитический отчёт. Применяется эвристический подход позднего слияния (</w:t>
-      </w:r>
-      <w:proofErr w:type="spellStart"/>
-      <w:r>
-        <w:rPr>
-          <w:rFonts w:eastAsiaTheme="minorHAnsi"/>
-        </w:rPr>
-        <w:t>late</w:t>
-      </w:r>
-      <w:proofErr w:type="spellEnd"/>
-      <w:r>
-        <w:rPr>
-          <w:rFonts w:eastAsiaTheme="minorHAnsi"/>
-        </w:rPr>
-        <w:t xml:space="preserve"> </w:t>
-      </w:r>
-      <w:proofErr w:type="spellStart"/>
-      <w:r>
-        <w:rPr>
-          <w:rFonts w:eastAsiaTheme="minorHAnsi"/>
-        </w:rPr>
-        <w:t>fusion</w:t>
-      </w:r>
-      <w:proofErr w:type="spellEnd"/>
-      <w:r>
-        <w:rPr>
-          <w:rFonts w:eastAsiaTheme="minorHAnsi"/>
-        </w:rPr>
-        <w:t xml:space="preserve">): статистика эмоций, временные шкалы активности, ключевые фразы из транскрипта и метрики вовлечённости объединяются в единый документ. Отчёт формируется по выбранной форме (PDF, CSV, JSON) и </w:t>
-      </w:r>
-      <w:r>
-        <w:rPr>
-          <w:rFonts w:eastAsiaTheme="minorHAnsi"/>
-        </w:rPr>
-        <w:lastRenderedPageBreak/>
-        <w:t>становится доступным HR-специалисту для принятия управленческих решений.</w:t>
+        <w:t>Завершающий этап обработки, на котором результаты анализа агрегируются по временным окнам и преобразуются в структурированный аналитический отчёт. Применяется эвристический подход позднего слияния (late fusion): статистика эмоций, временные шкалы активности, ключевые фразы из транскрипта и метрики вовлечённости объединяются в единый документ. Отчёт формируется по выбранной форме (PDF, CSV, JSON) и становится доступным HR-специалисту для принятия управленческих решений.</w:t>
       </w:r>
     </w:p>
     <w:p>
@@ -10304,6 +9596,7 @@
         <w:rPr>
           <w:rFonts w:eastAsiaTheme="minorHAnsi"/>
         </w:rPr>
+        <w:lastRenderedPageBreak/>
         <w:t>Результаты анализа — классифицированные эмоции, транскрипты, метрики тональности;</w:t>
       </w:r>
     </w:p>
@@ -10477,35 +9770,15 @@
         <w:rPr>
           <w:rFonts w:eastAsiaTheme="minorHAnsi"/>
         </w:rPr>
-        <w:t xml:space="preserve">Таким образом, декомпозиция IDEF0-диаграммы детализирует функциональную структуру системы, показывая последовательность этапов </w:t>
-      </w:r>
-      <w:r>
-        <w:rPr>
-          <w:rFonts w:eastAsiaTheme="minorHAnsi"/>
-        </w:rPr>
+        <w:t>Таким образом, декомпозиция IDEF0-диаграммы детализирует функциональную структуру системы, показывая последовательность этапов обработки мультимодальных данных от захвата медиапотоков до формирования аналитического отчёта, а также определяя ресурсы и управляющие факторы для каждого подпроцесса.</w:t>
+      </w:r>
+    </w:p>
+    <w:p>
+      <w:pPr>
+        <w:pStyle w:val="3"/>
+      </w:pPr>
+      <w:r>
         <w:lastRenderedPageBreak/>
-        <w:t xml:space="preserve">обработки мультимодальных данных от захвата </w:t>
-      </w:r>
-      <w:proofErr w:type="spellStart"/>
-      <w:r>
-        <w:rPr>
-          <w:rFonts w:eastAsiaTheme="minorHAnsi"/>
-        </w:rPr>
-        <w:t>медиапотоков</w:t>
-      </w:r>
-      <w:proofErr w:type="spellEnd"/>
-      <w:r>
-        <w:rPr>
-          <w:rFonts w:eastAsiaTheme="minorHAnsi"/>
-        </w:rPr>
-        <w:t xml:space="preserve"> до формирования аналитического отчёта, а также определяя ресурсы и управляющие факторы для каждого подпроцесса.</w:t>
-      </w:r>
-    </w:p>
-    <w:p>
-      <w:pPr>
-        <w:pStyle w:val="3"/>
-      </w:pPr>
-      <w:r>
         <w:t>DFD-диаграмма</w:t>
       </w:r>
     </w:p>
@@ -10746,16 +10019,16 @@
     </w:p>
     <w:p>
       <w:r>
-        <w:t xml:space="preserve">Функциональная часть диаграммы состоит из четырёх последовательных процессов. Процесс P1 выполняет сбор мультимодальных данных и их первичную подготовку. Далее поток передаётся в процесс P2, где из сырых видеозаписей и аудиосигналов извлекаются ключевые признаки. Подготовленные данные поступают в процесс P3, осуществляющий классификацию эмоциональных состояний с использованием нейросетевых моделей. Завершающий этап P4 отвечает за агрегацию результатов анализа и </w:t>
+        <w:t>Функциональная часть диаграммы состоит из четырёх последовательных процессов. Процесс P1 выполняет сбор мультимодальных данных и их первичную подготовку. Далее поток передаётся в процесс P2, где из сырых видеозаписей и аудиосигналов извлекаются ключевые признаки. Подготовленные данные поступают в процесс P3, осуществляющий классификацию эмоциональных состояний с использованием нейросетевых моделей. Завершающий этап P4 отвечает за агрегацию результатов анализа и формирование структурированного отчёта, который сохраняется в хранилище D1 и обеспечивается доступ для HR-менеджера.</w:t>
+      </w:r>
+    </w:p>
+    <w:p>
+      <w:r>
+        <w:t xml:space="preserve">Логика движения информации на диаграмме отражает полный жизненный цикл обработки. Видео- и аудиопотоки от источника </w:t>
       </w:r>
       <w:r>
         <w:lastRenderedPageBreak/>
-        <w:t>формирование структурированного отчёта, который сохраняется в хранилище D1 и обеспечивается доступ для HR-менеджера.</w:t>
-      </w:r>
-    </w:p>
-    <w:p>
-      <w:r>
-        <w:t>Логика движения информации на диаграмме отражает полный жизненный цикл обработки. Видео- и аудиопотоки от источника направляются в процесс сбора, откуда сырые данные передаются на этап обработки. Извлечённые признаки одновременно сохраняются в базу данных и передаются в модуль анализа. Результаты классификации также фиксируются в хранилище и поступают в процесс формирования отчёта, после чего готовый документ выгружается для HR-менеджера.</w:t>
+        <w:t>направляются в процесс сбора, откуда сырые данные передаются на этап обработки. Извлечённые признаки одновременно сохраняются в базу данных и передаются в модуль анализа. Результаты классификации также фиксируются в хранилище и поступают в процесс формирования отчёта, после чего готовый документ выгружается для HR-менеджера.</w:t>
       </w:r>
     </w:p>
     <w:p>
@@ -10904,16 +10177,7 @@
         </w:numPr>
       </w:pPr>
       <w:r>
-        <w:lastRenderedPageBreak/>
-        <w:t xml:space="preserve">Сеанс </w:t>
-      </w:r>
-      <w:proofErr w:type="spellStart"/>
-      <w:r>
-        <w:t>видеовстречи</w:t>
-      </w:r>
-      <w:proofErr w:type="spellEnd"/>
-      <w:r>
-        <w:t xml:space="preserve"> — ключевая сущность бизнес-процесса, описывающая жизненный цикл мероприятия (от создания до завершения).</w:t>
+        <w:t>Сеанс видеовстречи — ключевая сущность бизнес-процесса, описывающая жизненный цикл мероприятия (от создания до завершения).</w:t>
       </w:r>
     </w:p>
     <w:p>
@@ -10925,7 +10189,11 @@
         </w:numPr>
       </w:pPr>
       <w:r>
-        <w:t>Участник встречи — реализует связь «многие-ко-многим» между пользователями и сессиями. Важной особенностью является допущение NULL для внешнего ключа пользователя, что позволяет регистрировать в системе гостей без обязательной регистрации аккаунта.</w:t>
+        <w:t xml:space="preserve">Участник встречи — реализует связь «многие-ко-многим» между пользователями и сессиями. Важной особенностью является допущение </w:t>
+      </w:r>
+      <w:r>
+        <w:lastRenderedPageBreak/>
+        <w:t>NULL для внешнего ключа пользователя, что позволяет регистрировать в системе гостей без обязательной регистрации аккаунта.</w:t>
       </w:r>
     </w:p>
     <w:p>
@@ -11065,23 +10333,7 @@
         <w:t>Все с</w:t>
       </w:r>
       <w:r>
-        <w:t>вязи между сущностями имеют характер «один-ко-многим» (</w:t>
-      </w:r>
-      <w:proofErr w:type="gramStart"/>
-      <w:r>
-        <w:t>1:М</w:t>
-      </w:r>
-      <w:proofErr w:type="gramEnd"/>
-      <w:r>
-        <w:t xml:space="preserve">). Центральной точкой агрегации является «Сеанс </w:t>
-      </w:r>
-      <w:proofErr w:type="spellStart"/>
-      <w:r>
-        <w:t>видеовстречи</w:t>
-      </w:r>
-      <w:proofErr w:type="spellEnd"/>
-      <w:r>
-        <w:t>»: одна сессия порождает множество участников, событий аналитики, сообщений чата и итоговых отчётов. Пользователь, в свою очередь, может быть организатором множества сессий и иметь несколько активных токенов обновления.</w:t>
+        <w:t>вязи между сущностями имеют характер «один-ко-многим» (1:М). Центральной точкой агрегации является «Сеанс видеовстречи»: одна сессия порождает множество участников, событий аналитики, сообщений чата и итоговых отчётов. Пользователь, в свою очередь, может быть организатором множества сессий и иметь несколько активных токенов обновления.</w:t>
       </w:r>
     </w:p>
     <w:p>
@@ -13900,20 +13152,8 @@
           <w:bCs w:val="0"/>
           <w:color w:val="000000"/>
         </w:rPr>
-        <w:t xml:space="preserve">Сеанс </w:t>
-      </w:r>
-      <w:proofErr w:type="spellStart"/>
-      <w:r>
-        <w:rPr>
-          <w:rStyle w:val="aff2"/>
-          <w:rFonts w:eastAsia="Microsoft YaHei"/>
-          <w:b w:val="0"/>
-          <w:bCs w:val="0"/>
-          <w:color w:val="000000"/>
-        </w:rPr>
-        <w:t>видеовстречи</w:t>
-      </w:r>
-      <w:proofErr w:type="spellEnd"/>
+        <w:t>Сеанс видеовстречи</w:t>
+      </w:r>
       <w:r>
         <w:rPr>
           <w:rFonts w:eastAsia="Microsoft YaHei"/>
@@ -14045,19 +13285,8 @@
           <w:i w:val="0"/>
           <w:iCs w:val="0"/>
         </w:rPr>
-        <w:t xml:space="preserve">Сеанс </w:t>
-      </w:r>
-      <w:proofErr w:type="spellStart"/>
-      <w:r>
-        <w:rPr>
-          <w:rStyle w:val="ae"/>
-          <w:rFonts w:eastAsia="Microsoft YaHei"/>
-          <w:i w:val="0"/>
-          <w:iCs w:val="0"/>
-        </w:rPr>
-        <w:t>видеовстречи</w:t>
-      </w:r>
-      <w:proofErr w:type="spellEnd"/>
+        <w:t>Сеанс видеовстречи</w:t>
+      </w:r>
       <w:r>
         <w:rPr>
           <w:rStyle w:val="ae"/>
@@ -14408,21 +13637,12 @@
                 <w:sz w:val="28"/>
               </w:rPr>
             </w:pPr>
-            <w:proofErr w:type="spellStart"/>
             <w:r>
               <w:rPr>
                 <w:rFonts w:asciiTheme="majorHAnsi" w:hAnsiTheme="majorHAnsi" w:cstheme="majorHAnsi"/>
                 <w:sz w:val="28"/>
               </w:rPr>
-              <w:t>Человекочитаемое</w:t>
-            </w:r>
-            <w:proofErr w:type="spellEnd"/>
-            <w:r>
-              <w:rPr>
-                <w:rFonts w:asciiTheme="majorHAnsi" w:hAnsiTheme="majorHAnsi" w:cstheme="majorHAnsi"/>
-                <w:sz w:val="28"/>
-              </w:rPr>
-              <w:t xml:space="preserve"> наименование сессии</w:t>
+              <w:t>Человекочитаемое наименование сессии</w:t>
             </w:r>
           </w:p>
         </w:tc>
@@ -15982,21 +15202,7 @@
         <w:rPr>
           <w:rFonts w:eastAsia="Microsoft YaHei"/>
         </w:rPr>
-        <w:t xml:space="preserve">выходные данные модуля искусственного интеллекта, содержащие информацию о распознанных эмоциях, результатах </w:t>
-      </w:r>
-      <w:proofErr w:type="spellStart"/>
-      <w:r>
-        <w:rPr>
-          <w:rFonts w:eastAsia="Microsoft YaHei"/>
-        </w:rPr>
-        <w:t>транскрибации</w:t>
-      </w:r>
-      <w:proofErr w:type="spellEnd"/>
-      <w:r>
-        <w:rPr>
-          <w:rFonts w:eastAsia="Microsoft YaHei"/>
-        </w:rPr>
-        <w:t xml:space="preserve"> речи и расчетных метриках.</w:t>
+        <w:t>выходные данные модуля искусственного интеллекта, содержащие информацию о распознанных эмоциях, результатах транскрибации речи и расчетных метриках.</w:t>
       </w:r>
     </w:p>
     <w:p>
@@ -19453,21 +18659,7 @@
         <w:rPr>
           <w:rFonts w:eastAsia="Microsoft YaHei"/>
         </w:rPr>
-        <w:t xml:space="preserve">На этапе логического проектирования концептуальная модель была преобразована в схему реляционной базы данных с учётом особенностей выбранной СУБД </w:t>
-      </w:r>
-      <w:proofErr w:type="spellStart"/>
-      <w:r>
-        <w:rPr>
-          <w:rFonts w:eastAsia="Microsoft YaHei"/>
-        </w:rPr>
-        <w:t>PostgreSQL</w:t>
-      </w:r>
-      <w:proofErr w:type="spellEnd"/>
-      <w:r>
-        <w:rPr>
-          <w:rFonts w:eastAsia="Microsoft YaHei"/>
-        </w:rPr>
-        <w:t xml:space="preserve">. Логическая модель </w:t>
+        <w:t xml:space="preserve">На этапе логического проектирования концептуальная модель была преобразована в схему реляционной базы данных с учётом особенностей выбранной СУБД PostgreSQL. Логическая модель </w:t>
       </w:r>
       <w:r>
         <w:rPr>
@@ -19714,21 +18906,7 @@
           <w:rFonts w:eastAsia="Microsoft YaHei"/>
         </w:rPr>
         <w:lastRenderedPageBreak/>
-        <w:t xml:space="preserve">ключи обеспечивают ссылочную целостность между связанными сущностями: например, каждая запись в таблице «Участник встречи» ссылается на конкретный сеанс </w:t>
-      </w:r>
-      <w:proofErr w:type="spellStart"/>
-      <w:r>
-        <w:rPr>
-          <w:rFonts w:eastAsia="Microsoft YaHei"/>
-        </w:rPr>
-        <w:t>видеовстречи</w:t>
-      </w:r>
-      <w:proofErr w:type="spellEnd"/>
-      <w:r>
-        <w:rPr>
-          <w:rFonts w:eastAsia="Microsoft YaHei"/>
-        </w:rPr>
-        <w:t>.</w:t>
+        <w:t>ключи обеспечивают ссылочную целостность между связанными сущностями: например, каждая запись в таблице «Участник встречи» ссылается на конкретный сеанс видеовстречи.</w:t>
       </w:r>
     </w:p>
     <w:p>
@@ -19746,21 +18924,7 @@
         <w:rPr>
           <w:rFonts w:eastAsia="Microsoft YaHei"/>
         </w:rPr>
-        <w:t xml:space="preserve">Ограничения уникальности. Ряд полей имеет ограничение уникальности: адрес электронной почты пользователя, </w:t>
-      </w:r>
-      <w:proofErr w:type="spellStart"/>
-      <w:r>
-        <w:rPr>
-          <w:rFonts w:eastAsia="Microsoft YaHei"/>
-        </w:rPr>
-        <w:t>хеш</w:t>
-      </w:r>
-      <w:proofErr w:type="spellEnd"/>
-      <w:r>
-        <w:rPr>
-          <w:rFonts w:eastAsia="Microsoft YaHei"/>
-        </w:rPr>
-        <w:t xml:space="preserve"> токена обновления, клиентский идентификатор сообщения чата. Это предотвращает дублирование критически важных данных и обеспечивает идемпотентность операций (в частности, при повторной отправке сообщений из-за сетевых сбоев).</w:t>
+        <w:t>Ограничения уникальности. Ряд полей имеет ограничение уникальности: адрес электронной почты пользователя, хеш токена обновления, клиентский идентификатор сообщения чата. Это предотвращает дублирование критически важных данных и обеспечивает идемпотентность операций (в частности, при повторной отправке сообщений из-за сетевых сбоев).</w:t>
       </w:r>
     </w:p>
     <w:p>
@@ -19778,35 +18942,7 @@
         <w:rPr>
           <w:rFonts w:eastAsia="Microsoft YaHei"/>
         </w:rPr>
-        <w:t xml:space="preserve">Гибкое хранение аналитики. Для полей, содержащих результаты работы нейросетей (полезные данные событий аналитики, данные отчёта, снимок конфигурации), предусмотрена возможность хранения </w:t>
-      </w:r>
-      <w:proofErr w:type="spellStart"/>
-      <w:r>
-        <w:rPr>
-          <w:rFonts w:eastAsia="Microsoft YaHei"/>
-        </w:rPr>
-        <w:t>полуструктурированных</w:t>
-      </w:r>
-      <w:proofErr w:type="spellEnd"/>
-      <w:r>
-        <w:rPr>
-          <w:rFonts w:eastAsia="Microsoft YaHei"/>
-        </w:rPr>
-        <w:t xml:space="preserve"> данных. Это позволяет сохранять разнородные результаты ИИ-моделей (координаты </w:t>
-      </w:r>
-      <w:proofErr w:type="spellStart"/>
-      <w:r>
-        <w:rPr>
-          <w:rFonts w:eastAsia="Microsoft YaHei"/>
-        </w:rPr>
-        <w:t>landmark</w:t>
-      </w:r>
-      <w:proofErr w:type="spellEnd"/>
-      <w:r>
-        <w:rPr>
-          <w:rFonts w:eastAsia="Microsoft YaHei"/>
-        </w:rPr>
-        <w:t>-точек, словари вероятностей эмоций, транскрипты) без необходимости частого изменения схемы базы данных.</w:t>
+        <w:t>Гибкое хранение аналитики. Для полей, содержащих результаты работы нейросетей (полезные данные событий аналитики, данные отчёта, снимок конфигурации), предусмотрена возможность хранения полуструктурированных данных. Это позволяет сохранять разнородные результаты ИИ-моделей (координаты landmark-точек, словари вероятностей эмоций, транскрипты) без необходимости частого изменения схемы базы данных.</w:t>
       </w:r>
     </w:p>
     <w:p>
@@ -19824,21 +18960,7 @@
         <w:rPr>
           <w:rFonts w:eastAsia="Microsoft YaHei"/>
         </w:rPr>
-        <w:t xml:space="preserve">Ссылочная целостность и каскадное удаление. Все внешние ключи, связывающие дочерние таблицы (участники, события, отчёты, сообщения чата) с родительской таблицей сеанса </w:t>
-      </w:r>
-      <w:proofErr w:type="spellStart"/>
-      <w:r>
-        <w:rPr>
-          <w:rFonts w:eastAsia="Microsoft YaHei"/>
-        </w:rPr>
-        <w:t>видеовстречи</w:t>
-      </w:r>
-      <w:proofErr w:type="spellEnd"/>
-      <w:r>
-        <w:rPr>
-          <w:rFonts w:eastAsia="Microsoft YaHei"/>
-        </w:rPr>
-        <w:t>, настроены с правилом каскадного удаления. Это гарантирует, что при удалении завершённой или тестовой встречи все связанные с ней данные будут автоматически очищены.</w:t>
+        <w:t>Ссылочная целостность и каскадное удаление. Все внешние ключи, связывающие дочерние таблицы (участники, события, отчёты, сообщения чата) с родительской таблицей сеанса видеовстречи, настроены с правилом каскадного удаления. Это гарантирует, что при удалении завершённой или тестовой встречи все связанные с ней данные будут автоматически очищены.</w:t>
       </w:r>
     </w:p>
     <w:p>
@@ -19933,23 +19055,7 @@
         <w:contextualSpacing/>
       </w:pPr>
       <w:r>
-        <w:t xml:space="preserve">Разработанный программный комплекс представляет собой веб-платформу для планирования онлайн-сессий, проведения </w:t>
-      </w:r>
-      <w:proofErr w:type="spellStart"/>
-      <w:r>
-        <w:t>видеовстреч</w:t>
-      </w:r>
-      <w:proofErr w:type="spellEnd"/>
-      <w:r>
-        <w:t xml:space="preserve"> в браузере, сбора мультимодальной аналитики (речь, мимика, эмоции) и формирования отчётности для организатора. Архитектура системы построена по клиент-серверной модели с выделением ресурсоёмких задач искусственного интеллекта в отдельные </w:t>
-      </w:r>
-      <w:proofErr w:type="spellStart"/>
-      <w:r>
-        <w:t>микросервисы</w:t>
-      </w:r>
-      <w:proofErr w:type="spellEnd"/>
-      <w:r>
-        <w:t>.</w:t>
+        <w:t>Разработанный программный комплекс представляет собой веб-платформу для планирования онлайн-сессий, проведения видеовстреч в браузере, сбора мультимодальной аналитики (речь, мимика, эмоции) и формирования отчётности для организатора. Архитектура системы построена по клиент-серверной модели с выделением ресурсоёмких задач искусственного интеллекта в отдельные микросервисы.</w:t>
       </w:r>
     </w:p>
     <w:p>
@@ -19957,23 +19063,7 @@
         <w:contextualSpacing/>
       </w:pPr>
       <w:r>
-        <w:t xml:space="preserve">Комплекс организован в виде </w:t>
-      </w:r>
-      <w:proofErr w:type="spellStart"/>
-      <w:r>
-        <w:t>монорепозитория</w:t>
-      </w:r>
-      <w:proofErr w:type="spellEnd"/>
-      <w:r>
-        <w:t xml:space="preserve">, что обеспечивает согласованность интерфейсов, упрощает управление зависимостями и ускоряет процесс разработки. </w:t>
-      </w:r>
-      <w:proofErr w:type="spellStart"/>
-      <w:r>
-        <w:t>Оркестрация</w:t>
-      </w:r>
-      <w:proofErr w:type="spellEnd"/>
-      <w:r>
-        <w:t xml:space="preserve"> сервисов осуществляется с помощью средств контейнеризации, поддерживающих базовый профиль (клиентская часть, серверная часть, СУБД) и опциональный профиль искусственного интеллекта (AI-шлюз, сервис распознавания речи).</w:t>
+        <w:t>Комплекс организован в виде монорепозитория, что обеспечивает согласованность интерфейсов, упрощает управление зависимостями и ускоряет процесс разработки. Оркестрация сервисов осуществляется с помощью средств контейнеризации, поддерживающих базовый профиль (клиентская часть, серверная часть, СУБД) и опциональный профиль искусственного интеллекта (AI-шлюз, сервис распознавания речи).</w:t>
       </w:r>
     </w:p>
     <w:p>
@@ -20004,29 +19094,8 @@
           <w:numId w:val="4"/>
         </w:numPr>
       </w:pPr>
-      <w:proofErr w:type="spellStart"/>
-      <w:r>
-        <w:t>WebSocket</w:t>
-      </w:r>
-      <w:proofErr w:type="spellEnd"/>
-      <w:r>
-        <w:t xml:space="preserve"> – для </w:t>
-      </w:r>
-      <w:proofErr w:type="spellStart"/>
-      <w:r>
-        <w:t>низкозадержочного</w:t>
-      </w:r>
-      <w:proofErr w:type="spellEnd"/>
-      <w:r>
-        <w:t xml:space="preserve"> обмена </w:t>
-      </w:r>
-      <w:proofErr w:type="spellStart"/>
-      <w:r>
-        <w:t>медиаданными</w:t>
-      </w:r>
-      <w:proofErr w:type="spellEnd"/>
-      <w:r>
-        <w:t>, событиями встречи, потоковой аналитикой и чатом в реальном времени.</w:t>
+      <w:r>
+        <w:t>WebSocket – для низкозадержочного обмена медиаданными, событиями встречи, потоковой аналитикой и чатом в реальном времени.</w:t>
       </w:r>
     </w:p>
     <w:p>
@@ -20055,31 +19124,7 @@
         <w:contextualSpacing/>
       </w:pPr>
       <w:r>
-        <w:t xml:space="preserve">Клиентская часть реализована как одностраничное приложение (SPA) на базе стека </w:t>
-      </w:r>
-      <w:proofErr w:type="spellStart"/>
-      <w:r>
-        <w:t>React</w:t>
-      </w:r>
-      <w:proofErr w:type="spellEnd"/>
-      <w:r>
-        <w:t xml:space="preserve">, </w:t>
-      </w:r>
-      <w:proofErr w:type="spellStart"/>
-      <w:r>
-        <w:t>TypeScript</w:t>
-      </w:r>
-      <w:proofErr w:type="spellEnd"/>
-      <w:r>
-        <w:t xml:space="preserve"> и сборщика </w:t>
-      </w:r>
-      <w:proofErr w:type="spellStart"/>
-      <w:r>
-        <w:t>Vite</w:t>
-      </w:r>
-      <w:proofErr w:type="spellEnd"/>
-      <w:r>
-        <w:t>. Интерфейс спроектирован с учётом принципов компонентного подхода и разделения ответственности.</w:t>
+        <w:t>Клиентская часть реализована как одностраничное приложение (SPA) на базе стека React, TypeScript и сборщика Vite. Интерфейс спроектирован с учётом принципов компонентного подхода и разделения ответственности.</w:t>
       </w:r>
     </w:p>
     <w:p>
@@ -20122,21 +19167,8 @@
           <w:numId w:val="4"/>
         </w:numPr>
       </w:pPr>
-      <w:proofErr w:type="spellStart"/>
-      <w:r>
-        <w:t>WebSocket</w:t>
-      </w:r>
-      <w:proofErr w:type="spellEnd"/>
-      <w:r>
-        <w:t xml:space="preserve">-механизм реализует автоматическое </w:t>
-      </w:r>
-      <w:proofErr w:type="spellStart"/>
-      <w:r>
-        <w:t>переподключение</w:t>
-      </w:r>
-      <w:proofErr w:type="spellEnd"/>
-      <w:r>
-        <w:t xml:space="preserve"> при разрыве соединения, обработку сигналов активности и маршрутизацию входящих событий. Разбор доменных событий вынесен в отдельную функцию, которая обновляет состояние интерфейса, отображает уведомления и обрабатывает событие завершения встречи.</w:t>
+      <w:r>
+        <w:t>WebSocket-механизм реализует автоматическое переподключение при разрыве соединения, обработку сигналов активности и маршрутизацию входящих событий. Разбор доменных событий вынесен в отдельную функцию, которая обновляет состояние интерфейса, отображает уведомления и обрабатывает событие завершения встречи.</w:t>
       </w:r>
     </w:p>
     <w:p>
@@ -20341,15 +19373,7 @@
       <w:bookmarkStart w:id="41" w:name="_Toc229467891"/>
       <w:bookmarkStart w:id="42" w:name="_Toc233140235"/>
       <w:r>
-        <w:t xml:space="preserve">Серверный модуль управления сессиями и </w:t>
-      </w:r>
-      <w:proofErr w:type="spellStart"/>
-      <w:r>
-        <w:t>WebSocket</w:t>
-      </w:r>
-      <w:proofErr w:type="spellEnd"/>
-      <w:r>
-        <w:t>-коммуникации</w:t>
+        <w:t>Серверный модуль управления сессиями и WebSocket-коммуникации</w:t>
       </w:r>
       <w:bookmarkEnd w:id="41"/>
       <w:bookmarkEnd w:id="42"/>
@@ -20359,15 +19383,7 @@
         <w:contextualSpacing/>
       </w:pPr>
       <w:r>
-        <w:t xml:space="preserve">Серверная часть реализована на языке Go с использованием веб-фреймворка </w:t>
-      </w:r>
-      <w:proofErr w:type="spellStart"/>
-      <w:r>
-        <w:t>Gin</w:t>
-      </w:r>
-      <w:proofErr w:type="spellEnd"/>
-      <w:r>
-        <w:t>. Точка входа приложения отвечает за инициализацию подключения к СУБД, настройку CORS, регистрацию промежуточного программного обеспечения и маршрутов</w:t>
+        <w:t>Серверная часть реализована на языке Go с использованием веб-фреймворка Gin. Точка входа приложения отвечает за инициализацию подключения к СУБД, настройку CORS, регистрацию промежуточного программного обеспечения и маршрутов</w:t>
       </w:r>
       <w:r>
         <w:t>.</w:t>
@@ -20390,15 +19406,7 @@
         </w:numPr>
       </w:pPr>
       <w:r>
-        <w:t xml:space="preserve">Цепочка </w:t>
-      </w:r>
-      <w:proofErr w:type="spellStart"/>
-      <w:r>
-        <w:t>middleware</w:t>
-      </w:r>
-      <w:proofErr w:type="spellEnd"/>
-      <w:r>
-        <w:t xml:space="preserve"> выстроена в следующей последовательности: сначала выполняется восстановление после сбоев, затем идентификация запроса, после чего производится логирование доступа и обработка CORS. Далее система ограничивает количество попыток входа и выполняет проверку аутентификации. Такой порядок обработки обеспечивает отказоустойчивость сервиса, полный аудит запросов, защиту от атак подбора паролей и контроль доступа к защищённым ресурсам.</w:t>
+        <w:t>Цепочка middleware выстроена в следующей последовательности: сначала выполняется восстановление после сбоев, затем идентификация запроса, после чего производится логирование доступа и обработка CORS. Далее система ограничивает количество попыток входа и выполняет проверку аутентификации. Такой порядок обработки обеспечивает отказоустойчивость сервиса, полный аудит запросов, защиту от атак подбора паролей и контроль доступа к защищённым ресурсам.</w:t>
       </w:r>
     </w:p>
     <w:p>
@@ -20409,13 +19417,8 @@
           <w:numId w:val="4"/>
         </w:numPr>
       </w:pPr>
-      <w:proofErr w:type="spellStart"/>
-      <w:r>
-        <w:t>WebSocket</w:t>
-      </w:r>
-      <w:proofErr w:type="spellEnd"/>
-      <w:r>
-        <w:t xml:space="preserve">-хаб управляет пулом соединений по идентификатору сессии. При получении сообщения о присоединении сервер сохраняет метаданные подключения, рассылает событие о новом участнике всем </w:t>
+      <w:r>
+        <w:t xml:space="preserve">WebSocket-хаб управляет пулом соединений по идентификатору сессии. При получении сообщения о присоединении сервер сохраняет метаданные подключения, рассылает событие о новом участнике всем </w:t>
       </w:r>
       <w:r>
         <w:lastRenderedPageBreak/>
@@ -20431,23 +19434,7 @@
         </w:numPr>
       </w:pPr>
       <w:r>
-        <w:t xml:space="preserve">Обработка медиа-событий: сообщения типов «кадр», «аудио», «сообщение чата» маршрутизируются к зарегистрированным обработчикам. События аналитики (текстовый анализ, </w:t>
-      </w:r>
-      <w:proofErr w:type="spellStart"/>
-      <w:r>
-        <w:t>аудиоанализ</w:t>
-      </w:r>
-      <w:proofErr w:type="spellEnd"/>
-      <w:r>
-        <w:t xml:space="preserve">, анализ лица, эмоции) записываются в таблицу событий и одновременно транслируются клиентам. Отладочные сообщения не сохраняются в БД, а сразу передаются по </w:t>
-      </w:r>
-      <w:proofErr w:type="spellStart"/>
-      <w:r>
-        <w:t>WebSocket</w:t>
-      </w:r>
-      <w:proofErr w:type="spellEnd"/>
-      <w:r>
-        <w:t xml:space="preserve"> для снижения нагрузки на дисковую подсистему.</w:t>
+        <w:t>Обработка медиа-событий: сообщения типов «кадр», «аудио», «сообщение чата» маршрутизируются к зарегистрированным обработчикам. События аналитики (текстовый анализ, аудиоанализ, анализ лица, эмоции) записываются в таблицу событий и одновременно транслируются клиентам. Отладочные сообщения не сохраняются в БД, а сразу передаются по WebSocket для снижения нагрузки на дисковую подсистему.</w:t>
       </w:r>
     </w:p>
     <w:p>
@@ -20479,15 +19466,7 @@
         <w:contextualSpacing/>
       </w:pPr>
       <w:r>
-        <w:t>Подсистема безопасности реализована на основе архитектуры без сохранения состояния (</w:t>
-      </w:r>
-      <w:proofErr w:type="spellStart"/>
-      <w:r>
-        <w:t>stateless</w:t>
-      </w:r>
-      <w:proofErr w:type="spellEnd"/>
-      <w:r>
-        <w:t>) с применением технологии JWT. Процесс аутентификации пользователя состоит из следующих этапов</w:t>
+        <w:t>Подсистема безопасности реализована на основе архитектуры без сохранения состояния (stateless) с применением технологии JWT. Процесс аутентификации пользователя состоит из следующих этапов</w:t>
       </w:r>
       <w:r>
         <w:t>:</w:t>
@@ -20502,15 +19481,7 @@
         <w:contextualSpacing/>
       </w:pPr>
       <w:r>
-        <w:t xml:space="preserve">Проверку учётных данных через запрос входа с валидацией </w:t>
-      </w:r>
-      <w:proofErr w:type="spellStart"/>
-      <w:r>
-        <w:t>хеша</w:t>
-      </w:r>
-      <w:proofErr w:type="spellEnd"/>
-      <w:r>
-        <w:t xml:space="preserve"> пароля.</w:t>
+        <w:t>Проверку учётных данных через запрос входа с валидацией хеша пароля.</w:t>
       </w:r>
     </w:p>
     <w:p>
@@ -20578,15 +19549,7 @@
         </w:numPr>
       </w:pPr>
       <w:r>
-        <w:t xml:space="preserve">В продакшн-окружении предполагается использование HTTPS/WSS, строгих CORS-правил и безопасных </w:t>
-      </w:r>
-      <w:proofErr w:type="spellStart"/>
-      <w:r>
-        <w:t>cookie</w:t>
-      </w:r>
-      <w:proofErr w:type="spellEnd"/>
-      <w:r>
-        <w:t xml:space="preserve"> для токенов обновления.</w:t>
+        <w:t>В продакшн-окружении предполагается использование HTTPS/WSS, строгих CORS-правил и безопасных cookie для токенов обновления.</w:t>
       </w:r>
     </w:p>
     <w:p>
@@ -20597,30 +19560,17 @@
       <w:bookmarkStart w:id="46" w:name="_Toc233140237"/>
       <w:r>
         <w:lastRenderedPageBreak/>
-        <w:t xml:space="preserve">Модуль захвата и передачи </w:t>
-      </w:r>
-      <w:proofErr w:type="spellStart"/>
-      <w:r>
-        <w:t>медиапотоков</w:t>
+        <w:t>Модуль захвата и передачи медиапотоков</w:t>
       </w:r>
       <w:bookmarkEnd w:id="45"/>
       <w:bookmarkEnd w:id="46"/>
-      <w:proofErr w:type="spellEnd"/>
     </w:p>
     <w:p>
       <w:pPr>
         <w:contextualSpacing/>
       </w:pPr>
       <w:r>
-        <w:t xml:space="preserve">Захват </w:t>
-      </w:r>
-      <w:proofErr w:type="spellStart"/>
-      <w:r>
-        <w:t>медиаданных</w:t>
-      </w:r>
-      <w:proofErr w:type="spellEnd"/>
-      <w:r>
-        <w:t xml:space="preserve"> на стороне клиента реализован через нативные браузерные API без использования сторонних плагинов.</w:t>
+        <w:t>Захват медиаданных на стороне клиента реализован через нативные браузерные API без использования сторонних плагинов.</w:t>
       </w:r>
     </w:p>
     <w:p>
@@ -20632,23 +19582,7 @@
         </w:numPr>
       </w:pPr>
       <w:r>
-        <w:t xml:space="preserve">Аудио: создаётся компонент записи исключительно для аудиодорожки микрофона. Для корректного декодирования на стороне сервера применяется стратегия кумулятивного накопления </w:t>
-      </w:r>
-      <w:proofErr w:type="spellStart"/>
-      <w:r>
-        <w:t>чанков</w:t>
-      </w:r>
-      <w:proofErr w:type="spellEnd"/>
-      <w:r>
-        <w:t xml:space="preserve">: вместо отправки изолированных фрагментов система формирует непрерывный буфер, содержащий инициализирующий сегмент и последующие кластеры. Буфер кодируется в Base64 и отправляется по </w:t>
-      </w:r>
-      <w:proofErr w:type="spellStart"/>
-      <w:r>
-        <w:t>WebSocket</w:t>
-      </w:r>
-      <w:proofErr w:type="spellEnd"/>
-      <w:r>
-        <w:t xml:space="preserve"> с заданным интервалом или по достижению лимита размера.</w:t>
+        <w:t>Аудио: создаётся компонент записи исключительно для аудиодорожки микрофона. Для корректного декодирования на стороне сервера применяется стратегия кумулятивного накопления чанков: вместо отправки изолированных фрагментов система формирует непрерывный буфер, содержащий инициализирующий сегмент и последующие кластеры. Буфер кодируется в Base64 и отправляется по WebSocket с заданным интервалом или по достижению лимита размера.</w:t>
       </w:r>
     </w:p>
     <w:p>
@@ -20660,23 +19594,7 @@
         </w:numPr>
       </w:pPr>
       <w:r>
-        <w:t xml:space="preserve">Видео: кадры для анализа лица захватываются с </w:t>
-      </w:r>
-      <w:proofErr w:type="spellStart"/>
-      <w:r>
-        <w:t>видеоэлемента</w:t>
-      </w:r>
-      <w:proofErr w:type="spellEnd"/>
-      <w:r>
-        <w:t xml:space="preserve"> через </w:t>
-      </w:r>
-      <w:proofErr w:type="spellStart"/>
-      <w:r>
-        <w:t>canvas</w:t>
-      </w:r>
-      <w:proofErr w:type="spellEnd"/>
-      <w:r>
-        <w:t xml:space="preserve"> с фиксированным интервалом. Изображение конвертируется в JPEG Base64 и передаётся типом «кадр». Такой подход балансирует между частотой обновления аналитики и пропускной способностью канала.</w:t>
+        <w:t>Видео: кадры для анализа лица захватываются с видеоэлемента через canvas с фиксированным интервалом. Изображение конвертируется в JPEG Base64 и передаётся типом «кадр». Такой подход балансирует между частотой обновления аналитики и пропускной способностью канала.</w:t>
       </w:r>
     </w:p>
     <w:p>
@@ -20719,21 +19637,11 @@
     </w:p>
     <w:p>
       <w:r>
-        <w:t xml:space="preserve">Для анализа видеопотока используется </w:t>
-      </w:r>
-      <w:proofErr w:type="spellStart"/>
-      <w:r>
-        <w:t>сверточная</w:t>
-      </w:r>
-      <w:proofErr w:type="spellEnd"/>
-      <w:r>
-        <w:t xml:space="preserve"> нейронная сеть (CNN), которая обучается на датасете изображений лиц (например, FER2013). Классификация эмоций (радость, грусть, гнев и т.д.) выполняется с помощью функции активации </w:t>
-      </w:r>
-      <w:proofErr w:type="spellStart"/>
+        <w:t xml:space="preserve">Для анализа видеопотока используется сверточная нейронная сеть (CNN), которая обучается на датасете изображений лиц (например, FER2013). Классификация эмоций (радость, грусть, гнев и т.д.) выполняется с помощью функции активации </w:t>
+      </w:r>
       <w:r>
         <w:t>Softmax</w:t>
       </w:r>
-      <w:proofErr w:type="spellEnd"/>
       <w:r>
         <w:t>:</w:t>
       </w:r>
@@ -21072,21 +19980,8 @@
         <w:t xml:space="preserve">Для оценки качества модели используется функция потерь </w:t>
       </w:r>
       <w:r>
-        <w:t>Cross-</w:t>
-      </w:r>
-      <w:proofErr w:type="spellStart"/>
-      <w:r>
-        <w:t>Entropy</w:t>
-      </w:r>
-      <w:proofErr w:type="spellEnd"/>
-      <w:r>
-        <w:t xml:space="preserve"> </w:t>
-      </w:r>
-      <w:proofErr w:type="spellStart"/>
-      <w:r>
-        <w:t>Loss</w:t>
-      </w:r>
-      <w:proofErr w:type="spellEnd"/>
+        <w:t>Cross-Entropy Loss</w:t>
+      </w:r>
       <w:r>
         <w:t>:</w:t>
       </w:r>
@@ -21479,40 +20374,11 @@
     </w:p>
     <w:p>
       <w:r>
-        <w:t xml:space="preserve">Для анализа аудиопотока применяются мел-частотные </w:t>
-      </w:r>
-      <w:proofErr w:type="spellStart"/>
-      <w:r>
-        <w:t>кепстральные</w:t>
-      </w:r>
-      <w:proofErr w:type="spellEnd"/>
-      <w:r>
-        <w:t xml:space="preserve"> коэффициенты (MFCC), которые извлекаются из голосовых данных. </w:t>
-      </w:r>
-      <w:r>
-        <w:t xml:space="preserve">Классификация выполняется рекуррентной нейронной сетью (RNN) с функцией активации </w:t>
-      </w:r>
-      <w:proofErr w:type="spellStart"/>
-      <w:r>
-        <w:t>Softmax</w:t>
-      </w:r>
-      <w:proofErr w:type="spellEnd"/>
-      <w:r>
-        <w:t>. Точность модели также оценивается через Cross-</w:t>
-      </w:r>
-      <w:proofErr w:type="spellStart"/>
-      <w:r>
-        <w:t>Entropy</w:t>
-      </w:r>
-      <w:proofErr w:type="spellEnd"/>
-      <w:r>
-        <w:t xml:space="preserve"> </w:t>
-      </w:r>
-      <w:proofErr w:type="spellStart"/>
-      <w:r>
-        <w:t>Loss</w:t>
-      </w:r>
-      <w:proofErr w:type="spellEnd"/>
+        <w:t xml:space="preserve">Для анализа аудиопотока применяются мел-частотные кепстральные коэффициенты (MFCC), которые извлекаются из голосовых данных. </w:t>
+      </w:r>
+      <w:r>
+        <w:t>Классификация выполняется рекуррентной нейронной сетью (RNN) с функцией активации Softmax. Точность модели также оценивается через Cross-Entropy Loss</w:t>
+      </w:r>
       <w:r>
         <w:t>.</w:t>
       </w:r>
@@ -21538,7 +20404,6 @@
           <w:numId w:val="4"/>
         </w:numPr>
       </w:pPr>
-      <w:proofErr w:type="spellStart"/>
       <w:r>
         <w:rPr>
           <w:b/>
@@ -21546,7 +20411,6 @@
         </w:rPr>
         <w:t>Accuracy</w:t>
       </w:r>
-      <w:proofErr w:type="spellEnd"/>
       <w:r>
         <w:t>: доля правильно классифицированных эмоций,</w:t>
       </w:r>
@@ -21559,7 +20423,6 @@
           <w:numId w:val="4"/>
         </w:numPr>
       </w:pPr>
-      <w:proofErr w:type="spellStart"/>
       <w:r>
         <w:rPr>
           <w:b/>
@@ -21567,7 +20430,6 @@
         </w:rPr>
         <w:t>Loss</w:t>
       </w:r>
-      <w:proofErr w:type="spellEnd"/>
       <w:r>
         <w:t>: значение функции потерь, отражающее расхождение между предсказаниями и истинными значениями.</w:t>
       </w:r>
@@ -21767,31 +20629,7 @@
         </w:numPr>
       </w:pPr>
       <w:r>
-        <w:t xml:space="preserve">Поток обработки аудиоданных: производится захват </w:t>
-      </w:r>
-      <w:proofErr w:type="spellStart"/>
-      <w:r>
-        <w:t>аудиочанков</w:t>
-      </w:r>
-      <w:proofErr w:type="spellEnd"/>
-      <w:r>
-        <w:t xml:space="preserve">, после чего выполняется </w:t>
-      </w:r>
-      <w:proofErr w:type="spellStart"/>
-      <w:r>
-        <w:t>транскрибация</w:t>
-      </w:r>
-      <w:proofErr w:type="spellEnd"/>
-      <w:r>
-        <w:t xml:space="preserve"> речи с преобразованием аудиосигнала в текстовое представление. Результаты </w:t>
-      </w:r>
-      <w:proofErr w:type="spellStart"/>
-      <w:r>
-        <w:t>транскрибации</w:t>
-      </w:r>
-      <w:proofErr w:type="spellEnd"/>
-      <w:r>
-        <w:t xml:space="preserve"> сохраняются в базу данных.</w:t>
+        <w:t>Поток обработки аудиоданных: производится захват аудиочанков, после чего выполняется транскрибация речи с преобразованием аудиосигнала в текстовое представление. Результаты транскрибации сохраняются в базу данных.</w:t>
       </w:r>
     </w:p>
     <w:p>
@@ -21833,15 +20671,7 @@
         <w:contextualSpacing/>
       </w:pPr>
       <w:r>
-        <w:t xml:space="preserve">Вычислительные задачи ИИ вынесены в отдельный сервис (AI-шлюз) и сервис распознавания речи на языке Python. Шлюз взаимодействует с серверной частью через </w:t>
-      </w:r>
-      <w:proofErr w:type="spellStart"/>
-      <w:r>
-        <w:t>WebSocket</w:t>
-      </w:r>
-      <w:proofErr w:type="spellEnd"/>
-      <w:r>
-        <w:t xml:space="preserve"> и конфигурируется через JSON-файлы с поддержкой горячей перезагрузки.</w:t>
+        <w:t>Вычислительные задачи ИИ вынесены в отдельный сервис (AI-шлюз) и сервис распознавания речи на языке Python. Шлюз взаимодействует с серверной частью через WebSocket и конфигурируется через JSON-файлы с поддержкой горячей перезагрузки.</w:t>
       </w:r>
     </w:p>
     <w:p>
@@ -21858,141 +20688,170 @@
         <w:contextualSpacing/>
       </w:pPr>
       <w:r>
-        <w:t>Задача распознавания эмоций по выражению лица (</w:t>
-      </w:r>
-      <w:proofErr w:type="spellStart"/>
-      <w:r>
-        <w:t>Facial</w:t>
-      </w:r>
-      <w:proofErr w:type="spellEnd"/>
+        <w:t>Задача распознавания эмоций по выражению лица (Facial Expression Recognition, FER) является одной из ключевых в области компьютерного зрения и аффективных вычислений</w:t>
+      </w:r>
+      <w:r>
+        <w:t>[</w:t>
+      </w:r>
+      <w:r>
+        <w:fldChar w:fldCharType="begin"/>
+      </w:r>
+      <w:r>
+        <w:instrText xml:space="preserve"> REF _Ref229768210 \r \h </w:instrText>
+      </w:r>
+      <w:r>
+        <w:instrText xml:space="preserve"> \* MERGEFORMAT </w:instrText>
+      </w:r>
+      <w:r>
+        <w:fldChar w:fldCharType="separate"/>
+      </w:r>
+      <w:r>
+        <w:t>1</w:t>
+      </w:r>
+      <w:r>
+        <w:fldChar w:fldCharType="end"/>
+      </w:r>
+      <w:r>
+        <w:t>,</w:t>
+      </w:r>
       <w:r>
         <w:t xml:space="preserve"> </w:t>
       </w:r>
-      <w:proofErr w:type="spellStart"/>
-      <w:r>
-        <w:t>Expression</w:t>
-      </w:r>
-      <w:proofErr w:type="spellEnd"/>
-      <w:r>
+      <w:r>
+        <w:rPr>
+          <w:lang w:val="en-US"/>
+        </w:rPr>
+        <w:fldChar w:fldCharType="begin"/>
+      </w:r>
+      <w:r>
+        <w:instrText xml:space="preserve"> </w:instrText>
+      </w:r>
+      <w:r>
+        <w:rPr>
+          <w:lang w:val="en-US"/>
+        </w:rPr>
+        <w:instrText>REF</w:instrText>
+      </w:r>
+      <w:r>
+        <w:instrText xml:space="preserve"> _</w:instrText>
+      </w:r>
+      <w:r>
+        <w:rPr>
+          <w:lang w:val="en-US"/>
+        </w:rPr>
+        <w:instrText>Ref</w:instrText>
+      </w:r>
+      <w:r>
+        <w:instrText>229768249 \</w:instrText>
+      </w:r>
+      <w:r>
+        <w:rPr>
+          <w:lang w:val="en-US"/>
+        </w:rPr>
+        <w:instrText>r</w:instrText>
+      </w:r>
+      <w:r>
+        <w:instrText xml:space="preserve"> \</w:instrText>
+      </w:r>
+      <w:r>
+        <w:rPr>
+          <w:lang w:val="en-US"/>
+        </w:rPr>
+        <w:instrText>h</w:instrText>
+      </w:r>
+      <w:r>
+        <w:instrText xml:space="preserve"> </w:instrText>
+      </w:r>
+      <w:r>
+        <w:instrText xml:space="preserve"> \* </w:instrText>
+      </w:r>
+      <w:r>
+        <w:rPr>
+          <w:lang w:val="en-US"/>
+        </w:rPr>
+        <w:instrText>MERGEFORMAT</w:instrText>
+      </w:r>
+      <w:r>
+        <w:instrText xml:space="preserve"> </w:instrText>
+      </w:r>
+      <w:r>
+        <w:rPr>
+          <w:lang w:val="en-US"/>
+        </w:rPr>
+      </w:r>
+      <w:r>
+        <w:rPr>
+          <w:lang w:val="en-US"/>
+        </w:rPr>
+        <w:fldChar w:fldCharType="separate"/>
+      </w:r>
+      <w:r>
+        <w:t>7</w:t>
+      </w:r>
+      <w:r>
+        <w:rPr>
+          <w:lang w:val="en-US"/>
+        </w:rPr>
+        <w:fldChar w:fldCharType="end"/>
+      </w:r>
+      <w:r>
+        <w:t>]</w:t>
+      </w:r>
+      <w:r>
+        <w:t xml:space="preserve"> Современный подход к решению данной задачи включает два основных этапа: детектирование лица и классификацию эмоций.</w:t>
+      </w:r>
+    </w:p>
+    <w:p>
+      <w:pPr>
+        <w:contextualSpacing/>
+      </w:pPr>
+      <w:r>
+        <w:t>Первым этапом обработки выступает локализация лица на изображении и определение его ключевых точек. В настоящее время для решения этой задачи применяются два основных подхода. К</w:t>
+      </w:r>
+      <w:r>
+        <w:rPr>
+          <w:lang w:val="en-US"/>
+        </w:rPr>
         <w:t xml:space="preserve"> </w:t>
       </w:r>
-      <w:proofErr w:type="spellStart"/>
-      <w:r>
-        <w:t>Recognition</w:t>
-      </w:r>
-      <w:proofErr w:type="spellEnd"/>
-      <w:r>
-        <w:t>, FER) является одной из ключевых в области компьютерного зрения и аффективных вычислений</w:t>
-      </w:r>
-      <w:r>
-        <w:t>[</w:t>
-      </w:r>
-      <w:r>
-        <w:fldChar w:fldCharType="begin"/>
-      </w:r>
-      <w:r>
-        <w:instrText xml:space="preserve"> REF _Ref229768210 \r \h </w:instrText>
-      </w:r>
-      <w:r>
-        <w:instrText xml:space="preserve"> \* MERGEFORMAT </w:instrText>
-      </w:r>
-      <w:r>
-        <w:fldChar w:fldCharType="separate"/>
-      </w:r>
-      <w:r>
-        <w:t>1</w:t>
-      </w:r>
-      <w:r>
-        <w:fldChar w:fldCharType="end"/>
-      </w:r>
-      <w:r>
-        <w:t>,</w:t>
-      </w:r>
-      <w:r>
+      <w:r>
+        <w:t>классическим</w:t>
+      </w:r>
+      <w:r>
+        <w:rPr>
+          <w:lang w:val="en-US"/>
+        </w:rPr>
         <w:t xml:space="preserve"> </w:t>
       </w:r>
       <w:r>
+        <w:t>методам</w:t>
+      </w:r>
+      <w:r>
         <w:rPr>
           <w:lang w:val="en-US"/>
         </w:rPr>
-        <w:fldChar w:fldCharType="begin"/>
-      </w:r>
-      <w:r>
-        <w:instrText xml:space="preserve"> </w:instrText>
+        <w:t xml:space="preserve"> </w:t>
+      </w:r>
+      <w:r>
+        <w:t>относятся</w:t>
       </w:r>
       <w:r>
         <w:rPr>
           <w:lang w:val="en-US"/>
         </w:rPr>
-        <w:instrText>REF</w:instrText>
-      </w:r>
-      <w:r>
-        <w:instrText xml:space="preserve"> _</w:instrText>
+        <w:t xml:space="preserve"> Active Shape Models (ASM) </w:t>
+      </w:r>
+      <w:r>
+        <w:t>и</w:t>
       </w:r>
       <w:r>
         <w:rPr>
           <w:lang w:val="en-US"/>
         </w:rPr>
-        <w:instrText>Ref</w:instrText>
-      </w:r>
-      <w:r>
-        <w:instrText>229768249 \</w:instrText>
-      </w:r>
-      <w:r>
-        <w:rPr>
-          <w:lang w:val="en-US"/>
-        </w:rPr>
-        <w:instrText>r</w:instrText>
-      </w:r>
-      <w:r>
-        <w:instrText xml:space="preserve"> \</w:instrText>
-      </w:r>
-      <w:r>
-        <w:rPr>
-          <w:lang w:val="en-US"/>
-        </w:rPr>
-        <w:instrText>h</w:instrText>
-      </w:r>
-      <w:r>
-        <w:instrText xml:space="preserve"> </w:instrText>
-      </w:r>
-      <w:r>
-        <w:instrText xml:space="preserve"> \* </w:instrText>
-      </w:r>
-      <w:r>
-        <w:rPr>
-          <w:lang w:val="en-US"/>
-        </w:rPr>
-        <w:instrText>MERGEFORMAT</w:instrText>
-      </w:r>
-      <w:r>
-        <w:instrText xml:space="preserve"> </w:instrText>
-      </w:r>
-      <w:r>
-        <w:rPr>
-          <w:lang w:val="en-US"/>
-        </w:rPr>
-      </w:r>
-      <w:r>
-        <w:rPr>
-          <w:lang w:val="en-US"/>
-        </w:rPr>
-        <w:fldChar w:fldCharType="separate"/>
-      </w:r>
-      <w:r>
-        <w:t>7</w:t>
-      </w:r>
-      <w:r>
-        <w:rPr>
-          <w:lang w:val="en-US"/>
-        </w:rPr>
-        <w:fldChar w:fldCharType="end"/>
-      </w:r>
-      <w:r>
-        <w:t>]</w:t>
-      </w:r>
-      <w:r>
-        <w:t xml:space="preserve"> Современный подход к решению данной задачи включает два основных этапа: детектирование лица и классификацию эмоций.</w:t>
+        <w:t xml:space="preserve"> Active Appearance Models (AAM). </w:t>
+      </w:r>
+      <w:r>
+        <w:t>Эти статистические алгоритмы строят параметрическое представление формы лица на основе обучающей выборки, описывая вариации формы и текстуры посредством метода главных компонент (PCA).</w:t>
       </w:r>
     </w:p>
     <w:p>
@@ -22000,116 +20859,7 @@
         <w:contextualSpacing/>
       </w:pPr>
       <w:r>
-        <w:t>Первым этапом обработки выступает локализация лица на изображении и определение его ключевых точек. В настоящее время для решения этой задачи применяются два основных подхода. К</w:t>
-      </w:r>
-      <w:r>
-        <w:rPr>
-          <w:lang w:val="en-US"/>
-        </w:rPr>
-        <w:t xml:space="preserve"> </w:t>
-      </w:r>
-      <w:r>
-        <w:t>классическим</w:t>
-      </w:r>
-      <w:r>
-        <w:rPr>
-          <w:lang w:val="en-US"/>
-        </w:rPr>
-        <w:t xml:space="preserve"> </w:t>
-      </w:r>
-      <w:r>
-        <w:t>методам</w:t>
-      </w:r>
-      <w:r>
-        <w:rPr>
-          <w:lang w:val="en-US"/>
-        </w:rPr>
-        <w:t xml:space="preserve"> </w:t>
-      </w:r>
-      <w:r>
-        <w:t>относятся</w:t>
-      </w:r>
-      <w:r>
-        <w:rPr>
-          <w:lang w:val="en-US"/>
-        </w:rPr>
-        <w:t xml:space="preserve"> Active Shape Models (ASM) </w:t>
-      </w:r>
-      <w:r>
-        <w:t>и</w:t>
-      </w:r>
-      <w:r>
-        <w:rPr>
-          <w:lang w:val="en-US"/>
-        </w:rPr>
-        <w:t xml:space="preserve"> Active Appearance Models (AAM). </w:t>
-      </w:r>
-      <w:r>
-        <w:t>Эти статистические алгоритмы строят параметрическое представление формы лица на основе обучающей выборки, описывая вариации формы и текстуры посредством метода главных компонент (PCA).</w:t>
-      </w:r>
-    </w:p>
-    <w:p>
-      <w:pPr>
-        <w:contextualSpacing/>
-      </w:pPr>
-      <w:r>
-        <w:t xml:space="preserve">Более современный подход базируется на использовании нейросетевых детекторов. Среди них выделяется легковесная </w:t>
-      </w:r>
-      <w:proofErr w:type="spellStart"/>
-      <w:r>
-        <w:t>свёрточная</w:t>
-      </w:r>
-      <w:proofErr w:type="spellEnd"/>
-      <w:r>
-        <w:t xml:space="preserve"> сеть </w:t>
-      </w:r>
-      <w:proofErr w:type="spellStart"/>
-      <w:r>
-        <w:t>BlazeFace</w:t>
-      </w:r>
-      <w:proofErr w:type="spellEnd"/>
-      <w:r>
-        <w:t>, оптимизированная для работы в реальном времени на мобильных устройствах. Она оперирует якорными точками и напрямую предсказывает ограничивающие рамки лиц. Однако в данной работе основным инструментом выбрана архитектура MTCNN (Multi-</w:t>
-      </w:r>
-      <w:proofErr w:type="spellStart"/>
-      <w:r>
-        <w:t>task</w:t>
-      </w:r>
-      <w:proofErr w:type="spellEnd"/>
-      <w:r>
-        <w:t xml:space="preserve"> </w:t>
-      </w:r>
-      <w:proofErr w:type="spellStart"/>
-      <w:r>
-        <w:t>Cascaded</w:t>
-      </w:r>
-      <w:proofErr w:type="spellEnd"/>
-      <w:r>
-        <w:t xml:space="preserve"> CNN), представляющая собой каскад из трёх последовательных нейронных сетей. Процесс детекции начинается с работы P-Net (</w:t>
-      </w:r>
-      <w:proofErr w:type="spellStart"/>
-      <w:r>
-        <w:t>Proposal</w:t>
-      </w:r>
-      <w:proofErr w:type="spellEnd"/>
-      <w:r>
-        <w:t xml:space="preserve"> Network), которая генерирует первоначальные кандидаты на расположение лиц. Затем R-Net (</w:t>
-      </w:r>
-      <w:proofErr w:type="spellStart"/>
-      <w:r>
-        <w:t>Refine</w:t>
-      </w:r>
-      <w:proofErr w:type="spellEnd"/>
-      <w:r>
-        <w:t xml:space="preserve"> Network) отсеивает ложные срабатывания и уточняет границы найденных областей. Финальный этап выполняет O-Net (</w:t>
-      </w:r>
-      <w:proofErr w:type="spellStart"/>
-      <w:r>
-        <w:t>Output</w:t>
-      </w:r>
-      <w:proofErr w:type="spellEnd"/>
-      <w:r>
-        <w:t xml:space="preserve"> Network), проводя окончательную проверку и определяя пять ключевых точек лица: углы глаз, кончик носа и уголки рта. Подобная каскадная структура обеспечивает высокую скорость обработки при сохранении необходимой точности детекции. </w:t>
+        <w:t xml:space="preserve">Более современный подход базируется на использовании нейросетевых детекторов. Среди них выделяется легковесная свёрточная сеть BlazeFace, оптимизированная для работы в реальном времени на мобильных устройствах. Она оперирует якорными точками и напрямую предсказывает ограничивающие рамки лиц. Однако в данной работе основным инструментом выбрана архитектура MTCNN (Multi-task Cascaded CNN), представляющая собой каскад из трёх последовательных нейронных сетей. Процесс детекции начинается с работы P-Net (Proposal Network), которая генерирует первоначальные кандидаты на расположение лиц. Затем R-Net (Refine Network) отсеивает ложные срабатывания и уточняет границы найденных областей. Финальный этап выполняет O-Net (Output Network), проводя окончательную проверку и определяя пять ключевых точек лица: углы глаз, кончик носа и уголки рта. Подобная каскадная структура обеспечивает высокую скорость обработки при сохранении необходимой точности детекции. </w:t>
       </w:r>
       <w:r>
         <w:t>Структура сети MTCNN представлена на рисунке</w:t>
@@ -22320,15 +21070,7 @@
         <w:contextualSpacing/>
       </w:pPr>
       <w:r>
-        <w:t>После детектирования выполняется выравнивание (</w:t>
-      </w:r>
-      <w:proofErr w:type="spellStart"/>
-      <w:r>
-        <w:t>alignment</w:t>
-      </w:r>
-      <w:proofErr w:type="spellEnd"/>
-      <w:r>
-        <w:t>) – геометрическая трансформация лица к каноническому виду на основе ключевых точек. Это повышает точность последующей классификации эмоций.</w:t>
+        <w:t>После детектирования выполняется выравнивание (alignment) – геометрическая трансформация лица к каноническому виду на основе ключевых точек. Это повышает точность последующей классификации эмоций.</w:t>
       </w:r>
     </w:p>
     <w:p>
@@ -22336,31 +21078,7 @@
         <w:contextualSpacing/>
       </w:pPr>
       <w:r>
-        <w:t xml:space="preserve">Классификация эмоций выполняется с помощью </w:t>
-      </w:r>
-      <w:proofErr w:type="spellStart"/>
-      <w:r>
-        <w:t>свёрточных</w:t>
-      </w:r>
-      <w:proofErr w:type="spellEnd"/>
-      <w:r>
-        <w:t xml:space="preserve"> нейронных сетей (CNN). В разработанной системе используется библиотека </w:t>
-      </w:r>
-      <w:proofErr w:type="spellStart"/>
-      <w:r>
-        <w:t>DeepFace</w:t>
-      </w:r>
-      <w:proofErr w:type="spellEnd"/>
-      <w:r>
-        <w:t xml:space="preserve">, которая представляет собой мета-библиотеку, включающую несколько </w:t>
-      </w:r>
-      <w:proofErr w:type="spellStart"/>
-      <w:r>
-        <w:t>предобученных</w:t>
-      </w:r>
-      <w:proofErr w:type="spellEnd"/>
-      <w:r>
-        <w:t xml:space="preserve"> архитектур:</w:t>
+        <w:t>Классификация эмоций выполняется с помощью свёрточных нейронных сетей (CNN). В разработанной системе используется библиотека DeepFace, которая представляет собой мета-библиотеку, включающую несколько предобученных архитектур:</w:t>
       </w:r>
     </w:p>
     <w:p>
@@ -22372,15 +21090,7 @@
         <w:contextualSpacing/>
       </w:pPr>
       <w:r>
-        <w:t xml:space="preserve">VGG-Face – глубокая сеть с 16-19 </w:t>
-      </w:r>
-      <w:proofErr w:type="spellStart"/>
-      <w:r>
-        <w:t>свёрточными</w:t>
-      </w:r>
-      <w:proofErr w:type="spellEnd"/>
-      <w:r>
-        <w:t xml:space="preserve"> слоями, изначально обученная для задачи распознавания лиц, но адаптируемая для классификации эмоций.</w:t>
+        <w:t>VGG-Face – глубокая сеть с 16-19 свёрточными слоями, изначально обученная для задачи распознавания лиц, но адаптируемая для классификации эмоций.</w:t>
       </w:r>
     </w:p>
     <w:p>
@@ -22392,23 +21102,7 @@
         <w:contextualSpacing/>
       </w:pPr>
       <w:r>
-        <w:t xml:space="preserve">Facenet512 – архитектура, использующая </w:t>
-      </w:r>
-      <w:proofErr w:type="spellStart"/>
-      <w:r>
-        <w:t>triplet</w:t>
-      </w:r>
-      <w:proofErr w:type="spellEnd"/>
-      <w:r>
-        <w:t xml:space="preserve"> </w:t>
-      </w:r>
-      <w:proofErr w:type="spellStart"/>
-      <w:r>
-        <w:t>loss</w:t>
-      </w:r>
-      <w:proofErr w:type="spellEnd"/>
-      <w:r>
-        <w:t xml:space="preserve"> для обучения вложений лиц в компактное пространство признаков.</w:t>
+        <w:t>Facenet512 – архитектура, использующая triplet loss для обучения вложений лиц в компактное пространство признаков.</w:t>
       </w:r>
     </w:p>
     <w:p>
@@ -22419,13 +21113,8 @@
         </w:numPr>
         <w:contextualSpacing/>
       </w:pPr>
-      <w:proofErr w:type="spellStart"/>
-      <w:r>
-        <w:t>EfficientNet</w:t>
-      </w:r>
-      <w:proofErr w:type="spellEnd"/>
-      <w:r>
-        <w:t xml:space="preserve"> – семейство сетей, оптимизированных по соотношению точности и вычислительной сложности.</w:t>
+      <w:r>
+        <w:t>EfficientNet – семейство сетей, оптимизированных по соотношению точности и вычислительной сложности.</w:t>
       </w:r>
     </w:p>
     <w:p>
@@ -22433,15 +21122,7 @@
         <w:contextualSpacing/>
       </w:pPr>
       <w:r>
-        <w:t xml:space="preserve">Архитектура VGG-16, лежащая в основе модели VGG-Face, характеризуется использованием малых </w:t>
-      </w:r>
-      <w:proofErr w:type="spellStart"/>
-      <w:r>
-        <w:t>свёрточных</w:t>
-      </w:r>
-      <w:proofErr w:type="spellEnd"/>
-      <w:r>
-        <w:t xml:space="preserve"> фильтров 3×3 на всех слоях и последовательным увеличением количества каналов с уменьшением пространственной </w:t>
+        <w:t xml:space="preserve">Архитектура VGG-16, лежащая в основе модели VGG-Face, характеризуется использованием малых свёрточных фильтров 3×3 на всех слоях и последовательным увеличением количества каналов с уменьшением пространственной </w:t>
       </w:r>
       <w:r>
         <w:t>размерности [</w:t>
@@ -22468,23 +21149,7 @@
         <w:t>]</w:t>
       </w:r>
       <w:r>
-        <w:t xml:space="preserve">. Сеть содержит 13 </w:t>
-      </w:r>
-      <w:proofErr w:type="spellStart"/>
-      <w:r>
-        <w:t>свёрточных</w:t>
-      </w:r>
-      <w:proofErr w:type="spellEnd"/>
-      <w:r>
-        <w:t xml:space="preserve"> слоёв и 3 </w:t>
-      </w:r>
-      <w:proofErr w:type="spellStart"/>
-      <w:r>
-        <w:t>полносвязных</w:t>
-      </w:r>
-      <w:proofErr w:type="spellEnd"/>
-      <w:r>
-        <w:t xml:space="preserve"> слоя, что обеспечивает глубокое извлечение признаков лица. Блок-схема архитектуры VGG-16 представлена на рисунке</w:t>
+        <w:t>. Сеть содержит 13 свёрточных слоёв и 3 полносвязных слоя, что обеспечивает глубокое извлечение признаков лица. Блок-схема архитектуры VGG-16 представлена на рисунке</w:t>
       </w:r>
       <w:r>
         <w:rPr>
@@ -22669,44 +21334,15 @@
         <w:pStyle w:val="3"/>
       </w:pPr>
       <w:r>
-        <w:t xml:space="preserve">Модель </w:t>
-      </w:r>
-      <w:proofErr w:type="spellStart"/>
-      <w:r>
-        <w:t>MediaPipe</w:t>
-      </w:r>
-      <w:proofErr w:type="spellEnd"/>
-      <w:r>
-        <w:t xml:space="preserve"> Face </w:t>
-      </w:r>
-      <w:proofErr w:type="spellStart"/>
-      <w:r>
-        <w:t>Landmarker</w:t>
-      </w:r>
-      <w:proofErr w:type="spellEnd"/>
+        <w:t>Модель MediaPipe Face Landmarker</w:t>
+      </w:r>
     </w:p>
     <w:p>
       <w:pPr>
         <w:contextualSpacing/>
       </w:pPr>
       <w:r>
-        <w:t xml:space="preserve">Опционально в системе реализована поддержка </w:t>
-      </w:r>
-      <w:proofErr w:type="spellStart"/>
-      <w:r>
-        <w:t>MediaPipe</w:t>
-      </w:r>
-      <w:proofErr w:type="spellEnd"/>
-      <w:r>
-        <w:t xml:space="preserve"> Face </w:t>
-      </w:r>
-      <w:proofErr w:type="spellStart"/>
-      <w:r>
-        <w:t>Landmarker</w:t>
-      </w:r>
-      <w:proofErr w:type="spellEnd"/>
-      <w:r>
-        <w:t xml:space="preserve"> от Google, которая строит плотную сетку из 468 трёхмерных ключевых точек на лице</w:t>
+        <w:t>Опционально в системе реализована поддержка MediaPipe Face Landmarker от Google, которая строит плотную сетку из 468 трёхмерных ключевых точек на лице</w:t>
       </w:r>
       <w:r>
         <w:t xml:space="preserve"> [</w:t>
@@ -22745,15 +21381,7 @@
         </w:numPr>
       </w:pPr>
       <w:r>
-        <w:t xml:space="preserve">Оценивать </w:t>
-      </w:r>
-      <w:proofErr w:type="spellStart"/>
-      <w:r>
-        <w:t>blendshape</w:t>
-      </w:r>
-      <w:proofErr w:type="spellEnd"/>
-      <w:r>
-        <w:t>-коэффициенты – параметры, описывающие активность групп лицевых мышц (например, поднятие бровей, растягивание рта);</w:t>
+        <w:t>Оценивать blendshape-коэффициенты – параметры, описывающие активность групп лицевых мышц (например, поднятие бровей, растягивание рта);</w:t>
       </w:r>
     </w:p>
     <w:p>
@@ -22765,31 +21393,7 @@
         </w:numPr>
       </w:pPr>
       <w:r>
-        <w:t>Вычислять углы поворота головы (</w:t>
-      </w:r>
-      <w:proofErr w:type="spellStart"/>
-      <w:r>
-        <w:t>yaw</w:t>
-      </w:r>
-      <w:proofErr w:type="spellEnd"/>
-      <w:r>
-        <w:t xml:space="preserve">, </w:t>
-      </w:r>
-      <w:proofErr w:type="spellStart"/>
-      <w:r>
-        <w:t>pitch</w:t>
-      </w:r>
-      <w:proofErr w:type="spellEnd"/>
-      <w:r>
-        <w:t xml:space="preserve">, </w:t>
-      </w:r>
-      <w:proofErr w:type="spellStart"/>
-      <w:r>
-        <w:t>roll</w:t>
-      </w:r>
-      <w:proofErr w:type="spellEnd"/>
-      <w:r>
-        <w:t>) для анализа позы;</w:t>
+        <w:t>Вычислять углы поворота головы (yaw, pitch, roll) для анализа позы;</w:t>
       </w:r>
     </w:p>
     <w:p>
@@ -22801,44 +21405,15 @@
         </w:numPr>
       </w:pPr>
       <w:r>
-        <w:t xml:space="preserve">Отслеживать </w:t>
-      </w:r>
-      <w:proofErr w:type="spellStart"/>
-      <w:r>
-        <w:t>микровыражения</w:t>
-      </w:r>
-      <w:proofErr w:type="spellEnd"/>
-      <w:r>
-        <w:t xml:space="preserve"> – кратковременные изменения выражения лица длительностью 1/25–1/5 секунды.</w:t>
+        <w:t>Отслеживать микровыражения – кратковременные изменения выражения лица длительностью 1/25–1/5 секунды.</w:t>
       </w:r>
     </w:p>
     <w:p>
       <w:pPr>
         <w:contextualSpacing/>
       </w:pPr>
-      <w:proofErr w:type="spellStart"/>
-      <w:r>
-        <w:t>MediaPipe</w:t>
-      </w:r>
-      <w:proofErr w:type="spellEnd"/>
-      <w:r>
-        <w:t xml:space="preserve"> Face </w:t>
-      </w:r>
-      <w:proofErr w:type="spellStart"/>
-      <w:r>
-        <w:t>Landmarker</w:t>
-      </w:r>
-      <w:proofErr w:type="spellEnd"/>
-      <w:r>
-        <w:t xml:space="preserve"> использует </w:t>
-      </w:r>
-      <w:proofErr w:type="spellStart"/>
-      <w:r>
-        <w:t>encoder-decoder</w:t>
-      </w:r>
-      <w:proofErr w:type="spellEnd"/>
-      <w:r>
-        <w:t xml:space="preserve"> архитектуру на базе трансформеров для построения детальной трёхмерной модели лица. Сетка из 468 точек охватывает контуры глаз, бровей, носа, губ и овала лица, позволяя точно отслеживать мимику и положение головы в пространстве. Визуализация сетки ключевых точек представлена на рисунке </w:t>
+      <w:r>
+        <w:t xml:space="preserve">MediaPipe Face Landmarker использует encoder-decoder архитектуру на базе трансформеров для построения детальной трёхмерной модели лица. Сетка из 468 точек охватывает контуры глаз, бровей, носа, губ и овала лица, позволяя точно отслеживать мимику и положение головы в пространстве. Визуализация сетки ключевых точек представлена на рисунке </w:t>
       </w:r>
       <w:r>
         <w:fldChar w:fldCharType="begin"/>
@@ -23009,36 +21584,8 @@
           <w:color w:val="000000" w:themeColor="text1"/>
           <w:lang w:eastAsia="en-US" w:bidi="he-IL"/>
         </w:rPr>
-        <w:t xml:space="preserve"> Сетка ключевых точек </w:t>
-      </w:r>
-      <w:proofErr w:type="spellStart"/>
-      <w:r>
-        <w:rPr>
-          <w:rFonts w:eastAsiaTheme="minorHAnsi"/>
-          <w:color w:val="000000" w:themeColor="text1"/>
-          <w:lang w:eastAsia="en-US" w:bidi="he-IL"/>
-        </w:rPr>
-        <w:t>MediaPipe</w:t>
-      </w:r>
-      <w:proofErr w:type="spellEnd"/>
-      <w:r>
-        <w:rPr>
-          <w:rFonts w:eastAsiaTheme="minorHAnsi"/>
-          <w:color w:val="000000" w:themeColor="text1"/>
-          <w:lang w:eastAsia="en-US" w:bidi="he-IL"/>
-        </w:rPr>
-        <w:t xml:space="preserve"> Face </w:t>
-      </w:r>
-      <w:proofErr w:type="spellStart"/>
-      <w:r>
-        <w:rPr>
-          <w:rFonts w:eastAsiaTheme="minorHAnsi"/>
-          <w:color w:val="000000" w:themeColor="text1"/>
-          <w:lang w:eastAsia="en-US" w:bidi="he-IL"/>
-        </w:rPr>
-        <w:t>Landmarker</w:t>
-      </w:r>
-      <w:proofErr w:type="spellEnd"/>
+        <w:t xml:space="preserve"> Сетка ключевых точек MediaPipe Face Landmarker</w:t>
+      </w:r>
     </w:p>
     <w:p>
       <w:pPr>
@@ -23057,15 +21604,7 @@
         </w:numPr>
       </w:pPr>
       <w:r>
-        <w:t>Радость (</w:t>
-      </w:r>
-      <w:proofErr w:type="spellStart"/>
-      <w:r>
-        <w:t>happiness</w:t>
-      </w:r>
-      <w:proofErr w:type="spellEnd"/>
-      <w:r>
-        <w:t>) – поднятие уголков рта, появление морщин вокруг глаз;</w:t>
+        <w:t>Радость (happiness) – поднятие уголков рта, появление морщин вокруг глаз;</w:t>
       </w:r>
     </w:p>
     <w:p>
@@ -23077,15 +21616,7 @@
         </w:numPr>
       </w:pPr>
       <w:r>
-        <w:t>Грусть (</w:t>
-      </w:r>
-      <w:proofErr w:type="spellStart"/>
-      <w:r>
-        <w:t>sadness</w:t>
-      </w:r>
-      <w:proofErr w:type="spellEnd"/>
-      <w:r>
-        <w:t>) – опускание уголков рта, поднятие внутренних уголков бровей;</w:t>
+        <w:t>Грусть (sadness) – опускание уголков рта, поднятие внутренних уголков бровей;</w:t>
       </w:r>
     </w:p>
     <w:p>
@@ -23097,15 +21628,7 @@
         </w:numPr>
       </w:pPr>
       <w:r>
-        <w:t>Гнев (</w:t>
-      </w:r>
-      <w:proofErr w:type="spellStart"/>
-      <w:r>
-        <w:t>anger</w:t>
-      </w:r>
-      <w:proofErr w:type="spellEnd"/>
-      <w:r>
-        <w:t>) – опускание бровей, сужение глаз, напряжение губ;</w:t>
+        <w:t>Гнев (anger) – опускание бровей, сужение глаз, напряжение губ;</w:t>
       </w:r>
     </w:p>
     <w:p>
@@ -23117,15 +21640,7 @@
         </w:numPr>
       </w:pPr>
       <w:r>
-        <w:t>Страх (</w:t>
-      </w:r>
-      <w:proofErr w:type="spellStart"/>
-      <w:r>
-        <w:t>fear</w:t>
-      </w:r>
-      <w:proofErr w:type="spellEnd"/>
-      <w:r>
-        <w:t>) – поднятие верхних век, растягивание рта;</w:t>
+        <w:t>Страх (fear) – поднятие верхних век, растягивание рта;</w:t>
       </w:r>
     </w:p>
     <w:p>
@@ -23137,15 +21652,7 @@
         </w:numPr>
       </w:pPr>
       <w:r>
-        <w:t>Удивление (</w:t>
-      </w:r>
-      <w:proofErr w:type="spellStart"/>
-      <w:r>
-        <w:t>surprise</w:t>
-      </w:r>
-      <w:proofErr w:type="spellEnd"/>
-      <w:r>
-        <w:t>) – поднятие бровей, расширение глаз, открытие рта;</w:t>
+        <w:t>Удивление (surprise) – поднятие бровей, расширение глаз, открытие рта;</w:t>
       </w:r>
     </w:p>
     <w:p>
@@ -23157,15 +21664,7 @@
         </w:numPr>
       </w:pPr>
       <w:r>
-        <w:t>Отвращение (</w:t>
-      </w:r>
-      <w:proofErr w:type="spellStart"/>
-      <w:r>
-        <w:t>disgust</w:t>
-      </w:r>
-      <w:proofErr w:type="spellEnd"/>
-      <w:r>
-        <w:t>) – поднятие верхней губы, морщинистый нос.</w:t>
+        <w:t>Отвращение (disgust) – поднятие верхней губы, морщинистый нос.</w:t>
       </w:r>
     </w:p>
     <w:p>
@@ -23200,15 +21699,7 @@
         <w:t>]</w:t>
       </w:r>
       <w:r>
-        <w:t xml:space="preserve">. Каждая эмоция характеризуется уникальным паттерном активации лицевых мышц (Action </w:t>
-      </w:r>
-      <w:proofErr w:type="spellStart"/>
-      <w:r>
-        <w:t>Units</w:t>
-      </w:r>
-      <w:proofErr w:type="spellEnd"/>
-      <w:r>
-        <w:t xml:space="preserve">), который может быть распознан алгоритмами компьютерного зрения. Иллюстрация шести базовых эмоций по Экману представлена на рисунке </w:t>
+        <w:t xml:space="preserve">. Каждая эмоция характеризуется уникальным паттерном активации лицевых мышц (Action Units), который может быть распознан алгоритмами компьютерного зрения. Иллюстрация шести базовых эмоций по Экману представлена на рисунке </w:t>
       </w:r>
       <w:r>
         <w:fldChar w:fldCharType="begin"/>
@@ -23374,15 +21865,7 @@
         <w:contextualSpacing/>
       </w:pPr>
       <w:r>
-        <w:t xml:space="preserve">Для предотвращения перегрузки ЦП/ГПУ реализован семафор, ограничивающий количество параллельных </w:t>
-      </w:r>
-      <w:proofErr w:type="spellStart"/>
-      <w:r>
-        <w:t>инференсов</w:t>
-      </w:r>
-      <w:proofErr w:type="spellEnd"/>
-      <w:r>
-        <w:t>. Результаты публикуются как события «анализ лица» (сохраняется в БД).</w:t>
+        <w:t>Для предотвращения перегрузки ЦП/ГПУ реализован семафор, ограничивающий количество параллельных инференсов. Результаты публикуются как события «анализ лица» (сохраняется в БД).</w:t>
       </w:r>
     </w:p>
     <w:p>
@@ -23398,124 +21881,68 @@
         <w:contextualSpacing/>
       </w:pPr>
       <w:r>
-        <w:t>Автоматическое распознавание речи (</w:t>
-      </w:r>
-      <w:proofErr w:type="spellStart"/>
-      <w:r>
-        <w:t>Automatic</w:t>
-      </w:r>
-      <w:proofErr w:type="spellEnd"/>
+        <w:t>Автоматическое распознавание речи (Automatic Speech Recognition, ASR) – это технология преобразования акустического сигнала в текстовое представление.</w:t>
+      </w:r>
+    </w:p>
+    <w:p>
+      <w:pPr>
+        <w:contextualSpacing/>
+      </w:pPr>
+      <w:r>
+        <w:t xml:space="preserve">Современные </w:t>
+      </w:r>
+      <w:r>
+        <w:rPr>
+          <w:lang w:val="en-US"/>
+        </w:rPr>
+        <w:t>ASR</w:t>
+      </w:r>
+      <w:r>
+        <w:t>-системы основаны на архитектурах глубокого обучения, в частности на трансформерах. Архитектура трансформера включает энкодер и декодер, взаимодействующие через механизм внимания, что позволяет эффективно обрабатывать последовательности данных.</w:t>
+      </w:r>
+    </w:p>
+    <w:p>
+      <w:pPr>
+        <w:contextualSpacing/>
+      </w:pPr>
+      <w:r>
+        <w:t xml:space="preserve">Архитектура </w:t>
+      </w:r>
+      <w:r>
+        <w:rPr>
+          <w:lang w:val="en-US"/>
+        </w:rPr>
+        <w:t>Transformer</w:t>
+      </w:r>
+      <w:r>
+        <w:t xml:space="preserve">, предложенная </w:t>
+      </w:r>
+      <w:r>
+        <w:rPr>
+          <w:lang w:val="en-US"/>
+        </w:rPr>
+        <w:t>Vaswani</w:t>
+      </w:r>
       <w:r>
         <w:t xml:space="preserve"> </w:t>
       </w:r>
-      <w:proofErr w:type="spellStart"/>
-      <w:r>
-        <w:t>Speech</w:t>
-      </w:r>
-      <w:proofErr w:type="spellEnd"/>
+      <w:r>
+        <w:rPr>
+          <w:lang w:val="en-US"/>
+        </w:rPr>
+        <w:t>et</w:t>
+      </w:r>
       <w:r>
         <w:t xml:space="preserve"> </w:t>
       </w:r>
-      <w:proofErr w:type="spellStart"/>
-      <w:r>
-        <w:t>Recognition</w:t>
-      </w:r>
-      <w:proofErr w:type="spellEnd"/>
-      <w:r>
-        <w:t>, ASR) – это технология преобразования акустического сигнала в текстовое представление.</w:t>
-      </w:r>
-    </w:p>
-    <w:p>
-      <w:pPr>
-        <w:contextualSpacing/>
-      </w:pPr>
-      <w:r>
-        <w:t xml:space="preserve">Современные </w:t>
-      </w:r>
       <w:r>
         <w:rPr>
           <w:lang w:val="en-US"/>
         </w:rPr>
-        <w:t>ASR</w:t>
-      </w:r>
-      <w:r>
-        <w:t xml:space="preserve">-системы основаны на архитектурах глубокого обучения, в частности на трансформерах. Архитектура трансформера включает </w:t>
-      </w:r>
-      <w:proofErr w:type="spellStart"/>
-      <w:r>
-        <w:t>энкодер</w:t>
-      </w:r>
-      <w:proofErr w:type="spellEnd"/>
-      <w:r>
-        <w:t xml:space="preserve"> и декодер, взаимодействующие через механизм внимания, что позволяет эффективно обрабатывать последовательности данных.</w:t>
-      </w:r>
-    </w:p>
-    <w:p>
-      <w:pPr>
-        <w:contextualSpacing/>
-      </w:pPr>
-      <w:r>
-        <w:t xml:space="preserve">Архитектура </w:t>
-      </w:r>
-      <w:r>
-        <w:rPr>
-          <w:lang w:val="en-US"/>
-        </w:rPr>
-        <w:t>Transformer</w:t>
-      </w:r>
-      <w:r>
-        <w:t xml:space="preserve">, предложенная </w:t>
-      </w:r>
-      <w:r>
-        <w:rPr>
-          <w:lang w:val="en-US"/>
-        </w:rPr>
-        <w:t>Vaswani</w:t>
-      </w:r>
-      <w:r>
-        <w:t xml:space="preserve"> </w:t>
-      </w:r>
-      <w:r>
-        <w:rPr>
-          <w:lang w:val="en-US"/>
-        </w:rPr>
-        <w:t>et</w:t>
-      </w:r>
-      <w:r>
-        <w:t xml:space="preserve"> </w:t>
-      </w:r>
-      <w:r>
-        <w:rPr>
-          <w:lang w:val="en-US"/>
-        </w:rPr>
         <w:t>al</w:t>
       </w:r>
       <w:r>
-        <w:t xml:space="preserve">. в 2017 году, полностью отказалась от рекуррентных и </w:t>
-      </w:r>
-      <w:proofErr w:type="spellStart"/>
-      <w:r>
-        <w:t>свёрточных</w:t>
-      </w:r>
-      <w:proofErr w:type="spellEnd"/>
-      <w:r>
-        <w:t xml:space="preserve"> слоёв в пользу механизма </w:t>
-      </w:r>
-      <w:proofErr w:type="spellStart"/>
-      <w:r>
-        <w:t>самовнимания</w:t>
-      </w:r>
-      <w:proofErr w:type="spellEnd"/>
-      <w:r>
-        <w:t xml:space="preserve">, что позволило эффективно </w:t>
-      </w:r>
-      <w:proofErr w:type="spellStart"/>
-      <w:r>
-        <w:t>параллелить</w:t>
-      </w:r>
-      <w:proofErr w:type="spellEnd"/>
-      <w:r>
-        <w:t xml:space="preserve"> вычисления и обрабатывать длинные последовательности</w:t>
+        <w:t>. в 2017 году, полностью отказалась от рекуррентных и свёрточных слоёв в пользу механизма самовнимания, что позволило эффективно параллелить вычисления и обрабатывать длинные последовательности</w:t>
       </w:r>
       <w:r>
         <w:t xml:space="preserve"> [</w:t>
@@ -23542,24 +21969,11 @@
         <w:t>]</w:t>
       </w:r>
       <w:r>
-        <w:t xml:space="preserve">. Модель состоит из </w:t>
-      </w:r>
-      <w:proofErr w:type="spellStart"/>
-      <w:r>
-        <w:t>энкодера</w:t>
-      </w:r>
-      <w:proofErr w:type="spellEnd"/>
-      <w:r>
-        <w:t xml:space="preserve"> и декодера, каждый из которых содержит многоголовое внимание, </w:t>
-      </w:r>
-      <w:proofErr w:type="spellStart"/>
+        <w:t xml:space="preserve">. Модель состоит из энкодера и декодера, каждый из которых содержит многоголовое внимание, </w:t>
+      </w:r>
       <w:r>
         <w:lastRenderedPageBreak/>
-        <w:t>полносвязные</w:t>
-      </w:r>
-      <w:proofErr w:type="spellEnd"/>
-      <w:r>
-        <w:t xml:space="preserve"> слои и нормализацию. </w:t>
+        <w:t xml:space="preserve">полносвязные слои и нормализацию. </w:t>
       </w:r>
       <w:r>
         <w:t xml:space="preserve">Общая архитектура </w:t>
@@ -23767,51 +22181,23 @@
           <w:color w:val="000000" w:themeColor="text1"/>
           <w:lang w:eastAsia="en-US" w:bidi="he-IL"/>
         </w:rPr>
-        <w:t xml:space="preserve"> Архитектура </w:t>
-      </w:r>
-      <w:proofErr w:type="spellStart"/>
-      <w:r>
-        <w:rPr>
-          <w:rFonts w:eastAsiaTheme="minorHAnsi"/>
-          <w:color w:val="000000" w:themeColor="text1"/>
-          <w:lang w:eastAsia="en-US" w:bidi="he-IL"/>
-        </w:rPr>
-        <w:t>Transformer</w:t>
-      </w:r>
-      <w:proofErr w:type="spellEnd"/>
+        <w:t xml:space="preserve"> Архитектура Transformer</w:t>
+      </w:r>
     </w:p>
     <w:p>
       <w:pPr>
         <w:pStyle w:val="3"/>
       </w:pPr>
-      <w:proofErr w:type="spellStart"/>
       <w:r>
         <w:t>Whisper</w:t>
       </w:r>
-      <w:proofErr w:type="spellEnd"/>
     </w:p>
     <w:p>
       <w:pPr>
         <w:contextualSpacing/>
       </w:pPr>
       <w:r>
-        <w:t xml:space="preserve">В разработанной системе используется модель </w:t>
-      </w:r>
-      <w:proofErr w:type="spellStart"/>
-      <w:r>
-        <w:t>Whisper</w:t>
-      </w:r>
-      <w:proofErr w:type="spellEnd"/>
-      <w:r>
-        <w:t xml:space="preserve"> от OpenAI, которая представляет собой </w:t>
-      </w:r>
-      <w:proofErr w:type="spellStart"/>
-      <w:r>
-        <w:t>encoder-decoder</w:t>
-      </w:r>
-      <w:proofErr w:type="spellEnd"/>
-      <w:r>
-        <w:t xml:space="preserve"> трансформер, обученный на 680 000 часов размеченных аудиоданных. Основные компоненты архитектуры:</w:t>
+        <w:t>В разработанной системе используется модель Whisper от OpenAI, которая представляет собой encoder-decoder трансформер, обученный на 680 000 часов размеченных аудиоданных. Основные компоненты архитектуры:</w:t>
       </w:r>
     </w:p>
     <w:p>
@@ -23834,14 +22220,9 @@
         </w:numPr>
         <w:contextualSpacing/>
       </w:pPr>
-      <w:proofErr w:type="spellStart"/>
       <w:r>
         <w:lastRenderedPageBreak/>
-        <w:t>Энкодер</w:t>
-      </w:r>
-      <w:proofErr w:type="spellEnd"/>
-      <w:r>
-        <w:t>: последовательность из N идентичных блоков каждый из которых содержит:</w:t>
+        <w:t>Энкодер: последовательность из N идентичных блоков каждый из которых содержит:</w:t>
       </w:r>
     </w:p>
     <w:p>
@@ -23853,15 +22234,7 @@
         </w:numPr>
       </w:pPr>
       <w:r>
-        <w:t xml:space="preserve">Механизм </w:t>
-      </w:r>
-      <w:proofErr w:type="spellStart"/>
-      <w:r>
-        <w:t>самовнимания</w:t>
-      </w:r>
-      <w:proofErr w:type="spellEnd"/>
-      <w:r>
-        <w:t xml:space="preserve"> – позволяет каждому временному шагу «видеть» все остальные шаги и взвешивать их важность;</w:t>
+        <w:t>Механизм самовнимания – позволяет каждому временному шагу «видеть» все остальные шаги и взвешивать их важность;</w:t>
       </w:r>
     </w:p>
     <w:p>
@@ -23884,13 +22257,8 @@
           <w:numId w:val="4"/>
         </w:numPr>
       </w:pPr>
-      <w:proofErr w:type="spellStart"/>
-      <w:r>
-        <w:t>Полносвязные</w:t>
-      </w:r>
-      <w:proofErr w:type="spellEnd"/>
-      <w:r>
-        <w:t xml:space="preserve"> слои для нелинейной трансформации признаков.</w:t>
+      <w:r>
+        <w:t>Полносвязные слои для нелинейной трансформации признаков.</w:t>
       </w:r>
     </w:p>
     <w:p>
@@ -23902,23 +22270,7 @@
         <w:contextualSpacing/>
       </w:pPr>
       <w:r>
-        <w:t xml:space="preserve">Декодер: аналогичная структура, но с добавлением кросс-внимания, которое связывает декодер с выходом </w:t>
-      </w:r>
-      <w:proofErr w:type="spellStart"/>
-      <w:r>
-        <w:t>энкодера</w:t>
-      </w:r>
-      <w:proofErr w:type="spellEnd"/>
-      <w:r>
-        <w:t xml:space="preserve">. Декодер генерирует текстовые токены </w:t>
-      </w:r>
-      <w:proofErr w:type="spellStart"/>
-      <w:r>
-        <w:t>авторегрессионно</w:t>
-      </w:r>
-      <w:proofErr w:type="spellEnd"/>
-      <w:r>
-        <w:t xml:space="preserve"> (каждый следующий токен зависит от предыдущих).</w:t>
+        <w:t>Декодер: аналогичная структура, но с добавлением кросс-внимания, которое связывает декодер с выходом энкодера. Декодер генерирует текстовые токены авторегрессионно (каждый следующий токен зависит от предыдущих).</w:t>
       </w:r>
     </w:p>
     <w:p>
@@ -23926,47 +22278,7 @@
         <w:contextualSpacing/>
       </w:pPr>
       <w:r>
-        <w:t xml:space="preserve">Модель </w:t>
-      </w:r>
-      <w:proofErr w:type="spellStart"/>
-      <w:r>
-        <w:t>Whisper</w:t>
-      </w:r>
-      <w:proofErr w:type="spellEnd"/>
-      <w:r>
-        <w:t xml:space="preserve"> преобразует аудиосигнал в мел-спектрограмму, которая подаётся на вход </w:t>
-      </w:r>
-      <w:proofErr w:type="spellStart"/>
-      <w:r>
-        <w:t>энкодеру</w:t>
-      </w:r>
-      <w:proofErr w:type="spellEnd"/>
-      <w:r>
-        <w:t xml:space="preserve">. </w:t>
-      </w:r>
-      <w:proofErr w:type="spellStart"/>
-      <w:r>
-        <w:t>Энкодер</w:t>
-      </w:r>
-      <w:proofErr w:type="spellEnd"/>
-      <w:r>
-        <w:t xml:space="preserve"> извлекает контекстуальные признаки, которые затем используются декодером для генерации текстовых токенов с учётом языковой модели. Кросс-внимание между декодером и </w:t>
-      </w:r>
-      <w:proofErr w:type="spellStart"/>
-      <w:r>
-        <w:t>энкодером</w:t>
-      </w:r>
-      <w:proofErr w:type="spellEnd"/>
-      <w:r>
-        <w:t xml:space="preserve"> позволяет модели «фокусироваться» на соответствующих участках аудио при генерации каждого слова. Общая схема работы </w:t>
-      </w:r>
-      <w:proofErr w:type="spellStart"/>
-      <w:r>
-        <w:t>Whisper</w:t>
-      </w:r>
-      <w:proofErr w:type="spellEnd"/>
-      <w:r>
-        <w:t xml:space="preserve"> представлена на рисунке </w:t>
+        <w:t xml:space="preserve">Модель Whisper преобразует аудиосигнал в мел-спектрограмму, которая подаётся на вход энкодеру. Энкодер извлекает контекстуальные признаки, которые затем используются декодером для генерации текстовых токенов с учётом языковой модели. Кросс-внимание между декодером и энкодером позволяет модели «фокусироваться» на соответствующих участках аудио при генерации каждого слова. Общая схема работы Whisper представлена на рисунке </w:t>
       </w:r>
       <w:r>
         <w:rPr>
@@ -24144,19 +22456,9 @@
           <w:color w:val="000000" w:themeColor="text1"/>
           <w:lang w:eastAsia="en-US" w:bidi="he-IL"/>
         </w:rPr>
-        <w:t xml:space="preserve"> Общая схема </w:t>
-      </w:r>
-      <w:proofErr w:type="spellStart"/>
-      <w:r>
-        <w:rPr>
-          <w:rFonts w:eastAsiaTheme="minorHAnsi"/>
-          <w:color w:val="000000" w:themeColor="text1"/>
-          <w:lang w:eastAsia="en-US" w:bidi="he-IL"/>
-        </w:rPr>
-        <w:t>Whisper</w:t>
+        <w:t xml:space="preserve"> Общая схема Whisper</w:t>
       </w:r>
       <w:bookmarkEnd w:id="59"/>
-      <w:proofErr w:type="spellEnd"/>
     </w:p>
     <w:p>
       <w:pPr>
@@ -24257,44 +22559,15 @@
         <w:contextualSpacing/>
       </w:pPr>
       <w:r>
-        <w:t xml:space="preserve">Оптимизация </w:t>
-      </w:r>
-      <w:proofErr w:type="spellStart"/>
-      <w:r>
-        <w:t>инференса</w:t>
-      </w:r>
-      <w:proofErr w:type="spellEnd"/>
-      <w:r>
-        <w:t xml:space="preserve">: </w:t>
-      </w:r>
-      <w:proofErr w:type="spellStart"/>
-      <w:r>
-        <w:t>faster-whisper</w:t>
-      </w:r>
-      <w:proofErr w:type="spellEnd"/>
+        <w:t>Оптимизация инференса: faster-whisper</w:t>
+      </w:r>
     </w:p>
     <w:p>
       <w:pPr>
         <w:contextualSpacing/>
       </w:pPr>
       <w:r>
-        <w:t xml:space="preserve">Для ускорения работы в реальном времени используется библиотека </w:t>
-      </w:r>
-      <w:proofErr w:type="spellStart"/>
-      <w:r>
-        <w:t>faster-whisper</w:t>
-      </w:r>
-      <w:proofErr w:type="spellEnd"/>
-      <w:r>
-        <w:t xml:space="preserve">, основанная на CTranslate2 – движке эффективного </w:t>
-      </w:r>
-      <w:proofErr w:type="spellStart"/>
-      <w:r>
-        <w:t>инференса</w:t>
-      </w:r>
-      <w:proofErr w:type="spellEnd"/>
-      <w:r>
-        <w:t xml:space="preserve"> трансформеров. Оптимизации включают:</w:t>
+        <w:t>Для ускорения работы в реальном времени используется библиотека faster-whisper, основанная на CTranslate2 – движке эффективного инференса трансформеров. Оптимизации включают:</w:t>
       </w:r>
     </w:p>
     <w:p>
@@ -24318,15 +22591,7 @@
         </w:numPr>
       </w:pPr>
       <w:r>
-        <w:t xml:space="preserve">Пакетная обработка – одновременная обработка нескольких </w:t>
-      </w:r>
-      <w:proofErr w:type="spellStart"/>
-      <w:r>
-        <w:t>аудиочанков</w:t>
-      </w:r>
-      <w:proofErr w:type="spellEnd"/>
-      <w:r>
-        <w:t>;</w:t>
+        <w:t>Пакетная обработка – одновременная обработка нескольких аудиочанков;</w:t>
       </w:r>
     </w:p>
     <w:p>
@@ -24356,82 +22621,21 @@
     </w:p>
     <w:p>
       <w:r>
-        <w:t xml:space="preserve">В разработанном комплексе применяется </w:t>
-      </w:r>
-      <w:proofErr w:type="spellStart"/>
-      <w:r>
-        <w:t>предобученная</w:t>
-      </w:r>
-      <w:proofErr w:type="spellEnd"/>
-      <w:r>
-        <w:t xml:space="preserve"> модель </w:t>
-      </w:r>
-      <w:proofErr w:type="spellStart"/>
-      <w:r>
-        <w:t>DistilBERT</w:t>
-      </w:r>
-      <w:proofErr w:type="spellEnd"/>
-      <w:r>
-        <w:t xml:space="preserve"> — легковесная версия трансформера BERT, оптимизированная для задач классификации текста. Модель содержит 66 миллионов параметров (по сравнению с 110 миллионами у исходного BERT), что позволяет выполнять </w:t>
-      </w:r>
-      <w:proofErr w:type="spellStart"/>
+        <w:t xml:space="preserve">В разработанном комплексе применяется предобученная модель DistilBERT — легковесная версия трансформера BERT, оптимизированная для задач классификации текста. Модель содержит 66 миллионов параметров (по сравнению с 110 миллионами у исходного BERT), что позволяет выполнять </w:t>
+      </w:r>
       <w:r>
         <w:lastRenderedPageBreak/>
-        <w:t>инференс</w:t>
-      </w:r>
-      <w:proofErr w:type="spellEnd"/>
-      <w:r>
-        <w:t xml:space="preserve"> с минимальной задержкой при сохранении высокой точности определения контекста.</w:t>
-      </w:r>
-    </w:p>
-    <w:p>
-      <w:r>
-        <w:t xml:space="preserve">Процесс обработки текста включает три последовательных этапа. На первом этапе выполняется сегментация потока транскрибированного текста на смысловые единицы — предложения или законченные реплики — с последующей </w:t>
-      </w:r>
-      <w:proofErr w:type="spellStart"/>
-      <w:r>
-        <w:t>токенизацией</w:t>
-      </w:r>
-      <w:proofErr w:type="spellEnd"/>
-      <w:r>
-        <w:t xml:space="preserve"> и преобразованием в числовые представления. На втором этапе векторизованный текст передаётся на вход нейросетевой модели для извлечения контекстуальных признаков посредством механизма </w:t>
-      </w:r>
-      <w:proofErr w:type="spellStart"/>
-      <w:r>
-        <w:t>самовнимания</w:t>
-      </w:r>
-      <w:proofErr w:type="spellEnd"/>
-      <w:r>
-        <w:t>. На третьем этапе каждой реплике присваивается дискретная метка тональности: позитивная, нейтральная или негативная.</w:t>
-      </w:r>
-    </w:p>
-    <w:p>
-      <w:r>
-        <w:t xml:space="preserve">Результаты текстового анализа асинхронно сохраняются в базе данных </w:t>
-      </w:r>
-      <w:proofErr w:type="spellStart"/>
-      <w:r>
-        <w:t>PostgreSQL</w:t>
-      </w:r>
-      <w:proofErr w:type="spellEnd"/>
-      <w:r>
-        <w:t xml:space="preserve"> в формате JSONB с привязкой к временным меткам и идентификатору спикера. Такая структура хранения позволяет на этапе формирования отчёта сопоставлять семантическую тональность речи с визуальными признаками (мимика) и акустическими характеристиками (голос), реализуя принцип мультимодального позднего слияния (</w:t>
-      </w:r>
-      <w:proofErr w:type="spellStart"/>
-      <w:r>
-        <w:t>late</w:t>
-      </w:r>
-      <w:proofErr w:type="spellEnd"/>
-      <w:r>
-        <w:t xml:space="preserve"> </w:t>
-      </w:r>
-      <w:proofErr w:type="spellStart"/>
-      <w:r>
-        <w:t>fusion</w:t>
-      </w:r>
-      <w:proofErr w:type="spellEnd"/>
-      <w:r>
-        <w:t>).</w:t>
+        <w:t>инференс с минимальной задержкой при сохранении высокой точности определения контекста.</w:t>
+      </w:r>
+    </w:p>
+    <w:p>
+      <w:r>
+        <w:t>Процесс обработки текста включает три последовательных этапа. На первом этапе выполняется сегментация потока транскрибированного текста на смысловые единицы — предложения или законченные реплики — с последующей токенизацией и преобразованием в числовые представления. На втором этапе векторизованный текст передаётся на вход нейросетевой модели для извлечения контекстуальных признаков посредством механизма самовнимания. На третьем этапе каждой реплике присваивается дискретная метка тональности: позитивная, нейтральная или негативная.</w:t>
+      </w:r>
+    </w:p>
+    <w:p>
+      <w:r>
+        <w:t>Результаты текстового анализа асинхронно сохраняются в базе данных PostgreSQL в формате JSONB с привязкой к временным меткам и идентификатору спикера. Такая структура хранения позволяет на этапе формирования отчёта сопоставлять семантическую тональность речи с визуальными признаками (мимика) и акустическими характеристиками (голос), реализуя принцип мультимодального позднего слияния (late fusion).</w:t>
       </w:r>
     </w:p>
     <w:p>
@@ -24447,31 +22651,7 @@
         <w:contextualSpacing/>
       </w:pPr>
       <w:r>
-        <w:t xml:space="preserve">Агрегация итогов встречи реализована в модуле отчётности. На текущем этапе применяется эвристический подход </w:t>
-      </w:r>
-      <w:proofErr w:type="spellStart"/>
-      <w:r>
-        <w:t>late</w:t>
-      </w:r>
-      <w:proofErr w:type="spellEnd"/>
-      <w:r>
-        <w:t xml:space="preserve"> </w:t>
-      </w:r>
-      <w:proofErr w:type="spellStart"/>
-      <w:r>
-        <w:t>fusion</w:t>
-      </w:r>
-      <w:proofErr w:type="spellEnd"/>
-      <w:r>
-        <w:t xml:space="preserve"> (позднее слияние): статистика эмоций, </w:t>
-      </w:r>
-      <w:proofErr w:type="spellStart"/>
-      <w:r>
-        <w:t>таймлайны</w:t>
-      </w:r>
-      <w:proofErr w:type="spellEnd"/>
-      <w:r>
-        <w:t xml:space="preserve"> активности, ключевые фразы из транскрипта и метрики вовлечённости объединяются по временным окнам.</w:t>
+        <w:t>Агрегация итогов встречи реализована в модуле отчётности. На текущем этапе применяется эвристический подход late fusion (позднее слияние): статистика эмоций, таймлайны активности, ключевые фразы из транскрипта и метрики вовлечённости объединяются по временным окнам.</w:t>
       </w:r>
     </w:p>
     <w:p>
@@ -24490,37 +22670,8 @@
           <w:numId w:val="4"/>
         </w:numPr>
       </w:pPr>
-      <w:proofErr w:type="spellStart"/>
-      <w:r>
-        <w:t>Meeting</w:t>
-      </w:r>
-      <w:proofErr w:type="spellEnd"/>
-      <w:r>
-        <w:t xml:space="preserve"> </w:t>
-      </w:r>
-      <w:proofErr w:type="spellStart"/>
-      <w:r>
-        <w:t>summary</w:t>
-      </w:r>
-      <w:proofErr w:type="spellEnd"/>
-      <w:r>
-        <w:t xml:space="preserve"> – сводка по встрече: распределение эмоций (доли событий по категориям), текстовые </w:t>
-      </w:r>
-      <w:proofErr w:type="spellStart"/>
-      <w:r>
-        <w:t>highlights</w:t>
-      </w:r>
-      <w:proofErr w:type="spellEnd"/>
-      <w:r>
-        <w:t xml:space="preserve"> (ключевые моменты), рейтинг вовлечённости участников, покрытие (</w:t>
-      </w:r>
-      <w:proofErr w:type="spellStart"/>
-      <w:r>
-        <w:t>coverage</w:t>
-      </w:r>
-      <w:proofErr w:type="spellEnd"/>
-      <w:r>
-        <w:t>) – доля времени, когда были доступны данные;</w:t>
+      <w:r>
+        <w:t>Meeting summary – сводка по встрече: распределение эмоций (доли событий по категориям), текстовые highlights (ключевые моменты), рейтинг вовлечённости участников, покрытие (coverage) – доля времени, когда были доступны данные;</w:t>
       </w:r>
     </w:p>
     <w:p>
@@ -24531,21 +22682,8 @@
           <w:numId w:val="4"/>
         </w:numPr>
       </w:pPr>
-      <w:proofErr w:type="spellStart"/>
-      <w:r>
-        <w:t>Participant</w:t>
-      </w:r>
-      <w:proofErr w:type="spellEnd"/>
-      <w:r>
-        <w:t xml:space="preserve"> </w:t>
-      </w:r>
-      <w:proofErr w:type="spellStart"/>
-      <w:r>
-        <w:t>tiles</w:t>
-      </w:r>
-      <w:proofErr w:type="spellEnd"/>
-      <w:r>
-        <w:t xml:space="preserve"> – карточки участников с индивидуальной статистикой;</w:t>
+      <w:r>
+        <w:t>Participant tiles – карточки участников с индивидуальной статистикой;</w:t>
       </w:r>
     </w:p>
     <w:p>
@@ -24556,13 +22694,8 @@
           <w:numId w:val="4"/>
         </w:numPr>
       </w:pPr>
-      <w:proofErr w:type="spellStart"/>
-      <w:r>
-        <w:t>Timelines</w:t>
-      </w:r>
-      <w:proofErr w:type="spellEnd"/>
-      <w:r>
-        <w:t xml:space="preserve"> – временные шкалы изменения эмоций и активности;</w:t>
+      <w:r>
+        <w:t>Timelines – временные шкалы изменения эмоций и активности;</w:t>
       </w:r>
     </w:p>
     <w:p>
@@ -24574,31 +22707,7 @@
         </w:numPr>
       </w:pPr>
       <w:r>
-        <w:t xml:space="preserve">Face </w:t>
-      </w:r>
-      <w:proofErr w:type="spellStart"/>
-      <w:r>
-        <w:t>tracking</w:t>
-      </w:r>
-      <w:proofErr w:type="spellEnd"/>
-      <w:r>
-        <w:t xml:space="preserve"> </w:t>
-      </w:r>
-      <w:proofErr w:type="spellStart"/>
-      <w:r>
-        <w:t>summary</w:t>
-      </w:r>
-      <w:proofErr w:type="spellEnd"/>
-      <w:r>
-        <w:t xml:space="preserve"> – сводка по трекингу лиц (при наличии данных от </w:t>
-      </w:r>
-      <w:proofErr w:type="spellStart"/>
-      <w:r>
-        <w:t>MediaPipe</w:t>
-      </w:r>
-      <w:proofErr w:type="spellEnd"/>
-      <w:r>
-        <w:t>);</w:t>
+        <w:t>Face tracking summary – сводка по трекингу лиц (при наличии данных от MediaPipe);</w:t>
       </w:r>
     </w:p>
     <w:p>
@@ -24609,14 +22718,9 @@
           <w:numId w:val="4"/>
         </w:numPr>
       </w:pPr>
-      <w:proofErr w:type="spellStart"/>
       <w:r>
         <w:lastRenderedPageBreak/>
-        <w:t>Observations</w:t>
-      </w:r>
-      <w:proofErr w:type="spellEnd"/>
-      <w:r>
-        <w:t xml:space="preserve"> – наблюдения и рекомендации.</w:t>
+        <w:t>Observations – наблюдения и рекомендации.</w:t>
       </w:r>
     </w:p>
     <w:p>
@@ -24651,15 +22755,7 @@
         <w:contextualSpacing/>
       </w:pPr>
       <w:r>
-        <w:t xml:space="preserve">В качестве СУБД выбрана </w:t>
-      </w:r>
-      <w:proofErr w:type="spellStart"/>
-      <w:r>
-        <w:t>PostgreSQL</w:t>
-      </w:r>
-      <w:proofErr w:type="spellEnd"/>
-      <w:r>
-        <w:t>. Схема данных управляется через файловые миграции. Ключевые таблицы:</w:t>
+        <w:t>В качестве СУБД выбрана PostgreSQL. Схема данных управляется через файловые миграции. Ключевые таблицы:</w:t>
       </w:r>
     </w:p>
     <w:p>
@@ -24749,31 +22845,7 @@
         <w:contextualSpacing/>
       </w:pPr>
       <w:r>
-        <w:t xml:space="preserve">Интеграция всех модулей обеспечивается согласованными контрактами обмена данными и </w:t>
-      </w:r>
-      <w:proofErr w:type="spellStart"/>
-      <w:r>
-        <w:t>оркестрацией</w:t>
-      </w:r>
-      <w:proofErr w:type="spellEnd"/>
-      <w:r>
-        <w:t xml:space="preserve"> через </w:t>
-      </w:r>
-      <w:proofErr w:type="spellStart"/>
-      <w:r>
-        <w:t>Docker</w:t>
-      </w:r>
-      <w:proofErr w:type="spellEnd"/>
-      <w:r>
-        <w:t xml:space="preserve"> </w:t>
-      </w:r>
-      <w:proofErr w:type="spellStart"/>
-      <w:r>
-        <w:t>Compose</w:t>
-      </w:r>
-      <w:proofErr w:type="spellEnd"/>
-      <w:r>
-        <w:t>. Полный цикл работы системы выглядит следующим образом:</w:t>
+        <w:t>Интеграция всех модулей обеспечивается согласованными контрактами обмена данными и оркестрацией через Docker Compose. Полный цикл работы системы выглядит следующим образом:</w:t>
       </w:r>
     </w:p>
     <w:p>
@@ -24798,15 +22870,7 @@
       </w:pPr>
       <w:r>
         <w:lastRenderedPageBreak/>
-        <w:t xml:space="preserve">Клиент устанавливает </w:t>
-      </w:r>
-      <w:proofErr w:type="spellStart"/>
-      <w:r>
-        <w:t>WebSocket</w:t>
-      </w:r>
-      <w:proofErr w:type="spellEnd"/>
-      <w:r>
-        <w:t>-соединение, отправляет сообщение о присоединении, запускает захват аудио и периодический сбор кадров.</w:t>
+        <w:t>Клиент устанавливает WebSocket-соединение, отправляет сообщение о присоединении, запускает захват аудио и периодический сбор кадров.</w:t>
       </w:r>
     </w:p>
     <w:p>
@@ -24830,15 +22894,7 @@
         <w:contextualSpacing/>
       </w:pPr>
       <w:r>
-        <w:t xml:space="preserve">Результаты анализа возвращаются на сервер, записываются в </w:t>
-      </w:r>
-      <w:proofErr w:type="spellStart"/>
-      <w:r>
-        <w:t>PostgreSQL</w:t>
-      </w:r>
-      <w:proofErr w:type="spellEnd"/>
-      <w:r>
-        <w:t xml:space="preserve"> и транслируются клиентам в реальном времени.</w:t>
+        <w:t>Результаты анализа возвращаются на сервер, записываются в PostgreSQL и транслируются клиентам в реальном времени.</w:t>
       </w:r>
     </w:p>
     <w:p>
@@ -24862,23 +22918,7 @@
         </w:numPr>
       </w:pPr>
       <w:r>
-        <w:t>Автоматизация процессов разработки реализована через CI/CD-</w:t>
-      </w:r>
-      <w:proofErr w:type="spellStart"/>
-      <w:r>
-        <w:t>пайплайн</w:t>
-      </w:r>
-      <w:proofErr w:type="spellEnd"/>
-      <w:r>
-        <w:t xml:space="preserve">, который выполняет статический анализ кода, запуск модульных тестов и сборку </w:t>
-      </w:r>
-      <w:proofErr w:type="spellStart"/>
-      <w:r>
-        <w:t>Docker</w:t>
-      </w:r>
-      <w:proofErr w:type="spellEnd"/>
-      <w:r>
-        <w:t>-образов. Такой подход обеспечивает воспроизводимость среды развёртывания и раннее выявление регрессионных ошибок.</w:t>
+        <w:t>Автоматизация процессов разработки реализована через CI/CD-пайплайн, который выполняет статический анализ кода, запуск модульных тестов и сборку Docker-образов. Такой подход обеспечивает воспроизводимость среды развёртывания и раннее выявление регрессионных ошибок.</w:t>
       </w:r>
     </w:p>
     <w:p>
@@ -24886,23 +22926,7 @@
         <w:contextualSpacing/>
       </w:pPr>
       <w:r>
-        <w:t xml:space="preserve">Разработанный программный комплекс прошёл тестирование на ключевых сценариях использования: безопасная авторизация, обмен </w:t>
-      </w:r>
-      <w:proofErr w:type="spellStart"/>
-      <w:r>
-        <w:t>медиаданными</w:t>
-      </w:r>
-      <w:proofErr w:type="spellEnd"/>
-      <w:r>
-        <w:t xml:space="preserve"> с минимальной задержкой, мультимодальный анализ в реальном времени и формирование структурированных отчётов. Модульная архитектура системы создаёт основу для дальнейшего развития: замены эвристических алгоритмов на обученные модели агрегации, добавления функции записи </w:t>
-      </w:r>
-      <w:proofErr w:type="spellStart"/>
-      <w:r>
-        <w:t>видеовстреч</w:t>
-      </w:r>
-      <w:proofErr w:type="spellEnd"/>
-      <w:r>
-        <w:t xml:space="preserve"> и расширения аналитических метрик без необходимости пересмотра базовой архитектуры</w:t>
+        <w:t>Разработанный программный комплекс прошёл тестирование на ключевых сценариях использования: безопасная авторизация, обмен медиаданными с минимальной задержкой, мультимодальный анализ в реальном времени и формирование структурированных отчётов. Модульная архитектура системы создаёт основу для дальнейшего развития: замены эвристических алгоритмов на обученные модели агрегации, добавления функции записи видеовстреч и расширения аналитических метрик без необходимости пересмотра базовой архитектуры</w:t>
       </w:r>
       <w:r>
         <w:t>.</w:t>
@@ -24991,39 +23015,7 @@
           <w:rFonts w:cs="Times New Roman"/>
           <w:lang w:bidi="ru-RU"/>
         </w:rPr>
-        <w:t xml:space="preserve">спроектирована и реализована клиент-серверная архитектура системы, обеспечивающая обмен </w:t>
-      </w:r>
-      <w:proofErr w:type="spellStart"/>
-      <w:r>
-        <w:rPr>
-          <w:rFonts w:cs="Times New Roman"/>
-          <w:lang w:bidi="ru-RU"/>
-        </w:rPr>
-        <w:t>медиаданными</w:t>
-      </w:r>
-      <w:proofErr w:type="spellEnd"/>
-      <w:r>
-        <w:rPr>
-          <w:rFonts w:cs="Times New Roman"/>
-          <w:lang w:bidi="ru-RU"/>
-        </w:rPr>
-        <w:t xml:space="preserve"> в режиме реального времени с использованием протокола </w:t>
-      </w:r>
-      <w:proofErr w:type="spellStart"/>
-      <w:r>
-        <w:rPr>
-          <w:rFonts w:cs="Times New Roman"/>
-          <w:lang w:bidi="ru-RU"/>
-        </w:rPr>
-        <w:t>WebSocket</w:t>
-      </w:r>
-      <w:proofErr w:type="spellEnd"/>
-      <w:r>
-        <w:rPr>
-          <w:rFonts w:cs="Times New Roman"/>
-          <w:lang w:bidi="ru-RU"/>
-        </w:rPr>
-        <w:t>;</w:t>
+        <w:t>спроектирована и реализована клиент-серверная архитектура системы, обеспечивающая обмен медиаданными в режиме реального времени с использованием протокола WebSocket;</w:t>
       </w:r>
     </w:p>
     <w:p>
@@ -25043,23 +23035,7 @@
           <w:rFonts w:cs="Times New Roman"/>
           <w:lang w:bidi="ru-RU"/>
         </w:rPr>
-        <w:t xml:space="preserve">разработан модуль аутентификации пользователей с применением токенов JWT, алгоритма хеширования </w:t>
-      </w:r>
-      <w:proofErr w:type="spellStart"/>
-      <w:r>
-        <w:rPr>
-          <w:rFonts w:cs="Times New Roman"/>
-          <w:lang w:bidi="ru-RU"/>
-        </w:rPr>
-        <w:t>bcrypt</w:t>
-      </w:r>
-      <w:proofErr w:type="spellEnd"/>
-      <w:r>
-        <w:rPr>
-          <w:rFonts w:cs="Times New Roman"/>
-          <w:lang w:bidi="ru-RU"/>
-        </w:rPr>
-        <w:t xml:space="preserve"> и механизмов защиты от подбора учётных данных;</w:t>
+        <w:t>разработан модуль аутентификации пользователей с применением токенов JWT, алгоритма хеширования bcrypt и механизмов защиты от подбора учётных данных;</w:t>
       </w:r>
     </w:p>
     <w:p>
@@ -25099,71 +23075,7 @@
           <w:rFonts w:cs="Times New Roman"/>
           <w:lang w:bidi="ru-RU"/>
         </w:rPr>
-        <w:t>интегрированы нейросетевые модели для детекции лиц и классификации базовых эмоциональных состояний (</w:t>
-      </w:r>
-      <w:proofErr w:type="spellStart"/>
-      <w:r>
-        <w:rPr>
-          <w:rFonts w:cs="Times New Roman"/>
-          <w:lang w:bidi="ru-RU"/>
-        </w:rPr>
-        <w:t>DeepFace</w:t>
-      </w:r>
-      <w:proofErr w:type="spellEnd"/>
-      <w:r>
-        <w:rPr>
-          <w:rFonts w:cs="Times New Roman"/>
-          <w:lang w:bidi="ru-RU"/>
-        </w:rPr>
-        <w:t xml:space="preserve">, </w:t>
-      </w:r>
-      <w:proofErr w:type="spellStart"/>
-      <w:r>
-        <w:rPr>
-          <w:rFonts w:cs="Times New Roman"/>
-          <w:lang w:bidi="ru-RU"/>
-        </w:rPr>
-        <w:t>MediaPipe</w:t>
-      </w:r>
-      <w:proofErr w:type="spellEnd"/>
-      <w:r>
-        <w:rPr>
-          <w:rFonts w:cs="Times New Roman"/>
-          <w:lang w:bidi="ru-RU"/>
-        </w:rPr>
-        <w:t xml:space="preserve"> Face </w:t>
-      </w:r>
-      <w:proofErr w:type="spellStart"/>
-      <w:r>
-        <w:rPr>
-          <w:rFonts w:cs="Times New Roman"/>
-          <w:lang w:bidi="ru-RU"/>
-        </w:rPr>
-        <w:t>Landmarker</w:t>
-      </w:r>
-      <w:proofErr w:type="spellEnd"/>
-      <w:r>
-        <w:rPr>
-          <w:rFonts w:cs="Times New Roman"/>
-          <w:lang w:bidi="ru-RU"/>
-        </w:rPr>
-        <w:t>), а также для автоматического распознавания речи (</w:t>
-      </w:r>
-      <w:proofErr w:type="spellStart"/>
-      <w:r>
-        <w:rPr>
-          <w:rFonts w:cs="Times New Roman"/>
-          <w:lang w:bidi="ru-RU"/>
-        </w:rPr>
-        <w:t>faster-whisper</w:t>
-      </w:r>
-      <w:proofErr w:type="spellEnd"/>
-      <w:r>
-        <w:rPr>
-          <w:rFonts w:cs="Times New Roman"/>
-          <w:lang w:bidi="ru-RU"/>
-        </w:rPr>
-        <w:t>);</w:t>
+        <w:t>интегрированы нейросетевые модели для детекции лиц и классификации базовых эмоциональных состояний (DeepFace, MediaPipe Face Landmarker), а также для автоматического распознавания речи (faster-whisper);</w:t>
       </w:r>
     </w:p>
     <w:p>
@@ -25203,39 +23115,7 @@
           <w:rFonts w:cs="Times New Roman"/>
           <w:lang w:bidi="ru-RU"/>
         </w:rPr>
-        <w:t>реализован эвристический механизм формирования аналитических отчётов (</w:t>
-      </w:r>
-      <w:proofErr w:type="spellStart"/>
-      <w:r>
-        <w:rPr>
-          <w:rFonts w:cs="Times New Roman"/>
-          <w:lang w:bidi="ru-RU"/>
-        </w:rPr>
-        <w:t>late</w:t>
-      </w:r>
-      <w:proofErr w:type="spellEnd"/>
-      <w:r>
-        <w:rPr>
-          <w:rFonts w:cs="Times New Roman"/>
-          <w:lang w:bidi="ru-RU"/>
-        </w:rPr>
-        <w:t xml:space="preserve"> </w:t>
-      </w:r>
-      <w:proofErr w:type="spellStart"/>
-      <w:r>
-        <w:rPr>
-          <w:rFonts w:cs="Times New Roman"/>
-          <w:lang w:bidi="ru-RU"/>
-        </w:rPr>
-        <w:t>fusion</w:t>
-      </w:r>
-      <w:proofErr w:type="spellEnd"/>
-      <w:r>
-        <w:rPr>
-          <w:rFonts w:cs="Times New Roman"/>
-          <w:lang w:bidi="ru-RU"/>
-        </w:rPr>
-        <w:t>), обеспечивающий агрегацию статистики эмоциональных состояний, временных меток активности и ключевых фрагментов транскрипции.</w:t>
+        <w:t>реализован эвристический механизм формирования аналитических отчётов (late fusion), обеспечивающий агрегацию статистики эмоциональных состояний, временных меток активности и ключевых фрагментов транскрипции.</w:t>
       </w:r>
     </w:p>
     <w:p>
@@ -25438,21 +23318,7 @@
         <w:rPr>
           <w:lang w:bidi="ru-RU"/>
         </w:rPr>
-        <w:t xml:space="preserve">Реализован серверный модуль управления сессиями на языке Go с поддержкой REST API и </w:t>
-      </w:r>
-      <w:proofErr w:type="spellStart"/>
-      <w:r>
-        <w:rPr>
-          <w:lang w:bidi="ru-RU"/>
-        </w:rPr>
-        <w:t>WebSocket</w:t>
-      </w:r>
-      <w:proofErr w:type="spellEnd"/>
-      <w:r>
-        <w:rPr>
-          <w:lang w:bidi="ru-RU"/>
-        </w:rPr>
-        <w:t>-коммуникации.</w:t>
+        <w:t>Реализован серверный модуль управления сессиями на языке Go с поддержкой REST API и WebSocket-коммуникации.</w:t>
       </w:r>
     </w:p>
     <w:p>
@@ -25470,35 +23336,7 @@
         <w:rPr>
           <w:lang w:bidi="ru-RU"/>
         </w:rPr>
-        <w:t xml:space="preserve">Разработан пользовательский интерфейс на базе </w:t>
-      </w:r>
-      <w:proofErr w:type="spellStart"/>
-      <w:r>
-        <w:rPr>
-          <w:lang w:bidi="ru-RU"/>
-        </w:rPr>
-        <w:t>React</w:t>
-      </w:r>
-      <w:proofErr w:type="spellEnd"/>
-      <w:r>
-        <w:rPr>
-          <w:lang w:bidi="ru-RU"/>
-        </w:rPr>
-        <w:t xml:space="preserve"> и </w:t>
-      </w:r>
-      <w:proofErr w:type="spellStart"/>
-      <w:r>
-        <w:rPr>
-          <w:lang w:bidi="ru-RU"/>
-        </w:rPr>
-        <w:t>TypeScript</w:t>
-      </w:r>
-      <w:proofErr w:type="spellEnd"/>
-      <w:r>
-        <w:rPr>
-          <w:lang w:bidi="ru-RU"/>
-        </w:rPr>
-        <w:t>, обеспечивающий проведение видеоконференций и визуализацию аналитических данных.</w:t>
+        <w:t>Разработан пользовательский интерфейс на базе React и TypeScript, обеспечивающий проведение видеоконференций и визуализацию аналитических данных.</w:t>
       </w:r>
     </w:p>
     <w:p>
@@ -25516,63 +23354,7 @@
         <w:rPr>
           <w:lang w:bidi="ru-RU"/>
         </w:rPr>
-        <w:t>Реализованы модули искусственного интеллекта для анализа выражений лица (</w:t>
-      </w:r>
-      <w:proofErr w:type="spellStart"/>
-      <w:r>
-        <w:rPr>
-          <w:lang w:bidi="ru-RU"/>
-        </w:rPr>
-        <w:t>DeepFace</w:t>
-      </w:r>
-      <w:proofErr w:type="spellEnd"/>
-      <w:r>
-        <w:rPr>
-          <w:lang w:bidi="ru-RU"/>
-        </w:rPr>
-        <w:t xml:space="preserve">, </w:t>
-      </w:r>
-      <w:proofErr w:type="spellStart"/>
-      <w:r>
-        <w:rPr>
-          <w:lang w:bidi="ru-RU"/>
-        </w:rPr>
-        <w:t>MediaPipe</w:t>
-      </w:r>
-      <w:proofErr w:type="spellEnd"/>
-      <w:r>
-        <w:rPr>
-          <w:lang w:bidi="ru-RU"/>
-        </w:rPr>
-        <w:t>) и распознавания речи (</w:t>
-      </w:r>
-      <w:proofErr w:type="spellStart"/>
-      <w:r>
-        <w:rPr>
-          <w:lang w:bidi="ru-RU"/>
-        </w:rPr>
-        <w:t>Whisper</w:t>
-      </w:r>
-      <w:proofErr w:type="spellEnd"/>
-      <w:r>
-        <w:rPr>
-          <w:lang w:bidi="ru-RU"/>
-        </w:rPr>
-        <w:t xml:space="preserve"> / </w:t>
-      </w:r>
-      <w:proofErr w:type="spellStart"/>
-      <w:r>
-        <w:rPr>
-          <w:lang w:bidi="ru-RU"/>
-        </w:rPr>
-        <w:t>faster-whisper</w:t>
-      </w:r>
-      <w:proofErr w:type="spellEnd"/>
-      <w:r>
-        <w:rPr>
-          <w:lang w:bidi="ru-RU"/>
-        </w:rPr>
-        <w:t>).</w:t>
+        <w:t>Реализованы модули искусственного интеллекта для анализа выражений лица (DeepFace, MediaPipe) и распознавания речи (Whisper / faster-whisper).</w:t>
       </w:r>
     </w:p>
     <w:p>
@@ -25590,21 +23372,7 @@
         <w:rPr>
           <w:lang w:bidi="ru-RU"/>
         </w:rPr>
-        <w:t xml:space="preserve">Спроектирован и реализован механизм хранения мультимодальных данных в СУБД </w:t>
-      </w:r>
-      <w:proofErr w:type="spellStart"/>
-      <w:r>
-        <w:rPr>
-          <w:lang w:bidi="ru-RU"/>
-        </w:rPr>
-        <w:t>PostgreSQL</w:t>
-      </w:r>
-      <w:proofErr w:type="spellEnd"/>
-      <w:r>
-        <w:rPr>
-          <w:lang w:bidi="ru-RU"/>
-        </w:rPr>
-        <w:t xml:space="preserve"> с использованием формата JSONB.</w:t>
+        <w:t>Спроектирован и реализован механизм хранения мультимодальных данных в СУБД PostgreSQL с использованием формата JSONB.</w:t>
       </w:r>
     </w:p>
     <w:p>
@@ -25622,35 +23390,7 @@
         <w:rPr>
           <w:lang w:bidi="ru-RU"/>
         </w:rPr>
-        <w:t>Разработан модуль формирования аналитических отчётов на основе эвристического объединения (</w:t>
-      </w:r>
-      <w:proofErr w:type="spellStart"/>
-      <w:r>
-        <w:rPr>
-          <w:lang w:bidi="ru-RU"/>
-        </w:rPr>
-        <w:t>late</w:t>
-      </w:r>
-      <w:proofErr w:type="spellEnd"/>
-      <w:r>
-        <w:rPr>
-          <w:lang w:bidi="ru-RU"/>
-        </w:rPr>
-        <w:t xml:space="preserve"> </w:t>
-      </w:r>
-      <w:proofErr w:type="spellStart"/>
-      <w:r>
-        <w:rPr>
-          <w:lang w:bidi="ru-RU"/>
-        </w:rPr>
-        <w:t>fusion</w:t>
-      </w:r>
-      <w:proofErr w:type="spellEnd"/>
-      <w:r>
-        <w:rPr>
-          <w:lang w:bidi="ru-RU"/>
-        </w:rPr>
-        <w:t>) признаков.</w:t>
+        <w:t>Разработан модуль формирования аналитических отчётов на основе эвристического объединения (late fusion) признаков.</w:t>
       </w:r>
     </w:p>
     <w:p>
@@ -25669,35 +23409,35 @@
           <w:lang w:bidi="ru-RU"/>
         </w:rPr>
         <w:lastRenderedPageBreak/>
-        <w:t xml:space="preserve">Обеспечена интеграция всех компонентов системы с использованием </w:t>
-      </w:r>
-      <w:proofErr w:type="spellStart"/>
-      <w:r>
+        <w:t>Обеспечена интеграция всех компонентов системы с использованием Docker Compose и проведено комплексное тестирование основных сценариев работы.</w:t>
+      </w:r>
+    </w:p>
+    <w:p>
+      <w:pPr>
+        <w:contextualSpacing/>
         <w:rPr>
           <w:lang w:bidi="ru-RU"/>
         </w:rPr>
-        <w:t>Docker</w:t>
-      </w:r>
-      <w:proofErr w:type="spellEnd"/>
+      </w:pPr>
       <w:r>
         <w:rPr>
           <w:lang w:bidi="ru-RU"/>
         </w:rPr>
-        <w:t xml:space="preserve"> </w:t>
-      </w:r>
-      <w:proofErr w:type="spellStart"/>
-      <w:r>
+        <w:t>Цель работы и поставленные задачи выполнены в полном объёме. Результаты тестирования подтвердили корректность функционирования разработанных модулей, устойчивость обмена данными в реальном времени, стабильность механизмов аутентификации и корректность формирования структурированных аналитических отчётов.</w:t>
+      </w:r>
+    </w:p>
+    <w:p>
+      <w:pPr>
+        <w:contextualSpacing/>
         <w:rPr>
           <w:lang w:bidi="ru-RU"/>
         </w:rPr>
-        <w:t>Compose</w:t>
-      </w:r>
-      <w:proofErr w:type="spellEnd"/>
+      </w:pPr>
       <w:r>
         <w:rPr>
           <w:lang w:bidi="ru-RU"/>
         </w:rPr>
-        <w:t xml:space="preserve"> и проведено комплексное тестирование основных сценариев работы.</w:t>
+        <w:t>Разработанный программный комплекс демонстрирует готовность к внедрению в HR-процессы современных организаций. Модульная архитектура и использование открытых технологий позволяют снизить затраты на лицензирование, обеспечить соответствие требованиям законодательства в области обработки персональных данных, а также обеспечить масштабируемость системы.</w:t>
       </w:r>
     </w:p>
     <w:p>
@@ -25711,63 +23451,7 @@
         <w:rPr>
           <w:lang w:bidi="ru-RU"/>
         </w:rPr>
-        <w:t>Цель работы и поставленные задачи выполнены в полном объёме. Результаты тестирования подтвердили корректность функционирования разработанных модулей, устойчивость обмена данными в реальном времени, стабильность механизмов аутентификации и корректность формирования структурированных аналитических отчётов.</w:t>
-      </w:r>
-    </w:p>
-    <w:p>
-      <w:pPr>
-        <w:contextualSpacing/>
-        <w:rPr>
-          <w:lang w:bidi="ru-RU"/>
-        </w:rPr>
-      </w:pPr>
-      <w:r>
-        <w:rPr>
-          <w:lang w:bidi="ru-RU"/>
-        </w:rPr>
-        <w:t>Разработанный программный комплекс демонстрирует готовность к внедрению в HR-процессы современных организаций. Модульная архитектура и использование открытых технологий позволяют снизить затраты на лицензирование, обеспечить соответствие требованиям законодательства в области обработки персональных данных, а также обеспечить масштабируемость системы.</w:t>
-      </w:r>
-    </w:p>
-    <w:p>
-      <w:pPr>
-        <w:contextualSpacing/>
-        <w:rPr>
-          <w:lang w:bidi="ru-RU"/>
-        </w:rPr>
-      </w:pPr>
-      <w:r>
-        <w:rPr>
-          <w:lang w:bidi="ru-RU"/>
-        </w:rPr>
-        <w:t xml:space="preserve">Перспективы дальнейшего развития проекта включают замену эвристического механизма формирования отчётов на нейросетевую модель агрегации признаков, оптимизацию потоковой </w:t>
-      </w:r>
-      <w:proofErr w:type="spellStart"/>
-      <w:r>
-        <w:rPr>
-          <w:lang w:bidi="ru-RU"/>
-        </w:rPr>
-        <w:t>транскрибации</w:t>
-      </w:r>
-      <w:proofErr w:type="spellEnd"/>
-      <w:r>
-        <w:rPr>
-          <w:lang w:bidi="ru-RU"/>
-        </w:rPr>
-        <w:t xml:space="preserve"> речи (</w:t>
-      </w:r>
-      <w:proofErr w:type="spellStart"/>
-      <w:r>
-        <w:rPr>
-          <w:lang w:bidi="ru-RU"/>
-        </w:rPr>
-        <w:t>streaming</w:t>
-      </w:r>
-      <w:proofErr w:type="spellEnd"/>
-      <w:r>
-        <w:rPr>
-          <w:lang w:bidi="ru-RU"/>
-        </w:rPr>
-        <w:t xml:space="preserve"> ASR), реализацию функции записи и последующего анализа видеоконференций, а также расширение аналитических метрик за счёт интеграции с корпоративными HRM-системами и инструментами управления проектами.</w:t>
+        <w:t>Перспективы дальнейшего развития проекта включают замену эвристического механизма формирования отчётов на нейросетевую модель агрегации признаков, оптимизацию потоковой транскрибации речи (streaming ASR), реализацию функции записи и последующего анализа видеоконференций, а также расширение аналитических метрик за счёт интеграции с корпоративными HRM-системами и инструментами управления проектами.</w:t>
       </w:r>
     </w:p>
     <w:p>
@@ -25827,23 +23511,7 @@
           <w:rFonts w:cs="Times New Roman"/>
           <w:lang w:val="en-US" w:bidi="ru-RU"/>
         </w:rPr>
-        <w:t xml:space="preserve">Goodfellow I., Bengio Y., Courville A. Deep Learning. – </w:t>
-      </w:r>
-      <w:proofErr w:type="gramStart"/>
-      <w:r>
-        <w:rPr>
-          <w:rFonts w:cs="Times New Roman"/>
-          <w:lang w:val="en-US" w:bidi="ru-RU"/>
-        </w:rPr>
-        <w:t>Cambridge :</w:t>
-      </w:r>
-      <w:proofErr w:type="gramEnd"/>
-      <w:r>
-        <w:rPr>
-          <w:rFonts w:cs="Times New Roman"/>
-          <w:lang w:val="en-US" w:bidi="ru-RU"/>
-        </w:rPr>
-        <w:t xml:space="preserve"> MIT Press, 2016. – 800 p. – ISBN 978-0-262-03561-3.</w:t>
+        <w:t>Goodfellow I., Bengio Y., Courville A. Deep Learning. – Cambridge : MIT Press, 2016. – 800 p. – ISBN 978-0-262-03561-3.</w:t>
       </w:r>
       <w:bookmarkEnd w:id="71"/>
     </w:p>
@@ -25859,53 +23527,12 @@
           <w:lang w:val="en-US" w:bidi="ru-RU"/>
         </w:rPr>
       </w:pPr>
-      <w:proofErr w:type="spellStart"/>
       <w:r>
         <w:rPr>
           <w:rFonts w:cs="Times New Roman"/>
           <w:lang w:val="en-US" w:bidi="ru-RU"/>
         </w:rPr>
-        <w:t>Bradski</w:t>
-      </w:r>
-      <w:proofErr w:type="spellEnd"/>
-      <w:r>
-        <w:rPr>
-          <w:rFonts w:cs="Times New Roman"/>
-          <w:lang w:val="en-US" w:bidi="ru-RU"/>
-        </w:rPr>
-        <w:t xml:space="preserve"> G., </w:t>
-      </w:r>
-      <w:proofErr w:type="spellStart"/>
-      <w:r>
-        <w:rPr>
-          <w:rFonts w:cs="Times New Roman"/>
-          <w:lang w:val="en-US" w:bidi="ru-RU"/>
-        </w:rPr>
-        <w:t>Kaehler</w:t>
-      </w:r>
-      <w:proofErr w:type="spellEnd"/>
-      <w:r>
-        <w:rPr>
-          <w:rFonts w:cs="Times New Roman"/>
-          <w:lang w:val="en-US" w:bidi="ru-RU"/>
-        </w:rPr>
-        <w:t xml:space="preserve"> A. Learning OpenCV: Computer Vision with the OpenCV Library. – </w:t>
-      </w:r>
-      <w:proofErr w:type="gramStart"/>
-      <w:r>
-        <w:rPr>
-          <w:rFonts w:cs="Times New Roman"/>
-          <w:lang w:val="en-US" w:bidi="ru-RU"/>
-        </w:rPr>
-        <w:t>Sebastopol :</w:t>
-      </w:r>
-      <w:proofErr w:type="gramEnd"/>
-      <w:r>
-        <w:rPr>
-          <w:rFonts w:cs="Times New Roman"/>
-          <w:lang w:val="en-US" w:bidi="ru-RU"/>
-        </w:rPr>
-        <w:t xml:space="preserve"> O’Reilly Media, 2008. – 555 p. – ISBN 978-0-596-51613-0.</w:t>
+        <w:t>Bradski G., Kaehler A. Learning OpenCV: Computer Vision with the OpenCV Library. – Sebastopol : O’Reilly Media, 2008. – 555 p. – ISBN 978-0-596-51613-0.</w:t>
       </w:r>
     </w:p>
     <w:p>
@@ -25926,71 +23553,7 @@
           <w:rFonts w:cs="Times New Roman"/>
           <w:lang w:val="en-US" w:bidi="ru-RU"/>
         </w:rPr>
-        <w:t xml:space="preserve">Vaswani A., </w:t>
-      </w:r>
-      <w:proofErr w:type="spellStart"/>
-      <w:r>
-        <w:rPr>
-          <w:rFonts w:cs="Times New Roman"/>
-          <w:lang w:val="en-US" w:bidi="ru-RU"/>
-        </w:rPr>
-        <w:t>Shazeer</w:t>
-      </w:r>
-      <w:proofErr w:type="spellEnd"/>
-      <w:r>
-        <w:rPr>
-          <w:rFonts w:cs="Times New Roman"/>
-          <w:lang w:val="en-US" w:bidi="ru-RU"/>
-        </w:rPr>
-        <w:t xml:space="preserve"> N., Parmar N. et al. Attention Is All You Need // Advances in Neural Information Processing Systems (</w:t>
-      </w:r>
-      <w:proofErr w:type="spellStart"/>
-      <w:r>
-        <w:rPr>
-          <w:rFonts w:cs="Times New Roman"/>
-          <w:lang w:val="en-US" w:bidi="ru-RU"/>
-        </w:rPr>
-        <w:t>NeurIPS</w:t>
-      </w:r>
-      <w:proofErr w:type="spellEnd"/>
-      <w:r>
-        <w:rPr>
-          <w:rFonts w:cs="Times New Roman"/>
-          <w:lang w:val="en-US" w:bidi="ru-RU"/>
-        </w:rPr>
-        <w:t>). – 2017. – Vol. 30. – URL: https://arxiv.org/abs/1706.03762 (</w:t>
-      </w:r>
-      <w:proofErr w:type="spellStart"/>
-      <w:r>
-        <w:rPr>
-          <w:rFonts w:cs="Times New Roman"/>
-          <w:lang w:val="en-US" w:bidi="ru-RU"/>
-        </w:rPr>
-        <w:t>дата</w:t>
-      </w:r>
-      <w:proofErr w:type="spellEnd"/>
-      <w:r>
-        <w:rPr>
-          <w:rFonts w:cs="Times New Roman"/>
-          <w:lang w:val="en-US" w:bidi="ru-RU"/>
-        </w:rPr>
-        <w:t xml:space="preserve"> </w:t>
-      </w:r>
-      <w:proofErr w:type="spellStart"/>
-      <w:r>
-        <w:rPr>
-          <w:rFonts w:cs="Times New Roman"/>
-          <w:lang w:val="en-US" w:bidi="ru-RU"/>
-        </w:rPr>
-        <w:t>обращения</w:t>
-      </w:r>
-      <w:proofErr w:type="spellEnd"/>
-      <w:r>
-        <w:rPr>
-          <w:rFonts w:cs="Times New Roman"/>
-          <w:lang w:val="en-US" w:bidi="ru-RU"/>
-        </w:rPr>
-        <w:t>: 10.05.2026).</w:t>
+        <w:t>Vaswani A., Shazeer N., Parmar N. et al. Attention Is All You Need // Advances in Neural Information Processing Systems (NeurIPS). – 2017. – Vol. 30. – URL: https://arxiv.org/abs/1706.03762 (дата обращения: 10.05.2026).</w:t>
       </w:r>
       <w:bookmarkEnd w:id="72"/>
     </w:p>
@@ -26012,39 +23575,7 @@
           <w:rFonts w:cs="Times New Roman"/>
           <w:lang w:val="en-US" w:bidi="ru-RU"/>
         </w:rPr>
-        <w:t>Radford A., Kim J. W., Xu T. et al. Robust Speech Recognition via Large-Scale Weak Supervision // Proceedings of the 40th International Conference on Machine Learning (ICML). – 2023. – URL: https://arxiv.org/abs/2212.04356 (</w:t>
-      </w:r>
-      <w:proofErr w:type="spellStart"/>
-      <w:r>
-        <w:rPr>
-          <w:rFonts w:cs="Times New Roman"/>
-          <w:lang w:val="en-US" w:bidi="ru-RU"/>
-        </w:rPr>
-        <w:t>дата</w:t>
-      </w:r>
-      <w:proofErr w:type="spellEnd"/>
-      <w:r>
-        <w:rPr>
-          <w:rFonts w:cs="Times New Roman"/>
-          <w:lang w:val="en-US" w:bidi="ru-RU"/>
-        </w:rPr>
-        <w:t xml:space="preserve"> </w:t>
-      </w:r>
-      <w:proofErr w:type="spellStart"/>
-      <w:r>
-        <w:rPr>
-          <w:rFonts w:cs="Times New Roman"/>
-          <w:lang w:val="en-US" w:bidi="ru-RU"/>
-        </w:rPr>
-        <w:t>обращения</w:t>
-      </w:r>
-      <w:proofErr w:type="spellEnd"/>
-      <w:r>
-        <w:rPr>
-          <w:rFonts w:cs="Times New Roman"/>
-          <w:lang w:val="en-US" w:bidi="ru-RU"/>
-        </w:rPr>
-        <w:t>: 10.05.2026).</w:t>
+        <w:t>Radford A., Kim J. W., Xu T. et al. Robust Speech Recognition via Large-Scale Weak Supervision // Proceedings of the 40th International Conference on Machine Learning (ICML). – 2023. – URL: https://arxiv.org/abs/2212.04356 (дата обращения: 10.05.2026).</w:t>
       </w:r>
       <w:bookmarkEnd w:id="73"/>
     </w:p>
@@ -26066,55 +23597,7 @@
           <w:rFonts w:cs="Times New Roman"/>
           <w:lang w:val="en-US" w:bidi="ru-RU"/>
         </w:rPr>
-        <w:t xml:space="preserve">Zhang K., Zhang Z., Li Z., </w:t>
-      </w:r>
-      <w:proofErr w:type="spellStart"/>
-      <w:r>
-        <w:rPr>
-          <w:rFonts w:cs="Times New Roman"/>
-          <w:lang w:val="en-US" w:bidi="ru-RU"/>
-        </w:rPr>
-        <w:t>Qiao</w:t>
-      </w:r>
-      <w:proofErr w:type="spellEnd"/>
-      <w:r>
-        <w:rPr>
-          <w:rFonts w:cs="Times New Roman"/>
-          <w:lang w:val="en-US" w:bidi="ru-RU"/>
-        </w:rPr>
-        <w:t xml:space="preserve"> Y. Joint Face Detection and Alignment Using Multi-Task Cascaded Convolutional Networks // IEEE Signal Processing Letters. – 2016. – Vol. 23, № 10. – P. 1499–1503. – URL: https://arxiv.org/abs/1604.02878 (</w:t>
-      </w:r>
-      <w:proofErr w:type="spellStart"/>
-      <w:r>
-        <w:rPr>
-          <w:rFonts w:cs="Times New Roman"/>
-          <w:lang w:val="en-US" w:bidi="ru-RU"/>
-        </w:rPr>
-        <w:t>дата</w:t>
-      </w:r>
-      <w:proofErr w:type="spellEnd"/>
-      <w:r>
-        <w:rPr>
-          <w:rFonts w:cs="Times New Roman"/>
-          <w:lang w:val="en-US" w:bidi="ru-RU"/>
-        </w:rPr>
-        <w:t xml:space="preserve"> </w:t>
-      </w:r>
-      <w:proofErr w:type="spellStart"/>
-      <w:r>
-        <w:rPr>
-          <w:rFonts w:cs="Times New Roman"/>
-          <w:lang w:val="en-US" w:bidi="ru-RU"/>
-        </w:rPr>
-        <w:t>обращения</w:t>
-      </w:r>
-      <w:proofErr w:type="spellEnd"/>
-      <w:r>
-        <w:rPr>
-          <w:rFonts w:cs="Times New Roman"/>
-          <w:lang w:val="en-US" w:bidi="ru-RU"/>
-        </w:rPr>
-        <w:t>: 10.05.2026).</w:t>
+        <w:t>Zhang K., Zhang Z., Li Z., Qiao Y. Joint Face Detection and Alignment Using Multi-Task Cascaded Convolutional Networks // IEEE Signal Processing Letters. – 2016. – Vol. 23, № 10. – P. 1499–1503. – URL: https://arxiv.org/abs/1604.02878 (дата обращения: 10.05.2026).</w:t>
       </w:r>
       <w:bookmarkEnd w:id="74"/>
     </w:p>
@@ -26131,69 +23614,12 @@
         </w:rPr>
       </w:pPr>
       <w:bookmarkStart w:id="75" w:name="_Ref229768360"/>
-      <w:proofErr w:type="spellStart"/>
       <w:r>
         <w:rPr>
           <w:rFonts w:cs="Times New Roman"/>
           <w:lang w:val="en-US" w:bidi="ru-RU"/>
         </w:rPr>
-        <w:t>Parkhi</w:t>
-      </w:r>
-      <w:proofErr w:type="spellEnd"/>
-      <w:r>
-        <w:rPr>
-          <w:rFonts w:cs="Times New Roman"/>
-          <w:lang w:val="en-US" w:bidi="ru-RU"/>
-        </w:rPr>
-        <w:t xml:space="preserve"> O. M., </w:t>
-      </w:r>
-      <w:proofErr w:type="spellStart"/>
-      <w:r>
-        <w:rPr>
-          <w:rFonts w:cs="Times New Roman"/>
-          <w:lang w:val="en-US" w:bidi="ru-RU"/>
-        </w:rPr>
-        <w:t>Vedaldi</w:t>
-      </w:r>
-      <w:proofErr w:type="spellEnd"/>
-      <w:r>
-        <w:rPr>
-          <w:rFonts w:cs="Times New Roman"/>
-          <w:lang w:val="en-US" w:bidi="ru-RU"/>
-        </w:rPr>
-        <w:t xml:space="preserve"> A., Zisserman A. Deep Face Recognition // Proceedings of the British Machine Vision Conference (BMVC). – 2015. – URL: https://www.robots.ox.ac.uk/~vgg/publications/2015/Parkhi15/parkhi15.pdf (</w:t>
-      </w:r>
-      <w:proofErr w:type="spellStart"/>
-      <w:r>
-        <w:rPr>
-          <w:rFonts w:cs="Times New Roman"/>
-          <w:lang w:val="en-US" w:bidi="ru-RU"/>
-        </w:rPr>
-        <w:t>дата</w:t>
-      </w:r>
-      <w:proofErr w:type="spellEnd"/>
-      <w:r>
-        <w:rPr>
-          <w:rFonts w:cs="Times New Roman"/>
-          <w:lang w:val="en-US" w:bidi="ru-RU"/>
-        </w:rPr>
-        <w:t xml:space="preserve"> </w:t>
-      </w:r>
-      <w:proofErr w:type="spellStart"/>
-      <w:r>
-        <w:rPr>
-          <w:rFonts w:cs="Times New Roman"/>
-          <w:lang w:val="en-US" w:bidi="ru-RU"/>
-        </w:rPr>
-        <w:t>обращения</w:t>
-      </w:r>
-      <w:proofErr w:type="spellEnd"/>
-      <w:r>
-        <w:rPr>
-          <w:rFonts w:cs="Times New Roman"/>
-          <w:lang w:val="en-US" w:bidi="ru-RU"/>
-        </w:rPr>
-        <w:t>: 10.05.2026).</w:t>
+        <w:t>Parkhi O. M., Vedaldi A., Zisserman A. Deep Face Recognition // Proceedings of the British Machine Vision Conference (BMVC). – 2015. – URL: https://www.robots.ox.ac.uk/~vgg/publications/2015/Parkhi15/parkhi15.pdf (дата обращения: 10.05.2026).</w:t>
       </w:r>
       <w:bookmarkEnd w:id="75"/>
     </w:p>
@@ -26246,7 +23672,6 @@
         </w:rPr>
         <w:t xml:space="preserve"> </w:t>
       </w:r>
-      <w:proofErr w:type="spellStart"/>
       <w:r>
         <w:rPr>
           <w:rFonts w:cs="Times New Roman"/>
@@ -26254,7 +23679,6 @@
         </w:rPr>
         <w:t>MediaPipe</w:t>
       </w:r>
-      <w:proofErr w:type="spellEnd"/>
       <w:r>
         <w:rPr>
           <w:rFonts w:cs="Times New Roman"/>
@@ -26276,7 +23700,6 @@
         </w:rPr>
         <w:t xml:space="preserve"> </w:t>
       </w:r>
-      <w:proofErr w:type="spellStart"/>
       <w:r>
         <w:rPr>
           <w:rFonts w:cs="Times New Roman"/>
@@ -26284,7 +23707,6 @@
         </w:rPr>
         <w:t>Landmarker</w:t>
       </w:r>
-      <w:proofErr w:type="spellEnd"/>
       <w:r>
         <w:rPr>
           <w:rFonts w:cs="Times New Roman"/>
@@ -26767,54 +24189,13 @@
           <w:lang w:bidi="ru-RU"/>
         </w:rPr>
       </w:pPr>
-      <w:proofErr w:type="spellStart"/>
       <w:r>
         <w:rPr>
           <w:rFonts w:cs="Times New Roman"/>
           <w:lang w:bidi="ru-RU"/>
         </w:rPr>
         <w:lastRenderedPageBreak/>
-        <w:t>Катасев</w:t>
-      </w:r>
-      <w:proofErr w:type="spellEnd"/>
-      <w:r>
-        <w:rPr>
-          <w:rFonts w:cs="Times New Roman"/>
-          <w:lang w:bidi="ru-RU"/>
-        </w:rPr>
-        <w:t xml:space="preserve">, А. С. </w:t>
-      </w:r>
-      <w:proofErr w:type="spellStart"/>
-      <w:r>
-        <w:rPr>
-          <w:rFonts w:cs="Times New Roman"/>
-          <w:lang w:bidi="ru-RU"/>
-        </w:rPr>
-        <w:t>Сверточные</w:t>
-      </w:r>
-      <w:proofErr w:type="spellEnd"/>
-      <w:r>
-        <w:rPr>
-          <w:rFonts w:cs="Times New Roman"/>
-          <w:lang w:bidi="ru-RU"/>
-        </w:rPr>
-        <w:t xml:space="preserve"> нейросетевые модели распознавания эмоций человека по фотографии / А. С. </w:t>
-      </w:r>
-      <w:proofErr w:type="spellStart"/>
-      <w:r>
-        <w:rPr>
-          <w:rFonts w:cs="Times New Roman"/>
-          <w:lang w:bidi="ru-RU"/>
-        </w:rPr>
-        <w:t>Катасев</w:t>
-      </w:r>
-      <w:proofErr w:type="spellEnd"/>
-      <w:r>
-        <w:rPr>
-          <w:rFonts w:cs="Times New Roman"/>
-          <w:lang w:bidi="ru-RU"/>
-        </w:rPr>
-        <w:t>, З. Р. Ханова // Вестник Технологического университета. – 2023. – Т. 26, № 4. – С. 76–81. – DOI 10.55421/1998-7072_2023_26_4_76. – EDN MENHPN.</w:t>
+        <w:t>Катасев, А. С. Сверточные нейросетевые модели распознавания эмоций человека по фотографии / А. С. Катасев, З. Р. Ханова // Вестник Технологического университета. – 2023. – Т. 26, № 4. – С. 76–81. – DOI 10.55421/1998-7072_2023_26_4_76. – EDN MENHPN.</w:t>
       </w:r>
     </w:p>
     <w:p>
@@ -26834,23 +24215,7 @@
           <w:rFonts w:cs="Times New Roman"/>
           <w:lang w:bidi="ru-RU"/>
         </w:rPr>
-        <w:t xml:space="preserve">Семенюк, В. В. Разработка алгоритма распознавания эмоций человека с использованием </w:t>
-      </w:r>
-      <w:proofErr w:type="spellStart"/>
-      <w:r>
-        <w:rPr>
-          <w:rFonts w:cs="Times New Roman"/>
-          <w:lang w:bidi="ru-RU"/>
-        </w:rPr>
-        <w:t>сверточной</w:t>
-      </w:r>
-      <w:proofErr w:type="spellEnd"/>
-      <w:r>
-        <w:rPr>
-          <w:rFonts w:cs="Times New Roman"/>
-          <w:lang w:bidi="ru-RU"/>
-        </w:rPr>
-        <w:t xml:space="preserve"> нейронной сети средствами Python / В. В. Семенюк, М. В. Складчиков // Инженерный вестник Дона. – 2023. – № 12(108). – С. 231–245. – EDN TBESZT.</w:t>
+        <w:t>Семенюк, В. В. Разработка алгоритма распознавания эмоций человека с использованием сверточной нейронной сети средствами Python / В. В. Семенюк, М. В. Складчиков // Инженерный вестник Дона. – 2023. – № 12(108). – С. 231–245. – EDN TBESZT.</w:t>
       </w:r>
     </w:p>
     <w:p>
@@ -26890,55 +24255,7 @@
           <w:rFonts w:cs="Times New Roman"/>
           <w:lang w:val="en-US" w:bidi="ru-RU"/>
         </w:rPr>
-        <w:t xml:space="preserve">Sanh V., Debut L., </w:t>
-      </w:r>
-      <w:proofErr w:type="spellStart"/>
-      <w:r>
-        <w:rPr>
-          <w:rFonts w:cs="Times New Roman"/>
-          <w:lang w:val="en-US" w:bidi="ru-RU"/>
-        </w:rPr>
-        <w:t>Chaumond</w:t>
-      </w:r>
-      <w:proofErr w:type="spellEnd"/>
-      <w:r>
-        <w:rPr>
-          <w:rFonts w:cs="Times New Roman"/>
-          <w:lang w:val="en-US" w:bidi="ru-RU"/>
-        </w:rPr>
-        <w:t xml:space="preserve"> J., Wolf T. </w:t>
-      </w:r>
-      <w:proofErr w:type="spellStart"/>
-      <w:r>
-        <w:rPr>
-          <w:rFonts w:cs="Times New Roman"/>
-          <w:lang w:val="en-US" w:bidi="ru-RU"/>
-        </w:rPr>
-        <w:t>DistilBERT</w:t>
-      </w:r>
-      <w:proofErr w:type="spellEnd"/>
-      <w:r>
-        <w:rPr>
-          <w:rFonts w:cs="Times New Roman"/>
-          <w:lang w:val="en-US" w:bidi="ru-RU"/>
-        </w:rPr>
-        <w:t xml:space="preserve">, a distilled version of BERT: smaller, faster, cheaper and lighter // </w:t>
-      </w:r>
-      <w:proofErr w:type="spellStart"/>
-      <w:r>
-        <w:rPr>
-          <w:rFonts w:cs="Times New Roman"/>
-          <w:lang w:val="en-US" w:bidi="ru-RU"/>
-        </w:rPr>
-        <w:t>arXiv</w:t>
-      </w:r>
-      <w:proofErr w:type="spellEnd"/>
-      <w:r>
-        <w:rPr>
-          <w:rFonts w:cs="Times New Roman"/>
-          <w:lang w:val="en-US" w:bidi="ru-RU"/>
-        </w:rPr>
-        <w:t xml:space="preserve"> preprint arXiv:1910.01108. – 2019. – URL: https://arxiv.org/abs/1910.01108 (</w:t>
+        <w:t>Sanh V., Debut L., Chaumond J., Wolf T. DistilBERT, a distilled version of BERT: smaller, faster, cheaper and lighter // arXiv preprint arXiv:1910.01108. – 2019. – URL: https://arxiv.org/abs/1910.01108 (</w:t>
       </w:r>
       <w:r>
         <w:rPr>
@@ -26981,21 +24298,12 @@
           <w:lang w:bidi="ru-RU"/>
         </w:rPr>
       </w:pPr>
-      <w:proofErr w:type="spellStart"/>
       <w:r>
         <w:rPr>
           <w:rFonts w:cs="Times New Roman"/>
           <w:lang w:bidi="ru-RU"/>
         </w:rPr>
-        <w:t>Docker</w:t>
-      </w:r>
-      <w:proofErr w:type="spellEnd"/>
-      <w:r>
-        <w:rPr>
-          <w:rFonts w:cs="Times New Roman"/>
-          <w:lang w:bidi="ru-RU"/>
-        </w:rPr>
-        <w:t xml:space="preserve"> [Электронный ресурс]. – URL: https://www.docker.com (дата обращения: 10.05.2026).</w:t>
+        <w:t>Docker [Электронный ресурс]. – URL: https://www.docker.com (дата обращения: 10.05.2026).</w:t>
       </w:r>
     </w:p>
     <w:p>
@@ -27015,71 +24323,7 @@
           <w:rFonts w:cs="Times New Roman"/>
           <w:lang w:val="en-US" w:bidi="ru-RU"/>
         </w:rPr>
-        <w:t xml:space="preserve">The Go Programming Language: </w:t>
-      </w:r>
-      <w:proofErr w:type="spellStart"/>
-      <w:r>
-        <w:rPr>
-          <w:rFonts w:cs="Times New Roman"/>
-          <w:lang w:val="en-US" w:bidi="ru-RU"/>
-        </w:rPr>
-        <w:t>офиц</w:t>
-      </w:r>
-      <w:proofErr w:type="spellEnd"/>
-      <w:r>
-        <w:rPr>
-          <w:rFonts w:cs="Times New Roman"/>
-          <w:lang w:val="en-US" w:bidi="ru-RU"/>
-        </w:rPr>
-        <w:t xml:space="preserve">. </w:t>
-      </w:r>
-      <w:proofErr w:type="spellStart"/>
-      <w:r>
-        <w:rPr>
-          <w:rFonts w:cs="Times New Roman"/>
-          <w:lang w:val="en-US" w:bidi="ru-RU"/>
-        </w:rPr>
-        <w:t>сайт</w:t>
-      </w:r>
-      <w:proofErr w:type="spellEnd"/>
-      <w:r>
-        <w:rPr>
-          <w:rFonts w:cs="Times New Roman"/>
-          <w:lang w:val="en-US" w:bidi="ru-RU"/>
-        </w:rPr>
-        <w:t>. – URL: https://go.dev (</w:t>
-      </w:r>
-      <w:proofErr w:type="spellStart"/>
-      <w:r>
-        <w:rPr>
-          <w:rFonts w:cs="Times New Roman"/>
-          <w:lang w:val="en-US" w:bidi="ru-RU"/>
-        </w:rPr>
-        <w:t>дата</w:t>
-      </w:r>
-      <w:proofErr w:type="spellEnd"/>
-      <w:r>
-        <w:rPr>
-          <w:rFonts w:cs="Times New Roman"/>
-          <w:lang w:val="en-US" w:bidi="ru-RU"/>
-        </w:rPr>
-        <w:t xml:space="preserve"> </w:t>
-      </w:r>
-      <w:proofErr w:type="spellStart"/>
-      <w:r>
-        <w:rPr>
-          <w:rFonts w:cs="Times New Roman"/>
-          <w:lang w:val="en-US" w:bidi="ru-RU"/>
-        </w:rPr>
-        <w:t>обращения</w:t>
-      </w:r>
-      <w:proofErr w:type="spellEnd"/>
-      <w:r>
-        <w:rPr>
-          <w:rFonts w:cs="Times New Roman"/>
-          <w:lang w:val="en-US" w:bidi="ru-RU"/>
-        </w:rPr>
-        <w:t>: 10.05.2026).</w:t>
+        <w:t>The Go Programming Language: офиц. сайт. – URL: https://go.dev (дата обращения: 10.05.2026).</w:t>
       </w:r>
     </w:p>
     <w:p>
@@ -27233,7 +24477,6 @@
         </w:rPr>
         <w:t>.</w:t>
       </w:r>
-      <w:proofErr w:type="spellStart"/>
       <w:r>
         <w:rPr>
           <w:rFonts w:cs="Times New Roman"/>
@@ -27241,7 +24484,6 @@
         </w:rPr>
         <w:t>postgresql</w:t>
       </w:r>
-      <w:proofErr w:type="spellEnd"/>
       <w:r>
         <w:rPr>
           <w:rFonts w:cs="Times New Roman"/>
@@ -27281,71 +24523,7 @@
           <w:rFonts w:cs="Times New Roman"/>
           <w:lang w:val="en-US" w:bidi="ru-RU"/>
         </w:rPr>
-        <w:t>CTranslate2: Efficient inference for Transformer models [</w:t>
-      </w:r>
-      <w:proofErr w:type="spellStart"/>
-      <w:r>
-        <w:rPr>
-          <w:rFonts w:cs="Times New Roman"/>
-          <w:lang w:val="en-US" w:bidi="ru-RU"/>
-        </w:rPr>
-        <w:t>Электронный</w:t>
-      </w:r>
-      <w:proofErr w:type="spellEnd"/>
-      <w:r>
-        <w:rPr>
-          <w:rFonts w:cs="Times New Roman"/>
-          <w:lang w:val="en-US" w:bidi="ru-RU"/>
-        </w:rPr>
-        <w:t xml:space="preserve"> </w:t>
-      </w:r>
-      <w:proofErr w:type="spellStart"/>
-      <w:r>
-        <w:rPr>
-          <w:rFonts w:cs="Times New Roman"/>
-          <w:lang w:val="en-US" w:bidi="ru-RU"/>
-        </w:rPr>
-        <w:t>ресурс</w:t>
-      </w:r>
-      <w:proofErr w:type="spellEnd"/>
-      <w:r>
-        <w:rPr>
-          <w:rFonts w:cs="Times New Roman"/>
-          <w:lang w:val="en-US" w:bidi="ru-RU"/>
-        </w:rPr>
-        <w:t>]. – URL: https://opennmt.net/CTranslate2/ (</w:t>
-      </w:r>
-      <w:proofErr w:type="spellStart"/>
-      <w:r>
-        <w:rPr>
-          <w:rFonts w:cs="Times New Roman"/>
-          <w:lang w:val="en-US" w:bidi="ru-RU"/>
-        </w:rPr>
-        <w:t>дата</w:t>
-      </w:r>
-      <w:proofErr w:type="spellEnd"/>
-      <w:r>
-        <w:rPr>
-          <w:rFonts w:cs="Times New Roman"/>
-          <w:lang w:val="en-US" w:bidi="ru-RU"/>
-        </w:rPr>
-        <w:t xml:space="preserve"> </w:t>
-      </w:r>
-      <w:proofErr w:type="spellStart"/>
-      <w:r>
-        <w:rPr>
-          <w:rFonts w:cs="Times New Roman"/>
-          <w:lang w:val="en-US" w:bidi="ru-RU"/>
-        </w:rPr>
-        <w:t>обращения</w:t>
-      </w:r>
-      <w:proofErr w:type="spellEnd"/>
-      <w:r>
-        <w:rPr>
-          <w:rFonts w:cs="Times New Roman"/>
-          <w:lang w:val="en-US" w:bidi="ru-RU"/>
-        </w:rPr>
-        <w:t>: 10.05.2026).</w:t>
+        <w:t>CTranslate2: Efficient inference for Transformer models [Электронный ресурс]. – URL: https://opennmt.net/CTranslate2/ (дата обращения: 10.05.2026).</w:t>
       </w:r>
     </w:p>
     <w:sectPr>

--- a/вкр/ВКР_Демьянцев_606-22.docx
+++ b/вкр/ВКР_Демьянцев_606-22.docx
@@ -1800,6 +1800,7 @@
           <w:bdr w:val="nil"/>
         </w:rPr>
       </w:pPr>
+      <w:proofErr w:type="spellStart"/>
       <w:r>
         <w:rPr>
           <w:rFonts w:ascii="Times New Roman" w:eastAsia="Arial Unicode MS" w:hAnsi="Times New Roman" w:cs="Times New Roman"/>
@@ -1809,7 +1810,115 @@
           <w:u w:color="000000"/>
           <w:bdr w:val="nil"/>
         </w:rPr>
-        <w:t xml:space="preserve">Катасев, А. С. Сверточные нейросетеВые МОДЕЛи распознавания эмоций человека ПО ФОТОГРАФИИ / А. С. Катасев, З. Р. Ханова // Вестник Технологического университета. – 2023. – Т. 26, № 4. – С. 76-81. – DOI 10.55421/1998-7072_2023_26_4_76. – EDN MENHPN. </w:t>
+        <w:t>Катасев</w:t>
+      </w:r>
+      <w:proofErr w:type="spellEnd"/>
+      <w:r>
+        <w:rPr>
+          <w:rFonts w:ascii="Times New Roman" w:eastAsia="Arial Unicode MS" w:hAnsi="Times New Roman" w:cs="Times New Roman"/>
+          <w:color w:val="000000"/>
+          <w:sz w:val="24"/>
+          <w:szCs w:val="24"/>
+          <w:u w:color="000000"/>
+          <w:bdr w:val="nil"/>
+        </w:rPr>
+        <w:t xml:space="preserve">, А. С. </w:t>
+      </w:r>
+      <w:proofErr w:type="spellStart"/>
+      <w:r>
+        <w:rPr>
+          <w:rFonts w:ascii="Times New Roman" w:eastAsia="Arial Unicode MS" w:hAnsi="Times New Roman" w:cs="Times New Roman"/>
+          <w:color w:val="000000"/>
+          <w:sz w:val="24"/>
+          <w:szCs w:val="24"/>
+          <w:u w:color="000000"/>
+          <w:bdr w:val="nil"/>
+        </w:rPr>
+        <w:t>Сверточные</w:t>
+      </w:r>
+      <w:proofErr w:type="spellEnd"/>
+      <w:r>
+        <w:rPr>
+          <w:rFonts w:ascii="Times New Roman" w:eastAsia="Arial Unicode MS" w:hAnsi="Times New Roman" w:cs="Times New Roman"/>
+          <w:color w:val="000000"/>
+          <w:sz w:val="24"/>
+          <w:szCs w:val="24"/>
+          <w:u w:color="000000"/>
+          <w:bdr w:val="nil"/>
+        </w:rPr>
+        <w:t xml:space="preserve"> </w:t>
+      </w:r>
+      <w:proofErr w:type="spellStart"/>
+      <w:r>
+        <w:rPr>
+          <w:rFonts w:ascii="Times New Roman" w:eastAsia="Arial Unicode MS" w:hAnsi="Times New Roman" w:cs="Times New Roman"/>
+          <w:color w:val="000000"/>
+          <w:sz w:val="24"/>
+          <w:szCs w:val="24"/>
+          <w:u w:color="000000"/>
+          <w:bdr w:val="nil"/>
+        </w:rPr>
+        <w:t>нейросетеВые</w:t>
+      </w:r>
+      <w:proofErr w:type="spellEnd"/>
+      <w:r>
+        <w:rPr>
+          <w:rFonts w:ascii="Times New Roman" w:eastAsia="Arial Unicode MS" w:hAnsi="Times New Roman" w:cs="Times New Roman"/>
+          <w:color w:val="000000"/>
+          <w:sz w:val="24"/>
+          <w:szCs w:val="24"/>
+          <w:u w:color="000000"/>
+          <w:bdr w:val="nil"/>
+        </w:rPr>
+        <w:t xml:space="preserve"> </w:t>
+      </w:r>
+      <w:proofErr w:type="spellStart"/>
+      <w:r>
+        <w:rPr>
+          <w:rFonts w:ascii="Times New Roman" w:eastAsia="Arial Unicode MS" w:hAnsi="Times New Roman" w:cs="Times New Roman"/>
+          <w:color w:val="000000"/>
+          <w:sz w:val="24"/>
+          <w:szCs w:val="24"/>
+          <w:u w:color="000000"/>
+          <w:bdr w:val="nil"/>
+        </w:rPr>
+        <w:t>МОДЕЛи</w:t>
+      </w:r>
+      <w:proofErr w:type="spellEnd"/>
+      <w:r>
+        <w:rPr>
+          <w:rFonts w:ascii="Times New Roman" w:eastAsia="Arial Unicode MS" w:hAnsi="Times New Roman" w:cs="Times New Roman"/>
+          <w:color w:val="000000"/>
+          <w:sz w:val="24"/>
+          <w:szCs w:val="24"/>
+          <w:u w:color="000000"/>
+          <w:bdr w:val="nil"/>
+        </w:rPr>
+        <w:t xml:space="preserve"> распознавания эмоций человека ПО ФОТОГРАФИИ / А. С. </w:t>
+      </w:r>
+      <w:proofErr w:type="spellStart"/>
+      <w:r>
+        <w:rPr>
+          <w:rFonts w:ascii="Times New Roman" w:eastAsia="Arial Unicode MS" w:hAnsi="Times New Roman" w:cs="Times New Roman"/>
+          <w:color w:val="000000"/>
+          <w:sz w:val="24"/>
+          <w:szCs w:val="24"/>
+          <w:u w:color="000000"/>
+          <w:bdr w:val="nil"/>
+        </w:rPr>
+        <w:t>Катасев</w:t>
+      </w:r>
+      <w:proofErr w:type="spellEnd"/>
+      <w:r>
+        <w:rPr>
+          <w:rFonts w:ascii="Times New Roman" w:eastAsia="Arial Unicode MS" w:hAnsi="Times New Roman" w:cs="Times New Roman"/>
+          <w:color w:val="000000"/>
+          <w:sz w:val="24"/>
+          <w:szCs w:val="24"/>
+          <w:u w:color="000000"/>
+          <w:bdr w:val="nil"/>
+        </w:rPr>
+        <w:t xml:space="preserve">, З. Р. Ханова // Вестник Технологического университета. – 2023. – Т. 26, № 4. – С. 76-81. – DOI 10.55421/1998-7072_2023_26_4_76. – EDN MENHPN. </w:t>
       </w:r>
     </w:p>
     <w:p>
@@ -1842,7 +1951,31 @@
           <w:u w:color="000000"/>
           <w:bdr w:val="nil"/>
         </w:rPr>
-        <w:t>Семенюк, В. В. Разработка алгоритма распознавания эмоций человека с использованием сверточной нейронной сети средствами Python / В. В. Семенюк, М. В. Складчиков // Инженерный вестник Дона. – 2023. – № 12(108). – С. 231-245. – EDN TBESZT.</w:t>
+        <w:t xml:space="preserve">Семенюк, В. В. Разработка алгоритма распознавания эмоций человека с использованием </w:t>
+      </w:r>
+      <w:proofErr w:type="spellStart"/>
+      <w:r>
+        <w:rPr>
+          <w:rFonts w:ascii="Times New Roman" w:eastAsia="Arial Unicode MS" w:hAnsi="Times New Roman" w:cs="Times New Roman"/>
+          <w:color w:val="000000"/>
+          <w:sz w:val="24"/>
+          <w:szCs w:val="24"/>
+          <w:u w:color="000000"/>
+          <w:bdr w:val="nil"/>
+        </w:rPr>
+        <w:t>сверточной</w:t>
+      </w:r>
+      <w:proofErr w:type="spellEnd"/>
+      <w:r>
+        <w:rPr>
+          <w:rFonts w:ascii="Times New Roman" w:eastAsia="Arial Unicode MS" w:hAnsi="Times New Roman" w:cs="Times New Roman"/>
+          <w:color w:val="000000"/>
+          <w:sz w:val="24"/>
+          <w:szCs w:val="24"/>
+          <w:u w:color="000000"/>
+          <w:bdr w:val="nil"/>
+        </w:rPr>
+        <w:t xml:space="preserve"> нейронной сети средствами Python / В. В. Семенюк, М. В. Складчиков // Инженерный вестник Дона. – 2023. – № 12(108). – С. 231-245. – EDN TBESZT.</w:t>
       </w:r>
     </w:p>
     <w:p>
@@ -2189,8 +2322,21 @@
           <w:bdr w:val="nil"/>
         </w:rPr>
         <w:tab/>
-        <w:t>/К.И. Бушмелева</w:t>
-      </w:r>
+        <w:t xml:space="preserve">/К.И. </w:t>
+      </w:r>
+      <w:proofErr w:type="spellStart"/>
+      <w:r>
+        <w:rPr>
+          <w:rFonts w:ascii="Times New Roman" w:eastAsia="Arial Unicode MS" w:hAnsi="Times New Roman" w:cs="Times New Roman"/>
+          <w:color w:val="000000"/>
+          <w:sz w:val="24"/>
+          <w:szCs w:val="24"/>
+          <w:u w:color="000000"/>
+          <w:bdr w:val="nil"/>
+        </w:rPr>
+        <w:t>Бушмелева</w:t>
+      </w:r>
+      <w:proofErr w:type="spellEnd"/>
       <w:r>
         <w:rPr>
           <w:rFonts w:ascii="Times New Roman" w:eastAsia="Arial Unicode MS" w:hAnsi="Times New Roman" w:cs="Arial Unicode MS"/>
@@ -2705,7 +2851,15 @@
     </w:p>
     <w:p>
       <w:r>
-        <w:t>CNN – свёрточная нейронная сеть</w:t>
+        <w:t xml:space="preserve">CNN – </w:t>
+      </w:r>
+      <w:proofErr w:type="spellStart"/>
+      <w:r>
+        <w:t>свёрточная</w:t>
+      </w:r>
+      <w:proofErr w:type="spellEnd"/>
+      <w:r>
+        <w:t xml:space="preserve"> нейронная сеть</w:t>
       </w:r>
     </w:p>
     <w:p>
@@ -2735,7 +2889,15 @@
     </w:p>
     <w:p>
       <w:r>
-        <w:t>MFCC – мел-частотные кепстральные коэффициенты</w:t>
+        <w:t xml:space="preserve">MFCC – мел-частотные </w:t>
+      </w:r>
+      <w:proofErr w:type="spellStart"/>
+      <w:r>
+        <w:t>кепстральные</w:t>
+      </w:r>
+      <w:proofErr w:type="spellEnd"/>
+      <w:r>
+        <w:t xml:space="preserve"> коэффициенты</w:t>
       </w:r>
     </w:p>
     <w:p>
@@ -5145,7 +5307,15 @@
         </w:numPr>
       </w:pPr>
       <w:r>
-        <w:t>Прогресс в области глубокого обучения создал техническую базу для автоматизированного анализа эмоций. Свёрточные сети уверенно распознают мимику, трансформеры обрабатывают речь, а методы мультимодального слияния позволяют объединять эти сигналы. Именно комплексный подход, то есть одновременный анализ видео и аудио, даёт существенный выигрыш в точности по сравнению с одномерными решениями.</w:t>
+        <w:t xml:space="preserve">Прогресс в области глубокого обучения создал техническую базу для автоматизированного анализа эмоций. </w:t>
+      </w:r>
+      <w:proofErr w:type="spellStart"/>
+      <w:r>
+        <w:t>Свёрточные</w:t>
+      </w:r>
+      <w:proofErr w:type="spellEnd"/>
+      <w:r>
+        <w:t xml:space="preserve"> сети уверенно распознают мимику, трансформеры обрабатывают речь, а методы мультимодального слияния позволяют объединять эти сигналы. Именно комплексный подход, то есть одновременный анализ видео и аудио, даёт существенный выигрыш в точности по сравнению с одномерными решениями.</w:t>
       </w:r>
     </w:p>
     <w:p>
@@ -5374,7 +5544,15 @@
     <w:p>
       <w:r>
         <w:lastRenderedPageBreak/>
-        <w:t>При этом каждая из технологий имеет собственные ограничения. Методы компьютерного зрения чувствительны к условиям освещения и ракурсу съёмки, а аудиоанализ зависит от качества записи и уровня фонового шума. Мультимодальный подход позволяет частично компенсировать эти недостатки за счёт объединения нескольких независимых источников информации. Именно это делает его наиболее перспективным для практического применения в задачах анализа эмоций.</w:t>
+        <w:t xml:space="preserve">При этом каждая из технологий имеет собственные ограничения. Методы компьютерного зрения чувствительны к условиям освещения и ракурсу съёмки, а </w:t>
+      </w:r>
+      <w:proofErr w:type="spellStart"/>
+      <w:r>
+        <w:t>аудиоанализ</w:t>
+      </w:r>
+      <w:proofErr w:type="spellEnd"/>
+      <w:r>
+        <w:t xml:space="preserve"> зависит от качества записи и уровня фонового шума. Мультимодальный подход позволяет частично компенсировать эти недостатки за счёт объединения нескольких независимых источников информации. Именно это делает его наиболее перспективным для практического применения в задачах анализа эмоций.</w:t>
       </w:r>
     </w:p>
     <w:p>
@@ -5631,11 +5809,117 @@
       <w:r>
         <w:t xml:space="preserve">. </w:t>
       </w:r>
+      <w:proofErr w:type="spellStart"/>
       <w:r>
         <w:rPr>
           <w:lang w:val="en-US"/>
         </w:rPr>
-        <w:t>Ниже рассматриваются основные аналоги и проводится их сравнительный анализ.</w:t>
+        <w:t>Ниже</w:t>
+      </w:r>
+      <w:proofErr w:type="spellEnd"/>
+      <w:r>
+        <w:rPr>
+          <w:lang w:val="en-US"/>
+        </w:rPr>
+        <w:t xml:space="preserve"> </w:t>
+      </w:r>
+      <w:proofErr w:type="spellStart"/>
+      <w:r>
+        <w:rPr>
+          <w:lang w:val="en-US"/>
+        </w:rPr>
+        <w:t>рассматриваются</w:t>
+      </w:r>
+      <w:proofErr w:type="spellEnd"/>
+      <w:r>
+        <w:rPr>
+          <w:lang w:val="en-US"/>
+        </w:rPr>
+        <w:t xml:space="preserve"> </w:t>
+      </w:r>
+      <w:proofErr w:type="spellStart"/>
+      <w:r>
+        <w:rPr>
+          <w:lang w:val="en-US"/>
+        </w:rPr>
+        <w:t>основные</w:t>
+      </w:r>
+      <w:proofErr w:type="spellEnd"/>
+      <w:r>
+        <w:rPr>
+          <w:lang w:val="en-US"/>
+        </w:rPr>
+        <w:t xml:space="preserve"> </w:t>
+      </w:r>
+      <w:proofErr w:type="spellStart"/>
+      <w:r>
+        <w:rPr>
+          <w:lang w:val="en-US"/>
+        </w:rPr>
+        <w:t>аналоги</w:t>
+      </w:r>
+      <w:proofErr w:type="spellEnd"/>
+      <w:r>
+        <w:rPr>
+          <w:lang w:val="en-US"/>
+        </w:rPr>
+        <w:t xml:space="preserve"> и </w:t>
+      </w:r>
+      <w:proofErr w:type="spellStart"/>
+      <w:r>
+        <w:rPr>
+          <w:lang w:val="en-US"/>
+        </w:rPr>
+        <w:t>проводится</w:t>
+      </w:r>
+      <w:proofErr w:type="spellEnd"/>
+      <w:r>
+        <w:rPr>
+          <w:lang w:val="en-US"/>
+        </w:rPr>
+        <w:t xml:space="preserve"> </w:t>
+      </w:r>
+      <w:proofErr w:type="spellStart"/>
+      <w:r>
+        <w:rPr>
+          <w:lang w:val="en-US"/>
+        </w:rPr>
+        <w:t>их</w:t>
+      </w:r>
+      <w:proofErr w:type="spellEnd"/>
+      <w:r>
+        <w:rPr>
+          <w:lang w:val="en-US"/>
+        </w:rPr>
+        <w:t xml:space="preserve"> </w:t>
+      </w:r>
+      <w:proofErr w:type="spellStart"/>
+      <w:r>
+        <w:rPr>
+          <w:lang w:val="en-US"/>
+        </w:rPr>
+        <w:t>сравнительный</w:t>
+      </w:r>
+      <w:proofErr w:type="spellEnd"/>
+      <w:r>
+        <w:rPr>
+          <w:lang w:val="en-US"/>
+        </w:rPr>
+        <w:t xml:space="preserve"> </w:t>
+      </w:r>
+      <w:proofErr w:type="spellStart"/>
+      <w:r>
+        <w:rPr>
+          <w:lang w:val="en-US"/>
+        </w:rPr>
+        <w:t>анализ</w:t>
+      </w:r>
+      <w:proofErr w:type="spellEnd"/>
+      <w:r>
+        <w:rPr>
+          <w:lang w:val="en-US"/>
+        </w:rPr>
+        <w:t>.</w:t>
       </w:r>
     </w:p>
     <w:p>
@@ -5653,7 +5937,23 @@
         <w:contextualSpacing w:val="0"/>
       </w:pPr>
       <w:r>
-        <w:t>Примером является библиотека Affectiva, которая использует свёрточные нейронные сети для анализа выражений лица. Такие системы фиксируют видеопоток и классифицируют эмоции на основе визуальных признаков, таких как улыбка или нахмуренные брови.</w:t>
+        <w:t xml:space="preserve">Примером является библиотека </w:t>
+      </w:r>
+      <w:proofErr w:type="spellStart"/>
+      <w:r>
+        <w:t>Affectiva</w:t>
+      </w:r>
+      <w:proofErr w:type="spellEnd"/>
+      <w:r>
+        <w:t xml:space="preserve">, которая использует </w:t>
+      </w:r>
+      <w:proofErr w:type="spellStart"/>
+      <w:r>
+        <w:t>свёрточные</w:t>
+      </w:r>
+      <w:proofErr w:type="spellEnd"/>
+      <w:r>
+        <w:t xml:space="preserve"> нейронные сети для анализа выражений лица. Такие системы фиксируют видеопоток и классифицируют эмоции на основе визуальных признаков, таких как улыбка или нахмуренные брови.</w:t>
       </w:r>
     </w:p>
     <w:p>
@@ -5760,7 +6060,31 @@
         <w:contextualSpacing w:val="0"/>
       </w:pPr>
       <w:r>
-        <w:t>Примером служит платформа Beyond Verbal, которая анализирует голосовые характеристики, такие как высота тона и темп речи, для определения эмоционального состояния. Такие решения часто применяются в call-центрах.</w:t>
+        <w:t xml:space="preserve">Примером служит платформа </w:t>
+      </w:r>
+      <w:proofErr w:type="spellStart"/>
+      <w:r>
+        <w:t>Beyond</w:t>
+      </w:r>
+      <w:proofErr w:type="spellEnd"/>
+      <w:r>
+        <w:t xml:space="preserve"> </w:t>
+      </w:r>
+      <w:proofErr w:type="spellStart"/>
+      <w:r>
+        <w:t>Verbal</w:t>
+      </w:r>
+      <w:proofErr w:type="spellEnd"/>
+      <w:r>
+        <w:t xml:space="preserve">, которая анализирует голосовые характеристики, такие как высота тона и темп речи, для определения эмоционального состояния. Такие решения часто применяются в </w:t>
+      </w:r>
+      <w:proofErr w:type="spellStart"/>
+      <w:r>
+        <w:t>call</w:t>
+      </w:r>
+      <w:proofErr w:type="spellEnd"/>
+      <w:r>
+        <w:t>-центрах.</w:t>
       </w:r>
     </w:p>
     <w:p>
@@ -5873,7 +6197,15 @@
         <w:contextualSpacing w:val="0"/>
       </w:pPr>
       <w:r>
-        <w:t xml:space="preserve">Примером является система Emotient, которая комбинирует анализ выражений лица и голосовых данных с использованием CNN и RNN. Такие </w:t>
+        <w:t xml:space="preserve">Примером является система </w:t>
+      </w:r>
+      <w:proofErr w:type="spellStart"/>
+      <w:r>
+        <w:t>Emotient</w:t>
+      </w:r>
+      <w:proofErr w:type="spellEnd"/>
+      <w:r>
+        <w:t xml:space="preserve">, которая комбинирует анализ выражений лица и голосовых данных с использованием CNN и RNN. Такие </w:t>
       </w:r>
       <w:r>
         <w:lastRenderedPageBreak/>
@@ -6158,7 +6490,23 @@
         <w:contextualSpacing w:val="0"/>
       </w:pPr>
       <w:r>
-        <w:t>Гибкость стека: Использование открытых библиотек (Python, PyTorch, OpenCV) позволяет избежать лицензионных отчислений.</w:t>
+        <w:t xml:space="preserve">Гибкость стека: Использование открытых библиотек (Python, </w:t>
+      </w:r>
+      <w:proofErr w:type="spellStart"/>
+      <w:r>
+        <w:t>PyTorch</w:t>
+      </w:r>
+      <w:proofErr w:type="spellEnd"/>
+      <w:r>
+        <w:t xml:space="preserve">, </w:t>
+      </w:r>
+      <w:proofErr w:type="spellStart"/>
+      <w:r>
+        <w:t>OpenCV</w:t>
+      </w:r>
+      <w:proofErr w:type="spellEnd"/>
+      <w:r>
+        <w:t>) позволяет избежать лицензионных отчислений.</w:t>
       </w:r>
     </w:p>
     <w:p>
@@ -6170,8 +6518,13 @@
         </w:numPr>
         <w:contextualSpacing w:val="0"/>
       </w:pPr>
-      <w:r>
-        <w:t>Мультимодальность: Повышение точности за счёт объединения визуальных и голосовых признаков.</w:t>
+      <w:proofErr w:type="spellStart"/>
+      <w:r>
+        <w:t>Мультимодальность</w:t>
+      </w:r>
+      <w:proofErr w:type="spellEnd"/>
+      <w:r>
+        <w:t>: Повышение точности за счёт объединения визуальных и голосовых признаков.</w:t>
       </w:r>
     </w:p>
     <w:p>
@@ -6206,7 +6559,15 @@
         <w:contextualSpacing w:val="0"/>
       </w:pPr>
       <w:r>
-        <w:t>Требует наличия вычислительных ресурсов для этапа обучения и инференса в реальном времени.</w:t>
+        <w:t xml:space="preserve">Требует наличия вычислительных ресурсов для этапа обучения и </w:t>
+      </w:r>
+      <w:proofErr w:type="spellStart"/>
+      <w:r>
+        <w:t>инференса</w:t>
+      </w:r>
+      <w:proofErr w:type="spellEnd"/>
+      <w:r>
+        <w:t xml:space="preserve"> в реальном времени.</w:t>
       </w:r>
     </w:p>
     <w:p>
@@ -7284,7 +7645,39 @@
         <w:pStyle w:val="25"/>
       </w:pPr>
       <w:r>
-        <w:t>Наиболее существенное отличие разрабатываемой системы от коммерческих аналогов проявляется в вопросах стоимости и правового обеспечения. В отличие от Affectiva, Beyond Verbal и Emotient, разрабатываемая система предполагает отсутствие регулярных лицензионных отчислений и изначальную архитектурную поддержку требований ФЗ-152. Это критично для работы с персональными данными сотрудников в российских организациях, где передача биометрической информации внешним сервисам создаёт правовые и репутационные риски.</w:t>
+        <w:t xml:space="preserve">Наиболее существенное отличие разрабатываемой системы от коммерческих аналогов проявляется в вопросах стоимости и правового обеспечения. В отличие от </w:t>
+      </w:r>
+      <w:proofErr w:type="spellStart"/>
+      <w:r>
+        <w:t>Affectiva</w:t>
+      </w:r>
+      <w:proofErr w:type="spellEnd"/>
+      <w:r>
+        <w:t xml:space="preserve">, </w:t>
+      </w:r>
+      <w:proofErr w:type="spellStart"/>
+      <w:r>
+        <w:t>Beyond</w:t>
+      </w:r>
+      <w:proofErr w:type="spellEnd"/>
+      <w:r>
+        <w:t xml:space="preserve"> </w:t>
+      </w:r>
+      <w:proofErr w:type="spellStart"/>
+      <w:r>
+        <w:t>Verbal</w:t>
+      </w:r>
+      <w:proofErr w:type="spellEnd"/>
+      <w:r>
+        <w:t xml:space="preserve"> и </w:t>
+      </w:r>
+      <w:proofErr w:type="spellStart"/>
+      <w:r>
+        <w:t>Emotient</w:t>
+      </w:r>
+      <w:proofErr w:type="spellEnd"/>
+      <w:r>
+        <w:t>, разрабатываемая система предполагает отсутствие регулярных лицензионных отчислений и изначальную архитектурную поддержку требований ФЗ-152. Это критично для работы с персональными данными сотрудников в российских организациях, где передача биометрической информации внешним сервисам создаёт правовые и репутационные риски.</w:t>
       </w:r>
     </w:p>
     <w:p>
@@ -7326,7 +7719,15 @@
         <w:pStyle w:val="25"/>
       </w:pPr>
       <w:r>
-        <w:t>Для разработки системы целесообразно использовать мультимодальный подход, объединяющий свёрточные нейронные сети</w:t>
+        <w:t xml:space="preserve">Для разработки системы целесообразно использовать мультимодальный подход, объединяющий </w:t>
+      </w:r>
+      <w:proofErr w:type="spellStart"/>
+      <w:r>
+        <w:t>свёрточные</w:t>
+      </w:r>
+      <w:proofErr w:type="spellEnd"/>
+      <w:r>
+        <w:t xml:space="preserve"> нейронные сети</w:t>
       </w:r>
       <w:r>
         <w:t xml:space="preserve"> </w:t>
@@ -7351,7 +7752,15 @@
     </w:p>
     <w:p>
       <w:r>
-        <w:t>Цель исследования: разработка автоматизированной системы проведения видеовстреч с мультимодальным анализом эмоционального состояния и речевой активности участников на основе методов искусственного интеллекта.</w:t>
+        <w:t xml:space="preserve">Цель исследования: разработка автоматизированной системы проведения </w:t>
+      </w:r>
+      <w:proofErr w:type="spellStart"/>
+      <w:r>
+        <w:t>видеовстреч</w:t>
+      </w:r>
+      <w:proofErr w:type="spellEnd"/>
+      <w:r>
+        <w:t xml:space="preserve"> с мультимодальным анализом эмоционального состояния и речевой активности участников на основе методов искусственного интеллекта.</w:t>
       </w:r>
     </w:p>
     <w:p>
@@ -7484,7 +7893,35 @@
         <w:rPr>
           <w:lang w:bidi="ru-RU"/>
         </w:rPr>
-        <w:t>В качестве основного языка программирования для разработки клиентской части системы был выбран TypeScript в сочетании с библиотекой React. Данный стек обеспечивает создание высокопроизводительных одностраничных приложений с типизированным кодом, что повышает надёжность разработки и упрощает дальнейшую поддержку системы.</w:t>
+        <w:t xml:space="preserve">В качестве основного языка программирования для разработки клиентской части системы был выбран </w:t>
+      </w:r>
+      <w:proofErr w:type="spellStart"/>
+      <w:r>
+        <w:rPr>
+          <w:lang w:bidi="ru-RU"/>
+        </w:rPr>
+        <w:t>TypeScript</w:t>
+      </w:r>
+      <w:proofErr w:type="spellEnd"/>
+      <w:r>
+        <w:rPr>
+          <w:lang w:bidi="ru-RU"/>
+        </w:rPr>
+        <w:t xml:space="preserve"> в сочетании с библиотекой </w:t>
+      </w:r>
+      <w:proofErr w:type="spellStart"/>
+      <w:r>
+        <w:rPr>
+          <w:lang w:bidi="ru-RU"/>
+        </w:rPr>
+        <w:t>React</w:t>
+      </w:r>
+      <w:proofErr w:type="spellEnd"/>
+      <w:r>
+        <w:rPr>
+          <w:lang w:bidi="ru-RU"/>
+        </w:rPr>
+        <w:t>. Данный стек обеспечивает создание высокопроизводительных одностраничных приложений с типизированным кодом, что повышает надёжность разработки и упрощает дальнейшую поддержку системы.</w:t>
       </w:r>
     </w:p>
     <w:p>
@@ -7583,7 +8020,35 @@
         <w:rPr>
           <w:lang w:bidi="ru-RU"/>
         </w:rPr>
-        <w:t>Для реализации серверной логики, маршрутизации и обработки сетевых соединений использовался язык программирования Go (Golang). Он применяется для построения REST API, управления WebSocket-подключениями и координации обмена данными между участниками встречи и аналитическими модулями.</w:t>
+        <w:t>Для реализации серверной логики, маршрутизации и обработки сетевых соединений использовался язык программирования Go (</w:t>
+      </w:r>
+      <w:proofErr w:type="spellStart"/>
+      <w:r>
+        <w:rPr>
+          <w:lang w:bidi="ru-RU"/>
+        </w:rPr>
+        <w:t>Golang</w:t>
+      </w:r>
+      <w:proofErr w:type="spellEnd"/>
+      <w:r>
+        <w:rPr>
+          <w:lang w:bidi="ru-RU"/>
+        </w:rPr>
+        <w:t xml:space="preserve">). Он применяется для построения REST API, управления </w:t>
+      </w:r>
+      <w:proofErr w:type="spellStart"/>
+      <w:r>
+        <w:rPr>
+          <w:lang w:bidi="ru-RU"/>
+        </w:rPr>
+        <w:t>WebSocket</w:t>
+      </w:r>
+      <w:proofErr w:type="spellEnd"/>
+      <w:r>
+        <w:rPr>
+          <w:lang w:bidi="ru-RU"/>
+        </w:rPr>
+        <w:t>-подключениями и координации обмена данными между участниками встречи и аналитическими модулями.</w:t>
       </w:r>
     </w:p>
     <w:p>
@@ -7682,7 +8147,21 @@
           <w:lang w:bidi="ru-RU"/>
         </w:rPr>
         <w:lastRenderedPageBreak/>
-        <w:t>Для реализации модулей мультимодального анализа (распознавание эмоционального состояния, транскрибация речи) применялся язык программирования Python. Он используется в составе отдельного AI-шлюза и сервиса распознавания речи для обработки видеопотока и аудиосигналов.</w:t>
+        <w:t xml:space="preserve">Для реализации модулей мультимодального анализа (распознавание эмоционального состояния, </w:t>
+      </w:r>
+      <w:proofErr w:type="spellStart"/>
+      <w:r>
+        <w:rPr>
+          <w:lang w:bidi="ru-RU"/>
+        </w:rPr>
+        <w:t>транскрибация</w:t>
+      </w:r>
+      <w:proofErr w:type="spellEnd"/>
+      <w:r>
+        <w:rPr>
+          <w:lang w:bidi="ru-RU"/>
+        </w:rPr>
+        <w:t xml:space="preserve"> речи) применялся язык программирования Python. Он используется в составе отдельного AI-шлюза и сервиса распознавания речи для обработки видеопотока и аудиосигналов.</w:t>
       </w:r>
     </w:p>
     <w:p>
@@ -7713,7 +8192,49 @@
         <w:rPr>
           <w:lang w:bidi="ru-RU"/>
         </w:rPr>
-        <w:t>Наличие специализированных библиотек для работы с нейронными сетями и обработки мультимедиа (OpenCV, FastAPI, faster-whisper)</w:t>
+        <w:t>Наличие специализированных библиотек для работы с нейронными сетями и обработки мультимедиа (</w:t>
+      </w:r>
+      <w:proofErr w:type="spellStart"/>
+      <w:r>
+        <w:rPr>
+          <w:lang w:bidi="ru-RU"/>
+        </w:rPr>
+        <w:t>OpenCV</w:t>
+      </w:r>
+      <w:proofErr w:type="spellEnd"/>
+      <w:r>
+        <w:rPr>
+          <w:lang w:bidi="ru-RU"/>
+        </w:rPr>
+        <w:t xml:space="preserve">, </w:t>
+      </w:r>
+      <w:proofErr w:type="spellStart"/>
+      <w:r>
+        <w:rPr>
+          <w:lang w:bidi="ru-RU"/>
+        </w:rPr>
+        <w:t>FastAPI</w:t>
+      </w:r>
+      <w:proofErr w:type="spellEnd"/>
+      <w:r>
+        <w:rPr>
+          <w:lang w:bidi="ru-RU"/>
+        </w:rPr>
+        <w:t xml:space="preserve">, </w:t>
+      </w:r>
+      <w:proofErr w:type="spellStart"/>
+      <w:r>
+        <w:rPr>
+          <w:lang w:bidi="ru-RU"/>
+        </w:rPr>
+        <w:t>faster-whisper</w:t>
+      </w:r>
+      <w:proofErr w:type="spellEnd"/>
+      <w:r>
+        <w:rPr>
+          <w:lang w:bidi="ru-RU"/>
+        </w:rPr>
+        <w:t>)</w:t>
       </w:r>
       <w:r>
         <w:rPr>
@@ -7907,7 +8428,21 @@
         <w:rPr>
           <w:lang w:bidi="ru-RU"/>
         </w:rPr>
-        <w:t>Для хранения данных о пользователях, сессиях, событиях аналитики и результатах анализа была выбрана система управления базами данных PostgreSQL. Данная СУБД обеспечивает:</w:t>
+        <w:t xml:space="preserve">Для хранения данных о пользователях, сессиях, событиях аналитики и результатах анализа была выбрана система управления базами данных </w:t>
+      </w:r>
+      <w:proofErr w:type="spellStart"/>
+      <w:r>
+        <w:rPr>
+          <w:lang w:bidi="ru-RU"/>
+        </w:rPr>
+        <w:t>PostgreSQL</w:t>
+      </w:r>
+      <w:proofErr w:type="spellEnd"/>
+      <w:r>
+        <w:rPr>
+          <w:lang w:bidi="ru-RU"/>
+        </w:rPr>
+        <w:t>. Данная СУБД обеспечивает:</w:t>
       </w:r>
     </w:p>
     <w:p>
@@ -7925,7 +8460,21 @@
         <w:rPr>
           <w:lang w:bidi="ru-RU"/>
         </w:rPr>
-        <w:t>Надёжное хранение структурированных и полуструктурированных данных, включая поддержку формата JSONB для гибкого сохранения аналитических событий;</w:t>
+        <w:t xml:space="preserve">Надёжное хранение структурированных и </w:t>
+      </w:r>
+      <w:proofErr w:type="spellStart"/>
+      <w:r>
+        <w:rPr>
+          <w:lang w:bidi="ru-RU"/>
+        </w:rPr>
+        <w:t>полуструктурированных</w:t>
+      </w:r>
+      <w:proofErr w:type="spellEnd"/>
+      <w:r>
+        <w:rPr>
+          <w:lang w:bidi="ru-RU"/>
+        </w:rPr>
+        <w:t xml:space="preserve"> данных, включая поддержку формата JSONB для гибкого сохранения аналитических событий;</w:t>
       </w:r>
     </w:p>
     <w:p>
@@ -8876,7 +9425,21 @@
         <w:rPr>
           <w:rFonts w:eastAsiaTheme="minorHAnsi"/>
         </w:rPr>
-        <w:t>Данный блок описывает процесс инициации и проведения онлайн-сессии взаимодействия между участниками. HR-специалист создаёт конфигурацию анализа, формирует запрос на создание сессии и приглашает участников через механизм инвайт-ссылок. В ходе сессии осуществляется захват мультимодальных данных от всех подключённых пользователей.</w:t>
+        <w:t xml:space="preserve">Данный блок описывает процесс инициации и проведения онлайн-сессии взаимодействия между участниками. HR-специалист создаёт конфигурацию анализа, формирует запрос на создание сессии и приглашает участников через механизм </w:t>
+      </w:r>
+      <w:proofErr w:type="spellStart"/>
+      <w:r>
+        <w:rPr>
+          <w:rFonts w:eastAsiaTheme="minorHAnsi"/>
+        </w:rPr>
+        <w:t>инвайт</w:t>
+      </w:r>
+      <w:proofErr w:type="spellEnd"/>
+      <w:r>
+        <w:rPr>
+          <w:rFonts w:eastAsiaTheme="minorHAnsi"/>
+        </w:rPr>
+        <w:t>-ссылок. В ходе сессии осуществляется захват мультимодальных данных от всех подключённых пользователей.</w:t>
       </w:r>
     </w:p>
     <w:p>
@@ -9318,7 +9881,21 @@
         <w:rPr>
           <w:rFonts w:eastAsiaTheme="minorHAnsi"/>
         </w:rPr>
-        <w:t>Признаки видео — нормализованные и выровненные изображения лиц, ключевые точки (landmarks);</w:t>
+        <w:t>Признаки видео — нормализованные и выровненные изображения лиц, ключевые точки (</w:t>
+      </w:r>
+      <w:proofErr w:type="spellStart"/>
+      <w:r>
+        <w:rPr>
+          <w:rFonts w:eastAsiaTheme="minorHAnsi"/>
+        </w:rPr>
+        <w:t>landmarks</w:t>
+      </w:r>
+      <w:proofErr w:type="spellEnd"/>
+      <w:r>
+        <w:rPr>
+          <w:rFonts w:eastAsiaTheme="minorHAnsi"/>
+        </w:rPr>
+        <w:t>);</w:t>
       </w:r>
     </w:p>
     <w:p>
@@ -9336,7 +9913,21 @@
         <w:rPr>
           <w:rFonts w:eastAsiaTheme="minorHAnsi"/>
         </w:rPr>
-        <w:t>Признаки аудио — мел-частотные кепстральные коэффициенты (MFCC) и другие акустические признаки.</w:t>
+        <w:t xml:space="preserve">Признаки аудио — мел-частотные </w:t>
+      </w:r>
+      <w:proofErr w:type="spellStart"/>
+      <w:r>
+        <w:rPr>
+          <w:rFonts w:eastAsiaTheme="minorHAnsi"/>
+        </w:rPr>
+        <w:t>кепстральные</w:t>
+      </w:r>
+      <w:proofErr w:type="spellEnd"/>
+      <w:r>
+        <w:rPr>
+          <w:rFonts w:eastAsiaTheme="minorHAnsi"/>
+        </w:rPr>
+        <w:t xml:space="preserve"> коэффициенты (MFCC) и другие акустические признаки.</w:t>
       </w:r>
     </w:p>
     <w:p>
@@ -9367,14 +9958,70 @@
         <w:rPr>
           <w:rFonts w:eastAsiaTheme="minorHAnsi"/>
         </w:rPr>
-        <w:t xml:space="preserve">На данном этапе извлечённые признаки передаются в модули классификации на основе предобученных нейронных сетей. Видеоданные анализируются свёрточной нейронной сетью (CNN) для классификации выражений лица, аудиоданные — рекуррентной нейронной сетью (RNN) для распознавания голосовых характеристик. Параллельно выполняется транскрибация речи с помощью модели автоматического распознавания речи </w:t>
-      </w:r>
+        <w:t xml:space="preserve">На данном этапе извлечённые признаки передаются в модули классификации на основе </w:t>
+      </w:r>
+      <w:proofErr w:type="spellStart"/>
       <w:r>
         <w:rPr>
           <w:rFonts w:eastAsiaTheme="minorHAnsi"/>
         </w:rPr>
+        <w:t>предобученных</w:t>
+      </w:r>
+      <w:proofErr w:type="spellEnd"/>
+      <w:r>
+        <w:rPr>
+          <w:rFonts w:eastAsiaTheme="minorHAnsi"/>
+        </w:rPr>
+        <w:t xml:space="preserve"> нейронных сетей. Видеоданные анализируются </w:t>
+      </w:r>
+      <w:proofErr w:type="spellStart"/>
+      <w:r>
+        <w:rPr>
+          <w:rFonts w:eastAsiaTheme="minorHAnsi"/>
+        </w:rPr>
+        <w:t>свёрточной</w:t>
+      </w:r>
+      <w:proofErr w:type="spellEnd"/>
+      <w:r>
+        <w:rPr>
+          <w:rFonts w:eastAsiaTheme="minorHAnsi"/>
+        </w:rPr>
+        <w:t xml:space="preserve"> нейронной сетью (CNN) для классификации выражений лица, аудиоданные — рекуррентной нейронной сетью (RNN) для распознавания голосовых характеристик. Параллельно выполняется </w:t>
+      </w:r>
+      <w:proofErr w:type="spellStart"/>
+      <w:r>
+        <w:rPr>
+          <w:rFonts w:eastAsiaTheme="minorHAnsi"/>
+        </w:rPr>
+        <w:t>транскрибация</w:t>
+      </w:r>
+      <w:proofErr w:type="spellEnd"/>
+      <w:r>
+        <w:rPr>
+          <w:rFonts w:eastAsiaTheme="minorHAnsi"/>
+        </w:rPr>
+        <w:t xml:space="preserve"> речи с помощью модели автоматического распознавания речи </w:t>
+      </w:r>
+      <w:r>
+        <w:rPr>
+          <w:rFonts w:eastAsiaTheme="minorHAnsi"/>
+        </w:rPr>
         <w:lastRenderedPageBreak/>
-        <w:t>(ASR) и анализ тональности текста с использованием NLP-модели. Для каждого входного сигнала модель выдаёт оценку принадлежности к классу эмоций (argmax).</w:t>
+        <w:t>(ASR) и анализ тональности текста с использованием NLP-модели. Для каждого входного сигнала модель выдаёт оценку принадлежности к классу эмоций (</w:t>
+      </w:r>
+      <w:proofErr w:type="spellStart"/>
+      <w:r>
+        <w:rPr>
+          <w:rFonts w:eastAsiaTheme="minorHAnsi"/>
+        </w:rPr>
+        <w:t>argmax</w:t>
+      </w:r>
+      <w:proofErr w:type="spellEnd"/>
+      <w:r>
+        <w:rPr>
+          <w:rFonts w:eastAsiaTheme="minorHAnsi"/>
+        </w:rPr>
+        <w:t>).</w:t>
       </w:r>
     </w:p>
     <w:p>
@@ -9472,7 +10119,21 @@
         <w:rPr>
           <w:rFonts w:eastAsiaTheme="minorHAnsi"/>
         </w:rPr>
-        <w:t>Модели и алгоритмы анализа эмоций — обученные нейронные сети (CNN для видео, RNN для аудио, ASR для транскрибации, NLP для анализа тональности) и правила классификации.</w:t>
+        <w:t xml:space="preserve">Модели и алгоритмы анализа эмоций — обученные нейронные сети (CNN для видео, RNN для аудио, ASR для </w:t>
+      </w:r>
+      <w:proofErr w:type="spellStart"/>
+      <w:r>
+        <w:rPr>
+          <w:rFonts w:eastAsiaTheme="minorHAnsi"/>
+        </w:rPr>
+        <w:t>транскрибации</w:t>
+      </w:r>
+      <w:proofErr w:type="spellEnd"/>
+      <w:r>
+        <w:rPr>
+          <w:rFonts w:eastAsiaTheme="minorHAnsi"/>
+        </w:rPr>
+        <w:t>, NLP для анализа тональности) и правила классификации.</w:t>
       </w:r>
     </w:p>
     <w:p>
@@ -9565,7 +10226,35 @@
         <w:rPr>
           <w:rFonts w:eastAsiaTheme="minorHAnsi"/>
         </w:rPr>
-        <w:t>Завершающий этап обработки, на котором результаты анализа агрегируются по временным окнам и преобразуются в структурированный аналитический отчёт. Применяется эвристический подход позднего слияния (late fusion): статистика эмоций, временные шкалы активности, ключевые фразы из транскрипта и метрики вовлечённости объединяются в единый документ. Отчёт формируется по выбранной форме (PDF, CSV, JSON) и становится доступным HR-специалисту для принятия управленческих решений.</w:t>
+        <w:t>Завершающий этап обработки, на котором результаты анализа агрегируются по временным окнам и преобразуются в структурированный аналитический отчёт. Применяется эвристический подход позднего слияния (</w:t>
+      </w:r>
+      <w:proofErr w:type="spellStart"/>
+      <w:r>
+        <w:rPr>
+          <w:rFonts w:eastAsiaTheme="minorHAnsi"/>
+        </w:rPr>
+        <w:t>late</w:t>
+      </w:r>
+      <w:proofErr w:type="spellEnd"/>
+      <w:r>
+        <w:rPr>
+          <w:rFonts w:eastAsiaTheme="minorHAnsi"/>
+        </w:rPr>
+        <w:t xml:space="preserve"> </w:t>
+      </w:r>
+      <w:proofErr w:type="spellStart"/>
+      <w:r>
+        <w:rPr>
+          <w:rFonts w:eastAsiaTheme="minorHAnsi"/>
+        </w:rPr>
+        <w:t>fusion</w:t>
+      </w:r>
+      <w:proofErr w:type="spellEnd"/>
+      <w:r>
+        <w:rPr>
+          <w:rFonts w:eastAsiaTheme="minorHAnsi"/>
+        </w:rPr>
+        <w:t>): статистика эмоций, временные шкалы активности, ключевые фразы из транскрипта и метрики вовлечённости объединяются в единый документ. Отчёт формируется по выбранной форме (PDF, CSV, JSON) и становится доступным HR-специалисту для принятия управленческих решений.</w:t>
       </w:r>
     </w:p>
     <w:p>
@@ -9770,7 +10459,21 @@
         <w:rPr>
           <w:rFonts w:eastAsiaTheme="minorHAnsi"/>
         </w:rPr>
-        <w:t>Таким образом, декомпозиция IDEF0-диаграммы детализирует функциональную структуру системы, показывая последовательность этапов обработки мультимодальных данных от захвата медиапотоков до формирования аналитического отчёта, а также определяя ресурсы и управляющие факторы для каждого подпроцесса.</w:t>
+        <w:t xml:space="preserve">Таким образом, декомпозиция IDEF0-диаграммы детализирует функциональную структуру системы, показывая последовательность этапов обработки мультимодальных данных от захвата </w:t>
+      </w:r>
+      <w:proofErr w:type="spellStart"/>
+      <w:r>
+        <w:rPr>
+          <w:rFonts w:eastAsiaTheme="minorHAnsi"/>
+        </w:rPr>
+        <w:t>медиапотоков</w:t>
+      </w:r>
+      <w:proofErr w:type="spellEnd"/>
+      <w:r>
+        <w:rPr>
+          <w:rFonts w:eastAsiaTheme="minorHAnsi"/>
+        </w:rPr>
+        <w:t xml:space="preserve"> до формирования аналитического отчёта, а также определяя ресурсы и управляющие факторы для каждого подпроцесса.</w:t>
       </w:r>
     </w:p>
     <w:p>
@@ -10130,89 +10833,13 @@
       </w:r>
     </w:p>
     <w:p>
-      <w:r>
-        <w:t>Для удобства восприятия и нормализации сущности были разделены на три логических домена: управление доступом, управление сессиями и хранение аналитики.</w:t>
-      </w:r>
-    </w:p>
-    <w:p>
-      <w:r>
-        <w:t>Домен управления доступом и аудита:</w:t>
-      </w:r>
-    </w:p>
-    <w:p>
-      <w:pPr>
-        <w:pStyle w:val="af9"/>
-        <w:numPr>
-          <w:ilvl w:val="0"/>
-          <w:numId w:val="4"/>
-        </w:numPr>
-      </w:pPr>
-      <w:r>
-        <w:t>Пользователь системы — центральная сущность для аутентификации. Хранит учетные данные и статус активности.</w:t>
-      </w:r>
-    </w:p>
-    <w:p>
-      <w:pPr>
-        <w:pStyle w:val="af9"/>
-        <w:numPr>
-          <w:ilvl w:val="0"/>
-          <w:numId w:val="4"/>
-        </w:numPr>
-      </w:pPr>
-      <w:r>
-        <w:t>Токен обновления сессии и Журнал аутентификации — вспомогательные сущности, обеспечивающие безопасность (ротация JWT-токенов) и аудит действий (фиксация IP-адресов и времени входов).</w:t>
-      </w:r>
-    </w:p>
-    <w:p>
-      <w:r>
-        <w:t>Домен управления сессиями:</w:t>
-      </w:r>
-    </w:p>
-    <w:p>
-      <w:pPr>
-        <w:pStyle w:val="af9"/>
-        <w:numPr>
-          <w:ilvl w:val="0"/>
-          <w:numId w:val="4"/>
-        </w:numPr>
-      </w:pPr>
-      <w:r>
-        <w:t>Сеанс видеовстречи — ключевая сущность бизнес-процесса, описывающая жизненный цикл мероприятия (от создания до завершения).</w:t>
-      </w:r>
-    </w:p>
-    <w:p>
-      <w:pPr>
-        <w:pStyle w:val="af9"/>
-        <w:numPr>
-          <w:ilvl w:val="0"/>
-          <w:numId w:val="4"/>
-        </w:numPr>
-      </w:pPr>
-      <w:r>
-        <w:t xml:space="preserve">Участник встречи — реализует связь «многие-ко-многим» между пользователями и сессиями. Важной особенностью является допущение </w:t>
-      </w:r>
-      <w:r>
-        <w:lastRenderedPageBreak/>
-        <w:t>NULL для внешнего ключа пользователя, что позволяет регистрировать в системе гостей без обязательной регистрации аккаунта.</w:t>
-      </w:r>
-    </w:p>
-    <w:p>
-      <w:pPr>
-        <w:ind w:firstLine="0"/>
-        <w:rPr>
-          <w:rFonts w:eastAsia="Microsoft YaHei"/>
-        </w:rPr>
-      </w:pPr>
-    </w:p>
-    <w:p>
       <w:pPr>
         <w:ind w:firstLine="0"/>
         <w:jc w:val="center"/>
         <w:rPr>
-          <w:rFonts w:eastAsiaTheme="minorHAnsi"/>
-        </w:rPr>
-      </w:pPr>
-      <w:bookmarkStart w:id="30" w:name="_Ref229762609"/>
+          <w:rFonts w:eastAsia="Microsoft YaHei"/>
+        </w:rPr>
+      </w:pPr>
       <w:r>
         <w:rPr>
           <w:rFonts w:eastAsia="Microsoft YaHei"/>
@@ -10220,10 +10847,10 @@
         </w:rPr>
         <w:lastRenderedPageBreak/>
         <w:drawing>
-          <wp:inline distT="0" distB="0" distL="0" distR="0" wp14:anchorId="68D5C41C" wp14:editId="287B6DEC">
-            <wp:extent cx="8928975" cy="4477863"/>
-            <wp:effectExtent l="0" t="3175" r="2540" b="2540"/>
-            <wp:docPr id="3" name="Рисунок 3"/>
+          <wp:inline distT="0" distB="0" distL="0" distR="0" wp14:anchorId="425959EB" wp14:editId="55D703AE">
+            <wp:extent cx="8822374" cy="4411186"/>
+            <wp:effectExtent l="0" t="4127" r="0" b="0"/>
+            <wp:docPr id="7" name="Рисунок 7"/>
             <wp:cNvGraphicFramePr>
               <a:graphicFrameLocks xmlns:a="http://schemas.openxmlformats.org/drawingml/2006/main" noChangeAspect="1"/>
             </wp:cNvGraphicFramePr>
@@ -10237,7 +10864,7 @@
                     </pic:cNvPicPr>
                   </pic:nvPicPr>
                   <pic:blipFill>
-                    <a:blip r:embed="rId14" cstate="print">
+                    <a:blip r:embed="rId14">
                       <a:extLst>
                         <a:ext uri="{28A0092B-C50C-407E-A947-70E740481C1C}">
                           <a14:useLocalDpi xmlns:a14="http://schemas.microsoft.com/office/drawing/2010/main" val="0"/>
@@ -10252,7 +10879,7 @@
                   <pic:spPr bwMode="auto">
                     <a:xfrm rot="16200000">
                       <a:off x="0" y="0"/>
-                      <a:ext cx="8965282" cy="4496071"/>
+                      <a:ext cx="8844264" cy="4422131"/>
                     </a:xfrm>
                     <a:prstGeom prst="rect">
                       <a:avLst/>
@@ -10273,6 +10900,7 @@
       <w:pPr>
         <w:pStyle w:val="affc"/>
       </w:pPr>
+      <w:bookmarkStart w:id="30" w:name="_Ref229762609"/>
       <w:bookmarkStart w:id="31" w:name="_Ref229762919"/>
       <w:r>
         <w:t xml:space="preserve">Рисунок </w:t>
@@ -10313,6 +10941,49 @@
     <w:p>
       <w:r>
         <w:lastRenderedPageBreak/>
+        <w:t>Для удобства восприятия и нормализации сущности были разделены на три логических домена: управление доступом, управление сессиями и хранение аналитики.</w:t>
+      </w:r>
+    </w:p>
+    <w:p>
+      <w:r>
+        <w:t>Домен управления доступом и аудита:</w:t>
+      </w:r>
+    </w:p>
+    <w:p>
+      <w:r>
+        <w:t>• Пользователь системы — центральная сущность для аутентификации. Хранит учетные данные и статус активности.</w:t>
+      </w:r>
+    </w:p>
+    <w:p>
+      <w:r>
+        <w:t>• Токен обновления сессии и Журнал аутентификации — вспомогательные сущности, обеспечивающие безопасность (ротация JWT-токенов) и аудит действий (фиксация IP-адресов и времени входов).</w:t>
+      </w:r>
+    </w:p>
+    <w:p>
+      <w:r>
+        <w:t>Домен управления сессиями:</w:t>
+      </w:r>
+    </w:p>
+    <w:p>
+      <w:r>
+        <w:t xml:space="preserve">• Сеанс </w:t>
+      </w:r>
+      <w:proofErr w:type="spellStart"/>
+      <w:r>
+        <w:t>видеовстречи</w:t>
+      </w:r>
+      <w:proofErr w:type="spellEnd"/>
+      <w:r>
+        <w:t xml:space="preserve"> — ключевая сущность бизнес-процесса, описывающая жизненный цикл мероприятия (от создания до завершения).</w:t>
+      </w:r>
+    </w:p>
+    <w:p>
+      <w:r>
+        <w:t>• Участник встречи — реализует связь «многие-ко-многим» между пользователями и сессиями. Важной особенностью является допущение NULL для внешнего ключа пользователя, что позволяет регистрировать в системе гостей без обязательной регистрации аккаунта.</w:t>
+      </w:r>
+    </w:p>
+    <w:p>
+      <w:r>
         <w:t>Домен аналитики и коммуникаций:</w:t>
       </w:r>
     </w:p>
@@ -10333,7 +11004,15 @@
         <w:t>Все с</w:t>
       </w:r>
       <w:r>
-        <w:t>вязи между сущностями имеют характер «один-ко-многим» (1:М). Центральной точкой агрегации является «Сеанс видеовстречи»: одна сессия порождает множество участников, событий аналитики, сообщений чата и итоговых отчётов. Пользователь, в свою очередь, может быть организатором множества сессий и иметь несколько активных токенов обновления.</w:t>
+        <w:t xml:space="preserve">вязи между сущностями имеют характер «один-ко-многим» (1:М). Центральной точкой агрегации является «Сеанс </w:t>
+      </w:r>
+      <w:proofErr w:type="spellStart"/>
+      <w:r>
+        <w:t>видеовстречи</w:t>
+      </w:r>
+      <w:proofErr w:type="spellEnd"/>
+      <w:r>
+        <w:t>»: одна сессия порождает множество участников, событий аналитики, сообщений чата и итоговых отчётов. Пользователь, в свою очередь, может быть организатором множества сессий и иметь несколько активных токенов обновления.</w:t>
       </w:r>
     </w:p>
     <w:p>
@@ -10390,6 +11069,7 @@
           <w:iCs w:val="0"/>
           <w:szCs w:val="28"/>
         </w:rPr>
+        <w:lastRenderedPageBreak/>
         <w:t xml:space="preserve">Таблица </w:t>
       </w:r>
       <w:r>
@@ -13152,8 +13832,20 @@
           <w:bCs w:val="0"/>
           <w:color w:val="000000"/>
         </w:rPr>
-        <w:t>Сеанс видеовстречи</w:t>
-      </w:r>
+        <w:t xml:space="preserve">Сеанс </w:t>
+      </w:r>
+      <w:proofErr w:type="spellStart"/>
+      <w:r>
+        <w:rPr>
+          <w:rStyle w:val="aff2"/>
+          <w:rFonts w:eastAsia="Microsoft YaHei"/>
+          <w:b w:val="0"/>
+          <w:bCs w:val="0"/>
+          <w:color w:val="000000"/>
+        </w:rPr>
+        <w:t>видеовстречи</w:t>
+      </w:r>
+      <w:proofErr w:type="spellEnd"/>
       <w:r>
         <w:rPr>
           <w:rFonts w:eastAsia="Microsoft YaHei"/>
@@ -13184,7 +13876,6 @@
           <w:i w:val="0"/>
           <w:iCs w:val="0"/>
         </w:rPr>
-        <w:lastRenderedPageBreak/>
         <w:t xml:space="preserve">Таблица </w:t>
       </w:r>
       <w:r>
@@ -13285,8 +13976,19 @@
           <w:i w:val="0"/>
           <w:iCs w:val="0"/>
         </w:rPr>
-        <w:t>Сеанс видеовстречи</w:t>
-      </w:r>
+        <w:t xml:space="preserve">Сеанс </w:t>
+      </w:r>
+      <w:proofErr w:type="spellStart"/>
+      <w:r>
+        <w:rPr>
+          <w:rStyle w:val="ae"/>
+          <w:rFonts w:eastAsia="Microsoft YaHei"/>
+          <w:i w:val="0"/>
+          <w:iCs w:val="0"/>
+        </w:rPr>
+        <w:t>видеовстречи</w:t>
+      </w:r>
+      <w:proofErr w:type="spellEnd"/>
       <w:r>
         <w:rPr>
           <w:rStyle w:val="ae"/>
@@ -13637,12 +14339,21 @@
                 <w:sz w:val="28"/>
               </w:rPr>
             </w:pPr>
+            <w:proofErr w:type="spellStart"/>
             <w:r>
               <w:rPr>
                 <w:rFonts w:asciiTheme="majorHAnsi" w:hAnsiTheme="majorHAnsi" w:cstheme="majorHAnsi"/>
                 <w:sz w:val="28"/>
               </w:rPr>
-              <w:t>Человекочитаемое наименование сессии</w:t>
+              <w:t>Человекочитаемое</w:t>
+            </w:r>
+            <w:proofErr w:type="spellEnd"/>
+            <w:r>
+              <w:rPr>
+                <w:rFonts w:asciiTheme="majorHAnsi" w:hAnsiTheme="majorHAnsi" w:cstheme="majorHAnsi"/>
+                <w:sz w:val="28"/>
+              </w:rPr>
+              <w:t xml:space="preserve"> наименование сессии</w:t>
             </w:r>
           </w:p>
         </w:tc>
@@ -14226,6 +14937,7 @@
           <w:bCs w:val="0"/>
           <w:color w:val="000000"/>
         </w:rPr>
+        <w:lastRenderedPageBreak/>
         <w:t>Участник встречи</w:t>
       </w:r>
       <w:r>
@@ -15189,7 +15901,6 @@
           <w:bCs w:val="0"/>
           <w:color w:val="000000"/>
         </w:rPr>
-        <w:lastRenderedPageBreak/>
         <w:t>Событие аналитики</w:t>
       </w:r>
       <w:r>
@@ -15202,7 +15913,21 @@
         <w:rPr>
           <w:rFonts w:eastAsia="Microsoft YaHei"/>
         </w:rPr>
-        <w:t>выходные данные модуля искусственного интеллекта, содержащие информацию о распознанных эмоциях, результатах транскрибации речи и расчетных метриках.</w:t>
+        <w:t xml:space="preserve">выходные данные модуля искусственного интеллекта, содержащие информацию о распознанных эмоциях, результатах </w:t>
+      </w:r>
+      <w:proofErr w:type="spellStart"/>
+      <w:r>
+        <w:rPr>
+          <w:rFonts w:eastAsia="Microsoft YaHei"/>
+        </w:rPr>
+        <w:t>транскрибации</w:t>
+      </w:r>
+      <w:proofErr w:type="spellEnd"/>
+      <w:r>
+        <w:rPr>
+          <w:rFonts w:eastAsia="Microsoft YaHei"/>
+        </w:rPr>
+        <w:t xml:space="preserve"> речи и расчетных метриках.</w:t>
       </w:r>
     </w:p>
     <w:p>
@@ -15919,6 +16644,7 @@
                 <w:rFonts w:asciiTheme="majorHAnsi" w:hAnsiTheme="majorHAnsi" w:cstheme="majorHAnsi"/>
                 <w:sz w:val="28"/>
               </w:rPr>
+              <w:lastRenderedPageBreak/>
               <w:t>5</w:t>
             </w:r>
           </w:p>
@@ -16887,7 +17613,6 @@
           <w:bCs w:val="0"/>
           <w:color w:val="000000"/>
         </w:rPr>
-        <w:lastRenderedPageBreak/>
         <w:t>Отчёт</w:t>
       </w:r>
       <w:r>
@@ -18616,7 +19341,6 @@
         <w:rPr>
           <w:rFonts w:eastAsia="Microsoft YaHei"/>
         </w:rPr>
-        <w:lastRenderedPageBreak/>
         <w:t>с</w:t>
       </w:r>
       <w:r>
@@ -18659,7 +19383,21 @@
         <w:rPr>
           <w:rFonts w:eastAsia="Microsoft YaHei"/>
         </w:rPr>
-        <w:t xml:space="preserve">На этапе логического проектирования концептуальная модель была преобразована в схему реляционной базы данных с учётом особенностей выбранной СУБД PostgreSQL. Логическая модель </w:t>
+        <w:t xml:space="preserve">На этапе логического проектирования концептуальная модель была преобразована в схему реляционной базы данных с учётом особенностей выбранной СУБД </w:t>
+      </w:r>
+      <w:proofErr w:type="spellStart"/>
+      <w:r>
+        <w:rPr>
+          <w:rFonts w:eastAsia="Microsoft YaHei"/>
+        </w:rPr>
+        <w:t>PostgreSQL</w:t>
+      </w:r>
+      <w:proofErr w:type="spellEnd"/>
+      <w:r>
+        <w:rPr>
+          <w:rFonts w:eastAsia="Microsoft YaHei"/>
+        </w:rPr>
+        <w:t xml:space="preserve">. Логическая модель </w:t>
       </w:r>
       <w:r>
         <w:rPr>
@@ -18906,7 +19644,21 @@
           <w:rFonts w:eastAsia="Microsoft YaHei"/>
         </w:rPr>
         <w:lastRenderedPageBreak/>
-        <w:t>ключи обеспечивают ссылочную целостность между связанными сущностями: например, каждая запись в таблице «Участник встречи» ссылается на конкретный сеанс видеовстречи.</w:t>
+        <w:t xml:space="preserve">ключи обеспечивают ссылочную целостность между связанными сущностями: например, каждая запись в таблице «Участник встречи» ссылается на конкретный сеанс </w:t>
+      </w:r>
+      <w:proofErr w:type="spellStart"/>
+      <w:r>
+        <w:rPr>
+          <w:rFonts w:eastAsia="Microsoft YaHei"/>
+        </w:rPr>
+        <w:t>видеовстречи</w:t>
+      </w:r>
+      <w:proofErr w:type="spellEnd"/>
+      <w:r>
+        <w:rPr>
+          <w:rFonts w:eastAsia="Microsoft YaHei"/>
+        </w:rPr>
+        <w:t>.</w:t>
       </w:r>
     </w:p>
     <w:p>
@@ -18924,7 +19676,21 @@
         <w:rPr>
           <w:rFonts w:eastAsia="Microsoft YaHei"/>
         </w:rPr>
-        <w:t>Ограничения уникальности. Ряд полей имеет ограничение уникальности: адрес электронной почты пользователя, хеш токена обновления, клиентский идентификатор сообщения чата. Это предотвращает дублирование критически важных данных и обеспечивает идемпотентность операций (в частности, при повторной отправке сообщений из-за сетевых сбоев).</w:t>
+        <w:t xml:space="preserve">Ограничения уникальности. Ряд полей имеет ограничение уникальности: адрес электронной почты пользователя, </w:t>
+      </w:r>
+      <w:proofErr w:type="spellStart"/>
+      <w:r>
+        <w:rPr>
+          <w:rFonts w:eastAsia="Microsoft YaHei"/>
+        </w:rPr>
+        <w:t>хеш</w:t>
+      </w:r>
+      <w:proofErr w:type="spellEnd"/>
+      <w:r>
+        <w:rPr>
+          <w:rFonts w:eastAsia="Microsoft YaHei"/>
+        </w:rPr>
+        <w:t xml:space="preserve"> токена обновления, клиентский идентификатор сообщения чата. Это предотвращает дублирование критически важных данных и обеспечивает идемпотентность операций (в частности, при повторной отправке сообщений из-за сетевых сбоев).</w:t>
       </w:r>
     </w:p>
     <w:p>
@@ -18942,7 +19708,35 @@
         <w:rPr>
           <w:rFonts w:eastAsia="Microsoft YaHei"/>
         </w:rPr>
-        <w:t>Гибкое хранение аналитики. Для полей, содержащих результаты работы нейросетей (полезные данные событий аналитики, данные отчёта, снимок конфигурации), предусмотрена возможность хранения полуструктурированных данных. Это позволяет сохранять разнородные результаты ИИ-моделей (координаты landmark-точек, словари вероятностей эмоций, транскрипты) без необходимости частого изменения схемы базы данных.</w:t>
+        <w:t xml:space="preserve">Гибкое хранение аналитики. Для полей, содержащих результаты работы нейросетей (полезные данные событий аналитики, данные отчёта, снимок конфигурации), предусмотрена возможность хранения </w:t>
+      </w:r>
+      <w:proofErr w:type="spellStart"/>
+      <w:r>
+        <w:rPr>
+          <w:rFonts w:eastAsia="Microsoft YaHei"/>
+        </w:rPr>
+        <w:t>полуструктурированных</w:t>
+      </w:r>
+      <w:proofErr w:type="spellEnd"/>
+      <w:r>
+        <w:rPr>
+          <w:rFonts w:eastAsia="Microsoft YaHei"/>
+        </w:rPr>
+        <w:t xml:space="preserve"> данных. Это позволяет сохранять разнородные результаты ИИ-моделей (координаты </w:t>
+      </w:r>
+      <w:proofErr w:type="spellStart"/>
+      <w:r>
+        <w:rPr>
+          <w:rFonts w:eastAsia="Microsoft YaHei"/>
+        </w:rPr>
+        <w:t>landmark</w:t>
+      </w:r>
+      <w:proofErr w:type="spellEnd"/>
+      <w:r>
+        <w:rPr>
+          <w:rFonts w:eastAsia="Microsoft YaHei"/>
+        </w:rPr>
+        <w:t>-точек, словари вероятностей эмоций, транскрипты) без необходимости частого изменения схемы базы данных.</w:t>
       </w:r>
     </w:p>
     <w:p>
@@ -18960,7 +19754,21 @@
         <w:rPr>
           <w:rFonts w:eastAsia="Microsoft YaHei"/>
         </w:rPr>
-        <w:t>Ссылочная целостность и каскадное удаление. Все внешние ключи, связывающие дочерние таблицы (участники, события, отчёты, сообщения чата) с родительской таблицей сеанса видеовстречи, настроены с правилом каскадного удаления. Это гарантирует, что при удалении завершённой или тестовой встречи все связанные с ней данные будут автоматически очищены.</w:t>
+        <w:t xml:space="preserve">Ссылочная целостность и каскадное удаление. Все внешние ключи, связывающие дочерние таблицы (участники, события, отчёты, сообщения чата) с родительской таблицей сеанса </w:t>
+      </w:r>
+      <w:proofErr w:type="spellStart"/>
+      <w:r>
+        <w:rPr>
+          <w:rFonts w:eastAsia="Microsoft YaHei"/>
+        </w:rPr>
+        <w:t>видеовстречи</w:t>
+      </w:r>
+      <w:proofErr w:type="spellEnd"/>
+      <w:r>
+        <w:rPr>
+          <w:rFonts w:eastAsia="Microsoft YaHei"/>
+        </w:rPr>
+        <w:t>, настроены с правилом каскадного удаления. Это гарантирует, что при удалении завершённой или тестовой встречи все связанные с ней данные будут автоматически очищены.</w:t>
       </w:r>
     </w:p>
     <w:p>
@@ -19055,7 +19863,23 @@
         <w:contextualSpacing/>
       </w:pPr>
       <w:r>
-        <w:t>Разработанный программный комплекс представляет собой веб-платформу для планирования онлайн-сессий, проведения видеовстреч в браузере, сбора мультимодальной аналитики (речь, мимика, эмоции) и формирования отчётности для организатора. Архитектура системы построена по клиент-серверной модели с выделением ресурсоёмких задач искусственного интеллекта в отдельные микросервисы.</w:t>
+        <w:t xml:space="preserve">Разработанный программный комплекс представляет собой веб-платформу для планирования онлайн-сессий, проведения </w:t>
+      </w:r>
+      <w:proofErr w:type="spellStart"/>
+      <w:r>
+        <w:t>видеовстреч</w:t>
+      </w:r>
+      <w:proofErr w:type="spellEnd"/>
+      <w:r>
+        <w:t xml:space="preserve"> в браузере, сбора мультимодальной аналитики (речь, мимика, эмоции) и формирования отчётности для организатора. Архитектура системы построена по клиент-серверной модели с выделением ресурсоёмких задач искусственного интеллекта в отдельные </w:t>
+      </w:r>
+      <w:proofErr w:type="spellStart"/>
+      <w:r>
+        <w:t>микросервисы</w:t>
+      </w:r>
+      <w:proofErr w:type="spellEnd"/>
+      <w:r>
+        <w:t>.</w:t>
       </w:r>
     </w:p>
     <w:p>
@@ -19063,7 +19887,23 @@
         <w:contextualSpacing/>
       </w:pPr>
       <w:r>
-        <w:t>Комплекс организован в виде монорепозитория, что обеспечивает согласованность интерфейсов, упрощает управление зависимостями и ускоряет процесс разработки. Оркестрация сервисов осуществляется с помощью средств контейнеризации, поддерживающих базовый профиль (клиентская часть, серверная часть, СУБД) и опциональный профиль искусственного интеллекта (AI-шлюз, сервис распознавания речи).</w:t>
+        <w:t xml:space="preserve">Комплекс организован в виде </w:t>
+      </w:r>
+      <w:proofErr w:type="spellStart"/>
+      <w:r>
+        <w:t>монорепозитория</w:t>
+      </w:r>
+      <w:proofErr w:type="spellEnd"/>
+      <w:r>
+        <w:t xml:space="preserve">, что обеспечивает согласованность интерфейсов, упрощает управление зависимостями и ускоряет процесс разработки. </w:t>
+      </w:r>
+      <w:proofErr w:type="spellStart"/>
+      <w:r>
+        <w:t>Оркестрация</w:t>
+      </w:r>
+      <w:proofErr w:type="spellEnd"/>
+      <w:r>
+        <w:t xml:space="preserve"> сервисов осуществляется с помощью средств контейнеризации, поддерживающих базовый профиль (клиентская часть, серверная часть, СУБД) и опциональный профиль искусственного интеллекта (AI-шлюз, сервис распознавания речи).</w:t>
       </w:r>
     </w:p>
     <w:p>
@@ -19094,8 +19934,29 @@
           <w:numId w:val="4"/>
         </w:numPr>
       </w:pPr>
-      <w:r>
-        <w:t>WebSocket – для низкозадержочного обмена медиаданными, событиями встречи, потоковой аналитикой и чатом в реальном времени.</w:t>
+      <w:proofErr w:type="spellStart"/>
+      <w:r>
+        <w:t>WebSocket</w:t>
+      </w:r>
+      <w:proofErr w:type="spellEnd"/>
+      <w:r>
+        <w:t xml:space="preserve"> – для </w:t>
+      </w:r>
+      <w:proofErr w:type="spellStart"/>
+      <w:r>
+        <w:t>низкозадержочного</w:t>
+      </w:r>
+      <w:proofErr w:type="spellEnd"/>
+      <w:r>
+        <w:t xml:space="preserve"> обмена </w:t>
+      </w:r>
+      <w:proofErr w:type="spellStart"/>
+      <w:r>
+        <w:t>медиаданными</w:t>
+      </w:r>
+      <w:proofErr w:type="spellEnd"/>
+      <w:r>
+        <w:t>, событиями встречи, потоковой аналитикой и чатом в реальном времени.</w:t>
       </w:r>
     </w:p>
     <w:p>
@@ -19124,7 +19985,31 @@
         <w:contextualSpacing/>
       </w:pPr>
       <w:r>
-        <w:t>Клиентская часть реализована как одностраничное приложение (SPA) на базе стека React, TypeScript и сборщика Vite. Интерфейс спроектирован с учётом принципов компонентного подхода и разделения ответственности.</w:t>
+        <w:t xml:space="preserve">Клиентская часть реализована как одностраничное приложение (SPA) на базе стека </w:t>
+      </w:r>
+      <w:proofErr w:type="spellStart"/>
+      <w:r>
+        <w:t>React</w:t>
+      </w:r>
+      <w:proofErr w:type="spellEnd"/>
+      <w:r>
+        <w:t xml:space="preserve">, </w:t>
+      </w:r>
+      <w:proofErr w:type="spellStart"/>
+      <w:r>
+        <w:t>TypeScript</w:t>
+      </w:r>
+      <w:proofErr w:type="spellEnd"/>
+      <w:r>
+        <w:t xml:space="preserve"> и сборщика </w:t>
+      </w:r>
+      <w:proofErr w:type="spellStart"/>
+      <w:r>
+        <w:t>Vite</w:t>
+      </w:r>
+      <w:proofErr w:type="spellEnd"/>
+      <w:r>
+        <w:t>. Интерфейс спроектирован с учётом принципов компонентного подхода и разделения ответственности.</w:t>
       </w:r>
     </w:p>
     <w:p>
@@ -19167,8 +20052,21 @@
           <w:numId w:val="4"/>
         </w:numPr>
       </w:pPr>
-      <w:r>
-        <w:t>WebSocket-механизм реализует автоматическое переподключение при разрыве соединения, обработку сигналов активности и маршрутизацию входящих событий. Разбор доменных событий вынесен в отдельную функцию, которая обновляет состояние интерфейса, отображает уведомления и обрабатывает событие завершения встречи.</w:t>
+      <w:proofErr w:type="spellStart"/>
+      <w:r>
+        <w:t>WebSocket</w:t>
+      </w:r>
+      <w:proofErr w:type="spellEnd"/>
+      <w:r>
+        <w:t xml:space="preserve">-механизм реализует автоматическое </w:t>
+      </w:r>
+      <w:proofErr w:type="spellStart"/>
+      <w:r>
+        <w:t>переподключение</w:t>
+      </w:r>
+      <w:proofErr w:type="spellEnd"/>
+      <w:r>
+        <w:t xml:space="preserve"> при разрыве соединения, обработку сигналов активности и маршрутизацию входящих событий. Разбор доменных событий вынесен в отдельную функцию, которая обновляет состояние интерфейса, отображает уведомления и обрабатывает событие завершения встречи.</w:t>
       </w:r>
     </w:p>
     <w:p>
@@ -19373,7 +20271,15 @@
       <w:bookmarkStart w:id="41" w:name="_Toc229467891"/>
       <w:bookmarkStart w:id="42" w:name="_Toc233140235"/>
       <w:r>
-        <w:t>Серверный модуль управления сессиями и WebSocket-коммуникации</w:t>
+        <w:t xml:space="preserve">Серверный модуль управления сессиями и </w:t>
+      </w:r>
+      <w:proofErr w:type="spellStart"/>
+      <w:r>
+        <w:t>WebSocket</w:t>
+      </w:r>
+      <w:proofErr w:type="spellEnd"/>
+      <w:r>
+        <w:t>-коммуникации</w:t>
       </w:r>
       <w:bookmarkEnd w:id="41"/>
       <w:bookmarkEnd w:id="42"/>
@@ -19383,7 +20289,15 @@
         <w:contextualSpacing/>
       </w:pPr>
       <w:r>
-        <w:t>Серверная часть реализована на языке Go с использованием веб-фреймворка Gin. Точка входа приложения отвечает за инициализацию подключения к СУБД, настройку CORS, регистрацию промежуточного программного обеспечения и маршрутов</w:t>
+        <w:t xml:space="preserve">Серверная часть реализована на языке Go с использованием веб-фреймворка </w:t>
+      </w:r>
+      <w:proofErr w:type="spellStart"/>
+      <w:r>
+        <w:t>Gin</w:t>
+      </w:r>
+      <w:proofErr w:type="spellEnd"/>
+      <w:r>
+        <w:t>. Точка входа приложения отвечает за инициализацию подключения к СУБД, настройку CORS, регистрацию промежуточного программного обеспечения и маршрутов</w:t>
       </w:r>
       <w:r>
         <w:t>.</w:t>
@@ -19406,7 +20320,15 @@
         </w:numPr>
       </w:pPr>
       <w:r>
-        <w:t>Цепочка middleware выстроена в следующей последовательности: сначала выполняется восстановление после сбоев, затем идентификация запроса, после чего производится логирование доступа и обработка CORS. Далее система ограничивает количество попыток входа и выполняет проверку аутентификации. Такой порядок обработки обеспечивает отказоустойчивость сервиса, полный аудит запросов, защиту от атак подбора паролей и контроль доступа к защищённым ресурсам.</w:t>
+        <w:t xml:space="preserve">Цепочка </w:t>
+      </w:r>
+      <w:proofErr w:type="spellStart"/>
+      <w:r>
+        <w:t>middleware</w:t>
+      </w:r>
+      <w:proofErr w:type="spellEnd"/>
+      <w:r>
+        <w:t xml:space="preserve"> выстроена в следующей последовательности: сначала выполняется восстановление после сбоев, затем идентификация запроса, после чего производится логирование доступа и обработка CORS. Далее система ограничивает количество попыток входа и выполняет проверку аутентификации. Такой порядок обработки обеспечивает отказоустойчивость сервиса, полный аудит запросов, защиту от атак подбора паролей и контроль доступа к защищённым ресурсам.</w:t>
       </w:r>
     </w:p>
     <w:p>
@@ -19417,8 +20339,13 @@
           <w:numId w:val="4"/>
         </w:numPr>
       </w:pPr>
-      <w:r>
-        <w:t xml:space="preserve">WebSocket-хаб управляет пулом соединений по идентификатору сессии. При получении сообщения о присоединении сервер сохраняет метаданные подключения, рассылает событие о новом участнике всем </w:t>
+      <w:proofErr w:type="spellStart"/>
+      <w:r>
+        <w:t>WebSocket</w:t>
+      </w:r>
+      <w:proofErr w:type="spellEnd"/>
+      <w:r>
+        <w:t xml:space="preserve">-хаб управляет пулом соединений по идентификатору сессии. При получении сообщения о присоединении сервер сохраняет метаданные подключения, рассылает событие о новом участнике всем </w:t>
       </w:r>
       <w:r>
         <w:lastRenderedPageBreak/>
@@ -19434,7 +20361,23 @@
         </w:numPr>
       </w:pPr>
       <w:r>
-        <w:t>Обработка медиа-событий: сообщения типов «кадр», «аудио», «сообщение чата» маршрутизируются к зарегистрированным обработчикам. События аналитики (текстовый анализ, аудиоанализ, анализ лица, эмоции) записываются в таблицу событий и одновременно транслируются клиентам. Отладочные сообщения не сохраняются в БД, а сразу передаются по WebSocket для снижения нагрузки на дисковую подсистему.</w:t>
+        <w:t xml:space="preserve">Обработка медиа-событий: сообщения типов «кадр», «аудио», «сообщение чата» маршрутизируются к зарегистрированным обработчикам. События аналитики (текстовый анализ, </w:t>
+      </w:r>
+      <w:proofErr w:type="spellStart"/>
+      <w:r>
+        <w:t>аудиоанализ</w:t>
+      </w:r>
+      <w:proofErr w:type="spellEnd"/>
+      <w:r>
+        <w:t xml:space="preserve">, анализ лица, эмоции) записываются в таблицу событий и одновременно транслируются клиентам. Отладочные сообщения не сохраняются в БД, а сразу передаются по </w:t>
+      </w:r>
+      <w:proofErr w:type="spellStart"/>
+      <w:r>
+        <w:t>WebSocket</w:t>
+      </w:r>
+      <w:proofErr w:type="spellEnd"/>
+      <w:r>
+        <w:t xml:space="preserve"> для снижения нагрузки на дисковую подсистему.</w:t>
       </w:r>
     </w:p>
     <w:p>
@@ -19466,7 +20409,15 @@
         <w:contextualSpacing/>
       </w:pPr>
       <w:r>
-        <w:t>Подсистема безопасности реализована на основе архитектуры без сохранения состояния (stateless) с применением технологии JWT. Процесс аутентификации пользователя состоит из следующих этапов</w:t>
+        <w:t>Подсистема безопасности реализована на основе архитектуры без сохранения состояния (</w:t>
+      </w:r>
+      <w:proofErr w:type="spellStart"/>
+      <w:r>
+        <w:t>stateless</w:t>
+      </w:r>
+      <w:proofErr w:type="spellEnd"/>
+      <w:r>
+        <w:t>) с применением технологии JWT. Процесс аутентификации пользователя состоит из следующих этапов</w:t>
       </w:r>
       <w:r>
         <w:t>:</w:t>
@@ -19481,7 +20432,15 @@
         <w:contextualSpacing/>
       </w:pPr>
       <w:r>
-        <w:t>Проверку учётных данных через запрос входа с валидацией хеша пароля.</w:t>
+        <w:t xml:space="preserve">Проверку учётных данных через запрос входа с валидацией </w:t>
+      </w:r>
+      <w:proofErr w:type="spellStart"/>
+      <w:r>
+        <w:t>хеша</w:t>
+      </w:r>
+      <w:proofErr w:type="spellEnd"/>
+      <w:r>
+        <w:t xml:space="preserve"> пароля.</w:t>
       </w:r>
     </w:p>
     <w:p>
@@ -19549,7 +20508,15 @@
         </w:numPr>
       </w:pPr>
       <w:r>
-        <w:t>В продакшн-окружении предполагается использование HTTPS/WSS, строгих CORS-правил и безопасных cookie для токенов обновления.</w:t>
+        <w:t xml:space="preserve">В продакшн-окружении предполагается использование HTTPS/WSS, строгих CORS-правил и безопасных </w:t>
+      </w:r>
+      <w:proofErr w:type="spellStart"/>
+      <w:r>
+        <w:t>cookie</w:t>
+      </w:r>
+      <w:proofErr w:type="spellEnd"/>
+      <w:r>
+        <w:t xml:space="preserve"> для токенов обновления.</w:t>
       </w:r>
     </w:p>
     <w:p>
@@ -19560,17 +20527,30 @@
       <w:bookmarkStart w:id="46" w:name="_Toc233140237"/>
       <w:r>
         <w:lastRenderedPageBreak/>
-        <w:t>Модуль захвата и передачи медиапотоков</w:t>
+        <w:t xml:space="preserve">Модуль захвата и передачи </w:t>
+      </w:r>
+      <w:proofErr w:type="spellStart"/>
+      <w:r>
+        <w:t>медиапотоков</w:t>
       </w:r>
       <w:bookmarkEnd w:id="45"/>
       <w:bookmarkEnd w:id="46"/>
+      <w:proofErr w:type="spellEnd"/>
     </w:p>
     <w:p>
       <w:pPr>
         <w:contextualSpacing/>
       </w:pPr>
       <w:r>
-        <w:t>Захват медиаданных на стороне клиента реализован через нативные браузерные API без использования сторонних плагинов.</w:t>
+        <w:t xml:space="preserve">Захват </w:t>
+      </w:r>
+      <w:proofErr w:type="spellStart"/>
+      <w:r>
+        <w:t>медиаданных</w:t>
+      </w:r>
+      <w:proofErr w:type="spellEnd"/>
+      <w:r>
+        <w:t xml:space="preserve"> на стороне клиента реализован через нативные браузерные API без использования сторонних плагинов.</w:t>
       </w:r>
     </w:p>
     <w:p>
@@ -19582,7 +20562,23 @@
         </w:numPr>
       </w:pPr>
       <w:r>
-        <w:t>Аудио: создаётся компонент записи исключительно для аудиодорожки микрофона. Для корректного декодирования на стороне сервера применяется стратегия кумулятивного накопления чанков: вместо отправки изолированных фрагментов система формирует непрерывный буфер, содержащий инициализирующий сегмент и последующие кластеры. Буфер кодируется в Base64 и отправляется по WebSocket с заданным интервалом или по достижению лимита размера.</w:t>
+        <w:t xml:space="preserve">Аудио: создаётся компонент записи исключительно для аудиодорожки микрофона. Для корректного декодирования на стороне сервера применяется стратегия кумулятивного накопления </w:t>
+      </w:r>
+      <w:proofErr w:type="spellStart"/>
+      <w:r>
+        <w:t>чанков</w:t>
+      </w:r>
+      <w:proofErr w:type="spellEnd"/>
+      <w:r>
+        <w:t xml:space="preserve">: вместо отправки изолированных фрагментов система формирует непрерывный буфер, содержащий инициализирующий сегмент и последующие кластеры. Буфер кодируется в Base64 и отправляется по </w:t>
+      </w:r>
+      <w:proofErr w:type="spellStart"/>
+      <w:r>
+        <w:t>WebSocket</w:t>
+      </w:r>
+      <w:proofErr w:type="spellEnd"/>
+      <w:r>
+        <w:t xml:space="preserve"> с заданным интервалом или по достижению лимита размера.</w:t>
       </w:r>
     </w:p>
     <w:p>
@@ -19594,7 +20590,23 @@
         </w:numPr>
       </w:pPr>
       <w:r>
-        <w:t>Видео: кадры для анализа лица захватываются с видеоэлемента через canvas с фиксированным интервалом. Изображение конвертируется в JPEG Base64 и передаётся типом «кадр». Такой подход балансирует между частотой обновления аналитики и пропускной способностью канала.</w:t>
+        <w:t xml:space="preserve">Видео: кадры для анализа лица захватываются с </w:t>
+      </w:r>
+      <w:proofErr w:type="spellStart"/>
+      <w:r>
+        <w:t>видеоэлемента</w:t>
+      </w:r>
+      <w:proofErr w:type="spellEnd"/>
+      <w:r>
+        <w:t xml:space="preserve"> через </w:t>
+      </w:r>
+      <w:proofErr w:type="spellStart"/>
+      <w:r>
+        <w:t>canvas</w:t>
+      </w:r>
+      <w:proofErr w:type="spellEnd"/>
+      <w:r>
+        <w:t xml:space="preserve"> с фиксированным интервалом. Изображение конвертируется в JPEG Base64 и передаётся типом «кадр». Такой подход балансирует между частотой обновления аналитики и пропускной способностью канала.</w:t>
       </w:r>
     </w:p>
     <w:p>
@@ -19637,11 +20649,21 @@
     </w:p>
     <w:p>
       <w:r>
-        <w:t xml:space="preserve">Для анализа видеопотока используется сверточная нейронная сеть (CNN), которая обучается на датасете изображений лиц (например, FER2013). Классификация эмоций (радость, грусть, гнев и т.д.) выполняется с помощью функции активации </w:t>
-      </w:r>
+        <w:t xml:space="preserve">Для анализа видеопотока используется </w:t>
+      </w:r>
+      <w:proofErr w:type="spellStart"/>
+      <w:r>
+        <w:t>сверточная</w:t>
+      </w:r>
+      <w:proofErr w:type="spellEnd"/>
+      <w:r>
+        <w:t xml:space="preserve"> нейронная сеть (CNN), которая обучается на датасете изображений лиц (например, FER2013). Классификация эмоций (радость, грусть, гнев и т.д.) выполняется с помощью функции активации </w:t>
+      </w:r>
+      <w:proofErr w:type="spellStart"/>
       <w:r>
         <w:t>Softmax</w:t>
       </w:r>
+      <w:proofErr w:type="spellEnd"/>
       <w:r>
         <w:t>:</w:t>
       </w:r>
@@ -19980,8 +21002,21 @@
         <w:t xml:space="preserve">Для оценки качества модели используется функция потерь </w:t>
       </w:r>
       <w:r>
-        <w:t>Cross-Entropy Loss</w:t>
-      </w:r>
+        <w:t>Cross-</w:t>
+      </w:r>
+      <w:proofErr w:type="spellStart"/>
+      <w:r>
+        <w:t>Entropy</w:t>
+      </w:r>
+      <w:proofErr w:type="spellEnd"/>
+      <w:r>
+        <w:t xml:space="preserve"> </w:t>
+      </w:r>
+      <w:proofErr w:type="spellStart"/>
+      <w:r>
+        <w:t>Loss</w:t>
+      </w:r>
+      <w:proofErr w:type="spellEnd"/>
       <w:r>
         <w:t>:</w:t>
       </w:r>
@@ -20374,11 +21409,40 @@
     </w:p>
     <w:p>
       <w:r>
-        <w:t xml:space="preserve">Для анализа аудиопотока применяются мел-частотные кепстральные коэффициенты (MFCC), которые извлекаются из голосовых данных. </w:t>
-      </w:r>
-      <w:r>
-        <w:t>Классификация выполняется рекуррентной нейронной сетью (RNN) с функцией активации Softmax. Точность модели также оценивается через Cross-Entropy Loss</w:t>
-      </w:r>
+        <w:t xml:space="preserve">Для анализа аудиопотока применяются мел-частотные </w:t>
+      </w:r>
+      <w:proofErr w:type="spellStart"/>
+      <w:r>
+        <w:t>кепстральные</w:t>
+      </w:r>
+      <w:proofErr w:type="spellEnd"/>
+      <w:r>
+        <w:t xml:space="preserve"> коэффициенты (MFCC), которые извлекаются из голосовых данных. </w:t>
+      </w:r>
+      <w:r>
+        <w:t xml:space="preserve">Классификация выполняется рекуррентной нейронной сетью (RNN) с функцией активации </w:t>
+      </w:r>
+      <w:proofErr w:type="spellStart"/>
+      <w:r>
+        <w:t>Softmax</w:t>
+      </w:r>
+      <w:proofErr w:type="spellEnd"/>
+      <w:r>
+        <w:t>. Точность модели также оценивается через Cross-</w:t>
+      </w:r>
+      <w:proofErr w:type="spellStart"/>
+      <w:r>
+        <w:t>Entropy</w:t>
+      </w:r>
+      <w:proofErr w:type="spellEnd"/>
+      <w:r>
+        <w:t xml:space="preserve"> </w:t>
+      </w:r>
+      <w:proofErr w:type="spellStart"/>
+      <w:r>
+        <w:t>Loss</w:t>
+      </w:r>
+      <w:proofErr w:type="spellEnd"/>
       <w:r>
         <w:t>.</w:t>
       </w:r>
@@ -20404,6 +21468,7 @@
           <w:numId w:val="4"/>
         </w:numPr>
       </w:pPr>
+      <w:proofErr w:type="spellStart"/>
       <w:r>
         <w:rPr>
           <w:b/>
@@ -20411,6 +21476,7 @@
         </w:rPr>
         <w:t>Accuracy</w:t>
       </w:r>
+      <w:proofErr w:type="spellEnd"/>
       <w:r>
         <w:t>: доля правильно классифицированных эмоций,</w:t>
       </w:r>
@@ -20423,6 +21489,7 @@
           <w:numId w:val="4"/>
         </w:numPr>
       </w:pPr>
+      <w:proofErr w:type="spellStart"/>
       <w:r>
         <w:rPr>
           <w:b/>
@@ -20430,6 +21497,7 @@
         </w:rPr>
         <w:t>Loss</w:t>
       </w:r>
+      <w:proofErr w:type="spellEnd"/>
       <w:r>
         <w:t>: значение функции потерь, отражающее расхождение между предсказаниями и истинными значениями.</w:t>
       </w:r>
@@ -20629,7 +21697,31 @@
         </w:numPr>
       </w:pPr>
       <w:r>
-        <w:t>Поток обработки аудиоданных: производится захват аудиочанков, после чего выполняется транскрибация речи с преобразованием аудиосигнала в текстовое представление. Результаты транскрибации сохраняются в базу данных.</w:t>
+        <w:t xml:space="preserve">Поток обработки аудиоданных: производится захват </w:t>
+      </w:r>
+      <w:proofErr w:type="spellStart"/>
+      <w:r>
+        <w:t>аудиочанков</w:t>
+      </w:r>
+      <w:proofErr w:type="spellEnd"/>
+      <w:r>
+        <w:t xml:space="preserve">, после чего выполняется </w:t>
+      </w:r>
+      <w:proofErr w:type="spellStart"/>
+      <w:r>
+        <w:t>транскрибация</w:t>
+      </w:r>
+      <w:proofErr w:type="spellEnd"/>
+      <w:r>
+        <w:t xml:space="preserve"> речи с преобразованием аудиосигнала в текстовое представление. Результаты </w:t>
+      </w:r>
+      <w:proofErr w:type="spellStart"/>
+      <w:r>
+        <w:t>транскрибации</w:t>
+      </w:r>
+      <w:proofErr w:type="spellEnd"/>
+      <w:r>
+        <w:t xml:space="preserve"> сохраняются в базу данных.</w:t>
       </w:r>
     </w:p>
     <w:p>
@@ -20671,7 +21763,15 @@
         <w:contextualSpacing/>
       </w:pPr>
       <w:r>
-        <w:t>Вычислительные задачи ИИ вынесены в отдельный сервис (AI-шлюз) и сервис распознавания речи на языке Python. Шлюз взаимодействует с серверной частью через WebSocket и конфигурируется через JSON-файлы с поддержкой горячей перезагрузки.</w:t>
+        <w:t xml:space="preserve">Вычислительные задачи ИИ вынесены в отдельный сервис (AI-шлюз) и сервис распознавания речи на языке Python. Шлюз взаимодействует с серверной частью через </w:t>
+      </w:r>
+      <w:proofErr w:type="spellStart"/>
+      <w:r>
+        <w:t>WebSocket</w:t>
+      </w:r>
+      <w:proofErr w:type="spellEnd"/>
+      <w:r>
+        <w:t xml:space="preserve"> и конфигурируется через JSON-файлы с поддержкой горячей перезагрузки.</w:t>
       </w:r>
     </w:p>
     <w:p>
@@ -20688,7 +21788,31 @@
         <w:contextualSpacing/>
       </w:pPr>
       <w:r>
-        <w:t>Задача распознавания эмоций по выражению лица (Facial Expression Recognition, FER) является одной из ключевых в области компьютерного зрения и аффективных вычислений</w:t>
+        <w:t>Задача распознавания эмоций по выражению лица (</w:t>
+      </w:r>
+      <w:proofErr w:type="spellStart"/>
+      <w:r>
+        <w:t>Facial</w:t>
+      </w:r>
+      <w:proofErr w:type="spellEnd"/>
+      <w:r>
+        <w:t xml:space="preserve"> </w:t>
+      </w:r>
+      <w:proofErr w:type="spellStart"/>
+      <w:r>
+        <w:t>Expression</w:t>
+      </w:r>
+      <w:proofErr w:type="spellEnd"/>
+      <w:r>
+        <w:t xml:space="preserve"> </w:t>
+      </w:r>
+      <w:proofErr w:type="spellStart"/>
+      <w:r>
+        <w:t>Recognition</w:t>
+      </w:r>
+      <w:proofErr w:type="spellEnd"/>
+      <w:r>
+        <w:t>, FER) является одной из ключевых в области компьютерного зрения и аффективных вычислений</w:t>
       </w:r>
       <w:r>
         <w:t>[</w:t>
@@ -20859,7 +21983,63 @@
         <w:contextualSpacing/>
       </w:pPr>
       <w:r>
-        <w:t xml:space="preserve">Более современный подход базируется на использовании нейросетевых детекторов. Среди них выделяется легковесная свёрточная сеть BlazeFace, оптимизированная для работы в реальном времени на мобильных устройствах. Она оперирует якорными точками и напрямую предсказывает ограничивающие рамки лиц. Однако в данной работе основным инструментом выбрана архитектура MTCNN (Multi-task Cascaded CNN), представляющая собой каскад из трёх последовательных нейронных сетей. Процесс детекции начинается с работы P-Net (Proposal Network), которая генерирует первоначальные кандидаты на расположение лиц. Затем R-Net (Refine Network) отсеивает ложные срабатывания и уточняет границы найденных областей. Финальный этап выполняет O-Net (Output Network), проводя окончательную проверку и определяя пять ключевых точек лица: углы глаз, кончик носа и уголки рта. Подобная каскадная структура обеспечивает высокую скорость обработки при сохранении необходимой точности детекции. </w:t>
+        <w:t xml:space="preserve">Более современный подход базируется на использовании нейросетевых детекторов. Среди них выделяется легковесная </w:t>
+      </w:r>
+      <w:proofErr w:type="spellStart"/>
+      <w:r>
+        <w:t>свёрточная</w:t>
+      </w:r>
+      <w:proofErr w:type="spellEnd"/>
+      <w:r>
+        <w:t xml:space="preserve"> сеть </w:t>
+      </w:r>
+      <w:proofErr w:type="spellStart"/>
+      <w:r>
+        <w:t>BlazeFace</w:t>
+      </w:r>
+      <w:proofErr w:type="spellEnd"/>
+      <w:r>
+        <w:t>, оптимизированная для работы в реальном времени на мобильных устройствах. Она оперирует якорными точками и напрямую предсказывает ограничивающие рамки лиц. Однако в данной работе основным инструментом выбрана архитектура MTCNN (Multi-</w:t>
+      </w:r>
+      <w:proofErr w:type="spellStart"/>
+      <w:r>
+        <w:t>task</w:t>
+      </w:r>
+      <w:proofErr w:type="spellEnd"/>
+      <w:r>
+        <w:t xml:space="preserve"> </w:t>
+      </w:r>
+      <w:proofErr w:type="spellStart"/>
+      <w:r>
+        <w:t>Cascaded</w:t>
+      </w:r>
+      <w:proofErr w:type="spellEnd"/>
+      <w:r>
+        <w:t xml:space="preserve"> CNN), представляющая собой каскад из трёх последовательных нейронных сетей. Процесс детекции начинается с работы P-Net (</w:t>
+      </w:r>
+      <w:proofErr w:type="spellStart"/>
+      <w:r>
+        <w:t>Proposal</w:t>
+      </w:r>
+      <w:proofErr w:type="spellEnd"/>
+      <w:r>
+        <w:t xml:space="preserve"> Network), которая генерирует первоначальные кандидаты на расположение лиц. Затем R-Net (</w:t>
+      </w:r>
+      <w:proofErr w:type="spellStart"/>
+      <w:r>
+        <w:t>Refine</w:t>
+      </w:r>
+      <w:proofErr w:type="spellEnd"/>
+      <w:r>
+        <w:t xml:space="preserve"> Network) отсеивает ложные срабатывания и уточняет границы найденных областей. Финальный этап выполняет O-Net (</w:t>
+      </w:r>
+      <w:proofErr w:type="spellStart"/>
+      <w:r>
+        <w:t>Output</w:t>
+      </w:r>
+      <w:proofErr w:type="spellEnd"/>
+      <w:r>
+        <w:t xml:space="preserve"> Network), проводя окончательную проверку и определяя пять ключевых точек лица: углы глаз, кончик носа и уголки рта. Подобная каскадная структура обеспечивает высокую скорость обработки при сохранении необходимой точности детекции. </w:t>
       </w:r>
       <w:r>
         <w:t>Структура сети MTCNN представлена на рисунке</w:t>
@@ -21070,7 +22250,15 @@
         <w:contextualSpacing/>
       </w:pPr>
       <w:r>
-        <w:t>После детектирования выполняется выравнивание (alignment) – геометрическая трансформация лица к каноническому виду на основе ключевых точек. Это повышает точность последующей классификации эмоций.</w:t>
+        <w:t>После детектирования выполняется выравнивание (</w:t>
+      </w:r>
+      <w:proofErr w:type="spellStart"/>
+      <w:r>
+        <w:t>alignment</w:t>
+      </w:r>
+      <w:proofErr w:type="spellEnd"/>
+      <w:r>
+        <w:t>) – геометрическая трансформация лица к каноническому виду на основе ключевых точек. Это повышает точность последующей классификации эмоций.</w:t>
       </w:r>
     </w:p>
     <w:p>
@@ -21078,7 +22266,31 @@
         <w:contextualSpacing/>
       </w:pPr>
       <w:r>
-        <w:t>Классификация эмоций выполняется с помощью свёрточных нейронных сетей (CNN). В разработанной системе используется библиотека DeepFace, которая представляет собой мета-библиотеку, включающую несколько предобученных архитектур:</w:t>
+        <w:t xml:space="preserve">Классификация эмоций выполняется с помощью </w:t>
+      </w:r>
+      <w:proofErr w:type="spellStart"/>
+      <w:r>
+        <w:t>свёрточных</w:t>
+      </w:r>
+      <w:proofErr w:type="spellEnd"/>
+      <w:r>
+        <w:t xml:space="preserve"> нейронных сетей (CNN). В разработанной системе используется библиотека </w:t>
+      </w:r>
+      <w:proofErr w:type="spellStart"/>
+      <w:r>
+        <w:t>DeepFace</w:t>
+      </w:r>
+      <w:proofErr w:type="spellEnd"/>
+      <w:r>
+        <w:t xml:space="preserve">, которая представляет собой мета-библиотеку, включающую несколько </w:t>
+      </w:r>
+      <w:proofErr w:type="spellStart"/>
+      <w:r>
+        <w:t>предобученных</w:t>
+      </w:r>
+      <w:proofErr w:type="spellEnd"/>
+      <w:r>
+        <w:t xml:space="preserve"> архитектур:</w:t>
       </w:r>
     </w:p>
     <w:p>
@@ -21090,7 +22302,15 @@
         <w:contextualSpacing/>
       </w:pPr>
       <w:r>
-        <w:t>VGG-Face – глубокая сеть с 16-19 свёрточными слоями, изначально обученная для задачи распознавания лиц, но адаптируемая для классификации эмоций.</w:t>
+        <w:t xml:space="preserve">VGG-Face – глубокая сеть с 16-19 </w:t>
+      </w:r>
+      <w:proofErr w:type="spellStart"/>
+      <w:r>
+        <w:t>свёрточными</w:t>
+      </w:r>
+      <w:proofErr w:type="spellEnd"/>
+      <w:r>
+        <w:t xml:space="preserve"> слоями, изначально обученная для задачи распознавания лиц, но адаптируемая для классификации эмоций.</w:t>
       </w:r>
     </w:p>
     <w:p>
@@ -21102,7 +22322,23 @@
         <w:contextualSpacing/>
       </w:pPr>
       <w:r>
-        <w:t>Facenet512 – архитектура, использующая triplet loss для обучения вложений лиц в компактное пространство признаков.</w:t>
+        <w:t xml:space="preserve">Facenet512 – архитектура, использующая </w:t>
+      </w:r>
+      <w:proofErr w:type="spellStart"/>
+      <w:r>
+        <w:t>triplet</w:t>
+      </w:r>
+      <w:proofErr w:type="spellEnd"/>
+      <w:r>
+        <w:t xml:space="preserve"> </w:t>
+      </w:r>
+      <w:proofErr w:type="spellStart"/>
+      <w:r>
+        <w:t>loss</w:t>
+      </w:r>
+      <w:proofErr w:type="spellEnd"/>
+      <w:r>
+        <w:t xml:space="preserve"> для обучения вложений лиц в компактное пространство признаков.</w:t>
       </w:r>
     </w:p>
     <w:p>
@@ -21113,8 +22349,13 @@
         </w:numPr>
         <w:contextualSpacing/>
       </w:pPr>
-      <w:r>
-        <w:t>EfficientNet – семейство сетей, оптимизированных по соотношению точности и вычислительной сложности.</w:t>
+      <w:proofErr w:type="spellStart"/>
+      <w:r>
+        <w:t>EfficientNet</w:t>
+      </w:r>
+      <w:proofErr w:type="spellEnd"/>
+      <w:r>
+        <w:t xml:space="preserve"> – семейство сетей, оптимизированных по соотношению точности и вычислительной сложности.</w:t>
       </w:r>
     </w:p>
     <w:p>
@@ -21122,7 +22363,15 @@
         <w:contextualSpacing/>
       </w:pPr>
       <w:r>
-        <w:t xml:space="preserve">Архитектура VGG-16, лежащая в основе модели VGG-Face, характеризуется использованием малых свёрточных фильтров 3×3 на всех слоях и последовательным увеличением количества каналов с уменьшением пространственной </w:t>
+        <w:t xml:space="preserve">Архитектура VGG-16, лежащая в основе модели VGG-Face, характеризуется использованием малых </w:t>
+      </w:r>
+      <w:proofErr w:type="spellStart"/>
+      <w:r>
+        <w:t>свёрточных</w:t>
+      </w:r>
+      <w:proofErr w:type="spellEnd"/>
+      <w:r>
+        <w:t xml:space="preserve"> фильтров 3×3 на всех слоях и последовательным увеличением количества каналов с уменьшением пространственной </w:t>
       </w:r>
       <w:r>
         <w:t>размерности [</w:t>
@@ -21149,7 +22398,23 @@
         <w:t>]</w:t>
       </w:r>
       <w:r>
-        <w:t>. Сеть содержит 13 свёрточных слоёв и 3 полносвязных слоя, что обеспечивает глубокое извлечение признаков лица. Блок-схема архитектуры VGG-16 представлена на рисунке</w:t>
+        <w:t xml:space="preserve">. Сеть содержит 13 </w:t>
+      </w:r>
+      <w:proofErr w:type="spellStart"/>
+      <w:r>
+        <w:t>свёрточных</w:t>
+      </w:r>
+      <w:proofErr w:type="spellEnd"/>
+      <w:r>
+        <w:t xml:space="preserve"> слоёв и 3 </w:t>
+      </w:r>
+      <w:proofErr w:type="spellStart"/>
+      <w:r>
+        <w:t>полносвязных</w:t>
+      </w:r>
+      <w:proofErr w:type="spellEnd"/>
+      <w:r>
+        <w:t xml:space="preserve"> слоя, что обеспечивает глубокое извлечение признаков лица. Блок-схема архитектуры VGG-16 представлена на рисунке</w:t>
       </w:r>
       <w:r>
         <w:rPr>
@@ -21334,15 +22599,44 @@
         <w:pStyle w:val="3"/>
       </w:pPr>
       <w:r>
-        <w:t>Модель MediaPipe Face Landmarker</w:t>
-      </w:r>
+        <w:t xml:space="preserve">Модель </w:t>
+      </w:r>
+      <w:proofErr w:type="spellStart"/>
+      <w:r>
+        <w:t>MediaPipe</w:t>
+      </w:r>
+      <w:proofErr w:type="spellEnd"/>
+      <w:r>
+        <w:t xml:space="preserve"> Face </w:t>
+      </w:r>
+      <w:proofErr w:type="spellStart"/>
+      <w:r>
+        <w:t>Landmarker</w:t>
+      </w:r>
+      <w:proofErr w:type="spellEnd"/>
     </w:p>
     <w:p>
       <w:pPr>
         <w:contextualSpacing/>
       </w:pPr>
       <w:r>
-        <w:t>Опционально в системе реализована поддержка MediaPipe Face Landmarker от Google, которая строит плотную сетку из 468 трёхмерных ключевых точек на лице</w:t>
+        <w:t xml:space="preserve">Опционально в системе реализована поддержка </w:t>
+      </w:r>
+      <w:proofErr w:type="spellStart"/>
+      <w:r>
+        <w:t>MediaPipe</w:t>
+      </w:r>
+      <w:proofErr w:type="spellEnd"/>
+      <w:r>
+        <w:t xml:space="preserve"> Face </w:t>
+      </w:r>
+      <w:proofErr w:type="spellStart"/>
+      <w:r>
+        <w:t>Landmarker</w:t>
+      </w:r>
+      <w:proofErr w:type="spellEnd"/>
+      <w:r>
+        <w:t xml:space="preserve"> от Google, которая строит плотную сетку из 468 трёхмерных ключевых точек на лице</w:t>
       </w:r>
       <w:r>
         <w:t xml:space="preserve"> [</w:t>
@@ -21381,7 +22675,15 @@
         </w:numPr>
       </w:pPr>
       <w:r>
-        <w:t>Оценивать blendshape-коэффициенты – параметры, описывающие активность групп лицевых мышц (например, поднятие бровей, растягивание рта);</w:t>
+        <w:t xml:space="preserve">Оценивать </w:t>
+      </w:r>
+      <w:proofErr w:type="spellStart"/>
+      <w:r>
+        <w:t>blendshape</w:t>
+      </w:r>
+      <w:proofErr w:type="spellEnd"/>
+      <w:r>
+        <w:t>-коэффициенты – параметры, описывающие активность групп лицевых мышц (например, поднятие бровей, растягивание рта);</w:t>
       </w:r>
     </w:p>
     <w:p>
@@ -21393,7 +22695,31 @@
         </w:numPr>
       </w:pPr>
       <w:r>
-        <w:t>Вычислять углы поворота головы (yaw, pitch, roll) для анализа позы;</w:t>
+        <w:t>Вычислять углы поворота головы (</w:t>
+      </w:r>
+      <w:proofErr w:type="spellStart"/>
+      <w:r>
+        <w:t>yaw</w:t>
+      </w:r>
+      <w:proofErr w:type="spellEnd"/>
+      <w:r>
+        <w:t xml:space="preserve">, </w:t>
+      </w:r>
+      <w:proofErr w:type="spellStart"/>
+      <w:r>
+        <w:t>pitch</w:t>
+      </w:r>
+      <w:proofErr w:type="spellEnd"/>
+      <w:r>
+        <w:t xml:space="preserve">, </w:t>
+      </w:r>
+      <w:proofErr w:type="spellStart"/>
+      <w:r>
+        <w:t>roll</w:t>
+      </w:r>
+      <w:proofErr w:type="spellEnd"/>
+      <w:r>
+        <w:t>) для анализа позы;</w:t>
       </w:r>
     </w:p>
     <w:p>
@@ -21405,15 +22731,44 @@
         </w:numPr>
       </w:pPr>
       <w:r>
-        <w:t>Отслеживать микровыражения – кратковременные изменения выражения лица длительностью 1/25–1/5 секунды.</w:t>
+        <w:t xml:space="preserve">Отслеживать </w:t>
+      </w:r>
+      <w:proofErr w:type="spellStart"/>
+      <w:r>
+        <w:t>микровыражения</w:t>
+      </w:r>
+      <w:proofErr w:type="spellEnd"/>
+      <w:r>
+        <w:t xml:space="preserve"> – кратковременные изменения выражения лица длительностью 1/25–1/5 секунды.</w:t>
       </w:r>
     </w:p>
     <w:p>
       <w:pPr>
         <w:contextualSpacing/>
       </w:pPr>
-      <w:r>
-        <w:t xml:space="preserve">MediaPipe Face Landmarker использует encoder-decoder архитектуру на базе трансформеров для построения детальной трёхмерной модели лица. Сетка из 468 точек охватывает контуры глаз, бровей, носа, губ и овала лица, позволяя точно отслеживать мимику и положение головы в пространстве. Визуализация сетки ключевых точек представлена на рисунке </w:t>
+      <w:proofErr w:type="spellStart"/>
+      <w:r>
+        <w:t>MediaPipe</w:t>
+      </w:r>
+      <w:proofErr w:type="spellEnd"/>
+      <w:r>
+        <w:t xml:space="preserve"> Face </w:t>
+      </w:r>
+      <w:proofErr w:type="spellStart"/>
+      <w:r>
+        <w:t>Landmarker</w:t>
+      </w:r>
+      <w:proofErr w:type="spellEnd"/>
+      <w:r>
+        <w:t xml:space="preserve"> использует </w:t>
+      </w:r>
+      <w:proofErr w:type="spellStart"/>
+      <w:r>
+        <w:t>encoder-decoder</w:t>
+      </w:r>
+      <w:proofErr w:type="spellEnd"/>
+      <w:r>
+        <w:t xml:space="preserve"> архитектуру на базе трансформеров для построения детальной трёхмерной модели лица. Сетка из 468 точек охватывает контуры глаз, бровей, носа, губ и овала лица, позволяя точно отслеживать мимику и положение головы в пространстве. Визуализация сетки ключевых точек представлена на рисунке </w:t>
       </w:r>
       <w:r>
         <w:fldChar w:fldCharType="begin"/>
@@ -21584,8 +22939,36 @@
           <w:color w:val="000000" w:themeColor="text1"/>
           <w:lang w:eastAsia="en-US" w:bidi="he-IL"/>
         </w:rPr>
-        <w:t xml:space="preserve"> Сетка ключевых точек MediaPipe Face Landmarker</w:t>
-      </w:r>
+        <w:t xml:space="preserve"> Сетка ключевых точек </w:t>
+      </w:r>
+      <w:proofErr w:type="spellStart"/>
+      <w:r>
+        <w:rPr>
+          <w:rFonts w:eastAsiaTheme="minorHAnsi"/>
+          <w:color w:val="000000" w:themeColor="text1"/>
+          <w:lang w:eastAsia="en-US" w:bidi="he-IL"/>
+        </w:rPr>
+        <w:t>MediaPipe</w:t>
+      </w:r>
+      <w:proofErr w:type="spellEnd"/>
+      <w:r>
+        <w:rPr>
+          <w:rFonts w:eastAsiaTheme="minorHAnsi"/>
+          <w:color w:val="000000" w:themeColor="text1"/>
+          <w:lang w:eastAsia="en-US" w:bidi="he-IL"/>
+        </w:rPr>
+        <w:t xml:space="preserve"> Face </w:t>
+      </w:r>
+      <w:proofErr w:type="spellStart"/>
+      <w:r>
+        <w:rPr>
+          <w:rFonts w:eastAsiaTheme="minorHAnsi"/>
+          <w:color w:val="000000" w:themeColor="text1"/>
+          <w:lang w:eastAsia="en-US" w:bidi="he-IL"/>
+        </w:rPr>
+        <w:t>Landmarker</w:t>
+      </w:r>
+      <w:proofErr w:type="spellEnd"/>
     </w:p>
     <w:p>
       <w:pPr>
@@ -21604,7 +22987,15 @@
         </w:numPr>
       </w:pPr>
       <w:r>
-        <w:t>Радость (happiness) – поднятие уголков рта, появление морщин вокруг глаз;</w:t>
+        <w:t>Радость (</w:t>
+      </w:r>
+      <w:proofErr w:type="spellStart"/>
+      <w:r>
+        <w:t>happiness</w:t>
+      </w:r>
+      <w:proofErr w:type="spellEnd"/>
+      <w:r>
+        <w:t>) – поднятие уголков рта, появление морщин вокруг глаз;</w:t>
       </w:r>
     </w:p>
     <w:p>
@@ -21616,7 +23007,15 @@
         </w:numPr>
       </w:pPr>
       <w:r>
-        <w:t>Грусть (sadness) – опускание уголков рта, поднятие внутренних уголков бровей;</w:t>
+        <w:t>Грусть (</w:t>
+      </w:r>
+      <w:proofErr w:type="spellStart"/>
+      <w:r>
+        <w:t>sadness</w:t>
+      </w:r>
+      <w:proofErr w:type="spellEnd"/>
+      <w:r>
+        <w:t>) – опускание уголков рта, поднятие внутренних уголков бровей;</w:t>
       </w:r>
     </w:p>
     <w:p>
@@ -21628,7 +23027,15 @@
         </w:numPr>
       </w:pPr>
       <w:r>
-        <w:t>Гнев (anger) – опускание бровей, сужение глаз, напряжение губ;</w:t>
+        <w:t>Гнев (</w:t>
+      </w:r>
+      <w:proofErr w:type="spellStart"/>
+      <w:r>
+        <w:t>anger</w:t>
+      </w:r>
+      <w:proofErr w:type="spellEnd"/>
+      <w:r>
+        <w:t>) – опускание бровей, сужение глаз, напряжение губ;</w:t>
       </w:r>
     </w:p>
     <w:p>
@@ -21640,7 +23047,15 @@
         </w:numPr>
       </w:pPr>
       <w:r>
-        <w:t>Страх (fear) – поднятие верхних век, растягивание рта;</w:t>
+        <w:t>Страх (</w:t>
+      </w:r>
+      <w:proofErr w:type="spellStart"/>
+      <w:r>
+        <w:t>fear</w:t>
+      </w:r>
+      <w:proofErr w:type="spellEnd"/>
+      <w:r>
+        <w:t>) – поднятие верхних век, растягивание рта;</w:t>
       </w:r>
     </w:p>
     <w:p>
@@ -21652,7 +23067,15 @@
         </w:numPr>
       </w:pPr>
       <w:r>
-        <w:t>Удивление (surprise) – поднятие бровей, расширение глаз, открытие рта;</w:t>
+        <w:t>Удивление (</w:t>
+      </w:r>
+      <w:proofErr w:type="spellStart"/>
+      <w:r>
+        <w:t>surprise</w:t>
+      </w:r>
+      <w:proofErr w:type="spellEnd"/>
+      <w:r>
+        <w:t>) – поднятие бровей, расширение глаз, открытие рта;</w:t>
       </w:r>
     </w:p>
     <w:p>
@@ -21664,7 +23087,15 @@
         </w:numPr>
       </w:pPr>
       <w:r>
-        <w:t>Отвращение (disgust) – поднятие верхней губы, морщинистый нос.</w:t>
+        <w:t>Отвращение (</w:t>
+      </w:r>
+      <w:proofErr w:type="spellStart"/>
+      <w:r>
+        <w:t>disgust</w:t>
+      </w:r>
+      <w:proofErr w:type="spellEnd"/>
+      <w:r>
+        <w:t>) – поднятие верхней губы, морщинистый нос.</w:t>
       </w:r>
     </w:p>
     <w:p>
@@ -21699,7 +23130,15 @@
         <w:t>]</w:t>
       </w:r>
       <w:r>
-        <w:t xml:space="preserve">. Каждая эмоция характеризуется уникальным паттерном активации лицевых мышц (Action Units), который может быть распознан алгоритмами компьютерного зрения. Иллюстрация шести базовых эмоций по Экману представлена на рисунке </w:t>
+        <w:t xml:space="preserve">. Каждая эмоция характеризуется уникальным паттерном активации лицевых мышц (Action </w:t>
+      </w:r>
+      <w:proofErr w:type="spellStart"/>
+      <w:r>
+        <w:t>Units</w:t>
+      </w:r>
+      <w:proofErr w:type="spellEnd"/>
+      <w:r>
+        <w:t xml:space="preserve">), который может быть распознан алгоритмами компьютерного зрения. Иллюстрация шести базовых эмоций по Экману представлена на рисунке </w:t>
       </w:r>
       <w:r>
         <w:fldChar w:fldCharType="begin"/>
@@ -21865,7 +23304,15 @@
         <w:contextualSpacing/>
       </w:pPr>
       <w:r>
-        <w:t>Для предотвращения перегрузки ЦП/ГПУ реализован семафор, ограничивающий количество параллельных инференсов. Результаты публикуются как события «анализ лица» (сохраняется в БД).</w:t>
+        <w:t xml:space="preserve">Для предотвращения перегрузки ЦП/ГПУ реализован семафор, ограничивающий количество параллельных </w:t>
+      </w:r>
+      <w:proofErr w:type="spellStart"/>
+      <w:r>
+        <w:t>инференсов</w:t>
+      </w:r>
+      <w:proofErr w:type="spellEnd"/>
+      <w:r>
+        <w:t>. Результаты публикуются как события «анализ лица» (сохраняется в БД).</w:t>
       </w:r>
     </w:p>
     <w:p>
@@ -21881,7 +23328,31 @@
         <w:contextualSpacing/>
       </w:pPr>
       <w:r>
-        <w:t>Автоматическое распознавание речи (Automatic Speech Recognition, ASR) – это технология преобразования акустического сигнала в текстовое представление.</w:t>
+        <w:t>Автоматическое распознавание речи (</w:t>
+      </w:r>
+      <w:proofErr w:type="spellStart"/>
+      <w:r>
+        <w:t>Automatic</w:t>
+      </w:r>
+      <w:proofErr w:type="spellEnd"/>
+      <w:r>
+        <w:t xml:space="preserve"> </w:t>
+      </w:r>
+      <w:proofErr w:type="spellStart"/>
+      <w:r>
+        <w:t>Speech</w:t>
+      </w:r>
+      <w:proofErr w:type="spellEnd"/>
+      <w:r>
+        <w:t xml:space="preserve"> </w:t>
+      </w:r>
+      <w:proofErr w:type="spellStart"/>
+      <w:r>
+        <w:t>Recognition</w:t>
+      </w:r>
+      <w:proofErr w:type="spellEnd"/>
+      <w:r>
+        <w:t>, ASR) – это технология преобразования акустического сигнала в текстовое представление.</w:t>
       </w:r>
     </w:p>
     <w:p>
@@ -21898,7 +23369,15 @@
         <w:t>ASR</w:t>
       </w:r>
       <w:r>
-        <w:t>-системы основаны на архитектурах глубокого обучения, в частности на трансформерах. Архитектура трансформера включает энкодер и декодер, взаимодействующие через механизм внимания, что позволяет эффективно обрабатывать последовательности данных.</w:t>
+        <w:t xml:space="preserve">-системы основаны на архитектурах глубокого обучения, в частности на трансформерах. Архитектура трансформера включает </w:t>
+      </w:r>
+      <w:proofErr w:type="spellStart"/>
+      <w:r>
+        <w:t>энкодер</w:t>
+      </w:r>
+      <w:proofErr w:type="spellEnd"/>
+      <w:r>
+        <w:t xml:space="preserve"> и декодер, взаимодействующие через механизм внимания, что позволяет эффективно обрабатывать последовательности данных.</w:t>
       </w:r>
     </w:p>
     <w:p>
@@ -21942,7 +23421,31 @@
         <w:t>al</w:t>
       </w:r>
       <w:r>
-        <w:t>. в 2017 году, полностью отказалась от рекуррентных и свёрточных слоёв в пользу механизма самовнимания, что позволило эффективно параллелить вычисления и обрабатывать длинные последовательности</w:t>
+        <w:t xml:space="preserve">. в 2017 году, полностью отказалась от рекуррентных и </w:t>
+      </w:r>
+      <w:proofErr w:type="spellStart"/>
+      <w:r>
+        <w:t>свёрточных</w:t>
+      </w:r>
+      <w:proofErr w:type="spellEnd"/>
+      <w:r>
+        <w:t xml:space="preserve"> слоёв в пользу механизма </w:t>
+      </w:r>
+      <w:proofErr w:type="spellStart"/>
+      <w:r>
+        <w:t>самовнимания</w:t>
+      </w:r>
+      <w:proofErr w:type="spellEnd"/>
+      <w:r>
+        <w:t xml:space="preserve">, что позволило эффективно </w:t>
+      </w:r>
+      <w:proofErr w:type="spellStart"/>
+      <w:r>
+        <w:t>параллелить</w:t>
+      </w:r>
+      <w:proofErr w:type="spellEnd"/>
+      <w:r>
+        <w:t xml:space="preserve"> вычисления и обрабатывать длинные последовательности</w:t>
       </w:r>
       <w:r>
         <w:t xml:space="preserve"> [</w:t>
@@ -21969,11 +23472,24 @@
         <w:t>]</w:t>
       </w:r>
       <w:r>
-        <w:t xml:space="preserve">. Модель состоит из энкодера и декодера, каждый из которых содержит многоголовое внимание, </w:t>
-      </w:r>
+        <w:t xml:space="preserve">. Модель состоит из </w:t>
+      </w:r>
+      <w:proofErr w:type="spellStart"/>
+      <w:r>
+        <w:t>энкодера</w:t>
+      </w:r>
+      <w:proofErr w:type="spellEnd"/>
+      <w:r>
+        <w:t xml:space="preserve"> и декодера, каждый из которых содержит многоголовое внимание, </w:t>
+      </w:r>
+      <w:proofErr w:type="spellStart"/>
       <w:r>
         <w:lastRenderedPageBreak/>
-        <w:t xml:space="preserve">полносвязные слои и нормализацию. </w:t>
+        <w:t>полносвязные</w:t>
+      </w:r>
+      <w:proofErr w:type="spellEnd"/>
+      <w:r>
+        <w:t xml:space="preserve"> слои и нормализацию. </w:t>
       </w:r>
       <w:r>
         <w:t xml:space="preserve">Общая архитектура </w:t>
@@ -22181,23 +23697,51 @@
           <w:color w:val="000000" w:themeColor="text1"/>
           <w:lang w:eastAsia="en-US" w:bidi="he-IL"/>
         </w:rPr>
-        <w:t xml:space="preserve"> Архитектура Transformer</w:t>
-      </w:r>
+        <w:t xml:space="preserve"> Архитектура </w:t>
+      </w:r>
+      <w:proofErr w:type="spellStart"/>
+      <w:r>
+        <w:rPr>
+          <w:rFonts w:eastAsiaTheme="minorHAnsi"/>
+          <w:color w:val="000000" w:themeColor="text1"/>
+          <w:lang w:eastAsia="en-US" w:bidi="he-IL"/>
+        </w:rPr>
+        <w:t>Transformer</w:t>
+      </w:r>
+      <w:proofErr w:type="spellEnd"/>
     </w:p>
     <w:p>
       <w:pPr>
         <w:pStyle w:val="3"/>
       </w:pPr>
+      <w:proofErr w:type="spellStart"/>
       <w:r>
         <w:t>Whisper</w:t>
       </w:r>
+      <w:proofErr w:type="spellEnd"/>
     </w:p>
     <w:p>
       <w:pPr>
         <w:contextualSpacing/>
       </w:pPr>
       <w:r>
-        <w:t>В разработанной системе используется модель Whisper от OpenAI, которая представляет собой encoder-decoder трансформер, обученный на 680 000 часов размеченных аудиоданных. Основные компоненты архитектуры:</w:t>
+        <w:t xml:space="preserve">В разработанной системе используется модель </w:t>
+      </w:r>
+      <w:proofErr w:type="spellStart"/>
+      <w:r>
+        <w:t>Whisper</w:t>
+      </w:r>
+      <w:proofErr w:type="spellEnd"/>
+      <w:r>
+        <w:t xml:space="preserve"> от OpenAI, которая представляет собой </w:t>
+      </w:r>
+      <w:proofErr w:type="spellStart"/>
+      <w:r>
+        <w:t>encoder-decoder</w:t>
+      </w:r>
+      <w:proofErr w:type="spellEnd"/>
+      <w:r>
+        <w:t xml:space="preserve"> трансформер, обученный на 680 000 часов размеченных аудиоданных. Основные компоненты архитектуры:</w:t>
       </w:r>
     </w:p>
     <w:p>
@@ -22220,9 +23764,14 @@
         </w:numPr>
         <w:contextualSpacing/>
       </w:pPr>
+      <w:proofErr w:type="spellStart"/>
       <w:r>
         <w:lastRenderedPageBreak/>
-        <w:t>Энкодер: последовательность из N идентичных блоков каждый из которых содержит:</w:t>
+        <w:t>Энкодер</w:t>
+      </w:r>
+      <w:proofErr w:type="spellEnd"/>
+      <w:r>
+        <w:t>: последовательность из N идентичных блоков каждый из которых содержит:</w:t>
       </w:r>
     </w:p>
     <w:p>
@@ -22234,7 +23783,15 @@
         </w:numPr>
       </w:pPr>
       <w:r>
-        <w:t>Механизм самовнимания – позволяет каждому временному шагу «видеть» все остальные шаги и взвешивать их важность;</w:t>
+        <w:t xml:space="preserve">Механизм </w:t>
+      </w:r>
+      <w:proofErr w:type="spellStart"/>
+      <w:r>
+        <w:t>самовнимания</w:t>
+      </w:r>
+      <w:proofErr w:type="spellEnd"/>
+      <w:r>
+        <w:t xml:space="preserve"> – позволяет каждому временному шагу «видеть» все остальные шаги и взвешивать их важность;</w:t>
       </w:r>
     </w:p>
     <w:p>
@@ -22257,8 +23814,13 @@
           <w:numId w:val="4"/>
         </w:numPr>
       </w:pPr>
-      <w:r>
-        <w:t>Полносвязные слои для нелинейной трансформации признаков.</w:t>
+      <w:proofErr w:type="spellStart"/>
+      <w:r>
+        <w:t>Полносвязные</w:t>
+      </w:r>
+      <w:proofErr w:type="spellEnd"/>
+      <w:r>
+        <w:t xml:space="preserve"> слои для нелинейной трансформации признаков.</w:t>
       </w:r>
     </w:p>
     <w:p>
@@ -22270,7 +23832,23 @@
         <w:contextualSpacing/>
       </w:pPr>
       <w:r>
-        <w:t>Декодер: аналогичная структура, но с добавлением кросс-внимания, которое связывает декодер с выходом энкодера. Декодер генерирует текстовые токены авторегрессионно (каждый следующий токен зависит от предыдущих).</w:t>
+        <w:t xml:space="preserve">Декодер: аналогичная структура, но с добавлением кросс-внимания, которое связывает декодер с выходом </w:t>
+      </w:r>
+      <w:proofErr w:type="spellStart"/>
+      <w:r>
+        <w:t>энкодера</w:t>
+      </w:r>
+      <w:proofErr w:type="spellEnd"/>
+      <w:r>
+        <w:t xml:space="preserve">. Декодер генерирует текстовые токены </w:t>
+      </w:r>
+      <w:proofErr w:type="spellStart"/>
+      <w:r>
+        <w:t>авторегрессионно</w:t>
+      </w:r>
+      <w:proofErr w:type="spellEnd"/>
+      <w:r>
+        <w:t xml:space="preserve"> (каждый следующий токен зависит от предыдущих).</w:t>
       </w:r>
     </w:p>
     <w:p>
@@ -22278,7 +23856,47 @@
         <w:contextualSpacing/>
       </w:pPr>
       <w:r>
-        <w:t xml:space="preserve">Модель Whisper преобразует аудиосигнал в мел-спектрограмму, которая подаётся на вход энкодеру. Энкодер извлекает контекстуальные признаки, которые затем используются декодером для генерации текстовых токенов с учётом языковой модели. Кросс-внимание между декодером и энкодером позволяет модели «фокусироваться» на соответствующих участках аудио при генерации каждого слова. Общая схема работы Whisper представлена на рисунке </w:t>
+        <w:t xml:space="preserve">Модель </w:t>
+      </w:r>
+      <w:proofErr w:type="spellStart"/>
+      <w:r>
+        <w:t>Whisper</w:t>
+      </w:r>
+      <w:proofErr w:type="spellEnd"/>
+      <w:r>
+        <w:t xml:space="preserve"> преобразует аудиосигнал в мел-спектрограмму, которая подаётся на вход </w:t>
+      </w:r>
+      <w:proofErr w:type="spellStart"/>
+      <w:r>
+        <w:t>энкодеру</w:t>
+      </w:r>
+      <w:proofErr w:type="spellEnd"/>
+      <w:r>
+        <w:t xml:space="preserve">. </w:t>
+      </w:r>
+      <w:proofErr w:type="spellStart"/>
+      <w:r>
+        <w:t>Энкодер</w:t>
+      </w:r>
+      <w:proofErr w:type="spellEnd"/>
+      <w:r>
+        <w:t xml:space="preserve"> извлекает контекстуальные признаки, которые затем используются декодером для генерации текстовых токенов с учётом языковой модели. Кросс-внимание между декодером и </w:t>
+      </w:r>
+      <w:proofErr w:type="spellStart"/>
+      <w:r>
+        <w:t>энкодером</w:t>
+      </w:r>
+      <w:proofErr w:type="spellEnd"/>
+      <w:r>
+        <w:t xml:space="preserve"> позволяет модели «фокусироваться» на соответствующих участках аудио при генерации каждого слова. Общая схема работы </w:t>
+      </w:r>
+      <w:proofErr w:type="spellStart"/>
+      <w:r>
+        <w:t>Whisper</w:t>
+      </w:r>
+      <w:proofErr w:type="spellEnd"/>
+      <w:r>
+        <w:t xml:space="preserve"> представлена на рисунке </w:t>
       </w:r>
       <w:r>
         <w:rPr>
@@ -22456,9 +24074,19 @@
           <w:color w:val="000000" w:themeColor="text1"/>
           <w:lang w:eastAsia="en-US" w:bidi="he-IL"/>
         </w:rPr>
-        <w:t xml:space="preserve"> Общая схема Whisper</w:t>
+        <w:t xml:space="preserve"> Общая схема </w:t>
+      </w:r>
+      <w:proofErr w:type="spellStart"/>
+      <w:r>
+        <w:rPr>
+          <w:rFonts w:eastAsiaTheme="minorHAnsi"/>
+          <w:color w:val="000000" w:themeColor="text1"/>
+          <w:lang w:eastAsia="en-US" w:bidi="he-IL"/>
+        </w:rPr>
+        <w:t>Whisper</w:t>
       </w:r>
       <w:bookmarkEnd w:id="59"/>
+      <w:proofErr w:type="spellEnd"/>
     </w:p>
     <w:p>
       <w:pPr>
@@ -22559,15 +24187,44 @@
         <w:contextualSpacing/>
       </w:pPr>
       <w:r>
-        <w:t>Оптимизация инференса: faster-whisper</w:t>
-      </w:r>
+        <w:t xml:space="preserve">Оптимизация </w:t>
+      </w:r>
+      <w:proofErr w:type="spellStart"/>
+      <w:r>
+        <w:t>инференса</w:t>
+      </w:r>
+      <w:proofErr w:type="spellEnd"/>
+      <w:r>
+        <w:t xml:space="preserve">: </w:t>
+      </w:r>
+      <w:proofErr w:type="spellStart"/>
+      <w:r>
+        <w:t>faster-whisper</w:t>
+      </w:r>
+      <w:proofErr w:type="spellEnd"/>
     </w:p>
     <w:p>
       <w:pPr>
         <w:contextualSpacing/>
       </w:pPr>
       <w:r>
-        <w:t>Для ускорения работы в реальном времени используется библиотека faster-whisper, основанная на CTranslate2 – движке эффективного инференса трансформеров. Оптимизации включают:</w:t>
+        <w:t xml:space="preserve">Для ускорения работы в реальном времени используется библиотека </w:t>
+      </w:r>
+      <w:proofErr w:type="spellStart"/>
+      <w:r>
+        <w:t>faster-whisper</w:t>
+      </w:r>
+      <w:proofErr w:type="spellEnd"/>
+      <w:r>
+        <w:t xml:space="preserve">, основанная на CTranslate2 – движке эффективного </w:t>
+      </w:r>
+      <w:proofErr w:type="spellStart"/>
+      <w:r>
+        <w:t>инференса</w:t>
+      </w:r>
+      <w:proofErr w:type="spellEnd"/>
+      <w:r>
+        <w:t xml:space="preserve"> трансформеров. Оптимизации включают:</w:t>
       </w:r>
     </w:p>
     <w:p>
@@ -22591,7 +24248,15 @@
         </w:numPr>
       </w:pPr>
       <w:r>
-        <w:t>Пакетная обработка – одновременная обработка нескольких аудиочанков;</w:t>
+        <w:t xml:space="preserve">Пакетная обработка – одновременная обработка нескольких </w:t>
+      </w:r>
+      <w:proofErr w:type="spellStart"/>
+      <w:r>
+        <w:t>аудиочанков</w:t>
+      </w:r>
+      <w:proofErr w:type="spellEnd"/>
+      <w:r>
+        <w:t>;</w:t>
       </w:r>
     </w:p>
     <w:p>
@@ -22621,21 +24286,82 @@
     </w:p>
     <w:p>
       <w:r>
-        <w:t xml:space="preserve">В разработанном комплексе применяется предобученная модель DistilBERT — легковесная версия трансформера BERT, оптимизированная для задач классификации текста. Модель содержит 66 миллионов параметров (по сравнению с 110 миллионами у исходного BERT), что позволяет выполнять </w:t>
-      </w:r>
+        <w:t xml:space="preserve">В разработанном комплексе применяется </w:t>
+      </w:r>
+      <w:proofErr w:type="spellStart"/>
+      <w:r>
+        <w:t>предобученная</w:t>
+      </w:r>
+      <w:proofErr w:type="spellEnd"/>
+      <w:r>
+        <w:t xml:space="preserve"> модель </w:t>
+      </w:r>
+      <w:proofErr w:type="spellStart"/>
+      <w:r>
+        <w:t>DistilBERT</w:t>
+      </w:r>
+      <w:proofErr w:type="spellEnd"/>
+      <w:r>
+        <w:t xml:space="preserve"> — легковесная версия трансформера BERT, оптимизированная для задач классификации текста. Модель содержит 66 миллионов параметров (по сравнению с 110 миллионами у исходного BERT), что позволяет выполнять </w:t>
+      </w:r>
+      <w:proofErr w:type="spellStart"/>
       <w:r>
         <w:lastRenderedPageBreak/>
-        <w:t>инференс с минимальной задержкой при сохранении высокой точности определения контекста.</w:t>
-      </w:r>
-    </w:p>
-    <w:p>
-      <w:r>
-        <w:t>Процесс обработки текста включает три последовательных этапа. На первом этапе выполняется сегментация потока транскрибированного текста на смысловые единицы — предложения или законченные реплики — с последующей токенизацией и преобразованием в числовые представления. На втором этапе векторизованный текст передаётся на вход нейросетевой модели для извлечения контекстуальных признаков посредством механизма самовнимания. На третьем этапе каждой реплике присваивается дискретная метка тональности: позитивная, нейтральная или негативная.</w:t>
-      </w:r>
-    </w:p>
-    <w:p>
-      <w:r>
-        <w:t>Результаты текстового анализа асинхронно сохраняются в базе данных PostgreSQL в формате JSONB с привязкой к временным меткам и идентификатору спикера. Такая структура хранения позволяет на этапе формирования отчёта сопоставлять семантическую тональность речи с визуальными признаками (мимика) и акустическими характеристиками (голос), реализуя принцип мультимодального позднего слияния (late fusion).</w:t>
+        <w:t>инференс</w:t>
+      </w:r>
+      <w:proofErr w:type="spellEnd"/>
+      <w:r>
+        <w:t xml:space="preserve"> с минимальной задержкой при сохранении высокой точности определения контекста.</w:t>
+      </w:r>
+    </w:p>
+    <w:p>
+      <w:r>
+        <w:t xml:space="preserve">Процесс обработки текста включает три последовательных этапа. На первом этапе выполняется сегментация потока транскрибированного текста на смысловые единицы — предложения или законченные реплики — с последующей </w:t>
+      </w:r>
+      <w:proofErr w:type="spellStart"/>
+      <w:r>
+        <w:t>токенизацией</w:t>
+      </w:r>
+      <w:proofErr w:type="spellEnd"/>
+      <w:r>
+        <w:t xml:space="preserve"> и преобразованием в числовые представления. На втором этапе векторизованный текст передаётся на вход нейросетевой модели для извлечения контекстуальных признаков посредством механизма </w:t>
+      </w:r>
+      <w:proofErr w:type="spellStart"/>
+      <w:r>
+        <w:t>самовнимания</w:t>
+      </w:r>
+      <w:proofErr w:type="spellEnd"/>
+      <w:r>
+        <w:t>. На третьем этапе каждой реплике присваивается дискретная метка тональности: позитивная, нейтральная или негативная.</w:t>
+      </w:r>
+    </w:p>
+    <w:p>
+      <w:r>
+        <w:t xml:space="preserve">Результаты текстового анализа асинхронно сохраняются в базе данных </w:t>
+      </w:r>
+      <w:proofErr w:type="spellStart"/>
+      <w:r>
+        <w:t>PostgreSQL</w:t>
+      </w:r>
+      <w:proofErr w:type="spellEnd"/>
+      <w:r>
+        <w:t xml:space="preserve"> в формате JSONB с привязкой к временным меткам и идентификатору спикера. Такая структура хранения позволяет на этапе формирования отчёта сопоставлять семантическую тональность речи с визуальными признаками (мимика) и акустическими характеристиками (голос), реализуя принцип мультимодального позднего слияния (</w:t>
+      </w:r>
+      <w:proofErr w:type="spellStart"/>
+      <w:r>
+        <w:t>late</w:t>
+      </w:r>
+      <w:proofErr w:type="spellEnd"/>
+      <w:r>
+        <w:t xml:space="preserve"> </w:t>
+      </w:r>
+      <w:proofErr w:type="spellStart"/>
+      <w:r>
+        <w:t>fusion</w:t>
+      </w:r>
+      <w:proofErr w:type="spellEnd"/>
+      <w:r>
+        <w:t>).</w:t>
       </w:r>
     </w:p>
     <w:p>
@@ -22651,7 +24377,31 @@
         <w:contextualSpacing/>
       </w:pPr>
       <w:r>
-        <w:t>Агрегация итогов встречи реализована в модуле отчётности. На текущем этапе применяется эвристический подход late fusion (позднее слияние): статистика эмоций, таймлайны активности, ключевые фразы из транскрипта и метрики вовлечённости объединяются по временным окнам.</w:t>
+        <w:t xml:space="preserve">Агрегация итогов встречи реализована в модуле отчётности. На текущем этапе применяется эвристический подход </w:t>
+      </w:r>
+      <w:proofErr w:type="spellStart"/>
+      <w:r>
+        <w:t>late</w:t>
+      </w:r>
+      <w:proofErr w:type="spellEnd"/>
+      <w:r>
+        <w:t xml:space="preserve"> </w:t>
+      </w:r>
+      <w:proofErr w:type="spellStart"/>
+      <w:r>
+        <w:t>fusion</w:t>
+      </w:r>
+      <w:proofErr w:type="spellEnd"/>
+      <w:r>
+        <w:t xml:space="preserve"> (позднее слияние): статистика эмоций, </w:t>
+      </w:r>
+      <w:proofErr w:type="spellStart"/>
+      <w:r>
+        <w:t>таймлайны</w:t>
+      </w:r>
+      <w:proofErr w:type="spellEnd"/>
+      <w:r>
+        <w:t xml:space="preserve"> активности, ключевые фразы из транскрипта и метрики вовлечённости объединяются по временным окнам.</w:t>
       </w:r>
     </w:p>
     <w:p>
@@ -22670,8 +24420,37 @@
           <w:numId w:val="4"/>
         </w:numPr>
       </w:pPr>
-      <w:r>
-        <w:t>Meeting summary – сводка по встрече: распределение эмоций (доли событий по категориям), текстовые highlights (ключевые моменты), рейтинг вовлечённости участников, покрытие (coverage) – доля времени, когда были доступны данные;</w:t>
+      <w:proofErr w:type="spellStart"/>
+      <w:r>
+        <w:t>Meeting</w:t>
+      </w:r>
+      <w:proofErr w:type="spellEnd"/>
+      <w:r>
+        <w:t xml:space="preserve"> </w:t>
+      </w:r>
+      <w:proofErr w:type="spellStart"/>
+      <w:r>
+        <w:t>summary</w:t>
+      </w:r>
+      <w:proofErr w:type="spellEnd"/>
+      <w:r>
+        <w:t xml:space="preserve"> – сводка по встрече: распределение эмоций (доли событий по категориям), текстовые </w:t>
+      </w:r>
+      <w:proofErr w:type="spellStart"/>
+      <w:r>
+        <w:t>highlights</w:t>
+      </w:r>
+      <w:proofErr w:type="spellEnd"/>
+      <w:r>
+        <w:t xml:space="preserve"> (ключевые моменты), рейтинг вовлечённости участников, покрытие (</w:t>
+      </w:r>
+      <w:proofErr w:type="spellStart"/>
+      <w:r>
+        <w:t>coverage</w:t>
+      </w:r>
+      <w:proofErr w:type="spellEnd"/>
+      <w:r>
+        <w:t>) – доля времени, когда были доступны данные;</w:t>
       </w:r>
     </w:p>
     <w:p>
@@ -22682,8 +24461,21 @@
           <w:numId w:val="4"/>
         </w:numPr>
       </w:pPr>
-      <w:r>
-        <w:t>Participant tiles – карточки участников с индивидуальной статистикой;</w:t>
+      <w:proofErr w:type="spellStart"/>
+      <w:r>
+        <w:t>Participant</w:t>
+      </w:r>
+      <w:proofErr w:type="spellEnd"/>
+      <w:r>
+        <w:t xml:space="preserve"> </w:t>
+      </w:r>
+      <w:proofErr w:type="spellStart"/>
+      <w:r>
+        <w:t>tiles</w:t>
+      </w:r>
+      <w:proofErr w:type="spellEnd"/>
+      <w:r>
+        <w:t xml:space="preserve"> – карточки участников с индивидуальной статистикой;</w:t>
       </w:r>
     </w:p>
     <w:p>
@@ -22694,8 +24486,13 @@
           <w:numId w:val="4"/>
         </w:numPr>
       </w:pPr>
-      <w:r>
-        <w:t>Timelines – временные шкалы изменения эмоций и активности;</w:t>
+      <w:proofErr w:type="spellStart"/>
+      <w:r>
+        <w:t>Timelines</w:t>
+      </w:r>
+      <w:proofErr w:type="spellEnd"/>
+      <w:r>
+        <w:t xml:space="preserve"> – временные шкалы изменения эмоций и активности;</w:t>
       </w:r>
     </w:p>
     <w:p>
@@ -22707,7 +24504,31 @@
         </w:numPr>
       </w:pPr>
       <w:r>
-        <w:t>Face tracking summary – сводка по трекингу лиц (при наличии данных от MediaPipe);</w:t>
+        <w:t xml:space="preserve">Face </w:t>
+      </w:r>
+      <w:proofErr w:type="spellStart"/>
+      <w:r>
+        <w:t>tracking</w:t>
+      </w:r>
+      <w:proofErr w:type="spellEnd"/>
+      <w:r>
+        <w:t xml:space="preserve"> </w:t>
+      </w:r>
+      <w:proofErr w:type="spellStart"/>
+      <w:r>
+        <w:t>summary</w:t>
+      </w:r>
+      <w:proofErr w:type="spellEnd"/>
+      <w:r>
+        <w:t xml:space="preserve"> – сводка по трекингу лиц (при наличии данных от </w:t>
+      </w:r>
+      <w:proofErr w:type="spellStart"/>
+      <w:r>
+        <w:t>MediaPipe</w:t>
+      </w:r>
+      <w:proofErr w:type="spellEnd"/>
+      <w:r>
+        <w:t>);</w:t>
       </w:r>
     </w:p>
     <w:p>
@@ -22718,9 +24539,14 @@
           <w:numId w:val="4"/>
         </w:numPr>
       </w:pPr>
+      <w:proofErr w:type="spellStart"/>
       <w:r>
         <w:lastRenderedPageBreak/>
-        <w:t>Observations – наблюдения и рекомендации.</w:t>
+        <w:t>Observations</w:t>
+      </w:r>
+      <w:proofErr w:type="spellEnd"/>
+      <w:r>
+        <w:t xml:space="preserve"> – наблюдения и рекомендации.</w:t>
       </w:r>
     </w:p>
     <w:p>
@@ -22755,7 +24581,15 @@
         <w:contextualSpacing/>
       </w:pPr>
       <w:r>
-        <w:t>В качестве СУБД выбрана PostgreSQL. Схема данных управляется через файловые миграции. Ключевые таблицы:</w:t>
+        <w:t xml:space="preserve">В качестве СУБД выбрана </w:t>
+      </w:r>
+      <w:proofErr w:type="spellStart"/>
+      <w:r>
+        <w:t>PostgreSQL</w:t>
+      </w:r>
+      <w:proofErr w:type="spellEnd"/>
+      <w:r>
+        <w:t>. Схема данных управляется через файловые миграции. Ключевые таблицы:</w:t>
       </w:r>
     </w:p>
     <w:p>
@@ -22845,7 +24679,31 @@
         <w:contextualSpacing/>
       </w:pPr>
       <w:r>
-        <w:t>Интеграция всех модулей обеспечивается согласованными контрактами обмена данными и оркестрацией через Docker Compose. Полный цикл работы системы выглядит следующим образом:</w:t>
+        <w:t xml:space="preserve">Интеграция всех модулей обеспечивается согласованными контрактами обмена данными и </w:t>
+      </w:r>
+      <w:proofErr w:type="spellStart"/>
+      <w:r>
+        <w:t>оркестрацией</w:t>
+      </w:r>
+      <w:proofErr w:type="spellEnd"/>
+      <w:r>
+        <w:t xml:space="preserve"> через </w:t>
+      </w:r>
+      <w:proofErr w:type="spellStart"/>
+      <w:r>
+        <w:t>Docker</w:t>
+      </w:r>
+      <w:proofErr w:type="spellEnd"/>
+      <w:r>
+        <w:t xml:space="preserve"> </w:t>
+      </w:r>
+      <w:proofErr w:type="spellStart"/>
+      <w:r>
+        <w:t>Compose</w:t>
+      </w:r>
+      <w:proofErr w:type="spellEnd"/>
+      <w:r>
+        <w:t>. Полный цикл работы системы выглядит следующим образом:</w:t>
       </w:r>
     </w:p>
     <w:p>
@@ -22870,7 +24728,15 @@
       </w:pPr>
       <w:r>
         <w:lastRenderedPageBreak/>
-        <w:t>Клиент устанавливает WebSocket-соединение, отправляет сообщение о присоединении, запускает захват аудио и периодический сбор кадров.</w:t>
+        <w:t xml:space="preserve">Клиент устанавливает </w:t>
+      </w:r>
+      <w:proofErr w:type="spellStart"/>
+      <w:r>
+        <w:t>WebSocket</w:t>
+      </w:r>
+      <w:proofErr w:type="spellEnd"/>
+      <w:r>
+        <w:t>-соединение, отправляет сообщение о присоединении, запускает захват аудио и периодический сбор кадров.</w:t>
       </w:r>
     </w:p>
     <w:p>
@@ -22894,7 +24760,15 @@
         <w:contextualSpacing/>
       </w:pPr>
       <w:r>
-        <w:t>Результаты анализа возвращаются на сервер, записываются в PostgreSQL и транслируются клиентам в реальном времени.</w:t>
+        <w:t xml:space="preserve">Результаты анализа возвращаются на сервер, записываются в </w:t>
+      </w:r>
+      <w:proofErr w:type="spellStart"/>
+      <w:r>
+        <w:t>PostgreSQL</w:t>
+      </w:r>
+      <w:proofErr w:type="spellEnd"/>
+      <w:r>
+        <w:t xml:space="preserve"> и транслируются клиентам в реальном времени.</w:t>
       </w:r>
     </w:p>
     <w:p>
@@ -22918,7 +24792,23 @@
         </w:numPr>
       </w:pPr>
       <w:r>
-        <w:t>Автоматизация процессов разработки реализована через CI/CD-пайплайн, который выполняет статический анализ кода, запуск модульных тестов и сборку Docker-образов. Такой подход обеспечивает воспроизводимость среды развёртывания и раннее выявление регрессионных ошибок.</w:t>
+        <w:t>Автоматизация процессов разработки реализована через CI/CD-</w:t>
+      </w:r>
+      <w:proofErr w:type="spellStart"/>
+      <w:r>
+        <w:t>пайплайн</w:t>
+      </w:r>
+      <w:proofErr w:type="spellEnd"/>
+      <w:r>
+        <w:t xml:space="preserve">, который выполняет статический анализ кода, запуск модульных тестов и сборку </w:t>
+      </w:r>
+      <w:proofErr w:type="spellStart"/>
+      <w:r>
+        <w:t>Docker</w:t>
+      </w:r>
+      <w:proofErr w:type="spellEnd"/>
+      <w:r>
+        <w:t>-образов. Такой подход обеспечивает воспроизводимость среды развёртывания и раннее выявление регрессионных ошибок.</w:t>
       </w:r>
     </w:p>
     <w:p>
@@ -22926,7 +24816,23 @@
         <w:contextualSpacing/>
       </w:pPr>
       <w:r>
-        <w:t>Разработанный программный комплекс прошёл тестирование на ключевых сценариях использования: безопасная авторизация, обмен медиаданными с минимальной задержкой, мультимодальный анализ в реальном времени и формирование структурированных отчётов. Модульная архитектура системы создаёт основу для дальнейшего развития: замены эвристических алгоритмов на обученные модели агрегации, добавления функции записи видеовстреч и расширения аналитических метрик без необходимости пересмотра базовой архитектуры</w:t>
+        <w:t xml:space="preserve">Разработанный программный комплекс прошёл тестирование на ключевых сценариях использования: безопасная авторизация, обмен </w:t>
+      </w:r>
+      <w:proofErr w:type="spellStart"/>
+      <w:r>
+        <w:t>медиаданными</w:t>
+      </w:r>
+      <w:proofErr w:type="spellEnd"/>
+      <w:r>
+        <w:t xml:space="preserve"> с минимальной задержкой, мультимодальный анализ в реальном времени и формирование структурированных отчётов. Модульная архитектура системы создаёт основу для дальнейшего развития: замены эвристических алгоритмов на обученные модели агрегации, добавления функции записи </w:t>
+      </w:r>
+      <w:proofErr w:type="spellStart"/>
+      <w:r>
+        <w:t>видеовстреч</w:t>
+      </w:r>
+      <w:proofErr w:type="spellEnd"/>
+      <w:r>
+        <w:t xml:space="preserve"> и расширения аналитических метрик без необходимости пересмотра базовой архитектуры</w:t>
       </w:r>
       <w:r>
         <w:t>.</w:t>
@@ -23015,7 +24921,39 @@
           <w:rFonts w:cs="Times New Roman"/>
           <w:lang w:bidi="ru-RU"/>
         </w:rPr>
-        <w:t>спроектирована и реализована клиент-серверная архитектура системы, обеспечивающая обмен медиаданными в режиме реального времени с использованием протокола WebSocket;</w:t>
+        <w:t xml:space="preserve">спроектирована и реализована клиент-серверная архитектура системы, обеспечивающая обмен </w:t>
+      </w:r>
+      <w:proofErr w:type="spellStart"/>
+      <w:r>
+        <w:rPr>
+          <w:rFonts w:cs="Times New Roman"/>
+          <w:lang w:bidi="ru-RU"/>
+        </w:rPr>
+        <w:t>медиаданными</w:t>
+      </w:r>
+      <w:proofErr w:type="spellEnd"/>
+      <w:r>
+        <w:rPr>
+          <w:rFonts w:cs="Times New Roman"/>
+          <w:lang w:bidi="ru-RU"/>
+        </w:rPr>
+        <w:t xml:space="preserve"> в режиме реального времени с использованием протокола </w:t>
+      </w:r>
+      <w:proofErr w:type="spellStart"/>
+      <w:r>
+        <w:rPr>
+          <w:rFonts w:cs="Times New Roman"/>
+          <w:lang w:bidi="ru-RU"/>
+        </w:rPr>
+        <w:t>WebSocket</w:t>
+      </w:r>
+      <w:proofErr w:type="spellEnd"/>
+      <w:r>
+        <w:rPr>
+          <w:rFonts w:cs="Times New Roman"/>
+          <w:lang w:bidi="ru-RU"/>
+        </w:rPr>
+        <w:t>;</w:t>
       </w:r>
     </w:p>
     <w:p>
@@ -23035,7 +24973,23 @@
           <w:rFonts w:cs="Times New Roman"/>
           <w:lang w:bidi="ru-RU"/>
         </w:rPr>
-        <w:t>разработан модуль аутентификации пользователей с применением токенов JWT, алгоритма хеширования bcrypt и механизмов защиты от подбора учётных данных;</w:t>
+        <w:t xml:space="preserve">разработан модуль аутентификации пользователей с применением токенов JWT, алгоритма хеширования </w:t>
+      </w:r>
+      <w:proofErr w:type="spellStart"/>
+      <w:r>
+        <w:rPr>
+          <w:rFonts w:cs="Times New Roman"/>
+          <w:lang w:bidi="ru-RU"/>
+        </w:rPr>
+        <w:t>bcrypt</w:t>
+      </w:r>
+      <w:proofErr w:type="spellEnd"/>
+      <w:r>
+        <w:rPr>
+          <w:rFonts w:cs="Times New Roman"/>
+          <w:lang w:bidi="ru-RU"/>
+        </w:rPr>
+        <w:t xml:space="preserve"> и механизмов защиты от подбора учётных данных;</w:t>
       </w:r>
     </w:p>
     <w:p>
@@ -23075,7 +25029,71 @@
           <w:rFonts w:cs="Times New Roman"/>
           <w:lang w:bidi="ru-RU"/>
         </w:rPr>
-        <w:t>интегрированы нейросетевые модели для детекции лиц и классификации базовых эмоциональных состояний (DeepFace, MediaPipe Face Landmarker), а также для автоматического распознавания речи (faster-whisper);</w:t>
+        <w:t>интегрированы нейросетевые модели для детекции лиц и классификации базовых эмоциональных состояний (</w:t>
+      </w:r>
+      <w:proofErr w:type="spellStart"/>
+      <w:r>
+        <w:rPr>
+          <w:rFonts w:cs="Times New Roman"/>
+          <w:lang w:bidi="ru-RU"/>
+        </w:rPr>
+        <w:t>DeepFace</w:t>
+      </w:r>
+      <w:proofErr w:type="spellEnd"/>
+      <w:r>
+        <w:rPr>
+          <w:rFonts w:cs="Times New Roman"/>
+          <w:lang w:bidi="ru-RU"/>
+        </w:rPr>
+        <w:t xml:space="preserve">, </w:t>
+      </w:r>
+      <w:proofErr w:type="spellStart"/>
+      <w:r>
+        <w:rPr>
+          <w:rFonts w:cs="Times New Roman"/>
+          <w:lang w:bidi="ru-RU"/>
+        </w:rPr>
+        <w:t>MediaPipe</w:t>
+      </w:r>
+      <w:proofErr w:type="spellEnd"/>
+      <w:r>
+        <w:rPr>
+          <w:rFonts w:cs="Times New Roman"/>
+          <w:lang w:bidi="ru-RU"/>
+        </w:rPr>
+        <w:t xml:space="preserve"> Face </w:t>
+      </w:r>
+      <w:proofErr w:type="spellStart"/>
+      <w:r>
+        <w:rPr>
+          <w:rFonts w:cs="Times New Roman"/>
+          <w:lang w:bidi="ru-RU"/>
+        </w:rPr>
+        <w:t>Landmarker</w:t>
+      </w:r>
+      <w:proofErr w:type="spellEnd"/>
+      <w:r>
+        <w:rPr>
+          <w:rFonts w:cs="Times New Roman"/>
+          <w:lang w:bidi="ru-RU"/>
+        </w:rPr>
+        <w:t>), а также для автоматического распознавания речи (</w:t>
+      </w:r>
+      <w:proofErr w:type="spellStart"/>
+      <w:r>
+        <w:rPr>
+          <w:rFonts w:cs="Times New Roman"/>
+          <w:lang w:bidi="ru-RU"/>
+        </w:rPr>
+        <w:t>faster-whisper</w:t>
+      </w:r>
+      <w:proofErr w:type="spellEnd"/>
+      <w:r>
+        <w:rPr>
+          <w:rFonts w:cs="Times New Roman"/>
+          <w:lang w:bidi="ru-RU"/>
+        </w:rPr>
+        <w:t>);</w:t>
       </w:r>
     </w:p>
     <w:p>
@@ -23115,7 +25133,39 @@
           <w:rFonts w:cs="Times New Roman"/>
           <w:lang w:bidi="ru-RU"/>
         </w:rPr>
-        <w:t>реализован эвристический механизм формирования аналитических отчётов (late fusion), обеспечивающий агрегацию статистики эмоциональных состояний, временных меток активности и ключевых фрагментов транскрипции.</w:t>
+        <w:t>реализован эвристический механизм формирования аналитических отчётов (</w:t>
+      </w:r>
+      <w:proofErr w:type="spellStart"/>
+      <w:r>
+        <w:rPr>
+          <w:rFonts w:cs="Times New Roman"/>
+          <w:lang w:bidi="ru-RU"/>
+        </w:rPr>
+        <w:t>late</w:t>
+      </w:r>
+      <w:proofErr w:type="spellEnd"/>
+      <w:r>
+        <w:rPr>
+          <w:rFonts w:cs="Times New Roman"/>
+          <w:lang w:bidi="ru-RU"/>
+        </w:rPr>
+        <w:t xml:space="preserve"> </w:t>
+      </w:r>
+      <w:proofErr w:type="spellStart"/>
+      <w:r>
+        <w:rPr>
+          <w:rFonts w:cs="Times New Roman"/>
+          <w:lang w:bidi="ru-RU"/>
+        </w:rPr>
+        <w:t>fusion</w:t>
+      </w:r>
+      <w:proofErr w:type="spellEnd"/>
+      <w:r>
+        <w:rPr>
+          <w:rFonts w:cs="Times New Roman"/>
+          <w:lang w:bidi="ru-RU"/>
+        </w:rPr>
+        <w:t>), обеспечивающий агрегацию статистики эмоциональных состояний, временных меток активности и ключевых фрагментов транскрипции.</w:t>
       </w:r>
     </w:p>
     <w:p>
@@ -23318,7 +25368,21 @@
         <w:rPr>
           <w:lang w:bidi="ru-RU"/>
         </w:rPr>
-        <w:t>Реализован серверный модуль управления сессиями на языке Go с поддержкой REST API и WebSocket-коммуникации.</w:t>
+        <w:t xml:space="preserve">Реализован серверный модуль управления сессиями на языке Go с поддержкой REST API и </w:t>
+      </w:r>
+      <w:proofErr w:type="spellStart"/>
+      <w:r>
+        <w:rPr>
+          <w:lang w:bidi="ru-RU"/>
+        </w:rPr>
+        <w:t>WebSocket</w:t>
+      </w:r>
+      <w:proofErr w:type="spellEnd"/>
+      <w:r>
+        <w:rPr>
+          <w:lang w:bidi="ru-RU"/>
+        </w:rPr>
+        <w:t>-коммуникации.</w:t>
       </w:r>
     </w:p>
     <w:p>
@@ -23336,7 +25400,35 @@
         <w:rPr>
           <w:lang w:bidi="ru-RU"/>
         </w:rPr>
-        <w:t>Разработан пользовательский интерфейс на базе React и TypeScript, обеспечивающий проведение видеоконференций и визуализацию аналитических данных.</w:t>
+        <w:t xml:space="preserve">Разработан пользовательский интерфейс на базе </w:t>
+      </w:r>
+      <w:proofErr w:type="spellStart"/>
+      <w:r>
+        <w:rPr>
+          <w:lang w:bidi="ru-RU"/>
+        </w:rPr>
+        <w:t>React</w:t>
+      </w:r>
+      <w:proofErr w:type="spellEnd"/>
+      <w:r>
+        <w:rPr>
+          <w:lang w:bidi="ru-RU"/>
+        </w:rPr>
+        <w:t xml:space="preserve"> и </w:t>
+      </w:r>
+      <w:proofErr w:type="spellStart"/>
+      <w:r>
+        <w:rPr>
+          <w:lang w:bidi="ru-RU"/>
+        </w:rPr>
+        <w:t>TypeScript</w:t>
+      </w:r>
+      <w:proofErr w:type="spellEnd"/>
+      <w:r>
+        <w:rPr>
+          <w:lang w:bidi="ru-RU"/>
+        </w:rPr>
+        <w:t>, обеспечивающий проведение видеоконференций и визуализацию аналитических данных.</w:t>
       </w:r>
     </w:p>
     <w:p>
@@ -23354,7 +25446,63 @@
         <w:rPr>
           <w:lang w:bidi="ru-RU"/>
         </w:rPr>
-        <w:t>Реализованы модули искусственного интеллекта для анализа выражений лица (DeepFace, MediaPipe) и распознавания речи (Whisper / faster-whisper).</w:t>
+        <w:t>Реализованы модули искусственного интеллекта для анализа выражений лица (</w:t>
+      </w:r>
+      <w:proofErr w:type="spellStart"/>
+      <w:r>
+        <w:rPr>
+          <w:lang w:bidi="ru-RU"/>
+        </w:rPr>
+        <w:t>DeepFace</w:t>
+      </w:r>
+      <w:proofErr w:type="spellEnd"/>
+      <w:r>
+        <w:rPr>
+          <w:lang w:bidi="ru-RU"/>
+        </w:rPr>
+        <w:t xml:space="preserve">, </w:t>
+      </w:r>
+      <w:proofErr w:type="spellStart"/>
+      <w:r>
+        <w:rPr>
+          <w:lang w:bidi="ru-RU"/>
+        </w:rPr>
+        <w:t>MediaPipe</w:t>
+      </w:r>
+      <w:proofErr w:type="spellEnd"/>
+      <w:r>
+        <w:rPr>
+          <w:lang w:bidi="ru-RU"/>
+        </w:rPr>
+        <w:t>) и распознавания речи (</w:t>
+      </w:r>
+      <w:proofErr w:type="spellStart"/>
+      <w:r>
+        <w:rPr>
+          <w:lang w:bidi="ru-RU"/>
+        </w:rPr>
+        <w:t>Whisper</w:t>
+      </w:r>
+      <w:proofErr w:type="spellEnd"/>
+      <w:r>
+        <w:rPr>
+          <w:lang w:bidi="ru-RU"/>
+        </w:rPr>
+        <w:t xml:space="preserve"> / </w:t>
+      </w:r>
+      <w:proofErr w:type="spellStart"/>
+      <w:r>
+        <w:rPr>
+          <w:lang w:bidi="ru-RU"/>
+        </w:rPr>
+        <w:t>faster-whisper</w:t>
+      </w:r>
+      <w:proofErr w:type="spellEnd"/>
+      <w:r>
+        <w:rPr>
+          <w:lang w:bidi="ru-RU"/>
+        </w:rPr>
+        <w:t>).</w:t>
       </w:r>
     </w:p>
     <w:p>
@@ -23372,7 +25520,21 @@
         <w:rPr>
           <w:lang w:bidi="ru-RU"/>
         </w:rPr>
-        <w:t>Спроектирован и реализован механизм хранения мультимодальных данных в СУБД PostgreSQL с использованием формата JSONB.</w:t>
+        <w:t xml:space="preserve">Спроектирован и реализован механизм хранения мультимодальных данных в СУБД </w:t>
+      </w:r>
+      <w:proofErr w:type="spellStart"/>
+      <w:r>
+        <w:rPr>
+          <w:lang w:bidi="ru-RU"/>
+        </w:rPr>
+        <w:t>PostgreSQL</w:t>
+      </w:r>
+      <w:proofErr w:type="spellEnd"/>
+      <w:r>
+        <w:rPr>
+          <w:lang w:bidi="ru-RU"/>
+        </w:rPr>
+        <w:t xml:space="preserve"> с использованием формата JSONB.</w:t>
       </w:r>
     </w:p>
     <w:p>
@@ -23390,7 +25552,35 @@
         <w:rPr>
           <w:lang w:bidi="ru-RU"/>
         </w:rPr>
-        <w:t>Разработан модуль формирования аналитических отчётов на основе эвристического объединения (late fusion) признаков.</w:t>
+        <w:t>Разработан модуль формирования аналитических отчётов на основе эвристического объединения (</w:t>
+      </w:r>
+      <w:proofErr w:type="spellStart"/>
+      <w:r>
+        <w:rPr>
+          <w:lang w:bidi="ru-RU"/>
+        </w:rPr>
+        <w:t>late</w:t>
+      </w:r>
+      <w:proofErr w:type="spellEnd"/>
+      <w:r>
+        <w:rPr>
+          <w:lang w:bidi="ru-RU"/>
+        </w:rPr>
+        <w:t xml:space="preserve"> </w:t>
+      </w:r>
+      <w:proofErr w:type="spellStart"/>
+      <w:r>
+        <w:rPr>
+          <w:lang w:bidi="ru-RU"/>
+        </w:rPr>
+        <w:t>fusion</w:t>
+      </w:r>
+      <w:proofErr w:type="spellEnd"/>
+      <w:r>
+        <w:rPr>
+          <w:lang w:bidi="ru-RU"/>
+        </w:rPr>
+        <w:t>) признаков.</w:t>
       </w:r>
     </w:p>
     <w:p>
@@ -23409,7 +25599,35 @@
           <w:lang w:bidi="ru-RU"/>
         </w:rPr>
         <w:lastRenderedPageBreak/>
-        <w:t>Обеспечена интеграция всех компонентов системы с использованием Docker Compose и проведено комплексное тестирование основных сценариев работы.</w:t>
+        <w:t xml:space="preserve">Обеспечена интеграция всех компонентов системы с использованием </w:t>
+      </w:r>
+      <w:proofErr w:type="spellStart"/>
+      <w:r>
+        <w:rPr>
+          <w:lang w:bidi="ru-RU"/>
+        </w:rPr>
+        <w:t>Docker</w:t>
+      </w:r>
+      <w:proofErr w:type="spellEnd"/>
+      <w:r>
+        <w:rPr>
+          <w:lang w:bidi="ru-RU"/>
+        </w:rPr>
+        <w:t xml:space="preserve"> </w:t>
+      </w:r>
+      <w:proofErr w:type="spellStart"/>
+      <w:r>
+        <w:rPr>
+          <w:lang w:bidi="ru-RU"/>
+        </w:rPr>
+        <w:t>Compose</w:t>
+      </w:r>
+      <w:proofErr w:type="spellEnd"/>
+      <w:r>
+        <w:rPr>
+          <w:lang w:bidi="ru-RU"/>
+        </w:rPr>
+        <w:t xml:space="preserve"> и проведено комплексное тестирование основных сценариев работы.</w:t>
       </w:r>
     </w:p>
     <w:p>
@@ -23451,7 +25669,35 @@
         <w:rPr>
           <w:lang w:bidi="ru-RU"/>
         </w:rPr>
-        <w:t>Перспективы дальнейшего развития проекта включают замену эвристического механизма формирования отчётов на нейросетевую модель агрегации признаков, оптимизацию потоковой транскрибации речи (streaming ASR), реализацию функции записи и последующего анализа видеоконференций, а также расширение аналитических метрик за счёт интеграции с корпоративными HRM-системами и инструментами управления проектами.</w:t>
+        <w:t xml:space="preserve">Перспективы дальнейшего развития проекта включают замену эвристического механизма формирования отчётов на нейросетевую модель агрегации признаков, оптимизацию потоковой </w:t>
+      </w:r>
+      <w:proofErr w:type="spellStart"/>
+      <w:r>
+        <w:rPr>
+          <w:lang w:bidi="ru-RU"/>
+        </w:rPr>
+        <w:t>транскрибации</w:t>
+      </w:r>
+      <w:proofErr w:type="spellEnd"/>
+      <w:r>
+        <w:rPr>
+          <w:lang w:bidi="ru-RU"/>
+        </w:rPr>
+        <w:t xml:space="preserve"> речи (</w:t>
+      </w:r>
+      <w:proofErr w:type="spellStart"/>
+      <w:r>
+        <w:rPr>
+          <w:lang w:bidi="ru-RU"/>
+        </w:rPr>
+        <w:t>streaming</w:t>
+      </w:r>
+      <w:proofErr w:type="spellEnd"/>
+      <w:r>
+        <w:rPr>
+          <w:lang w:bidi="ru-RU"/>
+        </w:rPr>
+        <w:t xml:space="preserve"> ASR), реализацию функции записи и последующего анализа видеоконференций, а также расширение аналитических метрик за счёт интеграции с корпоративными HRM-системами и инструментами управления проектами.</w:t>
       </w:r>
     </w:p>
     <w:p>
@@ -23527,12 +25773,37 @@
           <w:lang w:val="en-US" w:bidi="ru-RU"/>
         </w:rPr>
       </w:pPr>
+      <w:proofErr w:type="spellStart"/>
       <w:r>
         <w:rPr>
           <w:rFonts w:cs="Times New Roman"/>
           <w:lang w:val="en-US" w:bidi="ru-RU"/>
         </w:rPr>
-        <w:t>Bradski G., Kaehler A. Learning OpenCV: Computer Vision with the OpenCV Library. – Sebastopol : O’Reilly Media, 2008. – 555 p. – ISBN 978-0-596-51613-0.</w:t>
+        <w:t>Bradski</w:t>
+      </w:r>
+      <w:proofErr w:type="spellEnd"/>
+      <w:r>
+        <w:rPr>
+          <w:rFonts w:cs="Times New Roman"/>
+          <w:lang w:val="en-US" w:bidi="ru-RU"/>
+        </w:rPr>
+        <w:t xml:space="preserve"> G., </w:t>
+      </w:r>
+      <w:proofErr w:type="spellStart"/>
+      <w:r>
+        <w:rPr>
+          <w:rFonts w:cs="Times New Roman"/>
+          <w:lang w:val="en-US" w:bidi="ru-RU"/>
+        </w:rPr>
+        <w:t>Kaehler</w:t>
+      </w:r>
+      <w:proofErr w:type="spellEnd"/>
+      <w:r>
+        <w:rPr>
+          <w:rFonts w:cs="Times New Roman"/>
+          <w:lang w:val="en-US" w:bidi="ru-RU"/>
+        </w:rPr>
+        <w:t xml:space="preserve"> A. Learning OpenCV: Computer Vision with the OpenCV Library. – Sebastopol : O’Reilly Media, 2008. – 555 p. – ISBN 978-0-596-51613-0.</w:t>
       </w:r>
     </w:p>
     <w:p>
@@ -23553,7 +25824,71 @@
           <w:rFonts w:cs="Times New Roman"/>
           <w:lang w:val="en-US" w:bidi="ru-RU"/>
         </w:rPr>
-        <w:t>Vaswani A., Shazeer N., Parmar N. et al. Attention Is All You Need // Advances in Neural Information Processing Systems (NeurIPS). – 2017. – Vol. 30. – URL: https://arxiv.org/abs/1706.03762 (дата обращения: 10.05.2026).</w:t>
+        <w:t xml:space="preserve">Vaswani A., </w:t>
+      </w:r>
+      <w:proofErr w:type="spellStart"/>
+      <w:r>
+        <w:rPr>
+          <w:rFonts w:cs="Times New Roman"/>
+          <w:lang w:val="en-US" w:bidi="ru-RU"/>
+        </w:rPr>
+        <w:t>Shazeer</w:t>
+      </w:r>
+      <w:proofErr w:type="spellEnd"/>
+      <w:r>
+        <w:rPr>
+          <w:rFonts w:cs="Times New Roman"/>
+          <w:lang w:val="en-US" w:bidi="ru-RU"/>
+        </w:rPr>
+        <w:t xml:space="preserve"> N., Parmar N. et al. Attention Is All You Need // Advances in Neural Information Processing Systems (</w:t>
+      </w:r>
+      <w:proofErr w:type="spellStart"/>
+      <w:r>
+        <w:rPr>
+          <w:rFonts w:cs="Times New Roman"/>
+          <w:lang w:val="en-US" w:bidi="ru-RU"/>
+        </w:rPr>
+        <w:t>NeurIPS</w:t>
+      </w:r>
+      <w:proofErr w:type="spellEnd"/>
+      <w:r>
+        <w:rPr>
+          <w:rFonts w:cs="Times New Roman"/>
+          <w:lang w:val="en-US" w:bidi="ru-RU"/>
+        </w:rPr>
+        <w:t>). – 2017. – Vol. 30. – URL: https://arxiv.org/abs/1706.03762 (</w:t>
+      </w:r>
+      <w:proofErr w:type="spellStart"/>
+      <w:r>
+        <w:rPr>
+          <w:rFonts w:cs="Times New Roman"/>
+          <w:lang w:val="en-US" w:bidi="ru-RU"/>
+        </w:rPr>
+        <w:t>дата</w:t>
+      </w:r>
+      <w:proofErr w:type="spellEnd"/>
+      <w:r>
+        <w:rPr>
+          <w:rFonts w:cs="Times New Roman"/>
+          <w:lang w:val="en-US" w:bidi="ru-RU"/>
+        </w:rPr>
+        <w:t xml:space="preserve"> </w:t>
+      </w:r>
+      <w:proofErr w:type="spellStart"/>
+      <w:r>
+        <w:rPr>
+          <w:rFonts w:cs="Times New Roman"/>
+          <w:lang w:val="en-US" w:bidi="ru-RU"/>
+        </w:rPr>
+        <w:t>обращения</w:t>
+      </w:r>
+      <w:proofErr w:type="spellEnd"/>
+      <w:r>
+        <w:rPr>
+          <w:rFonts w:cs="Times New Roman"/>
+          <w:lang w:val="en-US" w:bidi="ru-RU"/>
+        </w:rPr>
+        <w:t>: 10.05.2026).</w:t>
       </w:r>
       <w:bookmarkEnd w:id="72"/>
     </w:p>
@@ -23575,7 +25910,39 @@
           <w:rFonts w:cs="Times New Roman"/>
           <w:lang w:val="en-US" w:bidi="ru-RU"/>
         </w:rPr>
-        <w:t>Radford A., Kim J. W., Xu T. et al. Robust Speech Recognition via Large-Scale Weak Supervision // Proceedings of the 40th International Conference on Machine Learning (ICML). – 2023. – URL: https://arxiv.org/abs/2212.04356 (дата обращения: 10.05.2026).</w:t>
+        <w:t>Radford A., Kim J. W., Xu T. et al. Robust Speech Recognition via Large-Scale Weak Supervision // Proceedings of the 40th International Conference on Machine Learning (ICML). – 2023. – URL: https://arxiv.org/abs/2212.04356 (</w:t>
+      </w:r>
+      <w:proofErr w:type="spellStart"/>
+      <w:r>
+        <w:rPr>
+          <w:rFonts w:cs="Times New Roman"/>
+          <w:lang w:val="en-US" w:bidi="ru-RU"/>
+        </w:rPr>
+        <w:t>дата</w:t>
+      </w:r>
+      <w:proofErr w:type="spellEnd"/>
+      <w:r>
+        <w:rPr>
+          <w:rFonts w:cs="Times New Roman"/>
+          <w:lang w:val="en-US" w:bidi="ru-RU"/>
+        </w:rPr>
+        <w:t xml:space="preserve"> </w:t>
+      </w:r>
+      <w:proofErr w:type="spellStart"/>
+      <w:r>
+        <w:rPr>
+          <w:rFonts w:cs="Times New Roman"/>
+          <w:lang w:val="en-US" w:bidi="ru-RU"/>
+        </w:rPr>
+        <w:t>обращения</w:t>
+      </w:r>
+      <w:proofErr w:type="spellEnd"/>
+      <w:r>
+        <w:rPr>
+          <w:rFonts w:cs="Times New Roman"/>
+          <w:lang w:val="en-US" w:bidi="ru-RU"/>
+        </w:rPr>
+        <w:t>: 10.05.2026).</w:t>
       </w:r>
       <w:bookmarkEnd w:id="73"/>
     </w:p>
@@ -23597,7 +25964,55 @@
           <w:rFonts w:cs="Times New Roman"/>
           <w:lang w:val="en-US" w:bidi="ru-RU"/>
         </w:rPr>
-        <w:t>Zhang K., Zhang Z., Li Z., Qiao Y. Joint Face Detection and Alignment Using Multi-Task Cascaded Convolutional Networks // IEEE Signal Processing Letters. – 2016. – Vol. 23, № 10. – P. 1499–1503. – URL: https://arxiv.org/abs/1604.02878 (дата обращения: 10.05.2026).</w:t>
+        <w:t xml:space="preserve">Zhang K., Zhang Z., Li Z., </w:t>
+      </w:r>
+      <w:proofErr w:type="spellStart"/>
+      <w:r>
+        <w:rPr>
+          <w:rFonts w:cs="Times New Roman"/>
+          <w:lang w:val="en-US" w:bidi="ru-RU"/>
+        </w:rPr>
+        <w:t>Qiao</w:t>
+      </w:r>
+      <w:proofErr w:type="spellEnd"/>
+      <w:r>
+        <w:rPr>
+          <w:rFonts w:cs="Times New Roman"/>
+          <w:lang w:val="en-US" w:bidi="ru-RU"/>
+        </w:rPr>
+        <w:t xml:space="preserve"> Y. Joint Face Detection and Alignment Using Multi-Task Cascaded Convolutional Networks // IEEE Signal Processing Letters. – 2016. – Vol. 23, № 10. – P. 1499–1503. – URL: https://arxiv.org/abs/1604.02878 (</w:t>
+      </w:r>
+      <w:proofErr w:type="spellStart"/>
+      <w:r>
+        <w:rPr>
+          <w:rFonts w:cs="Times New Roman"/>
+          <w:lang w:val="en-US" w:bidi="ru-RU"/>
+        </w:rPr>
+        <w:t>дата</w:t>
+      </w:r>
+      <w:proofErr w:type="spellEnd"/>
+      <w:r>
+        <w:rPr>
+          <w:rFonts w:cs="Times New Roman"/>
+          <w:lang w:val="en-US" w:bidi="ru-RU"/>
+        </w:rPr>
+        <w:t xml:space="preserve"> </w:t>
+      </w:r>
+      <w:proofErr w:type="spellStart"/>
+      <w:r>
+        <w:rPr>
+          <w:rFonts w:cs="Times New Roman"/>
+          <w:lang w:val="en-US" w:bidi="ru-RU"/>
+        </w:rPr>
+        <w:t>обращения</w:t>
+      </w:r>
+      <w:proofErr w:type="spellEnd"/>
+      <w:r>
+        <w:rPr>
+          <w:rFonts w:cs="Times New Roman"/>
+          <w:lang w:val="en-US" w:bidi="ru-RU"/>
+        </w:rPr>
+        <w:t>: 10.05.2026).</w:t>
       </w:r>
       <w:bookmarkEnd w:id="74"/>
     </w:p>
@@ -23614,12 +26029,69 @@
         </w:rPr>
       </w:pPr>
       <w:bookmarkStart w:id="75" w:name="_Ref229768360"/>
+      <w:proofErr w:type="spellStart"/>
       <w:r>
         <w:rPr>
           <w:rFonts w:cs="Times New Roman"/>
           <w:lang w:val="en-US" w:bidi="ru-RU"/>
         </w:rPr>
-        <w:t>Parkhi O. M., Vedaldi A., Zisserman A. Deep Face Recognition // Proceedings of the British Machine Vision Conference (BMVC). – 2015. – URL: https://www.robots.ox.ac.uk/~vgg/publications/2015/Parkhi15/parkhi15.pdf (дата обращения: 10.05.2026).</w:t>
+        <w:t>Parkhi</w:t>
+      </w:r>
+      <w:proofErr w:type="spellEnd"/>
+      <w:r>
+        <w:rPr>
+          <w:rFonts w:cs="Times New Roman"/>
+          <w:lang w:val="en-US" w:bidi="ru-RU"/>
+        </w:rPr>
+        <w:t xml:space="preserve"> O. M., </w:t>
+      </w:r>
+      <w:proofErr w:type="spellStart"/>
+      <w:r>
+        <w:rPr>
+          <w:rFonts w:cs="Times New Roman"/>
+          <w:lang w:val="en-US" w:bidi="ru-RU"/>
+        </w:rPr>
+        <w:t>Vedaldi</w:t>
+      </w:r>
+      <w:proofErr w:type="spellEnd"/>
+      <w:r>
+        <w:rPr>
+          <w:rFonts w:cs="Times New Roman"/>
+          <w:lang w:val="en-US" w:bidi="ru-RU"/>
+        </w:rPr>
+        <w:t xml:space="preserve"> A., Zisserman A. Deep Face Recognition // Proceedings of the British Machine Vision Conference (BMVC). – 2015. – URL: https://www.robots.ox.ac.uk/~vgg/publications/2015/Parkhi15/parkhi15.pdf (</w:t>
+      </w:r>
+      <w:proofErr w:type="spellStart"/>
+      <w:r>
+        <w:rPr>
+          <w:rFonts w:cs="Times New Roman"/>
+          <w:lang w:val="en-US" w:bidi="ru-RU"/>
+        </w:rPr>
+        <w:t>дата</w:t>
+      </w:r>
+      <w:proofErr w:type="spellEnd"/>
+      <w:r>
+        <w:rPr>
+          <w:rFonts w:cs="Times New Roman"/>
+          <w:lang w:val="en-US" w:bidi="ru-RU"/>
+        </w:rPr>
+        <w:t xml:space="preserve"> </w:t>
+      </w:r>
+      <w:proofErr w:type="spellStart"/>
+      <w:r>
+        <w:rPr>
+          <w:rFonts w:cs="Times New Roman"/>
+          <w:lang w:val="en-US" w:bidi="ru-RU"/>
+        </w:rPr>
+        <w:t>обращения</w:t>
+      </w:r>
+      <w:proofErr w:type="spellEnd"/>
+      <w:r>
+        <w:rPr>
+          <w:rFonts w:cs="Times New Roman"/>
+          <w:lang w:val="en-US" w:bidi="ru-RU"/>
+        </w:rPr>
+        <w:t>: 10.05.2026).</w:t>
       </w:r>
       <w:bookmarkEnd w:id="75"/>
     </w:p>
@@ -23672,6 +26144,7 @@
         </w:rPr>
         <w:t xml:space="preserve"> </w:t>
       </w:r>
+      <w:proofErr w:type="spellStart"/>
       <w:r>
         <w:rPr>
           <w:rFonts w:cs="Times New Roman"/>
@@ -23679,6 +26152,7 @@
         </w:rPr>
         <w:t>MediaPipe</w:t>
       </w:r>
+      <w:proofErr w:type="spellEnd"/>
       <w:r>
         <w:rPr>
           <w:rFonts w:cs="Times New Roman"/>
@@ -23700,6 +26174,7 @@
         </w:rPr>
         <w:t xml:space="preserve"> </w:t>
       </w:r>
+      <w:proofErr w:type="spellStart"/>
       <w:r>
         <w:rPr>
           <w:rFonts w:cs="Times New Roman"/>
@@ -23707,6 +26182,7 @@
         </w:rPr>
         <w:t>Landmarker</w:t>
       </w:r>
+      <w:proofErr w:type="spellEnd"/>
       <w:r>
         <w:rPr>
           <w:rFonts w:cs="Times New Roman"/>
@@ -24189,13 +26665,54 @@
           <w:lang w:bidi="ru-RU"/>
         </w:rPr>
       </w:pPr>
+      <w:proofErr w:type="spellStart"/>
       <w:r>
         <w:rPr>
           <w:rFonts w:cs="Times New Roman"/>
           <w:lang w:bidi="ru-RU"/>
         </w:rPr>
         <w:lastRenderedPageBreak/>
-        <w:t>Катасев, А. С. Сверточные нейросетевые модели распознавания эмоций человека по фотографии / А. С. Катасев, З. Р. Ханова // Вестник Технологического университета. – 2023. – Т. 26, № 4. – С. 76–81. – DOI 10.55421/1998-7072_2023_26_4_76. – EDN MENHPN.</w:t>
+        <w:t>Катасев</w:t>
+      </w:r>
+      <w:proofErr w:type="spellEnd"/>
+      <w:r>
+        <w:rPr>
+          <w:rFonts w:cs="Times New Roman"/>
+          <w:lang w:bidi="ru-RU"/>
+        </w:rPr>
+        <w:t xml:space="preserve">, А. С. </w:t>
+      </w:r>
+      <w:proofErr w:type="spellStart"/>
+      <w:r>
+        <w:rPr>
+          <w:rFonts w:cs="Times New Roman"/>
+          <w:lang w:bidi="ru-RU"/>
+        </w:rPr>
+        <w:t>Сверточные</w:t>
+      </w:r>
+      <w:proofErr w:type="spellEnd"/>
+      <w:r>
+        <w:rPr>
+          <w:rFonts w:cs="Times New Roman"/>
+          <w:lang w:bidi="ru-RU"/>
+        </w:rPr>
+        <w:t xml:space="preserve"> нейросетевые модели распознавания эмоций человека по фотографии / А. С. </w:t>
+      </w:r>
+      <w:proofErr w:type="spellStart"/>
+      <w:r>
+        <w:rPr>
+          <w:rFonts w:cs="Times New Roman"/>
+          <w:lang w:bidi="ru-RU"/>
+        </w:rPr>
+        <w:t>Катасев</w:t>
+      </w:r>
+      <w:proofErr w:type="spellEnd"/>
+      <w:r>
+        <w:rPr>
+          <w:rFonts w:cs="Times New Roman"/>
+          <w:lang w:bidi="ru-RU"/>
+        </w:rPr>
+        <w:t>, З. Р. Ханова // Вестник Технологического университета. – 2023. – Т. 26, № 4. – С. 76–81. – DOI 10.55421/1998-7072_2023_26_4_76. – EDN MENHPN.</w:t>
       </w:r>
     </w:p>
     <w:p>
@@ -24215,7 +26732,23 @@
           <w:rFonts w:cs="Times New Roman"/>
           <w:lang w:bidi="ru-RU"/>
         </w:rPr>
-        <w:t>Семенюк, В. В. Разработка алгоритма распознавания эмоций человека с использованием сверточной нейронной сети средствами Python / В. В. Семенюк, М. В. Складчиков // Инженерный вестник Дона. – 2023. – № 12(108). – С. 231–245. – EDN TBESZT.</w:t>
+        <w:t xml:space="preserve">Семенюк, В. В. Разработка алгоритма распознавания эмоций человека с использованием </w:t>
+      </w:r>
+      <w:proofErr w:type="spellStart"/>
+      <w:r>
+        <w:rPr>
+          <w:rFonts w:cs="Times New Roman"/>
+          <w:lang w:bidi="ru-RU"/>
+        </w:rPr>
+        <w:t>сверточной</w:t>
+      </w:r>
+      <w:proofErr w:type="spellEnd"/>
+      <w:r>
+        <w:rPr>
+          <w:rFonts w:cs="Times New Roman"/>
+          <w:lang w:bidi="ru-RU"/>
+        </w:rPr>
+        <w:t xml:space="preserve"> нейронной сети средствами Python / В. В. Семенюк, М. В. Складчиков // Инженерный вестник Дона. – 2023. – № 12(108). – С. 231–245. – EDN TBESZT.</w:t>
       </w:r>
     </w:p>
     <w:p>
@@ -24255,7 +26788,55 @@
           <w:rFonts w:cs="Times New Roman"/>
           <w:lang w:val="en-US" w:bidi="ru-RU"/>
         </w:rPr>
-        <w:t>Sanh V., Debut L., Chaumond J., Wolf T. DistilBERT, a distilled version of BERT: smaller, faster, cheaper and lighter // arXiv preprint arXiv:1910.01108. – 2019. – URL: https://arxiv.org/abs/1910.01108 (</w:t>
+        <w:t xml:space="preserve">Sanh V., Debut L., </w:t>
+      </w:r>
+      <w:proofErr w:type="spellStart"/>
+      <w:r>
+        <w:rPr>
+          <w:rFonts w:cs="Times New Roman"/>
+          <w:lang w:val="en-US" w:bidi="ru-RU"/>
+        </w:rPr>
+        <w:t>Chaumond</w:t>
+      </w:r>
+      <w:proofErr w:type="spellEnd"/>
+      <w:r>
+        <w:rPr>
+          <w:rFonts w:cs="Times New Roman"/>
+          <w:lang w:val="en-US" w:bidi="ru-RU"/>
+        </w:rPr>
+        <w:t xml:space="preserve"> J., Wolf T. </w:t>
+      </w:r>
+      <w:proofErr w:type="spellStart"/>
+      <w:r>
+        <w:rPr>
+          <w:rFonts w:cs="Times New Roman"/>
+          <w:lang w:val="en-US" w:bidi="ru-RU"/>
+        </w:rPr>
+        <w:t>DistilBERT</w:t>
+      </w:r>
+      <w:proofErr w:type="spellEnd"/>
+      <w:r>
+        <w:rPr>
+          <w:rFonts w:cs="Times New Roman"/>
+          <w:lang w:val="en-US" w:bidi="ru-RU"/>
+        </w:rPr>
+        <w:t xml:space="preserve">, a distilled version of BERT: smaller, faster, cheaper and lighter // </w:t>
+      </w:r>
+      <w:proofErr w:type="spellStart"/>
+      <w:r>
+        <w:rPr>
+          <w:rFonts w:cs="Times New Roman"/>
+          <w:lang w:val="en-US" w:bidi="ru-RU"/>
+        </w:rPr>
+        <w:t>arXiv</w:t>
+      </w:r>
+      <w:proofErr w:type="spellEnd"/>
+      <w:r>
+        <w:rPr>
+          <w:rFonts w:cs="Times New Roman"/>
+          <w:lang w:val="en-US" w:bidi="ru-RU"/>
+        </w:rPr>
+        <w:t xml:space="preserve"> preprint arXiv:1910.01108. – 2019. – URL: https://arxiv.org/abs/1910.01108 (</w:t>
       </w:r>
       <w:r>
         <w:rPr>
@@ -24298,12 +26879,21 @@
           <w:lang w:bidi="ru-RU"/>
         </w:rPr>
       </w:pPr>
+      <w:proofErr w:type="spellStart"/>
       <w:r>
         <w:rPr>
           <w:rFonts w:cs="Times New Roman"/>
           <w:lang w:bidi="ru-RU"/>
         </w:rPr>
-        <w:t>Docker [Электронный ресурс]. – URL: https://www.docker.com (дата обращения: 10.05.2026).</w:t>
+        <w:t>Docker</w:t>
+      </w:r>
+      <w:proofErr w:type="spellEnd"/>
+      <w:r>
+        <w:rPr>
+          <w:rFonts w:cs="Times New Roman"/>
+          <w:lang w:bidi="ru-RU"/>
+        </w:rPr>
+        <w:t xml:space="preserve"> [Электронный ресурс]. – URL: https://www.docker.com (дата обращения: 10.05.2026).</w:t>
       </w:r>
     </w:p>
     <w:p>
@@ -24323,7 +26913,71 @@
           <w:rFonts w:cs="Times New Roman"/>
           <w:lang w:val="en-US" w:bidi="ru-RU"/>
         </w:rPr>
-        <w:t>The Go Programming Language: офиц. сайт. – URL: https://go.dev (дата обращения: 10.05.2026).</w:t>
+        <w:t xml:space="preserve">The Go Programming Language: </w:t>
+      </w:r>
+      <w:proofErr w:type="spellStart"/>
+      <w:r>
+        <w:rPr>
+          <w:rFonts w:cs="Times New Roman"/>
+          <w:lang w:val="en-US" w:bidi="ru-RU"/>
+        </w:rPr>
+        <w:t>офиц</w:t>
+      </w:r>
+      <w:proofErr w:type="spellEnd"/>
+      <w:r>
+        <w:rPr>
+          <w:rFonts w:cs="Times New Roman"/>
+          <w:lang w:val="en-US" w:bidi="ru-RU"/>
+        </w:rPr>
+        <w:t xml:space="preserve">. </w:t>
+      </w:r>
+      <w:proofErr w:type="spellStart"/>
+      <w:r>
+        <w:rPr>
+          <w:rFonts w:cs="Times New Roman"/>
+          <w:lang w:val="en-US" w:bidi="ru-RU"/>
+        </w:rPr>
+        <w:t>сайт</w:t>
+      </w:r>
+      <w:proofErr w:type="spellEnd"/>
+      <w:r>
+        <w:rPr>
+          <w:rFonts w:cs="Times New Roman"/>
+          <w:lang w:val="en-US" w:bidi="ru-RU"/>
+        </w:rPr>
+        <w:t>. – URL: https://go.dev (</w:t>
+      </w:r>
+      <w:proofErr w:type="spellStart"/>
+      <w:r>
+        <w:rPr>
+          <w:rFonts w:cs="Times New Roman"/>
+          <w:lang w:val="en-US" w:bidi="ru-RU"/>
+        </w:rPr>
+        <w:t>дата</w:t>
+      </w:r>
+      <w:proofErr w:type="spellEnd"/>
+      <w:r>
+        <w:rPr>
+          <w:rFonts w:cs="Times New Roman"/>
+          <w:lang w:val="en-US" w:bidi="ru-RU"/>
+        </w:rPr>
+        <w:t xml:space="preserve"> </w:t>
+      </w:r>
+      <w:proofErr w:type="spellStart"/>
+      <w:r>
+        <w:rPr>
+          <w:rFonts w:cs="Times New Roman"/>
+          <w:lang w:val="en-US" w:bidi="ru-RU"/>
+        </w:rPr>
+        <w:t>обращения</w:t>
+      </w:r>
+      <w:proofErr w:type="spellEnd"/>
+      <w:r>
+        <w:rPr>
+          <w:rFonts w:cs="Times New Roman"/>
+          <w:lang w:val="en-US" w:bidi="ru-RU"/>
+        </w:rPr>
+        <w:t>: 10.05.2026).</w:t>
       </w:r>
     </w:p>
     <w:p>
@@ -24477,6 +27131,7 @@
         </w:rPr>
         <w:t>.</w:t>
       </w:r>
+      <w:proofErr w:type="spellStart"/>
       <w:r>
         <w:rPr>
           <w:rFonts w:cs="Times New Roman"/>
@@ -24484,6 +27139,7 @@
         </w:rPr>
         <w:t>postgresql</w:t>
       </w:r>
+      <w:proofErr w:type="spellEnd"/>
       <w:r>
         <w:rPr>
           <w:rFonts w:cs="Times New Roman"/>
@@ -24523,7 +27179,71 @@
           <w:rFonts w:cs="Times New Roman"/>
           <w:lang w:val="en-US" w:bidi="ru-RU"/>
         </w:rPr>
-        <w:t>CTranslate2: Efficient inference for Transformer models [Электронный ресурс]. – URL: https://opennmt.net/CTranslate2/ (дата обращения: 10.05.2026).</w:t>
+        <w:t>CTranslate2: Efficient inference for Transformer models [</w:t>
+      </w:r>
+      <w:proofErr w:type="spellStart"/>
+      <w:r>
+        <w:rPr>
+          <w:rFonts w:cs="Times New Roman"/>
+          <w:lang w:val="en-US" w:bidi="ru-RU"/>
+        </w:rPr>
+        <w:t>Электронный</w:t>
+      </w:r>
+      <w:proofErr w:type="spellEnd"/>
+      <w:r>
+        <w:rPr>
+          <w:rFonts w:cs="Times New Roman"/>
+          <w:lang w:val="en-US" w:bidi="ru-RU"/>
+        </w:rPr>
+        <w:t xml:space="preserve"> </w:t>
+      </w:r>
+      <w:proofErr w:type="spellStart"/>
+      <w:r>
+        <w:rPr>
+          <w:rFonts w:cs="Times New Roman"/>
+          <w:lang w:val="en-US" w:bidi="ru-RU"/>
+        </w:rPr>
+        <w:t>ресурс</w:t>
+      </w:r>
+      <w:proofErr w:type="spellEnd"/>
+      <w:r>
+        <w:rPr>
+          <w:rFonts w:cs="Times New Roman"/>
+          <w:lang w:val="en-US" w:bidi="ru-RU"/>
+        </w:rPr>
+        <w:t>]. – URL: https://opennmt.net/CTranslate2/ (</w:t>
+      </w:r>
+      <w:proofErr w:type="spellStart"/>
+      <w:r>
+        <w:rPr>
+          <w:rFonts w:cs="Times New Roman"/>
+          <w:lang w:val="en-US" w:bidi="ru-RU"/>
+        </w:rPr>
+        <w:t>дата</w:t>
+      </w:r>
+      <w:proofErr w:type="spellEnd"/>
+      <w:r>
+        <w:rPr>
+          <w:rFonts w:cs="Times New Roman"/>
+          <w:lang w:val="en-US" w:bidi="ru-RU"/>
+        </w:rPr>
+        <w:t xml:space="preserve"> </w:t>
+      </w:r>
+      <w:proofErr w:type="spellStart"/>
+      <w:r>
+        <w:rPr>
+          <w:rFonts w:cs="Times New Roman"/>
+          <w:lang w:val="en-US" w:bidi="ru-RU"/>
+        </w:rPr>
+        <w:t>обращения</w:t>
+      </w:r>
+      <w:proofErr w:type="spellEnd"/>
+      <w:r>
+        <w:rPr>
+          <w:rFonts w:cs="Times New Roman"/>
+          <w:lang w:val="en-US" w:bidi="ru-RU"/>
+        </w:rPr>
+        <w:t>: 10.05.2026).</w:t>
       </w:r>
     </w:p>
     <w:sectPr>

--- a/вкр/ВКР_Демьянцев_606-22.docx
+++ b/вкр/ВКР_Демьянцев_606-22.docx
@@ -1800,7 +1800,6 @@
           <w:bdr w:val="nil"/>
         </w:rPr>
       </w:pPr>
-      <w:proofErr w:type="spellStart"/>
       <w:r>
         <w:rPr>
           <w:rFonts w:ascii="Times New Roman" w:eastAsia="Arial Unicode MS" w:hAnsi="Times New Roman" w:cs="Times New Roman"/>
@@ -1810,115 +1809,7 @@
           <w:u w:color="000000"/>
           <w:bdr w:val="nil"/>
         </w:rPr>
-        <w:t>Катасев</w:t>
-      </w:r>
-      <w:proofErr w:type="spellEnd"/>
-      <w:r>
-        <w:rPr>
-          <w:rFonts w:ascii="Times New Roman" w:eastAsia="Arial Unicode MS" w:hAnsi="Times New Roman" w:cs="Times New Roman"/>
-          <w:color w:val="000000"/>
-          <w:sz w:val="24"/>
-          <w:szCs w:val="24"/>
-          <w:u w:color="000000"/>
-          <w:bdr w:val="nil"/>
-        </w:rPr>
-        <w:t xml:space="preserve">, А. С. </w:t>
-      </w:r>
-      <w:proofErr w:type="spellStart"/>
-      <w:r>
-        <w:rPr>
-          <w:rFonts w:ascii="Times New Roman" w:eastAsia="Arial Unicode MS" w:hAnsi="Times New Roman" w:cs="Times New Roman"/>
-          <w:color w:val="000000"/>
-          <w:sz w:val="24"/>
-          <w:szCs w:val="24"/>
-          <w:u w:color="000000"/>
-          <w:bdr w:val="nil"/>
-        </w:rPr>
-        <w:t>Сверточные</w:t>
-      </w:r>
-      <w:proofErr w:type="spellEnd"/>
-      <w:r>
-        <w:rPr>
-          <w:rFonts w:ascii="Times New Roman" w:eastAsia="Arial Unicode MS" w:hAnsi="Times New Roman" w:cs="Times New Roman"/>
-          <w:color w:val="000000"/>
-          <w:sz w:val="24"/>
-          <w:szCs w:val="24"/>
-          <w:u w:color="000000"/>
-          <w:bdr w:val="nil"/>
-        </w:rPr>
-        <w:t xml:space="preserve"> </w:t>
-      </w:r>
-      <w:proofErr w:type="spellStart"/>
-      <w:r>
-        <w:rPr>
-          <w:rFonts w:ascii="Times New Roman" w:eastAsia="Arial Unicode MS" w:hAnsi="Times New Roman" w:cs="Times New Roman"/>
-          <w:color w:val="000000"/>
-          <w:sz w:val="24"/>
-          <w:szCs w:val="24"/>
-          <w:u w:color="000000"/>
-          <w:bdr w:val="nil"/>
-        </w:rPr>
-        <w:t>нейросетеВые</w:t>
-      </w:r>
-      <w:proofErr w:type="spellEnd"/>
-      <w:r>
-        <w:rPr>
-          <w:rFonts w:ascii="Times New Roman" w:eastAsia="Arial Unicode MS" w:hAnsi="Times New Roman" w:cs="Times New Roman"/>
-          <w:color w:val="000000"/>
-          <w:sz w:val="24"/>
-          <w:szCs w:val="24"/>
-          <w:u w:color="000000"/>
-          <w:bdr w:val="nil"/>
-        </w:rPr>
-        <w:t xml:space="preserve"> </w:t>
-      </w:r>
-      <w:proofErr w:type="spellStart"/>
-      <w:r>
-        <w:rPr>
-          <w:rFonts w:ascii="Times New Roman" w:eastAsia="Arial Unicode MS" w:hAnsi="Times New Roman" w:cs="Times New Roman"/>
-          <w:color w:val="000000"/>
-          <w:sz w:val="24"/>
-          <w:szCs w:val="24"/>
-          <w:u w:color="000000"/>
-          <w:bdr w:val="nil"/>
-        </w:rPr>
-        <w:t>МОДЕЛи</w:t>
-      </w:r>
-      <w:proofErr w:type="spellEnd"/>
-      <w:r>
-        <w:rPr>
-          <w:rFonts w:ascii="Times New Roman" w:eastAsia="Arial Unicode MS" w:hAnsi="Times New Roman" w:cs="Times New Roman"/>
-          <w:color w:val="000000"/>
-          <w:sz w:val="24"/>
-          <w:szCs w:val="24"/>
-          <w:u w:color="000000"/>
-          <w:bdr w:val="nil"/>
-        </w:rPr>
-        <w:t xml:space="preserve"> распознавания эмоций человека ПО ФОТОГРАФИИ / А. С. </w:t>
-      </w:r>
-      <w:proofErr w:type="spellStart"/>
-      <w:r>
-        <w:rPr>
-          <w:rFonts w:ascii="Times New Roman" w:eastAsia="Arial Unicode MS" w:hAnsi="Times New Roman" w:cs="Times New Roman"/>
-          <w:color w:val="000000"/>
-          <w:sz w:val="24"/>
-          <w:szCs w:val="24"/>
-          <w:u w:color="000000"/>
-          <w:bdr w:val="nil"/>
-        </w:rPr>
-        <w:t>Катасев</w:t>
-      </w:r>
-      <w:proofErr w:type="spellEnd"/>
-      <w:r>
-        <w:rPr>
-          <w:rFonts w:ascii="Times New Roman" w:eastAsia="Arial Unicode MS" w:hAnsi="Times New Roman" w:cs="Times New Roman"/>
-          <w:color w:val="000000"/>
-          <w:sz w:val="24"/>
-          <w:szCs w:val="24"/>
-          <w:u w:color="000000"/>
-          <w:bdr w:val="nil"/>
-        </w:rPr>
-        <w:t xml:space="preserve">, З. Р. Ханова // Вестник Технологического университета. – 2023. – Т. 26, № 4. – С. 76-81. – DOI 10.55421/1998-7072_2023_26_4_76. – EDN MENHPN. </w:t>
+        <w:t xml:space="preserve">Катасев, А. С. Сверточные нейросетеВые МОДЕЛи распознавания эмоций человека ПО ФОТОГРАФИИ / А. С. Катасев, З. Р. Ханова // Вестник Технологического университета. – 2023. – Т. 26, № 4. – С. 76-81. – DOI 10.55421/1998-7072_2023_26_4_76. – EDN MENHPN. </w:t>
       </w:r>
     </w:p>
     <w:p>
@@ -1951,31 +1842,7 @@
           <w:u w:color="000000"/>
           <w:bdr w:val="nil"/>
         </w:rPr>
-        <w:t xml:space="preserve">Семенюк, В. В. Разработка алгоритма распознавания эмоций человека с использованием </w:t>
-      </w:r>
-      <w:proofErr w:type="spellStart"/>
-      <w:r>
-        <w:rPr>
-          <w:rFonts w:ascii="Times New Roman" w:eastAsia="Arial Unicode MS" w:hAnsi="Times New Roman" w:cs="Times New Roman"/>
-          <w:color w:val="000000"/>
-          <w:sz w:val="24"/>
-          <w:szCs w:val="24"/>
-          <w:u w:color="000000"/>
-          <w:bdr w:val="nil"/>
-        </w:rPr>
-        <w:t>сверточной</w:t>
-      </w:r>
-      <w:proofErr w:type="spellEnd"/>
-      <w:r>
-        <w:rPr>
-          <w:rFonts w:ascii="Times New Roman" w:eastAsia="Arial Unicode MS" w:hAnsi="Times New Roman" w:cs="Times New Roman"/>
-          <w:color w:val="000000"/>
-          <w:sz w:val="24"/>
-          <w:szCs w:val="24"/>
-          <w:u w:color="000000"/>
-          <w:bdr w:val="nil"/>
-        </w:rPr>
-        <w:t xml:space="preserve"> нейронной сети средствами Python / В. В. Семенюк, М. В. Складчиков // Инженерный вестник Дона. – 2023. – № 12(108). – С. 231-245. – EDN TBESZT.</w:t>
+        <w:t>Семенюк, В. В. Разработка алгоритма распознавания эмоций человека с использованием сверточной нейронной сети средствами Python / В. В. Семенюк, М. В. Складчиков // Инженерный вестник Дона. – 2023. – № 12(108). – С. 231-245. – EDN TBESZT.</w:t>
       </w:r>
     </w:p>
     <w:p>
@@ -2322,21 +2189,8 @@
           <w:bdr w:val="nil"/>
         </w:rPr>
         <w:tab/>
-        <w:t xml:space="preserve">/К.И. </w:t>
-      </w:r>
-      <w:proofErr w:type="spellStart"/>
-      <w:r>
-        <w:rPr>
-          <w:rFonts w:ascii="Times New Roman" w:eastAsia="Arial Unicode MS" w:hAnsi="Times New Roman" w:cs="Times New Roman"/>
-          <w:color w:val="000000"/>
-          <w:sz w:val="24"/>
-          <w:szCs w:val="24"/>
-          <w:u w:color="000000"/>
-          <w:bdr w:val="nil"/>
-        </w:rPr>
-        <w:t>Бушмелева</w:t>
-      </w:r>
-      <w:proofErr w:type="spellEnd"/>
+        <w:t>/К.И. Бушмелева</w:t>
+      </w:r>
       <w:r>
         <w:rPr>
           <w:rFonts w:ascii="Times New Roman" w:eastAsia="Arial Unicode MS" w:hAnsi="Times New Roman" w:cs="Arial Unicode MS"/>
@@ -2430,7 +2284,7 @@
           <w:sz w:val="24"/>
           <w:szCs w:val="24"/>
         </w:rPr>
-        <w:t>69</w:t>
+        <w:t>68</w:t>
       </w:r>
       <w:r>
         <w:rPr>
@@ -2486,7 +2340,7 @@
           <w:sz w:val="24"/>
           <w:szCs w:val="24"/>
         </w:rPr>
-        <w:t>9</w:t>
+        <w:t>18</w:t>
       </w:r>
       <w:r>
         <w:rPr>
@@ -2851,15 +2705,7 @@
     </w:p>
     <w:p>
       <w:r>
-        <w:t xml:space="preserve">CNN – </w:t>
-      </w:r>
-      <w:proofErr w:type="spellStart"/>
-      <w:r>
-        <w:t>свёрточная</w:t>
-      </w:r>
-      <w:proofErr w:type="spellEnd"/>
-      <w:r>
-        <w:t xml:space="preserve"> нейронная сеть</w:t>
+        <w:t>CNN – свёрточная нейронная сеть</w:t>
       </w:r>
     </w:p>
     <w:p>
@@ -2889,15 +2735,7 @@
     </w:p>
     <w:p>
       <w:r>
-        <w:t xml:space="preserve">MFCC – мел-частотные </w:t>
-      </w:r>
-      <w:proofErr w:type="spellStart"/>
-      <w:r>
-        <w:t>кепстральные</w:t>
-      </w:r>
-      <w:proofErr w:type="spellEnd"/>
-      <w:r>
-        <w:t xml:space="preserve"> коэффициенты</w:t>
+        <w:t>MFCC – мел-частотные кепстральные коэффициенты</w:t>
       </w:r>
     </w:p>
     <w:p>
@@ -4225,7 +4063,7 @@
             <w:noProof/>
             <w:webHidden/>
           </w:rPr>
-          <w:t>45</w:t>
+          <w:t>44</w:t>
         </w:r>
         <w:r>
           <w:rPr>
@@ -4301,7 +4139,7 @@
             <w:noProof/>
             <w:webHidden/>
           </w:rPr>
-          <w:t>45</w:t>
+          <w:t>44</w:t>
         </w:r>
         <w:r>
           <w:rPr>
@@ -4377,7 +4215,7 @@
             <w:noProof/>
             <w:webHidden/>
           </w:rPr>
-          <w:t>46</w:t>
+          <w:t>45</w:t>
         </w:r>
         <w:r>
           <w:rPr>
@@ -4453,7 +4291,7 @@
             <w:noProof/>
             <w:webHidden/>
           </w:rPr>
-          <w:t>47</w:t>
+          <w:t>46</w:t>
         </w:r>
         <w:r>
           <w:rPr>
@@ -4529,7 +4367,7 @@
             <w:noProof/>
             <w:webHidden/>
           </w:rPr>
-          <w:t>48</w:t>
+          <w:t>47</w:t>
         </w:r>
         <w:r>
           <w:rPr>
@@ -4605,7 +4443,7 @@
             <w:noProof/>
             <w:webHidden/>
           </w:rPr>
-          <w:t>49</w:t>
+          <w:t>48</w:t>
         </w:r>
         <w:r>
           <w:rPr>
@@ -4681,7 +4519,7 @@
             <w:noProof/>
             <w:webHidden/>
           </w:rPr>
-          <w:t>49</w:t>
+          <w:t>48</w:t>
         </w:r>
         <w:r>
           <w:rPr>
@@ -4757,7 +4595,7 @@
             <w:noProof/>
             <w:webHidden/>
           </w:rPr>
-          <w:t>50</w:t>
+          <w:t>49</w:t>
         </w:r>
         <w:r>
           <w:rPr>
@@ -4833,7 +4671,7 @@
             <w:noProof/>
             <w:webHidden/>
           </w:rPr>
-          <w:t>52</w:t>
+          <w:t>51</w:t>
         </w:r>
         <w:r>
           <w:rPr>
@@ -4909,7 +4747,7 @@
             <w:noProof/>
             <w:webHidden/>
           </w:rPr>
-          <w:t>62</w:t>
+          <w:t>61</w:t>
         </w:r>
         <w:r>
           <w:rPr>
@@ -4985,7 +4823,7 @@
             <w:noProof/>
             <w:webHidden/>
           </w:rPr>
-          <w:t>62</w:t>
+          <w:t>61</w:t>
         </w:r>
         <w:r>
           <w:rPr>
@@ -5061,7 +4899,7 @@
             <w:noProof/>
             <w:webHidden/>
           </w:rPr>
-          <w:t>63</w:t>
+          <w:t>62</w:t>
         </w:r>
         <w:r>
           <w:rPr>
@@ -5138,7 +4976,7 @@
             <w:noProof/>
             <w:webHidden/>
           </w:rPr>
-          <w:t>66</w:t>
+          <w:t>65</w:t>
         </w:r>
         <w:r>
           <w:rPr>
@@ -5215,7 +5053,7 @@
             <w:noProof/>
             <w:webHidden/>
           </w:rPr>
-          <w:t>68</w:t>
+          <w:t>67</w:t>
         </w:r>
         <w:r>
           <w:rPr>
@@ -5307,15 +5145,7 @@
         </w:numPr>
       </w:pPr>
       <w:r>
-        <w:t xml:space="preserve">Прогресс в области глубокого обучения создал техническую базу для автоматизированного анализа эмоций. </w:t>
-      </w:r>
-      <w:proofErr w:type="spellStart"/>
-      <w:r>
-        <w:t>Свёрточные</w:t>
-      </w:r>
-      <w:proofErr w:type="spellEnd"/>
-      <w:r>
-        <w:t xml:space="preserve"> сети уверенно распознают мимику, трансформеры обрабатывают речь, а методы мультимодального слияния позволяют объединять эти сигналы. Именно комплексный подход, то есть одновременный анализ видео и аудио, даёт существенный выигрыш в точности по сравнению с одномерными решениями.</w:t>
+        <w:t>Прогресс в области глубокого обучения создал техническую базу для автоматизированного анализа эмоций. Свёрточные сети уверенно распознают мимику, трансформеры обрабатывают речь, а методы мультимодального слияния позволяют объединять эти сигналы. Именно комплексный подход, то есть одновременный анализ видео и аудио, даёт существенный выигрыш в точности по сравнению с одномерными решениями.</w:t>
       </w:r>
     </w:p>
     <w:p>
@@ -5544,15 +5374,7 @@
     <w:p>
       <w:r>
         <w:lastRenderedPageBreak/>
-        <w:t xml:space="preserve">При этом каждая из технологий имеет собственные ограничения. Методы компьютерного зрения чувствительны к условиям освещения и ракурсу съёмки, а </w:t>
-      </w:r>
-      <w:proofErr w:type="spellStart"/>
-      <w:r>
-        <w:t>аудиоанализ</w:t>
-      </w:r>
-      <w:proofErr w:type="spellEnd"/>
-      <w:r>
-        <w:t xml:space="preserve"> зависит от качества записи и уровня фонового шума. Мультимодальный подход позволяет частично компенсировать эти недостатки за счёт объединения нескольких независимых источников информации. Именно это делает его наиболее перспективным для практического применения в задачах анализа эмоций.</w:t>
+        <w:t>При этом каждая из технологий имеет собственные ограничения. Методы компьютерного зрения чувствительны к условиям освещения и ракурсу съёмки, а аудиоанализ зависит от качества записи и уровня фонового шума. Мультимодальный подход позволяет частично компенсировать эти недостатки за счёт объединения нескольких независимых источников информации. Именно это делает его наиболее перспективным для практического применения в задачах анализа эмоций.</w:t>
       </w:r>
     </w:p>
     <w:p>
@@ -5809,117 +5631,11 @@
       <w:r>
         <w:t xml:space="preserve">. </w:t>
       </w:r>
-      <w:proofErr w:type="spellStart"/>
       <w:r>
         <w:rPr>
           <w:lang w:val="en-US"/>
         </w:rPr>
-        <w:t>Ниже</w:t>
-      </w:r>
-      <w:proofErr w:type="spellEnd"/>
-      <w:r>
-        <w:rPr>
-          <w:lang w:val="en-US"/>
-        </w:rPr>
-        <w:t xml:space="preserve"> </w:t>
-      </w:r>
-      <w:proofErr w:type="spellStart"/>
-      <w:r>
-        <w:rPr>
-          <w:lang w:val="en-US"/>
-        </w:rPr>
-        <w:t>рассматриваются</w:t>
-      </w:r>
-      <w:proofErr w:type="spellEnd"/>
-      <w:r>
-        <w:rPr>
-          <w:lang w:val="en-US"/>
-        </w:rPr>
-        <w:t xml:space="preserve"> </w:t>
-      </w:r>
-      <w:proofErr w:type="spellStart"/>
-      <w:r>
-        <w:rPr>
-          <w:lang w:val="en-US"/>
-        </w:rPr>
-        <w:t>основные</w:t>
-      </w:r>
-      <w:proofErr w:type="spellEnd"/>
-      <w:r>
-        <w:rPr>
-          <w:lang w:val="en-US"/>
-        </w:rPr>
-        <w:t xml:space="preserve"> </w:t>
-      </w:r>
-      <w:proofErr w:type="spellStart"/>
-      <w:r>
-        <w:rPr>
-          <w:lang w:val="en-US"/>
-        </w:rPr>
-        <w:t>аналоги</w:t>
-      </w:r>
-      <w:proofErr w:type="spellEnd"/>
-      <w:r>
-        <w:rPr>
-          <w:lang w:val="en-US"/>
-        </w:rPr>
-        <w:t xml:space="preserve"> и </w:t>
-      </w:r>
-      <w:proofErr w:type="spellStart"/>
-      <w:r>
-        <w:rPr>
-          <w:lang w:val="en-US"/>
-        </w:rPr>
-        <w:t>проводится</w:t>
-      </w:r>
-      <w:proofErr w:type="spellEnd"/>
-      <w:r>
-        <w:rPr>
-          <w:lang w:val="en-US"/>
-        </w:rPr>
-        <w:t xml:space="preserve"> </w:t>
-      </w:r>
-      <w:proofErr w:type="spellStart"/>
-      <w:r>
-        <w:rPr>
-          <w:lang w:val="en-US"/>
-        </w:rPr>
-        <w:t>их</w:t>
-      </w:r>
-      <w:proofErr w:type="spellEnd"/>
-      <w:r>
-        <w:rPr>
-          <w:lang w:val="en-US"/>
-        </w:rPr>
-        <w:t xml:space="preserve"> </w:t>
-      </w:r>
-      <w:proofErr w:type="spellStart"/>
-      <w:r>
-        <w:rPr>
-          <w:lang w:val="en-US"/>
-        </w:rPr>
-        <w:t>сравнительный</w:t>
-      </w:r>
-      <w:proofErr w:type="spellEnd"/>
-      <w:r>
-        <w:rPr>
-          <w:lang w:val="en-US"/>
-        </w:rPr>
-        <w:t xml:space="preserve"> </w:t>
-      </w:r>
-      <w:proofErr w:type="spellStart"/>
-      <w:r>
-        <w:rPr>
-          <w:lang w:val="en-US"/>
-        </w:rPr>
-        <w:t>анализ</w:t>
-      </w:r>
-      <w:proofErr w:type="spellEnd"/>
-      <w:r>
-        <w:rPr>
-          <w:lang w:val="en-US"/>
-        </w:rPr>
-        <w:t>.</w:t>
+        <w:t>Ниже рассматриваются основные аналоги и проводится их сравнительный анализ.</w:t>
       </w:r>
     </w:p>
     <w:p>
@@ -5937,23 +5653,7 @@
         <w:contextualSpacing w:val="0"/>
       </w:pPr>
       <w:r>
-        <w:t xml:space="preserve">Примером является библиотека </w:t>
-      </w:r>
-      <w:proofErr w:type="spellStart"/>
-      <w:r>
-        <w:t>Affectiva</w:t>
-      </w:r>
-      <w:proofErr w:type="spellEnd"/>
-      <w:r>
-        <w:t xml:space="preserve">, которая использует </w:t>
-      </w:r>
-      <w:proofErr w:type="spellStart"/>
-      <w:r>
-        <w:t>свёрточные</w:t>
-      </w:r>
-      <w:proofErr w:type="spellEnd"/>
-      <w:r>
-        <w:t xml:space="preserve"> нейронные сети для анализа выражений лица. Такие системы фиксируют видеопоток и классифицируют эмоции на основе визуальных признаков, таких как улыбка или нахмуренные брови.</w:t>
+        <w:t>Примером является библиотека Affectiva, которая использует свёрточные нейронные сети для анализа выражений лица. Такие системы фиксируют видеопоток и классифицируют эмоции на основе визуальных признаков, таких как улыбка или нахмуренные брови.</w:t>
       </w:r>
     </w:p>
     <w:p>
@@ -6060,31 +5760,7 @@
         <w:contextualSpacing w:val="0"/>
       </w:pPr>
       <w:r>
-        <w:t xml:space="preserve">Примером служит платформа </w:t>
-      </w:r>
-      <w:proofErr w:type="spellStart"/>
-      <w:r>
-        <w:t>Beyond</w:t>
-      </w:r>
-      <w:proofErr w:type="spellEnd"/>
-      <w:r>
-        <w:t xml:space="preserve"> </w:t>
-      </w:r>
-      <w:proofErr w:type="spellStart"/>
-      <w:r>
-        <w:t>Verbal</w:t>
-      </w:r>
-      <w:proofErr w:type="spellEnd"/>
-      <w:r>
-        <w:t xml:space="preserve">, которая анализирует голосовые характеристики, такие как высота тона и темп речи, для определения эмоционального состояния. Такие решения часто применяются в </w:t>
-      </w:r>
-      <w:proofErr w:type="spellStart"/>
-      <w:r>
-        <w:t>call</w:t>
-      </w:r>
-      <w:proofErr w:type="spellEnd"/>
-      <w:r>
-        <w:t>-центрах.</w:t>
+        <w:t>Примером служит платформа Beyond Verbal, которая анализирует голосовые характеристики, такие как высота тона и темп речи, для определения эмоционального состояния. Такие решения часто применяются в call-центрах.</w:t>
       </w:r>
     </w:p>
     <w:p>
@@ -6197,15 +5873,7 @@
         <w:contextualSpacing w:val="0"/>
       </w:pPr>
       <w:r>
-        <w:t xml:space="preserve">Примером является система </w:t>
-      </w:r>
-      <w:proofErr w:type="spellStart"/>
-      <w:r>
-        <w:t>Emotient</w:t>
-      </w:r>
-      <w:proofErr w:type="spellEnd"/>
-      <w:r>
-        <w:t xml:space="preserve">, которая комбинирует анализ выражений лица и голосовых данных с использованием CNN и RNN. Такие </w:t>
+        <w:t xml:space="preserve">Примером является система Emotient, которая комбинирует анализ выражений лица и голосовых данных с использованием CNN и RNN. Такие </w:t>
       </w:r>
       <w:r>
         <w:lastRenderedPageBreak/>
@@ -6490,23 +6158,7 @@
         <w:contextualSpacing w:val="0"/>
       </w:pPr>
       <w:r>
-        <w:t xml:space="preserve">Гибкость стека: Использование открытых библиотек (Python, </w:t>
-      </w:r>
-      <w:proofErr w:type="spellStart"/>
-      <w:r>
-        <w:t>PyTorch</w:t>
-      </w:r>
-      <w:proofErr w:type="spellEnd"/>
-      <w:r>
-        <w:t xml:space="preserve">, </w:t>
-      </w:r>
-      <w:proofErr w:type="spellStart"/>
-      <w:r>
-        <w:t>OpenCV</w:t>
-      </w:r>
-      <w:proofErr w:type="spellEnd"/>
-      <w:r>
-        <w:t>) позволяет избежать лицензионных отчислений.</w:t>
+        <w:t>Гибкость стека: Использование открытых библиотек (Python, PyTorch, OpenCV) позволяет избежать лицензионных отчислений.</w:t>
       </w:r>
     </w:p>
     <w:p>
@@ -6518,13 +6170,8 @@
         </w:numPr>
         <w:contextualSpacing w:val="0"/>
       </w:pPr>
-      <w:proofErr w:type="spellStart"/>
-      <w:r>
-        <w:t>Мультимодальность</w:t>
-      </w:r>
-      <w:proofErr w:type="spellEnd"/>
-      <w:r>
-        <w:t>: Повышение точности за счёт объединения визуальных и голосовых признаков.</w:t>
+      <w:r>
+        <w:t>Мультимодальность: Повышение точности за счёт объединения визуальных и голосовых признаков.</w:t>
       </w:r>
     </w:p>
     <w:p>
@@ -6559,15 +6206,7 @@
         <w:contextualSpacing w:val="0"/>
       </w:pPr>
       <w:r>
-        <w:t xml:space="preserve">Требует наличия вычислительных ресурсов для этапа обучения и </w:t>
-      </w:r>
-      <w:proofErr w:type="spellStart"/>
-      <w:r>
-        <w:t>инференса</w:t>
-      </w:r>
-      <w:proofErr w:type="spellEnd"/>
-      <w:r>
-        <w:t xml:space="preserve"> в реальном времени.</w:t>
+        <w:t>Требует наличия вычислительных ресурсов для этапа обучения и инференса в реальном времени.</w:t>
       </w:r>
     </w:p>
     <w:p>
@@ -7645,39 +7284,7 @@
         <w:pStyle w:val="25"/>
       </w:pPr>
       <w:r>
-        <w:t xml:space="preserve">Наиболее существенное отличие разрабатываемой системы от коммерческих аналогов проявляется в вопросах стоимости и правового обеспечения. В отличие от </w:t>
-      </w:r>
-      <w:proofErr w:type="spellStart"/>
-      <w:r>
-        <w:t>Affectiva</w:t>
-      </w:r>
-      <w:proofErr w:type="spellEnd"/>
-      <w:r>
-        <w:t xml:space="preserve">, </w:t>
-      </w:r>
-      <w:proofErr w:type="spellStart"/>
-      <w:r>
-        <w:t>Beyond</w:t>
-      </w:r>
-      <w:proofErr w:type="spellEnd"/>
-      <w:r>
-        <w:t xml:space="preserve"> </w:t>
-      </w:r>
-      <w:proofErr w:type="spellStart"/>
-      <w:r>
-        <w:t>Verbal</w:t>
-      </w:r>
-      <w:proofErr w:type="spellEnd"/>
-      <w:r>
-        <w:t xml:space="preserve"> и </w:t>
-      </w:r>
-      <w:proofErr w:type="spellStart"/>
-      <w:r>
-        <w:t>Emotient</w:t>
-      </w:r>
-      <w:proofErr w:type="spellEnd"/>
-      <w:r>
-        <w:t>, разрабатываемая система предполагает отсутствие регулярных лицензионных отчислений и изначальную архитектурную поддержку требований ФЗ-152. Это критично для работы с персональными данными сотрудников в российских организациях, где передача биометрической информации внешним сервисам создаёт правовые и репутационные риски.</w:t>
+        <w:t>Наиболее существенное отличие разрабатываемой системы от коммерческих аналогов проявляется в вопросах стоимости и правового обеспечения. В отличие от Affectiva, Beyond Verbal и Emotient, разрабатываемая система предполагает отсутствие регулярных лицензионных отчислений и изначальную архитектурную поддержку требований ФЗ-152. Это критично для работы с персональными данными сотрудников в российских организациях, где передача биометрической информации внешним сервисам создаёт правовые и репутационные риски.</w:t>
       </w:r>
     </w:p>
     <w:p>
@@ -7719,15 +7326,7 @@
         <w:pStyle w:val="25"/>
       </w:pPr>
       <w:r>
-        <w:t xml:space="preserve">Для разработки системы целесообразно использовать мультимодальный подход, объединяющий </w:t>
-      </w:r>
-      <w:proofErr w:type="spellStart"/>
-      <w:r>
-        <w:t>свёрточные</w:t>
-      </w:r>
-      <w:proofErr w:type="spellEnd"/>
-      <w:r>
-        <w:t xml:space="preserve"> нейронные сети</w:t>
+        <w:t>Для разработки системы целесообразно использовать мультимодальный подход, объединяющий свёрточные нейронные сети</w:t>
       </w:r>
       <w:r>
         <w:t xml:space="preserve"> </w:t>
@@ -7752,15 +7351,7 @@
     </w:p>
     <w:p>
       <w:r>
-        <w:t xml:space="preserve">Цель исследования: разработка автоматизированной системы проведения </w:t>
-      </w:r>
-      <w:proofErr w:type="spellStart"/>
-      <w:r>
-        <w:t>видеовстреч</w:t>
-      </w:r>
-      <w:proofErr w:type="spellEnd"/>
-      <w:r>
-        <w:t xml:space="preserve"> с мультимодальным анализом эмоционального состояния и речевой активности участников на основе методов искусственного интеллекта.</w:t>
+        <w:t>Цель исследования: разработка автоматизированной системы проведения видеовстреч с мультимодальным анализом эмоционального состояния и речевой активности участников на основе методов искусственного интеллекта.</w:t>
       </w:r>
     </w:p>
     <w:p>
@@ -7893,35 +7484,7 @@
         <w:rPr>
           <w:lang w:bidi="ru-RU"/>
         </w:rPr>
-        <w:t xml:space="preserve">В качестве основного языка программирования для разработки клиентской части системы был выбран </w:t>
-      </w:r>
-      <w:proofErr w:type="spellStart"/>
-      <w:r>
-        <w:rPr>
-          <w:lang w:bidi="ru-RU"/>
-        </w:rPr>
-        <w:t>TypeScript</w:t>
-      </w:r>
-      <w:proofErr w:type="spellEnd"/>
-      <w:r>
-        <w:rPr>
-          <w:lang w:bidi="ru-RU"/>
-        </w:rPr>
-        <w:t xml:space="preserve"> в сочетании с библиотекой </w:t>
-      </w:r>
-      <w:proofErr w:type="spellStart"/>
-      <w:r>
-        <w:rPr>
-          <w:lang w:bidi="ru-RU"/>
-        </w:rPr>
-        <w:t>React</w:t>
-      </w:r>
-      <w:proofErr w:type="spellEnd"/>
-      <w:r>
-        <w:rPr>
-          <w:lang w:bidi="ru-RU"/>
-        </w:rPr>
-        <w:t>. Данный стек обеспечивает создание высокопроизводительных одностраничных приложений с типизированным кодом, что повышает надёжность разработки и упрощает дальнейшую поддержку системы.</w:t>
+        <w:t>В качестве основного языка программирования для разработки клиентской части системы был выбран TypeScript в сочетании с библиотекой React. Данный стек обеспечивает создание высокопроизводительных одностраничных приложений с типизированным кодом, что повышает надёжность разработки и упрощает дальнейшую поддержку системы.</w:t>
       </w:r>
     </w:p>
     <w:p>
@@ -8020,35 +7583,7 @@
         <w:rPr>
           <w:lang w:bidi="ru-RU"/>
         </w:rPr>
-        <w:t>Для реализации серверной логики, маршрутизации и обработки сетевых соединений использовался язык программирования Go (</w:t>
-      </w:r>
-      <w:proofErr w:type="spellStart"/>
-      <w:r>
-        <w:rPr>
-          <w:lang w:bidi="ru-RU"/>
-        </w:rPr>
-        <w:t>Golang</w:t>
-      </w:r>
-      <w:proofErr w:type="spellEnd"/>
-      <w:r>
-        <w:rPr>
-          <w:lang w:bidi="ru-RU"/>
-        </w:rPr>
-        <w:t xml:space="preserve">). Он применяется для построения REST API, управления </w:t>
-      </w:r>
-      <w:proofErr w:type="spellStart"/>
-      <w:r>
-        <w:rPr>
-          <w:lang w:bidi="ru-RU"/>
-        </w:rPr>
-        <w:t>WebSocket</w:t>
-      </w:r>
-      <w:proofErr w:type="spellEnd"/>
-      <w:r>
-        <w:rPr>
-          <w:lang w:bidi="ru-RU"/>
-        </w:rPr>
-        <w:t>-подключениями и координации обмена данными между участниками встречи и аналитическими модулями.</w:t>
+        <w:t>Для реализации серверной логики, маршрутизации и обработки сетевых соединений использовался язык программирования Go (Golang). Он применяется для построения REST API, управления WebSocket-подключениями и координации обмена данными между участниками встречи и аналитическими модулями.</w:t>
       </w:r>
     </w:p>
     <w:p>
@@ -8147,21 +7682,7 @@
           <w:lang w:bidi="ru-RU"/>
         </w:rPr>
         <w:lastRenderedPageBreak/>
-        <w:t xml:space="preserve">Для реализации модулей мультимодального анализа (распознавание эмоционального состояния, </w:t>
-      </w:r>
-      <w:proofErr w:type="spellStart"/>
-      <w:r>
-        <w:rPr>
-          <w:lang w:bidi="ru-RU"/>
-        </w:rPr>
-        <w:t>транскрибация</w:t>
-      </w:r>
-      <w:proofErr w:type="spellEnd"/>
-      <w:r>
-        <w:rPr>
-          <w:lang w:bidi="ru-RU"/>
-        </w:rPr>
-        <w:t xml:space="preserve"> речи) применялся язык программирования Python. Он используется в составе отдельного AI-шлюза и сервиса распознавания речи для обработки видеопотока и аудиосигналов.</w:t>
+        <w:t>Для реализации модулей мультимодального анализа (распознавание эмоционального состояния, транскрибация речи) применялся язык программирования Python. Он используется в составе отдельного AI-шлюза и сервиса распознавания речи для обработки видеопотока и аудиосигналов.</w:t>
       </w:r>
     </w:p>
     <w:p>
@@ -8192,49 +7713,7 @@
         <w:rPr>
           <w:lang w:bidi="ru-RU"/>
         </w:rPr>
-        <w:t>Наличие специализированных библиотек для работы с нейронными сетями и обработки мультимедиа (</w:t>
-      </w:r>
-      <w:proofErr w:type="spellStart"/>
-      <w:r>
-        <w:rPr>
-          <w:lang w:bidi="ru-RU"/>
-        </w:rPr>
-        <w:t>OpenCV</w:t>
-      </w:r>
-      <w:proofErr w:type="spellEnd"/>
-      <w:r>
-        <w:rPr>
-          <w:lang w:bidi="ru-RU"/>
-        </w:rPr>
-        <w:t xml:space="preserve">, </w:t>
-      </w:r>
-      <w:proofErr w:type="spellStart"/>
-      <w:r>
-        <w:rPr>
-          <w:lang w:bidi="ru-RU"/>
-        </w:rPr>
-        <w:t>FastAPI</w:t>
-      </w:r>
-      <w:proofErr w:type="spellEnd"/>
-      <w:r>
-        <w:rPr>
-          <w:lang w:bidi="ru-RU"/>
-        </w:rPr>
-        <w:t xml:space="preserve">, </w:t>
-      </w:r>
-      <w:proofErr w:type="spellStart"/>
-      <w:r>
-        <w:rPr>
-          <w:lang w:bidi="ru-RU"/>
-        </w:rPr>
-        <w:t>faster-whisper</w:t>
-      </w:r>
-      <w:proofErr w:type="spellEnd"/>
-      <w:r>
-        <w:rPr>
-          <w:lang w:bidi="ru-RU"/>
-        </w:rPr>
-        <w:t>)</w:t>
+        <w:t>Наличие специализированных библиотек для работы с нейронными сетями и обработки мультимедиа (OpenCV, FastAPI, faster-whisper)</w:t>
       </w:r>
       <w:r>
         <w:rPr>
@@ -8428,21 +7907,7 @@
         <w:rPr>
           <w:lang w:bidi="ru-RU"/>
         </w:rPr>
-        <w:t xml:space="preserve">Для хранения данных о пользователях, сессиях, событиях аналитики и результатах анализа была выбрана система управления базами данных </w:t>
-      </w:r>
-      <w:proofErr w:type="spellStart"/>
-      <w:r>
-        <w:rPr>
-          <w:lang w:bidi="ru-RU"/>
-        </w:rPr>
-        <w:t>PostgreSQL</w:t>
-      </w:r>
-      <w:proofErr w:type="spellEnd"/>
-      <w:r>
-        <w:rPr>
-          <w:lang w:bidi="ru-RU"/>
-        </w:rPr>
-        <w:t>. Данная СУБД обеспечивает:</w:t>
+        <w:t>Для хранения данных о пользователях, сессиях, событиях аналитики и результатах анализа была выбрана система управления базами данных PostgreSQL. Данная СУБД обеспечивает:</w:t>
       </w:r>
     </w:p>
     <w:p>
@@ -8460,21 +7925,7 @@
         <w:rPr>
           <w:lang w:bidi="ru-RU"/>
         </w:rPr>
-        <w:t xml:space="preserve">Надёжное хранение структурированных и </w:t>
-      </w:r>
-      <w:proofErr w:type="spellStart"/>
-      <w:r>
-        <w:rPr>
-          <w:lang w:bidi="ru-RU"/>
-        </w:rPr>
-        <w:t>полуструктурированных</w:t>
-      </w:r>
-      <w:proofErr w:type="spellEnd"/>
-      <w:r>
-        <w:rPr>
-          <w:lang w:bidi="ru-RU"/>
-        </w:rPr>
-        <w:t xml:space="preserve"> данных, включая поддержку формата JSONB для гибкого сохранения аналитических событий;</w:t>
+        <w:t>Надёжное хранение структурированных и полуструктурированных данных, включая поддержку формата JSONB для гибкого сохранения аналитических событий;</w:t>
       </w:r>
     </w:p>
     <w:p>
@@ -9425,21 +8876,7 @@
         <w:rPr>
           <w:rFonts w:eastAsiaTheme="minorHAnsi"/>
         </w:rPr>
-        <w:t xml:space="preserve">Данный блок описывает процесс инициации и проведения онлайн-сессии взаимодействия между участниками. HR-специалист создаёт конфигурацию анализа, формирует запрос на создание сессии и приглашает участников через механизм </w:t>
-      </w:r>
-      <w:proofErr w:type="spellStart"/>
-      <w:r>
-        <w:rPr>
-          <w:rFonts w:eastAsiaTheme="minorHAnsi"/>
-        </w:rPr>
-        <w:t>инвайт</w:t>
-      </w:r>
-      <w:proofErr w:type="spellEnd"/>
-      <w:r>
-        <w:rPr>
-          <w:rFonts w:eastAsiaTheme="minorHAnsi"/>
-        </w:rPr>
-        <w:t>-ссылок. В ходе сессии осуществляется захват мультимодальных данных от всех подключённых пользователей.</w:t>
+        <w:t>Данный блок описывает процесс инициации и проведения онлайн-сессии взаимодействия между участниками. HR-специалист создаёт конфигурацию анализа, формирует запрос на создание сессии и приглашает участников через механизм инвайт-ссылок. В ходе сессии осуществляется захват мультимодальных данных от всех подключённых пользователей.</w:t>
       </w:r>
     </w:p>
     <w:p>
@@ -9881,21 +9318,7 @@
         <w:rPr>
           <w:rFonts w:eastAsiaTheme="minorHAnsi"/>
         </w:rPr>
-        <w:t>Признаки видео — нормализованные и выровненные изображения лиц, ключевые точки (</w:t>
-      </w:r>
-      <w:proofErr w:type="spellStart"/>
-      <w:r>
-        <w:rPr>
-          <w:rFonts w:eastAsiaTheme="minorHAnsi"/>
-        </w:rPr>
-        <w:t>landmarks</w:t>
-      </w:r>
-      <w:proofErr w:type="spellEnd"/>
-      <w:r>
-        <w:rPr>
-          <w:rFonts w:eastAsiaTheme="minorHAnsi"/>
-        </w:rPr>
-        <w:t>);</w:t>
+        <w:t>Признаки видео — нормализованные и выровненные изображения лиц, ключевые точки (landmarks);</w:t>
       </w:r>
     </w:p>
     <w:p>
@@ -9913,21 +9336,7 @@
         <w:rPr>
           <w:rFonts w:eastAsiaTheme="minorHAnsi"/>
         </w:rPr>
-        <w:t xml:space="preserve">Признаки аудио — мел-частотные </w:t>
-      </w:r>
-      <w:proofErr w:type="spellStart"/>
-      <w:r>
-        <w:rPr>
-          <w:rFonts w:eastAsiaTheme="minorHAnsi"/>
-        </w:rPr>
-        <w:t>кепстральные</w:t>
-      </w:r>
-      <w:proofErr w:type="spellEnd"/>
-      <w:r>
-        <w:rPr>
-          <w:rFonts w:eastAsiaTheme="minorHAnsi"/>
-        </w:rPr>
-        <w:t xml:space="preserve"> коэффициенты (MFCC) и другие акустические признаки.</w:t>
+        <w:t>Признаки аудио — мел-частотные кепстральные коэффициенты (MFCC) и другие акустические признаки.</w:t>
       </w:r>
     </w:p>
     <w:p>
@@ -9958,70 +9367,14 @@
         <w:rPr>
           <w:rFonts w:eastAsiaTheme="minorHAnsi"/>
         </w:rPr>
-        <w:t xml:space="preserve">На данном этапе извлечённые признаки передаются в модули классификации на основе </w:t>
-      </w:r>
-      <w:proofErr w:type="spellStart"/>
+        <w:t xml:space="preserve">На данном этапе извлечённые признаки передаются в модули классификации на основе предобученных нейронных сетей. Видеоданные анализируются свёрточной нейронной сетью (CNN) для классификации выражений лица, аудиоданные — рекуррентной нейронной сетью (RNN) для распознавания голосовых характеристик. Параллельно выполняется транскрибация речи с помощью модели автоматического распознавания речи </w:t>
+      </w:r>
       <w:r>
         <w:rPr>
           <w:rFonts w:eastAsiaTheme="minorHAnsi"/>
         </w:rPr>
-        <w:t>предобученных</w:t>
-      </w:r>
-      <w:proofErr w:type="spellEnd"/>
-      <w:r>
-        <w:rPr>
-          <w:rFonts w:eastAsiaTheme="minorHAnsi"/>
-        </w:rPr>
-        <w:t xml:space="preserve"> нейронных сетей. Видеоданные анализируются </w:t>
-      </w:r>
-      <w:proofErr w:type="spellStart"/>
-      <w:r>
-        <w:rPr>
-          <w:rFonts w:eastAsiaTheme="minorHAnsi"/>
-        </w:rPr>
-        <w:t>свёрточной</w:t>
-      </w:r>
-      <w:proofErr w:type="spellEnd"/>
-      <w:r>
-        <w:rPr>
-          <w:rFonts w:eastAsiaTheme="minorHAnsi"/>
-        </w:rPr>
-        <w:t xml:space="preserve"> нейронной сетью (CNN) для классификации выражений лица, аудиоданные — рекуррентной нейронной сетью (RNN) для распознавания голосовых характеристик. Параллельно выполняется </w:t>
-      </w:r>
-      <w:proofErr w:type="spellStart"/>
-      <w:r>
-        <w:rPr>
-          <w:rFonts w:eastAsiaTheme="minorHAnsi"/>
-        </w:rPr>
-        <w:t>транскрибация</w:t>
-      </w:r>
-      <w:proofErr w:type="spellEnd"/>
-      <w:r>
-        <w:rPr>
-          <w:rFonts w:eastAsiaTheme="minorHAnsi"/>
-        </w:rPr>
-        <w:t xml:space="preserve"> речи с помощью модели автоматического распознавания речи </w:t>
-      </w:r>
-      <w:r>
-        <w:rPr>
-          <w:rFonts w:eastAsiaTheme="minorHAnsi"/>
-        </w:rPr>
         <w:lastRenderedPageBreak/>
-        <w:t>(ASR) и анализ тональности текста с использованием NLP-модели. Для каждого входного сигнала модель выдаёт оценку принадлежности к классу эмоций (</w:t>
-      </w:r>
-      <w:proofErr w:type="spellStart"/>
-      <w:r>
-        <w:rPr>
-          <w:rFonts w:eastAsiaTheme="minorHAnsi"/>
-        </w:rPr>
-        <w:t>argmax</w:t>
-      </w:r>
-      <w:proofErr w:type="spellEnd"/>
-      <w:r>
-        <w:rPr>
-          <w:rFonts w:eastAsiaTheme="minorHAnsi"/>
-        </w:rPr>
-        <w:t>).</w:t>
+        <w:t>(ASR) и анализ тональности текста с использованием NLP-модели. Для каждого входного сигнала модель выдаёт оценку принадлежности к классу эмоций (argmax).</w:t>
       </w:r>
     </w:p>
     <w:p>
@@ -10119,21 +9472,7 @@
         <w:rPr>
           <w:rFonts w:eastAsiaTheme="minorHAnsi"/>
         </w:rPr>
-        <w:t xml:space="preserve">Модели и алгоритмы анализа эмоций — обученные нейронные сети (CNN для видео, RNN для аудио, ASR для </w:t>
-      </w:r>
-      <w:proofErr w:type="spellStart"/>
-      <w:r>
-        <w:rPr>
-          <w:rFonts w:eastAsiaTheme="minorHAnsi"/>
-        </w:rPr>
-        <w:t>транскрибации</w:t>
-      </w:r>
-      <w:proofErr w:type="spellEnd"/>
-      <w:r>
-        <w:rPr>
-          <w:rFonts w:eastAsiaTheme="minorHAnsi"/>
-        </w:rPr>
-        <w:t>, NLP для анализа тональности) и правила классификации.</w:t>
+        <w:t>Модели и алгоритмы анализа эмоций — обученные нейронные сети (CNN для видео, RNN для аудио, ASR для транскрибации, NLP для анализа тональности) и правила классификации.</w:t>
       </w:r>
     </w:p>
     <w:p>
@@ -10226,35 +9565,7 @@
         <w:rPr>
           <w:rFonts w:eastAsiaTheme="minorHAnsi"/>
         </w:rPr>
-        <w:t>Завершающий этап обработки, на котором результаты анализа агрегируются по временным окнам и преобразуются в структурированный аналитический отчёт. Применяется эвристический подход позднего слияния (</w:t>
-      </w:r>
-      <w:proofErr w:type="spellStart"/>
-      <w:r>
-        <w:rPr>
-          <w:rFonts w:eastAsiaTheme="minorHAnsi"/>
-        </w:rPr>
-        <w:t>late</w:t>
-      </w:r>
-      <w:proofErr w:type="spellEnd"/>
-      <w:r>
-        <w:rPr>
-          <w:rFonts w:eastAsiaTheme="minorHAnsi"/>
-        </w:rPr>
-        <w:t xml:space="preserve"> </w:t>
-      </w:r>
-      <w:proofErr w:type="spellStart"/>
-      <w:r>
-        <w:rPr>
-          <w:rFonts w:eastAsiaTheme="minorHAnsi"/>
-        </w:rPr>
-        <w:t>fusion</w:t>
-      </w:r>
-      <w:proofErr w:type="spellEnd"/>
-      <w:r>
-        <w:rPr>
-          <w:rFonts w:eastAsiaTheme="minorHAnsi"/>
-        </w:rPr>
-        <w:t>): статистика эмоций, временные шкалы активности, ключевые фразы из транскрипта и метрики вовлечённости объединяются в единый документ. Отчёт формируется по выбранной форме (PDF, CSV, JSON) и становится доступным HR-специалисту для принятия управленческих решений.</w:t>
+        <w:t>Завершающий этап обработки, на котором результаты анализа агрегируются по временным окнам и преобразуются в структурированный аналитический отчёт. Применяется эвристический подход позднего слияния (late fusion): статистика эмоций, временные шкалы активности, ключевые фразы из транскрипта и метрики вовлечённости объединяются в единый документ. Отчёт формируется по выбранной форме (PDF, CSV, JSON) и становится доступным HR-специалисту для принятия управленческих решений.</w:t>
       </w:r>
     </w:p>
     <w:p>
@@ -10459,21 +9770,7 @@
         <w:rPr>
           <w:rFonts w:eastAsiaTheme="minorHAnsi"/>
         </w:rPr>
-        <w:t xml:space="preserve">Таким образом, декомпозиция IDEF0-диаграммы детализирует функциональную структуру системы, показывая последовательность этапов обработки мультимодальных данных от захвата </w:t>
-      </w:r>
-      <w:proofErr w:type="spellStart"/>
-      <w:r>
-        <w:rPr>
-          <w:rFonts w:eastAsiaTheme="minorHAnsi"/>
-        </w:rPr>
-        <w:t>медиапотоков</w:t>
-      </w:r>
-      <w:proofErr w:type="spellEnd"/>
-      <w:r>
-        <w:rPr>
-          <w:rFonts w:eastAsiaTheme="minorHAnsi"/>
-        </w:rPr>
-        <w:t xml:space="preserve"> до формирования аналитического отчёта, а также определяя ресурсы и управляющие факторы для каждого подпроцесса.</w:t>
+        <w:t>Таким образом, декомпозиция IDEF0-диаграммы детализирует функциональную структуру системы, показывая последовательность этапов обработки мультимодальных данных от захвата медиапотоков до формирования аналитического отчёта, а также определяя ресурсы и управляющие факторы для каждого подпроцесса.</w:t>
       </w:r>
     </w:p>
     <w:p>
@@ -10966,15 +10263,7 @@
     </w:p>
     <w:p>
       <w:r>
-        <w:t xml:space="preserve">• Сеанс </w:t>
-      </w:r>
-      <w:proofErr w:type="spellStart"/>
-      <w:r>
-        <w:t>видеовстречи</w:t>
-      </w:r>
-      <w:proofErr w:type="spellEnd"/>
-      <w:r>
-        <w:t xml:space="preserve"> — ключевая сущность бизнес-процесса, описывающая жизненный цикл мероприятия (от создания до завершения).</w:t>
+        <w:t>• Сеанс видеовстречи — ключевая сущность бизнес-процесса, описывающая жизненный цикл мероприятия (от создания до завершения).</w:t>
       </w:r>
     </w:p>
     <w:p>
@@ -11004,15 +10293,7 @@
         <w:t>Все с</w:t>
       </w:r>
       <w:r>
-        <w:t xml:space="preserve">вязи между сущностями имеют характер «один-ко-многим» (1:М). Центральной точкой агрегации является «Сеанс </w:t>
-      </w:r>
-      <w:proofErr w:type="spellStart"/>
-      <w:r>
-        <w:t>видеовстречи</w:t>
-      </w:r>
-      <w:proofErr w:type="spellEnd"/>
-      <w:r>
-        <w:t>»: одна сессия порождает множество участников, событий аналитики, сообщений чата и итоговых отчётов. Пользователь, в свою очередь, может быть организатором множества сессий и иметь несколько активных токенов обновления.</w:t>
+        <w:t>вязи между сущностями имеют характер «один-ко-многим» (1:М). Центральной точкой агрегации является «Сеанс видеовстречи»: одна сессия порождает множество участников, событий аналитики, сообщений чата и итоговых отчётов. Пользователь, в свою очередь, может быть организатором множества сессий и иметь несколько активных токенов обновления.</w:t>
       </w:r>
     </w:p>
     <w:p>
@@ -13832,20 +13113,8 @@
           <w:bCs w:val="0"/>
           <w:color w:val="000000"/>
         </w:rPr>
-        <w:t xml:space="preserve">Сеанс </w:t>
-      </w:r>
-      <w:proofErr w:type="spellStart"/>
-      <w:r>
-        <w:rPr>
-          <w:rStyle w:val="aff2"/>
-          <w:rFonts w:eastAsia="Microsoft YaHei"/>
-          <w:b w:val="0"/>
-          <w:bCs w:val="0"/>
-          <w:color w:val="000000"/>
-        </w:rPr>
-        <w:t>видеовстречи</w:t>
-      </w:r>
-      <w:proofErr w:type="spellEnd"/>
+        <w:t>Сеанс видеовстречи</w:t>
+      </w:r>
       <w:r>
         <w:rPr>
           <w:rFonts w:eastAsia="Microsoft YaHei"/>
@@ -13976,19 +13245,8 @@
           <w:i w:val="0"/>
           <w:iCs w:val="0"/>
         </w:rPr>
-        <w:t xml:space="preserve">Сеанс </w:t>
-      </w:r>
-      <w:proofErr w:type="spellStart"/>
-      <w:r>
-        <w:rPr>
-          <w:rStyle w:val="ae"/>
-          <w:rFonts w:eastAsia="Microsoft YaHei"/>
-          <w:i w:val="0"/>
-          <w:iCs w:val="0"/>
-        </w:rPr>
-        <w:t>видеовстречи</w:t>
-      </w:r>
-      <w:proofErr w:type="spellEnd"/>
+        <w:t>Сеанс видеовстречи</w:t>
+      </w:r>
       <w:r>
         <w:rPr>
           <w:rStyle w:val="ae"/>
@@ -14339,21 +13597,12 @@
                 <w:sz w:val="28"/>
               </w:rPr>
             </w:pPr>
-            <w:proofErr w:type="spellStart"/>
             <w:r>
               <w:rPr>
                 <w:rFonts w:asciiTheme="majorHAnsi" w:hAnsiTheme="majorHAnsi" w:cstheme="majorHAnsi"/>
                 <w:sz w:val="28"/>
               </w:rPr>
-              <w:t>Человекочитаемое</w:t>
-            </w:r>
-            <w:proofErr w:type="spellEnd"/>
-            <w:r>
-              <w:rPr>
-                <w:rFonts w:asciiTheme="majorHAnsi" w:hAnsiTheme="majorHAnsi" w:cstheme="majorHAnsi"/>
-                <w:sz w:val="28"/>
-              </w:rPr>
-              <w:t xml:space="preserve"> наименование сессии</w:t>
+              <w:t>Человекочитаемое наименование сессии</w:t>
             </w:r>
           </w:p>
         </w:tc>
@@ -15913,21 +15162,7 @@
         <w:rPr>
           <w:rFonts w:eastAsia="Microsoft YaHei"/>
         </w:rPr>
-        <w:t xml:space="preserve">выходные данные модуля искусственного интеллекта, содержащие информацию о распознанных эмоциях, результатах </w:t>
-      </w:r>
-      <w:proofErr w:type="spellStart"/>
-      <w:r>
-        <w:rPr>
-          <w:rFonts w:eastAsia="Microsoft YaHei"/>
-        </w:rPr>
-        <w:t>транскрибации</w:t>
-      </w:r>
-      <w:proofErr w:type="spellEnd"/>
-      <w:r>
-        <w:rPr>
-          <w:rFonts w:eastAsia="Microsoft YaHei"/>
-        </w:rPr>
-        <w:t xml:space="preserve"> речи и расчетных метриках.</w:t>
+        <w:t>выходные данные модуля искусственного интеллекта, содержащие информацию о распознанных эмоциях, результатах транскрибации речи и расчетных метриках.</w:t>
       </w:r>
     </w:p>
     <w:p>
@@ -18636,13 +17871,11 @@
     </w:p>
     <w:tbl>
       <w:tblPr>
-        <w:tblW w:w="0" w:type="auto"/>
+        <w:tblW w:w="0" w:type="dxa"/>
         <w:tblLayout w:type="fixed"/>
         <w:tblCellMar>
-          <w:top w:w="15" w:type="dxa"/>
-          <w:left w:w="15" w:type="dxa"/>
-          <w:bottom w:w="15" w:type="dxa"/>
-          <w:right w:w="15" w:type="dxa"/>
+          <w:left w:w="0" w:type="dxa"/>
+          <w:right w:w="0" w:type="dxa"/>
         </w:tblCellMar>
         <w:tblLook w:val="04A0" w:firstRow="1" w:lastRow="0" w:firstColumn="1" w:lastColumn="0" w:noHBand="0" w:noVBand="1"/>
       </w:tblPr>
@@ -19383,91 +18616,78 @@
         <w:rPr>
           <w:rFonts w:eastAsia="Microsoft YaHei"/>
         </w:rPr>
-        <w:t xml:space="preserve">На этапе логического проектирования концептуальная модель была преобразована в схему реляционной базы данных с учётом особенностей выбранной СУБД </w:t>
-      </w:r>
-      <w:proofErr w:type="spellStart"/>
+        <w:t xml:space="preserve">На этапе логического проектирования концептуальная модель была преобразована в схему реляционной базы данных с учётом особенностей выбранной СУБД PostgreSQL. Логическая модель </w:t>
+      </w:r>
       <w:r>
         <w:rPr>
           <w:rFonts w:eastAsia="Microsoft YaHei"/>
         </w:rPr>
-        <w:t>PostgreSQL</w:t>
-      </w:r>
-      <w:proofErr w:type="spellEnd"/>
+        <w:t xml:space="preserve">(рисунок </w:t>
+      </w:r>
       <w:r>
         <w:rPr>
           <w:rFonts w:eastAsia="Microsoft YaHei"/>
         </w:rPr>
-        <w:t xml:space="preserve">. Логическая модель </w:t>
+        <w:fldChar w:fldCharType="begin"/>
       </w:r>
       <w:r>
         <w:rPr>
           <w:rFonts w:eastAsia="Microsoft YaHei"/>
         </w:rPr>
-        <w:t xml:space="preserve">(рисунок </w:t>
+        <w:instrText xml:space="preserve"> REF _Ref229763363 \#0 \h </w:instrText>
       </w:r>
       <w:r>
         <w:rPr>
           <w:rFonts w:eastAsia="Microsoft YaHei"/>
         </w:rPr>
-        <w:fldChar w:fldCharType="begin"/>
+        <w:instrText xml:space="preserve"> \* MERGEFORMAT </w:instrText>
       </w:r>
       <w:r>
         <w:rPr>
           <w:rFonts w:eastAsia="Microsoft YaHei"/>
         </w:rPr>
-        <w:instrText xml:space="preserve"> REF _Ref229763363 \#0 \h </w:instrText>
       </w:r>
       <w:r>
         <w:rPr>
           <w:rFonts w:eastAsia="Microsoft YaHei"/>
         </w:rPr>
-        <w:instrText xml:space="preserve"> \* MERGEFORMAT </w:instrText>
+        <w:fldChar w:fldCharType="separate"/>
       </w:r>
       <w:r>
         <w:rPr>
           <w:rFonts w:eastAsia="Microsoft YaHei"/>
         </w:rPr>
+        <w:t>7</w:t>
       </w:r>
       <w:r>
         <w:rPr>
           <w:rFonts w:eastAsia="Microsoft YaHei"/>
         </w:rPr>
-        <w:fldChar w:fldCharType="separate"/>
+        <w:fldChar w:fldCharType="end"/>
       </w:r>
       <w:r>
         <w:rPr>
           <w:rFonts w:eastAsia="Microsoft YaHei"/>
         </w:rPr>
-        <w:t>7</w:t>
+        <w:t>)</w:t>
       </w:r>
       <w:r>
         <w:rPr>
           <w:rFonts w:eastAsia="Microsoft YaHei"/>
         </w:rPr>
-        <w:fldChar w:fldCharType="end"/>
+        <w:t xml:space="preserve"> </w:t>
       </w:r>
       <w:r>
         <w:rPr>
           <w:rFonts w:eastAsia="Microsoft YaHei"/>
         </w:rPr>
-        <w:t>)</w:t>
-      </w:r>
-      <w:r>
-        <w:rPr>
-          <w:rFonts w:eastAsia="Microsoft YaHei"/>
-        </w:rPr>
-        <w:t xml:space="preserve"> </w:t>
-      </w:r>
-      <w:r>
-        <w:rPr>
-          <w:rFonts w:eastAsia="Microsoft YaHei"/>
-        </w:rPr>
         <w:t>определяет структуру таблиц, первичные и внешние ключи, ограничения целостности и механизмы каскадного удаления.</w:t>
       </w:r>
     </w:p>
     <w:p>
       <w:pPr>
         <w:ind w:firstLine="0"/>
+        <w:jc w:val="center"/>
         <w:rPr>
           <w:rFonts w:eastAsia="Microsoft YaHei"/>
           <w:lang w:eastAsia="en-US" w:bidi="he-IL"/>
@@ -19644,21 +18864,7 @@
           <w:rFonts w:eastAsia="Microsoft YaHei"/>
         </w:rPr>
         <w:lastRenderedPageBreak/>
-        <w:t xml:space="preserve">ключи обеспечивают ссылочную целостность между связанными сущностями: например, каждая запись в таблице «Участник встречи» ссылается на конкретный сеанс </w:t>
-      </w:r>
-      <w:proofErr w:type="spellStart"/>
-      <w:r>
-        <w:rPr>
-          <w:rFonts w:eastAsia="Microsoft YaHei"/>
-        </w:rPr>
-        <w:t>видеовстречи</w:t>
-      </w:r>
-      <w:proofErr w:type="spellEnd"/>
-      <w:r>
-        <w:rPr>
-          <w:rFonts w:eastAsia="Microsoft YaHei"/>
-        </w:rPr>
-        <w:t>.</w:t>
+        <w:t>ключи обеспечивают ссылочную целостность между связанными сущностями: например, каждая запись в таблице «Участник встречи» ссылается на конкретный сеанс видеовстречи.</w:t>
       </w:r>
     </w:p>
     <w:p>
@@ -19676,21 +18882,7 @@
         <w:rPr>
           <w:rFonts w:eastAsia="Microsoft YaHei"/>
         </w:rPr>
-        <w:t xml:space="preserve">Ограничения уникальности. Ряд полей имеет ограничение уникальности: адрес электронной почты пользователя, </w:t>
-      </w:r>
-      <w:proofErr w:type="spellStart"/>
-      <w:r>
-        <w:rPr>
-          <w:rFonts w:eastAsia="Microsoft YaHei"/>
-        </w:rPr>
-        <w:t>хеш</w:t>
-      </w:r>
-      <w:proofErr w:type="spellEnd"/>
-      <w:r>
-        <w:rPr>
-          <w:rFonts w:eastAsia="Microsoft YaHei"/>
-        </w:rPr>
-        <w:t xml:space="preserve"> токена обновления, клиентский идентификатор сообщения чата. Это предотвращает дублирование критически важных данных и обеспечивает идемпотентность операций (в частности, при повторной отправке сообщений из-за сетевых сбоев).</w:t>
+        <w:t>Ограничения уникальности. Ряд полей имеет ограничение уникальности: адрес электронной почты пользователя, хеш токена обновления, клиентский идентификатор сообщения чата. Это предотвращает дублирование критически важных данных и обеспечивает идемпотентность операций (в частности, при повторной отправке сообщений из-за сетевых сбоев).</w:t>
       </w:r>
     </w:p>
     <w:p>
@@ -19708,35 +18900,7 @@
         <w:rPr>
           <w:rFonts w:eastAsia="Microsoft YaHei"/>
         </w:rPr>
-        <w:t xml:space="preserve">Гибкое хранение аналитики. Для полей, содержащих результаты работы нейросетей (полезные данные событий аналитики, данные отчёта, снимок конфигурации), предусмотрена возможность хранения </w:t>
-      </w:r>
-      <w:proofErr w:type="spellStart"/>
-      <w:r>
-        <w:rPr>
-          <w:rFonts w:eastAsia="Microsoft YaHei"/>
-        </w:rPr>
-        <w:t>полуструктурированных</w:t>
-      </w:r>
-      <w:proofErr w:type="spellEnd"/>
-      <w:r>
-        <w:rPr>
-          <w:rFonts w:eastAsia="Microsoft YaHei"/>
-        </w:rPr>
-        <w:t xml:space="preserve"> данных. Это позволяет сохранять разнородные результаты ИИ-моделей (координаты </w:t>
-      </w:r>
-      <w:proofErr w:type="spellStart"/>
-      <w:r>
-        <w:rPr>
-          <w:rFonts w:eastAsia="Microsoft YaHei"/>
-        </w:rPr>
-        <w:t>landmark</w:t>
-      </w:r>
-      <w:proofErr w:type="spellEnd"/>
-      <w:r>
-        <w:rPr>
-          <w:rFonts w:eastAsia="Microsoft YaHei"/>
-        </w:rPr>
-        <w:t>-точек, словари вероятностей эмоций, транскрипты) без необходимости частого изменения схемы базы данных.</w:t>
+        <w:t>Гибкое хранение аналитики. Для полей, содержащих результаты работы нейросетей (полезные данные событий аналитики, данные отчёта, снимок конфигурации), предусмотрена возможность хранения полуструктурированных данных. Это позволяет сохранять разнородные результаты ИИ-моделей (координаты landmark-точек, словари вероятностей эмоций, транскрипты) без необходимости частого изменения схемы базы данных.</w:t>
       </w:r>
     </w:p>
     <w:p>
@@ -19754,21 +18918,7 @@
         <w:rPr>
           <w:rFonts w:eastAsia="Microsoft YaHei"/>
         </w:rPr>
-        <w:t xml:space="preserve">Ссылочная целостность и каскадное удаление. Все внешние ключи, связывающие дочерние таблицы (участники, события, отчёты, сообщения чата) с родительской таблицей сеанса </w:t>
-      </w:r>
-      <w:proofErr w:type="spellStart"/>
-      <w:r>
-        <w:rPr>
-          <w:rFonts w:eastAsia="Microsoft YaHei"/>
-        </w:rPr>
-        <w:t>видеовстречи</w:t>
-      </w:r>
-      <w:proofErr w:type="spellEnd"/>
-      <w:r>
-        <w:rPr>
-          <w:rFonts w:eastAsia="Microsoft YaHei"/>
-        </w:rPr>
-        <w:t>, настроены с правилом каскадного удаления. Это гарантирует, что при удалении завершённой или тестовой встречи все связанные с ней данные будут автоматически очищены.</w:t>
+        <w:t>Ссылочная целостность и каскадное удаление. Все внешние ключи, связывающие дочерние таблицы (участники, события, отчёты, сообщения чата) с родительской таблицей сеанса видеовстречи, настроены с правилом каскадного удаления. Это гарантирует, что при удалении завершённой или тестовой встречи все связанные с ней данные будут автоматически очищены.</w:t>
       </w:r>
     </w:p>
     <w:p>
@@ -19863,23 +19013,7 @@
         <w:contextualSpacing/>
       </w:pPr>
       <w:r>
-        <w:t xml:space="preserve">Разработанный программный комплекс представляет собой веб-платформу для планирования онлайн-сессий, проведения </w:t>
-      </w:r>
-      <w:proofErr w:type="spellStart"/>
-      <w:r>
-        <w:t>видеовстреч</w:t>
-      </w:r>
-      <w:proofErr w:type="spellEnd"/>
-      <w:r>
-        <w:t xml:space="preserve"> в браузере, сбора мультимодальной аналитики (речь, мимика, эмоции) и формирования отчётности для организатора. Архитектура системы построена по клиент-серверной модели с выделением ресурсоёмких задач искусственного интеллекта в отдельные </w:t>
-      </w:r>
-      <w:proofErr w:type="spellStart"/>
-      <w:r>
-        <w:t>микросервисы</w:t>
-      </w:r>
-      <w:proofErr w:type="spellEnd"/>
-      <w:r>
-        <w:t>.</w:t>
+        <w:t>Разработанный программный комплекс представляет собой веб-платформу для планирования онлайн-сессий, проведения видеовстреч в браузере, сбора мультимодальной аналитики (речь, мимика, эмоции) и формирования отчётности для организатора. Архитектура системы построена по клиент-серверной модели с выделением ресурсоёмких задач искусственного интеллекта в отдельные микросервисы.</w:t>
       </w:r>
     </w:p>
     <w:p>
@@ -19887,23 +19021,7 @@
         <w:contextualSpacing/>
       </w:pPr>
       <w:r>
-        <w:t xml:space="preserve">Комплекс организован в виде </w:t>
-      </w:r>
-      <w:proofErr w:type="spellStart"/>
-      <w:r>
-        <w:t>монорепозитория</w:t>
-      </w:r>
-      <w:proofErr w:type="spellEnd"/>
-      <w:r>
-        <w:t xml:space="preserve">, что обеспечивает согласованность интерфейсов, упрощает управление зависимостями и ускоряет процесс разработки. </w:t>
-      </w:r>
-      <w:proofErr w:type="spellStart"/>
-      <w:r>
-        <w:t>Оркестрация</w:t>
-      </w:r>
-      <w:proofErr w:type="spellEnd"/>
-      <w:r>
-        <w:t xml:space="preserve"> сервисов осуществляется с помощью средств контейнеризации, поддерживающих базовый профиль (клиентская часть, серверная часть, СУБД) и опциональный профиль искусственного интеллекта (AI-шлюз, сервис распознавания речи).</w:t>
+        <w:t>Комплекс организован в виде монорепозитория, что обеспечивает согласованность интерфейсов, упрощает управление зависимостями и ускоряет процесс разработки. Оркестрация сервисов осуществляется с помощью средств контейнеризации, поддерживающих базовый профиль (клиентская часть, серверная часть, СУБД) и опциональный профиль искусственного интеллекта (AI-шлюз, сервис распознавания речи).</w:t>
       </w:r>
     </w:p>
     <w:p>
@@ -19934,29 +19052,8 @@
           <w:numId w:val="4"/>
         </w:numPr>
       </w:pPr>
-      <w:proofErr w:type="spellStart"/>
-      <w:r>
-        <w:t>WebSocket</w:t>
-      </w:r>
-      <w:proofErr w:type="spellEnd"/>
-      <w:r>
-        <w:t xml:space="preserve"> – для </w:t>
-      </w:r>
-      <w:proofErr w:type="spellStart"/>
-      <w:r>
-        <w:t>низкозадержочного</w:t>
-      </w:r>
-      <w:proofErr w:type="spellEnd"/>
-      <w:r>
-        <w:t xml:space="preserve"> обмена </w:t>
-      </w:r>
-      <w:proofErr w:type="spellStart"/>
-      <w:r>
-        <w:t>медиаданными</w:t>
-      </w:r>
-      <w:proofErr w:type="spellEnd"/>
-      <w:r>
-        <w:t>, событиями встречи, потоковой аналитикой и чатом в реальном времени.</w:t>
+      <w:r>
+        <w:t>WebSocket – для низкозадержочного обмена медиаданными, событиями встречи, потоковой аналитикой и чатом в реальном времени.</w:t>
       </w:r>
     </w:p>
     <w:p>
@@ -19985,31 +19082,7 @@
         <w:contextualSpacing/>
       </w:pPr>
       <w:r>
-        <w:t xml:space="preserve">Клиентская часть реализована как одностраничное приложение (SPA) на базе стека </w:t>
-      </w:r>
-      <w:proofErr w:type="spellStart"/>
-      <w:r>
-        <w:t>React</w:t>
-      </w:r>
-      <w:proofErr w:type="spellEnd"/>
-      <w:r>
-        <w:t xml:space="preserve">, </w:t>
-      </w:r>
-      <w:proofErr w:type="spellStart"/>
-      <w:r>
-        <w:t>TypeScript</w:t>
-      </w:r>
-      <w:proofErr w:type="spellEnd"/>
-      <w:r>
-        <w:t xml:space="preserve"> и сборщика </w:t>
-      </w:r>
-      <w:proofErr w:type="spellStart"/>
-      <w:r>
-        <w:t>Vite</w:t>
-      </w:r>
-      <w:proofErr w:type="spellEnd"/>
-      <w:r>
-        <w:t>. Интерфейс спроектирован с учётом принципов компонентного подхода и разделения ответственности.</w:t>
+        <w:t>Клиентская часть реализована как одностраничное приложение (SPA) на базе стека React, TypeScript и сборщика Vite. Интерфейс спроектирован с учётом принципов компонентного подхода и разделения ответственности.</w:t>
       </w:r>
     </w:p>
     <w:p>
@@ -20052,21 +19125,8 @@
           <w:numId w:val="4"/>
         </w:numPr>
       </w:pPr>
-      <w:proofErr w:type="spellStart"/>
-      <w:r>
-        <w:t>WebSocket</w:t>
-      </w:r>
-      <w:proofErr w:type="spellEnd"/>
-      <w:r>
-        <w:t xml:space="preserve">-механизм реализует автоматическое </w:t>
-      </w:r>
-      <w:proofErr w:type="spellStart"/>
-      <w:r>
-        <w:t>переподключение</w:t>
-      </w:r>
-      <w:proofErr w:type="spellEnd"/>
-      <w:r>
-        <w:t xml:space="preserve"> при разрыве соединения, обработку сигналов активности и маршрутизацию входящих событий. Разбор доменных событий вынесен в отдельную функцию, которая обновляет состояние интерфейса, отображает уведомления и обрабатывает событие завершения встречи.</w:t>
+      <w:r>
+        <w:t>WebSocket-механизм реализует автоматическое переподключение при разрыве соединения, обработку сигналов активности и маршрутизацию входящих событий. Разбор доменных событий вынесен в отдельную функцию, которая обновляет состояние интерфейса, отображает уведомления и обрабатывает событие завершения встречи.</w:t>
       </w:r>
     </w:p>
     <w:p>
@@ -20271,15 +19331,7 @@
       <w:bookmarkStart w:id="41" w:name="_Toc229467891"/>
       <w:bookmarkStart w:id="42" w:name="_Toc233140235"/>
       <w:r>
-        <w:t xml:space="preserve">Серверный модуль управления сессиями и </w:t>
-      </w:r>
-      <w:proofErr w:type="spellStart"/>
-      <w:r>
-        <w:t>WebSocket</w:t>
-      </w:r>
-      <w:proofErr w:type="spellEnd"/>
-      <w:r>
-        <w:t>-коммуникации</w:t>
+        <w:t>Серверный модуль управления сессиями и WebSocket-коммуникации</w:t>
       </w:r>
       <w:bookmarkEnd w:id="41"/>
       <w:bookmarkEnd w:id="42"/>
@@ -20289,15 +19341,7 @@
         <w:contextualSpacing/>
       </w:pPr>
       <w:r>
-        <w:t xml:space="preserve">Серверная часть реализована на языке Go с использованием веб-фреймворка </w:t>
-      </w:r>
-      <w:proofErr w:type="spellStart"/>
-      <w:r>
-        <w:t>Gin</w:t>
-      </w:r>
-      <w:proofErr w:type="spellEnd"/>
-      <w:r>
-        <w:t>. Точка входа приложения отвечает за инициализацию подключения к СУБД, настройку CORS, регистрацию промежуточного программного обеспечения и маршрутов</w:t>
+        <w:t>Серверная часть реализована на языке Go с использованием веб-фреймворка Gin. Точка входа приложения отвечает за инициализацию подключения к СУБД, настройку CORS, регистрацию промежуточного программного обеспечения и маршрутов</w:t>
       </w:r>
       <w:r>
         <w:t>.</w:t>
@@ -20320,15 +19364,7 @@
         </w:numPr>
       </w:pPr>
       <w:r>
-        <w:t xml:space="preserve">Цепочка </w:t>
-      </w:r>
-      <w:proofErr w:type="spellStart"/>
-      <w:r>
-        <w:t>middleware</w:t>
-      </w:r>
-      <w:proofErr w:type="spellEnd"/>
-      <w:r>
-        <w:t xml:space="preserve"> выстроена в следующей последовательности: сначала выполняется восстановление после сбоев, затем идентификация запроса, после чего производится логирование доступа и обработка CORS. Далее система ограничивает количество попыток входа и выполняет проверку аутентификации. Такой порядок обработки обеспечивает отказоустойчивость сервиса, полный аудит запросов, защиту от атак подбора паролей и контроль доступа к защищённым ресурсам.</w:t>
+        <w:t>Цепочка middleware выстроена в следующей последовательности: сначала выполняется восстановление после сбоев, затем идентификация запроса, после чего производится логирование доступа и обработка CORS. Далее система ограничивает количество попыток входа и выполняет проверку аутентификации. Такой порядок обработки обеспечивает отказоустойчивость сервиса, полный аудит запросов, защиту от атак подбора паролей и контроль доступа к защищённым ресурсам.</w:t>
       </w:r>
     </w:p>
     <w:p>
@@ -20339,13 +19375,8 @@
           <w:numId w:val="4"/>
         </w:numPr>
       </w:pPr>
-      <w:proofErr w:type="spellStart"/>
-      <w:r>
-        <w:t>WebSocket</w:t>
-      </w:r>
-      <w:proofErr w:type="spellEnd"/>
-      <w:r>
-        <w:t xml:space="preserve">-хаб управляет пулом соединений по идентификатору сессии. При получении сообщения о присоединении сервер сохраняет метаданные подключения, рассылает событие о новом участнике всем </w:t>
+      <w:r>
+        <w:t xml:space="preserve">WebSocket-хаб управляет пулом соединений по идентификатору сессии. При получении сообщения о присоединении сервер сохраняет метаданные подключения, рассылает событие о новом участнике всем </w:t>
       </w:r>
       <w:r>
         <w:lastRenderedPageBreak/>
@@ -20361,23 +19392,7 @@
         </w:numPr>
       </w:pPr>
       <w:r>
-        <w:t xml:space="preserve">Обработка медиа-событий: сообщения типов «кадр», «аудио», «сообщение чата» маршрутизируются к зарегистрированным обработчикам. События аналитики (текстовый анализ, </w:t>
-      </w:r>
-      <w:proofErr w:type="spellStart"/>
-      <w:r>
-        <w:t>аудиоанализ</w:t>
-      </w:r>
-      <w:proofErr w:type="spellEnd"/>
-      <w:r>
-        <w:t xml:space="preserve">, анализ лица, эмоции) записываются в таблицу событий и одновременно транслируются клиентам. Отладочные сообщения не сохраняются в БД, а сразу передаются по </w:t>
-      </w:r>
-      <w:proofErr w:type="spellStart"/>
-      <w:r>
-        <w:t>WebSocket</w:t>
-      </w:r>
-      <w:proofErr w:type="spellEnd"/>
-      <w:r>
-        <w:t xml:space="preserve"> для снижения нагрузки на дисковую подсистему.</w:t>
+        <w:t>Обработка медиа-событий: сообщения типов «кадр», «аудио», «сообщение чата» маршрутизируются к зарегистрированным обработчикам. События аналитики (текстовый анализ, аудиоанализ, анализ лица, эмоции) записываются в таблицу событий и одновременно транслируются клиентам. Отладочные сообщения не сохраняются в БД, а сразу передаются по WebSocket для снижения нагрузки на дисковую подсистему.</w:t>
       </w:r>
     </w:p>
     <w:p>
@@ -20409,15 +19424,7 @@
         <w:contextualSpacing/>
       </w:pPr>
       <w:r>
-        <w:t>Подсистема безопасности реализована на основе архитектуры без сохранения состояния (</w:t>
-      </w:r>
-      <w:proofErr w:type="spellStart"/>
-      <w:r>
-        <w:t>stateless</w:t>
-      </w:r>
-      <w:proofErr w:type="spellEnd"/>
-      <w:r>
-        <w:t>) с применением технологии JWT. Процесс аутентификации пользователя состоит из следующих этапов</w:t>
+        <w:t>Подсистема безопасности реализована на основе архитектуры без сохранения состояния (stateless) с применением технологии JWT. Процесс аутентификации пользователя состоит из следующих этапов</w:t>
       </w:r>
       <w:r>
         <w:t>:</w:t>
@@ -20432,15 +19439,7 @@
         <w:contextualSpacing/>
       </w:pPr>
       <w:r>
-        <w:t xml:space="preserve">Проверку учётных данных через запрос входа с валидацией </w:t>
-      </w:r>
-      <w:proofErr w:type="spellStart"/>
-      <w:r>
-        <w:t>хеша</w:t>
-      </w:r>
-      <w:proofErr w:type="spellEnd"/>
-      <w:r>
-        <w:t xml:space="preserve"> пароля.</w:t>
+        <w:t>Проверку учётных данных через запрос входа с валидацией хеша пароля.</w:t>
       </w:r>
     </w:p>
     <w:p>
@@ -20508,15 +19507,7 @@
         </w:numPr>
       </w:pPr>
       <w:r>
-        <w:t xml:space="preserve">В продакшн-окружении предполагается использование HTTPS/WSS, строгих CORS-правил и безопасных </w:t>
-      </w:r>
-      <w:proofErr w:type="spellStart"/>
-      <w:r>
-        <w:t>cookie</w:t>
-      </w:r>
-      <w:proofErr w:type="spellEnd"/>
-      <w:r>
-        <w:t xml:space="preserve"> для токенов обновления.</w:t>
+        <w:t>В продакшн-окружении предполагается использование HTTPS/WSS, строгих CORS-правил и безопасных cookie для токенов обновления.</w:t>
       </w:r>
     </w:p>
     <w:p>
@@ -20527,30 +19518,17 @@
       <w:bookmarkStart w:id="46" w:name="_Toc233140237"/>
       <w:r>
         <w:lastRenderedPageBreak/>
-        <w:t xml:space="preserve">Модуль захвата и передачи </w:t>
-      </w:r>
-      <w:proofErr w:type="spellStart"/>
-      <w:r>
-        <w:t>медиапотоков</w:t>
+        <w:t>Модуль захвата и передачи медиапотоков</w:t>
       </w:r>
       <w:bookmarkEnd w:id="45"/>
       <w:bookmarkEnd w:id="46"/>
-      <w:proofErr w:type="spellEnd"/>
     </w:p>
     <w:p>
       <w:pPr>
         <w:contextualSpacing/>
       </w:pPr>
       <w:r>
-        <w:t xml:space="preserve">Захват </w:t>
-      </w:r>
-      <w:proofErr w:type="spellStart"/>
-      <w:r>
-        <w:t>медиаданных</w:t>
-      </w:r>
-      <w:proofErr w:type="spellEnd"/>
-      <w:r>
-        <w:t xml:space="preserve"> на стороне клиента реализован через нативные браузерные API без использования сторонних плагинов.</w:t>
+        <w:t>Захват медиаданных на стороне клиента реализован через нативные браузерные API без использования сторонних плагинов.</w:t>
       </w:r>
     </w:p>
     <w:p>
@@ -20562,23 +19540,7 @@
         </w:numPr>
       </w:pPr>
       <w:r>
-        <w:t xml:space="preserve">Аудио: создаётся компонент записи исключительно для аудиодорожки микрофона. Для корректного декодирования на стороне сервера применяется стратегия кумулятивного накопления </w:t>
-      </w:r>
-      <w:proofErr w:type="spellStart"/>
-      <w:r>
-        <w:t>чанков</w:t>
-      </w:r>
-      <w:proofErr w:type="spellEnd"/>
-      <w:r>
-        <w:t xml:space="preserve">: вместо отправки изолированных фрагментов система формирует непрерывный буфер, содержащий инициализирующий сегмент и последующие кластеры. Буфер кодируется в Base64 и отправляется по </w:t>
-      </w:r>
-      <w:proofErr w:type="spellStart"/>
-      <w:r>
-        <w:t>WebSocket</w:t>
-      </w:r>
-      <w:proofErr w:type="spellEnd"/>
-      <w:r>
-        <w:t xml:space="preserve"> с заданным интервалом или по достижению лимита размера.</w:t>
+        <w:t>Аудио: создаётся компонент записи исключительно для аудиодорожки микрофона. Для корректного декодирования на стороне сервера применяется стратегия кумулятивного накопления чанков: вместо отправки изолированных фрагментов система формирует непрерывный буфер, содержащий инициализирующий сегмент и последующие кластеры. Буфер кодируется в Base64 и отправляется по WebSocket с заданным интервалом или по достижению лимита размера.</w:t>
       </w:r>
     </w:p>
     <w:p>
@@ -20590,23 +19552,7 @@
         </w:numPr>
       </w:pPr>
       <w:r>
-        <w:t xml:space="preserve">Видео: кадры для анализа лица захватываются с </w:t>
-      </w:r>
-      <w:proofErr w:type="spellStart"/>
-      <w:r>
-        <w:t>видеоэлемента</w:t>
-      </w:r>
-      <w:proofErr w:type="spellEnd"/>
-      <w:r>
-        <w:t xml:space="preserve"> через </w:t>
-      </w:r>
-      <w:proofErr w:type="spellStart"/>
-      <w:r>
-        <w:t>canvas</w:t>
-      </w:r>
-      <w:proofErr w:type="spellEnd"/>
-      <w:r>
-        <w:t xml:space="preserve"> с фиксированным интервалом. Изображение конвертируется в JPEG Base64 и передаётся типом «кадр». Такой подход балансирует между частотой обновления аналитики и пропускной способностью канала.</w:t>
+        <w:t>Видео: кадры для анализа лица захватываются с видеоэлемента через canvas с фиксированным интервалом. Изображение конвертируется в JPEG Base64 и передаётся типом «кадр». Такой подход балансирует между частотой обновления аналитики и пропускной способностью канала.</w:t>
       </w:r>
     </w:p>
     <w:p>
@@ -20649,21 +19595,11 @@
     </w:p>
     <w:p>
       <w:r>
-        <w:t xml:space="preserve">Для анализа видеопотока используется </w:t>
-      </w:r>
-      <w:proofErr w:type="spellStart"/>
-      <w:r>
-        <w:t>сверточная</w:t>
-      </w:r>
-      <w:proofErr w:type="spellEnd"/>
-      <w:r>
-        <w:t xml:space="preserve"> нейронная сеть (CNN), которая обучается на датасете изображений лиц (например, FER2013). Классификация эмоций (радость, грусть, гнев и т.д.) выполняется с помощью функции активации </w:t>
-      </w:r>
-      <w:proofErr w:type="spellStart"/>
+        <w:t xml:space="preserve">Для анализа видеопотока используется сверточная нейронная сеть (CNN), которая обучается на датасете изображений лиц (например, FER2013). Классификация эмоций (радость, грусть, гнев и т.д.) выполняется с помощью функции активации </w:t>
+      </w:r>
       <w:r>
         <w:t>Softmax</w:t>
       </w:r>
-      <w:proofErr w:type="spellEnd"/>
       <w:r>
         <w:t>:</w:t>
       </w:r>
@@ -21002,21 +19938,8 @@
         <w:t xml:space="preserve">Для оценки качества модели используется функция потерь </w:t>
       </w:r>
       <w:r>
-        <w:t>Cross-</w:t>
-      </w:r>
-      <w:proofErr w:type="spellStart"/>
-      <w:r>
-        <w:t>Entropy</w:t>
-      </w:r>
-      <w:proofErr w:type="spellEnd"/>
-      <w:r>
-        <w:t xml:space="preserve"> </w:t>
-      </w:r>
-      <w:proofErr w:type="spellStart"/>
-      <w:r>
-        <w:t>Loss</w:t>
-      </w:r>
-      <w:proofErr w:type="spellEnd"/>
+        <w:t>Cross-Entropy Loss</w:t>
+      </w:r>
       <w:r>
         <w:t>:</w:t>
       </w:r>
@@ -21409,40 +20332,11 @@
     </w:p>
     <w:p>
       <w:r>
-        <w:t xml:space="preserve">Для анализа аудиопотока применяются мел-частотные </w:t>
-      </w:r>
-      <w:proofErr w:type="spellStart"/>
-      <w:r>
-        <w:t>кепстральные</w:t>
-      </w:r>
-      <w:proofErr w:type="spellEnd"/>
-      <w:r>
-        <w:t xml:space="preserve"> коэффициенты (MFCC), которые извлекаются из голосовых данных. </w:t>
-      </w:r>
-      <w:r>
-        <w:t xml:space="preserve">Классификация выполняется рекуррентной нейронной сетью (RNN) с функцией активации </w:t>
-      </w:r>
-      <w:proofErr w:type="spellStart"/>
-      <w:r>
-        <w:t>Softmax</w:t>
-      </w:r>
-      <w:proofErr w:type="spellEnd"/>
-      <w:r>
-        <w:t>. Точность модели также оценивается через Cross-</w:t>
-      </w:r>
-      <w:proofErr w:type="spellStart"/>
-      <w:r>
-        <w:t>Entropy</w:t>
-      </w:r>
-      <w:proofErr w:type="spellEnd"/>
-      <w:r>
-        <w:t xml:space="preserve"> </w:t>
-      </w:r>
-      <w:proofErr w:type="spellStart"/>
-      <w:r>
-        <w:t>Loss</w:t>
-      </w:r>
-      <w:proofErr w:type="spellEnd"/>
+        <w:t xml:space="preserve">Для анализа аудиопотока применяются мел-частотные кепстральные коэффициенты (MFCC), которые извлекаются из голосовых данных. </w:t>
+      </w:r>
+      <w:r>
+        <w:t>Классификация выполняется рекуррентной нейронной сетью (RNN) с функцией активации Softmax. Точность модели также оценивается через Cross-Entropy Loss</w:t>
+      </w:r>
       <w:r>
         <w:t>.</w:t>
       </w:r>
@@ -21468,7 +20362,6 @@
           <w:numId w:val="4"/>
         </w:numPr>
       </w:pPr>
-      <w:proofErr w:type="spellStart"/>
       <w:r>
         <w:rPr>
           <w:b/>
@@ -21476,7 +20369,6 @@
         </w:rPr>
         <w:t>Accuracy</w:t>
       </w:r>
-      <w:proofErr w:type="spellEnd"/>
       <w:r>
         <w:t>: доля правильно классифицированных эмоций,</w:t>
       </w:r>
@@ -21489,7 +20381,6 @@
           <w:numId w:val="4"/>
         </w:numPr>
       </w:pPr>
-      <w:proofErr w:type="spellStart"/>
       <w:r>
         <w:rPr>
           <w:b/>
@@ -21497,7 +20388,6 @@
         </w:rPr>
         <w:t>Loss</w:t>
       </w:r>
-      <w:proofErr w:type="spellEnd"/>
       <w:r>
         <w:t>: значение функции потерь, отражающее расхождение между предсказаниями и истинными значениями.</w:t>
       </w:r>
@@ -21697,31 +20587,7 @@
         </w:numPr>
       </w:pPr>
       <w:r>
-        <w:t xml:space="preserve">Поток обработки аудиоданных: производится захват </w:t>
-      </w:r>
-      <w:proofErr w:type="spellStart"/>
-      <w:r>
-        <w:t>аудиочанков</w:t>
-      </w:r>
-      <w:proofErr w:type="spellEnd"/>
-      <w:r>
-        <w:t xml:space="preserve">, после чего выполняется </w:t>
-      </w:r>
-      <w:proofErr w:type="spellStart"/>
-      <w:r>
-        <w:t>транскрибация</w:t>
-      </w:r>
-      <w:proofErr w:type="spellEnd"/>
-      <w:r>
-        <w:t xml:space="preserve"> речи с преобразованием аудиосигнала в текстовое представление. Результаты </w:t>
-      </w:r>
-      <w:proofErr w:type="spellStart"/>
-      <w:r>
-        <w:t>транскрибации</w:t>
-      </w:r>
-      <w:proofErr w:type="spellEnd"/>
-      <w:r>
-        <w:t xml:space="preserve"> сохраняются в базу данных.</w:t>
+        <w:t>Поток обработки аудиоданных: производится захват аудиочанков, после чего выполняется транскрибация речи с преобразованием аудиосигнала в текстовое представление. Результаты транскрибации сохраняются в базу данных.</w:t>
       </w:r>
     </w:p>
     <w:p>
@@ -21763,15 +20629,7 @@
         <w:contextualSpacing/>
       </w:pPr>
       <w:r>
-        <w:t xml:space="preserve">Вычислительные задачи ИИ вынесены в отдельный сервис (AI-шлюз) и сервис распознавания речи на языке Python. Шлюз взаимодействует с серверной частью через </w:t>
-      </w:r>
-      <w:proofErr w:type="spellStart"/>
-      <w:r>
-        <w:t>WebSocket</w:t>
-      </w:r>
-      <w:proofErr w:type="spellEnd"/>
-      <w:r>
-        <w:t xml:space="preserve"> и конфигурируется через JSON-файлы с поддержкой горячей перезагрузки.</w:t>
+        <w:t>Вычислительные задачи ИИ вынесены в отдельный сервис (AI-шлюз) и сервис распознавания речи на языке Python. Шлюз взаимодействует с серверной частью через WebSocket и конфигурируется через JSON-файлы с поддержкой горячей перезагрузки.</w:t>
       </w:r>
     </w:p>
     <w:p>
@@ -21788,141 +20646,170 @@
         <w:contextualSpacing/>
       </w:pPr>
       <w:r>
-        <w:t>Задача распознавания эмоций по выражению лица (</w:t>
-      </w:r>
-      <w:proofErr w:type="spellStart"/>
-      <w:r>
-        <w:t>Facial</w:t>
-      </w:r>
-      <w:proofErr w:type="spellEnd"/>
+        <w:t>Задача распознавания эмоций по выражению лица (Facial Expression Recognition, FER) является одной из ключевых в области компьютерного зрения и аффективных вычислений</w:t>
+      </w:r>
+      <w:r>
+        <w:t>[</w:t>
+      </w:r>
+      <w:r>
+        <w:fldChar w:fldCharType="begin"/>
+      </w:r>
+      <w:r>
+        <w:instrText xml:space="preserve"> REF _Ref229768210 \r \h </w:instrText>
+      </w:r>
+      <w:r>
+        <w:instrText xml:space="preserve"> \* MERGEFORMAT </w:instrText>
+      </w:r>
+      <w:r>
+        <w:fldChar w:fldCharType="separate"/>
+      </w:r>
+      <w:r>
+        <w:t>1</w:t>
+      </w:r>
+      <w:r>
+        <w:fldChar w:fldCharType="end"/>
+      </w:r>
+      <w:r>
+        <w:t>,</w:t>
+      </w:r>
       <w:r>
         <w:t xml:space="preserve"> </w:t>
       </w:r>
-      <w:proofErr w:type="spellStart"/>
-      <w:r>
-        <w:t>Expression</w:t>
-      </w:r>
-      <w:proofErr w:type="spellEnd"/>
-      <w:r>
+      <w:r>
+        <w:rPr>
+          <w:lang w:val="en-US"/>
+        </w:rPr>
+        <w:fldChar w:fldCharType="begin"/>
+      </w:r>
+      <w:r>
+        <w:instrText xml:space="preserve"> </w:instrText>
+      </w:r>
+      <w:r>
+        <w:rPr>
+          <w:lang w:val="en-US"/>
+        </w:rPr>
+        <w:instrText>REF</w:instrText>
+      </w:r>
+      <w:r>
+        <w:instrText xml:space="preserve"> _</w:instrText>
+      </w:r>
+      <w:r>
+        <w:rPr>
+          <w:lang w:val="en-US"/>
+        </w:rPr>
+        <w:instrText>Ref</w:instrText>
+      </w:r>
+      <w:r>
+        <w:instrText>229768249 \</w:instrText>
+      </w:r>
+      <w:r>
+        <w:rPr>
+          <w:lang w:val="en-US"/>
+        </w:rPr>
+        <w:instrText>r</w:instrText>
+      </w:r>
+      <w:r>
+        <w:instrText xml:space="preserve"> \</w:instrText>
+      </w:r>
+      <w:r>
+        <w:rPr>
+          <w:lang w:val="en-US"/>
+        </w:rPr>
+        <w:instrText>h</w:instrText>
+      </w:r>
+      <w:r>
+        <w:instrText xml:space="preserve"> </w:instrText>
+      </w:r>
+      <w:r>
+        <w:instrText xml:space="preserve"> \* </w:instrText>
+      </w:r>
+      <w:r>
+        <w:rPr>
+          <w:lang w:val="en-US"/>
+        </w:rPr>
+        <w:instrText>MERGEFORMAT</w:instrText>
+      </w:r>
+      <w:r>
+        <w:instrText xml:space="preserve"> </w:instrText>
+      </w:r>
+      <w:r>
+        <w:rPr>
+          <w:lang w:val="en-US"/>
+        </w:rPr>
+      </w:r>
+      <w:r>
+        <w:rPr>
+          <w:lang w:val="en-US"/>
+        </w:rPr>
+        <w:fldChar w:fldCharType="separate"/>
+      </w:r>
+      <w:r>
+        <w:t>7</w:t>
+      </w:r>
+      <w:r>
+        <w:rPr>
+          <w:lang w:val="en-US"/>
+        </w:rPr>
+        <w:fldChar w:fldCharType="end"/>
+      </w:r>
+      <w:r>
+        <w:t>]</w:t>
+      </w:r>
+      <w:r>
+        <w:t xml:space="preserve"> Современный подход к решению данной задачи включает два основных этапа: детектирование лица и классификацию эмоций.</w:t>
+      </w:r>
+    </w:p>
+    <w:p>
+      <w:pPr>
+        <w:contextualSpacing/>
+      </w:pPr>
+      <w:r>
+        <w:t>Первым этапом обработки выступает локализация лица на изображении и определение его ключевых точек. В настоящее время для решения этой задачи применяются два основных подхода. К</w:t>
+      </w:r>
+      <w:r>
+        <w:rPr>
+          <w:lang w:val="en-US"/>
+        </w:rPr>
         <w:t xml:space="preserve"> </w:t>
       </w:r>
-      <w:proofErr w:type="spellStart"/>
-      <w:r>
-        <w:t>Recognition</w:t>
-      </w:r>
-      <w:proofErr w:type="spellEnd"/>
-      <w:r>
-        <w:t>, FER) является одной из ключевых в области компьютерного зрения и аффективных вычислений</w:t>
-      </w:r>
-      <w:r>
-        <w:t>[</w:t>
-      </w:r>
-      <w:r>
-        <w:fldChar w:fldCharType="begin"/>
-      </w:r>
-      <w:r>
-        <w:instrText xml:space="preserve"> REF _Ref229768210 \r \h </w:instrText>
-      </w:r>
-      <w:r>
-        <w:instrText xml:space="preserve"> \* MERGEFORMAT </w:instrText>
-      </w:r>
-      <w:r>
-        <w:fldChar w:fldCharType="separate"/>
-      </w:r>
-      <w:r>
-        <w:t>1</w:t>
-      </w:r>
-      <w:r>
-        <w:fldChar w:fldCharType="end"/>
-      </w:r>
-      <w:r>
-        <w:t>,</w:t>
-      </w:r>
-      <w:r>
+      <w:r>
+        <w:t>классическим</w:t>
+      </w:r>
+      <w:r>
+        <w:rPr>
+          <w:lang w:val="en-US"/>
+        </w:rPr>
         <w:t xml:space="preserve"> </w:t>
       </w:r>
       <w:r>
+        <w:t>методам</w:t>
+      </w:r>
+      <w:r>
         <w:rPr>
           <w:lang w:val="en-US"/>
         </w:rPr>
-        <w:fldChar w:fldCharType="begin"/>
-      </w:r>
-      <w:r>
-        <w:instrText xml:space="preserve"> </w:instrText>
+        <w:t xml:space="preserve"> </w:t>
+      </w:r>
+      <w:r>
+        <w:t>относятся</w:t>
       </w:r>
       <w:r>
         <w:rPr>
           <w:lang w:val="en-US"/>
         </w:rPr>
-        <w:instrText>REF</w:instrText>
-      </w:r>
-      <w:r>
-        <w:instrText xml:space="preserve"> _</w:instrText>
+        <w:t xml:space="preserve"> Active Shape Models (ASM) </w:t>
+      </w:r>
+      <w:r>
+        <w:t>и</w:t>
       </w:r>
       <w:r>
         <w:rPr>
           <w:lang w:val="en-US"/>
         </w:rPr>
-        <w:instrText>Ref</w:instrText>
-      </w:r>
-      <w:r>
-        <w:instrText>229768249 \</w:instrText>
-      </w:r>
-      <w:r>
-        <w:rPr>
-          <w:lang w:val="en-US"/>
-        </w:rPr>
-        <w:instrText>r</w:instrText>
-      </w:r>
-      <w:r>
-        <w:instrText xml:space="preserve"> \</w:instrText>
-      </w:r>
-      <w:r>
-        <w:rPr>
-          <w:lang w:val="en-US"/>
-        </w:rPr>
-        <w:instrText>h</w:instrText>
-      </w:r>
-      <w:r>
-        <w:instrText xml:space="preserve"> </w:instrText>
-      </w:r>
-      <w:r>
-        <w:instrText xml:space="preserve"> \* </w:instrText>
-      </w:r>
-      <w:r>
-        <w:rPr>
-          <w:lang w:val="en-US"/>
-        </w:rPr>
-        <w:instrText>MERGEFORMAT</w:instrText>
-      </w:r>
-      <w:r>
-        <w:instrText xml:space="preserve"> </w:instrText>
-      </w:r>
-      <w:r>
-        <w:rPr>
-          <w:lang w:val="en-US"/>
-        </w:rPr>
-      </w:r>
-      <w:r>
-        <w:rPr>
-          <w:lang w:val="en-US"/>
-        </w:rPr>
-        <w:fldChar w:fldCharType="separate"/>
-      </w:r>
-      <w:r>
-        <w:t>7</w:t>
-      </w:r>
-      <w:r>
-        <w:rPr>
-          <w:lang w:val="en-US"/>
-        </w:rPr>
-        <w:fldChar w:fldCharType="end"/>
-      </w:r>
-      <w:r>
-        <w:t>]</w:t>
-      </w:r>
-      <w:r>
-        <w:t xml:space="preserve"> Современный подход к решению данной задачи включает два основных этапа: детектирование лица и классификацию эмоций.</w:t>
+        <w:t xml:space="preserve"> Active Appearance Models (AAM). </w:t>
+      </w:r>
+      <w:r>
+        <w:t>Эти статистические алгоритмы строят параметрическое представление формы лица на основе обучающей выборки, описывая вариации формы и текстуры посредством метода главных компонент (PCA).</w:t>
       </w:r>
     </w:p>
     <w:p>
@@ -21930,116 +20817,7 @@
         <w:contextualSpacing/>
       </w:pPr>
       <w:r>
-        <w:t>Первым этапом обработки выступает локализация лица на изображении и определение его ключевых точек. В настоящее время для решения этой задачи применяются два основных подхода. К</w:t>
-      </w:r>
-      <w:r>
-        <w:rPr>
-          <w:lang w:val="en-US"/>
-        </w:rPr>
-        <w:t xml:space="preserve"> </w:t>
-      </w:r>
-      <w:r>
-        <w:t>классическим</w:t>
-      </w:r>
-      <w:r>
-        <w:rPr>
-          <w:lang w:val="en-US"/>
-        </w:rPr>
-        <w:t xml:space="preserve"> </w:t>
-      </w:r>
-      <w:r>
-        <w:t>методам</w:t>
-      </w:r>
-      <w:r>
-        <w:rPr>
-          <w:lang w:val="en-US"/>
-        </w:rPr>
-        <w:t xml:space="preserve"> </w:t>
-      </w:r>
-      <w:r>
-        <w:t>относятся</w:t>
-      </w:r>
-      <w:r>
-        <w:rPr>
-          <w:lang w:val="en-US"/>
-        </w:rPr>
-        <w:t xml:space="preserve"> Active Shape Models (ASM) </w:t>
-      </w:r>
-      <w:r>
-        <w:t>и</w:t>
-      </w:r>
-      <w:r>
-        <w:rPr>
-          <w:lang w:val="en-US"/>
-        </w:rPr>
-        <w:t xml:space="preserve"> Active Appearance Models (AAM). </w:t>
-      </w:r>
-      <w:r>
-        <w:t>Эти статистические алгоритмы строят параметрическое представление формы лица на основе обучающей выборки, описывая вариации формы и текстуры посредством метода главных компонент (PCA).</w:t>
-      </w:r>
-    </w:p>
-    <w:p>
-      <w:pPr>
-        <w:contextualSpacing/>
-      </w:pPr>
-      <w:r>
-        <w:t xml:space="preserve">Более современный подход базируется на использовании нейросетевых детекторов. Среди них выделяется легковесная </w:t>
-      </w:r>
-      <w:proofErr w:type="spellStart"/>
-      <w:r>
-        <w:t>свёрточная</w:t>
-      </w:r>
-      <w:proofErr w:type="spellEnd"/>
-      <w:r>
-        <w:t xml:space="preserve"> сеть </w:t>
-      </w:r>
-      <w:proofErr w:type="spellStart"/>
-      <w:r>
-        <w:t>BlazeFace</w:t>
-      </w:r>
-      <w:proofErr w:type="spellEnd"/>
-      <w:r>
-        <w:t>, оптимизированная для работы в реальном времени на мобильных устройствах. Она оперирует якорными точками и напрямую предсказывает ограничивающие рамки лиц. Однако в данной работе основным инструментом выбрана архитектура MTCNN (Multi-</w:t>
-      </w:r>
-      <w:proofErr w:type="spellStart"/>
-      <w:r>
-        <w:t>task</w:t>
-      </w:r>
-      <w:proofErr w:type="spellEnd"/>
-      <w:r>
-        <w:t xml:space="preserve"> </w:t>
-      </w:r>
-      <w:proofErr w:type="spellStart"/>
-      <w:r>
-        <w:t>Cascaded</w:t>
-      </w:r>
-      <w:proofErr w:type="spellEnd"/>
-      <w:r>
-        <w:t xml:space="preserve"> CNN), представляющая собой каскад из трёх последовательных нейронных сетей. Процесс детекции начинается с работы P-Net (</w:t>
-      </w:r>
-      <w:proofErr w:type="spellStart"/>
-      <w:r>
-        <w:t>Proposal</w:t>
-      </w:r>
-      <w:proofErr w:type="spellEnd"/>
-      <w:r>
-        <w:t xml:space="preserve"> Network), которая генерирует первоначальные кандидаты на расположение лиц. Затем R-Net (</w:t>
-      </w:r>
-      <w:proofErr w:type="spellStart"/>
-      <w:r>
-        <w:t>Refine</w:t>
-      </w:r>
-      <w:proofErr w:type="spellEnd"/>
-      <w:r>
-        <w:t xml:space="preserve"> Network) отсеивает ложные срабатывания и уточняет границы найденных областей. Финальный этап выполняет O-Net (</w:t>
-      </w:r>
-      <w:proofErr w:type="spellStart"/>
-      <w:r>
-        <w:t>Output</w:t>
-      </w:r>
-      <w:proofErr w:type="spellEnd"/>
-      <w:r>
-        <w:t xml:space="preserve"> Network), проводя окончательную проверку и определяя пять ключевых точек лица: углы глаз, кончик носа и уголки рта. Подобная каскадная структура обеспечивает высокую скорость обработки при сохранении необходимой точности детекции. </w:t>
+        <w:t xml:space="preserve">Более современный подход базируется на использовании нейросетевых детекторов. Среди них выделяется легковесная свёрточная сеть BlazeFace, оптимизированная для работы в реальном времени на мобильных устройствах. Она оперирует якорными точками и напрямую предсказывает ограничивающие рамки лиц. Однако в данной работе основным инструментом выбрана архитектура MTCNN (Multi-task Cascaded CNN), представляющая собой каскад из трёх последовательных нейронных сетей. Процесс детекции начинается с работы P-Net (Proposal Network), которая генерирует первоначальные кандидаты на расположение лиц. Затем R-Net (Refine Network) отсеивает ложные срабатывания и уточняет границы найденных областей. Финальный этап выполняет O-Net (Output Network), проводя окончательную проверку и определяя пять ключевых точек лица: углы глаз, кончик носа и уголки рта. Подобная каскадная структура обеспечивает высокую скорость обработки при сохранении необходимой точности детекции. </w:t>
       </w:r>
       <w:r>
         <w:t>Структура сети MTCNN представлена на рисунке</w:t>
@@ -22250,15 +21028,7 @@
         <w:contextualSpacing/>
       </w:pPr>
       <w:r>
-        <w:t>После детектирования выполняется выравнивание (</w:t>
-      </w:r>
-      <w:proofErr w:type="spellStart"/>
-      <w:r>
-        <w:t>alignment</w:t>
-      </w:r>
-      <w:proofErr w:type="spellEnd"/>
-      <w:r>
-        <w:t>) – геометрическая трансформация лица к каноническому виду на основе ключевых точек. Это повышает точность последующей классификации эмоций.</w:t>
+        <w:t>После детектирования выполняется выравнивание (alignment) – геометрическая трансформация лица к каноническому виду на основе ключевых точек. Это повышает точность последующей классификации эмоций.</w:t>
       </w:r>
     </w:p>
     <w:p>
@@ -22266,31 +21036,7 @@
         <w:contextualSpacing/>
       </w:pPr>
       <w:r>
-        <w:t xml:space="preserve">Классификация эмоций выполняется с помощью </w:t>
-      </w:r>
-      <w:proofErr w:type="spellStart"/>
-      <w:r>
-        <w:t>свёрточных</w:t>
-      </w:r>
-      <w:proofErr w:type="spellEnd"/>
-      <w:r>
-        <w:t xml:space="preserve"> нейронных сетей (CNN). В разработанной системе используется библиотека </w:t>
-      </w:r>
-      <w:proofErr w:type="spellStart"/>
-      <w:r>
-        <w:t>DeepFace</w:t>
-      </w:r>
-      <w:proofErr w:type="spellEnd"/>
-      <w:r>
-        <w:t xml:space="preserve">, которая представляет собой мета-библиотеку, включающую несколько </w:t>
-      </w:r>
-      <w:proofErr w:type="spellStart"/>
-      <w:r>
-        <w:t>предобученных</w:t>
-      </w:r>
-      <w:proofErr w:type="spellEnd"/>
-      <w:r>
-        <w:t xml:space="preserve"> архитектур:</w:t>
+        <w:t>Классификация эмоций выполняется с помощью свёрточных нейронных сетей (CNN). В разработанной системе используется библиотека DeepFace, которая представляет собой мета-библиотеку, включающую несколько предобученных архитектур:</w:t>
       </w:r>
     </w:p>
     <w:p>
@@ -22302,15 +21048,7 @@
         <w:contextualSpacing/>
       </w:pPr>
       <w:r>
-        <w:t xml:space="preserve">VGG-Face – глубокая сеть с 16-19 </w:t>
-      </w:r>
-      <w:proofErr w:type="spellStart"/>
-      <w:r>
-        <w:t>свёрточными</w:t>
-      </w:r>
-      <w:proofErr w:type="spellEnd"/>
-      <w:r>
-        <w:t xml:space="preserve"> слоями, изначально обученная для задачи распознавания лиц, но адаптируемая для классификации эмоций.</w:t>
+        <w:t>VGG-Face – глубокая сеть с 16-19 свёрточными слоями, изначально обученная для задачи распознавания лиц, но адаптируемая для классификации эмоций.</w:t>
       </w:r>
     </w:p>
     <w:p>
@@ -22322,23 +21060,7 @@
         <w:contextualSpacing/>
       </w:pPr>
       <w:r>
-        <w:t xml:space="preserve">Facenet512 – архитектура, использующая </w:t>
-      </w:r>
-      <w:proofErr w:type="spellStart"/>
-      <w:r>
-        <w:t>triplet</w:t>
-      </w:r>
-      <w:proofErr w:type="spellEnd"/>
-      <w:r>
-        <w:t xml:space="preserve"> </w:t>
-      </w:r>
-      <w:proofErr w:type="spellStart"/>
-      <w:r>
-        <w:t>loss</w:t>
-      </w:r>
-      <w:proofErr w:type="spellEnd"/>
-      <w:r>
-        <w:t xml:space="preserve"> для обучения вложений лиц в компактное пространство признаков.</w:t>
+        <w:t>Facenet512 – архитектура, использующая triplet loss для обучения вложений лиц в компактное пространство признаков.</w:t>
       </w:r>
     </w:p>
     <w:p>
@@ -22349,13 +21071,8 @@
         </w:numPr>
         <w:contextualSpacing/>
       </w:pPr>
-      <w:proofErr w:type="spellStart"/>
-      <w:r>
-        <w:t>EfficientNet</w:t>
-      </w:r>
-      <w:proofErr w:type="spellEnd"/>
-      <w:r>
-        <w:t xml:space="preserve"> – семейство сетей, оптимизированных по соотношению точности и вычислительной сложности.</w:t>
+      <w:r>
+        <w:t>EfficientNet – семейство сетей, оптимизированных по соотношению точности и вычислительной сложности.</w:t>
       </w:r>
     </w:p>
     <w:p>
@@ -22363,15 +21080,7 @@
         <w:contextualSpacing/>
       </w:pPr>
       <w:r>
-        <w:t xml:space="preserve">Архитектура VGG-16, лежащая в основе модели VGG-Face, характеризуется использованием малых </w:t>
-      </w:r>
-      <w:proofErr w:type="spellStart"/>
-      <w:r>
-        <w:t>свёрточных</w:t>
-      </w:r>
-      <w:proofErr w:type="spellEnd"/>
-      <w:r>
-        <w:t xml:space="preserve"> фильтров 3×3 на всех слоях и последовательным увеличением количества каналов с уменьшением пространственной </w:t>
+        <w:t xml:space="preserve">Архитектура VGG-16, лежащая в основе модели VGG-Face, характеризуется использованием малых свёрточных фильтров 3×3 на всех слоях и последовательным увеличением количества каналов с уменьшением пространственной </w:t>
       </w:r>
       <w:r>
         <w:t>размерности [</w:t>
@@ -22398,23 +21107,7 @@
         <w:t>]</w:t>
       </w:r>
       <w:r>
-        <w:t xml:space="preserve">. Сеть содержит 13 </w:t>
-      </w:r>
-      <w:proofErr w:type="spellStart"/>
-      <w:r>
-        <w:t>свёрточных</w:t>
-      </w:r>
-      <w:proofErr w:type="spellEnd"/>
-      <w:r>
-        <w:t xml:space="preserve"> слоёв и 3 </w:t>
-      </w:r>
-      <w:proofErr w:type="spellStart"/>
-      <w:r>
-        <w:t>полносвязных</w:t>
-      </w:r>
-      <w:proofErr w:type="spellEnd"/>
-      <w:r>
-        <w:t xml:space="preserve"> слоя, что обеспечивает глубокое извлечение признаков лица. Блок-схема архитектуры VGG-16 представлена на рисунке</w:t>
+        <w:t>. Сеть содержит 13 свёрточных слоёв и 3 полносвязных слоя, что обеспечивает глубокое извлечение признаков лица. Блок-схема архитектуры VGG-16 представлена на рисунке</w:t>
       </w:r>
       <w:r>
         <w:rPr>
@@ -22599,44 +21292,15 @@
         <w:pStyle w:val="3"/>
       </w:pPr>
       <w:r>
-        <w:t xml:space="preserve">Модель </w:t>
-      </w:r>
-      <w:proofErr w:type="spellStart"/>
-      <w:r>
-        <w:t>MediaPipe</w:t>
-      </w:r>
-      <w:proofErr w:type="spellEnd"/>
-      <w:r>
-        <w:t xml:space="preserve"> Face </w:t>
-      </w:r>
-      <w:proofErr w:type="spellStart"/>
-      <w:r>
-        <w:t>Landmarker</w:t>
-      </w:r>
-      <w:proofErr w:type="spellEnd"/>
+        <w:t>Модель MediaPipe Face Landmarker</w:t>
+      </w:r>
     </w:p>
     <w:p>
       <w:pPr>
         <w:contextualSpacing/>
       </w:pPr>
       <w:r>
-        <w:t xml:space="preserve">Опционально в системе реализована поддержка </w:t>
-      </w:r>
-      <w:proofErr w:type="spellStart"/>
-      <w:r>
-        <w:t>MediaPipe</w:t>
-      </w:r>
-      <w:proofErr w:type="spellEnd"/>
-      <w:r>
-        <w:t xml:space="preserve"> Face </w:t>
-      </w:r>
-      <w:proofErr w:type="spellStart"/>
-      <w:r>
-        <w:t>Landmarker</w:t>
-      </w:r>
-      <w:proofErr w:type="spellEnd"/>
-      <w:r>
-        <w:t xml:space="preserve"> от Google, которая строит плотную сетку из 468 трёхмерных ключевых точек на лице</w:t>
+        <w:t>Опционально в системе реализована поддержка MediaPipe Face Landmarker от Google, которая строит плотную сетку из 468 трёхмерных ключевых точек на лице</w:t>
       </w:r>
       <w:r>
         <w:t xml:space="preserve"> [</w:t>
@@ -22675,15 +21339,7 @@
         </w:numPr>
       </w:pPr>
       <w:r>
-        <w:t xml:space="preserve">Оценивать </w:t>
-      </w:r>
-      <w:proofErr w:type="spellStart"/>
-      <w:r>
-        <w:t>blendshape</w:t>
-      </w:r>
-      <w:proofErr w:type="spellEnd"/>
-      <w:r>
-        <w:t>-коэффициенты – параметры, описывающие активность групп лицевых мышц (например, поднятие бровей, растягивание рта);</w:t>
+        <w:t>Оценивать blendshape-коэффициенты – параметры, описывающие активность групп лицевых мышц (например, поднятие бровей, растягивание рта);</w:t>
       </w:r>
     </w:p>
     <w:p>
@@ -22695,31 +21351,7 @@
         </w:numPr>
       </w:pPr>
       <w:r>
-        <w:t>Вычислять углы поворота головы (</w:t>
-      </w:r>
-      <w:proofErr w:type="spellStart"/>
-      <w:r>
-        <w:t>yaw</w:t>
-      </w:r>
-      <w:proofErr w:type="spellEnd"/>
-      <w:r>
-        <w:t xml:space="preserve">, </w:t>
-      </w:r>
-      <w:proofErr w:type="spellStart"/>
-      <w:r>
-        <w:t>pitch</w:t>
-      </w:r>
-      <w:proofErr w:type="spellEnd"/>
-      <w:r>
-        <w:t xml:space="preserve">, </w:t>
-      </w:r>
-      <w:proofErr w:type="spellStart"/>
-      <w:r>
-        <w:t>roll</w:t>
-      </w:r>
-      <w:proofErr w:type="spellEnd"/>
-      <w:r>
-        <w:t>) для анализа позы;</w:t>
+        <w:t>Вычислять углы поворота головы (yaw, pitch, roll) для анализа позы;</w:t>
       </w:r>
     </w:p>
     <w:p>
@@ -22731,44 +21363,15 @@
         </w:numPr>
       </w:pPr>
       <w:r>
-        <w:t xml:space="preserve">Отслеживать </w:t>
-      </w:r>
-      <w:proofErr w:type="spellStart"/>
-      <w:r>
-        <w:t>микровыражения</w:t>
-      </w:r>
-      <w:proofErr w:type="spellEnd"/>
-      <w:r>
-        <w:t xml:space="preserve"> – кратковременные изменения выражения лица длительностью 1/25–1/5 секунды.</w:t>
+        <w:t>Отслеживать микровыражения – кратковременные изменения выражения лица длительностью 1/25–1/5 секунды.</w:t>
       </w:r>
     </w:p>
     <w:p>
       <w:pPr>
         <w:contextualSpacing/>
       </w:pPr>
-      <w:proofErr w:type="spellStart"/>
-      <w:r>
-        <w:t>MediaPipe</w:t>
-      </w:r>
-      <w:proofErr w:type="spellEnd"/>
-      <w:r>
-        <w:t xml:space="preserve"> Face </w:t>
-      </w:r>
-      <w:proofErr w:type="spellStart"/>
-      <w:r>
-        <w:t>Landmarker</w:t>
-      </w:r>
-      <w:proofErr w:type="spellEnd"/>
-      <w:r>
-        <w:t xml:space="preserve"> использует </w:t>
-      </w:r>
-      <w:proofErr w:type="spellStart"/>
-      <w:r>
-        <w:t>encoder-decoder</w:t>
-      </w:r>
-      <w:proofErr w:type="spellEnd"/>
-      <w:r>
-        <w:t xml:space="preserve"> архитектуру на базе трансформеров для построения детальной трёхмерной модели лица. Сетка из 468 точек охватывает контуры глаз, бровей, носа, губ и овала лица, позволяя точно отслеживать мимику и положение головы в пространстве. Визуализация сетки ключевых точек представлена на рисунке </w:t>
+      <w:r>
+        <w:t xml:space="preserve">MediaPipe Face Landmarker использует encoder-decoder архитектуру на базе трансформеров для построения детальной трёхмерной модели лица. Сетка из 468 точек охватывает контуры глаз, бровей, носа, губ и овала лица, позволяя точно отслеживать мимику и положение головы в пространстве. Визуализация сетки ключевых точек представлена на рисунке </w:t>
       </w:r>
       <w:r>
         <w:fldChar w:fldCharType="begin"/>
@@ -22939,36 +21542,8 @@
           <w:color w:val="000000" w:themeColor="text1"/>
           <w:lang w:eastAsia="en-US" w:bidi="he-IL"/>
         </w:rPr>
-        <w:t xml:space="preserve"> Сетка ключевых точек </w:t>
-      </w:r>
-      <w:proofErr w:type="spellStart"/>
-      <w:r>
-        <w:rPr>
-          <w:rFonts w:eastAsiaTheme="minorHAnsi"/>
-          <w:color w:val="000000" w:themeColor="text1"/>
-          <w:lang w:eastAsia="en-US" w:bidi="he-IL"/>
-        </w:rPr>
-        <w:t>MediaPipe</w:t>
-      </w:r>
-      <w:proofErr w:type="spellEnd"/>
-      <w:r>
-        <w:rPr>
-          <w:rFonts w:eastAsiaTheme="minorHAnsi"/>
-          <w:color w:val="000000" w:themeColor="text1"/>
-          <w:lang w:eastAsia="en-US" w:bidi="he-IL"/>
-        </w:rPr>
-        <w:t xml:space="preserve"> Face </w:t>
-      </w:r>
-      <w:proofErr w:type="spellStart"/>
-      <w:r>
-        <w:rPr>
-          <w:rFonts w:eastAsiaTheme="minorHAnsi"/>
-          <w:color w:val="000000" w:themeColor="text1"/>
-          <w:lang w:eastAsia="en-US" w:bidi="he-IL"/>
-        </w:rPr>
-        <w:t>Landmarker</w:t>
-      </w:r>
-      <w:proofErr w:type="spellEnd"/>
+        <w:t xml:space="preserve"> Сетка ключевых точек MediaPipe Face Landmarker</w:t>
+      </w:r>
     </w:p>
     <w:p>
       <w:pPr>
@@ -22987,15 +21562,7 @@
         </w:numPr>
       </w:pPr>
       <w:r>
-        <w:t>Радость (</w:t>
-      </w:r>
-      <w:proofErr w:type="spellStart"/>
-      <w:r>
-        <w:t>happiness</w:t>
-      </w:r>
-      <w:proofErr w:type="spellEnd"/>
-      <w:r>
-        <w:t>) – поднятие уголков рта, появление морщин вокруг глаз;</w:t>
+        <w:t>Радость (happiness) – поднятие уголков рта, появление морщин вокруг глаз;</w:t>
       </w:r>
     </w:p>
     <w:p>
@@ -23007,15 +21574,7 @@
         </w:numPr>
       </w:pPr>
       <w:r>
-        <w:t>Грусть (</w:t>
-      </w:r>
-      <w:proofErr w:type="spellStart"/>
-      <w:r>
-        <w:t>sadness</w:t>
-      </w:r>
-      <w:proofErr w:type="spellEnd"/>
-      <w:r>
-        <w:t>) – опускание уголков рта, поднятие внутренних уголков бровей;</w:t>
+        <w:t>Грусть (sadness) – опускание уголков рта, поднятие внутренних уголков бровей;</w:t>
       </w:r>
     </w:p>
     <w:p>
@@ -23027,15 +21586,7 @@
         </w:numPr>
       </w:pPr>
       <w:r>
-        <w:t>Гнев (</w:t>
-      </w:r>
-      <w:proofErr w:type="spellStart"/>
-      <w:r>
-        <w:t>anger</w:t>
-      </w:r>
-      <w:proofErr w:type="spellEnd"/>
-      <w:r>
-        <w:t>) – опускание бровей, сужение глаз, напряжение губ;</w:t>
+        <w:t>Гнев (anger) – опускание бровей, сужение глаз, напряжение губ;</w:t>
       </w:r>
     </w:p>
     <w:p>
@@ -23047,15 +21598,7 @@
         </w:numPr>
       </w:pPr>
       <w:r>
-        <w:t>Страх (</w:t>
-      </w:r>
-      <w:proofErr w:type="spellStart"/>
-      <w:r>
-        <w:t>fear</w:t>
-      </w:r>
-      <w:proofErr w:type="spellEnd"/>
-      <w:r>
-        <w:t>) – поднятие верхних век, растягивание рта;</w:t>
+        <w:t>Страх (fear) – поднятие верхних век, растягивание рта;</w:t>
       </w:r>
     </w:p>
     <w:p>
@@ -23067,15 +21610,7 @@
         </w:numPr>
       </w:pPr>
       <w:r>
-        <w:t>Удивление (</w:t>
-      </w:r>
-      <w:proofErr w:type="spellStart"/>
-      <w:r>
-        <w:t>surprise</w:t>
-      </w:r>
-      <w:proofErr w:type="spellEnd"/>
-      <w:r>
-        <w:t>) – поднятие бровей, расширение глаз, открытие рта;</w:t>
+        <w:t>Удивление (surprise) – поднятие бровей, расширение глаз, открытие рта;</w:t>
       </w:r>
     </w:p>
     <w:p>
@@ -23087,15 +21622,7 @@
         </w:numPr>
       </w:pPr>
       <w:r>
-        <w:t>Отвращение (</w:t>
-      </w:r>
-      <w:proofErr w:type="spellStart"/>
-      <w:r>
-        <w:t>disgust</w:t>
-      </w:r>
-      <w:proofErr w:type="spellEnd"/>
-      <w:r>
-        <w:t>) – поднятие верхней губы, морщинистый нос.</w:t>
+        <w:t>Отвращение (disgust) – поднятие верхней губы, морщинистый нос.</w:t>
       </w:r>
     </w:p>
     <w:p>
@@ -23130,15 +21657,7 @@
         <w:t>]</w:t>
       </w:r>
       <w:r>
-        <w:t xml:space="preserve">. Каждая эмоция характеризуется уникальным паттерном активации лицевых мышц (Action </w:t>
-      </w:r>
-      <w:proofErr w:type="spellStart"/>
-      <w:r>
-        <w:t>Units</w:t>
-      </w:r>
-      <w:proofErr w:type="spellEnd"/>
-      <w:r>
-        <w:t xml:space="preserve">), который может быть распознан алгоритмами компьютерного зрения. Иллюстрация шести базовых эмоций по Экману представлена на рисунке </w:t>
+        <w:t xml:space="preserve">. Каждая эмоция характеризуется уникальным паттерном активации лицевых мышц (Action Units), который может быть распознан алгоритмами компьютерного зрения. Иллюстрация шести базовых эмоций по Экману представлена на рисунке </w:t>
       </w:r>
       <w:r>
         <w:fldChar w:fldCharType="begin"/>
@@ -23304,15 +21823,7 @@
         <w:contextualSpacing/>
       </w:pPr>
       <w:r>
-        <w:t xml:space="preserve">Для предотвращения перегрузки ЦП/ГПУ реализован семафор, ограничивающий количество параллельных </w:t>
-      </w:r>
-      <w:proofErr w:type="spellStart"/>
-      <w:r>
-        <w:t>инференсов</w:t>
-      </w:r>
-      <w:proofErr w:type="spellEnd"/>
-      <w:r>
-        <w:t>. Результаты публикуются как события «анализ лица» (сохраняется в БД).</w:t>
+        <w:t>Для предотвращения перегрузки ЦП/ГПУ реализован семафор, ограничивающий количество параллельных инференсов. Результаты публикуются как события «анализ лица» (сохраняется в БД).</w:t>
       </w:r>
     </w:p>
     <w:p>
@@ -23328,124 +21839,68 @@
         <w:contextualSpacing/>
       </w:pPr>
       <w:r>
-        <w:t>Автоматическое распознавание речи (</w:t>
-      </w:r>
-      <w:proofErr w:type="spellStart"/>
-      <w:r>
-        <w:t>Automatic</w:t>
-      </w:r>
-      <w:proofErr w:type="spellEnd"/>
+        <w:t>Автоматическое распознавание речи (Automatic Speech Recognition, ASR) – это технология преобразования акустического сигнала в текстовое представление.</w:t>
+      </w:r>
+    </w:p>
+    <w:p>
+      <w:pPr>
+        <w:contextualSpacing/>
+      </w:pPr>
+      <w:r>
+        <w:t xml:space="preserve">Современные </w:t>
+      </w:r>
+      <w:r>
+        <w:rPr>
+          <w:lang w:val="en-US"/>
+        </w:rPr>
+        <w:t>ASR</w:t>
+      </w:r>
+      <w:r>
+        <w:t>-системы основаны на архитектурах глубокого обучения, в частности на трансформерах. Архитектура трансформера включает энкодер и декодер, взаимодействующие через механизм внимания, что позволяет эффективно обрабатывать последовательности данных.</w:t>
+      </w:r>
+    </w:p>
+    <w:p>
+      <w:pPr>
+        <w:contextualSpacing/>
+      </w:pPr>
+      <w:r>
+        <w:t xml:space="preserve">Архитектура </w:t>
+      </w:r>
+      <w:r>
+        <w:rPr>
+          <w:lang w:val="en-US"/>
+        </w:rPr>
+        <w:t>Transformer</w:t>
+      </w:r>
+      <w:r>
+        <w:t xml:space="preserve">, предложенная </w:t>
+      </w:r>
+      <w:r>
+        <w:rPr>
+          <w:lang w:val="en-US"/>
+        </w:rPr>
+        <w:t>Vaswani</w:t>
+      </w:r>
       <w:r>
         <w:t xml:space="preserve"> </w:t>
       </w:r>
-      <w:proofErr w:type="spellStart"/>
-      <w:r>
-        <w:t>Speech</w:t>
-      </w:r>
-      <w:proofErr w:type="spellEnd"/>
+      <w:r>
+        <w:rPr>
+          <w:lang w:val="en-US"/>
+        </w:rPr>
+        <w:t>et</w:t>
+      </w:r>
       <w:r>
         <w:t xml:space="preserve"> </w:t>
       </w:r>
-      <w:proofErr w:type="spellStart"/>
-      <w:r>
-        <w:t>Recognition</w:t>
-      </w:r>
-      <w:proofErr w:type="spellEnd"/>
-      <w:r>
-        <w:t>, ASR) – это технология преобразования акустического сигнала в текстовое представление.</w:t>
-      </w:r>
-    </w:p>
-    <w:p>
-      <w:pPr>
-        <w:contextualSpacing/>
-      </w:pPr>
-      <w:r>
-        <w:t xml:space="preserve">Современные </w:t>
-      </w:r>
       <w:r>
         <w:rPr>
           <w:lang w:val="en-US"/>
         </w:rPr>
-        <w:t>ASR</w:t>
-      </w:r>
-      <w:r>
-        <w:t xml:space="preserve">-системы основаны на архитектурах глубокого обучения, в частности на трансформерах. Архитектура трансформера включает </w:t>
-      </w:r>
-      <w:proofErr w:type="spellStart"/>
-      <w:r>
-        <w:t>энкодер</w:t>
-      </w:r>
-      <w:proofErr w:type="spellEnd"/>
-      <w:r>
-        <w:t xml:space="preserve"> и декодер, взаимодействующие через механизм внимания, что позволяет эффективно обрабатывать последовательности данных.</w:t>
-      </w:r>
-    </w:p>
-    <w:p>
-      <w:pPr>
-        <w:contextualSpacing/>
-      </w:pPr>
-      <w:r>
-        <w:t xml:space="preserve">Архитектура </w:t>
-      </w:r>
-      <w:r>
-        <w:rPr>
-          <w:lang w:val="en-US"/>
-        </w:rPr>
-        <w:t>Transformer</w:t>
-      </w:r>
-      <w:r>
-        <w:t xml:space="preserve">, предложенная </w:t>
-      </w:r>
-      <w:r>
-        <w:rPr>
-          <w:lang w:val="en-US"/>
-        </w:rPr>
-        <w:t>Vaswani</w:t>
-      </w:r>
-      <w:r>
-        <w:t xml:space="preserve"> </w:t>
-      </w:r>
-      <w:r>
-        <w:rPr>
-          <w:lang w:val="en-US"/>
-        </w:rPr>
-        <w:t>et</w:t>
-      </w:r>
-      <w:r>
-        <w:t xml:space="preserve"> </w:t>
-      </w:r>
-      <w:r>
-        <w:rPr>
-          <w:lang w:val="en-US"/>
-        </w:rPr>
         <w:t>al</w:t>
       </w:r>
       <w:r>
-        <w:t xml:space="preserve">. в 2017 году, полностью отказалась от рекуррентных и </w:t>
-      </w:r>
-      <w:proofErr w:type="spellStart"/>
-      <w:r>
-        <w:t>свёрточных</w:t>
-      </w:r>
-      <w:proofErr w:type="spellEnd"/>
-      <w:r>
-        <w:t xml:space="preserve"> слоёв в пользу механизма </w:t>
-      </w:r>
-      <w:proofErr w:type="spellStart"/>
-      <w:r>
-        <w:t>самовнимания</w:t>
-      </w:r>
-      <w:proofErr w:type="spellEnd"/>
-      <w:r>
-        <w:t xml:space="preserve">, что позволило эффективно </w:t>
-      </w:r>
-      <w:proofErr w:type="spellStart"/>
-      <w:r>
-        <w:t>параллелить</w:t>
-      </w:r>
-      <w:proofErr w:type="spellEnd"/>
-      <w:r>
-        <w:t xml:space="preserve"> вычисления и обрабатывать длинные последовательности</w:t>
+        <w:t>. в 2017 году, полностью отказалась от рекуррентных и свёрточных слоёв в пользу механизма самовнимания, что позволило эффективно параллелить вычисления и обрабатывать длинные последовательности</w:t>
       </w:r>
       <w:r>
         <w:t xml:space="preserve"> [</w:t>
@@ -23472,24 +21927,11 @@
         <w:t>]</w:t>
       </w:r>
       <w:r>
-        <w:t xml:space="preserve">. Модель состоит из </w:t>
-      </w:r>
-      <w:proofErr w:type="spellStart"/>
-      <w:r>
-        <w:t>энкодера</w:t>
-      </w:r>
-      <w:proofErr w:type="spellEnd"/>
-      <w:r>
-        <w:t xml:space="preserve"> и декодера, каждый из которых содержит многоголовое внимание, </w:t>
-      </w:r>
-      <w:proofErr w:type="spellStart"/>
+        <w:t xml:space="preserve">. Модель состоит из энкодера и декодера, каждый из которых содержит многоголовое внимание, </w:t>
+      </w:r>
       <w:r>
         <w:lastRenderedPageBreak/>
-        <w:t>полносвязные</w:t>
-      </w:r>
-      <w:proofErr w:type="spellEnd"/>
-      <w:r>
-        <w:t xml:space="preserve"> слои и нормализацию. </w:t>
+        <w:t xml:space="preserve">полносвязные слои и нормализацию. </w:t>
       </w:r>
       <w:r>
         <w:t xml:space="preserve">Общая архитектура </w:t>
@@ -23697,51 +22139,23 @@
           <w:color w:val="000000" w:themeColor="text1"/>
           <w:lang w:eastAsia="en-US" w:bidi="he-IL"/>
         </w:rPr>
-        <w:t xml:space="preserve"> Архитектура </w:t>
-      </w:r>
-      <w:proofErr w:type="spellStart"/>
-      <w:r>
-        <w:rPr>
-          <w:rFonts w:eastAsiaTheme="minorHAnsi"/>
-          <w:color w:val="000000" w:themeColor="text1"/>
-          <w:lang w:eastAsia="en-US" w:bidi="he-IL"/>
-        </w:rPr>
-        <w:t>Transformer</w:t>
-      </w:r>
-      <w:proofErr w:type="spellEnd"/>
+        <w:t xml:space="preserve"> Архитектура Transformer</w:t>
+      </w:r>
     </w:p>
     <w:p>
       <w:pPr>
         <w:pStyle w:val="3"/>
       </w:pPr>
-      <w:proofErr w:type="spellStart"/>
       <w:r>
         <w:t>Whisper</w:t>
       </w:r>
-      <w:proofErr w:type="spellEnd"/>
     </w:p>
     <w:p>
       <w:pPr>
         <w:contextualSpacing/>
       </w:pPr>
       <w:r>
-        <w:t xml:space="preserve">В разработанной системе используется модель </w:t>
-      </w:r>
-      <w:proofErr w:type="spellStart"/>
-      <w:r>
-        <w:t>Whisper</w:t>
-      </w:r>
-      <w:proofErr w:type="spellEnd"/>
-      <w:r>
-        <w:t xml:space="preserve"> от OpenAI, которая представляет собой </w:t>
-      </w:r>
-      <w:proofErr w:type="spellStart"/>
-      <w:r>
-        <w:t>encoder-decoder</w:t>
-      </w:r>
-      <w:proofErr w:type="spellEnd"/>
-      <w:r>
-        <w:t xml:space="preserve"> трансформер, обученный на 680 000 часов размеченных аудиоданных. Основные компоненты архитектуры:</w:t>
+        <w:t>В разработанной системе используется модель Whisper от OpenAI, которая представляет собой encoder-decoder трансформер, обученный на 680 000 часов размеченных аудиоданных. Основные компоненты архитектуры:</w:t>
       </w:r>
     </w:p>
     <w:p>
@@ -23764,14 +22178,9 @@
         </w:numPr>
         <w:contextualSpacing/>
       </w:pPr>
-      <w:proofErr w:type="spellStart"/>
       <w:r>
         <w:lastRenderedPageBreak/>
-        <w:t>Энкодер</w:t>
-      </w:r>
-      <w:proofErr w:type="spellEnd"/>
-      <w:r>
-        <w:t>: последовательность из N идентичных блоков каждый из которых содержит:</w:t>
+        <w:t>Энкодер: последовательность из N идентичных блоков каждый из которых содержит:</w:t>
       </w:r>
     </w:p>
     <w:p>
@@ -23783,15 +22192,7 @@
         </w:numPr>
       </w:pPr>
       <w:r>
-        <w:t xml:space="preserve">Механизм </w:t>
-      </w:r>
-      <w:proofErr w:type="spellStart"/>
-      <w:r>
-        <w:t>самовнимания</w:t>
-      </w:r>
-      <w:proofErr w:type="spellEnd"/>
-      <w:r>
-        <w:t xml:space="preserve"> – позволяет каждому временному шагу «видеть» все остальные шаги и взвешивать их важность;</w:t>
+        <w:t>Механизм самовнимания – позволяет каждому временному шагу «видеть» все остальные шаги и взвешивать их важность;</w:t>
       </w:r>
     </w:p>
     <w:p>
@@ -23814,13 +22215,8 @@
           <w:numId w:val="4"/>
         </w:numPr>
       </w:pPr>
-      <w:proofErr w:type="spellStart"/>
-      <w:r>
-        <w:t>Полносвязные</w:t>
-      </w:r>
-      <w:proofErr w:type="spellEnd"/>
-      <w:r>
-        <w:t xml:space="preserve"> слои для нелинейной трансформации признаков.</w:t>
+      <w:r>
+        <w:t>Полносвязные слои для нелинейной трансформации признаков.</w:t>
       </w:r>
     </w:p>
     <w:p>
@@ -23832,23 +22228,7 @@
         <w:contextualSpacing/>
       </w:pPr>
       <w:r>
-        <w:t xml:space="preserve">Декодер: аналогичная структура, но с добавлением кросс-внимания, которое связывает декодер с выходом </w:t>
-      </w:r>
-      <w:proofErr w:type="spellStart"/>
-      <w:r>
-        <w:t>энкодера</w:t>
-      </w:r>
-      <w:proofErr w:type="spellEnd"/>
-      <w:r>
-        <w:t xml:space="preserve">. Декодер генерирует текстовые токены </w:t>
-      </w:r>
-      <w:proofErr w:type="spellStart"/>
-      <w:r>
-        <w:t>авторегрессионно</w:t>
-      </w:r>
-      <w:proofErr w:type="spellEnd"/>
-      <w:r>
-        <w:t xml:space="preserve"> (каждый следующий токен зависит от предыдущих).</w:t>
+        <w:t>Декодер: аналогичная структура, но с добавлением кросс-внимания, которое связывает декодер с выходом энкодера. Декодер генерирует текстовые токены авторегрессионно (каждый следующий токен зависит от предыдущих).</w:t>
       </w:r>
     </w:p>
     <w:p>
@@ -23856,47 +22236,7 @@
         <w:contextualSpacing/>
       </w:pPr>
       <w:r>
-        <w:t xml:space="preserve">Модель </w:t>
-      </w:r>
-      <w:proofErr w:type="spellStart"/>
-      <w:r>
-        <w:t>Whisper</w:t>
-      </w:r>
-      <w:proofErr w:type="spellEnd"/>
-      <w:r>
-        <w:t xml:space="preserve"> преобразует аудиосигнал в мел-спектрограмму, которая подаётся на вход </w:t>
-      </w:r>
-      <w:proofErr w:type="spellStart"/>
-      <w:r>
-        <w:t>энкодеру</w:t>
-      </w:r>
-      <w:proofErr w:type="spellEnd"/>
-      <w:r>
-        <w:t xml:space="preserve">. </w:t>
-      </w:r>
-      <w:proofErr w:type="spellStart"/>
-      <w:r>
-        <w:t>Энкодер</w:t>
-      </w:r>
-      <w:proofErr w:type="spellEnd"/>
-      <w:r>
-        <w:t xml:space="preserve"> извлекает контекстуальные признаки, которые затем используются декодером для генерации текстовых токенов с учётом языковой модели. Кросс-внимание между декодером и </w:t>
-      </w:r>
-      <w:proofErr w:type="spellStart"/>
-      <w:r>
-        <w:t>энкодером</w:t>
-      </w:r>
-      <w:proofErr w:type="spellEnd"/>
-      <w:r>
-        <w:t xml:space="preserve"> позволяет модели «фокусироваться» на соответствующих участках аудио при генерации каждого слова. Общая схема работы </w:t>
-      </w:r>
-      <w:proofErr w:type="spellStart"/>
-      <w:r>
-        <w:t>Whisper</w:t>
-      </w:r>
-      <w:proofErr w:type="spellEnd"/>
-      <w:r>
-        <w:t xml:space="preserve"> представлена на рисунке </w:t>
+        <w:t xml:space="preserve">Модель Whisper преобразует аудиосигнал в мел-спектрограмму, которая подаётся на вход энкодеру. Энкодер извлекает контекстуальные признаки, которые затем используются декодером для генерации текстовых токенов с учётом языковой модели. Кросс-внимание между декодером и энкодером позволяет модели «фокусироваться» на соответствующих участках аудио при генерации каждого слова. Общая схема работы Whisper представлена на рисунке </w:t>
       </w:r>
       <w:r>
         <w:rPr>
@@ -24074,19 +22414,9 @@
           <w:color w:val="000000" w:themeColor="text1"/>
           <w:lang w:eastAsia="en-US" w:bidi="he-IL"/>
         </w:rPr>
-        <w:t xml:space="preserve"> Общая схема </w:t>
-      </w:r>
-      <w:proofErr w:type="spellStart"/>
-      <w:r>
-        <w:rPr>
-          <w:rFonts w:eastAsiaTheme="minorHAnsi"/>
-          <w:color w:val="000000" w:themeColor="text1"/>
-          <w:lang w:eastAsia="en-US" w:bidi="he-IL"/>
-        </w:rPr>
-        <w:t>Whisper</w:t>
+        <w:t xml:space="preserve"> Общая схема Whisper</w:t>
       </w:r>
       <w:bookmarkEnd w:id="59"/>
-      <w:proofErr w:type="spellEnd"/>
     </w:p>
     <w:p>
       <w:pPr>
@@ -24187,44 +22517,15 @@
         <w:contextualSpacing/>
       </w:pPr>
       <w:r>
-        <w:t xml:space="preserve">Оптимизация </w:t>
-      </w:r>
-      <w:proofErr w:type="spellStart"/>
-      <w:r>
-        <w:t>инференса</w:t>
-      </w:r>
-      <w:proofErr w:type="spellEnd"/>
-      <w:r>
-        <w:t xml:space="preserve">: </w:t>
-      </w:r>
-      <w:proofErr w:type="spellStart"/>
-      <w:r>
-        <w:t>faster-whisper</w:t>
-      </w:r>
-      <w:proofErr w:type="spellEnd"/>
+        <w:t>Оптимизация инференса: faster-whisper</w:t>
+      </w:r>
     </w:p>
     <w:p>
       <w:pPr>
         <w:contextualSpacing/>
       </w:pPr>
       <w:r>
-        <w:t xml:space="preserve">Для ускорения работы в реальном времени используется библиотека </w:t>
-      </w:r>
-      <w:proofErr w:type="spellStart"/>
-      <w:r>
-        <w:t>faster-whisper</w:t>
-      </w:r>
-      <w:proofErr w:type="spellEnd"/>
-      <w:r>
-        <w:t xml:space="preserve">, основанная на CTranslate2 – движке эффективного </w:t>
-      </w:r>
-      <w:proofErr w:type="spellStart"/>
-      <w:r>
-        <w:t>инференса</w:t>
-      </w:r>
-      <w:proofErr w:type="spellEnd"/>
-      <w:r>
-        <w:t xml:space="preserve"> трансформеров. Оптимизации включают:</w:t>
+        <w:t>Для ускорения работы в реальном времени используется библиотека faster-whisper, основанная на CTranslate2 – движке эффективного инференса трансформеров. Оптимизации включают:</w:t>
       </w:r>
     </w:p>
     <w:p>
@@ -24248,15 +22549,7 @@
         </w:numPr>
       </w:pPr>
       <w:r>
-        <w:t xml:space="preserve">Пакетная обработка – одновременная обработка нескольких </w:t>
-      </w:r>
-      <w:proofErr w:type="spellStart"/>
-      <w:r>
-        <w:t>аудиочанков</w:t>
-      </w:r>
-      <w:proofErr w:type="spellEnd"/>
-      <w:r>
-        <w:t>;</w:t>
+        <w:t>Пакетная обработка – одновременная обработка нескольких аудиочанков;</w:t>
       </w:r>
     </w:p>
     <w:p>
@@ -24286,82 +22579,21 @@
     </w:p>
     <w:p>
       <w:r>
-        <w:t xml:space="preserve">В разработанном комплексе применяется </w:t>
-      </w:r>
-      <w:proofErr w:type="spellStart"/>
-      <w:r>
-        <w:t>предобученная</w:t>
-      </w:r>
-      <w:proofErr w:type="spellEnd"/>
-      <w:r>
-        <w:t xml:space="preserve"> модель </w:t>
-      </w:r>
-      <w:proofErr w:type="spellStart"/>
-      <w:r>
-        <w:t>DistilBERT</w:t>
-      </w:r>
-      <w:proofErr w:type="spellEnd"/>
-      <w:r>
-        <w:t xml:space="preserve"> — легковесная версия трансформера BERT, оптимизированная для задач классификации текста. Модель содержит 66 миллионов параметров (по сравнению с 110 миллионами у исходного BERT), что позволяет выполнять </w:t>
-      </w:r>
-      <w:proofErr w:type="spellStart"/>
+        <w:t xml:space="preserve">В разработанном комплексе применяется предобученная модель DistilBERT — легковесная версия трансформера BERT, оптимизированная для задач классификации текста. Модель содержит 66 миллионов параметров (по сравнению с 110 миллионами у исходного BERT), что позволяет выполнять </w:t>
+      </w:r>
       <w:r>
         <w:lastRenderedPageBreak/>
-        <w:t>инференс</w:t>
-      </w:r>
-      <w:proofErr w:type="spellEnd"/>
-      <w:r>
-        <w:t xml:space="preserve"> с минимальной задержкой при сохранении высокой точности определения контекста.</w:t>
-      </w:r>
-    </w:p>
-    <w:p>
-      <w:r>
-        <w:t xml:space="preserve">Процесс обработки текста включает три последовательных этапа. На первом этапе выполняется сегментация потока транскрибированного текста на смысловые единицы — предложения или законченные реплики — с последующей </w:t>
-      </w:r>
-      <w:proofErr w:type="spellStart"/>
-      <w:r>
-        <w:t>токенизацией</w:t>
-      </w:r>
-      <w:proofErr w:type="spellEnd"/>
-      <w:r>
-        <w:t xml:space="preserve"> и преобразованием в числовые представления. На втором этапе векторизованный текст передаётся на вход нейросетевой модели для извлечения контекстуальных признаков посредством механизма </w:t>
-      </w:r>
-      <w:proofErr w:type="spellStart"/>
-      <w:r>
-        <w:t>самовнимания</w:t>
-      </w:r>
-      <w:proofErr w:type="spellEnd"/>
-      <w:r>
-        <w:t>. На третьем этапе каждой реплике присваивается дискретная метка тональности: позитивная, нейтральная или негативная.</w:t>
-      </w:r>
-    </w:p>
-    <w:p>
-      <w:r>
-        <w:t xml:space="preserve">Результаты текстового анализа асинхронно сохраняются в базе данных </w:t>
-      </w:r>
-      <w:proofErr w:type="spellStart"/>
-      <w:r>
-        <w:t>PostgreSQL</w:t>
-      </w:r>
-      <w:proofErr w:type="spellEnd"/>
-      <w:r>
-        <w:t xml:space="preserve"> в формате JSONB с привязкой к временным меткам и идентификатору спикера. Такая структура хранения позволяет на этапе формирования отчёта сопоставлять семантическую тональность речи с визуальными признаками (мимика) и акустическими характеристиками (голос), реализуя принцип мультимодального позднего слияния (</w:t>
-      </w:r>
-      <w:proofErr w:type="spellStart"/>
-      <w:r>
-        <w:t>late</w:t>
-      </w:r>
-      <w:proofErr w:type="spellEnd"/>
-      <w:r>
-        <w:t xml:space="preserve"> </w:t>
-      </w:r>
-      <w:proofErr w:type="spellStart"/>
-      <w:r>
-        <w:t>fusion</w:t>
-      </w:r>
-      <w:proofErr w:type="spellEnd"/>
-      <w:r>
-        <w:t>).</w:t>
+        <w:t>инференс с минимальной задержкой при сохранении высокой точности определения контекста.</w:t>
+      </w:r>
+    </w:p>
+    <w:p>
+      <w:r>
+        <w:t>Процесс обработки текста включает три последовательных этапа. На первом этапе выполняется сегментация потока транскрибированного текста на смысловые единицы — предложения или законченные реплики — с последующей токенизацией и преобразованием в числовые представления. На втором этапе векторизованный текст передаётся на вход нейросетевой модели для извлечения контекстуальных признаков посредством механизма самовнимания. На третьем этапе каждой реплике присваивается дискретная метка тональности: позитивная, нейтральная или негативная.</w:t>
+      </w:r>
+    </w:p>
+    <w:p>
+      <w:r>
+        <w:t>Результаты текстового анализа асинхронно сохраняются в базе данных PostgreSQL в формате JSONB с привязкой к временным меткам и идентификатору спикера. Такая структура хранения позволяет на этапе формирования отчёта сопоставлять семантическую тональность речи с визуальными признаками (мимика) и акустическими характеристиками (голос), реализуя принцип мультимодального позднего слияния (late fusion).</w:t>
       </w:r>
     </w:p>
     <w:p>
@@ -24377,31 +22609,7 @@
         <w:contextualSpacing/>
       </w:pPr>
       <w:r>
-        <w:t xml:space="preserve">Агрегация итогов встречи реализована в модуле отчётности. На текущем этапе применяется эвристический подход </w:t>
-      </w:r>
-      <w:proofErr w:type="spellStart"/>
-      <w:r>
-        <w:t>late</w:t>
-      </w:r>
-      <w:proofErr w:type="spellEnd"/>
-      <w:r>
-        <w:t xml:space="preserve"> </w:t>
-      </w:r>
-      <w:proofErr w:type="spellStart"/>
-      <w:r>
-        <w:t>fusion</w:t>
-      </w:r>
-      <w:proofErr w:type="spellEnd"/>
-      <w:r>
-        <w:t xml:space="preserve"> (позднее слияние): статистика эмоций, </w:t>
-      </w:r>
-      <w:proofErr w:type="spellStart"/>
-      <w:r>
-        <w:t>таймлайны</w:t>
-      </w:r>
-      <w:proofErr w:type="spellEnd"/>
-      <w:r>
-        <w:t xml:space="preserve"> активности, ключевые фразы из транскрипта и метрики вовлечённости объединяются по временным окнам.</w:t>
+        <w:t>Агрегация итогов встречи реализована в модуле отчётности. На текущем этапе применяется эвристический подход late fusion (позднее слияние): статистика эмоций, таймлайны активности, ключевые фразы из транскрипта и метрики вовлечённости объединяются по временным окнам.</w:t>
       </w:r>
     </w:p>
     <w:p>
@@ -24420,37 +22628,8 @@
           <w:numId w:val="4"/>
         </w:numPr>
       </w:pPr>
-      <w:proofErr w:type="spellStart"/>
-      <w:r>
-        <w:t>Meeting</w:t>
-      </w:r>
-      <w:proofErr w:type="spellEnd"/>
-      <w:r>
-        <w:t xml:space="preserve"> </w:t>
-      </w:r>
-      <w:proofErr w:type="spellStart"/>
-      <w:r>
-        <w:t>summary</w:t>
-      </w:r>
-      <w:proofErr w:type="spellEnd"/>
-      <w:r>
-        <w:t xml:space="preserve"> – сводка по встрече: распределение эмоций (доли событий по категориям), текстовые </w:t>
-      </w:r>
-      <w:proofErr w:type="spellStart"/>
-      <w:r>
-        <w:t>highlights</w:t>
-      </w:r>
-      <w:proofErr w:type="spellEnd"/>
-      <w:r>
-        <w:t xml:space="preserve"> (ключевые моменты), рейтинг вовлечённости участников, покрытие (</w:t>
-      </w:r>
-      <w:proofErr w:type="spellStart"/>
-      <w:r>
-        <w:t>coverage</w:t>
-      </w:r>
-      <w:proofErr w:type="spellEnd"/>
-      <w:r>
-        <w:t>) – доля времени, когда были доступны данные;</w:t>
+      <w:r>
+        <w:t>Meeting summary – сводка по встрече: распределение эмоций (доли событий по категориям), текстовые highlights (ключевые моменты), рейтинг вовлечённости участников, покрытие (coverage) – доля времени, когда были доступны данные;</w:t>
       </w:r>
     </w:p>
     <w:p>
@@ -24461,21 +22640,8 @@
           <w:numId w:val="4"/>
         </w:numPr>
       </w:pPr>
-      <w:proofErr w:type="spellStart"/>
-      <w:r>
-        <w:t>Participant</w:t>
-      </w:r>
-      <w:proofErr w:type="spellEnd"/>
-      <w:r>
-        <w:t xml:space="preserve"> </w:t>
-      </w:r>
-      <w:proofErr w:type="spellStart"/>
-      <w:r>
-        <w:t>tiles</w:t>
-      </w:r>
-      <w:proofErr w:type="spellEnd"/>
-      <w:r>
-        <w:t xml:space="preserve"> – карточки участников с индивидуальной статистикой;</w:t>
+      <w:r>
+        <w:t>Participant tiles – карточки участников с индивидуальной статистикой;</w:t>
       </w:r>
     </w:p>
     <w:p>
@@ -24486,13 +22652,8 @@
           <w:numId w:val="4"/>
         </w:numPr>
       </w:pPr>
-      <w:proofErr w:type="spellStart"/>
-      <w:r>
-        <w:t>Timelines</w:t>
-      </w:r>
-      <w:proofErr w:type="spellEnd"/>
-      <w:r>
-        <w:t xml:space="preserve"> – временные шкалы изменения эмоций и активности;</w:t>
+      <w:r>
+        <w:t>Timelines – временные шкалы изменения эмоций и активности;</w:t>
       </w:r>
     </w:p>
     <w:p>
@@ -24504,31 +22665,7 @@
         </w:numPr>
       </w:pPr>
       <w:r>
-        <w:t xml:space="preserve">Face </w:t>
-      </w:r>
-      <w:proofErr w:type="spellStart"/>
-      <w:r>
-        <w:t>tracking</w:t>
-      </w:r>
-      <w:proofErr w:type="spellEnd"/>
-      <w:r>
-        <w:t xml:space="preserve"> </w:t>
-      </w:r>
-      <w:proofErr w:type="spellStart"/>
-      <w:r>
-        <w:t>summary</w:t>
-      </w:r>
-      <w:proofErr w:type="spellEnd"/>
-      <w:r>
-        <w:t xml:space="preserve"> – сводка по трекингу лиц (при наличии данных от </w:t>
-      </w:r>
-      <w:proofErr w:type="spellStart"/>
-      <w:r>
-        <w:t>MediaPipe</w:t>
-      </w:r>
-      <w:proofErr w:type="spellEnd"/>
-      <w:r>
-        <w:t>);</w:t>
+        <w:t>Face tracking summary – сводка по трекингу лиц (при наличии данных от MediaPipe);</w:t>
       </w:r>
     </w:p>
     <w:p>
@@ -24539,14 +22676,9 @@
           <w:numId w:val="4"/>
         </w:numPr>
       </w:pPr>
-      <w:proofErr w:type="spellStart"/>
       <w:r>
         <w:lastRenderedPageBreak/>
-        <w:t>Observations</w:t>
-      </w:r>
-      <w:proofErr w:type="spellEnd"/>
-      <w:r>
-        <w:t xml:space="preserve"> – наблюдения и рекомендации.</w:t>
+        <w:t>Observations – наблюдения и рекомендации.</w:t>
       </w:r>
     </w:p>
     <w:p>
@@ -24581,15 +22713,7 @@
         <w:contextualSpacing/>
       </w:pPr>
       <w:r>
-        <w:t xml:space="preserve">В качестве СУБД выбрана </w:t>
-      </w:r>
-      <w:proofErr w:type="spellStart"/>
-      <w:r>
-        <w:t>PostgreSQL</w:t>
-      </w:r>
-      <w:proofErr w:type="spellEnd"/>
-      <w:r>
-        <w:t>. Схема данных управляется через файловые миграции. Ключевые таблицы:</w:t>
+        <w:t>В качестве СУБД выбрана PostgreSQL. Схема данных управляется через файловые миграции. Ключевые таблицы:</w:t>
       </w:r>
     </w:p>
     <w:p>
@@ -24679,31 +22803,7 @@
         <w:contextualSpacing/>
       </w:pPr>
       <w:r>
-        <w:t xml:space="preserve">Интеграция всех модулей обеспечивается согласованными контрактами обмена данными и </w:t>
-      </w:r>
-      <w:proofErr w:type="spellStart"/>
-      <w:r>
-        <w:t>оркестрацией</w:t>
-      </w:r>
-      <w:proofErr w:type="spellEnd"/>
-      <w:r>
-        <w:t xml:space="preserve"> через </w:t>
-      </w:r>
-      <w:proofErr w:type="spellStart"/>
-      <w:r>
-        <w:t>Docker</w:t>
-      </w:r>
-      <w:proofErr w:type="spellEnd"/>
-      <w:r>
-        <w:t xml:space="preserve"> </w:t>
-      </w:r>
-      <w:proofErr w:type="spellStart"/>
-      <w:r>
-        <w:t>Compose</w:t>
-      </w:r>
-      <w:proofErr w:type="spellEnd"/>
-      <w:r>
-        <w:t>. Полный цикл работы системы выглядит следующим образом:</w:t>
+        <w:t>Интеграция всех модулей обеспечивается согласованными контрактами обмена данными и оркестрацией через Docker Compose. Полный цикл работы системы выглядит следующим образом:</w:t>
       </w:r>
     </w:p>
     <w:p>
@@ -24728,15 +22828,7 @@
       </w:pPr>
       <w:r>
         <w:lastRenderedPageBreak/>
-        <w:t xml:space="preserve">Клиент устанавливает </w:t>
-      </w:r>
-      <w:proofErr w:type="spellStart"/>
-      <w:r>
-        <w:t>WebSocket</w:t>
-      </w:r>
-      <w:proofErr w:type="spellEnd"/>
-      <w:r>
-        <w:t>-соединение, отправляет сообщение о присоединении, запускает захват аудио и периодический сбор кадров.</w:t>
+        <w:t>Клиент устанавливает WebSocket-соединение, отправляет сообщение о присоединении, запускает захват аудио и периодический сбор кадров.</w:t>
       </w:r>
     </w:p>
     <w:p>
@@ -24760,15 +22852,7 @@
         <w:contextualSpacing/>
       </w:pPr>
       <w:r>
-        <w:t xml:space="preserve">Результаты анализа возвращаются на сервер, записываются в </w:t>
-      </w:r>
-      <w:proofErr w:type="spellStart"/>
-      <w:r>
-        <w:t>PostgreSQL</w:t>
-      </w:r>
-      <w:proofErr w:type="spellEnd"/>
-      <w:r>
-        <w:t xml:space="preserve"> и транслируются клиентам в реальном времени.</w:t>
+        <w:t>Результаты анализа возвращаются на сервер, записываются в PostgreSQL и транслируются клиентам в реальном времени.</w:t>
       </w:r>
     </w:p>
     <w:p>
@@ -24792,23 +22876,7 @@
         </w:numPr>
       </w:pPr>
       <w:r>
-        <w:t>Автоматизация процессов разработки реализована через CI/CD-</w:t>
-      </w:r>
-      <w:proofErr w:type="spellStart"/>
-      <w:r>
-        <w:t>пайплайн</w:t>
-      </w:r>
-      <w:proofErr w:type="spellEnd"/>
-      <w:r>
-        <w:t xml:space="preserve">, который выполняет статический анализ кода, запуск модульных тестов и сборку </w:t>
-      </w:r>
-      <w:proofErr w:type="spellStart"/>
-      <w:r>
-        <w:t>Docker</w:t>
-      </w:r>
-      <w:proofErr w:type="spellEnd"/>
-      <w:r>
-        <w:t>-образов. Такой подход обеспечивает воспроизводимость среды развёртывания и раннее выявление регрессионных ошибок.</w:t>
+        <w:t>Автоматизация процессов разработки реализована через CI/CD-пайплайн, который выполняет статический анализ кода, запуск модульных тестов и сборку Docker-образов. Такой подход обеспечивает воспроизводимость среды развёртывания и раннее выявление регрессионных ошибок.</w:t>
       </w:r>
     </w:p>
     <w:p>
@@ -24816,23 +22884,7 @@
         <w:contextualSpacing/>
       </w:pPr>
       <w:r>
-        <w:t xml:space="preserve">Разработанный программный комплекс прошёл тестирование на ключевых сценариях использования: безопасная авторизация, обмен </w:t>
-      </w:r>
-      <w:proofErr w:type="spellStart"/>
-      <w:r>
-        <w:t>медиаданными</w:t>
-      </w:r>
-      <w:proofErr w:type="spellEnd"/>
-      <w:r>
-        <w:t xml:space="preserve"> с минимальной задержкой, мультимодальный анализ в реальном времени и формирование структурированных отчётов. Модульная архитектура системы создаёт основу для дальнейшего развития: замены эвристических алгоритмов на обученные модели агрегации, добавления функции записи </w:t>
-      </w:r>
-      <w:proofErr w:type="spellStart"/>
-      <w:r>
-        <w:t>видеовстреч</w:t>
-      </w:r>
-      <w:proofErr w:type="spellEnd"/>
-      <w:r>
-        <w:t xml:space="preserve"> и расширения аналитических метрик без необходимости пересмотра базовой архитектуры</w:t>
+        <w:t>Разработанный программный комплекс прошёл тестирование на ключевых сценариях использования: безопасная авторизация, обмен медиаданными с минимальной задержкой, мультимодальный анализ в реальном времени и формирование структурированных отчётов. Модульная архитектура системы создаёт основу для дальнейшего развития: замены эвристических алгоритмов на обученные модели агрегации, добавления функции записи видеовстреч и расширения аналитических метрик без необходимости пересмотра базовой архитектуры</w:t>
       </w:r>
       <w:r>
         <w:t>.</w:t>
@@ -24921,39 +22973,7 @@
           <w:rFonts w:cs="Times New Roman"/>
           <w:lang w:bidi="ru-RU"/>
         </w:rPr>
-        <w:t xml:space="preserve">спроектирована и реализована клиент-серверная архитектура системы, обеспечивающая обмен </w:t>
-      </w:r>
-      <w:proofErr w:type="spellStart"/>
-      <w:r>
-        <w:rPr>
-          <w:rFonts w:cs="Times New Roman"/>
-          <w:lang w:bidi="ru-RU"/>
-        </w:rPr>
-        <w:t>медиаданными</w:t>
-      </w:r>
-      <w:proofErr w:type="spellEnd"/>
-      <w:r>
-        <w:rPr>
-          <w:rFonts w:cs="Times New Roman"/>
-          <w:lang w:bidi="ru-RU"/>
-        </w:rPr>
-        <w:t xml:space="preserve"> в режиме реального времени с использованием протокола </w:t>
-      </w:r>
-      <w:proofErr w:type="spellStart"/>
-      <w:r>
-        <w:rPr>
-          <w:rFonts w:cs="Times New Roman"/>
-          <w:lang w:bidi="ru-RU"/>
-        </w:rPr>
-        <w:t>WebSocket</w:t>
-      </w:r>
-      <w:proofErr w:type="spellEnd"/>
-      <w:r>
-        <w:rPr>
-          <w:rFonts w:cs="Times New Roman"/>
-          <w:lang w:bidi="ru-RU"/>
-        </w:rPr>
-        <w:t>;</w:t>
+        <w:t>спроектирована и реализована клиент-серверная архитектура системы, обеспечивающая обмен медиаданными в режиме реального времени с использованием протокола WebSocket;</w:t>
       </w:r>
     </w:p>
     <w:p>
@@ -24973,23 +22993,7 @@
           <w:rFonts w:cs="Times New Roman"/>
           <w:lang w:bidi="ru-RU"/>
         </w:rPr>
-        <w:t xml:space="preserve">разработан модуль аутентификации пользователей с применением токенов JWT, алгоритма хеширования </w:t>
-      </w:r>
-      <w:proofErr w:type="spellStart"/>
-      <w:r>
-        <w:rPr>
-          <w:rFonts w:cs="Times New Roman"/>
-          <w:lang w:bidi="ru-RU"/>
-        </w:rPr>
-        <w:t>bcrypt</w:t>
-      </w:r>
-      <w:proofErr w:type="spellEnd"/>
-      <w:r>
-        <w:rPr>
-          <w:rFonts w:cs="Times New Roman"/>
-          <w:lang w:bidi="ru-RU"/>
-        </w:rPr>
-        <w:t xml:space="preserve"> и механизмов защиты от подбора учётных данных;</w:t>
+        <w:t>разработан модуль аутентификации пользователей с применением токенов JWT, алгоритма хеширования bcrypt и механизмов защиты от подбора учётных данных;</w:t>
       </w:r>
     </w:p>
     <w:p>
@@ -25029,71 +23033,7 @@
           <w:rFonts w:cs="Times New Roman"/>
           <w:lang w:bidi="ru-RU"/>
         </w:rPr>
-        <w:t>интегрированы нейросетевые модели для детекции лиц и классификации базовых эмоциональных состояний (</w:t>
-      </w:r>
-      <w:proofErr w:type="spellStart"/>
-      <w:r>
-        <w:rPr>
-          <w:rFonts w:cs="Times New Roman"/>
-          <w:lang w:bidi="ru-RU"/>
-        </w:rPr>
-        <w:t>DeepFace</w:t>
-      </w:r>
-      <w:proofErr w:type="spellEnd"/>
-      <w:r>
-        <w:rPr>
-          <w:rFonts w:cs="Times New Roman"/>
-          <w:lang w:bidi="ru-RU"/>
-        </w:rPr>
-        <w:t xml:space="preserve">, </w:t>
-      </w:r>
-      <w:proofErr w:type="spellStart"/>
-      <w:r>
-        <w:rPr>
-          <w:rFonts w:cs="Times New Roman"/>
-          <w:lang w:bidi="ru-RU"/>
-        </w:rPr>
-        <w:t>MediaPipe</w:t>
-      </w:r>
-      <w:proofErr w:type="spellEnd"/>
-      <w:r>
-        <w:rPr>
-          <w:rFonts w:cs="Times New Roman"/>
-          <w:lang w:bidi="ru-RU"/>
-        </w:rPr>
-        <w:t xml:space="preserve"> Face </w:t>
-      </w:r>
-      <w:proofErr w:type="spellStart"/>
-      <w:r>
-        <w:rPr>
-          <w:rFonts w:cs="Times New Roman"/>
-          <w:lang w:bidi="ru-RU"/>
-        </w:rPr>
-        <w:t>Landmarker</w:t>
-      </w:r>
-      <w:proofErr w:type="spellEnd"/>
-      <w:r>
-        <w:rPr>
-          <w:rFonts w:cs="Times New Roman"/>
-          <w:lang w:bidi="ru-RU"/>
-        </w:rPr>
-        <w:t>), а также для автоматического распознавания речи (</w:t>
-      </w:r>
-      <w:proofErr w:type="spellStart"/>
-      <w:r>
-        <w:rPr>
-          <w:rFonts w:cs="Times New Roman"/>
-          <w:lang w:bidi="ru-RU"/>
-        </w:rPr>
-        <w:t>faster-whisper</w:t>
-      </w:r>
-      <w:proofErr w:type="spellEnd"/>
-      <w:r>
-        <w:rPr>
-          <w:rFonts w:cs="Times New Roman"/>
-          <w:lang w:bidi="ru-RU"/>
-        </w:rPr>
-        <w:t>);</w:t>
+        <w:t>интегрированы нейросетевые модели для детекции лиц и классификации базовых эмоциональных состояний (DeepFace, MediaPipe Face Landmarker), а также для автоматического распознавания речи (faster-whisper);</w:t>
       </w:r>
     </w:p>
     <w:p>
@@ -25133,39 +23073,7 @@
           <w:rFonts w:cs="Times New Roman"/>
           <w:lang w:bidi="ru-RU"/>
         </w:rPr>
-        <w:t>реализован эвристический механизм формирования аналитических отчётов (</w:t>
-      </w:r>
-      <w:proofErr w:type="spellStart"/>
-      <w:r>
-        <w:rPr>
-          <w:rFonts w:cs="Times New Roman"/>
-          <w:lang w:bidi="ru-RU"/>
-        </w:rPr>
-        <w:t>late</w:t>
-      </w:r>
-      <w:proofErr w:type="spellEnd"/>
-      <w:r>
-        <w:rPr>
-          <w:rFonts w:cs="Times New Roman"/>
-          <w:lang w:bidi="ru-RU"/>
-        </w:rPr>
-        <w:t xml:space="preserve"> </w:t>
-      </w:r>
-      <w:proofErr w:type="spellStart"/>
-      <w:r>
-        <w:rPr>
-          <w:rFonts w:cs="Times New Roman"/>
-          <w:lang w:bidi="ru-RU"/>
-        </w:rPr>
-        <w:t>fusion</w:t>
-      </w:r>
-      <w:proofErr w:type="spellEnd"/>
-      <w:r>
-        <w:rPr>
-          <w:rFonts w:cs="Times New Roman"/>
-          <w:lang w:bidi="ru-RU"/>
-        </w:rPr>
-        <w:t>), обеспечивающий агрегацию статистики эмоциональных состояний, временных меток активности и ключевых фрагментов транскрипции.</w:t>
+        <w:t>реализован эвристический механизм формирования аналитических отчётов (late fusion), обеспечивающий агрегацию статистики эмоциональных состояний, временных меток активности и ключевых фрагментов транскрипции.</w:t>
       </w:r>
     </w:p>
     <w:p>
@@ -25368,21 +23276,7 @@
         <w:rPr>
           <w:lang w:bidi="ru-RU"/>
         </w:rPr>
-        <w:t xml:space="preserve">Реализован серверный модуль управления сессиями на языке Go с поддержкой REST API и </w:t>
-      </w:r>
-      <w:proofErr w:type="spellStart"/>
-      <w:r>
-        <w:rPr>
-          <w:lang w:bidi="ru-RU"/>
-        </w:rPr>
-        <w:t>WebSocket</w:t>
-      </w:r>
-      <w:proofErr w:type="spellEnd"/>
-      <w:r>
-        <w:rPr>
-          <w:lang w:bidi="ru-RU"/>
-        </w:rPr>
-        <w:t>-коммуникации.</w:t>
+        <w:t>Реализован серверный модуль управления сессиями на языке Go с поддержкой REST API и WebSocket-коммуникации.</w:t>
       </w:r>
     </w:p>
     <w:p>
@@ -25400,35 +23294,7 @@
         <w:rPr>
           <w:lang w:bidi="ru-RU"/>
         </w:rPr>
-        <w:t xml:space="preserve">Разработан пользовательский интерфейс на базе </w:t>
-      </w:r>
-      <w:proofErr w:type="spellStart"/>
-      <w:r>
-        <w:rPr>
-          <w:lang w:bidi="ru-RU"/>
-        </w:rPr>
-        <w:t>React</w:t>
-      </w:r>
-      <w:proofErr w:type="spellEnd"/>
-      <w:r>
-        <w:rPr>
-          <w:lang w:bidi="ru-RU"/>
-        </w:rPr>
-        <w:t xml:space="preserve"> и </w:t>
-      </w:r>
-      <w:proofErr w:type="spellStart"/>
-      <w:r>
-        <w:rPr>
-          <w:lang w:bidi="ru-RU"/>
-        </w:rPr>
-        <w:t>TypeScript</w:t>
-      </w:r>
-      <w:proofErr w:type="spellEnd"/>
-      <w:r>
-        <w:rPr>
-          <w:lang w:bidi="ru-RU"/>
-        </w:rPr>
-        <w:t>, обеспечивающий проведение видеоконференций и визуализацию аналитических данных.</w:t>
+        <w:t>Разработан пользовательский интерфейс на базе React и TypeScript, обеспечивающий проведение видеоконференций и визуализацию аналитических данных.</w:t>
       </w:r>
     </w:p>
     <w:p>
@@ -25446,63 +23312,7 @@
         <w:rPr>
           <w:lang w:bidi="ru-RU"/>
         </w:rPr>
-        <w:t>Реализованы модули искусственного интеллекта для анализа выражений лица (</w:t>
-      </w:r>
-      <w:proofErr w:type="spellStart"/>
-      <w:r>
-        <w:rPr>
-          <w:lang w:bidi="ru-RU"/>
-        </w:rPr>
-        <w:t>DeepFace</w:t>
-      </w:r>
-      <w:proofErr w:type="spellEnd"/>
-      <w:r>
-        <w:rPr>
-          <w:lang w:bidi="ru-RU"/>
-        </w:rPr>
-        <w:t xml:space="preserve">, </w:t>
-      </w:r>
-      <w:proofErr w:type="spellStart"/>
-      <w:r>
-        <w:rPr>
-          <w:lang w:bidi="ru-RU"/>
-        </w:rPr>
-        <w:t>MediaPipe</w:t>
-      </w:r>
-      <w:proofErr w:type="spellEnd"/>
-      <w:r>
-        <w:rPr>
-          <w:lang w:bidi="ru-RU"/>
-        </w:rPr>
-        <w:t>) и распознавания речи (</w:t>
-      </w:r>
-      <w:proofErr w:type="spellStart"/>
-      <w:r>
-        <w:rPr>
-          <w:lang w:bidi="ru-RU"/>
-        </w:rPr>
-        <w:t>Whisper</w:t>
-      </w:r>
-      <w:proofErr w:type="spellEnd"/>
-      <w:r>
-        <w:rPr>
-          <w:lang w:bidi="ru-RU"/>
-        </w:rPr>
-        <w:t xml:space="preserve"> / </w:t>
-      </w:r>
-      <w:proofErr w:type="spellStart"/>
-      <w:r>
-        <w:rPr>
-          <w:lang w:bidi="ru-RU"/>
-        </w:rPr>
-        <w:t>faster-whisper</w:t>
-      </w:r>
-      <w:proofErr w:type="spellEnd"/>
-      <w:r>
-        <w:rPr>
-          <w:lang w:bidi="ru-RU"/>
-        </w:rPr>
-        <w:t>).</w:t>
+        <w:t>Реализованы модули искусственного интеллекта для анализа выражений лица (DeepFace, MediaPipe) и распознавания речи (Whisper / faster-whisper).</w:t>
       </w:r>
     </w:p>
     <w:p>
@@ -25520,21 +23330,7 @@
         <w:rPr>
           <w:lang w:bidi="ru-RU"/>
         </w:rPr>
-        <w:t xml:space="preserve">Спроектирован и реализован механизм хранения мультимодальных данных в СУБД </w:t>
-      </w:r>
-      <w:proofErr w:type="spellStart"/>
-      <w:r>
-        <w:rPr>
-          <w:lang w:bidi="ru-RU"/>
-        </w:rPr>
-        <w:t>PostgreSQL</w:t>
-      </w:r>
-      <w:proofErr w:type="spellEnd"/>
-      <w:r>
-        <w:rPr>
-          <w:lang w:bidi="ru-RU"/>
-        </w:rPr>
-        <w:t xml:space="preserve"> с использованием формата JSONB.</w:t>
+        <w:t>Спроектирован и реализован механизм хранения мультимодальных данных в СУБД PostgreSQL с использованием формата JSONB.</w:t>
       </w:r>
     </w:p>
     <w:p>
@@ -25552,35 +23348,7 @@
         <w:rPr>
           <w:lang w:bidi="ru-RU"/>
         </w:rPr>
-        <w:t>Разработан модуль формирования аналитических отчётов на основе эвристического объединения (</w:t>
-      </w:r>
-      <w:proofErr w:type="spellStart"/>
-      <w:r>
-        <w:rPr>
-          <w:lang w:bidi="ru-RU"/>
-        </w:rPr>
-        <w:t>late</w:t>
-      </w:r>
-      <w:proofErr w:type="spellEnd"/>
-      <w:r>
-        <w:rPr>
-          <w:lang w:bidi="ru-RU"/>
-        </w:rPr>
-        <w:t xml:space="preserve"> </w:t>
-      </w:r>
-      <w:proofErr w:type="spellStart"/>
-      <w:r>
-        <w:rPr>
-          <w:lang w:bidi="ru-RU"/>
-        </w:rPr>
-        <w:t>fusion</w:t>
-      </w:r>
-      <w:proofErr w:type="spellEnd"/>
-      <w:r>
-        <w:rPr>
-          <w:lang w:bidi="ru-RU"/>
-        </w:rPr>
-        <w:t>) признаков.</w:t>
+        <w:t>Разработан модуль формирования аналитических отчётов на основе эвристического объединения (late fusion) признаков.</w:t>
       </w:r>
     </w:p>
     <w:p>
@@ -25599,35 +23367,35 @@
           <w:lang w:bidi="ru-RU"/>
         </w:rPr>
         <w:lastRenderedPageBreak/>
-        <w:t xml:space="preserve">Обеспечена интеграция всех компонентов системы с использованием </w:t>
-      </w:r>
-      <w:proofErr w:type="spellStart"/>
-      <w:r>
+        <w:t>Обеспечена интеграция всех компонентов системы с использованием Docker Compose и проведено комплексное тестирование основных сценариев работы.</w:t>
+      </w:r>
+    </w:p>
+    <w:p>
+      <w:pPr>
+        <w:contextualSpacing/>
         <w:rPr>
           <w:lang w:bidi="ru-RU"/>
         </w:rPr>
-        <w:t>Docker</w:t>
-      </w:r>
-      <w:proofErr w:type="spellEnd"/>
+      </w:pPr>
       <w:r>
         <w:rPr>
           <w:lang w:bidi="ru-RU"/>
         </w:rPr>
-        <w:t xml:space="preserve"> </w:t>
-      </w:r>
-      <w:proofErr w:type="spellStart"/>
-      <w:r>
+        <w:t>Цель работы и поставленные задачи выполнены в полном объёме. Результаты тестирования подтвердили корректность функционирования разработанных модулей, устойчивость обмена данными в реальном времени, стабильность механизмов аутентификации и корректность формирования структурированных аналитических отчётов.</w:t>
+      </w:r>
+    </w:p>
+    <w:p>
+      <w:pPr>
+        <w:contextualSpacing/>
         <w:rPr>
           <w:lang w:bidi="ru-RU"/>
         </w:rPr>
-        <w:t>Compose</w:t>
-      </w:r>
-      <w:proofErr w:type="spellEnd"/>
+      </w:pPr>
       <w:r>
         <w:rPr>
           <w:lang w:bidi="ru-RU"/>
         </w:rPr>
-        <w:t xml:space="preserve"> и проведено комплексное тестирование основных сценариев работы.</w:t>
+        <w:t>Разработанный программный комплекс демонстрирует готовность к внедрению в HR-процессы современных организаций. Модульная архитектура и использование открытых технологий позволяют снизить затраты на лицензирование, обеспечить соответствие требованиям законодательства в области обработки персональных данных, а также обеспечить масштабируемость системы.</w:t>
       </w:r>
     </w:p>
     <w:p>
@@ -25641,63 +23409,7 @@
         <w:rPr>
           <w:lang w:bidi="ru-RU"/>
         </w:rPr>
-        <w:t>Цель работы и поставленные задачи выполнены в полном объёме. Результаты тестирования подтвердили корректность функционирования разработанных модулей, устойчивость обмена данными в реальном времени, стабильность механизмов аутентификации и корректность формирования структурированных аналитических отчётов.</w:t>
-      </w:r>
-    </w:p>
-    <w:p>
-      <w:pPr>
-        <w:contextualSpacing/>
-        <w:rPr>
-          <w:lang w:bidi="ru-RU"/>
-        </w:rPr>
-      </w:pPr>
-      <w:r>
-        <w:rPr>
-          <w:lang w:bidi="ru-RU"/>
-        </w:rPr>
-        <w:t>Разработанный программный комплекс демонстрирует готовность к внедрению в HR-процессы современных организаций. Модульная архитектура и использование открытых технологий позволяют снизить затраты на лицензирование, обеспечить соответствие требованиям законодательства в области обработки персональных данных, а также обеспечить масштабируемость системы.</w:t>
-      </w:r>
-    </w:p>
-    <w:p>
-      <w:pPr>
-        <w:contextualSpacing/>
-        <w:rPr>
-          <w:lang w:bidi="ru-RU"/>
-        </w:rPr>
-      </w:pPr>
-      <w:r>
-        <w:rPr>
-          <w:lang w:bidi="ru-RU"/>
-        </w:rPr>
-        <w:t xml:space="preserve">Перспективы дальнейшего развития проекта включают замену эвристического механизма формирования отчётов на нейросетевую модель агрегации признаков, оптимизацию потоковой </w:t>
-      </w:r>
-      <w:proofErr w:type="spellStart"/>
-      <w:r>
-        <w:rPr>
-          <w:lang w:bidi="ru-RU"/>
-        </w:rPr>
-        <w:t>транскрибации</w:t>
-      </w:r>
-      <w:proofErr w:type="spellEnd"/>
-      <w:r>
-        <w:rPr>
-          <w:lang w:bidi="ru-RU"/>
-        </w:rPr>
-        <w:t xml:space="preserve"> речи (</w:t>
-      </w:r>
-      <w:proofErr w:type="spellStart"/>
-      <w:r>
-        <w:rPr>
-          <w:lang w:bidi="ru-RU"/>
-        </w:rPr>
-        <w:t>streaming</w:t>
-      </w:r>
-      <w:proofErr w:type="spellEnd"/>
-      <w:r>
-        <w:rPr>
-          <w:lang w:bidi="ru-RU"/>
-        </w:rPr>
-        <w:t xml:space="preserve"> ASR), реализацию функции записи и последующего анализа видеоконференций, а также расширение аналитических метрик за счёт интеграции с корпоративными HRM-системами и инструментами управления проектами.</w:t>
+        <w:t>Перспективы дальнейшего развития проекта включают замену эвристического механизма формирования отчётов на нейросетевую модель агрегации признаков, оптимизацию потоковой транскрибации речи (streaming ASR), реализацию функции записи и последующего анализа видеоконференций, а также расширение аналитических метрик за счёт интеграции с корпоративными HRM-системами и инструментами управления проектами.</w:t>
       </w:r>
     </w:p>
     <w:p>
@@ -25773,37 +23485,12 @@
           <w:lang w:val="en-US" w:bidi="ru-RU"/>
         </w:rPr>
       </w:pPr>
-      <w:proofErr w:type="spellStart"/>
       <w:r>
         <w:rPr>
           <w:rFonts w:cs="Times New Roman"/>
           <w:lang w:val="en-US" w:bidi="ru-RU"/>
         </w:rPr>
-        <w:t>Bradski</w:t>
-      </w:r>
-      <w:proofErr w:type="spellEnd"/>
-      <w:r>
-        <w:rPr>
-          <w:rFonts w:cs="Times New Roman"/>
-          <w:lang w:val="en-US" w:bidi="ru-RU"/>
-        </w:rPr>
-        <w:t xml:space="preserve"> G., </w:t>
-      </w:r>
-      <w:proofErr w:type="spellStart"/>
-      <w:r>
-        <w:rPr>
-          <w:rFonts w:cs="Times New Roman"/>
-          <w:lang w:val="en-US" w:bidi="ru-RU"/>
-        </w:rPr>
-        <w:t>Kaehler</w:t>
-      </w:r>
-      <w:proofErr w:type="spellEnd"/>
-      <w:r>
-        <w:rPr>
-          <w:rFonts w:cs="Times New Roman"/>
-          <w:lang w:val="en-US" w:bidi="ru-RU"/>
-        </w:rPr>
-        <w:t xml:space="preserve"> A. Learning OpenCV: Computer Vision with the OpenCV Library. – Sebastopol : O’Reilly Media, 2008. – 555 p. – ISBN 978-0-596-51613-0.</w:t>
+        <w:t>Bradski G., Kaehler A. Learning OpenCV: Computer Vision with the OpenCV Library. – Sebastopol : O’Reilly Media, 2008. – 555 p. – ISBN 978-0-596-51613-0.</w:t>
       </w:r>
     </w:p>
     <w:p>
@@ -25824,71 +23511,7 @@
           <w:rFonts w:cs="Times New Roman"/>
           <w:lang w:val="en-US" w:bidi="ru-RU"/>
         </w:rPr>
-        <w:t xml:space="preserve">Vaswani A., </w:t>
-      </w:r>
-      <w:proofErr w:type="spellStart"/>
-      <w:r>
-        <w:rPr>
-          <w:rFonts w:cs="Times New Roman"/>
-          <w:lang w:val="en-US" w:bidi="ru-RU"/>
-        </w:rPr>
-        <w:t>Shazeer</w:t>
-      </w:r>
-      <w:proofErr w:type="spellEnd"/>
-      <w:r>
-        <w:rPr>
-          <w:rFonts w:cs="Times New Roman"/>
-          <w:lang w:val="en-US" w:bidi="ru-RU"/>
-        </w:rPr>
-        <w:t xml:space="preserve"> N., Parmar N. et al. Attention Is All You Need // Advances in Neural Information Processing Systems (</w:t>
-      </w:r>
-      <w:proofErr w:type="spellStart"/>
-      <w:r>
-        <w:rPr>
-          <w:rFonts w:cs="Times New Roman"/>
-          <w:lang w:val="en-US" w:bidi="ru-RU"/>
-        </w:rPr>
-        <w:t>NeurIPS</w:t>
-      </w:r>
-      <w:proofErr w:type="spellEnd"/>
-      <w:r>
-        <w:rPr>
-          <w:rFonts w:cs="Times New Roman"/>
-          <w:lang w:val="en-US" w:bidi="ru-RU"/>
-        </w:rPr>
-        <w:t>). – 2017. – Vol. 30. – URL: https://arxiv.org/abs/1706.03762 (</w:t>
-      </w:r>
-      <w:proofErr w:type="spellStart"/>
-      <w:r>
-        <w:rPr>
-          <w:rFonts w:cs="Times New Roman"/>
-          <w:lang w:val="en-US" w:bidi="ru-RU"/>
-        </w:rPr>
-        <w:t>дата</w:t>
-      </w:r>
-      <w:proofErr w:type="spellEnd"/>
-      <w:r>
-        <w:rPr>
-          <w:rFonts w:cs="Times New Roman"/>
-          <w:lang w:val="en-US" w:bidi="ru-RU"/>
-        </w:rPr>
-        <w:t xml:space="preserve"> </w:t>
-      </w:r>
-      <w:proofErr w:type="spellStart"/>
-      <w:r>
-        <w:rPr>
-          <w:rFonts w:cs="Times New Roman"/>
-          <w:lang w:val="en-US" w:bidi="ru-RU"/>
-        </w:rPr>
-        <w:t>обращения</w:t>
-      </w:r>
-      <w:proofErr w:type="spellEnd"/>
-      <w:r>
-        <w:rPr>
-          <w:rFonts w:cs="Times New Roman"/>
-          <w:lang w:val="en-US" w:bidi="ru-RU"/>
-        </w:rPr>
-        <w:t>: 10.05.2026).</w:t>
+        <w:t>Vaswani A., Shazeer N., Parmar N. et al. Attention Is All You Need // Advances in Neural Information Processing Systems (NeurIPS). – 2017. – Vol. 30. – URL: https://arxiv.org/abs/1706.03762 (дата обращения: 10.05.2026).</w:t>
       </w:r>
       <w:bookmarkEnd w:id="72"/>
     </w:p>
@@ -25910,39 +23533,7 @@
           <w:rFonts w:cs="Times New Roman"/>
           <w:lang w:val="en-US" w:bidi="ru-RU"/>
         </w:rPr>
-        <w:t>Radford A., Kim J. W., Xu T. et al. Robust Speech Recognition via Large-Scale Weak Supervision // Proceedings of the 40th International Conference on Machine Learning (ICML). – 2023. – URL: https://arxiv.org/abs/2212.04356 (</w:t>
-      </w:r>
-      <w:proofErr w:type="spellStart"/>
-      <w:r>
-        <w:rPr>
-          <w:rFonts w:cs="Times New Roman"/>
-          <w:lang w:val="en-US" w:bidi="ru-RU"/>
-        </w:rPr>
-        <w:t>дата</w:t>
-      </w:r>
-      <w:proofErr w:type="spellEnd"/>
-      <w:r>
-        <w:rPr>
-          <w:rFonts w:cs="Times New Roman"/>
-          <w:lang w:val="en-US" w:bidi="ru-RU"/>
-        </w:rPr>
-        <w:t xml:space="preserve"> </w:t>
-      </w:r>
-      <w:proofErr w:type="spellStart"/>
-      <w:r>
-        <w:rPr>
-          <w:rFonts w:cs="Times New Roman"/>
-          <w:lang w:val="en-US" w:bidi="ru-RU"/>
-        </w:rPr>
-        <w:t>обращения</w:t>
-      </w:r>
-      <w:proofErr w:type="spellEnd"/>
-      <w:r>
-        <w:rPr>
-          <w:rFonts w:cs="Times New Roman"/>
-          <w:lang w:val="en-US" w:bidi="ru-RU"/>
-        </w:rPr>
-        <w:t>: 10.05.2026).</w:t>
+        <w:t>Radford A., Kim J. W., Xu T. et al. Robust Speech Recognition via Large-Scale Weak Supervision // Proceedings of the 40th International Conference on Machine Learning (ICML). – 2023. – URL: https://arxiv.org/abs/2212.04356 (дата обращения: 10.05.2026).</w:t>
       </w:r>
       <w:bookmarkEnd w:id="73"/>
     </w:p>
@@ -25964,55 +23555,7 @@
           <w:rFonts w:cs="Times New Roman"/>
           <w:lang w:val="en-US" w:bidi="ru-RU"/>
         </w:rPr>
-        <w:t xml:space="preserve">Zhang K., Zhang Z., Li Z., </w:t>
-      </w:r>
-      <w:proofErr w:type="spellStart"/>
-      <w:r>
-        <w:rPr>
-          <w:rFonts w:cs="Times New Roman"/>
-          <w:lang w:val="en-US" w:bidi="ru-RU"/>
-        </w:rPr>
-        <w:t>Qiao</w:t>
-      </w:r>
-      <w:proofErr w:type="spellEnd"/>
-      <w:r>
-        <w:rPr>
-          <w:rFonts w:cs="Times New Roman"/>
-          <w:lang w:val="en-US" w:bidi="ru-RU"/>
-        </w:rPr>
-        <w:t xml:space="preserve"> Y. Joint Face Detection and Alignment Using Multi-Task Cascaded Convolutional Networks // IEEE Signal Processing Letters. – 2016. – Vol. 23, № 10. – P. 1499–1503. – URL: https://arxiv.org/abs/1604.02878 (</w:t>
-      </w:r>
-      <w:proofErr w:type="spellStart"/>
-      <w:r>
-        <w:rPr>
-          <w:rFonts w:cs="Times New Roman"/>
-          <w:lang w:val="en-US" w:bidi="ru-RU"/>
-        </w:rPr>
-        <w:t>дата</w:t>
-      </w:r>
-      <w:proofErr w:type="spellEnd"/>
-      <w:r>
-        <w:rPr>
-          <w:rFonts w:cs="Times New Roman"/>
-          <w:lang w:val="en-US" w:bidi="ru-RU"/>
-        </w:rPr>
-        <w:t xml:space="preserve"> </w:t>
-      </w:r>
-      <w:proofErr w:type="spellStart"/>
-      <w:r>
-        <w:rPr>
-          <w:rFonts w:cs="Times New Roman"/>
-          <w:lang w:val="en-US" w:bidi="ru-RU"/>
-        </w:rPr>
-        <w:t>обращения</w:t>
-      </w:r>
-      <w:proofErr w:type="spellEnd"/>
-      <w:r>
-        <w:rPr>
-          <w:rFonts w:cs="Times New Roman"/>
-          <w:lang w:val="en-US" w:bidi="ru-RU"/>
-        </w:rPr>
-        <w:t>: 10.05.2026).</w:t>
+        <w:t>Zhang K., Zhang Z., Li Z., Qiao Y. Joint Face Detection and Alignment Using Multi-Task Cascaded Convolutional Networks // IEEE Signal Processing Letters. – 2016. – Vol. 23, № 10. – P. 1499–1503. – URL: https://arxiv.org/abs/1604.02878 (дата обращения: 10.05.2026).</w:t>
       </w:r>
       <w:bookmarkEnd w:id="74"/>
     </w:p>
@@ -26029,69 +23572,12 @@
         </w:rPr>
       </w:pPr>
       <w:bookmarkStart w:id="75" w:name="_Ref229768360"/>
-      <w:proofErr w:type="spellStart"/>
       <w:r>
         <w:rPr>
           <w:rFonts w:cs="Times New Roman"/>
           <w:lang w:val="en-US" w:bidi="ru-RU"/>
         </w:rPr>
-        <w:t>Parkhi</w:t>
-      </w:r>
-      <w:proofErr w:type="spellEnd"/>
-      <w:r>
-        <w:rPr>
-          <w:rFonts w:cs="Times New Roman"/>
-          <w:lang w:val="en-US" w:bidi="ru-RU"/>
-        </w:rPr>
-        <w:t xml:space="preserve"> O. M., </w:t>
-      </w:r>
-      <w:proofErr w:type="spellStart"/>
-      <w:r>
-        <w:rPr>
-          <w:rFonts w:cs="Times New Roman"/>
-          <w:lang w:val="en-US" w:bidi="ru-RU"/>
-        </w:rPr>
-        <w:t>Vedaldi</w:t>
-      </w:r>
-      <w:proofErr w:type="spellEnd"/>
-      <w:r>
-        <w:rPr>
-          <w:rFonts w:cs="Times New Roman"/>
-          <w:lang w:val="en-US" w:bidi="ru-RU"/>
-        </w:rPr>
-        <w:t xml:space="preserve"> A., Zisserman A. Deep Face Recognition // Proceedings of the British Machine Vision Conference (BMVC). – 2015. – URL: https://www.robots.ox.ac.uk/~vgg/publications/2015/Parkhi15/parkhi15.pdf (</w:t>
-      </w:r>
-      <w:proofErr w:type="spellStart"/>
-      <w:r>
-        <w:rPr>
-          <w:rFonts w:cs="Times New Roman"/>
-          <w:lang w:val="en-US" w:bidi="ru-RU"/>
-        </w:rPr>
-        <w:t>дата</w:t>
-      </w:r>
-      <w:proofErr w:type="spellEnd"/>
-      <w:r>
-        <w:rPr>
-          <w:rFonts w:cs="Times New Roman"/>
-          <w:lang w:val="en-US" w:bidi="ru-RU"/>
-        </w:rPr>
-        <w:t xml:space="preserve"> </w:t>
-      </w:r>
-      <w:proofErr w:type="spellStart"/>
-      <w:r>
-        <w:rPr>
-          <w:rFonts w:cs="Times New Roman"/>
-          <w:lang w:val="en-US" w:bidi="ru-RU"/>
-        </w:rPr>
-        <w:t>обращения</w:t>
-      </w:r>
-      <w:proofErr w:type="spellEnd"/>
-      <w:r>
-        <w:rPr>
-          <w:rFonts w:cs="Times New Roman"/>
-          <w:lang w:val="en-US" w:bidi="ru-RU"/>
-        </w:rPr>
-        <w:t>: 10.05.2026).</w:t>
+        <w:t>Parkhi O. M., Vedaldi A., Zisserman A. Deep Face Recognition // Proceedings of the British Machine Vision Conference (BMVC). – 2015. – URL: https://www.robots.ox.ac.uk/~vgg/publications/2015/Parkhi15/parkhi15.pdf (дата обращения: 10.05.2026).</w:t>
       </w:r>
       <w:bookmarkEnd w:id="75"/>
     </w:p>
@@ -26144,7 +23630,6 @@
         </w:rPr>
         <w:t xml:space="preserve"> </w:t>
       </w:r>
-      <w:proofErr w:type="spellStart"/>
       <w:r>
         <w:rPr>
           <w:rFonts w:cs="Times New Roman"/>
@@ -26152,7 +23637,6 @@
         </w:rPr>
         <w:t>MediaPipe</w:t>
       </w:r>
-      <w:proofErr w:type="spellEnd"/>
       <w:r>
         <w:rPr>
           <w:rFonts w:cs="Times New Roman"/>
@@ -26174,7 +23658,6 @@
         </w:rPr>
         <w:t xml:space="preserve"> </w:t>
       </w:r>
-      <w:proofErr w:type="spellStart"/>
       <w:r>
         <w:rPr>
           <w:rFonts w:cs="Times New Roman"/>
@@ -26182,7 +23665,6 @@
         </w:rPr>
         <w:t>Landmarker</w:t>
       </w:r>
-      <w:proofErr w:type="spellEnd"/>
       <w:r>
         <w:rPr>
           <w:rFonts w:cs="Times New Roman"/>
@@ -26665,54 +24147,13 @@
           <w:lang w:bidi="ru-RU"/>
         </w:rPr>
       </w:pPr>
-      <w:proofErr w:type="spellStart"/>
       <w:r>
         <w:rPr>
           <w:rFonts w:cs="Times New Roman"/>
           <w:lang w:bidi="ru-RU"/>
         </w:rPr>
         <w:lastRenderedPageBreak/>
-        <w:t>Катасев</w:t>
-      </w:r>
-      <w:proofErr w:type="spellEnd"/>
-      <w:r>
-        <w:rPr>
-          <w:rFonts w:cs="Times New Roman"/>
-          <w:lang w:bidi="ru-RU"/>
-        </w:rPr>
-        <w:t xml:space="preserve">, А. С. </w:t>
-      </w:r>
-      <w:proofErr w:type="spellStart"/>
-      <w:r>
-        <w:rPr>
-          <w:rFonts w:cs="Times New Roman"/>
-          <w:lang w:bidi="ru-RU"/>
-        </w:rPr>
-        <w:t>Сверточные</w:t>
-      </w:r>
-      <w:proofErr w:type="spellEnd"/>
-      <w:r>
-        <w:rPr>
-          <w:rFonts w:cs="Times New Roman"/>
-          <w:lang w:bidi="ru-RU"/>
-        </w:rPr>
-        <w:t xml:space="preserve"> нейросетевые модели распознавания эмоций человека по фотографии / А. С. </w:t>
-      </w:r>
-      <w:proofErr w:type="spellStart"/>
-      <w:r>
-        <w:rPr>
-          <w:rFonts w:cs="Times New Roman"/>
-          <w:lang w:bidi="ru-RU"/>
-        </w:rPr>
-        <w:t>Катасев</w:t>
-      </w:r>
-      <w:proofErr w:type="spellEnd"/>
-      <w:r>
-        <w:rPr>
-          <w:rFonts w:cs="Times New Roman"/>
-          <w:lang w:bidi="ru-RU"/>
-        </w:rPr>
-        <w:t>, З. Р. Ханова // Вестник Технологического университета. – 2023. – Т. 26, № 4. – С. 76–81. – DOI 10.55421/1998-7072_2023_26_4_76. – EDN MENHPN.</w:t>
+        <w:t>Катасев, А. С. Сверточные нейросетевые модели распознавания эмоций человека по фотографии / А. С. Катасев, З. Р. Ханова // Вестник Технологического университета. – 2023. – Т. 26, № 4. – С. 76–81. – DOI 10.55421/1998-7072_2023_26_4_76. – EDN MENHPN.</w:t>
       </w:r>
     </w:p>
     <w:p>
@@ -26732,23 +24173,7 @@
           <w:rFonts w:cs="Times New Roman"/>
           <w:lang w:bidi="ru-RU"/>
         </w:rPr>
-        <w:t xml:space="preserve">Семенюк, В. В. Разработка алгоритма распознавания эмоций человека с использованием </w:t>
-      </w:r>
-      <w:proofErr w:type="spellStart"/>
-      <w:r>
-        <w:rPr>
-          <w:rFonts w:cs="Times New Roman"/>
-          <w:lang w:bidi="ru-RU"/>
-        </w:rPr>
-        <w:t>сверточной</w:t>
-      </w:r>
-      <w:proofErr w:type="spellEnd"/>
-      <w:r>
-        <w:rPr>
-          <w:rFonts w:cs="Times New Roman"/>
-          <w:lang w:bidi="ru-RU"/>
-        </w:rPr>
-        <w:t xml:space="preserve"> нейронной сети средствами Python / В. В. Семенюк, М. В. Складчиков // Инженерный вестник Дона. – 2023. – № 12(108). – С. 231–245. – EDN TBESZT.</w:t>
+        <w:t>Семенюк, В. В. Разработка алгоритма распознавания эмоций человека с использованием сверточной нейронной сети средствами Python / В. В. Семенюк, М. В. Складчиков // Инженерный вестник Дона. – 2023. – № 12(108). – С. 231–245. – EDN TBESZT.</w:t>
       </w:r>
     </w:p>
     <w:p>
@@ -26788,55 +24213,7 @@
           <w:rFonts w:cs="Times New Roman"/>
           <w:lang w:val="en-US" w:bidi="ru-RU"/>
         </w:rPr>
-        <w:t xml:space="preserve">Sanh V., Debut L., </w:t>
-      </w:r>
-      <w:proofErr w:type="spellStart"/>
-      <w:r>
-        <w:rPr>
-          <w:rFonts w:cs="Times New Roman"/>
-          <w:lang w:val="en-US" w:bidi="ru-RU"/>
-        </w:rPr>
-        <w:t>Chaumond</w:t>
-      </w:r>
-      <w:proofErr w:type="spellEnd"/>
-      <w:r>
-        <w:rPr>
-          <w:rFonts w:cs="Times New Roman"/>
-          <w:lang w:val="en-US" w:bidi="ru-RU"/>
-        </w:rPr>
-        <w:t xml:space="preserve"> J., Wolf T. </w:t>
-      </w:r>
-      <w:proofErr w:type="spellStart"/>
-      <w:r>
-        <w:rPr>
-          <w:rFonts w:cs="Times New Roman"/>
-          <w:lang w:val="en-US" w:bidi="ru-RU"/>
-        </w:rPr>
-        <w:t>DistilBERT</w:t>
-      </w:r>
-      <w:proofErr w:type="spellEnd"/>
-      <w:r>
-        <w:rPr>
-          <w:rFonts w:cs="Times New Roman"/>
-          <w:lang w:val="en-US" w:bidi="ru-RU"/>
-        </w:rPr>
-        <w:t xml:space="preserve">, a distilled version of BERT: smaller, faster, cheaper and lighter // </w:t>
-      </w:r>
-      <w:proofErr w:type="spellStart"/>
-      <w:r>
-        <w:rPr>
-          <w:rFonts w:cs="Times New Roman"/>
-          <w:lang w:val="en-US" w:bidi="ru-RU"/>
-        </w:rPr>
-        <w:t>arXiv</w:t>
-      </w:r>
-      <w:proofErr w:type="spellEnd"/>
-      <w:r>
-        <w:rPr>
-          <w:rFonts w:cs="Times New Roman"/>
-          <w:lang w:val="en-US" w:bidi="ru-RU"/>
-        </w:rPr>
-        <w:t xml:space="preserve"> preprint arXiv:1910.01108. – 2019. – URL: https://arxiv.org/abs/1910.01108 (</w:t>
+        <w:t>Sanh V., Debut L., Chaumond J., Wolf T. DistilBERT, a distilled version of BERT: smaller, faster, cheaper and lighter // arXiv preprint arXiv:1910.01108. – 2019. – URL: https://arxiv.org/abs/1910.01108 (</w:t>
       </w:r>
       <w:r>
         <w:rPr>
@@ -26879,21 +24256,12 @@
           <w:lang w:bidi="ru-RU"/>
         </w:rPr>
       </w:pPr>
-      <w:proofErr w:type="spellStart"/>
       <w:r>
         <w:rPr>
           <w:rFonts w:cs="Times New Roman"/>
           <w:lang w:bidi="ru-RU"/>
         </w:rPr>
-        <w:t>Docker</w:t>
-      </w:r>
-      <w:proofErr w:type="spellEnd"/>
-      <w:r>
-        <w:rPr>
-          <w:rFonts w:cs="Times New Roman"/>
-          <w:lang w:bidi="ru-RU"/>
-        </w:rPr>
-        <w:t xml:space="preserve"> [Электронный ресурс]. – URL: https://www.docker.com (дата обращения: 10.05.2026).</w:t>
+        <w:t>Docker [Электронный ресурс]. – URL: https://www.docker.com (дата обращения: 10.05.2026).</w:t>
       </w:r>
     </w:p>
     <w:p>
@@ -26913,71 +24281,7 @@
           <w:rFonts w:cs="Times New Roman"/>
           <w:lang w:val="en-US" w:bidi="ru-RU"/>
         </w:rPr>
-        <w:t xml:space="preserve">The Go Programming Language: </w:t>
-      </w:r>
-      <w:proofErr w:type="spellStart"/>
-      <w:r>
-        <w:rPr>
-          <w:rFonts w:cs="Times New Roman"/>
-          <w:lang w:val="en-US" w:bidi="ru-RU"/>
-        </w:rPr>
-        <w:t>офиц</w:t>
-      </w:r>
-      <w:proofErr w:type="spellEnd"/>
-      <w:r>
-        <w:rPr>
-          <w:rFonts w:cs="Times New Roman"/>
-          <w:lang w:val="en-US" w:bidi="ru-RU"/>
-        </w:rPr>
-        <w:t xml:space="preserve">. </w:t>
-      </w:r>
-      <w:proofErr w:type="spellStart"/>
-      <w:r>
-        <w:rPr>
-          <w:rFonts w:cs="Times New Roman"/>
-          <w:lang w:val="en-US" w:bidi="ru-RU"/>
-        </w:rPr>
-        <w:t>сайт</w:t>
-      </w:r>
-      <w:proofErr w:type="spellEnd"/>
-      <w:r>
-        <w:rPr>
-          <w:rFonts w:cs="Times New Roman"/>
-          <w:lang w:val="en-US" w:bidi="ru-RU"/>
-        </w:rPr>
-        <w:t>. – URL: https://go.dev (</w:t>
-      </w:r>
-      <w:proofErr w:type="spellStart"/>
-      <w:r>
-        <w:rPr>
-          <w:rFonts w:cs="Times New Roman"/>
-          <w:lang w:val="en-US" w:bidi="ru-RU"/>
-        </w:rPr>
-        <w:t>дата</w:t>
-      </w:r>
-      <w:proofErr w:type="spellEnd"/>
-      <w:r>
-        <w:rPr>
-          <w:rFonts w:cs="Times New Roman"/>
-          <w:lang w:val="en-US" w:bidi="ru-RU"/>
-        </w:rPr>
-        <w:t xml:space="preserve"> </w:t>
-      </w:r>
-      <w:proofErr w:type="spellStart"/>
-      <w:r>
-        <w:rPr>
-          <w:rFonts w:cs="Times New Roman"/>
-          <w:lang w:val="en-US" w:bidi="ru-RU"/>
-        </w:rPr>
-        <w:t>обращения</w:t>
-      </w:r>
-      <w:proofErr w:type="spellEnd"/>
-      <w:r>
-        <w:rPr>
-          <w:rFonts w:cs="Times New Roman"/>
-          <w:lang w:val="en-US" w:bidi="ru-RU"/>
-        </w:rPr>
-        <w:t>: 10.05.2026).</w:t>
+        <w:t>The Go Programming Language: офиц. сайт. – URL: https://go.dev (дата обращения: 10.05.2026).</w:t>
       </w:r>
     </w:p>
     <w:p>
@@ -27131,7 +24435,6 @@
         </w:rPr>
         <w:t>.</w:t>
       </w:r>
-      <w:proofErr w:type="spellStart"/>
       <w:r>
         <w:rPr>
           <w:rFonts w:cs="Times New Roman"/>
@@ -27139,7 +24442,6 @@
         </w:rPr>
         <w:t>postgresql</w:t>
       </w:r>
-      <w:proofErr w:type="spellEnd"/>
       <w:r>
         <w:rPr>
           <w:rFonts w:cs="Times New Roman"/>
@@ -27179,71 +24481,7 @@
           <w:rFonts w:cs="Times New Roman"/>
           <w:lang w:val="en-US" w:bidi="ru-RU"/>
         </w:rPr>
-        <w:t>CTranslate2: Efficient inference for Transformer models [</w:t>
-      </w:r>
-      <w:proofErr w:type="spellStart"/>
-      <w:r>
-        <w:rPr>
-          <w:rFonts w:cs="Times New Roman"/>
-          <w:lang w:val="en-US" w:bidi="ru-RU"/>
-        </w:rPr>
-        <w:t>Электронный</w:t>
-      </w:r>
-      <w:proofErr w:type="spellEnd"/>
-      <w:r>
-        <w:rPr>
-          <w:rFonts w:cs="Times New Roman"/>
-          <w:lang w:val="en-US" w:bidi="ru-RU"/>
-        </w:rPr>
-        <w:t xml:space="preserve"> </w:t>
-      </w:r>
-      <w:proofErr w:type="spellStart"/>
-      <w:r>
-        <w:rPr>
-          <w:rFonts w:cs="Times New Roman"/>
-          <w:lang w:val="en-US" w:bidi="ru-RU"/>
-        </w:rPr>
-        <w:t>ресурс</w:t>
-      </w:r>
-      <w:proofErr w:type="spellEnd"/>
-      <w:r>
-        <w:rPr>
-          <w:rFonts w:cs="Times New Roman"/>
-          <w:lang w:val="en-US" w:bidi="ru-RU"/>
-        </w:rPr>
-        <w:t>]. – URL: https://opennmt.net/CTranslate2/ (</w:t>
-      </w:r>
-      <w:proofErr w:type="spellStart"/>
-      <w:r>
-        <w:rPr>
-          <w:rFonts w:cs="Times New Roman"/>
-          <w:lang w:val="en-US" w:bidi="ru-RU"/>
-        </w:rPr>
-        <w:t>дата</w:t>
-      </w:r>
-      <w:proofErr w:type="spellEnd"/>
-      <w:r>
-        <w:rPr>
-          <w:rFonts w:cs="Times New Roman"/>
-          <w:lang w:val="en-US" w:bidi="ru-RU"/>
-        </w:rPr>
-        <w:t xml:space="preserve"> </w:t>
-      </w:r>
-      <w:proofErr w:type="spellStart"/>
-      <w:r>
-        <w:rPr>
-          <w:rFonts w:cs="Times New Roman"/>
-          <w:lang w:val="en-US" w:bidi="ru-RU"/>
-        </w:rPr>
-        <w:t>обращения</w:t>
-      </w:r>
-      <w:proofErr w:type="spellEnd"/>
-      <w:r>
-        <w:rPr>
-          <w:rFonts w:cs="Times New Roman"/>
-          <w:lang w:val="en-US" w:bidi="ru-RU"/>
-        </w:rPr>
-        <w:t>: 10.05.2026).</w:t>
+        <w:t>CTranslate2: Efficient inference for Transformer models [Электронный ресурс]. – URL: https://opennmt.net/CTranslate2/ (дата обращения: 10.05.2026).</w:t>
       </w:r>
     </w:p>
     <w:sectPr>

--- a/вкр/ВКР_Демьянцев_606-22.docx
+++ b/вкр/ВКР_Демьянцев_606-22.docx
@@ -1800,6 +1800,7 @@
           <w:bdr w:val="nil"/>
         </w:rPr>
       </w:pPr>
+      <w:proofErr w:type="spellStart"/>
       <w:r>
         <w:rPr>
           <w:rFonts w:ascii="Times New Roman" w:eastAsia="Arial Unicode MS" w:hAnsi="Times New Roman" w:cs="Times New Roman"/>
@@ -1809,7 +1810,115 @@
           <w:u w:color="000000"/>
           <w:bdr w:val="nil"/>
         </w:rPr>
-        <w:t xml:space="preserve">Катасев, А. С. Сверточные нейросетеВые МОДЕЛи распознавания эмоций человека ПО ФОТОГРАФИИ / А. С. Катасев, З. Р. Ханова // Вестник Технологического университета. – 2023. – Т. 26, № 4. – С. 76-81. – DOI 10.55421/1998-7072_2023_26_4_76. – EDN MENHPN. </w:t>
+        <w:t>Катасев</w:t>
+      </w:r>
+      <w:proofErr w:type="spellEnd"/>
+      <w:r>
+        <w:rPr>
+          <w:rFonts w:ascii="Times New Roman" w:eastAsia="Arial Unicode MS" w:hAnsi="Times New Roman" w:cs="Times New Roman"/>
+          <w:color w:val="000000"/>
+          <w:sz w:val="24"/>
+          <w:szCs w:val="24"/>
+          <w:u w:color="000000"/>
+          <w:bdr w:val="nil"/>
+        </w:rPr>
+        <w:t xml:space="preserve">, А. С. </w:t>
+      </w:r>
+      <w:proofErr w:type="spellStart"/>
+      <w:r>
+        <w:rPr>
+          <w:rFonts w:ascii="Times New Roman" w:eastAsia="Arial Unicode MS" w:hAnsi="Times New Roman" w:cs="Times New Roman"/>
+          <w:color w:val="000000"/>
+          <w:sz w:val="24"/>
+          <w:szCs w:val="24"/>
+          <w:u w:color="000000"/>
+          <w:bdr w:val="nil"/>
+        </w:rPr>
+        <w:t>Сверточные</w:t>
+      </w:r>
+      <w:proofErr w:type="spellEnd"/>
+      <w:r>
+        <w:rPr>
+          <w:rFonts w:ascii="Times New Roman" w:eastAsia="Arial Unicode MS" w:hAnsi="Times New Roman" w:cs="Times New Roman"/>
+          <w:color w:val="000000"/>
+          <w:sz w:val="24"/>
+          <w:szCs w:val="24"/>
+          <w:u w:color="000000"/>
+          <w:bdr w:val="nil"/>
+        </w:rPr>
+        <w:t xml:space="preserve"> </w:t>
+      </w:r>
+      <w:proofErr w:type="spellStart"/>
+      <w:r>
+        <w:rPr>
+          <w:rFonts w:ascii="Times New Roman" w:eastAsia="Arial Unicode MS" w:hAnsi="Times New Roman" w:cs="Times New Roman"/>
+          <w:color w:val="000000"/>
+          <w:sz w:val="24"/>
+          <w:szCs w:val="24"/>
+          <w:u w:color="000000"/>
+          <w:bdr w:val="nil"/>
+        </w:rPr>
+        <w:t>нейросетеВые</w:t>
+      </w:r>
+      <w:proofErr w:type="spellEnd"/>
+      <w:r>
+        <w:rPr>
+          <w:rFonts w:ascii="Times New Roman" w:eastAsia="Arial Unicode MS" w:hAnsi="Times New Roman" w:cs="Times New Roman"/>
+          <w:color w:val="000000"/>
+          <w:sz w:val="24"/>
+          <w:szCs w:val="24"/>
+          <w:u w:color="000000"/>
+          <w:bdr w:val="nil"/>
+        </w:rPr>
+        <w:t xml:space="preserve"> </w:t>
+      </w:r>
+      <w:proofErr w:type="spellStart"/>
+      <w:r>
+        <w:rPr>
+          <w:rFonts w:ascii="Times New Roman" w:eastAsia="Arial Unicode MS" w:hAnsi="Times New Roman" w:cs="Times New Roman"/>
+          <w:color w:val="000000"/>
+          <w:sz w:val="24"/>
+          <w:szCs w:val="24"/>
+          <w:u w:color="000000"/>
+          <w:bdr w:val="nil"/>
+        </w:rPr>
+        <w:t>МОДЕЛи</w:t>
+      </w:r>
+      <w:proofErr w:type="spellEnd"/>
+      <w:r>
+        <w:rPr>
+          <w:rFonts w:ascii="Times New Roman" w:eastAsia="Arial Unicode MS" w:hAnsi="Times New Roman" w:cs="Times New Roman"/>
+          <w:color w:val="000000"/>
+          <w:sz w:val="24"/>
+          <w:szCs w:val="24"/>
+          <w:u w:color="000000"/>
+          <w:bdr w:val="nil"/>
+        </w:rPr>
+        <w:t xml:space="preserve"> распознавания эмоций человека ПО ФОТОГРАФИИ / А. С. </w:t>
+      </w:r>
+      <w:proofErr w:type="spellStart"/>
+      <w:r>
+        <w:rPr>
+          <w:rFonts w:ascii="Times New Roman" w:eastAsia="Arial Unicode MS" w:hAnsi="Times New Roman" w:cs="Times New Roman"/>
+          <w:color w:val="000000"/>
+          <w:sz w:val="24"/>
+          <w:szCs w:val="24"/>
+          <w:u w:color="000000"/>
+          <w:bdr w:val="nil"/>
+        </w:rPr>
+        <w:t>Катасев</w:t>
+      </w:r>
+      <w:proofErr w:type="spellEnd"/>
+      <w:r>
+        <w:rPr>
+          <w:rFonts w:ascii="Times New Roman" w:eastAsia="Arial Unicode MS" w:hAnsi="Times New Roman" w:cs="Times New Roman"/>
+          <w:color w:val="000000"/>
+          <w:sz w:val="24"/>
+          <w:szCs w:val="24"/>
+          <w:u w:color="000000"/>
+          <w:bdr w:val="nil"/>
+        </w:rPr>
+        <w:t xml:space="preserve">, З. Р. Ханова // Вестник Технологического университета. – 2023. – Т. 26, № 4. – С. 76-81. – DOI 10.55421/1998-7072_2023_26_4_76. – EDN MENHPN. </w:t>
       </w:r>
     </w:p>
     <w:p>
@@ -1842,7 +1951,31 @@
           <w:u w:color="000000"/>
           <w:bdr w:val="nil"/>
         </w:rPr>
-        <w:t>Семенюк, В. В. Разработка алгоритма распознавания эмоций человека с использованием сверточной нейронной сети средствами Python / В. В. Семенюк, М. В. Складчиков // Инженерный вестник Дона. – 2023. – № 12(108). – С. 231-245. – EDN TBESZT.</w:t>
+        <w:t xml:space="preserve">Семенюк, В. В. Разработка алгоритма распознавания эмоций человека с использованием </w:t>
+      </w:r>
+      <w:proofErr w:type="spellStart"/>
+      <w:r>
+        <w:rPr>
+          <w:rFonts w:ascii="Times New Roman" w:eastAsia="Arial Unicode MS" w:hAnsi="Times New Roman" w:cs="Times New Roman"/>
+          <w:color w:val="000000"/>
+          <w:sz w:val="24"/>
+          <w:szCs w:val="24"/>
+          <w:u w:color="000000"/>
+          <w:bdr w:val="nil"/>
+        </w:rPr>
+        <w:t>сверточной</w:t>
+      </w:r>
+      <w:proofErr w:type="spellEnd"/>
+      <w:r>
+        <w:rPr>
+          <w:rFonts w:ascii="Times New Roman" w:eastAsia="Arial Unicode MS" w:hAnsi="Times New Roman" w:cs="Times New Roman"/>
+          <w:color w:val="000000"/>
+          <w:sz w:val="24"/>
+          <w:szCs w:val="24"/>
+          <w:u w:color="000000"/>
+          <w:bdr w:val="nil"/>
+        </w:rPr>
+        <w:t xml:space="preserve"> нейронной сети средствами Python / В. В. Семенюк, М. В. Складчиков // Инженерный вестник Дона. – 2023. – № 12(108). – С. 231-245. – EDN TBESZT.</w:t>
       </w:r>
     </w:p>
     <w:p>
@@ -2189,8 +2322,21 @@
           <w:bdr w:val="nil"/>
         </w:rPr>
         <w:tab/>
-        <w:t>/К.И. Бушмелева</w:t>
-      </w:r>
+        <w:t xml:space="preserve">/К.И. </w:t>
+      </w:r>
+      <w:proofErr w:type="spellStart"/>
+      <w:r>
+        <w:rPr>
+          <w:rFonts w:ascii="Times New Roman" w:eastAsia="Arial Unicode MS" w:hAnsi="Times New Roman" w:cs="Times New Roman"/>
+          <w:color w:val="000000"/>
+          <w:sz w:val="24"/>
+          <w:szCs w:val="24"/>
+          <w:u w:color="000000"/>
+          <w:bdr w:val="nil"/>
+        </w:rPr>
+        <w:t>Бушмелева</w:t>
+      </w:r>
+      <w:proofErr w:type="spellEnd"/>
       <w:r>
         <w:rPr>
           <w:rFonts w:ascii="Times New Roman" w:eastAsia="Arial Unicode MS" w:hAnsi="Times New Roman" w:cs="Arial Unicode MS"/>
@@ -2705,7 +2851,15 @@
     </w:p>
     <w:p>
       <w:r>
-        <w:t>CNN – свёрточная нейронная сеть</w:t>
+        <w:t xml:space="preserve">CNN – </w:t>
+      </w:r>
+      <w:proofErr w:type="spellStart"/>
+      <w:r>
+        <w:t>свёрточная</w:t>
+      </w:r>
+      <w:proofErr w:type="spellEnd"/>
+      <w:r>
+        <w:t xml:space="preserve"> нейронная сеть</w:t>
       </w:r>
     </w:p>
     <w:p>
@@ -2735,7 +2889,15 @@
     </w:p>
     <w:p>
       <w:r>
-        <w:t>MFCC – мел-частотные кепстральные коэффициенты</w:t>
+        <w:t xml:space="preserve">MFCC – мел-частотные </w:t>
+      </w:r>
+      <w:proofErr w:type="spellStart"/>
+      <w:r>
+        <w:t>кепстральные</w:t>
+      </w:r>
+      <w:proofErr w:type="spellEnd"/>
+      <w:r>
+        <w:t xml:space="preserve"> коэффициенты</w:t>
       </w:r>
     </w:p>
     <w:p>
@@ -5097,26 +5259,28 @@
     </w:p>
     <w:p>
       <w:r>
-        <w:t>Развитие методов искусственного интеллекта существенно расширило возможности автоматизированной обработки данных, связанных с поведением человека. Одним из активно развивающихся направлений стал анализ эмоциональных состояний по цифровым сигналам. Это технологии, позволяющие учитывать не только содержание взаимодействия, но и его эмоциональный фон. Такие системы становятся более точными и адаптивными.</w:t>
-      </w:r>
-    </w:p>
-    <w:p>
-      <w:r>
-        <w:t>Особенно востребованным такое направление оказывается в управлении персоналом. Эмоциональные реакции сотрудников и кандидатов служат дополнительным источником информации при оценке вовлечённости, стрессового состояния и соответствия корпоративной культуре. Именно там, где традиционные подходы, основанные на субъективном мнении специалиста и формализованных анкетах, оказываются недостаточно информативными.</w:t>
-      </w:r>
-    </w:p>
-    <w:p>
-      <w:r>
-        <w:t>Эмоции проявляются через совокупность каналов: мимику, голосовые характеристики, интонации, жесты, поведенческие реакции. Изолированное использование одного из этих источников снижает точность интерпретации. Более устойчивые результаты достигаются при объединении нескольких типов данных, именно так работают мультимодальные системы анализа.</w:t>
-      </w:r>
-    </w:p>
-    <w:p>
-      <w:r>
-        <w:t xml:space="preserve">В рамках данной выпускной квалификационной работы рассматривается разработка системы распознавания эмоций человека, основанной на искусственных нейронных сетях и использующей одновременно видеоданные и аудиоданные. Основная идея решения заключается в объединении результатов анализа мимики и голосовых характеристик для формирования единой оценки эмоционального состояния. Такой подход позволяет повысить объективность HR-процессов, включая проведение собеседований, мониторинг вовлечённости и анализ взаимодействий в онлайн-среде. При этом ключевым ограничением, которое учитывается в архитектуре, является соответствие требованиям ФЗ-152. Вся </w:t>
-      </w:r>
-      <w:r>
-        <w:lastRenderedPageBreak/>
-        <w:t>обработка персональных данных ведётся локально, без передачи биометрической информации внешним сервисам.</w:t>
+        <w:t>Развитие методов искусственного интеллекта открыло новые подходы к обработке данных о поведении человека. Сегодня системы способны анализировать не только содержание коммуникации, но и её эмоциональную составляющую, что делает взаимодействие более точным и адаптивным.</w:t>
+      </w:r>
+    </w:p>
+    <w:p>
+      <w:r>
+        <w:t>Наиболее востребованной эта технология становится в сфере управления персоналом. Эмоциональные реакции сотрудников и кандидатов дают дополнительную информацию при оценке вовлечённости, стрессового состояния, соответствия корпоративной культуре. Традиционные методы — субъективные оценки рекрутера или формализованные анкеты — не всегда позволяют получить оперативную и объективную картину.</w:t>
+      </w:r>
+    </w:p>
+    <w:p>
+      <w:r>
+        <w:t>Эмоции проявляются через несколько каналов одновременно: мимику, голосовые характеристики, интонации, жесты. Если анализировать только один источник, точность интерпретации снижается. Объединение нескольких типов данных даёт более устойчивые результаты — именно на этом принципе построены мультимодальные системы.</w:t>
+      </w:r>
+    </w:p>
+    <w:p>
+      <w:r>
+        <w:t>В данной выпускной квалификационной работе рассматривается разработка системы распознавания эмоций человека на основе искусственных нейронных сетей. Система использует одновременно видеоданные и аудиоданные. Основная идея решения — объединение результатов анализа мимики и голосовых характеристик для формирования единой оценки эмоционального состояния.</w:t>
+      </w:r>
+      <w:r>
+        <w:t xml:space="preserve"> </w:t>
+      </w:r>
+      <w:r>
+        <w:t>Такой подход позволяет повысить объективность HR-процессов, включая проведение собеседований, мониторинг вовлечённости и анализ взаимодействий в онлайн-среде. При этом ключевым ограничением, которое учитывается в архитектуре, является соответствие требованиям ФЗ-152. Вся обработка персональных данных ведётся локально, без передачи биометрической информации внешним сервисам.</w:t>
       </w:r>
     </w:p>
     <w:p>
@@ -5133,6 +5297,7 @@
         </w:numPr>
       </w:pPr>
       <w:r>
+        <w:lastRenderedPageBreak/>
         <w:t>Современные подходы к управлению персоналом всё чаще требуют объективных данных о состоянии сотрудников, что делает эмоциональный интеллект измеримой характеристикой. При этом традиционные методы, такие как анкетирование, собеседования и экспертные оценки, не обеспечивают ни нужной точности, ни оперативности. Проблемы выявляются постфактум, когда их коррекция уже требует значительных ресурсов.</w:t>
       </w:r>
     </w:p>
@@ -5145,7 +5310,15 @@
         </w:numPr>
       </w:pPr>
       <w:r>
-        <w:t>Прогресс в области глубокого обучения создал техническую базу для автоматизированного анализа эмоций. Свёрточные сети уверенно распознают мимику, трансформеры обрабатывают речь, а методы мультимодального слияния позволяют объединять эти сигналы. Именно комплексный подход, то есть одновременный анализ видео и аудио, даёт существенный выигрыш в точности по сравнению с одномерными решениями.</w:t>
+        <w:t xml:space="preserve">Прогресс в области глубокого обучения создал техническую базу для автоматизированного анализа эмоций. </w:t>
+      </w:r>
+      <w:proofErr w:type="spellStart"/>
+      <w:r>
+        <w:t>Свёрточные</w:t>
+      </w:r>
+      <w:proofErr w:type="spellEnd"/>
+      <w:r>
+        <w:t xml:space="preserve"> сети уверенно распознают мимику, трансформеры обрабатывают речь, а методы мультимодального слияния позволяют объединять эти сигналы. Именно комплексный подход, то есть одновременный анализ видео и аудио, даёт существенный выигрыш в точности по сравнению с одномерными решениями.</w:t>
       </w:r>
     </w:p>
     <w:p>
@@ -5189,7 +5362,6 @@
         </w:numPr>
       </w:pPr>
       <w:r>
-        <w:lastRenderedPageBreak/>
         <w:t>Исследовать предметную область и проанализировать существующие аналоги.</w:t>
       </w:r>
     </w:p>
@@ -5226,6 +5398,7 @@
         </w:numPr>
       </w:pPr>
       <w:r>
+        <w:lastRenderedPageBreak/>
         <w:t>Спроектировать функциональную модель системы и выполнить её декомпозицию.</w:t>
       </w:r>
     </w:p>
@@ -5298,6 +5471,9 @@
     <w:p>
       <w:pPr>
         <w:pStyle w:val="2"/>
+        <w:rPr>
+          <w:lang w:val="en-US"/>
+        </w:rPr>
       </w:pPr>
       <w:bookmarkStart w:id="10" w:name="_Toc233140221"/>
       <w:r>
@@ -5306,39 +5482,64 @@
       <w:bookmarkEnd w:id="10"/>
     </w:p>
     <w:p>
-      <w:pPr>
-        <w:pStyle w:val="25"/>
-      </w:pPr>
-      <w:r>
-        <w:t>Эмоциональные состояния представляют собой сложные психофизиологические реакции, отражающие отношение человека к происходящим событиям. Они проявляются одновременно на нескольких уровнях: через мимику, голос, поведенческие реакции и физиологические изменения. В прикладных задачах наиболее часто рассматриваются базовые эмоциональные категории, такие как радость, грусть, страх, гнев, удивление и нейтральное состояние. Однако в реальных условиях спектр эмоций значительно шире и может включать смешанные и переходные состояния.</w:t>
-      </w:r>
-    </w:p>
-    <w:p>
-      <w:pPr>
-        <w:pStyle w:val="25"/>
-      </w:pPr>
-      <w:r>
-        <w:t>В сфере управления персоналом эмоциональные характеристики сотрудников и кандидатов имеют важное значение, поскольку напрямую связаны с уровнем вовлечённости, стрессоустойчивостью и качеством взаимодействия внутри коллектива. Анализ эмоционального состояния может использоваться в нескольких ключевых направлениях HR-деятельности.</w:t>
-      </w:r>
-    </w:p>
-    <w:p>
-      <w:pPr>
-        <w:pStyle w:val="25"/>
-      </w:pPr>
-      <w:r>
-        <w:t xml:space="preserve">Во-первых, при проведении собеседований эмоциональная реакция кандидата позволяет дополнительно оценить его поведенческие особенности и реакцию на стрессовые вопросы. Во-вторых, в процессе работы сотрудников мониторинг эмоционального состояния может использоваться для выявления признаков профессионального выгорания и снижения мотивации. В-третьих, анализ эмоционального фона помогает корректировать обучающие </w:t>
+      <w:r>
+        <w:t>При оценке кандидатов и сотрудников внимание уделяется не только их профессиональным знаниям и навыкам, но и эмоциональному фону. Эмоции оказывают влияние на взаимодействие с коллегами, принятие решений и поведение в различных рабочих ситуациях. В большинстве современных исследований в качестве базовой используется модель шести универсальных эмоций, предложенная П. Экманом [</w:t>
+      </w:r>
+      <w:r>
+        <w:fldChar w:fldCharType="begin"/>
+      </w:r>
+      <w:r>
+        <w:instrText xml:space="preserve"> PAGEREF _Ref229768249 \h </w:instrText>
+      </w:r>
+      <w:r>
+        <w:fldChar w:fldCharType="separate"/>
+      </w:r>
+      <w:r>
+        <w:rPr>
+          <w:noProof/>
+        </w:rPr>
+        <w:t>7</w:t>
+      </w:r>
+      <w:r>
+        <w:fldChar w:fldCharType="end"/>
+      </w:r>
+      <w:r>
+        <w:t>]: радость, грусть, страх, гнев, удивление и отвращение, к которым обычно добавляют нейтральное состояние. При этом в реальном общении эмоциональные проявления значительно разнообразнее и могут сочетать признаки нескольких состояний одновременно.</w:t>
+      </w:r>
+    </w:p>
+    <w:p>
+      <w:r>
+        <w:t>В задачах управления персоналом распознавание эмоций находит применение в нескольких направлениях. На этапе собеседования анализ мимики и голоса кандидата помогает оценить его реакцию на стрессовые вопросы и поведенческие особенности. В ходе работы сотрудников мониторинг эмоциональных реакций позволяет выявлять признаки профессионального выгорания и снижения мотивации. Полученные данные также используются при разработке программ обучения, выборе подходов к управлению персоналом и оценке эффективности принимаемых решений.</w:t>
+      </w:r>
+    </w:p>
+    <w:p>
+      <w:r>
+        <w:t xml:space="preserve">Следует отметить, что согласно исследованиям в области аффективных вычислений, эмоциональная составляющая становится значимым фактором </w:t>
       </w:r>
       <w:r>
         <w:lastRenderedPageBreak/>
-        <w:t>программы и управленческие подходы с учётом реальных реакций сотрудников.</w:t>
-      </w:r>
-    </w:p>
-    <w:p>
-      <w:pPr>
-        <w:pStyle w:val="25"/>
-      </w:pPr>
-      <w:r>
-        <w:t>Таким образом, эмоциональная составляющая становится важным фактором при принятии решений в HR-среде. Однако её объективная оценка затруднена при использовании только наблюдательных или анкетных методов.</w:t>
+        <w:t>при принятии кадровых решений. Однако её объективная оценка затруднена, если полагаться только на наблюдение или анкетирование, что создаёт потребность в автоматизированных методах анализа [</w:t>
+      </w:r>
+      <w:r>
+        <w:fldChar w:fldCharType="begin"/>
+      </w:r>
+      <w:r>
+        <w:instrText xml:space="preserve"> REF _Ref233541725 \r \h </w:instrText>
+      </w:r>
+      <w:r>
+        <w:fldChar w:fldCharType="separate"/>
+      </w:r>
+      <w:r>
+        <w:t>1</w:t>
+      </w:r>
+      <w:r>
+        <w:t>0</w:t>
+      </w:r>
+      <w:r>
+        <w:fldChar w:fldCharType="end"/>
+      </w:r>
+      <w:r>
+        <w:t>].</w:t>
       </w:r>
     </w:p>
     <w:p>
@@ -5352,29 +5553,100 @@
       <w:bookmarkEnd w:id="11"/>
     </w:p>
     <w:p>
-      <w:r>
-        <w:t>Для автоматизированного определения эмоционального состояния человека применяются различные технологические подходы, основанные на обработке визуальных и аудиоданных. В зависимости от типа входной информации выделяют два основных направления: анализ видеопотока и анализ аудиосигнала.</w:t>
-      </w:r>
-    </w:p>
-    <w:p>
-      <w:r>
-        <w:t>Обработка визуальной информации базируется на методах компьютерного зрения. Камеры фиксируют изображение лица, после чего алгоритмы выделяют ключевые признаки, такие как положение бровей, уголков губ, форма глаз и характер мимических изменений. На основе этих данных модели машинного обучения выполняют классификацию эмоционального состояния в режиме реального времени.</w:t>
-      </w:r>
-    </w:p>
-    <w:p>
-      <w:r>
-        <w:t>Анализ аудиоданных связан с обработкой речевого сигнала. В рамках данного подхода исследуются такие характеристики, как темп речи, интенсивность, частотный диапазон и интонационные изменения. Эти параметры позволяют косвенно определить эмоциональную окраску высказывания. Например, повышение громкости и темпа может быть связано с гневом или возбуждением, а замедленная речь — с усталостью или грустью.</w:t>
-      </w:r>
-    </w:p>
-    <w:p>
-      <w:r>
-        <w:t>Отдельное направление составляют мультимодальные системы, в которых визуальные и аудиоданные анализируются совместно. Такой подход позволяет компенсировать ограничения отдельных модальностей. Ошибки распознавания мимики могут быть скорректированы за счёт анализа голоса и наоборот. В результате повышается устойчивость и точность итоговой классификации эмоционального состояния.</w:t>
+      <w:pPr>
+        <w:rPr>
+          <w:lang w:val="en-US"/>
+        </w:rPr>
+      </w:pPr>
+    </w:p>
+    <w:p>
+      <w:r>
+        <w:t xml:space="preserve">Для определения эмоционального состояния человека используются различные методы обработки данных. На практике наиболее распространены анализ изображения лица и анализ речевого сигнала. </w:t>
+      </w:r>
+      <w:r>
+        <w:t>Каждый из этих подходов основан на обработке разных типов данных и имеет свои особенности.</w:t>
+      </w:r>
+    </w:p>
+    <w:p>
+      <w:r>
+        <w:t>При работе с видеопотоком алгоритмы компьютерного зрения фиксируют изображение лица и выделяют характерные признаки — положение бровей, уголков губ, форму глаз, мимические изменения. Как отмечается в работе [</w:t>
+      </w:r>
+      <w:r>
+        <w:fldChar w:fldCharType="begin"/>
+      </w:r>
+      <w:r>
+        <w:instrText xml:space="preserve"> REF _Ref233541805 \r \h </w:instrText>
+      </w:r>
+      <w:r>
+        <w:fldChar w:fldCharType="separate"/>
+      </w:r>
+      <w:r>
+        <w:t>11</w:t>
+      </w:r>
+      <w:r>
+        <w:fldChar w:fldCharType="end"/>
+      </w:r>
+      <w:r>
+        <w:t xml:space="preserve">], применение </w:t>
+      </w:r>
+      <w:proofErr w:type="spellStart"/>
+      <w:r>
+        <w:t>свёрточных</w:t>
+      </w:r>
+      <w:proofErr w:type="spellEnd"/>
+      <w:r>
+        <w:t xml:space="preserve"> нейронных сетей позволяет автоматически выделять наиболее информативные признаки изображения лица. Благодаря этому отпадает необходимость вручную задавать характеристики, используемые при классификации эмоций.</w:t>
+      </w:r>
+    </w:p>
+    <w:p>
+      <w:r>
+        <w:t>Анализ аудиоданных связан с обработкой речевого сигнала. Исследуются темп речи, интенсивность, частотный диапазон и интонационные изменения. Эти параметры косвенно указывают на эмоциональную окраску высказывания: повышение громкости и ускоренная речь часто связаны с гневом или возбуждением, замедленный темп и монотонность — с усталостью или грустью. В работе [</w:t>
+      </w:r>
+      <w:r>
+        <w:fldChar w:fldCharType="begin"/>
+      </w:r>
+      <w:r>
+        <w:instrText xml:space="preserve"> REF _Ref233541816 \r \h </w:instrText>
+      </w:r>
+      <w:r>
+        <w:fldChar w:fldCharType="separate"/>
+      </w:r>
+      <w:r>
+        <w:t>12</w:t>
+      </w:r>
+      <w:r>
+        <w:fldChar w:fldCharType="end"/>
+      </w:r>
+      <w:r>
+        <w:t xml:space="preserve">] подробно рассматривается использование мел-частотных </w:t>
+      </w:r>
+      <w:proofErr w:type="spellStart"/>
+      <w:r>
+        <w:t>кепстральных</w:t>
+      </w:r>
+      <w:proofErr w:type="spellEnd"/>
+      <w:r>
+        <w:t xml:space="preserve"> коэффициентов (</w:t>
+      </w:r>
+      <w:r>
+        <w:rPr>
+          <w:lang w:val="en-US"/>
+        </w:rPr>
+        <w:t>MFCC</w:t>
+      </w:r>
+      <w:r>
+        <w:t>) для выделения таких признаков.</w:t>
+      </w:r>
+    </w:p>
+    <w:p>
+      <w:r>
+        <w:t>На практике всё большее распространение получают мультимодальные системы, объединяющие анализ изображения лица и речевого сигнала. Использование двух независимых источников информации позволяет повысить надёжность распознавания, поскольку ошибки одного метода могут компенсироваться результатами другого.</w:t>
       </w:r>
     </w:p>
     <w:p>
       <w:r>
         <w:lastRenderedPageBreak/>
-        <w:t>При этом каждая из технологий имеет собственные ограничения. Методы компьютерного зрения чувствительны к условиям освещения и ракурсу съёмки, а аудиоанализ зависит от качества записи и уровня фонового шума. Мультимодальный подход позволяет частично компенсировать эти недостатки за счёт объединения нескольких независимых источников информации. Именно это делает его наиболее перспективным для практического применения в задачах анализа эмоций.</w:t>
+        <w:t>Каждый из рассмотренных методов имеет определённые ограничения. Так, качество распознавания по изображению во многом зависит от освещения, положения головы и возможного перекрытия отдельных частей лица. При анализе речи существенное влияние оказывают фоновые шумы, качество микрофона и особенности записи. По этой причине при разработке современных систем стремятся объединять несколько источников информации, что позволяет повысить устойчивость алгоритмов и снизить вероятность ошибок при распознавании эмоций.</w:t>
       </w:r>
     </w:p>
     <w:p>
@@ -5389,12 +5661,18 @@
     </w:p>
     <w:p>
       <w:r>
-        <w:t>Для анализа существующего процесса оценки кандидатов была построена BPMN-диаграмма текущего бизнес-процесса без использования системы автоматического распознавания эмоций. Диаграмма позволяет отразить последовательность взаимодействия между руководителем, HR-специалистом и кандидатом, а также выявить основные ограничения традиционного подхода к оценке персонала. На рисунке</w:t>
+        <w:t>Перед разработкой системы распознавания эмоций был выполнен анализ действующего процесса оценки кандидатов. Для его описания использовалась нотация BPMN, позволяющая формализовать последовательность действий участников и отразить их взаимодействие. Анализ построенной модели позволяет определить недостатки существующего процесса и выделить этапы, на которых целесообразно применять средства автоматизированного анализа эмоционального состояния.</w:t>
       </w:r>
       <w:r>
         <w:t xml:space="preserve"> </w:t>
       </w:r>
       <w:r>
+        <w:t>На рисунке</w:t>
+      </w:r>
+      <w:r>
+        <w:t xml:space="preserve"> </w:t>
+      </w:r>
+      <w:r>
         <w:fldChar w:fldCharType="begin"/>
       </w:r>
       <w:r>
@@ -5413,7 +5691,10 @@
         <w:fldChar w:fldCharType="end"/>
       </w:r>
       <w:r>
-        <w:t xml:space="preserve"> представлена BPMN-диаграмма существующего бизнес-процесса оценки кандидатов до внедрения системы распознавания эмоций.</w:t>
+        <w:t xml:space="preserve"> </w:t>
+      </w:r>
+      <w:r>
+        <w:t>представлена BPMN-диаграмма процесса оценки кандидатов до внедрения системы распознавания эмоций.</w:t>
       </w:r>
     </w:p>
     <w:p>
@@ -5487,6 +5768,7 @@
         <w:rPr>
           <w:szCs w:val="24"/>
         </w:rPr>
+        <w:lastRenderedPageBreak/>
         <w:t xml:space="preserve">Рисунок </w:t>
       </w:r>
       <w:r>
@@ -5548,94 +5830,77 @@
     </w:p>
     <w:p>
       <w:r>
+        <w:t>Бизнес-процесс оценки кандидатов до внедрения разработанной системы также инициируется руководителем, который формирует задачу для HR-специалиста.</w:t>
+      </w:r>
+    </w:p>
+    <w:p>
+      <w:r>
+        <w:t>После получения задачи HR-специалист проходит процедуру аутентификации в системе и получает доступ к рабочей среде.</w:t>
+      </w:r>
+    </w:p>
+    <w:p>
+      <w:r>
+        <w:t xml:space="preserve">Далее проводится сессия взаимодействия с кандидатом. В </w:t>
+      </w:r>
+      <w:r>
+        <w:t xml:space="preserve">отличие от разработанной </w:t>
+      </w:r>
+      <w:r>
+        <w:t>системы</w:t>
+      </w:r>
+      <w:r>
+        <w:t>, сбор и анализ информации осуществляется без использования специализированных интеллектуальных инструментов.</w:t>
+      </w:r>
+    </w:p>
+    <w:p>
+      <w:r>
+        <w:t>Оценка кандидата выполняется HR-специалистом на основе личного опыта и субъективного восприятия, без применения нейросетевого анализа мультимодальных данных.</w:t>
+      </w:r>
+    </w:p>
+    <w:p>
+      <w:r>
+        <w:t>На основании полученной информации принимается решение, оформляемое в виде предложения. Информирование руководителя о результатах осуществляется без автоматизированной аналитической поддержки.</w:t>
+      </w:r>
+    </w:p>
+    <w:p>
+      <w:r>
+        <w:t>Таким образом, данный процесс характеризуется отсутствием этапа автоматического анализа данных и формализованных метрик оценки, что снижает объективность и воспроизводимость результатов по сравнению с разработанной системой</w:t>
+      </w:r>
+      <w:r>
+        <w:t>.</w:t>
+      </w:r>
+    </w:p>
+    <w:p>
+      <w:r>
+        <w:t xml:space="preserve">Проведённый анализ предметной области показывает, что мультимодальный подход позволяет создать систему, способную эффективно решать задачу распознавания эмоций в контексте HR. </w:t>
+      </w:r>
+      <w:r>
+        <w:t>Это создаёт основу для дальнейшего проектирования и разработки программного комплекса</w:t>
+      </w:r>
+      <w:r>
+        <w:t>.</w:t>
+      </w:r>
+    </w:p>
+    <w:p>
+      <w:pPr>
+        <w:pStyle w:val="2"/>
+        <w:rPr>
+          <w:lang w:val="en-US"/>
+        </w:rPr>
+      </w:pPr>
+      <w:bookmarkStart w:id="14" w:name="_Toc233140224"/>
+      <w:r>
+        <w:t>Существующие решения</w:t>
+      </w:r>
+      <w:bookmarkEnd w:id="14"/>
+    </w:p>
+    <w:p>
+      <w:r>
+        <w:t xml:space="preserve">В настоящее время разработано множество программных решений, предназначенных для автоматического распознавания эмоционального состояния человека. Они различаются используемыми методами обработки данных, областью применения и функциональными возможностями. Ниже </w:t>
+      </w:r>
+      <w:r>
         <w:lastRenderedPageBreak/>
-        <w:t>Бизнес-процесс оценки кандидатов до внедрения разработанной системы также инициируется руководителем, который формирует задачу для HR-специалиста.</w:t>
-      </w:r>
-    </w:p>
-    <w:p>
-      <w:r>
-        <w:t>После получения задачи HR-специалист проходит процедуру аутентификации в системе и получает доступ к рабочей среде.</w:t>
-      </w:r>
-    </w:p>
-    <w:p>
-      <w:r>
-        <w:t xml:space="preserve">Далее проводится сессия взаимодействия с кандидатом. В </w:t>
-      </w:r>
-      <w:r>
-        <w:t xml:space="preserve">отличие от разработанной </w:t>
-      </w:r>
-      <w:r>
-        <w:t>системы</w:t>
-      </w:r>
-      <w:r>
-        <w:t>, сбор и анализ информации осуществляется без использования специализированных интеллектуальных инструментов.</w:t>
-      </w:r>
-    </w:p>
-    <w:p>
-      <w:r>
-        <w:t>Оценка кандидата выполняется HR-специалистом на основе личного опыта и субъективного восприятия, без применения нейросетевого анализа мультимодальных данных.</w:t>
-      </w:r>
-    </w:p>
-    <w:p>
-      <w:r>
-        <w:t>На основании полученной информации принимается решение, оформляемое в виде предложения. Информирование руководителя о результатах осуществляется без автоматизированной аналитической поддержки.</w:t>
-      </w:r>
-    </w:p>
-    <w:p>
-      <w:r>
-        <w:t>Таким образом, данный процесс характеризуется отсутствием этапа автоматического анализа данных и формализованных метрик оценки, что снижает объективность и воспроизводимость результатов по сравнению с разработанной системой</w:t>
-      </w:r>
-      <w:r>
-        <w:t>.</w:t>
-      </w:r>
-    </w:p>
-    <w:p>
-      <w:r>
-        <w:t xml:space="preserve">Проведённый анализ предметной области показывает, что мультимодальный подход позволяет создать систему, способную эффективно решать задачу распознавания эмоций в контексте HR. </w:t>
-      </w:r>
-      <w:r>
-        <w:t>Это создаёт основу для дальнейшего проектирования и разработки программного комплекса</w:t>
-      </w:r>
-      <w:r>
-        <w:t>.</w:t>
-      </w:r>
-    </w:p>
-    <w:p>
-      <w:pPr>
-        <w:pStyle w:val="2"/>
-        <w:rPr>
-          <w:lang w:val="en-US"/>
-        </w:rPr>
-      </w:pPr>
-      <w:bookmarkStart w:id="14" w:name="_Toc233140224"/>
-      <w:r>
-        <w:t>Существующие решения</w:t>
-      </w:r>
-      <w:bookmarkEnd w:id="14"/>
-    </w:p>
-    <w:p>
-      <w:pPr>
-        <w:rPr>
-          <w:lang w:val="en-US"/>
-        </w:rPr>
-      </w:pPr>
-      <w:r>
-        <w:t xml:space="preserve">В области распознавания эмоций существует ряд решений на основе компьютерного зрения, обработки аудиосигналов и искусственного интеллекта, применяемых в маркетинге, медицине, образовании и </w:t>
-      </w:r>
-      <w:r>
-        <w:rPr>
-          <w:lang w:val="en-US"/>
-        </w:rPr>
-        <w:t>HR</w:t>
-      </w:r>
-      <w:r>
-        <w:t xml:space="preserve">. </w:t>
-      </w:r>
-      <w:r>
-        <w:rPr>
-          <w:lang w:val="en-US"/>
-        </w:rPr>
-        <w:t>Ниже рассматриваются основные аналоги и проводится их сравнительный анализ.</w:t>
+        <w:t>рассмотрены наиболее известные представители данного класса систем и приведён их сравнительный анализ.</w:t>
       </w:r>
     </w:p>
     <w:p>
@@ -5643,7 +5908,6 @@
         <w:pStyle w:val="3"/>
       </w:pPr>
       <w:r>
-        <w:lastRenderedPageBreak/>
         <w:t>Системы на основе компьютерного зрения</w:t>
       </w:r>
     </w:p>
@@ -5653,7 +5917,23 @@
         <w:contextualSpacing w:val="0"/>
       </w:pPr>
       <w:r>
-        <w:t>Примером является библиотека Affectiva, которая использует свёрточные нейронные сети для анализа выражений лица. Такие системы фиксируют видеопоток и классифицируют эмоции на основе визуальных признаков, таких как улыбка или нахмуренные брови.</w:t>
+        <w:t xml:space="preserve">Одним из наиболее известных решений данного класса является библиотека </w:t>
+      </w:r>
+      <w:proofErr w:type="spellStart"/>
+      <w:r>
+        <w:t>Affectiva</w:t>
+      </w:r>
+      <w:proofErr w:type="spellEnd"/>
+      <w:r>
+        <w:t xml:space="preserve">, предназначенная для анализа выражений лица с использованием </w:t>
+      </w:r>
+      <w:proofErr w:type="spellStart"/>
+      <w:r>
+        <w:t>свёрточных</w:t>
+      </w:r>
+      <w:proofErr w:type="spellEnd"/>
+      <w:r>
+        <w:t xml:space="preserve"> нейронных сетей. Алгоритм анализирует видеопоток, извлекает характерные особенности мимики и на их основе определяет предполагаемое эмоциональное состояние человека.</w:t>
       </w:r>
     </w:p>
     <w:p>
@@ -5760,7 +6040,31 @@
         <w:contextualSpacing w:val="0"/>
       </w:pPr>
       <w:r>
-        <w:t>Примером служит платформа Beyond Verbal, которая анализирует голосовые характеристики, такие как высота тона и темп речи, для определения эмоционального состояния. Такие решения часто применяются в call-центрах.</w:t>
+        <w:t xml:space="preserve">Примером служит платформа </w:t>
+      </w:r>
+      <w:proofErr w:type="spellStart"/>
+      <w:r>
+        <w:t>Beyond</w:t>
+      </w:r>
+      <w:proofErr w:type="spellEnd"/>
+      <w:r>
+        <w:t xml:space="preserve"> </w:t>
+      </w:r>
+      <w:proofErr w:type="spellStart"/>
+      <w:r>
+        <w:t>Verbal</w:t>
+      </w:r>
+      <w:proofErr w:type="spellEnd"/>
+      <w:r>
+        <w:t xml:space="preserve">, которая анализирует голосовые характеристики, такие как высота тона и темп речи, для определения эмоционального состояния. Такие решения часто применяются в </w:t>
+      </w:r>
+      <w:proofErr w:type="spellStart"/>
+      <w:r>
+        <w:t>call</w:t>
+      </w:r>
+      <w:proofErr w:type="spellEnd"/>
+      <w:r>
+        <w:t>-центрах.</w:t>
       </w:r>
     </w:p>
     <w:p>
@@ -5864,6 +6168,7 @@
         <w:pStyle w:val="3"/>
       </w:pPr>
       <w:r>
+        <w:lastRenderedPageBreak/>
         <w:t>Мультимодальные системы</w:t>
       </w:r>
     </w:p>
@@ -5873,11 +6178,15 @@
         <w:contextualSpacing w:val="0"/>
       </w:pPr>
       <w:r>
-        <w:t xml:space="preserve">Примером является система Emotient, которая комбинирует анализ выражений лица и голосовых данных с использованием CNN и RNN. Такие </w:t>
-      </w:r>
-      <w:r>
-        <w:lastRenderedPageBreak/>
-        <w:t>решения применяются в маркетинге и HR для комплексного анализа эмоционального состояния.</w:t>
+        <w:t xml:space="preserve">Примером является система </w:t>
+      </w:r>
+      <w:proofErr w:type="spellStart"/>
+      <w:r>
+        <w:t>Emotient</w:t>
+      </w:r>
+      <w:proofErr w:type="spellEnd"/>
+      <w:r>
+        <w:t>, которая комбинирует анализ выражений лица и голосовых данных с использованием CNN и RNN. Такие решения применяются в маркетинге и HR для комплексного анализа эмоционального состояния.</w:t>
       </w:r>
     </w:p>
     <w:p>
@@ -6131,6 +6440,7 @@
         <w:contextualSpacing w:val="0"/>
       </w:pPr>
       <w:r>
+        <w:lastRenderedPageBreak/>
         <w:t>Специализация под HR: Адаптация сценариев анализа под собеседования и мониторинг вовлечённости.</w:t>
       </w:r>
     </w:p>
@@ -6144,7 +6454,6 @@
         <w:contextualSpacing w:val="0"/>
       </w:pPr>
       <w:r>
-        <w:lastRenderedPageBreak/>
         <w:t>Соответствие ФЗ-152: Локальная обработка данных, шифрование и разграничение прав доступа.</w:t>
       </w:r>
     </w:p>
@@ -6158,7 +6467,23 @@
         <w:contextualSpacing w:val="0"/>
       </w:pPr>
       <w:r>
-        <w:t>Гибкость стека: Использование открытых библиотек (Python, PyTorch, OpenCV) позволяет избежать лицензионных отчислений.</w:t>
+        <w:t xml:space="preserve">Гибкость стека: Использование открытых библиотек (Python, </w:t>
+      </w:r>
+      <w:proofErr w:type="spellStart"/>
+      <w:r>
+        <w:t>PyTorch</w:t>
+      </w:r>
+      <w:proofErr w:type="spellEnd"/>
+      <w:r>
+        <w:t xml:space="preserve">, </w:t>
+      </w:r>
+      <w:proofErr w:type="spellStart"/>
+      <w:r>
+        <w:t>OpenCV</w:t>
+      </w:r>
+      <w:proofErr w:type="spellEnd"/>
+      <w:r>
+        <w:t>) позволяет избежать лицензионных отчислений.</w:t>
       </w:r>
     </w:p>
     <w:p>
@@ -6170,8 +6495,13 @@
         </w:numPr>
         <w:contextualSpacing w:val="0"/>
       </w:pPr>
-      <w:r>
-        <w:t>Мультимодальность: Повышение точности за счёт объединения визуальных и голосовых признаков.</w:t>
+      <w:proofErr w:type="spellStart"/>
+      <w:r>
+        <w:t>Мультимодальность</w:t>
+      </w:r>
+      <w:proofErr w:type="spellEnd"/>
+      <w:r>
+        <w:t>: Повышение точности за счёт объединения визуальных и голосовых признаков.</w:t>
       </w:r>
     </w:p>
     <w:p>
@@ -6206,7 +6536,15 @@
         <w:contextualSpacing w:val="0"/>
       </w:pPr>
       <w:r>
-        <w:t>Требует наличия вычислительных ресурсов для этапа обучения и инференса в реальном времени.</w:t>
+        <w:t xml:space="preserve">Требует наличия вычислительных ресурсов для этапа обучения и </w:t>
+      </w:r>
+      <w:proofErr w:type="spellStart"/>
+      <w:r>
+        <w:t>инференса</w:t>
+      </w:r>
+      <w:proofErr w:type="spellEnd"/>
+      <w:r>
+        <w:t xml:space="preserve"> в реальном времени.</w:t>
       </w:r>
     </w:p>
     <w:p>
@@ -6849,6 +7187,7 @@
       </w:pPr>
       <w:bookmarkStart w:id="17" w:name="_Ref229772334"/>
       <w:r>
+        <w:lastRenderedPageBreak/>
         <w:t xml:space="preserve">Таблица </w:t>
       </w:r>
       <w:r>
@@ -6910,7 +7249,6 @@
               <w:pStyle w:val="affa"/>
             </w:pPr>
             <w:r>
-              <w:lastRenderedPageBreak/>
               <w:t>Критерий</w:t>
             </w:r>
           </w:p>
@@ -7267,7 +7605,11 @@
         <w:pStyle w:val="25"/>
       </w:pPr>
       <w:r>
-        <w:t>Не менее важным является учёт видеопотока и аудиопотока. Только мультимодальные системы и разрабатываемое решение способны полноценно анализировать оба типа данных одновременно. Системы, ориентированные исключительно на компьютерное зрение или на обработку аудиосигналов, теряют часть информации и, как следствие, часть точности.</w:t>
+        <w:t xml:space="preserve">Не менее важным является учёт видеопотока и аудиопотока. Только мультимодальные системы и разрабатываемое решение способны полноценно анализировать оба типа данных одновременно. Системы, ориентированные </w:t>
+      </w:r>
+      <w:r>
+        <w:lastRenderedPageBreak/>
+        <w:t>исключительно на компьютерное зрение или на обработку аудиосигналов, теряют часть информации и, как следствие, часть точности.</w:t>
       </w:r>
     </w:p>
     <w:p>
@@ -7275,7 +7617,6 @@
         <w:pStyle w:val="25"/>
       </w:pPr>
       <w:r>
-        <w:lastRenderedPageBreak/>
         <w:t>Адаптивность к HR-сценариям также оказывается на стороне разрабатываемой системы и готовых мультимодальных решений. Оба подхода учитывают контекст собеседований и рабочих встреч, тогда как системы общего назначения и традиционные методы не обладают такой специализацией.</w:t>
       </w:r>
     </w:p>
@@ -7284,7 +7625,39 @@
         <w:pStyle w:val="25"/>
       </w:pPr>
       <w:r>
-        <w:t>Наиболее существенное отличие разрабатываемой системы от коммерческих аналогов проявляется в вопросах стоимости и правового обеспечения. В отличие от Affectiva, Beyond Verbal и Emotient, разрабатываемая система предполагает отсутствие регулярных лицензионных отчислений и изначальную архитектурную поддержку требований ФЗ-152. Это критично для работы с персональными данными сотрудников в российских организациях, где передача биометрической информации внешним сервисам создаёт правовые и репутационные риски.</w:t>
+        <w:t xml:space="preserve">Наиболее существенное отличие разрабатываемой системы от коммерческих аналогов проявляется в вопросах стоимости и правового обеспечения. В отличие от </w:t>
+      </w:r>
+      <w:proofErr w:type="spellStart"/>
+      <w:r>
+        <w:t>Affectiva</w:t>
+      </w:r>
+      <w:proofErr w:type="spellEnd"/>
+      <w:r>
+        <w:t xml:space="preserve">, </w:t>
+      </w:r>
+      <w:proofErr w:type="spellStart"/>
+      <w:r>
+        <w:t>Beyond</w:t>
+      </w:r>
+      <w:proofErr w:type="spellEnd"/>
+      <w:r>
+        <w:t xml:space="preserve"> </w:t>
+      </w:r>
+      <w:proofErr w:type="spellStart"/>
+      <w:r>
+        <w:t>Verbal</w:t>
+      </w:r>
+      <w:proofErr w:type="spellEnd"/>
+      <w:r>
+        <w:t xml:space="preserve"> и </w:t>
+      </w:r>
+      <w:proofErr w:type="spellStart"/>
+      <w:r>
+        <w:t>Emotient</w:t>
+      </w:r>
+      <w:proofErr w:type="spellEnd"/>
+      <w:r>
+        <w:t>, разрабатываемая система предполагает отсутствие регулярных лицензионных отчислений и изначальную архитектурную поддержку требований ФЗ-152. Это критично для работы с персональными данными сотрудников в российских организациях, где передача биометрической информации внешним сервисам создаёт правовые и репутационные риски.</w:t>
       </w:r>
     </w:p>
     <w:p>
@@ -7326,17 +7699,22 @@
         <w:pStyle w:val="25"/>
       </w:pPr>
       <w:r>
-        <w:t>Для разработки системы целесообразно использовать мультимодальный подход, объединяющий свёрточные нейронные сети</w:t>
+        <w:lastRenderedPageBreak/>
+        <w:t xml:space="preserve">Для разработки системы целесообразно использовать мультимодальный подход, объединяющий </w:t>
+      </w:r>
+      <w:proofErr w:type="spellStart"/>
+      <w:r>
+        <w:t>свёрточные</w:t>
+      </w:r>
+      <w:proofErr w:type="spellEnd"/>
+      <w:r>
+        <w:t xml:space="preserve"> нейронные сети</w:t>
       </w:r>
       <w:r>
         <w:t xml:space="preserve"> </w:t>
       </w:r>
       <w:r>
-        <w:t xml:space="preserve">для обработки </w:t>
-      </w:r>
-      <w:r>
-        <w:lastRenderedPageBreak/>
-        <w:t>видеопотока и рекуррентные нейронные сети для анализа аудиопотока. Это позволит обеспечить высокую точность, надёжность и функциональность, необходимые для применения в HR-процессах, при снижении затрат на лицензирование ПО и сохранении контроля над данными.</w:t>
+        <w:t>для обработки видеопотока и рекуррентные нейронные сети для анализа аудиопотока. Это позволит обеспечить высокую точность, надёжность и функциональность, необходимые для применения в HR-процессах, при снижении затрат на лицензирование ПО и сохранении контроля над данными.</w:t>
       </w:r>
     </w:p>
     <w:p>
@@ -7351,7 +7729,15 @@
     </w:p>
     <w:p>
       <w:r>
-        <w:t>Цель исследования: разработка автоматизированной системы проведения видеовстреч с мультимодальным анализом эмоционального состояния и речевой активности участников на основе методов искусственного интеллекта.</w:t>
+        <w:t xml:space="preserve">Цель исследования: разработка автоматизированной системы проведения </w:t>
+      </w:r>
+      <w:proofErr w:type="spellStart"/>
+      <w:r>
+        <w:t>видеовстреч</w:t>
+      </w:r>
+      <w:proofErr w:type="spellEnd"/>
+      <w:r>
+        <w:t xml:space="preserve"> с мультимодальным анализом эмоционального состояния и речевой активности участников на основе методов искусственного интеллекта.</w:t>
       </w:r>
     </w:p>
     <w:p>
@@ -7484,7 +7870,35 @@
         <w:rPr>
           <w:lang w:bidi="ru-RU"/>
         </w:rPr>
-        <w:t>В качестве основного языка программирования для разработки клиентской части системы был выбран TypeScript в сочетании с библиотекой React. Данный стек обеспечивает создание высокопроизводительных одностраничных приложений с типизированным кодом, что повышает надёжность разработки и упрощает дальнейшую поддержку системы.</w:t>
+        <w:t xml:space="preserve">В качестве основного языка программирования для разработки клиентской части системы был выбран </w:t>
+      </w:r>
+      <w:proofErr w:type="spellStart"/>
+      <w:r>
+        <w:rPr>
+          <w:lang w:bidi="ru-RU"/>
+        </w:rPr>
+        <w:t>TypeScript</w:t>
+      </w:r>
+      <w:proofErr w:type="spellEnd"/>
+      <w:r>
+        <w:rPr>
+          <w:lang w:bidi="ru-RU"/>
+        </w:rPr>
+        <w:t xml:space="preserve"> в сочетании с библиотекой </w:t>
+      </w:r>
+      <w:proofErr w:type="spellStart"/>
+      <w:r>
+        <w:rPr>
+          <w:lang w:bidi="ru-RU"/>
+        </w:rPr>
+        <w:t>React</w:t>
+      </w:r>
+      <w:proofErr w:type="spellEnd"/>
+      <w:r>
+        <w:rPr>
+          <w:lang w:bidi="ru-RU"/>
+        </w:rPr>
+        <w:t>. Данный стек обеспечивает создание высокопроизводительных одностраничных приложений с типизированным кодом, что повышает надёжность разработки и упрощает дальнейшую поддержку системы.</w:t>
       </w:r>
     </w:p>
     <w:p>
@@ -7583,7 +7997,35 @@
         <w:rPr>
           <w:lang w:bidi="ru-RU"/>
         </w:rPr>
-        <w:t>Для реализации серверной логики, маршрутизации и обработки сетевых соединений использовался язык программирования Go (Golang). Он применяется для построения REST API, управления WebSocket-подключениями и координации обмена данными между участниками встречи и аналитическими модулями.</w:t>
+        <w:t>Для реализации серверной логики, маршрутизации и обработки сетевых соединений использовался язык программирования Go (</w:t>
+      </w:r>
+      <w:proofErr w:type="spellStart"/>
+      <w:r>
+        <w:rPr>
+          <w:lang w:bidi="ru-RU"/>
+        </w:rPr>
+        <w:t>Golang</w:t>
+      </w:r>
+      <w:proofErr w:type="spellEnd"/>
+      <w:r>
+        <w:rPr>
+          <w:lang w:bidi="ru-RU"/>
+        </w:rPr>
+        <w:t xml:space="preserve">). Он применяется для построения REST API, управления </w:t>
+      </w:r>
+      <w:proofErr w:type="spellStart"/>
+      <w:r>
+        <w:rPr>
+          <w:lang w:bidi="ru-RU"/>
+        </w:rPr>
+        <w:t>WebSocket</w:t>
+      </w:r>
+      <w:proofErr w:type="spellEnd"/>
+      <w:r>
+        <w:rPr>
+          <w:lang w:bidi="ru-RU"/>
+        </w:rPr>
+        <w:t>-подключениями и координации обмена данными между участниками встречи и аналитическими модулями.</w:t>
       </w:r>
     </w:p>
     <w:p>
@@ -7682,7 +8124,21 @@
           <w:lang w:bidi="ru-RU"/>
         </w:rPr>
         <w:lastRenderedPageBreak/>
-        <w:t>Для реализации модулей мультимодального анализа (распознавание эмоционального состояния, транскрибация речи) применялся язык программирования Python. Он используется в составе отдельного AI-шлюза и сервиса распознавания речи для обработки видеопотока и аудиосигналов.</w:t>
+        <w:t xml:space="preserve">Для реализации модулей мультимодального анализа (распознавание эмоционального состояния, </w:t>
+      </w:r>
+      <w:proofErr w:type="spellStart"/>
+      <w:r>
+        <w:rPr>
+          <w:lang w:bidi="ru-RU"/>
+        </w:rPr>
+        <w:t>транскрибация</w:t>
+      </w:r>
+      <w:proofErr w:type="spellEnd"/>
+      <w:r>
+        <w:rPr>
+          <w:lang w:bidi="ru-RU"/>
+        </w:rPr>
+        <w:t xml:space="preserve"> речи) применялся язык программирования Python. Он используется в составе отдельного AI-шлюза и сервиса распознавания речи для обработки видеопотока и аудиосигналов.</w:t>
       </w:r>
     </w:p>
     <w:p>
@@ -7713,7 +8169,49 @@
         <w:rPr>
           <w:lang w:bidi="ru-RU"/>
         </w:rPr>
-        <w:t>Наличие специализированных библиотек для работы с нейронными сетями и обработки мультимедиа (OpenCV, FastAPI, faster-whisper)</w:t>
+        <w:t>Наличие специализированных библиотек для работы с нейронными сетями и обработки мультимедиа (</w:t>
+      </w:r>
+      <w:proofErr w:type="spellStart"/>
+      <w:r>
+        <w:rPr>
+          <w:lang w:bidi="ru-RU"/>
+        </w:rPr>
+        <w:t>OpenCV</w:t>
+      </w:r>
+      <w:proofErr w:type="spellEnd"/>
+      <w:r>
+        <w:rPr>
+          <w:lang w:bidi="ru-RU"/>
+        </w:rPr>
+        <w:t xml:space="preserve">, </w:t>
+      </w:r>
+      <w:proofErr w:type="spellStart"/>
+      <w:r>
+        <w:rPr>
+          <w:lang w:bidi="ru-RU"/>
+        </w:rPr>
+        <w:t>FastAPI</w:t>
+      </w:r>
+      <w:proofErr w:type="spellEnd"/>
+      <w:r>
+        <w:rPr>
+          <w:lang w:bidi="ru-RU"/>
+        </w:rPr>
+        <w:t xml:space="preserve">, </w:t>
+      </w:r>
+      <w:proofErr w:type="spellStart"/>
+      <w:r>
+        <w:rPr>
+          <w:lang w:bidi="ru-RU"/>
+        </w:rPr>
+        <w:t>faster-whisper</w:t>
+      </w:r>
+      <w:proofErr w:type="spellEnd"/>
+      <w:r>
+        <w:rPr>
+          <w:lang w:bidi="ru-RU"/>
+        </w:rPr>
+        <w:t>)</w:t>
       </w:r>
       <w:r>
         <w:rPr>
@@ -7907,7 +8405,21 @@
         <w:rPr>
           <w:lang w:bidi="ru-RU"/>
         </w:rPr>
-        <w:t>Для хранения данных о пользователях, сессиях, событиях аналитики и результатах анализа была выбрана система управления базами данных PostgreSQL. Данная СУБД обеспечивает:</w:t>
+        <w:t xml:space="preserve">Для хранения данных о пользователях, сессиях, событиях аналитики и результатах анализа была выбрана система управления базами данных </w:t>
+      </w:r>
+      <w:proofErr w:type="spellStart"/>
+      <w:r>
+        <w:rPr>
+          <w:lang w:bidi="ru-RU"/>
+        </w:rPr>
+        <w:t>PostgreSQL</w:t>
+      </w:r>
+      <w:proofErr w:type="spellEnd"/>
+      <w:r>
+        <w:rPr>
+          <w:lang w:bidi="ru-RU"/>
+        </w:rPr>
+        <w:t>. Данная СУБД обеспечивает:</w:t>
       </w:r>
     </w:p>
     <w:p>
@@ -7925,7 +8437,21 @@
         <w:rPr>
           <w:lang w:bidi="ru-RU"/>
         </w:rPr>
-        <w:t>Надёжное хранение структурированных и полуструктурированных данных, включая поддержку формата JSONB для гибкого сохранения аналитических событий;</w:t>
+        <w:t xml:space="preserve">Надёжное хранение структурированных и </w:t>
+      </w:r>
+      <w:proofErr w:type="spellStart"/>
+      <w:r>
+        <w:rPr>
+          <w:lang w:bidi="ru-RU"/>
+        </w:rPr>
+        <w:t>полуструктурированных</w:t>
+      </w:r>
+      <w:proofErr w:type="spellEnd"/>
+      <w:r>
+        <w:rPr>
+          <w:lang w:bidi="ru-RU"/>
+        </w:rPr>
+        <w:t xml:space="preserve"> данных, включая поддержку формата JSONB для гибкого сохранения аналитических событий;</w:t>
       </w:r>
     </w:p>
     <w:p>
@@ -8876,7 +9402,21 @@
         <w:rPr>
           <w:rFonts w:eastAsiaTheme="minorHAnsi"/>
         </w:rPr>
-        <w:t>Данный блок описывает процесс инициации и проведения онлайн-сессии взаимодействия между участниками. HR-специалист создаёт конфигурацию анализа, формирует запрос на создание сессии и приглашает участников через механизм инвайт-ссылок. В ходе сессии осуществляется захват мультимодальных данных от всех подключённых пользователей.</w:t>
+        <w:t xml:space="preserve">Данный блок описывает процесс инициации и проведения онлайн-сессии взаимодействия между участниками. HR-специалист создаёт конфигурацию анализа, формирует запрос на создание сессии и приглашает участников через механизм </w:t>
+      </w:r>
+      <w:proofErr w:type="spellStart"/>
+      <w:r>
+        <w:rPr>
+          <w:rFonts w:eastAsiaTheme="minorHAnsi"/>
+        </w:rPr>
+        <w:t>инвайт</w:t>
+      </w:r>
+      <w:proofErr w:type="spellEnd"/>
+      <w:r>
+        <w:rPr>
+          <w:rFonts w:eastAsiaTheme="minorHAnsi"/>
+        </w:rPr>
+        <w:t>-ссылок. В ходе сессии осуществляется захват мультимодальных данных от всех подключённых пользователей.</w:t>
       </w:r>
     </w:p>
     <w:p>
@@ -9318,7 +9858,21 @@
         <w:rPr>
           <w:rFonts w:eastAsiaTheme="minorHAnsi"/>
         </w:rPr>
-        <w:t>Признаки видео — нормализованные и выровненные изображения лиц, ключевые точки (landmarks);</w:t>
+        <w:t>Признаки видео — нормализованные и выровненные изображения лиц, ключевые точки (</w:t>
+      </w:r>
+      <w:proofErr w:type="spellStart"/>
+      <w:r>
+        <w:rPr>
+          <w:rFonts w:eastAsiaTheme="minorHAnsi"/>
+        </w:rPr>
+        <w:t>landmarks</w:t>
+      </w:r>
+      <w:proofErr w:type="spellEnd"/>
+      <w:r>
+        <w:rPr>
+          <w:rFonts w:eastAsiaTheme="minorHAnsi"/>
+        </w:rPr>
+        <w:t>);</w:t>
       </w:r>
     </w:p>
     <w:p>
@@ -9336,7 +9890,21 @@
         <w:rPr>
           <w:rFonts w:eastAsiaTheme="minorHAnsi"/>
         </w:rPr>
-        <w:t>Признаки аудио — мел-частотные кепстральные коэффициенты (MFCC) и другие акустические признаки.</w:t>
+        <w:t xml:space="preserve">Признаки аудио — мел-частотные </w:t>
+      </w:r>
+      <w:proofErr w:type="spellStart"/>
+      <w:r>
+        <w:rPr>
+          <w:rFonts w:eastAsiaTheme="minorHAnsi"/>
+        </w:rPr>
+        <w:t>кепстральные</w:t>
+      </w:r>
+      <w:proofErr w:type="spellEnd"/>
+      <w:r>
+        <w:rPr>
+          <w:rFonts w:eastAsiaTheme="minorHAnsi"/>
+        </w:rPr>
+        <w:t xml:space="preserve"> коэффициенты (MFCC) и другие акустические признаки.</w:t>
       </w:r>
     </w:p>
     <w:p>
@@ -9367,14 +9935,70 @@
         <w:rPr>
           <w:rFonts w:eastAsiaTheme="minorHAnsi"/>
         </w:rPr>
-        <w:t xml:space="preserve">На данном этапе извлечённые признаки передаются в модули классификации на основе предобученных нейронных сетей. Видеоданные анализируются свёрточной нейронной сетью (CNN) для классификации выражений лица, аудиоданные — рекуррентной нейронной сетью (RNN) для распознавания голосовых характеристик. Параллельно выполняется транскрибация речи с помощью модели автоматического распознавания речи </w:t>
-      </w:r>
+        <w:t xml:space="preserve">На данном этапе извлечённые признаки передаются в модули классификации на основе </w:t>
+      </w:r>
+      <w:proofErr w:type="spellStart"/>
       <w:r>
         <w:rPr>
           <w:rFonts w:eastAsiaTheme="minorHAnsi"/>
         </w:rPr>
+        <w:t>предобученных</w:t>
+      </w:r>
+      <w:proofErr w:type="spellEnd"/>
+      <w:r>
+        <w:rPr>
+          <w:rFonts w:eastAsiaTheme="minorHAnsi"/>
+        </w:rPr>
+        <w:t xml:space="preserve"> нейронных сетей. Видеоданные анализируются </w:t>
+      </w:r>
+      <w:proofErr w:type="spellStart"/>
+      <w:r>
+        <w:rPr>
+          <w:rFonts w:eastAsiaTheme="minorHAnsi"/>
+        </w:rPr>
+        <w:t>свёрточной</w:t>
+      </w:r>
+      <w:proofErr w:type="spellEnd"/>
+      <w:r>
+        <w:rPr>
+          <w:rFonts w:eastAsiaTheme="minorHAnsi"/>
+        </w:rPr>
+        <w:t xml:space="preserve"> нейронной сетью (CNN) для классификации выражений лица, аудиоданные — рекуррентной нейронной сетью (RNN) для распознавания голосовых характеристик. Параллельно выполняется </w:t>
+      </w:r>
+      <w:proofErr w:type="spellStart"/>
+      <w:r>
+        <w:rPr>
+          <w:rFonts w:eastAsiaTheme="minorHAnsi"/>
+        </w:rPr>
+        <w:t>транскрибация</w:t>
+      </w:r>
+      <w:proofErr w:type="spellEnd"/>
+      <w:r>
+        <w:rPr>
+          <w:rFonts w:eastAsiaTheme="minorHAnsi"/>
+        </w:rPr>
+        <w:t xml:space="preserve"> речи с помощью модели автоматического распознавания речи </w:t>
+      </w:r>
+      <w:r>
+        <w:rPr>
+          <w:rFonts w:eastAsiaTheme="minorHAnsi"/>
+        </w:rPr>
         <w:lastRenderedPageBreak/>
-        <w:t>(ASR) и анализ тональности текста с использованием NLP-модели. Для каждого входного сигнала модель выдаёт оценку принадлежности к классу эмоций (argmax).</w:t>
+        <w:t>(ASR) и анализ тональности текста с использованием NLP-модели. Для каждого входного сигнала модель выдаёт оценку принадлежности к классу эмоций (</w:t>
+      </w:r>
+      <w:proofErr w:type="spellStart"/>
+      <w:r>
+        <w:rPr>
+          <w:rFonts w:eastAsiaTheme="minorHAnsi"/>
+        </w:rPr>
+        <w:t>argmax</w:t>
+      </w:r>
+      <w:proofErr w:type="spellEnd"/>
+      <w:r>
+        <w:rPr>
+          <w:rFonts w:eastAsiaTheme="minorHAnsi"/>
+        </w:rPr>
+        <w:t>).</w:t>
       </w:r>
     </w:p>
     <w:p>
@@ -9472,7 +10096,21 @@
         <w:rPr>
           <w:rFonts w:eastAsiaTheme="minorHAnsi"/>
         </w:rPr>
-        <w:t>Модели и алгоритмы анализа эмоций — обученные нейронные сети (CNN для видео, RNN для аудио, ASR для транскрибации, NLP для анализа тональности) и правила классификации.</w:t>
+        <w:t xml:space="preserve">Модели и алгоритмы анализа эмоций — обученные нейронные сети (CNN для видео, RNN для аудио, ASR для </w:t>
+      </w:r>
+      <w:proofErr w:type="spellStart"/>
+      <w:r>
+        <w:rPr>
+          <w:rFonts w:eastAsiaTheme="minorHAnsi"/>
+        </w:rPr>
+        <w:t>транскрибации</w:t>
+      </w:r>
+      <w:proofErr w:type="spellEnd"/>
+      <w:r>
+        <w:rPr>
+          <w:rFonts w:eastAsiaTheme="minorHAnsi"/>
+        </w:rPr>
+        <w:t>, NLP для анализа тональности) и правила классификации.</w:t>
       </w:r>
     </w:p>
     <w:p>
@@ -9565,7 +10203,35 @@
         <w:rPr>
           <w:rFonts w:eastAsiaTheme="minorHAnsi"/>
         </w:rPr>
-        <w:t>Завершающий этап обработки, на котором результаты анализа агрегируются по временным окнам и преобразуются в структурированный аналитический отчёт. Применяется эвристический подход позднего слияния (late fusion): статистика эмоций, временные шкалы активности, ключевые фразы из транскрипта и метрики вовлечённости объединяются в единый документ. Отчёт формируется по выбранной форме (PDF, CSV, JSON) и становится доступным HR-специалисту для принятия управленческих решений.</w:t>
+        <w:t>Завершающий этап обработки, на котором результаты анализа агрегируются по временным окнам и преобразуются в структурированный аналитический отчёт. Применяется эвристический подход позднего слияния (</w:t>
+      </w:r>
+      <w:proofErr w:type="spellStart"/>
+      <w:r>
+        <w:rPr>
+          <w:rFonts w:eastAsiaTheme="minorHAnsi"/>
+        </w:rPr>
+        <w:t>late</w:t>
+      </w:r>
+      <w:proofErr w:type="spellEnd"/>
+      <w:r>
+        <w:rPr>
+          <w:rFonts w:eastAsiaTheme="minorHAnsi"/>
+        </w:rPr>
+        <w:t xml:space="preserve"> </w:t>
+      </w:r>
+      <w:proofErr w:type="spellStart"/>
+      <w:r>
+        <w:rPr>
+          <w:rFonts w:eastAsiaTheme="minorHAnsi"/>
+        </w:rPr>
+        <w:t>fusion</w:t>
+      </w:r>
+      <w:proofErr w:type="spellEnd"/>
+      <w:r>
+        <w:rPr>
+          <w:rFonts w:eastAsiaTheme="minorHAnsi"/>
+        </w:rPr>
+        <w:t>): статистика эмоций, временные шкалы активности, ключевые фразы из транскрипта и метрики вовлечённости объединяются в единый документ. Отчёт формируется по выбранной форме (PDF, CSV, JSON) и становится доступным HR-специалисту для принятия управленческих решений.</w:t>
       </w:r>
     </w:p>
     <w:p>
@@ -9770,7 +10436,21 @@
         <w:rPr>
           <w:rFonts w:eastAsiaTheme="minorHAnsi"/>
         </w:rPr>
-        <w:t>Таким образом, декомпозиция IDEF0-диаграммы детализирует функциональную структуру системы, показывая последовательность этапов обработки мультимодальных данных от захвата медиапотоков до формирования аналитического отчёта, а также определяя ресурсы и управляющие факторы для каждого подпроцесса.</w:t>
+        <w:t xml:space="preserve">Таким образом, декомпозиция IDEF0-диаграммы детализирует функциональную структуру системы, показывая последовательность этапов обработки мультимодальных данных от захвата </w:t>
+      </w:r>
+      <w:proofErr w:type="spellStart"/>
+      <w:r>
+        <w:rPr>
+          <w:rFonts w:eastAsiaTheme="minorHAnsi"/>
+        </w:rPr>
+        <w:t>медиапотоков</w:t>
+      </w:r>
+      <w:proofErr w:type="spellEnd"/>
+      <w:r>
+        <w:rPr>
+          <w:rFonts w:eastAsiaTheme="minorHAnsi"/>
+        </w:rPr>
+        <w:t xml:space="preserve"> до формирования аналитического отчёта, а также определяя ресурсы и управляющие факторы для каждого подпроцесса.</w:t>
       </w:r>
     </w:p>
     <w:p>
@@ -10263,7 +10943,15 @@
     </w:p>
     <w:p>
       <w:r>
-        <w:t>• Сеанс видеовстречи — ключевая сущность бизнес-процесса, описывающая жизненный цикл мероприятия (от создания до завершения).</w:t>
+        <w:t xml:space="preserve">• Сеанс </w:t>
+      </w:r>
+      <w:proofErr w:type="spellStart"/>
+      <w:r>
+        <w:t>видеовстречи</w:t>
+      </w:r>
+      <w:proofErr w:type="spellEnd"/>
+      <w:r>
+        <w:t xml:space="preserve"> — ключевая сущность бизнес-процесса, описывающая жизненный цикл мероприятия (от создания до завершения).</w:t>
       </w:r>
     </w:p>
     <w:p>
@@ -10293,7 +10981,15 @@
         <w:t>Все с</w:t>
       </w:r>
       <w:r>
-        <w:t>вязи между сущностями имеют характер «один-ко-многим» (1:М). Центральной точкой агрегации является «Сеанс видеовстречи»: одна сессия порождает множество участников, событий аналитики, сообщений чата и итоговых отчётов. Пользователь, в свою очередь, может быть организатором множества сессий и иметь несколько активных токенов обновления.</w:t>
+        <w:t xml:space="preserve">вязи между сущностями имеют характер «один-ко-многим» (1:М). Центральной точкой агрегации является «Сеанс </w:t>
+      </w:r>
+      <w:proofErr w:type="spellStart"/>
+      <w:r>
+        <w:t>видеовстречи</w:t>
+      </w:r>
+      <w:proofErr w:type="spellEnd"/>
+      <w:r>
+        <w:t>»: одна сессия порождает множество участников, событий аналитики, сообщений чата и итоговых отчётов. Пользователь, в свою очередь, может быть организатором множества сессий и иметь несколько активных токенов обновления.</w:t>
       </w:r>
     </w:p>
     <w:p>
@@ -13113,8 +13809,20 @@
           <w:bCs w:val="0"/>
           <w:color w:val="000000"/>
         </w:rPr>
-        <w:t>Сеанс видеовстречи</w:t>
-      </w:r>
+        <w:t xml:space="preserve">Сеанс </w:t>
+      </w:r>
+      <w:proofErr w:type="spellStart"/>
+      <w:r>
+        <w:rPr>
+          <w:rStyle w:val="aff2"/>
+          <w:rFonts w:eastAsia="Microsoft YaHei"/>
+          <w:b w:val="0"/>
+          <w:bCs w:val="0"/>
+          <w:color w:val="000000"/>
+        </w:rPr>
+        <w:t>видеовстречи</w:t>
+      </w:r>
+      <w:proofErr w:type="spellEnd"/>
       <w:r>
         <w:rPr>
           <w:rFonts w:eastAsia="Microsoft YaHei"/>
@@ -13245,8 +13953,19 @@
           <w:i w:val="0"/>
           <w:iCs w:val="0"/>
         </w:rPr>
-        <w:t>Сеанс видеовстречи</w:t>
-      </w:r>
+        <w:t xml:space="preserve">Сеанс </w:t>
+      </w:r>
+      <w:proofErr w:type="spellStart"/>
+      <w:r>
+        <w:rPr>
+          <w:rStyle w:val="ae"/>
+          <w:rFonts w:eastAsia="Microsoft YaHei"/>
+          <w:i w:val="0"/>
+          <w:iCs w:val="0"/>
+        </w:rPr>
+        <w:t>видеовстречи</w:t>
+      </w:r>
+      <w:proofErr w:type="spellEnd"/>
       <w:r>
         <w:rPr>
           <w:rStyle w:val="ae"/>
@@ -13597,12 +14316,21 @@
                 <w:sz w:val="28"/>
               </w:rPr>
             </w:pPr>
+            <w:proofErr w:type="spellStart"/>
             <w:r>
               <w:rPr>
                 <w:rFonts w:asciiTheme="majorHAnsi" w:hAnsiTheme="majorHAnsi" w:cstheme="majorHAnsi"/>
                 <w:sz w:val="28"/>
               </w:rPr>
-              <w:t>Человекочитаемое наименование сессии</w:t>
+              <w:t>Человекочитаемое</w:t>
+            </w:r>
+            <w:proofErr w:type="spellEnd"/>
+            <w:r>
+              <w:rPr>
+                <w:rFonts w:asciiTheme="majorHAnsi" w:hAnsiTheme="majorHAnsi" w:cstheme="majorHAnsi"/>
+                <w:sz w:val="28"/>
+              </w:rPr>
+              <w:t xml:space="preserve"> наименование сессии</w:t>
             </w:r>
           </w:p>
         </w:tc>
@@ -15162,7 +15890,21 @@
         <w:rPr>
           <w:rFonts w:eastAsia="Microsoft YaHei"/>
         </w:rPr>
-        <w:t>выходные данные модуля искусственного интеллекта, содержащие информацию о распознанных эмоциях, результатах транскрибации речи и расчетных метриках.</w:t>
+        <w:t xml:space="preserve">выходные данные модуля искусственного интеллекта, содержащие информацию о распознанных эмоциях, результатах </w:t>
+      </w:r>
+      <w:proofErr w:type="spellStart"/>
+      <w:r>
+        <w:rPr>
+          <w:rFonts w:eastAsia="Microsoft YaHei"/>
+        </w:rPr>
+        <w:t>транскрибации</w:t>
+      </w:r>
+      <w:proofErr w:type="spellEnd"/>
+      <w:r>
+        <w:rPr>
+          <w:rFonts w:eastAsia="Microsoft YaHei"/>
+        </w:rPr>
+        <w:t xml:space="preserve"> речи и расчетных метриках.</w:t>
       </w:r>
     </w:p>
     <w:p>
@@ -18616,7 +19358,21 @@
         <w:rPr>
           <w:rFonts w:eastAsia="Microsoft YaHei"/>
         </w:rPr>
-        <w:t xml:space="preserve">На этапе логического проектирования концептуальная модель была преобразована в схему реляционной базы данных с учётом особенностей выбранной СУБД PostgreSQL. Логическая модель </w:t>
+        <w:t xml:space="preserve">На этапе логического проектирования концептуальная модель была преобразована в схему реляционной базы данных с учётом особенностей выбранной СУБД </w:t>
+      </w:r>
+      <w:proofErr w:type="spellStart"/>
+      <w:r>
+        <w:rPr>
+          <w:rFonts w:eastAsia="Microsoft YaHei"/>
+        </w:rPr>
+        <w:t>PostgreSQL</w:t>
+      </w:r>
+      <w:proofErr w:type="spellEnd"/>
+      <w:r>
+        <w:rPr>
+          <w:rFonts w:eastAsia="Microsoft YaHei"/>
+        </w:rPr>
+        <w:t xml:space="preserve">. Логическая модель </w:t>
       </w:r>
       <w:r>
         <w:rPr>
@@ -18864,7 +19620,21 @@
           <w:rFonts w:eastAsia="Microsoft YaHei"/>
         </w:rPr>
         <w:lastRenderedPageBreak/>
-        <w:t>ключи обеспечивают ссылочную целостность между связанными сущностями: например, каждая запись в таблице «Участник встречи» ссылается на конкретный сеанс видеовстречи.</w:t>
+        <w:t xml:space="preserve">ключи обеспечивают ссылочную целостность между связанными сущностями: например, каждая запись в таблице «Участник встречи» ссылается на конкретный сеанс </w:t>
+      </w:r>
+      <w:proofErr w:type="spellStart"/>
+      <w:r>
+        <w:rPr>
+          <w:rFonts w:eastAsia="Microsoft YaHei"/>
+        </w:rPr>
+        <w:t>видеовстречи</w:t>
+      </w:r>
+      <w:proofErr w:type="spellEnd"/>
+      <w:r>
+        <w:rPr>
+          <w:rFonts w:eastAsia="Microsoft YaHei"/>
+        </w:rPr>
+        <w:t>.</w:t>
       </w:r>
     </w:p>
     <w:p>
@@ -18882,7 +19652,21 @@
         <w:rPr>
           <w:rFonts w:eastAsia="Microsoft YaHei"/>
         </w:rPr>
-        <w:t>Ограничения уникальности. Ряд полей имеет ограничение уникальности: адрес электронной почты пользователя, хеш токена обновления, клиентский идентификатор сообщения чата. Это предотвращает дублирование критически важных данных и обеспечивает идемпотентность операций (в частности, при повторной отправке сообщений из-за сетевых сбоев).</w:t>
+        <w:t xml:space="preserve">Ограничения уникальности. Ряд полей имеет ограничение уникальности: адрес электронной почты пользователя, </w:t>
+      </w:r>
+      <w:proofErr w:type="spellStart"/>
+      <w:r>
+        <w:rPr>
+          <w:rFonts w:eastAsia="Microsoft YaHei"/>
+        </w:rPr>
+        <w:t>хеш</w:t>
+      </w:r>
+      <w:proofErr w:type="spellEnd"/>
+      <w:r>
+        <w:rPr>
+          <w:rFonts w:eastAsia="Microsoft YaHei"/>
+        </w:rPr>
+        <w:t xml:space="preserve"> токена обновления, клиентский идентификатор сообщения чата. Это предотвращает дублирование критически важных данных и обеспечивает идемпотентность операций (в частности, при повторной отправке сообщений из-за сетевых сбоев).</w:t>
       </w:r>
     </w:p>
     <w:p>
@@ -18900,7 +19684,35 @@
         <w:rPr>
           <w:rFonts w:eastAsia="Microsoft YaHei"/>
         </w:rPr>
-        <w:t>Гибкое хранение аналитики. Для полей, содержащих результаты работы нейросетей (полезные данные событий аналитики, данные отчёта, снимок конфигурации), предусмотрена возможность хранения полуструктурированных данных. Это позволяет сохранять разнородные результаты ИИ-моделей (координаты landmark-точек, словари вероятностей эмоций, транскрипты) без необходимости частого изменения схемы базы данных.</w:t>
+        <w:t xml:space="preserve">Гибкое хранение аналитики. Для полей, содержащих результаты работы нейросетей (полезные данные событий аналитики, данные отчёта, снимок конфигурации), предусмотрена возможность хранения </w:t>
+      </w:r>
+      <w:proofErr w:type="spellStart"/>
+      <w:r>
+        <w:rPr>
+          <w:rFonts w:eastAsia="Microsoft YaHei"/>
+        </w:rPr>
+        <w:t>полуструктурированных</w:t>
+      </w:r>
+      <w:proofErr w:type="spellEnd"/>
+      <w:r>
+        <w:rPr>
+          <w:rFonts w:eastAsia="Microsoft YaHei"/>
+        </w:rPr>
+        <w:t xml:space="preserve"> данных. Это позволяет сохранять разнородные результаты ИИ-моделей (координаты </w:t>
+      </w:r>
+      <w:proofErr w:type="spellStart"/>
+      <w:r>
+        <w:rPr>
+          <w:rFonts w:eastAsia="Microsoft YaHei"/>
+        </w:rPr>
+        <w:t>landmark</w:t>
+      </w:r>
+      <w:proofErr w:type="spellEnd"/>
+      <w:r>
+        <w:rPr>
+          <w:rFonts w:eastAsia="Microsoft YaHei"/>
+        </w:rPr>
+        <w:t>-точек, словари вероятностей эмоций, транскрипты) без необходимости частого изменения схемы базы данных.</w:t>
       </w:r>
     </w:p>
     <w:p>
@@ -18918,7 +19730,21 @@
         <w:rPr>
           <w:rFonts w:eastAsia="Microsoft YaHei"/>
         </w:rPr>
-        <w:t>Ссылочная целостность и каскадное удаление. Все внешние ключи, связывающие дочерние таблицы (участники, события, отчёты, сообщения чата) с родительской таблицей сеанса видеовстречи, настроены с правилом каскадного удаления. Это гарантирует, что при удалении завершённой или тестовой встречи все связанные с ней данные будут автоматически очищены.</w:t>
+        <w:t xml:space="preserve">Ссылочная целостность и каскадное удаление. Все внешние ключи, связывающие дочерние таблицы (участники, события, отчёты, сообщения чата) с родительской таблицей сеанса </w:t>
+      </w:r>
+      <w:proofErr w:type="spellStart"/>
+      <w:r>
+        <w:rPr>
+          <w:rFonts w:eastAsia="Microsoft YaHei"/>
+        </w:rPr>
+        <w:t>видеовстречи</w:t>
+      </w:r>
+      <w:proofErr w:type="spellEnd"/>
+      <w:r>
+        <w:rPr>
+          <w:rFonts w:eastAsia="Microsoft YaHei"/>
+        </w:rPr>
+        <w:t>, настроены с правилом каскадного удаления. Это гарантирует, что при удалении завершённой или тестовой встречи все связанные с ней данные будут автоматически очищены.</w:t>
       </w:r>
     </w:p>
     <w:p>
@@ -19013,7 +19839,23 @@
         <w:contextualSpacing/>
       </w:pPr>
       <w:r>
-        <w:t>Разработанный программный комплекс представляет собой веб-платформу для планирования онлайн-сессий, проведения видеовстреч в браузере, сбора мультимодальной аналитики (речь, мимика, эмоции) и формирования отчётности для организатора. Архитектура системы построена по клиент-серверной модели с выделением ресурсоёмких задач искусственного интеллекта в отдельные микросервисы.</w:t>
+        <w:t xml:space="preserve">Разработанный программный комплекс представляет собой веб-платформу для планирования онлайн-сессий, проведения </w:t>
+      </w:r>
+      <w:proofErr w:type="spellStart"/>
+      <w:r>
+        <w:t>видеовстреч</w:t>
+      </w:r>
+      <w:proofErr w:type="spellEnd"/>
+      <w:r>
+        <w:t xml:space="preserve"> в браузере, сбора мультимодальной аналитики (речь, мимика, эмоции) и формирования отчётности для организатора. Архитектура системы построена по клиент-серверной модели с выделением ресурсоёмких задач искусственного интеллекта в отдельные </w:t>
+      </w:r>
+      <w:proofErr w:type="spellStart"/>
+      <w:r>
+        <w:t>микросервисы</w:t>
+      </w:r>
+      <w:proofErr w:type="spellEnd"/>
+      <w:r>
+        <w:t>.</w:t>
       </w:r>
     </w:p>
     <w:p>
@@ -19021,7 +19863,23 @@
         <w:contextualSpacing/>
       </w:pPr>
       <w:r>
-        <w:t>Комплекс организован в виде монорепозитория, что обеспечивает согласованность интерфейсов, упрощает управление зависимостями и ускоряет процесс разработки. Оркестрация сервисов осуществляется с помощью средств контейнеризации, поддерживающих базовый профиль (клиентская часть, серверная часть, СУБД) и опциональный профиль искусственного интеллекта (AI-шлюз, сервис распознавания речи).</w:t>
+        <w:t xml:space="preserve">Комплекс организован в виде </w:t>
+      </w:r>
+      <w:proofErr w:type="spellStart"/>
+      <w:r>
+        <w:t>монорепозитория</w:t>
+      </w:r>
+      <w:proofErr w:type="spellEnd"/>
+      <w:r>
+        <w:t xml:space="preserve">, что обеспечивает согласованность интерфейсов, упрощает управление зависимостями и ускоряет процесс разработки. </w:t>
+      </w:r>
+      <w:proofErr w:type="spellStart"/>
+      <w:r>
+        <w:t>Оркестрация</w:t>
+      </w:r>
+      <w:proofErr w:type="spellEnd"/>
+      <w:r>
+        <w:t xml:space="preserve"> сервисов осуществляется с помощью средств контейнеризации, поддерживающих базовый профиль (клиентская часть, серверная часть, СУБД) и опциональный профиль искусственного интеллекта (AI-шлюз, сервис распознавания речи).</w:t>
       </w:r>
     </w:p>
     <w:p>
@@ -19052,8 +19910,29 @@
           <w:numId w:val="4"/>
         </w:numPr>
       </w:pPr>
-      <w:r>
-        <w:t>WebSocket – для низкозадержочного обмена медиаданными, событиями встречи, потоковой аналитикой и чатом в реальном времени.</w:t>
+      <w:proofErr w:type="spellStart"/>
+      <w:r>
+        <w:t>WebSocket</w:t>
+      </w:r>
+      <w:proofErr w:type="spellEnd"/>
+      <w:r>
+        <w:t xml:space="preserve"> – для </w:t>
+      </w:r>
+      <w:proofErr w:type="spellStart"/>
+      <w:r>
+        <w:t>низкозадержочного</w:t>
+      </w:r>
+      <w:proofErr w:type="spellEnd"/>
+      <w:r>
+        <w:t xml:space="preserve"> обмена </w:t>
+      </w:r>
+      <w:proofErr w:type="spellStart"/>
+      <w:r>
+        <w:t>медиаданными</w:t>
+      </w:r>
+      <w:proofErr w:type="spellEnd"/>
+      <w:r>
+        <w:t>, событиями встречи, потоковой аналитикой и чатом в реальном времени.</w:t>
       </w:r>
     </w:p>
     <w:p>
@@ -19082,7 +19961,31 @@
         <w:contextualSpacing/>
       </w:pPr>
       <w:r>
-        <w:t>Клиентская часть реализована как одностраничное приложение (SPA) на базе стека React, TypeScript и сборщика Vite. Интерфейс спроектирован с учётом принципов компонентного подхода и разделения ответственности.</w:t>
+        <w:t xml:space="preserve">Клиентская часть реализована как одностраничное приложение (SPA) на базе стека </w:t>
+      </w:r>
+      <w:proofErr w:type="spellStart"/>
+      <w:r>
+        <w:t>React</w:t>
+      </w:r>
+      <w:proofErr w:type="spellEnd"/>
+      <w:r>
+        <w:t xml:space="preserve">, </w:t>
+      </w:r>
+      <w:proofErr w:type="spellStart"/>
+      <w:r>
+        <w:t>TypeScript</w:t>
+      </w:r>
+      <w:proofErr w:type="spellEnd"/>
+      <w:r>
+        <w:t xml:space="preserve"> и сборщика </w:t>
+      </w:r>
+      <w:proofErr w:type="spellStart"/>
+      <w:r>
+        <w:t>Vite</w:t>
+      </w:r>
+      <w:proofErr w:type="spellEnd"/>
+      <w:r>
+        <w:t>. Интерфейс спроектирован с учётом принципов компонентного подхода и разделения ответственности.</w:t>
       </w:r>
     </w:p>
     <w:p>
@@ -19125,8 +20028,21 @@
           <w:numId w:val="4"/>
         </w:numPr>
       </w:pPr>
-      <w:r>
-        <w:t>WebSocket-механизм реализует автоматическое переподключение при разрыве соединения, обработку сигналов активности и маршрутизацию входящих событий. Разбор доменных событий вынесен в отдельную функцию, которая обновляет состояние интерфейса, отображает уведомления и обрабатывает событие завершения встречи.</w:t>
+      <w:proofErr w:type="spellStart"/>
+      <w:r>
+        <w:t>WebSocket</w:t>
+      </w:r>
+      <w:proofErr w:type="spellEnd"/>
+      <w:r>
+        <w:t xml:space="preserve">-механизм реализует автоматическое </w:t>
+      </w:r>
+      <w:proofErr w:type="spellStart"/>
+      <w:r>
+        <w:t>переподключение</w:t>
+      </w:r>
+      <w:proofErr w:type="spellEnd"/>
+      <w:r>
+        <w:t xml:space="preserve"> при разрыве соединения, обработку сигналов активности и маршрутизацию входящих событий. Разбор доменных событий вынесен в отдельную функцию, которая обновляет состояние интерфейса, отображает уведомления и обрабатывает событие завершения встречи.</w:t>
       </w:r>
     </w:p>
     <w:p>
@@ -19331,7 +20247,15 @@
       <w:bookmarkStart w:id="41" w:name="_Toc229467891"/>
       <w:bookmarkStart w:id="42" w:name="_Toc233140235"/>
       <w:r>
-        <w:t>Серверный модуль управления сессиями и WebSocket-коммуникации</w:t>
+        <w:t xml:space="preserve">Серверный модуль управления сессиями и </w:t>
+      </w:r>
+      <w:proofErr w:type="spellStart"/>
+      <w:r>
+        <w:t>WebSocket</w:t>
+      </w:r>
+      <w:proofErr w:type="spellEnd"/>
+      <w:r>
+        <w:t>-коммуникации</w:t>
       </w:r>
       <w:bookmarkEnd w:id="41"/>
       <w:bookmarkEnd w:id="42"/>
@@ -19341,7 +20265,15 @@
         <w:contextualSpacing/>
       </w:pPr>
       <w:r>
-        <w:t>Серверная часть реализована на языке Go с использованием веб-фреймворка Gin. Точка входа приложения отвечает за инициализацию подключения к СУБД, настройку CORS, регистрацию промежуточного программного обеспечения и маршрутов</w:t>
+        <w:t xml:space="preserve">Серверная часть реализована на языке Go с использованием веб-фреймворка </w:t>
+      </w:r>
+      <w:proofErr w:type="spellStart"/>
+      <w:r>
+        <w:t>Gin</w:t>
+      </w:r>
+      <w:proofErr w:type="spellEnd"/>
+      <w:r>
+        <w:t>. Точка входа приложения отвечает за инициализацию подключения к СУБД, настройку CORS, регистрацию промежуточного программного обеспечения и маршрутов</w:t>
       </w:r>
       <w:r>
         <w:t>.</w:t>
@@ -19364,7 +20296,15 @@
         </w:numPr>
       </w:pPr>
       <w:r>
-        <w:t>Цепочка middleware выстроена в следующей последовательности: сначала выполняется восстановление после сбоев, затем идентификация запроса, после чего производится логирование доступа и обработка CORS. Далее система ограничивает количество попыток входа и выполняет проверку аутентификации. Такой порядок обработки обеспечивает отказоустойчивость сервиса, полный аудит запросов, защиту от атак подбора паролей и контроль доступа к защищённым ресурсам.</w:t>
+        <w:t xml:space="preserve">Цепочка </w:t>
+      </w:r>
+      <w:proofErr w:type="spellStart"/>
+      <w:r>
+        <w:t>middleware</w:t>
+      </w:r>
+      <w:proofErr w:type="spellEnd"/>
+      <w:r>
+        <w:t xml:space="preserve"> выстроена в следующей последовательности: сначала выполняется восстановление после сбоев, затем идентификация запроса, после чего производится логирование доступа и обработка CORS. Далее система ограничивает количество попыток входа и выполняет проверку аутентификации. Такой порядок обработки обеспечивает отказоустойчивость сервиса, полный аудит запросов, защиту от атак подбора паролей и контроль доступа к защищённым ресурсам.</w:t>
       </w:r>
     </w:p>
     <w:p>
@@ -19375,8 +20315,13 @@
           <w:numId w:val="4"/>
         </w:numPr>
       </w:pPr>
-      <w:r>
-        <w:t xml:space="preserve">WebSocket-хаб управляет пулом соединений по идентификатору сессии. При получении сообщения о присоединении сервер сохраняет метаданные подключения, рассылает событие о новом участнике всем </w:t>
+      <w:proofErr w:type="spellStart"/>
+      <w:r>
+        <w:t>WebSocket</w:t>
+      </w:r>
+      <w:proofErr w:type="spellEnd"/>
+      <w:r>
+        <w:t xml:space="preserve">-хаб управляет пулом соединений по идентификатору сессии. При получении сообщения о присоединении сервер сохраняет метаданные подключения, рассылает событие о новом участнике всем </w:t>
       </w:r>
       <w:r>
         <w:lastRenderedPageBreak/>
@@ -19392,7 +20337,23 @@
         </w:numPr>
       </w:pPr>
       <w:r>
-        <w:t>Обработка медиа-событий: сообщения типов «кадр», «аудио», «сообщение чата» маршрутизируются к зарегистрированным обработчикам. События аналитики (текстовый анализ, аудиоанализ, анализ лица, эмоции) записываются в таблицу событий и одновременно транслируются клиентам. Отладочные сообщения не сохраняются в БД, а сразу передаются по WebSocket для снижения нагрузки на дисковую подсистему.</w:t>
+        <w:t xml:space="preserve">Обработка медиа-событий: сообщения типов «кадр», «аудио», «сообщение чата» маршрутизируются к зарегистрированным обработчикам. События аналитики (текстовый анализ, </w:t>
+      </w:r>
+      <w:proofErr w:type="spellStart"/>
+      <w:r>
+        <w:t>аудиоанализ</w:t>
+      </w:r>
+      <w:proofErr w:type="spellEnd"/>
+      <w:r>
+        <w:t xml:space="preserve">, анализ лица, эмоции) записываются в таблицу событий и одновременно транслируются клиентам. Отладочные сообщения не сохраняются в БД, а сразу передаются по </w:t>
+      </w:r>
+      <w:proofErr w:type="spellStart"/>
+      <w:r>
+        <w:t>WebSocket</w:t>
+      </w:r>
+      <w:proofErr w:type="spellEnd"/>
+      <w:r>
+        <w:t xml:space="preserve"> для снижения нагрузки на дисковую подсистему.</w:t>
       </w:r>
     </w:p>
     <w:p>
@@ -19424,7 +20385,15 @@
         <w:contextualSpacing/>
       </w:pPr>
       <w:r>
-        <w:t>Подсистема безопасности реализована на основе архитектуры без сохранения состояния (stateless) с применением технологии JWT. Процесс аутентификации пользователя состоит из следующих этапов</w:t>
+        <w:t>Подсистема безопасности реализована на основе архитектуры без сохранения состояния (</w:t>
+      </w:r>
+      <w:proofErr w:type="spellStart"/>
+      <w:r>
+        <w:t>stateless</w:t>
+      </w:r>
+      <w:proofErr w:type="spellEnd"/>
+      <w:r>
+        <w:t>) с применением технологии JWT. Процесс аутентификации пользователя состоит из следующих этапов</w:t>
       </w:r>
       <w:r>
         <w:t>:</w:t>
@@ -19439,7 +20408,15 @@
         <w:contextualSpacing/>
       </w:pPr>
       <w:r>
-        <w:t>Проверку учётных данных через запрос входа с валидацией хеша пароля.</w:t>
+        <w:t xml:space="preserve">Проверку учётных данных через запрос входа с валидацией </w:t>
+      </w:r>
+      <w:proofErr w:type="spellStart"/>
+      <w:r>
+        <w:t>хеша</w:t>
+      </w:r>
+      <w:proofErr w:type="spellEnd"/>
+      <w:r>
+        <w:t xml:space="preserve"> пароля.</w:t>
       </w:r>
     </w:p>
     <w:p>
@@ -19507,7 +20484,15 @@
         </w:numPr>
       </w:pPr>
       <w:r>
-        <w:t>В продакшн-окружении предполагается использование HTTPS/WSS, строгих CORS-правил и безопасных cookie для токенов обновления.</w:t>
+        <w:t xml:space="preserve">В продакшн-окружении предполагается использование HTTPS/WSS, строгих CORS-правил и безопасных </w:t>
+      </w:r>
+      <w:proofErr w:type="spellStart"/>
+      <w:r>
+        <w:t>cookie</w:t>
+      </w:r>
+      <w:proofErr w:type="spellEnd"/>
+      <w:r>
+        <w:t xml:space="preserve"> для токенов обновления.</w:t>
       </w:r>
     </w:p>
     <w:p>
@@ -19518,17 +20503,30 @@
       <w:bookmarkStart w:id="46" w:name="_Toc233140237"/>
       <w:r>
         <w:lastRenderedPageBreak/>
-        <w:t>Модуль захвата и передачи медиапотоков</w:t>
+        <w:t xml:space="preserve">Модуль захвата и передачи </w:t>
+      </w:r>
+      <w:proofErr w:type="spellStart"/>
+      <w:r>
+        <w:t>медиапотоков</w:t>
       </w:r>
       <w:bookmarkEnd w:id="45"/>
       <w:bookmarkEnd w:id="46"/>
+      <w:proofErr w:type="spellEnd"/>
     </w:p>
     <w:p>
       <w:pPr>
         <w:contextualSpacing/>
       </w:pPr>
       <w:r>
-        <w:t>Захват медиаданных на стороне клиента реализован через нативные браузерные API без использования сторонних плагинов.</w:t>
+        <w:t xml:space="preserve">Захват </w:t>
+      </w:r>
+      <w:proofErr w:type="spellStart"/>
+      <w:r>
+        <w:t>медиаданных</w:t>
+      </w:r>
+      <w:proofErr w:type="spellEnd"/>
+      <w:r>
+        <w:t xml:space="preserve"> на стороне клиента реализован через нативные браузерные API без использования сторонних плагинов.</w:t>
       </w:r>
     </w:p>
     <w:p>
@@ -19540,7 +20538,23 @@
         </w:numPr>
       </w:pPr>
       <w:r>
-        <w:t>Аудио: создаётся компонент записи исключительно для аудиодорожки микрофона. Для корректного декодирования на стороне сервера применяется стратегия кумулятивного накопления чанков: вместо отправки изолированных фрагментов система формирует непрерывный буфер, содержащий инициализирующий сегмент и последующие кластеры. Буфер кодируется в Base64 и отправляется по WebSocket с заданным интервалом или по достижению лимита размера.</w:t>
+        <w:t xml:space="preserve">Аудио: создаётся компонент записи исключительно для аудиодорожки микрофона. Для корректного декодирования на стороне сервера применяется стратегия кумулятивного накопления </w:t>
+      </w:r>
+      <w:proofErr w:type="spellStart"/>
+      <w:r>
+        <w:t>чанков</w:t>
+      </w:r>
+      <w:proofErr w:type="spellEnd"/>
+      <w:r>
+        <w:t xml:space="preserve">: вместо отправки изолированных фрагментов система формирует непрерывный буфер, содержащий инициализирующий сегмент и последующие кластеры. Буфер кодируется в Base64 и отправляется по </w:t>
+      </w:r>
+      <w:proofErr w:type="spellStart"/>
+      <w:r>
+        <w:t>WebSocket</w:t>
+      </w:r>
+      <w:proofErr w:type="spellEnd"/>
+      <w:r>
+        <w:t xml:space="preserve"> с заданным интервалом или по достижению лимита размера.</w:t>
       </w:r>
     </w:p>
     <w:p>
@@ -19552,7 +20566,23 @@
         </w:numPr>
       </w:pPr>
       <w:r>
-        <w:t>Видео: кадры для анализа лица захватываются с видеоэлемента через canvas с фиксированным интервалом. Изображение конвертируется в JPEG Base64 и передаётся типом «кадр». Такой подход балансирует между частотой обновления аналитики и пропускной способностью канала.</w:t>
+        <w:t xml:space="preserve">Видео: кадры для анализа лица захватываются с </w:t>
+      </w:r>
+      <w:proofErr w:type="spellStart"/>
+      <w:r>
+        <w:t>видеоэлемента</w:t>
+      </w:r>
+      <w:proofErr w:type="spellEnd"/>
+      <w:r>
+        <w:t xml:space="preserve"> через </w:t>
+      </w:r>
+      <w:proofErr w:type="spellStart"/>
+      <w:r>
+        <w:t>canvas</w:t>
+      </w:r>
+      <w:proofErr w:type="spellEnd"/>
+      <w:r>
+        <w:t xml:space="preserve"> с фиксированным интервалом. Изображение конвертируется в JPEG Base64 и передаётся типом «кадр». Такой подход балансирует между частотой обновления аналитики и пропускной способностью канала.</w:t>
       </w:r>
     </w:p>
     <w:p>
@@ -19595,11 +20625,21 @@
     </w:p>
     <w:p>
       <w:r>
-        <w:t xml:space="preserve">Для анализа видеопотока используется сверточная нейронная сеть (CNN), которая обучается на датасете изображений лиц (например, FER2013). Классификация эмоций (радость, грусть, гнев и т.д.) выполняется с помощью функции активации </w:t>
-      </w:r>
+        <w:t xml:space="preserve">Для анализа видеопотока используется </w:t>
+      </w:r>
+      <w:proofErr w:type="spellStart"/>
+      <w:r>
+        <w:t>сверточная</w:t>
+      </w:r>
+      <w:proofErr w:type="spellEnd"/>
+      <w:r>
+        <w:t xml:space="preserve"> нейронная сеть (CNN), которая обучается на датасете изображений лиц (например, FER2013). Классификация эмоций (радость, грусть, гнев и т.д.) выполняется с помощью функции активации </w:t>
+      </w:r>
+      <w:proofErr w:type="spellStart"/>
       <w:r>
         <w:t>Softmax</w:t>
       </w:r>
+      <w:proofErr w:type="spellEnd"/>
       <w:r>
         <w:t>:</w:t>
       </w:r>
@@ -19938,8 +20978,21 @@
         <w:t xml:space="preserve">Для оценки качества модели используется функция потерь </w:t>
       </w:r>
       <w:r>
-        <w:t>Cross-Entropy Loss</w:t>
-      </w:r>
+        <w:t>Cross-</w:t>
+      </w:r>
+      <w:proofErr w:type="spellStart"/>
+      <w:r>
+        <w:t>Entropy</w:t>
+      </w:r>
+      <w:proofErr w:type="spellEnd"/>
+      <w:r>
+        <w:t xml:space="preserve"> </w:t>
+      </w:r>
+      <w:proofErr w:type="spellStart"/>
+      <w:r>
+        <w:t>Loss</w:t>
+      </w:r>
+      <w:proofErr w:type="spellEnd"/>
       <w:r>
         <w:t>:</w:t>
       </w:r>
@@ -20332,11 +21385,40 @@
     </w:p>
     <w:p>
       <w:r>
-        <w:t xml:space="preserve">Для анализа аудиопотока применяются мел-частотные кепстральные коэффициенты (MFCC), которые извлекаются из голосовых данных. </w:t>
-      </w:r>
-      <w:r>
-        <w:t>Классификация выполняется рекуррентной нейронной сетью (RNN) с функцией активации Softmax. Точность модели также оценивается через Cross-Entropy Loss</w:t>
-      </w:r>
+        <w:t xml:space="preserve">Для анализа аудиопотока применяются мел-частотные </w:t>
+      </w:r>
+      <w:proofErr w:type="spellStart"/>
+      <w:r>
+        <w:t>кепстральные</w:t>
+      </w:r>
+      <w:proofErr w:type="spellEnd"/>
+      <w:r>
+        <w:t xml:space="preserve"> коэффициенты (MFCC), которые извлекаются из голосовых данных. </w:t>
+      </w:r>
+      <w:r>
+        <w:t xml:space="preserve">Классификация выполняется рекуррентной нейронной сетью (RNN) с функцией активации </w:t>
+      </w:r>
+      <w:proofErr w:type="spellStart"/>
+      <w:r>
+        <w:t>Softmax</w:t>
+      </w:r>
+      <w:proofErr w:type="spellEnd"/>
+      <w:r>
+        <w:t>. Точность модели также оценивается через Cross-</w:t>
+      </w:r>
+      <w:proofErr w:type="spellStart"/>
+      <w:r>
+        <w:t>Entropy</w:t>
+      </w:r>
+      <w:proofErr w:type="spellEnd"/>
+      <w:r>
+        <w:t xml:space="preserve"> </w:t>
+      </w:r>
+      <w:proofErr w:type="spellStart"/>
+      <w:r>
+        <w:t>Loss</w:t>
+      </w:r>
+      <w:proofErr w:type="spellEnd"/>
       <w:r>
         <w:t>.</w:t>
       </w:r>
@@ -20362,6 +21444,7 @@
           <w:numId w:val="4"/>
         </w:numPr>
       </w:pPr>
+      <w:proofErr w:type="spellStart"/>
       <w:r>
         <w:rPr>
           <w:b/>
@@ -20369,6 +21452,7 @@
         </w:rPr>
         <w:t>Accuracy</w:t>
       </w:r>
+      <w:proofErr w:type="spellEnd"/>
       <w:r>
         <w:t>: доля правильно классифицированных эмоций,</w:t>
       </w:r>
@@ -20381,6 +21465,7 @@
           <w:numId w:val="4"/>
         </w:numPr>
       </w:pPr>
+      <w:proofErr w:type="spellStart"/>
       <w:r>
         <w:rPr>
           <w:b/>
@@ -20388,6 +21473,7 @@
         </w:rPr>
         <w:t>Loss</w:t>
       </w:r>
+      <w:proofErr w:type="spellEnd"/>
       <w:r>
         <w:t>: значение функции потерь, отражающее расхождение между предсказаниями и истинными значениями.</w:t>
       </w:r>
@@ -20587,7 +21673,31 @@
         </w:numPr>
       </w:pPr>
       <w:r>
-        <w:t>Поток обработки аудиоданных: производится захват аудиочанков, после чего выполняется транскрибация речи с преобразованием аудиосигнала в текстовое представление. Результаты транскрибации сохраняются в базу данных.</w:t>
+        <w:t xml:space="preserve">Поток обработки аудиоданных: производится захват </w:t>
+      </w:r>
+      <w:proofErr w:type="spellStart"/>
+      <w:r>
+        <w:t>аудиочанков</w:t>
+      </w:r>
+      <w:proofErr w:type="spellEnd"/>
+      <w:r>
+        <w:t xml:space="preserve">, после чего выполняется </w:t>
+      </w:r>
+      <w:proofErr w:type="spellStart"/>
+      <w:r>
+        <w:t>транскрибация</w:t>
+      </w:r>
+      <w:proofErr w:type="spellEnd"/>
+      <w:r>
+        <w:t xml:space="preserve"> речи с преобразованием аудиосигнала в текстовое представление. Результаты </w:t>
+      </w:r>
+      <w:proofErr w:type="spellStart"/>
+      <w:r>
+        <w:t>транскрибации</w:t>
+      </w:r>
+      <w:proofErr w:type="spellEnd"/>
+      <w:r>
+        <w:t xml:space="preserve"> сохраняются в базу данных.</w:t>
       </w:r>
     </w:p>
     <w:p>
@@ -20629,7 +21739,15 @@
         <w:contextualSpacing/>
       </w:pPr>
       <w:r>
-        <w:t>Вычислительные задачи ИИ вынесены в отдельный сервис (AI-шлюз) и сервис распознавания речи на языке Python. Шлюз взаимодействует с серверной частью через WebSocket и конфигурируется через JSON-файлы с поддержкой горячей перезагрузки.</w:t>
+        <w:t xml:space="preserve">Вычислительные задачи ИИ вынесены в отдельный сервис (AI-шлюз) и сервис распознавания речи на языке Python. Шлюз взаимодействует с серверной частью через </w:t>
+      </w:r>
+      <w:proofErr w:type="spellStart"/>
+      <w:r>
+        <w:t>WebSocket</w:t>
+      </w:r>
+      <w:proofErr w:type="spellEnd"/>
+      <w:r>
+        <w:t xml:space="preserve"> и конфигурируется через JSON-файлы с поддержкой горячей перезагрузки.</w:t>
       </w:r>
     </w:p>
     <w:p>
@@ -20646,7 +21764,31 @@
         <w:contextualSpacing/>
       </w:pPr>
       <w:r>
-        <w:t>Задача распознавания эмоций по выражению лица (Facial Expression Recognition, FER) является одной из ключевых в области компьютерного зрения и аффективных вычислений</w:t>
+        <w:t>Задача распознавания эмоций по выражению лица (</w:t>
+      </w:r>
+      <w:proofErr w:type="spellStart"/>
+      <w:r>
+        <w:t>Facial</w:t>
+      </w:r>
+      <w:proofErr w:type="spellEnd"/>
+      <w:r>
+        <w:t xml:space="preserve"> </w:t>
+      </w:r>
+      <w:proofErr w:type="spellStart"/>
+      <w:r>
+        <w:t>Expression</w:t>
+      </w:r>
+      <w:proofErr w:type="spellEnd"/>
+      <w:r>
+        <w:t xml:space="preserve"> </w:t>
+      </w:r>
+      <w:proofErr w:type="spellStart"/>
+      <w:r>
+        <w:t>Recognition</w:t>
+      </w:r>
+      <w:proofErr w:type="spellEnd"/>
+      <w:r>
+        <w:t>, FER) является одной из ключевых в области компьютерного зрения и аффективных вычислений</w:t>
       </w:r>
       <w:r>
         <w:t>[</w:t>
@@ -20817,7 +21959,63 @@
         <w:contextualSpacing/>
       </w:pPr>
       <w:r>
-        <w:t xml:space="preserve">Более современный подход базируется на использовании нейросетевых детекторов. Среди них выделяется легковесная свёрточная сеть BlazeFace, оптимизированная для работы в реальном времени на мобильных устройствах. Она оперирует якорными точками и напрямую предсказывает ограничивающие рамки лиц. Однако в данной работе основным инструментом выбрана архитектура MTCNN (Multi-task Cascaded CNN), представляющая собой каскад из трёх последовательных нейронных сетей. Процесс детекции начинается с работы P-Net (Proposal Network), которая генерирует первоначальные кандидаты на расположение лиц. Затем R-Net (Refine Network) отсеивает ложные срабатывания и уточняет границы найденных областей. Финальный этап выполняет O-Net (Output Network), проводя окончательную проверку и определяя пять ключевых точек лица: углы глаз, кончик носа и уголки рта. Подобная каскадная структура обеспечивает высокую скорость обработки при сохранении необходимой точности детекции. </w:t>
+        <w:t xml:space="preserve">Более современный подход базируется на использовании нейросетевых детекторов. Среди них выделяется легковесная </w:t>
+      </w:r>
+      <w:proofErr w:type="spellStart"/>
+      <w:r>
+        <w:t>свёрточная</w:t>
+      </w:r>
+      <w:proofErr w:type="spellEnd"/>
+      <w:r>
+        <w:t xml:space="preserve"> сеть </w:t>
+      </w:r>
+      <w:proofErr w:type="spellStart"/>
+      <w:r>
+        <w:t>BlazeFace</w:t>
+      </w:r>
+      <w:proofErr w:type="spellEnd"/>
+      <w:r>
+        <w:t>, оптимизированная для работы в реальном времени на мобильных устройствах. Она оперирует якорными точками и напрямую предсказывает ограничивающие рамки лиц. Однако в данной работе основным инструментом выбрана архитектура MTCNN (Multi-</w:t>
+      </w:r>
+      <w:proofErr w:type="spellStart"/>
+      <w:r>
+        <w:t>task</w:t>
+      </w:r>
+      <w:proofErr w:type="spellEnd"/>
+      <w:r>
+        <w:t xml:space="preserve"> </w:t>
+      </w:r>
+      <w:proofErr w:type="spellStart"/>
+      <w:r>
+        <w:t>Cascaded</w:t>
+      </w:r>
+      <w:proofErr w:type="spellEnd"/>
+      <w:r>
+        <w:t xml:space="preserve"> CNN), представляющая собой каскад из трёх последовательных нейронных сетей. Процесс детекции начинается с работы P-Net (</w:t>
+      </w:r>
+      <w:proofErr w:type="spellStart"/>
+      <w:r>
+        <w:t>Proposal</w:t>
+      </w:r>
+      <w:proofErr w:type="spellEnd"/>
+      <w:r>
+        <w:t xml:space="preserve"> Network), которая генерирует первоначальные кандидаты на расположение лиц. Затем R-Net (</w:t>
+      </w:r>
+      <w:proofErr w:type="spellStart"/>
+      <w:r>
+        <w:t>Refine</w:t>
+      </w:r>
+      <w:proofErr w:type="spellEnd"/>
+      <w:r>
+        <w:t xml:space="preserve"> Network) отсеивает ложные срабатывания и уточняет границы найденных областей. Финальный этап выполняет O-Net (</w:t>
+      </w:r>
+      <w:proofErr w:type="spellStart"/>
+      <w:r>
+        <w:t>Output</w:t>
+      </w:r>
+      <w:proofErr w:type="spellEnd"/>
+      <w:r>
+        <w:t xml:space="preserve"> Network), проводя окончательную проверку и определяя пять ключевых точек лица: углы глаз, кончик носа и уголки рта. Подобная каскадная структура обеспечивает высокую скорость обработки при сохранении необходимой точности детекции. </w:t>
       </w:r>
       <w:r>
         <w:t>Структура сети MTCNN представлена на рисунке</w:t>
@@ -21028,7 +22226,15 @@
         <w:contextualSpacing/>
       </w:pPr>
       <w:r>
-        <w:t>После детектирования выполняется выравнивание (alignment) – геометрическая трансформация лица к каноническому виду на основе ключевых точек. Это повышает точность последующей классификации эмоций.</w:t>
+        <w:t>После детектирования выполняется выравнивание (</w:t>
+      </w:r>
+      <w:proofErr w:type="spellStart"/>
+      <w:r>
+        <w:t>alignment</w:t>
+      </w:r>
+      <w:proofErr w:type="spellEnd"/>
+      <w:r>
+        <w:t>) – геометрическая трансформация лица к каноническому виду на основе ключевых точек. Это повышает точность последующей классификации эмоций.</w:t>
       </w:r>
     </w:p>
     <w:p>
@@ -21036,7 +22242,31 @@
         <w:contextualSpacing/>
       </w:pPr>
       <w:r>
-        <w:t>Классификация эмоций выполняется с помощью свёрточных нейронных сетей (CNN). В разработанной системе используется библиотека DeepFace, которая представляет собой мета-библиотеку, включающую несколько предобученных архитектур:</w:t>
+        <w:t xml:space="preserve">Классификация эмоций выполняется с помощью </w:t>
+      </w:r>
+      <w:proofErr w:type="spellStart"/>
+      <w:r>
+        <w:t>свёрточных</w:t>
+      </w:r>
+      <w:proofErr w:type="spellEnd"/>
+      <w:r>
+        <w:t xml:space="preserve"> нейронных сетей (CNN). В разработанной системе используется библиотека </w:t>
+      </w:r>
+      <w:proofErr w:type="spellStart"/>
+      <w:r>
+        <w:t>DeepFace</w:t>
+      </w:r>
+      <w:proofErr w:type="spellEnd"/>
+      <w:r>
+        <w:t xml:space="preserve">, которая представляет собой мета-библиотеку, включающую несколько </w:t>
+      </w:r>
+      <w:proofErr w:type="spellStart"/>
+      <w:r>
+        <w:t>предобученных</w:t>
+      </w:r>
+      <w:proofErr w:type="spellEnd"/>
+      <w:r>
+        <w:t xml:space="preserve"> архитектур:</w:t>
       </w:r>
     </w:p>
     <w:p>
@@ -21048,7 +22278,15 @@
         <w:contextualSpacing/>
       </w:pPr>
       <w:r>
-        <w:t>VGG-Face – глубокая сеть с 16-19 свёрточными слоями, изначально обученная для задачи распознавания лиц, но адаптируемая для классификации эмоций.</w:t>
+        <w:t xml:space="preserve">VGG-Face – глубокая сеть с 16-19 </w:t>
+      </w:r>
+      <w:proofErr w:type="spellStart"/>
+      <w:r>
+        <w:t>свёрточными</w:t>
+      </w:r>
+      <w:proofErr w:type="spellEnd"/>
+      <w:r>
+        <w:t xml:space="preserve"> слоями, изначально обученная для задачи распознавания лиц, но адаптируемая для классификации эмоций.</w:t>
       </w:r>
     </w:p>
     <w:p>
@@ -21060,7 +22298,23 @@
         <w:contextualSpacing/>
       </w:pPr>
       <w:r>
-        <w:t>Facenet512 – архитектура, использующая triplet loss для обучения вложений лиц в компактное пространство признаков.</w:t>
+        <w:t xml:space="preserve">Facenet512 – архитектура, использующая </w:t>
+      </w:r>
+      <w:proofErr w:type="spellStart"/>
+      <w:r>
+        <w:t>triplet</w:t>
+      </w:r>
+      <w:proofErr w:type="spellEnd"/>
+      <w:r>
+        <w:t xml:space="preserve"> </w:t>
+      </w:r>
+      <w:proofErr w:type="spellStart"/>
+      <w:r>
+        <w:t>loss</w:t>
+      </w:r>
+      <w:proofErr w:type="spellEnd"/>
+      <w:r>
+        <w:t xml:space="preserve"> для обучения вложений лиц в компактное пространство признаков.</w:t>
       </w:r>
     </w:p>
     <w:p>
@@ -21071,8 +22325,13 @@
         </w:numPr>
         <w:contextualSpacing/>
       </w:pPr>
-      <w:r>
-        <w:t>EfficientNet – семейство сетей, оптимизированных по соотношению точности и вычислительной сложности.</w:t>
+      <w:proofErr w:type="spellStart"/>
+      <w:r>
+        <w:t>EfficientNet</w:t>
+      </w:r>
+      <w:proofErr w:type="spellEnd"/>
+      <w:r>
+        <w:t xml:space="preserve"> – семейство сетей, оптимизированных по соотношению точности и вычислительной сложности.</w:t>
       </w:r>
     </w:p>
     <w:p>
@@ -21080,7 +22339,15 @@
         <w:contextualSpacing/>
       </w:pPr>
       <w:r>
-        <w:t xml:space="preserve">Архитектура VGG-16, лежащая в основе модели VGG-Face, характеризуется использованием малых свёрточных фильтров 3×3 на всех слоях и последовательным увеличением количества каналов с уменьшением пространственной </w:t>
+        <w:t xml:space="preserve">Архитектура VGG-16, лежащая в основе модели VGG-Face, характеризуется использованием малых </w:t>
+      </w:r>
+      <w:proofErr w:type="spellStart"/>
+      <w:r>
+        <w:t>свёрточных</w:t>
+      </w:r>
+      <w:proofErr w:type="spellEnd"/>
+      <w:r>
+        <w:t xml:space="preserve"> фильтров 3×3 на всех слоях и последовательным увеличением количества каналов с уменьшением пространственной </w:t>
       </w:r>
       <w:r>
         <w:t>размерности [</w:t>
@@ -21107,7 +22374,23 @@
         <w:t>]</w:t>
       </w:r>
       <w:r>
-        <w:t>. Сеть содержит 13 свёрточных слоёв и 3 полносвязных слоя, что обеспечивает глубокое извлечение признаков лица. Блок-схема архитектуры VGG-16 представлена на рисунке</w:t>
+        <w:t xml:space="preserve">. Сеть содержит 13 </w:t>
+      </w:r>
+      <w:proofErr w:type="spellStart"/>
+      <w:r>
+        <w:t>свёрточных</w:t>
+      </w:r>
+      <w:proofErr w:type="spellEnd"/>
+      <w:r>
+        <w:t xml:space="preserve"> слоёв и 3 </w:t>
+      </w:r>
+      <w:proofErr w:type="spellStart"/>
+      <w:r>
+        <w:t>полносвязных</w:t>
+      </w:r>
+      <w:proofErr w:type="spellEnd"/>
+      <w:r>
+        <w:t xml:space="preserve"> слоя, что обеспечивает глубокое извлечение признаков лица. Блок-схема архитектуры VGG-16 представлена на рисунке</w:t>
       </w:r>
       <w:r>
         <w:rPr>
@@ -21292,15 +22575,44 @@
         <w:pStyle w:val="3"/>
       </w:pPr>
       <w:r>
-        <w:t>Модель MediaPipe Face Landmarker</w:t>
-      </w:r>
+        <w:t xml:space="preserve">Модель </w:t>
+      </w:r>
+      <w:proofErr w:type="spellStart"/>
+      <w:r>
+        <w:t>MediaPipe</w:t>
+      </w:r>
+      <w:proofErr w:type="spellEnd"/>
+      <w:r>
+        <w:t xml:space="preserve"> Face </w:t>
+      </w:r>
+      <w:proofErr w:type="spellStart"/>
+      <w:r>
+        <w:t>Landmarker</w:t>
+      </w:r>
+      <w:proofErr w:type="spellEnd"/>
     </w:p>
     <w:p>
       <w:pPr>
         <w:contextualSpacing/>
       </w:pPr>
       <w:r>
-        <w:t>Опционально в системе реализована поддержка MediaPipe Face Landmarker от Google, которая строит плотную сетку из 468 трёхмерных ключевых точек на лице</w:t>
+        <w:t xml:space="preserve">Опционально в системе реализована поддержка </w:t>
+      </w:r>
+      <w:proofErr w:type="spellStart"/>
+      <w:r>
+        <w:t>MediaPipe</w:t>
+      </w:r>
+      <w:proofErr w:type="spellEnd"/>
+      <w:r>
+        <w:t xml:space="preserve"> Face </w:t>
+      </w:r>
+      <w:proofErr w:type="spellStart"/>
+      <w:r>
+        <w:t>Landmarker</w:t>
+      </w:r>
+      <w:proofErr w:type="spellEnd"/>
+      <w:r>
+        <w:t xml:space="preserve"> от Google, которая строит плотную сетку из 468 трёхмерных ключевых точек на лице</w:t>
       </w:r>
       <w:r>
         <w:t xml:space="preserve"> [</w:t>
@@ -21339,7 +22651,15 @@
         </w:numPr>
       </w:pPr>
       <w:r>
-        <w:t>Оценивать blendshape-коэффициенты – параметры, описывающие активность групп лицевых мышц (например, поднятие бровей, растягивание рта);</w:t>
+        <w:t xml:space="preserve">Оценивать </w:t>
+      </w:r>
+      <w:proofErr w:type="spellStart"/>
+      <w:r>
+        <w:t>blendshape</w:t>
+      </w:r>
+      <w:proofErr w:type="spellEnd"/>
+      <w:r>
+        <w:t>-коэффициенты – параметры, описывающие активность групп лицевых мышц (например, поднятие бровей, растягивание рта);</w:t>
       </w:r>
     </w:p>
     <w:p>
@@ -21351,7 +22671,31 @@
         </w:numPr>
       </w:pPr>
       <w:r>
-        <w:t>Вычислять углы поворота головы (yaw, pitch, roll) для анализа позы;</w:t>
+        <w:t>Вычислять углы поворота головы (</w:t>
+      </w:r>
+      <w:proofErr w:type="spellStart"/>
+      <w:r>
+        <w:t>yaw</w:t>
+      </w:r>
+      <w:proofErr w:type="spellEnd"/>
+      <w:r>
+        <w:t xml:space="preserve">, </w:t>
+      </w:r>
+      <w:proofErr w:type="spellStart"/>
+      <w:r>
+        <w:t>pitch</w:t>
+      </w:r>
+      <w:proofErr w:type="spellEnd"/>
+      <w:r>
+        <w:t xml:space="preserve">, </w:t>
+      </w:r>
+      <w:proofErr w:type="spellStart"/>
+      <w:r>
+        <w:t>roll</w:t>
+      </w:r>
+      <w:proofErr w:type="spellEnd"/>
+      <w:r>
+        <w:t>) для анализа позы;</w:t>
       </w:r>
     </w:p>
     <w:p>
@@ -21363,15 +22707,44 @@
         </w:numPr>
       </w:pPr>
       <w:r>
-        <w:t>Отслеживать микровыражения – кратковременные изменения выражения лица длительностью 1/25–1/5 секунды.</w:t>
+        <w:t xml:space="preserve">Отслеживать </w:t>
+      </w:r>
+      <w:proofErr w:type="spellStart"/>
+      <w:r>
+        <w:t>микровыражения</w:t>
+      </w:r>
+      <w:proofErr w:type="spellEnd"/>
+      <w:r>
+        <w:t xml:space="preserve"> – кратковременные изменения выражения лица длительностью 1/25–1/5 секунды.</w:t>
       </w:r>
     </w:p>
     <w:p>
       <w:pPr>
         <w:contextualSpacing/>
       </w:pPr>
-      <w:r>
-        <w:t xml:space="preserve">MediaPipe Face Landmarker использует encoder-decoder архитектуру на базе трансформеров для построения детальной трёхмерной модели лица. Сетка из 468 точек охватывает контуры глаз, бровей, носа, губ и овала лица, позволяя точно отслеживать мимику и положение головы в пространстве. Визуализация сетки ключевых точек представлена на рисунке </w:t>
+      <w:proofErr w:type="spellStart"/>
+      <w:r>
+        <w:t>MediaPipe</w:t>
+      </w:r>
+      <w:proofErr w:type="spellEnd"/>
+      <w:r>
+        <w:t xml:space="preserve"> Face </w:t>
+      </w:r>
+      <w:proofErr w:type="spellStart"/>
+      <w:r>
+        <w:t>Landmarker</w:t>
+      </w:r>
+      <w:proofErr w:type="spellEnd"/>
+      <w:r>
+        <w:t xml:space="preserve"> использует </w:t>
+      </w:r>
+      <w:proofErr w:type="spellStart"/>
+      <w:r>
+        <w:t>encoder-decoder</w:t>
+      </w:r>
+      <w:proofErr w:type="spellEnd"/>
+      <w:r>
+        <w:t xml:space="preserve"> архитектуру на базе трансформеров для построения детальной трёхмерной модели лица. Сетка из 468 точек охватывает контуры глаз, бровей, носа, губ и овала лица, позволяя точно отслеживать мимику и положение головы в пространстве. Визуализация сетки ключевых точек представлена на рисунке </w:t>
       </w:r>
       <w:r>
         <w:fldChar w:fldCharType="begin"/>
@@ -21542,8 +22915,36 @@
           <w:color w:val="000000" w:themeColor="text1"/>
           <w:lang w:eastAsia="en-US" w:bidi="he-IL"/>
         </w:rPr>
-        <w:t xml:space="preserve"> Сетка ключевых точек MediaPipe Face Landmarker</w:t>
-      </w:r>
+        <w:t xml:space="preserve"> Сетка ключевых точек </w:t>
+      </w:r>
+      <w:proofErr w:type="spellStart"/>
+      <w:r>
+        <w:rPr>
+          <w:rFonts w:eastAsiaTheme="minorHAnsi"/>
+          <w:color w:val="000000" w:themeColor="text1"/>
+          <w:lang w:eastAsia="en-US" w:bidi="he-IL"/>
+        </w:rPr>
+        <w:t>MediaPipe</w:t>
+      </w:r>
+      <w:proofErr w:type="spellEnd"/>
+      <w:r>
+        <w:rPr>
+          <w:rFonts w:eastAsiaTheme="minorHAnsi"/>
+          <w:color w:val="000000" w:themeColor="text1"/>
+          <w:lang w:eastAsia="en-US" w:bidi="he-IL"/>
+        </w:rPr>
+        <w:t xml:space="preserve"> Face </w:t>
+      </w:r>
+      <w:proofErr w:type="spellStart"/>
+      <w:r>
+        <w:rPr>
+          <w:rFonts w:eastAsiaTheme="minorHAnsi"/>
+          <w:color w:val="000000" w:themeColor="text1"/>
+          <w:lang w:eastAsia="en-US" w:bidi="he-IL"/>
+        </w:rPr>
+        <w:t>Landmarker</w:t>
+      </w:r>
+      <w:proofErr w:type="spellEnd"/>
     </w:p>
     <w:p>
       <w:pPr>
@@ -21562,7 +22963,15 @@
         </w:numPr>
       </w:pPr>
       <w:r>
-        <w:t>Радость (happiness) – поднятие уголков рта, появление морщин вокруг глаз;</w:t>
+        <w:t>Радость (</w:t>
+      </w:r>
+      <w:proofErr w:type="spellStart"/>
+      <w:r>
+        <w:t>happiness</w:t>
+      </w:r>
+      <w:proofErr w:type="spellEnd"/>
+      <w:r>
+        <w:t>) – поднятие уголков рта, появление морщин вокруг глаз;</w:t>
       </w:r>
     </w:p>
     <w:p>
@@ -21574,7 +22983,15 @@
         </w:numPr>
       </w:pPr>
       <w:r>
-        <w:t>Грусть (sadness) – опускание уголков рта, поднятие внутренних уголков бровей;</w:t>
+        <w:t>Грусть (</w:t>
+      </w:r>
+      <w:proofErr w:type="spellStart"/>
+      <w:r>
+        <w:t>sadness</w:t>
+      </w:r>
+      <w:proofErr w:type="spellEnd"/>
+      <w:r>
+        <w:t>) – опускание уголков рта, поднятие внутренних уголков бровей;</w:t>
       </w:r>
     </w:p>
     <w:p>
@@ -21586,7 +23003,15 @@
         </w:numPr>
       </w:pPr>
       <w:r>
-        <w:t>Гнев (anger) – опускание бровей, сужение глаз, напряжение губ;</w:t>
+        <w:t>Гнев (</w:t>
+      </w:r>
+      <w:proofErr w:type="spellStart"/>
+      <w:r>
+        <w:t>anger</w:t>
+      </w:r>
+      <w:proofErr w:type="spellEnd"/>
+      <w:r>
+        <w:t>) – опускание бровей, сужение глаз, напряжение губ;</w:t>
       </w:r>
     </w:p>
     <w:p>
@@ -21598,7 +23023,15 @@
         </w:numPr>
       </w:pPr>
       <w:r>
-        <w:t>Страх (fear) – поднятие верхних век, растягивание рта;</w:t>
+        <w:t>Страх (</w:t>
+      </w:r>
+      <w:proofErr w:type="spellStart"/>
+      <w:r>
+        <w:t>fear</w:t>
+      </w:r>
+      <w:proofErr w:type="spellEnd"/>
+      <w:r>
+        <w:t>) – поднятие верхних век, растягивание рта;</w:t>
       </w:r>
     </w:p>
     <w:p>
@@ -21610,7 +23043,15 @@
         </w:numPr>
       </w:pPr>
       <w:r>
-        <w:t>Удивление (surprise) – поднятие бровей, расширение глаз, открытие рта;</w:t>
+        <w:t>Удивление (</w:t>
+      </w:r>
+      <w:proofErr w:type="spellStart"/>
+      <w:r>
+        <w:t>surprise</w:t>
+      </w:r>
+      <w:proofErr w:type="spellEnd"/>
+      <w:r>
+        <w:t>) – поднятие бровей, расширение глаз, открытие рта;</w:t>
       </w:r>
     </w:p>
     <w:p>
@@ -21622,7 +23063,15 @@
         </w:numPr>
       </w:pPr>
       <w:r>
-        <w:t>Отвращение (disgust) – поднятие верхней губы, морщинистый нос.</w:t>
+        <w:t>Отвращение (</w:t>
+      </w:r>
+      <w:proofErr w:type="spellStart"/>
+      <w:r>
+        <w:t>disgust</w:t>
+      </w:r>
+      <w:proofErr w:type="spellEnd"/>
+      <w:r>
+        <w:t>) – поднятие верхней губы, морщинистый нос.</w:t>
       </w:r>
     </w:p>
     <w:p>
@@ -21657,7 +23106,15 @@
         <w:t>]</w:t>
       </w:r>
       <w:r>
-        <w:t xml:space="preserve">. Каждая эмоция характеризуется уникальным паттерном активации лицевых мышц (Action Units), который может быть распознан алгоритмами компьютерного зрения. Иллюстрация шести базовых эмоций по Экману представлена на рисунке </w:t>
+        <w:t xml:space="preserve">. Каждая эмоция характеризуется уникальным паттерном активации лицевых мышц (Action </w:t>
+      </w:r>
+      <w:proofErr w:type="spellStart"/>
+      <w:r>
+        <w:t>Units</w:t>
+      </w:r>
+      <w:proofErr w:type="spellEnd"/>
+      <w:r>
+        <w:t xml:space="preserve">), который может быть распознан алгоритмами компьютерного зрения. Иллюстрация шести базовых эмоций по Экману представлена на рисунке </w:t>
       </w:r>
       <w:r>
         <w:fldChar w:fldCharType="begin"/>
@@ -21823,7 +23280,15 @@
         <w:contextualSpacing/>
       </w:pPr>
       <w:r>
-        <w:t>Для предотвращения перегрузки ЦП/ГПУ реализован семафор, ограничивающий количество параллельных инференсов. Результаты публикуются как события «анализ лица» (сохраняется в БД).</w:t>
+        <w:t xml:space="preserve">Для предотвращения перегрузки ЦП/ГПУ реализован семафор, ограничивающий количество параллельных </w:t>
+      </w:r>
+      <w:proofErr w:type="spellStart"/>
+      <w:r>
+        <w:t>инференсов</w:t>
+      </w:r>
+      <w:proofErr w:type="spellEnd"/>
+      <w:r>
+        <w:t>. Результаты публикуются как события «анализ лица» (сохраняется в БД).</w:t>
       </w:r>
     </w:p>
     <w:p>
@@ -21839,7 +23304,31 @@
         <w:contextualSpacing/>
       </w:pPr>
       <w:r>
-        <w:t>Автоматическое распознавание речи (Automatic Speech Recognition, ASR) – это технология преобразования акустического сигнала в текстовое представление.</w:t>
+        <w:t>Автоматическое распознавание речи (</w:t>
+      </w:r>
+      <w:proofErr w:type="spellStart"/>
+      <w:r>
+        <w:t>Automatic</w:t>
+      </w:r>
+      <w:proofErr w:type="spellEnd"/>
+      <w:r>
+        <w:t xml:space="preserve"> </w:t>
+      </w:r>
+      <w:proofErr w:type="spellStart"/>
+      <w:r>
+        <w:t>Speech</w:t>
+      </w:r>
+      <w:proofErr w:type="spellEnd"/>
+      <w:r>
+        <w:t xml:space="preserve"> </w:t>
+      </w:r>
+      <w:proofErr w:type="spellStart"/>
+      <w:r>
+        <w:t>Recognition</w:t>
+      </w:r>
+      <w:proofErr w:type="spellEnd"/>
+      <w:r>
+        <w:t>, ASR) – это технология преобразования акустического сигнала в текстовое представление.</w:t>
       </w:r>
     </w:p>
     <w:p>
@@ -21856,7 +23345,15 @@
         <w:t>ASR</w:t>
       </w:r>
       <w:r>
-        <w:t>-системы основаны на архитектурах глубокого обучения, в частности на трансформерах. Архитектура трансформера включает энкодер и декодер, взаимодействующие через механизм внимания, что позволяет эффективно обрабатывать последовательности данных.</w:t>
+        <w:t xml:space="preserve">-системы основаны на архитектурах глубокого обучения, в частности на трансформерах. Архитектура трансформера включает </w:t>
+      </w:r>
+      <w:proofErr w:type="spellStart"/>
+      <w:r>
+        <w:t>энкодер</w:t>
+      </w:r>
+      <w:proofErr w:type="spellEnd"/>
+      <w:r>
+        <w:t xml:space="preserve"> и декодер, взаимодействующие через механизм внимания, что позволяет эффективно обрабатывать последовательности данных.</w:t>
       </w:r>
     </w:p>
     <w:p>
@@ -21900,7 +23397,31 @@
         <w:t>al</w:t>
       </w:r>
       <w:r>
-        <w:t>. в 2017 году, полностью отказалась от рекуррентных и свёрточных слоёв в пользу механизма самовнимания, что позволило эффективно параллелить вычисления и обрабатывать длинные последовательности</w:t>
+        <w:t xml:space="preserve">. в 2017 году, полностью отказалась от рекуррентных и </w:t>
+      </w:r>
+      <w:proofErr w:type="spellStart"/>
+      <w:r>
+        <w:t>свёрточных</w:t>
+      </w:r>
+      <w:proofErr w:type="spellEnd"/>
+      <w:r>
+        <w:t xml:space="preserve"> слоёв в пользу механизма </w:t>
+      </w:r>
+      <w:proofErr w:type="spellStart"/>
+      <w:r>
+        <w:t>самовнимания</w:t>
+      </w:r>
+      <w:proofErr w:type="spellEnd"/>
+      <w:r>
+        <w:t xml:space="preserve">, что позволило эффективно </w:t>
+      </w:r>
+      <w:proofErr w:type="spellStart"/>
+      <w:r>
+        <w:t>параллелить</w:t>
+      </w:r>
+      <w:proofErr w:type="spellEnd"/>
+      <w:r>
+        <w:t xml:space="preserve"> вычисления и обрабатывать длинные последовательности</w:t>
       </w:r>
       <w:r>
         <w:t xml:space="preserve"> [</w:t>
@@ -21927,11 +23448,24 @@
         <w:t>]</w:t>
       </w:r>
       <w:r>
-        <w:t xml:space="preserve">. Модель состоит из энкодера и декодера, каждый из которых содержит многоголовое внимание, </w:t>
-      </w:r>
+        <w:t xml:space="preserve">. Модель состоит из </w:t>
+      </w:r>
+      <w:proofErr w:type="spellStart"/>
+      <w:r>
+        <w:t>энкодера</w:t>
+      </w:r>
+      <w:proofErr w:type="spellEnd"/>
+      <w:r>
+        <w:t xml:space="preserve"> и декодера, каждый из которых содержит многоголовое внимание, </w:t>
+      </w:r>
+      <w:proofErr w:type="spellStart"/>
       <w:r>
         <w:lastRenderedPageBreak/>
-        <w:t xml:space="preserve">полносвязные слои и нормализацию. </w:t>
+        <w:t>полносвязные</w:t>
+      </w:r>
+      <w:proofErr w:type="spellEnd"/>
+      <w:r>
+        <w:t xml:space="preserve"> слои и нормализацию. </w:t>
       </w:r>
       <w:r>
         <w:t xml:space="preserve">Общая архитектура </w:t>
@@ -22139,23 +23673,51 @@
           <w:color w:val="000000" w:themeColor="text1"/>
           <w:lang w:eastAsia="en-US" w:bidi="he-IL"/>
         </w:rPr>
-        <w:t xml:space="preserve"> Архитектура Transformer</w:t>
-      </w:r>
+        <w:t xml:space="preserve"> Архитектура </w:t>
+      </w:r>
+      <w:proofErr w:type="spellStart"/>
+      <w:r>
+        <w:rPr>
+          <w:rFonts w:eastAsiaTheme="minorHAnsi"/>
+          <w:color w:val="000000" w:themeColor="text1"/>
+          <w:lang w:eastAsia="en-US" w:bidi="he-IL"/>
+        </w:rPr>
+        <w:t>Transformer</w:t>
+      </w:r>
+      <w:proofErr w:type="spellEnd"/>
     </w:p>
     <w:p>
       <w:pPr>
         <w:pStyle w:val="3"/>
       </w:pPr>
+      <w:proofErr w:type="spellStart"/>
       <w:r>
         <w:t>Whisper</w:t>
       </w:r>
+      <w:proofErr w:type="spellEnd"/>
     </w:p>
     <w:p>
       <w:pPr>
         <w:contextualSpacing/>
       </w:pPr>
       <w:r>
-        <w:t>В разработанной системе используется модель Whisper от OpenAI, которая представляет собой encoder-decoder трансформер, обученный на 680 000 часов размеченных аудиоданных. Основные компоненты архитектуры:</w:t>
+        <w:t xml:space="preserve">В разработанной системе используется модель </w:t>
+      </w:r>
+      <w:proofErr w:type="spellStart"/>
+      <w:r>
+        <w:t>Whisper</w:t>
+      </w:r>
+      <w:proofErr w:type="spellEnd"/>
+      <w:r>
+        <w:t xml:space="preserve"> от OpenAI, которая представляет собой </w:t>
+      </w:r>
+      <w:proofErr w:type="spellStart"/>
+      <w:r>
+        <w:t>encoder-decoder</w:t>
+      </w:r>
+      <w:proofErr w:type="spellEnd"/>
+      <w:r>
+        <w:t xml:space="preserve"> трансформер, обученный на 680 000 часов размеченных аудиоданных. Основные компоненты архитектуры:</w:t>
       </w:r>
     </w:p>
     <w:p>
@@ -22178,9 +23740,14 @@
         </w:numPr>
         <w:contextualSpacing/>
       </w:pPr>
+      <w:proofErr w:type="spellStart"/>
       <w:r>
         <w:lastRenderedPageBreak/>
-        <w:t>Энкодер: последовательность из N идентичных блоков каждый из которых содержит:</w:t>
+        <w:t>Энкодер</w:t>
+      </w:r>
+      <w:proofErr w:type="spellEnd"/>
+      <w:r>
+        <w:t>: последовательность из N идентичных блоков каждый из которых содержит:</w:t>
       </w:r>
     </w:p>
     <w:p>
@@ -22192,7 +23759,15 @@
         </w:numPr>
       </w:pPr>
       <w:r>
-        <w:t>Механизм самовнимания – позволяет каждому временному шагу «видеть» все остальные шаги и взвешивать их важность;</w:t>
+        <w:t xml:space="preserve">Механизм </w:t>
+      </w:r>
+      <w:proofErr w:type="spellStart"/>
+      <w:r>
+        <w:t>самовнимания</w:t>
+      </w:r>
+      <w:proofErr w:type="spellEnd"/>
+      <w:r>
+        <w:t xml:space="preserve"> – позволяет каждому временному шагу «видеть» все остальные шаги и взвешивать их важность;</w:t>
       </w:r>
     </w:p>
     <w:p>
@@ -22215,8 +23790,13 @@
           <w:numId w:val="4"/>
         </w:numPr>
       </w:pPr>
-      <w:r>
-        <w:t>Полносвязные слои для нелинейной трансформации признаков.</w:t>
+      <w:proofErr w:type="spellStart"/>
+      <w:r>
+        <w:t>Полносвязные</w:t>
+      </w:r>
+      <w:proofErr w:type="spellEnd"/>
+      <w:r>
+        <w:t xml:space="preserve"> слои для нелинейной трансформации признаков.</w:t>
       </w:r>
     </w:p>
     <w:p>
@@ -22228,7 +23808,23 @@
         <w:contextualSpacing/>
       </w:pPr>
       <w:r>
-        <w:t>Декодер: аналогичная структура, но с добавлением кросс-внимания, которое связывает декодер с выходом энкодера. Декодер генерирует текстовые токены авторегрессионно (каждый следующий токен зависит от предыдущих).</w:t>
+        <w:t xml:space="preserve">Декодер: аналогичная структура, но с добавлением кросс-внимания, которое связывает декодер с выходом </w:t>
+      </w:r>
+      <w:proofErr w:type="spellStart"/>
+      <w:r>
+        <w:t>энкодера</w:t>
+      </w:r>
+      <w:proofErr w:type="spellEnd"/>
+      <w:r>
+        <w:t xml:space="preserve">. Декодер генерирует текстовые токены </w:t>
+      </w:r>
+      <w:proofErr w:type="spellStart"/>
+      <w:r>
+        <w:t>авторегрессионно</w:t>
+      </w:r>
+      <w:proofErr w:type="spellEnd"/>
+      <w:r>
+        <w:t xml:space="preserve"> (каждый следующий токен зависит от предыдущих).</w:t>
       </w:r>
     </w:p>
     <w:p>
@@ -22236,7 +23832,47 @@
         <w:contextualSpacing/>
       </w:pPr>
       <w:r>
-        <w:t xml:space="preserve">Модель Whisper преобразует аудиосигнал в мел-спектрограмму, которая подаётся на вход энкодеру. Энкодер извлекает контекстуальные признаки, которые затем используются декодером для генерации текстовых токенов с учётом языковой модели. Кросс-внимание между декодером и энкодером позволяет модели «фокусироваться» на соответствующих участках аудио при генерации каждого слова. Общая схема работы Whisper представлена на рисунке </w:t>
+        <w:t xml:space="preserve">Модель </w:t>
+      </w:r>
+      <w:proofErr w:type="spellStart"/>
+      <w:r>
+        <w:t>Whisper</w:t>
+      </w:r>
+      <w:proofErr w:type="spellEnd"/>
+      <w:r>
+        <w:t xml:space="preserve"> преобразует аудиосигнал в мел-спектрограмму, которая подаётся на вход </w:t>
+      </w:r>
+      <w:proofErr w:type="spellStart"/>
+      <w:r>
+        <w:t>энкодеру</w:t>
+      </w:r>
+      <w:proofErr w:type="spellEnd"/>
+      <w:r>
+        <w:t xml:space="preserve">. </w:t>
+      </w:r>
+      <w:proofErr w:type="spellStart"/>
+      <w:r>
+        <w:t>Энкодер</w:t>
+      </w:r>
+      <w:proofErr w:type="spellEnd"/>
+      <w:r>
+        <w:t xml:space="preserve"> извлекает контекстуальные признаки, которые затем используются декодером для генерации текстовых токенов с учётом языковой модели. Кросс-внимание между декодером и </w:t>
+      </w:r>
+      <w:proofErr w:type="spellStart"/>
+      <w:r>
+        <w:t>энкодером</w:t>
+      </w:r>
+      <w:proofErr w:type="spellEnd"/>
+      <w:r>
+        <w:t xml:space="preserve"> позволяет модели «фокусироваться» на соответствующих участках аудио при генерации каждого слова. Общая схема работы </w:t>
+      </w:r>
+      <w:proofErr w:type="spellStart"/>
+      <w:r>
+        <w:t>Whisper</w:t>
+      </w:r>
+      <w:proofErr w:type="spellEnd"/>
+      <w:r>
+        <w:t xml:space="preserve"> представлена на рисунке </w:t>
       </w:r>
       <w:r>
         <w:rPr>
@@ -22414,9 +24050,19 @@
           <w:color w:val="000000" w:themeColor="text1"/>
           <w:lang w:eastAsia="en-US" w:bidi="he-IL"/>
         </w:rPr>
-        <w:t xml:space="preserve"> Общая схема Whisper</w:t>
+        <w:t xml:space="preserve"> Общая схема </w:t>
+      </w:r>
+      <w:proofErr w:type="spellStart"/>
+      <w:r>
+        <w:rPr>
+          <w:rFonts w:eastAsiaTheme="minorHAnsi"/>
+          <w:color w:val="000000" w:themeColor="text1"/>
+          <w:lang w:eastAsia="en-US" w:bidi="he-IL"/>
+        </w:rPr>
+        <w:t>Whisper</w:t>
       </w:r>
       <w:bookmarkEnd w:id="59"/>
+      <w:proofErr w:type="spellEnd"/>
     </w:p>
     <w:p>
       <w:pPr>
@@ -22517,15 +24163,44 @@
         <w:contextualSpacing/>
       </w:pPr>
       <w:r>
-        <w:t>Оптимизация инференса: faster-whisper</w:t>
-      </w:r>
+        <w:t xml:space="preserve">Оптимизация </w:t>
+      </w:r>
+      <w:proofErr w:type="spellStart"/>
+      <w:r>
+        <w:t>инференса</w:t>
+      </w:r>
+      <w:proofErr w:type="spellEnd"/>
+      <w:r>
+        <w:t xml:space="preserve">: </w:t>
+      </w:r>
+      <w:proofErr w:type="spellStart"/>
+      <w:r>
+        <w:t>faster-whisper</w:t>
+      </w:r>
+      <w:proofErr w:type="spellEnd"/>
     </w:p>
     <w:p>
       <w:pPr>
         <w:contextualSpacing/>
       </w:pPr>
       <w:r>
-        <w:t>Для ускорения работы в реальном времени используется библиотека faster-whisper, основанная на CTranslate2 – движке эффективного инференса трансформеров. Оптимизации включают:</w:t>
+        <w:t xml:space="preserve">Для ускорения работы в реальном времени используется библиотека </w:t>
+      </w:r>
+      <w:proofErr w:type="spellStart"/>
+      <w:r>
+        <w:t>faster-whisper</w:t>
+      </w:r>
+      <w:proofErr w:type="spellEnd"/>
+      <w:r>
+        <w:t xml:space="preserve">, основанная на CTranslate2 – движке эффективного </w:t>
+      </w:r>
+      <w:proofErr w:type="spellStart"/>
+      <w:r>
+        <w:t>инференса</w:t>
+      </w:r>
+      <w:proofErr w:type="spellEnd"/>
+      <w:r>
+        <w:t xml:space="preserve"> трансформеров. Оптимизации включают:</w:t>
       </w:r>
     </w:p>
     <w:p>
@@ -22549,7 +24224,15 @@
         </w:numPr>
       </w:pPr>
       <w:r>
-        <w:t>Пакетная обработка – одновременная обработка нескольких аудиочанков;</w:t>
+        <w:t xml:space="preserve">Пакетная обработка – одновременная обработка нескольких </w:t>
+      </w:r>
+      <w:proofErr w:type="spellStart"/>
+      <w:r>
+        <w:t>аудиочанков</w:t>
+      </w:r>
+      <w:proofErr w:type="spellEnd"/>
+      <w:r>
+        <w:t>;</w:t>
       </w:r>
     </w:p>
     <w:p>
@@ -22579,21 +24262,82 @@
     </w:p>
     <w:p>
       <w:r>
-        <w:t xml:space="preserve">В разработанном комплексе применяется предобученная модель DistilBERT — легковесная версия трансформера BERT, оптимизированная для задач классификации текста. Модель содержит 66 миллионов параметров (по сравнению с 110 миллионами у исходного BERT), что позволяет выполнять </w:t>
-      </w:r>
+        <w:t xml:space="preserve">В разработанном комплексе применяется </w:t>
+      </w:r>
+      <w:proofErr w:type="spellStart"/>
+      <w:r>
+        <w:t>предобученная</w:t>
+      </w:r>
+      <w:proofErr w:type="spellEnd"/>
+      <w:r>
+        <w:t xml:space="preserve"> модель </w:t>
+      </w:r>
+      <w:proofErr w:type="spellStart"/>
+      <w:r>
+        <w:t>DistilBERT</w:t>
+      </w:r>
+      <w:proofErr w:type="spellEnd"/>
+      <w:r>
+        <w:t xml:space="preserve"> — легковесная версия трансформера BERT, оптимизированная для задач классификации текста. Модель содержит 66 миллионов параметров (по сравнению с 110 миллионами у исходного BERT), что позволяет выполнять </w:t>
+      </w:r>
+      <w:proofErr w:type="spellStart"/>
       <w:r>
         <w:lastRenderedPageBreak/>
-        <w:t>инференс с минимальной задержкой при сохранении высокой точности определения контекста.</w:t>
-      </w:r>
-    </w:p>
-    <w:p>
-      <w:r>
-        <w:t>Процесс обработки текста включает три последовательных этапа. На первом этапе выполняется сегментация потока транскрибированного текста на смысловые единицы — предложения или законченные реплики — с последующей токенизацией и преобразованием в числовые представления. На втором этапе векторизованный текст передаётся на вход нейросетевой модели для извлечения контекстуальных признаков посредством механизма самовнимания. На третьем этапе каждой реплике присваивается дискретная метка тональности: позитивная, нейтральная или негативная.</w:t>
-      </w:r>
-    </w:p>
-    <w:p>
-      <w:r>
-        <w:t>Результаты текстового анализа асинхронно сохраняются в базе данных PostgreSQL в формате JSONB с привязкой к временным меткам и идентификатору спикера. Такая структура хранения позволяет на этапе формирования отчёта сопоставлять семантическую тональность речи с визуальными признаками (мимика) и акустическими характеристиками (голос), реализуя принцип мультимодального позднего слияния (late fusion).</w:t>
+        <w:t>инференс</w:t>
+      </w:r>
+      <w:proofErr w:type="spellEnd"/>
+      <w:r>
+        <w:t xml:space="preserve"> с минимальной задержкой при сохранении высокой точности определения контекста.</w:t>
+      </w:r>
+    </w:p>
+    <w:p>
+      <w:r>
+        <w:t xml:space="preserve">Процесс обработки текста включает три последовательных этапа. На первом этапе выполняется сегментация потока транскрибированного текста на смысловые единицы — предложения или законченные реплики — с последующей </w:t>
+      </w:r>
+      <w:proofErr w:type="spellStart"/>
+      <w:r>
+        <w:t>токенизацией</w:t>
+      </w:r>
+      <w:proofErr w:type="spellEnd"/>
+      <w:r>
+        <w:t xml:space="preserve"> и преобразованием в числовые представления. На втором этапе векторизованный текст передаётся на вход нейросетевой модели для извлечения контекстуальных признаков посредством механизма </w:t>
+      </w:r>
+      <w:proofErr w:type="spellStart"/>
+      <w:r>
+        <w:t>самовнимания</w:t>
+      </w:r>
+      <w:proofErr w:type="spellEnd"/>
+      <w:r>
+        <w:t>. На третьем этапе каждой реплике присваивается дискретная метка тональности: позитивная, нейтральная или негативная.</w:t>
+      </w:r>
+    </w:p>
+    <w:p>
+      <w:r>
+        <w:t xml:space="preserve">Результаты текстового анализа асинхронно сохраняются в базе данных </w:t>
+      </w:r>
+      <w:proofErr w:type="spellStart"/>
+      <w:r>
+        <w:t>PostgreSQL</w:t>
+      </w:r>
+      <w:proofErr w:type="spellEnd"/>
+      <w:r>
+        <w:t xml:space="preserve"> в формате JSONB с привязкой к временным меткам и идентификатору спикера. Такая структура хранения позволяет на этапе формирования отчёта сопоставлять семантическую тональность речи с визуальными признаками (мимика) и акустическими характеристиками (голос), реализуя принцип мультимодального позднего слияния (</w:t>
+      </w:r>
+      <w:proofErr w:type="spellStart"/>
+      <w:r>
+        <w:t>late</w:t>
+      </w:r>
+      <w:proofErr w:type="spellEnd"/>
+      <w:r>
+        <w:t xml:space="preserve"> </w:t>
+      </w:r>
+      <w:proofErr w:type="spellStart"/>
+      <w:r>
+        <w:t>fusion</w:t>
+      </w:r>
+      <w:proofErr w:type="spellEnd"/>
+      <w:r>
+        <w:t>).</w:t>
       </w:r>
     </w:p>
     <w:p>
@@ -22609,7 +24353,31 @@
         <w:contextualSpacing/>
       </w:pPr>
       <w:r>
-        <w:t>Агрегация итогов встречи реализована в модуле отчётности. На текущем этапе применяется эвристический подход late fusion (позднее слияние): статистика эмоций, таймлайны активности, ключевые фразы из транскрипта и метрики вовлечённости объединяются по временным окнам.</w:t>
+        <w:t xml:space="preserve">Агрегация итогов встречи реализована в модуле отчётности. На текущем этапе применяется эвристический подход </w:t>
+      </w:r>
+      <w:proofErr w:type="spellStart"/>
+      <w:r>
+        <w:t>late</w:t>
+      </w:r>
+      <w:proofErr w:type="spellEnd"/>
+      <w:r>
+        <w:t xml:space="preserve"> </w:t>
+      </w:r>
+      <w:proofErr w:type="spellStart"/>
+      <w:r>
+        <w:t>fusion</w:t>
+      </w:r>
+      <w:proofErr w:type="spellEnd"/>
+      <w:r>
+        <w:t xml:space="preserve"> (позднее слияние): статистика эмоций, </w:t>
+      </w:r>
+      <w:proofErr w:type="spellStart"/>
+      <w:r>
+        <w:t>таймлайны</w:t>
+      </w:r>
+      <w:proofErr w:type="spellEnd"/>
+      <w:r>
+        <w:t xml:space="preserve"> активности, ключевые фразы из транскрипта и метрики вовлечённости объединяются по временным окнам.</w:t>
       </w:r>
     </w:p>
     <w:p>
@@ -22628,8 +24396,37 @@
           <w:numId w:val="4"/>
         </w:numPr>
       </w:pPr>
-      <w:r>
-        <w:t>Meeting summary – сводка по встрече: распределение эмоций (доли событий по категориям), текстовые highlights (ключевые моменты), рейтинг вовлечённости участников, покрытие (coverage) – доля времени, когда были доступны данные;</w:t>
+      <w:proofErr w:type="spellStart"/>
+      <w:r>
+        <w:t>Meeting</w:t>
+      </w:r>
+      <w:proofErr w:type="spellEnd"/>
+      <w:r>
+        <w:t xml:space="preserve"> </w:t>
+      </w:r>
+      <w:proofErr w:type="spellStart"/>
+      <w:r>
+        <w:t>summary</w:t>
+      </w:r>
+      <w:proofErr w:type="spellEnd"/>
+      <w:r>
+        <w:t xml:space="preserve"> – сводка по встрече: распределение эмоций (доли событий по категориям), текстовые </w:t>
+      </w:r>
+      <w:proofErr w:type="spellStart"/>
+      <w:r>
+        <w:t>highlights</w:t>
+      </w:r>
+      <w:proofErr w:type="spellEnd"/>
+      <w:r>
+        <w:t xml:space="preserve"> (ключевые моменты), рейтинг вовлечённости участников, покрытие (</w:t>
+      </w:r>
+      <w:proofErr w:type="spellStart"/>
+      <w:r>
+        <w:t>coverage</w:t>
+      </w:r>
+      <w:proofErr w:type="spellEnd"/>
+      <w:r>
+        <w:t>) – доля времени, когда были доступны данные;</w:t>
       </w:r>
     </w:p>
     <w:p>
@@ -22640,8 +24437,21 @@
           <w:numId w:val="4"/>
         </w:numPr>
       </w:pPr>
-      <w:r>
-        <w:t>Participant tiles – карточки участников с индивидуальной статистикой;</w:t>
+      <w:proofErr w:type="spellStart"/>
+      <w:r>
+        <w:t>Participant</w:t>
+      </w:r>
+      <w:proofErr w:type="spellEnd"/>
+      <w:r>
+        <w:t xml:space="preserve"> </w:t>
+      </w:r>
+      <w:proofErr w:type="spellStart"/>
+      <w:r>
+        <w:t>tiles</w:t>
+      </w:r>
+      <w:proofErr w:type="spellEnd"/>
+      <w:r>
+        <w:t xml:space="preserve"> – карточки участников с индивидуальной статистикой;</w:t>
       </w:r>
     </w:p>
     <w:p>
@@ -22652,8 +24462,13 @@
           <w:numId w:val="4"/>
         </w:numPr>
       </w:pPr>
-      <w:r>
-        <w:t>Timelines – временные шкалы изменения эмоций и активности;</w:t>
+      <w:proofErr w:type="spellStart"/>
+      <w:r>
+        <w:t>Timelines</w:t>
+      </w:r>
+      <w:proofErr w:type="spellEnd"/>
+      <w:r>
+        <w:t xml:space="preserve"> – временные шкалы изменения эмоций и активности;</w:t>
       </w:r>
     </w:p>
     <w:p>
@@ -22665,7 +24480,31 @@
         </w:numPr>
       </w:pPr>
       <w:r>
-        <w:t>Face tracking summary – сводка по трекингу лиц (при наличии данных от MediaPipe);</w:t>
+        <w:t xml:space="preserve">Face </w:t>
+      </w:r>
+      <w:proofErr w:type="spellStart"/>
+      <w:r>
+        <w:t>tracking</w:t>
+      </w:r>
+      <w:proofErr w:type="spellEnd"/>
+      <w:r>
+        <w:t xml:space="preserve"> </w:t>
+      </w:r>
+      <w:proofErr w:type="spellStart"/>
+      <w:r>
+        <w:t>summary</w:t>
+      </w:r>
+      <w:proofErr w:type="spellEnd"/>
+      <w:r>
+        <w:t xml:space="preserve"> – сводка по трекингу лиц (при наличии данных от </w:t>
+      </w:r>
+      <w:proofErr w:type="spellStart"/>
+      <w:r>
+        <w:t>MediaPipe</w:t>
+      </w:r>
+      <w:proofErr w:type="spellEnd"/>
+      <w:r>
+        <w:t>);</w:t>
       </w:r>
     </w:p>
     <w:p>
@@ -22676,9 +24515,14 @@
           <w:numId w:val="4"/>
         </w:numPr>
       </w:pPr>
+      <w:proofErr w:type="spellStart"/>
       <w:r>
         <w:lastRenderedPageBreak/>
-        <w:t>Observations – наблюдения и рекомендации.</w:t>
+        <w:t>Observations</w:t>
+      </w:r>
+      <w:proofErr w:type="spellEnd"/>
+      <w:r>
+        <w:t xml:space="preserve"> – наблюдения и рекомендации.</w:t>
       </w:r>
     </w:p>
     <w:p>
@@ -22713,7 +24557,15 @@
         <w:contextualSpacing/>
       </w:pPr>
       <w:r>
-        <w:t>В качестве СУБД выбрана PostgreSQL. Схема данных управляется через файловые миграции. Ключевые таблицы:</w:t>
+        <w:t xml:space="preserve">В качестве СУБД выбрана </w:t>
+      </w:r>
+      <w:proofErr w:type="spellStart"/>
+      <w:r>
+        <w:t>PostgreSQL</w:t>
+      </w:r>
+      <w:proofErr w:type="spellEnd"/>
+      <w:r>
+        <w:t>. Схема данных управляется через файловые миграции. Ключевые таблицы:</w:t>
       </w:r>
     </w:p>
     <w:p>
@@ -22803,7 +24655,31 @@
         <w:contextualSpacing/>
       </w:pPr>
       <w:r>
-        <w:t>Интеграция всех модулей обеспечивается согласованными контрактами обмена данными и оркестрацией через Docker Compose. Полный цикл работы системы выглядит следующим образом:</w:t>
+        <w:t xml:space="preserve">Интеграция всех модулей обеспечивается согласованными контрактами обмена данными и </w:t>
+      </w:r>
+      <w:proofErr w:type="spellStart"/>
+      <w:r>
+        <w:t>оркестрацией</w:t>
+      </w:r>
+      <w:proofErr w:type="spellEnd"/>
+      <w:r>
+        <w:t xml:space="preserve"> через </w:t>
+      </w:r>
+      <w:proofErr w:type="spellStart"/>
+      <w:r>
+        <w:t>Docker</w:t>
+      </w:r>
+      <w:proofErr w:type="spellEnd"/>
+      <w:r>
+        <w:t xml:space="preserve"> </w:t>
+      </w:r>
+      <w:proofErr w:type="spellStart"/>
+      <w:r>
+        <w:t>Compose</w:t>
+      </w:r>
+      <w:proofErr w:type="spellEnd"/>
+      <w:r>
+        <w:t>. Полный цикл работы системы выглядит следующим образом:</w:t>
       </w:r>
     </w:p>
     <w:p>
@@ -22828,7 +24704,15 @@
       </w:pPr>
       <w:r>
         <w:lastRenderedPageBreak/>
-        <w:t>Клиент устанавливает WebSocket-соединение, отправляет сообщение о присоединении, запускает захват аудио и периодический сбор кадров.</w:t>
+        <w:t xml:space="preserve">Клиент устанавливает </w:t>
+      </w:r>
+      <w:proofErr w:type="spellStart"/>
+      <w:r>
+        <w:t>WebSocket</w:t>
+      </w:r>
+      <w:proofErr w:type="spellEnd"/>
+      <w:r>
+        <w:t>-соединение, отправляет сообщение о присоединении, запускает захват аудио и периодический сбор кадров.</w:t>
       </w:r>
     </w:p>
     <w:p>
@@ -22852,7 +24736,15 @@
         <w:contextualSpacing/>
       </w:pPr>
       <w:r>
-        <w:t>Результаты анализа возвращаются на сервер, записываются в PostgreSQL и транслируются клиентам в реальном времени.</w:t>
+        <w:t xml:space="preserve">Результаты анализа возвращаются на сервер, записываются в </w:t>
+      </w:r>
+      <w:proofErr w:type="spellStart"/>
+      <w:r>
+        <w:t>PostgreSQL</w:t>
+      </w:r>
+      <w:proofErr w:type="spellEnd"/>
+      <w:r>
+        <w:t xml:space="preserve"> и транслируются клиентам в реальном времени.</w:t>
       </w:r>
     </w:p>
     <w:p>
@@ -22876,7 +24768,23 @@
         </w:numPr>
       </w:pPr>
       <w:r>
-        <w:t>Автоматизация процессов разработки реализована через CI/CD-пайплайн, который выполняет статический анализ кода, запуск модульных тестов и сборку Docker-образов. Такой подход обеспечивает воспроизводимость среды развёртывания и раннее выявление регрессионных ошибок.</w:t>
+        <w:t>Автоматизация процессов разработки реализована через CI/CD-</w:t>
+      </w:r>
+      <w:proofErr w:type="spellStart"/>
+      <w:r>
+        <w:t>пайплайн</w:t>
+      </w:r>
+      <w:proofErr w:type="spellEnd"/>
+      <w:r>
+        <w:t xml:space="preserve">, который выполняет статический анализ кода, запуск модульных тестов и сборку </w:t>
+      </w:r>
+      <w:proofErr w:type="spellStart"/>
+      <w:r>
+        <w:t>Docker</w:t>
+      </w:r>
+      <w:proofErr w:type="spellEnd"/>
+      <w:r>
+        <w:t>-образов. Такой подход обеспечивает воспроизводимость среды развёртывания и раннее выявление регрессионных ошибок.</w:t>
       </w:r>
     </w:p>
     <w:p>
@@ -22884,7 +24792,23 @@
         <w:contextualSpacing/>
       </w:pPr>
       <w:r>
-        <w:t>Разработанный программный комплекс прошёл тестирование на ключевых сценариях использования: безопасная авторизация, обмен медиаданными с минимальной задержкой, мультимодальный анализ в реальном времени и формирование структурированных отчётов. Модульная архитектура системы создаёт основу для дальнейшего развития: замены эвристических алгоритмов на обученные модели агрегации, добавления функции записи видеовстреч и расширения аналитических метрик без необходимости пересмотра базовой архитектуры</w:t>
+        <w:t xml:space="preserve">Разработанный программный комплекс прошёл тестирование на ключевых сценариях использования: безопасная авторизация, обмен </w:t>
+      </w:r>
+      <w:proofErr w:type="spellStart"/>
+      <w:r>
+        <w:t>медиаданными</w:t>
+      </w:r>
+      <w:proofErr w:type="spellEnd"/>
+      <w:r>
+        <w:t xml:space="preserve"> с минимальной задержкой, мультимодальный анализ в реальном времени и формирование структурированных отчётов. Модульная архитектура системы создаёт основу для дальнейшего развития: замены эвристических алгоритмов на обученные модели агрегации, добавления функции записи </w:t>
+      </w:r>
+      <w:proofErr w:type="spellStart"/>
+      <w:r>
+        <w:t>видеовстреч</w:t>
+      </w:r>
+      <w:proofErr w:type="spellEnd"/>
+      <w:r>
+        <w:t xml:space="preserve"> и расширения аналитических метрик без необходимости пересмотра базовой архитектуры</w:t>
       </w:r>
       <w:r>
         <w:t>.</w:t>
@@ -22973,7 +24897,39 @@
           <w:rFonts w:cs="Times New Roman"/>
           <w:lang w:bidi="ru-RU"/>
         </w:rPr>
-        <w:t>спроектирована и реализована клиент-серверная архитектура системы, обеспечивающая обмен медиаданными в режиме реального времени с использованием протокола WebSocket;</w:t>
+        <w:t xml:space="preserve">спроектирована и реализована клиент-серверная архитектура системы, обеспечивающая обмен </w:t>
+      </w:r>
+      <w:proofErr w:type="spellStart"/>
+      <w:r>
+        <w:rPr>
+          <w:rFonts w:cs="Times New Roman"/>
+          <w:lang w:bidi="ru-RU"/>
+        </w:rPr>
+        <w:t>медиаданными</w:t>
+      </w:r>
+      <w:proofErr w:type="spellEnd"/>
+      <w:r>
+        <w:rPr>
+          <w:rFonts w:cs="Times New Roman"/>
+          <w:lang w:bidi="ru-RU"/>
+        </w:rPr>
+        <w:t xml:space="preserve"> в режиме реального времени с использованием протокола </w:t>
+      </w:r>
+      <w:proofErr w:type="spellStart"/>
+      <w:r>
+        <w:rPr>
+          <w:rFonts w:cs="Times New Roman"/>
+          <w:lang w:bidi="ru-RU"/>
+        </w:rPr>
+        <w:t>WebSocket</w:t>
+      </w:r>
+      <w:proofErr w:type="spellEnd"/>
+      <w:r>
+        <w:rPr>
+          <w:rFonts w:cs="Times New Roman"/>
+          <w:lang w:bidi="ru-RU"/>
+        </w:rPr>
+        <w:t>;</w:t>
       </w:r>
     </w:p>
     <w:p>
@@ -22993,7 +24949,23 @@
           <w:rFonts w:cs="Times New Roman"/>
           <w:lang w:bidi="ru-RU"/>
         </w:rPr>
-        <w:t>разработан модуль аутентификации пользователей с применением токенов JWT, алгоритма хеширования bcrypt и механизмов защиты от подбора учётных данных;</w:t>
+        <w:t xml:space="preserve">разработан модуль аутентификации пользователей с применением токенов JWT, алгоритма хеширования </w:t>
+      </w:r>
+      <w:proofErr w:type="spellStart"/>
+      <w:r>
+        <w:rPr>
+          <w:rFonts w:cs="Times New Roman"/>
+          <w:lang w:bidi="ru-RU"/>
+        </w:rPr>
+        <w:t>bcrypt</w:t>
+      </w:r>
+      <w:proofErr w:type="spellEnd"/>
+      <w:r>
+        <w:rPr>
+          <w:rFonts w:cs="Times New Roman"/>
+          <w:lang w:bidi="ru-RU"/>
+        </w:rPr>
+        <w:t xml:space="preserve"> и механизмов защиты от подбора учётных данных;</w:t>
       </w:r>
     </w:p>
     <w:p>
@@ -23033,7 +25005,71 @@
           <w:rFonts w:cs="Times New Roman"/>
           <w:lang w:bidi="ru-RU"/>
         </w:rPr>
-        <w:t>интегрированы нейросетевые модели для детекции лиц и классификации базовых эмоциональных состояний (DeepFace, MediaPipe Face Landmarker), а также для автоматического распознавания речи (faster-whisper);</w:t>
+        <w:t>интегрированы нейросетевые модели для детекции лиц и классификации базовых эмоциональных состояний (</w:t>
+      </w:r>
+      <w:proofErr w:type="spellStart"/>
+      <w:r>
+        <w:rPr>
+          <w:rFonts w:cs="Times New Roman"/>
+          <w:lang w:bidi="ru-RU"/>
+        </w:rPr>
+        <w:t>DeepFace</w:t>
+      </w:r>
+      <w:proofErr w:type="spellEnd"/>
+      <w:r>
+        <w:rPr>
+          <w:rFonts w:cs="Times New Roman"/>
+          <w:lang w:bidi="ru-RU"/>
+        </w:rPr>
+        <w:t xml:space="preserve">, </w:t>
+      </w:r>
+      <w:proofErr w:type="spellStart"/>
+      <w:r>
+        <w:rPr>
+          <w:rFonts w:cs="Times New Roman"/>
+          <w:lang w:bidi="ru-RU"/>
+        </w:rPr>
+        <w:t>MediaPipe</w:t>
+      </w:r>
+      <w:proofErr w:type="spellEnd"/>
+      <w:r>
+        <w:rPr>
+          <w:rFonts w:cs="Times New Roman"/>
+          <w:lang w:bidi="ru-RU"/>
+        </w:rPr>
+        <w:t xml:space="preserve"> Face </w:t>
+      </w:r>
+      <w:proofErr w:type="spellStart"/>
+      <w:r>
+        <w:rPr>
+          <w:rFonts w:cs="Times New Roman"/>
+          <w:lang w:bidi="ru-RU"/>
+        </w:rPr>
+        <w:t>Landmarker</w:t>
+      </w:r>
+      <w:proofErr w:type="spellEnd"/>
+      <w:r>
+        <w:rPr>
+          <w:rFonts w:cs="Times New Roman"/>
+          <w:lang w:bidi="ru-RU"/>
+        </w:rPr>
+        <w:t>), а также для автоматического распознавания речи (</w:t>
+      </w:r>
+      <w:proofErr w:type="spellStart"/>
+      <w:r>
+        <w:rPr>
+          <w:rFonts w:cs="Times New Roman"/>
+          <w:lang w:bidi="ru-RU"/>
+        </w:rPr>
+        <w:t>faster-whisper</w:t>
+      </w:r>
+      <w:proofErr w:type="spellEnd"/>
+      <w:r>
+        <w:rPr>
+          <w:rFonts w:cs="Times New Roman"/>
+          <w:lang w:bidi="ru-RU"/>
+        </w:rPr>
+        <w:t>);</w:t>
       </w:r>
     </w:p>
     <w:p>
@@ -23073,7 +25109,39 @@
           <w:rFonts w:cs="Times New Roman"/>
           <w:lang w:bidi="ru-RU"/>
         </w:rPr>
-        <w:t>реализован эвристический механизм формирования аналитических отчётов (late fusion), обеспечивающий агрегацию статистики эмоциональных состояний, временных меток активности и ключевых фрагментов транскрипции.</w:t>
+        <w:t>реализован эвристический механизм формирования аналитических отчётов (</w:t>
+      </w:r>
+      <w:proofErr w:type="spellStart"/>
+      <w:r>
+        <w:rPr>
+          <w:rFonts w:cs="Times New Roman"/>
+          <w:lang w:bidi="ru-RU"/>
+        </w:rPr>
+        <w:t>late</w:t>
+      </w:r>
+      <w:proofErr w:type="spellEnd"/>
+      <w:r>
+        <w:rPr>
+          <w:rFonts w:cs="Times New Roman"/>
+          <w:lang w:bidi="ru-RU"/>
+        </w:rPr>
+        <w:t xml:space="preserve"> </w:t>
+      </w:r>
+      <w:proofErr w:type="spellStart"/>
+      <w:r>
+        <w:rPr>
+          <w:rFonts w:cs="Times New Roman"/>
+          <w:lang w:bidi="ru-RU"/>
+        </w:rPr>
+        <w:t>fusion</w:t>
+      </w:r>
+      <w:proofErr w:type="spellEnd"/>
+      <w:r>
+        <w:rPr>
+          <w:rFonts w:cs="Times New Roman"/>
+          <w:lang w:bidi="ru-RU"/>
+        </w:rPr>
+        <w:t>), обеспечивающий агрегацию статистики эмоциональных состояний, временных меток активности и ключевых фрагментов транскрипции.</w:t>
       </w:r>
     </w:p>
     <w:p>
@@ -23276,7 +25344,21 @@
         <w:rPr>
           <w:lang w:bidi="ru-RU"/>
         </w:rPr>
-        <w:t>Реализован серверный модуль управления сессиями на языке Go с поддержкой REST API и WebSocket-коммуникации.</w:t>
+        <w:t xml:space="preserve">Реализован серверный модуль управления сессиями на языке Go с поддержкой REST API и </w:t>
+      </w:r>
+      <w:proofErr w:type="spellStart"/>
+      <w:r>
+        <w:rPr>
+          <w:lang w:bidi="ru-RU"/>
+        </w:rPr>
+        <w:t>WebSocket</w:t>
+      </w:r>
+      <w:proofErr w:type="spellEnd"/>
+      <w:r>
+        <w:rPr>
+          <w:lang w:bidi="ru-RU"/>
+        </w:rPr>
+        <w:t>-коммуникации.</w:t>
       </w:r>
     </w:p>
     <w:p>
@@ -23294,7 +25376,35 @@
         <w:rPr>
           <w:lang w:bidi="ru-RU"/>
         </w:rPr>
-        <w:t>Разработан пользовательский интерфейс на базе React и TypeScript, обеспечивающий проведение видеоконференций и визуализацию аналитических данных.</w:t>
+        <w:t xml:space="preserve">Разработан пользовательский интерфейс на базе </w:t>
+      </w:r>
+      <w:proofErr w:type="spellStart"/>
+      <w:r>
+        <w:rPr>
+          <w:lang w:bidi="ru-RU"/>
+        </w:rPr>
+        <w:t>React</w:t>
+      </w:r>
+      <w:proofErr w:type="spellEnd"/>
+      <w:r>
+        <w:rPr>
+          <w:lang w:bidi="ru-RU"/>
+        </w:rPr>
+        <w:t xml:space="preserve"> и </w:t>
+      </w:r>
+      <w:proofErr w:type="spellStart"/>
+      <w:r>
+        <w:rPr>
+          <w:lang w:bidi="ru-RU"/>
+        </w:rPr>
+        <w:t>TypeScript</w:t>
+      </w:r>
+      <w:proofErr w:type="spellEnd"/>
+      <w:r>
+        <w:rPr>
+          <w:lang w:bidi="ru-RU"/>
+        </w:rPr>
+        <w:t>, обеспечивающий проведение видеоконференций и визуализацию аналитических данных.</w:t>
       </w:r>
     </w:p>
     <w:p>
@@ -23312,7 +25422,63 @@
         <w:rPr>
           <w:lang w:bidi="ru-RU"/>
         </w:rPr>
-        <w:t>Реализованы модули искусственного интеллекта для анализа выражений лица (DeepFace, MediaPipe) и распознавания речи (Whisper / faster-whisper).</w:t>
+        <w:t>Реализованы модули искусственного интеллекта для анализа выражений лица (</w:t>
+      </w:r>
+      <w:proofErr w:type="spellStart"/>
+      <w:r>
+        <w:rPr>
+          <w:lang w:bidi="ru-RU"/>
+        </w:rPr>
+        <w:t>DeepFace</w:t>
+      </w:r>
+      <w:proofErr w:type="spellEnd"/>
+      <w:r>
+        <w:rPr>
+          <w:lang w:bidi="ru-RU"/>
+        </w:rPr>
+        <w:t xml:space="preserve">, </w:t>
+      </w:r>
+      <w:proofErr w:type="spellStart"/>
+      <w:r>
+        <w:rPr>
+          <w:lang w:bidi="ru-RU"/>
+        </w:rPr>
+        <w:t>MediaPipe</w:t>
+      </w:r>
+      <w:proofErr w:type="spellEnd"/>
+      <w:r>
+        <w:rPr>
+          <w:lang w:bidi="ru-RU"/>
+        </w:rPr>
+        <w:t>) и распознавания речи (</w:t>
+      </w:r>
+      <w:proofErr w:type="spellStart"/>
+      <w:r>
+        <w:rPr>
+          <w:lang w:bidi="ru-RU"/>
+        </w:rPr>
+        <w:t>Whisper</w:t>
+      </w:r>
+      <w:proofErr w:type="spellEnd"/>
+      <w:r>
+        <w:rPr>
+          <w:lang w:bidi="ru-RU"/>
+        </w:rPr>
+        <w:t xml:space="preserve"> / </w:t>
+      </w:r>
+      <w:proofErr w:type="spellStart"/>
+      <w:r>
+        <w:rPr>
+          <w:lang w:bidi="ru-RU"/>
+        </w:rPr>
+        <w:t>faster-whisper</w:t>
+      </w:r>
+      <w:proofErr w:type="spellEnd"/>
+      <w:r>
+        <w:rPr>
+          <w:lang w:bidi="ru-RU"/>
+        </w:rPr>
+        <w:t>).</w:t>
       </w:r>
     </w:p>
     <w:p>
@@ -23330,7 +25496,21 @@
         <w:rPr>
           <w:lang w:bidi="ru-RU"/>
         </w:rPr>
-        <w:t>Спроектирован и реализован механизм хранения мультимодальных данных в СУБД PostgreSQL с использованием формата JSONB.</w:t>
+        <w:t xml:space="preserve">Спроектирован и реализован механизм хранения мультимодальных данных в СУБД </w:t>
+      </w:r>
+      <w:proofErr w:type="spellStart"/>
+      <w:r>
+        <w:rPr>
+          <w:lang w:bidi="ru-RU"/>
+        </w:rPr>
+        <w:t>PostgreSQL</w:t>
+      </w:r>
+      <w:proofErr w:type="spellEnd"/>
+      <w:r>
+        <w:rPr>
+          <w:lang w:bidi="ru-RU"/>
+        </w:rPr>
+        <w:t xml:space="preserve"> с использованием формата JSONB.</w:t>
       </w:r>
     </w:p>
     <w:p>
@@ -23348,7 +25528,35 @@
         <w:rPr>
           <w:lang w:bidi="ru-RU"/>
         </w:rPr>
-        <w:t>Разработан модуль формирования аналитических отчётов на основе эвристического объединения (late fusion) признаков.</w:t>
+        <w:t>Разработан модуль формирования аналитических отчётов на основе эвристического объединения (</w:t>
+      </w:r>
+      <w:proofErr w:type="spellStart"/>
+      <w:r>
+        <w:rPr>
+          <w:lang w:bidi="ru-RU"/>
+        </w:rPr>
+        <w:t>late</w:t>
+      </w:r>
+      <w:proofErr w:type="spellEnd"/>
+      <w:r>
+        <w:rPr>
+          <w:lang w:bidi="ru-RU"/>
+        </w:rPr>
+        <w:t xml:space="preserve"> </w:t>
+      </w:r>
+      <w:proofErr w:type="spellStart"/>
+      <w:r>
+        <w:rPr>
+          <w:lang w:bidi="ru-RU"/>
+        </w:rPr>
+        <w:t>fusion</w:t>
+      </w:r>
+      <w:proofErr w:type="spellEnd"/>
+      <w:r>
+        <w:rPr>
+          <w:lang w:bidi="ru-RU"/>
+        </w:rPr>
+        <w:t>) признаков.</w:t>
       </w:r>
     </w:p>
     <w:p>
@@ -23367,7 +25575,35 @@
           <w:lang w:bidi="ru-RU"/>
         </w:rPr>
         <w:lastRenderedPageBreak/>
-        <w:t>Обеспечена интеграция всех компонентов системы с использованием Docker Compose и проведено комплексное тестирование основных сценариев работы.</w:t>
+        <w:t xml:space="preserve">Обеспечена интеграция всех компонентов системы с использованием </w:t>
+      </w:r>
+      <w:proofErr w:type="spellStart"/>
+      <w:r>
+        <w:rPr>
+          <w:lang w:bidi="ru-RU"/>
+        </w:rPr>
+        <w:t>Docker</w:t>
+      </w:r>
+      <w:proofErr w:type="spellEnd"/>
+      <w:r>
+        <w:rPr>
+          <w:lang w:bidi="ru-RU"/>
+        </w:rPr>
+        <w:t xml:space="preserve"> </w:t>
+      </w:r>
+      <w:proofErr w:type="spellStart"/>
+      <w:r>
+        <w:rPr>
+          <w:lang w:bidi="ru-RU"/>
+        </w:rPr>
+        <w:t>Compose</w:t>
+      </w:r>
+      <w:proofErr w:type="spellEnd"/>
+      <w:r>
+        <w:rPr>
+          <w:lang w:bidi="ru-RU"/>
+        </w:rPr>
+        <w:t xml:space="preserve"> и проведено комплексное тестирование основных сценариев работы.</w:t>
       </w:r>
     </w:p>
     <w:p>
@@ -23409,7 +25645,35 @@
         <w:rPr>
           <w:lang w:bidi="ru-RU"/>
         </w:rPr>
-        <w:t>Перспективы дальнейшего развития проекта включают замену эвристического механизма формирования отчётов на нейросетевую модель агрегации признаков, оптимизацию потоковой транскрибации речи (streaming ASR), реализацию функции записи и последующего анализа видеоконференций, а также расширение аналитических метрик за счёт интеграции с корпоративными HRM-системами и инструментами управления проектами.</w:t>
+        <w:t xml:space="preserve">Перспективы дальнейшего развития проекта включают замену эвристического механизма формирования отчётов на нейросетевую модель агрегации признаков, оптимизацию потоковой </w:t>
+      </w:r>
+      <w:proofErr w:type="spellStart"/>
+      <w:r>
+        <w:rPr>
+          <w:lang w:bidi="ru-RU"/>
+        </w:rPr>
+        <w:t>транскрибации</w:t>
+      </w:r>
+      <w:proofErr w:type="spellEnd"/>
+      <w:r>
+        <w:rPr>
+          <w:lang w:bidi="ru-RU"/>
+        </w:rPr>
+        <w:t xml:space="preserve"> речи (</w:t>
+      </w:r>
+      <w:proofErr w:type="spellStart"/>
+      <w:r>
+        <w:rPr>
+          <w:lang w:bidi="ru-RU"/>
+        </w:rPr>
+        <w:t>streaming</w:t>
+      </w:r>
+      <w:proofErr w:type="spellEnd"/>
+      <w:r>
+        <w:rPr>
+          <w:lang w:bidi="ru-RU"/>
+        </w:rPr>
+        <w:t xml:space="preserve"> ASR), реализацию функции записи и последующего анализа видеоконференций, а также расширение аналитических метрик за счёт интеграции с корпоративными HRM-системами и инструментами управления проектами.</w:t>
       </w:r>
     </w:p>
     <w:p>
@@ -23485,12 +25749,37 @@
           <w:lang w:val="en-US" w:bidi="ru-RU"/>
         </w:rPr>
       </w:pPr>
+      <w:proofErr w:type="spellStart"/>
       <w:r>
         <w:rPr>
           <w:rFonts w:cs="Times New Roman"/>
           <w:lang w:val="en-US" w:bidi="ru-RU"/>
         </w:rPr>
-        <w:t>Bradski G., Kaehler A. Learning OpenCV: Computer Vision with the OpenCV Library. – Sebastopol : O’Reilly Media, 2008. – 555 p. – ISBN 978-0-596-51613-0.</w:t>
+        <w:t>Bradski</w:t>
+      </w:r>
+      <w:proofErr w:type="spellEnd"/>
+      <w:r>
+        <w:rPr>
+          <w:rFonts w:cs="Times New Roman"/>
+          <w:lang w:val="en-US" w:bidi="ru-RU"/>
+        </w:rPr>
+        <w:t xml:space="preserve"> G., </w:t>
+      </w:r>
+      <w:proofErr w:type="spellStart"/>
+      <w:r>
+        <w:rPr>
+          <w:rFonts w:cs="Times New Roman"/>
+          <w:lang w:val="en-US" w:bidi="ru-RU"/>
+        </w:rPr>
+        <w:t>Kaehler</w:t>
+      </w:r>
+      <w:proofErr w:type="spellEnd"/>
+      <w:r>
+        <w:rPr>
+          <w:rFonts w:cs="Times New Roman"/>
+          <w:lang w:val="en-US" w:bidi="ru-RU"/>
+        </w:rPr>
+        <w:t xml:space="preserve"> A. Learning OpenCV: Computer Vision with the OpenCV Library. – Sebastopol : O’Reilly Media, 2008. – 555 p. – ISBN 978-0-596-51613-0.</w:t>
       </w:r>
     </w:p>
     <w:p>
@@ -23511,7 +25800,71 @@
           <w:rFonts w:cs="Times New Roman"/>
           <w:lang w:val="en-US" w:bidi="ru-RU"/>
         </w:rPr>
-        <w:t>Vaswani A., Shazeer N., Parmar N. et al. Attention Is All You Need // Advances in Neural Information Processing Systems (NeurIPS). – 2017. – Vol. 30. – URL: https://arxiv.org/abs/1706.03762 (дата обращения: 10.05.2026).</w:t>
+        <w:t xml:space="preserve">Vaswani A., </w:t>
+      </w:r>
+      <w:proofErr w:type="spellStart"/>
+      <w:r>
+        <w:rPr>
+          <w:rFonts w:cs="Times New Roman"/>
+          <w:lang w:val="en-US" w:bidi="ru-RU"/>
+        </w:rPr>
+        <w:t>Shazeer</w:t>
+      </w:r>
+      <w:proofErr w:type="spellEnd"/>
+      <w:r>
+        <w:rPr>
+          <w:rFonts w:cs="Times New Roman"/>
+          <w:lang w:val="en-US" w:bidi="ru-RU"/>
+        </w:rPr>
+        <w:t xml:space="preserve"> N., Parmar N. et al. Attention Is All You Need // Advances in Neural Information Processing Systems (</w:t>
+      </w:r>
+      <w:proofErr w:type="spellStart"/>
+      <w:r>
+        <w:rPr>
+          <w:rFonts w:cs="Times New Roman"/>
+          <w:lang w:val="en-US" w:bidi="ru-RU"/>
+        </w:rPr>
+        <w:t>NeurIPS</w:t>
+      </w:r>
+      <w:proofErr w:type="spellEnd"/>
+      <w:r>
+        <w:rPr>
+          <w:rFonts w:cs="Times New Roman"/>
+          <w:lang w:val="en-US" w:bidi="ru-RU"/>
+        </w:rPr>
+        <w:t>). – 2017. – Vol. 30. – URL: https://arxiv.org/abs/1706.03762 (</w:t>
+      </w:r>
+      <w:proofErr w:type="spellStart"/>
+      <w:r>
+        <w:rPr>
+          <w:rFonts w:cs="Times New Roman"/>
+          <w:lang w:val="en-US" w:bidi="ru-RU"/>
+        </w:rPr>
+        <w:t>дата</w:t>
+      </w:r>
+      <w:proofErr w:type="spellEnd"/>
+      <w:r>
+        <w:rPr>
+          <w:rFonts w:cs="Times New Roman"/>
+          <w:lang w:val="en-US" w:bidi="ru-RU"/>
+        </w:rPr>
+        <w:t xml:space="preserve"> </w:t>
+      </w:r>
+      <w:proofErr w:type="spellStart"/>
+      <w:r>
+        <w:rPr>
+          <w:rFonts w:cs="Times New Roman"/>
+          <w:lang w:val="en-US" w:bidi="ru-RU"/>
+        </w:rPr>
+        <w:t>обращения</w:t>
+      </w:r>
+      <w:proofErr w:type="spellEnd"/>
+      <w:r>
+        <w:rPr>
+          <w:rFonts w:cs="Times New Roman"/>
+          <w:lang w:val="en-US" w:bidi="ru-RU"/>
+        </w:rPr>
+        <w:t>: 10.05.2026).</w:t>
       </w:r>
       <w:bookmarkEnd w:id="72"/>
     </w:p>
@@ -23533,7 +25886,39 @@
           <w:rFonts w:cs="Times New Roman"/>
           <w:lang w:val="en-US" w:bidi="ru-RU"/>
         </w:rPr>
-        <w:t>Radford A., Kim J. W., Xu T. et al. Robust Speech Recognition via Large-Scale Weak Supervision // Proceedings of the 40th International Conference on Machine Learning (ICML). – 2023. – URL: https://arxiv.org/abs/2212.04356 (дата обращения: 10.05.2026).</w:t>
+        <w:t>Radford A., Kim J. W., Xu T. et al. Robust Speech Recognition via Large-Scale Weak Supervision // Proceedings of the 40th International Conference on Machine Learning (ICML). – 2023. – URL: https://arxiv.org/abs/2212.04356 (</w:t>
+      </w:r>
+      <w:proofErr w:type="spellStart"/>
+      <w:r>
+        <w:rPr>
+          <w:rFonts w:cs="Times New Roman"/>
+          <w:lang w:val="en-US" w:bidi="ru-RU"/>
+        </w:rPr>
+        <w:t>дата</w:t>
+      </w:r>
+      <w:proofErr w:type="spellEnd"/>
+      <w:r>
+        <w:rPr>
+          <w:rFonts w:cs="Times New Roman"/>
+          <w:lang w:val="en-US" w:bidi="ru-RU"/>
+        </w:rPr>
+        <w:t xml:space="preserve"> </w:t>
+      </w:r>
+      <w:proofErr w:type="spellStart"/>
+      <w:r>
+        <w:rPr>
+          <w:rFonts w:cs="Times New Roman"/>
+          <w:lang w:val="en-US" w:bidi="ru-RU"/>
+        </w:rPr>
+        <w:t>обращения</w:t>
+      </w:r>
+      <w:proofErr w:type="spellEnd"/>
+      <w:r>
+        <w:rPr>
+          <w:rFonts w:cs="Times New Roman"/>
+          <w:lang w:val="en-US" w:bidi="ru-RU"/>
+        </w:rPr>
+        <w:t>: 10.05.2026).</w:t>
       </w:r>
       <w:bookmarkEnd w:id="73"/>
     </w:p>
@@ -23555,7 +25940,55 @@
           <w:rFonts w:cs="Times New Roman"/>
           <w:lang w:val="en-US" w:bidi="ru-RU"/>
         </w:rPr>
-        <w:t>Zhang K., Zhang Z., Li Z., Qiao Y. Joint Face Detection and Alignment Using Multi-Task Cascaded Convolutional Networks // IEEE Signal Processing Letters. – 2016. – Vol. 23, № 10. – P. 1499–1503. – URL: https://arxiv.org/abs/1604.02878 (дата обращения: 10.05.2026).</w:t>
+        <w:t xml:space="preserve">Zhang K., Zhang Z., Li Z., </w:t>
+      </w:r>
+      <w:proofErr w:type="spellStart"/>
+      <w:r>
+        <w:rPr>
+          <w:rFonts w:cs="Times New Roman"/>
+          <w:lang w:val="en-US" w:bidi="ru-RU"/>
+        </w:rPr>
+        <w:t>Qiao</w:t>
+      </w:r>
+      <w:proofErr w:type="spellEnd"/>
+      <w:r>
+        <w:rPr>
+          <w:rFonts w:cs="Times New Roman"/>
+          <w:lang w:val="en-US" w:bidi="ru-RU"/>
+        </w:rPr>
+        <w:t xml:space="preserve"> Y. Joint Face Detection and Alignment Using Multi-Task Cascaded Convolutional Networks // IEEE Signal Processing Letters. – 2016. – Vol. 23, № 10. – P. 1499–1503. – URL: https://arxiv.org/abs/1604.02878 (</w:t>
+      </w:r>
+      <w:proofErr w:type="spellStart"/>
+      <w:r>
+        <w:rPr>
+          <w:rFonts w:cs="Times New Roman"/>
+          <w:lang w:val="en-US" w:bidi="ru-RU"/>
+        </w:rPr>
+        <w:t>дата</w:t>
+      </w:r>
+      <w:proofErr w:type="spellEnd"/>
+      <w:r>
+        <w:rPr>
+          <w:rFonts w:cs="Times New Roman"/>
+          <w:lang w:val="en-US" w:bidi="ru-RU"/>
+        </w:rPr>
+        <w:t xml:space="preserve"> </w:t>
+      </w:r>
+      <w:proofErr w:type="spellStart"/>
+      <w:r>
+        <w:rPr>
+          <w:rFonts w:cs="Times New Roman"/>
+          <w:lang w:val="en-US" w:bidi="ru-RU"/>
+        </w:rPr>
+        <w:t>обращения</w:t>
+      </w:r>
+      <w:proofErr w:type="spellEnd"/>
+      <w:r>
+        <w:rPr>
+          <w:rFonts w:cs="Times New Roman"/>
+          <w:lang w:val="en-US" w:bidi="ru-RU"/>
+        </w:rPr>
+        <w:t>: 10.05.2026).</w:t>
       </w:r>
       <w:bookmarkEnd w:id="74"/>
     </w:p>
@@ -23572,12 +26005,69 @@
         </w:rPr>
       </w:pPr>
       <w:bookmarkStart w:id="75" w:name="_Ref229768360"/>
+      <w:proofErr w:type="spellStart"/>
       <w:r>
         <w:rPr>
           <w:rFonts w:cs="Times New Roman"/>
           <w:lang w:val="en-US" w:bidi="ru-RU"/>
         </w:rPr>
-        <w:t>Parkhi O. M., Vedaldi A., Zisserman A. Deep Face Recognition // Proceedings of the British Machine Vision Conference (BMVC). – 2015. – URL: https://www.robots.ox.ac.uk/~vgg/publications/2015/Parkhi15/parkhi15.pdf (дата обращения: 10.05.2026).</w:t>
+        <w:t>Parkhi</w:t>
+      </w:r>
+      <w:proofErr w:type="spellEnd"/>
+      <w:r>
+        <w:rPr>
+          <w:rFonts w:cs="Times New Roman"/>
+          <w:lang w:val="en-US" w:bidi="ru-RU"/>
+        </w:rPr>
+        <w:t xml:space="preserve"> O. M., </w:t>
+      </w:r>
+      <w:proofErr w:type="spellStart"/>
+      <w:r>
+        <w:rPr>
+          <w:rFonts w:cs="Times New Roman"/>
+          <w:lang w:val="en-US" w:bidi="ru-RU"/>
+        </w:rPr>
+        <w:t>Vedaldi</w:t>
+      </w:r>
+      <w:proofErr w:type="spellEnd"/>
+      <w:r>
+        <w:rPr>
+          <w:rFonts w:cs="Times New Roman"/>
+          <w:lang w:val="en-US" w:bidi="ru-RU"/>
+        </w:rPr>
+        <w:t xml:space="preserve"> A., Zisserman A. Deep Face Recognition // Proceedings of the British Machine Vision Conference (BMVC). – 2015. – URL: https://www.robots.ox.ac.uk/~vgg/publications/2015/Parkhi15/parkhi15.pdf (</w:t>
+      </w:r>
+      <w:proofErr w:type="spellStart"/>
+      <w:r>
+        <w:rPr>
+          <w:rFonts w:cs="Times New Roman"/>
+          <w:lang w:val="en-US" w:bidi="ru-RU"/>
+        </w:rPr>
+        <w:t>дата</w:t>
+      </w:r>
+      <w:proofErr w:type="spellEnd"/>
+      <w:r>
+        <w:rPr>
+          <w:rFonts w:cs="Times New Roman"/>
+          <w:lang w:val="en-US" w:bidi="ru-RU"/>
+        </w:rPr>
+        <w:t xml:space="preserve"> </w:t>
+      </w:r>
+      <w:proofErr w:type="spellStart"/>
+      <w:r>
+        <w:rPr>
+          <w:rFonts w:cs="Times New Roman"/>
+          <w:lang w:val="en-US" w:bidi="ru-RU"/>
+        </w:rPr>
+        <w:t>обращения</w:t>
+      </w:r>
+      <w:proofErr w:type="spellEnd"/>
+      <w:r>
+        <w:rPr>
+          <w:rFonts w:cs="Times New Roman"/>
+          <w:lang w:val="en-US" w:bidi="ru-RU"/>
+        </w:rPr>
+        <w:t>: 10.05.2026).</w:t>
       </w:r>
       <w:bookmarkEnd w:id="75"/>
     </w:p>
@@ -23630,6 +26120,7 @@
         </w:rPr>
         <w:t xml:space="preserve"> </w:t>
       </w:r>
+      <w:proofErr w:type="spellStart"/>
       <w:r>
         <w:rPr>
           <w:rFonts w:cs="Times New Roman"/>
@@ -23637,6 +26128,7 @@
         </w:rPr>
         <w:t>MediaPipe</w:t>
       </w:r>
+      <w:proofErr w:type="spellEnd"/>
       <w:r>
         <w:rPr>
           <w:rFonts w:cs="Times New Roman"/>
@@ -23658,6 +26150,7 @@
         </w:rPr>
         <w:t xml:space="preserve"> </w:t>
       </w:r>
+      <w:proofErr w:type="spellStart"/>
       <w:r>
         <w:rPr>
           <w:rFonts w:cs="Times New Roman"/>
@@ -23665,6 +26158,7 @@
         </w:rPr>
         <w:t>Landmarker</w:t>
       </w:r>
+      <w:proofErr w:type="spellEnd"/>
       <w:r>
         <w:rPr>
           <w:rFonts w:cs="Times New Roman"/>
@@ -24147,14 +26641,57 @@
           <w:lang w:bidi="ru-RU"/>
         </w:rPr>
       </w:pPr>
+      <w:bookmarkStart w:id="78" w:name="_Ref233541725"/>
+      <w:proofErr w:type="spellStart"/>
       <w:r>
         <w:rPr>
           <w:rFonts w:cs="Times New Roman"/>
           <w:lang w:bidi="ru-RU"/>
         </w:rPr>
         <w:lastRenderedPageBreak/>
-        <w:t>Катасев, А. С. Сверточные нейросетевые модели распознавания эмоций человека по фотографии / А. С. Катасев, З. Р. Ханова // Вестник Технологического университета. – 2023. – Т. 26, № 4. – С. 76–81. – DOI 10.55421/1998-7072_2023_26_4_76. – EDN MENHPN.</w:t>
-      </w:r>
+        <w:t>Катасев</w:t>
+      </w:r>
+      <w:proofErr w:type="spellEnd"/>
+      <w:r>
+        <w:rPr>
+          <w:rFonts w:cs="Times New Roman"/>
+          <w:lang w:bidi="ru-RU"/>
+        </w:rPr>
+        <w:t xml:space="preserve">, А. С. </w:t>
+      </w:r>
+      <w:proofErr w:type="spellStart"/>
+      <w:r>
+        <w:rPr>
+          <w:rFonts w:cs="Times New Roman"/>
+          <w:lang w:bidi="ru-RU"/>
+        </w:rPr>
+        <w:t>Сверточные</w:t>
+      </w:r>
+      <w:proofErr w:type="spellEnd"/>
+      <w:r>
+        <w:rPr>
+          <w:rFonts w:cs="Times New Roman"/>
+          <w:lang w:bidi="ru-RU"/>
+        </w:rPr>
+        <w:t xml:space="preserve"> нейросетевые модели распознавания эмоций человека по фотографии / А. С. </w:t>
+      </w:r>
+      <w:proofErr w:type="spellStart"/>
+      <w:r>
+        <w:rPr>
+          <w:rFonts w:cs="Times New Roman"/>
+          <w:lang w:bidi="ru-RU"/>
+        </w:rPr>
+        <w:t>Катасев</w:t>
+      </w:r>
+      <w:proofErr w:type="spellEnd"/>
+      <w:r>
+        <w:rPr>
+          <w:rFonts w:cs="Times New Roman"/>
+          <w:lang w:bidi="ru-RU"/>
+        </w:rPr>
+        <w:t>, З. Р. Ханова // Вестник Технологического университета. – 2023. – Т. 26, № 4. – С. 76–81. – DOI 10.55421/1998-7072_2023_26_4_76. – EDN MENHPN.</w:t>
+      </w:r>
+      <w:bookmarkEnd w:id="78"/>
     </w:p>
     <w:p>
       <w:pPr>
@@ -24168,13 +26705,31 @@
           <w:lang w:bidi="ru-RU"/>
         </w:rPr>
       </w:pPr>
+      <w:bookmarkStart w:id="79" w:name="_Ref233541805"/>
       <w:r>
         <w:rPr>
           <w:rFonts w:cs="Times New Roman"/>
           <w:lang w:bidi="ru-RU"/>
         </w:rPr>
-        <w:t>Семенюк, В. В. Разработка алгоритма распознавания эмоций человека с использованием сверточной нейронной сети средствами Python / В. В. Семенюк, М. В. Складчиков // Инженерный вестник Дона. – 2023. – № 12(108). – С. 231–245. – EDN TBESZT.</w:t>
-      </w:r>
+        <w:t xml:space="preserve">Семенюк, В. В. Разработка алгоритма распознавания эмоций человека с использованием </w:t>
+      </w:r>
+      <w:proofErr w:type="spellStart"/>
+      <w:r>
+        <w:rPr>
+          <w:rFonts w:cs="Times New Roman"/>
+          <w:lang w:bidi="ru-RU"/>
+        </w:rPr>
+        <w:t>сверточной</w:t>
+      </w:r>
+      <w:proofErr w:type="spellEnd"/>
+      <w:r>
+        <w:rPr>
+          <w:rFonts w:cs="Times New Roman"/>
+          <w:lang w:bidi="ru-RU"/>
+        </w:rPr>
+        <w:t xml:space="preserve"> нейронной сети средствами Python / В. В. Семенюк, М. В. Складчиков // Инженерный вестник Дона. – 2023. – № 12(108). – С. 231–245. – EDN TBESZT.</w:t>
+      </w:r>
+      <w:bookmarkEnd w:id="79"/>
     </w:p>
     <w:p>
       <w:pPr>
@@ -24188,6 +26743,7 @@
           <w:lang w:bidi="ru-RU"/>
         </w:rPr>
       </w:pPr>
+      <w:bookmarkStart w:id="80" w:name="_Ref233541816"/>
       <w:r>
         <w:rPr>
           <w:rFonts w:cs="Times New Roman"/>
@@ -24195,6 +26751,7 @@
         </w:rPr>
         <w:t>Семенюк, В. В. Усовершенствование алгоритма идентификации эмоционального состояния человека с использованием MFCC / В. В. Семенюк, М. В. Складчиков // Известия высших учебных заведений. Приборостроение. – 2024. – Т. 67, № 9. – С. 731–740. – DOI 10.17586/0021-3454-2024-67-9-731-740. – EDN BUBBVD.</w:t>
       </w:r>
+      <w:bookmarkEnd w:id="80"/>
     </w:p>
     <w:p>
       <w:pPr>
@@ -24213,7 +26770,55 @@
           <w:rFonts w:cs="Times New Roman"/>
           <w:lang w:val="en-US" w:bidi="ru-RU"/>
         </w:rPr>
-        <w:t>Sanh V., Debut L., Chaumond J., Wolf T. DistilBERT, a distilled version of BERT: smaller, faster, cheaper and lighter // arXiv preprint arXiv:1910.01108. – 2019. – URL: https://arxiv.org/abs/1910.01108 (</w:t>
+        <w:t xml:space="preserve">Sanh V., Debut L., </w:t>
+      </w:r>
+      <w:proofErr w:type="spellStart"/>
+      <w:r>
+        <w:rPr>
+          <w:rFonts w:cs="Times New Roman"/>
+          <w:lang w:val="en-US" w:bidi="ru-RU"/>
+        </w:rPr>
+        <w:t>Chaumond</w:t>
+      </w:r>
+      <w:proofErr w:type="spellEnd"/>
+      <w:r>
+        <w:rPr>
+          <w:rFonts w:cs="Times New Roman"/>
+          <w:lang w:val="en-US" w:bidi="ru-RU"/>
+        </w:rPr>
+        <w:t xml:space="preserve"> J., Wolf T. </w:t>
+      </w:r>
+      <w:proofErr w:type="spellStart"/>
+      <w:r>
+        <w:rPr>
+          <w:rFonts w:cs="Times New Roman"/>
+          <w:lang w:val="en-US" w:bidi="ru-RU"/>
+        </w:rPr>
+        <w:t>DistilBERT</w:t>
+      </w:r>
+      <w:proofErr w:type="spellEnd"/>
+      <w:r>
+        <w:rPr>
+          <w:rFonts w:cs="Times New Roman"/>
+          <w:lang w:val="en-US" w:bidi="ru-RU"/>
+        </w:rPr>
+        <w:t xml:space="preserve">, a distilled version of BERT: smaller, faster, cheaper and lighter // </w:t>
+      </w:r>
+      <w:proofErr w:type="spellStart"/>
+      <w:r>
+        <w:rPr>
+          <w:rFonts w:cs="Times New Roman"/>
+          <w:lang w:val="en-US" w:bidi="ru-RU"/>
+        </w:rPr>
+        <w:t>arXiv</w:t>
+      </w:r>
+      <w:proofErr w:type="spellEnd"/>
+      <w:r>
+        <w:rPr>
+          <w:rFonts w:cs="Times New Roman"/>
+          <w:lang w:val="en-US" w:bidi="ru-RU"/>
+        </w:rPr>
+        <w:t xml:space="preserve"> preprint arXiv:1910.01108. – 2019. – URL: https://arxiv.org/abs/1910.01108 (</w:t>
       </w:r>
       <w:r>
         <w:rPr>
@@ -24256,12 +26861,21 @@
           <w:lang w:bidi="ru-RU"/>
         </w:rPr>
       </w:pPr>
+      <w:proofErr w:type="spellStart"/>
       <w:r>
         <w:rPr>
           <w:rFonts w:cs="Times New Roman"/>
           <w:lang w:bidi="ru-RU"/>
         </w:rPr>
-        <w:t>Docker [Электронный ресурс]. – URL: https://www.docker.com (дата обращения: 10.05.2026).</w:t>
+        <w:t>Docker</w:t>
+      </w:r>
+      <w:proofErr w:type="spellEnd"/>
+      <w:r>
+        <w:rPr>
+          <w:rFonts w:cs="Times New Roman"/>
+          <w:lang w:bidi="ru-RU"/>
+        </w:rPr>
+        <w:t xml:space="preserve"> [Электронный ресурс]. – URL: https://www.docker.com (дата обращения: 10.05.2026).</w:t>
       </w:r>
     </w:p>
     <w:p>
@@ -24281,7 +26895,71 @@
           <w:rFonts w:cs="Times New Roman"/>
           <w:lang w:val="en-US" w:bidi="ru-RU"/>
         </w:rPr>
-        <w:t>The Go Programming Language: офиц. сайт. – URL: https://go.dev (дата обращения: 10.05.2026).</w:t>
+        <w:t xml:space="preserve">The Go Programming Language: </w:t>
+      </w:r>
+      <w:proofErr w:type="spellStart"/>
+      <w:r>
+        <w:rPr>
+          <w:rFonts w:cs="Times New Roman"/>
+          <w:lang w:val="en-US" w:bidi="ru-RU"/>
+        </w:rPr>
+        <w:t>офиц</w:t>
+      </w:r>
+      <w:proofErr w:type="spellEnd"/>
+      <w:r>
+        <w:rPr>
+          <w:rFonts w:cs="Times New Roman"/>
+          <w:lang w:val="en-US" w:bidi="ru-RU"/>
+        </w:rPr>
+        <w:t xml:space="preserve">. </w:t>
+      </w:r>
+      <w:proofErr w:type="spellStart"/>
+      <w:r>
+        <w:rPr>
+          <w:rFonts w:cs="Times New Roman"/>
+          <w:lang w:val="en-US" w:bidi="ru-RU"/>
+        </w:rPr>
+        <w:t>сайт</w:t>
+      </w:r>
+      <w:proofErr w:type="spellEnd"/>
+      <w:r>
+        <w:rPr>
+          <w:rFonts w:cs="Times New Roman"/>
+          <w:lang w:val="en-US" w:bidi="ru-RU"/>
+        </w:rPr>
+        <w:t>. – URL: https://go.dev (</w:t>
+      </w:r>
+      <w:proofErr w:type="spellStart"/>
+      <w:r>
+        <w:rPr>
+          <w:rFonts w:cs="Times New Roman"/>
+          <w:lang w:val="en-US" w:bidi="ru-RU"/>
+        </w:rPr>
+        <w:t>дата</w:t>
+      </w:r>
+      <w:proofErr w:type="spellEnd"/>
+      <w:r>
+        <w:rPr>
+          <w:rFonts w:cs="Times New Roman"/>
+          <w:lang w:val="en-US" w:bidi="ru-RU"/>
+        </w:rPr>
+        <w:t xml:space="preserve"> </w:t>
+      </w:r>
+      <w:proofErr w:type="spellStart"/>
+      <w:r>
+        <w:rPr>
+          <w:rFonts w:cs="Times New Roman"/>
+          <w:lang w:val="en-US" w:bidi="ru-RU"/>
+        </w:rPr>
+        <w:t>обращения</w:t>
+      </w:r>
+      <w:proofErr w:type="spellEnd"/>
+      <w:r>
+        <w:rPr>
+          <w:rFonts w:cs="Times New Roman"/>
+          <w:lang w:val="en-US" w:bidi="ru-RU"/>
+        </w:rPr>
+        <w:t>: 10.05.2026).</w:t>
       </w:r>
     </w:p>
     <w:p>
@@ -24435,6 +27113,7 @@
         </w:rPr>
         <w:t>.</w:t>
       </w:r>
+      <w:proofErr w:type="spellStart"/>
       <w:r>
         <w:rPr>
           <w:rFonts w:cs="Times New Roman"/>
@@ -24442,6 +27121,7 @@
         </w:rPr>
         <w:t>postgresql</w:t>
       </w:r>
+      <w:proofErr w:type="spellEnd"/>
       <w:r>
         <w:rPr>
           <w:rFonts w:cs="Times New Roman"/>
@@ -24481,7 +27161,71 @@
           <w:rFonts w:cs="Times New Roman"/>
           <w:lang w:val="en-US" w:bidi="ru-RU"/>
         </w:rPr>
-        <w:t>CTranslate2: Efficient inference for Transformer models [Электронный ресурс]. – URL: https://opennmt.net/CTranslate2/ (дата обращения: 10.05.2026).</w:t>
+        <w:t>CTranslate2: Efficient inference for Transformer models [</w:t>
+      </w:r>
+      <w:proofErr w:type="spellStart"/>
+      <w:r>
+        <w:rPr>
+          <w:rFonts w:cs="Times New Roman"/>
+          <w:lang w:val="en-US" w:bidi="ru-RU"/>
+        </w:rPr>
+        <w:t>Электронный</w:t>
+      </w:r>
+      <w:proofErr w:type="spellEnd"/>
+      <w:r>
+        <w:rPr>
+          <w:rFonts w:cs="Times New Roman"/>
+          <w:lang w:val="en-US" w:bidi="ru-RU"/>
+        </w:rPr>
+        <w:t xml:space="preserve"> </w:t>
+      </w:r>
+      <w:proofErr w:type="spellStart"/>
+      <w:r>
+        <w:rPr>
+          <w:rFonts w:cs="Times New Roman"/>
+          <w:lang w:val="en-US" w:bidi="ru-RU"/>
+        </w:rPr>
+        <w:t>ресурс</w:t>
+      </w:r>
+      <w:proofErr w:type="spellEnd"/>
+      <w:r>
+        <w:rPr>
+          <w:rFonts w:cs="Times New Roman"/>
+          <w:lang w:val="en-US" w:bidi="ru-RU"/>
+        </w:rPr>
+        <w:t>]. – URL: https://opennmt.net/CTranslate2/ (</w:t>
+      </w:r>
+      <w:proofErr w:type="spellStart"/>
+      <w:r>
+        <w:rPr>
+          <w:rFonts w:cs="Times New Roman"/>
+          <w:lang w:val="en-US" w:bidi="ru-RU"/>
+        </w:rPr>
+        <w:t>дата</w:t>
+      </w:r>
+      <w:proofErr w:type="spellEnd"/>
+      <w:r>
+        <w:rPr>
+          <w:rFonts w:cs="Times New Roman"/>
+          <w:lang w:val="en-US" w:bidi="ru-RU"/>
+        </w:rPr>
+        <w:t xml:space="preserve"> </w:t>
+      </w:r>
+      <w:proofErr w:type="spellStart"/>
+      <w:r>
+        <w:rPr>
+          <w:rFonts w:cs="Times New Roman"/>
+          <w:lang w:val="en-US" w:bidi="ru-RU"/>
+        </w:rPr>
+        <w:t>обращения</w:t>
+      </w:r>
+      <w:proofErr w:type="spellEnd"/>
+      <w:r>
+        <w:rPr>
+          <w:rFonts w:cs="Times New Roman"/>
+          <w:lang w:val="en-US" w:bidi="ru-RU"/>
+        </w:rPr>
+        <w:t>: 10.05.2026).</w:t>
       </w:r>
     </w:p>
     <w:sectPr>

--- a/вкр/ВКР_Демьянцев_606-22.docx
+++ b/вкр/ВКР_Демьянцев_606-22.docx
@@ -1800,7 +1800,6 @@
           <w:bdr w:val="nil"/>
         </w:rPr>
       </w:pPr>
-      <w:proofErr w:type="spellStart"/>
       <w:r>
         <w:rPr>
           <w:rFonts w:ascii="Times New Roman" w:eastAsia="Arial Unicode MS" w:hAnsi="Times New Roman" w:cs="Times New Roman"/>
@@ -1810,115 +1809,7 @@
           <w:u w:color="000000"/>
           <w:bdr w:val="nil"/>
         </w:rPr>
-        <w:t>Катасев</w:t>
-      </w:r>
-      <w:proofErr w:type="spellEnd"/>
-      <w:r>
-        <w:rPr>
-          <w:rFonts w:ascii="Times New Roman" w:eastAsia="Arial Unicode MS" w:hAnsi="Times New Roman" w:cs="Times New Roman"/>
-          <w:color w:val="000000"/>
-          <w:sz w:val="24"/>
-          <w:szCs w:val="24"/>
-          <w:u w:color="000000"/>
-          <w:bdr w:val="nil"/>
-        </w:rPr>
-        <w:t xml:space="preserve">, А. С. </w:t>
-      </w:r>
-      <w:proofErr w:type="spellStart"/>
-      <w:r>
-        <w:rPr>
-          <w:rFonts w:ascii="Times New Roman" w:eastAsia="Arial Unicode MS" w:hAnsi="Times New Roman" w:cs="Times New Roman"/>
-          <w:color w:val="000000"/>
-          <w:sz w:val="24"/>
-          <w:szCs w:val="24"/>
-          <w:u w:color="000000"/>
-          <w:bdr w:val="nil"/>
-        </w:rPr>
-        <w:t>Сверточные</w:t>
-      </w:r>
-      <w:proofErr w:type="spellEnd"/>
-      <w:r>
-        <w:rPr>
-          <w:rFonts w:ascii="Times New Roman" w:eastAsia="Arial Unicode MS" w:hAnsi="Times New Roman" w:cs="Times New Roman"/>
-          <w:color w:val="000000"/>
-          <w:sz w:val="24"/>
-          <w:szCs w:val="24"/>
-          <w:u w:color="000000"/>
-          <w:bdr w:val="nil"/>
-        </w:rPr>
-        <w:t xml:space="preserve"> </w:t>
-      </w:r>
-      <w:proofErr w:type="spellStart"/>
-      <w:r>
-        <w:rPr>
-          <w:rFonts w:ascii="Times New Roman" w:eastAsia="Arial Unicode MS" w:hAnsi="Times New Roman" w:cs="Times New Roman"/>
-          <w:color w:val="000000"/>
-          <w:sz w:val="24"/>
-          <w:szCs w:val="24"/>
-          <w:u w:color="000000"/>
-          <w:bdr w:val="nil"/>
-        </w:rPr>
-        <w:t>нейросетеВые</w:t>
-      </w:r>
-      <w:proofErr w:type="spellEnd"/>
-      <w:r>
-        <w:rPr>
-          <w:rFonts w:ascii="Times New Roman" w:eastAsia="Arial Unicode MS" w:hAnsi="Times New Roman" w:cs="Times New Roman"/>
-          <w:color w:val="000000"/>
-          <w:sz w:val="24"/>
-          <w:szCs w:val="24"/>
-          <w:u w:color="000000"/>
-          <w:bdr w:val="nil"/>
-        </w:rPr>
-        <w:t xml:space="preserve"> </w:t>
-      </w:r>
-      <w:proofErr w:type="spellStart"/>
-      <w:r>
-        <w:rPr>
-          <w:rFonts w:ascii="Times New Roman" w:eastAsia="Arial Unicode MS" w:hAnsi="Times New Roman" w:cs="Times New Roman"/>
-          <w:color w:val="000000"/>
-          <w:sz w:val="24"/>
-          <w:szCs w:val="24"/>
-          <w:u w:color="000000"/>
-          <w:bdr w:val="nil"/>
-        </w:rPr>
-        <w:t>МОДЕЛи</w:t>
-      </w:r>
-      <w:proofErr w:type="spellEnd"/>
-      <w:r>
-        <w:rPr>
-          <w:rFonts w:ascii="Times New Roman" w:eastAsia="Arial Unicode MS" w:hAnsi="Times New Roman" w:cs="Times New Roman"/>
-          <w:color w:val="000000"/>
-          <w:sz w:val="24"/>
-          <w:szCs w:val="24"/>
-          <w:u w:color="000000"/>
-          <w:bdr w:val="nil"/>
-        </w:rPr>
-        <w:t xml:space="preserve"> распознавания эмоций человека ПО ФОТОГРАФИИ / А. С. </w:t>
-      </w:r>
-      <w:proofErr w:type="spellStart"/>
-      <w:r>
-        <w:rPr>
-          <w:rFonts w:ascii="Times New Roman" w:eastAsia="Arial Unicode MS" w:hAnsi="Times New Roman" w:cs="Times New Roman"/>
-          <w:color w:val="000000"/>
-          <w:sz w:val="24"/>
-          <w:szCs w:val="24"/>
-          <w:u w:color="000000"/>
-          <w:bdr w:val="nil"/>
-        </w:rPr>
-        <w:t>Катасев</w:t>
-      </w:r>
-      <w:proofErr w:type="spellEnd"/>
-      <w:r>
-        <w:rPr>
-          <w:rFonts w:ascii="Times New Roman" w:eastAsia="Arial Unicode MS" w:hAnsi="Times New Roman" w:cs="Times New Roman"/>
-          <w:color w:val="000000"/>
-          <w:sz w:val="24"/>
-          <w:szCs w:val="24"/>
-          <w:u w:color="000000"/>
-          <w:bdr w:val="nil"/>
-        </w:rPr>
-        <w:t xml:space="preserve">, З. Р. Ханова // Вестник Технологического университета. – 2023. – Т. 26, № 4. – С. 76-81. – DOI 10.55421/1998-7072_2023_26_4_76. – EDN MENHPN. </w:t>
+        <w:t xml:space="preserve">Катасев, А. С. Сверточные нейросетеВые МОДЕЛи распознавания эмоций человека ПО ФОТОГРАФИИ / А. С. Катасев, З. Р. Ханова // Вестник Технологического университета. – 2023. – Т. 26, № 4. – С. 76-81. – DOI 10.55421/1998-7072_2023_26_4_76. – EDN MENHPN. </w:t>
       </w:r>
     </w:p>
     <w:p>
@@ -1951,31 +1842,7 @@
           <w:u w:color="000000"/>
           <w:bdr w:val="nil"/>
         </w:rPr>
-        <w:t xml:space="preserve">Семенюк, В. В. Разработка алгоритма распознавания эмоций человека с использованием </w:t>
-      </w:r>
-      <w:proofErr w:type="spellStart"/>
-      <w:r>
-        <w:rPr>
-          <w:rFonts w:ascii="Times New Roman" w:eastAsia="Arial Unicode MS" w:hAnsi="Times New Roman" w:cs="Times New Roman"/>
-          <w:color w:val="000000"/>
-          <w:sz w:val="24"/>
-          <w:szCs w:val="24"/>
-          <w:u w:color="000000"/>
-          <w:bdr w:val="nil"/>
-        </w:rPr>
-        <w:t>сверточной</w:t>
-      </w:r>
-      <w:proofErr w:type="spellEnd"/>
-      <w:r>
-        <w:rPr>
-          <w:rFonts w:ascii="Times New Roman" w:eastAsia="Arial Unicode MS" w:hAnsi="Times New Roman" w:cs="Times New Roman"/>
-          <w:color w:val="000000"/>
-          <w:sz w:val="24"/>
-          <w:szCs w:val="24"/>
-          <w:u w:color="000000"/>
-          <w:bdr w:val="nil"/>
-        </w:rPr>
-        <w:t xml:space="preserve"> нейронной сети средствами Python / В. В. Семенюк, М. В. Складчиков // Инженерный вестник Дона. – 2023. – № 12(108). – С. 231-245. – EDN TBESZT.</w:t>
+        <w:t>Семенюк, В. В. Разработка алгоритма распознавания эмоций человека с использованием сверточной нейронной сети средствами Python / В. В. Семенюк, М. В. Складчиков // Инженерный вестник Дона. – 2023. – № 12(108). – С. 231-245. – EDN TBESZT.</w:t>
       </w:r>
     </w:p>
     <w:p>
@@ -2322,21 +2189,8 @@
           <w:bdr w:val="nil"/>
         </w:rPr>
         <w:tab/>
-        <w:t xml:space="preserve">/К.И. </w:t>
-      </w:r>
-      <w:proofErr w:type="spellStart"/>
-      <w:r>
-        <w:rPr>
-          <w:rFonts w:ascii="Times New Roman" w:eastAsia="Arial Unicode MS" w:hAnsi="Times New Roman" w:cs="Times New Roman"/>
-          <w:color w:val="000000"/>
-          <w:sz w:val="24"/>
-          <w:szCs w:val="24"/>
-          <w:u w:color="000000"/>
-          <w:bdr w:val="nil"/>
-        </w:rPr>
-        <w:t>Бушмелева</w:t>
-      </w:r>
-      <w:proofErr w:type="spellEnd"/>
+        <w:t>/К.И. Бушмелева</w:t>
+      </w:r>
       <w:r>
         <w:rPr>
           <w:rFonts w:ascii="Times New Roman" w:eastAsia="Arial Unicode MS" w:hAnsi="Times New Roman" w:cs="Arial Unicode MS"/>
@@ -2430,7 +2284,7 @@
           <w:sz w:val="24"/>
           <w:szCs w:val="24"/>
         </w:rPr>
-        <w:t>68</w:t>
+        <w:t>70</w:t>
       </w:r>
       <w:r>
         <w:rPr>
@@ -2851,15 +2705,7 @@
     </w:p>
     <w:p>
       <w:r>
-        <w:t xml:space="preserve">CNN – </w:t>
-      </w:r>
-      <w:proofErr w:type="spellStart"/>
-      <w:r>
-        <w:t>свёрточная</w:t>
-      </w:r>
-      <w:proofErr w:type="spellEnd"/>
-      <w:r>
-        <w:t xml:space="preserve"> нейронная сеть</w:t>
+        <w:t>CNN – свёрточная нейронная сеть</w:t>
       </w:r>
     </w:p>
     <w:p>
@@ -2889,15 +2735,7 @@
     </w:p>
     <w:p>
       <w:r>
-        <w:t xml:space="preserve">MFCC – мел-частотные </w:t>
-      </w:r>
-      <w:proofErr w:type="spellStart"/>
-      <w:r>
-        <w:t>кепстральные</w:t>
-      </w:r>
-      <w:proofErr w:type="spellEnd"/>
-      <w:r>
-        <w:t xml:space="preserve"> коэффициенты</w:t>
+        <w:t>MFCC – мел-частотные кепстральные коэффициенты</w:t>
       </w:r>
     </w:p>
     <w:p>
@@ -3613,7 +3451,7 @@
             <w:noProof/>
             <w:webHidden/>
           </w:rPr>
-          <w:t>12</w:t>
+          <w:t>13</w:t>
         </w:r>
         <w:r>
           <w:rPr>
@@ -3765,7 +3603,7 @@
             <w:noProof/>
             <w:webHidden/>
           </w:rPr>
-          <w:t>16</w:t>
+          <w:t>17</w:t>
         </w:r>
         <w:r>
           <w:rPr>
@@ -3842,7 +3680,7 @@
             <w:noProof/>
             <w:webHidden/>
           </w:rPr>
-          <w:t>17</w:t>
+          <w:t>18</w:t>
         </w:r>
         <w:r>
           <w:rPr>
@@ -3995,7 +3833,7 @@
             <w:noProof/>
             <w:webHidden/>
           </w:rPr>
-          <w:t>19</w:t>
+          <w:t>20</w:t>
         </w:r>
         <w:r>
           <w:rPr>
@@ -4072,7 +3910,7 @@
             <w:noProof/>
             <w:webHidden/>
           </w:rPr>
-          <w:t>19</w:t>
+          <w:t>20</w:t>
         </w:r>
         <w:r>
           <w:rPr>
@@ -4148,7 +3986,7 @@
             <w:noProof/>
             <w:webHidden/>
           </w:rPr>
-          <w:t>22</w:t>
+          <w:t>23</w:t>
         </w:r>
         <w:r>
           <w:rPr>
@@ -4225,7 +4063,7 @@
             <w:noProof/>
             <w:webHidden/>
           </w:rPr>
-          <w:t>44</w:t>
+          <w:t>45</w:t>
         </w:r>
         <w:r>
           <w:rPr>
@@ -4301,7 +4139,7 @@
             <w:noProof/>
             <w:webHidden/>
           </w:rPr>
-          <w:t>44</w:t>
+          <w:t>45</w:t>
         </w:r>
         <w:r>
           <w:rPr>
@@ -4377,7 +4215,7 @@
             <w:noProof/>
             <w:webHidden/>
           </w:rPr>
-          <w:t>45</w:t>
+          <w:t>46</w:t>
         </w:r>
         <w:r>
           <w:rPr>
@@ -4453,7 +4291,7 @@
             <w:noProof/>
             <w:webHidden/>
           </w:rPr>
-          <w:t>46</w:t>
+          <w:t>47</w:t>
         </w:r>
         <w:r>
           <w:rPr>
@@ -4529,7 +4367,7 @@
             <w:noProof/>
             <w:webHidden/>
           </w:rPr>
-          <w:t>47</w:t>
+          <w:t>48</w:t>
         </w:r>
         <w:r>
           <w:rPr>
@@ -4605,7 +4443,7 @@
             <w:noProof/>
             <w:webHidden/>
           </w:rPr>
-          <w:t>48</w:t>
+          <w:t>49</w:t>
         </w:r>
         <w:r>
           <w:rPr>
@@ -4681,7 +4519,7 @@
             <w:noProof/>
             <w:webHidden/>
           </w:rPr>
-          <w:t>48</w:t>
+          <w:t>49</w:t>
         </w:r>
         <w:r>
           <w:rPr>
@@ -4757,7 +4595,7 @@
             <w:noProof/>
             <w:webHidden/>
           </w:rPr>
-          <w:t>49</w:t>
+          <w:t>51</w:t>
         </w:r>
         <w:r>
           <w:rPr>
@@ -4833,7 +4671,7 @@
             <w:noProof/>
             <w:webHidden/>
           </w:rPr>
-          <w:t>51</w:t>
+          <w:t>53</w:t>
         </w:r>
         <w:r>
           <w:rPr>
@@ -4909,7 +4747,7 @@
             <w:noProof/>
             <w:webHidden/>
           </w:rPr>
-          <w:t>61</w:t>
+          <w:t>63</w:t>
         </w:r>
         <w:r>
           <w:rPr>
@@ -4985,7 +4823,7 @@
             <w:noProof/>
             <w:webHidden/>
           </w:rPr>
-          <w:t>61</w:t>
+          <w:t>63</w:t>
         </w:r>
         <w:r>
           <w:rPr>
@@ -5061,7 +4899,7 @@
             <w:noProof/>
             <w:webHidden/>
           </w:rPr>
-          <w:t>62</w:t>
+          <w:t>64</w:t>
         </w:r>
         <w:r>
           <w:rPr>
@@ -5138,7 +4976,7 @@
             <w:noProof/>
             <w:webHidden/>
           </w:rPr>
-          <w:t>65</w:t>
+          <w:t>67</w:t>
         </w:r>
         <w:r>
           <w:rPr>
@@ -5215,7 +5053,7 @@
             <w:noProof/>
             <w:webHidden/>
           </w:rPr>
-          <w:t>67</w:t>
+          <w:t>69</w:t>
         </w:r>
         <w:r>
           <w:rPr>
@@ -5310,15 +5148,7 @@
         </w:numPr>
       </w:pPr>
       <w:r>
-        <w:t xml:space="preserve">Прогресс в области глубокого обучения создал техническую базу для автоматизированного анализа эмоций. </w:t>
-      </w:r>
-      <w:proofErr w:type="spellStart"/>
-      <w:r>
-        <w:t>Свёрточные</w:t>
-      </w:r>
-      <w:proofErr w:type="spellEnd"/>
-      <w:r>
-        <w:t xml:space="preserve"> сети уверенно распознают мимику, трансформеры обрабатывают речь, а методы мультимодального слияния позволяют объединять эти сигналы. Именно комплексный подход, то есть одновременный анализ видео и аудио, даёт существенный выигрыш в точности по сравнению с одномерными решениями.</w:t>
+        <w:t>Прогресс в области глубокого обучения создал техническую базу для автоматизированного анализа эмоций. Свёрточные сети уверенно распознают мимику, трансформеры обрабатывают речь, а методы мультимодального слияния позволяют объединять эти сигналы. Именно комплексный подход, то есть одновременный анализ видео и аудио, даёт существенный выигрыш в точности по сравнению с одномерными решениями.</w:t>
       </w:r>
     </w:p>
     <w:p>
@@ -5471,181 +5301,159 @@
     <w:p>
       <w:pPr>
         <w:pStyle w:val="2"/>
+      </w:pPr>
+      <w:bookmarkStart w:id="10" w:name="_Toc233140221"/>
+      <w:r>
+        <w:t>Эмоции человека и их роль в HR</w:t>
+      </w:r>
+      <w:bookmarkEnd w:id="10"/>
+    </w:p>
+    <w:p>
+      <w:r>
+        <w:t>При оценке кандидатов и сотрудников внимание уделяется не только их профессиональным знаниям и навыкам, но и эмоциональному фону. Эмоции оказывают влияние на взаимодействие с коллегами, принятие решений и поведение в различных рабочих ситуациях. В большинстве современных исследований в качестве базовой используется модель шести универсальных эмоций, предложенная П. Экманом [</w:t>
+      </w:r>
+      <w:r>
+        <w:fldChar w:fldCharType="begin"/>
+      </w:r>
+      <w:r>
+        <w:instrText xml:space="preserve"> PAGEREF _Ref229768249 \h </w:instrText>
+      </w:r>
+      <w:r>
+        <w:fldChar w:fldCharType="separate"/>
+      </w:r>
+      <w:r>
+        <w:rPr>
+          <w:noProof/>
+        </w:rPr>
+        <w:t>69</w:t>
+      </w:r>
+      <w:r>
+        <w:fldChar w:fldCharType="end"/>
+      </w:r>
+      <w:r>
+        <w:t>]: радость, грусть, страх, гнев, удивление и отвращение, к которым обычно добавляют нейтральное состояние. При этом в реальном общении эмоциональные проявления значительно разнообразнее и могут сочетать признаки нескольких состояний одновременно.</w:t>
+      </w:r>
+    </w:p>
+    <w:p>
+      <w:r>
+        <w:t>В задачах управления персоналом распознавание эмоций находит применение в нескольких направлениях. На этапе собеседования анализ мимики и голоса кандидата помогает оценить его реакцию на стрессовые вопросы и поведенческие особенности. В ходе работы сотрудников мониторинг эмоциональных реакций позволяет выявлять признаки профессионального выгорания и снижения мотивации. Полученные данные также используются при разработке программ обучения, выборе подходов к управлению персоналом и оценке эффективности принимаемых решений.</w:t>
+      </w:r>
+    </w:p>
+    <w:p>
+      <w:r>
+        <w:lastRenderedPageBreak/>
+        <w:t>Следует отметить, что согласно исследованиям в области аффективных вычислений, эмоциональная составляющая становится значимым фактором при принятии кадровых решений. Однако её объективная оценка затруднена, если полагаться только на наблюдение или анкетирование, что создаёт потребность в автоматизированных методах анализа [</w:t>
+      </w:r>
+      <w:r>
+        <w:fldChar w:fldCharType="begin"/>
+      </w:r>
+      <w:r>
+        <w:instrText xml:space="preserve"> REF _Ref233541725 \r \h </w:instrText>
+      </w:r>
+      <w:r>
+        <w:fldChar w:fldCharType="separate"/>
+      </w:r>
+      <w:r>
+        <w:t>10</w:t>
+      </w:r>
+      <w:r>
+        <w:fldChar w:fldCharType="end"/>
+      </w:r>
+      <w:r>
+        <w:t>].</w:t>
+      </w:r>
+    </w:p>
+    <w:p>
+      <w:pPr>
+        <w:pStyle w:val="2"/>
+      </w:pPr>
+      <w:bookmarkStart w:id="11" w:name="_Toc233140222"/>
+      <w:r>
+        <w:t>Технологи мультимодального анализа</w:t>
+      </w:r>
+      <w:bookmarkEnd w:id="11"/>
+    </w:p>
+    <w:p>
+      <w:pPr>
         <w:rPr>
           <w:lang w:val="en-US"/>
         </w:rPr>
       </w:pPr>
-      <w:bookmarkStart w:id="10" w:name="_Toc233140221"/>
-      <w:r>
-        <w:t>Эмоции человека и их роль в HR</w:t>
-      </w:r>
-      <w:bookmarkEnd w:id="10"/>
-    </w:p>
-    <w:p>
-      <w:r>
-        <w:t>При оценке кандидатов и сотрудников внимание уделяется не только их профессиональным знаниям и навыкам, но и эмоциональному фону. Эмоции оказывают влияние на взаимодействие с коллегами, принятие решений и поведение в различных рабочих ситуациях. В большинстве современных исследований в качестве базовой используется модель шести универсальных эмоций, предложенная П. Экманом [</w:t>
+    </w:p>
+    <w:p>
+      <w:r>
+        <w:t xml:space="preserve">Для определения эмоционального состояния человека используются различные методы обработки данных. На практике наиболее распространены анализ изображения лица и анализ речевого сигнала. </w:t>
+      </w:r>
+      <w:r>
+        <w:t>Каждый из этих подходов основан на обработке разных типов данных и имеет свои особенности.</w:t>
+      </w:r>
+    </w:p>
+    <w:p>
+      <w:r>
+        <w:t>При работе с видеопотоком алгоритмы компьютерного зрения фиксируют изображение лица и выделяют характерные признаки — положение бровей, уголков губ, форму глаз, мимические изменения. Как отмечается в работе [</w:t>
       </w:r>
       <w:r>
         <w:fldChar w:fldCharType="begin"/>
       </w:r>
       <w:r>
-        <w:instrText xml:space="preserve"> PAGEREF _Ref229768249 \h </w:instrText>
+        <w:instrText xml:space="preserve"> REF _Ref233541805 \r \h </w:instrText>
       </w:r>
       <w:r>
         <w:fldChar w:fldCharType="separate"/>
       </w:r>
       <w:r>
-        <w:rPr>
-          <w:noProof/>
-        </w:rPr>
-        <w:t>7</w:t>
+        <w:t>11</w:t>
       </w:r>
       <w:r>
         <w:fldChar w:fldCharType="end"/>
       </w:r>
       <w:r>
-        <w:t>]: радость, грусть, страх, гнев, удивление и отвращение, к которым обычно добавляют нейтральное состояние. При этом в реальном общении эмоциональные проявления значительно разнообразнее и могут сочетать признаки нескольких состояний одновременно.</w:t>
-      </w:r>
-    </w:p>
-    <w:p>
-      <w:r>
-        <w:t>В задачах управления персоналом распознавание эмоций находит применение в нескольких направлениях. На этапе собеседования анализ мимики и голоса кандидата помогает оценить его реакцию на стрессовые вопросы и поведенческие особенности. В ходе работы сотрудников мониторинг эмоциональных реакций позволяет выявлять признаки профессионального выгорания и снижения мотивации. Полученные данные также используются при разработке программ обучения, выборе подходов к управлению персоналом и оценке эффективности принимаемых решений.</w:t>
-      </w:r>
-    </w:p>
-    <w:p>
-      <w:r>
-        <w:t xml:space="preserve">Следует отметить, что согласно исследованиям в области аффективных вычислений, эмоциональная составляющая становится значимым фактором </w:t>
+        <w:t>], применение свёрточных нейронных сетей позволяет автоматически выделять наиболее информативные признаки изображения лица. Благодаря этому отпадает необходимость вручную задавать характеристики, используемые при классификации эмоций.</w:t>
+      </w:r>
+    </w:p>
+    <w:p>
+      <w:r>
+        <w:t>Анализ аудиоданных связан с обработкой речевого сигнала. Исследуются темп речи, интенсивность, частотный диапазон и интонационные изменения. Эти параметры косвенно указывают на эмоциональную окраску высказывания: повышение громкости и ускоренная речь часто связаны с гневом или возбуждением, замедленный темп и монотонность — с усталостью или грустью. В работе [</w:t>
+      </w:r>
+      <w:r>
+        <w:fldChar w:fldCharType="begin"/>
+      </w:r>
+      <w:r>
+        <w:instrText xml:space="preserve"> REF _Ref233541816 \r \h </w:instrText>
+      </w:r>
+      <w:r>
+        <w:fldChar w:fldCharType="separate"/>
+      </w:r>
+      <w:r>
+        <w:t>12</w:t>
+      </w:r>
+      <w:r>
+        <w:fldChar w:fldCharType="end"/>
+      </w:r>
+      <w:r>
+        <w:t>] подробно рассматривается использование мел-частотных кепстральных коэффициентов (</w:t>
+      </w:r>
+      <w:r>
+        <w:rPr>
+          <w:lang w:val="en-US"/>
+        </w:rPr>
+        <w:t>MFCC</w:t>
+      </w:r>
+      <w:r>
+        <w:t>) для выделения таких признаков.</w:t>
+      </w:r>
+    </w:p>
+    <w:p>
+      <w:r>
+        <w:t xml:space="preserve">На практике всё большее распространение получают мультимодальные системы, объединяющие анализ изображения лица и речевого сигнала. Использование двух независимых источников информации позволяет </w:t>
       </w:r>
       <w:r>
         <w:lastRenderedPageBreak/>
-        <w:t>при принятии кадровых решений. Однако её объективная оценка затруднена, если полагаться только на наблюдение или анкетирование, что создаёт потребность в автоматизированных методах анализа [</w:t>
-      </w:r>
-      <w:r>
-        <w:fldChar w:fldCharType="begin"/>
-      </w:r>
-      <w:r>
-        <w:instrText xml:space="preserve"> REF _Ref233541725 \r \h </w:instrText>
-      </w:r>
-      <w:r>
-        <w:fldChar w:fldCharType="separate"/>
-      </w:r>
-      <w:r>
-        <w:t>1</w:t>
-      </w:r>
-      <w:r>
-        <w:t>0</w:t>
-      </w:r>
-      <w:r>
-        <w:fldChar w:fldCharType="end"/>
-      </w:r>
-      <w:r>
-        <w:t>].</w:t>
-      </w:r>
-    </w:p>
-    <w:p>
-      <w:pPr>
-        <w:pStyle w:val="2"/>
-      </w:pPr>
-      <w:bookmarkStart w:id="11" w:name="_Toc233140222"/>
-      <w:r>
-        <w:t>Технологи мультимодального анализа</w:t>
-      </w:r>
-      <w:bookmarkEnd w:id="11"/>
-    </w:p>
-    <w:p>
-      <w:pPr>
-        <w:rPr>
-          <w:lang w:val="en-US"/>
-        </w:rPr>
-      </w:pPr>
-    </w:p>
-    <w:p>
-      <w:r>
-        <w:t xml:space="preserve">Для определения эмоционального состояния человека используются различные методы обработки данных. На практике наиболее распространены анализ изображения лица и анализ речевого сигнала. </w:t>
-      </w:r>
-      <w:r>
-        <w:t>Каждый из этих подходов основан на обработке разных типов данных и имеет свои особенности.</w:t>
-      </w:r>
-    </w:p>
-    <w:p>
-      <w:r>
-        <w:t>При работе с видеопотоком алгоритмы компьютерного зрения фиксируют изображение лица и выделяют характерные признаки — положение бровей, уголков губ, форму глаз, мимические изменения. Как отмечается в работе [</w:t>
-      </w:r>
-      <w:r>
-        <w:fldChar w:fldCharType="begin"/>
-      </w:r>
-      <w:r>
-        <w:instrText xml:space="preserve"> REF _Ref233541805 \r \h </w:instrText>
-      </w:r>
-      <w:r>
-        <w:fldChar w:fldCharType="separate"/>
-      </w:r>
-      <w:r>
-        <w:t>11</w:t>
-      </w:r>
-      <w:r>
-        <w:fldChar w:fldCharType="end"/>
-      </w:r>
-      <w:r>
-        <w:t xml:space="preserve">], применение </w:t>
-      </w:r>
-      <w:proofErr w:type="spellStart"/>
-      <w:r>
-        <w:t>свёрточных</w:t>
-      </w:r>
-      <w:proofErr w:type="spellEnd"/>
-      <w:r>
-        <w:t xml:space="preserve"> нейронных сетей позволяет автоматически выделять наиболее информативные признаки изображения лица. Благодаря этому отпадает необходимость вручную задавать характеристики, используемые при классификации эмоций.</w:t>
-      </w:r>
-    </w:p>
-    <w:p>
-      <w:r>
-        <w:t>Анализ аудиоданных связан с обработкой речевого сигнала. Исследуются темп речи, интенсивность, частотный диапазон и интонационные изменения. Эти параметры косвенно указывают на эмоциональную окраску высказывания: повышение громкости и ускоренная речь часто связаны с гневом или возбуждением, замедленный темп и монотонность — с усталостью или грустью. В работе [</w:t>
-      </w:r>
-      <w:r>
-        <w:fldChar w:fldCharType="begin"/>
-      </w:r>
-      <w:r>
-        <w:instrText xml:space="preserve"> REF _Ref233541816 \r \h </w:instrText>
-      </w:r>
-      <w:r>
-        <w:fldChar w:fldCharType="separate"/>
-      </w:r>
-      <w:r>
-        <w:t>12</w:t>
-      </w:r>
-      <w:r>
-        <w:fldChar w:fldCharType="end"/>
-      </w:r>
-      <w:r>
-        <w:t xml:space="preserve">] подробно рассматривается использование мел-частотных </w:t>
-      </w:r>
-      <w:proofErr w:type="spellStart"/>
-      <w:r>
-        <w:t>кепстральных</w:t>
-      </w:r>
-      <w:proofErr w:type="spellEnd"/>
-      <w:r>
-        <w:t xml:space="preserve"> коэффициентов (</w:t>
-      </w:r>
-      <w:r>
-        <w:rPr>
-          <w:lang w:val="en-US"/>
-        </w:rPr>
-        <w:t>MFCC</w:t>
-      </w:r>
-      <w:r>
-        <w:t>) для выделения таких признаков.</w:t>
-      </w:r>
-    </w:p>
-    <w:p>
-      <w:r>
-        <w:t>На практике всё большее распространение получают мультимодальные системы, объединяющие анализ изображения лица и речевого сигнала. Использование двух независимых источников информации позволяет повысить надёжность распознавания, поскольку ошибки одного метода могут компенсироваться результатами другого.</w:t>
-      </w:r>
-    </w:p>
-    <w:p>
-      <w:r>
-        <w:lastRenderedPageBreak/>
+        <w:t>повысить надёжность распознавания, поскольку ошибки одного метода могут компенсироваться результатами другого.</w:t>
+      </w:r>
+    </w:p>
+    <w:p>
+      <w:r>
         <w:t>Каждый из рассмотренных методов имеет определённые ограничения. Так, качество распознавания по изображению во многом зависит от освещения, положения головы и возможного перекрытия отдельных частей лица. При анализе речи существенное влияние оказывают фоновые шумы, качество микрофона и особенности записи. По этой причине при разработке современных систем стремятся объединять несколько источников информации, что позволяет повысить устойчивость алгоритмов и снизить вероятность ошибок при распознавании эмоций.</w:t>
       </w:r>
     </w:p>
@@ -5706,6 +5514,7 @@
         <w:rPr>
           <w:noProof/>
         </w:rPr>
+        <w:lastRenderedPageBreak/>
         <w:drawing>
           <wp:inline distT="0" distB="0" distL="0" distR="0" wp14:anchorId="7A034CE8" wp14:editId="6887F3B0">
             <wp:extent cx="5940425" cy="3670300"/>
@@ -5768,7 +5577,6 @@
         <w:rPr>
           <w:szCs w:val="24"/>
         </w:rPr>
-        <w:lastRenderedPageBreak/>
         <w:t xml:space="preserve">Рисунок </w:t>
       </w:r>
       <w:r>
@@ -5864,6 +5672,7 @@
     </w:p>
     <w:p>
       <w:r>
+        <w:lastRenderedPageBreak/>
         <w:t>Таким образом, данный процесс характеризуется отсутствием этапа автоматического анализа данных и формализованных метрик оценки, что снижает объективность и воспроизводимость результатов по сравнению с разработанной системой</w:t>
       </w:r>
       <w:r>
@@ -5896,11 +5705,7 @@
     </w:p>
     <w:p>
       <w:r>
-        <w:t xml:space="preserve">В настоящее время разработано множество программных решений, предназначенных для автоматического распознавания эмоционального состояния человека. Они различаются используемыми методами обработки данных, областью применения и функциональными возможностями. Ниже </w:t>
-      </w:r>
-      <w:r>
-        <w:lastRenderedPageBreak/>
-        <w:t>рассмотрены наиболее известные представители данного класса систем и приведён их сравнительный анализ.</w:t>
+        <w:t>В настоящее время разработано множество программных решений, предназначенных для автоматического распознавания эмоционального состояния человека. Они различаются используемыми методами обработки данных, областью применения и функциональными возможностями. Ниже рассмотрены наиболее известные представители данного класса систем и приведён их сравнительный анализ.</w:t>
       </w:r>
     </w:p>
     <w:p>
@@ -5917,23 +5722,7 @@
         <w:contextualSpacing w:val="0"/>
       </w:pPr>
       <w:r>
-        <w:t xml:space="preserve">Одним из наиболее известных решений данного класса является библиотека </w:t>
-      </w:r>
-      <w:proofErr w:type="spellStart"/>
-      <w:r>
-        <w:t>Affectiva</w:t>
-      </w:r>
-      <w:proofErr w:type="spellEnd"/>
-      <w:r>
-        <w:t xml:space="preserve">, предназначенная для анализа выражений лица с использованием </w:t>
-      </w:r>
-      <w:proofErr w:type="spellStart"/>
-      <w:r>
-        <w:t>свёрточных</w:t>
-      </w:r>
-      <w:proofErr w:type="spellEnd"/>
-      <w:r>
-        <w:t xml:space="preserve"> нейронных сетей. Алгоритм анализирует видеопоток, извлекает характерные особенности мимики и на их основе определяет предполагаемое эмоциональное состояние человека.</w:t>
+        <w:t>Одним из наиболее известных решений данного класса является библиотека Affectiva, предназначенная для анализа выражений лица с использованием свёрточных нейронных сетей. Алгоритм анализирует видеопоток, извлекает характерные особенности мимики и на их основе определяет предполагаемое эмоциональное состояние человека.</w:t>
       </w:r>
     </w:p>
     <w:p>
@@ -6031,6 +5820,7 @@
         <w:pStyle w:val="3"/>
       </w:pPr>
       <w:r>
+        <w:lastRenderedPageBreak/>
         <w:t>Системы на основе анализа аудиосигналов</w:t>
       </w:r>
     </w:p>
@@ -6040,31 +5830,7 @@
         <w:contextualSpacing w:val="0"/>
       </w:pPr>
       <w:r>
-        <w:t xml:space="preserve">Примером служит платформа </w:t>
-      </w:r>
-      <w:proofErr w:type="spellStart"/>
-      <w:r>
-        <w:t>Beyond</w:t>
-      </w:r>
-      <w:proofErr w:type="spellEnd"/>
-      <w:r>
-        <w:t xml:space="preserve"> </w:t>
-      </w:r>
-      <w:proofErr w:type="spellStart"/>
-      <w:r>
-        <w:t>Verbal</w:t>
-      </w:r>
-      <w:proofErr w:type="spellEnd"/>
-      <w:r>
-        <w:t xml:space="preserve">, которая анализирует голосовые характеристики, такие как высота тона и темп речи, для определения эмоционального состояния. Такие решения часто применяются в </w:t>
-      </w:r>
-      <w:proofErr w:type="spellStart"/>
-      <w:r>
-        <w:t>call</w:t>
-      </w:r>
-      <w:proofErr w:type="spellEnd"/>
-      <w:r>
-        <w:t>-центрах.</w:t>
+        <w:t>Примером служит платформа Beyond Verbal, которая анализирует голосовые характеристики, такие как высота тона и темп речи, для определения эмоционального состояния. Такие решения часто применяются в call-центрах.</w:t>
       </w:r>
     </w:p>
     <w:p>
@@ -6168,7 +5934,6 @@
         <w:pStyle w:val="3"/>
       </w:pPr>
       <w:r>
-        <w:lastRenderedPageBreak/>
         <w:t>Мультимодальные системы</w:t>
       </w:r>
     </w:p>
@@ -6178,15 +5943,7 @@
         <w:contextualSpacing w:val="0"/>
       </w:pPr>
       <w:r>
-        <w:t xml:space="preserve">Примером является система </w:t>
-      </w:r>
-      <w:proofErr w:type="spellStart"/>
-      <w:r>
-        <w:t>Emotient</w:t>
-      </w:r>
-      <w:proofErr w:type="spellEnd"/>
-      <w:r>
-        <w:t>, которая комбинирует анализ выражений лица и голосовых данных с использованием CNN и RNN. Такие решения применяются в маркетинге и HR для комплексного анализа эмоционального состояния.</w:t>
+        <w:t>Примером является система Emotient, которая комбинирует анализ выражений лица и голосовых данных с использованием CNN и RNN. Такие решения применяются в маркетинге и HR для комплексного анализа эмоционального состояния.</w:t>
       </w:r>
     </w:p>
     <w:p>
@@ -6327,6 +6084,7 @@
         <w:contextualSpacing w:val="0"/>
       </w:pPr>
       <w:r>
+        <w:lastRenderedPageBreak/>
         <w:t>Низкие вычислительные требования.</w:t>
       </w:r>
     </w:p>
@@ -6440,7 +6198,6 @@
         <w:contextualSpacing w:val="0"/>
       </w:pPr>
       <w:r>
-        <w:lastRenderedPageBreak/>
         <w:t>Специализация под HR: Адаптация сценариев анализа под собеседования и мониторинг вовлечённости.</w:t>
       </w:r>
     </w:p>
@@ -6467,23 +6224,7 @@
         <w:contextualSpacing w:val="0"/>
       </w:pPr>
       <w:r>
-        <w:t xml:space="preserve">Гибкость стека: Использование открытых библиотек (Python, </w:t>
-      </w:r>
-      <w:proofErr w:type="spellStart"/>
-      <w:r>
-        <w:t>PyTorch</w:t>
-      </w:r>
-      <w:proofErr w:type="spellEnd"/>
-      <w:r>
-        <w:t xml:space="preserve">, </w:t>
-      </w:r>
-      <w:proofErr w:type="spellStart"/>
-      <w:r>
-        <w:t>OpenCV</w:t>
-      </w:r>
-      <w:proofErr w:type="spellEnd"/>
-      <w:r>
-        <w:t>) позволяет избежать лицензионных отчислений.</w:t>
+        <w:t>Гибкость стека: Использование открытых библиотек (Python, PyTorch, OpenCV) позволяет избежать лицензионных отчислений.</w:t>
       </w:r>
     </w:p>
     <w:p>
@@ -6495,13 +6236,8 @@
         </w:numPr>
         <w:contextualSpacing w:val="0"/>
       </w:pPr>
-      <w:proofErr w:type="spellStart"/>
-      <w:r>
-        <w:t>Мультимодальность</w:t>
-      </w:r>
-      <w:proofErr w:type="spellEnd"/>
-      <w:r>
-        <w:t>: Повышение точности за счёт объединения визуальных и голосовых признаков.</w:t>
+      <w:r>
+        <w:t>Мультимодальность: Повышение точности за счёт объединения визуальных и голосовых признаков.</w:t>
       </w:r>
     </w:p>
     <w:p>
@@ -6536,15 +6272,7 @@
         <w:contextualSpacing w:val="0"/>
       </w:pPr>
       <w:r>
-        <w:t xml:space="preserve">Требует наличия вычислительных ресурсов для этапа обучения и </w:t>
-      </w:r>
-      <w:proofErr w:type="spellStart"/>
-      <w:r>
-        <w:t>инференса</w:t>
-      </w:r>
-      <w:proofErr w:type="spellEnd"/>
-      <w:r>
-        <w:t xml:space="preserve"> в реальном времени.</w:t>
+        <w:t>Требует наличия вычислительных ресурсов для этапа обучения и инференса в реальном времени.</w:t>
       </w:r>
     </w:p>
     <w:p>
@@ -6638,6 +6366,7 @@
         <w:pStyle w:val="affb"/>
       </w:pPr>
       <w:r>
+        <w:lastRenderedPageBreak/>
         <w:t xml:space="preserve">Таблица </w:t>
       </w:r>
       <w:r>
@@ -7187,7 +6916,6 @@
       </w:pPr>
       <w:bookmarkStart w:id="17" w:name="_Ref229772334"/>
       <w:r>
-        <w:lastRenderedPageBreak/>
         <w:t xml:space="preserve">Таблица </w:t>
       </w:r>
       <w:r>
@@ -7580,6 +7308,7 @@
       </w:pPr>
       <w:bookmarkStart w:id="18" w:name="_Toc233140226"/>
       <w:r>
+        <w:lastRenderedPageBreak/>
         <w:t>Анализ показателей:</w:t>
       </w:r>
       <w:bookmarkEnd w:id="18"/>
@@ -7605,67 +7334,35 @@
         <w:pStyle w:val="25"/>
       </w:pPr>
       <w:r>
-        <w:t xml:space="preserve">Не менее важным является учёт видеопотока и аудиопотока. Только мультимодальные системы и разрабатываемое решение способны полноценно анализировать оба типа данных одновременно. Системы, ориентированные </w:t>
+        <w:t>Не менее важным является учёт видеопотока и аудиопотока. Только мультимодальные системы и разрабатываемое решение способны полноценно анализировать оба типа данных одновременно. Системы, ориентированные исключительно на компьютерное зрение или на обработку аудиосигналов, теряют часть информации и, как следствие, часть точности.</w:t>
+      </w:r>
+    </w:p>
+    <w:p>
+      <w:pPr>
+        <w:pStyle w:val="25"/>
+      </w:pPr>
+      <w:r>
+        <w:t>Адаптивность к HR-сценариям также оказывается на стороне разрабатываемой системы и готовых мультимодальных решений. Оба подхода учитывают контекст собеседований и рабочих встреч, тогда как системы общего назначения и традиционные методы не обладают такой специализацией.</w:t>
+      </w:r>
+    </w:p>
+    <w:p>
+      <w:pPr>
+        <w:pStyle w:val="25"/>
+      </w:pPr>
+      <w:r>
+        <w:t>Наиболее существенное отличие разрабатываемой системы от коммерческих аналогов проявляется в вопросах стоимости и правового обеспечения. В отличие от Affectiva, Beyond Verbal и Emotient, разрабатываемая система предполагает отсутствие регулярных лицензионных отчислений и изначальную архитектурную поддержку требований ФЗ-152. Это критично для работы с персональными данными сотрудников в российских организациях, где передача биометрической информации внешним сервисам создаёт правовые и репутационные риски.</w:t>
+      </w:r>
+    </w:p>
+    <w:p>
+      <w:pPr>
+        <w:pStyle w:val="25"/>
+      </w:pPr>
+      <w:r>
+        <w:t xml:space="preserve">Таким образом, по совокупности показателей разрабатываемая система не уступает лучшим существующим аналогам по техническим </w:t>
       </w:r>
       <w:r>
         <w:lastRenderedPageBreak/>
-        <w:t>исключительно на компьютерное зрение или на обработку аудиосигналов, теряют часть информации и, как следствие, часть точности.</w:t>
-      </w:r>
-    </w:p>
-    <w:p>
-      <w:pPr>
-        <w:pStyle w:val="25"/>
-      </w:pPr>
-      <w:r>
-        <w:t>Адаптивность к HR-сценариям также оказывается на стороне разрабатываемой системы и готовых мультимодальных решений. Оба подхода учитывают контекст собеседований и рабочих встреч, тогда как системы общего назначения и традиционные методы не обладают такой специализацией.</w:t>
-      </w:r>
-    </w:p>
-    <w:p>
-      <w:pPr>
-        <w:pStyle w:val="25"/>
-      </w:pPr>
-      <w:r>
-        <w:t xml:space="preserve">Наиболее существенное отличие разрабатываемой системы от коммерческих аналогов проявляется в вопросах стоимости и правового обеспечения. В отличие от </w:t>
-      </w:r>
-      <w:proofErr w:type="spellStart"/>
-      <w:r>
-        <w:t>Affectiva</w:t>
-      </w:r>
-      <w:proofErr w:type="spellEnd"/>
-      <w:r>
-        <w:t xml:space="preserve">, </w:t>
-      </w:r>
-      <w:proofErr w:type="spellStart"/>
-      <w:r>
-        <w:t>Beyond</w:t>
-      </w:r>
-      <w:proofErr w:type="spellEnd"/>
-      <w:r>
-        <w:t xml:space="preserve"> </w:t>
-      </w:r>
-      <w:proofErr w:type="spellStart"/>
-      <w:r>
-        <w:t>Verbal</w:t>
-      </w:r>
-      <w:proofErr w:type="spellEnd"/>
-      <w:r>
-        <w:t xml:space="preserve"> и </w:t>
-      </w:r>
-      <w:proofErr w:type="spellStart"/>
-      <w:r>
-        <w:t>Emotient</w:t>
-      </w:r>
-      <w:proofErr w:type="spellEnd"/>
-      <w:r>
-        <w:t>, разрабатываемая система предполагает отсутствие регулярных лицензионных отчислений и изначальную архитектурную поддержку требований ФЗ-152. Это критично для работы с персональными данными сотрудников в российских организациях, где передача биометрической информации внешним сервисам создаёт правовые и репутационные риски.</w:t>
-      </w:r>
-    </w:p>
-    <w:p>
-      <w:pPr>
-        <w:pStyle w:val="25"/>
-      </w:pPr>
-      <w:r>
-        <w:t>Таким образом, по совокупности показателей разрабатываемая система не уступает лучшим существующим аналогам по техническим характеристикам и превосходит их по эксплуатационным параметрам, значимым для внедрения в отечественных организациях.</w:t>
+        <w:t>характеристикам и превосходит их по эксплуатационным параметрам, значимым для внедрения в отечественных организациях.</w:t>
       </w:r>
     </w:p>
     <w:p>
@@ -7699,16 +7396,7 @@
         <w:pStyle w:val="25"/>
       </w:pPr>
       <w:r>
-        <w:lastRenderedPageBreak/>
-        <w:t xml:space="preserve">Для разработки системы целесообразно использовать мультимодальный подход, объединяющий </w:t>
-      </w:r>
-      <w:proofErr w:type="spellStart"/>
-      <w:r>
-        <w:t>свёрточные</w:t>
-      </w:r>
-      <w:proofErr w:type="spellEnd"/>
-      <w:r>
-        <w:t xml:space="preserve"> нейронные сети</w:t>
+        <w:t>Для разработки системы целесообразно использовать мультимодальный подход, объединяющий свёрточные нейронные сети</w:t>
       </w:r>
       <w:r>
         <w:t xml:space="preserve"> </w:t>
@@ -7729,15 +7417,7 @@
     </w:p>
     <w:p>
       <w:r>
-        <w:t xml:space="preserve">Цель исследования: разработка автоматизированной системы проведения </w:t>
-      </w:r>
-      <w:proofErr w:type="spellStart"/>
-      <w:r>
-        <w:t>видеовстреч</w:t>
-      </w:r>
-      <w:proofErr w:type="spellEnd"/>
-      <w:r>
-        <w:t xml:space="preserve"> с мультимодальным анализом эмоционального состояния и речевой активности участников на основе методов искусственного интеллекта.</w:t>
+        <w:t>Цель исследования: разработка автоматизированной системы проведения видеовстреч с мультимодальным анализом эмоционального состояния и речевой активности участников на основе методов искусственного интеллекта.</w:t>
       </w:r>
     </w:p>
     <w:p>
@@ -7783,6 +7463,7 @@
         </w:numPr>
       </w:pPr>
       <w:r>
+        <w:lastRenderedPageBreak/>
         <w:t>Обоснование выбора модели искусственной нейронной сети для распознавания эмоций.</w:t>
       </w:r>
     </w:p>
@@ -7870,35 +7551,7 @@
         <w:rPr>
           <w:lang w:bidi="ru-RU"/>
         </w:rPr>
-        <w:t xml:space="preserve">В качестве основного языка программирования для разработки клиентской части системы был выбран </w:t>
-      </w:r>
-      <w:proofErr w:type="spellStart"/>
-      <w:r>
-        <w:rPr>
-          <w:lang w:bidi="ru-RU"/>
-        </w:rPr>
-        <w:t>TypeScript</w:t>
-      </w:r>
-      <w:proofErr w:type="spellEnd"/>
-      <w:r>
-        <w:rPr>
-          <w:lang w:bidi="ru-RU"/>
-        </w:rPr>
-        <w:t xml:space="preserve"> в сочетании с библиотекой </w:t>
-      </w:r>
-      <w:proofErr w:type="spellStart"/>
-      <w:r>
-        <w:rPr>
-          <w:lang w:bidi="ru-RU"/>
-        </w:rPr>
-        <w:t>React</w:t>
-      </w:r>
-      <w:proofErr w:type="spellEnd"/>
-      <w:r>
-        <w:rPr>
-          <w:lang w:bidi="ru-RU"/>
-        </w:rPr>
-        <w:t>. Данный стек обеспечивает создание высокопроизводительных одностраничных приложений с типизированным кодом, что повышает надёжность разработки и упрощает дальнейшую поддержку системы.</w:t>
+        <w:t>В качестве основного языка программирования для разработки клиентской части системы был выбран TypeScript в сочетании с библиотекой React. Данный стек обеспечивает создание высокопроизводительных одностраничных приложений с типизированным кодом, что повышает надёжность разработки и упрощает дальнейшую поддержку системы.</w:t>
       </w:r>
     </w:p>
     <w:p>
@@ -7997,35 +7650,7 @@
         <w:rPr>
           <w:lang w:bidi="ru-RU"/>
         </w:rPr>
-        <w:t>Для реализации серверной логики, маршрутизации и обработки сетевых соединений использовался язык программирования Go (</w:t>
-      </w:r>
-      <w:proofErr w:type="spellStart"/>
-      <w:r>
-        <w:rPr>
-          <w:lang w:bidi="ru-RU"/>
-        </w:rPr>
-        <w:t>Golang</w:t>
-      </w:r>
-      <w:proofErr w:type="spellEnd"/>
-      <w:r>
-        <w:rPr>
-          <w:lang w:bidi="ru-RU"/>
-        </w:rPr>
-        <w:t xml:space="preserve">). Он применяется для построения REST API, управления </w:t>
-      </w:r>
-      <w:proofErr w:type="spellStart"/>
-      <w:r>
-        <w:rPr>
-          <w:lang w:bidi="ru-RU"/>
-        </w:rPr>
-        <w:t>WebSocket</w:t>
-      </w:r>
-      <w:proofErr w:type="spellEnd"/>
-      <w:r>
-        <w:rPr>
-          <w:lang w:bidi="ru-RU"/>
-        </w:rPr>
-        <w:t>-подключениями и координации обмена данными между участниками встречи и аналитическими модулями.</w:t>
+        <w:t>Для реализации серверной логики, маршрутизации и обработки сетевых соединений использовался язык программирования Go (Golang). Он применяется для построения REST API, управления WebSocket-подключениями и координации обмена данными между участниками встречи и аналитическими модулями.</w:t>
       </w:r>
     </w:p>
     <w:p>
@@ -8124,21 +7749,7 @@
           <w:lang w:bidi="ru-RU"/>
         </w:rPr>
         <w:lastRenderedPageBreak/>
-        <w:t xml:space="preserve">Для реализации модулей мультимодального анализа (распознавание эмоционального состояния, </w:t>
-      </w:r>
-      <w:proofErr w:type="spellStart"/>
-      <w:r>
-        <w:rPr>
-          <w:lang w:bidi="ru-RU"/>
-        </w:rPr>
-        <w:t>транскрибация</w:t>
-      </w:r>
-      <w:proofErr w:type="spellEnd"/>
-      <w:r>
-        <w:rPr>
-          <w:lang w:bidi="ru-RU"/>
-        </w:rPr>
-        <w:t xml:space="preserve"> речи) применялся язык программирования Python. Он используется в составе отдельного AI-шлюза и сервиса распознавания речи для обработки видеопотока и аудиосигналов.</w:t>
+        <w:t>Для реализации модулей мультимодального анализа (распознавание эмоционального состояния, транскрибация речи) применялся язык программирования Python. Он используется в составе отдельного AI-шлюза и сервиса распознавания речи для обработки видеопотока и аудиосигналов.</w:t>
       </w:r>
     </w:p>
     <w:p>
@@ -8169,49 +7780,7 @@
         <w:rPr>
           <w:lang w:bidi="ru-RU"/>
         </w:rPr>
-        <w:t>Наличие специализированных библиотек для работы с нейронными сетями и обработки мультимедиа (</w:t>
-      </w:r>
-      <w:proofErr w:type="spellStart"/>
-      <w:r>
-        <w:rPr>
-          <w:lang w:bidi="ru-RU"/>
-        </w:rPr>
-        <w:t>OpenCV</w:t>
-      </w:r>
-      <w:proofErr w:type="spellEnd"/>
-      <w:r>
-        <w:rPr>
-          <w:lang w:bidi="ru-RU"/>
-        </w:rPr>
-        <w:t xml:space="preserve">, </w:t>
-      </w:r>
-      <w:proofErr w:type="spellStart"/>
-      <w:r>
-        <w:rPr>
-          <w:lang w:bidi="ru-RU"/>
-        </w:rPr>
-        <w:t>FastAPI</w:t>
-      </w:r>
-      <w:proofErr w:type="spellEnd"/>
-      <w:r>
-        <w:rPr>
-          <w:lang w:bidi="ru-RU"/>
-        </w:rPr>
-        <w:t xml:space="preserve">, </w:t>
-      </w:r>
-      <w:proofErr w:type="spellStart"/>
-      <w:r>
-        <w:rPr>
-          <w:lang w:bidi="ru-RU"/>
-        </w:rPr>
-        <w:t>faster-whisper</w:t>
-      </w:r>
-      <w:proofErr w:type="spellEnd"/>
-      <w:r>
-        <w:rPr>
-          <w:lang w:bidi="ru-RU"/>
-        </w:rPr>
-        <w:t>)</w:t>
+        <w:t>Наличие специализированных библиотек для работы с нейронными сетями и обработки мультимедиа (OpenCV, FastAPI, faster-whisper)</w:t>
       </w:r>
       <w:r>
         <w:rPr>
@@ -8405,21 +7974,7 @@
         <w:rPr>
           <w:lang w:bidi="ru-RU"/>
         </w:rPr>
-        <w:t xml:space="preserve">Для хранения данных о пользователях, сессиях, событиях аналитики и результатах анализа была выбрана система управления базами данных </w:t>
-      </w:r>
-      <w:proofErr w:type="spellStart"/>
-      <w:r>
-        <w:rPr>
-          <w:lang w:bidi="ru-RU"/>
-        </w:rPr>
-        <w:t>PostgreSQL</w:t>
-      </w:r>
-      <w:proofErr w:type="spellEnd"/>
-      <w:r>
-        <w:rPr>
-          <w:lang w:bidi="ru-RU"/>
-        </w:rPr>
-        <w:t>. Данная СУБД обеспечивает:</w:t>
+        <w:t>Для хранения данных о пользователях, сессиях, событиях аналитики и результатах анализа была выбрана система управления базами данных PostgreSQL. Данная СУБД обеспечивает:</w:t>
       </w:r>
     </w:p>
     <w:p>
@@ -8437,21 +7992,7 @@
         <w:rPr>
           <w:lang w:bidi="ru-RU"/>
         </w:rPr>
-        <w:t xml:space="preserve">Надёжное хранение структурированных и </w:t>
-      </w:r>
-      <w:proofErr w:type="spellStart"/>
-      <w:r>
-        <w:rPr>
-          <w:lang w:bidi="ru-RU"/>
-        </w:rPr>
-        <w:t>полуструктурированных</w:t>
-      </w:r>
-      <w:proofErr w:type="spellEnd"/>
-      <w:r>
-        <w:rPr>
-          <w:lang w:bidi="ru-RU"/>
-        </w:rPr>
-        <w:t xml:space="preserve"> данных, включая поддержку формата JSONB для гибкого сохранения аналитических событий;</w:t>
+        <w:t>Надёжное хранение структурированных и полуструктурированных данных, включая поддержку формата JSONB для гибкого сохранения аналитических событий;</w:t>
       </w:r>
     </w:p>
     <w:p>
@@ -9073,21 +8614,6 @@
         </w:numPr>
       </w:pPr>
       <w:r>
-        <w:t>Клиентское приложение</w:t>
-      </w:r>
-      <w:r>
-        <w:t xml:space="preserve"> — программный интерфейс для взаимодействия HR-специалиста с системой;</w:t>
-      </w:r>
-    </w:p>
-    <w:p>
-      <w:pPr>
-        <w:pStyle w:val="af9"/>
-        <w:numPr>
-          <w:ilvl w:val="0"/>
-          <w:numId w:val="4"/>
-        </w:numPr>
-      </w:pPr>
-      <w:r>
         <w:t>Пользователь (HR-специалист)</w:t>
       </w:r>
       <w:r>
@@ -9096,15 +8622,12 @@
     </w:p>
     <w:p>
       <w:r>
-        <w:t xml:space="preserve">В рамках данной модели система выполняет преобразование входной информации, поступающей от пользователя и внешних источников, в аналитический отчёт об эмоциональном состоянии. Управление процессом осуществляется за счёт заданных алгоритмов обработки, используемых </w:t>
-      </w:r>
+        <w:t>В рамках данной модели система выполняет преобразование входной информации, поступающей от пользователя и внешних источников, в аналитический отчёт об эмоциональном состоянии. Управление процессом осуществляется за счёт заданных алгоритмов обработки, используемых моделей анализа, а также нормативных ограничений, регламентирующих обработку персональных данных.</w:t>
+      </w:r>
+    </w:p>
+    <w:p>
       <w:r>
         <w:lastRenderedPageBreak/>
-        <w:t>моделей анализа, а также нормативных ограничений, регламентирующих обработку персональных данных.</w:t>
-      </w:r>
-    </w:p>
-    <w:p>
-      <w:r>
         <w:t>Механизмы обеспечивают техническую и пользовательскую реализацию процесса: сбор данных (веб-камера), их обработку (сервер), взаимодействие с интерфейсом (клиент) и принятие решений (пользователь).</w:t>
       </w:r>
     </w:p>
@@ -9402,21 +8925,7 @@
         <w:rPr>
           <w:rFonts w:eastAsiaTheme="minorHAnsi"/>
         </w:rPr>
-        <w:t xml:space="preserve">Данный блок описывает процесс инициации и проведения онлайн-сессии взаимодействия между участниками. HR-специалист создаёт конфигурацию анализа, формирует запрос на создание сессии и приглашает участников через механизм </w:t>
-      </w:r>
-      <w:proofErr w:type="spellStart"/>
-      <w:r>
-        <w:rPr>
-          <w:rFonts w:eastAsiaTheme="minorHAnsi"/>
-        </w:rPr>
-        <w:t>инвайт</w:t>
-      </w:r>
-      <w:proofErr w:type="spellEnd"/>
-      <w:r>
-        <w:rPr>
-          <w:rFonts w:eastAsiaTheme="minorHAnsi"/>
-        </w:rPr>
-        <w:t>-ссылок. В ходе сессии осуществляется захват мультимодальных данных от всех подключённых пользователей.</w:t>
+        <w:t>Данный блок описывает процесс инициации и проведения онлайн-сессии взаимодействия между участниками. HR-специалист создаёт конфигурацию анализа, формирует запрос на создание сессии и приглашает участников через механизм инвайт-ссылок. В ходе сессии осуществляется захват мультимодальных данных от всех подключённых пользователей.</w:t>
       </w:r>
     </w:p>
     <w:p>
@@ -9858,21 +9367,7 @@
         <w:rPr>
           <w:rFonts w:eastAsiaTheme="minorHAnsi"/>
         </w:rPr>
-        <w:t>Признаки видео — нормализованные и выровненные изображения лиц, ключевые точки (</w:t>
-      </w:r>
-      <w:proofErr w:type="spellStart"/>
-      <w:r>
-        <w:rPr>
-          <w:rFonts w:eastAsiaTheme="minorHAnsi"/>
-        </w:rPr>
-        <w:t>landmarks</w:t>
-      </w:r>
-      <w:proofErr w:type="spellEnd"/>
-      <w:r>
-        <w:rPr>
-          <w:rFonts w:eastAsiaTheme="minorHAnsi"/>
-        </w:rPr>
-        <w:t>);</w:t>
+        <w:t>Признаки видео — нормализованные и выровненные изображения лиц, ключевые точки (landmarks);</w:t>
       </w:r>
     </w:p>
     <w:p>
@@ -9890,21 +9385,7 @@
         <w:rPr>
           <w:rFonts w:eastAsiaTheme="minorHAnsi"/>
         </w:rPr>
-        <w:t xml:space="preserve">Признаки аудио — мел-частотные </w:t>
-      </w:r>
-      <w:proofErr w:type="spellStart"/>
-      <w:r>
-        <w:rPr>
-          <w:rFonts w:eastAsiaTheme="minorHAnsi"/>
-        </w:rPr>
-        <w:t>кепстральные</w:t>
-      </w:r>
-      <w:proofErr w:type="spellEnd"/>
-      <w:r>
-        <w:rPr>
-          <w:rFonts w:eastAsiaTheme="minorHAnsi"/>
-        </w:rPr>
-        <w:t xml:space="preserve"> коэффициенты (MFCC) и другие акустические признаки.</w:t>
+        <w:t>Признаки аудио — мел-частотные кепстральные коэффициенты (MFCC) и другие акустические признаки.</w:t>
       </w:r>
     </w:p>
     <w:p>
@@ -9935,70 +9416,14 @@
         <w:rPr>
           <w:rFonts w:eastAsiaTheme="minorHAnsi"/>
         </w:rPr>
-        <w:t xml:space="preserve">На данном этапе извлечённые признаки передаются в модули классификации на основе </w:t>
-      </w:r>
-      <w:proofErr w:type="spellStart"/>
+        <w:t xml:space="preserve">На данном этапе извлечённые признаки передаются в модули классификации на основе предобученных нейронных сетей. Видеоданные анализируются свёрточной нейронной сетью (CNN) для классификации выражений лица, аудиоданные — рекуррентной нейронной сетью (RNN) для распознавания голосовых характеристик. Параллельно выполняется транскрибация речи с помощью модели автоматического распознавания речи </w:t>
+      </w:r>
       <w:r>
         <w:rPr>
           <w:rFonts w:eastAsiaTheme="minorHAnsi"/>
         </w:rPr>
-        <w:t>предобученных</w:t>
-      </w:r>
-      <w:proofErr w:type="spellEnd"/>
-      <w:r>
-        <w:rPr>
-          <w:rFonts w:eastAsiaTheme="minorHAnsi"/>
-        </w:rPr>
-        <w:t xml:space="preserve"> нейронных сетей. Видеоданные анализируются </w:t>
-      </w:r>
-      <w:proofErr w:type="spellStart"/>
-      <w:r>
-        <w:rPr>
-          <w:rFonts w:eastAsiaTheme="minorHAnsi"/>
-        </w:rPr>
-        <w:t>свёрточной</w:t>
-      </w:r>
-      <w:proofErr w:type="spellEnd"/>
-      <w:r>
-        <w:rPr>
-          <w:rFonts w:eastAsiaTheme="minorHAnsi"/>
-        </w:rPr>
-        <w:t xml:space="preserve"> нейронной сетью (CNN) для классификации выражений лица, аудиоданные — рекуррентной нейронной сетью (RNN) для распознавания голосовых характеристик. Параллельно выполняется </w:t>
-      </w:r>
-      <w:proofErr w:type="spellStart"/>
-      <w:r>
-        <w:rPr>
-          <w:rFonts w:eastAsiaTheme="minorHAnsi"/>
-        </w:rPr>
-        <w:t>транскрибация</w:t>
-      </w:r>
-      <w:proofErr w:type="spellEnd"/>
-      <w:r>
-        <w:rPr>
-          <w:rFonts w:eastAsiaTheme="minorHAnsi"/>
-        </w:rPr>
-        <w:t xml:space="preserve"> речи с помощью модели автоматического распознавания речи </w:t>
-      </w:r>
-      <w:r>
-        <w:rPr>
-          <w:rFonts w:eastAsiaTheme="minorHAnsi"/>
-        </w:rPr>
         <w:lastRenderedPageBreak/>
-        <w:t>(ASR) и анализ тональности текста с использованием NLP-модели. Для каждого входного сигнала модель выдаёт оценку принадлежности к классу эмоций (</w:t>
-      </w:r>
-      <w:proofErr w:type="spellStart"/>
-      <w:r>
-        <w:rPr>
-          <w:rFonts w:eastAsiaTheme="minorHAnsi"/>
-        </w:rPr>
-        <w:t>argmax</w:t>
-      </w:r>
-      <w:proofErr w:type="spellEnd"/>
-      <w:r>
-        <w:rPr>
-          <w:rFonts w:eastAsiaTheme="minorHAnsi"/>
-        </w:rPr>
-        <w:t>).</w:t>
+        <w:t>(ASR) и анализ тональности текста с использованием NLP-модели. Для каждого входного сигнала модель выдаёт оценку принадлежности к классу эмоций (argmax).</w:t>
       </w:r>
     </w:p>
     <w:p>
@@ -10096,21 +9521,7 @@
         <w:rPr>
           <w:rFonts w:eastAsiaTheme="minorHAnsi"/>
         </w:rPr>
-        <w:t xml:space="preserve">Модели и алгоритмы анализа эмоций — обученные нейронные сети (CNN для видео, RNN для аудио, ASR для </w:t>
-      </w:r>
-      <w:proofErr w:type="spellStart"/>
-      <w:r>
-        <w:rPr>
-          <w:rFonts w:eastAsiaTheme="minorHAnsi"/>
-        </w:rPr>
-        <w:t>транскрибации</w:t>
-      </w:r>
-      <w:proofErr w:type="spellEnd"/>
-      <w:r>
-        <w:rPr>
-          <w:rFonts w:eastAsiaTheme="minorHAnsi"/>
-        </w:rPr>
-        <w:t>, NLP для анализа тональности) и правила классификации.</w:t>
+        <w:t>Модели и алгоритмы анализа эмоций — обученные нейронные сети (CNN для видео, RNN для аудио, ASR для транскрибации, NLP для анализа тональности) и правила классификации.</w:t>
       </w:r>
     </w:p>
     <w:p>
@@ -10203,35 +9614,7 @@
         <w:rPr>
           <w:rFonts w:eastAsiaTheme="minorHAnsi"/>
         </w:rPr>
-        <w:t>Завершающий этап обработки, на котором результаты анализа агрегируются по временным окнам и преобразуются в структурированный аналитический отчёт. Применяется эвристический подход позднего слияния (</w:t>
-      </w:r>
-      <w:proofErr w:type="spellStart"/>
-      <w:r>
-        <w:rPr>
-          <w:rFonts w:eastAsiaTheme="minorHAnsi"/>
-        </w:rPr>
-        <w:t>late</w:t>
-      </w:r>
-      <w:proofErr w:type="spellEnd"/>
-      <w:r>
-        <w:rPr>
-          <w:rFonts w:eastAsiaTheme="minorHAnsi"/>
-        </w:rPr>
-        <w:t xml:space="preserve"> </w:t>
-      </w:r>
-      <w:proofErr w:type="spellStart"/>
-      <w:r>
-        <w:rPr>
-          <w:rFonts w:eastAsiaTheme="minorHAnsi"/>
-        </w:rPr>
-        <w:t>fusion</w:t>
-      </w:r>
-      <w:proofErr w:type="spellEnd"/>
-      <w:r>
-        <w:rPr>
-          <w:rFonts w:eastAsiaTheme="minorHAnsi"/>
-        </w:rPr>
-        <w:t>): статистика эмоций, временные шкалы активности, ключевые фразы из транскрипта и метрики вовлечённости объединяются в единый документ. Отчёт формируется по выбранной форме (PDF, CSV, JSON) и становится доступным HR-специалисту для принятия управленческих решений.</w:t>
+        <w:t>Завершающий этап обработки, на котором результаты анализа агрегируются по временным окнам и преобразуются в структурированный аналитический отчёт. Применяется эвристический подход позднего слияния (late fusion): статистика эмоций, временные шкалы активности, ключевые фразы из транскрипта и метрики вовлечённости объединяются в единый документ. Отчёт формируется по выбранной форме (PDF, CSV, JSON) и становится доступным HR-специалисту для принятия управленческих решений.</w:t>
       </w:r>
     </w:p>
     <w:p>
@@ -10423,34 +9806,13 @@
         <w:rPr>
           <w:rFonts w:eastAsiaTheme="minorHAnsi"/>
         </w:rPr>
-        <w:t>Декомпозиция отражает последовательный поток преобразования данных: блок A1 передаёт видеопоток и аудиопоток в блок A2, который после предобработки формирует признаки видео и признаки аудио для блока A3. Результаты анализа из блока A3 поступают в блок A4 для интерпретации и формирования итогового отчёта. Управляющие воздействия поступают сверху в соответствующие блоки, а механизмы обеспечивают техническую реализацию каждого этапа.</w:t>
-      </w:r>
-    </w:p>
-    <w:p>
-      <w:pPr>
+        <w:t>Построенная декомпозиция показывает взаимосвязь между основными этапами обработки данных. Выход каждого функционального блока используется в качестве входа для следующего, что обеспечивает последовательную обработку данных — от получения мультимодальных сигналов до формирования итогового аналитического отчёта. Такое представление позволяет определить назначение каждого подпроцесса и его роль в общей структуре системы</w:t>
+      </w:r>
+      <w:r>
         <w:rPr>
           <w:rFonts w:eastAsiaTheme="minorHAnsi"/>
         </w:rPr>
-      </w:pPr>
-      <w:r>
-        <w:rPr>
-          <w:rFonts w:eastAsiaTheme="minorHAnsi"/>
-        </w:rPr>
-        <w:t xml:space="preserve">Таким образом, декомпозиция IDEF0-диаграммы детализирует функциональную структуру системы, показывая последовательность этапов обработки мультимодальных данных от захвата </w:t>
-      </w:r>
-      <w:proofErr w:type="spellStart"/>
-      <w:r>
-        <w:rPr>
-          <w:rFonts w:eastAsiaTheme="minorHAnsi"/>
-        </w:rPr>
-        <w:t>медиапотоков</w:t>
-      </w:r>
-      <w:proofErr w:type="spellEnd"/>
-      <w:r>
-        <w:rPr>
-          <w:rFonts w:eastAsiaTheme="minorHAnsi"/>
-        </w:rPr>
-        <w:t xml:space="preserve"> до формирования аналитического отчёта, а также определяя ресурсы и управляющие факторы для каждого подпроцесса.</w:t>
+        <w:t>.</w:t>
       </w:r>
     </w:p>
     <w:p>
@@ -10458,27 +9820,39 @@
         <w:pStyle w:val="3"/>
       </w:pPr>
       <w:r>
+        <w:t>DFD-диаграмма</w:t>
+      </w:r>
+    </w:p>
+    <w:p>
+      <w:pPr>
+        <w:rPr>
+          <w:lang w:eastAsia="en-US" w:bidi="he-IL"/>
+        </w:rPr>
+      </w:pPr>
+      <w:r>
+        <w:rPr>
+          <w:lang w:eastAsia="en-US" w:bidi="he-IL"/>
+        </w:rPr>
+        <w:t xml:space="preserve">После определения функциональной структуры системы следующим этапом становится описание потоков данных между её компонентами. Для этого была построена DFD-диаграмма, отражающая основные </w:t>
+      </w:r>
+      <w:r>
+        <w:rPr>
+          <w:lang w:eastAsia="en-US" w:bidi="he-IL"/>
+        </w:rPr>
         <w:lastRenderedPageBreak/>
-        <w:t>DFD-диаграмма</w:t>
-      </w:r>
-    </w:p>
-    <w:p>
-      <w:pPr>
+        <w:t>информационные потоки, процессы обработки и используемые хранилища</w:t>
+      </w:r>
+      <w:r>
         <w:rPr>
           <w:lang w:eastAsia="en-US" w:bidi="he-IL"/>
         </w:rPr>
-      </w:pPr>
+        <w:t xml:space="preserve"> </w:t>
+      </w:r>
       <w:r>
         <w:rPr>
           <w:lang w:eastAsia="en-US" w:bidi="he-IL"/>
         </w:rPr>
-        <w:t>На следующем этапе проектирования для отображения потоков информации между компонентами системы и хранилищами была построена DFD-диаграмма</w:t>
-      </w:r>
-      <w:r>
-        <w:rPr>
-          <w:lang w:eastAsia="en-US" w:bidi="he-IL"/>
-        </w:rPr>
-        <w:t xml:space="preserve"> (</w:t>
+        <w:t>(</w:t>
       </w:r>
       <w:r>
         <w:rPr>
@@ -10704,11 +10078,11 @@
     </w:p>
     <w:p>
       <w:r>
-        <w:t xml:space="preserve">Логика движения информации на диаграмме отражает полный жизненный цикл обработки. Видео- и аудиопотоки от источника </w:t>
+        <w:t xml:space="preserve">Логика движения информации на диаграмме отражает полный жизненный цикл обработки. Видео- и аудиопотоки от источника направляются в процесс сбора, откуда сырые данные передаются на этап обработки. Извлечённые признаки одновременно сохраняются в базу данных </w:t>
       </w:r>
       <w:r>
         <w:lastRenderedPageBreak/>
-        <w:t>направляются в процесс сбора, откуда сырые данные передаются на этап обработки. Извлечённые признаки одновременно сохраняются в базу данных и передаются в модуль анализа. Результаты классификации также фиксируются в хранилище и поступают в процесс формирования отчёта, после чего готовый документ выгружается для HR-менеджера.</w:t>
+        <w:t>и передаются в модуль анализа. Результаты классификации также фиксируются в хранилище и поступают в процесс формирования отчёта, после чего готовый документ выгружается для HR-менеджера.</w:t>
       </w:r>
     </w:p>
     <w:p>
@@ -10943,15 +10317,7 @@
     </w:p>
     <w:p>
       <w:r>
-        <w:t xml:space="preserve">• Сеанс </w:t>
-      </w:r>
-      <w:proofErr w:type="spellStart"/>
-      <w:r>
-        <w:t>видеовстречи</w:t>
-      </w:r>
-      <w:proofErr w:type="spellEnd"/>
-      <w:r>
-        <w:t xml:space="preserve"> — ключевая сущность бизнес-процесса, описывающая жизненный цикл мероприятия (от создания до завершения).</w:t>
+        <w:t>• Сеанс видеовстречи — ключевая сущность бизнес-процесса, описывающая жизненный цикл мероприятия (от создания до завершения).</w:t>
       </w:r>
     </w:p>
     <w:p>
@@ -10981,15 +10347,7 @@
         <w:t>Все с</w:t>
       </w:r>
       <w:r>
-        <w:t xml:space="preserve">вязи между сущностями имеют характер «один-ко-многим» (1:М). Центральной точкой агрегации является «Сеанс </w:t>
-      </w:r>
-      <w:proofErr w:type="spellStart"/>
-      <w:r>
-        <w:t>видеовстречи</w:t>
-      </w:r>
-      <w:proofErr w:type="spellEnd"/>
-      <w:r>
-        <w:t>»: одна сессия порождает множество участников, событий аналитики, сообщений чата и итоговых отчётов. Пользователь, в свою очередь, может быть организатором множества сессий и иметь несколько активных токенов обновления.</w:t>
+        <w:t>вязи между сущностями имеют характер «один-ко-многим» (1:М). Центральной точкой агрегации является «Сеанс видеовстречи»: одна сессия порождает множество участников, событий аналитики, сообщений чата и итоговых отчётов. Пользователь, в свою очередь, может быть организатором множества сессий и иметь несколько активных токенов обновления.</w:t>
       </w:r>
     </w:p>
     <w:p>
@@ -13809,20 +13167,8 @@
           <w:bCs w:val="0"/>
           <w:color w:val="000000"/>
         </w:rPr>
-        <w:t xml:space="preserve">Сеанс </w:t>
-      </w:r>
-      <w:proofErr w:type="spellStart"/>
-      <w:r>
-        <w:rPr>
-          <w:rStyle w:val="aff2"/>
-          <w:rFonts w:eastAsia="Microsoft YaHei"/>
-          <w:b w:val="0"/>
-          <w:bCs w:val="0"/>
-          <w:color w:val="000000"/>
-        </w:rPr>
-        <w:t>видеовстречи</w:t>
-      </w:r>
-      <w:proofErr w:type="spellEnd"/>
+        <w:t>Сеанс видеовстречи</w:t>
+      </w:r>
       <w:r>
         <w:rPr>
           <w:rFonts w:eastAsia="Microsoft YaHei"/>
@@ -13953,19 +13299,8 @@
           <w:i w:val="0"/>
           <w:iCs w:val="0"/>
         </w:rPr>
-        <w:t xml:space="preserve">Сеанс </w:t>
-      </w:r>
-      <w:proofErr w:type="spellStart"/>
-      <w:r>
-        <w:rPr>
-          <w:rStyle w:val="ae"/>
-          <w:rFonts w:eastAsia="Microsoft YaHei"/>
-          <w:i w:val="0"/>
-          <w:iCs w:val="0"/>
-        </w:rPr>
-        <w:t>видеовстречи</w:t>
-      </w:r>
-      <w:proofErr w:type="spellEnd"/>
+        <w:t>Сеанс видеовстречи</w:t>
+      </w:r>
       <w:r>
         <w:rPr>
           <w:rStyle w:val="ae"/>
@@ -14316,21 +13651,12 @@
                 <w:sz w:val="28"/>
               </w:rPr>
             </w:pPr>
-            <w:proofErr w:type="spellStart"/>
             <w:r>
               <w:rPr>
                 <w:rFonts w:asciiTheme="majorHAnsi" w:hAnsiTheme="majorHAnsi" w:cstheme="majorHAnsi"/>
                 <w:sz w:val="28"/>
               </w:rPr>
-              <w:t>Человекочитаемое</w:t>
-            </w:r>
-            <w:proofErr w:type="spellEnd"/>
-            <w:r>
-              <w:rPr>
-                <w:rFonts w:asciiTheme="majorHAnsi" w:hAnsiTheme="majorHAnsi" w:cstheme="majorHAnsi"/>
-                <w:sz w:val="28"/>
-              </w:rPr>
-              <w:t xml:space="preserve"> наименование сессии</w:t>
+              <w:t>Человекочитаемое наименование сессии</w:t>
             </w:r>
           </w:p>
         </w:tc>
@@ -15890,21 +15216,7 @@
         <w:rPr>
           <w:rFonts w:eastAsia="Microsoft YaHei"/>
         </w:rPr>
-        <w:t xml:space="preserve">выходные данные модуля искусственного интеллекта, содержащие информацию о распознанных эмоциях, результатах </w:t>
-      </w:r>
-      <w:proofErr w:type="spellStart"/>
-      <w:r>
-        <w:rPr>
-          <w:rFonts w:eastAsia="Microsoft YaHei"/>
-        </w:rPr>
-        <w:t>транскрибации</w:t>
-      </w:r>
-      <w:proofErr w:type="spellEnd"/>
-      <w:r>
-        <w:rPr>
-          <w:rFonts w:eastAsia="Microsoft YaHei"/>
-        </w:rPr>
-        <w:t xml:space="preserve"> речи и расчетных метриках.</w:t>
+        <w:t>выходные данные модуля искусственного интеллекта, содержащие информацию о распознанных эмоциях, результатах транскрибации речи и расчетных метриках.</w:t>
       </w:r>
     </w:p>
     <w:p>
@@ -19358,21 +18670,7 @@
         <w:rPr>
           <w:rFonts w:eastAsia="Microsoft YaHei"/>
         </w:rPr>
-        <w:t xml:space="preserve">На этапе логического проектирования концептуальная модель была преобразована в схему реляционной базы данных с учётом особенностей выбранной СУБД </w:t>
-      </w:r>
-      <w:proofErr w:type="spellStart"/>
-      <w:r>
-        <w:rPr>
-          <w:rFonts w:eastAsia="Microsoft YaHei"/>
-        </w:rPr>
-        <w:t>PostgreSQL</w:t>
-      </w:r>
-      <w:proofErr w:type="spellEnd"/>
-      <w:r>
-        <w:rPr>
-          <w:rFonts w:eastAsia="Microsoft YaHei"/>
-        </w:rPr>
-        <w:t xml:space="preserve">. Логическая модель </w:t>
+        <w:t xml:space="preserve">На этапе логического проектирования концептуальная модель была преобразована в схему реляционной базы данных с учётом особенностей выбранной СУБД PostgreSQL. Логическая модель </w:t>
       </w:r>
       <w:r>
         <w:rPr>
@@ -19620,21 +18918,7 @@
           <w:rFonts w:eastAsia="Microsoft YaHei"/>
         </w:rPr>
         <w:lastRenderedPageBreak/>
-        <w:t xml:space="preserve">ключи обеспечивают ссылочную целостность между связанными сущностями: например, каждая запись в таблице «Участник встречи» ссылается на конкретный сеанс </w:t>
-      </w:r>
-      <w:proofErr w:type="spellStart"/>
-      <w:r>
-        <w:rPr>
-          <w:rFonts w:eastAsia="Microsoft YaHei"/>
-        </w:rPr>
-        <w:t>видеовстречи</w:t>
-      </w:r>
-      <w:proofErr w:type="spellEnd"/>
-      <w:r>
-        <w:rPr>
-          <w:rFonts w:eastAsia="Microsoft YaHei"/>
-        </w:rPr>
-        <w:t>.</w:t>
+        <w:t>ключи обеспечивают ссылочную целостность между связанными сущностями: например, каждая запись в таблице «Участник встречи» ссылается на конкретный сеанс видеовстречи.</w:t>
       </w:r>
     </w:p>
     <w:p>
@@ -19652,21 +18936,7 @@
         <w:rPr>
           <w:rFonts w:eastAsia="Microsoft YaHei"/>
         </w:rPr>
-        <w:t xml:space="preserve">Ограничения уникальности. Ряд полей имеет ограничение уникальности: адрес электронной почты пользователя, </w:t>
-      </w:r>
-      <w:proofErr w:type="spellStart"/>
-      <w:r>
-        <w:rPr>
-          <w:rFonts w:eastAsia="Microsoft YaHei"/>
-        </w:rPr>
-        <w:t>хеш</w:t>
-      </w:r>
-      <w:proofErr w:type="spellEnd"/>
-      <w:r>
-        <w:rPr>
-          <w:rFonts w:eastAsia="Microsoft YaHei"/>
-        </w:rPr>
-        <w:t xml:space="preserve"> токена обновления, клиентский идентификатор сообщения чата. Это предотвращает дублирование критически важных данных и обеспечивает идемпотентность операций (в частности, при повторной отправке сообщений из-за сетевых сбоев).</w:t>
+        <w:t>Ограничения уникальности. Ряд полей имеет ограничение уникальности: адрес электронной почты пользователя, хеш токена обновления, клиентский идентификатор сообщения чата. Это предотвращает дублирование критически важных данных и обеспечивает идемпотентность операций (в частности, при повторной отправке сообщений из-за сетевых сбоев).</w:t>
       </w:r>
     </w:p>
     <w:p>
@@ -19684,35 +18954,7 @@
         <w:rPr>
           <w:rFonts w:eastAsia="Microsoft YaHei"/>
         </w:rPr>
-        <w:t xml:space="preserve">Гибкое хранение аналитики. Для полей, содержащих результаты работы нейросетей (полезные данные событий аналитики, данные отчёта, снимок конфигурации), предусмотрена возможность хранения </w:t>
-      </w:r>
-      <w:proofErr w:type="spellStart"/>
-      <w:r>
-        <w:rPr>
-          <w:rFonts w:eastAsia="Microsoft YaHei"/>
-        </w:rPr>
-        <w:t>полуструктурированных</w:t>
-      </w:r>
-      <w:proofErr w:type="spellEnd"/>
-      <w:r>
-        <w:rPr>
-          <w:rFonts w:eastAsia="Microsoft YaHei"/>
-        </w:rPr>
-        <w:t xml:space="preserve"> данных. Это позволяет сохранять разнородные результаты ИИ-моделей (координаты </w:t>
-      </w:r>
-      <w:proofErr w:type="spellStart"/>
-      <w:r>
-        <w:rPr>
-          <w:rFonts w:eastAsia="Microsoft YaHei"/>
-        </w:rPr>
-        <w:t>landmark</w:t>
-      </w:r>
-      <w:proofErr w:type="spellEnd"/>
-      <w:r>
-        <w:rPr>
-          <w:rFonts w:eastAsia="Microsoft YaHei"/>
-        </w:rPr>
-        <w:t>-точек, словари вероятностей эмоций, транскрипты) без необходимости частого изменения схемы базы данных.</w:t>
+        <w:t>Гибкое хранение аналитики. Для полей, содержащих результаты работы нейросетей (полезные данные событий аналитики, данные отчёта, снимок конфигурации), предусмотрена возможность хранения полуструктурированных данных. Это позволяет сохранять разнородные результаты ИИ-моделей (координаты landmark-точек, словари вероятностей эмоций, транскрипты) без необходимости частого изменения схемы базы данных.</w:t>
       </w:r>
     </w:p>
     <w:p>
@@ -19730,21 +18972,7 @@
         <w:rPr>
           <w:rFonts w:eastAsia="Microsoft YaHei"/>
         </w:rPr>
-        <w:t xml:space="preserve">Ссылочная целостность и каскадное удаление. Все внешние ключи, связывающие дочерние таблицы (участники, события, отчёты, сообщения чата) с родительской таблицей сеанса </w:t>
-      </w:r>
-      <w:proofErr w:type="spellStart"/>
-      <w:r>
-        <w:rPr>
-          <w:rFonts w:eastAsia="Microsoft YaHei"/>
-        </w:rPr>
-        <w:t>видеовстречи</w:t>
-      </w:r>
-      <w:proofErr w:type="spellEnd"/>
-      <w:r>
-        <w:rPr>
-          <w:rFonts w:eastAsia="Microsoft YaHei"/>
-        </w:rPr>
-        <w:t>, настроены с правилом каскадного удаления. Это гарантирует, что при удалении завершённой или тестовой встречи все связанные с ней данные будут автоматически очищены.</w:t>
+        <w:t>Ссылочная целостность и каскадное удаление. Все внешние ключи, связывающие дочерние таблицы (участники, события, отчёты, сообщения чата) с родительской таблицей сеанса видеовстречи, настроены с правилом каскадного удаления. Это гарантирует, что при удалении завершённой или тестовой встречи все связанные с ней данные будут автоматически очищены.</w:t>
       </w:r>
     </w:p>
     <w:p>
@@ -19839,23 +19067,7 @@
         <w:contextualSpacing/>
       </w:pPr>
       <w:r>
-        <w:t xml:space="preserve">Разработанный программный комплекс представляет собой веб-платформу для планирования онлайн-сессий, проведения </w:t>
-      </w:r>
-      <w:proofErr w:type="spellStart"/>
-      <w:r>
-        <w:t>видеовстреч</w:t>
-      </w:r>
-      <w:proofErr w:type="spellEnd"/>
-      <w:r>
-        <w:t xml:space="preserve"> в браузере, сбора мультимодальной аналитики (речь, мимика, эмоции) и формирования отчётности для организатора. Архитектура системы построена по клиент-серверной модели с выделением ресурсоёмких задач искусственного интеллекта в отдельные </w:t>
-      </w:r>
-      <w:proofErr w:type="spellStart"/>
-      <w:r>
-        <w:t>микросервисы</w:t>
-      </w:r>
-      <w:proofErr w:type="spellEnd"/>
-      <w:r>
-        <w:t>.</w:t>
+        <w:t>Разработанный программный комплекс представляет собой веб-платформу для планирования онлайн-сессий, проведения видеовстреч в браузере, сбора мультимодальной аналитики (речь, мимика, эмоции) и формирования отчётности для организатора. Архитектура системы построена по клиент-серверной модели с выделением ресурсоёмких задач искусственного интеллекта в отдельные микросервисы.</w:t>
       </w:r>
     </w:p>
     <w:p>
@@ -19863,23 +19075,7 @@
         <w:contextualSpacing/>
       </w:pPr>
       <w:r>
-        <w:t xml:space="preserve">Комплекс организован в виде </w:t>
-      </w:r>
-      <w:proofErr w:type="spellStart"/>
-      <w:r>
-        <w:t>монорепозитория</w:t>
-      </w:r>
-      <w:proofErr w:type="spellEnd"/>
-      <w:r>
-        <w:t xml:space="preserve">, что обеспечивает согласованность интерфейсов, упрощает управление зависимостями и ускоряет процесс разработки. </w:t>
-      </w:r>
-      <w:proofErr w:type="spellStart"/>
-      <w:r>
-        <w:t>Оркестрация</w:t>
-      </w:r>
-      <w:proofErr w:type="spellEnd"/>
-      <w:r>
-        <w:t xml:space="preserve"> сервисов осуществляется с помощью средств контейнеризации, поддерживающих базовый профиль (клиентская часть, серверная часть, СУБД) и опциональный профиль искусственного интеллекта (AI-шлюз, сервис распознавания речи).</w:t>
+        <w:t>Комплекс организован в виде монорепозитория, что обеспечивает согласованность интерфейсов, упрощает управление зависимостями и ускоряет процесс разработки. Оркестрация сервисов осуществляется с помощью средств контейнеризации, поддерживающих базовый профиль (клиентская часть, серверная часть, СУБД) и опциональный профиль искусственного интеллекта (AI-шлюз, сервис распознавания речи).</w:t>
       </w:r>
     </w:p>
     <w:p>
@@ -19910,29 +19106,8 @@
           <w:numId w:val="4"/>
         </w:numPr>
       </w:pPr>
-      <w:proofErr w:type="spellStart"/>
-      <w:r>
-        <w:t>WebSocket</w:t>
-      </w:r>
-      <w:proofErr w:type="spellEnd"/>
-      <w:r>
-        <w:t xml:space="preserve"> – для </w:t>
-      </w:r>
-      <w:proofErr w:type="spellStart"/>
-      <w:r>
-        <w:t>низкозадержочного</w:t>
-      </w:r>
-      <w:proofErr w:type="spellEnd"/>
-      <w:r>
-        <w:t xml:space="preserve"> обмена </w:t>
-      </w:r>
-      <w:proofErr w:type="spellStart"/>
-      <w:r>
-        <w:t>медиаданными</w:t>
-      </w:r>
-      <w:proofErr w:type="spellEnd"/>
-      <w:r>
-        <w:t>, событиями встречи, потоковой аналитикой и чатом в реальном времени.</w:t>
+      <w:r>
+        <w:t>WebSocket – для низкозадержочного обмена медиаданными, событиями встречи, потоковой аналитикой и чатом в реальном времени.</w:t>
       </w:r>
     </w:p>
     <w:p>
@@ -19961,31 +19136,7 @@
         <w:contextualSpacing/>
       </w:pPr>
       <w:r>
-        <w:t xml:space="preserve">Клиентская часть реализована как одностраничное приложение (SPA) на базе стека </w:t>
-      </w:r>
-      <w:proofErr w:type="spellStart"/>
-      <w:r>
-        <w:t>React</w:t>
-      </w:r>
-      <w:proofErr w:type="spellEnd"/>
-      <w:r>
-        <w:t xml:space="preserve">, </w:t>
-      </w:r>
-      <w:proofErr w:type="spellStart"/>
-      <w:r>
-        <w:t>TypeScript</w:t>
-      </w:r>
-      <w:proofErr w:type="spellEnd"/>
-      <w:r>
-        <w:t xml:space="preserve"> и сборщика </w:t>
-      </w:r>
-      <w:proofErr w:type="spellStart"/>
-      <w:r>
-        <w:t>Vite</w:t>
-      </w:r>
-      <w:proofErr w:type="spellEnd"/>
-      <w:r>
-        <w:t>. Интерфейс спроектирован с учётом принципов компонентного подхода и разделения ответственности.</w:t>
+        <w:t>Клиентская часть реализована как одностраничное приложение (SPA) на базе стека React, TypeScript и сборщика Vite. Интерфейс спроектирован с учётом принципов компонентного подхода и разделения ответственности.</w:t>
       </w:r>
     </w:p>
     <w:p>
@@ -20028,21 +19179,8 @@
           <w:numId w:val="4"/>
         </w:numPr>
       </w:pPr>
-      <w:proofErr w:type="spellStart"/>
-      <w:r>
-        <w:t>WebSocket</w:t>
-      </w:r>
-      <w:proofErr w:type="spellEnd"/>
-      <w:r>
-        <w:t xml:space="preserve">-механизм реализует автоматическое </w:t>
-      </w:r>
-      <w:proofErr w:type="spellStart"/>
-      <w:r>
-        <w:t>переподключение</w:t>
-      </w:r>
-      <w:proofErr w:type="spellEnd"/>
-      <w:r>
-        <w:t xml:space="preserve"> при разрыве соединения, обработку сигналов активности и маршрутизацию входящих событий. Разбор доменных событий вынесен в отдельную функцию, которая обновляет состояние интерфейса, отображает уведомления и обрабатывает событие завершения встречи.</w:t>
+      <w:r>
+        <w:t>WebSocket-механизм реализует автоматическое переподключение при разрыве соединения, обработку сигналов активности и маршрутизацию входящих событий. Разбор доменных событий вынесен в отдельную функцию, которая обновляет состояние интерфейса, отображает уведомления и обрабатывает событие завершения встречи.</w:t>
       </w:r>
     </w:p>
     <w:p>
@@ -20247,15 +19385,7 @@
       <w:bookmarkStart w:id="41" w:name="_Toc229467891"/>
       <w:bookmarkStart w:id="42" w:name="_Toc233140235"/>
       <w:r>
-        <w:t xml:space="preserve">Серверный модуль управления сессиями и </w:t>
-      </w:r>
-      <w:proofErr w:type="spellStart"/>
-      <w:r>
-        <w:t>WebSocket</w:t>
-      </w:r>
-      <w:proofErr w:type="spellEnd"/>
-      <w:r>
-        <w:t>-коммуникации</w:t>
+        <w:t>Серверный модуль управления сессиями и WebSocket-коммуникации</w:t>
       </w:r>
       <w:bookmarkEnd w:id="41"/>
       <w:bookmarkEnd w:id="42"/>
@@ -20265,15 +19395,7 @@
         <w:contextualSpacing/>
       </w:pPr>
       <w:r>
-        <w:t xml:space="preserve">Серверная часть реализована на языке Go с использованием веб-фреймворка </w:t>
-      </w:r>
-      <w:proofErr w:type="spellStart"/>
-      <w:r>
-        <w:t>Gin</w:t>
-      </w:r>
-      <w:proofErr w:type="spellEnd"/>
-      <w:r>
-        <w:t>. Точка входа приложения отвечает за инициализацию подключения к СУБД, настройку CORS, регистрацию промежуточного программного обеспечения и маршрутов</w:t>
+        <w:t>Серверная часть реализована на языке Go с использованием веб-фреймворка Gin. Точка входа приложения отвечает за инициализацию подключения к СУБД, настройку CORS, регистрацию промежуточного программного обеспечения и маршрутов</w:t>
       </w:r>
       <w:r>
         <w:t>.</w:t>
@@ -20296,15 +19418,7 @@
         </w:numPr>
       </w:pPr>
       <w:r>
-        <w:t xml:space="preserve">Цепочка </w:t>
-      </w:r>
-      <w:proofErr w:type="spellStart"/>
-      <w:r>
-        <w:t>middleware</w:t>
-      </w:r>
-      <w:proofErr w:type="spellEnd"/>
-      <w:r>
-        <w:t xml:space="preserve"> выстроена в следующей последовательности: сначала выполняется восстановление после сбоев, затем идентификация запроса, после чего производится логирование доступа и обработка CORS. Далее система ограничивает количество попыток входа и выполняет проверку аутентификации. Такой порядок обработки обеспечивает отказоустойчивость сервиса, полный аудит запросов, защиту от атак подбора паролей и контроль доступа к защищённым ресурсам.</w:t>
+        <w:t>Цепочка middleware выстроена в следующей последовательности: сначала выполняется восстановление после сбоев, затем идентификация запроса, после чего производится логирование доступа и обработка CORS. Далее система ограничивает количество попыток входа и выполняет проверку аутентификации. Такой порядок обработки обеспечивает отказоустойчивость сервиса, полный аудит запросов, защиту от атак подбора паролей и контроль доступа к защищённым ресурсам.</w:t>
       </w:r>
     </w:p>
     <w:p>
@@ -20315,13 +19429,8 @@
           <w:numId w:val="4"/>
         </w:numPr>
       </w:pPr>
-      <w:proofErr w:type="spellStart"/>
-      <w:r>
-        <w:t>WebSocket</w:t>
-      </w:r>
-      <w:proofErr w:type="spellEnd"/>
-      <w:r>
-        <w:t xml:space="preserve">-хаб управляет пулом соединений по идентификатору сессии. При получении сообщения о присоединении сервер сохраняет метаданные подключения, рассылает событие о новом участнике всем </w:t>
+      <w:r>
+        <w:t xml:space="preserve">WebSocket-хаб управляет пулом соединений по идентификатору сессии. При получении сообщения о присоединении сервер сохраняет метаданные подключения, рассылает событие о новом участнике всем </w:t>
       </w:r>
       <w:r>
         <w:lastRenderedPageBreak/>
@@ -20337,23 +19446,7 @@
         </w:numPr>
       </w:pPr>
       <w:r>
-        <w:t xml:space="preserve">Обработка медиа-событий: сообщения типов «кадр», «аудио», «сообщение чата» маршрутизируются к зарегистрированным обработчикам. События аналитики (текстовый анализ, </w:t>
-      </w:r>
-      <w:proofErr w:type="spellStart"/>
-      <w:r>
-        <w:t>аудиоанализ</w:t>
-      </w:r>
-      <w:proofErr w:type="spellEnd"/>
-      <w:r>
-        <w:t xml:space="preserve">, анализ лица, эмоции) записываются в таблицу событий и одновременно транслируются клиентам. Отладочные сообщения не сохраняются в БД, а сразу передаются по </w:t>
-      </w:r>
-      <w:proofErr w:type="spellStart"/>
-      <w:r>
-        <w:t>WebSocket</w:t>
-      </w:r>
-      <w:proofErr w:type="spellEnd"/>
-      <w:r>
-        <w:t xml:space="preserve"> для снижения нагрузки на дисковую подсистему.</w:t>
+        <w:t>Обработка медиа-событий: сообщения типов «кадр», «аудио», «сообщение чата» маршрутизируются к зарегистрированным обработчикам. События аналитики (текстовый анализ, аудиоанализ, анализ лица, эмоции) записываются в таблицу событий и одновременно транслируются клиентам. Отладочные сообщения не сохраняются в БД, а сразу передаются по WebSocket для снижения нагрузки на дисковую подсистему.</w:t>
       </w:r>
     </w:p>
     <w:p>
@@ -20385,15 +19478,7 @@
         <w:contextualSpacing/>
       </w:pPr>
       <w:r>
-        <w:t>Подсистема безопасности реализована на основе архитектуры без сохранения состояния (</w:t>
-      </w:r>
-      <w:proofErr w:type="spellStart"/>
-      <w:r>
-        <w:t>stateless</w:t>
-      </w:r>
-      <w:proofErr w:type="spellEnd"/>
-      <w:r>
-        <w:t>) с применением технологии JWT. Процесс аутентификации пользователя состоит из следующих этапов</w:t>
+        <w:t>Подсистема безопасности реализована на основе архитектуры без сохранения состояния (stateless) с применением технологии JWT. Процесс аутентификации пользователя состоит из следующих этапов</w:t>
       </w:r>
       <w:r>
         <w:t>:</w:t>
@@ -20408,15 +19493,7 @@
         <w:contextualSpacing/>
       </w:pPr>
       <w:r>
-        <w:t xml:space="preserve">Проверку учётных данных через запрос входа с валидацией </w:t>
-      </w:r>
-      <w:proofErr w:type="spellStart"/>
-      <w:r>
-        <w:t>хеша</w:t>
-      </w:r>
-      <w:proofErr w:type="spellEnd"/>
-      <w:r>
-        <w:t xml:space="preserve"> пароля.</w:t>
+        <w:t>Проверку учётных данных через запрос входа с валидацией хеша пароля.</w:t>
       </w:r>
     </w:p>
     <w:p>
@@ -20484,15 +19561,7 @@
         </w:numPr>
       </w:pPr>
       <w:r>
-        <w:t xml:space="preserve">В продакшн-окружении предполагается использование HTTPS/WSS, строгих CORS-правил и безопасных </w:t>
-      </w:r>
-      <w:proofErr w:type="spellStart"/>
-      <w:r>
-        <w:t>cookie</w:t>
-      </w:r>
-      <w:proofErr w:type="spellEnd"/>
-      <w:r>
-        <w:t xml:space="preserve"> для токенов обновления.</w:t>
+        <w:t>В продакшн-окружении предполагается использование HTTPS/WSS, строгих CORS-правил и безопасных cookie для токенов обновления.</w:t>
       </w:r>
     </w:p>
     <w:p>
@@ -20503,30 +19572,17 @@
       <w:bookmarkStart w:id="46" w:name="_Toc233140237"/>
       <w:r>
         <w:lastRenderedPageBreak/>
-        <w:t xml:space="preserve">Модуль захвата и передачи </w:t>
-      </w:r>
-      <w:proofErr w:type="spellStart"/>
-      <w:r>
-        <w:t>медиапотоков</w:t>
+        <w:t>Модуль захвата и передачи медиапотоков</w:t>
       </w:r>
       <w:bookmarkEnd w:id="45"/>
       <w:bookmarkEnd w:id="46"/>
-      <w:proofErr w:type="spellEnd"/>
     </w:p>
     <w:p>
       <w:pPr>
         <w:contextualSpacing/>
       </w:pPr>
       <w:r>
-        <w:t xml:space="preserve">Захват </w:t>
-      </w:r>
-      <w:proofErr w:type="spellStart"/>
-      <w:r>
-        <w:t>медиаданных</w:t>
-      </w:r>
-      <w:proofErr w:type="spellEnd"/>
-      <w:r>
-        <w:t xml:space="preserve"> на стороне клиента реализован через нативные браузерные API без использования сторонних плагинов.</w:t>
+        <w:t>Захват медиаданных на стороне клиента реализован через нативные браузерные API без использования сторонних плагинов.</w:t>
       </w:r>
     </w:p>
     <w:p>
@@ -20538,23 +19594,7 @@
         </w:numPr>
       </w:pPr>
       <w:r>
-        <w:t xml:space="preserve">Аудио: создаётся компонент записи исключительно для аудиодорожки микрофона. Для корректного декодирования на стороне сервера применяется стратегия кумулятивного накопления </w:t>
-      </w:r>
-      <w:proofErr w:type="spellStart"/>
-      <w:r>
-        <w:t>чанков</w:t>
-      </w:r>
-      <w:proofErr w:type="spellEnd"/>
-      <w:r>
-        <w:t xml:space="preserve">: вместо отправки изолированных фрагментов система формирует непрерывный буфер, содержащий инициализирующий сегмент и последующие кластеры. Буфер кодируется в Base64 и отправляется по </w:t>
-      </w:r>
-      <w:proofErr w:type="spellStart"/>
-      <w:r>
-        <w:t>WebSocket</w:t>
-      </w:r>
-      <w:proofErr w:type="spellEnd"/>
-      <w:r>
-        <w:t xml:space="preserve"> с заданным интервалом или по достижению лимита размера.</w:t>
+        <w:t>Аудио: создаётся компонент записи исключительно для аудиодорожки микрофона. Для корректного декодирования на стороне сервера применяется стратегия кумулятивного накопления чанков: вместо отправки изолированных фрагментов система формирует непрерывный буфер, содержащий инициализирующий сегмент и последующие кластеры. Буфер кодируется в Base64 и отправляется по WebSocket с заданным интервалом или по достижению лимита размера.</w:t>
       </w:r>
     </w:p>
     <w:p>
@@ -20566,23 +19606,7 @@
         </w:numPr>
       </w:pPr>
       <w:r>
-        <w:t xml:space="preserve">Видео: кадры для анализа лица захватываются с </w:t>
-      </w:r>
-      <w:proofErr w:type="spellStart"/>
-      <w:r>
-        <w:t>видеоэлемента</w:t>
-      </w:r>
-      <w:proofErr w:type="spellEnd"/>
-      <w:r>
-        <w:t xml:space="preserve"> через </w:t>
-      </w:r>
-      <w:proofErr w:type="spellStart"/>
-      <w:r>
-        <w:t>canvas</w:t>
-      </w:r>
-      <w:proofErr w:type="spellEnd"/>
-      <w:r>
-        <w:t xml:space="preserve"> с фиксированным интервалом. Изображение конвертируется в JPEG Base64 и передаётся типом «кадр». Такой подход балансирует между частотой обновления аналитики и пропускной способностью канала.</w:t>
+        <w:t>Видео: кадры для анализа лица захватываются с видеоэлемента через canvas с фиксированным интервалом. Изображение конвертируется в JPEG Base64 и передаётся типом «кадр». Такой подход балансирует между частотой обновления аналитики и пропускной способностью канала.</w:t>
       </w:r>
     </w:p>
     <w:p>
@@ -20615,33 +19639,18 @@
     </w:p>
     <w:p>
       <w:r>
-        <w:t>Для реализации системы применяются математические методы и алгоритмы, обеспечивающие обработку данных и классификацию эмоций.</w:t>
-      </w:r>
-    </w:p>
-    <w:p>
-      <w:r>
-        <w:t>Обработка видеопотока:</w:t>
-      </w:r>
-    </w:p>
-    <w:p>
-      <w:r>
-        <w:t xml:space="preserve">Для анализа видеопотока используется </w:t>
-      </w:r>
-      <w:proofErr w:type="spellStart"/>
-      <w:r>
-        <w:t>сверточная</w:t>
-      </w:r>
-      <w:proofErr w:type="spellEnd"/>
-      <w:r>
-        <w:t xml:space="preserve"> нейронная сеть (CNN), которая обучается на датасете изображений лиц (например, FER2013). Классификация эмоций (радость, грусть, гнев и т.д.) выполняется с помощью функции активации </w:t>
-      </w:r>
-      <w:proofErr w:type="spellStart"/>
-      <w:r>
-        <w:t>Softmax</w:t>
-      </w:r>
-      <w:proofErr w:type="spellEnd"/>
-      <w:r>
-        <w:t>:</w:t>
+        <w:t>Для реализации системы применяются математические методы и алгоритмы машинного обучения, обеспечивающие обработку входных данных и классификацию эмоциональных состояний.</w:t>
+      </w:r>
+    </w:p>
+    <w:p>
+      <w:r>
+        <w:t xml:space="preserve">Для анализа видеопотока используется свёрточная нейронная сеть (CNN), которая обучается на датасете изображений лиц (например, FER2013). Классификация </w:t>
+      </w:r>
+      <w:r>
+        <w:t>эмоций выполняется</w:t>
+      </w:r>
+      <w:r>
+        <w:t xml:space="preserve"> с помощью функции активации Softmax, которая преобразует выходные сигналы сети в распределение вероятностей по всем классам:</w:t>
       </w:r>
     </w:p>
     <w:p>
@@ -20975,42 +19984,31 @@
     </w:p>
     <w:p>
       <w:r>
-        <w:t xml:space="preserve">Для оценки качества модели используется функция потерь </w:t>
-      </w:r>
-      <w:r>
-        <w:t>Cross-</w:t>
-      </w:r>
-      <w:proofErr w:type="spellStart"/>
-      <w:r>
-        <w:t>Entropy</w:t>
-      </w:r>
-      <w:proofErr w:type="spellEnd"/>
-      <w:r>
-        <w:t xml:space="preserve"> </w:t>
-      </w:r>
-      <w:proofErr w:type="spellStart"/>
-      <w:r>
-        <w:t>Loss</w:t>
-      </w:r>
-      <w:proofErr w:type="spellEnd"/>
-      <w:r>
-        <w:t>:</w:t>
-      </w:r>
-    </w:p>
-    <w:p>
+        <w:t>Поскольку задача классификации эмоций относится к многоклассовой, в качестве функции потерь применяется категориальная кросс-энтропия (categorical cross-entropy):</w:t>
+      </w:r>
+    </w:p>
+    <w:p>
+      <w:pPr>
+        <w:rPr>
+          <w:lang w:val="en-US"/>
+        </w:rPr>
+      </w:pPr>
       <m:oMathPara>
         <m:oMath>
           <m:r>
             <w:rPr>
               <w:rFonts w:ascii="Cambria Math" w:hAnsi="Cambria Math"/>
+              <w:lang w:val="en-US"/>
             </w:rPr>
-            <m:t>L=-</m:t>
+            <m:t>L = -</m:t>
           </m:r>
           <m:f>
             <m:fPr>
               <m:ctrlPr>
                 <w:rPr>
                   <w:rFonts w:ascii="Cambria Math" w:hAnsi="Cambria Math"/>
+                  <w:i/>
+                  <w:lang w:val="en-US"/>
                 </w:rPr>
               </m:ctrlPr>
             </m:fPr>
@@ -21018,6 +20016,7 @@
               <m:r>
                 <w:rPr>
                   <w:rFonts w:ascii="Cambria Math" w:hAnsi="Cambria Math"/>
+                  <w:lang w:val="en-US"/>
                 </w:rPr>
                 <m:t>1</m:t>
               </m:r>
@@ -21026,6 +20025,7 @@
               <m:r>
                 <w:rPr>
                   <w:rFonts w:ascii="Cambria Math" w:hAnsi="Cambria Math"/>
+                  <w:lang w:val="en-US"/>
                 </w:rPr>
                 <m:t>N</m:t>
               </m:r>
@@ -21037,6 +20037,8 @@
               <m:ctrlPr>
                 <w:rPr>
                   <w:rFonts w:ascii="Cambria Math" w:hAnsi="Cambria Math"/>
+                  <w:i/>
+                  <w:lang w:val="en-US"/>
                 </w:rPr>
               </m:ctrlPr>
             </m:naryPr>
@@ -21044,6 +20046,7 @@
               <m:r>
                 <w:rPr>
                   <w:rFonts w:ascii="Cambria Math" w:hAnsi="Cambria Math"/>
+                  <w:lang w:val="en-US"/>
                 </w:rPr>
                 <m:t>i=1</m:t>
               </m:r>
@@ -21052,22 +20055,41 @@
               <m:r>
                 <w:rPr>
                   <w:rFonts w:ascii="Cambria Math" w:hAnsi="Cambria Math"/>
+                  <w:lang w:val="en-US"/>
                 </w:rPr>
                 <m:t>N</m:t>
               </m:r>
             </m:sup>
             <m:e>
-              <m:d>
-                <m:dPr>
-                  <m:begChr m:val="["/>
-                  <m:endChr m:val="]"/>
+              <m:nary>
+                <m:naryPr>
+                  <m:chr m:val="∑"/>
                   <m:ctrlPr>
                     <w:rPr>
                       <w:rFonts w:ascii="Cambria Math" w:hAnsi="Cambria Math"/>
                       <w:i/>
+                      <w:lang w:val="en-US"/>
                     </w:rPr>
                   </m:ctrlPr>
-                </m:dPr>
+                </m:naryPr>
+                <m:sub>
+                  <m:r>
+                    <w:rPr>
+                      <w:rFonts w:ascii="Cambria Math" w:hAnsi="Cambria Math"/>
+                      <w:lang w:val="en-US"/>
+                    </w:rPr>
+                    <m:t>k=1</m:t>
+                  </m:r>
+                </m:sub>
+                <m:sup>
+                  <m:r>
+                    <w:rPr>
+                      <w:rFonts w:ascii="Cambria Math" w:hAnsi="Cambria Math"/>
+                      <w:lang w:val="en-US"/>
+                    </w:rPr>
+                    <m:t>K</m:t>
+                  </m:r>
+                </m:sup>
                 <m:e>
                   <m:sSub>
                     <m:sSubPr>
@@ -21075,6 +20097,7 @@
                         <w:rPr>
                           <w:rFonts w:ascii="Cambria Math" w:hAnsi="Cambria Math"/>
                           <w:i/>
+                          <w:lang w:val="en-US"/>
                         </w:rPr>
                       </m:ctrlPr>
                     </m:sSubPr>
@@ -21082,6 +20105,7 @@
                       <m:r>
                         <w:rPr>
                           <w:rFonts w:ascii="Cambria Math" w:hAnsi="Cambria Math"/>
+                          <w:lang w:val="en-US"/>
                         </w:rPr>
                         <m:t>y</m:t>
                       </m:r>
@@ -21090,87 +20114,25 @@
                       <m:r>
                         <w:rPr>
                           <w:rFonts w:ascii="Cambria Math" w:hAnsi="Cambria Math"/>
+                          <w:lang w:val="en-US"/>
                         </w:rPr>
-                        <m:t>i</m:t>
+                        <m:t>ik</m:t>
                       </m:r>
                     </m:sub>
                   </m:sSub>
-                  <m:func>
-                    <m:funcPr>
-                      <m:ctrlPr>
-                        <w:rPr>
-                          <w:rFonts w:ascii="Cambria Math" w:hAnsi="Cambria Math"/>
-                        </w:rPr>
-                      </m:ctrlPr>
-                    </m:funcPr>
-                    <m:fName>
-                      <m:r>
-                        <m:rPr>
-                          <m:sty m:val="p"/>
-                        </m:rPr>
-                        <w:rPr>
-                          <w:rFonts w:ascii="Cambria Math" w:hAnsi="Cambria Math"/>
-                        </w:rPr>
-                        <m:t>log</m:t>
-                      </m:r>
-                    </m:fName>
-                    <m:e>
-                      <m:d>
-                        <m:dPr>
-                          <m:ctrlPr>
-                            <w:rPr>
-                              <w:rFonts w:ascii="Cambria Math" w:hAnsi="Cambria Math"/>
-                              <w:i/>
-                            </w:rPr>
-                          </m:ctrlPr>
-                        </m:dPr>
-                        <m:e>
-                          <m:acc>
-                            <m:accPr>
-                              <m:ctrlPr>
-                                <w:rPr>
-                                  <w:rFonts w:ascii="Cambria Math" w:hAnsi="Cambria Math"/>
-                                </w:rPr>
-                              </m:ctrlPr>
-                            </m:accPr>
-                            <m:e>
-                              <m:sSub>
-                                <m:sSubPr>
-                                  <m:ctrlPr>
-                                    <w:rPr>
-                                      <w:rFonts w:ascii="Cambria Math" w:hAnsi="Cambria Math"/>
-                                      <w:i/>
-                                    </w:rPr>
-                                  </m:ctrlPr>
-                                </m:sSubPr>
-                                <m:e>
-                                  <m:r>
-                                    <w:rPr>
-                                      <w:rFonts w:ascii="Cambria Math" w:hAnsi="Cambria Math"/>
-                                    </w:rPr>
-                                    <m:t>y</m:t>
-                                  </m:r>
-                                </m:e>
-                                <m:sub>
-                                  <m:r>
-                                    <w:rPr>
-                                      <w:rFonts w:ascii="Cambria Math" w:hAnsi="Cambria Math"/>
-                                    </w:rPr>
-                                    <m:t>i</m:t>
-                                  </m:r>
-                                </m:sub>
-                              </m:sSub>
-                            </m:e>
-                          </m:acc>
-                        </m:e>
-                      </m:d>
-                    </m:e>
-                  </m:func>
                   <m:r>
                     <w:rPr>
                       <w:rFonts w:ascii="Cambria Math" w:hAnsi="Cambria Math"/>
+                      <w:lang w:val="en-US"/>
                     </w:rPr>
-                    <m:t>+</m:t>
+                    <m:t xml:space="preserve"> </m:t>
+                  </m:r>
+                  <m:r>
+                    <w:rPr>
+                      <w:rFonts w:ascii="Cambria Math" w:hAnsi="Cambria Math"/>
+                      <w:lang w:val="en-US"/>
+                    </w:rPr>
+                    <m:t>log</m:t>
                   </m:r>
                   <m:d>
                     <m:dPr>
@@ -21178,131 +20140,113 @@
                         <w:rPr>
                           <w:rFonts w:ascii="Cambria Math" w:hAnsi="Cambria Math"/>
                           <w:i/>
+                          <w:lang w:val="en-US"/>
                         </w:rPr>
                       </m:ctrlPr>
                     </m:dPr>
                     <m:e>
-                      <m:r>
-                        <w:rPr>
-                          <w:rFonts w:ascii="Cambria Math" w:hAnsi="Cambria Math"/>
-                        </w:rPr>
-                        <m:t>1-</m:t>
-                      </m:r>
                       <m:sSub>
                         <m:sSubPr>
                           <m:ctrlPr>
                             <w:rPr>
                               <w:rFonts w:ascii="Cambria Math" w:hAnsi="Cambria Math"/>
                               <w:i/>
+                              <w:lang w:val="en-US"/>
                             </w:rPr>
                           </m:ctrlPr>
                         </m:sSubPr>
                         <m:e>
-                          <m:r>
-                            <w:rPr>
-                              <w:rFonts w:ascii="Cambria Math" w:hAnsi="Cambria Math"/>
-                            </w:rPr>
-                            <m:t>y</m:t>
-                          </m:r>
+                          <m:acc>
+                            <m:accPr>
+                              <m:ctrlPr>
+                                <w:rPr>
+                                  <w:rFonts w:ascii="Cambria Math" w:hAnsi="Cambria Math"/>
+                                  <w:i/>
+                                  <w:lang w:val="en-US"/>
+                                </w:rPr>
+                              </m:ctrlPr>
+                            </m:accPr>
+                            <m:e>
+                              <m:r>
+                                <w:rPr>
+                                  <w:rFonts w:ascii="Cambria Math" w:hAnsi="Cambria Math"/>
+                                  <w:lang w:val="en-US"/>
+                                </w:rPr>
+                                <m:t>y</m:t>
+                              </m:r>
+                            </m:e>
+                          </m:acc>
                         </m:e>
                         <m:sub>
                           <m:r>
                             <w:rPr>
                               <w:rFonts w:ascii="Cambria Math" w:hAnsi="Cambria Math"/>
+                              <w:lang w:val="en-US"/>
                             </w:rPr>
-                            <m:t>i</m:t>
+                            <m:t>ik</m:t>
                           </m:r>
                         </m:sub>
                       </m:sSub>
                     </m:e>
                   </m:d>
-                  <m:func>
-                    <m:funcPr>
-                      <m:ctrlPr>
-                        <w:rPr>
-                          <w:rFonts w:ascii="Cambria Math" w:hAnsi="Cambria Math"/>
-                        </w:rPr>
-                      </m:ctrlPr>
-                    </m:funcPr>
-                    <m:fName>
-                      <m:r>
-                        <m:rPr>
-                          <m:sty m:val="p"/>
-                        </m:rPr>
-                        <w:rPr>
-                          <w:rFonts w:ascii="Cambria Math" w:hAnsi="Cambria Math"/>
-                        </w:rPr>
-                        <m:t>log</m:t>
-                      </m:r>
-                    </m:fName>
-                    <m:e>
-                      <m:d>
-                        <m:dPr>
-                          <m:ctrlPr>
-                            <w:rPr>
-                              <w:rFonts w:ascii="Cambria Math" w:hAnsi="Cambria Math"/>
-                              <w:i/>
-                            </w:rPr>
-                          </m:ctrlPr>
-                        </m:dPr>
-                        <m:e>
-                          <m:r>
-                            <w:rPr>
-                              <w:rFonts w:ascii="Cambria Math" w:hAnsi="Cambria Math"/>
-                            </w:rPr>
-                            <m:t>1-</m:t>
-                          </m:r>
-                          <m:acc>
-                            <m:accPr>
-                              <m:ctrlPr>
-                                <w:rPr>
-                                  <w:rFonts w:ascii="Cambria Math" w:hAnsi="Cambria Math"/>
-                                </w:rPr>
-                              </m:ctrlPr>
-                            </m:accPr>
-                            <m:e>
-                              <m:sSub>
-                                <m:sSubPr>
-                                  <m:ctrlPr>
-                                    <w:rPr>
-                                      <w:rFonts w:ascii="Cambria Math" w:hAnsi="Cambria Math"/>
-                                      <w:i/>
-                                    </w:rPr>
-                                  </m:ctrlPr>
-                                </m:sSubPr>
-                                <m:e>
-                                  <m:r>
-                                    <w:rPr>
-                                      <w:rFonts w:ascii="Cambria Math" w:hAnsi="Cambria Math"/>
-                                    </w:rPr>
-                                    <m:t>y</m:t>
-                                  </m:r>
-                                </m:e>
-                                <m:sub>
-                                  <m:r>
-                                    <w:rPr>
-                                      <w:rFonts w:ascii="Cambria Math" w:hAnsi="Cambria Math"/>
-                                    </w:rPr>
-                                    <m:t>i</m:t>
-                                  </m:r>
-                                </m:sub>
-                              </m:sSub>
-                            </m:e>
-                          </m:acc>
-                        </m:e>
-                      </m:d>
-                    </m:e>
-                  </m:func>
                 </m:e>
-              </m:d>
+              </m:nary>
             </m:e>
           </m:nary>
         </m:oMath>
       </m:oMathPara>
     </w:p>
     <w:p>
-      <w:r>
-        <w:t xml:space="preserve">Где N — количество примеров в обучающей выборке, </w:t>
+      <w:pPr>
+        <w:rPr>
+          <w:lang w:val="en-US"/>
+        </w:rPr>
+      </w:pPr>
+      <w:r>
+        <w:t xml:space="preserve">Где </w:t>
+      </w:r>
+      <m:oMath>
+        <m:r>
+          <w:rPr>
+            <w:rFonts w:ascii="Cambria Math" w:hAnsi="Cambria Math"/>
+          </w:rPr>
+          <m:t>N</m:t>
+        </m:r>
+      </m:oMath>
+      <w:r>
+        <w:t xml:space="preserve"> </w:t>
+      </w:r>
+      <w:r>
+        <w:t>—</w:t>
+      </w:r>
+      <w:r>
+        <w:t xml:space="preserve"> </w:t>
+      </w:r>
+      <w:r>
+        <w:t>количество примеров в обучающей выборке</w:t>
+      </w:r>
+      <w:r>
+        <w:t xml:space="preserve">; </w:t>
+      </w:r>
+      <m:oMath>
+        <m:r>
+          <w:rPr>
+            <w:rFonts w:ascii="Cambria Math" w:hAnsi="Cambria Math"/>
+          </w:rPr>
+          <m:t>K</m:t>
+        </m:r>
+      </m:oMath>
+      <w:r>
+        <w:t>—</w:t>
+      </w:r>
+      <w:r>
+        <w:t xml:space="preserve"> </w:t>
+      </w:r>
+      <w:r>
+        <w:t>число классов эмоций</w:t>
+      </w:r>
+      <w:r>
+        <w:t xml:space="preserve">; </w:t>
       </w:r>
       <m:oMath>
         <m:sSub>
@@ -21329,31 +20273,45 @@
               </w:rPr>
               <m:t>i</m:t>
             </m:r>
+            <m:r>
+              <w:rPr>
+                <w:rFonts w:ascii="Cambria Math" w:hAnsi="Cambria Math"/>
+                <w:lang w:val="en-US"/>
+              </w:rPr>
+              <m:t>k</m:t>
+            </m:r>
           </m:sub>
         </m:sSub>
       </m:oMath>
       <w:r>
-        <w:t xml:space="preserve"> — истинная метка класса, </w:t>
+        <w:t>—</w:t>
+      </w:r>
+      <w:r>
+        <w:t>one-hot метка класса (равна 1, если пример i принадлежит классу k, и 0 в противном случае)</w:t>
+      </w:r>
+      <w:r>
+        <w:t xml:space="preserve">; </w:t>
       </w:r>
       <m:oMath>
-        <m:acc>
-          <m:accPr>
+        <m:sSub>
+          <m:sSubPr>
             <m:ctrlPr>
               <w:rPr>
                 <w:rFonts w:ascii="Cambria Math" w:hAnsi="Cambria Math"/>
+                <w:i/>
               </w:rPr>
             </m:ctrlPr>
-          </m:accPr>
+          </m:sSubPr>
           <m:e>
-            <m:sSub>
-              <m:sSubPr>
+            <m:acc>
+              <m:accPr>
                 <m:ctrlPr>
                   <w:rPr>
                     <w:rFonts w:ascii="Cambria Math" w:hAnsi="Cambria Math"/>
                     <w:i/>
                   </w:rPr>
                 </m:ctrlPr>
-              </m:sSubPr>
+              </m:accPr>
               <m:e>
                 <m:r>
                   <w:rPr>
@@ -21362,125 +20320,117 @@
                   <m:t>y</m:t>
                 </m:r>
               </m:e>
-              <m:sub>
-                <m:r>
-                  <w:rPr>
-                    <w:rFonts w:ascii="Cambria Math" w:hAnsi="Cambria Math"/>
-                  </w:rPr>
-                  <m:t>i</m:t>
-                </m:r>
-              </m:sub>
-            </m:sSub>
+            </m:acc>
           </m:e>
-        </m:acc>
+          <m:sub>
+            <m:r>
+              <w:rPr>
+                <w:rFonts w:ascii="Cambria Math" w:hAnsi="Cambria Math"/>
+              </w:rPr>
+              <m:t>i</m:t>
+            </m:r>
+            <m:r>
+              <w:rPr>
+                <w:rFonts w:ascii="Cambria Math" w:hAnsi="Cambria Math"/>
+                <w:lang w:val="en-US"/>
+              </w:rPr>
+              <m:t>k</m:t>
+            </m:r>
+          </m:sub>
+        </m:sSub>
       </m:oMath>
       <w:r>
-        <w:t>— предсказанная вероятность.</w:t>
-      </w:r>
-    </w:p>
-    <w:p>
-      <w:r>
-        <w:t>Обработка аудиопотока:</w:t>
-      </w:r>
-    </w:p>
-    <w:p>
-      <w:r>
-        <w:t xml:space="preserve">Для анализа аудиопотока применяются мел-частотные </w:t>
-      </w:r>
-      <w:proofErr w:type="spellStart"/>
-      <w:r>
-        <w:t>кепстральные</w:t>
-      </w:r>
-      <w:proofErr w:type="spellEnd"/>
-      <w:r>
-        <w:t xml:space="preserve"> коэффициенты (MFCC), которые извлекаются из голосовых данных. </w:t>
-      </w:r>
-      <w:r>
-        <w:t xml:space="preserve">Классификация выполняется рекуррентной нейронной сетью (RNN) с функцией активации </w:t>
-      </w:r>
-      <w:proofErr w:type="spellStart"/>
-      <w:r>
+        <w:t>—</w:t>
+      </w:r>
+      <w:r>
+        <w:t xml:space="preserve"> </w:t>
+      </w:r>
+      <w:r>
+        <w:t>предсказанная моделью вероятность принадлежности примера i к классу k.</w:t>
+      </w:r>
+    </w:p>
+    <w:p>
+      <w:r>
+        <w:t>Для анализа аудиопотока применяются мел-частотные кепстральные коэффициенты (</w:t>
+      </w:r>
+      <w:r>
+        <w:rPr>
+          <w:lang w:val="en-US"/>
+        </w:rPr>
+        <w:t>MFCC</w:t>
+      </w:r>
+      <w:r>
+        <w:t>), которые формируют входное представление голосового сигнала. Полученные признаки подаются на вход рекуррентной нейронной сети (</w:t>
+      </w:r>
+      <w:r>
+        <w:rPr>
+          <w:lang w:val="en-US"/>
+        </w:rPr>
+        <w:t>RNN</w:t>
+      </w:r>
+      <w:r>
+        <w:t xml:space="preserve">), выполняющей классификацию эмоционального состояния. На выходе модели также применяется функция активации </w:t>
+      </w:r>
+      <w:r>
+        <w:rPr>
+          <w:lang w:val="en-US"/>
+        </w:rPr>
         <w:t>Softmax</w:t>
       </w:r>
-      <w:proofErr w:type="spellEnd"/>
-      <w:r>
-        <w:t>. Точность модели также оценивается через Cross-</w:t>
-      </w:r>
-      <w:proofErr w:type="spellStart"/>
-      <w:r>
-        <w:t>Entropy</w:t>
-      </w:r>
-      <w:proofErr w:type="spellEnd"/>
-      <w:r>
-        <w:t xml:space="preserve"> </w:t>
-      </w:r>
-      <w:proofErr w:type="spellStart"/>
-      <w:r>
-        <w:t>Loss</w:t>
-      </w:r>
-      <w:proofErr w:type="spellEnd"/>
-      <w:r>
-        <w:t>.</w:t>
-      </w:r>
-    </w:p>
-    <w:p>
-      <w:r>
-        <w:t>Метрики качества:</w:t>
-      </w:r>
-    </w:p>
-    <w:p>
-      <w:r>
-        <w:t>Для контроля обучения используются следующие метрики качества</w:t>
-      </w:r>
-      <w:r>
-        <w:t>:</w:t>
-      </w:r>
-    </w:p>
-    <w:p>
-      <w:pPr>
-        <w:pStyle w:val="af9"/>
-        <w:numPr>
-          <w:ilvl w:val="0"/>
-          <w:numId w:val="4"/>
-        </w:numPr>
-      </w:pPr>
-      <w:proofErr w:type="spellStart"/>
-      <w:r>
-        <w:rPr>
-          <w:b/>
-          <w:bCs/>
-        </w:rPr>
-        <w:t>Accuracy</w:t>
-      </w:r>
-      <w:proofErr w:type="spellEnd"/>
-      <w:r>
-        <w:t>: доля правильно классифицированных эмоций,</w:t>
-      </w:r>
-    </w:p>
-    <w:p>
-      <w:pPr>
-        <w:pStyle w:val="af9"/>
-        <w:numPr>
-          <w:ilvl w:val="0"/>
-          <w:numId w:val="4"/>
-        </w:numPr>
-      </w:pPr>
-      <w:proofErr w:type="spellStart"/>
-      <w:r>
-        <w:rPr>
-          <w:b/>
-          <w:bCs/>
-        </w:rPr>
-        <w:t>Loss</w:t>
-      </w:r>
-      <w:proofErr w:type="spellEnd"/>
-      <w:r>
-        <w:t>: значение функции потерь, отражающее расхождение между предсказаниями и истинными значениями.</w:t>
-      </w:r>
-    </w:p>
-    <w:p>
-      <w:r>
-        <w:t>Указанные методы обеспечивают точную классификацию эмоций и их последующую интеграцию в рамках мультимодального анализа.</w:t>
+      <w:r>
+        <w:t>, преобразующая результаты в вероятностное распределение по классам эмоций.</w:t>
+      </w:r>
+    </w:p>
+    <w:p>
+      <w:r>
+        <w:t xml:space="preserve">Обучение </w:t>
+      </w:r>
+      <w:r>
+        <w:rPr>
+          <w:lang w:val="en-US"/>
+        </w:rPr>
+        <w:t>RNN</w:t>
+      </w:r>
+      <w:r>
+        <w:t xml:space="preserve"> проводится с использованием аналогичной функции потерь — категориальной кросс-энтропии, которая измеряет расхождение между предсказанным распределением вероятностей и истинными </w:t>
+      </w:r>
+      <w:r>
+        <w:rPr>
+          <w:lang w:val="en-US"/>
+        </w:rPr>
+        <w:t>one</w:t>
+      </w:r>
+      <w:r>
+        <w:t>-</w:t>
+      </w:r>
+      <w:r>
+        <w:rPr>
+          <w:lang w:val="en-US"/>
+        </w:rPr>
+        <w:t>hot</w:t>
+      </w:r>
+      <w:r>
+        <w:t xml:space="preserve"> метками классов. Обучение направлено на минимизацию значения функции потерь, что позволяет повысить точность классификации.</w:t>
+      </w:r>
+    </w:p>
+    <w:p>
+      <w:r>
+        <w:t>В процессе оценки качества моделей используются следующие метрики:</w:t>
+      </w:r>
+    </w:p>
+    <w:p>
+      <w:r>
+        <w:t>Accuracy — доля корректно классифицированных примеров;</w:t>
+      </w:r>
+    </w:p>
+    <w:p>
+      <w:r>
+        <w:t>Loss — значение функции потерь, характеризующее степень расхождения между предсказаниями модели и фактическими метками.</w:t>
+      </w:r>
+    </w:p>
+    <w:p>
+      <w:r>
+        <w:t>Метрики используются для оценки качества модели на разных этапах обучения.</w:t>
       </w:r>
     </w:p>
     <w:p>
@@ -21490,6 +20440,7 @@
       <w:bookmarkStart w:id="48" w:name="_Toc233140239"/>
       <w:commentRangeStart w:id="49"/>
       <w:r>
+        <w:lastRenderedPageBreak/>
         <w:t>Алгоритмическое обеспечение</w:t>
       </w:r>
       <w:commentRangeEnd w:id="49"/>
@@ -21504,7 +20455,10 @@
     </w:p>
     <w:p>
       <w:r>
-        <w:t>Общая схема алгоритма работы системы представлена на рисунке</w:t>
+        <w:t xml:space="preserve">На </w:t>
+      </w:r>
+      <w:r>
+        <w:t>рисунке</w:t>
       </w:r>
       <w:r>
         <w:t xml:space="preserve"> </w:t>
@@ -21537,7 +20491,7 @@
         <w:t xml:space="preserve">. </w:t>
       </w:r>
       <w:r>
-        <w:t>Алгоритм описывает последовательность действий от момента аутентификации пользователя до формирования итогового аналитического отчёта.</w:t>
+        <w:t>представлена общая схема алгоритма работы системы, описывающая последовательность обработки данных от аутентификации пользователя до формирования итогового аналитического отчёта.</w:t>
       </w:r>
     </w:p>
     <w:p>
@@ -21641,15 +20595,12 @@
     <w:p>
       <w:r>
         <w:lastRenderedPageBreak/>
-        <w:t>Процесс начинается с аутентификации пользователя в системе. При успешной проверке учётных данных пользователь получает доступ к функционалу создания или присоединения к сессии. В случае неудачной аутентификации процесс завершается</w:t>
-      </w:r>
-      <w:r>
-        <w:t>.</w:t>
-      </w:r>
-    </w:p>
-    <w:p>
-      <w:r>
-        <w:t>После создания или присоединения к сессии система инициирует параллельные потоки обработки данных:</w:t>
+        <w:t>Процесс начинается с аутентификации пользователя. При успешной проверке учётных данных ему предоставляется доступ к созданию новой сессии или подключению к существующей. В случае неуспешной аутентификации выполнение процесса прекращается.</w:t>
+      </w:r>
+    </w:p>
+    <w:p>
+      <w:r>
+        <w:t>После инициализации сессии система переходит к параллельной обработке данных, включающей следующие потоки:</w:t>
       </w:r>
     </w:p>
     <w:p>
@@ -21661,7 +20612,10 @@
         </w:numPr>
       </w:pPr>
       <w:r>
-        <w:t>Поток обработки видеоданных: осуществляется захват видеокадров с фиксированной частотой, далее выполняется детекция лица и классификация эмоций с использованием нейросетевых моделей. Результаты анализа сохраняются в базу данных.</w:t>
+        <w:t>Поток обработки видеоданных: выполняется захват видеокадров с заданной частотой, детекция лица и классификация эмоционального состояния с использованием нейросетевых моделей. Результаты анализа сохраняются в базе данных</w:t>
+      </w:r>
+      <w:r>
+        <w:t>.</w:t>
       </w:r>
     </w:p>
     <w:p>
@@ -21673,31 +20627,13 @@
         </w:numPr>
       </w:pPr>
       <w:r>
-        <w:t xml:space="preserve">Поток обработки аудиоданных: производится захват </w:t>
-      </w:r>
-      <w:proofErr w:type="spellStart"/>
-      <w:r>
-        <w:t>аудиочанков</w:t>
-      </w:r>
-      <w:proofErr w:type="spellEnd"/>
-      <w:r>
-        <w:t xml:space="preserve">, после чего выполняется </w:t>
-      </w:r>
-      <w:proofErr w:type="spellStart"/>
-      <w:r>
-        <w:t>транскрибация</w:t>
-      </w:r>
-      <w:proofErr w:type="spellEnd"/>
-      <w:r>
-        <w:t xml:space="preserve"> речи с преобразованием аудиосигнала в текстовое представление. Результаты </w:t>
-      </w:r>
-      <w:proofErr w:type="spellStart"/>
-      <w:r>
-        <w:t>транскрибации</w:t>
-      </w:r>
-      <w:proofErr w:type="spellEnd"/>
-      <w:r>
-        <w:t xml:space="preserve"> сохраняются в базу данных.</w:t>
+        <w:t xml:space="preserve">Поток </w:t>
+      </w:r>
+      <w:r>
+        <w:t>обработки аудиоданных: осуществляется захват аудиочанков, после чего выполняется транскрибация речи с преобразованием аудиосигнала в текстовое представление. Полученные данные сохраняются в базе данных</w:t>
+      </w:r>
+      <w:r>
+        <w:t>.</w:t>
       </w:r>
     </w:p>
     <w:p>
@@ -21709,17 +20645,23 @@
         </w:numPr>
       </w:pPr>
       <w:r>
-        <w:t>Поток обработки сообщений чата: осуществляется приём текстовых сообщений от участников сессии с последующей трансляцией сообщений всем участникам в режиме реального времени.</w:t>
-      </w:r>
-    </w:p>
-    <w:p>
-      <w:r>
-        <w:t>После обработки данных выполняется обновление интерфейса в реальном времени, что обеспечивает отображение аналитической информации всем участникам сессии.</w:t>
-      </w:r>
-    </w:p>
-    <w:p>
-      <w:r>
-        <w:t>Цикл обработки данных продолжается до момента завершения сессии. При завершении сессии выполняется формирование итогового отчёта на основе накопленных данных аналитики, после чего отчёт сохраняется в базу данных и процесс завершается.</w:t>
+        <w:t xml:space="preserve">Поток </w:t>
+      </w:r>
+      <w:r>
+        <w:t>обработки сообщений чата: реализуется приём текстовых сообщений от участников сессии и их передача всем подключённым пользователям в режиме реального времени</w:t>
+      </w:r>
+      <w:r>
+        <w:t>.</w:t>
+      </w:r>
+    </w:p>
+    <w:p>
+      <w:r>
+        <w:t>Каждый из потоков по мере обработки данных выполняет обновление пользовательского интерфейса, обеспечивая отображение актуальной аналитической информации в ходе сессии.</w:t>
+      </w:r>
+    </w:p>
+    <w:p>
+      <w:r>
+        <w:t>Обработка данных продолжается до завершения сессии. После её окончания формируется итоговый аналитический отчёт на основе накопленных данных, который сохраняется в базе данных, после чего выполнение алгоритма завершается.</w:t>
       </w:r>
     </w:p>
     <w:p>
@@ -21739,15 +20681,7 @@
         <w:contextualSpacing/>
       </w:pPr>
       <w:r>
-        <w:t xml:space="preserve">Вычислительные задачи ИИ вынесены в отдельный сервис (AI-шлюз) и сервис распознавания речи на языке Python. Шлюз взаимодействует с серверной частью через </w:t>
-      </w:r>
-      <w:proofErr w:type="spellStart"/>
-      <w:r>
-        <w:t>WebSocket</w:t>
-      </w:r>
-      <w:proofErr w:type="spellEnd"/>
-      <w:r>
-        <w:t xml:space="preserve"> и конфигурируется через JSON-файлы с поддержкой горячей перезагрузки.</w:t>
+        <w:t>Вычислительные задачи ИИ вынесены в отдельный сервис (AI-шлюз) и сервис распознавания речи на языке Python. Шлюз взаимодействует с серверной частью через WebSocket и конфигурируется через JSON-файлы с поддержкой горячей перезагрузки.</w:t>
       </w:r>
     </w:p>
     <w:p>
@@ -21764,141 +20698,170 @@
         <w:contextualSpacing/>
       </w:pPr>
       <w:r>
-        <w:t>Задача распознавания эмоций по выражению лица (</w:t>
-      </w:r>
-      <w:proofErr w:type="spellStart"/>
-      <w:r>
-        <w:t>Facial</w:t>
-      </w:r>
-      <w:proofErr w:type="spellEnd"/>
+        <w:t>Задача распознавания эмоций по выражению лица (Facial Expression Recognition, FER) является одной из ключевых в области компьютерного зрения и аффективных вычислений</w:t>
+      </w:r>
+      <w:r>
+        <w:t>[</w:t>
+      </w:r>
+      <w:r>
+        <w:fldChar w:fldCharType="begin"/>
+      </w:r>
+      <w:r>
+        <w:instrText xml:space="preserve"> REF _Ref229768210 \r \h </w:instrText>
+      </w:r>
+      <w:r>
+        <w:instrText xml:space="preserve"> \* MERGEFORMAT </w:instrText>
+      </w:r>
+      <w:r>
+        <w:fldChar w:fldCharType="separate"/>
+      </w:r>
+      <w:r>
+        <w:t>1</w:t>
+      </w:r>
+      <w:r>
+        <w:fldChar w:fldCharType="end"/>
+      </w:r>
+      <w:r>
+        <w:t>,</w:t>
+      </w:r>
       <w:r>
         <w:t xml:space="preserve"> </w:t>
       </w:r>
-      <w:proofErr w:type="spellStart"/>
-      <w:r>
-        <w:t>Expression</w:t>
-      </w:r>
-      <w:proofErr w:type="spellEnd"/>
-      <w:r>
+      <w:r>
+        <w:rPr>
+          <w:lang w:val="en-US"/>
+        </w:rPr>
+        <w:fldChar w:fldCharType="begin"/>
+      </w:r>
+      <w:r>
+        <w:instrText xml:space="preserve"> </w:instrText>
+      </w:r>
+      <w:r>
+        <w:rPr>
+          <w:lang w:val="en-US"/>
+        </w:rPr>
+        <w:instrText>REF</w:instrText>
+      </w:r>
+      <w:r>
+        <w:instrText xml:space="preserve"> _</w:instrText>
+      </w:r>
+      <w:r>
+        <w:rPr>
+          <w:lang w:val="en-US"/>
+        </w:rPr>
+        <w:instrText>Ref</w:instrText>
+      </w:r>
+      <w:r>
+        <w:instrText>229768249 \</w:instrText>
+      </w:r>
+      <w:r>
+        <w:rPr>
+          <w:lang w:val="en-US"/>
+        </w:rPr>
+        <w:instrText>r</w:instrText>
+      </w:r>
+      <w:r>
+        <w:instrText xml:space="preserve"> \</w:instrText>
+      </w:r>
+      <w:r>
+        <w:rPr>
+          <w:lang w:val="en-US"/>
+        </w:rPr>
+        <w:instrText>h</w:instrText>
+      </w:r>
+      <w:r>
+        <w:instrText xml:space="preserve"> </w:instrText>
+      </w:r>
+      <w:r>
+        <w:instrText xml:space="preserve"> \* </w:instrText>
+      </w:r>
+      <w:r>
+        <w:rPr>
+          <w:lang w:val="en-US"/>
+        </w:rPr>
+        <w:instrText>MERGEFORMAT</w:instrText>
+      </w:r>
+      <w:r>
+        <w:instrText xml:space="preserve"> </w:instrText>
+      </w:r>
+      <w:r>
+        <w:rPr>
+          <w:lang w:val="en-US"/>
+        </w:rPr>
+      </w:r>
+      <w:r>
+        <w:rPr>
+          <w:lang w:val="en-US"/>
+        </w:rPr>
+        <w:fldChar w:fldCharType="separate"/>
+      </w:r>
+      <w:r>
+        <w:t>7</w:t>
+      </w:r>
+      <w:r>
+        <w:rPr>
+          <w:lang w:val="en-US"/>
+        </w:rPr>
+        <w:fldChar w:fldCharType="end"/>
+      </w:r>
+      <w:r>
+        <w:t>]</w:t>
+      </w:r>
+      <w:r>
+        <w:t xml:space="preserve"> Современный подход к решению данной задачи включает два основных этапа: детектирование лица и классификацию эмоций.</w:t>
+      </w:r>
+    </w:p>
+    <w:p>
+      <w:pPr>
+        <w:contextualSpacing/>
+      </w:pPr>
+      <w:r>
+        <w:t>Первым этапом обработки выступает локализация лица на изображении и определение его ключевых точек. В настоящее время для решения этой задачи применяются два основных подхода. К</w:t>
+      </w:r>
+      <w:r>
+        <w:rPr>
+          <w:lang w:val="en-US"/>
+        </w:rPr>
         <w:t xml:space="preserve"> </w:t>
       </w:r>
-      <w:proofErr w:type="spellStart"/>
-      <w:r>
-        <w:t>Recognition</w:t>
-      </w:r>
-      <w:proofErr w:type="spellEnd"/>
-      <w:r>
-        <w:t>, FER) является одной из ключевых в области компьютерного зрения и аффективных вычислений</w:t>
-      </w:r>
-      <w:r>
-        <w:t>[</w:t>
-      </w:r>
-      <w:r>
-        <w:fldChar w:fldCharType="begin"/>
-      </w:r>
-      <w:r>
-        <w:instrText xml:space="preserve"> REF _Ref229768210 \r \h </w:instrText>
-      </w:r>
-      <w:r>
-        <w:instrText xml:space="preserve"> \* MERGEFORMAT </w:instrText>
-      </w:r>
-      <w:r>
-        <w:fldChar w:fldCharType="separate"/>
-      </w:r>
-      <w:r>
-        <w:t>1</w:t>
-      </w:r>
-      <w:r>
-        <w:fldChar w:fldCharType="end"/>
-      </w:r>
-      <w:r>
-        <w:t>,</w:t>
-      </w:r>
-      <w:r>
+      <w:r>
+        <w:t>классическим</w:t>
+      </w:r>
+      <w:r>
+        <w:rPr>
+          <w:lang w:val="en-US"/>
+        </w:rPr>
         <w:t xml:space="preserve"> </w:t>
       </w:r>
       <w:r>
+        <w:t>методам</w:t>
+      </w:r>
+      <w:r>
         <w:rPr>
           <w:lang w:val="en-US"/>
         </w:rPr>
-        <w:fldChar w:fldCharType="begin"/>
-      </w:r>
-      <w:r>
-        <w:instrText xml:space="preserve"> </w:instrText>
+        <w:t xml:space="preserve"> </w:t>
+      </w:r>
+      <w:r>
+        <w:t>относятся</w:t>
       </w:r>
       <w:r>
         <w:rPr>
           <w:lang w:val="en-US"/>
         </w:rPr>
-        <w:instrText>REF</w:instrText>
-      </w:r>
-      <w:r>
-        <w:instrText xml:space="preserve"> _</w:instrText>
+        <w:t xml:space="preserve"> Active Shape Models (ASM) </w:t>
+      </w:r>
+      <w:r>
+        <w:t>и</w:t>
       </w:r>
       <w:r>
         <w:rPr>
           <w:lang w:val="en-US"/>
         </w:rPr>
-        <w:instrText>Ref</w:instrText>
-      </w:r>
-      <w:r>
-        <w:instrText>229768249 \</w:instrText>
-      </w:r>
-      <w:r>
-        <w:rPr>
-          <w:lang w:val="en-US"/>
-        </w:rPr>
-        <w:instrText>r</w:instrText>
-      </w:r>
-      <w:r>
-        <w:instrText xml:space="preserve"> \</w:instrText>
-      </w:r>
-      <w:r>
-        <w:rPr>
-          <w:lang w:val="en-US"/>
-        </w:rPr>
-        <w:instrText>h</w:instrText>
-      </w:r>
-      <w:r>
-        <w:instrText xml:space="preserve"> </w:instrText>
-      </w:r>
-      <w:r>
-        <w:instrText xml:space="preserve"> \* </w:instrText>
-      </w:r>
-      <w:r>
-        <w:rPr>
-          <w:lang w:val="en-US"/>
-        </w:rPr>
-        <w:instrText>MERGEFORMAT</w:instrText>
-      </w:r>
-      <w:r>
-        <w:instrText xml:space="preserve"> </w:instrText>
-      </w:r>
-      <w:r>
-        <w:rPr>
-          <w:lang w:val="en-US"/>
-        </w:rPr>
-      </w:r>
-      <w:r>
-        <w:rPr>
-          <w:lang w:val="en-US"/>
-        </w:rPr>
-        <w:fldChar w:fldCharType="separate"/>
-      </w:r>
-      <w:r>
-        <w:t>7</w:t>
-      </w:r>
-      <w:r>
-        <w:rPr>
-          <w:lang w:val="en-US"/>
-        </w:rPr>
-        <w:fldChar w:fldCharType="end"/>
-      </w:r>
-      <w:r>
-        <w:t>]</w:t>
-      </w:r>
-      <w:r>
-        <w:t xml:space="preserve"> Современный подход к решению данной задачи включает два основных этапа: детектирование лица и классификацию эмоций.</w:t>
+        <w:t xml:space="preserve"> Active Appearance Models (AAM). </w:t>
+      </w:r>
+      <w:r>
+        <w:t>Эти статистические алгоритмы строят параметрическое представление формы лица на основе обучающей выборки, описывая вариации формы и текстуры посредством метода главных компонент (PCA).</w:t>
       </w:r>
     </w:p>
     <w:p>
@@ -21906,116 +20869,7 @@
         <w:contextualSpacing/>
       </w:pPr>
       <w:r>
-        <w:t>Первым этапом обработки выступает локализация лица на изображении и определение его ключевых точек. В настоящее время для решения этой задачи применяются два основных подхода. К</w:t>
-      </w:r>
-      <w:r>
-        <w:rPr>
-          <w:lang w:val="en-US"/>
-        </w:rPr>
-        <w:t xml:space="preserve"> </w:t>
-      </w:r>
-      <w:r>
-        <w:t>классическим</w:t>
-      </w:r>
-      <w:r>
-        <w:rPr>
-          <w:lang w:val="en-US"/>
-        </w:rPr>
-        <w:t xml:space="preserve"> </w:t>
-      </w:r>
-      <w:r>
-        <w:t>методам</w:t>
-      </w:r>
-      <w:r>
-        <w:rPr>
-          <w:lang w:val="en-US"/>
-        </w:rPr>
-        <w:t xml:space="preserve"> </w:t>
-      </w:r>
-      <w:r>
-        <w:t>относятся</w:t>
-      </w:r>
-      <w:r>
-        <w:rPr>
-          <w:lang w:val="en-US"/>
-        </w:rPr>
-        <w:t xml:space="preserve"> Active Shape Models (ASM) </w:t>
-      </w:r>
-      <w:r>
-        <w:t>и</w:t>
-      </w:r>
-      <w:r>
-        <w:rPr>
-          <w:lang w:val="en-US"/>
-        </w:rPr>
-        <w:t xml:space="preserve"> Active Appearance Models (AAM). </w:t>
-      </w:r>
-      <w:r>
-        <w:t>Эти статистические алгоритмы строят параметрическое представление формы лица на основе обучающей выборки, описывая вариации формы и текстуры посредством метода главных компонент (PCA).</w:t>
-      </w:r>
-    </w:p>
-    <w:p>
-      <w:pPr>
-        <w:contextualSpacing/>
-      </w:pPr>
-      <w:r>
-        <w:t xml:space="preserve">Более современный подход базируется на использовании нейросетевых детекторов. Среди них выделяется легковесная </w:t>
-      </w:r>
-      <w:proofErr w:type="spellStart"/>
-      <w:r>
-        <w:t>свёрточная</w:t>
-      </w:r>
-      <w:proofErr w:type="spellEnd"/>
-      <w:r>
-        <w:t xml:space="preserve"> сеть </w:t>
-      </w:r>
-      <w:proofErr w:type="spellStart"/>
-      <w:r>
-        <w:t>BlazeFace</w:t>
-      </w:r>
-      <w:proofErr w:type="spellEnd"/>
-      <w:r>
-        <w:t>, оптимизированная для работы в реальном времени на мобильных устройствах. Она оперирует якорными точками и напрямую предсказывает ограничивающие рамки лиц. Однако в данной работе основным инструментом выбрана архитектура MTCNN (Multi-</w:t>
-      </w:r>
-      <w:proofErr w:type="spellStart"/>
-      <w:r>
-        <w:t>task</w:t>
-      </w:r>
-      <w:proofErr w:type="spellEnd"/>
-      <w:r>
-        <w:t xml:space="preserve"> </w:t>
-      </w:r>
-      <w:proofErr w:type="spellStart"/>
-      <w:r>
-        <w:t>Cascaded</w:t>
-      </w:r>
-      <w:proofErr w:type="spellEnd"/>
-      <w:r>
-        <w:t xml:space="preserve"> CNN), представляющая собой каскад из трёх последовательных нейронных сетей. Процесс детекции начинается с работы P-Net (</w:t>
-      </w:r>
-      <w:proofErr w:type="spellStart"/>
-      <w:r>
-        <w:t>Proposal</w:t>
-      </w:r>
-      <w:proofErr w:type="spellEnd"/>
-      <w:r>
-        <w:t xml:space="preserve"> Network), которая генерирует первоначальные кандидаты на расположение лиц. Затем R-Net (</w:t>
-      </w:r>
-      <w:proofErr w:type="spellStart"/>
-      <w:r>
-        <w:t>Refine</w:t>
-      </w:r>
-      <w:proofErr w:type="spellEnd"/>
-      <w:r>
-        <w:t xml:space="preserve"> Network) отсеивает ложные срабатывания и уточняет границы найденных областей. Финальный этап выполняет O-Net (</w:t>
-      </w:r>
-      <w:proofErr w:type="spellStart"/>
-      <w:r>
-        <w:t>Output</w:t>
-      </w:r>
-      <w:proofErr w:type="spellEnd"/>
-      <w:r>
-        <w:t xml:space="preserve"> Network), проводя окончательную проверку и определяя пять ключевых точек лица: углы глаз, кончик носа и уголки рта. Подобная каскадная структура обеспечивает высокую скорость обработки при сохранении необходимой точности детекции. </w:t>
+        <w:t xml:space="preserve">Более современный подход базируется на использовании нейросетевых детекторов. Среди них выделяется легковесная свёрточная сеть BlazeFace, оптимизированная для работы в реальном времени на мобильных устройствах. Она оперирует якорными точками и напрямую предсказывает ограничивающие рамки лиц. Однако в данной работе основным инструментом выбрана архитектура MTCNN (Multi-task Cascaded CNN), представляющая собой каскад из трёх последовательных нейронных сетей. Процесс детекции начинается с работы P-Net (Proposal Network), которая генерирует первоначальные кандидаты на расположение лиц. Затем R-Net (Refine Network) отсеивает ложные срабатывания и уточняет границы найденных областей. Финальный этап выполняет O-Net (Output Network), проводя окончательную проверку и определяя пять ключевых точек лица: углы глаз, кончик носа и уголки рта. Подобная каскадная структура обеспечивает высокую скорость обработки при сохранении необходимой точности детекции. </w:t>
       </w:r>
       <w:r>
         <w:t>Структура сети MTCNN представлена на рисунке</w:t>
@@ -22226,15 +21080,7 @@
         <w:contextualSpacing/>
       </w:pPr>
       <w:r>
-        <w:t>После детектирования выполняется выравнивание (</w:t>
-      </w:r>
-      <w:proofErr w:type="spellStart"/>
-      <w:r>
-        <w:t>alignment</w:t>
-      </w:r>
-      <w:proofErr w:type="spellEnd"/>
-      <w:r>
-        <w:t>) – геометрическая трансформация лица к каноническому виду на основе ключевых точек. Это повышает точность последующей классификации эмоций.</w:t>
+        <w:t>После детектирования выполняется выравнивание (alignment) – геометрическая трансформация лица к каноническому виду на основе ключевых точек. Это повышает точность последующей классификации эмоций.</w:t>
       </w:r>
     </w:p>
     <w:p>
@@ -22242,31 +21088,7 @@
         <w:contextualSpacing/>
       </w:pPr>
       <w:r>
-        <w:t xml:space="preserve">Классификация эмоций выполняется с помощью </w:t>
-      </w:r>
-      <w:proofErr w:type="spellStart"/>
-      <w:r>
-        <w:t>свёрточных</w:t>
-      </w:r>
-      <w:proofErr w:type="spellEnd"/>
-      <w:r>
-        <w:t xml:space="preserve"> нейронных сетей (CNN). В разработанной системе используется библиотека </w:t>
-      </w:r>
-      <w:proofErr w:type="spellStart"/>
-      <w:r>
-        <w:t>DeepFace</w:t>
-      </w:r>
-      <w:proofErr w:type="spellEnd"/>
-      <w:r>
-        <w:t xml:space="preserve">, которая представляет собой мета-библиотеку, включающую несколько </w:t>
-      </w:r>
-      <w:proofErr w:type="spellStart"/>
-      <w:r>
-        <w:t>предобученных</w:t>
-      </w:r>
-      <w:proofErr w:type="spellEnd"/>
-      <w:r>
-        <w:t xml:space="preserve"> архитектур:</w:t>
+        <w:t>Классификация эмоций выполняется с помощью свёрточных нейронных сетей (CNN). В разработанной системе используется библиотека DeepFace, которая представляет собой мета-библиотеку, включающую несколько предобученных архитектур:</w:t>
       </w:r>
     </w:p>
     <w:p>
@@ -22278,15 +21100,7 @@
         <w:contextualSpacing/>
       </w:pPr>
       <w:r>
-        <w:t xml:space="preserve">VGG-Face – глубокая сеть с 16-19 </w:t>
-      </w:r>
-      <w:proofErr w:type="spellStart"/>
-      <w:r>
-        <w:t>свёрточными</w:t>
-      </w:r>
-      <w:proofErr w:type="spellEnd"/>
-      <w:r>
-        <w:t xml:space="preserve"> слоями, изначально обученная для задачи распознавания лиц, но адаптируемая для классификации эмоций.</w:t>
+        <w:t>VGG-Face – глубокая сеть с 16-19 свёрточными слоями, изначально обученная для задачи распознавания лиц, но адаптируемая для классификации эмоций.</w:t>
       </w:r>
     </w:p>
     <w:p>
@@ -22298,23 +21112,7 @@
         <w:contextualSpacing/>
       </w:pPr>
       <w:r>
-        <w:t xml:space="preserve">Facenet512 – архитектура, использующая </w:t>
-      </w:r>
-      <w:proofErr w:type="spellStart"/>
-      <w:r>
-        <w:t>triplet</w:t>
-      </w:r>
-      <w:proofErr w:type="spellEnd"/>
-      <w:r>
-        <w:t xml:space="preserve"> </w:t>
-      </w:r>
-      <w:proofErr w:type="spellStart"/>
-      <w:r>
-        <w:t>loss</w:t>
-      </w:r>
-      <w:proofErr w:type="spellEnd"/>
-      <w:r>
-        <w:t xml:space="preserve"> для обучения вложений лиц в компактное пространство признаков.</w:t>
+        <w:t>Facenet512 – архитектура, использующая triplet loss для обучения вложений лиц в компактное пространство признаков.</w:t>
       </w:r>
     </w:p>
     <w:p>
@@ -22325,13 +21123,8 @@
         </w:numPr>
         <w:contextualSpacing/>
       </w:pPr>
-      <w:proofErr w:type="spellStart"/>
-      <w:r>
-        <w:t>EfficientNet</w:t>
-      </w:r>
-      <w:proofErr w:type="spellEnd"/>
-      <w:r>
-        <w:t xml:space="preserve"> – семейство сетей, оптимизированных по соотношению точности и вычислительной сложности.</w:t>
+      <w:r>
+        <w:t>EfficientNet – семейство сетей, оптимизированных по соотношению точности и вычислительной сложности.</w:t>
       </w:r>
     </w:p>
     <w:p>
@@ -22339,15 +21132,7 @@
         <w:contextualSpacing/>
       </w:pPr>
       <w:r>
-        <w:t xml:space="preserve">Архитектура VGG-16, лежащая в основе модели VGG-Face, характеризуется использованием малых </w:t>
-      </w:r>
-      <w:proofErr w:type="spellStart"/>
-      <w:r>
-        <w:t>свёрточных</w:t>
-      </w:r>
-      <w:proofErr w:type="spellEnd"/>
-      <w:r>
-        <w:t xml:space="preserve"> фильтров 3×3 на всех слоях и последовательным увеличением количества каналов с уменьшением пространственной </w:t>
+        <w:t xml:space="preserve">Архитектура VGG-16, лежащая в основе модели VGG-Face, характеризуется использованием малых свёрточных фильтров 3×3 на всех слоях и последовательным увеличением количества каналов с уменьшением пространственной </w:t>
       </w:r>
       <w:r>
         <w:t>размерности [</w:t>
@@ -22374,23 +21159,7 @@
         <w:t>]</w:t>
       </w:r>
       <w:r>
-        <w:t xml:space="preserve">. Сеть содержит 13 </w:t>
-      </w:r>
-      <w:proofErr w:type="spellStart"/>
-      <w:r>
-        <w:t>свёрточных</w:t>
-      </w:r>
-      <w:proofErr w:type="spellEnd"/>
-      <w:r>
-        <w:t xml:space="preserve"> слоёв и 3 </w:t>
-      </w:r>
-      <w:proofErr w:type="spellStart"/>
-      <w:r>
-        <w:t>полносвязных</w:t>
-      </w:r>
-      <w:proofErr w:type="spellEnd"/>
-      <w:r>
-        <w:t xml:space="preserve"> слоя, что обеспечивает глубокое извлечение признаков лица. Блок-схема архитектуры VGG-16 представлена на рисунке</w:t>
+        <w:t>. Сеть содержит 13 свёрточных слоёв и 3 полносвязных слоя, что обеспечивает глубокое извлечение признаков лица. Блок-схема архитектуры VGG-16 представлена на рисунке</w:t>
       </w:r>
       <w:r>
         <w:rPr>
@@ -22575,44 +21344,15 @@
         <w:pStyle w:val="3"/>
       </w:pPr>
       <w:r>
-        <w:t xml:space="preserve">Модель </w:t>
-      </w:r>
-      <w:proofErr w:type="spellStart"/>
-      <w:r>
-        <w:t>MediaPipe</w:t>
-      </w:r>
-      <w:proofErr w:type="spellEnd"/>
-      <w:r>
-        <w:t xml:space="preserve"> Face </w:t>
-      </w:r>
-      <w:proofErr w:type="spellStart"/>
-      <w:r>
-        <w:t>Landmarker</w:t>
-      </w:r>
-      <w:proofErr w:type="spellEnd"/>
+        <w:t>Модель MediaPipe Face Landmarker</w:t>
+      </w:r>
     </w:p>
     <w:p>
       <w:pPr>
         <w:contextualSpacing/>
       </w:pPr>
       <w:r>
-        <w:t xml:space="preserve">Опционально в системе реализована поддержка </w:t>
-      </w:r>
-      <w:proofErr w:type="spellStart"/>
-      <w:r>
-        <w:t>MediaPipe</w:t>
-      </w:r>
-      <w:proofErr w:type="spellEnd"/>
-      <w:r>
-        <w:t xml:space="preserve"> Face </w:t>
-      </w:r>
-      <w:proofErr w:type="spellStart"/>
-      <w:r>
-        <w:t>Landmarker</w:t>
-      </w:r>
-      <w:proofErr w:type="spellEnd"/>
-      <w:r>
-        <w:t xml:space="preserve"> от Google, которая строит плотную сетку из 468 трёхмерных ключевых точек на лице</w:t>
+        <w:t>Опционально в системе реализована поддержка MediaPipe Face Landmarker от Google, которая строит плотную сетку из 468 трёхмерных ключевых точек на лице</w:t>
       </w:r>
       <w:r>
         <w:t xml:space="preserve"> [</w:t>
@@ -22651,15 +21391,7 @@
         </w:numPr>
       </w:pPr>
       <w:r>
-        <w:t xml:space="preserve">Оценивать </w:t>
-      </w:r>
-      <w:proofErr w:type="spellStart"/>
-      <w:r>
-        <w:t>blendshape</w:t>
-      </w:r>
-      <w:proofErr w:type="spellEnd"/>
-      <w:r>
-        <w:t>-коэффициенты – параметры, описывающие активность групп лицевых мышц (например, поднятие бровей, растягивание рта);</w:t>
+        <w:t>Оценивать blendshape-коэффициенты – параметры, описывающие активность групп лицевых мышц (например, поднятие бровей, растягивание рта);</w:t>
       </w:r>
     </w:p>
     <w:p>
@@ -22671,31 +21403,7 @@
         </w:numPr>
       </w:pPr>
       <w:r>
-        <w:t>Вычислять углы поворота головы (</w:t>
-      </w:r>
-      <w:proofErr w:type="spellStart"/>
-      <w:r>
-        <w:t>yaw</w:t>
-      </w:r>
-      <w:proofErr w:type="spellEnd"/>
-      <w:r>
-        <w:t xml:space="preserve">, </w:t>
-      </w:r>
-      <w:proofErr w:type="spellStart"/>
-      <w:r>
-        <w:t>pitch</w:t>
-      </w:r>
-      <w:proofErr w:type="spellEnd"/>
-      <w:r>
-        <w:t xml:space="preserve">, </w:t>
-      </w:r>
-      <w:proofErr w:type="spellStart"/>
-      <w:r>
-        <w:t>roll</w:t>
-      </w:r>
-      <w:proofErr w:type="spellEnd"/>
-      <w:r>
-        <w:t>) для анализа позы;</w:t>
+        <w:t>Вычислять углы поворота головы (yaw, pitch, roll) для анализа позы;</w:t>
       </w:r>
     </w:p>
     <w:p>
@@ -22707,44 +21415,15 @@
         </w:numPr>
       </w:pPr>
       <w:r>
-        <w:t xml:space="preserve">Отслеживать </w:t>
-      </w:r>
-      <w:proofErr w:type="spellStart"/>
-      <w:r>
-        <w:t>микровыражения</w:t>
-      </w:r>
-      <w:proofErr w:type="spellEnd"/>
-      <w:r>
-        <w:t xml:space="preserve"> – кратковременные изменения выражения лица длительностью 1/25–1/5 секунды.</w:t>
+        <w:t>Отслеживать микровыражения – кратковременные изменения выражения лица длительностью 1/25–1/5 секунды.</w:t>
       </w:r>
     </w:p>
     <w:p>
       <w:pPr>
         <w:contextualSpacing/>
       </w:pPr>
-      <w:proofErr w:type="spellStart"/>
-      <w:r>
-        <w:t>MediaPipe</w:t>
-      </w:r>
-      <w:proofErr w:type="spellEnd"/>
-      <w:r>
-        <w:t xml:space="preserve"> Face </w:t>
-      </w:r>
-      <w:proofErr w:type="spellStart"/>
-      <w:r>
-        <w:t>Landmarker</w:t>
-      </w:r>
-      <w:proofErr w:type="spellEnd"/>
-      <w:r>
-        <w:t xml:space="preserve"> использует </w:t>
-      </w:r>
-      <w:proofErr w:type="spellStart"/>
-      <w:r>
-        <w:t>encoder-decoder</w:t>
-      </w:r>
-      <w:proofErr w:type="spellEnd"/>
-      <w:r>
-        <w:t xml:space="preserve"> архитектуру на базе трансформеров для построения детальной трёхмерной модели лица. Сетка из 468 точек охватывает контуры глаз, бровей, носа, губ и овала лица, позволяя точно отслеживать мимику и положение головы в пространстве. Визуализация сетки ключевых точек представлена на рисунке </w:t>
+      <w:r>
+        <w:t xml:space="preserve">MediaPipe Face Landmarker использует encoder-decoder архитектуру на базе трансформеров для построения детальной трёхмерной модели лица. Сетка из 468 точек охватывает контуры глаз, бровей, носа, губ и овала лица, позволяя точно отслеживать мимику и положение головы в пространстве. Визуализация сетки ключевых точек представлена на рисунке </w:t>
       </w:r>
       <w:r>
         <w:fldChar w:fldCharType="begin"/>
@@ -22915,36 +21594,8 @@
           <w:color w:val="000000" w:themeColor="text1"/>
           <w:lang w:eastAsia="en-US" w:bidi="he-IL"/>
         </w:rPr>
-        <w:t xml:space="preserve"> Сетка ключевых точек </w:t>
-      </w:r>
-      <w:proofErr w:type="spellStart"/>
-      <w:r>
-        <w:rPr>
-          <w:rFonts w:eastAsiaTheme="minorHAnsi"/>
-          <w:color w:val="000000" w:themeColor="text1"/>
-          <w:lang w:eastAsia="en-US" w:bidi="he-IL"/>
-        </w:rPr>
-        <w:t>MediaPipe</w:t>
-      </w:r>
-      <w:proofErr w:type="spellEnd"/>
-      <w:r>
-        <w:rPr>
-          <w:rFonts w:eastAsiaTheme="minorHAnsi"/>
-          <w:color w:val="000000" w:themeColor="text1"/>
-          <w:lang w:eastAsia="en-US" w:bidi="he-IL"/>
-        </w:rPr>
-        <w:t xml:space="preserve"> Face </w:t>
-      </w:r>
-      <w:proofErr w:type="spellStart"/>
-      <w:r>
-        <w:rPr>
-          <w:rFonts w:eastAsiaTheme="minorHAnsi"/>
-          <w:color w:val="000000" w:themeColor="text1"/>
-          <w:lang w:eastAsia="en-US" w:bidi="he-IL"/>
-        </w:rPr>
-        <w:t>Landmarker</w:t>
-      </w:r>
-      <w:proofErr w:type="spellEnd"/>
+        <w:t xml:space="preserve"> Сетка ключевых точек MediaPipe Face Landmarker</w:t>
+      </w:r>
     </w:p>
     <w:p>
       <w:pPr>
@@ -22963,15 +21614,7 @@
         </w:numPr>
       </w:pPr>
       <w:r>
-        <w:t>Радость (</w:t>
-      </w:r>
-      <w:proofErr w:type="spellStart"/>
-      <w:r>
-        <w:t>happiness</w:t>
-      </w:r>
-      <w:proofErr w:type="spellEnd"/>
-      <w:r>
-        <w:t>) – поднятие уголков рта, появление морщин вокруг глаз;</w:t>
+        <w:t>Радость (happiness) – поднятие уголков рта, появление морщин вокруг глаз;</w:t>
       </w:r>
     </w:p>
     <w:p>
@@ -22983,15 +21626,7 @@
         </w:numPr>
       </w:pPr>
       <w:r>
-        <w:t>Грусть (</w:t>
-      </w:r>
-      <w:proofErr w:type="spellStart"/>
-      <w:r>
-        <w:t>sadness</w:t>
-      </w:r>
-      <w:proofErr w:type="spellEnd"/>
-      <w:r>
-        <w:t>) – опускание уголков рта, поднятие внутренних уголков бровей;</w:t>
+        <w:t>Грусть (sadness) – опускание уголков рта, поднятие внутренних уголков бровей;</w:t>
       </w:r>
     </w:p>
     <w:p>
@@ -23003,15 +21638,7 @@
         </w:numPr>
       </w:pPr>
       <w:r>
-        <w:t>Гнев (</w:t>
-      </w:r>
-      <w:proofErr w:type="spellStart"/>
-      <w:r>
-        <w:t>anger</w:t>
-      </w:r>
-      <w:proofErr w:type="spellEnd"/>
-      <w:r>
-        <w:t>) – опускание бровей, сужение глаз, напряжение губ;</w:t>
+        <w:t>Гнев (anger) – опускание бровей, сужение глаз, напряжение губ;</w:t>
       </w:r>
     </w:p>
     <w:p>
@@ -23023,15 +21650,7 @@
         </w:numPr>
       </w:pPr>
       <w:r>
-        <w:t>Страх (</w:t>
-      </w:r>
-      <w:proofErr w:type="spellStart"/>
-      <w:r>
-        <w:t>fear</w:t>
-      </w:r>
-      <w:proofErr w:type="spellEnd"/>
-      <w:r>
-        <w:t>) – поднятие верхних век, растягивание рта;</w:t>
+        <w:t>Страх (fear) – поднятие верхних век, растягивание рта;</w:t>
       </w:r>
     </w:p>
     <w:p>
@@ -23043,15 +21662,7 @@
         </w:numPr>
       </w:pPr>
       <w:r>
-        <w:t>Удивление (</w:t>
-      </w:r>
-      <w:proofErr w:type="spellStart"/>
-      <w:r>
-        <w:t>surprise</w:t>
-      </w:r>
-      <w:proofErr w:type="spellEnd"/>
-      <w:r>
-        <w:t>) – поднятие бровей, расширение глаз, открытие рта;</w:t>
+        <w:t>Удивление (surprise) – поднятие бровей, расширение глаз, открытие рта;</w:t>
       </w:r>
     </w:p>
     <w:p>
@@ -23063,15 +21674,7 @@
         </w:numPr>
       </w:pPr>
       <w:r>
-        <w:t>Отвращение (</w:t>
-      </w:r>
-      <w:proofErr w:type="spellStart"/>
-      <w:r>
-        <w:t>disgust</w:t>
-      </w:r>
-      <w:proofErr w:type="spellEnd"/>
-      <w:r>
-        <w:t>) – поднятие верхней губы, морщинистый нос.</w:t>
+        <w:t>Отвращение (disgust) – поднятие верхней губы, морщинистый нос.</w:t>
       </w:r>
     </w:p>
     <w:p>
@@ -23106,15 +21709,7 @@
         <w:t>]</w:t>
       </w:r>
       <w:r>
-        <w:t xml:space="preserve">. Каждая эмоция характеризуется уникальным паттерном активации лицевых мышц (Action </w:t>
-      </w:r>
-      <w:proofErr w:type="spellStart"/>
-      <w:r>
-        <w:t>Units</w:t>
-      </w:r>
-      <w:proofErr w:type="spellEnd"/>
-      <w:r>
-        <w:t xml:space="preserve">), который может быть распознан алгоритмами компьютерного зрения. Иллюстрация шести базовых эмоций по Экману представлена на рисунке </w:t>
+        <w:t xml:space="preserve">. Каждая эмоция характеризуется уникальным паттерном активации лицевых мышц (Action Units), который может быть распознан алгоритмами компьютерного зрения. Иллюстрация шести базовых эмоций по Экману представлена на рисунке </w:t>
       </w:r>
       <w:r>
         <w:fldChar w:fldCharType="begin"/>
@@ -23280,15 +21875,7 @@
         <w:contextualSpacing/>
       </w:pPr>
       <w:r>
-        <w:t xml:space="preserve">Для предотвращения перегрузки ЦП/ГПУ реализован семафор, ограничивающий количество параллельных </w:t>
-      </w:r>
-      <w:proofErr w:type="spellStart"/>
-      <w:r>
-        <w:t>инференсов</w:t>
-      </w:r>
-      <w:proofErr w:type="spellEnd"/>
-      <w:r>
-        <w:t>. Результаты публикуются как события «анализ лица» (сохраняется в БД).</w:t>
+        <w:t>Для предотвращения перегрузки ЦП/ГПУ реализован семафор, ограничивающий количество параллельных инференсов. Результаты публикуются как события «анализ лица» (сохраняется в БД).</w:t>
       </w:r>
     </w:p>
     <w:p>
@@ -23304,124 +21891,68 @@
         <w:contextualSpacing/>
       </w:pPr>
       <w:r>
-        <w:t>Автоматическое распознавание речи (</w:t>
-      </w:r>
-      <w:proofErr w:type="spellStart"/>
-      <w:r>
-        <w:t>Automatic</w:t>
-      </w:r>
-      <w:proofErr w:type="spellEnd"/>
+        <w:t>Автоматическое распознавание речи (Automatic Speech Recognition, ASR) – это технология преобразования акустического сигнала в текстовое представление.</w:t>
+      </w:r>
+    </w:p>
+    <w:p>
+      <w:pPr>
+        <w:contextualSpacing/>
+      </w:pPr>
+      <w:r>
+        <w:t xml:space="preserve">Современные </w:t>
+      </w:r>
+      <w:r>
+        <w:rPr>
+          <w:lang w:val="en-US"/>
+        </w:rPr>
+        <w:t>ASR</w:t>
+      </w:r>
+      <w:r>
+        <w:t>-системы основаны на архитектурах глубокого обучения, в частности на трансформерах. Архитектура трансформера включает энкодер и декодер, взаимодействующие через механизм внимания, что позволяет эффективно обрабатывать последовательности данных.</w:t>
+      </w:r>
+    </w:p>
+    <w:p>
+      <w:pPr>
+        <w:contextualSpacing/>
+      </w:pPr>
+      <w:r>
+        <w:t xml:space="preserve">Архитектура </w:t>
+      </w:r>
+      <w:r>
+        <w:rPr>
+          <w:lang w:val="en-US"/>
+        </w:rPr>
+        <w:t>Transformer</w:t>
+      </w:r>
+      <w:r>
+        <w:t xml:space="preserve">, предложенная </w:t>
+      </w:r>
+      <w:r>
+        <w:rPr>
+          <w:lang w:val="en-US"/>
+        </w:rPr>
+        <w:t>Vaswani</w:t>
+      </w:r>
       <w:r>
         <w:t xml:space="preserve"> </w:t>
       </w:r>
-      <w:proofErr w:type="spellStart"/>
-      <w:r>
-        <w:t>Speech</w:t>
-      </w:r>
-      <w:proofErr w:type="spellEnd"/>
+      <w:r>
+        <w:rPr>
+          <w:lang w:val="en-US"/>
+        </w:rPr>
+        <w:t>et</w:t>
+      </w:r>
       <w:r>
         <w:t xml:space="preserve"> </w:t>
       </w:r>
-      <w:proofErr w:type="spellStart"/>
-      <w:r>
-        <w:t>Recognition</w:t>
-      </w:r>
-      <w:proofErr w:type="spellEnd"/>
-      <w:r>
-        <w:t>, ASR) – это технология преобразования акустического сигнала в текстовое представление.</w:t>
-      </w:r>
-    </w:p>
-    <w:p>
-      <w:pPr>
-        <w:contextualSpacing/>
-      </w:pPr>
-      <w:r>
-        <w:t xml:space="preserve">Современные </w:t>
-      </w:r>
       <w:r>
         <w:rPr>
           <w:lang w:val="en-US"/>
         </w:rPr>
-        <w:t>ASR</w:t>
-      </w:r>
-      <w:r>
-        <w:t xml:space="preserve">-системы основаны на архитектурах глубокого обучения, в частности на трансформерах. Архитектура трансформера включает </w:t>
-      </w:r>
-      <w:proofErr w:type="spellStart"/>
-      <w:r>
-        <w:t>энкодер</w:t>
-      </w:r>
-      <w:proofErr w:type="spellEnd"/>
-      <w:r>
-        <w:t xml:space="preserve"> и декодер, взаимодействующие через механизм внимания, что позволяет эффективно обрабатывать последовательности данных.</w:t>
-      </w:r>
-    </w:p>
-    <w:p>
-      <w:pPr>
-        <w:contextualSpacing/>
-      </w:pPr>
-      <w:r>
-        <w:t xml:space="preserve">Архитектура </w:t>
-      </w:r>
-      <w:r>
-        <w:rPr>
-          <w:lang w:val="en-US"/>
-        </w:rPr>
-        <w:t>Transformer</w:t>
-      </w:r>
-      <w:r>
-        <w:t xml:space="preserve">, предложенная </w:t>
-      </w:r>
-      <w:r>
-        <w:rPr>
-          <w:lang w:val="en-US"/>
-        </w:rPr>
-        <w:t>Vaswani</w:t>
-      </w:r>
-      <w:r>
-        <w:t xml:space="preserve"> </w:t>
-      </w:r>
-      <w:r>
-        <w:rPr>
-          <w:lang w:val="en-US"/>
-        </w:rPr>
-        <w:t>et</w:t>
-      </w:r>
-      <w:r>
-        <w:t xml:space="preserve"> </w:t>
-      </w:r>
-      <w:r>
-        <w:rPr>
-          <w:lang w:val="en-US"/>
-        </w:rPr>
         <w:t>al</w:t>
       </w:r>
       <w:r>
-        <w:t xml:space="preserve">. в 2017 году, полностью отказалась от рекуррентных и </w:t>
-      </w:r>
-      <w:proofErr w:type="spellStart"/>
-      <w:r>
-        <w:t>свёрточных</w:t>
-      </w:r>
-      <w:proofErr w:type="spellEnd"/>
-      <w:r>
-        <w:t xml:space="preserve"> слоёв в пользу механизма </w:t>
-      </w:r>
-      <w:proofErr w:type="spellStart"/>
-      <w:r>
-        <w:t>самовнимания</w:t>
-      </w:r>
-      <w:proofErr w:type="spellEnd"/>
-      <w:r>
-        <w:t xml:space="preserve">, что позволило эффективно </w:t>
-      </w:r>
-      <w:proofErr w:type="spellStart"/>
-      <w:r>
-        <w:t>параллелить</w:t>
-      </w:r>
-      <w:proofErr w:type="spellEnd"/>
-      <w:r>
-        <w:t xml:space="preserve"> вычисления и обрабатывать длинные последовательности</w:t>
+        <w:t>. в 2017 году, полностью отказалась от рекуррентных и свёрточных слоёв в пользу механизма самовнимания, что позволило эффективно параллелить вычисления и обрабатывать длинные последовательности</w:t>
       </w:r>
       <w:r>
         <w:t xml:space="preserve"> [</w:t>
@@ -23448,24 +21979,11 @@
         <w:t>]</w:t>
       </w:r>
       <w:r>
-        <w:t xml:space="preserve">. Модель состоит из </w:t>
-      </w:r>
-      <w:proofErr w:type="spellStart"/>
-      <w:r>
-        <w:t>энкодера</w:t>
-      </w:r>
-      <w:proofErr w:type="spellEnd"/>
-      <w:r>
-        <w:t xml:space="preserve"> и декодера, каждый из которых содержит многоголовое внимание, </w:t>
-      </w:r>
-      <w:proofErr w:type="spellStart"/>
+        <w:t xml:space="preserve">. Модель состоит из энкодера и декодера, каждый из которых содержит многоголовое внимание, </w:t>
+      </w:r>
       <w:r>
         <w:lastRenderedPageBreak/>
-        <w:t>полносвязные</w:t>
-      </w:r>
-      <w:proofErr w:type="spellEnd"/>
-      <w:r>
-        <w:t xml:space="preserve"> слои и нормализацию. </w:t>
+        <w:t xml:space="preserve">полносвязные слои и нормализацию. </w:t>
       </w:r>
       <w:r>
         <w:t xml:space="preserve">Общая архитектура </w:t>
@@ -23673,51 +22191,23 @@
           <w:color w:val="000000" w:themeColor="text1"/>
           <w:lang w:eastAsia="en-US" w:bidi="he-IL"/>
         </w:rPr>
-        <w:t xml:space="preserve"> Архитектура </w:t>
-      </w:r>
-      <w:proofErr w:type="spellStart"/>
-      <w:r>
-        <w:rPr>
-          <w:rFonts w:eastAsiaTheme="minorHAnsi"/>
-          <w:color w:val="000000" w:themeColor="text1"/>
-          <w:lang w:eastAsia="en-US" w:bidi="he-IL"/>
-        </w:rPr>
-        <w:t>Transformer</w:t>
-      </w:r>
-      <w:proofErr w:type="spellEnd"/>
+        <w:t xml:space="preserve"> Архитектура Transformer</w:t>
+      </w:r>
     </w:p>
     <w:p>
       <w:pPr>
         <w:pStyle w:val="3"/>
       </w:pPr>
-      <w:proofErr w:type="spellStart"/>
       <w:r>
         <w:t>Whisper</w:t>
       </w:r>
-      <w:proofErr w:type="spellEnd"/>
     </w:p>
     <w:p>
       <w:pPr>
         <w:contextualSpacing/>
       </w:pPr>
       <w:r>
-        <w:t xml:space="preserve">В разработанной системе используется модель </w:t>
-      </w:r>
-      <w:proofErr w:type="spellStart"/>
-      <w:r>
-        <w:t>Whisper</w:t>
-      </w:r>
-      <w:proofErr w:type="spellEnd"/>
-      <w:r>
-        <w:t xml:space="preserve"> от OpenAI, которая представляет собой </w:t>
-      </w:r>
-      <w:proofErr w:type="spellStart"/>
-      <w:r>
-        <w:t>encoder-decoder</w:t>
-      </w:r>
-      <w:proofErr w:type="spellEnd"/>
-      <w:r>
-        <w:t xml:space="preserve"> трансформер, обученный на 680 000 часов размеченных аудиоданных. Основные компоненты архитектуры:</w:t>
+        <w:t>В разработанной системе используется модель Whisper от OpenAI, которая представляет собой encoder-decoder трансформер, обученный на 680 000 часов размеченных аудиоданных. Основные компоненты архитектуры:</w:t>
       </w:r>
     </w:p>
     <w:p>
@@ -23740,14 +22230,9 @@
         </w:numPr>
         <w:contextualSpacing/>
       </w:pPr>
-      <w:proofErr w:type="spellStart"/>
       <w:r>
         <w:lastRenderedPageBreak/>
-        <w:t>Энкодер</w:t>
-      </w:r>
-      <w:proofErr w:type="spellEnd"/>
-      <w:r>
-        <w:t>: последовательность из N идентичных блоков каждый из которых содержит:</w:t>
+        <w:t>Энкодер: последовательность из N идентичных блоков каждый из которых содержит:</w:t>
       </w:r>
     </w:p>
     <w:p>
@@ -23759,15 +22244,7 @@
         </w:numPr>
       </w:pPr>
       <w:r>
-        <w:t xml:space="preserve">Механизм </w:t>
-      </w:r>
-      <w:proofErr w:type="spellStart"/>
-      <w:r>
-        <w:t>самовнимания</w:t>
-      </w:r>
-      <w:proofErr w:type="spellEnd"/>
-      <w:r>
-        <w:t xml:space="preserve"> – позволяет каждому временному шагу «видеть» все остальные шаги и взвешивать их важность;</w:t>
+        <w:t>Механизм самовнимания – позволяет каждому временному шагу «видеть» все остальные шаги и взвешивать их важность;</w:t>
       </w:r>
     </w:p>
     <w:p>
@@ -23790,13 +22267,8 @@
           <w:numId w:val="4"/>
         </w:numPr>
       </w:pPr>
-      <w:proofErr w:type="spellStart"/>
-      <w:r>
-        <w:t>Полносвязные</w:t>
-      </w:r>
-      <w:proofErr w:type="spellEnd"/>
-      <w:r>
-        <w:t xml:space="preserve"> слои для нелинейной трансформации признаков.</w:t>
+      <w:r>
+        <w:t>Полносвязные слои для нелинейной трансформации признаков.</w:t>
       </w:r>
     </w:p>
     <w:p>
@@ -23808,23 +22280,7 @@
         <w:contextualSpacing/>
       </w:pPr>
       <w:r>
-        <w:t xml:space="preserve">Декодер: аналогичная структура, но с добавлением кросс-внимания, которое связывает декодер с выходом </w:t>
-      </w:r>
-      <w:proofErr w:type="spellStart"/>
-      <w:r>
-        <w:t>энкодера</w:t>
-      </w:r>
-      <w:proofErr w:type="spellEnd"/>
-      <w:r>
-        <w:t xml:space="preserve">. Декодер генерирует текстовые токены </w:t>
-      </w:r>
-      <w:proofErr w:type="spellStart"/>
-      <w:r>
-        <w:t>авторегрессионно</w:t>
-      </w:r>
-      <w:proofErr w:type="spellEnd"/>
-      <w:r>
-        <w:t xml:space="preserve"> (каждый следующий токен зависит от предыдущих).</w:t>
+        <w:t>Декодер: аналогичная структура, но с добавлением кросс-внимания, которое связывает декодер с выходом энкодера. Декодер генерирует текстовые токены авторегрессионно (каждый следующий токен зависит от предыдущих).</w:t>
       </w:r>
     </w:p>
     <w:p>
@@ -23832,47 +22288,7 @@
         <w:contextualSpacing/>
       </w:pPr>
       <w:r>
-        <w:t xml:space="preserve">Модель </w:t>
-      </w:r>
-      <w:proofErr w:type="spellStart"/>
-      <w:r>
-        <w:t>Whisper</w:t>
-      </w:r>
-      <w:proofErr w:type="spellEnd"/>
-      <w:r>
-        <w:t xml:space="preserve"> преобразует аудиосигнал в мел-спектрограмму, которая подаётся на вход </w:t>
-      </w:r>
-      <w:proofErr w:type="spellStart"/>
-      <w:r>
-        <w:t>энкодеру</w:t>
-      </w:r>
-      <w:proofErr w:type="spellEnd"/>
-      <w:r>
-        <w:t xml:space="preserve">. </w:t>
-      </w:r>
-      <w:proofErr w:type="spellStart"/>
-      <w:r>
-        <w:t>Энкодер</w:t>
-      </w:r>
-      <w:proofErr w:type="spellEnd"/>
-      <w:r>
-        <w:t xml:space="preserve"> извлекает контекстуальные признаки, которые затем используются декодером для генерации текстовых токенов с учётом языковой модели. Кросс-внимание между декодером и </w:t>
-      </w:r>
-      <w:proofErr w:type="spellStart"/>
-      <w:r>
-        <w:t>энкодером</w:t>
-      </w:r>
-      <w:proofErr w:type="spellEnd"/>
-      <w:r>
-        <w:t xml:space="preserve"> позволяет модели «фокусироваться» на соответствующих участках аудио при генерации каждого слова. Общая схема работы </w:t>
-      </w:r>
-      <w:proofErr w:type="spellStart"/>
-      <w:r>
-        <w:t>Whisper</w:t>
-      </w:r>
-      <w:proofErr w:type="spellEnd"/>
-      <w:r>
-        <w:t xml:space="preserve"> представлена на рисунке </w:t>
+        <w:t xml:space="preserve">Модель Whisper преобразует аудиосигнал в мел-спектрограмму, которая подаётся на вход энкодеру. Энкодер извлекает контекстуальные признаки, которые затем используются декодером для генерации текстовых токенов с учётом языковой модели. Кросс-внимание между декодером и энкодером позволяет модели «фокусироваться» на соответствующих участках аудио при генерации каждого слова. Общая схема работы Whisper представлена на рисунке </w:t>
       </w:r>
       <w:r>
         <w:rPr>
@@ -24050,19 +22466,9 @@
           <w:color w:val="000000" w:themeColor="text1"/>
           <w:lang w:eastAsia="en-US" w:bidi="he-IL"/>
         </w:rPr>
-        <w:t xml:space="preserve"> Общая схема </w:t>
-      </w:r>
-      <w:proofErr w:type="spellStart"/>
-      <w:r>
-        <w:rPr>
-          <w:rFonts w:eastAsiaTheme="minorHAnsi"/>
-          <w:color w:val="000000" w:themeColor="text1"/>
-          <w:lang w:eastAsia="en-US" w:bidi="he-IL"/>
-        </w:rPr>
-        <w:t>Whisper</w:t>
+        <w:t xml:space="preserve"> Общая схема Whisper</w:t>
       </w:r>
       <w:bookmarkEnd w:id="59"/>
-      <w:proofErr w:type="spellEnd"/>
     </w:p>
     <w:p>
       <w:pPr>
@@ -24163,44 +22569,15 @@
         <w:contextualSpacing/>
       </w:pPr>
       <w:r>
-        <w:t xml:space="preserve">Оптимизация </w:t>
-      </w:r>
-      <w:proofErr w:type="spellStart"/>
-      <w:r>
-        <w:t>инференса</w:t>
-      </w:r>
-      <w:proofErr w:type="spellEnd"/>
-      <w:r>
-        <w:t xml:space="preserve">: </w:t>
-      </w:r>
-      <w:proofErr w:type="spellStart"/>
-      <w:r>
-        <w:t>faster-whisper</w:t>
-      </w:r>
-      <w:proofErr w:type="spellEnd"/>
+        <w:t>Оптимизация инференса: faster-whisper</w:t>
+      </w:r>
     </w:p>
     <w:p>
       <w:pPr>
         <w:contextualSpacing/>
       </w:pPr>
       <w:r>
-        <w:t xml:space="preserve">Для ускорения работы в реальном времени используется библиотека </w:t>
-      </w:r>
-      <w:proofErr w:type="spellStart"/>
-      <w:r>
-        <w:t>faster-whisper</w:t>
-      </w:r>
-      <w:proofErr w:type="spellEnd"/>
-      <w:r>
-        <w:t xml:space="preserve">, основанная на CTranslate2 – движке эффективного </w:t>
-      </w:r>
-      <w:proofErr w:type="spellStart"/>
-      <w:r>
-        <w:t>инференса</w:t>
-      </w:r>
-      <w:proofErr w:type="spellEnd"/>
-      <w:r>
-        <w:t xml:space="preserve"> трансформеров. Оптимизации включают:</w:t>
+        <w:t>Для ускорения работы в реальном времени используется библиотека faster-whisper, основанная на CTranslate2 – движке эффективного инференса трансформеров. Оптимизации включают:</w:t>
       </w:r>
     </w:p>
     <w:p>
@@ -24224,15 +22601,7 @@
         </w:numPr>
       </w:pPr>
       <w:r>
-        <w:t xml:space="preserve">Пакетная обработка – одновременная обработка нескольких </w:t>
-      </w:r>
-      <w:proofErr w:type="spellStart"/>
-      <w:r>
-        <w:t>аудиочанков</w:t>
-      </w:r>
-      <w:proofErr w:type="spellEnd"/>
-      <w:r>
-        <w:t>;</w:t>
+        <w:t>Пакетная обработка – одновременная обработка нескольких аудиочанков;</w:t>
       </w:r>
     </w:p>
     <w:p>
@@ -24257,87 +22626,26 @@
     </w:p>
     <w:p>
       <w:r>
-        <w:t>Для оценки смысловой и эмоциональной окраски транскрибированной речи в системе реализован модуль анализа тональности. В отличие от акустического анализа, который оценивает паралингвистические признаки голоса, NLP-модуль работает непосредственно с семантикой произнесенного текста.</w:t>
-      </w:r>
-    </w:p>
-    <w:p>
-      <w:r>
-        <w:t xml:space="preserve">В разработанном комплексе применяется </w:t>
-      </w:r>
-      <w:proofErr w:type="spellStart"/>
-      <w:r>
-        <w:t>предобученная</w:t>
-      </w:r>
-      <w:proofErr w:type="spellEnd"/>
-      <w:r>
-        <w:t xml:space="preserve"> модель </w:t>
-      </w:r>
-      <w:proofErr w:type="spellStart"/>
-      <w:r>
-        <w:t>DistilBERT</w:t>
-      </w:r>
-      <w:proofErr w:type="spellEnd"/>
-      <w:r>
-        <w:t xml:space="preserve"> — легковесная версия трансформера BERT, оптимизированная для задач классификации текста. Модель содержит 66 миллионов параметров (по сравнению с 110 миллионами у исходного BERT), что позволяет выполнять </w:t>
-      </w:r>
-      <w:proofErr w:type="spellStart"/>
+        <w:t>Для оценки смысловой и эмоциональной окраски транскрибированной речи в системе реализован модуль анализа тональности. В отличие от акустического анализа, основанного на паралингвистических характеристиках голоса, данный модуль работает непосредственно с семантическим содержанием текста.</w:t>
+      </w:r>
+    </w:p>
+    <w:p>
+      <w:r>
+        <w:t xml:space="preserve">В разработанном комплексе применяется предобученная модель DistilBERT — облегчённая версия трансформера BERT, оптимизированная для задач классификации текста. Модель содержит 66 миллионов параметров </w:t>
+      </w:r>
       <w:r>
         <w:lastRenderedPageBreak/>
-        <w:t>инференс</w:t>
-      </w:r>
-      <w:proofErr w:type="spellEnd"/>
-      <w:r>
-        <w:t xml:space="preserve"> с минимальной задержкой при сохранении высокой точности определения контекста.</w:t>
-      </w:r>
-    </w:p>
-    <w:p>
-      <w:r>
-        <w:t xml:space="preserve">Процесс обработки текста включает три последовательных этапа. На первом этапе выполняется сегментация потока транскрибированного текста на смысловые единицы — предложения или законченные реплики — с последующей </w:t>
-      </w:r>
-      <w:proofErr w:type="spellStart"/>
-      <w:r>
-        <w:t>токенизацией</w:t>
-      </w:r>
-      <w:proofErr w:type="spellEnd"/>
-      <w:r>
-        <w:t xml:space="preserve"> и преобразованием в числовые представления. На втором этапе векторизованный текст передаётся на вход нейросетевой модели для извлечения контекстуальных признаков посредством механизма </w:t>
-      </w:r>
-      <w:proofErr w:type="spellStart"/>
-      <w:r>
-        <w:t>самовнимания</w:t>
-      </w:r>
-      <w:proofErr w:type="spellEnd"/>
-      <w:r>
-        <w:t>. На третьем этапе каждой реплике присваивается дискретная метка тональности: позитивная, нейтральная или негативная.</w:t>
-      </w:r>
-    </w:p>
-    <w:p>
-      <w:r>
-        <w:t xml:space="preserve">Результаты текстового анализа асинхронно сохраняются в базе данных </w:t>
-      </w:r>
-      <w:proofErr w:type="spellStart"/>
-      <w:r>
-        <w:t>PostgreSQL</w:t>
-      </w:r>
-      <w:proofErr w:type="spellEnd"/>
-      <w:r>
-        <w:t xml:space="preserve"> в формате JSONB с привязкой к временным меткам и идентификатору спикера. Такая структура хранения позволяет на этапе формирования отчёта сопоставлять семантическую тональность речи с визуальными признаками (мимика) и акустическими характеристиками (голос), реализуя принцип мультимодального позднего слияния (</w:t>
-      </w:r>
-      <w:proofErr w:type="spellStart"/>
-      <w:r>
-        <w:t>late</w:t>
-      </w:r>
-      <w:proofErr w:type="spellEnd"/>
-      <w:r>
-        <w:t xml:space="preserve"> </w:t>
-      </w:r>
-      <w:proofErr w:type="spellStart"/>
-      <w:r>
-        <w:t>fusion</w:t>
-      </w:r>
-      <w:proofErr w:type="spellEnd"/>
-      <w:r>
-        <w:t>).</w:t>
+        <w:t>(против 110 миллионов у исходной архитектуры), что обеспечивает более высокую скорость инференса при сохранении качества обработки контекста.</w:t>
+      </w:r>
+    </w:p>
+    <w:p>
+      <w:r>
+        <w:t>Процесс обработки текста включает три этапа. На первом этапе выполняется сегментация транскрибированного текста на предложения или отдельные реплики с последующей токенизацией. На втором этапе формируются контекстуальные представления токенов с использованием механизма self-attention. На третьем этапе каждой реплике присваивается метка тональности: позитивная, нейтральная или негативная.</w:t>
+      </w:r>
+    </w:p>
+    <w:p>
+      <w:r>
+        <w:t>Результаты анализа сохраняются в базе данных PostgreSQL в формате JSONB с привязкой к временным меткам и идентификатору спикера. Такая структура хранения позволяет при формировании итогового отчёта сопоставлять текстовую тональность с визуальными и акустическими признаками, реализуя подход мультимодального позднего слияния (late fusion).</w:t>
       </w:r>
     </w:p>
     <w:p>
@@ -24353,31 +22661,7 @@
         <w:contextualSpacing/>
       </w:pPr>
       <w:r>
-        <w:t xml:space="preserve">Агрегация итогов встречи реализована в модуле отчётности. На текущем этапе применяется эвристический подход </w:t>
-      </w:r>
-      <w:proofErr w:type="spellStart"/>
-      <w:r>
-        <w:t>late</w:t>
-      </w:r>
-      <w:proofErr w:type="spellEnd"/>
-      <w:r>
-        <w:t xml:space="preserve"> </w:t>
-      </w:r>
-      <w:proofErr w:type="spellStart"/>
-      <w:r>
-        <w:t>fusion</w:t>
-      </w:r>
-      <w:proofErr w:type="spellEnd"/>
-      <w:r>
-        <w:t xml:space="preserve"> (позднее слияние): статистика эмоций, </w:t>
-      </w:r>
-      <w:proofErr w:type="spellStart"/>
-      <w:r>
-        <w:t>таймлайны</w:t>
-      </w:r>
-      <w:proofErr w:type="spellEnd"/>
-      <w:r>
-        <w:t xml:space="preserve"> активности, ключевые фразы из транскрипта и метрики вовлечённости объединяются по временным окнам.</w:t>
+        <w:t>Агрегация итогов встречи реализована в модуле отчётности. На текущем этапе применяется эвристический подход late fusion (позднее слияние): статистика эмоций, таймлайны активности, ключевые фразы из транскрипта и метрики вовлечённости объединяются по временным окнам.</w:t>
       </w:r>
     </w:p>
     <w:p>
@@ -24396,37 +22680,8 @@
           <w:numId w:val="4"/>
         </w:numPr>
       </w:pPr>
-      <w:proofErr w:type="spellStart"/>
-      <w:r>
-        <w:t>Meeting</w:t>
-      </w:r>
-      <w:proofErr w:type="spellEnd"/>
-      <w:r>
-        <w:t xml:space="preserve"> </w:t>
-      </w:r>
-      <w:proofErr w:type="spellStart"/>
-      <w:r>
-        <w:t>summary</w:t>
-      </w:r>
-      <w:proofErr w:type="spellEnd"/>
-      <w:r>
-        <w:t xml:space="preserve"> – сводка по встрече: распределение эмоций (доли событий по категориям), текстовые </w:t>
-      </w:r>
-      <w:proofErr w:type="spellStart"/>
-      <w:r>
-        <w:t>highlights</w:t>
-      </w:r>
-      <w:proofErr w:type="spellEnd"/>
-      <w:r>
-        <w:t xml:space="preserve"> (ключевые моменты), рейтинг вовлечённости участников, покрытие (</w:t>
-      </w:r>
-      <w:proofErr w:type="spellStart"/>
-      <w:r>
-        <w:t>coverage</w:t>
-      </w:r>
-      <w:proofErr w:type="spellEnd"/>
-      <w:r>
-        <w:t>) – доля времени, когда были доступны данные;</w:t>
+      <w:r>
+        <w:t>Meeting summary – сводка по встрече: распределение эмоций (доли событий по категориям), текстовые highlights (ключевые моменты), рейтинг вовлечённости участников, покрытие (coverage) – доля времени, когда были доступны данные;</w:t>
       </w:r>
     </w:p>
     <w:p>
@@ -24437,21 +22692,8 @@
           <w:numId w:val="4"/>
         </w:numPr>
       </w:pPr>
-      <w:proofErr w:type="spellStart"/>
-      <w:r>
-        <w:t>Participant</w:t>
-      </w:r>
-      <w:proofErr w:type="spellEnd"/>
-      <w:r>
-        <w:t xml:space="preserve"> </w:t>
-      </w:r>
-      <w:proofErr w:type="spellStart"/>
-      <w:r>
-        <w:t>tiles</w:t>
-      </w:r>
-      <w:proofErr w:type="spellEnd"/>
-      <w:r>
-        <w:t xml:space="preserve"> – карточки участников с индивидуальной статистикой;</w:t>
+      <w:r>
+        <w:t>Participant tiles – карточки участников с индивидуальной статистикой;</w:t>
       </w:r>
     </w:p>
     <w:p>
@@ -24462,13 +22704,8 @@
           <w:numId w:val="4"/>
         </w:numPr>
       </w:pPr>
-      <w:proofErr w:type="spellStart"/>
-      <w:r>
-        <w:t>Timelines</w:t>
-      </w:r>
-      <w:proofErr w:type="spellEnd"/>
-      <w:r>
-        <w:t xml:space="preserve"> – временные шкалы изменения эмоций и активности;</w:t>
+      <w:r>
+        <w:t>Timelines – временные шкалы изменения эмоций и активности;</w:t>
       </w:r>
     </w:p>
     <w:p>
@@ -24480,31 +22717,7 @@
         </w:numPr>
       </w:pPr>
       <w:r>
-        <w:t xml:space="preserve">Face </w:t>
-      </w:r>
-      <w:proofErr w:type="spellStart"/>
-      <w:r>
-        <w:t>tracking</w:t>
-      </w:r>
-      <w:proofErr w:type="spellEnd"/>
-      <w:r>
-        <w:t xml:space="preserve"> </w:t>
-      </w:r>
-      <w:proofErr w:type="spellStart"/>
-      <w:r>
-        <w:t>summary</w:t>
-      </w:r>
-      <w:proofErr w:type="spellEnd"/>
-      <w:r>
-        <w:t xml:space="preserve"> – сводка по трекингу лиц (при наличии данных от </w:t>
-      </w:r>
-      <w:proofErr w:type="spellStart"/>
-      <w:r>
-        <w:t>MediaPipe</w:t>
-      </w:r>
-      <w:proofErr w:type="spellEnd"/>
-      <w:r>
-        <w:t>);</w:t>
+        <w:t>Face tracking summary – сводка по трекингу лиц (при наличии данных от MediaPipe);</w:t>
       </w:r>
     </w:p>
     <w:p>
@@ -24515,21 +22728,16 @@
           <w:numId w:val="4"/>
         </w:numPr>
       </w:pPr>
-      <w:proofErr w:type="spellStart"/>
+      <w:r>
+        <w:t>Observations – наблюдения и рекомендации.</w:t>
+      </w:r>
+    </w:p>
+    <w:p>
+      <w:pPr>
+        <w:contextualSpacing/>
+      </w:pPr>
       <w:r>
         <w:lastRenderedPageBreak/>
-        <w:t>Observations</w:t>
-      </w:r>
-      <w:proofErr w:type="spellEnd"/>
-      <w:r>
-        <w:t xml:space="preserve"> – наблюдения и рекомендации.</w:t>
-      </w:r>
-    </w:p>
-    <w:p>
-      <w:pPr>
-        <w:contextualSpacing/>
-      </w:pPr>
-      <w:r>
         <w:t>Архитектура предусматривает возможность для подключения собственной нейросетевой модели через параметр конфигурации.</w:t>
       </w:r>
     </w:p>
@@ -24557,15 +22765,7 @@
         <w:contextualSpacing/>
       </w:pPr>
       <w:r>
-        <w:t xml:space="preserve">В качестве СУБД выбрана </w:t>
-      </w:r>
-      <w:proofErr w:type="spellStart"/>
-      <w:r>
-        <w:t>PostgreSQL</w:t>
-      </w:r>
-      <w:proofErr w:type="spellEnd"/>
-      <w:r>
-        <w:t>. Схема данных управляется через файловые миграции. Ключевые таблицы:</w:t>
+        <w:t>В качестве СУБД выбрана PostgreSQL. Схема данных управляется через файловые миграции. Ключевые таблицы:</w:t>
       </w:r>
     </w:p>
     <w:p>
@@ -24655,136 +22855,48 @@
         <w:contextualSpacing/>
       </w:pPr>
       <w:r>
-        <w:t xml:space="preserve">Интеграция всех модулей обеспечивается согласованными контрактами обмена данными и </w:t>
-      </w:r>
-      <w:proofErr w:type="spellStart"/>
-      <w:r>
-        <w:t>оркестрацией</w:t>
-      </w:r>
-      <w:proofErr w:type="spellEnd"/>
-      <w:r>
-        <w:t xml:space="preserve"> через </w:t>
-      </w:r>
-      <w:proofErr w:type="spellStart"/>
-      <w:r>
-        <w:t>Docker</w:t>
-      </w:r>
-      <w:proofErr w:type="spellEnd"/>
-      <w:r>
-        <w:t xml:space="preserve"> </w:t>
-      </w:r>
-      <w:proofErr w:type="spellStart"/>
-      <w:r>
-        <w:t>Compose</w:t>
-      </w:r>
-      <w:proofErr w:type="spellEnd"/>
-      <w:r>
-        <w:t>. Полный цикл работы системы выглядит следующим образом:</w:t>
-      </w:r>
-    </w:p>
-    <w:p>
-      <w:pPr>
-        <w:numPr>
-          <w:ilvl w:val="0"/>
-          <w:numId w:val="6"/>
-        </w:numPr>
+        <w:t>Интеграция модулей системы реализуется за счёт согласованных контрактов обмена данными и оркестрации сервисов с использованием Docker Compose. Полный цикл работы системы включает следующие этапы.</w:t>
+      </w:r>
+    </w:p>
+    <w:p>
+      <w:pPr>
         <w:contextualSpacing/>
       </w:pPr>
       <w:r>
-        <w:t>Пользователь проходит аутентификацию, получает JWT и создаёт/присоединяется к сессии.</w:t>
-      </w:r>
-    </w:p>
-    <w:p>
-      <w:pPr>
-        <w:numPr>
-          <w:ilvl w:val="0"/>
-          <w:numId w:val="6"/>
-        </w:numPr>
+        <w:t>Пользователь проходит аутентификацию, после чего получает JWT-токен и выполняет создание новой сессии либо подключение к существующей.</w:t>
+      </w:r>
+    </w:p>
+    <w:p>
+      <w:pPr>
         <w:contextualSpacing/>
       </w:pPr>
       <w:r>
         <w:lastRenderedPageBreak/>
-        <w:t xml:space="preserve">Клиент устанавливает </w:t>
-      </w:r>
-      <w:proofErr w:type="spellStart"/>
-      <w:r>
-        <w:t>WebSocket</w:t>
-      </w:r>
-      <w:proofErr w:type="spellEnd"/>
-      <w:r>
-        <w:t>-соединение, отправляет сообщение о присоединении, запускает захват аудио и периодический сбор кадров.</w:t>
-      </w:r>
-    </w:p>
-    <w:p>
-      <w:pPr>
-        <w:numPr>
-          <w:ilvl w:val="0"/>
-          <w:numId w:val="6"/>
-        </w:numPr>
+        <w:t>Клиентское приложение устанавливает WebSocket-соединение, отправляет событие о подключении и инициирует захват аудиопотока и периодическую передачу видеокадров.</w:t>
+      </w:r>
+    </w:p>
+    <w:p>
+      <w:pPr>
         <w:contextualSpacing/>
       </w:pPr>
       <w:r>
-        <w:t>Серверная часть маршрутизирует медиа в AI-шлюз. Шлюз параллельно обрабатывает кадры (детекция лиц, классификация эмоций) и отправляет аудио в сервис распознавания речи.</w:t>
-      </w:r>
-    </w:p>
-    <w:p>
-      <w:pPr>
-        <w:numPr>
-          <w:ilvl w:val="0"/>
-          <w:numId w:val="6"/>
-        </w:numPr>
+        <w:t>Серверная часть маршрутизирует поступающие медиаданные в AI-шлюз. В шлюзе параллельно выполняется обработка видеокадров (детекция лиц и классификация эмоций) и передача аудиоданных в сервис распознавания речи.</w:t>
+      </w:r>
+    </w:p>
+    <w:p>
+      <w:pPr>
         <w:contextualSpacing/>
       </w:pPr>
       <w:r>
-        <w:t xml:space="preserve">Результаты анализа возвращаются на сервер, записываются в </w:t>
-      </w:r>
-      <w:proofErr w:type="spellStart"/>
-      <w:r>
-        <w:t>PostgreSQL</w:t>
-      </w:r>
-      <w:proofErr w:type="spellEnd"/>
-      <w:r>
-        <w:t xml:space="preserve"> и транслируются клиентам в реальном времени.</w:t>
-      </w:r>
-    </w:p>
-    <w:p>
-      <w:pPr>
-        <w:numPr>
-          <w:ilvl w:val="0"/>
-          <w:numId w:val="6"/>
-        </w:numPr>
+        <w:t>Результаты анализа возвращаются на сервер, сохраняются в базе данных PostgreSQL и транслируются клиентам в режиме реального времени.</w:t>
+      </w:r>
+    </w:p>
+    <w:p>
+      <w:pPr>
         <w:contextualSpacing/>
       </w:pPr>
       <w:r>
-        <w:t>При завершении встречи запускается цикл формирования финального отчёта, который сохраняется в таблице отчётов и становится доступен через REST.</w:t>
-      </w:r>
-    </w:p>
-    <w:p>
-      <w:pPr>
-        <w:pStyle w:val="af9"/>
-        <w:numPr>
-          <w:ilvl w:val="0"/>
-          <w:numId w:val="6"/>
-        </w:numPr>
-      </w:pPr>
-      <w:r>
-        <w:t>Автоматизация процессов разработки реализована через CI/CD-</w:t>
-      </w:r>
-      <w:proofErr w:type="spellStart"/>
-      <w:r>
-        <w:t>пайплайн</w:t>
-      </w:r>
-      <w:proofErr w:type="spellEnd"/>
-      <w:r>
-        <w:t xml:space="preserve">, который выполняет статический анализ кода, запуск модульных тестов и сборку </w:t>
-      </w:r>
-      <w:proofErr w:type="spellStart"/>
-      <w:r>
-        <w:t>Docker</w:t>
-      </w:r>
-      <w:proofErr w:type="spellEnd"/>
-      <w:r>
-        <w:t>-образов. Такой подход обеспечивает воспроизводимость среды развёртывания и раннее выявление регрессионных ошибок.</w:t>
+        <w:t>После завершения сессии запускается формирование итогового отчёта, который сохраняется в таблице отчётов и становится доступен через REST-интерфейс.</w:t>
       </w:r>
     </w:p>
     <w:p>
@@ -24792,26 +22904,23 @@
         <w:contextualSpacing/>
       </w:pPr>
       <w:r>
-        <w:t xml:space="preserve">Разработанный программный комплекс прошёл тестирование на ключевых сценариях использования: безопасная авторизация, обмен </w:t>
-      </w:r>
-      <w:proofErr w:type="spellStart"/>
-      <w:r>
-        <w:t>медиаданными</w:t>
-      </w:r>
-      <w:proofErr w:type="spellEnd"/>
-      <w:r>
-        <w:t xml:space="preserve"> с минимальной задержкой, мультимодальный анализ в реальном времени и формирование структурированных отчётов. Модульная архитектура системы создаёт основу для дальнейшего развития: замены эвристических алгоритмов на обученные модели агрегации, добавления функции записи </w:t>
-      </w:r>
-      <w:proofErr w:type="spellStart"/>
-      <w:r>
-        <w:t>видеовстреч</w:t>
-      </w:r>
-      <w:proofErr w:type="spellEnd"/>
-      <w:r>
-        <w:t xml:space="preserve"> и расширения аналитических метрик без необходимости пересмотра базовой архитектуры</w:t>
-      </w:r>
-      <w:r>
-        <w:t>.</w:t>
+        <w:t>Процесс разработки и развёртывания автоматизирован с использованием CI/CD-пайплайна, включающего статический анализ кода, выполнение модульных тестов и сборку Docker-образов. Такой подход обеспечивает воспроизводимость среды и позволяет выявлять регрессионные ошибки на ранних этапах.</w:t>
+      </w:r>
+    </w:p>
+    <w:p>
+      <w:pPr>
+        <w:contextualSpacing/>
+      </w:pPr>
+      <w:r>
+        <w:t>Система была протестирована на ключевых сценариях использования, включая безопасную авторизацию, обмен медиаданными с минимальной задержкой, мультимодальный анализ в реальном времени и формирование структурированных отчётов.</w:t>
+      </w:r>
+    </w:p>
+    <w:p>
+      <w:pPr>
+        <w:contextualSpacing/>
+      </w:pPr>
+      <w:r>
+        <w:t>Модульная архитектура системы обеспечивает возможность дальнейшего развития, включая замену эвристических алгоритмов агрегации на обучаемые модели, расширение набора аналитических метрик и добавление функции записи видеовстреч без изменения базовой архитектуры.</w:t>
       </w:r>
     </w:p>
     <w:p>
@@ -24837,7 +22946,7 @@
           <w:rFonts w:cs="Times New Roman"/>
           <w:lang w:bidi="ru-RU"/>
         </w:rPr>
-        <w:t xml:space="preserve">Применение технологий мультимодального анализа в управлении персоналом позволяет повысить объективность оценки сотрудников за счёт использования количественно измеряемых данных. Традиционные методы, основанные на анкетировании и визуальном наблюдении, обладают низкой оперативностью и сильно зависят от субъективного восприятия. Разработка автоматизированной системы, способной анализировать видеопоток и </w:t>
+        <w:t xml:space="preserve">Применение технологий мультимодального анализа в управлении персоналом позволяет повысить объективность оценки сотрудников за счёт использования количественно измеряемых данных. В отличие от традиционных методов, основанных на анкетировании и визуальном </w:t>
       </w:r>
       <w:r>
         <w:rPr>
@@ -24845,7 +22954,7 @@
           <w:lang w:bidi="ru-RU"/>
         </w:rPr>
         <w:lastRenderedPageBreak/>
-        <w:t>аудиопоток участников онлайн-коммуникаций в режиме, близком к реальному времени, открывает новые возможности для HR-специалистов, руководителей подразделений и служб организационного развития.</w:t>
+        <w:t>наблюдении, автоматизированный подход обеспечивает более высокую оперативность и снижает влияние субъективного фактора.</w:t>
       </w:r>
     </w:p>
     <w:p>
@@ -24861,7 +22970,14 @@
           <w:rFonts w:cs="Times New Roman"/>
           <w:lang w:bidi="ru-RU"/>
         </w:rPr>
-        <w:t>Разработанный программный комплекс объединяет методы компьютерного зрения и автоматического распознавания речи в единую веб-ориентированную платформу. Архитектура системы обеспечивает соответствие требованиям информационной безопасности и поддерживает возможность локального хранения и обработки данных.</w:t>
+        <w:t>Разработанный программный комплекс объединяет методы компьютерного зрения и автоматического распознавания речи в единую веб-ориентированную платформу. Архитектура системы предусматривает возможность локального хранения и обработки данных в соответствии с требованиями информационной безопасности</w:t>
+      </w:r>
+      <w:r>
+        <w:rPr>
+          <w:rFonts w:cs="Times New Roman"/>
+          <w:lang w:bidi="ru-RU"/>
+        </w:rPr>
+        <w:t>.</w:t>
       </w:r>
     </w:p>
     <w:p>
@@ -24897,39 +23013,7 @@
           <w:rFonts w:cs="Times New Roman"/>
           <w:lang w:bidi="ru-RU"/>
         </w:rPr>
-        <w:t xml:space="preserve">спроектирована и реализована клиент-серверная архитектура системы, обеспечивающая обмен </w:t>
-      </w:r>
-      <w:proofErr w:type="spellStart"/>
-      <w:r>
-        <w:rPr>
-          <w:rFonts w:cs="Times New Roman"/>
-          <w:lang w:bidi="ru-RU"/>
-        </w:rPr>
-        <w:t>медиаданными</w:t>
-      </w:r>
-      <w:proofErr w:type="spellEnd"/>
-      <w:r>
-        <w:rPr>
-          <w:rFonts w:cs="Times New Roman"/>
-          <w:lang w:bidi="ru-RU"/>
-        </w:rPr>
-        <w:t xml:space="preserve"> в режиме реального времени с использованием протокола </w:t>
-      </w:r>
-      <w:proofErr w:type="spellStart"/>
-      <w:r>
-        <w:rPr>
-          <w:rFonts w:cs="Times New Roman"/>
-          <w:lang w:bidi="ru-RU"/>
-        </w:rPr>
-        <w:t>WebSocket</w:t>
-      </w:r>
-      <w:proofErr w:type="spellEnd"/>
-      <w:r>
-        <w:rPr>
-          <w:rFonts w:cs="Times New Roman"/>
-          <w:lang w:bidi="ru-RU"/>
-        </w:rPr>
-        <w:t>;</w:t>
+        <w:t>спроектирована и реализована клиент-серверная архитектура системы, обеспечивающая обмен медиаданными в режиме реального времени с использованием протокола WebSocket;</w:t>
       </w:r>
     </w:p>
     <w:p>
@@ -24949,23 +23033,7 @@
           <w:rFonts w:cs="Times New Roman"/>
           <w:lang w:bidi="ru-RU"/>
         </w:rPr>
-        <w:t xml:space="preserve">разработан модуль аутентификации пользователей с применением токенов JWT, алгоритма хеширования </w:t>
-      </w:r>
-      <w:proofErr w:type="spellStart"/>
-      <w:r>
-        <w:rPr>
-          <w:rFonts w:cs="Times New Roman"/>
-          <w:lang w:bidi="ru-RU"/>
-        </w:rPr>
-        <w:t>bcrypt</w:t>
-      </w:r>
-      <w:proofErr w:type="spellEnd"/>
-      <w:r>
-        <w:rPr>
-          <w:rFonts w:cs="Times New Roman"/>
-          <w:lang w:bidi="ru-RU"/>
-        </w:rPr>
-        <w:t xml:space="preserve"> и механизмов защиты от подбора учётных данных;</w:t>
+        <w:t>разработан модуль аутентификации пользователей с применением токенов JWT, алгоритма хеширования bcrypt и механизмов защиты от подбора учётных данных;</w:t>
       </w:r>
     </w:p>
     <w:p>
@@ -25005,71 +23073,7 @@
           <w:rFonts w:cs="Times New Roman"/>
           <w:lang w:bidi="ru-RU"/>
         </w:rPr>
-        <w:t>интегрированы нейросетевые модели для детекции лиц и классификации базовых эмоциональных состояний (</w:t>
-      </w:r>
-      <w:proofErr w:type="spellStart"/>
-      <w:r>
-        <w:rPr>
-          <w:rFonts w:cs="Times New Roman"/>
-          <w:lang w:bidi="ru-RU"/>
-        </w:rPr>
-        <w:t>DeepFace</w:t>
-      </w:r>
-      <w:proofErr w:type="spellEnd"/>
-      <w:r>
-        <w:rPr>
-          <w:rFonts w:cs="Times New Roman"/>
-          <w:lang w:bidi="ru-RU"/>
-        </w:rPr>
-        <w:t xml:space="preserve">, </w:t>
-      </w:r>
-      <w:proofErr w:type="spellStart"/>
-      <w:r>
-        <w:rPr>
-          <w:rFonts w:cs="Times New Roman"/>
-          <w:lang w:bidi="ru-RU"/>
-        </w:rPr>
-        <w:t>MediaPipe</w:t>
-      </w:r>
-      <w:proofErr w:type="spellEnd"/>
-      <w:r>
-        <w:rPr>
-          <w:rFonts w:cs="Times New Roman"/>
-          <w:lang w:bidi="ru-RU"/>
-        </w:rPr>
-        <w:t xml:space="preserve"> Face </w:t>
-      </w:r>
-      <w:proofErr w:type="spellStart"/>
-      <w:r>
-        <w:rPr>
-          <w:rFonts w:cs="Times New Roman"/>
-          <w:lang w:bidi="ru-RU"/>
-        </w:rPr>
-        <w:t>Landmarker</w:t>
-      </w:r>
-      <w:proofErr w:type="spellEnd"/>
-      <w:r>
-        <w:rPr>
-          <w:rFonts w:cs="Times New Roman"/>
-          <w:lang w:bidi="ru-RU"/>
-        </w:rPr>
-        <w:t>), а также для автоматического распознавания речи (</w:t>
-      </w:r>
-      <w:proofErr w:type="spellStart"/>
-      <w:r>
-        <w:rPr>
-          <w:rFonts w:cs="Times New Roman"/>
-          <w:lang w:bidi="ru-RU"/>
-        </w:rPr>
-        <w:t>faster-whisper</w:t>
-      </w:r>
-      <w:proofErr w:type="spellEnd"/>
-      <w:r>
-        <w:rPr>
-          <w:rFonts w:cs="Times New Roman"/>
-          <w:lang w:bidi="ru-RU"/>
-        </w:rPr>
-        <w:t>);</w:t>
+        <w:t>интегрированы нейросетевые модели для детекции лиц и классификации базовых эмоциональных состояний (DeepFace, MediaPipe Face Landmarker), а также для автоматического распознавания речи (faster-whisper);</w:t>
       </w:r>
     </w:p>
     <w:p>
@@ -25109,39 +23113,7 @@
           <w:rFonts w:cs="Times New Roman"/>
           <w:lang w:bidi="ru-RU"/>
         </w:rPr>
-        <w:t>реализован эвристический механизм формирования аналитических отчётов (</w:t>
-      </w:r>
-      <w:proofErr w:type="spellStart"/>
-      <w:r>
-        <w:rPr>
-          <w:rFonts w:cs="Times New Roman"/>
-          <w:lang w:bidi="ru-RU"/>
-        </w:rPr>
-        <w:t>late</w:t>
-      </w:r>
-      <w:proofErr w:type="spellEnd"/>
-      <w:r>
-        <w:rPr>
-          <w:rFonts w:cs="Times New Roman"/>
-          <w:lang w:bidi="ru-RU"/>
-        </w:rPr>
-        <w:t xml:space="preserve"> </w:t>
-      </w:r>
-      <w:proofErr w:type="spellStart"/>
-      <w:r>
-        <w:rPr>
-          <w:rFonts w:cs="Times New Roman"/>
-          <w:lang w:bidi="ru-RU"/>
-        </w:rPr>
-        <w:t>fusion</w:t>
-      </w:r>
-      <w:proofErr w:type="spellEnd"/>
-      <w:r>
-        <w:rPr>
-          <w:rFonts w:cs="Times New Roman"/>
-          <w:lang w:bidi="ru-RU"/>
-        </w:rPr>
-        <w:t>), обеспечивающий агрегацию статистики эмоциональных состояний, временных меток активности и ключевых фрагментов транскрипции.</w:t>
+        <w:t>реализован эвристический механизм формирования аналитических отчётов (late fusion), обеспечивающий агрегацию статистики эмоциональных состояний, временных меток активности и ключевых фрагментов транскрипции.</w:t>
       </w:r>
     </w:p>
     <w:p>
@@ -25344,21 +23316,7 @@
         <w:rPr>
           <w:lang w:bidi="ru-RU"/>
         </w:rPr>
-        <w:t xml:space="preserve">Реализован серверный модуль управления сессиями на языке Go с поддержкой REST API и </w:t>
-      </w:r>
-      <w:proofErr w:type="spellStart"/>
-      <w:r>
-        <w:rPr>
-          <w:lang w:bidi="ru-RU"/>
-        </w:rPr>
-        <w:t>WebSocket</w:t>
-      </w:r>
-      <w:proofErr w:type="spellEnd"/>
-      <w:r>
-        <w:rPr>
-          <w:lang w:bidi="ru-RU"/>
-        </w:rPr>
-        <w:t>-коммуникации.</w:t>
+        <w:t>Реализован серверный модуль управления сессиями на языке Go с поддержкой REST API и WebSocket-коммуникации.</w:t>
       </w:r>
     </w:p>
     <w:p>
@@ -25376,35 +23334,7 @@
         <w:rPr>
           <w:lang w:bidi="ru-RU"/>
         </w:rPr>
-        <w:t xml:space="preserve">Разработан пользовательский интерфейс на базе </w:t>
-      </w:r>
-      <w:proofErr w:type="spellStart"/>
-      <w:r>
-        <w:rPr>
-          <w:lang w:bidi="ru-RU"/>
-        </w:rPr>
-        <w:t>React</w:t>
-      </w:r>
-      <w:proofErr w:type="spellEnd"/>
-      <w:r>
-        <w:rPr>
-          <w:lang w:bidi="ru-RU"/>
-        </w:rPr>
-        <w:t xml:space="preserve"> и </w:t>
-      </w:r>
-      <w:proofErr w:type="spellStart"/>
-      <w:r>
-        <w:rPr>
-          <w:lang w:bidi="ru-RU"/>
-        </w:rPr>
-        <w:t>TypeScript</w:t>
-      </w:r>
-      <w:proofErr w:type="spellEnd"/>
-      <w:r>
-        <w:rPr>
-          <w:lang w:bidi="ru-RU"/>
-        </w:rPr>
-        <w:t>, обеспечивающий проведение видеоконференций и визуализацию аналитических данных.</w:t>
+        <w:t>Разработан пользовательский интерфейс на базе React и TypeScript, обеспечивающий проведение видеоконференций и визуализацию аналитических данных.</w:t>
       </w:r>
     </w:p>
     <w:p>
@@ -25422,63 +23352,7 @@
         <w:rPr>
           <w:lang w:bidi="ru-RU"/>
         </w:rPr>
-        <w:t>Реализованы модули искусственного интеллекта для анализа выражений лица (</w:t>
-      </w:r>
-      <w:proofErr w:type="spellStart"/>
-      <w:r>
-        <w:rPr>
-          <w:lang w:bidi="ru-RU"/>
-        </w:rPr>
-        <w:t>DeepFace</w:t>
-      </w:r>
-      <w:proofErr w:type="spellEnd"/>
-      <w:r>
-        <w:rPr>
-          <w:lang w:bidi="ru-RU"/>
-        </w:rPr>
-        <w:t xml:space="preserve">, </w:t>
-      </w:r>
-      <w:proofErr w:type="spellStart"/>
-      <w:r>
-        <w:rPr>
-          <w:lang w:bidi="ru-RU"/>
-        </w:rPr>
-        <w:t>MediaPipe</w:t>
-      </w:r>
-      <w:proofErr w:type="spellEnd"/>
-      <w:r>
-        <w:rPr>
-          <w:lang w:bidi="ru-RU"/>
-        </w:rPr>
-        <w:t>) и распознавания речи (</w:t>
-      </w:r>
-      <w:proofErr w:type="spellStart"/>
-      <w:r>
-        <w:rPr>
-          <w:lang w:bidi="ru-RU"/>
-        </w:rPr>
-        <w:t>Whisper</w:t>
-      </w:r>
-      <w:proofErr w:type="spellEnd"/>
-      <w:r>
-        <w:rPr>
-          <w:lang w:bidi="ru-RU"/>
-        </w:rPr>
-        <w:t xml:space="preserve"> / </w:t>
-      </w:r>
-      <w:proofErr w:type="spellStart"/>
-      <w:r>
-        <w:rPr>
-          <w:lang w:bidi="ru-RU"/>
-        </w:rPr>
-        <w:t>faster-whisper</w:t>
-      </w:r>
-      <w:proofErr w:type="spellEnd"/>
-      <w:r>
-        <w:rPr>
-          <w:lang w:bidi="ru-RU"/>
-        </w:rPr>
-        <w:t>).</w:t>
+        <w:t>Реализованы модули искусственного интеллекта для анализа выражений лица (DeepFace, MediaPipe) и распознавания речи (Whisper / faster-whisper).</w:t>
       </w:r>
     </w:p>
     <w:p>
@@ -25496,21 +23370,7 @@
         <w:rPr>
           <w:lang w:bidi="ru-RU"/>
         </w:rPr>
-        <w:t xml:space="preserve">Спроектирован и реализован механизм хранения мультимодальных данных в СУБД </w:t>
-      </w:r>
-      <w:proofErr w:type="spellStart"/>
-      <w:r>
-        <w:rPr>
-          <w:lang w:bidi="ru-RU"/>
-        </w:rPr>
-        <w:t>PostgreSQL</w:t>
-      </w:r>
-      <w:proofErr w:type="spellEnd"/>
-      <w:r>
-        <w:rPr>
-          <w:lang w:bidi="ru-RU"/>
-        </w:rPr>
-        <w:t xml:space="preserve"> с использованием формата JSONB.</w:t>
+        <w:t>Спроектирован и реализован механизм хранения мультимодальных данных в СУБД PostgreSQL с использованием формата JSONB.</w:t>
       </w:r>
     </w:p>
     <w:p>
@@ -25528,35 +23388,7 @@
         <w:rPr>
           <w:lang w:bidi="ru-RU"/>
         </w:rPr>
-        <w:t>Разработан модуль формирования аналитических отчётов на основе эвристического объединения (</w:t>
-      </w:r>
-      <w:proofErr w:type="spellStart"/>
-      <w:r>
-        <w:rPr>
-          <w:lang w:bidi="ru-RU"/>
-        </w:rPr>
-        <w:t>late</w:t>
-      </w:r>
-      <w:proofErr w:type="spellEnd"/>
-      <w:r>
-        <w:rPr>
-          <w:lang w:bidi="ru-RU"/>
-        </w:rPr>
-        <w:t xml:space="preserve"> </w:t>
-      </w:r>
-      <w:proofErr w:type="spellStart"/>
-      <w:r>
-        <w:rPr>
-          <w:lang w:bidi="ru-RU"/>
-        </w:rPr>
-        <w:t>fusion</w:t>
-      </w:r>
-      <w:proofErr w:type="spellEnd"/>
-      <w:r>
-        <w:rPr>
-          <w:lang w:bidi="ru-RU"/>
-        </w:rPr>
-        <w:t>) признаков.</w:t>
+        <w:t>Разработан модуль формирования аналитических отчётов на основе эвристического объединения (late fusion) признаков.</w:t>
       </w:r>
     </w:p>
     <w:p>
@@ -25575,35 +23407,35 @@
           <w:lang w:bidi="ru-RU"/>
         </w:rPr>
         <w:lastRenderedPageBreak/>
-        <w:t xml:space="preserve">Обеспечена интеграция всех компонентов системы с использованием </w:t>
-      </w:r>
-      <w:proofErr w:type="spellStart"/>
-      <w:r>
+        <w:t>Обеспечена интеграция всех компонентов системы с использованием Docker Compose и проведено комплексное тестирование основных сценариев работы.</w:t>
+      </w:r>
+    </w:p>
+    <w:p>
+      <w:pPr>
+        <w:contextualSpacing/>
         <w:rPr>
           <w:lang w:bidi="ru-RU"/>
         </w:rPr>
-        <w:t>Docker</w:t>
-      </w:r>
-      <w:proofErr w:type="spellEnd"/>
+      </w:pPr>
       <w:r>
         <w:rPr>
           <w:lang w:bidi="ru-RU"/>
         </w:rPr>
-        <w:t xml:space="preserve"> </w:t>
-      </w:r>
-      <w:proofErr w:type="spellStart"/>
-      <w:r>
+        <w:t>Цель работы и поставленные задачи выполнены в полном объёме. Результаты тестирования подтвердили корректность функционирования разработанных модулей, устойчивость обмена данными в реальном времени, стабильность механизмов аутентификации и корректность формирования структурированных аналитических отчётов.</w:t>
+      </w:r>
+    </w:p>
+    <w:p>
+      <w:pPr>
+        <w:contextualSpacing/>
         <w:rPr>
           <w:lang w:bidi="ru-RU"/>
         </w:rPr>
-        <w:t>Compose</w:t>
-      </w:r>
-      <w:proofErr w:type="spellEnd"/>
+      </w:pPr>
       <w:r>
         <w:rPr>
           <w:lang w:bidi="ru-RU"/>
         </w:rPr>
-        <w:t xml:space="preserve"> и проведено комплексное тестирование основных сценариев работы.</w:t>
+        <w:t>Разработанный программный комплекс демонстрирует готовность к внедрению в HR-процессы современных организаций. Модульная архитектура и использование открытых технологий позволяют снизить затраты на лицензирование, обеспечить соответствие требованиям законодательства в области обработки персональных данных, а также обеспечить масштабируемость системы.</w:t>
       </w:r>
     </w:p>
     <w:p>
@@ -25617,63 +23449,7 @@
         <w:rPr>
           <w:lang w:bidi="ru-RU"/>
         </w:rPr>
-        <w:t>Цель работы и поставленные задачи выполнены в полном объёме. Результаты тестирования подтвердили корректность функционирования разработанных модулей, устойчивость обмена данными в реальном времени, стабильность механизмов аутентификации и корректность формирования структурированных аналитических отчётов.</w:t>
-      </w:r>
-    </w:p>
-    <w:p>
-      <w:pPr>
-        <w:contextualSpacing/>
-        <w:rPr>
-          <w:lang w:bidi="ru-RU"/>
-        </w:rPr>
-      </w:pPr>
-      <w:r>
-        <w:rPr>
-          <w:lang w:bidi="ru-RU"/>
-        </w:rPr>
-        <w:t>Разработанный программный комплекс демонстрирует готовность к внедрению в HR-процессы современных организаций. Модульная архитектура и использование открытых технологий позволяют снизить затраты на лицензирование, обеспечить соответствие требованиям законодательства в области обработки персональных данных, а также обеспечить масштабируемость системы.</w:t>
-      </w:r>
-    </w:p>
-    <w:p>
-      <w:pPr>
-        <w:contextualSpacing/>
-        <w:rPr>
-          <w:lang w:bidi="ru-RU"/>
-        </w:rPr>
-      </w:pPr>
-      <w:r>
-        <w:rPr>
-          <w:lang w:bidi="ru-RU"/>
-        </w:rPr>
-        <w:t xml:space="preserve">Перспективы дальнейшего развития проекта включают замену эвристического механизма формирования отчётов на нейросетевую модель агрегации признаков, оптимизацию потоковой </w:t>
-      </w:r>
-      <w:proofErr w:type="spellStart"/>
-      <w:r>
-        <w:rPr>
-          <w:lang w:bidi="ru-RU"/>
-        </w:rPr>
-        <w:t>транскрибации</w:t>
-      </w:r>
-      <w:proofErr w:type="spellEnd"/>
-      <w:r>
-        <w:rPr>
-          <w:lang w:bidi="ru-RU"/>
-        </w:rPr>
-        <w:t xml:space="preserve"> речи (</w:t>
-      </w:r>
-      <w:proofErr w:type="spellStart"/>
-      <w:r>
-        <w:rPr>
-          <w:lang w:bidi="ru-RU"/>
-        </w:rPr>
-        <w:t>streaming</w:t>
-      </w:r>
-      <w:proofErr w:type="spellEnd"/>
-      <w:r>
-        <w:rPr>
-          <w:lang w:bidi="ru-RU"/>
-        </w:rPr>
-        <w:t xml:space="preserve"> ASR), реализацию функции записи и последующего анализа видеоконференций, а также расширение аналитических метрик за счёт интеграции с корпоративными HRM-системами и инструментами управления проектами.</w:t>
+        <w:t>Перспективы дальнейшего развития проекта включают замену эвристического механизма формирования отчётов на нейросетевую модель агрегации признаков, оптимизацию потоковой транскрибации речи (streaming ASR), реализацию функции записи и последующего анализа видеоконференций, а также расширение аналитических метрик за счёт интеграции с корпоративными HRM-системами и инструментами управления проектами.</w:t>
       </w:r>
     </w:p>
     <w:p>
@@ -25749,37 +23525,12 @@
           <w:lang w:val="en-US" w:bidi="ru-RU"/>
         </w:rPr>
       </w:pPr>
-      <w:proofErr w:type="spellStart"/>
       <w:r>
         <w:rPr>
           <w:rFonts w:cs="Times New Roman"/>
           <w:lang w:val="en-US" w:bidi="ru-RU"/>
         </w:rPr>
-        <w:t>Bradski</w:t>
-      </w:r>
-      <w:proofErr w:type="spellEnd"/>
-      <w:r>
-        <w:rPr>
-          <w:rFonts w:cs="Times New Roman"/>
-          <w:lang w:val="en-US" w:bidi="ru-RU"/>
-        </w:rPr>
-        <w:t xml:space="preserve"> G., </w:t>
-      </w:r>
-      <w:proofErr w:type="spellStart"/>
-      <w:r>
-        <w:rPr>
-          <w:rFonts w:cs="Times New Roman"/>
-          <w:lang w:val="en-US" w:bidi="ru-RU"/>
-        </w:rPr>
-        <w:t>Kaehler</w:t>
-      </w:r>
-      <w:proofErr w:type="spellEnd"/>
-      <w:r>
-        <w:rPr>
-          <w:rFonts w:cs="Times New Roman"/>
-          <w:lang w:val="en-US" w:bidi="ru-RU"/>
-        </w:rPr>
-        <w:t xml:space="preserve"> A. Learning OpenCV: Computer Vision with the OpenCV Library. – Sebastopol : O’Reilly Media, 2008. – 555 p. – ISBN 978-0-596-51613-0.</w:t>
+        <w:t>Bradski G., Kaehler A. Learning OpenCV: Computer Vision with the OpenCV Library. – Sebastopol : O’Reilly Media, 2008. – 555 p. – ISBN 978-0-596-51613-0.</w:t>
       </w:r>
     </w:p>
     <w:p>
@@ -25800,71 +23551,7 @@
           <w:rFonts w:cs="Times New Roman"/>
           <w:lang w:val="en-US" w:bidi="ru-RU"/>
         </w:rPr>
-        <w:t xml:space="preserve">Vaswani A., </w:t>
-      </w:r>
-      <w:proofErr w:type="spellStart"/>
-      <w:r>
-        <w:rPr>
-          <w:rFonts w:cs="Times New Roman"/>
-          <w:lang w:val="en-US" w:bidi="ru-RU"/>
-        </w:rPr>
-        <w:t>Shazeer</w:t>
-      </w:r>
-      <w:proofErr w:type="spellEnd"/>
-      <w:r>
-        <w:rPr>
-          <w:rFonts w:cs="Times New Roman"/>
-          <w:lang w:val="en-US" w:bidi="ru-RU"/>
-        </w:rPr>
-        <w:t xml:space="preserve"> N., Parmar N. et al. Attention Is All You Need // Advances in Neural Information Processing Systems (</w:t>
-      </w:r>
-      <w:proofErr w:type="spellStart"/>
-      <w:r>
-        <w:rPr>
-          <w:rFonts w:cs="Times New Roman"/>
-          <w:lang w:val="en-US" w:bidi="ru-RU"/>
-        </w:rPr>
-        <w:t>NeurIPS</w:t>
-      </w:r>
-      <w:proofErr w:type="spellEnd"/>
-      <w:r>
-        <w:rPr>
-          <w:rFonts w:cs="Times New Roman"/>
-          <w:lang w:val="en-US" w:bidi="ru-RU"/>
-        </w:rPr>
-        <w:t>). – 2017. – Vol. 30. – URL: https://arxiv.org/abs/1706.03762 (</w:t>
-      </w:r>
-      <w:proofErr w:type="spellStart"/>
-      <w:r>
-        <w:rPr>
-          <w:rFonts w:cs="Times New Roman"/>
-          <w:lang w:val="en-US" w:bidi="ru-RU"/>
-        </w:rPr>
-        <w:t>дата</w:t>
-      </w:r>
-      <w:proofErr w:type="spellEnd"/>
-      <w:r>
-        <w:rPr>
-          <w:rFonts w:cs="Times New Roman"/>
-          <w:lang w:val="en-US" w:bidi="ru-RU"/>
-        </w:rPr>
-        <w:t xml:space="preserve"> </w:t>
-      </w:r>
-      <w:proofErr w:type="spellStart"/>
-      <w:r>
-        <w:rPr>
-          <w:rFonts w:cs="Times New Roman"/>
-          <w:lang w:val="en-US" w:bidi="ru-RU"/>
-        </w:rPr>
-        <w:t>обращения</w:t>
-      </w:r>
-      <w:proofErr w:type="spellEnd"/>
-      <w:r>
-        <w:rPr>
-          <w:rFonts w:cs="Times New Roman"/>
-          <w:lang w:val="en-US" w:bidi="ru-RU"/>
-        </w:rPr>
-        <w:t>: 10.05.2026).</w:t>
+        <w:t>Vaswani A., Shazeer N., Parmar N. et al. Attention Is All You Need // Advances in Neural Information Processing Systems (NeurIPS). – 2017. – Vol. 30. – URL: https://arxiv.org/abs/1706.03762 (дата обращения: 10.05.2026).</w:t>
       </w:r>
       <w:bookmarkEnd w:id="72"/>
     </w:p>
@@ -25886,39 +23573,7 @@
           <w:rFonts w:cs="Times New Roman"/>
           <w:lang w:val="en-US" w:bidi="ru-RU"/>
         </w:rPr>
-        <w:t>Radford A., Kim J. W., Xu T. et al. Robust Speech Recognition via Large-Scale Weak Supervision // Proceedings of the 40th International Conference on Machine Learning (ICML). – 2023. – URL: https://arxiv.org/abs/2212.04356 (</w:t>
-      </w:r>
-      <w:proofErr w:type="spellStart"/>
-      <w:r>
-        <w:rPr>
-          <w:rFonts w:cs="Times New Roman"/>
-          <w:lang w:val="en-US" w:bidi="ru-RU"/>
-        </w:rPr>
-        <w:t>дата</w:t>
-      </w:r>
-      <w:proofErr w:type="spellEnd"/>
-      <w:r>
-        <w:rPr>
-          <w:rFonts w:cs="Times New Roman"/>
-          <w:lang w:val="en-US" w:bidi="ru-RU"/>
-        </w:rPr>
-        <w:t xml:space="preserve"> </w:t>
-      </w:r>
-      <w:proofErr w:type="spellStart"/>
-      <w:r>
-        <w:rPr>
-          <w:rFonts w:cs="Times New Roman"/>
-          <w:lang w:val="en-US" w:bidi="ru-RU"/>
-        </w:rPr>
-        <w:t>обращения</w:t>
-      </w:r>
-      <w:proofErr w:type="spellEnd"/>
-      <w:r>
-        <w:rPr>
-          <w:rFonts w:cs="Times New Roman"/>
-          <w:lang w:val="en-US" w:bidi="ru-RU"/>
-        </w:rPr>
-        <w:t>: 10.05.2026).</w:t>
+        <w:t>Radford A., Kim J. W., Xu T. et al. Robust Speech Recognition via Large-Scale Weak Supervision // Proceedings of the 40th International Conference on Machine Learning (ICML). – 2023. – URL: https://arxiv.org/abs/2212.04356 (дата обращения: 10.05.2026).</w:t>
       </w:r>
       <w:bookmarkEnd w:id="73"/>
     </w:p>
@@ -25940,55 +23595,7 @@
           <w:rFonts w:cs="Times New Roman"/>
           <w:lang w:val="en-US" w:bidi="ru-RU"/>
         </w:rPr>
-        <w:t xml:space="preserve">Zhang K., Zhang Z., Li Z., </w:t>
-      </w:r>
-      <w:proofErr w:type="spellStart"/>
-      <w:r>
-        <w:rPr>
-          <w:rFonts w:cs="Times New Roman"/>
-          <w:lang w:val="en-US" w:bidi="ru-RU"/>
-        </w:rPr>
-        <w:t>Qiao</w:t>
-      </w:r>
-      <w:proofErr w:type="spellEnd"/>
-      <w:r>
-        <w:rPr>
-          <w:rFonts w:cs="Times New Roman"/>
-          <w:lang w:val="en-US" w:bidi="ru-RU"/>
-        </w:rPr>
-        <w:t xml:space="preserve"> Y. Joint Face Detection and Alignment Using Multi-Task Cascaded Convolutional Networks // IEEE Signal Processing Letters. – 2016. – Vol. 23, № 10. – P. 1499–1503. – URL: https://arxiv.org/abs/1604.02878 (</w:t>
-      </w:r>
-      <w:proofErr w:type="spellStart"/>
-      <w:r>
-        <w:rPr>
-          <w:rFonts w:cs="Times New Roman"/>
-          <w:lang w:val="en-US" w:bidi="ru-RU"/>
-        </w:rPr>
-        <w:t>дата</w:t>
-      </w:r>
-      <w:proofErr w:type="spellEnd"/>
-      <w:r>
-        <w:rPr>
-          <w:rFonts w:cs="Times New Roman"/>
-          <w:lang w:val="en-US" w:bidi="ru-RU"/>
-        </w:rPr>
-        <w:t xml:space="preserve"> </w:t>
-      </w:r>
-      <w:proofErr w:type="spellStart"/>
-      <w:r>
-        <w:rPr>
-          <w:rFonts w:cs="Times New Roman"/>
-          <w:lang w:val="en-US" w:bidi="ru-RU"/>
-        </w:rPr>
-        <w:t>обращения</w:t>
-      </w:r>
-      <w:proofErr w:type="spellEnd"/>
-      <w:r>
-        <w:rPr>
-          <w:rFonts w:cs="Times New Roman"/>
-          <w:lang w:val="en-US" w:bidi="ru-RU"/>
-        </w:rPr>
-        <w:t>: 10.05.2026).</w:t>
+        <w:t>Zhang K., Zhang Z., Li Z., Qiao Y. Joint Face Detection and Alignment Using Multi-Task Cascaded Convolutional Networks // IEEE Signal Processing Letters. – 2016. – Vol. 23, № 10. – P. 1499–1503. – URL: https://arxiv.org/abs/1604.02878 (дата обращения: 10.05.2026).</w:t>
       </w:r>
       <w:bookmarkEnd w:id="74"/>
     </w:p>
@@ -26005,69 +23612,12 @@
         </w:rPr>
       </w:pPr>
       <w:bookmarkStart w:id="75" w:name="_Ref229768360"/>
-      <w:proofErr w:type="spellStart"/>
       <w:r>
         <w:rPr>
           <w:rFonts w:cs="Times New Roman"/>
           <w:lang w:val="en-US" w:bidi="ru-RU"/>
         </w:rPr>
-        <w:t>Parkhi</w:t>
-      </w:r>
-      <w:proofErr w:type="spellEnd"/>
-      <w:r>
-        <w:rPr>
-          <w:rFonts w:cs="Times New Roman"/>
-          <w:lang w:val="en-US" w:bidi="ru-RU"/>
-        </w:rPr>
-        <w:t xml:space="preserve"> O. M., </w:t>
-      </w:r>
-      <w:proofErr w:type="spellStart"/>
-      <w:r>
-        <w:rPr>
-          <w:rFonts w:cs="Times New Roman"/>
-          <w:lang w:val="en-US" w:bidi="ru-RU"/>
-        </w:rPr>
-        <w:t>Vedaldi</w:t>
-      </w:r>
-      <w:proofErr w:type="spellEnd"/>
-      <w:r>
-        <w:rPr>
-          <w:rFonts w:cs="Times New Roman"/>
-          <w:lang w:val="en-US" w:bidi="ru-RU"/>
-        </w:rPr>
-        <w:t xml:space="preserve"> A., Zisserman A. Deep Face Recognition // Proceedings of the British Machine Vision Conference (BMVC). – 2015. – URL: https://www.robots.ox.ac.uk/~vgg/publications/2015/Parkhi15/parkhi15.pdf (</w:t>
-      </w:r>
-      <w:proofErr w:type="spellStart"/>
-      <w:r>
-        <w:rPr>
-          <w:rFonts w:cs="Times New Roman"/>
-          <w:lang w:val="en-US" w:bidi="ru-RU"/>
-        </w:rPr>
-        <w:t>дата</w:t>
-      </w:r>
-      <w:proofErr w:type="spellEnd"/>
-      <w:r>
-        <w:rPr>
-          <w:rFonts w:cs="Times New Roman"/>
-          <w:lang w:val="en-US" w:bidi="ru-RU"/>
-        </w:rPr>
-        <w:t xml:space="preserve"> </w:t>
-      </w:r>
-      <w:proofErr w:type="spellStart"/>
-      <w:r>
-        <w:rPr>
-          <w:rFonts w:cs="Times New Roman"/>
-          <w:lang w:val="en-US" w:bidi="ru-RU"/>
-        </w:rPr>
-        <w:t>обращения</w:t>
-      </w:r>
-      <w:proofErr w:type="spellEnd"/>
-      <w:r>
-        <w:rPr>
-          <w:rFonts w:cs="Times New Roman"/>
-          <w:lang w:val="en-US" w:bidi="ru-RU"/>
-        </w:rPr>
-        <w:t>: 10.05.2026).</w:t>
+        <w:t>Parkhi O. M., Vedaldi A., Zisserman A. Deep Face Recognition // Proceedings of the British Machine Vision Conference (BMVC). – 2015. – URL: https://www.robots.ox.ac.uk/~vgg/publications/2015/Parkhi15/parkhi15.pdf (дата обращения: 10.05.2026).</w:t>
       </w:r>
       <w:bookmarkEnd w:id="75"/>
     </w:p>
@@ -26120,7 +23670,6 @@
         </w:rPr>
         <w:t xml:space="preserve"> </w:t>
       </w:r>
-      <w:proofErr w:type="spellStart"/>
       <w:r>
         <w:rPr>
           <w:rFonts w:cs="Times New Roman"/>
@@ -26128,7 +23677,6 @@
         </w:rPr>
         <w:t>MediaPipe</w:t>
       </w:r>
-      <w:proofErr w:type="spellEnd"/>
       <w:r>
         <w:rPr>
           <w:rFonts w:cs="Times New Roman"/>
@@ -26150,7 +23698,6 @@
         </w:rPr>
         <w:t xml:space="preserve"> </w:t>
       </w:r>
-      <w:proofErr w:type="spellStart"/>
       <w:r>
         <w:rPr>
           <w:rFonts w:cs="Times New Roman"/>
@@ -26158,7 +23705,6 @@
         </w:rPr>
         <w:t>Landmarker</w:t>
       </w:r>
-      <w:proofErr w:type="spellEnd"/>
       <w:r>
         <w:rPr>
           <w:rFonts w:cs="Times New Roman"/>
@@ -26642,54 +24188,13 @@
         </w:rPr>
       </w:pPr>
       <w:bookmarkStart w:id="78" w:name="_Ref233541725"/>
-      <w:proofErr w:type="spellStart"/>
       <w:r>
         <w:rPr>
           <w:rFonts w:cs="Times New Roman"/>
           <w:lang w:bidi="ru-RU"/>
         </w:rPr>
         <w:lastRenderedPageBreak/>
-        <w:t>Катасев</w:t>
-      </w:r>
-      <w:proofErr w:type="spellEnd"/>
-      <w:r>
-        <w:rPr>
-          <w:rFonts w:cs="Times New Roman"/>
-          <w:lang w:bidi="ru-RU"/>
-        </w:rPr>
-        <w:t xml:space="preserve">, А. С. </w:t>
-      </w:r>
-      <w:proofErr w:type="spellStart"/>
-      <w:r>
-        <w:rPr>
-          <w:rFonts w:cs="Times New Roman"/>
-          <w:lang w:bidi="ru-RU"/>
-        </w:rPr>
-        <w:t>Сверточные</w:t>
-      </w:r>
-      <w:proofErr w:type="spellEnd"/>
-      <w:r>
-        <w:rPr>
-          <w:rFonts w:cs="Times New Roman"/>
-          <w:lang w:bidi="ru-RU"/>
-        </w:rPr>
-        <w:t xml:space="preserve"> нейросетевые модели распознавания эмоций человека по фотографии / А. С. </w:t>
-      </w:r>
-      <w:proofErr w:type="spellStart"/>
-      <w:r>
-        <w:rPr>
-          <w:rFonts w:cs="Times New Roman"/>
-          <w:lang w:bidi="ru-RU"/>
-        </w:rPr>
-        <w:t>Катасев</w:t>
-      </w:r>
-      <w:proofErr w:type="spellEnd"/>
-      <w:r>
-        <w:rPr>
-          <w:rFonts w:cs="Times New Roman"/>
-          <w:lang w:bidi="ru-RU"/>
-        </w:rPr>
-        <w:t>, З. Р. Ханова // Вестник Технологического университета. – 2023. – Т. 26, № 4. – С. 76–81. – DOI 10.55421/1998-7072_2023_26_4_76. – EDN MENHPN.</w:t>
+        <w:t>Катасев, А. С. Сверточные нейросетевые модели распознавания эмоций человека по фотографии / А. С. Катасев, З. Р. Ханова // Вестник Технологического университета. – 2023. – Т. 26, № 4. – С. 76–81. – DOI 10.55421/1998-7072_2023_26_4_76. – EDN MENHPN.</w:t>
       </w:r>
       <w:bookmarkEnd w:id="78"/>
     </w:p>
@@ -26711,23 +24216,7 @@
           <w:rFonts w:cs="Times New Roman"/>
           <w:lang w:bidi="ru-RU"/>
         </w:rPr>
-        <w:t xml:space="preserve">Семенюк, В. В. Разработка алгоритма распознавания эмоций человека с использованием </w:t>
-      </w:r>
-      <w:proofErr w:type="spellStart"/>
-      <w:r>
-        <w:rPr>
-          <w:rFonts w:cs="Times New Roman"/>
-          <w:lang w:bidi="ru-RU"/>
-        </w:rPr>
-        <w:t>сверточной</w:t>
-      </w:r>
-      <w:proofErr w:type="spellEnd"/>
-      <w:r>
-        <w:rPr>
-          <w:rFonts w:cs="Times New Roman"/>
-          <w:lang w:bidi="ru-RU"/>
-        </w:rPr>
-        <w:t xml:space="preserve"> нейронной сети средствами Python / В. В. Семенюк, М. В. Складчиков // Инженерный вестник Дона. – 2023. – № 12(108). – С. 231–245. – EDN TBESZT.</w:t>
+        <w:t>Семенюк, В. В. Разработка алгоритма распознавания эмоций человека с использованием сверточной нейронной сети средствами Python / В. В. Семенюк, М. В. Складчиков // Инженерный вестник Дона. – 2023. – № 12(108). – С. 231–245. – EDN TBESZT.</w:t>
       </w:r>
       <w:bookmarkEnd w:id="79"/>
     </w:p>
@@ -26770,55 +24259,7 @@
           <w:rFonts w:cs="Times New Roman"/>
           <w:lang w:val="en-US" w:bidi="ru-RU"/>
         </w:rPr>
-        <w:t xml:space="preserve">Sanh V., Debut L., </w:t>
-      </w:r>
-      <w:proofErr w:type="spellStart"/>
-      <w:r>
-        <w:rPr>
-          <w:rFonts w:cs="Times New Roman"/>
-          <w:lang w:val="en-US" w:bidi="ru-RU"/>
-        </w:rPr>
-        <w:t>Chaumond</w:t>
-      </w:r>
-      <w:proofErr w:type="spellEnd"/>
-      <w:r>
-        <w:rPr>
-          <w:rFonts w:cs="Times New Roman"/>
-          <w:lang w:val="en-US" w:bidi="ru-RU"/>
-        </w:rPr>
-        <w:t xml:space="preserve"> J., Wolf T. </w:t>
-      </w:r>
-      <w:proofErr w:type="spellStart"/>
-      <w:r>
-        <w:rPr>
-          <w:rFonts w:cs="Times New Roman"/>
-          <w:lang w:val="en-US" w:bidi="ru-RU"/>
-        </w:rPr>
-        <w:t>DistilBERT</w:t>
-      </w:r>
-      <w:proofErr w:type="spellEnd"/>
-      <w:r>
-        <w:rPr>
-          <w:rFonts w:cs="Times New Roman"/>
-          <w:lang w:val="en-US" w:bidi="ru-RU"/>
-        </w:rPr>
-        <w:t xml:space="preserve">, a distilled version of BERT: smaller, faster, cheaper and lighter // </w:t>
-      </w:r>
-      <w:proofErr w:type="spellStart"/>
-      <w:r>
-        <w:rPr>
-          <w:rFonts w:cs="Times New Roman"/>
-          <w:lang w:val="en-US" w:bidi="ru-RU"/>
-        </w:rPr>
-        <w:t>arXiv</w:t>
-      </w:r>
-      <w:proofErr w:type="spellEnd"/>
-      <w:r>
-        <w:rPr>
-          <w:rFonts w:cs="Times New Roman"/>
-          <w:lang w:val="en-US" w:bidi="ru-RU"/>
-        </w:rPr>
-        <w:t xml:space="preserve"> preprint arXiv:1910.01108. – 2019. – URL: https://arxiv.org/abs/1910.01108 (</w:t>
+        <w:t>Sanh V., Debut L., Chaumond J., Wolf T. DistilBERT, a distilled version of BERT: smaller, faster, cheaper and lighter // arXiv preprint arXiv:1910.01108. – 2019. – URL: https://arxiv.org/abs/1910.01108 (</w:t>
       </w:r>
       <w:r>
         <w:rPr>
@@ -26861,21 +24302,12 @@
           <w:lang w:bidi="ru-RU"/>
         </w:rPr>
       </w:pPr>
-      <w:proofErr w:type="spellStart"/>
       <w:r>
         <w:rPr>
           <w:rFonts w:cs="Times New Roman"/>
           <w:lang w:bidi="ru-RU"/>
         </w:rPr>
-        <w:t>Docker</w:t>
-      </w:r>
-      <w:proofErr w:type="spellEnd"/>
-      <w:r>
-        <w:rPr>
-          <w:rFonts w:cs="Times New Roman"/>
-          <w:lang w:bidi="ru-RU"/>
-        </w:rPr>
-        <w:t xml:space="preserve"> [Электронный ресурс]. – URL: https://www.docker.com (дата обращения: 10.05.2026).</w:t>
+        <w:t>Docker [Электронный ресурс]. – URL: https://www.docker.com (дата обращения: 10.05.2026).</w:t>
       </w:r>
     </w:p>
     <w:p>
@@ -26895,71 +24327,7 @@
           <w:rFonts w:cs="Times New Roman"/>
           <w:lang w:val="en-US" w:bidi="ru-RU"/>
         </w:rPr>
-        <w:t xml:space="preserve">The Go Programming Language: </w:t>
-      </w:r>
-      <w:proofErr w:type="spellStart"/>
-      <w:r>
-        <w:rPr>
-          <w:rFonts w:cs="Times New Roman"/>
-          <w:lang w:val="en-US" w:bidi="ru-RU"/>
-        </w:rPr>
-        <w:t>офиц</w:t>
-      </w:r>
-      <w:proofErr w:type="spellEnd"/>
-      <w:r>
-        <w:rPr>
-          <w:rFonts w:cs="Times New Roman"/>
-          <w:lang w:val="en-US" w:bidi="ru-RU"/>
-        </w:rPr>
-        <w:t xml:space="preserve">. </w:t>
-      </w:r>
-      <w:proofErr w:type="spellStart"/>
-      <w:r>
-        <w:rPr>
-          <w:rFonts w:cs="Times New Roman"/>
-          <w:lang w:val="en-US" w:bidi="ru-RU"/>
-        </w:rPr>
-        <w:t>сайт</w:t>
-      </w:r>
-      <w:proofErr w:type="spellEnd"/>
-      <w:r>
-        <w:rPr>
-          <w:rFonts w:cs="Times New Roman"/>
-          <w:lang w:val="en-US" w:bidi="ru-RU"/>
-        </w:rPr>
-        <w:t>. – URL: https://go.dev (</w:t>
-      </w:r>
-      <w:proofErr w:type="spellStart"/>
-      <w:r>
-        <w:rPr>
-          <w:rFonts w:cs="Times New Roman"/>
-          <w:lang w:val="en-US" w:bidi="ru-RU"/>
-        </w:rPr>
-        <w:t>дата</w:t>
-      </w:r>
-      <w:proofErr w:type="spellEnd"/>
-      <w:r>
-        <w:rPr>
-          <w:rFonts w:cs="Times New Roman"/>
-          <w:lang w:val="en-US" w:bidi="ru-RU"/>
-        </w:rPr>
-        <w:t xml:space="preserve"> </w:t>
-      </w:r>
-      <w:proofErr w:type="spellStart"/>
-      <w:r>
-        <w:rPr>
-          <w:rFonts w:cs="Times New Roman"/>
-          <w:lang w:val="en-US" w:bidi="ru-RU"/>
-        </w:rPr>
-        <w:t>обращения</w:t>
-      </w:r>
-      <w:proofErr w:type="spellEnd"/>
-      <w:r>
-        <w:rPr>
-          <w:rFonts w:cs="Times New Roman"/>
-          <w:lang w:val="en-US" w:bidi="ru-RU"/>
-        </w:rPr>
-        <w:t>: 10.05.2026).</w:t>
+        <w:t>The Go Programming Language: офиц. сайт. – URL: https://go.dev (дата обращения: 10.05.2026).</w:t>
       </w:r>
     </w:p>
     <w:p>
@@ -27113,7 +24481,6 @@
         </w:rPr>
         <w:t>.</w:t>
       </w:r>
-      <w:proofErr w:type="spellStart"/>
       <w:r>
         <w:rPr>
           <w:rFonts w:cs="Times New Roman"/>
@@ -27121,7 +24488,6 @@
         </w:rPr>
         <w:t>postgresql</w:t>
       </w:r>
-      <w:proofErr w:type="spellEnd"/>
       <w:r>
         <w:rPr>
           <w:rFonts w:cs="Times New Roman"/>
@@ -27161,71 +24527,7 @@
           <w:rFonts w:cs="Times New Roman"/>
           <w:lang w:val="en-US" w:bidi="ru-RU"/>
         </w:rPr>
-        <w:t>CTranslate2: Efficient inference for Transformer models [</w:t>
-      </w:r>
-      <w:proofErr w:type="spellStart"/>
-      <w:r>
-        <w:rPr>
-          <w:rFonts w:cs="Times New Roman"/>
-          <w:lang w:val="en-US" w:bidi="ru-RU"/>
-        </w:rPr>
-        <w:t>Электронный</w:t>
-      </w:r>
-      <w:proofErr w:type="spellEnd"/>
-      <w:r>
-        <w:rPr>
-          <w:rFonts w:cs="Times New Roman"/>
-          <w:lang w:val="en-US" w:bidi="ru-RU"/>
-        </w:rPr>
-        <w:t xml:space="preserve"> </w:t>
-      </w:r>
-      <w:proofErr w:type="spellStart"/>
-      <w:r>
-        <w:rPr>
-          <w:rFonts w:cs="Times New Roman"/>
-          <w:lang w:val="en-US" w:bidi="ru-RU"/>
-        </w:rPr>
-        <w:t>ресурс</w:t>
-      </w:r>
-      <w:proofErr w:type="spellEnd"/>
-      <w:r>
-        <w:rPr>
-          <w:rFonts w:cs="Times New Roman"/>
-          <w:lang w:val="en-US" w:bidi="ru-RU"/>
-        </w:rPr>
-        <w:t>]. – URL: https://opennmt.net/CTranslate2/ (</w:t>
-      </w:r>
-      <w:proofErr w:type="spellStart"/>
-      <w:r>
-        <w:rPr>
-          <w:rFonts w:cs="Times New Roman"/>
-          <w:lang w:val="en-US" w:bidi="ru-RU"/>
-        </w:rPr>
-        <w:t>дата</w:t>
-      </w:r>
-      <w:proofErr w:type="spellEnd"/>
-      <w:r>
-        <w:rPr>
-          <w:rFonts w:cs="Times New Roman"/>
-          <w:lang w:val="en-US" w:bidi="ru-RU"/>
-        </w:rPr>
-        <w:t xml:space="preserve"> </w:t>
-      </w:r>
-      <w:proofErr w:type="spellStart"/>
-      <w:r>
-        <w:rPr>
-          <w:rFonts w:cs="Times New Roman"/>
-          <w:lang w:val="en-US" w:bidi="ru-RU"/>
-        </w:rPr>
-        <w:t>обращения</w:t>
-      </w:r>
-      <w:proofErr w:type="spellEnd"/>
-      <w:r>
-        <w:rPr>
-          <w:rFonts w:cs="Times New Roman"/>
-          <w:lang w:val="en-US" w:bidi="ru-RU"/>
-        </w:rPr>
-        <w:t>: 10.05.2026).</w:t>
+        <w:t>CTranslate2: Efficient inference for Transformer models [Электронный ресурс]. – URL: https://opennmt.net/CTranslate2/ (дата обращения: 10.05.2026).</w:t>
       </w:r>
     </w:p>
     <w:sectPr>
@@ -30383,7 +27685,6 @@
   <w:style w:type="character" w:default="1" w:styleId="a0">
     <w:name w:val="Default Paragraph Font"/>
     <w:uiPriority w:val="1"/>
-    <w:semiHidden/>
     <w:unhideWhenUsed/>
   </w:style>
   <w:style w:type="table" w:default="1" w:styleId="a1">

--- a/вкр/ВКР_Демьянцев_606-22.docx
+++ b/вкр/ВКР_Демьянцев_606-22.docx
@@ -5112,10 +5112,7 @@
     </w:p>
     <w:p>
       <w:r>
-        <w:t>В данной выпускной квалификационной работе рассматривается разработка системы распознавания эмоций человека на основе искусственных нейронных сетей. Система использует одновременно видеоданные и аудиоданные. Основная идея решения — объединение результатов анализа мимики и голосовых характеристик для формирования единой оценки эмоционального состояния.</w:t>
-      </w:r>
-      <w:r>
-        <w:t xml:space="preserve"> </w:t>
+        <w:t xml:space="preserve">В данной выпускной квалификационной работе рассматривается разработка системы распознавания эмоций человека на основе искусственных нейронных сетей. Система использует одновременно видеоданные и аудиоданные. Основная идея решения — объединение результатов анализа мимики и голосовых характеристик для формирования единой оценки эмоционального состояния. </w:t>
       </w:r>
       <w:r>
         <w:t>Такой подход позволяет повысить объективность HR-процессов, включая проведение собеседований, мониторинг вовлечённости и анализ взаимодействий в онлайн-среде. При этом ключевым ограничением, которое учитывается в архитектуре, является соответствие требованиям ФЗ-152. Вся обработка персональных данных ведётся локально, без передачи биометрической информации внешним сервисам.</w:t>
@@ -5316,16 +5313,13 @@
         <w:fldChar w:fldCharType="begin"/>
       </w:r>
       <w:r>
-        <w:instrText xml:space="preserve"> PAGEREF _Ref229768249 \h </w:instrText>
+        <w:instrText xml:space="preserve"> REF _Ref229768249 \r \h </w:instrText>
       </w:r>
       <w:r>
         <w:fldChar w:fldCharType="separate"/>
       </w:r>
       <w:r>
-        <w:rPr>
-          <w:noProof/>
-        </w:rPr>
-        <w:t>69</w:t>
+        <w:t>7</w:t>
       </w:r>
       <w:r>
         <w:fldChar w:fldCharType="end"/>
@@ -5341,8 +5335,11 @@
     </w:p>
     <w:p>
       <w:r>
+        <w:t xml:space="preserve">Следует отметить, что согласно исследованиям в области аффективных вычислений, эмоциональная составляющая становится значимым фактором </w:t>
+      </w:r>
+      <w:r>
         <w:lastRenderedPageBreak/>
-        <w:t>Следует отметить, что согласно исследованиям в области аффективных вычислений, эмоциональная составляющая становится значимым фактором при принятии кадровых решений. Однако её объективная оценка затруднена, если полагаться только на наблюдение или анкетирование, что создаёт потребность в автоматизированных методах анализа [</w:t>
+        <w:t>при принятии кадровых решений. Однако её объективная оценка затруднена, если полагаться только на наблюдение или анкетирование, что создаёт потребность в автоматизированных методах анализа [</w:t>
       </w:r>
       <w:r>
         <w:fldChar w:fldCharType="begin"/>
@@ -5369,74 +5366,73 @@
       </w:pPr>
       <w:bookmarkStart w:id="11" w:name="_Toc233140222"/>
       <w:r>
-        <w:t>Технологи мультимодального анализа</w:t>
+        <w:t>Технологи</w:t>
+      </w:r>
+      <w:r>
+        <w:t>и</w:t>
+      </w:r>
+      <w:r>
+        <w:t xml:space="preserve"> мультимодального анализа</w:t>
       </w:r>
       <w:bookmarkEnd w:id="11"/>
     </w:p>
     <w:p>
-      <w:pPr>
+      <w:r>
+        <w:t xml:space="preserve">Для определения эмоционального состояния человека используются различные методы обработки данных. На практике наиболее распространены анализ изображения лица и анализ речевого сигнала. </w:t>
+      </w:r>
+      <w:r>
+        <w:t>Каждый из этих подходов основан на обработке разных типов данных и имеет свои особенности.</w:t>
+      </w:r>
+    </w:p>
+    <w:p>
+      <w:r>
+        <w:t>При работе с видеопотоком алгоритмы компьютерного зрения фиксируют изображение лица и выделяют характерные признаки — положение бровей, уголков губ, форму глаз, мимические изменения. Как отмечается в работе [</w:t>
+      </w:r>
+      <w:r>
+        <w:fldChar w:fldCharType="begin"/>
+      </w:r>
+      <w:r>
+        <w:instrText xml:space="preserve"> REF _Ref233541805 \r \h </w:instrText>
+      </w:r>
+      <w:r>
+        <w:fldChar w:fldCharType="separate"/>
+      </w:r>
+      <w:r>
+        <w:t>11</w:t>
+      </w:r>
+      <w:r>
+        <w:fldChar w:fldCharType="end"/>
+      </w:r>
+      <w:r>
+        <w:t>], применение свёрточных нейронных сетей позволяет автоматически выделять наиболее информативные признаки изображения лица. Благодаря этому отпадает необходимость вручную задавать характеристики, используемые при классификации эмоций.</w:t>
+      </w:r>
+    </w:p>
+    <w:p>
+      <w:r>
+        <w:t>Анализ аудиоданных связан с обработкой речевого сигнала. Исследуются темп речи, интенсивность, частотный диапазон и интонационные изменения. Эти параметры косвенно указывают на эмоциональную окраску высказывания: повышение громкости и ускоренная речь часто связаны с гневом или возбуждением, замедленный темп и монотонность — с усталостью или грустью. В работе [</w:t>
+      </w:r>
+      <w:r>
+        <w:fldChar w:fldCharType="begin"/>
+      </w:r>
+      <w:r>
+        <w:instrText xml:space="preserve"> REF _Ref233541816 \r \h </w:instrText>
+      </w:r>
+      <w:r>
+        <w:fldChar w:fldCharType="separate"/>
+      </w:r>
+      <w:r>
+        <w:t>12</w:t>
+      </w:r>
+      <w:r>
+        <w:fldChar w:fldCharType="end"/>
+      </w:r>
+      <w:r>
+        <w:t>] подробно рассматривается использование мел-частотных кепстральных коэффициентов (</w:t>
+      </w:r>
+      <w:r>
         <w:rPr>
           <w:lang w:val="en-US"/>
         </w:rPr>
-      </w:pPr>
-    </w:p>
-    <w:p>
-      <w:r>
-        <w:t xml:space="preserve">Для определения эмоционального состояния человека используются различные методы обработки данных. На практике наиболее распространены анализ изображения лица и анализ речевого сигнала. </w:t>
-      </w:r>
-      <w:r>
-        <w:t>Каждый из этих подходов основан на обработке разных типов данных и имеет свои особенности.</w:t>
-      </w:r>
-    </w:p>
-    <w:p>
-      <w:r>
-        <w:t>При работе с видеопотоком алгоритмы компьютерного зрения фиксируют изображение лица и выделяют характерные признаки — положение бровей, уголков губ, форму глаз, мимические изменения. Как отмечается в работе [</w:t>
-      </w:r>
-      <w:r>
-        <w:fldChar w:fldCharType="begin"/>
-      </w:r>
-      <w:r>
-        <w:instrText xml:space="preserve"> REF _Ref233541805 \r \h </w:instrText>
-      </w:r>
-      <w:r>
-        <w:fldChar w:fldCharType="separate"/>
-      </w:r>
-      <w:r>
-        <w:t>11</w:t>
-      </w:r>
-      <w:r>
-        <w:fldChar w:fldCharType="end"/>
-      </w:r>
-      <w:r>
-        <w:t>], применение свёрточных нейронных сетей позволяет автоматически выделять наиболее информативные признаки изображения лица. Благодаря этому отпадает необходимость вручную задавать характеристики, используемые при классификации эмоций.</w:t>
-      </w:r>
-    </w:p>
-    <w:p>
-      <w:r>
-        <w:t>Анализ аудиоданных связан с обработкой речевого сигнала. Исследуются темп речи, интенсивность, частотный диапазон и интонационные изменения. Эти параметры косвенно указывают на эмоциональную окраску высказывания: повышение громкости и ускоренная речь часто связаны с гневом или возбуждением, замедленный темп и монотонность — с усталостью или грустью. В работе [</w:t>
-      </w:r>
-      <w:r>
-        <w:fldChar w:fldCharType="begin"/>
-      </w:r>
-      <w:r>
-        <w:instrText xml:space="preserve"> REF _Ref233541816 \r \h </w:instrText>
-      </w:r>
-      <w:r>
-        <w:fldChar w:fldCharType="separate"/>
-      </w:r>
-      <w:r>
-        <w:t>12</w:t>
-      </w:r>
-      <w:r>
-        <w:fldChar w:fldCharType="end"/>
-      </w:r>
-      <w:r>
-        <w:t>] подробно рассматривается использование мел-частотных кепстральных коэффициентов (</w:t>
-      </w:r>
-      <w:r>
-        <w:rPr>
-          <w:lang w:val="en-US"/>
-        </w:rPr>
         <w:t>MFCC</w:t>
       </w:r>
       <w:r>
@@ -5445,16 +5441,16 @@
     </w:p>
     <w:p>
       <w:r>
-        <w:t xml:space="preserve">На практике всё большее распространение получают мультимодальные системы, объединяющие анализ изображения лица и речевого сигнала. Использование двух независимых источников информации позволяет </w:t>
+        <w:t>На практике всё большее распространение получают мультимодальные системы, объединяющие анализ изображения лица и речевого сигнала. Использование двух независимых источников информации позволяет повысить надёжность распознавания, поскольку ошибки одного метода могут компенсироваться результатами другого.</w:t>
+      </w:r>
+    </w:p>
+    <w:p>
+      <w:r>
+        <w:t xml:space="preserve">Каждый из рассмотренных методов имеет определённые ограничения. Так, качество распознавания по изображению во многом зависит от </w:t>
       </w:r>
       <w:r>
         <w:lastRenderedPageBreak/>
-        <w:t>повысить надёжность распознавания, поскольку ошибки одного метода могут компенсироваться результатами другого.</w:t>
-      </w:r>
-    </w:p>
-    <w:p>
-      <w:r>
-        <w:t>Каждый из рассмотренных методов имеет определённые ограничения. Так, качество распознавания по изображению во многом зависит от освещения, положения головы и возможного перекрытия отдельных частей лица. При анализе речи существенное влияние оказывают фоновые шумы, качество микрофона и особенности записи. По этой причине при разработке современных систем стремятся объединять несколько источников информации, что позволяет повысить устойчивость алгоритмов и снизить вероятность ошибок при распознавании эмоций.</w:t>
+        <w:t>освещения, положения головы и возможного перекрытия отдельных частей лица. При анализе речи существенное влияние оказывают фоновые шумы, качество микрофона и особенности записи. По этой причине при разработке современных систем стремятся объединять несколько источников информации, что позволяет повысить устойчивость алгоритмов и снизить вероятность ошибок при распознавании эмоций.</w:t>
       </w:r>
     </w:p>
     <w:p>
@@ -5514,7 +5510,6 @@
         <w:rPr>
           <w:noProof/>
         </w:rPr>
-        <w:lastRenderedPageBreak/>
         <w:drawing>
           <wp:inline distT="0" distB="0" distL="0" distR="0" wp14:anchorId="7A034CE8" wp14:editId="6887F3B0">
             <wp:extent cx="5940425" cy="3670300"/>
@@ -5638,6 +5633,7 @@
     </w:p>
     <w:p>
       <w:r>
+        <w:lastRenderedPageBreak/>
         <w:t>Бизнес-процесс оценки кандидатов до внедрения разработанной системы также инициируется руководителем, который формирует задачу для HR-специалиста.</w:t>
       </w:r>
     </w:p>
@@ -5672,47 +5668,47 @@
     </w:p>
     <w:p>
       <w:r>
+        <w:t>Таким образом, данный процесс характеризуется отсутствием этапа автоматического анализа данных и формализованных метрик оценки, что снижает объективность и воспроизводимость результатов по сравнению с разработанной системой</w:t>
+      </w:r>
+      <w:r>
+        <w:t>.</w:t>
+      </w:r>
+    </w:p>
+    <w:p>
+      <w:r>
+        <w:t xml:space="preserve">Проведённый анализ предметной области показывает, что мультимодальный подход позволяет создать систему, способную эффективно решать задачу распознавания эмоций в контексте HR. </w:t>
+      </w:r>
+      <w:r>
+        <w:t>Это создаёт основу для дальнейшего проектирования и разработки программного комплекса</w:t>
+      </w:r>
+      <w:r>
+        <w:t>.</w:t>
+      </w:r>
+    </w:p>
+    <w:p>
+      <w:pPr>
+        <w:pStyle w:val="2"/>
+        <w:rPr>
+          <w:lang w:val="en-US"/>
+        </w:rPr>
+      </w:pPr>
+      <w:bookmarkStart w:id="14" w:name="_Toc233140224"/>
+      <w:r>
+        <w:t>Существующие решения</w:t>
+      </w:r>
+      <w:bookmarkEnd w:id="14"/>
+    </w:p>
+    <w:p>
+      <w:r>
+        <w:t>В настоящее время разработано множество программных решений, предназначенных для автоматического распознавания эмоционального состояния человека. Они различаются используемыми методами обработки данных, областью применения и функциональными возможностями. Ниже рассмотрены наиболее известные представители данного класса систем и приведён их сравнительный анализ.</w:t>
+      </w:r>
+    </w:p>
+    <w:p>
+      <w:pPr>
+        <w:pStyle w:val="3"/>
+      </w:pPr>
+      <w:r>
         <w:lastRenderedPageBreak/>
-        <w:t>Таким образом, данный процесс характеризуется отсутствием этапа автоматического анализа данных и формализованных метрик оценки, что снижает объективность и воспроизводимость результатов по сравнению с разработанной системой</w:t>
-      </w:r>
-      <w:r>
-        <w:t>.</w:t>
-      </w:r>
-    </w:p>
-    <w:p>
-      <w:r>
-        <w:t xml:space="preserve">Проведённый анализ предметной области показывает, что мультимодальный подход позволяет создать систему, способную эффективно решать задачу распознавания эмоций в контексте HR. </w:t>
-      </w:r>
-      <w:r>
-        <w:t>Это создаёт основу для дальнейшего проектирования и разработки программного комплекса</w:t>
-      </w:r>
-      <w:r>
-        <w:t>.</w:t>
-      </w:r>
-    </w:p>
-    <w:p>
-      <w:pPr>
-        <w:pStyle w:val="2"/>
-        <w:rPr>
-          <w:lang w:val="en-US"/>
-        </w:rPr>
-      </w:pPr>
-      <w:bookmarkStart w:id="14" w:name="_Toc233140224"/>
-      <w:r>
-        <w:t>Существующие решения</w:t>
-      </w:r>
-      <w:bookmarkEnd w:id="14"/>
-    </w:p>
-    <w:p>
-      <w:r>
-        <w:t>В настоящее время разработано множество программных решений, предназначенных для автоматического распознавания эмоционального состояния человека. Они различаются используемыми методами обработки данных, областью применения и функциональными возможностями. Ниже рассмотрены наиболее известные представители данного класса систем и приведён их сравнительный анализ.</w:t>
-      </w:r>
-    </w:p>
-    <w:p>
-      <w:pPr>
-        <w:pStyle w:val="3"/>
-      </w:pPr>
-      <w:r>
         <w:t>Системы на основе компьютерного зрения</w:t>
       </w:r>
     </w:p>
@@ -5820,7 +5816,6 @@
         <w:pStyle w:val="3"/>
       </w:pPr>
       <w:r>
-        <w:lastRenderedPageBreak/>
         <w:t>Системы на основе анализа аудиосигналов</w:t>
       </w:r>
     </w:p>
@@ -5934,6 +5929,7 @@
         <w:pStyle w:val="3"/>
       </w:pPr>
       <w:r>
+        <w:lastRenderedPageBreak/>
         <w:t>Мультимодальные системы</w:t>
       </w:r>
     </w:p>
@@ -6084,7 +6080,6 @@
         <w:contextualSpacing w:val="0"/>
       </w:pPr>
       <w:r>
-        <w:lastRenderedPageBreak/>
         <w:t>Низкие вычислительные требования.</w:t>
       </w:r>
     </w:p>
@@ -6198,6 +6193,7 @@
         <w:contextualSpacing w:val="0"/>
       </w:pPr>
       <w:r>
+        <w:lastRenderedPageBreak/>
         <w:t>Специализация под HR: Адаптация сценариев анализа под собеседования и мониторинг вовлечённости.</w:t>
       </w:r>
     </w:p>
@@ -6366,7 +6362,6 @@
         <w:pStyle w:val="affb"/>
       </w:pPr>
       <w:r>
-        <w:lastRenderedPageBreak/>
         <w:t xml:space="preserve">Таблица </w:t>
       </w:r>
       <w:r>
@@ -6916,6 +6911,7 @@
       </w:pPr>
       <w:bookmarkStart w:id="17" w:name="_Ref229772334"/>
       <w:r>
+        <w:lastRenderedPageBreak/>
         <w:t xml:space="preserve">Таблица </w:t>
       </w:r>
       <w:r>
@@ -7308,17 +7304,44 @@
       </w:pPr>
       <w:bookmarkStart w:id="18" w:name="_Toc233140226"/>
       <w:r>
+        <w:t>Анализ показателей:</w:t>
+      </w:r>
+      <w:bookmarkEnd w:id="18"/>
+    </w:p>
+    <w:p>
+      <w:pPr>
+        <w:pStyle w:val="25"/>
+      </w:pPr>
+      <w:r>
+        <w:t>Сопоставление приведённых в таблицах данных позволяет выделить несколько ключевых показателей, по которым разрабатываемая система сравнивается с существующими аналогами.</w:t>
+      </w:r>
+    </w:p>
+    <w:p>
+      <w:pPr>
+        <w:pStyle w:val="25"/>
+      </w:pPr>
+      <w:r>
+        <w:t>Наиболее значимым показателем является точность классификации. Мультимодальные системы и разрабатываемое решение обеспечивают наивысшую точность благодаря комбинированию визуальных и голосовых данных. Традиционные методы, такие как SVM и KNN, существенно уступают им из-за ограничений в обработке сложных признаков и зависимости от качества ручной разметки.</w:t>
+      </w:r>
+    </w:p>
+    <w:p>
+      <w:pPr>
+        <w:pStyle w:val="25"/>
+      </w:pPr>
+      <w:r>
+        <w:t xml:space="preserve">Не менее важным является учёт видеопотока и аудиопотока. Только мультимодальные системы и разрабатываемое решение способны полноценно анализировать оба типа данных одновременно. Системы, ориентированные </w:t>
+      </w:r>
+      <w:r>
         <w:lastRenderedPageBreak/>
-        <w:t>Анализ показателей:</w:t>
-      </w:r>
-      <w:bookmarkEnd w:id="18"/>
+        <w:t>исключительно на компьютерное зрение или на обработку аудиосигналов, теряют часть информации и, как следствие, часть точности.</w:t>
+      </w:r>
     </w:p>
     <w:p>
       <w:pPr>
         <w:pStyle w:val="25"/>
       </w:pPr>
       <w:r>
-        <w:t>Сопоставление приведённых в таблицах данных позволяет выделить несколько ключевых показателей, по которым разрабатываемая система сравнивается с существующими аналогами.</w:t>
+        <w:t>Адаптивность к HR-сценариям также оказывается на стороне разрабатываемой системы и готовых мультимодальных решений. Оба подхода учитывают контекст собеседований и рабочих встреч, тогда как системы общего назначения и традиционные методы не обладают такой специализацией.</w:t>
       </w:r>
     </w:p>
     <w:p>
@@ -7326,7 +7349,7 @@
         <w:pStyle w:val="25"/>
       </w:pPr>
       <w:r>
-        <w:t>Наиболее значимым показателем является точность классификации. Мультимодальные системы и разрабатываемое решение обеспечивают наивысшую точность благодаря комбинированию визуальных и голосовых данных. Традиционные методы, такие как SVM и KNN, существенно уступают им из-за ограничений в обработке сложных признаков и зависимости от качества ручной разметки.</w:t>
+        <w:t>Наиболее существенное отличие разрабатываемой системы от коммерческих аналогов проявляется в вопросах стоимости и правового обеспечения. В отличие от Affectiva, Beyond Verbal и Emotient, разрабатываемая система предполагает отсутствие регулярных лицензионных отчислений и изначальную архитектурную поддержку требований ФЗ-152. Это критично для работы с персональными данными сотрудников в российских организациях, где передача биометрической информации внешним сервисам создаёт правовые и репутационные риски.</w:t>
       </w:r>
     </w:p>
     <w:p>
@@ -7334,35 +7357,7 @@
         <w:pStyle w:val="25"/>
       </w:pPr>
       <w:r>
-        <w:t>Не менее важным является учёт видеопотока и аудиопотока. Только мультимодальные системы и разрабатываемое решение способны полноценно анализировать оба типа данных одновременно. Системы, ориентированные исключительно на компьютерное зрение или на обработку аудиосигналов, теряют часть информации и, как следствие, часть точности.</w:t>
-      </w:r>
-    </w:p>
-    <w:p>
-      <w:pPr>
-        <w:pStyle w:val="25"/>
-      </w:pPr>
-      <w:r>
-        <w:t>Адаптивность к HR-сценариям также оказывается на стороне разрабатываемой системы и готовых мультимодальных решений. Оба подхода учитывают контекст собеседований и рабочих встреч, тогда как системы общего назначения и традиционные методы не обладают такой специализацией.</w:t>
-      </w:r>
-    </w:p>
-    <w:p>
-      <w:pPr>
-        <w:pStyle w:val="25"/>
-      </w:pPr>
-      <w:r>
-        <w:t>Наиболее существенное отличие разрабатываемой системы от коммерческих аналогов проявляется в вопросах стоимости и правового обеспечения. В отличие от Affectiva, Beyond Verbal и Emotient, разрабатываемая система предполагает отсутствие регулярных лицензионных отчислений и изначальную архитектурную поддержку требований ФЗ-152. Это критично для работы с персональными данными сотрудников в российских организациях, где передача биометрической информации внешним сервисам создаёт правовые и репутационные риски.</w:t>
-      </w:r>
-    </w:p>
-    <w:p>
-      <w:pPr>
-        <w:pStyle w:val="25"/>
-      </w:pPr>
-      <w:r>
-        <w:t xml:space="preserve">Таким образом, по совокупности показателей разрабатываемая система не уступает лучшим существующим аналогам по техническим </w:t>
-      </w:r>
-      <w:r>
-        <w:lastRenderedPageBreak/>
-        <w:t>характеристикам и превосходит их по эксплуатационным параметрам, значимым для внедрения в отечественных организациях.</w:t>
+        <w:t>Таким образом, по совокупности показателей разрабатываемая система не уступает лучшим существующим аналогам по техническим характеристикам и превосходит их по эксплуатационным параметрам, значимым для внедрения в отечественных организациях.</w:t>
       </w:r>
     </w:p>
     <w:p>
@@ -7396,6 +7391,7 @@
         <w:pStyle w:val="25"/>
       </w:pPr>
       <w:r>
+        <w:lastRenderedPageBreak/>
         <w:t>Для разработки системы целесообразно использовать мультимодальный подход, объединяющий свёрточные нейронные сети</w:t>
       </w:r>
       <w:r>
@@ -7463,7 +7459,6 @@
         </w:numPr>
       </w:pPr>
       <w:r>
-        <w:lastRenderedPageBreak/>
         <w:t>Обоснование выбора модели искусственной нейронной сети для распознавания эмоций.</w:t>
       </w:r>
     </w:p>
@@ -20125,14 +20120,7 @@
                       <w:rFonts w:ascii="Cambria Math" w:hAnsi="Cambria Math"/>
                       <w:lang w:val="en-US"/>
                     </w:rPr>
-                    <m:t xml:space="preserve"> </m:t>
-                  </m:r>
-                  <m:r>
-                    <w:rPr>
-                      <w:rFonts w:ascii="Cambria Math" w:hAnsi="Cambria Math"/>
-                      <w:lang w:val="en-US"/>
-                    </w:rPr>
-                    <m:t>log</m:t>
+                    <m:t xml:space="preserve"> log</m:t>
                   </m:r>
                   <m:d>
                     <m:dPr>
@@ -20197,11 +20185,6 @@
       </m:oMathPara>
     </w:p>
     <w:p>
-      <w:pPr>
-        <w:rPr>
-          <w:lang w:val="en-US"/>
-        </w:rPr>
-      </w:pPr>
       <w:r>
         <w:t xml:space="preserve">Где </w:t>
       </w:r>
@@ -20217,16 +20200,7 @@
         <w:t xml:space="preserve"> </w:t>
       </w:r>
       <w:r>
-        <w:t>—</w:t>
-      </w:r>
-      <w:r>
-        <w:t xml:space="preserve"> </w:t>
-      </w:r>
-      <w:r>
-        <w:t>количество примеров в обучающей выборке</w:t>
-      </w:r>
-      <w:r>
-        <w:t xml:space="preserve">; </w:t>
+        <w:t xml:space="preserve">— количество примеров в обучающей выборке; </w:t>
       </w:r>
       <m:oMath>
         <m:r>
@@ -20237,16 +20211,7 @@
         </m:r>
       </m:oMath>
       <w:r>
-        <w:t>—</w:t>
-      </w:r>
-      <w:r>
-        <w:t xml:space="preserve"> </w:t>
-      </w:r>
-      <w:r>
-        <w:t>число классов эмоций</w:t>
-      </w:r>
-      <w:r>
-        <w:t xml:space="preserve">; </w:t>
+        <w:t xml:space="preserve">— число классов эмоций; </w:t>
       </w:r>
       <m:oMath>
         <m:sSub>
@@ -20340,10 +20305,7 @@
         </m:sSub>
       </m:oMath>
       <w:r>
-        <w:t>—</w:t>
-      </w:r>
-      <w:r>
-        <w:t xml:space="preserve"> </w:t>
+        <w:t xml:space="preserve">— </w:t>
       </w:r>
       <w:r>
         <w:t>предсказанная моделью вероятность принадлежности примера i к классу k.</w:t>
@@ -20411,26 +20373,6 @@
       </w:r>
       <w:r>
         <w:t xml:space="preserve"> метками классов. Обучение направлено на минимизацию значения функции потерь, что позволяет повысить точность классификации.</w:t>
-      </w:r>
-    </w:p>
-    <w:p>
-      <w:r>
-        <w:t>В процессе оценки качества моделей используются следующие метрики:</w:t>
-      </w:r>
-    </w:p>
-    <w:p>
-      <w:r>
-        <w:t>Accuracy — доля корректно классифицированных примеров;</w:t>
-      </w:r>
-    </w:p>
-    <w:p>
-      <w:r>
-        <w:t>Loss — значение функции потерь, характеризующее степень расхождения между предсказаниями модели и фактическими метками.</w:t>
-      </w:r>
-    </w:p>
-    <w:p>
-      <w:r>
-        <w:t>Метрики используются для оценки качества модели на разных этапах обучения.</w:t>
       </w:r>
     </w:p>
     <w:p>
@@ -20440,7 +20382,6 @@
       <w:bookmarkStart w:id="48" w:name="_Toc233140239"/>
       <w:commentRangeStart w:id="49"/>
       <w:r>
-        <w:lastRenderedPageBreak/>
         <w:t>Алгоритмическое обеспечение</w:t>
       </w:r>
       <w:commentRangeEnd w:id="49"/>
@@ -27685,6 +27626,7 @@
   <w:style w:type="character" w:default="1" w:styleId="a0">
     <w:name w:val="Default Paragraph Font"/>
     <w:uiPriority w:val="1"/>
+    <w:semiHidden/>
     <w:unhideWhenUsed/>
   </w:style>
   <w:style w:type="table" w:default="1" w:styleId="a1">

--- a/вкр/ВКР_Демьянцев_606-22.docx
+++ b/вкр/ВКР_Демьянцев_606-22.docx
@@ -1800,6 +1800,7 @@
           <w:bdr w:val="nil"/>
         </w:rPr>
       </w:pPr>
+      <w:proofErr w:type="spellStart"/>
       <w:r>
         <w:rPr>
           <w:rFonts w:ascii="Times New Roman" w:eastAsia="Arial Unicode MS" w:hAnsi="Times New Roman" w:cs="Times New Roman"/>
@@ -1809,7 +1810,115 @@
           <w:u w:color="000000"/>
           <w:bdr w:val="nil"/>
         </w:rPr>
-        <w:t xml:space="preserve">Катасев, А. С. Сверточные нейросетеВые МОДЕЛи распознавания эмоций человека ПО ФОТОГРАФИИ / А. С. Катасев, З. Р. Ханова // Вестник Технологического университета. – 2023. – Т. 26, № 4. – С. 76-81. – DOI 10.55421/1998-7072_2023_26_4_76. – EDN MENHPN. </w:t>
+        <w:t>Катасев</w:t>
+      </w:r>
+      <w:proofErr w:type="spellEnd"/>
+      <w:r>
+        <w:rPr>
+          <w:rFonts w:ascii="Times New Roman" w:eastAsia="Arial Unicode MS" w:hAnsi="Times New Roman" w:cs="Times New Roman"/>
+          <w:color w:val="000000"/>
+          <w:sz w:val="24"/>
+          <w:szCs w:val="24"/>
+          <w:u w:color="000000"/>
+          <w:bdr w:val="nil"/>
+        </w:rPr>
+        <w:t xml:space="preserve">, А. С. </w:t>
+      </w:r>
+      <w:proofErr w:type="spellStart"/>
+      <w:r>
+        <w:rPr>
+          <w:rFonts w:ascii="Times New Roman" w:eastAsia="Arial Unicode MS" w:hAnsi="Times New Roman" w:cs="Times New Roman"/>
+          <w:color w:val="000000"/>
+          <w:sz w:val="24"/>
+          <w:szCs w:val="24"/>
+          <w:u w:color="000000"/>
+          <w:bdr w:val="nil"/>
+        </w:rPr>
+        <w:t>Сверточные</w:t>
+      </w:r>
+      <w:proofErr w:type="spellEnd"/>
+      <w:r>
+        <w:rPr>
+          <w:rFonts w:ascii="Times New Roman" w:eastAsia="Arial Unicode MS" w:hAnsi="Times New Roman" w:cs="Times New Roman"/>
+          <w:color w:val="000000"/>
+          <w:sz w:val="24"/>
+          <w:szCs w:val="24"/>
+          <w:u w:color="000000"/>
+          <w:bdr w:val="nil"/>
+        </w:rPr>
+        <w:t xml:space="preserve"> </w:t>
+      </w:r>
+      <w:proofErr w:type="spellStart"/>
+      <w:r>
+        <w:rPr>
+          <w:rFonts w:ascii="Times New Roman" w:eastAsia="Arial Unicode MS" w:hAnsi="Times New Roman" w:cs="Times New Roman"/>
+          <w:color w:val="000000"/>
+          <w:sz w:val="24"/>
+          <w:szCs w:val="24"/>
+          <w:u w:color="000000"/>
+          <w:bdr w:val="nil"/>
+        </w:rPr>
+        <w:t>нейросетеВые</w:t>
+      </w:r>
+      <w:proofErr w:type="spellEnd"/>
+      <w:r>
+        <w:rPr>
+          <w:rFonts w:ascii="Times New Roman" w:eastAsia="Arial Unicode MS" w:hAnsi="Times New Roman" w:cs="Times New Roman"/>
+          <w:color w:val="000000"/>
+          <w:sz w:val="24"/>
+          <w:szCs w:val="24"/>
+          <w:u w:color="000000"/>
+          <w:bdr w:val="nil"/>
+        </w:rPr>
+        <w:t xml:space="preserve"> </w:t>
+      </w:r>
+      <w:proofErr w:type="spellStart"/>
+      <w:r>
+        <w:rPr>
+          <w:rFonts w:ascii="Times New Roman" w:eastAsia="Arial Unicode MS" w:hAnsi="Times New Roman" w:cs="Times New Roman"/>
+          <w:color w:val="000000"/>
+          <w:sz w:val="24"/>
+          <w:szCs w:val="24"/>
+          <w:u w:color="000000"/>
+          <w:bdr w:val="nil"/>
+        </w:rPr>
+        <w:t>МОДЕЛи</w:t>
+      </w:r>
+      <w:proofErr w:type="spellEnd"/>
+      <w:r>
+        <w:rPr>
+          <w:rFonts w:ascii="Times New Roman" w:eastAsia="Arial Unicode MS" w:hAnsi="Times New Roman" w:cs="Times New Roman"/>
+          <w:color w:val="000000"/>
+          <w:sz w:val="24"/>
+          <w:szCs w:val="24"/>
+          <w:u w:color="000000"/>
+          <w:bdr w:val="nil"/>
+        </w:rPr>
+        <w:t xml:space="preserve"> распознавания эмоций человека ПО ФОТОГРАФИИ / А. С. </w:t>
+      </w:r>
+      <w:proofErr w:type="spellStart"/>
+      <w:r>
+        <w:rPr>
+          <w:rFonts w:ascii="Times New Roman" w:eastAsia="Arial Unicode MS" w:hAnsi="Times New Roman" w:cs="Times New Roman"/>
+          <w:color w:val="000000"/>
+          <w:sz w:val="24"/>
+          <w:szCs w:val="24"/>
+          <w:u w:color="000000"/>
+          <w:bdr w:val="nil"/>
+        </w:rPr>
+        <w:t>Катасев</w:t>
+      </w:r>
+      <w:proofErr w:type="spellEnd"/>
+      <w:r>
+        <w:rPr>
+          <w:rFonts w:ascii="Times New Roman" w:eastAsia="Arial Unicode MS" w:hAnsi="Times New Roman" w:cs="Times New Roman"/>
+          <w:color w:val="000000"/>
+          <w:sz w:val="24"/>
+          <w:szCs w:val="24"/>
+          <w:u w:color="000000"/>
+          <w:bdr w:val="nil"/>
+        </w:rPr>
+        <w:t xml:space="preserve">, З. Р. Ханова // Вестник Технологического университета. – 2023. – Т. 26, № 4. – С. 76-81. – DOI 10.55421/1998-7072_2023_26_4_76. – EDN MENHPN. </w:t>
       </w:r>
     </w:p>
     <w:p>
@@ -1842,7 +1951,31 @@
           <w:u w:color="000000"/>
           <w:bdr w:val="nil"/>
         </w:rPr>
-        <w:t>Семенюк, В. В. Разработка алгоритма распознавания эмоций человека с использованием сверточной нейронной сети средствами Python / В. В. Семенюк, М. В. Складчиков // Инженерный вестник Дона. – 2023. – № 12(108). – С. 231-245. – EDN TBESZT.</w:t>
+        <w:t xml:space="preserve">Семенюк, В. В. Разработка алгоритма распознавания эмоций человека с использованием </w:t>
+      </w:r>
+      <w:proofErr w:type="spellStart"/>
+      <w:r>
+        <w:rPr>
+          <w:rFonts w:ascii="Times New Roman" w:eastAsia="Arial Unicode MS" w:hAnsi="Times New Roman" w:cs="Times New Roman"/>
+          <w:color w:val="000000"/>
+          <w:sz w:val="24"/>
+          <w:szCs w:val="24"/>
+          <w:u w:color="000000"/>
+          <w:bdr w:val="nil"/>
+        </w:rPr>
+        <w:t>сверточной</w:t>
+      </w:r>
+      <w:proofErr w:type="spellEnd"/>
+      <w:r>
+        <w:rPr>
+          <w:rFonts w:ascii="Times New Roman" w:eastAsia="Arial Unicode MS" w:hAnsi="Times New Roman" w:cs="Times New Roman"/>
+          <w:color w:val="000000"/>
+          <w:sz w:val="24"/>
+          <w:szCs w:val="24"/>
+          <w:u w:color="000000"/>
+          <w:bdr w:val="nil"/>
+        </w:rPr>
+        <w:t xml:space="preserve"> нейронной сети средствами Python / В. В. Семенюк, М. В. Складчиков // Инженерный вестник Дона. – 2023. – № 12(108). – С. 231-245. – EDN TBESZT.</w:t>
       </w:r>
     </w:p>
     <w:p>
@@ -2189,8 +2322,21 @@
           <w:bdr w:val="nil"/>
         </w:rPr>
         <w:tab/>
-        <w:t>/К.И. Бушмелева</w:t>
-      </w:r>
+        <w:t xml:space="preserve">/К.И. </w:t>
+      </w:r>
+      <w:proofErr w:type="spellStart"/>
+      <w:r>
+        <w:rPr>
+          <w:rFonts w:ascii="Times New Roman" w:eastAsia="Arial Unicode MS" w:hAnsi="Times New Roman" w:cs="Times New Roman"/>
+          <w:color w:val="000000"/>
+          <w:sz w:val="24"/>
+          <w:szCs w:val="24"/>
+          <w:u w:color="000000"/>
+          <w:bdr w:val="nil"/>
+        </w:rPr>
+        <w:t>Бушмелева</w:t>
+      </w:r>
+      <w:proofErr w:type="spellEnd"/>
       <w:r>
         <w:rPr>
           <w:rFonts w:ascii="Times New Roman" w:eastAsia="Arial Unicode MS" w:hAnsi="Times New Roman" w:cs="Arial Unicode MS"/>
@@ -2284,7 +2430,7 @@
           <w:sz w:val="24"/>
           <w:szCs w:val="24"/>
         </w:rPr>
-        <w:t>70</w:t>
+        <w:t>68</w:t>
       </w:r>
       <w:r>
         <w:rPr>
@@ -2705,7 +2851,15 @@
     </w:p>
     <w:p>
       <w:r>
-        <w:t>CNN – свёрточная нейронная сеть</w:t>
+        <w:t xml:space="preserve">CNN – </w:t>
+      </w:r>
+      <w:proofErr w:type="spellStart"/>
+      <w:r>
+        <w:t>свёрточная</w:t>
+      </w:r>
+      <w:proofErr w:type="spellEnd"/>
+      <w:r>
+        <w:t xml:space="preserve"> нейронная сеть</w:t>
       </w:r>
     </w:p>
     <w:p>
@@ -2735,7 +2889,15 @@
     </w:p>
     <w:p>
       <w:r>
-        <w:t>MFCC – мел-частотные кепстральные коэффициенты</w:t>
+        <w:t xml:space="preserve">MFCC – мел-частотные </w:t>
+      </w:r>
+      <w:proofErr w:type="spellStart"/>
+      <w:r>
+        <w:t>кепстральные</w:t>
+      </w:r>
+      <w:proofErr w:type="spellEnd"/>
+      <w:r>
+        <w:t xml:space="preserve"> коэффициенты</w:t>
       </w:r>
     </w:p>
     <w:p>
@@ -3451,7 +3613,7 @@
             <w:noProof/>
             <w:webHidden/>
           </w:rPr>
-          <w:t>13</w:t>
+          <w:t>12</w:t>
         </w:r>
         <w:r>
           <w:rPr>
@@ -3603,7 +3765,7 @@
             <w:noProof/>
             <w:webHidden/>
           </w:rPr>
-          <w:t>17</w:t>
+          <w:t>16</w:t>
         </w:r>
         <w:r>
           <w:rPr>
@@ -3680,7 +3842,7 @@
             <w:noProof/>
             <w:webHidden/>
           </w:rPr>
-          <w:t>18</w:t>
+          <w:t>17</w:t>
         </w:r>
         <w:r>
           <w:rPr>
@@ -3833,7 +3995,7 @@
             <w:noProof/>
             <w:webHidden/>
           </w:rPr>
-          <w:t>20</w:t>
+          <w:t>19</w:t>
         </w:r>
         <w:r>
           <w:rPr>
@@ -3910,7 +4072,7 @@
             <w:noProof/>
             <w:webHidden/>
           </w:rPr>
-          <w:t>20</w:t>
+          <w:t>19</w:t>
         </w:r>
         <w:r>
           <w:rPr>
@@ -3986,7 +4148,7 @@
             <w:noProof/>
             <w:webHidden/>
           </w:rPr>
-          <w:t>23</w:t>
+          <w:t>21</w:t>
         </w:r>
         <w:r>
           <w:rPr>
@@ -4063,7 +4225,7 @@
             <w:noProof/>
             <w:webHidden/>
           </w:rPr>
-          <w:t>45</w:t>
+          <w:t>44</w:t>
         </w:r>
         <w:r>
           <w:rPr>
@@ -4139,7 +4301,7 @@
             <w:noProof/>
             <w:webHidden/>
           </w:rPr>
-          <w:t>45</w:t>
+          <w:t>44</w:t>
         </w:r>
         <w:r>
           <w:rPr>
@@ -4215,7 +4377,7 @@
             <w:noProof/>
             <w:webHidden/>
           </w:rPr>
-          <w:t>46</w:t>
+          <w:t>45</w:t>
         </w:r>
         <w:r>
           <w:rPr>
@@ -4291,7 +4453,7 @@
             <w:noProof/>
             <w:webHidden/>
           </w:rPr>
-          <w:t>47</w:t>
+          <w:t>46</w:t>
         </w:r>
         <w:r>
           <w:rPr>
@@ -4367,7 +4529,7 @@
             <w:noProof/>
             <w:webHidden/>
           </w:rPr>
-          <w:t>48</w:t>
+          <w:t>47</w:t>
         </w:r>
         <w:r>
           <w:rPr>
@@ -4443,7 +4605,7 @@
             <w:noProof/>
             <w:webHidden/>
           </w:rPr>
-          <w:t>49</w:t>
+          <w:t>48</w:t>
         </w:r>
         <w:r>
           <w:rPr>
@@ -4519,7 +4681,7 @@
             <w:noProof/>
             <w:webHidden/>
           </w:rPr>
-          <w:t>49</w:t>
+          <w:t>48</w:t>
         </w:r>
         <w:r>
           <w:rPr>
@@ -4595,7 +4757,7 @@
             <w:noProof/>
             <w:webHidden/>
           </w:rPr>
-          <w:t>51</w:t>
+          <w:t>49</w:t>
         </w:r>
         <w:r>
           <w:rPr>
@@ -4671,7 +4833,7 @@
             <w:noProof/>
             <w:webHidden/>
           </w:rPr>
-          <w:t>53</w:t>
+          <w:t>51</w:t>
         </w:r>
         <w:r>
           <w:rPr>
@@ -4747,7 +4909,7 @@
             <w:noProof/>
             <w:webHidden/>
           </w:rPr>
-          <w:t>63</w:t>
+          <w:t>61</w:t>
         </w:r>
         <w:r>
           <w:rPr>
@@ -4823,7 +4985,7 @@
             <w:noProof/>
             <w:webHidden/>
           </w:rPr>
-          <w:t>63</w:t>
+          <w:t>61</w:t>
         </w:r>
         <w:r>
           <w:rPr>
@@ -4899,7 +5061,7 @@
             <w:noProof/>
             <w:webHidden/>
           </w:rPr>
-          <w:t>64</w:t>
+          <w:t>62</w:t>
         </w:r>
         <w:r>
           <w:rPr>
@@ -4976,7 +5138,7 @@
             <w:noProof/>
             <w:webHidden/>
           </w:rPr>
-          <w:t>67</w:t>
+          <w:t>65</w:t>
         </w:r>
         <w:r>
           <w:rPr>
@@ -5053,7 +5215,7 @@
             <w:noProof/>
             <w:webHidden/>
           </w:rPr>
-          <w:t>69</w:t>
+          <w:t>67</w:t>
         </w:r>
         <w:r>
           <w:rPr>
@@ -5145,7 +5307,15 @@
         </w:numPr>
       </w:pPr>
       <w:r>
-        <w:t>Прогресс в области глубокого обучения создал техническую базу для автоматизированного анализа эмоций. Свёрточные сети уверенно распознают мимику, трансформеры обрабатывают речь, а методы мультимодального слияния позволяют объединять эти сигналы. Именно комплексный подход, то есть одновременный анализ видео и аудио, даёт существенный выигрыш в точности по сравнению с одномерными решениями.</w:t>
+        <w:t xml:space="preserve">Прогресс в области глубокого обучения создал техническую базу для автоматизированного анализа эмоций. </w:t>
+      </w:r>
+      <w:proofErr w:type="spellStart"/>
+      <w:r>
+        <w:t>Свёрточные</w:t>
+      </w:r>
+      <w:proofErr w:type="spellEnd"/>
+      <w:r>
+        <w:t xml:space="preserve"> сети уверенно распознают мимику, трансформеры обрабатывают речь, а методы мультимодального слияния позволяют объединять эти сигналы. Именно комплексный подход, то есть одновременный анализ видео и аудио, даёт существенный выигрыш в точности по сравнению с одномерными решениями.</w:t>
       </w:r>
     </w:p>
     <w:p>
@@ -5404,7 +5574,15 @@
         <w:fldChar w:fldCharType="end"/>
       </w:r>
       <w:r>
-        <w:t>], применение свёрточных нейронных сетей позволяет автоматически выделять наиболее информативные признаки изображения лица. Благодаря этому отпадает необходимость вручную задавать характеристики, используемые при классификации эмоций.</w:t>
+        <w:t xml:space="preserve">], применение </w:t>
+      </w:r>
+      <w:proofErr w:type="spellStart"/>
+      <w:r>
+        <w:t>свёрточных</w:t>
+      </w:r>
+      <w:proofErr w:type="spellEnd"/>
+      <w:r>
+        <w:t xml:space="preserve"> нейронных сетей позволяет автоматически выделять наиболее информативные признаки изображения лица. Благодаря этому отпадает необходимость вручную задавать характеристики, используемые при классификации эмоций.</w:t>
       </w:r>
     </w:p>
     <w:p>
@@ -5427,7 +5605,15 @@
         <w:fldChar w:fldCharType="end"/>
       </w:r>
       <w:r>
-        <w:t>] подробно рассматривается использование мел-частотных кепстральных коэффициентов (</w:t>
+        <w:t xml:space="preserve">] подробно рассматривается использование мел-частотных </w:t>
+      </w:r>
+      <w:proofErr w:type="spellStart"/>
+      <w:r>
+        <w:t>кепстральных</w:t>
+      </w:r>
+      <w:proofErr w:type="spellEnd"/>
+      <w:r>
+        <w:t xml:space="preserve"> коэффициентов (</w:t>
       </w:r>
       <w:r>
         <w:rPr>
@@ -5718,7 +5904,23 @@
         <w:contextualSpacing w:val="0"/>
       </w:pPr>
       <w:r>
-        <w:t>Одним из наиболее известных решений данного класса является библиотека Affectiva, предназначенная для анализа выражений лица с использованием свёрточных нейронных сетей. Алгоритм анализирует видеопоток, извлекает характерные особенности мимики и на их основе определяет предполагаемое эмоциональное состояние человека.</w:t>
+        <w:t xml:space="preserve">Одним из наиболее известных решений данного класса является библиотека </w:t>
+      </w:r>
+      <w:proofErr w:type="spellStart"/>
+      <w:r>
+        <w:t>Affectiva</w:t>
+      </w:r>
+      <w:proofErr w:type="spellEnd"/>
+      <w:r>
+        <w:t xml:space="preserve">, предназначенная для анализа выражений лица с использованием </w:t>
+      </w:r>
+      <w:proofErr w:type="spellStart"/>
+      <w:r>
+        <w:t>свёрточных</w:t>
+      </w:r>
+      <w:proofErr w:type="spellEnd"/>
+      <w:r>
+        <w:t xml:space="preserve"> нейронных сетей. Алгоритм анализирует видеопоток, извлекает характерные особенности мимики и на их основе определяет предполагаемое эмоциональное состояние человека.</w:t>
       </w:r>
     </w:p>
     <w:p>
@@ -5825,7 +6027,31 @@
         <w:contextualSpacing w:val="0"/>
       </w:pPr>
       <w:r>
-        <w:t>Примером служит платформа Beyond Verbal, которая анализирует голосовые характеристики, такие как высота тона и темп речи, для определения эмоционального состояния. Такие решения часто применяются в call-центрах.</w:t>
+        <w:t xml:space="preserve">Примером служит платформа </w:t>
+      </w:r>
+      <w:proofErr w:type="spellStart"/>
+      <w:r>
+        <w:t>Beyond</w:t>
+      </w:r>
+      <w:proofErr w:type="spellEnd"/>
+      <w:r>
+        <w:t xml:space="preserve"> </w:t>
+      </w:r>
+      <w:proofErr w:type="spellStart"/>
+      <w:r>
+        <w:t>Verbal</w:t>
+      </w:r>
+      <w:proofErr w:type="spellEnd"/>
+      <w:r>
+        <w:t xml:space="preserve">, которая анализирует голосовые характеристики, такие как высота тона и темп речи, для определения эмоционального состояния. Такие решения часто применяются в </w:t>
+      </w:r>
+      <w:proofErr w:type="spellStart"/>
+      <w:r>
+        <w:t>call</w:t>
+      </w:r>
+      <w:proofErr w:type="spellEnd"/>
+      <w:r>
+        <w:t>-центрах.</w:t>
       </w:r>
     </w:p>
     <w:p>
@@ -5939,7 +6165,15 @@
         <w:contextualSpacing w:val="0"/>
       </w:pPr>
       <w:r>
-        <w:t>Примером является система Emotient, которая комбинирует анализ выражений лица и голосовых данных с использованием CNN и RNN. Такие решения применяются в маркетинге и HR для комплексного анализа эмоционального состояния.</w:t>
+        <w:t xml:space="preserve">Примером является система </w:t>
+      </w:r>
+      <w:proofErr w:type="spellStart"/>
+      <w:r>
+        <w:t>Emotient</w:t>
+      </w:r>
+      <w:proofErr w:type="spellEnd"/>
+      <w:r>
+        <w:t>, которая комбинирует анализ выражений лица и голосовых данных с использованием CNN и RNN. Такие решения применяются в маркетинге и HR для комплексного анализа эмоционального состояния.</w:t>
       </w:r>
     </w:p>
     <w:p>
@@ -6220,7 +6454,23 @@
         <w:contextualSpacing w:val="0"/>
       </w:pPr>
       <w:r>
-        <w:t>Гибкость стека: Использование открытых библиотек (Python, PyTorch, OpenCV) позволяет избежать лицензионных отчислений.</w:t>
+        <w:t xml:space="preserve">Гибкость стека: Использование открытых библиотек (Python, </w:t>
+      </w:r>
+      <w:proofErr w:type="spellStart"/>
+      <w:r>
+        <w:t>PyTorch</w:t>
+      </w:r>
+      <w:proofErr w:type="spellEnd"/>
+      <w:r>
+        <w:t xml:space="preserve">, </w:t>
+      </w:r>
+      <w:proofErr w:type="spellStart"/>
+      <w:r>
+        <w:t>OpenCV</w:t>
+      </w:r>
+      <w:proofErr w:type="spellEnd"/>
+      <w:r>
+        <w:t>) позволяет избежать лицензионных отчислений.</w:t>
       </w:r>
     </w:p>
     <w:p>
@@ -6232,8 +6482,13 @@
         </w:numPr>
         <w:contextualSpacing w:val="0"/>
       </w:pPr>
-      <w:r>
-        <w:t>Мультимодальность: Повышение точности за счёт объединения визуальных и голосовых признаков.</w:t>
+      <w:proofErr w:type="spellStart"/>
+      <w:r>
+        <w:t>Мультимодальность</w:t>
+      </w:r>
+      <w:proofErr w:type="spellEnd"/>
+      <w:r>
+        <w:t>: Повышение точности за счёт объединения визуальных и голосовых признаков.</w:t>
       </w:r>
     </w:p>
     <w:p>
@@ -6268,7 +6523,15 @@
         <w:contextualSpacing w:val="0"/>
       </w:pPr>
       <w:r>
-        <w:t>Требует наличия вычислительных ресурсов для этапа обучения и инференса в реальном времени.</w:t>
+        <w:t xml:space="preserve">Требует наличия вычислительных ресурсов для этапа обучения и </w:t>
+      </w:r>
+      <w:proofErr w:type="spellStart"/>
+      <w:r>
+        <w:t>инференса</w:t>
+      </w:r>
+      <w:proofErr w:type="spellEnd"/>
+      <w:r>
+        <w:t xml:space="preserve"> в реальном времени.</w:t>
       </w:r>
     </w:p>
     <w:p>
@@ -7349,7 +7612,39 @@
         <w:pStyle w:val="25"/>
       </w:pPr>
       <w:r>
-        <w:t>Наиболее существенное отличие разрабатываемой системы от коммерческих аналогов проявляется в вопросах стоимости и правового обеспечения. В отличие от Affectiva, Beyond Verbal и Emotient, разрабатываемая система предполагает отсутствие регулярных лицензионных отчислений и изначальную архитектурную поддержку требований ФЗ-152. Это критично для работы с персональными данными сотрудников в российских организациях, где передача биометрической информации внешним сервисам создаёт правовые и репутационные риски.</w:t>
+        <w:t xml:space="preserve">Наиболее существенное отличие разрабатываемой системы от коммерческих аналогов проявляется в вопросах стоимости и правового обеспечения. В отличие от </w:t>
+      </w:r>
+      <w:proofErr w:type="spellStart"/>
+      <w:r>
+        <w:t>Affectiva</w:t>
+      </w:r>
+      <w:proofErr w:type="spellEnd"/>
+      <w:r>
+        <w:t xml:space="preserve">, </w:t>
+      </w:r>
+      <w:proofErr w:type="spellStart"/>
+      <w:r>
+        <w:t>Beyond</w:t>
+      </w:r>
+      <w:proofErr w:type="spellEnd"/>
+      <w:r>
+        <w:t xml:space="preserve"> </w:t>
+      </w:r>
+      <w:proofErr w:type="spellStart"/>
+      <w:r>
+        <w:t>Verbal</w:t>
+      </w:r>
+      <w:proofErr w:type="spellEnd"/>
+      <w:r>
+        <w:t xml:space="preserve"> и </w:t>
+      </w:r>
+      <w:proofErr w:type="spellStart"/>
+      <w:r>
+        <w:t>Emotient</w:t>
+      </w:r>
+      <w:proofErr w:type="spellEnd"/>
+      <w:r>
+        <w:t>, разрабатываемая система предполагает отсутствие регулярных лицензионных отчислений и изначальную архитектурную поддержку требований ФЗ-152. Это критично для работы с персональными данными сотрудников в российских организациях, где передача биометрической информации внешним сервисам создаёт правовые и репутационные риски.</w:t>
       </w:r>
     </w:p>
     <w:p>
@@ -7392,7 +7687,15 @@
       </w:pPr>
       <w:r>
         <w:lastRenderedPageBreak/>
-        <w:t>Для разработки системы целесообразно использовать мультимодальный подход, объединяющий свёрточные нейронные сети</w:t>
+        <w:t xml:space="preserve">Для разработки системы целесообразно использовать мультимодальный подход, объединяющий </w:t>
+      </w:r>
+      <w:proofErr w:type="spellStart"/>
+      <w:r>
+        <w:t>свёрточные</w:t>
+      </w:r>
+      <w:proofErr w:type="spellEnd"/>
+      <w:r>
+        <w:t xml:space="preserve"> нейронные сети</w:t>
       </w:r>
       <w:r>
         <w:t xml:space="preserve"> </w:t>
@@ -7413,7 +7716,15 @@
     </w:p>
     <w:p>
       <w:r>
-        <w:t>Цель исследования: разработка автоматизированной системы проведения видеовстреч с мультимодальным анализом эмоционального состояния и речевой активности участников на основе методов искусственного интеллекта.</w:t>
+        <w:t xml:space="preserve">Цель исследования: разработка автоматизированной системы проведения </w:t>
+      </w:r>
+      <w:proofErr w:type="spellStart"/>
+      <w:r>
+        <w:t>видеовстреч</w:t>
+      </w:r>
+      <w:proofErr w:type="spellEnd"/>
+      <w:r>
+        <w:t xml:space="preserve"> с мультимодальным анализом эмоционального состояния и речевой активности участников на основе методов искусственного интеллекта.</w:t>
       </w:r>
     </w:p>
     <w:p>
@@ -7546,7 +7857,35 @@
         <w:rPr>
           <w:lang w:bidi="ru-RU"/>
         </w:rPr>
-        <w:t>В качестве основного языка программирования для разработки клиентской части системы был выбран TypeScript в сочетании с библиотекой React. Данный стек обеспечивает создание высокопроизводительных одностраничных приложений с типизированным кодом, что повышает надёжность разработки и упрощает дальнейшую поддержку системы.</w:t>
+        <w:t xml:space="preserve">В качестве основного языка программирования для разработки клиентской части системы был выбран </w:t>
+      </w:r>
+      <w:proofErr w:type="spellStart"/>
+      <w:r>
+        <w:rPr>
+          <w:lang w:bidi="ru-RU"/>
+        </w:rPr>
+        <w:t>TypeScript</w:t>
+      </w:r>
+      <w:proofErr w:type="spellEnd"/>
+      <w:r>
+        <w:rPr>
+          <w:lang w:bidi="ru-RU"/>
+        </w:rPr>
+        <w:t xml:space="preserve"> в сочетании с библиотекой </w:t>
+      </w:r>
+      <w:proofErr w:type="spellStart"/>
+      <w:r>
+        <w:rPr>
+          <w:lang w:bidi="ru-RU"/>
+        </w:rPr>
+        <w:t>React</w:t>
+      </w:r>
+      <w:proofErr w:type="spellEnd"/>
+      <w:r>
+        <w:rPr>
+          <w:lang w:bidi="ru-RU"/>
+        </w:rPr>
+        <w:t>. Данный стек обеспечивает создание высокопроизводительных одностраничных приложений с типизированным кодом, что повышает надёжность разработки и упрощает дальнейшую поддержку системы.</w:t>
       </w:r>
     </w:p>
     <w:p>
@@ -7645,7 +7984,35 @@
         <w:rPr>
           <w:lang w:bidi="ru-RU"/>
         </w:rPr>
-        <w:t>Для реализации серверной логики, маршрутизации и обработки сетевых соединений использовался язык программирования Go (Golang). Он применяется для построения REST API, управления WebSocket-подключениями и координации обмена данными между участниками встречи и аналитическими модулями.</w:t>
+        <w:t>Для реализации серверной логики, маршрутизации и обработки сетевых соединений использовался язык программирования Go (</w:t>
+      </w:r>
+      <w:proofErr w:type="spellStart"/>
+      <w:r>
+        <w:rPr>
+          <w:lang w:bidi="ru-RU"/>
+        </w:rPr>
+        <w:t>Golang</w:t>
+      </w:r>
+      <w:proofErr w:type="spellEnd"/>
+      <w:r>
+        <w:rPr>
+          <w:lang w:bidi="ru-RU"/>
+        </w:rPr>
+        <w:t xml:space="preserve">). Он применяется для построения REST API, управления </w:t>
+      </w:r>
+      <w:proofErr w:type="spellStart"/>
+      <w:r>
+        <w:rPr>
+          <w:lang w:bidi="ru-RU"/>
+        </w:rPr>
+        <w:t>WebSocket</w:t>
+      </w:r>
+      <w:proofErr w:type="spellEnd"/>
+      <w:r>
+        <w:rPr>
+          <w:lang w:bidi="ru-RU"/>
+        </w:rPr>
+        <w:t>-подключениями и координации обмена данными между участниками встречи и аналитическими модулями.</w:t>
       </w:r>
     </w:p>
     <w:p>
@@ -7744,7 +8111,21 @@
           <w:lang w:bidi="ru-RU"/>
         </w:rPr>
         <w:lastRenderedPageBreak/>
-        <w:t>Для реализации модулей мультимодального анализа (распознавание эмоционального состояния, транскрибация речи) применялся язык программирования Python. Он используется в составе отдельного AI-шлюза и сервиса распознавания речи для обработки видеопотока и аудиосигналов.</w:t>
+        <w:t xml:space="preserve">Для реализации модулей мультимодального анализа (распознавание эмоционального состояния, </w:t>
+      </w:r>
+      <w:proofErr w:type="spellStart"/>
+      <w:r>
+        <w:rPr>
+          <w:lang w:bidi="ru-RU"/>
+        </w:rPr>
+        <w:t>транскрибация</w:t>
+      </w:r>
+      <w:proofErr w:type="spellEnd"/>
+      <w:r>
+        <w:rPr>
+          <w:lang w:bidi="ru-RU"/>
+        </w:rPr>
+        <w:t xml:space="preserve"> речи) применялся язык программирования Python. Он используется в составе отдельного AI-шлюза и сервиса распознавания речи для обработки видеопотока и аудиосигналов.</w:t>
       </w:r>
     </w:p>
     <w:p>
@@ -7775,7 +8156,49 @@
         <w:rPr>
           <w:lang w:bidi="ru-RU"/>
         </w:rPr>
-        <w:t>Наличие специализированных библиотек для работы с нейронными сетями и обработки мультимедиа (OpenCV, FastAPI, faster-whisper)</w:t>
+        <w:t>Наличие специализированных библиотек для работы с нейронными сетями и обработки мультимедиа (</w:t>
+      </w:r>
+      <w:proofErr w:type="spellStart"/>
+      <w:r>
+        <w:rPr>
+          <w:lang w:bidi="ru-RU"/>
+        </w:rPr>
+        <w:t>OpenCV</w:t>
+      </w:r>
+      <w:proofErr w:type="spellEnd"/>
+      <w:r>
+        <w:rPr>
+          <w:lang w:bidi="ru-RU"/>
+        </w:rPr>
+        <w:t xml:space="preserve">, </w:t>
+      </w:r>
+      <w:proofErr w:type="spellStart"/>
+      <w:r>
+        <w:rPr>
+          <w:lang w:bidi="ru-RU"/>
+        </w:rPr>
+        <w:t>FastAPI</w:t>
+      </w:r>
+      <w:proofErr w:type="spellEnd"/>
+      <w:r>
+        <w:rPr>
+          <w:lang w:bidi="ru-RU"/>
+        </w:rPr>
+        <w:t xml:space="preserve">, </w:t>
+      </w:r>
+      <w:proofErr w:type="spellStart"/>
+      <w:r>
+        <w:rPr>
+          <w:lang w:bidi="ru-RU"/>
+        </w:rPr>
+        <w:t>faster-whisper</w:t>
+      </w:r>
+      <w:proofErr w:type="spellEnd"/>
+      <w:r>
+        <w:rPr>
+          <w:lang w:bidi="ru-RU"/>
+        </w:rPr>
+        <w:t>)</w:t>
       </w:r>
       <w:r>
         <w:rPr>
@@ -7969,7 +8392,21 @@
         <w:rPr>
           <w:lang w:bidi="ru-RU"/>
         </w:rPr>
-        <w:t>Для хранения данных о пользователях, сессиях, событиях аналитики и результатах анализа была выбрана система управления базами данных PostgreSQL. Данная СУБД обеспечивает:</w:t>
+        <w:t xml:space="preserve">Для хранения данных о пользователях, сессиях, событиях аналитики и результатах анализа была выбрана система управления базами данных </w:t>
+      </w:r>
+      <w:proofErr w:type="spellStart"/>
+      <w:r>
+        <w:rPr>
+          <w:lang w:bidi="ru-RU"/>
+        </w:rPr>
+        <w:t>PostgreSQL</w:t>
+      </w:r>
+      <w:proofErr w:type="spellEnd"/>
+      <w:r>
+        <w:rPr>
+          <w:lang w:bidi="ru-RU"/>
+        </w:rPr>
+        <w:t>. Данная СУБД обеспечивает:</w:t>
       </w:r>
     </w:p>
     <w:p>
@@ -7987,7 +8424,21 @@
         <w:rPr>
           <w:lang w:bidi="ru-RU"/>
         </w:rPr>
-        <w:t>Надёжное хранение структурированных и полуструктурированных данных, включая поддержку формата JSONB для гибкого сохранения аналитических событий;</w:t>
+        <w:t xml:space="preserve">Надёжное хранение структурированных и </w:t>
+      </w:r>
+      <w:proofErr w:type="spellStart"/>
+      <w:r>
+        <w:rPr>
+          <w:lang w:bidi="ru-RU"/>
+        </w:rPr>
+        <w:t>полуструктурированных</w:t>
+      </w:r>
+      <w:proofErr w:type="spellEnd"/>
+      <w:r>
+        <w:rPr>
+          <w:lang w:bidi="ru-RU"/>
+        </w:rPr>
+        <w:t xml:space="preserve"> данных, включая поддержку формата JSONB для гибкого сохранения аналитических событий;</w:t>
       </w:r>
     </w:p>
     <w:p>
@@ -8042,25 +8493,10 @@
     </w:p>
     <w:p>
       <w:pPr>
-        <w:pStyle w:val="1"/>
-        <w:numPr>
-          <w:ilvl w:val="0"/>
-          <w:numId w:val="0"/>
-        </w:numPr>
-        <w:ind w:firstLine="709"/>
-        <w:jc w:val="both"/>
-      </w:pPr>
-      <w:r>
-        <w:br w:type="page" w:clear="all"/>
-      </w:r>
-    </w:p>
-    <w:p>
-      <w:pPr>
         <w:pStyle w:val="2"/>
       </w:pPr>
       <w:bookmarkStart w:id="23" w:name="_Toc233140231"/>
       <w:r>
-        <w:lastRenderedPageBreak/>
         <w:t>Моделирование бизнес-процессов и потоков данных</w:t>
       </w:r>
       <w:bookmarkEnd w:id="23"/>
@@ -8129,6 +8565,7 @@
         <w:rPr>
           <w:noProof/>
         </w:rPr>
+        <w:lastRenderedPageBreak/>
         <w:drawing>
           <wp:inline distT="0" distB="0" distL="0" distR="0" wp14:anchorId="0FF3C219" wp14:editId="2B426BAD">
             <wp:extent cx="5940425" cy="4662170"/>
@@ -8230,22 +8667,22 @@
     </w:p>
     <w:p>
       <w:r>
+        <w:t>Бизнес-процесс разработанной системы представляет собой последовательность взаимодействий между руководителем, HR-специалистом и системой анализа данных.</w:t>
+      </w:r>
+    </w:p>
+    <w:p>
+      <w:r>
+        <w:t>Процесс начинается с поступления задачи от руководителя, в которой формулируется необходимость оценки кандидата или сотрудника. После получения задачи HR-специалист инициирует работу в системе и проходит аутентификацию. В случае отсутствия учётной записи выполняется регистрация, после чего осуществляется повторный вход.</w:t>
+      </w:r>
+    </w:p>
+    <w:p>
+      <w:r>
+        <w:t>Далее выполняется проверка корректности введённых данных. При обнаружении ошибок пользователь возвращается к этапу регистрации или повторного ввода данных. При успешной проверке осуществляется загрузка главной страницы системы и создание пользовательской сессии.</w:t>
+      </w:r>
+    </w:p>
+    <w:p>
+      <w:r>
         <w:lastRenderedPageBreak/>
-        <w:t>Бизнес-процесс разработанной системы представляет собой последовательность взаимодействий между руководителем, HR-специалистом и системой анализа данных.</w:t>
-      </w:r>
-    </w:p>
-    <w:p>
-      <w:r>
-        <w:t>Процесс начинается с поступления задачи от руководителя, в которой формулируется необходимость оценки кандидата или сотрудника. После получения задачи HR-специалист инициирует работу в системе и проходит аутентификацию. В случае отсутствия учётной записи выполняется регистрация, после чего осуществляется повторный вход.</w:t>
-      </w:r>
-    </w:p>
-    <w:p>
-      <w:r>
-        <w:t>Далее выполняется проверка корректности введённых данных. При обнаружении ошибок пользователь возвращается к этапу регистрации или повторного ввода данных. При успешной проверке осуществляется загрузка главной страницы системы и создание пользовательской сессии.</w:t>
-      </w:r>
-    </w:p>
-    <w:p>
-      <w:r>
         <w:t>После входа в систему HR-специалист проводит сессию взаимодействия с кандидатом. Обязательным этапом является получение согласия на обработку персональных данных, после чего осуществляется сбор мультимодальных данных (видеопоток и аудиопоток).</w:t>
       </w:r>
     </w:p>
@@ -8288,45 +8725,42 @@
     </w:p>
     <w:p>
       <w:r>
-        <w:t xml:space="preserve">Для представления общей функциональной структуры разрабатываемой системы была построена IDEF0-диаграмма верхнего уровня. Данная диаграмма позволяет определить основные входные и выходные данные системы, управляющие воздействия, а также механизмы, обеспечивающие </w:t>
-      </w:r>
-      <w:r>
+        <w:t xml:space="preserve">Для представления общей функциональной структуры разрабатываемой системы была построена IDEF0-диаграмма верхнего уровня. Данная диаграмма позволяет определить основные входные и выходные данные системы, управляющие воздействия, а также механизмы, обеспечивающие выполнение процессов анализа эмоционального состояния пользователей. На рисунке </w:t>
+      </w:r>
+      <w:r>
+        <w:fldChar w:fldCharType="begin"/>
+      </w:r>
+      <w:r>
+        <w:instrText xml:space="preserve"> REF _Ref229765368 \#0 \h </w:instrText>
+      </w:r>
+      <w:r>
+        <w:instrText xml:space="preserve"> \* MERGEFORMAT </w:instrText>
+      </w:r>
+      <w:r>
+        <w:fldChar w:fldCharType="separate"/>
+      </w:r>
+      <w:r>
+        <w:t>3</w:t>
+      </w:r>
+      <w:r>
+        <w:fldChar w:fldCharType="end"/>
+      </w:r>
+      <w:r>
+        <w:t xml:space="preserve"> </w:t>
+      </w:r>
+      <w:r>
+        <w:t>представлена IDEF0-диаграмма системы распознавания эмоций человека на основе искусственной нейронной сети.</w:t>
+      </w:r>
+    </w:p>
+    <w:p>
+      <w:pPr>
+        <w:ind w:firstLine="0"/>
+      </w:pPr>
+      <w:r>
+        <w:rPr>
+          <w:noProof/>
+        </w:rPr>
         <w:lastRenderedPageBreak/>
-        <w:t xml:space="preserve">выполнение процессов анализа эмоционального состояния пользователей. На рисунке </w:t>
-      </w:r>
-      <w:r>
-        <w:fldChar w:fldCharType="begin"/>
-      </w:r>
-      <w:r>
-        <w:instrText xml:space="preserve"> REF _Ref229765368 \#0 \h </w:instrText>
-      </w:r>
-      <w:r>
-        <w:instrText xml:space="preserve"> \* MERGEFORMAT </w:instrText>
-      </w:r>
-      <w:r>
-        <w:fldChar w:fldCharType="separate"/>
-      </w:r>
-      <w:r>
-        <w:t>3</w:t>
-      </w:r>
-      <w:r>
-        <w:fldChar w:fldCharType="end"/>
-      </w:r>
-      <w:r>
-        <w:t xml:space="preserve"> </w:t>
-      </w:r>
-      <w:r>
-        <w:t>представлена IDEF0-диаграмма системы распознавания эмоций человека на основе искусственной нейронной сети.</w:t>
-      </w:r>
-    </w:p>
-    <w:p>
-      <w:pPr>
-        <w:ind w:firstLine="0"/>
-      </w:pPr>
-      <w:r>
-        <w:rPr>
-          <w:noProof/>
-        </w:rPr>
         <w:drawing>
           <wp:inline distT="0" distB="0" distL="0" distR="0" wp14:anchorId="6EEC47D8" wp14:editId="7D4623C2">
             <wp:extent cx="5934075" cy="4733925"/>
@@ -8473,7 +8907,6 @@
         </w:numPr>
       </w:pPr>
       <w:r>
-        <w:lastRenderedPageBreak/>
         <w:t>Профиль конфигурации анализа</w:t>
       </w:r>
       <w:r>
@@ -8494,6 +8927,7 @@
         </w:numPr>
       </w:pPr>
       <w:r>
+        <w:lastRenderedPageBreak/>
         <w:t>Аналитический отчёт — структурированные результаты распознавания эмоций с метриками, графиками и рекомендациями.</w:t>
       </w:r>
     </w:p>
@@ -8622,12 +9056,12 @@
     </w:p>
     <w:p>
       <w:r>
+        <w:t>Механизмы обеспечивают техническую и пользовательскую реализацию процесса: сбор данных (веб-камера), их обработку (сервер), взаимодействие с интерфейсом (клиент) и принятие решений (пользователь).</w:t>
+      </w:r>
+    </w:p>
+    <w:p>
+      <w:r>
         <w:lastRenderedPageBreak/>
-        <w:t>Механизмы обеспечивают техническую и пользовательскую реализацию процесса: сбор данных (веб-камера), их обработку (сервер), взаимодействие с интерфейсом (клиент) и принятие решений (пользователь).</w:t>
-      </w:r>
-    </w:p>
-    <w:p>
-      <w:r>
         <w:t>Таким образом, диаграмма отражает обобщённую функциональную структуру системы и демонстрирует взаимосвязь между входными данными, управляющими воздействиями, используемыми ресурсами и результатом обработки.</w:t>
       </w:r>
     </w:p>
@@ -8920,7 +9354,21 @@
         <w:rPr>
           <w:rFonts w:eastAsiaTheme="minorHAnsi"/>
         </w:rPr>
-        <w:t>Данный блок описывает процесс инициации и проведения онлайн-сессии взаимодействия между участниками. HR-специалист создаёт конфигурацию анализа, формирует запрос на создание сессии и приглашает участников через механизм инвайт-ссылок. В ходе сессии осуществляется захват мультимодальных данных от всех подключённых пользователей.</w:t>
+        <w:t xml:space="preserve">Данный блок описывает процесс инициации и проведения онлайн-сессии взаимодействия между участниками. HR-специалист создаёт конфигурацию анализа, формирует запрос на создание сессии и приглашает участников через механизм </w:t>
+      </w:r>
+      <w:proofErr w:type="spellStart"/>
+      <w:r>
+        <w:rPr>
+          <w:rFonts w:eastAsiaTheme="minorHAnsi"/>
+        </w:rPr>
+        <w:t>инвайт</w:t>
+      </w:r>
+      <w:proofErr w:type="spellEnd"/>
+      <w:r>
+        <w:rPr>
+          <w:rFonts w:eastAsiaTheme="minorHAnsi"/>
+        </w:rPr>
+        <w:t>-ссылок. В ходе сессии осуществляется захват мультимодальных данных от всех подключённых пользователей.</w:t>
       </w:r>
     </w:p>
     <w:p>
@@ -9362,7 +9810,21 @@
         <w:rPr>
           <w:rFonts w:eastAsiaTheme="minorHAnsi"/>
         </w:rPr>
-        <w:t>Признаки видео — нормализованные и выровненные изображения лиц, ключевые точки (landmarks);</w:t>
+        <w:t>Признаки видео — нормализованные и выровненные изображения лиц, ключевые точки (</w:t>
+      </w:r>
+      <w:proofErr w:type="spellStart"/>
+      <w:r>
+        <w:rPr>
+          <w:rFonts w:eastAsiaTheme="minorHAnsi"/>
+        </w:rPr>
+        <w:t>landmarks</w:t>
+      </w:r>
+      <w:proofErr w:type="spellEnd"/>
+      <w:r>
+        <w:rPr>
+          <w:rFonts w:eastAsiaTheme="minorHAnsi"/>
+        </w:rPr>
+        <w:t>);</w:t>
       </w:r>
     </w:p>
     <w:p>
@@ -9380,7 +9842,21 @@
         <w:rPr>
           <w:rFonts w:eastAsiaTheme="minorHAnsi"/>
         </w:rPr>
-        <w:t>Признаки аудио — мел-частотные кепстральные коэффициенты (MFCC) и другие акустические признаки.</w:t>
+        <w:t xml:space="preserve">Признаки аудио — мел-частотные </w:t>
+      </w:r>
+      <w:proofErr w:type="spellStart"/>
+      <w:r>
+        <w:rPr>
+          <w:rFonts w:eastAsiaTheme="minorHAnsi"/>
+        </w:rPr>
+        <w:t>кепстральные</w:t>
+      </w:r>
+      <w:proofErr w:type="spellEnd"/>
+      <w:r>
+        <w:rPr>
+          <w:rFonts w:eastAsiaTheme="minorHAnsi"/>
+        </w:rPr>
+        <w:t xml:space="preserve"> коэффициенты (MFCC) и другие акустические признаки.</w:t>
       </w:r>
     </w:p>
     <w:p>
@@ -9411,14 +9887,70 @@
         <w:rPr>
           <w:rFonts w:eastAsiaTheme="minorHAnsi"/>
         </w:rPr>
-        <w:t xml:space="preserve">На данном этапе извлечённые признаки передаются в модули классификации на основе предобученных нейронных сетей. Видеоданные анализируются свёрточной нейронной сетью (CNN) для классификации выражений лица, аудиоданные — рекуррентной нейронной сетью (RNN) для распознавания голосовых характеристик. Параллельно выполняется транскрибация речи с помощью модели автоматического распознавания речи </w:t>
-      </w:r>
+        <w:t xml:space="preserve">На данном этапе извлечённые признаки передаются в модули классификации на основе </w:t>
+      </w:r>
+      <w:proofErr w:type="spellStart"/>
       <w:r>
         <w:rPr>
           <w:rFonts w:eastAsiaTheme="minorHAnsi"/>
         </w:rPr>
+        <w:t>предобученных</w:t>
+      </w:r>
+      <w:proofErr w:type="spellEnd"/>
+      <w:r>
+        <w:rPr>
+          <w:rFonts w:eastAsiaTheme="minorHAnsi"/>
+        </w:rPr>
+        <w:t xml:space="preserve"> нейронных сетей. Видеоданные анализируются </w:t>
+      </w:r>
+      <w:proofErr w:type="spellStart"/>
+      <w:r>
+        <w:rPr>
+          <w:rFonts w:eastAsiaTheme="minorHAnsi"/>
+        </w:rPr>
+        <w:t>свёрточной</w:t>
+      </w:r>
+      <w:proofErr w:type="spellEnd"/>
+      <w:r>
+        <w:rPr>
+          <w:rFonts w:eastAsiaTheme="minorHAnsi"/>
+        </w:rPr>
+        <w:t xml:space="preserve"> нейронной сетью (CNN) для классификации выражений лица, аудиоданные — рекуррентной нейронной сетью (RNN) для распознавания голосовых характеристик. Параллельно выполняется </w:t>
+      </w:r>
+      <w:proofErr w:type="spellStart"/>
+      <w:r>
+        <w:rPr>
+          <w:rFonts w:eastAsiaTheme="minorHAnsi"/>
+        </w:rPr>
+        <w:t>транскрибация</w:t>
+      </w:r>
+      <w:proofErr w:type="spellEnd"/>
+      <w:r>
+        <w:rPr>
+          <w:rFonts w:eastAsiaTheme="minorHAnsi"/>
+        </w:rPr>
+        <w:t xml:space="preserve"> речи с помощью модели автоматического распознавания речи </w:t>
+      </w:r>
+      <w:r>
+        <w:rPr>
+          <w:rFonts w:eastAsiaTheme="minorHAnsi"/>
+        </w:rPr>
         <w:lastRenderedPageBreak/>
-        <w:t>(ASR) и анализ тональности текста с использованием NLP-модели. Для каждого входного сигнала модель выдаёт оценку принадлежности к классу эмоций (argmax).</w:t>
+        <w:t>(ASR) и анализ тональности текста с использованием NLP-модели. Для каждого входного сигнала модель выдаёт оценку принадлежности к классу эмоций (</w:t>
+      </w:r>
+      <w:proofErr w:type="spellStart"/>
+      <w:r>
+        <w:rPr>
+          <w:rFonts w:eastAsiaTheme="minorHAnsi"/>
+        </w:rPr>
+        <w:t>argmax</w:t>
+      </w:r>
+      <w:proofErr w:type="spellEnd"/>
+      <w:r>
+        <w:rPr>
+          <w:rFonts w:eastAsiaTheme="minorHAnsi"/>
+        </w:rPr>
+        <w:t>).</w:t>
       </w:r>
     </w:p>
     <w:p>
@@ -9485,7 +10017,13 @@
         <w:rPr>
           <w:rFonts w:eastAsiaTheme="minorHAnsi"/>
         </w:rPr>
-        <w:t>Данные конфигурации анализа — параметры анализа (категории эмоций, пороговые значения).</w:t>
+        <w:t xml:space="preserve">Профиль конфигурации анализа </w:t>
+      </w:r>
+      <w:r>
+        <w:rPr>
+          <w:rFonts w:eastAsiaTheme="minorHAnsi"/>
+        </w:rPr>
+        <w:t>— параметры анализа (категории эмоций, пороговые значения).</w:t>
       </w:r>
     </w:p>
     <w:p>
@@ -9516,7 +10054,21 @@
         <w:rPr>
           <w:rFonts w:eastAsiaTheme="minorHAnsi"/>
         </w:rPr>
-        <w:t>Модели и алгоритмы анализа эмоций — обученные нейронные сети (CNN для видео, RNN для аудио, ASR для транскрибации, NLP для анализа тональности) и правила классификации.</w:t>
+        <w:t xml:space="preserve">Модели и алгоритмы анализа эмоций — обученные нейронные сети (CNN для видео, RNN для аудио, ASR для </w:t>
+      </w:r>
+      <w:proofErr w:type="spellStart"/>
+      <w:r>
+        <w:rPr>
+          <w:rFonts w:eastAsiaTheme="minorHAnsi"/>
+        </w:rPr>
+        <w:t>транскрибации</w:t>
+      </w:r>
+      <w:proofErr w:type="spellEnd"/>
+      <w:r>
+        <w:rPr>
+          <w:rFonts w:eastAsiaTheme="minorHAnsi"/>
+        </w:rPr>
+        <w:t>, NLP для анализа тональности) и правила классификации.</w:t>
       </w:r>
     </w:p>
     <w:p>
@@ -9609,7 +10161,35 @@
         <w:rPr>
           <w:rFonts w:eastAsiaTheme="minorHAnsi"/>
         </w:rPr>
-        <w:t>Завершающий этап обработки, на котором результаты анализа агрегируются по временным окнам и преобразуются в структурированный аналитический отчёт. Применяется эвристический подход позднего слияния (late fusion): статистика эмоций, временные шкалы активности, ключевые фразы из транскрипта и метрики вовлечённости объединяются в единый документ. Отчёт формируется по выбранной форме (PDF, CSV, JSON) и становится доступным HR-специалисту для принятия управленческих решений.</w:t>
+        <w:t>Завершающий этап обработки, на котором результаты анализа агрегируются по временным окнам и преобразуются в структурированный аналитический отчёт. Применяется эвристический подход позднего слияния (</w:t>
+      </w:r>
+      <w:proofErr w:type="spellStart"/>
+      <w:r>
+        <w:rPr>
+          <w:rFonts w:eastAsiaTheme="minorHAnsi"/>
+        </w:rPr>
+        <w:t>late</w:t>
+      </w:r>
+      <w:proofErr w:type="spellEnd"/>
+      <w:r>
+        <w:rPr>
+          <w:rFonts w:eastAsiaTheme="minorHAnsi"/>
+        </w:rPr>
+        <w:t xml:space="preserve"> </w:t>
+      </w:r>
+      <w:proofErr w:type="spellStart"/>
+      <w:r>
+        <w:rPr>
+          <w:rFonts w:eastAsiaTheme="minorHAnsi"/>
+        </w:rPr>
+        <w:t>fusion</w:t>
+      </w:r>
+      <w:proofErr w:type="spellEnd"/>
+      <w:r>
+        <w:rPr>
+          <w:rFonts w:eastAsiaTheme="minorHAnsi"/>
+        </w:rPr>
+        <w:t>): статистика эмоций, временные шкалы активности, ключевые фразы из транскрипта и метрики вовлечённости объединяются в единый документ. Отчёт формируется по выбранной форме (PDF, CSV, JSON) и становится доступным HR-специалисту для принятия управленческих решений.</w:t>
       </w:r>
     </w:p>
     <w:p>
@@ -9659,7 +10239,13 @@
         <w:rPr>
           <w:rFonts w:eastAsiaTheme="minorHAnsi"/>
         </w:rPr>
-        <w:t>Данные конфигурации анализа — параметры агрегации и форматирования отчёта.</w:t>
+        <w:t xml:space="preserve">Профиль конфигурации анализа </w:t>
+      </w:r>
+      <w:r>
+        <w:rPr>
+          <w:rFonts w:eastAsiaTheme="minorHAnsi"/>
+        </w:rPr>
+        <w:t>— параметры агрегации и форматирования отчёта.</w:t>
       </w:r>
     </w:p>
     <w:p>
@@ -10312,7 +10898,15 @@
     </w:p>
     <w:p>
       <w:r>
-        <w:t>• Сеанс видеовстречи — ключевая сущность бизнес-процесса, описывающая жизненный цикл мероприятия (от создания до завершения).</w:t>
+        <w:t xml:space="preserve">• Сеанс </w:t>
+      </w:r>
+      <w:proofErr w:type="spellStart"/>
+      <w:r>
+        <w:t>видеовстречи</w:t>
+      </w:r>
+      <w:proofErr w:type="spellEnd"/>
+      <w:r>
+        <w:t xml:space="preserve"> — ключевая сущность бизнес-процесса, описывающая жизненный цикл мероприятия (от создания до завершения).</w:t>
       </w:r>
     </w:p>
     <w:p>
@@ -10342,7 +10936,23 @@
         <w:t>Все с</w:t>
       </w:r>
       <w:r>
-        <w:t>вязи между сущностями имеют характер «один-ко-многим» (1:М). Центральной точкой агрегации является «Сеанс видеовстречи»: одна сессия порождает множество участников, событий аналитики, сообщений чата и итоговых отчётов. Пользователь, в свою очередь, может быть организатором множества сессий и иметь несколько активных токенов обновления.</w:t>
+        <w:t>вязи между сущностями имеют характер «один-ко-многим» (</w:t>
+      </w:r>
+      <w:proofErr w:type="gramStart"/>
+      <w:r>
+        <w:t>1:М</w:t>
+      </w:r>
+      <w:proofErr w:type="gramEnd"/>
+      <w:r>
+        <w:t xml:space="preserve">). Центральной точкой агрегации является «Сеанс </w:t>
+      </w:r>
+      <w:proofErr w:type="spellStart"/>
+      <w:r>
+        <w:t>видеовстречи</w:t>
+      </w:r>
+      <w:proofErr w:type="spellEnd"/>
+      <w:r>
+        <w:t>»: одна сессия порождает множество участников, событий аналитики, сообщений чата и итоговых отчётов. Пользователь, в свою очередь, может быть организатором множества сессий и иметь несколько активных токенов обновления.</w:t>
       </w:r>
     </w:p>
     <w:p>
@@ -13162,8 +13772,20 @@
           <w:bCs w:val="0"/>
           <w:color w:val="000000"/>
         </w:rPr>
-        <w:t>Сеанс видеовстречи</w:t>
-      </w:r>
+        <w:t xml:space="preserve">Сеанс </w:t>
+      </w:r>
+      <w:proofErr w:type="spellStart"/>
+      <w:r>
+        <w:rPr>
+          <w:rStyle w:val="aff2"/>
+          <w:rFonts w:eastAsia="Microsoft YaHei"/>
+          <w:b w:val="0"/>
+          <w:bCs w:val="0"/>
+          <w:color w:val="000000"/>
+        </w:rPr>
+        <w:t>видеовстречи</w:t>
+      </w:r>
+      <w:proofErr w:type="spellEnd"/>
       <w:r>
         <w:rPr>
           <w:rFonts w:eastAsia="Microsoft YaHei"/>
@@ -13294,8 +13916,19 @@
           <w:i w:val="0"/>
           <w:iCs w:val="0"/>
         </w:rPr>
-        <w:t>Сеанс видеовстречи</w:t>
-      </w:r>
+        <w:t xml:space="preserve">Сеанс </w:t>
+      </w:r>
+      <w:proofErr w:type="spellStart"/>
+      <w:r>
+        <w:rPr>
+          <w:rStyle w:val="ae"/>
+          <w:rFonts w:eastAsia="Microsoft YaHei"/>
+          <w:i w:val="0"/>
+          <w:iCs w:val="0"/>
+        </w:rPr>
+        <w:t>видеовстречи</w:t>
+      </w:r>
+      <w:proofErr w:type="spellEnd"/>
       <w:r>
         <w:rPr>
           <w:rStyle w:val="ae"/>
@@ -13646,12 +14279,21 @@
                 <w:sz w:val="28"/>
               </w:rPr>
             </w:pPr>
+            <w:proofErr w:type="spellStart"/>
             <w:r>
               <w:rPr>
                 <w:rFonts w:asciiTheme="majorHAnsi" w:hAnsiTheme="majorHAnsi" w:cstheme="majorHAnsi"/>
                 <w:sz w:val="28"/>
               </w:rPr>
-              <w:t>Человекочитаемое наименование сессии</w:t>
+              <w:t>Человекочитаемое</w:t>
+            </w:r>
+            <w:proofErr w:type="spellEnd"/>
+            <w:r>
+              <w:rPr>
+                <w:rFonts w:asciiTheme="majorHAnsi" w:hAnsiTheme="majorHAnsi" w:cstheme="majorHAnsi"/>
+                <w:sz w:val="28"/>
+              </w:rPr>
+              <w:t xml:space="preserve"> наименование сессии</w:t>
             </w:r>
           </w:p>
         </w:tc>
@@ -15211,7 +15853,21 @@
         <w:rPr>
           <w:rFonts w:eastAsia="Microsoft YaHei"/>
         </w:rPr>
-        <w:t>выходные данные модуля искусственного интеллекта, содержащие информацию о распознанных эмоциях, результатах транскрибации речи и расчетных метриках.</w:t>
+        <w:t xml:space="preserve">выходные данные модуля искусственного интеллекта, содержащие информацию о распознанных эмоциях, результатах </w:t>
+      </w:r>
+      <w:proofErr w:type="spellStart"/>
+      <w:r>
+        <w:rPr>
+          <w:rFonts w:eastAsia="Microsoft YaHei"/>
+        </w:rPr>
+        <w:t>транскрибации</w:t>
+      </w:r>
+      <w:proofErr w:type="spellEnd"/>
+      <w:r>
+        <w:rPr>
+          <w:rFonts w:eastAsia="Microsoft YaHei"/>
+        </w:rPr>
+        <w:t xml:space="preserve"> речи и расчетных метриках.</w:t>
       </w:r>
     </w:p>
     <w:p>
@@ -18665,7 +19321,21 @@
         <w:rPr>
           <w:rFonts w:eastAsia="Microsoft YaHei"/>
         </w:rPr>
-        <w:t xml:space="preserve">На этапе логического проектирования концептуальная модель была преобразована в схему реляционной базы данных с учётом особенностей выбранной СУБД PostgreSQL. Логическая модель </w:t>
+        <w:t xml:space="preserve">На этапе логического проектирования концептуальная модель была преобразована в схему реляционной базы данных с учётом особенностей выбранной СУБД </w:t>
+      </w:r>
+      <w:proofErr w:type="spellStart"/>
+      <w:r>
+        <w:rPr>
+          <w:rFonts w:eastAsia="Microsoft YaHei"/>
+        </w:rPr>
+        <w:t>PostgreSQL</w:t>
+      </w:r>
+      <w:proofErr w:type="spellEnd"/>
+      <w:r>
+        <w:rPr>
+          <w:rFonts w:eastAsia="Microsoft YaHei"/>
+        </w:rPr>
+        <w:t xml:space="preserve">. Логическая модель </w:t>
       </w:r>
       <w:r>
         <w:rPr>
@@ -18913,7 +19583,21 @@
           <w:rFonts w:eastAsia="Microsoft YaHei"/>
         </w:rPr>
         <w:lastRenderedPageBreak/>
-        <w:t>ключи обеспечивают ссылочную целостность между связанными сущностями: например, каждая запись в таблице «Участник встречи» ссылается на конкретный сеанс видеовстречи.</w:t>
+        <w:t xml:space="preserve">ключи обеспечивают ссылочную целостность между связанными сущностями: например, каждая запись в таблице «Участник встречи» ссылается на конкретный сеанс </w:t>
+      </w:r>
+      <w:proofErr w:type="spellStart"/>
+      <w:r>
+        <w:rPr>
+          <w:rFonts w:eastAsia="Microsoft YaHei"/>
+        </w:rPr>
+        <w:t>видеовстречи</w:t>
+      </w:r>
+      <w:proofErr w:type="spellEnd"/>
+      <w:r>
+        <w:rPr>
+          <w:rFonts w:eastAsia="Microsoft YaHei"/>
+        </w:rPr>
+        <w:t>.</w:t>
       </w:r>
     </w:p>
     <w:p>
@@ -18931,7 +19615,21 @@
         <w:rPr>
           <w:rFonts w:eastAsia="Microsoft YaHei"/>
         </w:rPr>
-        <w:t>Ограничения уникальности. Ряд полей имеет ограничение уникальности: адрес электронной почты пользователя, хеш токена обновления, клиентский идентификатор сообщения чата. Это предотвращает дублирование критически важных данных и обеспечивает идемпотентность операций (в частности, при повторной отправке сообщений из-за сетевых сбоев).</w:t>
+        <w:t xml:space="preserve">Ограничения уникальности. Ряд полей имеет ограничение уникальности: адрес электронной почты пользователя, </w:t>
+      </w:r>
+      <w:proofErr w:type="spellStart"/>
+      <w:r>
+        <w:rPr>
+          <w:rFonts w:eastAsia="Microsoft YaHei"/>
+        </w:rPr>
+        <w:t>хеш</w:t>
+      </w:r>
+      <w:proofErr w:type="spellEnd"/>
+      <w:r>
+        <w:rPr>
+          <w:rFonts w:eastAsia="Microsoft YaHei"/>
+        </w:rPr>
+        <w:t xml:space="preserve"> токена обновления, клиентский идентификатор сообщения чата. Это предотвращает дублирование критически важных данных и обеспечивает идемпотентность операций (в частности, при повторной отправке сообщений из-за сетевых сбоев).</w:t>
       </w:r>
     </w:p>
     <w:p>
@@ -18949,7 +19647,35 @@
         <w:rPr>
           <w:rFonts w:eastAsia="Microsoft YaHei"/>
         </w:rPr>
-        <w:t>Гибкое хранение аналитики. Для полей, содержащих результаты работы нейросетей (полезные данные событий аналитики, данные отчёта, снимок конфигурации), предусмотрена возможность хранения полуструктурированных данных. Это позволяет сохранять разнородные результаты ИИ-моделей (координаты landmark-точек, словари вероятностей эмоций, транскрипты) без необходимости частого изменения схемы базы данных.</w:t>
+        <w:t xml:space="preserve">Гибкое хранение аналитики. Для полей, содержащих результаты работы нейросетей (полезные данные событий аналитики, данные отчёта, снимок конфигурации), предусмотрена возможность хранения </w:t>
+      </w:r>
+      <w:proofErr w:type="spellStart"/>
+      <w:r>
+        <w:rPr>
+          <w:rFonts w:eastAsia="Microsoft YaHei"/>
+        </w:rPr>
+        <w:t>полуструктурированных</w:t>
+      </w:r>
+      <w:proofErr w:type="spellEnd"/>
+      <w:r>
+        <w:rPr>
+          <w:rFonts w:eastAsia="Microsoft YaHei"/>
+        </w:rPr>
+        <w:t xml:space="preserve"> данных. Это позволяет сохранять разнородные результаты ИИ-моделей (координаты </w:t>
+      </w:r>
+      <w:proofErr w:type="spellStart"/>
+      <w:r>
+        <w:rPr>
+          <w:rFonts w:eastAsia="Microsoft YaHei"/>
+        </w:rPr>
+        <w:t>landmark</w:t>
+      </w:r>
+      <w:proofErr w:type="spellEnd"/>
+      <w:r>
+        <w:rPr>
+          <w:rFonts w:eastAsia="Microsoft YaHei"/>
+        </w:rPr>
+        <w:t>-точек, словари вероятностей эмоций, транскрипты) без необходимости частого изменения схемы базы данных.</w:t>
       </w:r>
     </w:p>
     <w:p>
@@ -18967,7 +19693,21 @@
         <w:rPr>
           <w:rFonts w:eastAsia="Microsoft YaHei"/>
         </w:rPr>
-        <w:t>Ссылочная целостность и каскадное удаление. Все внешние ключи, связывающие дочерние таблицы (участники, события, отчёты, сообщения чата) с родительской таблицей сеанса видеовстречи, настроены с правилом каскадного удаления. Это гарантирует, что при удалении завершённой или тестовой встречи все связанные с ней данные будут автоматически очищены.</w:t>
+        <w:t xml:space="preserve">Ссылочная целостность и каскадное удаление. Все внешние ключи, связывающие дочерние таблицы (участники, события, отчёты, сообщения чата) с родительской таблицей сеанса </w:t>
+      </w:r>
+      <w:proofErr w:type="spellStart"/>
+      <w:r>
+        <w:rPr>
+          <w:rFonts w:eastAsia="Microsoft YaHei"/>
+        </w:rPr>
+        <w:t>видеовстречи</w:t>
+      </w:r>
+      <w:proofErr w:type="spellEnd"/>
+      <w:r>
+        <w:rPr>
+          <w:rFonts w:eastAsia="Microsoft YaHei"/>
+        </w:rPr>
+        <w:t>, настроены с правилом каскадного удаления. Это гарантирует, что при удалении завершённой или тестовой встречи все связанные с ней данные будут автоматически очищены.</w:t>
       </w:r>
     </w:p>
     <w:p>
@@ -19062,7 +19802,23 @@
         <w:contextualSpacing/>
       </w:pPr>
       <w:r>
-        <w:t>Разработанный программный комплекс представляет собой веб-платформу для планирования онлайн-сессий, проведения видеовстреч в браузере, сбора мультимодальной аналитики (речь, мимика, эмоции) и формирования отчётности для организатора. Архитектура системы построена по клиент-серверной модели с выделением ресурсоёмких задач искусственного интеллекта в отдельные микросервисы.</w:t>
+        <w:t xml:space="preserve">Разработанный программный комплекс представляет собой веб-платформу для планирования онлайн-сессий, проведения </w:t>
+      </w:r>
+      <w:proofErr w:type="spellStart"/>
+      <w:r>
+        <w:t>видеовстреч</w:t>
+      </w:r>
+      <w:proofErr w:type="spellEnd"/>
+      <w:r>
+        <w:t xml:space="preserve"> в браузере, сбора мультимодальной аналитики (речь, мимика, эмоции) и формирования отчётности для организатора. Архитектура системы построена по клиент-серверной модели с выделением ресурсоёмких задач искусственного интеллекта в отдельные </w:t>
+      </w:r>
+      <w:proofErr w:type="spellStart"/>
+      <w:r>
+        <w:t>микросервисы</w:t>
+      </w:r>
+      <w:proofErr w:type="spellEnd"/>
+      <w:r>
+        <w:t>.</w:t>
       </w:r>
     </w:p>
     <w:p>
@@ -19070,7 +19826,23 @@
         <w:contextualSpacing/>
       </w:pPr>
       <w:r>
-        <w:t>Комплекс организован в виде монорепозитория, что обеспечивает согласованность интерфейсов, упрощает управление зависимостями и ускоряет процесс разработки. Оркестрация сервисов осуществляется с помощью средств контейнеризации, поддерживающих базовый профиль (клиентская часть, серверная часть, СУБД) и опциональный профиль искусственного интеллекта (AI-шлюз, сервис распознавания речи).</w:t>
+        <w:t xml:space="preserve">Комплекс организован в виде </w:t>
+      </w:r>
+      <w:proofErr w:type="spellStart"/>
+      <w:r>
+        <w:t>монорепозитория</w:t>
+      </w:r>
+      <w:proofErr w:type="spellEnd"/>
+      <w:r>
+        <w:t xml:space="preserve">, что обеспечивает согласованность интерфейсов, упрощает управление зависимостями и ускоряет процесс разработки. </w:t>
+      </w:r>
+      <w:proofErr w:type="spellStart"/>
+      <w:r>
+        <w:t>Оркестрация</w:t>
+      </w:r>
+      <w:proofErr w:type="spellEnd"/>
+      <w:r>
+        <w:t xml:space="preserve"> сервисов осуществляется с помощью средств контейнеризации, поддерживающих базовый профиль (клиентская часть, серверная часть, СУБД) и опциональный профиль искусственного интеллекта (AI-шлюз, сервис распознавания речи).</w:t>
       </w:r>
     </w:p>
     <w:p>
@@ -19101,8 +19873,29 @@
           <w:numId w:val="4"/>
         </w:numPr>
       </w:pPr>
-      <w:r>
-        <w:t>WebSocket – для низкозадержочного обмена медиаданными, событиями встречи, потоковой аналитикой и чатом в реальном времени.</w:t>
+      <w:proofErr w:type="spellStart"/>
+      <w:r>
+        <w:t>WebSocket</w:t>
+      </w:r>
+      <w:proofErr w:type="spellEnd"/>
+      <w:r>
+        <w:t xml:space="preserve"> – для </w:t>
+      </w:r>
+      <w:proofErr w:type="spellStart"/>
+      <w:r>
+        <w:t>низкозадержочного</w:t>
+      </w:r>
+      <w:proofErr w:type="spellEnd"/>
+      <w:r>
+        <w:t xml:space="preserve"> обмена </w:t>
+      </w:r>
+      <w:proofErr w:type="spellStart"/>
+      <w:r>
+        <w:t>медиаданными</w:t>
+      </w:r>
+      <w:proofErr w:type="spellEnd"/>
+      <w:r>
+        <w:t>, событиями встречи, потоковой аналитикой и чатом в реальном времени.</w:t>
       </w:r>
     </w:p>
     <w:p>
@@ -19131,7 +19924,31 @@
         <w:contextualSpacing/>
       </w:pPr>
       <w:r>
-        <w:t>Клиентская часть реализована как одностраничное приложение (SPA) на базе стека React, TypeScript и сборщика Vite. Интерфейс спроектирован с учётом принципов компонентного подхода и разделения ответственности.</w:t>
+        <w:t xml:space="preserve">Клиентская часть реализована как одностраничное приложение (SPA) на базе стека </w:t>
+      </w:r>
+      <w:proofErr w:type="spellStart"/>
+      <w:r>
+        <w:t>React</w:t>
+      </w:r>
+      <w:proofErr w:type="spellEnd"/>
+      <w:r>
+        <w:t xml:space="preserve">, </w:t>
+      </w:r>
+      <w:proofErr w:type="spellStart"/>
+      <w:r>
+        <w:t>TypeScript</w:t>
+      </w:r>
+      <w:proofErr w:type="spellEnd"/>
+      <w:r>
+        <w:t xml:space="preserve"> и сборщика </w:t>
+      </w:r>
+      <w:proofErr w:type="spellStart"/>
+      <w:r>
+        <w:t>Vite</w:t>
+      </w:r>
+      <w:proofErr w:type="spellEnd"/>
+      <w:r>
+        <w:t>. Интерфейс спроектирован с учётом принципов компонентного подхода и разделения ответственности.</w:t>
       </w:r>
     </w:p>
     <w:p>
@@ -19174,8 +19991,21 @@
           <w:numId w:val="4"/>
         </w:numPr>
       </w:pPr>
-      <w:r>
-        <w:t>WebSocket-механизм реализует автоматическое переподключение при разрыве соединения, обработку сигналов активности и маршрутизацию входящих событий. Разбор доменных событий вынесен в отдельную функцию, которая обновляет состояние интерфейса, отображает уведомления и обрабатывает событие завершения встречи.</w:t>
+      <w:proofErr w:type="spellStart"/>
+      <w:r>
+        <w:t>WebSocket</w:t>
+      </w:r>
+      <w:proofErr w:type="spellEnd"/>
+      <w:r>
+        <w:t xml:space="preserve">-механизм реализует автоматическое </w:t>
+      </w:r>
+      <w:proofErr w:type="spellStart"/>
+      <w:r>
+        <w:t>переподключение</w:t>
+      </w:r>
+      <w:proofErr w:type="spellEnd"/>
+      <w:r>
+        <w:t xml:space="preserve"> при разрыве соединения, обработку сигналов активности и маршрутизацию входящих событий. Разбор доменных событий вынесен в отдельную функцию, которая обновляет состояние интерфейса, отображает уведомления и обрабатывает событие завершения встречи.</w:t>
       </w:r>
     </w:p>
     <w:p>
@@ -19380,7 +20210,15 @@
       <w:bookmarkStart w:id="41" w:name="_Toc229467891"/>
       <w:bookmarkStart w:id="42" w:name="_Toc233140235"/>
       <w:r>
-        <w:t>Серверный модуль управления сессиями и WebSocket-коммуникации</w:t>
+        <w:t xml:space="preserve">Серверный модуль управления сессиями и </w:t>
+      </w:r>
+      <w:proofErr w:type="spellStart"/>
+      <w:r>
+        <w:t>WebSocket</w:t>
+      </w:r>
+      <w:proofErr w:type="spellEnd"/>
+      <w:r>
+        <w:t>-коммуникации</w:t>
       </w:r>
       <w:bookmarkEnd w:id="41"/>
       <w:bookmarkEnd w:id="42"/>
@@ -19390,7 +20228,15 @@
         <w:contextualSpacing/>
       </w:pPr>
       <w:r>
-        <w:t>Серверная часть реализована на языке Go с использованием веб-фреймворка Gin. Точка входа приложения отвечает за инициализацию подключения к СУБД, настройку CORS, регистрацию промежуточного программного обеспечения и маршрутов</w:t>
+        <w:t xml:space="preserve">Серверная часть реализована на языке Go с использованием веб-фреймворка </w:t>
+      </w:r>
+      <w:proofErr w:type="spellStart"/>
+      <w:r>
+        <w:t>Gin</w:t>
+      </w:r>
+      <w:proofErr w:type="spellEnd"/>
+      <w:r>
+        <w:t>. Точка входа приложения отвечает за инициализацию подключения к СУБД, настройку CORS, регистрацию промежуточного программного обеспечения и маршрутов</w:t>
       </w:r>
       <w:r>
         <w:t>.</w:t>
@@ -19413,7 +20259,15 @@
         </w:numPr>
       </w:pPr>
       <w:r>
-        <w:t>Цепочка middleware выстроена в следующей последовательности: сначала выполняется восстановление после сбоев, затем идентификация запроса, после чего производится логирование доступа и обработка CORS. Далее система ограничивает количество попыток входа и выполняет проверку аутентификации. Такой порядок обработки обеспечивает отказоустойчивость сервиса, полный аудит запросов, защиту от атак подбора паролей и контроль доступа к защищённым ресурсам.</w:t>
+        <w:t xml:space="preserve">Цепочка </w:t>
+      </w:r>
+      <w:proofErr w:type="spellStart"/>
+      <w:r>
+        <w:t>middleware</w:t>
+      </w:r>
+      <w:proofErr w:type="spellEnd"/>
+      <w:r>
+        <w:t xml:space="preserve"> выстроена в следующей последовательности: сначала выполняется восстановление после сбоев, затем идентификация запроса, после чего производится логирование доступа и обработка CORS. Далее система ограничивает количество попыток входа и выполняет проверку аутентификации. Такой порядок обработки обеспечивает отказоустойчивость сервиса, полный аудит запросов, защиту от атак подбора паролей и контроль доступа к защищённым ресурсам.</w:t>
       </w:r>
     </w:p>
     <w:p>
@@ -19424,8 +20278,13 @@
           <w:numId w:val="4"/>
         </w:numPr>
       </w:pPr>
-      <w:r>
-        <w:t xml:space="preserve">WebSocket-хаб управляет пулом соединений по идентификатору сессии. При получении сообщения о присоединении сервер сохраняет метаданные подключения, рассылает событие о новом участнике всем </w:t>
+      <w:proofErr w:type="spellStart"/>
+      <w:r>
+        <w:t>WebSocket</w:t>
+      </w:r>
+      <w:proofErr w:type="spellEnd"/>
+      <w:r>
+        <w:t xml:space="preserve">-хаб управляет пулом соединений по идентификатору сессии. При получении сообщения о присоединении сервер сохраняет метаданные подключения, рассылает событие о новом участнике всем </w:t>
       </w:r>
       <w:r>
         <w:lastRenderedPageBreak/>
@@ -19441,7 +20300,23 @@
         </w:numPr>
       </w:pPr>
       <w:r>
-        <w:t>Обработка медиа-событий: сообщения типов «кадр», «аудио», «сообщение чата» маршрутизируются к зарегистрированным обработчикам. События аналитики (текстовый анализ, аудиоанализ, анализ лица, эмоции) записываются в таблицу событий и одновременно транслируются клиентам. Отладочные сообщения не сохраняются в БД, а сразу передаются по WebSocket для снижения нагрузки на дисковую подсистему.</w:t>
+        <w:t xml:space="preserve">Обработка медиа-событий: сообщения типов «кадр», «аудио», «сообщение чата» маршрутизируются к зарегистрированным обработчикам. События аналитики (текстовый анализ, </w:t>
+      </w:r>
+      <w:proofErr w:type="spellStart"/>
+      <w:r>
+        <w:t>аудиоанализ</w:t>
+      </w:r>
+      <w:proofErr w:type="spellEnd"/>
+      <w:r>
+        <w:t xml:space="preserve">, анализ лица, эмоции) записываются в таблицу событий и одновременно транслируются клиентам. Отладочные сообщения не сохраняются в БД, а сразу передаются по </w:t>
+      </w:r>
+      <w:proofErr w:type="spellStart"/>
+      <w:r>
+        <w:t>WebSocket</w:t>
+      </w:r>
+      <w:proofErr w:type="spellEnd"/>
+      <w:r>
+        <w:t xml:space="preserve"> для снижения нагрузки на дисковую подсистему.</w:t>
       </w:r>
     </w:p>
     <w:p>
@@ -19473,7 +20348,15 @@
         <w:contextualSpacing/>
       </w:pPr>
       <w:r>
-        <w:t>Подсистема безопасности реализована на основе архитектуры без сохранения состояния (stateless) с применением технологии JWT. Процесс аутентификации пользователя состоит из следующих этапов</w:t>
+        <w:t>Подсистема безопасности реализована на основе архитектуры без сохранения состояния (</w:t>
+      </w:r>
+      <w:proofErr w:type="spellStart"/>
+      <w:r>
+        <w:t>stateless</w:t>
+      </w:r>
+      <w:proofErr w:type="spellEnd"/>
+      <w:r>
+        <w:t>) с применением технологии JWT. Процесс аутентификации пользователя состоит из следующих этапов</w:t>
       </w:r>
       <w:r>
         <w:t>:</w:t>
@@ -19488,7 +20371,15 @@
         <w:contextualSpacing/>
       </w:pPr>
       <w:r>
-        <w:t>Проверку учётных данных через запрос входа с валидацией хеша пароля.</w:t>
+        <w:t xml:space="preserve">Проверку учётных данных через запрос входа с валидацией </w:t>
+      </w:r>
+      <w:proofErr w:type="spellStart"/>
+      <w:r>
+        <w:t>хеша</w:t>
+      </w:r>
+      <w:proofErr w:type="spellEnd"/>
+      <w:r>
+        <w:t xml:space="preserve"> пароля.</w:t>
       </w:r>
     </w:p>
     <w:p>
@@ -19556,7 +20447,15 @@
         </w:numPr>
       </w:pPr>
       <w:r>
-        <w:t>В продакшн-окружении предполагается использование HTTPS/WSS, строгих CORS-правил и безопасных cookie для токенов обновления.</w:t>
+        <w:t xml:space="preserve">В продакшн-окружении предполагается использование HTTPS/WSS, строгих CORS-правил и безопасных </w:t>
+      </w:r>
+      <w:proofErr w:type="spellStart"/>
+      <w:r>
+        <w:t>cookie</w:t>
+      </w:r>
+      <w:proofErr w:type="spellEnd"/>
+      <w:r>
+        <w:t xml:space="preserve"> для токенов обновления.</w:t>
       </w:r>
     </w:p>
     <w:p>
@@ -19567,17 +20466,30 @@
       <w:bookmarkStart w:id="46" w:name="_Toc233140237"/>
       <w:r>
         <w:lastRenderedPageBreak/>
-        <w:t>Модуль захвата и передачи медиапотоков</w:t>
+        <w:t xml:space="preserve">Модуль захвата и передачи </w:t>
+      </w:r>
+      <w:proofErr w:type="spellStart"/>
+      <w:r>
+        <w:t>медиапотоков</w:t>
       </w:r>
       <w:bookmarkEnd w:id="45"/>
       <w:bookmarkEnd w:id="46"/>
+      <w:proofErr w:type="spellEnd"/>
     </w:p>
     <w:p>
       <w:pPr>
         <w:contextualSpacing/>
       </w:pPr>
       <w:r>
-        <w:t>Захват медиаданных на стороне клиента реализован через нативные браузерные API без использования сторонних плагинов.</w:t>
+        <w:t xml:space="preserve">Захват </w:t>
+      </w:r>
+      <w:proofErr w:type="spellStart"/>
+      <w:r>
+        <w:t>медиаданных</w:t>
+      </w:r>
+      <w:proofErr w:type="spellEnd"/>
+      <w:r>
+        <w:t xml:space="preserve"> на стороне клиента реализован через нативные браузерные API без использования сторонних плагинов.</w:t>
       </w:r>
     </w:p>
     <w:p>
@@ -19589,7 +20501,23 @@
         </w:numPr>
       </w:pPr>
       <w:r>
-        <w:t>Аудио: создаётся компонент записи исключительно для аудиодорожки микрофона. Для корректного декодирования на стороне сервера применяется стратегия кумулятивного накопления чанков: вместо отправки изолированных фрагментов система формирует непрерывный буфер, содержащий инициализирующий сегмент и последующие кластеры. Буфер кодируется в Base64 и отправляется по WebSocket с заданным интервалом или по достижению лимита размера.</w:t>
+        <w:t xml:space="preserve">Аудио: создаётся компонент записи исключительно для аудиодорожки микрофона. Для корректного декодирования на стороне сервера применяется стратегия кумулятивного накопления </w:t>
+      </w:r>
+      <w:proofErr w:type="spellStart"/>
+      <w:r>
+        <w:t>чанков</w:t>
+      </w:r>
+      <w:proofErr w:type="spellEnd"/>
+      <w:r>
+        <w:t xml:space="preserve">: вместо отправки изолированных фрагментов система формирует непрерывный буфер, содержащий инициализирующий сегмент и последующие кластеры. Буфер кодируется в Base64 и отправляется по </w:t>
+      </w:r>
+      <w:proofErr w:type="spellStart"/>
+      <w:r>
+        <w:t>WebSocket</w:t>
+      </w:r>
+      <w:proofErr w:type="spellEnd"/>
+      <w:r>
+        <w:t xml:space="preserve"> с заданным интервалом или по достижению лимита размера.</w:t>
       </w:r>
     </w:p>
     <w:p>
@@ -19601,7 +20529,23 @@
         </w:numPr>
       </w:pPr>
       <w:r>
-        <w:t>Видео: кадры для анализа лица захватываются с видеоэлемента через canvas с фиксированным интервалом. Изображение конвертируется в JPEG Base64 и передаётся типом «кадр». Такой подход балансирует между частотой обновления аналитики и пропускной способностью канала.</w:t>
+        <w:t xml:space="preserve">Видео: кадры для анализа лица захватываются с </w:t>
+      </w:r>
+      <w:proofErr w:type="spellStart"/>
+      <w:r>
+        <w:t>видеоэлемента</w:t>
+      </w:r>
+      <w:proofErr w:type="spellEnd"/>
+      <w:r>
+        <w:t xml:space="preserve"> через </w:t>
+      </w:r>
+      <w:proofErr w:type="spellStart"/>
+      <w:r>
+        <w:t>canvas</w:t>
+      </w:r>
+      <w:proofErr w:type="spellEnd"/>
+      <w:r>
+        <w:t xml:space="preserve"> с фиксированным интервалом. Изображение конвертируется в JPEG Base64 и передаётся типом «кадр». Такой подход балансирует между частотой обновления аналитики и пропускной способностью канала.</w:t>
       </w:r>
     </w:p>
     <w:p>
@@ -19639,13 +20583,29 @@
     </w:p>
     <w:p>
       <w:r>
-        <w:t xml:space="preserve">Для анализа видеопотока используется свёрточная нейронная сеть (CNN), которая обучается на датасете изображений лиц (например, FER2013). Классификация </w:t>
+        <w:t xml:space="preserve">Для анализа видеопотока используется </w:t>
+      </w:r>
+      <w:proofErr w:type="spellStart"/>
+      <w:r>
+        <w:t>свёрточная</w:t>
+      </w:r>
+      <w:proofErr w:type="spellEnd"/>
+      <w:r>
+        <w:t xml:space="preserve"> нейронная сеть (CNN), которая обучается на датасете изображений лиц (например, FER2013). Классификация </w:t>
       </w:r>
       <w:r>
         <w:t>эмоций выполняется</w:t>
       </w:r>
       <w:r>
-        <w:t xml:space="preserve"> с помощью функции активации Softmax, которая преобразует выходные сигналы сети в распределение вероятностей по всем классам:</w:t>
+        <w:t xml:space="preserve"> с помощью функции активации </w:t>
+      </w:r>
+      <w:proofErr w:type="spellStart"/>
+      <w:r>
+        <w:t>Softmax</w:t>
+      </w:r>
+      <w:proofErr w:type="spellEnd"/>
+      <w:r>
+        <w:t>, которая преобразует выходные сигналы сети в распределение вероятностей по всем классам:</w:t>
       </w:r>
     </w:p>
     <w:p>
@@ -19979,7 +20939,31 @@
     </w:p>
     <w:p>
       <w:r>
-        <w:t>Поскольку задача классификации эмоций относится к многоклассовой, в качестве функции потерь применяется категориальная кросс-энтропия (categorical cross-entropy):</w:t>
+        <w:t xml:space="preserve">Поскольку задача классификации эмоций относится к </w:t>
+      </w:r>
+      <w:proofErr w:type="spellStart"/>
+      <w:r>
+        <w:t>многоклассовой</w:t>
+      </w:r>
+      <w:proofErr w:type="spellEnd"/>
+      <w:r>
+        <w:t>, в качестве функции потерь применяется категориальная кросс-энтропия (</w:t>
+      </w:r>
+      <w:proofErr w:type="spellStart"/>
+      <w:r>
+        <w:t>categorical</w:t>
+      </w:r>
+      <w:proofErr w:type="spellEnd"/>
+      <w:r>
+        <w:t xml:space="preserve"> </w:t>
+      </w:r>
+      <w:proofErr w:type="spellStart"/>
+      <w:r>
+        <w:t>cross-entropy</w:t>
+      </w:r>
+      <w:proofErr w:type="spellEnd"/>
+      <w:r>
+        <w:t>):</w:t>
       </w:r>
     </w:p>
     <w:p>
@@ -20251,8 +21235,13 @@
       <w:r>
         <w:t>—</w:t>
       </w:r>
-      <w:r>
-        <w:t>one-hot метка класса (равна 1, если пример i принадлежит классу k, и 0 в противном случае)</w:t>
+      <w:proofErr w:type="spellStart"/>
+      <w:r>
+        <w:t>one-hot</w:t>
+      </w:r>
+      <w:proofErr w:type="spellEnd"/>
+      <w:r>
+        <w:t xml:space="preserve"> метка класса (равна 1, если пример i принадлежит классу k, и 0 в противном случае)</w:t>
       </w:r>
       <w:r>
         <w:t xml:space="preserve">; </w:t>
@@ -20313,7 +21302,15 @@
     </w:p>
     <w:p>
       <w:r>
-        <w:t>Для анализа аудиопотока применяются мел-частотные кепстральные коэффициенты (</w:t>
+        <w:t xml:space="preserve">Для анализа аудиопотока применяются мел-частотные </w:t>
+      </w:r>
+      <w:proofErr w:type="spellStart"/>
+      <w:r>
+        <w:t>кепстральные</w:t>
+      </w:r>
+      <w:proofErr w:type="spellEnd"/>
+      <w:r>
+        <w:t xml:space="preserve"> коэффициенты (</w:t>
       </w:r>
       <w:r>
         <w:rPr>
@@ -20333,12 +21330,14 @@
       <w:r>
         <w:t xml:space="preserve">), выполняющей классификацию эмоционального состояния. На выходе модели также применяется функция активации </w:t>
       </w:r>
+      <w:proofErr w:type="spellStart"/>
       <w:r>
         <w:rPr>
           <w:lang w:val="en-US"/>
         </w:rPr>
         <w:t>Softmax</w:t>
       </w:r>
+      <w:proofErr w:type="spellEnd"/>
       <w:r>
         <w:t>, преобразующая результаты в вероятностное распределение по классам эмоций.</w:t>
       </w:r>
@@ -20428,8 +21427,13 @@
       <w:r>
         <w:fldChar w:fldCharType="end"/>
       </w:r>
-      <w:r>
-        <w:t xml:space="preserve">. </w:t>
+      <w:proofErr w:type="gramStart"/>
+      <w:r>
+        <w:t>.</w:t>
+      </w:r>
+      <w:proofErr w:type="gramEnd"/>
+      <w:r>
+        <w:t xml:space="preserve"> </w:t>
       </w:r>
       <w:r>
         <w:t>представлена общая схема алгоритма работы системы, описывающая последовательность обработки данных от аутентификации пользователя до формирования итогового аналитического отчёта.</w:t>
@@ -20571,7 +21575,23 @@
         <w:t xml:space="preserve">Поток </w:t>
       </w:r>
       <w:r>
-        <w:t>обработки аудиоданных: осуществляется захват аудиочанков, после чего выполняется транскрибация речи с преобразованием аудиосигнала в текстовое представление. Полученные данные сохраняются в базе данных</w:t>
+        <w:t xml:space="preserve">обработки аудиоданных: осуществляется захват </w:t>
+      </w:r>
+      <w:proofErr w:type="spellStart"/>
+      <w:r>
+        <w:t>аудиочанков</w:t>
+      </w:r>
+      <w:proofErr w:type="spellEnd"/>
+      <w:r>
+        <w:t xml:space="preserve">, после чего выполняется </w:t>
+      </w:r>
+      <w:proofErr w:type="spellStart"/>
+      <w:r>
+        <w:t>транскрибация</w:t>
+      </w:r>
+      <w:proofErr w:type="spellEnd"/>
+      <w:r>
+        <w:t xml:space="preserve"> речи с преобразованием аудиосигнала в текстовое представление. Полученные данные сохраняются в базе данных</w:t>
       </w:r>
       <w:r>
         <w:t>.</w:t>
@@ -20622,7 +21642,15 @@
         <w:contextualSpacing/>
       </w:pPr>
       <w:r>
-        <w:t>Вычислительные задачи ИИ вынесены в отдельный сервис (AI-шлюз) и сервис распознавания речи на языке Python. Шлюз взаимодействует с серверной частью через WebSocket и конфигурируется через JSON-файлы с поддержкой горячей перезагрузки.</w:t>
+        <w:t xml:space="preserve">Вычислительные задачи ИИ вынесены в отдельный сервис (AI-шлюз) и сервис распознавания речи на языке Python. Шлюз взаимодействует с серверной частью через </w:t>
+      </w:r>
+      <w:proofErr w:type="spellStart"/>
+      <w:r>
+        <w:t>WebSocket</w:t>
+      </w:r>
+      <w:proofErr w:type="spellEnd"/>
+      <w:r>
+        <w:t xml:space="preserve"> и конфигурируется через JSON-файлы с поддержкой горячей перезагрузки.</w:t>
       </w:r>
     </w:p>
     <w:p>
@@ -20639,7 +21667,31 @@
         <w:contextualSpacing/>
       </w:pPr>
       <w:r>
-        <w:t>Задача распознавания эмоций по выражению лица (Facial Expression Recognition, FER) является одной из ключевых в области компьютерного зрения и аффективных вычислений</w:t>
+        <w:t>Задача распознавания эмоций по выражению лица (</w:t>
+      </w:r>
+      <w:proofErr w:type="spellStart"/>
+      <w:r>
+        <w:t>Facial</w:t>
+      </w:r>
+      <w:proofErr w:type="spellEnd"/>
+      <w:r>
+        <w:t xml:space="preserve"> </w:t>
+      </w:r>
+      <w:proofErr w:type="spellStart"/>
+      <w:r>
+        <w:t>Expression</w:t>
+      </w:r>
+      <w:proofErr w:type="spellEnd"/>
+      <w:r>
+        <w:t xml:space="preserve"> </w:t>
+      </w:r>
+      <w:proofErr w:type="spellStart"/>
+      <w:r>
+        <w:t>Recognition</w:t>
+      </w:r>
+      <w:proofErr w:type="spellEnd"/>
+      <w:r>
+        <w:t>, FER) является одной из ключевых в области компьютерного зрения и аффективных вычислений</w:t>
       </w:r>
       <w:r>
         <w:t>[</w:t>
@@ -20810,7 +21862,63 @@
         <w:contextualSpacing/>
       </w:pPr>
       <w:r>
-        <w:t xml:space="preserve">Более современный подход базируется на использовании нейросетевых детекторов. Среди них выделяется легковесная свёрточная сеть BlazeFace, оптимизированная для работы в реальном времени на мобильных устройствах. Она оперирует якорными точками и напрямую предсказывает ограничивающие рамки лиц. Однако в данной работе основным инструментом выбрана архитектура MTCNN (Multi-task Cascaded CNN), представляющая собой каскад из трёх последовательных нейронных сетей. Процесс детекции начинается с работы P-Net (Proposal Network), которая генерирует первоначальные кандидаты на расположение лиц. Затем R-Net (Refine Network) отсеивает ложные срабатывания и уточняет границы найденных областей. Финальный этап выполняет O-Net (Output Network), проводя окончательную проверку и определяя пять ключевых точек лица: углы глаз, кончик носа и уголки рта. Подобная каскадная структура обеспечивает высокую скорость обработки при сохранении необходимой точности детекции. </w:t>
+        <w:t xml:space="preserve">Более современный подход базируется на использовании нейросетевых детекторов. Среди них выделяется легковесная </w:t>
+      </w:r>
+      <w:proofErr w:type="spellStart"/>
+      <w:r>
+        <w:t>свёрточная</w:t>
+      </w:r>
+      <w:proofErr w:type="spellEnd"/>
+      <w:r>
+        <w:t xml:space="preserve"> сеть </w:t>
+      </w:r>
+      <w:proofErr w:type="spellStart"/>
+      <w:r>
+        <w:t>BlazeFace</w:t>
+      </w:r>
+      <w:proofErr w:type="spellEnd"/>
+      <w:r>
+        <w:t>, оптимизированная для работы в реальном времени на мобильных устройствах. Она оперирует якорными точками и напрямую предсказывает ограничивающие рамки лиц. Однако в данной работе основным инструментом выбрана архитектура MTCNN (Multi-</w:t>
+      </w:r>
+      <w:proofErr w:type="spellStart"/>
+      <w:r>
+        <w:t>task</w:t>
+      </w:r>
+      <w:proofErr w:type="spellEnd"/>
+      <w:r>
+        <w:t xml:space="preserve"> </w:t>
+      </w:r>
+      <w:proofErr w:type="spellStart"/>
+      <w:r>
+        <w:t>Cascaded</w:t>
+      </w:r>
+      <w:proofErr w:type="spellEnd"/>
+      <w:r>
+        <w:t xml:space="preserve"> CNN), представляющая собой каскад из трёх последовательных нейронных сетей. Процесс детекции начинается с работы P-Net (</w:t>
+      </w:r>
+      <w:proofErr w:type="spellStart"/>
+      <w:r>
+        <w:t>Proposal</w:t>
+      </w:r>
+      <w:proofErr w:type="spellEnd"/>
+      <w:r>
+        <w:t xml:space="preserve"> Network), которая генерирует первоначальные кандидаты на расположение лиц. Затем R-Net (</w:t>
+      </w:r>
+      <w:proofErr w:type="spellStart"/>
+      <w:r>
+        <w:t>Refine</w:t>
+      </w:r>
+      <w:proofErr w:type="spellEnd"/>
+      <w:r>
+        <w:t xml:space="preserve"> Network) отсеивает ложные срабатывания и уточняет границы найденных областей. Финальный этап выполняет O-Net (</w:t>
+      </w:r>
+      <w:proofErr w:type="spellStart"/>
+      <w:r>
+        <w:t>Output</w:t>
+      </w:r>
+      <w:proofErr w:type="spellEnd"/>
+      <w:r>
+        <w:t xml:space="preserve"> Network), проводя окончательную проверку и определяя пять ключевых точек лица: углы глаз, кончик носа и уголки рта. Подобная каскадная структура обеспечивает высокую скорость обработки при сохранении необходимой точности детекции. </w:t>
       </w:r>
       <w:r>
         <w:t>Структура сети MTCNN представлена на рисунке</w:t>
@@ -21021,7 +22129,15 @@
         <w:contextualSpacing/>
       </w:pPr>
       <w:r>
-        <w:t>После детектирования выполняется выравнивание (alignment) – геометрическая трансформация лица к каноническому виду на основе ключевых точек. Это повышает точность последующей классификации эмоций.</w:t>
+        <w:t>После детектирования выполняется выравнивание (</w:t>
+      </w:r>
+      <w:proofErr w:type="spellStart"/>
+      <w:r>
+        <w:t>alignment</w:t>
+      </w:r>
+      <w:proofErr w:type="spellEnd"/>
+      <w:r>
+        <w:t>) – геометрическая трансформация лица к каноническому виду на основе ключевых точек. Это повышает точность последующей классификации эмоций.</w:t>
       </w:r>
     </w:p>
     <w:p>
@@ -21029,7 +22145,31 @@
         <w:contextualSpacing/>
       </w:pPr>
       <w:r>
-        <w:t>Классификация эмоций выполняется с помощью свёрточных нейронных сетей (CNN). В разработанной системе используется библиотека DeepFace, которая представляет собой мета-библиотеку, включающую несколько предобученных архитектур:</w:t>
+        <w:t xml:space="preserve">Классификация эмоций выполняется с помощью </w:t>
+      </w:r>
+      <w:proofErr w:type="spellStart"/>
+      <w:r>
+        <w:t>свёрточных</w:t>
+      </w:r>
+      <w:proofErr w:type="spellEnd"/>
+      <w:r>
+        <w:t xml:space="preserve"> нейронных сетей (CNN). В разработанной системе используется библиотека </w:t>
+      </w:r>
+      <w:proofErr w:type="spellStart"/>
+      <w:r>
+        <w:t>DeepFace</w:t>
+      </w:r>
+      <w:proofErr w:type="spellEnd"/>
+      <w:r>
+        <w:t xml:space="preserve">, которая представляет собой мета-библиотеку, включающую несколько </w:t>
+      </w:r>
+      <w:proofErr w:type="spellStart"/>
+      <w:r>
+        <w:t>предобученных</w:t>
+      </w:r>
+      <w:proofErr w:type="spellEnd"/>
+      <w:r>
+        <w:t xml:space="preserve"> архитектур:</w:t>
       </w:r>
     </w:p>
     <w:p>
@@ -21041,7 +22181,15 @@
         <w:contextualSpacing/>
       </w:pPr>
       <w:r>
-        <w:t>VGG-Face – глубокая сеть с 16-19 свёрточными слоями, изначально обученная для задачи распознавания лиц, но адаптируемая для классификации эмоций.</w:t>
+        <w:t xml:space="preserve">VGG-Face – глубокая сеть с 16-19 </w:t>
+      </w:r>
+      <w:proofErr w:type="spellStart"/>
+      <w:r>
+        <w:t>свёрточными</w:t>
+      </w:r>
+      <w:proofErr w:type="spellEnd"/>
+      <w:r>
+        <w:t xml:space="preserve"> слоями, изначально обученная для задачи распознавания лиц, но адаптируемая для классификации эмоций.</w:t>
       </w:r>
     </w:p>
     <w:p>
@@ -21053,7 +22201,23 @@
         <w:contextualSpacing/>
       </w:pPr>
       <w:r>
-        <w:t>Facenet512 – архитектура, использующая triplet loss для обучения вложений лиц в компактное пространство признаков.</w:t>
+        <w:t xml:space="preserve">Facenet512 – архитектура, использующая </w:t>
+      </w:r>
+      <w:proofErr w:type="spellStart"/>
+      <w:r>
+        <w:t>triplet</w:t>
+      </w:r>
+      <w:proofErr w:type="spellEnd"/>
+      <w:r>
+        <w:t xml:space="preserve"> </w:t>
+      </w:r>
+      <w:proofErr w:type="spellStart"/>
+      <w:r>
+        <w:t>loss</w:t>
+      </w:r>
+      <w:proofErr w:type="spellEnd"/>
+      <w:r>
+        <w:t xml:space="preserve"> для обучения вложений лиц в компактное пространство признаков.</w:t>
       </w:r>
     </w:p>
     <w:p>
@@ -21064,8 +22228,13 @@
         </w:numPr>
         <w:contextualSpacing/>
       </w:pPr>
-      <w:r>
-        <w:t>EfficientNet – семейство сетей, оптимизированных по соотношению точности и вычислительной сложности.</w:t>
+      <w:proofErr w:type="spellStart"/>
+      <w:r>
+        <w:t>EfficientNet</w:t>
+      </w:r>
+      <w:proofErr w:type="spellEnd"/>
+      <w:r>
+        <w:t xml:space="preserve"> – семейство сетей, оптимизированных по соотношению точности и вычислительной сложности.</w:t>
       </w:r>
     </w:p>
     <w:p>
@@ -21073,7 +22242,15 @@
         <w:contextualSpacing/>
       </w:pPr>
       <w:r>
-        <w:t xml:space="preserve">Архитектура VGG-16, лежащая в основе модели VGG-Face, характеризуется использованием малых свёрточных фильтров 3×3 на всех слоях и последовательным увеличением количества каналов с уменьшением пространственной </w:t>
+        <w:t xml:space="preserve">Архитектура VGG-16, лежащая в основе модели VGG-Face, характеризуется использованием малых </w:t>
+      </w:r>
+      <w:proofErr w:type="spellStart"/>
+      <w:r>
+        <w:t>свёрточных</w:t>
+      </w:r>
+      <w:proofErr w:type="spellEnd"/>
+      <w:r>
+        <w:t xml:space="preserve"> фильтров 3×3 на всех слоях и последовательным увеличением количества каналов с уменьшением пространственной </w:t>
       </w:r>
       <w:r>
         <w:t>размерности [</w:t>
@@ -21100,7 +22277,23 @@
         <w:t>]</w:t>
       </w:r>
       <w:r>
-        <w:t>. Сеть содержит 13 свёрточных слоёв и 3 полносвязных слоя, что обеспечивает глубокое извлечение признаков лица. Блок-схема архитектуры VGG-16 представлена на рисунке</w:t>
+        <w:t xml:space="preserve">. Сеть содержит 13 </w:t>
+      </w:r>
+      <w:proofErr w:type="spellStart"/>
+      <w:r>
+        <w:t>свёрточных</w:t>
+      </w:r>
+      <w:proofErr w:type="spellEnd"/>
+      <w:r>
+        <w:t xml:space="preserve"> слоёв и 3 </w:t>
+      </w:r>
+      <w:proofErr w:type="spellStart"/>
+      <w:r>
+        <w:t>полносвязных</w:t>
+      </w:r>
+      <w:proofErr w:type="spellEnd"/>
+      <w:r>
+        <w:t xml:space="preserve"> слоя, что обеспечивает глубокое извлечение признаков лица. Блок-схема архитектуры VGG-16 представлена на рисунке</w:t>
       </w:r>
       <w:r>
         <w:rPr>
@@ -21285,15 +22478,44 @@
         <w:pStyle w:val="3"/>
       </w:pPr>
       <w:r>
-        <w:t>Модель MediaPipe Face Landmarker</w:t>
-      </w:r>
+        <w:t xml:space="preserve">Модель </w:t>
+      </w:r>
+      <w:proofErr w:type="spellStart"/>
+      <w:r>
+        <w:t>MediaPipe</w:t>
+      </w:r>
+      <w:proofErr w:type="spellEnd"/>
+      <w:r>
+        <w:t xml:space="preserve"> Face </w:t>
+      </w:r>
+      <w:proofErr w:type="spellStart"/>
+      <w:r>
+        <w:t>Landmarker</w:t>
+      </w:r>
+      <w:proofErr w:type="spellEnd"/>
     </w:p>
     <w:p>
       <w:pPr>
         <w:contextualSpacing/>
       </w:pPr>
       <w:r>
-        <w:t>Опционально в системе реализована поддержка MediaPipe Face Landmarker от Google, которая строит плотную сетку из 468 трёхмерных ключевых точек на лице</w:t>
+        <w:t xml:space="preserve">Опционально в системе реализована поддержка </w:t>
+      </w:r>
+      <w:proofErr w:type="spellStart"/>
+      <w:r>
+        <w:t>MediaPipe</w:t>
+      </w:r>
+      <w:proofErr w:type="spellEnd"/>
+      <w:r>
+        <w:t xml:space="preserve"> Face </w:t>
+      </w:r>
+      <w:proofErr w:type="spellStart"/>
+      <w:r>
+        <w:t>Landmarker</w:t>
+      </w:r>
+      <w:proofErr w:type="spellEnd"/>
+      <w:r>
+        <w:t xml:space="preserve"> от Google, которая строит плотную сетку из 468 трёхмерных ключевых точек на лице</w:t>
       </w:r>
       <w:r>
         <w:t xml:space="preserve"> [</w:t>
@@ -21332,7 +22554,15 @@
         </w:numPr>
       </w:pPr>
       <w:r>
-        <w:t>Оценивать blendshape-коэффициенты – параметры, описывающие активность групп лицевых мышц (например, поднятие бровей, растягивание рта);</w:t>
+        <w:t xml:space="preserve">Оценивать </w:t>
+      </w:r>
+      <w:proofErr w:type="spellStart"/>
+      <w:r>
+        <w:t>blendshape</w:t>
+      </w:r>
+      <w:proofErr w:type="spellEnd"/>
+      <w:r>
+        <w:t>-коэффициенты – параметры, описывающие активность групп лицевых мышц (например, поднятие бровей, растягивание рта);</w:t>
       </w:r>
     </w:p>
     <w:p>
@@ -21344,7 +22574,31 @@
         </w:numPr>
       </w:pPr>
       <w:r>
-        <w:t>Вычислять углы поворота головы (yaw, pitch, roll) для анализа позы;</w:t>
+        <w:t>Вычислять углы поворота головы (</w:t>
+      </w:r>
+      <w:proofErr w:type="spellStart"/>
+      <w:r>
+        <w:t>yaw</w:t>
+      </w:r>
+      <w:proofErr w:type="spellEnd"/>
+      <w:r>
+        <w:t xml:space="preserve">, </w:t>
+      </w:r>
+      <w:proofErr w:type="spellStart"/>
+      <w:r>
+        <w:t>pitch</w:t>
+      </w:r>
+      <w:proofErr w:type="spellEnd"/>
+      <w:r>
+        <w:t xml:space="preserve">, </w:t>
+      </w:r>
+      <w:proofErr w:type="spellStart"/>
+      <w:r>
+        <w:t>roll</w:t>
+      </w:r>
+      <w:proofErr w:type="spellEnd"/>
+      <w:r>
+        <w:t>) для анализа позы;</w:t>
       </w:r>
     </w:p>
     <w:p>
@@ -21356,15 +22610,44 @@
         </w:numPr>
       </w:pPr>
       <w:r>
-        <w:t>Отслеживать микровыражения – кратковременные изменения выражения лица длительностью 1/25–1/5 секунды.</w:t>
+        <w:t xml:space="preserve">Отслеживать </w:t>
+      </w:r>
+      <w:proofErr w:type="spellStart"/>
+      <w:r>
+        <w:t>микровыражения</w:t>
+      </w:r>
+      <w:proofErr w:type="spellEnd"/>
+      <w:r>
+        <w:t xml:space="preserve"> – кратковременные изменения выражения лица длительностью 1/25–1/5 секунды.</w:t>
       </w:r>
     </w:p>
     <w:p>
       <w:pPr>
         <w:contextualSpacing/>
       </w:pPr>
-      <w:r>
-        <w:t xml:space="preserve">MediaPipe Face Landmarker использует encoder-decoder архитектуру на базе трансформеров для построения детальной трёхмерной модели лица. Сетка из 468 точек охватывает контуры глаз, бровей, носа, губ и овала лица, позволяя точно отслеживать мимику и положение головы в пространстве. Визуализация сетки ключевых точек представлена на рисунке </w:t>
+      <w:proofErr w:type="spellStart"/>
+      <w:r>
+        <w:t>MediaPipe</w:t>
+      </w:r>
+      <w:proofErr w:type="spellEnd"/>
+      <w:r>
+        <w:t xml:space="preserve"> Face </w:t>
+      </w:r>
+      <w:proofErr w:type="spellStart"/>
+      <w:r>
+        <w:t>Landmarker</w:t>
+      </w:r>
+      <w:proofErr w:type="spellEnd"/>
+      <w:r>
+        <w:t xml:space="preserve"> использует </w:t>
+      </w:r>
+      <w:proofErr w:type="spellStart"/>
+      <w:r>
+        <w:t>encoder-decoder</w:t>
+      </w:r>
+      <w:proofErr w:type="spellEnd"/>
+      <w:r>
+        <w:t xml:space="preserve"> архитектуру на базе трансформеров для построения детальной трёхмерной модели лица. Сетка из 468 точек охватывает контуры глаз, бровей, носа, губ и овала лица, позволяя точно отслеживать мимику и положение головы в пространстве. Визуализация сетки ключевых точек представлена на рисунке </w:t>
       </w:r>
       <w:r>
         <w:fldChar w:fldCharType="begin"/>
@@ -21535,8 +22818,36 @@
           <w:color w:val="000000" w:themeColor="text1"/>
           <w:lang w:eastAsia="en-US" w:bidi="he-IL"/>
         </w:rPr>
-        <w:t xml:space="preserve"> Сетка ключевых точек MediaPipe Face Landmarker</w:t>
-      </w:r>
+        <w:t xml:space="preserve"> Сетка ключевых точек </w:t>
+      </w:r>
+      <w:proofErr w:type="spellStart"/>
+      <w:r>
+        <w:rPr>
+          <w:rFonts w:eastAsiaTheme="minorHAnsi"/>
+          <w:color w:val="000000" w:themeColor="text1"/>
+          <w:lang w:eastAsia="en-US" w:bidi="he-IL"/>
+        </w:rPr>
+        <w:t>MediaPipe</w:t>
+      </w:r>
+      <w:proofErr w:type="spellEnd"/>
+      <w:r>
+        <w:rPr>
+          <w:rFonts w:eastAsiaTheme="minorHAnsi"/>
+          <w:color w:val="000000" w:themeColor="text1"/>
+          <w:lang w:eastAsia="en-US" w:bidi="he-IL"/>
+        </w:rPr>
+        <w:t xml:space="preserve"> Face </w:t>
+      </w:r>
+      <w:proofErr w:type="spellStart"/>
+      <w:r>
+        <w:rPr>
+          <w:rFonts w:eastAsiaTheme="minorHAnsi"/>
+          <w:color w:val="000000" w:themeColor="text1"/>
+          <w:lang w:eastAsia="en-US" w:bidi="he-IL"/>
+        </w:rPr>
+        <w:t>Landmarker</w:t>
+      </w:r>
+      <w:proofErr w:type="spellEnd"/>
     </w:p>
     <w:p>
       <w:pPr>
@@ -21555,7 +22866,15 @@
         </w:numPr>
       </w:pPr>
       <w:r>
-        <w:t>Радость (happiness) – поднятие уголков рта, появление морщин вокруг глаз;</w:t>
+        <w:t>Радость (</w:t>
+      </w:r>
+      <w:proofErr w:type="spellStart"/>
+      <w:r>
+        <w:t>happiness</w:t>
+      </w:r>
+      <w:proofErr w:type="spellEnd"/>
+      <w:r>
+        <w:t>) – поднятие уголков рта, появление морщин вокруг глаз;</w:t>
       </w:r>
     </w:p>
     <w:p>
@@ -21567,7 +22886,15 @@
         </w:numPr>
       </w:pPr>
       <w:r>
-        <w:t>Грусть (sadness) – опускание уголков рта, поднятие внутренних уголков бровей;</w:t>
+        <w:t>Грусть (</w:t>
+      </w:r>
+      <w:proofErr w:type="spellStart"/>
+      <w:r>
+        <w:t>sadness</w:t>
+      </w:r>
+      <w:proofErr w:type="spellEnd"/>
+      <w:r>
+        <w:t>) – опускание уголков рта, поднятие внутренних уголков бровей;</w:t>
       </w:r>
     </w:p>
     <w:p>
@@ -21579,7 +22906,15 @@
         </w:numPr>
       </w:pPr>
       <w:r>
-        <w:t>Гнев (anger) – опускание бровей, сужение глаз, напряжение губ;</w:t>
+        <w:t>Гнев (</w:t>
+      </w:r>
+      <w:proofErr w:type="spellStart"/>
+      <w:r>
+        <w:t>anger</w:t>
+      </w:r>
+      <w:proofErr w:type="spellEnd"/>
+      <w:r>
+        <w:t>) – опускание бровей, сужение глаз, напряжение губ;</w:t>
       </w:r>
     </w:p>
     <w:p>
@@ -21591,7 +22926,15 @@
         </w:numPr>
       </w:pPr>
       <w:r>
-        <w:t>Страх (fear) – поднятие верхних век, растягивание рта;</w:t>
+        <w:t>Страх (</w:t>
+      </w:r>
+      <w:proofErr w:type="spellStart"/>
+      <w:r>
+        <w:t>fear</w:t>
+      </w:r>
+      <w:proofErr w:type="spellEnd"/>
+      <w:r>
+        <w:t>) – поднятие верхних век, растягивание рта;</w:t>
       </w:r>
     </w:p>
     <w:p>
@@ -21603,7 +22946,15 @@
         </w:numPr>
       </w:pPr>
       <w:r>
-        <w:t>Удивление (surprise) – поднятие бровей, расширение глаз, открытие рта;</w:t>
+        <w:t>Удивление (</w:t>
+      </w:r>
+      <w:proofErr w:type="spellStart"/>
+      <w:r>
+        <w:t>surprise</w:t>
+      </w:r>
+      <w:proofErr w:type="spellEnd"/>
+      <w:r>
+        <w:t>) – поднятие бровей, расширение глаз, открытие рта;</w:t>
       </w:r>
     </w:p>
     <w:p>
@@ -21615,7 +22966,15 @@
         </w:numPr>
       </w:pPr>
       <w:r>
-        <w:t>Отвращение (disgust) – поднятие верхней губы, морщинистый нос.</w:t>
+        <w:t>Отвращение (</w:t>
+      </w:r>
+      <w:proofErr w:type="spellStart"/>
+      <w:r>
+        <w:t>disgust</w:t>
+      </w:r>
+      <w:proofErr w:type="spellEnd"/>
+      <w:r>
+        <w:t>) – поднятие верхней губы, морщинистый нос.</w:t>
       </w:r>
     </w:p>
     <w:p>
@@ -21650,7 +23009,15 @@
         <w:t>]</w:t>
       </w:r>
       <w:r>
-        <w:t xml:space="preserve">. Каждая эмоция характеризуется уникальным паттерном активации лицевых мышц (Action Units), который может быть распознан алгоритмами компьютерного зрения. Иллюстрация шести базовых эмоций по Экману представлена на рисунке </w:t>
+        <w:t xml:space="preserve">. Каждая эмоция характеризуется уникальным паттерном активации лицевых мышц (Action </w:t>
+      </w:r>
+      <w:proofErr w:type="spellStart"/>
+      <w:r>
+        <w:t>Units</w:t>
+      </w:r>
+      <w:proofErr w:type="spellEnd"/>
+      <w:r>
+        <w:t xml:space="preserve">), который может быть распознан алгоритмами компьютерного зрения. Иллюстрация шести базовых эмоций по Экману представлена на рисунке </w:t>
       </w:r>
       <w:r>
         <w:fldChar w:fldCharType="begin"/>
@@ -21816,7 +23183,15 @@
         <w:contextualSpacing/>
       </w:pPr>
       <w:r>
-        <w:t>Для предотвращения перегрузки ЦП/ГПУ реализован семафор, ограничивающий количество параллельных инференсов. Результаты публикуются как события «анализ лица» (сохраняется в БД).</w:t>
+        <w:t xml:space="preserve">Для предотвращения перегрузки ЦП/ГПУ реализован семафор, ограничивающий количество параллельных </w:t>
+      </w:r>
+      <w:proofErr w:type="spellStart"/>
+      <w:r>
+        <w:t>инференсов</w:t>
+      </w:r>
+      <w:proofErr w:type="spellEnd"/>
+      <w:r>
+        <w:t>. Результаты публикуются как события «анализ лица» (сохраняется в БД).</w:t>
       </w:r>
     </w:p>
     <w:p>
@@ -21832,7 +23207,31 @@
         <w:contextualSpacing/>
       </w:pPr>
       <w:r>
-        <w:t>Автоматическое распознавание речи (Automatic Speech Recognition, ASR) – это технология преобразования акустического сигнала в текстовое представление.</w:t>
+        <w:t>Автоматическое распознавание речи (</w:t>
+      </w:r>
+      <w:proofErr w:type="spellStart"/>
+      <w:r>
+        <w:t>Automatic</w:t>
+      </w:r>
+      <w:proofErr w:type="spellEnd"/>
+      <w:r>
+        <w:t xml:space="preserve"> </w:t>
+      </w:r>
+      <w:proofErr w:type="spellStart"/>
+      <w:r>
+        <w:t>Speech</w:t>
+      </w:r>
+      <w:proofErr w:type="spellEnd"/>
+      <w:r>
+        <w:t xml:space="preserve"> </w:t>
+      </w:r>
+      <w:proofErr w:type="spellStart"/>
+      <w:r>
+        <w:t>Recognition</w:t>
+      </w:r>
+      <w:proofErr w:type="spellEnd"/>
+      <w:r>
+        <w:t>, ASR) – это технология преобразования акустического сигнала в текстовое представление.</w:t>
       </w:r>
     </w:p>
     <w:p>
@@ -21849,7 +23248,15 @@
         <w:t>ASR</w:t>
       </w:r>
       <w:r>
-        <w:t>-системы основаны на архитектурах глубокого обучения, в частности на трансформерах. Архитектура трансформера включает энкодер и декодер, взаимодействующие через механизм внимания, что позволяет эффективно обрабатывать последовательности данных.</w:t>
+        <w:t xml:space="preserve">-системы основаны на архитектурах глубокого обучения, в частности на трансформерах. Архитектура трансформера включает </w:t>
+      </w:r>
+      <w:proofErr w:type="spellStart"/>
+      <w:r>
+        <w:t>энкодер</w:t>
+      </w:r>
+      <w:proofErr w:type="spellEnd"/>
+      <w:r>
+        <w:t xml:space="preserve"> и декодер, взаимодействующие через механизм внимания, что позволяет эффективно обрабатывать последовательности данных.</w:t>
       </w:r>
     </w:p>
     <w:p>
@@ -21893,7 +23300,31 @@
         <w:t>al</w:t>
       </w:r>
       <w:r>
-        <w:t>. в 2017 году, полностью отказалась от рекуррентных и свёрточных слоёв в пользу механизма самовнимания, что позволило эффективно параллелить вычисления и обрабатывать длинные последовательности</w:t>
+        <w:t xml:space="preserve">. в 2017 году, полностью отказалась от рекуррентных и </w:t>
+      </w:r>
+      <w:proofErr w:type="spellStart"/>
+      <w:r>
+        <w:t>свёрточных</w:t>
+      </w:r>
+      <w:proofErr w:type="spellEnd"/>
+      <w:r>
+        <w:t xml:space="preserve"> слоёв в пользу механизма </w:t>
+      </w:r>
+      <w:proofErr w:type="spellStart"/>
+      <w:r>
+        <w:t>самовнимания</w:t>
+      </w:r>
+      <w:proofErr w:type="spellEnd"/>
+      <w:r>
+        <w:t xml:space="preserve">, что позволило эффективно </w:t>
+      </w:r>
+      <w:proofErr w:type="spellStart"/>
+      <w:r>
+        <w:t>параллелить</w:t>
+      </w:r>
+      <w:proofErr w:type="spellEnd"/>
+      <w:r>
+        <w:t xml:space="preserve"> вычисления и обрабатывать длинные последовательности</w:t>
       </w:r>
       <w:r>
         <w:t xml:space="preserve"> [</w:t>
@@ -21920,11 +23351,24 @@
         <w:t>]</w:t>
       </w:r>
       <w:r>
-        <w:t xml:space="preserve">. Модель состоит из энкодера и декодера, каждый из которых содержит многоголовое внимание, </w:t>
-      </w:r>
+        <w:t xml:space="preserve">. Модель состоит из </w:t>
+      </w:r>
+      <w:proofErr w:type="spellStart"/>
+      <w:r>
+        <w:t>энкодера</w:t>
+      </w:r>
+      <w:proofErr w:type="spellEnd"/>
+      <w:r>
+        <w:t xml:space="preserve"> и декодера, каждый из которых содержит многоголовое внимание, </w:t>
+      </w:r>
+      <w:proofErr w:type="spellStart"/>
       <w:r>
         <w:lastRenderedPageBreak/>
-        <w:t xml:space="preserve">полносвязные слои и нормализацию. </w:t>
+        <w:t>полносвязные</w:t>
+      </w:r>
+      <w:proofErr w:type="spellEnd"/>
+      <w:r>
+        <w:t xml:space="preserve"> слои и нормализацию. </w:t>
       </w:r>
       <w:r>
         <w:t xml:space="preserve">Общая архитектура </w:t>
@@ -22132,23 +23576,51 @@
           <w:color w:val="000000" w:themeColor="text1"/>
           <w:lang w:eastAsia="en-US" w:bidi="he-IL"/>
         </w:rPr>
-        <w:t xml:space="preserve"> Архитектура Transformer</w:t>
-      </w:r>
+        <w:t xml:space="preserve"> Архитектура </w:t>
+      </w:r>
+      <w:proofErr w:type="spellStart"/>
+      <w:r>
+        <w:rPr>
+          <w:rFonts w:eastAsiaTheme="minorHAnsi"/>
+          <w:color w:val="000000" w:themeColor="text1"/>
+          <w:lang w:eastAsia="en-US" w:bidi="he-IL"/>
+        </w:rPr>
+        <w:t>Transformer</w:t>
+      </w:r>
+      <w:proofErr w:type="spellEnd"/>
     </w:p>
     <w:p>
       <w:pPr>
         <w:pStyle w:val="3"/>
       </w:pPr>
+      <w:proofErr w:type="spellStart"/>
       <w:r>
         <w:t>Whisper</w:t>
       </w:r>
+      <w:proofErr w:type="spellEnd"/>
     </w:p>
     <w:p>
       <w:pPr>
         <w:contextualSpacing/>
       </w:pPr>
       <w:r>
-        <w:t>В разработанной системе используется модель Whisper от OpenAI, которая представляет собой encoder-decoder трансформер, обученный на 680 000 часов размеченных аудиоданных. Основные компоненты архитектуры:</w:t>
+        <w:t xml:space="preserve">В разработанной системе используется модель </w:t>
+      </w:r>
+      <w:proofErr w:type="spellStart"/>
+      <w:r>
+        <w:t>Whisper</w:t>
+      </w:r>
+      <w:proofErr w:type="spellEnd"/>
+      <w:r>
+        <w:t xml:space="preserve"> от OpenAI, которая представляет собой </w:t>
+      </w:r>
+      <w:proofErr w:type="spellStart"/>
+      <w:r>
+        <w:t>encoder-decoder</w:t>
+      </w:r>
+      <w:proofErr w:type="spellEnd"/>
+      <w:r>
+        <w:t xml:space="preserve"> трансформер, обученный на 680 000 часов размеченных аудиоданных. Основные компоненты архитектуры:</w:t>
       </w:r>
     </w:p>
     <w:p>
@@ -22171,9 +23643,14 @@
         </w:numPr>
         <w:contextualSpacing/>
       </w:pPr>
+      <w:proofErr w:type="spellStart"/>
       <w:r>
         <w:lastRenderedPageBreak/>
-        <w:t>Энкодер: последовательность из N идентичных блоков каждый из которых содержит:</w:t>
+        <w:t>Энкодер</w:t>
+      </w:r>
+      <w:proofErr w:type="spellEnd"/>
+      <w:r>
+        <w:t>: последовательность из N идентичных блоков каждый из которых содержит:</w:t>
       </w:r>
     </w:p>
     <w:p>
@@ -22185,7 +23662,15 @@
         </w:numPr>
       </w:pPr>
       <w:r>
-        <w:t>Механизм самовнимания – позволяет каждому временному шагу «видеть» все остальные шаги и взвешивать их важность;</w:t>
+        <w:t xml:space="preserve">Механизм </w:t>
+      </w:r>
+      <w:proofErr w:type="spellStart"/>
+      <w:r>
+        <w:t>самовнимания</w:t>
+      </w:r>
+      <w:proofErr w:type="spellEnd"/>
+      <w:r>
+        <w:t xml:space="preserve"> – позволяет каждому временному шагу «видеть» все остальные шаги и взвешивать их важность;</w:t>
       </w:r>
     </w:p>
     <w:p>
@@ -22208,8 +23693,13 @@
           <w:numId w:val="4"/>
         </w:numPr>
       </w:pPr>
-      <w:r>
-        <w:t>Полносвязные слои для нелинейной трансформации признаков.</w:t>
+      <w:proofErr w:type="spellStart"/>
+      <w:r>
+        <w:t>Полносвязные</w:t>
+      </w:r>
+      <w:proofErr w:type="spellEnd"/>
+      <w:r>
+        <w:t xml:space="preserve"> слои для нелинейной трансформации признаков.</w:t>
       </w:r>
     </w:p>
     <w:p>
@@ -22221,7 +23711,23 @@
         <w:contextualSpacing/>
       </w:pPr>
       <w:r>
-        <w:t>Декодер: аналогичная структура, но с добавлением кросс-внимания, которое связывает декодер с выходом энкодера. Декодер генерирует текстовые токены авторегрессионно (каждый следующий токен зависит от предыдущих).</w:t>
+        <w:t xml:space="preserve">Декодер: аналогичная структура, но с добавлением кросс-внимания, которое связывает декодер с выходом </w:t>
+      </w:r>
+      <w:proofErr w:type="spellStart"/>
+      <w:r>
+        <w:t>энкодера</w:t>
+      </w:r>
+      <w:proofErr w:type="spellEnd"/>
+      <w:r>
+        <w:t xml:space="preserve">. Декодер генерирует текстовые токены </w:t>
+      </w:r>
+      <w:proofErr w:type="spellStart"/>
+      <w:r>
+        <w:t>авторегрессионно</w:t>
+      </w:r>
+      <w:proofErr w:type="spellEnd"/>
+      <w:r>
+        <w:t xml:space="preserve"> (каждый следующий токен зависит от предыдущих).</w:t>
       </w:r>
     </w:p>
     <w:p>
@@ -22229,7 +23735,47 @@
         <w:contextualSpacing/>
       </w:pPr>
       <w:r>
-        <w:t xml:space="preserve">Модель Whisper преобразует аудиосигнал в мел-спектрограмму, которая подаётся на вход энкодеру. Энкодер извлекает контекстуальные признаки, которые затем используются декодером для генерации текстовых токенов с учётом языковой модели. Кросс-внимание между декодером и энкодером позволяет модели «фокусироваться» на соответствующих участках аудио при генерации каждого слова. Общая схема работы Whisper представлена на рисунке </w:t>
+        <w:t xml:space="preserve">Модель </w:t>
+      </w:r>
+      <w:proofErr w:type="spellStart"/>
+      <w:r>
+        <w:t>Whisper</w:t>
+      </w:r>
+      <w:proofErr w:type="spellEnd"/>
+      <w:r>
+        <w:t xml:space="preserve"> преобразует аудиосигнал в мел-спектрограмму, которая подаётся на вход </w:t>
+      </w:r>
+      <w:proofErr w:type="spellStart"/>
+      <w:r>
+        <w:t>энкодеру</w:t>
+      </w:r>
+      <w:proofErr w:type="spellEnd"/>
+      <w:r>
+        <w:t xml:space="preserve">. </w:t>
+      </w:r>
+      <w:proofErr w:type="spellStart"/>
+      <w:r>
+        <w:t>Энкодер</w:t>
+      </w:r>
+      <w:proofErr w:type="spellEnd"/>
+      <w:r>
+        <w:t xml:space="preserve"> извлекает контекстуальные признаки, которые затем используются декодером для генерации текстовых токенов с учётом языковой модели. Кросс-внимание между декодером и </w:t>
+      </w:r>
+      <w:proofErr w:type="spellStart"/>
+      <w:r>
+        <w:t>энкодером</w:t>
+      </w:r>
+      <w:proofErr w:type="spellEnd"/>
+      <w:r>
+        <w:t xml:space="preserve"> позволяет модели «фокусироваться» на соответствующих участках аудио при генерации каждого слова. Общая схема работы </w:t>
+      </w:r>
+      <w:proofErr w:type="spellStart"/>
+      <w:r>
+        <w:t>Whisper</w:t>
+      </w:r>
+      <w:proofErr w:type="spellEnd"/>
+      <w:r>
+        <w:t xml:space="preserve"> представлена на рисунке </w:t>
       </w:r>
       <w:r>
         <w:rPr>
@@ -22407,9 +23953,19 @@
           <w:color w:val="000000" w:themeColor="text1"/>
           <w:lang w:eastAsia="en-US" w:bidi="he-IL"/>
         </w:rPr>
-        <w:t xml:space="preserve"> Общая схема Whisper</w:t>
+        <w:t xml:space="preserve"> Общая схема </w:t>
+      </w:r>
+      <w:proofErr w:type="spellStart"/>
+      <w:r>
+        <w:rPr>
+          <w:rFonts w:eastAsiaTheme="minorHAnsi"/>
+          <w:color w:val="000000" w:themeColor="text1"/>
+          <w:lang w:eastAsia="en-US" w:bidi="he-IL"/>
+        </w:rPr>
+        <w:t>Whisper</w:t>
       </w:r>
       <w:bookmarkEnd w:id="59"/>
+      <w:proofErr w:type="spellEnd"/>
     </w:p>
     <w:p>
       <w:pPr>
@@ -22510,15 +24066,44 @@
         <w:contextualSpacing/>
       </w:pPr>
       <w:r>
-        <w:t>Оптимизация инференса: faster-whisper</w:t>
-      </w:r>
+        <w:t xml:space="preserve">Оптимизация </w:t>
+      </w:r>
+      <w:proofErr w:type="spellStart"/>
+      <w:r>
+        <w:t>инференса</w:t>
+      </w:r>
+      <w:proofErr w:type="spellEnd"/>
+      <w:r>
+        <w:t xml:space="preserve">: </w:t>
+      </w:r>
+      <w:proofErr w:type="spellStart"/>
+      <w:r>
+        <w:t>faster-whisper</w:t>
+      </w:r>
+      <w:proofErr w:type="spellEnd"/>
     </w:p>
     <w:p>
       <w:pPr>
         <w:contextualSpacing/>
       </w:pPr>
       <w:r>
-        <w:t>Для ускорения работы в реальном времени используется библиотека faster-whisper, основанная на CTranslate2 – движке эффективного инференса трансформеров. Оптимизации включают:</w:t>
+        <w:t xml:space="preserve">Для ускорения работы в реальном времени используется библиотека </w:t>
+      </w:r>
+      <w:proofErr w:type="spellStart"/>
+      <w:r>
+        <w:t>faster-whisper</w:t>
+      </w:r>
+      <w:proofErr w:type="spellEnd"/>
+      <w:r>
+        <w:t xml:space="preserve">, основанная на CTranslate2 – движке эффективного </w:t>
+      </w:r>
+      <w:proofErr w:type="spellStart"/>
+      <w:r>
+        <w:t>инференса</w:t>
+      </w:r>
+      <w:proofErr w:type="spellEnd"/>
+      <w:r>
+        <w:t xml:space="preserve"> трансформеров. Оптимизации включают:</w:t>
       </w:r>
     </w:p>
     <w:p>
@@ -22542,7 +24127,15 @@
         </w:numPr>
       </w:pPr>
       <w:r>
-        <w:t>Пакетная обработка – одновременная обработка нескольких аудиочанков;</w:t>
+        <w:t xml:space="preserve">Пакетная обработка – одновременная обработка нескольких </w:t>
+      </w:r>
+      <w:proofErr w:type="spellStart"/>
+      <w:r>
+        <w:t>аудиочанков</w:t>
+      </w:r>
+      <w:proofErr w:type="spellEnd"/>
+      <w:r>
+        <w:t>;</w:t>
       </w:r>
     </w:p>
     <w:p>
@@ -22572,21 +24165,85 @@
     </w:p>
     <w:p>
       <w:r>
-        <w:t xml:space="preserve">В разработанном комплексе применяется предобученная модель DistilBERT — облегчённая версия трансформера BERT, оптимизированная для задач классификации текста. Модель содержит 66 миллионов параметров </w:t>
+        <w:t xml:space="preserve">В разработанном комплексе применяется </w:t>
+      </w:r>
+      <w:proofErr w:type="spellStart"/>
+      <w:r>
+        <w:t>предобученная</w:t>
+      </w:r>
+      <w:proofErr w:type="spellEnd"/>
+      <w:r>
+        <w:t xml:space="preserve"> модель </w:t>
+      </w:r>
+      <w:proofErr w:type="spellStart"/>
+      <w:r>
+        <w:t>DistilBERT</w:t>
+      </w:r>
+      <w:proofErr w:type="spellEnd"/>
+      <w:r>
+        <w:t xml:space="preserve"> — облегчённая версия трансформера BERT, оптимизированная для задач классификации текста. Модель содержит 66 миллионов параметров </w:t>
       </w:r>
       <w:r>
         <w:lastRenderedPageBreak/>
-        <w:t>(против 110 миллионов у исходной архитектуры), что обеспечивает более высокую скорость инференса при сохранении качества обработки контекста.</w:t>
-      </w:r>
-    </w:p>
-    <w:p>
-      <w:r>
-        <w:t>Процесс обработки текста включает три этапа. На первом этапе выполняется сегментация транскрибированного текста на предложения или отдельные реплики с последующей токенизацией. На втором этапе формируются контекстуальные представления токенов с использованием механизма self-attention. На третьем этапе каждой реплике присваивается метка тональности: позитивная, нейтральная или негативная.</w:t>
-      </w:r>
-    </w:p>
-    <w:p>
-      <w:r>
-        <w:t>Результаты анализа сохраняются в базе данных PostgreSQL в формате JSONB с привязкой к временным меткам и идентификатору спикера. Такая структура хранения позволяет при формировании итогового отчёта сопоставлять текстовую тональность с визуальными и акустическими признаками, реализуя подход мультимодального позднего слияния (late fusion).</w:t>
+        <w:t xml:space="preserve">(против 110 миллионов у исходной архитектуры), что обеспечивает более высокую скорость </w:t>
+      </w:r>
+      <w:proofErr w:type="spellStart"/>
+      <w:r>
+        <w:t>инференса</w:t>
+      </w:r>
+      <w:proofErr w:type="spellEnd"/>
+      <w:r>
+        <w:t xml:space="preserve"> при сохранении качества обработки контекста.</w:t>
+      </w:r>
+    </w:p>
+    <w:p>
+      <w:r>
+        <w:t xml:space="preserve">Процесс обработки текста включает три этапа. На первом этапе выполняется сегментация транскрибированного текста на предложения или отдельные реплики с последующей </w:t>
+      </w:r>
+      <w:proofErr w:type="spellStart"/>
+      <w:r>
+        <w:t>токенизацией</w:t>
+      </w:r>
+      <w:proofErr w:type="spellEnd"/>
+      <w:r>
+        <w:t xml:space="preserve">. На втором этапе формируются контекстуальные представления токенов с использованием механизма </w:t>
+      </w:r>
+      <w:proofErr w:type="spellStart"/>
+      <w:r>
+        <w:t>self-attention</w:t>
+      </w:r>
+      <w:proofErr w:type="spellEnd"/>
+      <w:r>
+        <w:t>. На третьем этапе каждой реплике присваивается метка тональности: позитивная, нейтральная или негативная.</w:t>
+      </w:r>
+    </w:p>
+    <w:p>
+      <w:r>
+        <w:t xml:space="preserve">Результаты анализа сохраняются в базе данных </w:t>
+      </w:r>
+      <w:proofErr w:type="spellStart"/>
+      <w:r>
+        <w:t>PostgreSQL</w:t>
+      </w:r>
+      <w:proofErr w:type="spellEnd"/>
+      <w:r>
+        <w:t xml:space="preserve"> в формате JSONB с привязкой к временным меткам и идентификатору спикера. Такая структура хранения позволяет при формировании итогового отчёта сопоставлять текстовую тональность с визуальными и акустическими признаками, реализуя подход мультимодального позднего слияния (</w:t>
+      </w:r>
+      <w:proofErr w:type="spellStart"/>
+      <w:r>
+        <w:t>late</w:t>
+      </w:r>
+      <w:proofErr w:type="spellEnd"/>
+      <w:r>
+        <w:t xml:space="preserve"> </w:t>
+      </w:r>
+      <w:proofErr w:type="spellStart"/>
+      <w:r>
+        <w:t>fusion</w:t>
+      </w:r>
+      <w:proofErr w:type="spellEnd"/>
+      <w:r>
+        <w:t>).</w:t>
       </w:r>
     </w:p>
     <w:p>
@@ -22602,7 +24259,31 @@
         <w:contextualSpacing/>
       </w:pPr>
       <w:r>
-        <w:t>Агрегация итогов встречи реализована в модуле отчётности. На текущем этапе применяется эвристический подход late fusion (позднее слияние): статистика эмоций, таймлайны активности, ключевые фразы из транскрипта и метрики вовлечённости объединяются по временным окнам.</w:t>
+        <w:t xml:space="preserve">Агрегация итогов встречи реализована в модуле отчётности. На текущем этапе применяется эвристический подход </w:t>
+      </w:r>
+      <w:proofErr w:type="spellStart"/>
+      <w:r>
+        <w:t>late</w:t>
+      </w:r>
+      <w:proofErr w:type="spellEnd"/>
+      <w:r>
+        <w:t xml:space="preserve"> </w:t>
+      </w:r>
+      <w:proofErr w:type="spellStart"/>
+      <w:r>
+        <w:t>fusion</w:t>
+      </w:r>
+      <w:proofErr w:type="spellEnd"/>
+      <w:r>
+        <w:t xml:space="preserve"> (позднее слияние): статистика эмоций, </w:t>
+      </w:r>
+      <w:proofErr w:type="spellStart"/>
+      <w:r>
+        <w:t>таймлайны</w:t>
+      </w:r>
+      <w:proofErr w:type="spellEnd"/>
+      <w:r>
+        <w:t xml:space="preserve"> активности, ключевые фразы из транскрипта и метрики вовлечённости объединяются по временным окнам.</w:t>
       </w:r>
     </w:p>
     <w:p>
@@ -22621,8 +24302,37 @@
           <w:numId w:val="4"/>
         </w:numPr>
       </w:pPr>
-      <w:r>
-        <w:t>Meeting summary – сводка по встрече: распределение эмоций (доли событий по категориям), текстовые highlights (ключевые моменты), рейтинг вовлечённости участников, покрытие (coverage) – доля времени, когда были доступны данные;</w:t>
+      <w:proofErr w:type="spellStart"/>
+      <w:r>
+        <w:t>Meeting</w:t>
+      </w:r>
+      <w:proofErr w:type="spellEnd"/>
+      <w:r>
+        <w:t xml:space="preserve"> </w:t>
+      </w:r>
+      <w:proofErr w:type="spellStart"/>
+      <w:r>
+        <w:t>summary</w:t>
+      </w:r>
+      <w:proofErr w:type="spellEnd"/>
+      <w:r>
+        <w:t xml:space="preserve"> – сводка по встрече: распределение эмоций (доли событий по категориям), текстовые </w:t>
+      </w:r>
+      <w:proofErr w:type="spellStart"/>
+      <w:r>
+        <w:t>highlights</w:t>
+      </w:r>
+      <w:proofErr w:type="spellEnd"/>
+      <w:r>
+        <w:t xml:space="preserve"> (ключевые моменты), рейтинг вовлечённости участников, покрытие (</w:t>
+      </w:r>
+      <w:proofErr w:type="spellStart"/>
+      <w:r>
+        <w:t>coverage</w:t>
+      </w:r>
+      <w:proofErr w:type="spellEnd"/>
+      <w:r>
+        <w:t>) – доля времени, когда были доступны данные;</w:t>
       </w:r>
     </w:p>
     <w:p>
@@ -22633,8 +24343,21 @@
           <w:numId w:val="4"/>
         </w:numPr>
       </w:pPr>
-      <w:r>
-        <w:t>Participant tiles – карточки участников с индивидуальной статистикой;</w:t>
+      <w:proofErr w:type="spellStart"/>
+      <w:r>
+        <w:t>Participant</w:t>
+      </w:r>
+      <w:proofErr w:type="spellEnd"/>
+      <w:r>
+        <w:t xml:space="preserve"> </w:t>
+      </w:r>
+      <w:proofErr w:type="spellStart"/>
+      <w:r>
+        <w:t>tiles</w:t>
+      </w:r>
+      <w:proofErr w:type="spellEnd"/>
+      <w:r>
+        <w:t xml:space="preserve"> – карточки участников с индивидуальной статистикой;</w:t>
       </w:r>
     </w:p>
     <w:p>
@@ -22645,8 +24368,13 @@
           <w:numId w:val="4"/>
         </w:numPr>
       </w:pPr>
-      <w:r>
-        <w:t>Timelines – временные шкалы изменения эмоций и активности;</w:t>
+      <w:proofErr w:type="spellStart"/>
+      <w:r>
+        <w:t>Timelines</w:t>
+      </w:r>
+      <w:proofErr w:type="spellEnd"/>
+      <w:r>
+        <w:t xml:space="preserve"> – временные шкалы изменения эмоций и активности;</w:t>
       </w:r>
     </w:p>
     <w:p>
@@ -22658,7 +24386,31 @@
         </w:numPr>
       </w:pPr>
       <w:r>
-        <w:t>Face tracking summary – сводка по трекингу лиц (при наличии данных от MediaPipe);</w:t>
+        <w:t xml:space="preserve">Face </w:t>
+      </w:r>
+      <w:proofErr w:type="spellStart"/>
+      <w:r>
+        <w:t>tracking</w:t>
+      </w:r>
+      <w:proofErr w:type="spellEnd"/>
+      <w:r>
+        <w:t xml:space="preserve"> </w:t>
+      </w:r>
+      <w:proofErr w:type="spellStart"/>
+      <w:r>
+        <w:t>summary</w:t>
+      </w:r>
+      <w:proofErr w:type="spellEnd"/>
+      <w:r>
+        <w:t xml:space="preserve"> – сводка по трекингу лиц (при наличии данных от </w:t>
+      </w:r>
+      <w:proofErr w:type="spellStart"/>
+      <w:r>
+        <w:t>MediaPipe</w:t>
+      </w:r>
+      <w:proofErr w:type="spellEnd"/>
+      <w:r>
+        <w:t>);</w:t>
       </w:r>
     </w:p>
     <w:p>
@@ -22669,8 +24421,13 @@
           <w:numId w:val="4"/>
         </w:numPr>
       </w:pPr>
-      <w:r>
-        <w:t>Observations – наблюдения и рекомендации.</w:t>
+      <w:proofErr w:type="spellStart"/>
+      <w:r>
+        <w:t>Observations</w:t>
+      </w:r>
+      <w:proofErr w:type="spellEnd"/>
+      <w:r>
+        <w:t xml:space="preserve"> – наблюдения и рекомендации.</w:t>
       </w:r>
     </w:p>
     <w:p>
@@ -22706,7 +24463,15 @@
         <w:contextualSpacing/>
       </w:pPr>
       <w:r>
-        <w:t>В качестве СУБД выбрана PostgreSQL. Схема данных управляется через файловые миграции. Ключевые таблицы:</w:t>
+        <w:t xml:space="preserve">В качестве СУБД выбрана </w:t>
+      </w:r>
+      <w:proofErr w:type="spellStart"/>
+      <w:r>
+        <w:t>PostgreSQL</w:t>
+      </w:r>
+      <w:proofErr w:type="spellEnd"/>
+      <w:r>
+        <w:t>. Схема данных управляется через файловые миграции. Ключевые таблицы:</w:t>
       </w:r>
     </w:p>
     <w:p>
@@ -22796,7 +24561,31 @@
         <w:contextualSpacing/>
       </w:pPr>
       <w:r>
-        <w:t>Интеграция модулей системы реализуется за счёт согласованных контрактов обмена данными и оркестрации сервисов с использованием Docker Compose. Полный цикл работы системы включает следующие этапы.</w:t>
+        <w:t xml:space="preserve">Интеграция модулей системы реализуется за счёт согласованных контрактов обмена данными и </w:t>
+      </w:r>
+      <w:proofErr w:type="spellStart"/>
+      <w:r>
+        <w:t>оркестрации</w:t>
+      </w:r>
+      <w:proofErr w:type="spellEnd"/>
+      <w:r>
+        <w:t xml:space="preserve"> сервисов с использованием </w:t>
+      </w:r>
+      <w:proofErr w:type="spellStart"/>
+      <w:r>
+        <w:t>Docker</w:t>
+      </w:r>
+      <w:proofErr w:type="spellEnd"/>
+      <w:r>
+        <w:t xml:space="preserve"> </w:t>
+      </w:r>
+      <w:proofErr w:type="spellStart"/>
+      <w:r>
+        <w:t>Compose</w:t>
+      </w:r>
+      <w:proofErr w:type="spellEnd"/>
+      <w:r>
+        <w:t>. Полный цикл работы системы включает следующие этапы.</w:t>
       </w:r>
     </w:p>
     <w:p>
@@ -22813,7 +24602,15 @@
       </w:pPr>
       <w:r>
         <w:lastRenderedPageBreak/>
-        <w:t>Клиентское приложение устанавливает WebSocket-соединение, отправляет событие о подключении и инициирует захват аудиопотока и периодическую передачу видеокадров.</w:t>
+        <w:t xml:space="preserve">Клиентское приложение устанавливает </w:t>
+      </w:r>
+      <w:proofErr w:type="spellStart"/>
+      <w:r>
+        <w:t>WebSocket</w:t>
+      </w:r>
+      <w:proofErr w:type="spellEnd"/>
+      <w:r>
+        <w:t>-соединение, отправляет событие о подключении и инициирует захват аудиопотока и периодическую передачу видеокадров.</w:t>
       </w:r>
     </w:p>
     <w:p>
@@ -22821,7 +24618,15 @@
         <w:contextualSpacing/>
       </w:pPr>
       <w:r>
-        <w:t>Серверная часть маршрутизирует поступающие медиаданные в AI-шлюз. В шлюзе параллельно выполняется обработка видеокадров (детекция лиц и классификация эмоций) и передача аудиоданных в сервис распознавания речи.</w:t>
+        <w:t xml:space="preserve">Серверная часть маршрутизирует поступающие </w:t>
+      </w:r>
+      <w:proofErr w:type="spellStart"/>
+      <w:r>
+        <w:t>медиаданные</w:t>
+      </w:r>
+      <w:proofErr w:type="spellEnd"/>
+      <w:r>
+        <w:t xml:space="preserve"> в AI-шлюз. В шлюзе параллельно выполняется обработка видеокадров (детекция лиц и классификация эмоций) и передача аудиоданных в сервис распознавания речи.</w:t>
       </w:r>
     </w:p>
     <w:p>
@@ -22829,7 +24634,15 @@
         <w:contextualSpacing/>
       </w:pPr>
       <w:r>
-        <w:t>Результаты анализа возвращаются на сервер, сохраняются в базе данных PostgreSQL и транслируются клиентам в режиме реального времени.</w:t>
+        <w:t xml:space="preserve">Результаты анализа возвращаются на сервер, сохраняются в базе данных </w:t>
+      </w:r>
+      <w:proofErr w:type="spellStart"/>
+      <w:r>
+        <w:t>PostgreSQL</w:t>
+      </w:r>
+      <w:proofErr w:type="spellEnd"/>
+      <w:r>
+        <w:t xml:space="preserve"> и транслируются клиентам в режиме реального времени.</w:t>
       </w:r>
     </w:p>
     <w:p>
@@ -22845,7 +24658,23 @@
         <w:contextualSpacing/>
       </w:pPr>
       <w:r>
-        <w:t>Процесс разработки и развёртывания автоматизирован с использованием CI/CD-пайплайна, включающего статический анализ кода, выполнение модульных тестов и сборку Docker-образов. Такой подход обеспечивает воспроизводимость среды и позволяет выявлять регрессионные ошибки на ранних этапах.</w:t>
+        <w:t>Процесс разработки и развёртывания автоматизирован с использованием CI/CD-</w:t>
+      </w:r>
+      <w:proofErr w:type="spellStart"/>
+      <w:r>
+        <w:t>пайплайна</w:t>
+      </w:r>
+      <w:proofErr w:type="spellEnd"/>
+      <w:r>
+        <w:t xml:space="preserve">, включающего статический анализ кода, выполнение модульных тестов и сборку </w:t>
+      </w:r>
+      <w:proofErr w:type="spellStart"/>
+      <w:r>
+        <w:t>Docker</w:t>
+      </w:r>
+      <w:proofErr w:type="spellEnd"/>
+      <w:r>
+        <w:t>-образов. Такой подход обеспечивает воспроизводимость среды и позволяет выявлять регрессионные ошибки на ранних этапах.</w:t>
       </w:r>
     </w:p>
     <w:p>
@@ -22853,7 +24682,15 @@
         <w:contextualSpacing/>
       </w:pPr>
       <w:r>
-        <w:t>Система была протестирована на ключевых сценариях использования, включая безопасную авторизацию, обмен медиаданными с минимальной задержкой, мультимодальный анализ в реальном времени и формирование структурированных отчётов.</w:t>
+        <w:t xml:space="preserve">Система была протестирована на ключевых сценариях использования, включая безопасную авторизацию, обмен </w:t>
+      </w:r>
+      <w:proofErr w:type="spellStart"/>
+      <w:r>
+        <w:t>медиаданными</w:t>
+      </w:r>
+      <w:proofErr w:type="spellEnd"/>
+      <w:r>
+        <w:t xml:space="preserve"> с минимальной задержкой, мультимодальный анализ в реальном времени и формирование структурированных отчётов.</w:t>
       </w:r>
     </w:p>
     <w:p>
@@ -22861,7 +24698,15 @@
         <w:contextualSpacing/>
       </w:pPr>
       <w:r>
-        <w:t>Модульная архитектура системы обеспечивает возможность дальнейшего развития, включая замену эвристических алгоритмов агрегации на обучаемые модели, расширение набора аналитических метрик и добавление функции записи видеовстреч без изменения базовой архитектуры.</w:t>
+        <w:t xml:space="preserve">Модульная архитектура системы обеспечивает возможность дальнейшего развития, включая замену эвристических алгоритмов агрегации на обучаемые модели, расширение набора аналитических метрик и добавление функции записи </w:t>
+      </w:r>
+      <w:proofErr w:type="spellStart"/>
+      <w:r>
+        <w:t>видеовстреч</w:t>
+      </w:r>
+      <w:proofErr w:type="spellEnd"/>
+      <w:r>
+        <w:t xml:space="preserve"> без изменения базовой архитектуры.</w:t>
       </w:r>
     </w:p>
     <w:p>
@@ -22954,7 +24799,39 @@
           <w:rFonts w:cs="Times New Roman"/>
           <w:lang w:bidi="ru-RU"/>
         </w:rPr>
-        <w:t>спроектирована и реализована клиент-серверная архитектура системы, обеспечивающая обмен медиаданными в режиме реального времени с использованием протокола WebSocket;</w:t>
+        <w:t xml:space="preserve">спроектирована и реализована клиент-серверная архитектура системы, обеспечивающая обмен </w:t>
+      </w:r>
+      <w:proofErr w:type="spellStart"/>
+      <w:r>
+        <w:rPr>
+          <w:rFonts w:cs="Times New Roman"/>
+          <w:lang w:bidi="ru-RU"/>
+        </w:rPr>
+        <w:t>медиаданными</w:t>
+      </w:r>
+      <w:proofErr w:type="spellEnd"/>
+      <w:r>
+        <w:rPr>
+          <w:rFonts w:cs="Times New Roman"/>
+          <w:lang w:bidi="ru-RU"/>
+        </w:rPr>
+        <w:t xml:space="preserve"> в режиме реального времени с использованием протокола </w:t>
+      </w:r>
+      <w:proofErr w:type="spellStart"/>
+      <w:r>
+        <w:rPr>
+          <w:rFonts w:cs="Times New Roman"/>
+          <w:lang w:bidi="ru-RU"/>
+        </w:rPr>
+        <w:t>WebSocket</w:t>
+      </w:r>
+      <w:proofErr w:type="spellEnd"/>
+      <w:r>
+        <w:rPr>
+          <w:rFonts w:cs="Times New Roman"/>
+          <w:lang w:bidi="ru-RU"/>
+        </w:rPr>
+        <w:t>;</w:t>
       </w:r>
     </w:p>
     <w:p>
@@ -22974,7 +24851,23 @@
           <w:rFonts w:cs="Times New Roman"/>
           <w:lang w:bidi="ru-RU"/>
         </w:rPr>
-        <w:t>разработан модуль аутентификации пользователей с применением токенов JWT, алгоритма хеширования bcrypt и механизмов защиты от подбора учётных данных;</w:t>
+        <w:t xml:space="preserve">разработан модуль аутентификации пользователей с применением токенов JWT, алгоритма хеширования </w:t>
+      </w:r>
+      <w:proofErr w:type="spellStart"/>
+      <w:r>
+        <w:rPr>
+          <w:rFonts w:cs="Times New Roman"/>
+          <w:lang w:bidi="ru-RU"/>
+        </w:rPr>
+        <w:t>bcrypt</w:t>
+      </w:r>
+      <w:proofErr w:type="spellEnd"/>
+      <w:r>
+        <w:rPr>
+          <w:rFonts w:cs="Times New Roman"/>
+          <w:lang w:bidi="ru-RU"/>
+        </w:rPr>
+        <w:t xml:space="preserve"> и механизмов защиты от подбора учётных данных;</w:t>
       </w:r>
     </w:p>
     <w:p>
@@ -23014,7 +24907,71 @@
           <w:rFonts w:cs="Times New Roman"/>
           <w:lang w:bidi="ru-RU"/>
         </w:rPr>
-        <w:t>интегрированы нейросетевые модели для детекции лиц и классификации базовых эмоциональных состояний (DeepFace, MediaPipe Face Landmarker), а также для автоматического распознавания речи (faster-whisper);</w:t>
+        <w:t>интегрированы нейросетевые модели для детекции лиц и классификации базовых эмоциональных состояний (</w:t>
+      </w:r>
+      <w:proofErr w:type="spellStart"/>
+      <w:r>
+        <w:rPr>
+          <w:rFonts w:cs="Times New Roman"/>
+          <w:lang w:bidi="ru-RU"/>
+        </w:rPr>
+        <w:t>DeepFace</w:t>
+      </w:r>
+      <w:proofErr w:type="spellEnd"/>
+      <w:r>
+        <w:rPr>
+          <w:rFonts w:cs="Times New Roman"/>
+          <w:lang w:bidi="ru-RU"/>
+        </w:rPr>
+        <w:t xml:space="preserve">, </w:t>
+      </w:r>
+      <w:proofErr w:type="spellStart"/>
+      <w:r>
+        <w:rPr>
+          <w:rFonts w:cs="Times New Roman"/>
+          <w:lang w:bidi="ru-RU"/>
+        </w:rPr>
+        <w:t>MediaPipe</w:t>
+      </w:r>
+      <w:proofErr w:type="spellEnd"/>
+      <w:r>
+        <w:rPr>
+          <w:rFonts w:cs="Times New Roman"/>
+          <w:lang w:bidi="ru-RU"/>
+        </w:rPr>
+        <w:t xml:space="preserve"> Face </w:t>
+      </w:r>
+      <w:proofErr w:type="spellStart"/>
+      <w:r>
+        <w:rPr>
+          <w:rFonts w:cs="Times New Roman"/>
+          <w:lang w:bidi="ru-RU"/>
+        </w:rPr>
+        <w:t>Landmarker</w:t>
+      </w:r>
+      <w:proofErr w:type="spellEnd"/>
+      <w:r>
+        <w:rPr>
+          <w:rFonts w:cs="Times New Roman"/>
+          <w:lang w:bidi="ru-RU"/>
+        </w:rPr>
+        <w:t>), а также для автоматического распознавания речи (</w:t>
+      </w:r>
+      <w:proofErr w:type="spellStart"/>
+      <w:r>
+        <w:rPr>
+          <w:rFonts w:cs="Times New Roman"/>
+          <w:lang w:bidi="ru-RU"/>
+        </w:rPr>
+        <w:t>faster-whisper</w:t>
+      </w:r>
+      <w:proofErr w:type="spellEnd"/>
+      <w:r>
+        <w:rPr>
+          <w:rFonts w:cs="Times New Roman"/>
+          <w:lang w:bidi="ru-RU"/>
+        </w:rPr>
+        <w:t>);</w:t>
       </w:r>
     </w:p>
     <w:p>
@@ -23054,7 +25011,39 @@
           <w:rFonts w:cs="Times New Roman"/>
           <w:lang w:bidi="ru-RU"/>
         </w:rPr>
-        <w:t>реализован эвристический механизм формирования аналитических отчётов (late fusion), обеспечивающий агрегацию статистики эмоциональных состояний, временных меток активности и ключевых фрагментов транскрипции.</w:t>
+        <w:t>реализован эвристический механизм формирования аналитических отчётов (</w:t>
+      </w:r>
+      <w:proofErr w:type="spellStart"/>
+      <w:r>
+        <w:rPr>
+          <w:rFonts w:cs="Times New Roman"/>
+          <w:lang w:bidi="ru-RU"/>
+        </w:rPr>
+        <w:t>late</w:t>
+      </w:r>
+      <w:proofErr w:type="spellEnd"/>
+      <w:r>
+        <w:rPr>
+          <w:rFonts w:cs="Times New Roman"/>
+          <w:lang w:bidi="ru-RU"/>
+        </w:rPr>
+        <w:t xml:space="preserve"> </w:t>
+      </w:r>
+      <w:proofErr w:type="spellStart"/>
+      <w:r>
+        <w:rPr>
+          <w:rFonts w:cs="Times New Roman"/>
+          <w:lang w:bidi="ru-RU"/>
+        </w:rPr>
+        <w:t>fusion</w:t>
+      </w:r>
+      <w:proofErr w:type="spellEnd"/>
+      <w:r>
+        <w:rPr>
+          <w:rFonts w:cs="Times New Roman"/>
+          <w:lang w:bidi="ru-RU"/>
+        </w:rPr>
+        <w:t>), обеспечивающий агрегацию статистики эмоциональных состояний, временных меток активности и ключевых фрагментов транскрипции.</w:t>
       </w:r>
     </w:p>
     <w:p>
@@ -23257,7 +25246,21 @@
         <w:rPr>
           <w:lang w:bidi="ru-RU"/>
         </w:rPr>
-        <w:t>Реализован серверный модуль управления сессиями на языке Go с поддержкой REST API и WebSocket-коммуникации.</w:t>
+        <w:t xml:space="preserve">Реализован серверный модуль управления сессиями на языке Go с поддержкой REST API и </w:t>
+      </w:r>
+      <w:proofErr w:type="spellStart"/>
+      <w:r>
+        <w:rPr>
+          <w:lang w:bidi="ru-RU"/>
+        </w:rPr>
+        <w:t>WebSocket</w:t>
+      </w:r>
+      <w:proofErr w:type="spellEnd"/>
+      <w:r>
+        <w:rPr>
+          <w:lang w:bidi="ru-RU"/>
+        </w:rPr>
+        <w:t>-коммуникации.</w:t>
       </w:r>
     </w:p>
     <w:p>
@@ -23275,7 +25278,35 @@
         <w:rPr>
           <w:lang w:bidi="ru-RU"/>
         </w:rPr>
-        <w:t>Разработан пользовательский интерфейс на базе React и TypeScript, обеспечивающий проведение видеоконференций и визуализацию аналитических данных.</w:t>
+        <w:t xml:space="preserve">Разработан пользовательский интерфейс на базе </w:t>
+      </w:r>
+      <w:proofErr w:type="spellStart"/>
+      <w:r>
+        <w:rPr>
+          <w:lang w:bidi="ru-RU"/>
+        </w:rPr>
+        <w:t>React</w:t>
+      </w:r>
+      <w:proofErr w:type="spellEnd"/>
+      <w:r>
+        <w:rPr>
+          <w:lang w:bidi="ru-RU"/>
+        </w:rPr>
+        <w:t xml:space="preserve"> и </w:t>
+      </w:r>
+      <w:proofErr w:type="spellStart"/>
+      <w:r>
+        <w:rPr>
+          <w:lang w:bidi="ru-RU"/>
+        </w:rPr>
+        <w:t>TypeScript</w:t>
+      </w:r>
+      <w:proofErr w:type="spellEnd"/>
+      <w:r>
+        <w:rPr>
+          <w:lang w:bidi="ru-RU"/>
+        </w:rPr>
+        <w:t>, обеспечивающий проведение видеоконференций и визуализацию аналитических данных.</w:t>
       </w:r>
     </w:p>
     <w:p>
@@ -23293,7 +25324,63 @@
         <w:rPr>
           <w:lang w:bidi="ru-RU"/>
         </w:rPr>
-        <w:t>Реализованы модули искусственного интеллекта для анализа выражений лица (DeepFace, MediaPipe) и распознавания речи (Whisper / faster-whisper).</w:t>
+        <w:t>Реализованы модули искусственного интеллекта для анализа выражений лица (</w:t>
+      </w:r>
+      <w:proofErr w:type="spellStart"/>
+      <w:r>
+        <w:rPr>
+          <w:lang w:bidi="ru-RU"/>
+        </w:rPr>
+        <w:t>DeepFace</w:t>
+      </w:r>
+      <w:proofErr w:type="spellEnd"/>
+      <w:r>
+        <w:rPr>
+          <w:lang w:bidi="ru-RU"/>
+        </w:rPr>
+        <w:t xml:space="preserve">, </w:t>
+      </w:r>
+      <w:proofErr w:type="spellStart"/>
+      <w:r>
+        <w:rPr>
+          <w:lang w:bidi="ru-RU"/>
+        </w:rPr>
+        <w:t>MediaPipe</w:t>
+      </w:r>
+      <w:proofErr w:type="spellEnd"/>
+      <w:r>
+        <w:rPr>
+          <w:lang w:bidi="ru-RU"/>
+        </w:rPr>
+        <w:t>) и распознавания речи (</w:t>
+      </w:r>
+      <w:proofErr w:type="spellStart"/>
+      <w:r>
+        <w:rPr>
+          <w:lang w:bidi="ru-RU"/>
+        </w:rPr>
+        <w:t>Whisper</w:t>
+      </w:r>
+      <w:proofErr w:type="spellEnd"/>
+      <w:r>
+        <w:rPr>
+          <w:lang w:bidi="ru-RU"/>
+        </w:rPr>
+        <w:t xml:space="preserve"> / </w:t>
+      </w:r>
+      <w:proofErr w:type="spellStart"/>
+      <w:r>
+        <w:rPr>
+          <w:lang w:bidi="ru-RU"/>
+        </w:rPr>
+        <w:t>faster-whisper</w:t>
+      </w:r>
+      <w:proofErr w:type="spellEnd"/>
+      <w:r>
+        <w:rPr>
+          <w:lang w:bidi="ru-RU"/>
+        </w:rPr>
+        <w:t>).</w:t>
       </w:r>
     </w:p>
     <w:p>
@@ -23311,7 +25398,21 @@
         <w:rPr>
           <w:lang w:bidi="ru-RU"/>
         </w:rPr>
-        <w:t>Спроектирован и реализован механизм хранения мультимодальных данных в СУБД PostgreSQL с использованием формата JSONB.</w:t>
+        <w:t xml:space="preserve">Спроектирован и реализован механизм хранения мультимодальных данных в СУБД </w:t>
+      </w:r>
+      <w:proofErr w:type="spellStart"/>
+      <w:r>
+        <w:rPr>
+          <w:lang w:bidi="ru-RU"/>
+        </w:rPr>
+        <w:t>PostgreSQL</w:t>
+      </w:r>
+      <w:proofErr w:type="spellEnd"/>
+      <w:r>
+        <w:rPr>
+          <w:lang w:bidi="ru-RU"/>
+        </w:rPr>
+        <w:t xml:space="preserve"> с использованием формата JSONB.</w:t>
       </w:r>
     </w:p>
     <w:p>
@@ -23329,7 +25430,35 @@
         <w:rPr>
           <w:lang w:bidi="ru-RU"/>
         </w:rPr>
-        <w:t>Разработан модуль формирования аналитических отчётов на основе эвристического объединения (late fusion) признаков.</w:t>
+        <w:t>Разработан модуль формирования аналитических отчётов на основе эвристического объединения (</w:t>
+      </w:r>
+      <w:proofErr w:type="spellStart"/>
+      <w:r>
+        <w:rPr>
+          <w:lang w:bidi="ru-RU"/>
+        </w:rPr>
+        <w:t>late</w:t>
+      </w:r>
+      <w:proofErr w:type="spellEnd"/>
+      <w:r>
+        <w:rPr>
+          <w:lang w:bidi="ru-RU"/>
+        </w:rPr>
+        <w:t xml:space="preserve"> </w:t>
+      </w:r>
+      <w:proofErr w:type="spellStart"/>
+      <w:r>
+        <w:rPr>
+          <w:lang w:bidi="ru-RU"/>
+        </w:rPr>
+        <w:t>fusion</w:t>
+      </w:r>
+      <w:proofErr w:type="spellEnd"/>
+      <w:r>
+        <w:rPr>
+          <w:lang w:bidi="ru-RU"/>
+        </w:rPr>
+        <w:t>) признаков.</w:t>
       </w:r>
     </w:p>
     <w:p>
@@ -23348,7 +25477,35 @@
           <w:lang w:bidi="ru-RU"/>
         </w:rPr>
         <w:lastRenderedPageBreak/>
-        <w:t>Обеспечена интеграция всех компонентов системы с использованием Docker Compose и проведено комплексное тестирование основных сценариев работы.</w:t>
+        <w:t xml:space="preserve">Обеспечена интеграция всех компонентов системы с использованием </w:t>
+      </w:r>
+      <w:proofErr w:type="spellStart"/>
+      <w:r>
+        <w:rPr>
+          <w:lang w:bidi="ru-RU"/>
+        </w:rPr>
+        <w:t>Docker</w:t>
+      </w:r>
+      <w:proofErr w:type="spellEnd"/>
+      <w:r>
+        <w:rPr>
+          <w:lang w:bidi="ru-RU"/>
+        </w:rPr>
+        <w:t xml:space="preserve"> </w:t>
+      </w:r>
+      <w:proofErr w:type="spellStart"/>
+      <w:r>
+        <w:rPr>
+          <w:lang w:bidi="ru-RU"/>
+        </w:rPr>
+        <w:t>Compose</w:t>
+      </w:r>
+      <w:proofErr w:type="spellEnd"/>
+      <w:r>
+        <w:rPr>
+          <w:lang w:bidi="ru-RU"/>
+        </w:rPr>
+        <w:t xml:space="preserve"> и проведено комплексное тестирование основных сценариев работы.</w:t>
       </w:r>
     </w:p>
     <w:p>
@@ -23390,7 +25547,35 @@
         <w:rPr>
           <w:lang w:bidi="ru-RU"/>
         </w:rPr>
-        <w:t>Перспективы дальнейшего развития проекта включают замену эвристического механизма формирования отчётов на нейросетевую модель агрегации признаков, оптимизацию потоковой транскрибации речи (streaming ASR), реализацию функции записи и последующего анализа видеоконференций, а также расширение аналитических метрик за счёт интеграции с корпоративными HRM-системами и инструментами управления проектами.</w:t>
+        <w:t xml:space="preserve">Перспективы дальнейшего развития проекта включают замену эвристического механизма формирования отчётов на нейросетевую модель агрегации признаков, оптимизацию потоковой </w:t>
+      </w:r>
+      <w:proofErr w:type="spellStart"/>
+      <w:r>
+        <w:rPr>
+          <w:lang w:bidi="ru-RU"/>
+        </w:rPr>
+        <w:t>транскрибации</w:t>
+      </w:r>
+      <w:proofErr w:type="spellEnd"/>
+      <w:r>
+        <w:rPr>
+          <w:lang w:bidi="ru-RU"/>
+        </w:rPr>
+        <w:t xml:space="preserve"> речи (</w:t>
+      </w:r>
+      <w:proofErr w:type="spellStart"/>
+      <w:r>
+        <w:rPr>
+          <w:lang w:bidi="ru-RU"/>
+        </w:rPr>
+        <w:t>streaming</w:t>
+      </w:r>
+      <w:proofErr w:type="spellEnd"/>
+      <w:r>
+        <w:rPr>
+          <w:lang w:bidi="ru-RU"/>
+        </w:rPr>
+        <w:t xml:space="preserve"> ASR), реализацию функции записи и последующего анализа видеоконференций, а также расширение аналитических метрик за счёт интеграции с корпоративными HRM-системами и инструментами управления проектами.</w:t>
       </w:r>
     </w:p>
     <w:p>
@@ -23450,7 +25635,23 @@
           <w:rFonts w:cs="Times New Roman"/>
           <w:lang w:val="en-US" w:bidi="ru-RU"/>
         </w:rPr>
-        <w:t>Goodfellow I., Bengio Y., Courville A. Deep Learning. – Cambridge : MIT Press, 2016. – 800 p. – ISBN 978-0-262-03561-3.</w:t>
+        <w:t xml:space="preserve">Goodfellow I., Bengio Y., Courville A. Deep Learning. – </w:t>
+      </w:r>
+      <w:proofErr w:type="gramStart"/>
+      <w:r>
+        <w:rPr>
+          <w:rFonts w:cs="Times New Roman"/>
+          <w:lang w:val="en-US" w:bidi="ru-RU"/>
+        </w:rPr>
+        <w:t>Cambridge :</w:t>
+      </w:r>
+      <w:proofErr w:type="gramEnd"/>
+      <w:r>
+        <w:rPr>
+          <w:rFonts w:cs="Times New Roman"/>
+          <w:lang w:val="en-US" w:bidi="ru-RU"/>
+        </w:rPr>
+        <w:t xml:space="preserve"> MIT Press, 2016. – 800 p. – ISBN 978-0-262-03561-3.</w:t>
       </w:r>
       <w:bookmarkEnd w:id="71"/>
     </w:p>
@@ -23466,12 +25667,53 @@
           <w:lang w:val="en-US" w:bidi="ru-RU"/>
         </w:rPr>
       </w:pPr>
+      <w:proofErr w:type="spellStart"/>
       <w:r>
         <w:rPr>
           <w:rFonts w:cs="Times New Roman"/>
           <w:lang w:val="en-US" w:bidi="ru-RU"/>
         </w:rPr>
-        <w:t>Bradski G., Kaehler A. Learning OpenCV: Computer Vision with the OpenCV Library. – Sebastopol : O’Reilly Media, 2008. – 555 p. – ISBN 978-0-596-51613-0.</w:t>
+        <w:t>Bradski</w:t>
+      </w:r>
+      <w:proofErr w:type="spellEnd"/>
+      <w:r>
+        <w:rPr>
+          <w:rFonts w:cs="Times New Roman"/>
+          <w:lang w:val="en-US" w:bidi="ru-RU"/>
+        </w:rPr>
+        <w:t xml:space="preserve"> G., </w:t>
+      </w:r>
+      <w:proofErr w:type="spellStart"/>
+      <w:r>
+        <w:rPr>
+          <w:rFonts w:cs="Times New Roman"/>
+          <w:lang w:val="en-US" w:bidi="ru-RU"/>
+        </w:rPr>
+        <w:t>Kaehler</w:t>
+      </w:r>
+      <w:proofErr w:type="spellEnd"/>
+      <w:r>
+        <w:rPr>
+          <w:rFonts w:cs="Times New Roman"/>
+          <w:lang w:val="en-US" w:bidi="ru-RU"/>
+        </w:rPr>
+        <w:t xml:space="preserve"> A. Learning OpenCV: Computer Vision with the OpenCV Library. – </w:t>
+      </w:r>
+      <w:proofErr w:type="gramStart"/>
+      <w:r>
+        <w:rPr>
+          <w:rFonts w:cs="Times New Roman"/>
+          <w:lang w:val="en-US" w:bidi="ru-RU"/>
+        </w:rPr>
+        <w:t>Sebastopol :</w:t>
+      </w:r>
+      <w:proofErr w:type="gramEnd"/>
+      <w:r>
+        <w:rPr>
+          <w:rFonts w:cs="Times New Roman"/>
+          <w:lang w:val="en-US" w:bidi="ru-RU"/>
+        </w:rPr>
+        <w:t xml:space="preserve"> O’Reilly Media, 2008. – 555 p. – ISBN 978-0-596-51613-0.</w:t>
       </w:r>
     </w:p>
     <w:p>
@@ -23492,7 +25734,71 @@
           <w:rFonts w:cs="Times New Roman"/>
           <w:lang w:val="en-US" w:bidi="ru-RU"/>
         </w:rPr>
-        <w:t>Vaswani A., Shazeer N., Parmar N. et al. Attention Is All You Need // Advances in Neural Information Processing Systems (NeurIPS). – 2017. – Vol. 30. – URL: https://arxiv.org/abs/1706.03762 (дата обращения: 10.05.2026).</w:t>
+        <w:t xml:space="preserve">Vaswani A., </w:t>
+      </w:r>
+      <w:proofErr w:type="spellStart"/>
+      <w:r>
+        <w:rPr>
+          <w:rFonts w:cs="Times New Roman"/>
+          <w:lang w:val="en-US" w:bidi="ru-RU"/>
+        </w:rPr>
+        <w:t>Shazeer</w:t>
+      </w:r>
+      <w:proofErr w:type="spellEnd"/>
+      <w:r>
+        <w:rPr>
+          <w:rFonts w:cs="Times New Roman"/>
+          <w:lang w:val="en-US" w:bidi="ru-RU"/>
+        </w:rPr>
+        <w:t xml:space="preserve"> N., Parmar N. et al. Attention Is All You Need // Advances in Neural Information Processing Systems (</w:t>
+      </w:r>
+      <w:proofErr w:type="spellStart"/>
+      <w:r>
+        <w:rPr>
+          <w:rFonts w:cs="Times New Roman"/>
+          <w:lang w:val="en-US" w:bidi="ru-RU"/>
+        </w:rPr>
+        <w:t>NeurIPS</w:t>
+      </w:r>
+      <w:proofErr w:type="spellEnd"/>
+      <w:r>
+        <w:rPr>
+          <w:rFonts w:cs="Times New Roman"/>
+          <w:lang w:val="en-US" w:bidi="ru-RU"/>
+        </w:rPr>
+        <w:t>). – 2017. – Vol. 30. – URL: https://arxiv.org/abs/1706.03762 (</w:t>
+      </w:r>
+      <w:proofErr w:type="spellStart"/>
+      <w:r>
+        <w:rPr>
+          <w:rFonts w:cs="Times New Roman"/>
+          <w:lang w:val="en-US" w:bidi="ru-RU"/>
+        </w:rPr>
+        <w:t>дата</w:t>
+      </w:r>
+      <w:proofErr w:type="spellEnd"/>
+      <w:r>
+        <w:rPr>
+          <w:rFonts w:cs="Times New Roman"/>
+          <w:lang w:val="en-US" w:bidi="ru-RU"/>
+        </w:rPr>
+        <w:t xml:space="preserve"> </w:t>
+      </w:r>
+      <w:proofErr w:type="spellStart"/>
+      <w:r>
+        <w:rPr>
+          <w:rFonts w:cs="Times New Roman"/>
+          <w:lang w:val="en-US" w:bidi="ru-RU"/>
+        </w:rPr>
+        <w:t>обращения</w:t>
+      </w:r>
+      <w:proofErr w:type="spellEnd"/>
+      <w:r>
+        <w:rPr>
+          <w:rFonts w:cs="Times New Roman"/>
+          <w:lang w:val="en-US" w:bidi="ru-RU"/>
+        </w:rPr>
+        <w:t>: 10.05.2026).</w:t>
       </w:r>
       <w:bookmarkEnd w:id="72"/>
     </w:p>
@@ -23514,7 +25820,39 @@
           <w:rFonts w:cs="Times New Roman"/>
           <w:lang w:val="en-US" w:bidi="ru-RU"/>
         </w:rPr>
-        <w:t>Radford A., Kim J. W., Xu T. et al. Robust Speech Recognition via Large-Scale Weak Supervision // Proceedings of the 40th International Conference on Machine Learning (ICML). – 2023. – URL: https://arxiv.org/abs/2212.04356 (дата обращения: 10.05.2026).</w:t>
+        <w:t>Radford A., Kim J. W., Xu T. et al. Robust Speech Recognition via Large-Scale Weak Supervision // Proceedings of the 40th International Conference on Machine Learning (ICML). – 2023. – URL: https://arxiv.org/abs/2212.04356 (</w:t>
+      </w:r>
+      <w:proofErr w:type="spellStart"/>
+      <w:r>
+        <w:rPr>
+          <w:rFonts w:cs="Times New Roman"/>
+          <w:lang w:val="en-US" w:bidi="ru-RU"/>
+        </w:rPr>
+        <w:t>дата</w:t>
+      </w:r>
+      <w:proofErr w:type="spellEnd"/>
+      <w:r>
+        <w:rPr>
+          <w:rFonts w:cs="Times New Roman"/>
+          <w:lang w:val="en-US" w:bidi="ru-RU"/>
+        </w:rPr>
+        <w:t xml:space="preserve"> </w:t>
+      </w:r>
+      <w:proofErr w:type="spellStart"/>
+      <w:r>
+        <w:rPr>
+          <w:rFonts w:cs="Times New Roman"/>
+          <w:lang w:val="en-US" w:bidi="ru-RU"/>
+        </w:rPr>
+        <w:t>обращения</w:t>
+      </w:r>
+      <w:proofErr w:type="spellEnd"/>
+      <w:r>
+        <w:rPr>
+          <w:rFonts w:cs="Times New Roman"/>
+          <w:lang w:val="en-US" w:bidi="ru-RU"/>
+        </w:rPr>
+        <w:t>: 10.05.2026).</w:t>
       </w:r>
       <w:bookmarkEnd w:id="73"/>
     </w:p>
@@ -23536,7 +25874,55 @@
           <w:rFonts w:cs="Times New Roman"/>
           <w:lang w:val="en-US" w:bidi="ru-RU"/>
         </w:rPr>
-        <w:t>Zhang K., Zhang Z., Li Z., Qiao Y. Joint Face Detection and Alignment Using Multi-Task Cascaded Convolutional Networks // IEEE Signal Processing Letters. – 2016. – Vol. 23, № 10. – P. 1499–1503. – URL: https://arxiv.org/abs/1604.02878 (дата обращения: 10.05.2026).</w:t>
+        <w:t xml:space="preserve">Zhang K., Zhang Z., Li Z., </w:t>
+      </w:r>
+      <w:proofErr w:type="spellStart"/>
+      <w:r>
+        <w:rPr>
+          <w:rFonts w:cs="Times New Roman"/>
+          <w:lang w:val="en-US" w:bidi="ru-RU"/>
+        </w:rPr>
+        <w:t>Qiao</w:t>
+      </w:r>
+      <w:proofErr w:type="spellEnd"/>
+      <w:r>
+        <w:rPr>
+          <w:rFonts w:cs="Times New Roman"/>
+          <w:lang w:val="en-US" w:bidi="ru-RU"/>
+        </w:rPr>
+        <w:t xml:space="preserve"> Y. Joint Face Detection and Alignment Using Multi-Task Cascaded Convolutional Networks // IEEE Signal Processing Letters. – 2016. – Vol. 23, № 10. – P. 1499–1503. – URL: https://arxiv.org/abs/1604.02878 (</w:t>
+      </w:r>
+      <w:proofErr w:type="spellStart"/>
+      <w:r>
+        <w:rPr>
+          <w:rFonts w:cs="Times New Roman"/>
+          <w:lang w:val="en-US" w:bidi="ru-RU"/>
+        </w:rPr>
+        <w:t>дата</w:t>
+      </w:r>
+      <w:proofErr w:type="spellEnd"/>
+      <w:r>
+        <w:rPr>
+          <w:rFonts w:cs="Times New Roman"/>
+          <w:lang w:val="en-US" w:bidi="ru-RU"/>
+        </w:rPr>
+        <w:t xml:space="preserve"> </w:t>
+      </w:r>
+      <w:proofErr w:type="spellStart"/>
+      <w:r>
+        <w:rPr>
+          <w:rFonts w:cs="Times New Roman"/>
+          <w:lang w:val="en-US" w:bidi="ru-RU"/>
+        </w:rPr>
+        <w:t>обращения</w:t>
+      </w:r>
+      <w:proofErr w:type="spellEnd"/>
+      <w:r>
+        <w:rPr>
+          <w:rFonts w:cs="Times New Roman"/>
+          <w:lang w:val="en-US" w:bidi="ru-RU"/>
+        </w:rPr>
+        <w:t>: 10.05.2026).</w:t>
       </w:r>
       <w:bookmarkEnd w:id="74"/>
     </w:p>
@@ -23553,12 +25939,69 @@
         </w:rPr>
       </w:pPr>
       <w:bookmarkStart w:id="75" w:name="_Ref229768360"/>
+      <w:proofErr w:type="spellStart"/>
       <w:r>
         <w:rPr>
           <w:rFonts w:cs="Times New Roman"/>
           <w:lang w:val="en-US" w:bidi="ru-RU"/>
         </w:rPr>
-        <w:t>Parkhi O. M., Vedaldi A., Zisserman A. Deep Face Recognition // Proceedings of the British Machine Vision Conference (BMVC). – 2015. – URL: https://www.robots.ox.ac.uk/~vgg/publications/2015/Parkhi15/parkhi15.pdf (дата обращения: 10.05.2026).</w:t>
+        <w:t>Parkhi</w:t>
+      </w:r>
+      <w:proofErr w:type="spellEnd"/>
+      <w:r>
+        <w:rPr>
+          <w:rFonts w:cs="Times New Roman"/>
+          <w:lang w:val="en-US" w:bidi="ru-RU"/>
+        </w:rPr>
+        <w:t xml:space="preserve"> O. M., </w:t>
+      </w:r>
+      <w:proofErr w:type="spellStart"/>
+      <w:r>
+        <w:rPr>
+          <w:rFonts w:cs="Times New Roman"/>
+          <w:lang w:val="en-US" w:bidi="ru-RU"/>
+        </w:rPr>
+        <w:t>Vedaldi</w:t>
+      </w:r>
+      <w:proofErr w:type="spellEnd"/>
+      <w:r>
+        <w:rPr>
+          <w:rFonts w:cs="Times New Roman"/>
+          <w:lang w:val="en-US" w:bidi="ru-RU"/>
+        </w:rPr>
+        <w:t xml:space="preserve"> A., Zisserman A. Deep Face Recognition // Proceedings of the British Machine Vision Conference (BMVC). – 2015. – URL: https://www.robots.ox.ac.uk/~vgg/publications/2015/Parkhi15/parkhi15.pdf (</w:t>
+      </w:r>
+      <w:proofErr w:type="spellStart"/>
+      <w:r>
+        <w:rPr>
+          <w:rFonts w:cs="Times New Roman"/>
+          <w:lang w:val="en-US" w:bidi="ru-RU"/>
+        </w:rPr>
+        <w:t>дата</w:t>
+      </w:r>
+      <w:proofErr w:type="spellEnd"/>
+      <w:r>
+        <w:rPr>
+          <w:rFonts w:cs="Times New Roman"/>
+          <w:lang w:val="en-US" w:bidi="ru-RU"/>
+        </w:rPr>
+        <w:t xml:space="preserve"> </w:t>
+      </w:r>
+      <w:proofErr w:type="spellStart"/>
+      <w:r>
+        <w:rPr>
+          <w:rFonts w:cs="Times New Roman"/>
+          <w:lang w:val="en-US" w:bidi="ru-RU"/>
+        </w:rPr>
+        <w:t>обращения</w:t>
+      </w:r>
+      <w:proofErr w:type="spellEnd"/>
+      <w:r>
+        <w:rPr>
+          <w:rFonts w:cs="Times New Roman"/>
+          <w:lang w:val="en-US" w:bidi="ru-RU"/>
+        </w:rPr>
+        <w:t>: 10.05.2026).</w:t>
       </w:r>
       <w:bookmarkEnd w:id="75"/>
     </w:p>
@@ -23611,6 +26054,7 @@
         </w:rPr>
         <w:t xml:space="preserve"> </w:t>
       </w:r>
+      <w:proofErr w:type="spellStart"/>
       <w:r>
         <w:rPr>
           <w:rFonts w:cs="Times New Roman"/>
@@ -23618,6 +26062,7 @@
         </w:rPr>
         <w:t>MediaPipe</w:t>
       </w:r>
+      <w:proofErr w:type="spellEnd"/>
       <w:r>
         <w:rPr>
           <w:rFonts w:cs="Times New Roman"/>
@@ -23639,6 +26084,7 @@
         </w:rPr>
         <w:t xml:space="preserve"> </w:t>
       </w:r>
+      <w:proofErr w:type="spellStart"/>
       <w:r>
         <w:rPr>
           <w:rFonts w:cs="Times New Roman"/>
@@ -23646,6 +26092,7 @@
         </w:rPr>
         <w:t>Landmarker</w:t>
       </w:r>
+      <w:proofErr w:type="spellEnd"/>
       <w:r>
         <w:rPr>
           <w:rFonts w:cs="Times New Roman"/>
@@ -24129,13 +26576,54 @@
         </w:rPr>
       </w:pPr>
       <w:bookmarkStart w:id="78" w:name="_Ref233541725"/>
+      <w:proofErr w:type="spellStart"/>
       <w:r>
         <w:rPr>
           <w:rFonts w:cs="Times New Roman"/>
           <w:lang w:bidi="ru-RU"/>
         </w:rPr>
         <w:lastRenderedPageBreak/>
-        <w:t>Катасев, А. С. Сверточные нейросетевые модели распознавания эмоций человека по фотографии / А. С. Катасев, З. Р. Ханова // Вестник Технологического университета. – 2023. – Т. 26, № 4. – С. 76–81. – DOI 10.55421/1998-7072_2023_26_4_76. – EDN MENHPN.</w:t>
+        <w:t>Катасев</w:t>
+      </w:r>
+      <w:proofErr w:type="spellEnd"/>
+      <w:r>
+        <w:rPr>
+          <w:rFonts w:cs="Times New Roman"/>
+          <w:lang w:bidi="ru-RU"/>
+        </w:rPr>
+        <w:t xml:space="preserve">, А. С. </w:t>
+      </w:r>
+      <w:proofErr w:type="spellStart"/>
+      <w:r>
+        <w:rPr>
+          <w:rFonts w:cs="Times New Roman"/>
+          <w:lang w:bidi="ru-RU"/>
+        </w:rPr>
+        <w:t>Сверточные</w:t>
+      </w:r>
+      <w:proofErr w:type="spellEnd"/>
+      <w:r>
+        <w:rPr>
+          <w:rFonts w:cs="Times New Roman"/>
+          <w:lang w:bidi="ru-RU"/>
+        </w:rPr>
+        <w:t xml:space="preserve"> нейросетевые модели распознавания эмоций человека по фотографии / А. С. </w:t>
+      </w:r>
+      <w:proofErr w:type="spellStart"/>
+      <w:r>
+        <w:rPr>
+          <w:rFonts w:cs="Times New Roman"/>
+          <w:lang w:bidi="ru-RU"/>
+        </w:rPr>
+        <w:t>Катасев</w:t>
+      </w:r>
+      <w:proofErr w:type="spellEnd"/>
+      <w:r>
+        <w:rPr>
+          <w:rFonts w:cs="Times New Roman"/>
+          <w:lang w:bidi="ru-RU"/>
+        </w:rPr>
+        <w:t>, З. Р. Ханова // Вестник Технологического университета. – 2023. – Т. 26, № 4. – С. 76–81. – DOI 10.55421/1998-7072_2023_26_4_76. – EDN MENHPN.</w:t>
       </w:r>
       <w:bookmarkEnd w:id="78"/>
     </w:p>
@@ -24157,7 +26645,23 @@
           <w:rFonts w:cs="Times New Roman"/>
           <w:lang w:bidi="ru-RU"/>
         </w:rPr>
-        <w:t>Семенюк, В. В. Разработка алгоритма распознавания эмоций человека с использованием сверточной нейронной сети средствами Python / В. В. Семенюк, М. В. Складчиков // Инженерный вестник Дона. – 2023. – № 12(108). – С. 231–245. – EDN TBESZT.</w:t>
+        <w:t xml:space="preserve">Семенюк, В. В. Разработка алгоритма распознавания эмоций человека с использованием </w:t>
+      </w:r>
+      <w:proofErr w:type="spellStart"/>
+      <w:r>
+        <w:rPr>
+          <w:rFonts w:cs="Times New Roman"/>
+          <w:lang w:bidi="ru-RU"/>
+        </w:rPr>
+        <w:t>сверточной</w:t>
+      </w:r>
+      <w:proofErr w:type="spellEnd"/>
+      <w:r>
+        <w:rPr>
+          <w:rFonts w:cs="Times New Roman"/>
+          <w:lang w:bidi="ru-RU"/>
+        </w:rPr>
+        <w:t xml:space="preserve"> нейронной сети средствами Python / В. В. Семенюк, М. В. Складчиков // Инженерный вестник Дона. – 2023. – № 12(108). – С. 231–245. – EDN TBESZT.</w:t>
       </w:r>
       <w:bookmarkEnd w:id="79"/>
     </w:p>
@@ -24200,7 +26704,55 @@
           <w:rFonts w:cs="Times New Roman"/>
           <w:lang w:val="en-US" w:bidi="ru-RU"/>
         </w:rPr>
-        <w:t>Sanh V., Debut L., Chaumond J., Wolf T. DistilBERT, a distilled version of BERT: smaller, faster, cheaper and lighter // arXiv preprint arXiv:1910.01108. – 2019. – URL: https://arxiv.org/abs/1910.01108 (</w:t>
+        <w:t xml:space="preserve">Sanh V., Debut L., </w:t>
+      </w:r>
+      <w:proofErr w:type="spellStart"/>
+      <w:r>
+        <w:rPr>
+          <w:rFonts w:cs="Times New Roman"/>
+          <w:lang w:val="en-US" w:bidi="ru-RU"/>
+        </w:rPr>
+        <w:t>Chaumond</w:t>
+      </w:r>
+      <w:proofErr w:type="spellEnd"/>
+      <w:r>
+        <w:rPr>
+          <w:rFonts w:cs="Times New Roman"/>
+          <w:lang w:val="en-US" w:bidi="ru-RU"/>
+        </w:rPr>
+        <w:t xml:space="preserve"> J., Wolf T. </w:t>
+      </w:r>
+      <w:proofErr w:type="spellStart"/>
+      <w:r>
+        <w:rPr>
+          <w:rFonts w:cs="Times New Roman"/>
+          <w:lang w:val="en-US" w:bidi="ru-RU"/>
+        </w:rPr>
+        <w:t>DistilBERT</w:t>
+      </w:r>
+      <w:proofErr w:type="spellEnd"/>
+      <w:r>
+        <w:rPr>
+          <w:rFonts w:cs="Times New Roman"/>
+          <w:lang w:val="en-US" w:bidi="ru-RU"/>
+        </w:rPr>
+        <w:t xml:space="preserve">, a distilled version of BERT: smaller, faster, cheaper and lighter // </w:t>
+      </w:r>
+      <w:proofErr w:type="spellStart"/>
+      <w:r>
+        <w:rPr>
+          <w:rFonts w:cs="Times New Roman"/>
+          <w:lang w:val="en-US" w:bidi="ru-RU"/>
+        </w:rPr>
+        <w:t>arXiv</w:t>
+      </w:r>
+      <w:proofErr w:type="spellEnd"/>
+      <w:r>
+        <w:rPr>
+          <w:rFonts w:cs="Times New Roman"/>
+          <w:lang w:val="en-US" w:bidi="ru-RU"/>
+        </w:rPr>
+        <w:t xml:space="preserve"> preprint arXiv:1910.01108. – 2019. – URL: https://arxiv.org/abs/1910.01108 (</w:t>
       </w:r>
       <w:r>
         <w:rPr>
@@ -24243,12 +26795,21 @@
           <w:lang w:bidi="ru-RU"/>
         </w:rPr>
       </w:pPr>
+      <w:proofErr w:type="spellStart"/>
       <w:r>
         <w:rPr>
           <w:rFonts w:cs="Times New Roman"/>
           <w:lang w:bidi="ru-RU"/>
         </w:rPr>
-        <w:t>Docker [Электронный ресурс]. – URL: https://www.docker.com (дата обращения: 10.05.2026).</w:t>
+        <w:t>Docker</w:t>
+      </w:r>
+      <w:proofErr w:type="spellEnd"/>
+      <w:r>
+        <w:rPr>
+          <w:rFonts w:cs="Times New Roman"/>
+          <w:lang w:bidi="ru-RU"/>
+        </w:rPr>
+        <w:t xml:space="preserve"> [Электронный ресурс]. – URL: https://www.docker.com (дата обращения: 10.05.2026).</w:t>
       </w:r>
     </w:p>
     <w:p>
@@ -24268,7 +26829,71 @@
           <w:rFonts w:cs="Times New Roman"/>
           <w:lang w:val="en-US" w:bidi="ru-RU"/>
         </w:rPr>
-        <w:t>The Go Programming Language: офиц. сайт. – URL: https://go.dev (дата обращения: 10.05.2026).</w:t>
+        <w:t xml:space="preserve">The Go Programming Language: </w:t>
+      </w:r>
+      <w:proofErr w:type="spellStart"/>
+      <w:r>
+        <w:rPr>
+          <w:rFonts w:cs="Times New Roman"/>
+          <w:lang w:val="en-US" w:bidi="ru-RU"/>
+        </w:rPr>
+        <w:t>офиц</w:t>
+      </w:r>
+      <w:proofErr w:type="spellEnd"/>
+      <w:r>
+        <w:rPr>
+          <w:rFonts w:cs="Times New Roman"/>
+          <w:lang w:val="en-US" w:bidi="ru-RU"/>
+        </w:rPr>
+        <w:t xml:space="preserve">. </w:t>
+      </w:r>
+      <w:proofErr w:type="spellStart"/>
+      <w:r>
+        <w:rPr>
+          <w:rFonts w:cs="Times New Roman"/>
+          <w:lang w:val="en-US" w:bidi="ru-RU"/>
+        </w:rPr>
+        <w:t>сайт</w:t>
+      </w:r>
+      <w:proofErr w:type="spellEnd"/>
+      <w:r>
+        <w:rPr>
+          <w:rFonts w:cs="Times New Roman"/>
+          <w:lang w:val="en-US" w:bidi="ru-RU"/>
+        </w:rPr>
+        <w:t>. – URL: https://go.dev (</w:t>
+      </w:r>
+      <w:proofErr w:type="spellStart"/>
+      <w:r>
+        <w:rPr>
+          <w:rFonts w:cs="Times New Roman"/>
+          <w:lang w:val="en-US" w:bidi="ru-RU"/>
+        </w:rPr>
+        <w:t>дата</w:t>
+      </w:r>
+      <w:proofErr w:type="spellEnd"/>
+      <w:r>
+        <w:rPr>
+          <w:rFonts w:cs="Times New Roman"/>
+          <w:lang w:val="en-US" w:bidi="ru-RU"/>
+        </w:rPr>
+        <w:t xml:space="preserve"> </w:t>
+      </w:r>
+      <w:proofErr w:type="spellStart"/>
+      <w:r>
+        <w:rPr>
+          <w:rFonts w:cs="Times New Roman"/>
+          <w:lang w:val="en-US" w:bidi="ru-RU"/>
+        </w:rPr>
+        <w:t>обращения</w:t>
+      </w:r>
+      <w:proofErr w:type="spellEnd"/>
+      <w:r>
+        <w:rPr>
+          <w:rFonts w:cs="Times New Roman"/>
+          <w:lang w:val="en-US" w:bidi="ru-RU"/>
+        </w:rPr>
+        <w:t>: 10.05.2026).</w:t>
       </w:r>
     </w:p>
     <w:p>
@@ -24422,6 +27047,7 @@
         </w:rPr>
         <w:t>.</w:t>
       </w:r>
+      <w:proofErr w:type="spellStart"/>
       <w:r>
         <w:rPr>
           <w:rFonts w:cs="Times New Roman"/>
@@ -24429,6 +27055,7 @@
         </w:rPr>
         <w:t>postgresql</w:t>
       </w:r>
+      <w:proofErr w:type="spellEnd"/>
       <w:r>
         <w:rPr>
           <w:rFonts w:cs="Times New Roman"/>
@@ -24468,7 +27095,71 @@
           <w:rFonts w:cs="Times New Roman"/>
           <w:lang w:val="en-US" w:bidi="ru-RU"/>
         </w:rPr>
-        <w:t>CTranslate2: Efficient inference for Transformer models [Электронный ресурс]. – URL: https://opennmt.net/CTranslate2/ (дата обращения: 10.05.2026).</w:t>
+        <w:t>CTranslate2: Efficient inference for Transformer models [</w:t>
+      </w:r>
+      <w:proofErr w:type="spellStart"/>
+      <w:r>
+        <w:rPr>
+          <w:rFonts w:cs="Times New Roman"/>
+          <w:lang w:val="en-US" w:bidi="ru-RU"/>
+        </w:rPr>
+        <w:t>Электронный</w:t>
+      </w:r>
+      <w:proofErr w:type="spellEnd"/>
+      <w:r>
+        <w:rPr>
+          <w:rFonts w:cs="Times New Roman"/>
+          <w:lang w:val="en-US" w:bidi="ru-RU"/>
+        </w:rPr>
+        <w:t xml:space="preserve"> </w:t>
+      </w:r>
+      <w:proofErr w:type="spellStart"/>
+      <w:r>
+        <w:rPr>
+          <w:rFonts w:cs="Times New Roman"/>
+          <w:lang w:val="en-US" w:bidi="ru-RU"/>
+        </w:rPr>
+        <w:t>ресурс</w:t>
+      </w:r>
+      <w:proofErr w:type="spellEnd"/>
+      <w:r>
+        <w:rPr>
+          <w:rFonts w:cs="Times New Roman"/>
+          <w:lang w:val="en-US" w:bidi="ru-RU"/>
+        </w:rPr>
+        <w:t>]. – URL: https://opennmt.net/CTranslate2/ (</w:t>
+      </w:r>
+      <w:proofErr w:type="spellStart"/>
+      <w:r>
+        <w:rPr>
+          <w:rFonts w:cs="Times New Roman"/>
+          <w:lang w:val="en-US" w:bidi="ru-RU"/>
+        </w:rPr>
+        <w:t>дата</w:t>
+      </w:r>
+      <w:proofErr w:type="spellEnd"/>
+      <w:r>
+        <w:rPr>
+          <w:rFonts w:cs="Times New Roman"/>
+          <w:lang w:val="en-US" w:bidi="ru-RU"/>
+        </w:rPr>
+        <w:t xml:space="preserve"> </w:t>
+      </w:r>
+      <w:proofErr w:type="spellStart"/>
+      <w:r>
+        <w:rPr>
+          <w:rFonts w:cs="Times New Roman"/>
+          <w:lang w:val="en-US" w:bidi="ru-RU"/>
+        </w:rPr>
+        <w:t>обращения</w:t>
+      </w:r>
+      <w:proofErr w:type="spellEnd"/>
+      <w:r>
+        <w:rPr>
+          <w:rFonts w:cs="Times New Roman"/>
+          <w:lang w:val="en-US" w:bidi="ru-RU"/>
+        </w:rPr>
+        <w:t>: 10.05.2026).</w:t>
       </w:r>
     </w:p>
     <w:sectPr>

--- a/вкр/ВКР_Демьянцев_606-22.docx
+++ b/вкр/ВКР_Демьянцев_606-22.docx
@@ -5477,7 +5477,7 @@
     </w:p>
     <w:p>
       <w:r>
-        <w:t>При оценке кандидатов и сотрудников внимание уделяется не только их профессиональным знаниям и навыкам, но и эмоциональному фону. Эмоции оказывают влияние на взаимодействие с коллегами, принятие решений и поведение в различных рабочих ситуациях. В большинстве современных исследований в качестве базовой используется модель шести универсальных эмоций, предложенная П. Экманом [</w:t>
+        <w:t>При оценке кандидатов и сотрудников учитываются не только профессиональные компетенции, но и особенности эмоционального поведения. Эмоциональные реакции влияют на коммуникацию, принятие решений и взаимодействие в коллективе. Наиболее распространённой является модель П. Экмана, выделяющая шесть базовых эмоций: радость, грусть, страх, гнев, удивление и отвращение, к которым обычно добавляют нейтральное состояние [</w:t>
       </w:r>
       <w:r>
         <w:fldChar w:fldCharType="begin"/>
@@ -5495,21 +5495,23 @@
         <w:fldChar w:fldCharType="end"/>
       </w:r>
       <w:r>
-        <w:t>]: радость, грусть, страх, гнев, удивление и отвращение, к которым обычно добавляют нейтральное состояние. При этом в реальном общении эмоциональные проявления значительно разнообразнее и могут сочетать признаки нескольких состояний одновременно.</w:t>
-      </w:r>
-    </w:p>
-    <w:p>
-      <w:r>
-        <w:t>В задачах управления персоналом распознавание эмоций находит применение в нескольких направлениях. На этапе собеседования анализ мимики и голоса кандидата помогает оценить его реакцию на стрессовые вопросы и поведенческие особенности. В ходе работы сотрудников мониторинг эмоциональных реакций позволяет выявлять признаки профессионального выгорания и снижения мотивации. Полученные данные также используются при разработке программ обучения, выборе подходов к управлению персоналом и оценке эффективности принимаемых решений.</w:t>
-      </w:r>
-    </w:p>
-    <w:p>
-      <w:r>
-        <w:t xml:space="preserve">Следует отметить, что согласно исследованиям в области аффективных вычислений, эмоциональная составляющая становится значимым фактором </w:t>
-      </w:r>
+        <w:t>].</w:t>
+      </w:r>
+    </w:p>
+    <w:p>
+      <w:r>
+        <w:t>В реальных условиях эмоциональное состояние человека часто сочетает признаки нескольких эмоций и не ограничивается одним проявлением.</w:t>
+      </w:r>
+    </w:p>
+    <w:p>
+      <w:r>
+        <w:t>В HR-практике анализ эмоционального состояния применяется при решении различных кадровых задач. На стадии собеседования анализ мимики и речевых особенностей помогает оценить реакцию кандидата на стрессовые вопросы и особенности его поведения. При дальнейшем сопровождении сотрудников результаты анализа могут использоваться для выявления признаков эмоционального выгорания и снижения уровня мотивации. Эти данные также применяются при корректировке программ обучения, выборе методов управления персоналом и оценке эффективности кадровых мероприятий.</w:t>
+      </w:r>
+    </w:p>
+    <w:p>
       <w:r>
         <w:lastRenderedPageBreak/>
-        <w:t>при принятии кадровых решений. Однако её объективная оценка затруднена, если полагаться только на наблюдение или анкетирование, что создаёт потребность в автоматизированных методах анализа [</w:t>
+        <w:t>Исследования в области аффективных вычислений показывают, что эмоциональные характеристики могут использоваться как дополнительный источник информации при принятии кадровых решений. Вместе с тем использование исключительно наблюдения и анкетирования не всегда обеспечивает объективную оценку эмоционального состояния, что обусловливает применение автоматизированных методов анализа [</w:t>
       </w:r>
       <w:r>
         <w:fldChar w:fldCharType="begin"/>
@@ -5548,15 +5550,20 @@
     </w:p>
     <w:p>
       <w:r>
-        <w:t xml:space="preserve">Для определения эмоционального состояния человека используются различные методы обработки данных. На практике наиболее распространены анализ изображения лица и анализ речевого сигнала. </w:t>
-      </w:r>
-      <w:r>
-        <w:t>Каждый из этих подходов основан на обработке разных типов данных и имеет свои особенности.</w:t>
-      </w:r>
-    </w:p>
-    <w:p>
-      <w:r>
-        <w:t>При работе с видеопотоком алгоритмы компьютерного зрения фиксируют изображение лица и выделяют характерные признаки — положение бровей, уголков губ, форму глаз, мимические изменения. Как отмечается в работе [</w:t>
+        <w:t>Для определения эмоционального состояния человека используются различные методы обработки данных. Два основных направления — анализ изображения лица и анализ речевого сигнала. Каждый подход опирается на собственный тип входных данных и имеет специфические особенности реализации.</w:t>
+      </w:r>
+    </w:p>
+    <w:p>
+      <w:r>
+        <w:t xml:space="preserve">При анализе видеопоследовательности алгоритмы компьютерного зрения определяют положение ключевых элементов лица и анализируют изменения мимики. </w:t>
+      </w:r>
+      <w:proofErr w:type="spellStart"/>
+      <w:r>
+        <w:t>Свёрточные</w:t>
+      </w:r>
+      <w:proofErr w:type="spellEnd"/>
+      <w:r>
+        <w:t xml:space="preserve"> нейронные сети автоматически извлекают информативные признаки изображения без необходимости их ручного задания [</w:t>
       </w:r>
       <w:r>
         <w:fldChar w:fldCharType="begin"/>
@@ -5574,20 +5581,20 @@
         <w:fldChar w:fldCharType="end"/>
       </w:r>
       <w:r>
-        <w:t xml:space="preserve">], применение </w:t>
+        <w:t>].</w:t>
+      </w:r>
+    </w:p>
+    <w:p>
+      <w:r>
+        <w:t xml:space="preserve">При обработке речи анализируются темп, громкость, спектральные характеристики и интонация высказывания. Совокупность этих характеристик используется для оценки эмоциональной окраски речи. Для их извлечения широко применяются мел-частотные </w:t>
       </w:r>
       <w:proofErr w:type="spellStart"/>
       <w:r>
-        <w:t>свёрточных</w:t>
+        <w:t>кепстральные</w:t>
       </w:r>
       <w:proofErr w:type="spellEnd"/>
       <w:r>
-        <w:t xml:space="preserve"> нейронных сетей позволяет автоматически выделять наиболее информативные признаки изображения лица. Благодаря этому отпадает необходимость вручную задавать характеристики, используемые при классификации эмоций.</w:t>
-      </w:r>
-    </w:p>
-    <w:p>
-      <w:r>
-        <w:t>Анализ аудиоданных связан с обработкой речевого сигнала. Исследуются темп речи, интенсивность, частотный диапазон и интонационные изменения. Эти параметры косвенно указывают на эмоциональную окраску высказывания: повышение громкости и ускоренная речь часто связаны с гневом или возбуждением, замедленный темп и монотонность — с усталостью или грустью. В работе [</w:t>
+        <w:t xml:space="preserve"> коэффициенты (MFCC), подробно рассмотренные в работе [</w:t>
       </w:r>
       <w:r>
         <w:fldChar w:fldCharType="begin"/>
@@ -5605,46 +5612,34 @@
         <w:fldChar w:fldCharType="end"/>
       </w:r>
       <w:r>
-        <w:t xml:space="preserve">] подробно рассматривается использование мел-частотных </w:t>
+        <w:t>].</w:t>
+      </w:r>
+    </w:p>
+    <w:p>
+      <w:r>
+        <w:t xml:space="preserve">Комбинация видео- и </w:t>
       </w:r>
       <w:proofErr w:type="spellStart"/>
       <w:r>
-        <w:t>кепстральных</w:t>
+        <w:t>аудиоанализа</w:t>
       </w:r>
       <w:proofErr w:type="spellEnd"/>
       <w:r>
-        <w:t xml:space="preserve"> коэффициентов (</w:t>
-      </w:r>
-      <w:r>
-        <w:rPr>
-          <w:lang w:val="en-US"/>
-        </w:rPr>
-        <w:t>MFCC</w:t>
-      </w:r>
-      <w:r>
-        <w:t>) для выделения таких признаков.</w:t>
-      </w:r>
-    </w:p>
-    <w:p>
-      <w:r>
-        <w:t>На практике всё большее распространение получают мультимодальные системы, объединяющие анализ изображения лица и речевого сигнала. Использование двух независимых источников информации позволяет повысить надёжность распознавания, поскольку ошибки одного метода могут компенсироваться результатами другого.</w:t>
-      </w:r>
-    </w:p>
-    <w:p>
-      <w:r>
-        <w:t xml:space="preserve">Каждый из рассмотренных методов имеет определённые ограничения. Так, качество распознавания по изображению во многом зависит от </w:t>
-      </w:r>
+        <w:t xml:space="preserve"> повышает точность распознавания, поскольку ошибки одного метода компенсируются результатами другого. Качество анализа изображения зависит от условий освещения, положения лица и видеопотока, а эффективность обработки речи — от уровня шума и характеристик записи.</w:t>
+      </w:r>
+    </w:p>
+    <w:p>
+      <w:r>
+        <w:t>Совместная обработка видеопотока и аудиопотока с последующей агрегацией результатов позволяет уменьшить влияние перечисленных факторов и повысить надёжность распознавания.</w:t>
+      </w:r>
+    </w:p>
+    <w:p>
+      <w:pPr>
+        <w:pStyle w:val="2"/>
+      </w:pPr>
+      <w:bookmarkStart w:id="12" w:name="_Toc233140223"/>
       <w:r>
         <w:lastRenderedPageBreak/>
-        <w:t>освещения, положения головы и возможного перекрытия отдельных частей лица. При анализе речи существенное влияние оказывают фоновые шумы, качество микрофона и особенности записи. По этой причине при разработке современных систем стремятся объединять несколько источников информации, что позволяет повысить устойчивость алгоритмов и снизить вероятность ошибок при распознавании эмоций.</w:t>
-      </w:r>
-    </w:p>
-    <w:p>
-      <w:pPr>
-        <w:pStyle w:val="2"/>
-      </w:pPr>
-      <w:bookmarkStart w:id="12" w:name="_Toc233140223"/>
-      <w:r>
         <w:t>Анализ существующего бизнес-процесса оценки персонала</w:t>
       </w:r>
       <w:bookmarkEnd w:id="12"/>
@@ -5819,17 +5814,17 @@
     </w:p>
     <w:p>
       <w:r>
+        <w:t>Бизнес-процесс оценки кандидатов до внедрения разработанной системы также инициируется руководителем, который формирует задачу для HR-специалиста.</w:t>
+      </w:r>
+    </w:p>
+    <w:p>
+      <w:r>
+        <w:t>После получения задачи HR-специалист проходит процедуру аутентификации в системе и получает доступ к рабочей среде.</w:t>
+      </w:r>
+    </w:p>
+    <w:p>
+      <w:r>
         <w:lastRenderedPageBreak/>
-        <w:t>Бизнес-процесс оценки кандидатов до внедрения разработанной системы также инициируется руководителем, который формирует задачу для HR-специалиста.</w:t>
-      </w:r>
-    </w:p>
-    <w:p>
-      <w:r>
-        <w:t>После получения задачи HR-специалист проходит процедуру аутентификации в системе и получает доступ к рабочей среде.</w:t>
-      </w:r>
-    </w:p>
-    <w:p>
-      <w:r>
         <w:t xml:space="preserve">Далее проводится сессия взаимодействия с кандидатом. В </w:t>
       </w:r>
       <w:r>
@@ -5894,7 +5889,6 @@
         <w:pStyle w:val="3"/>
       </w:pPr>
       <w:r>
-        <w:lastRenderedPageBreak/>
         <w:t>Системы на основе компьютерного зрения</w:t>
       </w:r>
     </w:p>
@@ -5920,7 +5914,11 @@
       </w:r>
       <w:proofErr w:type="spellEnd"/>
       <w:r>
-        <w:t xml:space="preserve"> нейронных сетей. Алгоритм анализирует видеопоток, извлекает характерные особенности мимики и на их основе определяет предполагаемое эмоциональное состояние человека.</w:t>
+        <w:t xml:space="preserve"> нейронных сетей. Алгоритм анализирует </w:t>
+      </w:r>
+      <w:r>
+        <w:lastRenderedPageBreak/>
+        <w:t>видеопоток, извлекает характерные особенности мимики и на их основе определяет предполагаемое эмоциональное состояние человека.</w:t>
       </w:r>
     </w:p>
     <w:p>
@@ -6155,7 +6153,6 @@
         <w:pStyle w:val="3"/>
       </w:pPr>
       <w:r>
-        <w:lastRenderedPageBreak/>
         <w:t>Мультимодальные системы</w:t>
       </w:r>
     </w:p>
@@ -6195,6 +6192,7 @@
         <w:contextualSpacing w:val="0"/>
       </w:pPr>
       <w:r>
+        <w:lastRenderedPageBreak/>
         <w:t>Высокая точность за счёт комбинирования данных.</w:t>
       </w:r>
     </w:p>
@@ -6427,7 +6425,6 @@
         <w:contextualSpacing w:val="0"/>
       </w:pPr>
       <w:r>
-        <w:lastRenderedPageBreak/>
         <w:t>Специализация под HR: Адаптация сценариев анализа под собеседования и мониторинг вовлечённости.</w:t>
       </w:r>
     </w:p>
@@ -6454,6 +6451,7 @@
         <w:contextualSpacing w:val="0"/>
       </w:pPr>
       <w:r>
+        <w:lastRenderedPageBreak/>
         <w:t xml:space="preserve">Гибкость стека: Использование открытых библиотек (Python, </w:t>
       </w:r>
       <w:proofErr w:type="spellStart"/>
@@ -7174,7 +7172,6 @@
       </w:pPr>
       <w:bookmarkStart w:id="17" w:name="_Ref229772334"/>
       <w:r>
-        <w:lastRenderedPageBreak/>
         <w:t xml:space="preserve">Таблица </w:t>
       </w:r>
       <w:r>
@@ -7396,6 +7393,7 @@
               <w:pStyle w:val="aff9"/>
             </w:pPr>
             <w:r>
+              <w:lastRenderedPageBreak/>
               <w:t>Стоимость внедрения</w:t>
             </w:r>
           </w:p>
@@ -7592,19 +7590,19 @@
         <w:pStyle w:val="25"/>
       </w:pPr>
       <w:r>
-        <w:t xml:space="preserve">Не менее важным является учёт видеопотока и аудиопотока. Только мультимодальные системы и разрабатываемое решение способны полноценно анализировать оба типа данных одновременно. Системы, ориентированные </w:t>
+        <w:t>Не менее важным является учёт видеопотока и аудиопотока. Только мультимодальные системы и разрабатываемое решение способны полноценно анализировать оба типа данных одновременно. Системы, ориентированные исключительно на компьютерное зрение или на обработку аудиосигналов, теряют часть информации и, как следствие, часть точности.</w:t>
+      </w:r>
+    </w:p>
+    <w:p>
+      <w:pPr>
+        <w:pStyle w:val="25"/>
+      </w:pPr>
+      <w:r>
+        <w:t xml:space="preserve">Адаптивность к HR-сценариям также оказывается на стороне разрабатываемой системы и готовых мультимодальных решений. Оба подхода учитывают контекст собеседований и рабочих встреч, тогда как системы </w:t>
       </w:r>
       <w:r>
         <w:lastRenderedPageBreak/>
-        <w:t>исключительно на компьютерное зрение или на обработку аудиосигналов, теряют часть информации и, как следствие, часть точности.</w:t>
-      </w:r>
-    </w:p>
-    <w:p>
-      <w:pPr>
-        <w:pStyle w:val="25"/>
-      </w:pPr>
-      <w:r>
-        <w:t>Адаптивность к HR-сценариям также оказывается на стороне разрабатываемой системы и готовых мультимодальных решений. Оба подхода учитывают контекст собеседований и рабочих встреч, тогда как системы общего назначения и традиционные методы не обладают такой специализацией.</w:t>
+        <w:t>общего назначения и традиционные методы не обладают такой специализацией.</w:t>
       </w:r>
     </w:p>
     <w:p>
@@ -7686,22 +7684,25 @@
         <w:pStyle w:val="25"/>
       </w:pPr>
       <w:r>
+        <w:t xml:space="preserve">Для разработки системы целесообразно использовать мультимодальный подход, объединяющий </w:t>
+      </w:r>
+      <w:proofErr w:type="spellStart"/>
+      <w:r>
+        <w:t>свёрточные</w:t>
+      </w:r>
+      <w:proofErr w:type="spellEnd"/>
+      <w:r>
+        <w:t xml:space="preserve"> нейронные сети</w:t>
+      </w:r>
+      <w:r>
+        <w:t xml:space="preserve"> </w:t>
+      </w:r>
+      <w:r>
+        <w:t xml:space="preserve">для обработки видеопотока и рекуррентные нейронные сети для анализа аудиопотока. Это позволит обеспечить высокую точность, надёжность и функциональность, </w:t>
+      </w:r>
+      <w:r>
         <w:lastRenderedPageBreak/>
-        <w:t xml:space="preserve">Для разработки системы целесообразно использовать мультимодальный подход, объединяющий </w:t>
-      </w:r>
-      <w:proofErr w:type="spellStart"/>
-      <w:r>
-        <w:t>свёрточные</w:t>
-      </w:r>
-      <w:proofErr w:type="spellEnd"/>
-      <w:r>
-        <w:t xml:space="preserve"> нейронные сети</w:t>
-      </w:r>
-      <w:r>
-        <w:t xml:space="preserve"> </w:t>
-      </w:r>
-      <w:r>
-        <w:t>для обработки видеопотока и рекуррентные нейронные сети для анализа аудиопотока. Это позволит обеспечить высокую точность, надёжность и функциональность, необходимые для применения в HR-процессах, при снижении затрат на лицензирование ПО и сохранении контроля над данными.</w:t>
+        <w:t>необходимые для применения в HR-процессах, при снижении затрат на лицензирование ПО и сохранении контроля над данными.</w:t>
       </w:r>
     </w:p>
     <w:p>
@@ -10155,6 +10156,7 @@
       <w:pPr>
         <w:rPr>
           <w:rFonts w:eastAsiaTheme="minorHAnsi"/>
+          <w:lang w:val="en-US"/>
         </w:rPr>
       </w:pPr>
       <w:r>
@@ -10196,12 +10198,21 @@
       <w:pPr>
         <w:rPr>
           <w:rFonts w:eastAsiaTheme="minorHAnsi"/>
-        </w:rPr>
-      </w:pPr>
-      <w:r>
+          <w:lang w:val="en-US"/>
+        </w:rPr>
+      </w:pPr>
+    </w:p>
+    <w:p>
+      <w:pPr>
         <w:rPr>
           <w:rFonts w:eastAsiaTheme="minorHAnsi"/>
         </w:rPr>
+      </w:pPr>
+      <w:r>
+        <w:rPr>
+          <w:rFonts w:eastAsiaTheme="minorHAnsi"/>
+        </w:rPr>
+        <w:lastRenderedPageBreak/>
         <w:t>Входы:</w:t>
       </w:r>
     </w:p>
@@ -10220,8 +10231,13 @@
         <w:rPr>
           <w:rFonts w:eastAsiaTheme="minorHAnsi"/>
         </w:rPr>
-        <w:lastRenderedPageBreak/>
-        <w:t>Результаты анализа — классифицированные эмоции, транскрипты, метрики тональности;</w:t>
+        <w:t xml:space="preserve">Результаты анализа — </w:t>
+      </w:r>
+      <w:r>
+        <w:rPr>
+          <w:rFonts w:eastAsiaTheme="minorHAnsi"/>
+        </w:rPr>
+        <w:t>классифицированные эмоции, транскрибированный текст и метрики тональности;</w:t>
       </w:r>
     </w:p>
     <w:p>
@@ -10245,7 +10261,13 @@
         <w:rPr>
           <w:rFonts w:eastAsiaTheme="minorHAnsi"/>
         </w:rPr>
-        <w:t>— параметры агрегации и форматирования отчёта.</w:t>
+        <w:t xml:space="preserve">— </w:t>
+      </w:r>
+      <w:r>
+        <w:rPr>
+          <w:rFonts w:eastAsiaTheme="minorHAnsi"/>
+        </w:rPr>
+        <w:t>параметры объединения результатов, применения весовых коэффициентов и формирования итогового отчёта.</w:t>
       </w:r>
     </w:p>
     <w:p>
@@ -10276,7 +10298,25 @@
         <w:rPr>
           <w:rFonts w:eastAsiaTheme="minorHAnsi"/>
         </w:rPr>
-        <w:t>Правила интерпретации — алгоритмы агрегации данных, взвешенного слияния модальностей, формирования рекомендаций;</w:t>
+        <w:t xml:space="preserve">Правила интерпретации — </w:t>
+      </w:r>
+      <w:r>
+        <w:rPr>
+          <w:rFonts w:eastAsiaTheme="minorHAnsi"/>
+        </w:rPr>
+        <w:t>алгоритмы объединения данных из разных модальностей</w:t>
+      </w:r>
+      <w:r>
+        <w:rPr>
+          <w:rFonts w:eastAsiaTheme="minorHAnsi"/>
+        </w:rPr>
+        <w:t xml:space="preserve"> </w:t>
+      </w:r>
+      <w:r>
+        <w:rPr>
+          <w:rFonts w:eastAsiaTheme="minorHAnsi"/>
+        </w:rPr>
+        <w:t>и генерации рекомендаций;</w:t>
       </w:r>
     </w:p>
     <w:p>
@@ -10294,7 +10334,13 @@
         <w:rPr>
           <w:rFonts w:eastAsiaTheme="minorHAnsi"/>
         </w:rPr>
-        <w:t>Форма отчёта — стандарты представления результатов (шаблоны PDF, CSV, структура JSON).</w:t>
+        <w:t xml:space="preserve">Форма отчёта — </w:t>
+      </w:r>
+      <w:r>
+        <w:rPr>
+          <w:rFonts w:eastAsiaTheme="minorHAnsi"/>
+        </w:rPr>
+        <w:t>правила оформления итоговых результатов и поддерживаемые форматы экспорта (PDF, CSV, JSON).</w:t>
       </w:r>
     </w:p>
     <w:p>
@@ -10325,7 +10371,19 @@
         <w:rPr>
           <w:rFonts w:eastAsiaTheme="minorHAnsi"/>
         </w:rPr>
-        <w:t>Сервер — вычислительная платформа для агрегации данных и генерации отчёта;</w:t>
+        <w:t xml:space="preserve">Сервер — </w:t>
+      </w:r>
+      <w:r>
+        <w:rPr>
+          <w:rFonts w:eastAsiaTheme="minorHAnsi"/>
+        </w:rPr>
+        <w:t>вычислительная платформа, выполняющая агрегацию данных и генерацию отчёта</w:t>
+      </w:r>
+      <w:r>
+        <w:rPr>
+          <w:rFonts w:eastAsiaTheme="minorHAnsi"/>
+        </w:rPr>
+        <w:t>;</w:t>
       </w:r>
     </w:p>
     <w:p>
@@ -10343,7 +10401,19 @@
         <w:rPr>
           <w:rFonts w:eastAsiaTheme="minorHAnsi"/>
         </w:rPr>
-        <w:t>Клиентское приложение — интерфейс для отображения и экспорта отчёта.</w:t>
+        <w:t xml:space="preserve">Клиентское приложение — </w:t>
+      </w:r>
+      <w:r>
+        <w:rPr>
+          <w:rFonts w:eastAsiaTheme="minorHAnsi"/>
+        </w:rPr>
+        <w:t>интерфейс для просмотра, анализа и экспорта готового документа</w:t>
+      </w:r>
+      <w:r>
+        <w:rPr>
+          <w:rFonts w:eastAsiaTheme="minorHAnsi"/>
+        </w:rPr>
+        <w:t>.</w:t>
       </w:r>
     </w:p>
     <w:p>
@@ -10374,25 +10444,37 @@
         <w:rPr>
           <w:rFonts w:eastAsiaTheme="minorHAnsi"/>
         </w:rPr>
-        <w:t>Аналитический отчёт — структурированный документ с результатами распознавания эмоций, метриками вовлечённости, временными шкалами и рекомендациями для HR-специалиста.</w:t>
-      </w:r>
-    </w:p>
-    <w:p>
-      <w:pPr>
+        <w:t xml:space="preserve">Аналитический отчёт — </w:t>
+      </w:r>
+      <w:r>
         <w:rPr>
           <w:rFonts w:eastAsiaTheme="minorHAnsi"/>
         </w:rPr>
-      </w:pPr>
+        <w:t>структурированный документ, включающий результаты распознавания эмоций, показатели вовлечённости, временные шкалы и рекомендации для HR-специалиста</w:t>
+      </w:r>
       <w:r>
         <w:rPr>
           <w:rFonts w:eastAsiaTheme="minorHAnsi"/>
         </w:rPr>
-        <w:t>Построенная декомпозиция показывает взаимосвязь между основными этапами обработки данных. Выход каждого функционального блока используется в качестве входа для следующего, что обеспечивает последовательную обработку данных — от получения мультимодальных сигналов до формирования итогового аналитического отчёта. Такое представление позволяет определить назначение каждого подпроцесса и его роль в общей структуре системы</w:t>
-      </w:r>
-      <w:r>
+        <w:t>.</w:t>
+      </w:r>
+    </w:p>
+    <w:p>
+      <w:pPr>
         <w:rPr>
           <w:rFonts w:eastAsiaTheme="minorHAnsi"/>
         </w:rPr>
+      </w:pPr>
+      <w:r>
+        <w:rPr>
+          <w:rFonts w:eastAsiaTheme="minorHAnsi"/>
+        </w:rPr>
+        <w:t>Построенная декомпозиция демонстрирует логическую последовательность этапов обработки данных в системе. Каждый функциональный блок использует выход предыдущего в качестве входа, что обеспечивает непрерывную обработку — от захвата сырых мультимодальных потоков до формирования итогового аналитического отчёта. Такое представление позволяет проследить распределение функций между отдельными этапами обработки и показать их взаимосвязь в рамках общей архитектуры программного комплекса</w:t>
+      </w:r>
+      <w:r>
+        <w:rPr>
+          <w:rFonts w:eastAsiaTheme="minorHAnsi"/>
+        </w:rPr>
         <w:t>.</w:t>
       </w:r>
     </w:p>
@@ -10401,6 +10483,7 @@
         <w:pStyle w:val="3"/>
       </w:pPr>
       <w:r>
+        <w:lastRenderedPageBreak/>
         <w:t>DFD-диаграмма</w:t>
       </w:r>
     </w:p>
@@ -10414,14 +10497,7 @@
         <w:rPr>
           <w:lang w:eastAsia="en-US" w:bidi="he-IL"/>
         </w:rPr>
-        <w:t xml:space="preserve">После определения функциональной структуры системы следующим этапом становится описание потоков данных между её компонентами. Для этого была построена DFD-диаграмма, отражающая основные </w:t>
-      </w:r>
-      <w:r>
-        <w:rPr>
-          <w:lang w:eastAsia="en-US" w:bidi="he-IL"/>
-        </w:rPr>
-        <w:lastRenderedPageBreak/>
-        <w:t>информационные потоки, процессы обработки и используемые хранилища</w:t>
+        <w:t>После определения функциональной структуры системы следующим этапом становится описание потоков данных между её компонентами. Для этого была построена DFD-диаграмма, отражающая основные информационные потоки, процессы обработки и используемые хранилища</w:t>
       </w:r>
       <w:r>
         <w:rPr>
@@ -10659,16 +10735,19 @@
     </w:p>
     <w:p>
       <w:r>
-        <w:t xml:space="preserve">Логика движения информации на диаграмме отражает полный жизненный цикл обработки. Видео- и аудиопотоки от источника направляются в процесс сбора, откуда сырые данные передаются на этап обработки. Извлечённые признаки одновременно сохраняются в базу данных </w:t>
-      </w:r>
-      <w:r>
         <w:lastRenderedPageBreak/>
-        <w:t>и передаются в модуль анализа. Результаты классификации также фиксируются в хранилище и поступают в процесс формирования отчёта, после чего готовый документ выгружается для HR-менеджера.</w:t>
-      </w:r>
-    </w:p>
-    <w:p>
-      <w:r>
-        <w:t>Таким образом, DFD-диаграмма наглядно иллюстрирует последовательное движение данных от ввода через этапы обработки и нейросетевого анализа к финальному выводу, обеспечивая прозрачность информационных потоков внутри системы.</w:t>
+        <w:t xml:space="preserve">Логика движения информации на диаграмме отражает полный жизненный цикл обработки. Видео- и аудиопотоки от источника направляются в процесс сбора, откуда сырые данные передаются на этап обработки. </w:t>
+      </w:r>
+      <w:r>
+        <w:t>Извлечённые признаки сохраняются в базу данных и передаются в модуль анализа. Результаты классификации фиксируются в хранилище и применяются при формировании отчёта, после чего готовый документ становится доступен HR-специалисту.</w:t>
+      </w:r>
+    </w:p>
+    <w:p>
+      <w:r>
+        <w:t>Таким образом, DFD-диаграмма отражает полный путь движения данных — от их поступления через этапы обработки и нейросетевого анализа до получения итогового результата, обеспечивая прозрачность информационных потоков системы</w:t>
+      </w:r>
+      <w:r>
+        <w:t>.</w:t>
       </w:r>
     </w:p>
     <w:p>
@@ -10687,7 +10766,6 @@
     </w:p>
     <w:p>
       <w:pPr>
-        <w:ind w:firstLine="0"/>
         <w:rPr>
           <w:rFonts w:eastAsia="Microsoft YaHei"/>
         </w:rPr>
@@ -10696,7 +10774,20 @@
         <w:rPr>
           <w:rFonts w:eastAsia="Microsoft YaHei"/>
         </w:rPr>
-        <w:t>Проектирование подсистемы хранения данных началось с построения концептуальной модели, которая отражает информационные объекты системы и связи между ними без привязки к конкретной СУБД. Диаграмма представлена на рисунке</w:t>
+        <w:t>Проектирование подсистемы хранения данных началось с построения концептуальной модели, которая отражает основные информационные объекты системы и связи между ними без привязки к конкретной СУБД. Диаграмма представлена</w:t>
+      </w:r>
+      <w:r>
+        <w:rPr>
+          <w:rFonts w:eastAsia="Microsoft YaHei"/>
+          <w:lang w:val="en-US"/>
+        </w:rPr>
+        <w:t xml:space="preserve"> </w:t>
+      </w:r>
+      <w:r>
+        <w:rPr>
+          <w:rFonts w:eastAsia="Microsoft YaHei"/>
+        </w:rPr>
+        <w:t>рисунке</w:t>
       </w:r>
       <w:r>
         <w:rPr>
@@ -10873,7 +10964,10 @@
     <w:p>
       <w:r>
         <w:lastRenderedPageBreak/>
-        <w:t>Для удобства восприятия и нормализации сущности были разделены на три логических домена: управление доступом, управление сессиями и хранение аналитики.</w:t>
+        <w:t>Для удобства восприятия и нормализации сущности были разделены на три логических домена: управление доступом и аудитом, управление сессиями, а также хранение аналитики</w:t>
+      </w:r>
+      <w:r>
+        <w:t>.</w:t>
       </w:r>
     </w:p>
     <w:p>
@@ -10883,7 +10977,13 @@
     </w:p>
     <w:p>
       <w:r>
-        <w:t>• Пользователь системы — центральная сущность для аутентификации. Хранит учетные данные и статус активности.</w:t>
+        <w:t xml:space="preserve">• Пользователь системы — </w:t>
+      </w:r>
+      <w:r>
+        <w:t xml:space="preserve">центральная сущность, отвечающая за аутентификацию </w:t>
+      </w:r>
+      <w:r>
+        <w:t>и разграничение прав доступа</w:t>
       </w:r>
     </w:p>
     <w:p>
@@ -10936,15 +11036,7 @@
         <w:t>Все с</w:t>
       </w:r>
       <w:r>
-        <w:t>вязи между сущностями имеют характер «один-ко-многим» (</w:t>
-      </w:r>
-      <w:proofErr w:type="gramStart"/>
-      <w:r>
-        <w:t>1:М</w:t>
-      </w:r>
-      <w:proofErr w:type="gramEnd"/>
-      <w:r>
-        <w:t xml:space="preserve">). Центральной точкой агрегации является «Сеанс </w:t>
+        <w:t xml:space="preserve">вязи между сущностями имеют характер «один-ко-многим» (1:М). Центральной точкой агрегации является «Сеанс </w:t>
       </w:r>
       <w:proofErr w:type="spellStart"/>
       <w:r>
@@ -19558,7 +19650,13 @@
         <w:rPr>
           <w:rFonts w:eastAsia="Microsoft YaHei"/>
         </w:rPr>
-        <w:t>В отличие от ER-модели, логическая схема делает акцент на технических аспектах реализации:</w:t>
+        <w:t>В отличие от концептуальной ER-модели, логическая схема ориентирована на технические аспекты реализации базы данных</w:t>
+      </w:r>
+      <w:r>
+        <w:rPr>
+          <w:rFonts w:eastAsia="Microsoft YaHei"/>
+        </w:rPr>
+        <w:t>:</w:t>
       </w:r>
     </w:p>
     <w:p>
@@ -19576,23 +19674,9 @@
         <w:rPr>
           <w:rFonts w:eastAsia="Microsoft YaHei"/>
         </w:rPr>
-        <w:t xml:space="preserve">Первичные и внешние ключи. Во всех таблицах в качестве первичных ключей используются уникальные идентификаторы записей. Внешние </w:t>
-      </w:r>
-      <w:r>
-        <w:rPr>
-          <w:rFonts w:eastAsia="Microsoft YaHei"/>
-        </w:rPr>
         <w:lastRenderedPageBreak/>
-        <w:t xml:space="preserve">ключи обеспечивают ссылочную целостность между связанными сущностями: например, каждая запись в таблице «Участник встречи» ссылается на конкретный сеанс </w:t>
-      </w:r>
-      <w:proofErr w:type="spellStart"/>
-      <w:r>
-        <w:rPr>
-          <w:rFonts w:eastAsia="Microsoft YaHei"/>
-        </w:rPr>
-        <w:t>видеовстречи</w:t>
-      </w:r>
-      <w:proofErr w:type="spellEnd"/>
+        <w:t>Первичные и внешние ключи. Во всех таблицах в качестве первичного ключа используется уникальный идентификатор записи. Внешние ключи обеспечивают ссылочную целостность между таблицами</w:t>
+      </w:r>
       <w:r>
         <w:rPr>
           <w:rFonts w:eastAsia="Microsoft YaHei"/>
@@ -19615,7 +19699,13 @@
         <w:rPr>
           <w:rFonts w:eastAsia="Microsoft YaHei"/>
         </w:rPr>
-        <w:t xml:space="preserve">Ограничения уникальности. Ряд полей имеет ограничение уникальности: адрес электронной почты пользователя, </w:t>
+        <w:t xml:space="preserve">Ограничения </w:t>
+      </w:r>
+      <w:r>
+        <w:rPr>
+          <w:rFonts w:eastAsia="Microsoft YaHei"/>
+        </w:rPr>
+        <w:t xml:space="preserve">уникальности. Для ряда полей установлены ограничения уникальности: адрес электронной почты пользователя, </w:t>
       </w:r>
       <w:proofErr w:type="spellStart"/>
       <w:r>
@@ -19629,7 +19719,14 @@
         <w:rPr>
           <w:rFonts w:eastAsia="Microsoft YaHei"/>
         </w:rPr>
-        <w:t xml:space="preserve"> токена обновления, клиентский идентификатор сообщения чата. Это предотвращает дублирование критически важных данных и обеспечивает идемпотентность операций (в частности, при повторной отправке сообщений из-за сетевых сбоев).</w:t>
+        <w:t xml:space="preserve"> токена обновления, клиентский идентификатор сообщения чата. Такие ограничения предотвращают дублирование данных и поддерживают идемпотентность операций</w:t>
+      </w:r>
+      <w:r>
+        <w:rPr>
+          <w:rFonts w:eastAsia="Microsoft YaHei"/>
+          <w:lang w:val="en-US"/>
+        </w:rPr>
+        <w:t>.</w:t>
       </w:r>
     </w:p>
     <w:p>
@@ -20477,9 +20574,6 @@
       <w:proofErr w:type="spellEnd"/>
     </w:p>
     <w:p>
-      <w:pPr>
-        <w:contextualSpacing/>
-      </w:pPr>
       <w:r>
         <w:t xml:space="preserve">Захват </w:t>
       </w:r>
@@ -20489,27 +20583,28 @@
       </w:r>
       <w:proofErr w:type="spellEnd"/>
       <w:r>
-        <w:t xml:space="preserve"> на стороне клиента реализован через нативные браузерные API без использования сторонних плагинов.</w:t>
-      </w:r>
-    </w:p>
-    <w:p>
-      <w:pPr>
-        <w:pStyle w:val="af9"/>
-        <w:numPr>
-          <w:ilvl w:val="0"/>
-          <w:numId w:val="4"/>
-        </w:numPr>
-      </w:pPr>
-      <w:r>
-        <w:t xml:space="preserve">Аудио: создаётся компонент записи исключительно для аудиодорожки микрофона. Для корректного декодирования на стороне сервера применяется стратегия кумулятивного накопления </w:t>
+        <w:t xml:space="preserve"> на стороне клиента реализован через нативные браузерные API без использования сторонних библиотек и плагинов.</w:t>
+      </w:r>
+    </w:p>
+    <w:p>
+      <w:r>
+        <w:t xml:space="preserve">Аудиопоток. Создаётся отдельный </w:t>
       </w:r>
       <w:proofErr w:type="spellStart"/>
       <w:r>
+        <w:t>MediaRecorder</w:t>
+      </w:r>
+      <w:proofErr w:type="spellEnd"/>
+      <w:r>
+        <w:t xml:space="preserve"> только для аудиодорожки микрофона. Для корректного декодирования на сервере применяется кумулятивное накопление </w:t>
+      </w:r>
+      <w:proofErr w:type="spellStart"/>
+      <w:r>
         <w:t>чанков</w:t>
       </w:r>
       <w:proofErr w:type="spellEnd"/>
       <w:r>
-        <w:t xml:space="preserve">: вместо отправки изолированных фрагментов система формирует непрерывный буфер, содержащий инициализирующий сегмент и последующие кластеры. Буфер кодируется в Base64 и отправляется по </w:t>
+        <w:t xml:space="preserve">: система формирует непрерывный буфер, содержащий инициализирующий сегмент и последующие данные. Буфер кодируется в Base64 и передаётся по </w:t>
       </w:r>
       <w:proofErr w:type="spellStart"/>
       <w:r>
@@ -20517,19 +20612,12 @@
       </w:r>
       <w:proofErr w:type="spellEnd"/>
       <w:r>
-        <w:t xml:space="preserve"> с заданным интервалом или по достижению лимита размера.</w:t>
-      </w:r>
-    </w:p>
-    <w:p>
-      <w:pPr>
-        <w:pStyle w:val="af9"/>
-        <w:numPr>
-          <w:ilvl w:val="0"/>
-          <w:numId w:val="4"/>
-        </w:numPr>
-      </w:pPr>
-      <w:r>
-        <w:t xml:space="preserve">Видео: кадры для анализа лица захватываются с </w:t>
+        <w:t xml:space="preserve"> с заданным интервалом или по достижению установленного размера.</w:t>
+      </w:r>
+    </w:p>
+    <w:p>
+      <w:r>
+        <w:t xml:space="preserve">Видеопоток. Кадры для анализа лица захватываются с </w:t>
       </w:r>
       <w:proofErr w:type="spellStart"/>
       <w:r>
@@ -20541,29 +20629,16 @@
       </w:r>
       <w:proofErr w:type="spellStart"/>
       <w:r>
-        <w:t>canvas</w:t>
+        <w:t>Canvas</w:t>
       </w:r>
       <w:proofErr w:type="spellEnd"/>
       <w:r>
-        <w:t xml:space="preserve"> с фиксированным интервалом. Изображение конвертируется в JPEG Base64 и передаётся типом «кадр». Такой подход балансирует между частотой обновления аналитики и пропускной способностью канала.</w:t>
-      </w:r>
-    </w:p>
-    <w:p>
-      <w:pPr>
-        <w:pStyle w:val="af9"/>
-        <w:numPr>
-          <w:ilvl w:val="0"/>
-          <w:numId w:val="4"/>
-        </w:numPr>
-      </w:pPr>
-      <w:r>
-        <w:t>Управление ресурсами</w:t>
-      </w:r>
-      <w:r>
-        <w:t>: при</w:t>
-      </w:r>
-      <w:r>
-        <w:t xml:space="preserve"> смене потока, потере фокуса вкладки или завершении встречи компоненты записи корректно останавливаются и освобождаются, что предотвращает утечки памяти и фоновую загрузку ЦП.</w:t>
+        <w:t xml:space="preserve"> с фиксированным интервалом. Изображение конвертируется в JPEG, кодируется в Base64 и отправляется как тип «кадр». Такой подход позволяет балансировать частоту обновления аналитики и нагрузку на канал связи.</w:t>
+      </w:r>
+    </w:p>
+    <w:p>
+      <w:r>
+        <w:t>Управление ресурсами. При смене потока, потере фокуса вкладки или завершении сессии компоненты записи останавливаются и освобождаются, что предотвращает утечки памяти и неоправданную загрузку процессора.</w:t>
       </w:r>
     </w:p>
     <w:p>
@@ -20615,7 +20690,6 @@
             <w:rPr>
               <w:rFonts w:ascii="Cambria Math" w:hAnsi="Cambria Math"/>
             </w:rPr>
-            <w:lastRenderedPageBreak/>
             <m:t>P</m:t>
           </m:r>
           <m:d>
@@ -20939,6 +21013,7 @@
     </w:p>
     <w:p>
       <w:r>
+        <w:lastRenderedPageBreak/>
         <w:t xml:space="preserve">Поскольку задача классификации эмоций относится к </w:t>
       </w:r>
       <w:proofErr w:type="spellStart"/>
@@ -21427,13 +21502,8 @@
       <w:r>
         <w:fldChar w:fldCharType="end"/>
       </w:r>
-      <w:proofErr w:type="gramStart"/>
-      <w:r>
-        <w:t>.</w:t>
-      </w:r>
-      <w:proofErr w:type="gramEnd"/>
-      <w:r>
-        <w:t xml:space="preserve"> </w:t>
+      <w:r>
+        <w:t xml:space="preserve">. </w:t>
       </w:r>
       <w:r>
         <w:t>представлена общая схема алгоритма работы системы, описывающая последовательность обработки данных от аутентификации пользователя до формирования итогового аналитического отчёта.</w:t>
@@ -21694,6 +21764,9 @@
         <w:t>, FER) является одной из ключевых в области компьютерного зрения и аффективных вычислений</w:t>
       </w:r>
       <w:r>
+        <w:t xml:space="preserve"> </w:t>
+      </w:r>
+      <w:r>
         <w:t>[</w:t>
       </w:r>
       <w:r>
@@ -21801,7 +21874,13 @@
         <w:t>]</w:t>
       </w:r>
       <w:r>
-        <w:t xml:space="preserve"> Современный подход к решению данной задачи включает два основных этапа: детектирование лица и классификацию эмоций.</w:t>
+        <w:t xml:space="preserve"> </w:t>
+      </w:r>
+      <w:r>
+        <w:t>Современный подход к её решению включает два основных этапа: детектирование лица и классификацию эмоций</w:t>
+      </w:r>
+      <w:r>
+        <w:t>.</w:t>
       </w:r>
     </w:p>
     <w:p>
@@ -21854,7 +21933,10 @@
         <w:t xml:space="preserve"> Active Appearance Models (AAM). </w:t>
       </w:r>
       <w:r>
-        <w:t>Эти статистические алгоритмы строят параметрическое представление формы лица на основе обучающей выборки, описывая вариации формы и текстуры посредством метода главных компонент (PCA).</w:t>
+        <w:t>Эти статистические алгоритмы строят параметрическое представление формы лица на основе обучающей выборки с использованием метода главных компонент (PCA)</w:t>
+      </w:r>
+      <w:r>
+        <w:t>.</w:t>
       </w:r>
     </w:p>
     <w:p>
@@ -21862,27 +21944,27 @@
         <w:contextualSpacing/>
       </w:pPr>
       <w:r>
-        <w:t xml:space="preserve">Более современный подход базируется на использовании нейросетевых детекторов. Среди них выделяется легковесная </w:t>
+        <w:t>В данной работе в качестве основного инструмента выбрана архитектура MTCNN (Multi-</w:t>
       </w:r>
       <w:proofErr w:type="spellStart"/>
       <w:r>
-        <w:t>свёрточная</w:t>
+        <w:t>task</w:t>
       </w:r>
       <w:proofErr w:type="spellEnd"/>
       <w:r>
-        <w:t xml:space="preserve"> сеть </w:t>
+        <w:t xml:space="preserve"> </w:t>
       </w:r>
       <w:proofErr w:type="spellStart"/>
       <w:r>
-        <w:t>BlazeFace</w:t>
+        <w:t>Cascaded</w:t>
       </w:r>
       <w:proofErr w:type="spellEnd"/>
       <w:r>
-        <w:t>, оптимизированная для работы в реальном времени на мобильных устройствах. Она оперирует якорными точками и напрямую предсказывает ограничивающие рамки лиц. Однако в данной работе основным инструментом выбрана архитектура MTCNN (Multi-</w:t>
+        <w:t xml:space="preserve"> </w:t>
       </w:r>
       <w:proofErr w:type="spellStart"/>
       <w:r>
-        <w:t>task</w:t>
+        <w:t>Convolutional</w:t>
       </w:r>
       <w:proofErr w:type="spellEnd"/>
       <w:r>
@@ -21890,11 +21972,11 @@
       </w:r>
       <w:proofErr w:type="spellStart"/>
       <w:r>
-        <w:t>Cascaded</w:t>
+        <w:t>Neural</w:t>
       </w:r>
       <w:proofErr w:type="spellEnd"/>
       <w:r>
-        <w:t xml:space="preserve"> CNN), представляющая собой каскад из трёх последовательных нейронных сетей. Процесс детекции начинается с работы P-Net (</w:t>
+        <w:t xml:space="preserve"> Network) — каскад из трёх последовательных нейронных сетей. Процесс детекции начинается с P-Net (</w:t>
       </w:r>
       <w:proofErr w:type="spellStart"/>
       <w:r>
@@ -21918,13 +22000,15 @@
       </w:r>
       <w:proofErr w:type="spellEnd"/>
       <w:r>
-        <w:t xml:space="preserve"> Network), проводя окончательную проверку и определяя пять ключевых точек лица: углы глаз, кончик носа и уголки рта. Подобная каскадная структура обеспечивает высокую скорость обработки при сохранении необходимой точности детекции. </w:t>
-      </w:r>
-      <w:r>
-        <w:t>Структура сети MTCNN представлена на рисунке</w:t>
-      </w:r>
-      <w:r>
-        <w:t xml:space="preserve"> </w:t>
+        <w:t xml:space="preserve"> Network), проводя окончательную проверку и определяя пять ключевых точек лица: углы глаз, кончик носа и уголки рта.</w:t>
+      </w:r>
+    </w:p>
+    <w:p>
+      <w:pPr>
+        <w:contextualSpacing/>
+      </w:pPr>
+      <w:r>
+        <w:t>Каскадная структура MTCNN обеспечивает высокую скорость обработки при сохранении необходимой точности детекции. Структура сети представлена на рисунке</w:t>
       </w:r>
       <w:r>
         <w:rPr>
@@ -22007,7 +22091,6 @@
         <w:rPr>
           <w:noProof/>
         </w:rPr>
-        <w:lastRenderedPageBreak/>
         <w:drawing>
           <wp:inline distT="0" distB="0" distL="0" distR="0" wp14:anchorId="3BAE57F0" wp14:editId="2A707817">
             <wp:extent cx="5940425" cy="2162810"/>
@@ -22063,6 +22146,7 @@
           <w:color w:val="000000" w:themeColor="text1"/>
           <w:lang w:eastAsia="en-US" w:bidi="he-IL"/>
         </w:rPr>
+        <w:lastRenderedPageBreak/>
         <w:t xml:space="preserve">Рисунок </w:t>
       </w:r>
       <w:r>
@@ -22343,7 +22427,6 @@
         <w:rPr>
           <w:noProof/>
         </w:rPr>
-        <w:lastRenderedPageBreak/>
         <w:drawing>
           <wp:inline distT="0" distB="0" distL="0" distR="0" wp14:anchorId="37BBE565" wp14:editId="3E5C21C4">
             <wp:extent cx="5940425" cy="1565910"/>
@@ -22478,6 +22561,7 @@
         <w:pStyle w:val="3"/>
       </w:pPr>
       <w:r>
+        <w:lastRenderedPageBreak/>
         <w:t xml:space="preserve">Модель </w:t>
       </w:r>
       <w:proofErr w:type="spellStart"/>
@@ -22691,7 +22775,6 @@
         <w:rPr>
           <w:noProof/>
         </w:rPr>
-        <w:lastRenderedPageBreak/>
         <w:drawing>
           <wp:inline distT="0" distB="0" distL="0" distR="0" wp14:anchorId="6F884061" wp14:editId="591AC3D2">
             <wp:extent cx="5940425" cy="3256280"/>
@@ -22866,6 +22949,7 @@
         </w:numPr>
       </w:pPr>
       <w:r>
+        <w:lastRenderedPageBreak/>
         <w:t>Радость (</w:t>
       </w:r>
       <w:proofErr w:type="spellStart"/>
@@ -23061,7 +23145,6 @@
         <w:rPr>
           <w:noProof/>
         </w:rPr>
-        <w:lastRenderedPageBreak/>
         <w:drawing>
           <wp:inline distT="0" distB="0" distL="0" distR="0" wp14:anchorId="72D72F6B" wp14:editId="44431DCC">
             <wp:extent cx="5940425" cy="3619500"/>
@@ -23183,6 +23266,7 @@
         <w:contextualSpacing/>
       </w:pPr>
       <w:r>
+        <w:lastRenderedPageBreak/>
         <w:t xml:space="preserve">Для предотвращения перегрузки ЦП/ГПУ реализован семафор, ограничивающий количество параллельных </w:t>
       </w:r>
       <w:proofErr w:type="spellStart"/>
@@ -23363,7 +23447,6 @@
       </w:r>
       <w:proofErr w:type="spellStart"/>
       <w:r>
-        <w:lastRenderedPageBreak/>
         <w:t>полносвязные</w:t>
       </w:r>
       <w:proofErr w:type="spellEnd"/>
@@ -23463,6 +23546,7 @@
         <w:rPr>
           <w:noProof/>
         </w:rPr>
+        <w:lastRenderedPageBreak/>
         <w:drawing>
           <wp:inline distT="0" distB="0" distL="0" distR="0" wp14:anchorId="5DDAF3C0" wp14:editId="33C5E205">
             <wp:extent cx="4248743" cy="5287113"/>
@@ -23645,7 +23729,6 @@
       </w:pPr>
       <w:proofErr w:type="spellStart"/>
       <w:r>
-        <w:lastRenderedPageBreak/>
         <w:t>Энкодер</w:t>
       </w:r>
       <w:proofErr w:type="spellEnd"/>
@@ -23662,6 +23745,7 @@
         </w:numPr>
       </w:pPr>
       <w:r>
+        <w:lastRenderedPageBreak/>
         <w:t xml:space="preserve">Механизм </w:t>
       </w:r>
       <w:proofErr w:type="spellStart"/>
@@ -23987,6 +24071,7 @@
         <w:contextualSpacing/>
       </w:pPr>
       <w:r>
+        <w:lastRenderedPageBreak/>
         <w:t>Модель обучалась методом слабой супервизии на разнородном массиве данных</w:t>
       </w:r>
       <w:r>
@@ -24181,23 +24266,20 @@
       </w:r>
       <w:proofErr w:type="spellEnd"/>
       <w:r>
-        <w:t xml:space="preserve"> — облегчённая версия трансформера BERT, оптимизированная для задач классификации текста. Модель содержит 66 миллионов параметров </w:t>
-      </w:r>
+        <w:t xml:space="preserve"> — облегчённая версия трансформера BERT, оптимизированная для задач классификации текста. Модель содержит 66 миллионов параметров (против 110 миллионов у исходной архитектуры), что обеспечивает более высокую скорость </w:t>
+      </w:r>
+      <w:proofErr w:type="spellStart"/>
+      <w:r>
+        <w:t>инференса</w:t>
+      </w:r>
+      <w:proofErr w:type="spellEnd"/>
+      <w:r>
+        <w:t xml:space="preserve"> при сохранении качества обработки контекста.</w:t>
+      </w:r>
+    </w:p>
+    <w:p>
       <w:r>
         <w:lastRenderedPageBreak/>
-        <w:t xml:space="preserve">(против 110 миллионов у исходной архитектуры), что обеспечивает более высокую скорость </w:t>
-      </w:r>
-      <w:proofErr w:type="spellStart"/>
-      <w:r>
-        <w:t>инференса</w:t>
-      </w:r>
-      <w:proofErr w:type="spellEnd"/>
-      <w:r>
-        <w:t xml:space="preserve"> при сохранении качества обработки контекста.</w:t>
-      </w:r>
-    </w:p>
-    <w:p>
-      <w:r>
         <w:t xml:space="preserve">Процесс обработки текста включает три этапа. На первом этапе выполняется сегментация транскрибированного текста на предложения или отдельные реплики с последующей </w:t>
       </w:r>
       <w:proofErr w:type="spellStart"/>
@@ -24435,7 +24517,6 @@
         <w:contextualSpacing/>
       </w:pPr>
       <w:r>
-        <w:lastRenderedPageBreak/>
         <w:t>Архитектура предусматривает возможность для подключения собственной нейросетевой модели через параметр конфигурации.</w:t>
       </w:r>
     </w:p>
@@ -24446,6 +24527,7 @@
       <w:bookmarkStart w:id="60" w:name="_Toc229467895"/>
       <w:bookmarkStart w:id="61" w:name="_Toc233140241"/>
       <w:r>
+        <w:lastRenderedPageBreak/>
         <w:t>М</w:t>
       </w:r>
       <w:r>
@@ -24561,15 +24643,15 @@
         <w:contextualSpacing/>
       </w:pPr>
       <w:r>
-        <w:t xml:space="preserve">Интеграция модулей системы реализуется за счёт согласованных контрактов обмена данными и </w:t>
+        <w:t xml:space="preserve">Интеграция модулей системы реализуется через согласованные контракты обмена данными и </w:t>
       </w:r>
       <w:proofErr w:type="spellStart"/>
       <w:r>
-        <w:t>оркестрации</w:t>
+        <w:t>оркестрацию</w:t>
       </w:r>
       <w:proofErr w:type="spellEnd"/>
       <w:r>
-        <w:t xml:space="preserve"> сервисов с использованием </w:t>
+        <w:t xml:space="preserve"> сервисов с помощью </w:t>
       </w:r>
       <w:proofErr w:type="spellStart"/>
       <w:r>
@@ -24593,7 +24675,15 @@
         <w:contextualSpacing/>
       </w:pPr>
       <w:r>
-        <w:t>Пользователь проходит аутентификацию, после чего получает JWT-токен и выполняет создание новой сессии либо подключение к существующей.</w:t>
+        <w:t xml:space="preserve">Пользователь проходит аутентификацию, получает JWT-токен и создаёт новую сессию или подключается к существующей. Клиентское приложение устанавливает </w:t>
+      </w:r>
+      <w:proofErr w:type="spellStart"/>
+      <w:r>
+        <w:t>WebSocket</w:t>
+      </w:r>
+      <w:proofErr w:type="spellEnd"/>
+      <w:r>
+        <w:t>-соединение, отправляет событие о подключении и инициирует захват аудиопотока и периодическую передачу видеокадров.</w:t>
       </w:r>
     </w:p>
     <w:p>
@@ -24601,16 +24691,27 @@
         <w:contextualSpacing/>
       </w:pPr>
       <w:r>
+        <w:t xml:space="preserve">Серверная часть маршрутизирует поступающие </w:t>
+      </w:r>
+      <w:proofErr w:type="spellStart"/>
+      <w:r>
+        <w:t>медиаданные</w:t>
+      </w:r>
+      <w:proofErr w:type="spellEnd"/>
+      <w:r>
+        <w:t xml:space="preserve"> в AI-шлюз. В шлюзе параллельно выполняется обработка видеокадров (детекция </w:t>
+      </w:r>
+      <w:r>
         <w:lastRenderedPageBreak/>
-        <w:t xml:space="preserve">Клиентское приложение устанавливает </w:t>
+        <w:t xml:space="preserve">лиц и классификация эмоций) и передача аудиоданных в сервис распознавания речи. Полученные результаты возвращаются на основной сервер, сохраняются в базе данных </w:t>
       </w:r>
       <w:proofErr w:type="spellStart"/>
       <w:r>
-        <w:t>WebSocket</w:t>
+        <w:t>PostgreSQL</w:t>
       </w:r>
       <w:proofErr w:type="spellEnd"/>
       <w:r>
-        <w:t>-соединение, отправляет событие о подключении и инициирует захват аудиопотока и периодическую передачу видеокадров.</w:t>
+        <w:t xml:space="preserve"> и транслируются клиентам в режиме реального времени.</w:t>
       </w:r>
     </w:p>
     <w:p>
@@ -24618,15 +24719,31 @@
         <w:contextualSpacing/>
       </w:pPr>
       <w:r>
-        <w:t xml:space="preserve">Серверная часть маршрутизирует поступающие </w:t>
+        <w:t>После завершения сессии запускается формирование итогового отчёта, который сохраняется в таблице отчётов и становится доступен через REST-интерфейс.</w:t>
+      </w:r>
+    </w:p>
+    <w:p>
+      <w:pPr>
+        <w:contextualSpacing/>
+      </w:pPr>
+      <w:r>
+        <w:t>Процесс разработки и развёртывания автоматизирован с помощью CI/CD-</w:t>
       </w:r>
       <w:proofErr w:type="spellStart"/>
       <w:r>
-        <w:t>медиаданные</w:t>
+        <w:t>пайплайна</w:t>
       </w:r>
       <w:proofErr w:type="spellEnd"/>
       <w:r>
-        <w:t xml:space="preserve"> в AI-шлюз. В шлюзе параллельно выполняется обработка видеокадров (детекция лиц и классификация эмоций) и передача аудиоданных в сервис распознавания речи.</w:t>
+        <w:t xml:space="preserve">, включающего статический анализ кода, модульное тестирование и сборку </w:t>
+      </w:r>
+      <w:proofErr w:type="spellStart"/>
+      <w:r>
+        <w:t>Docker</w:t>
+      </w:r>
+      <w:proofErr w:type="spellEnd"/>
+      <w:r>
+        <w:t>-образов. Такой подход обеспечивает воспроизводимость среды и раннее выявление регрессионных ошибок.</w:t>
       </w:r>
     </w:p>
     <w:p>
@@ -24634,79 +24751,26 @@
         <w:contextualSpacing/>
       </w:pPr>
       <w:r>
-        <w:t xml:space="preserve">Результаты анализа возвращаются на сервер, сохраняются в базе данных </w:t>
+        <w:t xml:space="preserve">Система была протестирована на основных сценариях: безопасная авторизация, обмен </w:t>
       </w:r>
       <w:proofErr w:type="spellStart"/>
       <w:r>
-        <w:t>PostgreSQL</w:t>
+        <w:t>медиаданными</w:t>
       </w:r>
       <w:proofErr w:type="spellEnd"/>
       <w:r>
-        <w:t xml:space="preserve"> и транслируются клиентам в режиме реального времени.</w:t>
-      </w:r>
-    </w:p>
-    <w:p>
-      <w:pPr>
-        <w:contextualSpacing/>
-      </w:pPr>
-      <w:r>
-        <w:t>После завершения сессии запускается формирование итогового отчёта, который сохраняется в таблице отчётов и становится доступен через REST-интерфейс.</w:t>
-      </w:r>
-    </w:p>
-    <w:p>
-      <w:pPr>
-        <w:contextualSpacing/>
-      </w:pPr>
-      <w:r>
-        <w:t>Процесс разработки и развёртывания автоматизирован с использованием CI/CD-</w:t>
+        <w:t xml:space="preserve"> с минимальной задержкой, мультимодальный анализ в реальном времени и формирование структурированных отчётов. Модульная архитектура позволяет в дальнейшем заменять эвристические алгоритмы агрегации на обучаемые модели, расширять набор аналитических метрик и добавлять запись </w:t>
       </w:r>
       <w:proofErr w:type="spellStart"/>
       <w:r>
-        <w:t>пайплайна</w:t>
+        <w:t>видеовстреч</w:t>
       </w:r>
       <w:proofErr w:type="spellEnd"/>
       <w:r>
-        <w:t xml:space="preserve">, включающего статический анализ кода, выполнение модульных тестов и сборку </w:t>
-      </w:r>
-      <w:proofErr w:type="spellStart"/>
-      <w:r>
-        <w:t>Docker</w:t>
-      </w:r>
-      <w:proofErr w:type="spellEnd"/>
-      <w:r>
-        <w:t>-образов. Такой подход обеспечивает воспроизводимость среды и позволяет выявлять регрессионные ошибки на ранних этапах.</w:t>
-      </w:r>
-    </w:p>
-    <w:p>
-      <w:pPr>
-        <w:contextualSpacing/>
-      </w:pPr>
-      <w:r>
-        <w:t xml:space="preserve">Система была протестирована на ключевых сценариях использования, включая безопасную авторизацию, обмен </w:t>
-      </w:r>
-      <w:proofErr w:type="spellStart"/>
-      <w:r>
-        <w:t>медиаданными</w:t>
-      </w:r>
-      <w:proofErr w:type="spellEnd"/>
-      <w:r>
-        <w:t xml:space="preserve"> с минимальной задержкой, мультимодальный анализ в реальном времени и формирование структурированных отчётов.</w:t>
-      </w:r>
-    </w:p>
-    <w:p>
-      <w:pPr>
-        <w:contextualSpacing/>
-      </w:pPr>
-      <w:r>
-        <w:t xml:space="preserve">Модульная архитектура системы обеспечивает возможность дальнейшего развития, включая замену эвристических алгоритмов агрегации на обучаемые модели, расширение набора аналитических метрик и добавление функции записи </w:t>
-      </w:r>
-      <w:proofErr w:type="spellStart"/>
-      <w:r>
-        <w:t>видеовстреч</w:t>
-      </w:r>
-      <w:proofErr w:type="spellEnd"/>
-      <w:r>
-        <w:t xml:space="preserve"> без изменения базовой архитектуры.</w:t>
+        <w:t xml:space="preserve"> без изменения базовой структуры системы</w:t>
+      </w:r>
+      <w:r>
+        <w:t>.</w:t>
       </w:r>
     </w:p>
     <w:p>
@@ -24732,15 +24796,14 @@
           <w:rFonts w:cs="Times New Roman"/>
           <w:lang w:bidi="ru-RU"/>
         </w:rPr>
-        <w:t xml:space="preserve">Применение технологий мультимодального анализа в управлении персоналом позволяет повысить объективность оценки сотрудников за счёт использования количественно измеряемых данных. В отличие от традиционных методов, основанных на анкетировании и визуальном </w:t>
+        <w:t>Применение технологий мультимодального анализа в управлении персоналом повышает объективность оценки сотрудников за счёт использования количественно измеряемых данных. В отличие от традиционных методов, основанных на анкетировании и субъективном наблюдении, автоматизированный подход обеспечивает большую оперативность и снижает влияние человеческого фактора</w:t>
       </w:r>
       <w:r>
         <w:rPr>
           <w:rFonts w:cs="Times New Roman"/>
           <w:lang w:bidi="ru-RU"/>
         </w:rPr>
-        <w:lastRenderedPageBreak/>
-        <w:t>наблюдении, автоматизированный подход обеспечивает более высокую оперативность и снижает влияние субъективного фактора.</w:t>
+        <w:t>.</w:t>
       </w:r>
     </w:p>
     <w:p>
@@ -24779,6 +24842,7 @@
           <w:rFonts w:cs="Times New Roman"/>
           <w:lang w:bidi="ru-RU"/>
         </w:rPr>
+        <w:lastRenderedPageBreak/>
         <w:t>В рамках выполнения работы были получены следующие результаты:</w:t>
       </w:r>
     </w:p>
@@ -25059,15 +25123,7 @@
           <w:rFonts w:cs="Times New Roman"/>
           <w:lang w:bidi="ru-RU"/>
         </w:rPr>
-        <w:t xml:space="preserve">Результаты тестирования показали устойчивую работоспособность разработанных компонентов в условиях онлайн-встреч и интервью. </w:t>
-      </w:r>
-      <w:r>
-        <w:rPr>
-          <w:rFonts w:cs="Times New Roman"/>
-          <w:lang w:bidi="ru-RU"/>
-        </w:rPr>
-        <w:lastRenderedPageBreak/>
-        <w:t>Показатели точности соответствуют характеристикам используемых открытых моделей</w:t>
+        <w:t>Результаты тестирования показали устойчивую работоспособность разработанных компонентов в условиях онлайн-встреч и интервью. Показатели точности соответствуют характеристикам используемых открытых моделей</w:t>
       </w:r>
       <w:r>
         <w:rPr>
@@ -25108,6 +25164,7 @@
           <w:rFonts w:cs="Times New Roman"/>
           <w:lang w:bidi="ru-RU"/>
         </w:rPr>
+        <w:lastRenderedPageBreak/>
         <w:t>Практическая значимость работы заключается в создании программного инструмента для оценки вовлечённости участников, выявления признаков эмоционального выгорания, анализа эффективности коммуникаций и формирования рекомендаций для принятия управленческих решений в сфере HR. Использование открытого технологического стека и контейнеризации снижает затраты на внедрение, обеспечивает прозрачность обработки данных и возможность масштабирования системы.</w:t>
       </w:r>
       <w:r>
@@ -25635,23 +25692,7 @@
           <w:rFonts w:cs="Times New Roman"/>
           <w:lang w:val="en-US" w:bidi="ru-RU"/>
         </w:rPr>
-        <w:t xml:space="preserve">Goodfellow I., Bengio Y., Courville A. Deep Learning. – </w:t>
-      </w:r>
-      <w:proofErr w:type="gramStart"/>
-      <w:r>
-        <w:rPr>
-          <w:rFonts w:cs="Times New Roman"/>
-          <w:lang w:val="en-US" w:bidi="ru-RU"/>
-        </w:rPr>
-        <w:t>Cambridge :</w:t>
-      </w:r>
-      <w:proofErr w:type="gramEnd"/>
-      <w:r>
-        <w:rPr>
-          <w:rFonts w:cs="Times New Roman"/>
-          <w:lang w:val="en-US" w:bidi="ru-RU"/>
-        </w:rPr>
-        <w:t xml:space="preserve"> MIT Press, 2016. – 800 p. – ISBN 978-0-262-03561-3.</w:t>
+        <w:t>Goodfellow I., Bengio Y., Courville A. Deep Learning. – Cambridge : MIT Press, 2016. – 800 p. – ISBN 978-0-262-03561-3.</w:t>
       </w:r>
       <w:bookmarkEnd w:id="71"/>
     </w:p>
@@ -25697,23 +25738,7 @@
           <w:rFonts w:cs="Times New Roman"/>
           <w:lang w:val="en-US" w:bidi="ru-RU"/>
         </w:rPr>
-        <w:t xml:space="preserve"> A. Learning OpenCV: Computer Vision with the OpenCV Library. – </w:t>
-      </w:r>
-      <w:proofErr w:type="gramStart"/>
-      <w:r>
-        <w:rPr>
-          <w:rFonts w:cs="Times New Roman"/>
-          <w:lang w:val="en-US" w:bidi="ru-RU"/>
-        </w:rPr>
-        <w:t>Sebastopol :</w:t>
-      </w:r>
-      <w:proofErr w:type="gramEnd"/>
-      <w:r>
-        <w:rPr>
-          <w:rFonts w:cs="Times New Roman"/>
-          <w:lang w:val="en-US" w:bidi="ru-RU"/>
-        </w:rPr>
-        <w:t xml:space="preserve"> O’Reilly Media, 2008. – 555 p. – ISBN 978-0-596-51613-0.</w:t>
+        <w:t xml:space="preserve"> A. Learning OpenCV: Computer Vision with the OpenCV Library. – Sebastopol : O’Reilly Media, 2008. – 555 p. – ISBN 978-0-596-51613-0.</w:t>
       </w:r>
     </w:p>
     <w:p>

--- a/вкр/ВКР_Демьянцев_606-22.docx
+++ b/вкр/ВКР_Демьянцев_606-22.docx
@@ -1800,7 +1800,6 @@
           <w:bdr w:val="nil"/>
         </w:rPr>
       </w:pPr>
-      <w:proofErr w:type="spellStart"/>
       <w:r>
         <w:rPr>
           <w:rFonts w:ascii="Times New Roman" w:eastAsia="Arial Unicode MS" w:hAnsi="Times New Roman" w:cs="Times New Roman"/>
@@ -1810,115 +1809,7 @@
           <w:u w:color="000000"/>
           <w:bdr w:val="nil"/>
         </w:rPr>
-        <w:t>Катасев</w:t>
-      </w:r>
-      <w:proofErr w:type="spellEnd"/>
-      <w:r>
-        <w:rPr>
-          <w:rFonts w:ascii="Times New Roman" w:eastAsia="Arial Unicode MS" w:hAnsi="Times New Roman" w:cs="Times New Roman"/>
-          <w:color w:val="000000"/>
-          <w:sz w:val="24"/>
-          <w:szCs w:val="24"/>
-          <w:u w:color="000000"/>
-          <w:bdr w:val="nil"/>
-        </w:rPr>
-        <w:t xml:space="preserve">, А. С. </w:t>
-      </w:r>
-      <w:proofErr w:type="spellStart"/>
-      <w:r>
-        <w:rPr>
-          <w:rFonts w:ascii="Times New Roman" w:eastAsia="Arial Unicode MS" w:hAnsi="Times New Roman" w:cs="Times New Roman"/>
-          <w:color w:val="000000"/>
-          <w:sz w:val="24"/>
-          <w:szCs w:val="24"/>
-          <w:u w:color="000000"/>
-          <w:bdr w:val="nil"/>
-        </w:rPr>
-        <w:t>Сверточные</w:t>
-      </w:r>
-      <w:proofErr w:type="spellEnd"/>
-      <w:r>
-        <w:rPr>
-          <w:rFonts w:ascii="Times New Roman" w:eastAsia="Arial Unicode MS" w:hAnsi="Times New Roman" w:cs="Times New Roman"/>
-          <w:color w:val="000000"/>
-          <w:sz w:val="24"/>
-          <w:szCs w:val="24"/>
-          <w:u w:color="000000"/>
-          <w:bdr w:val="nil"/>
-        </w:rPr>
-        <w:t xml:space="preserve"> </w:t>
-      </w:r>
-      <w:proofErr w:type="spellStart"/>
-      <w:r>
-        <w:rPr>
-          <w:rFonts w:ascii="Times New Roman" w:eastAsia="Arial Unicode MS" w:hAnsi="Times New Roman" w:cs="Times New Roman"/>
-          <w:color w:val="000000"/>
-          <w:sz w:val="24"/>
-          <w:szCs w:val="24"/>
-          <w:u w:color="000000"/>
-          <w:bdr w:val="nil"/>
-        </w:rPr>
-        <w:t>нейросетеВые</w:t>
-      </w:r>
-      <w:proofErr w:type="spellEnd"/>
-      <w:r>
-        <w:rPr>
-          <w:rFonts w:ascii="Times New Roman" w:eastAsia="Arial Unicode MS" w:hAnsi="Times New Roman" w:cs="Times New Roman"/>
-          <w:color w:val="000000"/>
-          <w:sz w:val="24"/>
-          <w:szCs w:val="24"/>
-          <w:u w:color="000000"/>
-          <w:bdr w:val="nil"/>
-        </w:rPr>
-        <w:t xml:space="preserve"> </w:t>
-      </w:r>
-      <w:proofErr w:type="spellStart"/>
-      <w:r>
-        <w:rPr>
-          <w:rFonts w:ascii="Times New Roman" w:eastAsia="Arial Unicode MS" w:hAnsi="Times New Roman" w:cs="Times New Roman"/>
-          <w:color w:val="000000"/>
-          <w:sz w:val="24"/>
-          <w:szCs w:val="24"/>
-          <w:u w:color="000000"/>
-          <w:bdr w:val="nil"/>
-        </w:rPr>
-        <w:t>МОДЕЛи</w:t>
-      </w:r>
-      <w:proofErr w:type="spellEnd"/>
-      <w:r>
-        <w:rPr>
-          <w:rFonts w:ascii="Times New Roman" w:eastAsia="Arial Unicode MS" w:hAnsi="Times New Roman" w:cs="Times New Roman"/>
-          <w:color w:val="000000"/>
-          <w:sz w:val="24"/>
-          <w:szCs w:val="24"/>
-          <w:u w:color="000000"/>
-          <w:bdr w:val="nil"/>
-        </w:rPr>
-        <w:t xml:space="preserve"> распознавания эмоций человека ПО ФОТОГРАФИИ / А. С. </w:t>
-      </w:r>
-      <w:proofErr w:type="spellStart"/>
-      <w:r>
-        <w:rPr>
-          <w:rFonts w:ascii="Times New Roman" w:eastAsia="Arial Unicode MS" w:hAnsi="Times New Roman" w:cs="Times New Roman"/>
-          <w:color w:val="000000"/>
-          <w:sz w:val="24"/>
-          <w:szCs w:val="24"/>
-          <w:u w:color="000000"/>
-          <w:bdr w:val="nil"/>
-        </w:rPr>
-        <w:t>Катасев</w:t>
-      </w:r>
-      <w:proofErr w:type="spellEnd"/>
-      <w:r>
-        <w:rPr>
-          <w:rFonts w:ascii="Times New Roman" w:eastAsia="Arial Unicode MS" w:hAnsi="Times New Roman" w:cs="Times New Roman"/>
-          <w:color w:val="000000"/>
-          <w:sz w:val="24"/>
-          <w:szCs w:val="24"/>
-          <w:u w:color="000000"/>
-          <w:bdr w:val="nil"/>
-        </w:rPr>
-        <w:t xml:space="preserve">, З. Р. Ханова // Вестник Технологического университета. – 2023. – Т. 26, № 4. – С. 76-81. – DOI 10.55421/1998-7072_2023_26_4_76. – EDN MENHPN. </w:t>
+        <w:t xml:space="preserve">Катасев, А. С. Сверточные нейросетеВые МОДЕЛи распознавания эмоций человека ПО ФОТОГРАФИИ / А. С. Катасев, З. Р. Ханова // Вестник Технологического университета. – 2023. – Т. 26, № 4. – С. 76-81. – DOI 10.55421/1998-7072_2023_26_4_76. – EDN MENHPN. </w:t>
       </w:r>
     </w:p>
     <w:p>
@@ -1951,31 +1842,7 @@
           <w:u w:color="000000"/>
           <w:bdr w:val="nil"/>
         </w:rPr>
-        <w:t xml:space="preserve">Семенюк, В. В. Разработка алгоритма распознавания эмоций человека с использованием </w:t>
-      </w:r>
-      <w:proofErr w:type="spellStart"/>
-      <w:r>
-        <w:rPr>
-          <w:rFonts w:ascii="Times New Roman" w:eastAsia="Arial Unicode MS" w:hAnsi="Times New Roman" w:cs="Times New Roman"/>
-          <w:color w:val="000000"/>
-          <w:sz w:val="24"/>
-          <w:szCs w:val="24"/>
-          <w:u w:color="000000"/>
-          <w:bdr w:val="nil"/>
-        </w:rPr>
-        <w:t>сверточной</w:t>
-      </w:r>
-      <w:proofErr w:type="spellEnd"/>
-      <w:r>
-        <w:rPr>
-          <w:rFonts w:ascii="Times New Roman" w:eastAsia="Arial Unicode MS" w:hAnsi="Times New Roman" w:cs="Times New Roman"/>
-          <w:color w:val="000000"/>
-          <w:sz w:val="24"/>
-          <w:szCs w:val="24"/>
-          <w:u w:color="000000"/>
-          <w:bdr w:val="nil"/>
-        </w:rPr>
-        <w:t xml:space="preserve"> нейронной сети средствами Python / В. В. Семенюк, М. В. Складчиков // Инженерный вестник Дона. – 2023. – № 12(108). – С. 231-245. – EDN TBESZT.</w:t>
+        <w:t>Семенюк, В. В. Разработка алгоритма распознавания эмоций человека с использованием сверточной нейронной сети средствами Python / В. В. Семенюк, М. В. Складчиков // Инженерный вестник Дона. – 2023. – № 12(108). – С. 231-245. – EDN TBESZT.</w:t>
       </w:r>
     </w:p>
     <w:p>
@@ -2322,21 +2189,8 @@
           <w:bdr w:val="nil"/>
         </w:rPr>
         <w:tab/>
-        <w:t xml:space="preserve">/К.И. </w:t>
-      </w:r>
-      <w:proofErr w:type="spellStart"/>
-      <w:r>
-        <w:rPr>
-          <w:rFonts w:ascii="Times New Roman" w:eastAsia="Arial Unicode MS" w:hAnsi="Times New Roman" w:cs="Times New Roman"/>
-          <w:color w:val="000000"/>
-          <w:sz w:val="24"/>
-          <w:szCs w:val="24"/>
-          <w:u w:color="000000"/>
-          <w:bdr w:val="nil"/>
-        </w:rPr>
-        <w:t>Бушмелева</w:t>
-      </w:r>
-      <w:proofErr w:type="spellEnd"/>
+        <w:t>/К.И. Бушмелева</w:t>
+      </w:r>
       <w:r>
         <w:rPr>
           <w:rFonts w:ascii="Times New Roman" w:eastAsia="Arial Unicode MS" w:hAnsi="Times New Roman" w:cs="Arial Unicode MS"/>
@@ -2851,15 +2705,7 @@
     </w:p>
     <w:p>
       <w:r>
-        <w:t xml:space="preserve">CNN – </w:t>
-      </w:r>
-      <w:proofErr w:type="spellStart"/>
-      <w:r>
-        <w:t>свёрточная</w:t>
-      </w:r>
-      <w:proofErr w:type="spellEnd"/>
-      <w:r>
-        <w:t xml:space="preserve"> нейронная сеть</w:t>
+        <w:t>CNN – свёрточная нейронная сеть</w:t>
       </w:r>
     </w:p>
     <w:p>
@@ -2889,15 +2735,7 @@
     </w:p>
     <w:p>
       <w:r>
-        <w:t xml:space="preserve">MFCC – мел-частотные </w:t>
-      </w:r>
-      <w:proofErr w:type="spellStart"/>
-      <w:r>
-        <w:t>кепстральные</w:t>
-      </w:r>
-      <w:proofErr w:type="spellEnd"/>
-      <w:r>
-        <w:t xml:space="preserve"> коэффициенты</w:t>
+        <w:t>MFCC – мел-частотные кепстральные коэффициенты</w:t>
       </w:r>
     </w:p>
     <w:p>
@@ -5307,15 +5145,7 @@
         </w:numPr>
       </w:pPr>
       <w:r>
-        <w:t xml:space="preserve">Прогресс в области глубокого обучения создал техническую базу для автоматизированного анализа эмоций. </w:t>
-      </w:r>
-      <w:proofErr w:type="spellStart"/>
-      <w:r>
-        <w:t>Свёрточные</w:t>
-      </w:r>
-      <w:proofErr w:type="spellEnd"/>
-      <w:r>
-        <w:t xml:space="preserve"> сети уверенно распознают мимику, трансформеры обрабатывают речь, а методы мультимодального слияния позволяют объединять эти сигналы. Именно комплексный подход, то есть одновременный анализ видео и аудио, даёт существенный выигрыш в точности по сравнению с одномерными решениями.</w:t>
+        <w:t>Прогресс в области глубокого обучения создал техническую базу для автоматизированного анализа эмоций. Свёрточные сети уверенно распознают мимику, трансформеры обрабатывают речь, а методы мультимодального слияния позволяют объединять эти сигналы. Именно комплексный подход, то есть одновременный анализ видео и аудио, даёт существенный выигрыш в точности по сравнению с одномерными решениями.</w:t>
       </w:r>
     </w:p>
     <w:p>
@@ -5555,15 +5385,7 @@
     </w:p>
     <w:p>
       <w:r>
-        <w:t xml:space="preserve">При анализе видеопоследовательности алгоритмы компьютерного зрения определяют положение ключевых элементов лица и анализируют изменения мимики. </w:t>
-      </w:r>
-      <w:proofErr w:type="spellStart"/>
-      <w:r>
-        <w:t>Свёрточные</w:t>
-      </w:r>
-      <w:proofErr w:type="spellEnd"/>
-      <w:r>
-        <w:t xml:space="preserve"> нейронные сети автоматически извлекают информативные признаки изображения без необходимости их ручного задания [</w:t>
+        <w:t>При анализе видеопоследовательности алгоритмы компьютерного зрения определяют положение ключевых элементов лица и анализируют изменения мимики. Свёрточные нейронные сети автоматически извлекают информативные признаки изображения без необходимости их ручного задания [</w:t>
       </w:r>
       <w:r>
         <w:fldChar w:fldCharType="begin"/>
@@ -5586,15 +5408,7 @@
     </w:p>
     <w:p>
       <w:r>
-        <w:t xml:space="preserve">При обработке речи анализируются темп, громкость, спектральные характеристики и интонация высказывания. Совокупность этих характеристик используется для оценки эмоциональной окраски речи. Для их извлечения широко применяются мел-частотные </w:t>
-      </w:r>
-      <w:proofErr w:type="spellStart"/>
-      <w:r>
-        <w:t>кепстральные</w:t>
-      </w:r>
-      <w:proofErr w:type="spellEnd"/>
-      <w:r>
-        <w:t xml:space="preserve"> коэффициенты (MFCC), подробно рассмотренные в работе [</w:t>
+        <w:t>При обработке речи анализируются темп, громкость, спектральные характеристики и интонация высказывания. Совокупность этих характеристик используется для оценки эмоциональной окраски речи. Для их извлечения широко применяются мел-частотные кепстральные коэффициенты (MFCC), подробно рассмотренные в работе [</w:t>
       </w:r>
       <w:r>
         <w:fldChar w:fldCharType="begin"/>
@@ -5617,15 +5431,7 @@
     </w:p>
     <w:p>
       <w:r>
-        <w:t xml:space="preserve">Комбинация видео- и </w:t>
-      </w:r>
-      <w:proofErr w:type="spellStart"/>
-      <w:r>
-        <w:t>аудиоанализа</w:t>
-      </w:r>
-      <w:proofErr w:type="spellEnd"/>
-      <w:r>
-        <w:t xml:space="preserve"> повышает точность распознавания, поскольку ошибки одного метода компенсируются результатами другого. Качество анализа изображения зависит от условий освещения, положения лица и видеопотока, а эффективность обработки речи — от уровня шума и характеристик записи.</w:t>
+        <w:t>Комбинация видео- и аудиоанализа повышает точность распознавания, поскольку ошибки одного метода компенсируются результатами другого. Качество анализа изображения зависит от условий освещения, положения лица и видеопотока, а эффективность обработки речи — от уровня шума и характеристик записи.</w:t>
       </w:r>
     </w:p>
     <w:p>
@@ -5898,23 +5704,7 @@
         <w:contextualSpacing w:val="0"/>
       </w:pPr>
       <w:r>
-        <w:t xml:space="preserve">Одним из наиболее известных решений данного класса является библиотека </w:t>
-      </w:r>
-      <w:proofErr w:type="spellStart"/>
-      <w:r>
-        <w:t>Affectiva</w:t>
-      </w:r>
-      <w:proofErr w:type="spellEnd"/>
-      <w:r>
-        <w:t xml:space="preserve">, предназначенная для анализа выражений лица с использованием </w:t>
-      </w:r>
-      <w:proofErr w:type="spellStart"/>
-      <w:r>
-        <w:t>свёрточных</w:t>
-      </w:r>
-      <w:proofErr w:type="spellEnd"/>
-      <w:r>
-        <w:t xml:space="preserve"> нейронных сетей. Алгоритм анализирует </w:t>
+        <w:t xml:space="preserve">Одним из наиболее известных решений данного класса является библиотека Affectiva, предназначенная для анализа выражений лица с использованием свёрточных нейронных сетей. Алгоритм анализирует </w:t>
       </w:r>
       <w:r>
         <w:lastRenderedPageBreak/>
@@ -6025,31 +5815,7 @@
         <w:contextualSpacing w:val="0"/>
       </w:pPr>
       <w:r>
-        <w:t xml:space="preserve">Примером служит платформа </w:t>
-      </w:r>
-      <w:proofErr w:type="spellStart"/>
-      <w:r>
-        <w:t>Beyond</w:t>
-      </w:r>
-      <w:proofErr w:type="spellEnd"/>
-      <w:r>
-        <w:t xml:space="preserve"> </w:t>
-      </w:r>
-      <w:proofErr w:type="spellStart"/>
-      <w:r>
-        <w:t>Verbal</w:t>
-      </w:r>
-      <w:proofErr w:type="spellEnd"/>
-      <w:r>
-        <w:t xml:space="preserve">, которая анализирует голосовые характеристики, такие как высота тона и темп речи, для определения эмоционального состояния. Такие решения часто применяются в </w:t>
-      </w:r>
-      <w:proofErr w:type="spellStart"/>
-      <w:r>
-        <w:t>call</w:t>
-      </w:r>
-      <w:proofErr w:type="spellEnd"/>
-      <w:r>
-        <w:t>-центрах.</w:t>
+        <w:t>Примером служит платформа Beyond Verbal, которая анализирует голосовые характеристики, такие как высота тона и темп речи, для определения эмоционального состояния. Такие решения часто применяются в call-центрах.</w:t>
       </w:r>
     </w:p>
     <w:p>
@@ -6162,15 +5928,7 @@
         <w:contextualSpacing w:val="0"/>
       </w:pPr>
       <w:r>
-        <w:t xml:space="preserve">Примером является система </w:t>
-      </w:r>
-      <w:proofErr w:type="spellStart"/>
-      <w:r>
-        <w:t>Emotient</w:t>
-      </w:r>
-      <w:proofErr w:type="spellEnd"/>
-      <w:r>
-        <w:t>, которая комбинирует анализ выражений лица и голосовых данных с использованием CNN и RNN. Такие решения применяются в маркетинге и HR для комплексного анализа эмоционального состояния.</w:t>
+        <w:t>Примером является система Emotient, которая комбинирует анализ выражений лица и голосовых данных с использованием CNN и RNN. Такие решения применяются в маркетинге и HR для комплексного анализа эмоционального состояния.</w:t>
       </w:r>
     </w:p>
     <w:p>
@@ -6452,23 +6210,7 @@
       </w:pPr>
       <w:r>
         <w:lastRenderedPageBreak/>
-        <w:t xml:space="preserve">Гибкость стека: Использование открытых библиотек (Python, </w:t>
-      </w:r>
-      <w:proofErr w:type="spellStart"/>
-      <w:r>
-        <w:t>PyTorch</w:t>
-      </w:r>
-      <w:proofErr w:type="spellEnd"/>
-      <w:r>
-        <w:t xml:space="preserve">, </w:t>
-      </w:r>
-      <w:proofErr w:type="spellStart"/>
-      <w:r>
-        <w:t>OpenCV</w:t>
-      </w:r>
-      <w:proofErr w:type="spellEnd"/>
-      <w:r>
-        <w:t>) позволяет избежать лицензионных отчислений.</w:t>
+        <w:t>Гибкость стека: Использование открытых библиотек (Python, PyTorch, OpenCV) позволяет избежать лицензионных отчислений.</w:t>
       </w:r>
     </w:p>
     <w:p>
@@ -6480,13 +6222,8 @@
         </w:numPr>
         <w:contextualSpacing w:val="0"/>
       </w:pPr>
-      <w:proofErr w:type="spellStart"/>
-      <w:r>
-        <w:t>Мультимодальность</w:t>
-      </w:r>
-      <w:proofErr w:type="spellEnd"/>
-      <w:r>
-        <w:t>: Повышение точности за счёт объединения визуальных и голосовых признаков.</w:t>
+      <w:r>
+        <w:t>Мультимодальность: Повышение точности за счёт объединения визуальных и голосовых признаков.</w:t>
       </w:r>
     </w:p>
     <w:p>
@@ -6521,15 +6258,7 @@
         <w:contextualSpacing w:val="0"/>
       </w:pPr>
       <w:r>
-        <w:t xml:space="preserve">Требует наличия вычислительных ресурсов для этапа обучения и </w:t>
-      </w:r>
-      <w:proofErr w:type="spellStart"/>
-      <w:r>
-        <w:t>инференса</w:t>
-      </w:r>
-      <w:proofErr w:type="spellEnd"/>
-      <w:r>
-        <w:t xml:space="preserve"> в реальном времени.</w:t>
+        <w:t>Требует наличия вычислительных ресурсов для этапа обучения и инференса в реальном времени.</w:t>
       </w:r>
     </w:p>
     <w:p>
@@ -6548,16 +6277,7 @@
         <w:contextualSpacing w:val="0"/>
       </w:pPr>
       <w:r>
-        <w:t xml:space="preserve">Для сопоставления существующих решений и предлагаемой разработки выполнен сравнительный анализ по двум группам критериев: техническим характеристикам </w:t>
-      </w:r>
-      <w:r>
-        <w:t>(</w:t>
-      </w:r>
-      <w:r>
-        <w:t>т</w:t>
-      </w:r>
-      <w:r>
-        <w:t xml:space="preserve">аблица </w:t>
+        <w:t xml:space="preserve">Проведено сравнение существующих решений и разрабатываемой системы по техническим и эксплуатационным характеристикам, представленное в таблицах </w:t>
       </w:r>
       <w:r>
         <w:fldChar w:fldCharType="begin"/>
@@ -6578,24 +6298,12 @@
         <w:fldChar w:fldCharType="end"/>
       </w:r>
       <w:r>
-        <w:t xml:space="preserve">) </w:t>
-      </w:r>
-      <w:r>
-        <w:t xml:space="preserve">и практическим аспектам внедрения </w:t>
-      </w:r>
-      <w:r>
-        <w:t>(</w:t>
-      </w:r>
-      <w:r>
-        <w:t>т</w:t>
-      </w:r>
-      <w:r>
-        <w:t>аблица</w:t>
-      </w:r>
-      <w:r>
         <w:t xml:space="preserve"> </w:t>
       </w:r>
       <w:r>
+        <w:t xml:space="preserve">и </w:t>
+      </w:r>
+      <w:r>
         <w:fldChar w:fldCharType="begin"/>
       </w:r>
       <w:r>
@@ -6614,7 +6322,7 @@
         <w:fldChar w:fldCharType="end"/>
       </w:r>
       <w:r>
-        <w:t>).</w:t>
+        <w:t>.</w:t>
       </w:r>
       <w:bookmarkStart w:id="16" w:name="_Ref229772306"/>
     </w:p>
@@ -7556,7 +7264,10 @@
     </w:p>
     <w:p>
       <w:r>
-        <w:t>Сопоставление приведённых данных показывает, что разрабатываемая система по техническим характеристикам соответствует уровню готовых мультимодальных решений, а по эксплуатационным показателям превосходит их за счёт специализации под HR-задачи, отсутствия лицензионных отчислений и архитектурной поддержки требований ФЗ-152. Такое сочетание делает систему применимой в отечественных организациях, работающих с персональными данными сотрудников.</w:t>
+        <w:t>Анализ представленных данных показывает, что разрабатываемая система соответствует уровню современных мультимодальных решений по техническим характеристикам и демонстрирует преимущества в части адаптации к HR-сценариям, отсутствия лицензионных ограничений и встроенной поддержки требований ФЗ-152</w:t>
+      </w:r>
+      <w:r>
+        <w:t>.</w:t>
       </w:r>
     </w:p>
     <w:p>
@@ -7598,51 +7309,16 @@
         <w:pStyle w:val="25"/>
       </w:pPr>
       <w:r>
-        <w:t xml:space="preserve">Адаптивность к HR-сценариям также оказывается на стороне разрабатываемой системы и готовых мультимодальных решений. Оба подхода учитывают контекст собеседований и рабочих встреч, тогда как системы </w:t>
-      </w:r>
+        <w:t>Адаптивность к HR-сценариям также оказывается на стороне разрабатываемой системы и готовых мультимодальных решений. Оба подхода учитывают контекст собеседований и рабочих встреч, тогда как системы общего назначения и традиционные методы не обладают такой специализацией.</w:t>
+      </w:r>
+    </w:p>
+    <w:p>
+      <w:pPr>
+        <w:pStyle w:val="25"/>
+      </w:pPr>
       <w:r>
         <w:lastRenderedPageBreak/>
-        <w:t>общего назначения и традиционные методы не обладают такой специализацией.</w:t>
-      </w:r>
-    </w:p>
-    <w:p>
-      <w:pPr>
-        <w:pStyle w:val="25"/>
-      </w:pPr>
-      <w:r>
-        <w:t xml:space="preserve">Наиболее существенное отличие разрабатываемой системы от коммерческих аналогов проявляется в вопросах стоимости и правового обеспечения. В отличие от </w:t>
-      </w:r>
-      <w:proofErr w:type="spellStart"/>
-      <w:r>
-        <w:t>Affectiva</w:t>
-      </w:r>
-      <w:proofErr w:type="spellEnd"/>
-      <w:r>
-        <w:t xml:space="preserve">, </w:t>
-      </w:r>
-      <w:proofErr w:type="spellStart"/>
-      <w:r>
-        <w:t>Beyond</w:t>
-      </w:r>
-      <w:proofErr w:type="spellEnd"/>
-      <w:r>
-        <w:t xml:space="preserve"> </w:t>
-      </w:r>
-      <w:proofErr w:type="spellStart"/>
-      <w:r>
-        <w:t>Verbal</w:t>
-      </w:r>
-      <w:proofErr w:type="spellEnd"/>
-      <w:r>
-        <w:t xml:space="preserve"> и </w:t>
-      </w:r>
-      <w:proofErr w:type="spellStart"/>
-      <w:r>
-        <w:t>Emotient</w:t>
-      </w:r>
-      <w:proofErr w:type="spellEnd"/>
-      <w:r>
-        <w:t>, разрабатываемая система предполагает отсутствие регулярных лицензионных отчислений и изначальную архитектурную поддержку требований ФЗ-152. Это критично для работы с персональными данными сотрудников в российских организациях, где передача биометрической информации внешним сервисам создаёт правовые и репутационные риски.</w:t>
+        <w:t>Наиболее существенное отличие разрабатываемой системы от коммерческих аналогов проявляется в вопросах стоимости и правового обеспечения. В отличие от Affectiva, Beyond Verbal и Emotient, разрабатываемая система предполагает отсутствие регулярных лицензионных отчислений и изначальную архитектурную поддержку требований ФЗ-152. Это критично для работы с персональными данными сотрудников в российских организациях, где передача биометрической информации внешним сервисам создаёт правовые и репутационные риски.</w:t>
       </w:r>
     </w:p>
     <w:p>
@@ -7684,48 +7360,29 @@
         <w:pStyle w:val="25"/>
       </w:pPr>
       <w:r>
-        <w:t xml:space="preserve">Для разработки системы целесообразно использовать мультимодальный подход, объединяющий </w:t>
-      </w:r>
-      <w:proofErr w:type="spellStart"/>
-      <w:r>
-        <w:t>свёрточные</w:t>
-      </w:r>
-      <w:proofErr w:type="spellEnd"/>
-      <w:r>
-        <w:t xml:space="preserve"> нейронные сети</w:t>
+        <w:t>Для разработки системы целесообразно использовать мультимодальный подход, объединяющий свёрточные нейронные сети</w:t>
       </w:r>
       <w:r>
         <w:t xml:space="preserve"> </w:t>
       </w:r>
       <w:r>
-        <w:t xml:space="preserve">для обработки видеопотока и рекуррентные нейронные сети для анализа аудиопотока. Это позволит обеспечить высокую точность, надёжность и функциональность, </w:t>
-      </w:r>
+        <w:t>для обработки видеопотока и рекуррентные нейронные сети для анализа аудиопотока. Это позволит обеспечить высокую точность, надёжность и функциональность, необходимые для применения в HR-процессах, при снижении затрат на лицензирование ПО и сохранении контроля над данными.</w:t>
+      </w:r>
+    </w:p>
+    <w:p>
+      <w:pPr>
+        <w:pStyle w:val="2"/>
+      </w:pPr>
+      <w:bookmarkStart w:id="20" w:name="_Toc233140228"/>
       <w:r>
         <w:lastRenderedPageBreak/>
-        <w:t>необходимые для применения в HR-процессах, при снижении затрат на лицензирование ПО и сохранении контроля над данными.</w:t>
-      </w:r>
-    </w:p>
-    <w:p>
-      <w:pPr>
-        <w:pStyle w:val="2"/>
-      </w:pPr>
-      <w:bookmarkStart w:id="20" w:name="_Toc233140228"/>
-      <w:r>
         <w:t>Постановка задачи и формирование требований</w:t>
       </w:r>
       <w:bookmarkEnd w:id="20"/>
     </w:p>
     <w:p>
       <w:r>
-        <w:t xml:space="preserve">Цель исследования: разработка автоматизированной системы проведения </w:t>
-      </w:r>
-      <w:proofErr w:type="spellStart"/>
-      <w:r>
-        <w:t>видеовстреч</w:t>
-      </w:r>
-      <w:proofErr w:type="spellEnd"/>
-      <w:r>
-        <w:t xml:space="preserve"> с мультимодальным анализом эмоционального состояния и речевой активности участников на основе методов искусственного интеллекта.</w:t>
+        <w:t>Цель исследования: разработка автоматизированной системы проведения видеовстреч с мультимодальным анализом эмоционального состояния и речевой активности участников на основе методов искусственного интеллекта.</w:t>
       </w:r>
     </w:p>
     <w:p>
@@ -7858,35 +7515,7 @@
         <w:rPr>
           <w:lang w:bidi="ru-RU"/>
         </w:rPr>
-        <w:t xml:space="preserve">В качестве основного языка программирования для разработки клиентской части системы был выбран </w:t>
-      </w:r>
-      <w:proofErr w:type="spellStart"/>
-      <w:r>
-        <w:rPr>
-          <w:lang w:bidi="ru-RU"/>
-        </w:rPr>
-        <w:t>TypeScript</w:t>
-      </w:r>
-      <w:proofErr w:type="spellEnd"/>
-      <w:r>
-        <w:rPr>
-          <w:lang w:bidi="ru-RU"/>
-        </w:rPr>
-        <w:t xml:space="preserve"> в сочетании с библиотекой </w:t>
-      </w:r>
-      <w:proofErr w:type="spellStart"/>
-      <w:r>
-        <w:rPr>
-          <w:lang w:bidi="ru-RU"/>
-        </w:rPr>
-        <w:t>React</w:t>
-      </w:r>
-      <w:proofErr w:type="spellEnd"/>
-      <w:r>
-        <w:rPr>
-          <w:lang w:bidi="ru-RU"/>
-        </w:rPr>
-        <w:t>. Данный стек обеспечивает создание высокопроизводительных одностраничных приложений с типизированным кодом, что повышает надёжность разработки и упрощает дальнейшую поддержку системы.</w:t>
+        <w:t>В качестве основного языка программирования для разработки клиентской части системы был выбран TypeScript в сочетании с библиотекой React. Данный стек обеспечивает создание высокопроизводительных одностраничных приложений с типизированным кодом, что повышает надёжность разработки и упрощает дальнейшую поддержку системы.</w:t>
       </w:r>
     </w:p>
     <w:p>
@@ -7985,35 +7614,7 @@
         <w:rPr>
           <w:lang w:bidi="ru-RU"/>
         </w:rPr>
-        <w:t>Для реализации серверной логики, маршрутизации и обработки сетевых соединений использовался язык программирования Go (</w:t>
-      </w:r>
-      <w:proofErr w:type="spellStart"/>
-      <w:r>
-        <w:rPr>
-          <w:lang w:bidi="ru-RU"/>
-        </w:rPr>
-        <w:t>Golang</w:t>
-      </w:r>
-      <w:proofErr w:type="spellEnd"/>
-      <w:r>
-        <w:rPr>
-          <w:lang w:bidi="ru-RU"/>
-        </w:rPr>
-        <w:t xml:space="preserve">). Он применяется для построения REST API, управления </w:t>
-      </w:r>
-      <w:proofErr w:type="spellStart"/>
-      <w:r>
-        <w:rPr>
-          <w:lang w:bidi="ru-RU"/>
-        </w:rPr>
-        <w:t>WebSocket</w:t>
-      </w:r>
-      <w:proofErr w:type="spellEnd"/>
-      <w:r>
-        <w:rPr>
-          <w:lang w:bidi="ru-RU"/>
-        </w:rPr>
-        <w:t>-подключениями и координации обмена данными между участниками встречи и аналитическими модулями.</w:t>
+        <w:t>Для реализации серверной логики, маршрутизации и обработки сетевых соединений использовался язык программирования Go (Golang). Он применяется для построения REST API, управления WebSocket-подключениями и координации обмена данными между участниками встречи и аналитическими модулями.</w:t>
       </w:r>
     </w:p>
     <w:p>
@@ -8112,21 +7713,7 @@
           <w:lang w:bidi="ru-RU"/>
         </w:rPr>
         <w:lastRenderedPageBreak/>
-        <w:t xml:space="preserve">Для реализации модулей мультимодального анализа (распознавание эмоционального состояния, </w:t>
-      </w:r>
-      <w:proofErr w:type="spellStart"/>
-      <w:r>
-        <w:rPr>
-          <w:lang w:bidi="ru-RU"/>
-        </w:rPr>
-        <w:t>транскрибация</w:t>
-      </w:r>
-      <w:proofErr w:type="spellEnd"/>
-      <w:r>
-        <w:rPr>
-          <w:lang w:bidi="ru-RU"/>
-        </w:rPr>
-        <w:t xml:space="preserve"> речи) применялся язык программирования Python. Он используется в составе отдельного AI-шлюза и сервиса распознавания речи для обработки видеопотока и аудиосигналов.</w:t>
+        <w:t>Для реализации модулей мультимодального анализа (распознавание эмоционального состояния, транскрибация речи) применялся язык программирования Python. Он используется в составе отдельного AI-шлюза и сервиса распознавания речи для обработки видеопотока и аудиосигналов.</w:t>
       </w:r>
     </w:p>
     <w:p>
@@ -8157,49 +7744,7 @@
         <w:rPr>
           <w:lang w:bidi="ru-RU"/>
         </w:rPr>
-        <w:t>Наличие специализированных библиотек для работы с нейронными сетями и обработки мультимедиа (</w:t>
-      </w:r>
-      <w:proofErr w:type="spellStart"/>
-      <w:r>
-        <w:rPr>
-          <w:lang w:bidi="ru-RU"/>
-        </w:rPr>
-        <w:t>OpenCV</w:t>
-      </w:r>
-      <w:proofErr w:type="spellEnd"/>
-      <w:r>
-        <w:rPr>
-          <w:lang w:bidi="ru-RU"/>
-        </w:rPr>
-        <w:t xml:space="preserve">, </w:t>
-      </w:r>
-      <w:proofErr w:type="spellStart"/>
-      <w:r>
-        <w:rPr>
-          <w:lang w:bidi="ru-RU"/>
-        </w:rPr>
-        <w:t>FastAPI</w:t>
-      </w:r>
-      <w:proofErr w:type="spellEnd"/>
-      <w:r>
-        <w:rPr>
-          <w:lang w:bidi="ru-RU"/>
-        </w:rPr>
-        <w:t xml:space="preserve">, </w:t>
-      </w:r>
-      <w:proofErr w:type="spellStart"/>
-      <w:r>
-        <w:rPr>
-          <w:lang w:bidi="ru-RU"/>
-        </w:rPr>
-        <w:t>faster-whisper</w:t>
-      </w:r>
-      <w:proofErr w:type="spellEnd"/>
-      <w:r>
-        <w:rPr>
-          <w:lang w:bidi="ru-RU"/>
-        </w:rPr>
-        <w:t>)</w:t>
+        <w:t>Наличие специализированных библиотек для работы с нейронными сетями и обработки мультимедиа (OpenCV, FastAPI, faster-whisper)</w:t>
       </w:r>
       <w:r>
         <w:rPr>
@@ -8393,21 +7938,7 @@
         <w:rPr>
           <w:lang w:bidi="ru-RU"/>
         </w:rPr>
-        <w:t xml:space="preserve">Для хранения данных о пользователях, сессиях, событиях аналитики и результатах анализа была выбрана система управления базами данных </w:t>
-      </w:r>
-      <w:proofErr w:type="spellStart"/>
-      <w:r>
-        <w:rPr>
-          <w:lang w:bidi="ru-RU"/>
-        </w:rPr>
-        <w:t>PostgreSQL</w:t>
-      </w:r>
-      <w:proofErr w:type="spellEnd"/>
-      <w:r>
-        <w:rPr>
-          <w:lang w:bidi="ru-RU"/>
-        </w:rPr>
-        <w:t>. Данная СУБД обеспечивает:</w:t>
+        <w:t>Для хранения данных о пользователях, сессиях, событиях аналитики и результатах анализа была выбрана система управления базами данных PostgreSQL. Данная СУБД обеспечивает:</w:t>
       </w:r>
     </w:p>
     <w:p>
@@ -8425,21 +7956,7 @@
         <w:rPr>
           <w:lang w:bidi="ru-RU"/>
         </w:rPr>
-        <w:t xml:space="preserve">Надёжное хранение структурированных и </w:t>
-      </w:r>
-      <w:proofErr w:type="spellStart"/>
-      <w:r>
-        <w:rPr>
-          <w:lang w:bidi="ru-RU"/>
-        </w:rPr>
-        <w:t>полуструктурированных</w:t>
-      </w:r>
-      <w:proofErr w:type="spellEnd"/>
-      <w:r>
-        <w:rPr>
-          <w:lang w:bidi="ru-RU"/>
-        </w:rPr>
-        <w:t xml:space="preserve"> данных, включая поддержку формата JSONB для гибкого сохранения аналитических событий;</w:t>
+        <w:t>Надёжное хранение структурированных и полуструктурированных данных, включая поддержку формата JSONB для гибкого сохранения аналитических событий;</w:t>
       </w:r>
     </w:p>
     <w:p>
@@ -9355,21 +8872,7 @@
         <w:rPr>
           <w:rFonts w:eastAsiaTheme="minorHAnsi"/>
         </w:rPr>
-        <w:t xml:space="preserve">Данный блок описывает процесс инициации и проведения онлайн-сессии взаимодействия между участниками. HR-специалист создаёт конфигурацию анализа, формирует запрос на создание сессии и приглашает участников через механизм </w:t>
-      </w:r>
-      <w:proofErr w:type="spellStart"/>
-      <w:r>
-        <w:rPr>
-          <w:rFonts w:eastAsiaTheme="minorHAnsi"/>
-        </w:rPr>
-        <w:t>инвайт</w:t>
-      </w:r>
-      <w:proofErr w:type="spellEnd"/>
-      <w:r>
-        <w:rPr>
-          <w:rFonts w:eastAsiaTheme="minorHAnsi"/>
-        </w:rPr>
-        <w:t>-ссылок. В ходе сессии осуществляется захват мультимодальных данных от всех подключённых пользователей.</w:t>
+        <w:t>Данный блок описывает процесс инициации и проведения онлайн-сессии взаимодействия между участниками. HR-специалист создаёт конфигурацию анализа, формирует запрос на создание сессии и приглашает участников через механизм инвайт-ссылок. В ходе сессии осуществляется захват мультимодальных данных от всех подключённых пользователей.</w:t>
       </w:r>
     </w:p>
     <w:p>
@@ -9811,21 +9314,7 @@
         <w:rPr>
           <w:rFonts w:eastAsiaTheme="minorHAnsi"/>
         </w:rPr>
-        <w:t>Признаки видео — нормализованные и выровненные изображения лиц, ключевые точки (</w:t>
-      </w:r>
-      <w:proofErr w:type="spellStart"/>
-      <w:r>
-        <w:rPr>
-          <w:rFonts w:eastAsiaTheme="minorHAnsi"/>
-        </w:rPr>
-        <w:t>landmarks</w:t>
-      </w:r>
-      <w:proofErr w:type="spellEnd"/>
-      <w:r>
-        <w:rPr>
-          <w:rFonts w:eastAsiaTheme="minorHAnsi"/>
-        </w:rPr>
-        <w:t>);</w:t>
+        <w:t>Признаки видео — нормализованные и выровненные изображения лиц, ключевые точки (landmarks);</w:t>
       </w:r>
     </w:p>
     <w:p>
@@ -9843,21 +9332,7 @@
         <w:rPr>
           <w:rFonts w:eastAsiaTheme="minorHAnsi"/>
         </w:rPr>
-        <w:t xml:space="preserve">Признаки аудио — мел-частотные </w:t>
-      </w:r>
-      <w:proofErr w:type="spellStart"/>
-      <w:r>
-        <w:rPr>
-          <w:rFonts w:eastAsiaTheme="minorHAnsi"/>
-        </w:rPr>
-        <w:t>кепстральные</w:t>
-      </w:r>
-      <w:proofErr w:type="spellEnd"/>
-      <w:r>
-        <w:rPr>
-          <w:rFonts w:eastAsiaTheme="minorHAnsi"/>
-        </w:rPr>
-        <w:t xml:space="preserve"> коэффициенты (MFCC) и другие акустические признаки.</w:t>
+        <w:t>Признаки аудио — мел-частотные кепстральные коэффициенты (MFCC) и другие акустические признаки.</w:t>
       </w:r>
     </w:p>
     <w:p>
@@ -9888,70 +9363,14 @@
         <w:rPr>
           <w:rFonts w:eastAsiaTheme="minorHAnsi"/>
         </w:rPr>
-        <w:t xml:space="preserve">На данном этапе извлечённые признаки передаются в модули классификации на основе </w:t>
-      </w:r>
-      <w:proofErr w:type="spellStart"/>
+        <w:t xml:space="preserve">На данном этапе извлечённые признаки передаются в модули классификации на основе предобученных нейронных сетей. Видеоданные анализируются свёрточной нейронной сетью (CNN) для классификации выражений лица, аудиоданные — рекуррентной нейронной сетью (RNN) для распознавания голосовых характеристик. Параллельно выполняется транскрибация речи с помощью модели автоматического распознавания речи </w:t>
+      </w:r>
       <w:r>
         <w:rPr>
           <w:rFonts w:eastAsiaTheme="minorHAnsi"/>
         </w:rPr>
-        <w:t>предобученных</w:t>
-      </w:r>
-      <w:proofErr w:type="spellEnd"/>
-      <w:r>
-        <w:rPr>
-          <w:rFonts w:eastAsiaTheme="minorHAnsi"/>
-        </w:rPr>
-        <w:t xml:space="preserve"> нейронных сетей. Видеоданные анализируются </w:t>
-      </w:r>
-      <w:proofErr w:type="spellStart"/>
-      <w:r>
-        <w:rPr>
-          <w:rFonts w:eastAsiaTheme="minorHAnsi"/>
-        </w:rPr>
-        <w:t>свёрточной</w:t>
-      </w:r>
-      <w:proofErr w:type="spellEnd"/>
-      <w:r>
-        <w:rPr>
-          <w:rFonts w:eastAsiaTheme="minorHAnsi"/>
-        </w:rPr>
-        <w:t xml:space="preserve"> нейронной сетью (CNN) для классификации выражений лица, аудиоданные — рекуррентной нейронной сетью (RNN) для распознавания голосовых характеристик. Параллельно выполняется </w:t>
-      </w:r>
-      <w:proofErr w:type="spellStart"/>
-      <w:r>
-        <w:rPr>
-          <w:rFonts w:eastAsiaTheme="minorHAnsi"/>
-        </w:rPr>
-        <w:t>транскрибация</w:t>
-      </w:r>
-      <w:proofErr w:type="spellEnd"/>
-      <w:r>
-        <w:rPr>
-          <w:rFonts w:eastAsiaTheme="minorHAnsi"/>
-        </w:rPr>
-        <w:t xml:space="preserve"> речи с помощью модели автоматического распознавания речи </w:t>
-      </w:r>
-      <w:r>
-        <w:rPr>
-          <w:rFonts w:eastAsiaTheme="minorHAnsi"/>
-        </w:rPr>
         <w:lastRenderedPageBreak/>
-        <w:t>(ASR) и анализ тональности текста с использованием NLP-модели. Для каждого входного сигнала модель выдаёт оценку принадлежности к классу эмоций (</w:t>
-      </w:r>
-      <w:proofErr w:type="spellStart"/>
-      <w:r>
-        <w:rPr>
-          <w:rFonts w:eastAsiaTheme="minorHAnsi"/>
-        </w:rPr>
-        <w:t>argmax</w:t>
-      </w:r>
-      <w:proofErr w:type="spellEnd"/>
-      <w:r>
-        <w:rPr>
-          <w:rFonts w:eastAsiaTheme="minorHAnsi"/>
-        </w:rPr>
-        <w:t>).</w:t>
+        <w:t>(ASR) и анализ тональности текста с использованием NLP-модели. Для каждого входного сигнала модель выдаёт оценку принадлежности к классу эмоций (argmax).</w:t>
       </w:r>
     </w:p>
     <w:p>
@@ -10055,21 +9474,7 @@
         <w:rPr>
           <w:rFonts w:eastAsiaTheme="minorHAnsi"/>
         </w:rPr>
-        <w:t xml:space="preserve">Модели и алгоритмы анализа эмоций — обученные нейронные сети (CNN для видео, RNN для аудио, ASR для </w:t>
-      </w:r>
-      <w:proofErr w:type="spellStart"/>
-      <w:r>
-        <w:rPr>
-          <w:rFonts w:eastAsiaTheme="minorHAnsi"/>
-        </w:rPr>
-        <w:t>транскрибации</w:t>
-      </w:r>
-      <w:proofErr w:type="spellEnd"/>
-      <w:r>
-        <w:rPr>
-          <w:rFonts w:eastAsiaTheme="minorHAnsi"/>
-        </w:rPr>
-        <w:t>, NLP для анализа тональности) и правила классификации.</w:t>
+        <w:t>Модели и алгоритмы анализа эмоций — обученные нейронные сети (CNN для видео, RNN для аудио, ASR для транскрибации, NLP для анализа тональности) и правила классификации.</w:t>
       </w:r>
     </w:p>
     <w:p>
@@ -10156,49 +9561,19 @@
       <w:pPr>
         <w:rPr>
           <w:rFonts w:eastAsiaTheme="minorHAnsi"/>
-          <w:lang w:val="en-US"/>
         </w:rPr>
       </w:pPr>
       <w:r>
         <w:rPr>
           <w:rFonts w:eastAsiaTheme="minorHAnsi"/>
         </w:rPr>
-        <w:t>Завершающий этап обработки, на котором результаты анализа агрегируются по временным окнам и преобразуются в структурированный аналитический отчёт. Применяется эвристический подход позднего слияния (</w:t>
-      </w:r>
-      <w:proofErr w:type="spellStart"/>
-      <w:r>
+        <w:t>Завершающий этап обработки, на котором результаты анализа агрегируются по временным окнам и преобразуются в структурированный аналитический отчёт. Применяется эвристический подход позднего слияния (late fusion): статистика эмоций, временные шкалы активности, ключевые фразы из транскрипта и метрики вовлечённости объединяются в единый документ. Отчёт формируется по выбранной форме (PDF, CSV, JSON) и становится доступным HR-специалисту для принятия управленческих решений.</w:t>
+      </w:r>
+    </w:p>
+    <w:p>
+      <w:pPr>
         <w:rPr>
           <w:rFonts w:eastAsiaTheme="minorHAnsi"/>
-        </w:rPr>
-        <w:t>late</w:t>
-      </w:r>
-      <w:proofErr w:type="spellEnd"/>
-      <w:r>
-        <w:rPr>
-          <w:rFonts w:eastAsiaTheme="minorHAnsi"/>
-        </w:rPr>
-        <w:t xml:space="preserve"> </w:t>
-      </w:r>
-      <w:proofErr w:type="spellStart"/>
-      <w:r>
-        <w:rPr>
-          <w:rFonts w:eastAsiaTheme="minorHAnsi"/>
-        </w:rPr>
-        <w:t>fusion</w:t>
-      </w:r>
-      <w:proofErr w:type="spellEnd"/>
-      <w:r>
-        <w:rPr>
-          <w:rFonts w:eastAsiaTheme="minorHAnsi"/>
-        </w:rPr>
-        <w:t>): статистика эмоций, временные шкалы активности, ключевые фразы из транскрипта и метрики вовлечённости объединяются в единый документ. Отчёт формируется по выбранной форме (PDF, CSV, JSON) и становится доступным HR-специалисту для принятия управленческих решений.</w:t>
-      </w:r>
-    </w:p>
-    <w:p>
-      <w:pPr>
-        <w:rPr>
-          <w:rFonts w:eastAsiaTheme="minorHAnsi"/>
-          <w:lang w:val="en-US"/>
         </w:rPr>
       </w:pPr>
     </w:p>
@@ -10304,19 +9679,7 @@
         <w:rPr>
           <w:rFonts w:eastAsiaTheme="minorHAnsi"/>
         </w:rPr>
-        <w:t>алгоритмы объединения данных из разных модальностей</w:t>
-      </w:r>
-      <w:r>
-        <w:rPr>
-          <w:rFonts w:eastAsiaTheme="minorHAnsi"/>
-        </w:rPr>
-        <w:t xml:space="preserve"> </w:t>
-      </w:r>
-      <w:r>
-        <w:rPr>
-          <w:rFonts w:eastAsiaTheme="minorHAnsi"/>
-        </w:rPr>
-        <w:t>и генерации рекомендаций;</w:t>
+        <w:t>алгоритмы объединения данных из разных модальностей и генерации рекомендаций;</w:t>
       </w:r>
     </w:p>
     <w:p>
@@ -10998,15 +10361,7 @@
     </w:p>
     <w:p>
       <w:r>
-        <w:t xml:space="preserve">• Сеанс </w:t>
-      </w:r>
-      <w:proofErr w:type="spellStart"/>
-      <w:r>
-        <w:t>видеовстречи</w:t>
-      </w:r>
-      <w:proofErr w:type="spellEnd"/>
-      <w:r>
-        <w:t xml:space="preserve"> — ключевая сущность бизнес-процесса, описывающая жизненный цикл мероприятия (от создания до завершения).</w:t>
+        <w:t>• Сеанс видеовстречи — ключевая сущность бизнес-процесса, описывающая жизненный цикл мероприятия (от создания до завершения).</w:t>
       </w:r>
     </w:p>
     <w:p>
@@ -11036,15 +10391,7 @@
         <w:t>Все с</w:t>
       </w:r>
       <w:r>
-        <w:t xml:space="preserve">вязи между сущностями имеют характер «один-ко-многим» (1:М). Центральной точкой агрегации является «Сеанс </w:t>
-      </w:r>
-      <w:proofErr w:type="spellStart"/>
-      <w:r>
-        <w:t>видеовстречи</w:t>
-      </w:r>
-      <w:proofErr w:type="spellEnd"/>
-      <w:r>
-        <w:t>»: одна сессия порождает множество участников, событий аналитики, сообщений чата и итоговых отчётов. Пользователь, в свою очередь, может быть организатором множества сессий и иметь несколько активных токенов обновления.</w:t>
+        <w:t>вязи между сущностями имеют характер «один-ко-многим» (1:М). Центральной точкой агрегации является «Сеанс видеовстречи»: одна сессия порождает множество участников, событий аналитики, сообщений чата и итоговых отчётов. Пользователь, в свою очередь, может быть организатором множества сессий и иметь несколько активных токенов обновления.</w:t>
       </w:r>
     </w:p>
     <w:p>
@@ -13864,20 +13211,8 @@
           <w:bCs w:val="0"/>
           <w:color w:val="000000"/>
         </w:rPr>
-        <w:t xml:space="preserve">Сеанс </w:t>
-      </w:r>
-      <w:proofErr w:type="spellStart"/>
-      <w:r>
-        <w:rPr>
-          <w:rStyle w:val="aff2"/>
-          <w:rFonts w:eastAsia="Microsoft YaHei"/>
-          <w:b w:val="0"/>
-          <w:bCs w:val="0"/>
-          <w:color w:val="000000"/>
-        </w:rPr>
-        <w:t>видеовстречи</w:t>
-      </w:r>
-      <w:proofErr w:type="spellEnd"/>
+        <w:t>Сеанс видеовстречи</w:t>
+      </w:r>
       <w:r>
         <w:rPr>
           <w:rFonts w:eastAsia="Microsoft YaHei"/>
@@ -14008,19 +13343,8 @@
           <w:i w:val="0"/>
           <w:iCs w:val="0"/>
         </w:rPr>
-        <w:t xml:space="preserve">Сеанс </w:t>
-      </w:r>
-      <w:proofErr w:type="spellStart"/>
-      <w:r>
-        <w:rPr>
-          <w:rStyle w:val="ae"/>
-          <w:rFonts w:eastAsia="Microsoft YaHei"/>
-          <w:i w:val="0"/>
-          <w:iCs w:val="0"/>
-        </w:rPr>
-        <w:t>видеовстречи</w:t>
-      </w:r>
-      <w:proofErr w:type="spellEnd"/>
+        <w:t>Сеанс видеовстречи</w:t>
+      </w:r>
       <w:r>
         <w:rPr>
           <w:rStyle w:val="ae"/>
@@ -14371,21 +13695,12 @@
                 <w:sz w:val="28"/>
               </w:rPr>
             </w:pPr>
-            <w:proofErr w:type="spellStart"/>
             <w:r>
               <w:rPr>
                 <w:rFonts w:asciiTheme="majorHAnsi" w:hAnsiTheme="majorHAnsi" w:cstheme="majorHAnsi"/>
                 <w:sz w:val="28"/>
               </w:rPr>
-              <w:t>Человекочитаемое</w:t>
-            </w:r>
-            <w:proofErr w:type="spellEnd"/>
-            <w:r>
-              <w:rPr>
-                <w:rFonts w:asciiTheme="majorHAnsi" w:hAnsiTheme="majorHAnsi" w:cstheme="majorHAnsi"/>
-                <w:sz w:val="28"/>
-              </w:rPr>
-              <w:t xml:space="preserve"> наименование сессии</w:t>
+              <w:t>Человекочитаемое наименование сессии</w:t>
             </w:r>
           </w:p>
         </w:tc>
@@ -15945,21 +15260,7 @@
         <w:rPr>
           <w:rFonts w:eastAsia="Microsoft YaHei"/>
         </w:rPr>
-        <w:t xml:space="preserve">выходные данные модуля искусственного интеллекта, содержащие информацию о распознанных эмоциях, результатах </w:t>
-      </w:r>
-      <w:proofErr w:type="spellStart"/>
-      <w:r>
-        <w:rPr>
-          <w:rFonts w:eastAsia="Microsoft YaHei"/>
-        </w:rPr>
-        <w:t>транскрибации</w:t>
-      </w:r>
-      <w:proofErr w:type="spellEnd"/>
-      <w:r>
-        <w:rPr>
-          <w:rFonts w:eastAsia="Microsoft YaHei"/>
-        </w:rPr>
-        <w:t xml:space="preserve"> речи и расчетных метриках.</w:t>
+        <w:t>выходные данные модуля искусственного интеллекта, содержащие информацию о распознанных эмоциях, результатах транскрибации речи и расчетных метриках.</w:t>
       </w:r>
     </w:p>
     <w:p>
@@ -19403,31 +18704,15 @@
     <w:p>
       <w:pPr>
         <w:rPr>
-          <w:rStyle w:val="aff2"/>
           <w:rFonts w:eastAsia="Microsoft YaHei"/>
-          <w:b w:val="0"/>
-          <w:bCs w:val="0"/>
+          <w:lang w:val="en-US"/>
         </w:rPr>
       </w:pPr>
       <w:r>
         <w:rPr>
           <w:rFonts w:eastAsia="Microsoft YaHei"/>
         </w:rPr>
-        <w:t xml:space="preserve">На этапе логического проектирования концептуальная модель была преобразована в схему реляционной базы данных с учётом особенностей выбранной СУБД </w:t>
-      </w:r>
-      <w:proofErr w:type="spellStart"/>
-      <w:r>
-        <w:rPr>
-          <w:rFonts w:eastAsia="Microsoft YaHei"/>
-        </w:rPr>
-        <w:t>PostgreSQL</w:t>
-      </w:r>
-      <w:proofErr w:type="spellEnd"/>
-      <w:r>
-        <w:rPr>
-          <w:rFonts w:eastAsia="Microsoft YaHei"/>
-        </w:rPr>
-        <w:t xml:space="preserve">. Логическая модель </w:t>
+        <w:t xml:space="preserve">На этапе логического проектирования концептуальная модель была преобразована в схему реляционной базы данных с учётом особенностей выбранной СУБД PostgreSQL. Логическая модель </w:t>
       </w:r>
       <w:r>
         <w:rPr>
@@ -19501,7 +18786,6 @@
         <w:jc w:val="center"/>
         <w:rPr>
           <w:rFonts w:eastAsia="Microsoft YaHei"/>
-          <w:lang w:eastAsia="en-US" w:bidi="he-IL"/>
         </w:rPr>
       </w:pPr>
       <w:r>
@@ -19511,9 +18795,9 @@
         </w:rPr>
         <w:lastRenderedPageBreak/>
         <w:drawing>
-          <wp:inline distT="0" distB="0" distL="0" distR="0" wp14:anchorId="634D4DBC" wp14:editId="2FAE482E">
-            <wp:extent cx="7709571" cy="4878326"/>
-            <wp:effectExtent l="6033" t="0" r="0" b="0"/>
+          <wp:inline distT="0" distB="0" distL="0" distR="0" wp14:anchorId="36FEA299" wp14:editId="4B7939B2">
+            <wp:extent cx="8768722" cy="5545549"/>
+            <wp:effectExtent l="0" t="7620" r="5715" b="0"/>
             <wp:docPr id="2" name="Рисунок 2"/>
             <wp:cNvGraphicFramePr>
               <a:graphicFrameLocks xmlns:a="http://schemas.openxmlformats.org/drawingml/2006/main" noChangeAspect="1"/>
@@ -19543,7 +18827,7 @@
                   <pic:spPr bwMode="auto">
                     <a:xfrm rot="16200000">
                       <a:off x="0" y="0"/>
-                      <a:ext cx="7727392" cy="4889603"/>
+                      <a:ext cx="8781200" cy="5553440"/>
                     </a:xfrm>
                     <a:prstGeom prst="rect">
                       <a:avLst/>
@@ -19650,6 +18934,7 @@
         <w:rPr>
           <w:rFonts w:eastAsia="Microsoft YaHei"/>
         </w:rPr>
+        <w:lastRenderedPageBreak/>
         <w:t>В отличие от концептуальной ER-модели, логическая схема ориентирована на технические аспекты реализации базы данных</w:t>
       </w:r>
       <w:r>
@@ -19674,7 +18959,6 @@
         <w:rPr>
           <w:rFonts w:eastAsia="Microsoft YaHei"/>
         </w:rPr>
-        <w:lastRenderedPageBreak/>
         <w:t>Первичные и внешние ключи. Во всех таблицах в качестве первичного ключа используется уникальный идентификатор записи. Внешние ключи обеспечивают ссылочную целостность между таблицами</w:t>
       </w:r>
       <w:r>
@@ -19705,21 +18989,7 @@
         <w:rPr>
           <w:rFonts w:eastAsia="Microsoft YaHei"/>
         </w:rPr>
-        <w:t xml:space="preserve">уникальности. Для ряда полей установлены ограничения уникальности: адрес электронной почты пользователя, </w:t>
-      </w:r>
-      <w:proofErr w:type="spellStart"/>
-      <w:r>
-        <w:rPr>
-          <w:rFonts w:eastAsia="Microsoft YaHei"/>
-        </w:rPr>
-        <w:t>хеш</w:t>
-      </w:r>
-      <w:proofErr w:type="spellEnd"/>
-      <w:r>
-        <w:rPr>
-          <w:rFonts w:eastAsia="Microsoft YaHei"/>
-        </w:rPr>
-        <w:t xml:space="preserve"> токена обновления, клиентский идентификатор сообщения чата. Такие ограничения предотвращают дублирование данных и поддерживают идемпотентность операций</w:t>
+        <w:t>уникальности. Для ряда полей установлены ограничения уникальности: адрес электронной почты пользователя, хеш токена обновления, клиентский идентификатор сообщения чата. Такие ограничения предотвращают дублирование данных и поддерживают идемпотентность операций</w:t>
       </w:r>
       <w:r>
         <w:rPr>
@@ -19744,35 +19014,7 @@
         <w:rPr>
           <w:rFonts w:eastAsia="Microsoft YaHei"/>
         </w:rPr>
-        <w:t xml:space="preserve">Гибкое хранение аналитики. Для полей, содержащих результаты работы нейросетей (полезные данные событий аналитики, данные отчёта, снимок конфигурации), предусмотрена возможность хранения </w:t>
-      </w:r>
-      <w:proofErr w:type="spellStart"/>
-      <w:r>
-        <w:rPr>
-          <w:rFonts w:eastAsia="Microsoft YaHei"/>
-        </w:rPr>
-        <w:t>полуструктурированных</w:t>
-      </w:r>
-      <w:proofErr w:type="spellEnd"/>
-      <w:r>
-        <w:rPr>
-          <w:rFonts w:eastAsia="Microsoft YaHei"/>
-        </w:rPr>
-        <w:t xml:space="preserve"> данных. Это позволяет сохранять разнородные результаты ИИ-моделей (координаты </w:t>
-      </w:r>
-      <w:proofErr w:type="spellStart"/>
-      <w:r>
-        <w:rPr>
-          <w:rFonts w:eastAsia="Microsoft YaHei"/>
-        </w:rPr>
-        <w:t>landmark</w:t>
-      </w:r>
-      <w:proofErr w:type="spellEnd"/>
-      <w:r>
-        <w:rPr>
-          <w:rFonts w:eastAsia="Microsoft YaHei"/>
-        </w:rPr>
-        <w:t>-точек, словари вероятностей эмоций, транскрипты) без необходимости частого изменения схемы базы данных.</w:t>
+        <w:t>Гибкое хранение аналитики. Для полей, содержащих результаты работы нейросетей (полезные данные событий аналитики, данные отчёта, снимок конфигурации), предусмотрена возможность хранения полуструктурированных данных. Это позволяет сохранять разнородные результаты ИИ-моделей (координаты landmark-точек, словари вероятностей эмоций, транскрипты) без необходимости частого изменения схемы базы данных.</w:t>
       </w:r>
     </w:p>
     <w:p>
@@ -19790,21 +19032,7 @@
         <w:rPr>
           <w:rFonts w:eastAsia="Microsoft YaHei"/>
         </w:rPr>
-        <w:t xml:space="preserve">Ссылочная целостность и каскадное удаление. Все внешние ключи, связывающие дочерние таблицы (участники, события, отчёты, сообщения чата) с родительской таблицей сеанса </w:t>
-      </w:r>
-      <w:proofErr w:type="spellStart"/>
-      <w:r>
-        <w:rPr>
-          <w:rFonts w:eastAsia="Microsoft YaHei"/>
-        </w:rPr>
-        <w:t>видеовстречи</w:t>
-      </w:r>
-      <w:proofErr w:type="spellEnd"/>
-      <w:r>
-        <w:rPr>
-          <w:rFonts w:eastAsia="Microsoft YaHei"/>
-        </w:rPr>
-        <w:t>, настроены с правилом каскадного удаления. Это гарантирует, что при удалении завершённой или тестовой встречи все связанные с ней данные будут автоматически очищены.</w:t>
+        <w:t>Ссылочная целостность и каскадное удаление. Все внешние ключи, связывающие дочерние таблицы (участники, события, отчёты, сообщения чата) с родительской таблицей сеанса видеовстречи, настроены с правилом каскадного удаления. Это гарантирует, что при удалении завершённой или тестовой встречи все связанные с ней данные будут автоматически очищены.</w:t>
       </w:r>
     </w:p>
     <w:p>
@@ -19840,20 +19068,26 @@
         <w:rPr>
           <w:rFonts w:eastAsia="Microsoft YaHei"/>
         </w:rPr>
-        <w:t>Аудит действий. Таблица журнала аутентификации фиксирует все события входа, выхода и ошибок доступа с указанием сетевого адреса источника запроса, что позволяет проводить ретроспективный анализ инцидентов информационной безопасности.</w:t>
-      </w:r>
-    </w:p>
-    <w:p>
-      <w:pPr>
+        <w:t xml:space="preserve">Аудит действий. Таблица журнала аутентификации фиксирует все события входа, выхода и ошибок доступа с указанием сетевого адреса </w:t>
+      </w:r>
+      <w:r>
         <w:rPr>
           <w:rFonts w:eastAsia="Microsoft YaHei"/>
         </w:rPr>
-      </w:pPr>
-      <w:r>
+        <w:lastRenderedPageBreak/>
+        <w:t>источника запроса, что позволяет проводить ретроспективный анализ инцидентов информационной безопасности.</w:t>
+      </w:r>
+    </w:p>
+    <w:p>
+      <w:pPr>
         <w:rPr>
           <w:rFonts w:eastAsia="Microsoft YaHei"/>
         </w:rPr>
-        <w:lastRenderedPageBreak/>
+      </w:pPr>
+      <w:r>
+        <w:rPr>
+          <w:rFonts w:eastAsia="Microsoft YaHei"/>
+        </w:rPr>
         <w:t>Таким образом, разработанная логическая модель обеспечивает баланс между строгой реляционной структурой для бизнес-объектов (пользователи, сессии) и гибкостью для хранения разнородных данных мультимодального анализа. Ссылочная целостность поддерживается через механизмы внешних ключей и каскадного удаления, а уникальность критичных данных — через соответствующие ограничения.</w:t>
       </w:r>
       <w:r>
@@ -19899,23 +19133,7 @@
         <w:contextualSpacing/>
       </w:pPr>
       <w:r>
-        <w:t xml:space="preserve">Разработанный программный комплекс представляет собой веб-платформу для планирования онлайн-сессий, проведения </w:t>
-      </w:r>
-      <w:proofErr w:type="spellStart"/>
-      <w:r>
-        <w:t>видеовстреч</w:t>
-      </w:r>
-      <w:proofErr w:type="spellEnd"/>
-      <w:r>
-        <w:t xml:space="preserve"> в браузере, сбора мультимодальной аналитики (речь, мимика, эмоции) и формирования отчётности для организатора. Архитектура системы построена по клиент-серверной модели с выделением ресурсоёмких задач искусственного интеллекта в отдельные </w:t>
-      </w:r>
-      <w:proofErr w:type="spellStart"/>
-      <w:r>
-        <w:t>микросервисы</w:t>
-      </w:r>
-      <w:proofErr w:type="spellEnd"/>
-      <w:r>
-        <w:t>.</w:t>
+        <w:t>Разработанный программный комплекс представляет собой веб-платформу для планирования онлайн-сессий, проведения видеовстреч в браузере, сбора мультимодальной аналитики (речь, мимика, эмоции) и формирования отчётности для организатора. Архитектура системы построена по клиент-серверной модели с выделением ресурсоёмких задач искусственного интеллекта в отдельные микросервисы.</w:t>
       </w:r>
     </w:p>
     <w:p>
@@ -19923,23 +19141,7 @@
         <w:contextualSpacing/>
       </w:pPr>
       <w:r>
-        <w:t xml:space="preserve">Комплекс организован в виде </w:t>
-      </w:r>
-      <w:proofErr w:type="spellStart"/>
-      <w:r>
-        <w:t>монорепозитория</w:t>
-      </w:r>
-      <w:proofErr w:type="spellEnd"/>
-      <w:r>
-        <w:t xml:space="preserve">, что обеспечивает согласованность интерфейсов, упрощает управление зависимостями и ускоряет процесс разработки. </w:t>
-      </w:r>
-      <w:proofErr w:type="spellStart"/>
-      <w:r>
-        <w:t>Оркестрация</w:t>
-      </w:r>
-      <w:proofErr w:type="spellEnd"/>
-      <w:r>
-        <w:t xml:space="preserve"> сервисов осуществляется с помощью средств контейнеризации, поддерживающих базовый профиль (клиентская часть, серверная часть, СУБД) и опциональный профиль искусственного интеллекта (AI-шлюз, сервис распознавания речи).</w:t>
+        <w:t>Комплекс организован в виде монорепозитория, что обеспечивает согласованность интерфейсов, упрощает управление зависимостями и ускоряет процесс разработки. Оркестрация сервисов осуществляется с помощью средств контейнеризации, поддерживающих базовый профиль (клиентская часть, серверная часть, СУБД) и опциональный профиль искусственного интеллекта (AI-шлюз, сервис распознавания речи).</w:t>
       </w:r>
     </w:p>
     <w:p>
@@ -19970,29 +19172,8 @@
           <w:numId w:val="4"/>
         </w:numPr>
       </w:pPr>
-      <w:proofErr w:type="spellStart"/>
-      <w:r>
-        <w:t>WebSocket</w:t>
-      </w:r>
-      <w:proofErr w:type="spellEnd"/>
-      <w:r>
-        <w:t xml:space="preserve"> – для </w:t>
-      </w:r>
-      <w:proofErr w:type="spellStart"/>
-      <w:r>
-        <w:t>низкозадержочного</w:t>
-      </w:r>
-      <w:proofErr w:type="spellEnd"/>
-      <w:r>
-        <w:t xml:space="preserve"> обмена </w:t>
-      </w:r>
-      <w:proofErr w:type="spellStart"/>
-      <w:r>
-        <w:t>медиаданными</w:t>
-      </w:r>
-      <w:proofErr w:type="spellEnd"/>
-      <w:r>
-        <w:t>, событиями встречи, потоковой аналитикой и чатом в реальном времени.</w:t>
+      <w:r>
+        <w:t>WebSocket – для низкозадержочного обмена медиаданными, событиями встречи, потоковой аналитикой и чатом в реальном времени.</w:t>
       </w:r>
     </w:p>
     <w:p>
@@ -20021,31 +19202,7 @@
         <w:contextualSpacing/>
       </w:pPr>
       <w:r>
-        <w:t xml:space="preserve">Клиентская часть реализована как одностраничное приложение (SPA) на базе стека </w:t>
-      </w:r>
-      <w:proofErr w:type="spellStart"/>
-      <w:r>
-        <w:t>React</w:t>
-      </w:r>
-      <w:proofErr w:type="spellEnd"/>
-      <w:r>
-        <w:t xml:space="preserve">, </w:t>
-      </w:r>
-      <w:proofErr w:type="spellStart"/>
-      <w:r>
-        <w:t>TypeScript</w:t>
-      </w:r>
-      <w:proofErr w:type="spellEnd"/>
-      <w:r>
-        <w:t xml:space="preserve"> и сборщика </w:t>
-      </w:r>
-      <w:proofErr w:type="spellStart"/>
-      <w:r>
-        <w:t>Vite</w:t>
-      </w:r>
-      <w:proofErr w:type="spellEnd"/>
-      <w:r>
-        <w:t>. Интерфейс спроектирован с учётом принципов компонентного подхода и разделения ответственности.</w:t>
+        <w:t>Клиентская часть реализована как одностраничное приложение (SPA) на базе стека React, TypeScript и сборщика Vite. Интерфейс спроектирован с учётом принципов компонентного подхода и разделения ответственности.</w:t>
       </w:r>
     </w:p>
     <w:p>
@@ -20088,21 +19245,8 @@
           <w:numId w:val="4"/>
         </w:numPr>
       </w:pPr>
-      <w:proofErr w:type="spellStart"/>
-      <w:r>
-        <w:t>WebSocket</w:t>
-      </w:r>
-      <w:proofErr w:type="spellEnd"/>
-      <w:r>
-        <w:t xml:space="preserve">-механизм реализует автоматическое </w:t>
-      </w:r>
-      <w:proofErr w:type="spellStart"/>
-      <w:r>
-        <w:t>переподключение</w:t>
-      </w:r>
-      <w:proofErr w:type="spellEnd"/>
-      <w:r>
-        <w:t xml:space="preserve"> при разрыве соединения, обработку сигналов активности и маршрутизацию входящих событий. Разбор доменных событий вынесен в отдельную функцию, которая обновляет состояние интерфейса, отображает уведомления и обрабатывает событие завершения встречи.</w:t>
+      <w:r>
+        <w:t>WebSocket-механизм реализует автоматическое переподключение при разрыве соединения, обработку сигналов активности и маршрутизацию входящих событий. Разбор доменных событий вынесен в отдельную функцию, которая обновляет состояние интерфейса, отображает уведомления и обрабатывает событие завершения встречи.</w:t>
       </w:r>
     </w:p>
     <w:p>
@@ -20307,15 +19451,7 @@
       <w:bookmarkStart w:id="41" w:name="_Toc229467891"/>
       <w:bookmarkStart w:id="42" w:name="_Toc233140235"/>
       <w:r>
-        <w:t xml:space="preserve">Серверный модуль управления сессиями и </w:t>
-      </w:r>
-      <w:proofErr w:type="spellStart"/>
-      <w:r>
-        <w:t>WebSocket</w:t>
-      </w:r>
-      <w:proofErr w:type="spellEnd"/>
-      <w:r>
-        <w:t>-коммуникации</w:t>
+        <w:t>Серверный модуль управления сессиями и WebSocket-коммуникации</w:t>
       </w:r>
       <w:bookmarkEnd w:id="41"/>
       <w:bookmarkEnd w:id="42"/>
@@ -20325,15 +19461,7 @@
         <w:contextualSpacing/>
       </w:pPr>
       <w:r>
-        <w:t xml:space="preserve">Серверная часть реализована на языке Go с использованием веб-фреймворка </w:t>
-      </w:r>
-      <w:proofErr w:type="spellStart"/>
-      <w:r>
-        <w:t>Gin</w:t>
-      </w:r>
-      <w:proofErr w:type="spellEnd"/>
-      <w:r>
-        <w:t>. Точка входа приложения отвечает за инициализацию подключения к СУБД, настройку CORS, регистрацию промежуточного программного обеспечения и маршрутов</w:t>
+        <w:t>Серверная часть реализована на языке Go с использованием веб-фреймворка Gin. Точка входа приложения отвечает за инициализацию подключения к СУБД, настройку CORS, регистрацию промежуточного программного обеспечения и маршрутов</w:t>
       </w:r>
       <w:r>
         <w:t>.</w:t>
@@ -20356,15 +19484,7 @@
         </w:numPr>
       </w:pPr>
       <w:r>
-        <w:t xml:space="preserve">Цепочка </w:t>
-      </w:r>
-      <w:proofErr w:type="spellStart"/>
-      <w:r>
-        <w:t>middleware</w:t>
-      </w:r>
-      <w:proofErr w:type="spellEnd"/>
-      <w:r>
-        <w:t xml:space="preserve"> выстроена в следующей последовательности: сначала выполняется восстановление после сбоев, затем идентификация запроса, после чего производится логирование доступа и обработка CORS. Далее система ограничивает количество попыток входа и выполняет проверку аутентификации. Такой порядок обработки обеспечивает отказоустойчивость сервиса, полный аудит запросов, защиту от атак подбора паролей и контроль доступа к защищённым ресурсам.</w:t>
+        <w:t>Цепочка middleware выстроена в следующей последовательности: сначала выполняется восстановление после сбоев, затем идентификация запроса, после чего производится логирование доступа и обработка CORS. Далее система ограничивает количество попыток входа и выполняет проверку аутентификации. Такой порядок обработки обеспечивает отказоустойчивость сервиса, полный аудит запросов, защиту от атак подбора паролей и контроль доступа к защищённым ресурсам.</w:t>
       </w:r>
     </w:p>
     <w:p>
@@ -20375,13 +19495,8 @@
           <w:numId w:val="4"/>
         </w:numPr>
       </w:pPr>
-      <w:proofErr w:type="spellStart"/>
-      <w:r>
-        <w:t>WebSocket</w:t>
-      </w:r>
-      <w:proofErr w:type="spellEnd"/>
-      <w:r>
-        <w:t xml:space="preserve">-хаб управляет пулом соединений по идентификатору сессии. При получении сообщения о присоединении сервер сохраняет метаданные подключения, рассылает событие о новом участнике всем </w:t>
+      <w:r>
+        <w:t xml:space="preserve">WebSocket-хаб управляет пулом соединений по идентификатору сессии. При получении сообщения о присоединении сервер сохраняет метаданные подключения, рассылает событие о новом участнике всем </w:t>
       </w:r>
       <w:r>
         <w:lastRenderedPageBreak/>
@@ -20397,23 +19512,7 @@
         </w:numPr>
       </w:pPr>
       <w:r>
-        <w:t xml:space="preserve">Обработка медиа-событий: сообщения типов «кадр», «аудио», «сообщение чата» маршрутизируются к зарегистрированным обработчикам. События аналитики (текстовый анализ, </w:t>
-      </w:r>
-      <w:proofErr w:type="spellStart"/>
-      <w:r>
-        <w:t>аудиоанализ</w:t>
-      </w:r>
-      <w:proofErr w:type="spellEnd"/>
-      <w:r>
-        <w:t xml:space="preserve">, анализ лица, эмоции) записываются в таблицу событий и одновременно транслируются клиентам. Отладочные сообщения не сохраняются в БД, а сразу передаются по </w:t>
-      </w:r>
-      <w:proofErr w:type="spellStart"/>
-      <w:r>
-        <w:t>WebSocket</w:t>
-      </w:r>
-      <w:proofErr w:type="spellEnd"/>
-      <w:r>
-        <w:t xml:space="preserve"> для снижения нагрузки на дисковую подсистему.</w:t>
+        <w:t>Обработка медиа-событий: сообщения типов «кадр», «аудио», «сообщение чата» маршрутизируются к зарегистрированным обработчикам. События аналитики (текстовый анализ, аудиоанализ, анализ лица, эмоции) записываются в таблицу событий и одновременно транслируются клиентам. Отладочные сообщения не сохраняются в БД, а сразу передаются по WebSocket для снижения нагрузки на дисковую подсистему.</w:t>
       </w:r>
     </w:p>
     <w:p>
@@ -20445,15 +19544,7 @@
         <w:contextualSpacing/>
       </w:pPr>
       <w:r>
-        <w:t>Подсистема безопасности реализована на основе архитектуры без сохранения состояния (</w:t>
-      </w:r>
-      <w:proofErr w:type="spellStart"/>
-      <w:r>
-        <w:t>stateless</w:t>
-      </w:r>
-      <w:proofErr w:type="spellEnd"/>
-      <w:r>
-        <w:t>) с применением технологии JWT. Процесс аутентификации пользователя состоит из следующих этапов</w:t>
+        <w:t>Подсистема безопасности реализована на основе архитектуры без сохранения состояния (stateless) с применением технологии JWT. Процесс аутентификации пользователя состоит из следующих этапов</w:t>
       </w:r>
       <w:r>
         <w:t>:</w:t>
@@ -20468,15 +19559,7 @@
         <w:contextualSpacing/>
       </w:pPr>
       <w:r>
-        <w:t xml:space="preserve">Проверку учётных данных через запрос входа с валидацией </w:t>
-      </w:r>
-      <w:proofErr w:type="spellStart"/>
-      <w:r>
-        <w:t>хеша</w:t>
-      </w:r>
-      <w:proofErr w:type="spellEnd"/>
-      <w:r>
-        <w:t xml:space="preserve"> пароля.</w:t>
+        <w:t>Проверку учётных данных через запрос входа с валидацией хеша пароля.</w:t>
       </w:r>
     </w:p>
     <w:p>
@@ -20544,15 +19627,7 @@
         </w:numPr>
       </w:pPr>
       <w:r>
-        <w:t xml:space="preserve">В продакшн-окружении предполагается использование HTTPS/WSS, строгих CORS-правил и безопасных </w:t>
-      </w:r>
-      <w:proofErr w:type="spellStart"/>
-      <w:r>
-        <w:t>cookie</w:t>
-      </w:r>
-      <w:proofErr w:type="spellEnd"/>
-      <w:r>
-        <w:t xml:space="preserve"> для токенов обновления.</w:t>
+        <w:t>В продакшн-окружении предполагается использование HTTPS/WSS, строгих CORS-правил и безопасных cookie для токенов обновления.</w:t>
       </w:r>
     </w:p>
     <w:p>
@@ -20563,77 +19638,24 @@
       <w:bookmarkStart w:id="46" w:name="_Toc233140237"/>
       <w:r>
         <w:lastRenderedPageBreak/>
-        <w:t xml:space="preserve">Модуль захвата и передачи </w:t>
-      </w:r>
-      <w:proofErr w:type="spellStart"/>
-      <w:r>
-        <w:t>медиапотоков</w:t>
+        <w:t>Модуль захвата и передачи медиапотоков</w:t>
       </w:r>
       <w:bookmarkEnd w:id="45"/>
       <w:bookmarkEnd w:id="46"/>
-      <w:proofErr w:type="spellEnd"/>
-    </w:p>
-    <w:p>
-      <w:r>
-        <w:t xml:space="preserve">Захват </w:t>
-      </w:r>
-      <w:proofErr w:type="spellStart"/>
-      <w:r>
-        <w:t>медиаданных</w:t>
-      </w:r>
-      <w:proofErr w:type="spellEnd"/>
-      <w:r>
-        <w:t xml:space="preserve"> на стороне клиента реализован через нативные браузерные API без использования сторонних библиотек и плагинов.</w:t>
-      </w:r>
-    </w:p>
-    <w:p>
-      <w:r>
-        <w:t xml:space="preserve">Аудиопоток. Создаётся отдельный </w:t>
-      </w:r>
-      <w:proofErr w:type="spellStart"/>
-      <w:r>
-        <w:t>MediaRecorder</w:t>
-      </w:r>
-      <w:proofErr w:type="spellEnd"/>
-      <w:r>
-        <w:t xml:space="preserve"> только для аудиодорожки микрофона. Для корректного декодирования на сервере применяется кумулятивное накопление </w:t>
-      </w:r>
-      <w:proofErr w:type="spellStart"/>
-      <w:r>
-        <w:t>чанков</w:t>
-      </w:r>
-      <w:proofErr w:type="spellEnd"/>
-      <w:r>
-        <w:t xml:space="preserve">: система формирует непрерывный буфер, содержащий инициализирующий сегмент и последующие данные. Буфер кодируется в Base64 и передаётся по </w:t>
-      </w:r>
-      <w:proofErr w:type="spellStart"/>
-      <w:r>
-        <w:t>WebSocket</w:t>
-      </w:r>
-      <w:proofErr w:type="spellEnd"/>
-      <w:r>
-        <w:t xml:space="preserve"> с заданным интервалом или по достижению установленного размера.</w:t>
-      </w:r>
-    </w:p>
-    <w:p>
-      <w:r>
-        <w:t xml:space="preserve">Видеопоток. Кадры для анализа лица захватываются с </w:t>
-      </w:r>
-      <w:proofErr w:type="spellStart"/>
-      <w:r>
-        <w:t>видеоэлемента</w:t>
-      </w:r>
-      <w:proofErr w:type="spellEnd"/>
-      <w:r>
-        <w:t xml:space="preserve"> через </w:t>
-      </w:r>
-      <w:proofErr w:type="spellStart"/>
-      <w:r>
-        <w:t>Canvas</w:t>
-      </w:r>
-      <w:proofErr w:type="spellEnd"/>
-      <w:r>
-        <w:t xml:space="preserve"> с фиксированным интервалом. Изображение конвертируется в JPEG, кодируется в Base64 и отправляется как тип «кадр». Такой подход позволяет балансировать частоту обновления аналитики и нагрузку на канал связи.</w:t>
+    </w:p>
+    <w:p>
+      <w:r>
+        <w:t>Захват медиаданных на стороне клиента реализован через нативные браузерные API без использования сторонних библиотек и плагинов.</w:t>
+      </w:r>
+    </w:p>
+    <w:p>
+      <w:r>
+        <w:t>Аудиопоток. Создаётся отдельный MediaRecorder только для аудиодорожки микрофона. Для корректного декодирования на сервере применяется кумулятивное накопление чанков: система формирует непрерывный буфер, содержащий инициализирующий сегмент и последующие данные. Буфер кодируется в Base64 и передаётся по WebSocket с заданным интервалом или по достижению установленного размера.</w:t>
+      </w:r>
+    </w:p>
+    <w:p>
+      <w:r>
+        <w:t>Видеопоток. Кадры для анализа лица захватываются с видеоэлемента через Canvas с фиксированным интервалом. Изображение конвертируется в JPEG, кодируется в Base64 и отправляется как тип «кадр». Такой подход позволяет балансировать частоту обновления аналитики и нагрузку на канал связи.</w:t>
       </w:r>
     </w:p>
     <w:p>
@@ -20658,29 +19680,13 @@
     </w:p>
     <w:p>
       <w:r>
-        <w:t xml:space="preserve">Для анализа видеопотока используется </w:t>
-      </w:r>
-      <w:proofErr w:type="spellStart"/>
-      <w:r>
-        <w:t>свёрточная</w:t>
-      </w:r>
-      <w:proofErr w:type="spellEnd"/>
-      <w:r>
-        <w:t xml:space="preserve"> нейронная сеть (CNN), которая обучается на датасете изображений лиц (например, FER2013). Классификация </w:t>
+        <w:t xml:space="preserve">Для анализа видеопотока используется свёрточная нейронная сеть (CNN), которая обучается на датасете изображений лиц (например, FER2013). Классификация </w:t>
       </w:r>
       <w:r>
         <w:t>эмоций выполняется</w:t>
       </w:r>
       <w:r>
-        <w:t xml:space="preserve"> с помощью функции активации </w:t>
-      </w:r>
-      <w:proofErr w:type="spellStart"/>
-      <w:r>
-        <w:t>Softmax</w:t>
-      </w:r>
-      <w:proofErr w:type="spellEnd"/>
-      <w:r>
-        <w:t>, которая преобразует выходные сигналы сети в распределение вероятностей по всем классам:</w:t>
+        <w:t xml:space="preserve"> с помощью функции активации Softmax, которая преобразует выходные сигналы сети в распределение вероятностей по всем классам:</w:t>
       </w:r>
     </w:p>
     <w:p>
@@ -21014,31 +20020,7 @@
     <w:p>
       <w:r>
         <w:lastRenderedPageBreak/>
-        <w:t xml:space="preserve">Поскольку задача классификации эмоций относится к </w:t>
-      </w:r>
-      <w:proofErr w:type="spellStart"/>
-      <w:r>
-        <w:t>многоклассовой</w:t>
-      </w:r>
-      <w:proofErr w:type="spellEnd"/>
-      <w:r>
-        <w:t>, в качестве функции потерь применяется категориальная кросс-энтропия (</w:t>
-      </w:r>
-      <w:proofErr w:type="spellStart"/>
-      <w:r>
-        <w:t>categorical</w:t>
-      </w:r>
-      <w:proofErr w:type="spellEnd"/>
-      <w:r>
-        <w:t xml:space="preserve"> </w:t>
-      </w:r>
-      <w:proofErr w:type="spellStart"/>
-      <w:r>
-        <w:t>cross-entropy</w:t>
-      </w:r>
-      <w:proofErr w:type="spellEnd"/>
-      <w:r>
-        <w:t>):</w:t>
+        <w:t>Поскольку задача классификации эмоций относится к многоклассовой, в качестве функции потерь применяется категориальная кросс-энтропия (categorical cross-entropy):</w:t>
       </w:r>
     </w:p>
     <w:p>
@@ -21310,13 +20292,8 @@
       <w:r>
         <w:t>—</w:t>
       </w:r>
-      <w:proofErr w:type="spellStart"/>
-      <w:r>
-        <w:t>one-hot</w:t>
-      </w:r>
-      <w:proofErr w:type="spellEnd"/>
-      <w:r>
-        <w:t xml:space="preserve"> метка класса (равна 1, если пример i принадлежит классу k, и 0 в противном случае)</w:t>
+      <w:r>
+        <w:t>one-hot метка класса (равна 1, если пример i принадлежит классу k, и 0 в противном случае)</w:t>
       </w:r>
       <w:r>
         <w:t xml:space="preserve">; </w:t>
@@ -21377,15 +20354,7 @@
     </w:p>
     <w:p>
       <w:r>
-        <w:t xml:space="preserve">Для анализа аудиопотока применяются мел-частотные </w:t>
-      </w:r>
-      <w:proofErr w:type="spellStart"/>
-      <w:r>
-        <w:t>кепстральные</w:t>
-      </w:r>
-      <w:proofErr w:type="spellEnd"/>
-      <w:r>
-        <w:t xml:space="preserve"> коэффициенты (</w:t>
+        <w:t>Для анализа аудиопотока применяются мел-частотные кепстральные коэффициенты (</w:t>
       </w:r>
       <w:r>
         <w:rPr>
@@ -21405,14 +20374,12 @@
       <w:r>
         <w:t xml:space="preserve">), выполняющей классификацию эмоционального состояния. На выходе модели также применяется функция активации </w:t>
       </w:r>
-      <w:proofErr w:type="spellStart"/>
       <w:r>
         <w:rPr>
           <w:lang w:val="en-US"/>
         </w:rPr>
         <w:t>Softmax</w:t>
       </w:r>
-      <w:proofErr w:type="spellEnd"/>
       <w:r>
         <w:t>, преобразующая результаты в вероятностное распределение по классам эмоций.</w:t>
       </w:r>
@@ -21645,23 +20612,7 @@
         <w:t xml:space="preserve">Поток </w:t>
       </w:r>
       <w:r>
-        <w:t xml:space="preserve">обработки аудиоданных: осуществляется захват </w:t>
-      </w:r>
-      <w:proofErr w:type="spellStart"/>
-      <w:r>
-        <w:t>аудиочанков</w:t>
-      </w:r>
-      <w:proofErr w:type="spellEnd"/>
-      <w:r>
-        <w:t xml:space="preserve">, после чего выполняется </w:t>
-      </w:r>
-      <w:proofErr w:type="spellStart"/>
-      <w:r>
-        <w:t>транскрибация</w:t>
-      </w:r>
-      <w:proofErr w:type="spellEnd"/>
-      <w:r>
-        <w:t xml:space="preserve"> речи с преобразованием аудиосигнала в текстовое представление. Полученные данные сохраняются в базе данных</w:t>
+        <w:t>обработки аудиоданных: осуществляется захват аудиочанков, после чего выполняется транскрибация речи с преобразованием аудиосигнала в текстовое представление. Полученные данные сохраняются в базе данных</w:t>
       </w:r>
       <w:r>
         <w:t>.</w:t>
@@ -21712,15 +20663,7 @@
         <w:contextualSpacing/>
       </w:pPr>
       <w:r>
-        <w:t xml:space="preserve">Вычислительные задачи ИИ вынесены в отдельный сервис (AI-шлюз) и сервис распознавания речи на языке Python. Шлюз взаимодействует с серверной частью через </w:t>
-      </w:r>
-      <w:proofErr w:type="spellStart"/>
-      <w:r>
-        <w:t>WebSocket</w:t>
-      </w:r>
-      <w:proofErr w:type="spellEnd"/>
-      <w:r>
-        <w:t xml:space="preserve"> и конфигурируется через JSON-файлы с поддержкой горячей перезагрузки.</w:t>
+        <w:t>Вычислительные задачи ИИ вынесены в отдельный сервис (AI-шлюз) и сервис распознавания речи на языке Python. Шлюз взаимодействует с серверной частью через WebSocket и конфигурируется через JSON-файлы с поддержкой горячей перезагрузки.</w:t>
       </w:r>
     </w:p>
     <w:p>
@@ -21737,147 +20680,176 @@
         <w:contextualSpacing/>
       </w:pPr>
       <w:r>
-        <w:t>Задача распознавания эмоций по выражению лица (</w:t>
-      </w:r>
-      <w:proofErr w:type="spellStart"/>
-      <w:r>
-        <w:t>Facial</w:t>
-      </w:r>
-      <w:proofErr w:type="spellEnd"/>
+        <w:t xml:space="preserve">Задача распознавания эмоций по выражению лица (Facial Expression Recognition, FER) является одной из ключевых в области компьютерного зрения и аффективных вычислений </w:t>
+      </w:r>
+      <w:r>
+        <w:t>[</w:t>
+      </w:r>
+      <w:r>
+        <w:fldChar w:fldCharType="begin"/>
+      </w:r>
+      <w:r>
+        <w:instrText xml:space="preserve"> REF _Ref229768210 \r \h </w:instrText>
+      </w:r>
+      <w:r>
+        <w:instrText xml:space="preserve"> \* MERGEFORMAT </w:instrText>
+      </w:r>
+      <w:r>
+        <w:fldChar w:fldCharType="separate"/>
+      </w:r>
+      <w:r>
+        <w:t>1</w:t>
+      </w:r>
+      <w:r>
+        <w:fldChar w:fldCharType="end"/>
+      </w:r>
+      <w:r>
+        <w:t>,</w:t>
+      </w:r>
       <w:r>
         <w:t xml:space="preserve"> </w:t>
       </w:r>
-      <w:proofErr w:type="spellStart"/>
-      <w:r>
-        <w:t>Expression</w:t>
-      </w:r>
-      <w:proofErr w:type="spellEnd"/>
+      <w:r>
+        <w:rPr>
+          <w:lang w:val="en-US"/>
+        </w:rPr>
+        <w:fldChar w:fldCharType="begin"/>
+      </w:r>
+      <w:r>
+        <w:instrText xml:space="preserve"> </w:instrText>
+      </w:r>
+      <w:r>
+        <w:rPr>
+          <w:lang w:val="en-US"/>
+        </w:rPr>
+        <w:instrText>REF</w:instrText>
+      </w:r>
+      <w:r>
+        <w:instrText xml:space="preserve"> _</w:instrText>
+      </w:r>
+      <w:r>
+        <w:rPr>
+          <w:lang w:val="en-US"/>
+        </w:rPr>
+        <w:instrText>Ref</w:instrText>
+      </w:r>
+      <w:r>
+        <w:instrText>229768249 \</w:instrText>
+      </w:r>
+      <w:r>
+        <w:rPr>
+          <w:lang w:val="en-US"/>
+        </w:rPr>
+        <w:instrText>r</w:instrText>
+      </w:r>
+      <w:r>
+        <w:instrText xml:space="preserve"> \</w:instrText>
+      </w:r>
+      <w:r>
+        <w:rPr>
+          <w:lang w:val="en-US"/>
+        </w:rPr>
+        <w:instrText>h</w:instrText>
+      </w:r>
+      <w:r>
+        <w:instrText xml:space="preserve"> </w:instrText>
+      </w:r>
+      <w:r>
+        <w:instrText xml:space="preserve"> \* </w:instrText>
+      </w:r>
+      <w:r>
+        <w:rPr>
+          <w:lang w:val="en-US"/>
+        </w:rPr>
+        <w:instrText>MERGEFORMAT</w:instrText>
+      </w:r>
+      <w:r>
+        <w:instrText xml:space="preserve"> </w:instrText>
+      </w:r>
+      <w:r>
+        <w:rPr>
+          <w:lang w:val="en-US"/>
+        </w:rPr>
+      </w:r>
+      <w:r>
+        <w:rPr>
+          <w:lang w:val="en-US"/>
+        </w:rPr>
+        <w:fldChar w:fldCharType="separate"/>
+      </w:r>
+      <w:r>
+        <w:t>7</w:t>
+      </w:r>
+      <w:r>
+        <w:rPr>
+          <w:lang w:val="en-US"/>
+        </w:rPr>
+        <w:fldChar w:fldCharType="end"/>
+      </w:r>
+      <w:r>
+        <w:t>]</w:t>
+      </w:r>
       <w:r>
         <w:t xml:space="preserve"> </w:t>
       </w:r>
-      <w:proofErr w:type="spellStart"/>
-      <w:r>
-        <w:t>Recognition</w:t>
-      </w:r>
-      <w:proofErr w:type="spellEnd"/>
-      <w:r>
-        <w:t>, FER) является одной из ключевых в области компьютерного зрения и аффективных вычислений</w:t>
-      </w:r>
-      <w:r>
+      <w:r>
+        <w:t>Современный подход к её решению включает два основных этапа: детектирование лица и классификацию эмоций</w:t>
+      </w:r>
+      <w:r>
+        <w:t>.</w:t>
+      </w:r>
+    </w:p>
+    <w:p>
+      <w:pPr>
+        <w:contextualSpacing/>
+      </w:pPr>
+      <w:r>
+        <w:t>Первым этапом обработки выступает локализация лица на изображении и определение его ключевых точек. В настоящее время для решения этой задачи применяются два основных подхода. К</w:t>
+      </w:r>
+      <w:r>
+        <w:rPr>
+          <w:lang w:val="en-US"/>
+        </w:rPr>
         <w:t xml:space="preserve"> </w:t>
       </w:r>
       <w:r>
-        <w:t>[</w:t>
-      </w:r>
-      <w:r>
-        <w:fldChar w:fldCharType="begin"/>
-      </w:r>
-      <w:r>
-        <w:instrText xml:space="preserve"> REF _Ref229768210 \r \h </w:instrText>
-      </w:r>
-      <w:r>
-        <w:instrText xml:space="preserve"> \* MERGEFORMAT </w:instrText>
-      </w:r>
-      <w:r>
-        <w:fldChar w:fldCharType="separate"/>
-      </w:r>
-      <w:r>
-        <w:t>1</w:t>
-      </w:r>
-      <w:r>
-        <w:fldChar w:fldCharType="end"/>
-      </w:r>
-      <w:r>
-        <w:t>,</w:t>
-      </w:r>
-      <w:r>
+        <w:t>классическим</w:t>
+      </w:r>
+      <w:r>
+        <w:rPr>
+          <w:lang w:val="en-US"/>
+        </w:rPr>
         <w:t xml:space="preserve"> </w:t>
       </w:r>
       <w:r>
+        <w:t>методам</w:t>
+      </w:r>
+      <w:r>
         <w:rPr>
           <w:lang w:val="en-US"/>
         </w:rPr>
-        <w:fldChar w:fldCharType="begin"/>
-      </w:r>
-      <w:r>
-        <w:instrText xml:space="preserve"> </w:instrText>
+        <w:t xml:space="preserve"> </w:t>
+      </w:r>
+      <w:r>
+        <w:t>относятся</w:t>
       </w:r>
       <w:r>
         <w:rPr>
           <w:lang w:val="en-US"/>
         </w:rPr>
-        <w:instrText>REF</w:instrText>
-      </w:r>
-      <w:r>
-        <w:instrText xml:space="preserve"> _</w:instrText>
+        <w:t xml:space="preserve"> Active Shape Models (ASM) </w:t>
+      </w:r>
+      <w:r>
+        <w:t>и</w:t>
       </w:r>
       <w:r>
         <w:rPr>
           <w:lang w:val="en-US"/>
         </w:rPr>
-        <w:instrText>Ref</w:instrText>
-      </w:r>
-      <w:r>
-        <w:instrText>229768249 \</w:instrText>
-      </w:r>
-      <w:r>
-        <w:rPr>
-          <w:lang w:val="en-US"/>
-        </w:rPr>
-        <w:instrText>r</w:instrText>
-      </w:r>
-      <w:r>
-        <w:instrText xml:space="preserve"> \</w:instrText>
-      </w:r>
-      <w:r>
-        <w:rPr>
-          <w:lang w:val="en-US"/>
-        </w:rPr>
-        <w:instrText>h</w:instrText>
-      </w:r>
-      <w:r>
-        <w:instrText xml:space="preserve"> </w:instrText>
-      </w:r>
-      <w:r>
-        <w:instrText xml:space="preserve"> \* </w:instrText>
-      </w:r>
-      <w:r>
-        <w:rPr>
-          <w:lang w:val="en-US"/>
-        </w:rPr>
-        <w:instrText>MERGEFORMAT</w:instrText>
-      </w:r>
-      <w:r>
-        <w:instrText xml:space="preserve"> </w:instrText>
-      </w:r>
-      <w:r>
-        <w:rPr>
-          <w:lang w:val="en-US"/>
-        </w:rPr>
-      </w:r>
-      <w:r>
-        <w:rPr>
-          <w:lang w:val="en-US"/>
-        </w:rPr>
-        <w:fldChar w:fldCharType="separate"/>
-      </w:r>
-      <w:r>
-        <w:t>7</w:t>
-      </w:r>
-      <w:r>
-        <w:rPr>
-          <w:lang w:val="en-US"/>
-        </w:rPr>
-        <w:fldChar w:fldCharType="end"/>
-      </w:r>
-      <w:r>
-        <w:t>]</w:t>
-      </w:r>
-      <w:r>
-        <w:t xml:space="preserve"> </w:t>
-      </w:r>
-      <w:r>
-        <w:t>Современный подход к её решению включает два основных этапа: детектирование лица и классификацию эмоций</w:t>
+        <w:t xml:space="preserve"> Active Appearance Models (AAM). </w:t>
+      </w:r>
+      <w:r>
+        <w:t>Эти статистические алгоритмы строят параметрическое представление формы лица на основе обучающей выборки с использованием метода главных компонент (PCA)</w:t>
       </w:r>
       <w:r>
         <w:t>.</w:t>
@@ -21888,119 +20860,7 @@
         <w:contextualSpacing/>
       </w:pPr>
       <w:r>
-        <w:t>Первым этапом обработки выступает локализация лица на изображении и определение его ключевых точек. В настоящее время для решения этой задачи применяются два основных подхода. К</w:t>
-      </w:r>
-      <w:r>
-        <w:rPr>
-          <w:lang w:val="en-US"/>
-        </w:rPr>
-        <w:t xml:space="preserve"> </w:t>
-      </w:r>
-      <w:r>
-        <w:t>классическим</w:t>
-      </w:r>
-      <w:r>
-        <w:rPr>
-          <w:lang w:val="en-US"/>
-        </w:rPr>
-        <w:t xml:space="preserve"> </w:t>
-      </w:r>
-      <w:r>
-        <w:t>методам</w:t>
-      </w:r>
-      <w:r>
-        <w:rPr>
-          <w:lang w:val="en-US"/>
-        </w:rPr>
-        <w:t xml:space="preserve"> </w:t>
-      </w:r>
-      <w:r>
-        <w:t>относятся</w:t>
-      </w:r>
-      <w:r>
-        <w:rPr>
-          <w:lang w:val="en-US"/>
-        </w:rPr>
-        <w:t xml:space="preserve"> Active Shape Models (ASM) </w:t>
-      </w:r>
-      <w:r>
-        <w:t>и</w:t>
-      </w:r>
-      <w:r>
-        <w:rPr>
-          <w:lang w:val="en-US"/>
-        </w:rPr>
-        <w:t xml:space="preserve"> Active Appearance Models (AAM). </w:t>
-      </w:r>
-      <w:r>
-        <w:t>Эти статистические алгоритмы строят параметрическое представление формы лица на основе обучающей выборки с использованием метода главных компонент (PCA)</w:t>
-      </w:r>
-      <w:r>
-        <w:t>.</w:t>
-      </w:r>
-    </w:p>
-    <w:p>
-      <w:pPr>
-        <w:contextualSpacing/>
-      </w:pPr>
-      <w:r>
-        <w:t>В данной работе в качестве основного инструмента выбрана архитектура MTCNN (Multi-</w:t>
-      </w:r>
-      <w:proofErr w:type="spellStart"/>
-      <w:r>
-        <w:t>task</w:t>
-      </w:r>
-      <w:proofErr w:type="spellEnd"/>
-      <w:r>
-        <w:t xml:space="preserve"> </w:t>
-      </w:r>
-      <w:proofErr w:type="spellStart"/>
-      <w:r>
-        <w:t>Cascaded</w:t>
-      </w:r>
-      <w:proofErr w:type="spellEnd"/>
-      <w:r>
-        <w:t xml:space="preserve"> </w:t>
-      </w:r>
-      <w:proofErr w:type="spellStart"/>
-      <w:r>
-        <w:t>Convolutional</w:t>
-      </w:r>
-      <w:proofErr w:type="spellEnd"/>
-      <w:r>
-        <w:t xml:space="preserve"> </w:t>
-      </w:r>
-      <w:proofErr w:type="spellStart"/>
-      <w:r>
-        <w:t>Neural</w:t>
-      </w:r>
-      <w:proofErr w:type="spellEnd"/>
-      <w:r>
-        <w:t xml:space="preserve"> Network) — каскад из трёх последовательных нейронных сетей. Процесс детекции начинается с P-Net (</w:t>
-      </w:r>
-      <w:proofErr w:type="spellStart"/>
-      <w:r>
-        <w:t>Proposal</w:t>
-      </w:r>
-      <w:proofErr w:type="spellEnd"/>
-      <w:r>
-        <w:t xml:space="preserve"> Network), которая генерирует первоначальные кандидаты на расположение лиц. Затем R-Net (</w:t>
-      </w:r>
-      <w:proofErr w:type="spellStart"/>
-      <w:r>
-        <w:t>Refine</w:t>
-      </w:r>
-      <w:proofErr w:type="spellEnd"/>
-      <w:r>
-        <w:t xml:space="preserve"> Network) отсеивает ложные срабатывания и уточняет границы найденных областей. Финальный этап выполняет O-Net (</w:t>
-      </w:r>
-      <w:proofErr w:type="spellStart"/>
-      <w:r>
-        <w:t>Output</w:t>
-      </w:r>
-      <w:proofErr w:type="spellEnd"/>
-      <w:r>
-        <w:t xml:space="preserve"> Network), проводя окончательную проверку и определяя пять ключевых точек лица: углы глаз, кончик носа и уголки рта.</w:t>
+        <w:t>В данной работе в качестве основного инструмента выбрана архитектура MTCNN (Multi-task Cascaded Convolutional Neural Network) — каскад из трёх последовательных нейронных сетей. Процесс детекции начинается с P-Net (Proposal Network), которая генерирует первоначальные кандидаты на расположение лиц. Затем R-Net (Refine Network) отсеивает ложные срабатывания и уточняет границы найденных областей. Финальный этап выполняет O-Net (Output Network), проводя окончательную проверку и определяя пять ключевых точек лица: углы глаз, кончик носа и уголки рта.</w:t>
       </w:r>
     </w:p>
     <w:p>
@@ -22213,15 +21073,7 @@
         <w:contextualSpacing/>
       </w:pPr>
       <w:r>
-        <w:t>После детектирования выполняется выравнивание (</w:t>
-      </w:r>
-      <w:proofErr w:type="spellStart"/>
-      <w:r>
-        <w:t>alignment</w:t>
-      </w:r>
-      <w:proofErr w:type="spellEnd"/>
-      <w:r>
-        <w:t>) – геометрическая трансформация лица к каноническому виду на основе ключевых точек. Это повышает точность последующей классификации эмоций.</w:t>
+        <w:t>После детектирования выполняется выравнивание (alignment) – геометрическая трансформация лица к каноническому виду на основе ключевых точек. Это повышает точность последующей классификации эмоций.</w:t>
       </w:r>
     </w:p>
     <w:p>
@@ -22229,31 +21081,7 @@
         <w:contextualSpacing/>
       </w:pPr>
       <w:r>
-        <w:t xml:space="preserve">Классификация эмоций выполняется с помощью </w:t>
-      </w:r>
-      <w:proofErr w:type="spellStart"/>
-      <w:r>
-        <w:t>свёрточных</w:t>
-      </w:r>
-      <w:proofErr w:type="spellEnd"/>
-      <w:r>
-        <w:t xml:space="preserve"> нейронных сетей (CNN). В разработанной системе используется библиотека </w:t>
-      </w:r>
-      <w:proofErr w:type="spellStart"/>
-      <w:r>
-        <w:t>DeepFace</w:t>
-      </w:r>
-      <w:proofErr w:type="spellEnd"/>
-      <w:r>
-        <w:t xml:space="preserve">, которая представляет собой мета-библиотеку, включающую несколько </w:t>
-      </w:r>
-      <w:proofErr w:type="spellStart"/>
-      <w:r>
-        <w:t>предобученных</w:t>
-      </w:r>
-      <w:proofErr w:type="spellEnd"/>
-      <w:r>
-        <w:t xml:space="preserve"> архитектур:</w:t>
+        <w:t>Классификация эмоций выполняется с помощью свёрточных нейронных сетей (CNN). В разработанной системе используется библиотека DeepFace, которая представляет собой мета-библиотеку, включающую несколько предобученных архитектур:</w:t>
       </w:r>
     </w:p>
     <w:p>
@@ -22265,15 +21093,7 @@
         <w:contextualSpacing/>
       </w:pPr>
       <w:r>
-        <w:t xml:space="preserve">VGG-Face – глубокая сеть с 16-19 </w:t>
-      </w:r>
-      <w:proofErr w:type="spellStart"/>
-      <w:r>
-        <w:t>свёрточными</w:t>
-      </w:r>
-      <w:proofErr w:type="spellEnd"/>
-      <w:r>
-        <w:t xml:space="preserve"> слоями, изначально обученная для задачи распознавания лиц, но адаптируемая для классификации эмоций.</w:t>
+        <w:t>VGG-Face – глубокая сеть с 16-19 свёрточными слоями, изначально обученная для задачи распознавания лиц, но адаптируемая для классификации эмоций.</w:t>
       </w:r>
     </w:p>
     <w:p>
@@ -22285,23 +21105,7 @@
         <w:contextualSpacing/>
       </w:pPr>
       <w:r>
-        <w:t xml:space="preserve">Facenet512 – архитектура, использующая </w:t>
-      </w:r>
-      <w:proofErr w:type="spellStart"/>
-      <w:r>
-        <w:t>triplet</w:t>
-      </w:r>
-      <w:proofErr w:type="spellEnd"/>
-      <w:r>
-        <w:t xml:space="preserve"> </w:t>
-      </w:r>
-      <w:proofErr w:type="spellStart"/>
-      <w:r>
-        <w:t>loss</w:t>
-      </w:r>
-      <w:proofErr w:type="spellEnd"/>
-      <w:r>
-        <w:t xml:space="preserve"> для обучения вложений лиц в компактное пространство признаков.</w:t>
+        <w:t>Facenet512 – архитектура, использующая triplet loss для обучения вложений лиц в компактное пространство признаков.</w:t>
       </w:r>
     </w:p>
     <w:p>
@@ -22312,13 +21116,8 @@
         </w:numPr>
         <w:contextualSpacing/>
       </w:pPr>
-      <w:proofErr w:type="spellStart"/>
-      <w:r>
-        <w:t>EfficientNet</w:t>
-      </w:r>
-      <w:proofErr w:type="spellEnd"/>
-      <w:r>
-        <w:t xml:space="preserve"> – семейство сетей, оптимизированных по соотношению точности и вычислительной сложности.</w:t>
+      <w:r>
+        <w:t>EfficientNet – семейство сетей, оптимизированных по соотношению точности и вычислительной сложности.</w:t>
       </w:r>
     </w:p>
     <w:p>
@@ -22326,15 +21125,7 @@
         <w:contextualSpacing/>
       </w:pPr>
       <w:r>
-        <w:t xml:space="preserve">Архитектура VGG-16, лежащая в основе модели VGG-Face, характеризуется использованием малых </w:t>
-      </w:r>
-      <w:proofErr w:type="spellStart"/>
-      <w:r>
-        <w:t>свёрточных</w:t>
-      </w:r>
-      <w:proofErr w:type="spellEnd"/>
-      <w:r>
-        <w:t xml:space="preserve"> фильтров 3×3 на всех слоях и последовательным увеличением количества каналов с уменьшением пространственной </w:t>
+        <w:t xml:space="preserve">Архитектура VGG-16, лежащая в основе модели VGG-Face, характеризуется использованием малых свёрточных фильтров 3×3 на всех слоях и последовательным увеличением количества каналов с уменьшением пространственной </w:t>
       </w:r>
       <w:r>
         <w:t>размерности [</w:t>
@@ -22361,23 +21152,7 @@
         <w:t>]</w:t>
       </w:r>
       <w:r>
-        <w:t xml:space="preserve">. Сеть содержит 13 </w:t>
-      </w:r>
-      <w:proofErr w:type="spellStart"/>
-      <w:r>
-        <w:t>свёрточных</w:t>
-      </w:r>
-      <w:proofErr w:type="spellEnd"/>
-      <w:r>
-        <w:t xml:space="preserve"> слоёв и 3 </w:t>
-      </w:r>
-      <w:proofErr w:type="spellStart"/>
-      <w:r>
-        <w:t>полносвязных</w:t>
-      </w:r>
-      <w:proofErr w:type="spellEnd"/>
-      <w:r>
-        <w:t xml:space="preserve"> слоя, что обеспечивает глубокое извлечение признаков лица. Блок-схема архитектуры VGG-16 представлена на рисунке</w:t>
+        <w:t>. Сеть содержит 13 свёрточных слоёв и 3 полносвязных слоя, что обеспечивает глубокое извлечение признаков лица. Блок-схема архитектуры VGG-16 представлена на рисунке</w:t>
       </w:r>
       <w:r>
         <w:rPr>
@@ -22562,44 +21337,15 @@
       </w:pPr>
       <w:r>
         <w:lastRenderedPageBreak/>
-        <w:t xml:space="preserve">Модель </w:t>
-      </w:r>
-      <w:proofErr w:type="spellStart"/>
-      <w:r>
-        <w:t>MediaPipe</w:t>
-      </w:r>
-      <w:proofErr w:type="spellEnd"/>
-      <w:r>
-        <w:t xml:space="preserve"> Face </w:t>
-      </w:r>
-      <w:proofErr w:type="spellStart"/>
-      <w:r>
-        <w:t>Landmarker</w:t>
-      </w:r>
-      <w:proofErr w:type="spellEnd"/>
+        <w:t>Модель MediaPipe Face Landmarker</w:t>
+      </w:r>
     </w:p>
     <w:p>
       <w:pPr>
         <w:contextualSpacing/>
       </w:pPr>
       <w:r>
-        <w:t xml:space="preserve">Опционально в системе реализована поддержка </w:t>
-      </w:r>
-      <w:proofErr w:type="spellStart"/>
-      <w:r>
-        <w:t>MediaPipe</w:t>
-      </w:r>
-      <w:proofErr w:type="spellEnd"/>
-      <w:r>
-        <w:t xml:space="preserve"> Face </w:t>
-      </w:r>
-      <w:proofErr w:type="spellStart"/>
-      <w:r>
-        <w:t>Landmarker</w:t>
-      </w:r>
-      <w:proofErr w:type="spellEnd"/>
-      <w:r>
-        <w:t xml:space="preserve"> от Google, которая строит плотную сетку из 468 трёхмерных ключевых точек на лице</w:t>
+        <w:t>Опционально в системе реализована поддержка MediaPipe Face Landmarker от Google, которая строит плотную сетку из 468 трёхмерных ключевых точек на лице</w:t>
       </w:r>
       <w:r>
         <w:t xml:space="preserve"> [</w:t>
@@ -22638,15 +21384,7 @@
         </w:numPr>
       </w:pPr>
       <w:r>
-        <w:t xml:space="preserve">Оценивать </w:t>
-      </w:r>
-      <w:proofErr w:type="spellStart"/>
-      <w:r>
-        <w:t>blendshape</w:t>
-      </w:r>
-      <w:proofErr w:type="spellEnd"/>
-      <w:r>
-        <w:t>-коэффициенты – параметры, описывающие активность групп лицевых мышц (например, поднятие бровей, растягивание рта);</w:t>
+        <w:t>Оценивать blendshape-коэффициенты – параметры, описывающие активность групп лицевых мышц (например, поднятие бровей, растягивание рта);</w:t>
       </w:r>
     </w:p>
     <w:p>
@@ -22658,31 +21396,7 @@
         </w:numPr>
       </w:pPr>
       <w:r>
-        <w:t>Вычислять углы поворота головы (</w:t>
-      </w:r>
-      <w:proofErr w:type="spellStart"/>
-      <w:r>
-        <w:t>yaw</w:t>
-      </w:r>
-      <w:proofErr w:type="spellEnd"/>
-      <w:r>
-        <w:t xml:space="preserve">, </w:t>
-      </w:r>
-      <w:proofErr w:type="spellStart"/>
-      <w:r>
-        <w:t>pitch</w:t>
-      </w:r>
-      <w:proofErr w:type="spellEnd"/>
-      <w:r>
-        <w:t xml:space="preserve">, </w:t>
-      </w:r>
-      <w:proofErr w:type="spellStart"/>
-      <w:r>
-        <w:t>roll</w:t>
-      </w:r>
-      <w:proofErr w:type="spellEnd"/>
-      <w:r>
-        <w:t>) для анализа позы;</w:t>
+        <w:t>Вычислять углы поворота головы (yaw, pitch, roll) для анализа позы;</w:t>
       </w:r>
     </w:p>
     <w:p>
@@ -22694,44 +21408,15 @@
         </w:numPr>
       </w:pPr>
       <w:r>
-        <w:t xml:space="preserve">Отслеживать </w:t>
-      </w:r>
-      <w:proofErr w:type="spellStart"/>
-      <w:r>
-        <w:t>микровыражения</w:t>
-      </w:r>
-      <w:proofErr w:type="spellEnd"/>
-      <w:r>
-        <w:t xml:space="preserve"> – кратковременные изменения выражения лица длительностью 1/25–1/5 секунды.</w:t>
+        <w:t>Отслеживать микровыражения – кратковременные изменения выражения лица длительностью 1/25–1/5 секунды.</w:t>
       </w:r>
     </w:p>
     <w:p>
       <w:pPr>
         <w:contextualSpacing/>
       </w:pPr>
-      <w:proofErr w:type="spellStart"/>
-      <w:r>
-        <w:t>MediaPipe</w:t>
-      </w:r>
-      <w:proofErr w:type="spellEnd"/>
-      <w:r>
-        <w:t xml:space="preserve"> Face </w:t>
-      </w:r>
-      <w:proofErr w:type="spellStart"/>
-      <w:r>
-        <w:t>Landmarker</w:t>
-      </w:r>
-      <w:proofErr w:type="spellEnd"/>
-      <w:r>
-        <w:t xml:space="preserve"> использует </w:t>
-      </w:r>
-      <w:proofErr w:type="spellStart"/>
-      <w:r>
-        <w:t>encoder-decoder</w:t>
-      </w:r>
-      <w:proofErr w:type="spellEnd"/>
-      <w:r>
-        <w:t xml:space="preserve"> архитектуру на базе трансформеров для построения детальной трёхмерной модели лица. Сетка из 468 точек охватывает контуры глаз, бровей, носа, губ и овала лица, позволяя точно отслеживать мимику и положение головы в пространстве. Визуализация сетки ключевых точек представлена на рисунке </w:t>
+      <w:r>
+        <w:t xml:space="preserve">MediaPipe Face Landmarker использует encoder-decoder архитектуру на базе трансформеров для построения детальной трёхмерной модели лица. Сетка из 468 точек охватывает контуры глаз, бровей, носа, губ и овала лица, позволяя точно отслеживать мимику и положение головы в пространстве. Визуализация сетки ключевых точек представлена на рисунке </w:t>
       </w:r>
       <w:r>
         <w:fldChar w:fldCharType="begin"/>
@@ -22901,36 +21586,8 @@
           <w:color w:val="000000" w:themeColor="text1"/>
           <w:lang w:eastAsia="en-US" w:bidi="he-IL"/>
         </w:rPr>
-        <w:t xml:space="preserve"> Сетка ключевых точек </w:t>
-      </w:r>
-      <w:proofErr w:type="spellStart"/>
-      <w:r>
-        <w:rPr>
-          <w:rFonts w:eastAsiaTheme="minorHAnsi"/>
-          <w:color w:val="000000" w:themeColor="text1"/>
-          <w:lang w:eastAsia="en-US" w:bidi="he-IL"/>
-        </w:rPr>
-        <w:t>MediaPipe</w:t>
-      </w:r>
-      <w:proofErr w:type="spellEnd"/>
-      <w:r>
-        <w:rPr>
-          <w:rFonts w:eastAsiaTheme="minorHAnsi"/>
-          <w:color w:val="000000" w:themeColor="text1"/>
-          <w:lang w:eastAsia="en-US" w:bidi="he-IL"/>
-        </w:rPr>
-        <w:t xml:space="preserve"> Face </w:t>
-      </w:r>
-      <w:proofErr w:type="spellStart"/>
-      <w:r>
-        <w:rPr>
-          <w:rFonts w:eastAsiaTheme="minorHAnsi"/>
-          <w:color w:val="000000" w:themeColor="text1"/>
-          <w:lang w:eastAsia="en-US" w:bidi="he-IL"/>
-        </w:rPr>
-        <w:t>Landmarker</w:t>
-      </w:r>
-      <w:proofErr w:type="spellEnd"/>
+        <w:t xml:space="preserve"> Сетка ключевых точек MediaPipe Face Landmarker</w:t>
+      </w:r>
     </w:p>
     <w:p>
       <w:pPr>
@@ -22950,15 +21607,7 @@
       </w:pPr>
       <w:r>
         <w:lastRenderedPageBreak/>
-        <w:t>Радость (</w:t>
-      </w:r>
-      <w:proofErr w:type="spellStart"/>
-      <w:r>
-        <w:t>happiness</w:t>
-      </w:r>
-      <w:proofErr w:type="spellEnd"/>
-      <w:r>
-        <w:t>) – поднятие уголков рта, появление морщин вокруг глаз;</w:t>
+        <w:t>Радость (happiness) – поднятие уголков рта, появление морщин вокруг глаз;</w:t>
       </w:r>
     </w:p>
     <w:p>
@@ -22970,15 +21619,7 @@
         </w:numPr>
       </w:pPr>
       <w:r>
-        <w:t>Грусть (</w:t>
-      </w:r>
-      <w:proofErr w:type="spellStart"/>
-      <w:r>
-        <w:t>sadness</w:t>
-      </w:r>
-      <w:proofErr w:type="spellEnd"/>
-      <w:r>
-        <w:t>) – опускание уголков рта, поднятие внутренних уголков бровей;</w:t>
+        <w:t>Грусть (sadness) – опускание уголков рта, поднятие внутренних уголков бровей;</w:t>
       </w:r>
     </w:p>
     <w:p>
@@ -22990,15 +21631,7 @@
         </w:numPr>
       </w:pPr>
       <w:r>
-        <w:t>Гнев (</w:t>
-      </w:r>
-      <w:proofErr w:type="spellStart"/>
-      <w:r>
-        <w:t>anger</w:t>
-      </w:r>
-      <w:proofErr w:type="spellEnd"/>
-      <w:r>
-        <w:t>) – опускание бровей, сужение глаз, напряжение губ;</w:t>
+        <w:t>Гнев (anger) – опускание бровей, сужение глаз, напряжение губ;</w:t>
       </w:r>
     </w:p>
     <w:p>
@@ -23010,15 +21643,7 @@
         </w:numPr>
       </w:pPr>
       <w:r>
-        <w:t>Страх (</w:t>
-      </w:r>
-      <w:proofErr w:type="spellStart"/>
-      <w:r>
-        <w:t>fear</w:t>
-      </w:r>
-      <w:proofErr w:type="spellEnd"/>
-      <w:r>
-        <w:t>) – поднятие верхних век, растягивание рта;</w:t>
+        <w:t>Страх (fear) – поднятие верхних век, растягивание рта;</w:t>
       </w:r>
     </w:p>
     <w:p>
@@ -23030,15 +21655,7 @@
         </w:numPr>
       </w:pPr>
       <w:r>
-        <w:t>Удивление (</w:t>
-      </w:r>
-      <w:proofErr w:type="spellStart"/>
-      <w:r>
-        <w:t>surprise</w:t>
-      </w:r>
-      <w:proofErr w:type="spellEnd"/>
-      <w:r>
-        <w:t>) – поднятие бровей, расширение глаз, открытие рта;</w:t>
+        <w:t>Удивление (surprise) – поднятие бровей, расширение глаз, открытие рта;</w:t>
       </w:r>
     </w:p>
     <w:p>
@@ -23050,15 +21667,7 @@
         </w:numPr>
       </w:pPr>
       <w:r>
-        <w:t>Отвращение (</w:t>
-      </w:r>
-      <w:proofErr w:type="spellStart"/>
-      <w:r>
-        <w:t>disgust</w:t>
-      </w:r>
-      <w:proofErr w:type="spellEnd"/>
-      <w:r>
-        <w:t>) – поднятие верхней губы, морщинистый нос.</w:t>
+        <w:t>Отвращение (disgust) – поднятие верхней губы, морщинистый нос.</w:t>
       </w:r>
     </w:p>
     <w:p>
@@ -23093,15 +21702,7 @@
         <w:t>]</w:t>
       </w:r>
       <w:r>
-        <w:t xml:space="preserve">. Каждая эмоция характеризуется уникальным паттерном активации лицевых мышц (Action </w:t>
-      </w:r>
-      <w:proofErr w:type="spellStart"/>
-      <w:r>
-        <w:t>Units</w:t>
-      </w:r>
-      <w:proofErr w:type="spellEnd"/>
-      <w:r>
-        <w:t xml:space="preserve">), который может быть распознан алгоритмами компьютерного зрения. Иллюстрация шести базовых эмоций по Экману представлена на рисунке </w:t>
+        <w:t xml:space="preserve">. Каждая эмоция характеризуется уникальным паттерном активации лицевых мышц (Action Units), который может быть распознан алгоритмами компьютерного зрения. Иллюстрация шести базовых эмоций по Экману представлена на рисунке </w:t>
       </w:r>
       <w:r>
         <w:fldChar w:fldCharType="begin"/>
@@ -23267,15 +21868,7 @@
       </w:pPr>
       <w:r>
         <w:lastRenderedPageBreak/>
-        <w:t xml:space="preserve">Для предотвращения перегрузки ЦП/ГПУ реализован семафор, ограничивающий количество параллельных </w:t>
-      </w:r>
-      <w:proofErr w:type="spellStart"/>
-      <w:r>
-        <w:t>инференсов</w:t>
-      </w:r>
-      <w:proofErr w:type="spellEnd"/>
-      <w:r>
-        <w:t>. Результаты публикуются как события «анализ лица» (сохраняется в БД).</w:t>
+        <w:t>Для предотвращения перегрузки ЦП/ГПУ реализован семафор, ограничивающий количество параллельных инференсов. Результаты публикуются как события «анализ лица» (сохраняется в БД).</w:t>
       </w:r>
     </w:p>
     <w:p>
@@ -23291,124 +21884,68 @@
         <w:contextualSpacing/>
       </w:pPr>
       <w:r>
-        <w:t>Автоматическое распознавание речи (</w:t>
-      </w:r>
-      <w:proofErr w:type="spellStart"/>
-      <w:r>
-        <w:t>Automatic</w:t>
-      </w:r>
-      <w:proofErr w:type="spellEnd"/>
+        <w:t>Автоматическое распознавание речи (Automatic Speech Recognition, ASR) – это технология преобразования акустического сигнала в текстовое представление.</w:t>
+      </w:r>
+    </w:p>
+    <w:p>
+      <w:pPr>
+        <w:contextualSpacing/>
+      </w:pPr>
+      <w:r>
+        <w:t xml:space="preserve">Современные </w:t>
+      </w:r>
+      <w:r>
+        <w:rPr>
+          <w:lang w:val="en-US"/>
+        </w:rPr>
+        <w:t>ASR</w:t>
+      </w:r>
+      <w:r>
+        <w:t>-системы основаны на архитектурах глубокого обучения, в частности на трансформерах. Архитектура трансформера включает энкодер и декодер, взаимодействующие через механизм внимания, что позволяет эффективно обрабатывать последовательности данных.</w:t>
+      </w:r>
+    </w:p>
+    <w:p>
+      <w:pPr>
+        <w:contextualSpacing/>
+      </w:pPr>
+      <w:r>
+        <w:t xml:space="preserve">Архитектура </w:t>
+      </w:r>
+      <w:r>
+        <w:rPr>
+          <w:lang w:val="en-US"/>
+        </w:rPr>
+        <w:t>Transformer</w:t>
+      </w:r>
+      <w:r>
+        <w:t xml:space="preserve">, предложенная </w:t>
+      </w:r>
+      <w:r>
+        <w:rPr>
+          <w:lang w:val="en-US"/>
+        </w:rPr>
+        <w:t>Vaswani</w:t>
+      </w:r>
       <w:r>
         <w:t xml:space="preserve"> </w:t>
       </w:r>
-      <w:proofErr w:type="spellStart"/>
-      <w:r>
-        <w:t>Speech</w:t>
-      </w:r>
-      <w:proofErr w:type="spellEnd"/>
+      <w:r>
+        <w:rPr>
+          <w:lang w:val="en-US"/>
+        </w:rPr>
+        <w:t>et</w:t>
+      </w:r>
       <w:r>
         <w:t xml:space="preserve"> </w:t>
       </w:r>
-      <w:proofErr w:type="spellStart"/>
-      <w:r>
-        <w:t>Recognition</w:t>
-      </w:r>
-      <w:proofErr w:type="spellEnd"/>
-      <w:r>
-        <w:t>, ASR) – это технология преобразования акустического сигнала в текстовое представление.</w:t>
-      </w:r>
-    </w:p>
-    <w:p>
-      <w:pPr>
-        <w:contextualSpacing/>
-      </w:pPr>
-      <w:r>
-        <w:t xml:space="preserve">Современные </w:t>
-      </w:r>
       <w:r>
         <w:rPr>
           <w:lang w:val="en-US"/>
         </w:rPr>
-        <w:t>ASR</w:t>
-      </w:r>
-      <w:r>
-        <w:t xml:space="preserve">-системы основаны на архитектурах глубокого обучения, в частности на трансформерах. Архитектура трансформера включает </w:t>
-      </w:r>
-      <w:proofErr w:type="spellStart"/>
-      <w:r>
-        <w:t>энкодер</w:t>
-      </w:r>
-      <w:proofErr w:type="spellEnd"/>
-      <w:r>
-        <w:t xml:space="preserve"> и декодер, взаимодействующие через механизм внимания, что позволяет эффективно обрабатывать последовательности данных.</w:t>
-      </w:r>
-    </w:p>
-    <w:p>
-      <w:pPr>
-        <w:contextualSpacing/>
-      </w:pPr>
-      <w:r>
-        <w:t xml:space="preserve">Архитектура </w:t>
-      </w:r>
-      <w:r>
-        <w:rPr>
-          <w:lang w:val="en-US"/>
-        </w:rPr>
-        <w:t>Transformer</w:t>
-      </w:r>
-      <w:r>
-        <w:t xml:space="preserve">, предложенная </w:t>
-      </w:r>
-      <w:r>
-        <w:rPr>
-          <w:lang w:val="en-US"/>
-        </w:rPr>
-        <w:t>Vaswani</w:t>
-      </w:r>
-      <w:r>
-        <w:t xml:space="preserve"> </w:t>
-      </w:r>
-      <w:r>
-        <w:rPr>
-          <w:lang w:val="en-US"/>
-        </w:rPr>
-        <w:t>et</w:t>
-      </w:r>
-      <w:r>
-        <w:t xml:space="preserve"> </w:t>
-      </w:r>
-      <w:r>
-        <w:rPr>
-          <w:lang w:val="en-US"/>
-        </w:rPr>
         <w:t>al</w:t>
       </w:r>
       <w:r>
-        <w:t xml:space="preserve">. в 2017 году, полностью отказалась от рекуррентных и </w:t>
-      </w:r>
-      <w:proofErr w:type="spellStart"/>
-      <w:r>
-        <w:t>свёрточных</w:t>
-      </w:r>
-      <w:proofErr w:type="spellEnd"/>
-      <w:r>
-        <w:t xml:space="preserve"> слоёв в пользу механизма </w:t>
-      </w:r>
-      <w:proofErr w:type="spellStart"/>
-      <w:r>
-        <w:t>самовнимания</w:t>
-      </w:r>
-      <w:proofErr w:type="spellEnd"/>
-      <w:r>
-        <w:t xml:space="preserve">, что позволило эффективно </w:t>
-      </w:r>
-      <w:proofErr w:type="spellStart"/>
-      <w:r>
-        <w:t>параллелить</w:t>
-      </w:r>
-      <w:proofErr w:type="spellEnd"/>
-      <w:r>
-        <w:t xml:space="preserve"> вычисления и обрабатывать длинные последовательности</w:t>
+        <w:t>. в 2017 году, полностью отказалась от рекуррентных и свёрточных слоёв в пользу механизма самовнимания, что позволило эффективно параллелить вычисления и обрабатывать длинные последовательности</w:t>
       </w:r>
       <w:r>
         <w:t xml:space="preserve"> [</w:t>
@@ -23435,23 +21972,7 @@
         <w:t>]</w:t>
       </w:r>
       <w:r>
-        <w:t xml:space="preserve">. Модель состоит из </w:t>
-      </w:r>
-      <w:proofErr w:type="spellStart"/>
-      <w:r>
-        <w:t>энкодера</w:t>
-      </w:r>
-      <w:proofErr w:type="spellEnd"/>
-      <w:r>
-        <w:t xml:space="preserve"> и декодера, каждый из которых содержит многоголовое внимание, </w:t>
-      </w:r>
-      <w:proofErr w:type="spellStart"/>
-      <w:r>
-        <w:t>полносвязные</w:t>
-      </w:r>
-      <w:proofErr w:type="spellEnd"/>
-      <w:r>
-        <w:t xml:space="preserve"> слои и нормализацию. </w:t>
+        <w:t xml:space="preserve">. Модель состоит из энкодера и декодера, каждый из которых содержит многоголовое внимание, полносвязные слои и нормализацию. </w:t>
       </w:r>
       <w:r>
         <w:t xml:space="preserve">Общая архитектура </w:t>
@@ -23660,51 +22181,23 @@
           <w:color w:val="000000" w:themeColor="text1"/>
           <w:lang w:eastAsia="en-US" w:bidi="he-IL"/>
         </w:rPr>
-        <w:t xml:space="preserve"> Архитектура </w:t>
-      </w:r>
-      <w:proofErr w:type="spellStart"/>
-      <w:r>
-        <w:rPr>
-          <w:rFonts w:eastAsiaTheme="minorHAnsi"/>
-          <w:color w:val="000000" w:themeColor="text1"/>
-          <w:lang w:eastAsia="en-US" w:bidi="he-IL"/>
-        </w:rPr>
-        <w:t>Transformer</w:t>
-      </w:r>
-      <w:proofErr w:type="spellEnd"/>
+        <w:t xml:space="preserve"> Архитектура Transformer</w:t>
+      </w:r>
     </w:p>
     <w:p>
       <w:pPr>
         <w:pStyle w:val="3"/>
       </w:pPr>
-      <w:proofErr w:type="spellStart"/>
       <w:r>
         <w:t>Whisper</w:t>
       </w:r>
-      <w:proofErr w:type="spellEnd"/>
     </w:p>
     <w:p>
       <w:pPr>
         <w:contextualSpacing/>
       </w:pPr>
       <w:r>
-        <w:t xml:space="preserve">В разработанной системе используется модель </w:t>
-      </w:r>
-      <w:proofErr w:type="spellStart"/>
-      <w:r>
-        <w:t>Whisper</w:t>
-      </w:r>
-      <w:proofErr w:type="spellEnd"/>
-      <w:r>
-        <w:t xml:space="preserve"> от OpenAI, которая представляет собой </w:t>
-      </w:r>
-      <w:proofErr w:type="spellStart"/>
-      <w:r>
-        <w:t>encoder-decoder</w:t>
-      </w:r>
-      <w:proofErr w:type="spellEnd"/>
-      <w:r>
-        <w:t xml:space="preserve"> трансформер, обученный на 680 000 часов размеченных аудиоданных. Основные компоненты архитектуры:</w:t>
+        <w:t>В разработанной системе используется модель Whisper от OpenAI, которая представляет собой encoder-decoder трансформер, обученный на 680 000 часов размеченных аудиоданных. Основные компоненты архитектуры:</w:t>
       </w:r>
     </w:p>
     <w:p>
@@ -23727,13 +22220,8 @@
         </w:numPr>
         <w:contextualSpacing/>
       </w:pPr>
-      <w:proofErr w:type="spellStart"/>
-      <w:r>
-        <w:t>Энкодер</w:t>
-      </w:r>
-      <w:proofErr w:type="spellEnd"/>
-      <w:r>
-        <w:t>: последовательность из N идентичных блоков каждый из которых содержит:</w:t>
+      <w:r>
+        <w:t>Энкодер: последовательность из N идентичных блоков каждый из которых содержит:</w:t>
       </w:r>
     </w:p>
     <w:p>
@@ -23746,15 +22234,7 @@
       </w:pPr>
       <w:r>
         <w:lastRenderedPageBreak/>
-        <w:t xml:space="preserve">Механизм </w:t>
-      </w:r>
-      <w:proofErr w:type="spellStart"/>
-      <w:r>
-        <w:t>самовнимания</w:t>
-      </w:r>
-      <w:proofErr w:type="spellEnd"/>
-      <w:r>
-        <w:t xml:space="preserve"> – позволяет каждому временному шагу «видеть» все остальные шаги и взвешивать их важность;</w:t>
+        <w:t>Механизм самовнимания – позволяет каждому временному шагу «видеть» все остальные шаги и взвешивать их важность;</w:t>
       </w:r>
     </w:p>
     <w:p>
@@ -23777,13 +22257,8 @@
           <w:numId w:val="4"/>
         </w:numPr>
       </w:pPr>
-      <w:proofErr w:type="spellStart"/>
-      <w:r>
-        <w:t>Полносвязные</w:t>
-      </w:r>
-      <w:proofErr w:type="spellEnd"/>
-      <w:r>
-        <w:t xml:space="preserve"> слои для нелинейной трансформации признаков.</w:t>
+      <w:r>
+        <w:t>Полносвязные слои для нелинейной трансформации признаков.</w:t>
       </w:r>
     </w:p>
     <w:p>
@@ -23795,23 +22270,7 @@
         <w:contextualSpacing/>
       </w:pPr>
       <w:r>
-        <w:t xml:space="preserve">Декодер: аналогичная структура, но с добавлением кросс-внимания, которое связывает декодер с выходом </w:t>
-      </w:r>
-      <w:proofErr w:type="spellStart"/>
-      <w:r>
-        <w:t>энкодера</w:t>
-      </w:r>
-      <w:proofErr w:type="spellEnd"/>
-      <w:r>
-        <w:t xml:space="preserve">. Декодер генерирует текстовые токены </w:t>
-      </w:r>
-      <w:proofErr w:type="spellStart"/>
-      <w:r>
-        <w:t>авторегрессионно</w:t>
-      </w:r>
-      <w:proofErr w:type="spellEnd"/>
-      <w:r>
-        <w:t xml:space="preserve"> (каждый следующий токен зависит от предыдущих).</w:t>
+        <w:t>Декодер: аналогичная структура, но с добавлением кросс-внимания, которое связывает декодер с выходом энкодера. Декодер генерирует текстовые токены авторегрессионно (каждый следующий токен зависит от предыдущих).</w:t>
       </w:r>
     </w:p>
     <w:p>
@@ -23819,47 +22278,7 @@
         <w:contextualSpacing/>
       </w:pPr>
       <w:r>
-        <w:t xml:space="preserve">Модель </w:t>
-      </w:r>
-      <w:proofErr w:type="spellStart"/>
-      <w:r>
-        <w:t>Whisper</w:t>
-      </w:r>
-      <w:proofErr w:type="spellEnd"/>
-      <w:r>
-        <w:t xml:space="preserve"> преобразует аудиосигнал в мел-спектрограмму, которая подаётся на вход </w:t>
-      </w:r>
-      <w:proofErr w:type="spellStart"/>
-      <w:r>
-        <w:t>энкодеру</w:t>
-      </w:r>
-      <w:proofErr w:type="spellEnd"/>
-      <w:r>
-        <w:t xml:space="preserve">. </w:t>
-      </w:r>
-      <w:proofErr w:type="spellStart"/>
-      <w:r>
-        <w:t>Энкодер</w:t>
-      </w:r>
-      <w:proofErr w:type="spellEnd"/>
-      <w:r>
-        <w:t xml:space="preserve"> извлекает контекстуальные признаки, которые затем используются декодером для генерации текстовых токенов с учётом языковой модели. Кросс-внимание между декодером и </w:t>
-      </w:r>
-      <w:proofErr w:type="spellStart"/>
-      <w:r>
-        <w:t>энкодером</w:t>
-      </w:r>
-      <w:proofErr w:type="spellEnd"/>
-      <w:r>
-        <w:t xml:space="preserve"> позволяет модели «фокусироваться» на соответствующих участках аудио при генерации каждого слова. Общая схема работы </w:t>
-      </w:r>
-      <w:proofErr w:type="spellStart"/>
-      <w:r>
-        <w:t>Whisper</w:t>
-      </w:r>
-      <w:proofErr w:type="spellEnd"/>
-      <w:r>
-        <w:t xml:space="preserve"> представлена на рисунке </w:t>
+        <w:t xml:space="preserve">Модель Whisper преобразует аудиосигнал в мел-спектрограмму, которая подаётся на вход энкодеру. Энкодер извлекает контекстуальные признаки, которые затем используются декодером для генерации текстовых токенов с учётом языковой модели. Кросс-внимание между декодером и энкодером позволяет модели «фокусироваться» на соответствующих участках аудио при генерации каждого слова. Общая схема работы Whisper представлена на рисунке </w:t>
       </w:r>
       <w:r>
         <w:rPr>
@@ -24037,19 +22456,9 @@
           <w:color w:val="000000" w:themeColor="text1"/>
           <w:lang w:eastAsia="en-US" w:bidi="he-IL"/>
         </w:rPr>
-        <w:t xml:space="preserve"> Общая схема </w:t>
-      </w:r>
-      <w:proofErr w:type="spellStart"/>
-      <w:r>
-        <w:rPr>
-          <w:rFonts w:eastAsiaTheme="minorHAnsi"/>
-          <w:color w:val="000000" w:themeColor="text1"/>
-          <w:lang w:eastAsia="en-US" w:bidi="he-IL"/>
-        </w:rPr>
-        <w:t>Whisper</w:t>
+        <w:t xml:space="preserve"> Общая схема Whisper</w:t>
       </w:r>
       <w:bookmarkEnd w:id="59"/>
-      <w:proofErr w:type="spellEnd"/>
     </w:p>
     <w:p>
       <w:pPr>
@@ -24151,44 +22560,15 @@
         <w:contextualSpacing/>
       </w:pPr>
       <w:r>
-        <w:t xml:space="preserve">Оптимизация </w:t>
-      </w:r>
-      <w:proofErr w:type="spellStart"/>
-      <w:r>
-        <w:t>инференса</w:t>
-      </w:r>
-      <w:proofErr w:type="spellEnd"/>
-      <w:r>
-        <w:t xml:space="preserve">: </w:t>
-      </w:r>
-      <w:proofErr w:type="spellStart"/>
-      <w:r>
-        <w:t>faster-whisper</w:t>
-      </w:r>
-      <w:proofErr w:type="spellEnd"/>
+        <w:t>Оптимизация инференса: faster-whisper</w:t>
+      </w:r>
     </w:p>
     <w:p>
       <w:pPr>
         <w:contextualSpacing/>
       </w:pPr>
       <w:r>
-        <w:t xml:space="preserve">Для ускорения работы в реальном времени используется библиотека </w:t>
-      </w:r>
-      <w:proofErr w:type="spellStart"/>
-      <w:r>
-        <w:t>faster-whisper</w:t>
-      </w:r>
-      <w:proofErr w:type="spellEnd"/>
-      <w:r>
-        <w:t xml:space="preserve">, основанная на CTranslate2 – движке эффективного </w:t>
-      </w:r>
-      <w:proofErr w:type="spellStart"/>
-      <w:r>
-        <w:t>инференса</w:t>
-      </w:r>
-      <w:proofErr w:type="spellEnd"/>
-      <w:r>
-        <w:t xml:space="preserve"> трансформеров. Оптимизации включают:</w:t>
+        <w:t>Для ускорения работы в реальном времени используется библиотека faster-whisper, основанная на CTranslate2 – движке эффективного инференса трансформеров. Оптимизации включают:</w:t>
       </w:r>
     </w:p>
     <w:p>
@@ -24212,15 +22592,7 @@
         </w:numPr>
       </w:pPr>
       <w:r>
-        <w:t xml:space="preserve">Пакетная обработка – одновременная обработка нескольких </w:t>
-      </w:r>
-      <w:proofErr w:type="spellStart"/>
-      <w:r>
-        <w:t>аудиочанков</w:t>
-      </w:r>
-      <w:proofErr w:type="spellEnd"/>
-      <w:r>
-        <w:t>;</w:t>
+        <w:t>Пакетная обработка – одновременная обработка нескольких аудиочанков;</w:t>
       </w:r>
     </w:p>
     <w:p>
@@ -24250,82 +22622,18 @@
     </w:p>
     <w:p>
       <w:r>
-        <w:t xml:space="preserve">В разработанном комплексе применяется </w:t>
-      </w:r>
-      <w:proofErr w:type="spellStart"/>
-      <w:r>
-        <w:t>предобученная</w:t>
-      </w:r>
-      <w:proofErr w:type="spellEnd"/>
-      <w:r>
-        <w:t xml:space="preserve"> модель </w:t>
-      </w:r>
-      <w:proofErr w:type="spellStart"/>
-      <w:r>
-        <w:t>DistilBERT</w:t>
-      </w:r>
-      <w:proofErr w:type="spellEnd"/>
-      <w:r>
-        <w:t xml:space="preserve"> — облегчённая версия трансформера BERT, оптимизированная для задач классификации текста. Модель содержит 66 миллионов параметров (против 110 миллионов у исходной архитектуры), что обеспечивает более высокую скорость </w:t>
-      </w:r>
-      <w:proofErr w:type="spellStart"/>
-      <w:r>
-        <w:t>инференса</w:t>
-      </w:r>
-      <w:proofErr w:type="spellEnd"/>
-      <w:r>
-        <w:t xml:space="preserve"> при сохранении качества обработки контекста.</w:t>
+        <w:t>В разработанном комплексе применяется предобученная модель DistilBERT — облегчённая версия трансформера BERT, оптимизированная для задач классификации текста. Модель содержит 66 миллионов параметров (против 110 миллионов у исходной архитектуры), что обеспечивает более высокую скорость инференса при сохранении качества обработки контекста.</w:t>
       </w:r>
     </w:p>
     <w:p>
       <w:r>
         <w:lastRenderedPageBreak/>
-        <w:t xml:space="preserve">Процесс обработки текста включает три этапа. На первом этапе выполняется сегментация транскрибированного текста на предложения или отдельные реплики с последующей </w:t>
-      </w:r>
-      <w:proofErr w:type="spellStart"/>
-      <w:r>
-        <w:t>токенизацией</w:t>
-      </w:r>
-      <w:proofErr w:type="spellEnd"/>
-      <w:r>
-        <w:t xml:space="preserve">. На втором этапе формируются контекстуальные представления токенов с использованием механизма </w:t>
-      </w:r>
-      <w:proofErr w:type="spellStart"/>
-      <w:r>
-        <w:t>self-attention</w:t>
-      </w:r>
-      <w:proofErr w:type="spellEnd"/>
-      <w:r>
-        <w:t>. На третьем этапе каждой реплике присваивается метка тональности: позитивная, нейтральная или негативная.</w:t>
-      </w:r>
-    </w:p>
-    <w:p>
-      <w:r>
-        <w:t xml:space="preserve">Результаты анализа сохраняются в базе данных </w:t>
-      </w:r>
-      <w:proofErr w:type="spellStart"/>
-      <w:r>
-        <w:t>PostgreSQL</w:t>
-      </w:r>
-      <w:proofErr w:type="spellEnd"/>
-      <w:r>
-        <w:t xml:space="preserve"> в формате JSONB с привязкой к временным меткам и идентификатору спикера. Такая структура хранения позволяет при формировании итогового отчёта сопоставлять текстовую тональность с визуальными и акустическими признаками, реализуя подход мультимодального позднего слияния (</w:t>
-      </w:r>
-      <w:proofErr w:type="spellStart"/>
-      <w:r>
-        <w:t>late</w:t>
-      </w:r>
-      <w:proofErr w:type="spellEnd"/>
-      <w:r>
-        <w:t xml:space="preserve"> </w:t>
-      </w:r>
-      <w:proofErr w:type="spellStart"/>
-      <w:r>
-        <w:t>fusion</w:t>
-      </w:r>
-      <w:proofErr w:type="spellEnd"/>
-      <w:r>
-        <w:t>).</w:t>
+        <w:t>Процесс обработки текста включает три этапа. На первом этапе выполняется сегментация транскрибированного текста на предложения или отдельные реплики с последующей токенизацией. На втором этапе формируются контекстуальные представления токенов с использованием механизма self-attention. На третьем этапе каждой реплике присваивается метка тональности: позитивная, нейтральная или негативная.</w:t>
+      </w:r>
+    </w:p>
+    <w:p>
+      <w:r>
+        <w:t>Результаты анализа сохраняются в базе данных PostgreSQL в формате JSONB с привязкой к временным меткам и идентификатору спикера. Такая структура хранения позволяет при формировании итогового отчёта сопоставлять текстовую тональность с визуальными и акустическими признаками, реализуя подход мультимодального позднего слияния (late fusion).</w:t>
       </w:r>
     </w:p>
     <w:p>
@@ -24341,31 +22649,7 @@
         <w:contextualSpacing/>
       </w:pPr>
       <w:r>
-        <w:t xml:space="preserve">Агрегация итогов встречи реализована в модуле отчётности. На текущем этапе применяется эвристический подход </w:t>
-      </w:r>
-      <w:proofErr w:type="spellStart"/>
-      <w:r>
-        <w:t>late</w:t>
-      </w:r>
-      <w:proofErr w:type="spellEnd"/>
-      <w:r>
-        <w:t xml:space="preserve"> </w:t>
-      </w:r>
-      <w:proofErr w:type="spellStart"/>
-      <w:r>
-        <w:t>fusion</w:t>
-      </w:r>
-      <w:proofErr w:type="spellEnd"/>
-      <w:r>
-        <w:t xml:space="preserve"> (позднее слияние): статистика эмоций, </w:t>
-      </w:r>
-      <w:proofErr w:type="spellStart"/>
-      <w:r>
-        <w:t>таймлайны</w:t>
-      </w:r>
-      <w:proofErr w:type="spellEnd"/>
-      <w:r>
-        <w:t xml:space="preserve"> активности, ключевые фразы из транскрипта и метрики вовлечённости объединяются по временным окнам.</w:t>
+        <w:t>Агрегация итогов встречи реализована в модуле отчётности. На текущем этапе применяется эвристический подход late fusion (позднее слияние): статистика эмоций, таймлайны активности, ключевые фразы из транскрипта и метрики вовлечённости объединяются по временным окнам.</w:t>
       </w:r>
     </w:p>
     <w:p>
@@ -24384,37 +22668,8 @@
           <w:numId w:val="4"/>
         </w:numPr>
       </w:pPr>
-      <w:proofErr w:type="spellStart"/>
-      <w:r>
-        <w:t>Meeting</w:t>
-      </w:r>
-      <w:proofErr w:type="spellEnd"/>
-      <w:r>
-        <w:t xml:space="preserve"> </w:t>
-      </w:r>
-      <w:proofErr w:type="spellStart"/>
-      <w:r>
-        <w:t>summary</w:t>
-      </w:r>
-      <w:proofErr w:type="spellEnd"/>
-      <w:r>
-        <w:t xml:space="preserve"> – сводка по встрече: распределение эмоций (доли событий по категориям), текстовые </w:t>
-      </w:r>
-      <w:proofErr w:type="spellStart"/>
-      <w:r>
-        <w:t>highlights</w:t>
-      </w:r>
-      <w:proofErr w:type="spellEnd"/>
-      <w:r>
-        <w:t xml:space="preserve"> (ключевые моменты), рейтинг вовлечённости участников, покрытие (</w:t>
-      </w:r>
-      <w:proofErr w:type="spellStart"/>
-      <w:r>
-        <w:t>coverage</w:t>
-      </w:r>
-      <w:proofErr w:type="spellEnd"/>
-      <w:r>
-        <w:t>) – доля времени, когда были доступны данные;</w:t>
+      <w:r>
+        <w:t>Meeting summary – сводка по встрече: распределение эмоций (доли событий по категориям), текстовые highlights (ключевые моменты), рейтинг вовлечённости участников, покрытие (coverage) – доля времени, когда были доступны данные;</w:t>
       </w:r>
     </w:p>
     <w:p>
@@ -24425,21 +22680,8 @@
           <w:numId w:val="4"/>
         </w:numPr>
       </w:pPr>
-      <w:proofErr w:type="spellStart"/>
-      <w:r>
-        <w:t>Participant</w:t>
-      </w:r>
-      <w:proofErr w:type="spellEnd"/>
-      <w:r>
-        <w:t xml:space="preserve"> </w:t>
-      </w:r>
-      <w:proofErr w:type="spellStart"/>
-      <w:r>
-        <w:t>tiles</w:t>
-      </w:r>
-      <w:proofErr w:type="spellEnd"/>
-      <w:r>
-        <w:t xml:space="preserve"> – карточки участников с индивидуальной статистикой;</w:t>
+      <w:r>
+        <w:t>Participant tiles – карточки участников с индивидуальной статистикой;</w:t>
       </w:r>
     </w:p>
     <w:p>
@@ -24450,13 +22692,8 @@
           <w:numId w:val="4"/>
         </w:numPr>
       </w:pPr>
-      <w:proofErr w:type="spellStart"/>
-      <w:r>
-        <w:t>Timelines</w:t>
-      </w:r>
-      <w:proofErr w:type="spellEnd"/>
-      <w:r>
-        <w:t xml:space="preserve"> – временные шкалы изменения эмоций и активности;</w:t>
+      <w:r>
+        <w:t>Timelines – временные шкалы изменения эмоций и активности;</w:t>
       </w:r>
     </w:p>
     <w:p>
@@ -24468,31 +22705,7 @@
         </w:numPr>
       </w:pPr>
       <w:r>
-        <w:t xml:space="preserve">Face </w:t>
-      </w:r>
-      <w:proofErr w:type="spellStart"/>
-      <w:r>
-        <w:t>tracking</w:t>
-      </w:r>
-      <w:proofErr w:type="spellEnd"/>
-      <w:r>
-        <w:t xml:space="preserve"> </w:t>
-      </w:r>
-      <w:proofErr w:type="spellStart"/>
-      <w:r>
-        <w:t>summary</w:t>
-      </w:r>
-      <w:proofErr w:type="spellEnd"/>
-      <w:r>
-        <w:t xml:space="preserve"> – сводка по трекингу лиц (при наличии данных от </w:t>
-      </w:r>
-      <w:proofErr w:type="spellStart"/>
-      <w:r>
-        <w:t>MediaPipe</w:t>
-      </w:r>
-      <w:proofErr w:type="spellEnd"/>
-      <w:r>
-        <w:t>);</w:t>
+        <w:t>Face tracking summary – сводка по трекингу лиц (при наличии данных от MediaPipe);</w:t>
       </w:r>
     </w:p>
     <w:p>
@@ -24503,13 +22716,8 @@
           <w:numId w:val="4"/>
         </w:numPr>
       </w:pPr>
-      <w:proofErr w:type="spellStart"/>
-      <w:r>
-        <w:t>Observations</w:t>
-      </w:r>
-      <w:proofErr w:type="spellEnd"/>
-      <w:r>
-        <w:t xml:space="preserve"> – наблюдения и рекомендации.</w:t>
+      <w:r>
+        <w:t>Observations – наблюдения и рекомендации.</w:t>
       </w:r>
     </w:p>
     <w:p>
@@ -24545,15 +22753,7 @@
         <w:contextualSpacing/>
       </w:pPr>
       <w:r>
-        <w:t xml:space="preserve">В качестве СУБД выбрана </w:t>
-      </w:r>
-      <w:proofErr w:type="spellStart"/>
-      <w:r>
-        <w:t>PostgreSQL</w:t>
-      </w:r>
-      <w:proofErr w:type="spellEnd"/>
-      <w:r>
-        <w:t>. Схема данных управляется через файловые миграции. Ключевые таблицы:</w:t>
+        <w:t>В качестве СУБД выбрана PostgreSQL. Схема данных управляется через файловые миграции. Ключевые таблицы:</w:t>
       </w:r>
     </w:p>
     <w:p>
@@ -24643,31 +22843,7 @@
         <w:contextualSpacing/>
       </w:pPr>
       <w:r>
-        <w:t xml:space="preserve">Интеграция модулей системы реализуется через согласованные контракты обмена данными и </w:t>
-      </w:r>
-      <w:proofErr w:type="spellStart"/>
-      <w:r>
-        <w:t>оркестрацию</w:t>
-      </w:r>
-      <w:proofErr w:type="spellEnd"/>
-      <w:r>
-        <w:t xml:space="preserve"> сервисов с помощью </w:t>
-      </w:r>
-      <w:proofErr w:type="spellStart"/>
-      <w:r>
-        <w:t>Docker</w:t>
-      </w:r>
-      <w:proofErr w:type="spellEnd"/>
-      <w:r>
-        <w:t xml:space="preserve"> </w:t>
-      </w:r>
-      <w:proofErr w:type="spellStart"/>
-      <w:r>
-        <w:t>Compose</w:t>
-      </w:r>
-      <w:proofErr w:type="spellEnd"/>
-      <w:r>
-        <w:t>. Полный цикл работы системы включает следующие этапы.</w:t>
+        <w:t>Интеграция модулей системы реализуется через согласованные контракты обмена данными и оркестрацию сервисов с помощью Docker Compose. Полный цикл работы системы включает следующие этапы.</w:t>
       </w:r>
     </w:p>
     <w:p>
@@ -24675,15 +22851,7 @@
         <w:contextualSpacing/>
       </w:pPr>
       <w:r>
-        <w:t xml:space="preserve">Пользователь проходит аутентификацию, получает JWT-токен и создаёт новую сессию или подключается к существующей. Клиентское приложение устанавливает </w:t>
-      </w:r>
-      <w:proofErr w:type="spellStart"/>
-      <w:r>
-        <w:t>WebSocket</w:t>
-      </w:r>
-      <w:proofErr w:type="spellEnd"/>
-      <w:r>
-        <w:t>-соединение, отправляет событие о подключении и инициирует захват аудиопотока и периодическую передачу видеокадров.</w:t>
+        <w:t>Пользователь проходит аутентификацию, получает JWT-токен и создаёт новую сессию или подключается к существующей. Клиентское приложение устанавливает WebSocket-соединение, отправляет событие о подключении и инициирует захват аудиопотока и периодическую передачу видеокадров.</w:t>
       </w:r>
     </w:p>
     <w:p>
@@ -24691,27 +22859,11 @@
         <w:contextualSpacing/>
       </w:pPr>
       <w:r>
-        <w:t xml:space="preserve">Серверная часть маршрутизирует поступающие </w:t>
-      </w:r>
-      <w:proofErr w:type="spellStart"/>
-      <w:r>
-        <w:t>медиаданные</w:t>
-      </w:r>
-      <w:proofErr w:type="spellEnd"/>
-      <w:r>
-        <w:t xml:space="preserve"> в AI-шлюз. В шлюзе параллельно выполняется обработка видеокадров (детекция </w:t>
+        <w:t xml:space="preserve">Серверная часть маршрутизирует поступающие медиаданные в AI-шлюз. В шлюзе параллельно выполняется обработка видеокадров (детекция </w:t>
       </w:r>
       <w:r>
         <w:lastRenderedPageBreak/>
-        <w:t xml:space="preserve">лиц и классификация эмоций) и передача аудиоданных в сервис распознавания речи. Полученные результаты возвращаются на основной сервер, сохраняются в базе данных </w:t>
-      </w:r>
-      <w:proofErr w:type="spellStart"/>
-      <w:r>
-        <w:t>PostgreSQL</w:t>
-      </w:r>
-      <w:proofErr w:type="spellEnd"/>
-      <w:r>
-        <w:t xml:space="preserve"> и транслируются клиентам в режиме реального времени.</w:t>
+        <w:t>лиц и классификация эмоций) и передача аудиоданных в сервис распознавания речи. Полученные результаты возвращаются на основной сервер, сохраняются в базе данных PostgreSQL и транслируются клиентам в режиме реального времени.</w:t>
       </w:r>
     </w:p>
     <w:p>
@@ -24727,23 +22879,7 @@
         <w:contextualSpacing/>
       </w:pPr>
       <w:r>
-        <w:t>Процесс разработки и развёртывания автоматизирован с помощью CI/CD-</w:t>
-      </w:r>
-      <w:proofErr w:type="spellStart"/>
-      <w:r>
-        <w:t>пайплайна</w:t>
-      </w:r>
-      <w:proofErr w:type="spellEnd"/>
-      <w:r>
-        <w:t xml:space="preserve">, включающего статический анализ кода, модульное тестирование и сборку </w:t>
-      </w:r>
-      <w:proofErr w:type="spellStart"/>
-      <w:r>
-        <w:t>Docker</w:t>
-      </w:r>
-      <w:proofErr w:type="spellEnd"/>
-      <w:r>
-        <w:t>-образов. Такой подход обеспечивает воспроизводимость среды и раннее выявление регрессионных ошибок.</w:t>
+        <w:t>Процесс разработки и развёртывания автоматизирован с помощью CI/CD-пайплайна, включающего статический анализ кода, модульное тестирование и сборку Docker-образов. Такой подход обеспечивает воспроизводимость среды и раннее выявление регрессионных ошибок.</w:t>
       </w:r>
     </w:p>
     <w:p>
@@ -24751,23 +22887,7 @@
         <w:contextualSpacing/>
       </w:pPr>
       <w:r>
-        <w:t xml:space="preserve">Система была протестирована на основных сценариях: безопасная авторизация, обмен </w:t>
-      </w:r>
-      <w:proofErr w:type="spellStart"/>
-      <w:r>
-        <w:t>медиаданными</w:t>
-      </w:r>
-      <w:proofErr w:type="spellEnd"/>
-      <w:r>
-        <w:t xml:space="preserve"> с минимальной задержкой, мультимодальный анализ в реальном времени и формирование структурированных отчётов. Модульная архитектура позволяет в дальнейшем заменять эвристические алгоритмы агрегации на обучаемые модели, расширять набор аналитических метрик и добавлять запись </w:t>
-      </w:r>
-      <w:proofErr w:type="spellStart"/>
-      <w:r>
-        <w:t>видеовстреч</w:t>
-      </w:r>
-      <w:proofErr w:type="spellEnd"/>
-      <w:r>
-        <w:t xml:space="preserve"> без изменения базовой структуры системы</w:t>
+        <w:t>Система была протестирована на основных сценариях: безопасная авторизация, обмен медиаданными с минимальной задержкой, мультимодальный анализ в реальном времени и формирование структурированных отчётов. Модульная архитектура позволяет в дальнейшем заменять эвристические алгоритмы агрегации на обучаемые модели, расширять набор аналитических метрик и добавлять запись видеовстреч без изменения базовой структуры системы</w:t>
       </w:r>
       <w:r>
         <w:t>.</w:t>
@@ -24863,39 +22983,7 @@
           <w:rFonts w:cs="Times New Roman"/>
           <w:lang w:bidi="ru-RU"/>
         </w:rPr>
-        <w:t xml:space="preserve">спроектирована и реализована клиент-серверная архитектура системы, обеспечивающая обмен </w:t>
-      </w:r>
-      <w:proofErr w:type="spellStart"/>
-      <w:r>
-        <w:rPr>
-          <w:rFonts w:cs="Times New Roman"/>
-          <w:lang w:bidi="ru-RU"/>
-        </w:rPr>
-        <w:t>медиаданными</w:t>
-      </w:r>
-      <w:proofErr w:type="spellEnd"/>
-      <w:r>
-        <w:rPr>
-          <w:rFonts w:cs="Times New Roman"/>
-          <w:lang w:bidi="ru-RU"/>
-        </w:rPr>
-        <w:t xml:space="preserve"> в режиме реального времени с использованием протокола </w:t>
-      </w:r>
-      <w:proofErr w:type="spellStart"/>
-      <w:r>
-        <w:rPr>
-          <w:rFonts w:cs="Times New Roman"/>
-          <w:lang w:bidi="ru-RU"/>
-        </w:rPr>
-        <w:t>WebSocket</w:t>
-      </w:r>
-      <w:proofErr w:type="spellEnd"/>
-      <w:r>
-        <w:rPr>
-          <w:rFonts w:cs="Times New Roman"/>
-          <w:lang w:bidi="ru-RU"/>
-        </w:rPr>
-        <w:t>;</w:t>
+        <w:t>спроектирована и реализована клиент-серверная архитектура системы, обеспечивающая обмен медиаданными в режиме реального времени с использованием протокола WebSocket;</w:t>
       </w:r>
     </w:p>
     <w:p>
@@ -24915,23 +23003,7 @@
           <w:rFonts w:cs="Times New Roman"/>
           <w:lang w:bidi="ru-RU"/>
         </w:rPr>
-        <w:t xml:space="preserve">разработан модуль аутентификации пользователей с применением токенов JWT, алгоритма хеширования </w:t>
-      </w:r>
-      <w:proofErr w:type="spellStart"/>
-      <w:r>
-        <w:rPr>
-          <w:rFonts w:cs="Times New Roman"/>
-          <w:lang w:bidi="ru-RU"/>
-        </w:rPr>
-        <w:t>bcrypt</w:t>
-      </w:r>
-      <w:proofErr w:type="spellEnd"/>
-      <w:r>
-        <w:rPr>
-          <w:rFonts w:cs="Times New Roman"/>
-          <w:lang w:bidi="ru-RU"/>
-        </w:rPr>
-        <w:t xml:space="preserve"> и механизмов защиты от подбора учётных данных;</w:t>
+        <w:t>разработан модуль аутентификации пользователей с применением токенов JWT, алгоритма хеширования bcrypt и механизмов защиты от подбора учётных данных;</w:t>
       </w:r>
     </w:p>
     <w:p>
@@ -24971,71 +23043,7 @@
           <w:rFonts w:cs="Times New Roman"/>
           <w:lang w:bidi="ru-RU"/>
         </w:rPr>
-        <w:t>интегрированы нейросетевые модели для детекции лиц и классификации базовых эмоциональных состояний (</w:t>
-      </w:r>
-      <w:proofErr w:type="spellStart"/>
-      <w:r>
-        <w:rPr>
-          <w:rFonts w:cs="Times New Roman"/>
-          <w:lang w:bidi="ru-RU"/>
-        </w:rPr>
-        <w:t>DeepFace</w:t>
-      </w:r>
-      <w:proofErr w:type="spellEnd"/>
-      <w:r>
-        <w:rPr>
-          <w:rFonts w:cs="Times New Roman"/>
-          <w:lang w:bidi="ru-RU"/>
-        </w:rPr>
-        <w:t xml:space="preserve">, </w:t>
-      </w:r>
-      <w:proofErr w:type="spellStart"/>
-      <w:r>
-        <w:rPr>
-          <w:rFonts w:cs="Times New Roman"/>
-          <w:lang w:bidi="ru-RU"/>
-        </w:rPr>
-        <w:t>MediaPipe</w:t>
-      </w:r>
-      <w:proofErr w:type="spellEnd"/>
-      <w:r>
-        <w:rPr>
-          <w:rFonts w:cs="Times New Roman"/>
-          <w:lang w:bidi="ru-RU"/>
-        </w:rPr>
-        <w:t xml:space="preserve"> Face </w:t>
-      </w:r>
-      <w:proofErr w:type="spellStart"/>
-      <w:r>
-        <w:rPr>
-          <w:rFonts w:cs="Times New Roman"/>
-          <w:lang w:bidi="ru-RU"/>
-        </w:rPr>
-        <w:t>Landmarker</w:t>
-      </w:r>
-      <w:proofErr w:type="spellEnd"/>
-      <w:r>
-        <w:rPr>
-          <w:rFonts w:cs="Times New Roman"/>
-          <w:lang w:bidi="ru-RU"/>
-        </w:rPr>
-        <w:t>), а также для автоматического распознавания речи (</w:t>
-      </w:r>
-      <w:proofErr w:type="spellStart"/>
-      <w:r>
-        <w:rPr>
-          <w:rFonts w:cs="Times New Roman"/>
-          <w:lang w:bidi="ru-RU"/>
-        </w:rPr>
-        <w:t>faster-whisper</w:t>
-      </w:r>
-      <w:proofErr w:type="spellEnd"/>
-      <w:r>
-        <w:rPr>
-          <w:rFonts w:cs="Times New Roman"/>
-          <w:lang w:bidi="ru-RU"/>
-        </w:rPr>
-        <w:t>);</w:t>
+        <w:t>интегрированы нейросетевые модели для детекции лиц и классификации базовых эмоциональных состояний (DeepFace, MediaPipe Face Landmarker), а также для автоматического распознавания речи (faster-whisper);</w:t>
       </w:r>
     </w:p>
     <w:p>
@@ -25075,39 +23083,7 @@
           <w:rFonts w:cs="Times New Roman"/>
           <w:lang w:bidi="ru-RU"/>
         </w:rPr>
-        <w:t>реализован эвристический механизм формирования аналитических отчётов (</w:t>
-      </w:r>
-      <w:proofErr w:type="spellStart"/>
-      <w:r>
-        <w:rPr>
-          <w:rFonts w:cs="Times New Roman"/>
-          <w:lang w:bidi="ru-RU"/>
-        </w:rPr>
-        <w:t>late</w:t>
-      </w:r>
-      <w:proofErr w:type="spellEnd"/>
-      <w:r>
-        <w:rPr>
-          <w:rFonts w:cs="Times New Roman"/>
-          <w:lang w:bidi="ru-RU"/>
-        </w:rPr>
-        <w:t xml:space="preserve"> </w:t>
-      </w:r>
-      <w:proofErr w:type="spellStart"/>
-      <w:r>
-        <w:rPr>
-          <w:rFonts w:cs="Times New Roman"/>
-          <w:lang w:bidi="ru-RU"/>
-        </w:rPr>
-        <w:t>fusion</w:t>
-      </w:r>
-      <w:proofErr w:type="spellEnd"/>
-      <w:r>
-        <w:rPr>
-          <w:rFonts w:cs="Times New Roman"/>
-          <w:lang w:bidi="ru-RU"/>
-        </w:rPr>
-        <w:t>), обеспечивающий агрегацию статистики эмоциональных состояний, временных меток активности и ключевых фрагментов транскрипции.</w:t>
+        <w:t>реализован эвристический механизм формирования аналитических отчётов (late fusion), обеспечивающий агрегацию статистики эмоциональных состояний, временных меток активности и ключевых фрагментов транскрипции.</w:t>
       </w:r>
     </w:p>
     <w:p>
@@ -25303,21 +23279,7 @@
         <w:rPr>
           <w:lang w:bidi="ru-RU"/>
         </w:rPr>
-        <w:t xml:space="preserve">Реализован серверный модуль управления сессиями на языке Go с поддержкой REST API и </w:t>
-      </w:r>
-      <w:proofErr w:type="spellStart"/>
-      <w:r>
-        <w:rPr>
-          <w:lang w:bidi="ru-RU"/>
-        </w:rPr>
-        <w:t>WebSocket</w:t>
-      </w:r>
-      <w:proofErr w:type="spellEnd"/>
-      <w:r>
-        <w:rPr>
-          <w:lang w:bidi="ru-RU"/>
-        </w:rPr>
-        <w:t>-коммуникации.</w:t>
+        <w:t>Реализован серверный модуль управления сессиями на языке Go с поддержкой REST API и WebSocket-коммуникации.</w:t>
       </w:r>
     </w:p>
     <w:p>
@@ -25335,35 +23297,7 @@
         <w:rPr>
           <w:lang w:bidi="ru-RU"/>
         </w:rPr>
-        <w:t xml:space="preserve">Разработан пользовательский интерфейс на базе </w:t>
-      </w:r>
-      <w:proofErr w:type="spellStart"/>
-      <w:r>
-        <w:rPr>
-          <w:lang w:bidi="ru-RU"/>
-        </w:rPr>
-        <w:t>React</w:t>
-      </w:r>
-      <w:proofErr w:type="spellEnd"/>
-      <w:r>
-        <w:rPr>
-          <w:lang w:bidi="ru-RU"/>
-        </w:rPr>
-        <w:t xml:space="preserve"> и </w:t>
-      </w:r>
-      <w:proofErr w:type="spellStart"/>
-      <w:r>
-        <w:rPr>
-          <w:lang w:bidi="ru-RU"/>
-        </w:rPr>
-        <w:t>TypeScript</w:t>
-      </w:r>
-      <w:proofErr w:type="spellEnd"/>
-      <w:r>
-        <w:rPr>
-          <w:lang w:bidi="ru-RU"/>
-        </w:rPr>
-        <w:t>, обеспечивающий проведение видеоконференций и визуализацию аналитических данных.</w:t>
+        <w:t>Разработан пользовательский интерфейс на базе React и TypeScript, обеспечивающий проведение видеоконференций и визуализацию аналитических данных.</w:t>
       </w:r>
     </w:p>
     <w:p>
@@ -25381,63 +23315,7 @@
         <w:rPr>
           <w:lang w:bidi="ru-RU"/>
         </w:rPr>
-        <w:t>Реализованы модули искусственного интеллекта для анализа выражений лица (</w:t>
-      </w:r>
-      <w:proofErr w:type="spellStart"/>
-      <w:r>
-        <w:rPr>
-          <w:lang w:bidi="ru-RU"/>
-        </w:rPr>
-        <w:t>DeepFace</w:t>
-      </w:r>
-      <w:proofErr w:type="spellEnd"/>
-      <w:r>
-        <w:rPr>
-          <w:lang w:bidi="ru-RU"/>
-        </w:rPr>
-        <w:t xml:space="preserve">, </w:t>
-      </w:r>
-      <w:proofErr w:type="spellStart"/>
-      <w:r>
-        <w:rPr>
-          <w:lang w:bidi="ru-RU"/>
-        </w:rPr>
-        <w:t>MediaPipe</w:t>
-      </w:r>
-      <w:proofErr w:type="spellEnd"/>
-      <w:r>
-        <w:rPr>
-          <w:lang w:bidi="ru-RU"/>
-        </w:rPr>
-        <w:t>) и распознавания речи (</w:t>
-      </w:r>
-      <w:proofErr w:type="spellStart"/>
-      <w:r>
-        <w:rPr>
-          <w:lang w:bidi="ru-RU"/>
-        </w:rPr>
-        <w:t>Whisper</w:t>
-      </w:r>
-      <w:proofErr w:type="spellEnd"/>
-      <w:r>
-        <w:rPr>
-          <w:lang w:bidi="ru-RU"/>
-        </w:rPr>
-        <w:t xml:space="preserve"> / </w:t>
-      </w:r>
-      <w:proofErr w:type="spellStart"/>
-      <w:r>
-        <w:rPr>
-          <w:lang w:bidi="ru-RU"/>
-        </w:rPr>
-        <w:t>faster-whisper</w:t>
-      </w:r>
-      <w:proofErr w:type="spellEnd"/>
-      <w:r>
-        <w:rPr>
-          <w:lang w:bidi="ru-RU"/>
-        </w:rPr>
-        <w:t>).</w:t>
+        <w:t>Реализованы модули искусственного интеллекта для анализа выражений лица (DeepFace, MediaPipe) и распознавания речи (Whisper / faster-whisper).</w:t>
       </w:r>
     </w:p>
     <w:p>
@@ -25455,21 +23333,7 @@
         <w:rPr>
           <w:lang w:bidi="ru-RU"/>
         </w:rPr>
-        <w:t xml:space="preserve">Спроектирован и реализован механизм хранения мультимодальных данных в СУБД </w:t>
-      </w:r>
-      <w:proofErr w:type="spellStart"/>
-      <w:r>
-        <w:rPr>
-          <w:lang w:bidi="ru-RU"/>
-        </w:rPr>
-        <w:t>PostgreSQL</w:t>
-      </w:r>
-      <w:proofErr w:type="spellEnd"/>
-      <w:r>
-        <w:rPr>
-          <w:lang w:bidi="ru-RU"/>
-        </w:rPr>
-        <w:t xml:space="preserve"> с использованием формата JSONB.</w:t>
+        <w:t>Спроектирован и реализован механизм хранения мультимодальных данных в СУБД PostgreSQL с использованием формата JSONB.</w:t>
       </w:r>
     </w:p>
     <w:p>
@@ -25487,35 +23351,7 @@
         <w:rPr>
           <w:lang w:bidi="ru-RU"/>
         </w:rPr>
-        <w:t>Разработан модуль формирования аналитических отчётов на основе эвристического объединения (</w:t>
-      </w:r>
-      <w:proofErr w:type="spellStart"/>
-      <w:r>
-        <w:rPr>
-          <w:lang w:bidi="ru-RU"/>
-        </w:rPr>
-        <w:t>late</w:t>
-      </w:r>
-      <w:proofErr w:type="spellEnd"/>
-      <w:r>
-        <w:rPr>
-          <w:lang w:bidi="ru-RU"/>
-        </w:rPr>
-        <w:t xml:space="preserve"> </w:t>
-      </w:r>
-      <w:proofErr w:type="spellStart"/>
-      <w:r>
-        <w:rPr>
-          <w:lang w:bidi="ru-RU"/>
-        </w:rPr>
-        <w:t>fusion</w:t>
-      </w:r>
-      <w:proofErr w:type="spellEnd"/>
-      <w:r>
-        <w:rPr>
-          <w:lang w:bidi="ru-RU"/>
-        </w:rPr>
-        <w:t>) признаков.</w:t>
+        <w:t>Разработан модуль формирования аналитических отчётов на основе эвристического объединения (late fusion) признаков.</w:t>
       </w:r>
     </w:p>
     <w:p>
@@ -25534,35 +23370,35 @@
           <w:lang w:bidi="ru-RU"/>
         </w:rPr>
         <w:lastRenderedPageBreak/>
-        <w:t xml:space="preserve">Обеспечена интеграция всех компонентов системы с использованием </w:t>
-      </w:r>
-      <w:proofErr w:type="spellStart"/>
-      <w:r>
+        <w:t>Обеспечена интеграция всех компонентов системы с использованием Docker Compose и проведено комплексное тестирование основных сценариев работы.</w:t>
+      </w:r>
+    </w:p>
+    <w:p>
+      <w:pPr>
+        <w:contextualSpacing/>
         <w:rPr>
           <w:lang w:bidi="ru-RU"/>
         </w:rPr>
-        <w:t>Docker</w:t>
-      </w:r>
-      <w:proofErr w:type="spellEnd"/>
+      </w:pPr>
       <w:r>
         <w:rPr>
           <w:lang w:bidi="ru-RU"/>
         </w:rPr>
-        <w:t xml:space="preserve"> </w:t>
-      </w:r>
-      <w:proofErr w:type="spellStart"/>
-      <w:r>
+        <w:t>Цель работы и поставленные задачи выполнены в полном объёме. Результаты тестирования подтвердили корректность функционирования разработанных модулей, устойчивость обмена данными в реальном времени, стабильность механизмов аутентификации и корректность формирования структурированных аналитических отчётов.</w:t>
+      </w:r>
+    </w:p>
+    <w:p>
+      <w:pPr>
+        <w:contextualSpacing/>
         <w:rPr>
           <w:lang w:bidi="ru-RU"/>
         </w:rPr>
-        <w:t>Compose</w:t>
-      </w:r>
-      <w:proofErr w:type="spellEnd"/>
+      </w:pPr>
       <w:r>
         <w:rPr>
           <w:lang w:bidi="ru-RU"/>
         </w:rPr>
-        <w:t xml:space="preserve"> и проведено комплексное тестирование основных сценариев работы.</w:t>
+        <w:t>Разработанный программный комплекс демонстрирует готовность к внедрению в HR-процессы современных организаций. Модульная архитектура и использование открытых технологий позволяют снизить затраты на лицензирование, обеспечить соответствие требованиям законодательства в области обработки персональных данных, а также обеспечить масштабируемость системы.</w:t>
       </w:r>
     </w:p>
     <w:p>
@@ -25576,63 +23412,7 @@
         <w:rPr>
           <w:lang w:bidi="ru-RU"/>
         </w:rPr>
-        <w:t>Цель работы и поставленные задачи выполнены в полном объёме. Результаты тестирования подтвердили корректность функционирования разработанных модулей, устойчивость обмена данными в реальном времени, стабильность механизмов аутентификации и корректность формирования структурированных аналитических отчётов.</w:t>
-      </w:r>
-    </w:p>
-    <w:p>
-      <w:pPr>
-        <w:contextualSpacing/>
-        <w:rPr>
-          <w:lang w:bidi="ru-RU"/>
-        </w:rPr>
-      </w:pPr>
-      <w:r>
-        <w:rPr>
-          <w:lang w:bidi="ru-RU"/>
-        </w:rPr>
-        <w:t>Разработанный программный комплекс демонстрирует готовность к внедрению в HR-процессы современных организаций. Модульная архитектура и использование открытых технологий позволяют снизить затраты на лицензирование, обеспечить соответствие требованиям законодательства в области обработки персональных данных, а также обеспечить масштабируемость системы.</w:t>
-      </w:r>
-    </w:p>
-    <w:p>
-      <w:pPr>
-        <w:contextualSpacing/>
-        <w:rPr>
-          <w:lang w:bidi="ru-RU"/>
-        </w:rPr>
-      </w:pPr>
-      <w:r>
-        <w:rPr>
-          <w:lang w:bidi="ru-RU"/>
-        </w:rPr>
-        <w:t xml:space="preserve">Перспективы дальнейшего развития проекта включают замену эвристического механизма формирования отчётов на нейросетевую модель агрегации признаков, оптимизацию потоковой </w:t>
-      </w:r>
-      <w:proofErr w:type="spellStart"/>
-      <w:r>
-        <w:rPr>
-          <w:lang w:bidi="ru-RU"/>
-        </w:rPr>
-        <w:t>транскрибации</w:t>
-      </w:r>
-      <w:proofErr w:type="spellEnd"/>
-      <w:r>
-        <w:rPr>
-          <w:lang w:bidi="ru-RU"/>
-        </w:rPr>
-        <w:t xml:space="preserve"> речи (</w:t>
-      </w:r>
-      <w:proofErr w:type="spellStart"/>
-      <w:r>
-        <w:rPr>
-          <w:lang w:bidi="ru-RU"/>
-        </w:rPr>
-        <w:t>streaming</w:t>
-      </w:r>
-      <w:proofErr w:type="spellEnd"/>
-      <w:r>
-        <w:rPr>
-          <w:lang w:bidi="ru-RU"/>
-        </w:rPr>
-        <w:t xml:space="preserve"> ASR), реализацию функции записи и последующего анализа видеоконференций, а также расширение аналитических метрик за счёт интеграции с корпоративными HRM-системами и инструментами управления проектами.</w:t>
+        <w:t>Перспективы дальнейшего развития проекта включают замену эвристического механизма формирования отчётов на нейросетевую модель агрегации признаков, оптимизацию потоковой транскрибации речи (streaming ASR), реализацию функции записи и последующего анализа видеоконференций, а также расширение аналитических метрик за счёт интеграции с корпоративными HRM-системами и инструментами управления проектами.</w:t>
       </w:r>
     </w:p>
     <w:p>
@@ -25708,37 +23488,12 @@
           <w:lang w:val="en-US" w:bidi="ru-RU"/>
         </w:rPr>
       </w:pPr>
-      <w:proofErr w:type="spellStart"/>
       <w:r>
         <w:rPr>
           <w:rFonts w:cs="Times New Roman"/>
           <w:lang w:val="en-US" w:bidi="ru-RU"/>
         </w:rPr>
-        <w:t>Bradski</w:t>
-      </w:r>
-      <w:proofErr w:type="spellEnd"/>
-      <w:r>
-        <w:rPr>
-          <w:rFonts w:cs="Times New Roman"/>
-          <w:lang w:val="en-US" w:bidi="ru-RU"/>
-        </w:rPr>
-        <w:t xml:space="preserve"> G., </w:t>
-      </w:r>
-      <w:proofErr w:type="spellStart"/>
-      <w:r>
-        <w:rPr>
-          <w:rFonts w:cs="Times New Roman"/>
-          <w:lang w:val="en-US" w:bidi="ru-RU"/>
-        </w:rPr>
-        <w:t>Kaehler</w:t>
-      </w:r>
-      <w:proofErr w:type="spellEnd"/>
-      <w:r>
-        <w:rPr>
-          <w:rFonts w:cs="Times New Roman"/>
-          <w:lang w:val="en-US" w:bidi="ru-RU"/>
-        </w:rPr>
-        <w:t xml:space="preserve"> A. Learning OpenCV: Computer Vision with the OpenCV Library. – Sebastopol : O’Reilly Media, 2008. – 555 p. – ISBN 978-0-596-51613-0.</w:t>
+        <w:t>Bradski G., Kaehler A. Learning OpenCV: Computer Vision with the OpenCV Library. – Sebastopol : O’Reilly Media, 2008. – 555 p. – ISBN 978-0-596-51613-0.</w:t>
       </w:r>
     </w:p>
     <w:p>
@@ -25759,71 +23514,7 @@
           <w:rFonts w:cs="Times New Roman"/>
           <w:lang w:val="en-US" w:bidi="ru-RU"/>
         </w:rPr>
-        <w:t xml:space="preserve">Vaswani A., </w:t>
-      </w:r>
-      <w:proofErr w:type="spellStart"/>
-      <w:r>
-        <w:rPr>
-          <w:rFonts w:cs="Times New Roman"/>
-          <w:lang w:val="en-US" w:bidi="ru-RU"/>
-        </w:rPr>
-        <w:t>Shazeer</w:t>
-      </w:r>
-      <w:proofErr w:type="spellEnd"/>
-      <w:r>
-        <w:rPr>
-          <w:rFonts w:cs="Times New Roman"/>
-          <w:lang w:val="en-US" w:bidi="ru-RU"/>
-        </w:rPr>
-        <w:t xml:space="preserve"> N., Parmar N. et al. Attention Is All You Need // Advances in Neural Information Processing Systems (</w:t>
-      </w:r>
-      <w:proofErr w:type="spellStart"/>
-      <w:r>
-        <w:rPr>
-          <w:rFonts w:cs="Times New Roman"/>
-          <w:lang w:val="en-US" w:bidi="ru-RU"/>
-        </w:rPr>
-        <w:t>NeurIPS</w:t>
-      </w:r>
-      <w:proofErr w:type="spellEnd"/>
-      <w:r>
-        <w:rPr>
-          <w:rFonts w:cs="Times New Roman"/>
-          <w:lang w:val="en-US" w:bidi="ru-RU"/>
-        </w:rPr>
-        <w:t>). – 2017. – Vol. 30. – URL: https://arxiv.org/abs/1706.03762 (</w:t>
-      </w:r>
-      <w:proofErr w:type="spellStart"/>
-      <w:r>
-        <w:rPr>
-          <w:rFonts w:cs="Times New Roman"/>
-          <w:lang w:val="en-US" w:bidi="ru-RU"/>
-        </w:rPr>
-        <w:t>дата</w:t>
-      </w:r>
-      <w:proofErr w:type="spellEnd"/>
-      <w:r>
-        <w:rPr>
-          <w:rFonts w:cs="Times New Roman"/>
-          <w:lang w:val="en-US" w:bidi="ru-RU"/>
-        </w:rPr>
-        <w:t xml:space="preserve"> </w:t>
-      </w:r>
-      <w:proofErr w:type="spellStart"/>
-      <w:r>
-        <w:rPr>
-          <w:rFonts w:cs="Times New Roman"/>
-          <w:lang w:val="en-US" w:bidi="ru-RU"/>
-        </w:rPr>
-        <w:t>обращения</w:t>
-      </w:r>
-      <w:proofErr w:type="spellEnd"/>
-      <w:r>
-        <w:rPr>
-          <w:rFonts w:cs="Times New Roman"/>
-          <w:lang w:val="en-US" w:bidi="ru-RU"/>
-        </w:rPr>
-        <w:t>: 10.05.2026).</w:t>
+        <w:t>Vaswani A., Shazeer N., Parmar N. et al. Attention Is All You Need // Advances in Neural Information Processing Systems (NeurIPS). – 2017. – Vol. 30. – URL: https://arxiv.org/abs/1706.03762 (дата обращения: 10.05.2026).</w:t>
       </w:r>
       <w:bookmarkEnd w:id="72"/>
     </w:p>
@@ -25845,39 +23536,7 @@
           <w:rFonts w:cs="Times New Roman"/>
           <w:lang w:val="en-US" w:bidi="ru-RU"/>
         </w:rPr>
-        <w:t>Radford A., Kim J. W., Xu T. et al. Robust Speech Recognition via Large-Scale Weak Supervision // Proceedings of the 40th International Conference on Machine Learning (ICML). – 2023. – URL: https://arxiv.org/abs/2212.04356 (</w:t>
-      </w:r>
-      <w:proofErr w:type="spellStart"/>
-      <w:r>
-        <w:rPr>
-          <w:rFonts w:cs="Times New Roman"/>
-          <w:lang w:val="en-US" w:bidi="ru-RU"/>
-        </w:rPr>
-        <w:t>дата</w:t>
-      </w:r>
-      <w:proofErr w:type="spellEnd"/>
-      <w:r>
-        <w:rPr>
-          <w:rFonts w:cs="Times New Roman"/>
-          <w:lang w:val="en-US" w:bidi="ru-RU"/>
-        </w:rPr>
-        <w:t xml:space="preserve"> </w:t>
-      </w:r>
-      <w:proofErr w:type="spellStart"/>
-      <w:r>
-        <w:rPr>
-          <w:rFonts w:cs="Times New Roman"/>
-          <w:lang w:val="en-US" w:bidi="ru-RU"/>
-        </w:rPr>
-        <w:t>обращения</w:t>
-      </w:r>
-      <w:proofErr w:type="spellEnd"/>
-      <w:r>
-        <w:rPr>
-          <w:rFonts w:cs="Times New Roman"/>
-          <w:lang w:val="en-US" w:bidi="ru-RU"/>
-        </w:rPr>
-        <w:t>: 10.05.2026).</w:t>
+        <w:t>Radford A., Kim J. W., Xu T. et al. Robust Speech Recognition via Large-Scale Weak Supervision // Proceedings of the 40th International Conference on Machine Learning (ICML). – 2023. – URL: https://arxiv.org/abs/2212.04356 (дата обращения: 10.05.2026).</w:t>
       </w:r>
       <w:bookmarkEnd w:id="73"/>
     </w:p>
@@ -25899,55 +23558,7 @@
           <w:rFonts w:cs="Times New Roman"/>
           <w:lang w:val="en-US" w:bidi="ru-RU"/>
         </w:rPr>
-        <w:t xml:space="preserve">Zhang K., Zhang Z., Li Z., </w:t>
-      </w:r>
-      <w:proofErr w:type="spellStart"/>
-      <w:r>
-        <w:rPr>
-          <w:rFonts w:cs="Times New Roman"/>
-          <w:lang w:val="en-US" w:bidi="ru-RU"/>
-        </w:rPr>
-        <w:t>Qiao</w:t>
-      </w:r>
-      <w:proofErr w:type="spellEnd"/>
-      <w:r>
-        <w:rPr>
-          <w:rFonts w:cs="Times New Roman"/>
-          <w:lang w:val="en-US" w:bidi="ru-RU"/>
-        </w:rPr>
-        <w:t xml:space="preserve"> Y. Joint Face Detection and Alignment Using Multi-Task Cascaded Convolutional Networks // IEEE Signal Processing Letters. – 2016. – Vol. 23, № 10. – P. 1499–1503. – URL: https://arxiv.org/abs/1604.02878 (</w:t>
-      </w:r>
-      <w:proofErr w:type="spellStart"/>
-      <w:r>
-        <w:rPr>
-          <w:rFonts w:cs="Times New Roman"/>
-          <w:lang w:val="en-US" w:bidi="ru-RU"/>
-        </w:rPr>
-        <w:t>дата</w:t>
-      </w:r>
-      <w:proofErr w:type="spellEnd"/>
-      <w:r>
-        <w:rPr>
-          <w:rFonts w:cs="Times New Roman"/>
-          <w:lang w:val="en-US" w:bidi="ru-RU"/>
-        </w:rPr>
-        <w:t xml:space="preserve"> </w:t>
-      </w:r>
-      <w:proofErr w:type="spellStart"/>
-      <w:r>
-        <w:rPr>
-          <w:rFonts w:cs="Times New Roman"/>
-          <w:lang w:val="en-US" w:bidi="ru-RU"/>
-        </w:rPr>
-        <w:t>обращения</w:t>
-      </w:r>
-      <w:proofErr w:type="spellEnd"/>
-      <w:r>
-        <w:rPr>
-          <w:rFonts w:cs="Times New Roman"/>
-          <w:lang w:val="en-US" w:bidi="ru-RU"/>
-        </w:rPr>
-        <w:t>: 10.05.2026).</w:t>
+        <w:t>Zhang K., Zhang Z., Li Z., Qiao Y. Joint Face Detection and Alignment Using Multi-Task Cascaded Convolutional Networks // IEEE Signal Processing Letters. – 2016. – Vol. 23, № 10. – P. 1499–1503. – URL: https://arxiv.org/abs/1604.02878 (дата обращения: 10.05.2026).</w:t>
       </w:r>
       <w:bookmarkEnd w:id="74"/>
     </w:p>
@@ -25964,69 +23575,12 @@
         </w:rPr>
       </w:pPr>
       <w:bookmarkStart w:id="75" w:name="_Ref229768360"/>
-      <w:proofErr w:type="spellStart"/>
       <w:r>
         <w:rPr>
           <w:rFonts w:cs="Times New Roman"/>
           <w:lang w:val="en-US" w:bidi="ru-RU"/>
         </w:rPr>
-        <w:t>Parkhi</w:t>
-      </w:r>
-      <w:proofErr w:type="spellEnd"/>
-      <w:r>
-        <w:rPr>
-          <w:rFonts w:cs="Times New Roman"/>
-          <w:lang w:val="en-US" w:bidi="ru-RU"/>
-        </w:rPr>
-        <w:t xml:space="preserve"> O. M., </w:t>
-      </w:r>
-      <w:proofErr w:type="spellStart"/>
-      <w:r>
-        <w:rPr>
-          <w:rFonts w:cs="Times New Roman"/>
-          <w:lang w:val="en-US" w:bidi="ru-RU"/>
-        </w:rPr>
-        <w:t>Vedaldi</w:t>
-      </w:r>
-      <w:proofErr w:type="spellEnd"/>
-      <w:r>
-        <w:rPr>
-          <w:rFonts w:cs="Times New Roman"/>
-          <w:lang w:val="en-US" w:bidi="ru-RU"/>
-        </w:rPr>
-        <w:t xml:space="preserve"> A., Zisserman A. Deep Face Recognition // Proceedings of the British Machine Vision Conference (BMVC). – 2015. – URL: https://www.robots.ox.ac.uk/~vgg/publications/2015/Parkhi15/parkhi15.pdf (</w:t>
-      </w:r>
-      <w:proofErr w:type="spellStart"/>
-      <w:r>
-        <w:rPr>
-          <w:rFonts w:cs="Times New Roman"/>
-          <w:lang w:val="en-US" w:bidi="ru-RU"/>
-        </w:rPr>
-        <w:t>дата</w:t>
-      </w:r>
-      <w:proofErr w:type="spellEnd"/>
-      <w:r>
-        <w:rPr>
-          <w:rFonts w:cs="Times New Roman"/>
-          <w:lang w:val="en-US" w:bidi="ru-RU"/>
-        </w:rPr>
-        <w:t xml:space="preserve"> </w:t>
-      </w:r>
-      <w:proofErr w:type="spellStart"/>
-      <w:r>
-        <w:rPr>
-          <w:rFonts w:cs="Times New Roman"/>
-          <w:lang w:val="en-US" w:bidi="ru-RU"/>
-        </w:rPr>
-        <w:t>обращения</w:t>
-      </w:r>
-      <w:proofErr w:type="spellEnd"/>
-      <w:r>
-        <w:rPr>
-          <w:rFonts w:cs="Times New Roman"/>
-          <w:lang w:val="en-US" w:bidi="ru-RU"/>
-        </w:rPr>
-        <w:t>: 10.05.2026).</w:t>
+        <w:t>Parkhi O. M., Vedaldi A., Zisserman A. Deep Face Recognition // Proceedings of the British Machine Vision Conference (BMVC). – 2015. – URL: https://www.robots.ox.ac.uk/~vgg/publications/2015/Parkhi15/parkhi15.pdf (дата обращения: 10.05.2026).</w:t>
       </w:r>
       <w:bookmarkEnd w:id="75"/>
     </w:p>
@@ -26079,7 +23633,6 @@
         </w:rPr>
         <w:t xml:space="preserve"> </w:t>
       </w:r>
-      <w:proofErr w:type="spellStart"/>
       <w:r>
         <w:rPr>
           <w:rFonts w:cs="Times New Roman"/>
@@ -26087,7 +23640,6 @@
         </w:rPr>
         <w:t>MediaPipe</w:t>
       </w:r>
-      <w:proofErr w:type="spellEnd"/>
       <w:r>
         <w:rPr>
           <w:rFonts w:cs="Times New Roman"/>
@@ -26109,7 +23661,6 @@
         </w:rPr>
         <w:t xml:space="preserve"> </w:t>
       </w:r>
-      <w:proofErr w:type="spellStart"/>
       <w:r>
         <w:rPr>
           <w:rFonts w:cs="Times New Roman"/>
@@ -26117,7 +23668,6 @@
         </w:rPr>
         <w:t>Landmarker</w:t>
       </w:r>
-      <w:proofErr w:type="spellEnd"/>
       <w:r>
         <w:rPr>
           <w:rFonts w:cs="Times New Roman"/>
@@ -26601,54 +24151,13 @@
         </w:rPr>
       </w:pPr>
       <w:bookmarkStart w:id="78" w:name="_Ref233541725"/>
-      <w:proofErr w:type="spellStart"/>
       <w:r>
         <w:rPr>
           <w:rFonts w:cs="Times New Roman"/>
           <w:lang w:bidi="ru-RU"/>
         </w:rPr>
         <w:lastRenderedPageBreak/>
-        <w:t>Катасев</w:t>
-      </w:r>
-      <w:proofErr w:type="spellEnd"/>
-      <w:r>
-        <w:rPr>
-          <w:rFonts w:cs="Times New Roman"/>
-          <w:lang w:bidi="ru-RU"/>
-        </w:rPr>
-        <w:t xml:space="preserve">, А. С. </w:t>
-      </w:r>
-      <w:proofErr w:type="spellStart"/>
-      <w:r>
-        <w:rPr>
-          <w:rFonts w:cs="Times New Roman"/>
-          <w:lang w:bidi="ru-RU"/>
-        </w:rPr>
-        <w:t>Сверточные</w:t>
-      </w:r>
-      <w:proofErr w:type="spellEnd"/>
-      <w:r>
-        <w:rPr>
-          <w:rFonts w:cs="Times New Roman"/>
-          <w:lang w:bidi="ru-RU"/>
-        </w:rPr>
-        <w:t xml:space="preserve"> нейросетевые модели распознавания эмоций человека по фотографии / А. С. </w:t>
-      </w:r>
-      <w:proofErr w:type="spellStart"/>
-      <w:r>
-        <w:rPr>
-          <w:rFonts w:cs="Times New Roman"/>
-          <w:lang w:bidi="ru-RU"/>
-        </w:rPr>
-        <w:t>Катасев</w:t>
-      </w:r>
-      <w:proofErr w:type="spellEnd"/>
-      <w:r>
-        <w:rPr>
-          <w:rFonts w:cs="Times New Roman"/>
-          <w:lang w:bidi="ru-RU"/>
-        </w:rPr>
-        <w:t>, З. Р. Ханова // Вестник Технологического университета. – 2023. – Т. 26, № 4. – С. 76–81. – DOI 10.55421/1998-7072_2023_26_4_76. – EDN MENHPN.</w:t>
+        <w:t>Катасев, А. С. Сверточные нейросетевые модели распознавания эмоций человека по фотографии / А. С. Катасев, З. Р. Ханова // Вестник Технологического университета. – 2023. – Т. 26, № 4. – С. 76–81. – DOI 10.55421/1998-7072_2023_26_4_76. – EDN MENHPN.</w:t>
       </w:r>
       <w:bookmarkEnd w:id="78"/>
     </w:p>
@@ -26670,23 +24179,7 @@
           <w:rFonts w:cs="Times New Roman"/>
           <w:lang w:bidi="ru-RU"/>
         </w:rPr>
-        <w:t xml:space="preserve">Семенюк, В. В. Разработка алгоритма распознавания эмоций человека с использованием </w:t>
-      </w:r>
-      <w:proofErr w:type="spellStart"/>
-      <w:r>
-        <w:rPr>
-          <w:rFonts w:cs="Times New Roman"/>
-          <w:lang w:bidi="ru-RU"/>
-        </w:rPr>
-        <w:t>сверточной</w:t>
-      </w:r>
-      <w:proofErr w:type="spellEnd"/>
-      <w:r>
-        <w:rPr>
-          <w:rFonts w:cs="Times New Roman"/>
-          <w:lang w:bidi="ru-RU"/>
-        </w:rPr>
-        <w:t xml:space="preserve"> нейронной сети средствами Python / В. В. Семенюк, М. В. Складчиков // Инженерный вестник Дона. – 2023. – № 12(108). – С. 231–245. – EDN TBESZT.</w:t>
+        <w:t>Семенюк, В. В. Разработка алгоритма распознавания эмоций человека с использованием сверточной нейронной сети средствами Python / В. В. Семенюк, М. В. Складчиков // Инженерный вестник Дона. – 2023. – № 12(108). – С. 231–245. – EDN TBESZT.</w:t>
       </w:r>
       <w:bookmarkEnd w:id="79"/>
     </w:p>
@@ -26729,55 +24222,7 @@
           <w:rFonts w:cs="Times New Roman"/>
           <w:lang w:val="en-US" w:bidi="ru-RU"/>
         </w:rPr>
-        <w:t xml:space="preserve">Sanh V., Debut L., </w:t>
-      </w:r>
-      <w:proofErr w:type="spellStart"/>
-      <w:r>
-        <w:rPr>
-          <w:rFonts w:cs="Times New Roman"/>
-          <w:lang w:val="en-US" w:bidi="ru-RU"/>
-        </w:rPr>
-        <w:t>Chaumond</w:t>
-      </w:r>
-      <w:proofErr w:type="spellEnd"/>
-      <w:r>
-        <w:rPr>
-          <w:rFonts w:cs="Times New Roman"/>
-          <w:lang w:val="en-US" w:bidi="ru-RU"/>
-        </w:rPr>
-        <w:t xml:space="preserve"> J., Wolf T. </w:t>
-      </w:r>
-      <w:proofErr w:type="spellStart"/>
-      <w:r>
-        <w:rPr>
-          <w:rFonts w:cs="Times New Roman"/>
-          <w:lang w:val="en-US" w:bidi="ru-RU"/>
-        </w:rPr>
-        <w:t>DistilBERT</w:t>
-      </w:r>
-      <w:proofErr w:type="spellEnd"/>
-      <w:r>
-        <w:rPr>
-          <w:rFonts w:cs="Times New Roman"/>
-          <w:lang w:val="en-US" w:bidi="ru-RU"/>
-        </w:rPr>
-        <w:t xml:space="preserve">, a distilled version of BERT: smaller, faster, cheaper and lighter // </w:t>
-      </w:r>
-      <w:proofErr w:type="spellStart"/>
-      <w:r>
-        <w:rPr>
-          <w:rFonts w:cs="Times New Roman"/>
-          <w:lang w:val="en-US" w:bidi="ru-RU"/>
-        </w:rPr>
-        <w:t>arXiv</w:t>
-      </w:r>
-      <w:proofErr w:type="spellEnd"/>
-      <w:r>
-        <w:rPr>
-          <w:rFonts w:cs="Times New Roman"/>
-          <w:lang w:val="en-US" w:bidi="ru-RU"/>
-        </w:rPr>
-        <w:t xml:space="preserve"> preprint arXiv:1910.01108. – 2019. – URL: https://arxiv.org/abs/1910.01108 (</w:t>
+        <w:t>Sanh V., Debut L., Chaumond J., Wolf T. DistilBERT, a distilled version of BERT: smaller, faster, cheaper and lighter // arXiv preprint arXiv:1910.01108. – 2019. – URL: https://arxiv.org/abs/1910.01108 (</w:t>
       </w:r>
       <w:r>
         <w:rPr>
@@ -26820,21 +24265,12 @@
           <w:lang w:bidi="ru-RU"/>
         </w:rPr>
       </w:pPr>
-      <w:proofErr w:type="spellStart"/>
       <w:r>
         <w:rPr>
           <w:rFonts w:cs="Times New Roman"/>
           <w:lang w:bidi="ru-RU"/>
         </w:rPr>
-        <w:t>Docker</w:t>
-      </w:r>
-      <w:proofErr w:type="spellEnd"/>
-      <w:r>
-        <w:rPr>
-          <w:rFonts w:cs="Times New Roman"/>
-          <w:lang w:bidi="ru-RU"/>
-        </w:rPr>
-        <w:t xml:space="preserve"> [Электронный ресурс]. – URL: https://www.docker.com (дата обращения: 10.05.2026).</w:t>
+        <w:t>Docker [Электронный ресурс]. – URL: https://www.docker.com (дата обращения: 10.05.2026).</w:t>
       </w:r>
     </w:p>
     <w:p>
@@ -26854,71 +24290,7 @@
           <w:rFonts w:cs="Times New Roman"/>
           <w:lang w:val="en-US" w:bidi="ru-RU"/>
         </w:rPr>
-        <w:t xml:space="preserve">The Go Programming Language: </w:t>
-      </w:r>
-      <w:proofErr w:type="spellStart"/>
-      <w:r>
-        <w:rPr>
-          <w:rFonts w:cs="Times New Roman"/>
-          <w:lang w:val="en-US" w:bidi="ru-RU"/>
-        </w:rPr>
-        <w:t>офиц</w:t>
-      </w:r>
-      <w:proofErr w:type="spellEnd"/>
-      <w:r>
-        <w:rPr>
-          <w:rFonts w:cs="Times New Roman"/>
-          <w:lang w:val="en-US" w:bidi="ru-RU"/>
-        </w:rPr>
-        <w:t xml:space="preserve">. </w:t>
-      </w:r>
-      <w:proofErr w:type="spellStart"/>
-      <w:r>
-        <w:rPr>
-          <w:rFonts w:cs="Times New Roman"/>
-          <w:lang w:val="en-US" w:bidi="ru-RU"/>
-        </w:rPr>
-        <w:t>сайт</w:t>
-      </w:r>
-      <w:proofErr w:type="spellEnd"/>
-      <w:r>
-        <w:rPr>
-          <w:rFonts w:cs="Times New Roman"/>
-          <w:lang w:val="en-US" w:bidi="ru-RU"/>
-        </w:rPr>
-        <w:t>. – URL: https://go.dev (</w:t>
-      </w:r>
-      <w:proofErr w:type="spellStart"/>
-      <w:r>
-        <w:rPr>
-          <w:rFonts w:cs="Times New Roman"/>
-          <w:lang w:val="en-US" w:bidi="ru-RU"/>
-        </w:rPr>
-        <w:t>дата</w:t>
-      </w:r>
-      <w:proofErr w:type="spellEnd"/>
-      <w:r>
-        <w:rPr>
-          <w:rFonts w:cs="Times New Roman"/>
-          <w:lang w:val="en-US" w:bidi="ru-RU"/>
-        </w:rPr>
-        <w:t xml:space="preserve"> </w:t>
-      </w:r>
-      <w:proofErr w:type="spellStart"/>
-      <w:r>
-        <w:rPr>
-          <w:rFonts w:cs="Times New Roman"/>
-          <w:lang w:val="en-US" w:bidi="ru-RU"/>
-        </w:rPr>
-        <w:t>обращения</w:t>
-      </w:r>
-      <w:proofErr w:type="spellEnd"/>
-      <w:r>
-        <w:rPr>
-          <w:rFonts w:cs="Times New Roman"/>
-          <w:lang w:val="en-US" w:bidi="ru-RU"/>
-        </w:rPr>
-        <w:t>: 10.05.2026).</w:t>
+        <w:t>The Go Programming Language: офиц. сайт. – URL: https://go.dev (дата обращения: 10.05.2026).</w:t>
       </w:r>
     </w:p>
     <w:p>
@@ -27072,7 +24444,6 @@
         </w:rPr>
         <w:t>.</w:t>
       </w:r>
-      <w:proofErr w:type="spellStart"/>
       <w:r>
         <w:rPr>
           <w:rFonts w:cs="Times New Roman"/>
@@ -27080,7 +24451,6 @@
         </w:rPr>
         <w:t>postgresql</w:t>
       </w:r>
-      <w:proofErr w:type="spellEnd"/>
       <w:r>
         <w:rPr>
           <w:rFonts w:cs="Times New Roman"/>
@@ -27120,71 +24490,7 @@
           <w:rFonts w:cs="Times New Roman"/>
           <w:lang w:val="en-US" w:bidi="ru-RU"/>
         </w:rPr>
-        <w:t>CTranslate2: Efficient inference for Transformer models [</w:t>
-      </w:r>
-      <w:proofErr w:type="spellStart"/>
-      <w:r>
-        <w:rPr>
-          <w:rFonts w:cs="Times New Roman"/>
-          <w:lang w:val="en-US" w:bidi="ru-RU"/>
-        </w:rPr>
-        <w:t>Электронный</w:t>
-      </w:r>
-      <w:proofErr w:type="spellEnd"/>
-      <w:r>
-        <w:rPr>
-          <w:rFonts w:cs="Times New Roman"/>
-          <w:lang w:val="en-US" w:bidi="ru-RU"/>
-        </w:rPr>
-        <w:t xml:space="preserve"> </w:t>
-      </w:r>
-      <w:proofErr w:type="spellStart"/>
-      <w:r>
-        <w:rPr>
-          <w:rFonts w:cs="Times New Roman"/>
-          <w:lang w:val="en-US" w:bidi="ru-RU"/>
-        </w:rPr>
-        <w:t>ресурс</w:t>
-      </w:r>
-      <w:proofErr w:type="spellEnd"/>
-      <w:r>
-        <w:rPr>
-          <w:rFonts w:cs="Times New Roman"/>
-          <w:lang w:val="en-US" w:bidi="ru-RU"/>
-        </w:rPr>
-        <w:t>]. – URL: https://opennmt.net/CTranslate2/ (</w:t>
-      </w:r>
-      <w:proofErr w:type="spellStart"/>
-      <w:r>
-        <w:rPr>
-          <w:rFonts w:cs="Times New Roman"/>
-          <w:lang w:val="en-US" w:bidi="ru-RU"/>
-        </w:rPr>
-        <w:t>дата</w:t>
-      </w:r>
-      <w:proofErr w:type="spellEnd"/>
-      <w:r>
-        <w:rPr>
-          <w:rFonts w:cs="Times New Roman"/>
-          <w:lang w:val="en-US" w:bidi="ru-RU"/>
-        </w:rPr>
-        <w:t xml:space="preserve"> </w:t>
-      </w:r>
-      <w:proofErr w:type="spellStart"/>
-      <w:r>
-        <w:rPr>
-          <w:rFonts w:cs="Times New Roman"/>
-          <w:lang w:val="en-US" w:bidi="ru-RU"/>
-        </w:rPr>
-        <w:t>обращения</w:t>
-      </w:r>
-      <w:proofErr w:type="spellEnd"/>
-      <w:r>
-        <w:rPr>
-          <w:rFonts w:cs="Times New Roman"/>
-          <w:lang w:val="en-US" w:bidi="ru-RU"/>
-        </w:rPr>
-        <w:t>: 10.05.2026).</w:t>
+        <w:t>CTranslate2: Efficient inference for Transformer models [Электронный ресурс]. – URL: https://opennmt.net/CTranslate2/ (дата обращения: 10.05.2026).</w:t>
       </w:r>
     </w:p>
     <w:sectPr>

--- a/вкр/ВКР_Демьянцев_606-22.docx
+++ b/вкр/ВКР_Демьянцев_606-22.docx
@@ -2284,7 +2284,7 @@
           <w:sz w:val="24"/>
           <w:szCs w:val="24"/>
         </w:rPr>
-        <w:t>68</w:t>
+        <w:t>62</w:t>
       </w:r>
       <w:r>
         <w:rPr>
@@ -3366,7 +3366,7 @@
             <w:noProof/>
             <w:webHidden/>
           </w:rPr>
-          <w:t>11</w:t>
+          <w:t>10</w:t>
         </w:r>
         <w:r>
           <w:rPr>
@@ -3527,7 +3527,7 @@
             <w:noProof/>
             <w:webHidden/>
           </w:rPr>
-          <w:t>15</w:t>
+          <w:t>14</w:t>
         </w:r>
         <w:r>
           <w:rPr>
@@ -3603,7 +3603,7 @@
             <w:noProof/>
             <w:webHidden/>
           </w:rPr>
-          <w:t>16</w:t>
+          <w:t>15</w:t>
         </w:r>
         <w:r>
           <w:rPr>
@@ -3680,7 +3680,7 @@
             <w:noProof/>
             <w:webHidden/>
           </w:rPr>
-          <w:t>17</w:t>
+          <w:t>16</w:t>
         </w:r>
         <w:r>
           <w:rPr>
@@ -3756,7 +3756,7 @@
             <w:noProof/>
             <w:webHidden/>
           </w:rPr>
-          <w:t>18</w:t>
+          <w:t>17</w:t>
         </w:r>
         <w:r>
           <w:rPr>
@@ -3833,7 +3833,7 @@
             <w:noProof/>
             <w:webHidden/>
           </w:rPr>
-          <w:t>19</w:t>
+          <w:t>18</w:t>
         </w:r>
         <w:r>
           <w:rPr>
@@ -3910,7 +3910,7 @@
             <w:noProof/>
             <w:webHidden/>
           </w:rPr>
-          <w:t>19</w:t>
+          <w:t>18</w:t>
         </w:r>
         <w:r>
           <w:rPr>
@@ -3986,7 +3986,7 @@
             <w:noProof/>
             <w:webHidden/>
           </w:rPr>
-          <w:t>21</w:t>
+          <w:t>20</w:t>
         </w:r>
         <w:r>
           <w:rPr>
@@ -4063,7 +4063,7 @@
             <w:noProof/>
             <w:webHidden/>
           </w:rPr>
-          <w:t>44</w:t>
+          <w:t>40</w:t>
         </w:r>
         <w:r>
           <w:rPr>
@@ -4139,7 +4139,7 @@
             <w:noProof/>
             <w:webHidden/>
           </w:rPr>
-          <w:t>44</w:t>
+          <w:t>40</w:t>
         </w:r>
         <w:r>
           <w:rPr>
@@ -4215,7 +4215,7 @@
             <w:noProof/>
             <w:webHidden/>
           </w:rPr>
-          <w:t>45</w:t>
+          <w:t>41</w:t>
         </w:r>
         <w:r>
           <w:rPr>
@@ -4291,7 +4291,7 @@
             <w:noProof/>
             <w:webHidden/>
           </w:rPr>
-          <w:t>46</w:t>
+          <w:t>42</w:t>
         </w:r>
         <w:r>
           <w:rPr>
@@ -4367,7 +4367,7 @@
             <w:noProof/>
             <w:webHidden/>
           </w:rPr>
-          <w:t>47</w:t>
+          <w:t>43</w:t>
         </w:r>
         <w:r>
           <w:rPr>
@@ -4443,7 +4443,7 @@
             <w:noProof/>
             <w:webHidden/>
           </w:rPr>
-          <w:t>48</w:t>
+          <w:t>43</w:t>
         </w:r>
         <w:r>
           <w:rPr>
@@ -4519,7 +4519,7 @@
             <w:noProof/>
             <w:webHidden/>
           </w:rPr>
-          <w:t>48</w:t>
+          <w:t>44</w:t>
         </w:r>
         <w:r>
           <w:rPr>
@@ -4595,7 +4595,7 @@
             <w:noProof/>
             <w:webHidden/>
           </w:rPr>
-          <w:t>49</w:t>
+          <w:t>45</w:t>
         </w:r>
         <w:r>
           <w:rPr>
@@ -4671,7 +4671,7 @@
             <w:noProof/>
             <w:webHidden/>
           </w:rPr>
-          <w:t>51</w:t>
+          <w:t>47</w:t>
         </w:r>
         <w:r>
           <w:rPr>
@@ -4747,7 +4747,7 @@
             <w:noProof/>
             <w:webHidden/>
           </w:rPr>
-          <w:t>61</w:t>
+          <w:t>55</w:t>
         </w:r>
         <w:r>
           <w:rPr>
@@ -4823,7 +4823,7 @@
             <w:noProof/>
             <w:webHidden/>
           </w:rPr>
-          <w:t>61</w:t>
+          <w:t>56</w:t>
         </w:r>
         <w:r>
           <w:rPr>
@@ -4899,7 +4899,7 @@
             <w:noProof/>
             <w:webHidden/>
           </w:rPr>
-          <w:t>62</w:t>
+          <w:t>57</w:t>
         </w:r>
         <w:r>
           <w:rPr>
@@ -4976,7 +4976,7 @@
             <w:noProof/>
             <w:webHidden/>
           </w:rPr>
-          <w:t>65</w:t>
+          <w:t>59</w:t>
         </w:r>
         <w:r>
           <w:rPr>
@@ -5053,7 +5053,7 @@
             <w:noProof/>
             <w:webHidden/>
           </w:rPr>
-          <w:t>67</w:t>
+          <w:t>61</w:t>
         </w:r>
         <w:r>
           <w:rPr>
@@ -5132,8 +5132,11 @@
         </w:numPr>
       </w:pPr>
       <w:r>
+        <w:t xml:space="preserve">Современные подходы к управлению персоналом всё чаще требуют объективных данных о состоянии сотрудников, что делает эмоциональный интеллект измеримой характеристикой. При этом традиционные методы, такие </w:t>
+      </w:r>
+      <w:r>
         <w:lastRenderedPageBreak/>
-        <w:t>Современные подходы к управлению персоналом всё чаще требуют объективных данных о состоянии сотрудников, что делает эмоциональный интеллект измеримой характеристикой. При этом традиционные методы, такие как анкетирование, собеседования и экспертные оценки, не обеспечивают ни нужной точности, ни оперативности. Проблемы выявляются постфактум, когда их коррекция уже требует значительных ресурсов.</w:t>
+        <w:t>как анкетирование, собеседования и экспертные оценки, не обеспечивают ни нужной точности, ни оперативности. Проблемы выявляются постфактум, когда их коррекция уже требует значительных ресурсов.</w:t>
       </w:r>
     </w:p>
     <w:p>
@@ -5225,7 +5228,6 @@
         </w:numPr>
       </w:pPr>
       <w:r>
-        <w:lastRenderedPageBreak/>
         <w:t>Спроектировать функциональную модель системы и выполнить её декомпозицию.</w:t>
       </w:r>
     </w:p>
@@ -5255,7 +5257,11 @@
     </w:p>
     <w:p>
       <w:r>
-        <w:t>Научная новизна работы состоит в том, что мультимодальная система, объединяющая анализ видеопотока и аудиопотока, адаптируется специально к задачам управления персоналом, с учётом HR-контекста и требований российского законодательства. Подобная постановка задачи в предшествующих исследованиях не рассматривалась с такой степенью детализации.</w:t>
+        <w:t xml:space="preserve">Научная новизна работы состоит в том, что мультимодальная система, объединяющая анализ видеопотока и аудиопотока, адаптируется специально к задачам управления персоналом, с учётом HR-контекста и требований российского </w:t>
+      </w:r>
+      <w:r>
+        <w:lastRenderedPageBreak/>
+        <w:t>законодательства. Подобная постановка задачи в предшествующих исследованиях не рассматривалась с такой степенью детализации.</w:t>
       </w:r>
     </w:p>
     <w:p>
@@ -5340,8 +5346,11 @@
     </w:p>
     <w:p>
       <w:r>
+        <w:t xml:space="preserve">Исследования в области аффективных вычислений показывают, что эмоциональные характеристики могут использоваться как дополнительный источник информации при принятии кадровых решений. Вместе с тем использование исключительно наблюдения и анкетирования не всегда обеспечивает объективную </w:t>
+      </w:r>
+      <w:r>
         <w:lastRenderedPageBreak/>
-        <w:t>Исследования в области аффективных вычислений показывают, что эмоциональные характеристики могут использоваться как дополнительный источник информации при принятии кадровых решений. Вместе с тем использование исключительно наблюдения и анкетирования не всегда обеспечивает объективную оценку эмоционального состояния, что обусловливает применение автоматизированных методов анализа [</w:t>
+        <w:t>оценку эмоционального состояния, что обусловливает применение автоматизированных методов анализа [</w:t>
       </w:r>
       <w:r>
         <w:fldChar w:fldCharType="begin"/>
@@ -5445,20 +5454,23 @@
       </w:pPr>
       <w:bookmarkStart w:id="12" w:name="_Toc233140223"/>
       <w:r>
+        <w:t>Анализ существующего бизнес-процесса оценки персонала</w:t>
+      </w:r>
+      <w:bookmarkEnd w:id="12"/>
+    </w:p>
+    <w:p>
+      <w:r>
+        <w:t>Перед разработкой системы распознавания эмоций был выполнен анализ действующего процесса оценки кандидатов. Для его описания использовалась нотация BPMN, позволяющая формализовать последовательность действий участников и отразить их взаимодействие. Анализ построенной модели позволяет определить недостатки существующего процесса и выделить этапы, на которых целесообразно применять средства автоматизированного анализа эмоционального состояния.</w:t>
+      </w:r>
+      <w:r>
+        <w:t xml:space="preserve"> </w:t>
+      </w:r>
+      <w:r>
+        <w:t xml:space="preserve">На </w:t>
+      </w:r>
+      <w:r>
         <w:lastRenderedPageBreak/>
-        <w:t>Анализ существующего бизнес-процесса оценки персонала</w:t>
-      </w:r>
-      <w:bookmarkEnd w:id="12"/>
-    </w:p>
-    <w:p>
-      <w:r>
-        <w:t>Перед разработкой системы распознавания эмоций был выполнен анализ действующего процесса оценки кандидатов. Для его описания использовалась нотация BPMN, позволяющая формализовать последовательность действий участников и отразить их взаимодействие. Анализ построенной модели позволяет определить недостатки существующего процесса и выделить этапы, на которых целесообразно применять средства автоматизированного анализа эмоционального состояния.</w:t>
-      </w:r>
-      <w:r>
-        <w:t xml:space="preserve"> </w:t>
-      </w:r>
-      <w:r>
-        <w:t>На рисунке</w:t>
+        <w:t>рисунке</w:t>
       </w:r>
       <w:r>
         <w:t xml:space="preserve"> </w:t>
@@ -5630,32 +5642,35 @@
     </w:p>
     <w:p>
       <w:r>
+        <w:t xml:space="preserve">Далее проводится сессия взаимодействия с кандидатом. В </w:t>
+      </w:r>
+      <w:r>
+        <w:t xml:space="preserve">отличие от разработанной </w:t>
+      </w:r>
+      <w:r>
+        <w:t>системы</w:t>
+      </w:r>
+      <w:r>
+        <w:t>, сбор и анализ информации осуществляется без использования специализированных интеллектуальных инструментов.</w:t>
+      </w:r>
+    </w:p>
+    <w:p>
+      <w:r>
+        <w:t>Оценка кандидата выполняется HR-специалистом на основе личного опыта и субъективного восприятия, без применения нейросетевого анализа мультимодальных данных.</w:t>
+      </w:r>
+    </w:p>
+    <w:p>
+      <w:r>
+        <w:t>На основании полученной информации принимается решение, оформляемое в виде предложения. Информирование руководителя о результатах осуществляется без автоматизированной аналитической поддержки.</w:t>
+      </w:r>
+    </w:p>
+    <w:p>
+      <w:r>
+        <w:t xml:space="preserve">Таким образом, данный процесс характеризуется отсутствием этапа автоматического анализа данных и формализованных метрик оценки, что снижает </w:t>
+      </w:r>
+      <w:r>
         <w:lastRenderedPageBreak/>
-        <w:t xml:space="preserve">Далее проводится сессия взаимодействия с кандидатом. В </w:t>
-      </w:r>
-      <w:r>
-        <w:t xml:space="preserve">отличие от разработанной </w:t>
-      </w:r>
-      <w:r>
-        <w:t>системы</w:t>
-      </w:r>
-      <w:r>
-        <w:t>, сбор и анализ информации осуществляется без использования специализированных интеллектуальных инструментов.</w:t>
-      </w:r>
-    </w:p>
-    <w:p>
-      <w:r>
-        <w:t>Оценка кандидата выполняется HR-специалистом на основе личного опыта и субъективного восприятия, без применения нейросетевого анализа мультимодальных данных.</w:t>
-      </w:r>
-    </w:p>
-    <w:p>
-      <w:r>
-        <w:t>На основании полученной информации принимается решение, оформляемое в виде предложения. Информирование руководителя о результатах осуществляется без автоматизированной аналитической поддержки.</w:t>
-      </w:r>
-    </w:p>
-    <w:p>
-      <w:r>
-        <w:t>Таким образом, данный процесс характеризуется отсутствием этапа автоматического анализа данных и формализованных метрик оценки, что снижает объективность и воспроизводимость результатов по сравнению с разработанной системой</w:t>
+        <w:t>объективность и воспроизводимость результатов по сравнению с разработанной системой</w:t>
       </w:r>
       <w:r>
         <w:t>.</w:t>
@@ -5704,11 +5719,7 @@
         <w:contextualSpacing w:val="0"/>
       </w:pPr>
       <w:r>
-        <w:t xml:space="preserve">Одним из наиболее известных решений данного класса является библиотека Affectiva, предназначенная для анализа выражений лица с использованием свёрточных нейронных сетей. Алгоритм анализирует </w:t>
-      </w:r>
-      <w:r>
-        <w:lastRenderedPageBreak/>
-        <w:t>видеопоток, извлекает характерные особенности мимики и на их основе определяет предполагаемое эмоциональное состояние человека.</w:t>
+        <w:t>Одним из наиболее известных решений данного класса является библиотека Affectiva, предназначенная для анализа выражений лица с использованием свёрточных нейронных сетей. Алгоритм анализирует видеопоток, извлекает характерные особенности мимики и на их основе определяет предполагаемое эмоциональное состояние человека.</w:t>
       </w:r>
     </w:p>
     <w:p>
@@ -5824,6 +5835,7 @@
         <w:contextualSpacing w:val="0"/>
       </w:pPr>
       <w:r>
+        <w:lastRenderedPageBreak/>
         <w:t>Преимущества:</w:t>
       </w:r>
     </w:p>
@@ -5950,7 +5962,6 @@
         <w:contextualSpacing w:val="0"/>
       </w:pPr>
       <w:r>
-        <w:lastRenderedPageBreak/>
         <w:t>Высокая точность за счёт комбинирования данных.</w:t>
       </w:r>
     </w:p>
@@ -6144,6 +6155,7 @@
         <w:contextualSpacing w:val="0"/>
       </w:pPr>
       <w:r>
+        <w:lastRenderedPageBreak/>
         <w:t>Ограниченная адаптивность к сложным сценариям.</w:t>
       </w:r>
     </w:p>
@@ -6209,7 +6221,6 @@
         <w:contextualSpacing w:val="0"/>
       </w:pPr>
       <w:r>
-        <w:lastRenderedPageBreak/>
         <w:t>Гибкость стека: Использование открытых библиотек (Python, PyTorch, OpenCV) позволяет избежать лицензионных отчислений.</w:t>
       </w:r>
     </w:p>
@@ -6375,12 +6386,12 @@
         <w:tblLook w:val="04A0" w:firstRow="1" w:lastRow="0" w:firstColumn="1" w:lastColumn="0" w:noHBand="0" w:noVBand="1"/>
       </w:tblPr>
       <w:tblGrid>
-        <w:gridCol w:w="1584"/>
-        <w:gridCol w:w="1443"/>
-        <w:gridCol w:w="1429"/>
-        <w:gridCol w:w="1751"/>
-        <w:gridCol w:w="1435"/>
-        <w:gridCol w:w="1703"/>
+        <w:gridCol w:w="1773"/>
+        <w:gridCol w:w="1612"/>
+        <w:gridCol w:w="1597"/>
+        <w:gridCol w:w="1963"/>
+        <w:gridCol w:w="1603"/>
+        <w:gridCol w:w="1908"/>
       </w:tblGrid>
       <w:tr>
         <w:trPr>
@@ -6798,6 +6809,7 @@
               <w:pStyle w:val="aff9"/>
             </w:pPr>
             <w:r>
+              <w:lastRenderedPageBreak/>
               <w:t>Требования к данным</w:t>
             </w:r>
           </w:p>
@@ -6924,12 +6936,12 @@
         <w:tblLook w:val="04A0" w:firstRow="1" w:lastRow="0" w:firstColumn="1" w:lastColumn="0" w:noHBand="0" w:noVBand="1"/>
       </w:tblPr>
       <w:tblGrid>
-        <w:gridCol w:w="1355"/>
-        <w:gridCol w:w="1426"/>
-        <w:gridCol w:w="1412"/>
-        <w:gridCol w:w="1730"/>
-        <w:gridCol w:w="1418"/>
-        <w:gridCol w:w="2004"/>
+        <w:gridCol w:w="1512"/>
+        <w:gridCol w:w="1593"/>
+        <w:gridCol w:w="1577"/>
+        <w:gridCol w:w="1939"/>
+        <w:gridCol w:w="1584"/>
+        <w:gridCol w:w="2251"/>
       </w:tblGrid>
       <w:tr>
         <w:tc>
@@ -7101,7 +7113,6 @@
               <w:pStyle w:val="aff9"/>
             </w:pPr>
             <w:r>
-              <w:lastRenderedPageBreak/>
               <w:t>Стоимость внедрения</w:t>
             </w:r>
           </w:p>
@@ -7309,6 +7320,7 @@
         <w:pStyle w:val="25"/>
       </w:pPr>
       <w:r>
+        <w:lastRenderedPageBreak/>
         <w:t>Адаптивность к HR-сценариям также оказывается на стороне разрабатываемой системы и готовых мультимодальных решений. Оба подхода учитывают контекст собеседований и рабочих встреч, тогда как системы общего назначения и традиционные методы не обладают такой специализацией.</w:t>
       </w:r>
     </w:p>
@@ -7317,7 +7329,6 @@
         <w:pStyle w:val="25"/>
       </w:pPr>
       <w:r>
-        <w:lastRenderedPageBreak/>
         <w:t>Наиболее существенное отличие разрабатываемой системы от коммерческих аналогов проявляется в вопросах стоимости и правового обеспечения. В отличие от Affectiva, Beyond Verbal и Emotient, разрабатываемая система предполагает отсутствие регулярных лицензионных отчислений и изначальную архитектурную поддержку требований ФЗ-152. Это критично для работы с персональными данными сотрудников в российских организациях, где передача биометрической информации внешним сервисам создаёт правовые и репутационные риски.</w:t>
       </w:r>
     </w:p>
@@ -7712,8 +7723,14 @@
         <w:rPr>
           <w:lang w:bidi="ru-RU"/>
         </w:rPr>
+        <w:t xml:space="preserve">Для реализации модулей мультимодального анализа (распознавание эмоционального состояния, транскрибация речи) применялся язык программирования </w:t>
+      </w:r>
+      <w:r>
+        <w:rPr>
+          <w:lang w:bidi="ru-RU"/>
+        </w:rPr>
         <w:lastRenderedPageBreak/>
-        <w:t>Для реализации модулей мультимодального анализа (распознавание эмоционального состояния, транскрибация речи) применялся язык программирования Python. Он используется в составе отдельного AI-шлюза и сервиса распознавания речи для обработки видеопотока и аудиосигналов.</w:t>
+        <w:t>Python. Он используется в составе отдельного AI-шлюза и сервиса распознавания речи для обработки видеопотока и аудиосигналов.</w:t>
       </w:r>
     </w:p>
     <w:p>
@@ -7992,21 +8009,27 @@
         <w:rPr>
           <w:lang w:bidi="ru-RU"/>
         </w:rPr>
+        <w:t>Строгое соответствие требованиям целостности информации и полную совместимость с выбранным стеком разработки.</w:t>
+      </w:r>
+    </w:p>
+    <w:p>
+      <w:pPr>
+        <w:rPr>
+          <w:lang w:bidi="ru-RU"/>
+        </w:rPr>
+      </w:pPr>
+      <w:r>
+        <w:rPr>
+          <w:lang w:bidi="ru-RU"/>
+        </w:rPr>
+        <w:t xml:space="preserve">Таким образом, выбранные методы и средства разработки позволяют эффективно реализовать программный комплекс, обеспечивая его надёжность, производительность </w:t>
+      </w:r>
+      <w:r>
+        <w:rPr>
+          <w:lang w:bidi="ru-RU"/>
+        </w:rPr>
         <w:lastRenderedPageBreak/>
-        <w:t>Строгое соответствие требованиям целостности информации и полную совместимость с выбранным стеком разработки.</w:t>
-      </w:r>
-    </w:p>
-    <w:p>
-      <w:pPr>
-        <w:rPr>
-          <w:lang w:bidi="ru-RU"/>
-        </w:rPr>
-      </w:pPr>
-      <w:r>
-        <w:rPr>
-          <w:lang w:bidi="ru-RU"/>
-        </w:rPr>
-        <w:t>Таким образом, выбранные методы и средства разработки позволяют эффективно реализовать программный комплекс, обеспечивая его надёжность, производительность и возможность последующего масштабирования аналитических модулей без изменения основной архитектуры системы.</w:t>
+        <w:t>и возможность последующего масштабирования аналитических модулей без изменения основной архитектуры системы.</w:t>
       </w:r>
     </w:p>
     <w:p>
@@ -8083,7 +8106,6 @@
         <w:rPr>
           <w:noProof/>
         </w:rPr>
-        <w:lastRenderedPageBreak/>
         <w:drawing>
           <wp:inline distT="0" distB="0" distL="0" distR="0" wp14:anchorId="0FF3C219" wp14:editId="2B426BAD">
             <wp:extent cx="5940425" cy="4662170"/>
@@ -8190,6 +8212,7 @@
     </w:p>
     <w:p>
       <w:r>
+        <w:lastRenderedPageBreak/>
         <w:t>Процесс начинается с поступления задачи от руководителя, в которой формулируется необходимость оценки кандидата или сотрудника. После получения задачи HR-специалист инициирует работу в системе и проходит аутентификацию. В случае отсутствия учётной записи выполняется регистрация, после чего осуществляется повторный вход.</w:t>
       </w:r>
     </w:p>
@@ -8200,7 +8223,6 @@
     </w:p>
     <w:p>
       <w:r>
-        <w:lastRenderedPageBreak/>
         <w:t>После входа в систему HR-специалист проводит сессию взаимодействия с кандидатом. Обязательным этапом является получение согласия на обработку персональных данных, после чего осуществляется сбор мультимодальных данных (видеопоток и аудиопоток).</w:t>
       </w:r>
     </w:p>
@@ -8445,15 +8467,15 @@
         </w:numPr>
       </w:pPr>
       <w:r>
+        <w:t>Аналитический отчёт — структурированные результаты распознавания эмоций с метриками, графиками и рекомендациями.</w:t>
+      </w:r>
+    </w:p>
+    <w:p>
+      <w:pPr>
+        <w:ind w:left="709" w:firstLine="0"/>
+      </w:pPr>
+      <w:r>
         <w:lastRenderedPageBreak/>
-        <w:t>Аналитический отчёт — структурированные результаты распознавания эмоций с метриками, графиками и рекомендациями.</w:t>
-      </w:r>
-    </w:p>
-    <w:p>
-      <w:pPr>
-        <w:ind w:left="709" w:firstLine="0"/>
-      </w:pPr>
-      <w:r>
         <w:t>Управляющие факторы:</w:t>
       </w:r>
     </w:p>
@@ -8579,7 +8601,6 @@
     </w:p>
     <w:p>
       <w:r>
-        <w:lastRenderedPageBreak/>
         <w:t>Таким образом, диаграмма отражает обобщённую функциональную структуру системы и демонстрирует взаимосвязь между входными данными, управляющими воздействиями, используемыми ресурсами и результатом обработки.</w:t>
       </w:r>
     </w:p>
@@ -8701,7 +8722,15 @@
           <w:rFonts w:eastAsiaTheme="minorHAnsi"/>
           <w:lang w:eastAsia="en-US" w:bidi="he-IL"/>
         </w:rPr>
-        <w:t>представлена IDEF0-диаграмма декомпозиции первого уровня, раскрывающая внутреннюю структуру единого функционального блока на четыре взаимосвязанных подпроцесса: проведение сессии (A1), предобработка данных (A2), анализ данных (A3) и интерпретация результатов с формированием отчёта (A4).</w:t>
+        <w:t xml:space="preserve">представлена IDEF0-диаграмма декомпозиции первого уровня, раскрывающая </w:t>
+      </w:r>
+      <w:r>
+        <w:rPr>
+          <w:rFonts w:eastAsiaTheme="minorHAnsi"/>
+          <w:lang w:eastAsia="en-US" w:bidi="he-IL"/>
+        </w:rPr>
+        <w:lastRenderedPageBreak/>
+        <w:t>внутреннюю структуру единого функционального блока на четыре взаимосвязанных подпроцесса: проведение сессии (A1), предобработка данных (A2), анализ данных (A3) и интерпретация результатов с формированием отчёта (A4).</w:t>
       </w:r>
     </w:p>
     <w:p>
@@ -8858,20 +8887,20 @@
         <w:rPr>
           <w:rFonts w:eastAsiaTheme="minorHAnsi"/>
         </w:rPr>
+        <w:t>Блок A1 «Проведение сессии»</w:t>
+      </w:r>
+    </w:p>
+    <w:p>
+      <w:pPr>
+        <w:rPr>
+          <w:rFonts w:eastAsiaTheme="minorHAnsi"/>
+        </w:rPr>
+      </w:pPr>
+      <w:r>
+        <w:rPr>
+          <w:rFonts w:eastAsiaTheme="minorHAnsi"/>
+        </w:rPr>
         <w:lastRenderedPageBreak/>
-        <w:t>Блок A1 «Проведение сессии»</w:t>
-      </w:r>
-    </w:p>
-    <w:p>
-      <w:pPr>
-        <w:rPr>
-          <w:rFonts w:eastAsiaTheme="minorHAnsi"/>
-        </w:rPr>
-      </w:pPr>
-      <w:r>
-        <w:rPr>
-          <w:rFonts w:eastAsiaTheme="minorHAnsi"/>
-        </w:rPr>
         <w:t>Данный блок описывает процесс инициации и проведения онлайн-сессии взаимодействия между участниками. HR-специалист создаёт конфигурацию анализа, формирует запрос на создание сессии и приглашает участников через механизм инвайт-ссылок. В ходе сессии осуществляется захват мультимодальных данных от всех подключённых пользователей.</w:t>
       </w:r>
     </w:p>
@@ -9140,21 +9169,27 @@
         <w:rPr>
           <w:rFonts w:eastAsiaTheme="minorHAnsi"/>
         </w:rPr>
+        <w:t>Блок A2 «Предобработка данных»</w:t>
+      </w:r>
+    </w:p>
+    <w:p>
+      <w:pPr>
+        <w:rPr>
+          <w:rFonts w:eastAsiaTheme="minorHAnsi"/>
+        </w:rPr>
+      </w:pPr>
+      <w:r>
+        <w:rPr>
+          <w:rFonts w:eastAsiaTheme="minorHAnsi"/>
+        </w:rPr>
+        <w:t xml:space="preserve">На данном этапе собранные мультимодальные данные проходят первичную обработку и подготовку к анализу. Видеопоток подвергается нормализации яркости и контрастности, детекции лиц и выравниванию геометрии. Аудиопоток проходит </w:t>
+      </w:r>
+      <w:r>
+        <w:rPr>
+          <w:rFonts w:eastAsiaTheme="minorHAnsi"/>
+        </w:rPr>
         <w:lastRenderedPageBreak/>
-        <w:t>Блок A2 «Предобработка данных»</w:t>
-      </w:r>
-    </w:p>
-    <w:p>
-      <w:pPr>
-        <w:rPr>
-          <w:rFonts w:eastAsiaTheme="minorHAnsi"/>
-        </w:rPr>
-      </w:pPr>
-      <w:r>
-        <w:rPr>
-          <w:rFonts w:eastAsiaTheme="minorHAnsi"/>
-        </w:rPr>
-        <w:t>На данном этапе собранные мультимодальные данные проходят первичную обработку и подготовку к анализу. Видеопоток подвергается нормализации яркости и контрастности, детекции лиц и выравниванию геометрии. Аудиопоток проходит фильтрацию фонового шума, приведение к единой частоте дискретизации и сегментацию. Извне применяются алгоритмы детекции для выделения релевантных областей.</w:t>
+        <w:t>фильтрацию фонового шума, приведение к единой частоте дискретизации и сегментацию. Извне применяются алгоритмы детекции для выделения релевантных областей.</w:t>
       </w:r>
     </w:p>
     <w:p>
@@ -9363,14 +9398,7 @@
         <w:rPr>
           <w:rFonts w:eastAsiaTheme="minorHAnsi"/>
         </w:rPr>
-        <w:t xml:space="preserve">На данном этапе извлечённые признаки передаются в модули классификации на основе предобученных нейронных сетей. Видеоданные анализируются свёрточной нейронной сетью (CNN) для классификации выражений лица, аудиоданные — рекуррентной нейронной сетью (RNN) для распознавания голосовых характеристик. Параллельно выполняется транскрибация речи с помощью модели автоматического распознавания речи </w:t>
-      </w:r>
-      <w:r>
-        <w:rPr>
-          <w:rFonts w:eastAsiaTheme="minorHAnsi"/>
-        </w:rPr>
-        <w:lastRenderedPageBreak/>
-        <w:t>(ASR) и анализ тональности текста с использованием NLP-модели. Для каждого входного сигнала модель выдаёт оценку принадлежности к классу эмоций (argmax).</w:t>
+        <w:t>На данном этапе извлечённые признаки передаются в модули классификации на основе предобученных нейронных сетей. Видеоданные анализируются свёрточной нейронной сетью (CNN) для классификации выражений лица, аудиоданные — рекуррентной нейронной сетью (RNN) для распознавания голосовых характеристик. Параллельно выполняется транскрибация речи с помощью модели автоматического распознавания речи (ASR) и анализ тональности текста с использованием NLP-модели. Для каждого входного сигнала модель выдаёт оценку принадлежности к классу эмоций (argmax).</w:t>
       </w:r>
     </w:p>
     <w:p>
@@ -9437,6 +9465,7 @@
         <w:rPr>
           <w:rFonts w:eastAsiaTheme="minorHAnsi"/>
         </w:rPr>
+        <w:lastRenderedPageBreak/>
         <w:t xml:space="preserve">Профиль конфигурации анализа </w:t>
       </w:r>
       <w:r>
@@ -9587,7 +9616,6 @@
         <w:rPr>
           <w:rFonts w:eastAsiaTheme="minorHAnsi"/>
         </w:rPr>
-        <w:lastRenderedPageBreak/>
         <w:t>Входы:</w:t>
       </w:r>
     </w:p>
@@ -9716,6 +9744,7 @@
         <w:rPr>
           <w:rFonts w:eastAsiaTheme="minorHAnsi"/>
         </w:rPr>
+        <w:lastRenderedPageBreak/>
         <w:t>Механизмы:</w:t>
       </w:r>
     </w:p>
@@ -9846,7 +9875,6 @@
         <w:pStyle w:val="3"/>
       </w:pPr>
       <w:r>
-        <w:lastRenderedPageBreak/>
         <w:t>DFD-диаграмма</w:t>
       </w:r>
     </w:p>
@@ -10042,6 +10070,7 @@
       <w:bookmarkStart w:id="28" w:name="_Ref229760905"/>
       <w:bookmarkStart w:id="29" w:name="_Ref229761094"/>
       <w:r>
+        <w:lastRenderedPageBreak/>
         <w:t xml:space="preserve">Рисунок </w:t>
       </w:r>
       <w:r>
@@ -10098,7 +10127,6 @@
     </w:p>
     <w:p>
       <w:r>
-        <w:lastRenderedPageBreak/>
         <w:t xml:space="preserve">Логика движения информации на диаграмме отражает полный жизненный цикл обработки. Видео- и аудиопотоки от источника направляются в процесс сбора, откуда сырые данные передаются на этап обработки. </w:t>
       </w:r>
       <w:r>
@@ -10448,7 +10476,6 @@
           <w:iCs w:val="0"/>
           <w:szCs w:val="28"/>
         </w:rPr>
-        <w:lastRenderedPageBreak/>
         <w:t xml:space="preserve">Таблица </w:t>
       </w:r>
       <w:r>
@@ -10587,8 +10614,8 @@
       </w:tblPr>
       <w:tblGrid>
         <w:gridCol w:w="628"/>
-        <w:gridCol w:w="2769"/>
-        <w:gridCol w:w="5942"/>
+        <w:gridCol w:w="2960"/>
+        <w:gridCol w:w="6862"/>
       </w:tblGrid>
       <w:tr>
         <w:trPr>
@@ -10626,6 +10653,7 @@
                 <w:sz w:val="28"/>
                 <w:szCs w:val="28"/>
               </w:rPr>
+              <w:lastRenderedPageBreak/>
               <w:t>№</w:t>
             </w:r>
           </w:p>
@@ -11550,9 +11578,9 @@
         <w:tblLook w:val="04A0" w:firstRow="1" w:lastRow="0" w:firstColumn="1" w:lastColumn="0" w:noHBand="0" w:noVBand="1"/>
       </w:tblPr>
       <w:tblGrid>
-        <w:gridCol w:w="628"/>
-        <w:gridCol w:w="2282"/>
-        <w:gridCol w:w="6429"/>
+        <w:gridCol w:w="665"/>
+        <w:gridCol w:w="2442"/>
+        <w:gridCol w:w="7343"/>
       </w:tblGrid>
       <w:tr>
         <w:trPr>
@@ -12404,8 +12432,8 @@
       </w:tblPr>
       <w:tblGrid>
         <w:gridCol w:w="628"/>
-        <w:gridCol w:w="2898"/>
-        <w:gridCol w:w="5813"/>
+        <w:gridCol w:w="3033"/>
+        <w:gridCol w:w="6789"/>
       </w:tblGrid>
       <w:tr>
         <w:trPr>
@@ -12664,6 +12692,7 @@
                 <w:rFonts w:asciiTheme="majorHAnsi" w:hAnsiTheme="majorHAnsi" w:cstheme="majorHAnsi"/>
                 <w:sz w:val="28"/>
               </w:rPr>
+              <w:lastRenderedPageBreak/>
               <w:t>2</w:t>
             </w:r>
           </w:p>
@@ -13368,8 +13397,8 @@
       </w:tblPr>
       <w:tblGrid>
         <w:gridCol w:w="628"/>
-        <w:gridCol w:w="2923"/>
-        <w:gridCol w:w="5788"/>
+        <w:gridCol w:w="3147"/>
+        <w:gridCol w:w="6675"/>
       </w:tblGrid>
       <w:tr>
         <w:trPr>
@@ -14284,7 +14313,6 @@
           <w:bCs w:val="0"/>
           <w:color w:val="000000"/>
         </w:rPr>
-        <w:lastRenderedPageBreak/>
         <w:t>Участник встречи</w:t>
       </w:r>
       <w:r>
@@ -14442,8 +14470,8 @@
       </w:tblPr>
       <w:tblGrid>
         <w:gridCol w:w="628"/>
-        <w:gridCol w:w="2433"/>
-        <w:gridCol w:w="6278"/>
+        <w:gridCol w:w="2515"/>
+        <w:gridCol w:w="7307"/>
       </w:tblGrid>
       <w:tr>
         <w:trPr>
@@ -14702,6 +14730,7 @@
                 <w:rFonts w:asciiTheme="majorHAnsi" w:hAnsiTheme="majorHAnsi" w:cstheme="majorHAnsi"/>
                 <w:sz w:val="28"/>
               </w:rPr>
+              <w:lastRenderedPageBreak/>
               <w:t>2</w:t>
             </w:r>
           </w:p>
@@ -15411,8 +15440,8 @@
       </w:tblPr>
       <w:tblGrid>
         <w:gridCol w:w="589"/>
-        <w:gridCol w:w="3027"/>
-        <w:gridCol w:w="5723"/>
+        <w:gridCol w:w="3234"/>
+        <w:gridCol w:w="6627"/>
       </w:tblGrid>
       <w:tr>
         <w:trPr>
@@ -15977,7 +16006,6 @@
                 <w:rFonts w:asciiTheme="majorHAnsi" w:hAnsiTheme="majorHAnsi" w:cstheme="majorHAnsi"/>
                 <w:sz w:val="28"/>
               </w:rPr>
-              <w:lastRenderedPageBreak/>
               <w:t>5</w:t>
             </w:r>
           </w:p>
@@ -16359,7 +16387,7 @@
       <w:tblGrid>
         <w:gridCol w:w="628"/>
         <w:gridCol w:w="2109"/>
-        <w:gridCol w:w="6602"/>
+        <w:gridCol w:w="7713"/>
       </w:tblGrid>
       <w:tr>
         <w:trPr>
@@ -16397,6 +16425,7 @@
                 <w:sz w:val="28"/>
                 <w:szCs w:val="28"/>
               </w:rPr>
+              <w:lastRenderedPageBreak/>
               <w:t>№</w:t>
             </w:r>
           </w:p>
@@ -17138,8 +17167,8 @@
       </w:tblPr>
       <w:tblGrid>
         <w:gridCol w:w="628"/>
-        <w:gridCol w:w="2774"/>
-        <w:gridCol w:w="5937"/>
+        <w:gridCol w:w="2941"/>
+        <w:gridCol w:w="6881"/>
       </w:tblGrid>
       <w:tr>
         <w:trPr>
@@ -18459,6 +18488,7 @@
                 <w:rFonts w:asciiTheme="majorHAnsi" w:hAnsiTheme="majorHAnsi" w:cstheme="majorHAnsi"/>
                 <w:sz w:val="28"/>
               </w:rPr>
+              <w:lastRenderedPageBreak/>
               <w:t>4</w:t>
             </w:r>
           </w:p>
@@ -18705,7 +18735,6 @@
       <w:pPr>
         <w:rPr>
           <w:rFonts w:eastAsia="Microsoft YaHei"/>
-          <w:lang w:val="en-US"/>
         </w:rPr>
       </w:pPr>
       <w:r>
@@ -18795,9 +18824,9 @@
         </w:rPr>
         <w:lastRenderedPageBreak/>
         <w:drawing>
-          <wp:inline distT="0" distB="0" distL="0" distR="0" wp14:anchorId="36FEA299" wp14:editId="4B7939B2">
-            <wp:extent cx="8768722" cy="5545549"/>
-            <wp:effectExtent l="0" t="7620" r="5715" b="0"/>
+          <wp:inline distT="0" distB="0" distL="0" distR="0" wp14:anchorId="36FEA299" wp14:editId="03008184">
+            <wp:extent cx="8234016" cy="5207388"/>
+            <wp:effectExtent l="8255" t="0" r="4445" b="4445"/>
             <wp:docPr id="2" name="Рисунок 2"/>
             <wp:cNvGraphicFramePr>
               <a:graphicFrameLocks xmlns:a="http://schemas.openxmlformats.org/drawingml/2006/main" noChangeAspect="1"/>
@@ -18827,7 +18856,7 @@
                   <pic:spPr bwMode="auto">
                     <a:xfrm rot="16200000">
                       <a:off x="0" y="0"/>
-                      <a:ext cx="8781200" cy="5553440"/>
+                      <a:ext cx="8250873" cy="5218049"/>
                     </a:xfrm>
                     <a:prstGeom prst="rect">
                       <a:avLst/>
@@ -18934,7 +18963,6 @@
         <w:rPr>
           <w:rFonts w:eastAsia="Microsoft YaHei"/>
         </w:rPr>
-        <w:lastRenderedPageBreak/>
         <w:t>В отличие от концептуальной ER-модели, логическая схема ориентирована на технические аспекты реализации базы данных</w:t>
       </w:r>
       <w:r>
@@ -18959,6 +18987,7 @@
         <w:rPr>
           <w:rFonts w:eastAsia="Microsoft YaHei"/>
         </w:rPr>
+        <w:lastRenderedPageBreak/>
         <w:t>Первичные и внешние ключи. Во всех таблицах в качестве первичного ключа используется уникальный идентификатор записи. Внешние ключи обеспечивают ссылочную целостность между таблицами</w:t>
       </w:r>
       <w:r>
@@ -19068,14 +19097,7 @@
         <w:rPr>
           <w:rFonts w:eastAsia="Microsoft YaHei"/>
         </w:rPr>
-        <w:t xml:space="preserve">Аудит действий. Таблица журнала аутентификации фиксирует все события входа, выхода и ошибок доступа с указанием сетевого адреса </w:t>
-      </w:r>
-      <w:r>
-        <w:rPr>
-          <w:rFonts w:eastAsia="Microsoft YaHei"/>
-        </w:rPr>
-        <w:lastRenderedPageBreak/>
-        <w:t>источника запроса, что позволяет проводить ретроспективный анализ инцидентов информационной безопасности.</w:t>
+        <w:t>Аудит действий. Таблица журнала аутентификации фиксирует все события входа, выхода и ошибок доступа с указанием сетевого адреса источника запроса, что позволяет проводить ретроспективный анализ инцидентов информационной безопасности.</w:t>
       </w:r>
     </w:p>
     <w:p>
@@ -19307,19 +19329,11 @@
           <w:lang w:val="en-US"/>
         </w:rPr>
       </w:pPr>
-      <w:commentRangeStart w:id="39"/>
-      <w:commentRangeEnd w:id="39"/>
-      <w:r>
-        <w:rPr>
-          <w:rStyle w:val="aff1"/>
+      <w:r>
+        <w:rPr>
+          <w:noProof/>
         </w:rPr>
         <w:lastRenderedPageBreak/>
-        <w:commentReference w:id="39"/>
-      </w:r>
-      <w:r>
-        <w:rPr>
-          <w:noProof/>
-        </w:rPr>
         <w:drawing>
           <wp:inline distT="0" distB="0" distL="0" distR="0" wp14:anchorId="20A30C09" wp14:editId="20055FCB">
             <wp:extent cx="5940425" cy="2980055"/>
@@ -19336,7 +19350,7 @@
                     <pic:cNvPicPr/>
                   </pic:nvPicPr>
                   <pic:blipFill>
-                    <a:blip r:embed="rId19"/>
+                    <a:blip r:embed="rId16"/>
                     <a:stretch>
                       <a:fillRect/>
                     </a:stretch>
@@ -19368,7 +19382,7 @@
           <w:lang w:eastAsia="en-US" w:bidi="he-IL"/>
         </w:rPr>
       </w:pPr>
-      <w:bookmarkStart w:id="40" w:name="_Ref229766213"/>
+      <w:bookmarkStart w:id="39" w:name="_Ref229766213"/>
       <w:r>
         <w:rPr>
           <w:rFonts w:eastAsiaTheme="minorHAnsi"/>
@@ -19418,7 +19432,7 @@
         </w:rPr>
         <w:fldChar w:fldCharType="end"/>
       </w:r>
-      <w:bookmarkEnd w:id="40"/>
+      <w:bookmarkEnd w:id="39"/>
       <w:r>
         <w:rPr>
           <w:rFonts w:eastAsiaTheme="minorHAnsi"/>
@@ -19448,13 +19462,13 @@
       <w:pPr>
         <w:pStyle w:val="2"/>
       </w:pPr>
-      <w:bookmarkStart w:id="41" w:name="_Toc229467891"/>
-      <w:bookmarkStart w:id="42" w:name="_Toc233140235"/>
+      <w:bookmarkStart w:id="40" w:name="_Toc229467891"/>
+      <w:bookmarkStart w:id="41" w:name="_Toc233140235"/>
       <w:r>
         <w:t>Серверный модуль управления сессиями и WebSocket-коммуникации</w:t>
       </w:r>
+      <w:bookmarkEnd w:id="40"/>
       <w:bookmarkEnd w:id="41"/>
-      <w:bookmarkEnd w:id="42"/>
     </w:p>
     <w:p>
       <w:pPr>
@@ -19496,11 +19510,7 @@
         </w:numPr>
       </w:pPr>
       <w:r>
-        <w:t xml:space="preserve">WebSocket-хаб управляет пулом соединений по идентификатору сессии. При получении сообщения о присоединении сервер сохраняет метаданные подключения, рассылает событие о новом участнике всем </w:t>
-      </w:r>
-      <w:r>
-        <w:lastRenderedPageBreak/>
-        <w:t>клиентам и отправляет новому участнику текущий список присутствующих.</w:t>
+        <w:t>WebSocket-хаб управляет пулом соединений по идентификатору сессии. При получении сообщения о присоединении сервер сохраняет метаданные подключения, рассылает событие о новом участнике всем клиентам и отправляет новому участнику текущий список присутствующих.</w:t>
       </w:r>
     </w:p>
     <w:p>
@@ -19512,7 +19522,11 @@
         </w:numPr>
       </w:pPr>
       <w:r>
-        <w:t>Обработка медиа-событий: сообщения типов «кадр», «аудио», «сообщение чата» маршрутизируются к зарегистрированным обработчикам. События аналитики (текстовый анализ, аудиоанализ, анализ лица, эмоции) записываются в таблицу событий и одновременно транслируются клиентам. Отладочные сообщения не сохраняются в БД, а сразу передаются по WebSocket для снижения нагрузки на дисковую подсистему.</w:t>
+        <w:t xml:space="preserve">Обработка медиа-событий: сообщения типов «кадр», «аудио», «сообщение чата» маршрутизируются к зарегистрированным обработчикам. События аналитики (текстовый анализ, аудиоанализ, анализ лица, эмоции) записываются в таблицу событий и одновременно транслируются клиентам. Отладочные </w:t>
+      </w:r>
+      <w:r>
+        <w:lastRenderedPageBreak/>
+        <w:t>сообщения не сохраняются в БД, а сразу передаются по WebSocket для снижения нагрузки на дисковую подсистему.</w:t>
       </w:r>
     </w:p>
     <w:p>
@@ -19531,13 +19545,13 @@
       <w:pPr>
         <w:pStyle w:val="2"/>
       </w:pPr>
-      <w:bookmarkStart w:id="43" w:name="_Toc229467892"/>
-      <w:bookmarkStart w:id="44" w:name="_Toc233140236"/>
+      <w:bookmarkStart w:id="42" w:name="_Toc229467892"/>
+      <w:bookmarkStart w:id="43" w:name="_Toc233140236"/>
       <w:r>
         <w:t>Модуль аутентификации и обеспечения безопасности</w:t>
       </w:r>
+      <w:bookmarkEnd w:id="42"/>
       <w:bookmarkEnd w:id="43"/>
-      <w:bookmarkEnd w:id="44"/>
     </w:p>
     <w:p>
       <w:pPr>
@@ -19634,44 +19648,44 @@
       <w:pPr>
         <w:pStyle w:val="2"/>
       </w:pPr>
-      <w:bookmarkStart w:id="45" w:name="_Toc229467893"/>
-      <w:bookmarkStart w:id="46" w:name="_Toc233140237"/>
+      <w:bookmarkStart w:id="44" w:name="_Toc229467893"/>
+      <w:bookmarkStart w:id="45" w:name="_Toc233140237"/>
+      <w:r>
+        <w:t>Модуль захвата и передачи медиапотоков</w:t>
+      </w:r>
+      <w:bookmarkEnd w:id="44"/>
+      <w:bookmarkEnd w:id="45"/>
+    </w:p>
+    <w:p>
+      <w:r>
+        <w:t>Захват медиаданных на стороне клиента реализован через нативные браузерные API без использования сторонних библиотек и плагинов.</w:t>
+      </w:r>
+    </w:p>
+    <w:p>
+      <w:r>
+        <w:t>Аудиопоток. Создаётся отдельный MediaRecorder только для аудиодорожки микрофона. Для корректного декодирования на сервере применяется кумулятивное накопление чанков: система формирует непрерывный буфер, содержащий инициализирующий сегмент и последующие данные. Буфер кодируется в Base64 и передаётся по WebSocket с заданным интервалом или по достижению установленного размера.</w:t>
+      </w:r>
+    </w:p>
+    <w:p>
       <w:r>
         <w:lastRenderedPageBreak/>
-        <w:t>Модуль захвата и передачи медиапотоков</w:t>
-      </w:r>
-      <w:bookmarkEnd w:id="45"/>
+        <w:t>Видеопоток. Кадры для анализа лица захватываются с видеоэлемента через Canvas с фиксированным интервалом. Изображение конвертируется в JPEG, кодируется в Base64 и отправляется как тип «кадр». Такой подход позволяет балансировать частоту обновления аналитики и нагрузку на канал связи.</w:t>
+      </w:r>
+    </w:p>
+    <w:p>
+      <w:r>
+        <w:t>Управление ресурсами. При смене потока, потере фокуса вкладки или завершении сессии компоненты записи останавливаются и освобождаются, что предотвращает утечки памяти и неоправданную загрузку процессора.</w:t>
+      </w:r>
+    </w:p>
+    <w:p>
+      <w:pPr>
+        <w:pStyle w:val="2"/>
+      </w:pPr>
+      <w:bookmarkStart w:id="46" w:name="_Toc233140238"/>
+      <w:r>
+        <w:t>Математическое обеспечение</w:t>
+      </w:r>
       <w:bookmarkEnd w:id="46"/>
-    </w:p>
-    <w:p>
-      <w:r>
-        <w:t>Захват медиаданных на стороне клиента реализован через нативные браузерные API без использования сторонних библиотек и плагинов.</w:t>
-      </w:r>
-    </w:p>
-    <w:p>
-      <w:r>
-        <w:t>Аудиопоток. Создаётся отдельный MediaRecorder только для аудиодорожки микрофона. Для корректного декодирования на сервере применяется кумулятивное накопление чанков: система формирует непрерывный буфер, содержащий инициализирующий сегмент и последующие данные. Буфер кодируется в Base64 и передаётся по WebSocket с заданным интервалом или по достижению установленного размера.</w:t>
-      </w:r>
-    </w:p>
-    <w:p>
-      <w:r>
-        <w:t>Видеопоток. Кадры для анализа лица захватываются с видеоэлемента через Canvas с фиксированным интервалом. Изображение конвертируется в JPEG, кодируется в Base64 и отправляется как тип «кадр». Такой подход позволяет балансировать частоту обновления аналитики и нагрузку на канал связи.</w:t>
-      </w:r>
-    </w:p>
-    <w:p>
-      <w:r>
-        <w:t>Управление ресурсами. При смене потока, потере фокуса вкладки или завершении сессии компоненты записи останавливаются и освобождаются, что предотвращает утечки памяти и неоправданную загрузку процессора.</w:t>
-      </w:r>
-    </w:p>
-    <w:p>
-      <w:pPr>
-        <w:pStyle w:val="2"/>
-      </w:pPr>
-      <w:bookmarkStart w:id="47" w:name="_Toc233140238"/>
-      <w:r>
-        <w:t>Математическое обеспечение</w:t>
-      </w:r>
-      <w:bookmarkEnd w:id="47"/>
     </w:p>
     <w:p>
       <w:r>
@@ -20019,7 +20033,6 @@
     </w:p>
     <w:p>
       <w:r>
-        <w:lastRenderedPageBreak/>
         <w:t>Поскольку задача классификации эмоций относится к многоклассовой, в качестве функции потерь применяется категориальная кросс-энтропия (categorical cross-entropy):</w:t>
       </w:r>
     </w:p>
@@ -20372,7 +20385,11 @@
         <w:t>RNN</w:t>
       </w:r>
       <w:r>
-        <w:t xml:space="preserve">), выполняющей классификацию эмоционального состояния. На выходе модели также применяется функция активации </w:t>
+        <w:t xml:space="preserve">), выполняющей классификацию эмоционального состояния. На выходе модели также </w:t>
+      </w:r>
+      <w:r>
+        <w:lastRenderedPageBreak/>
+        <w:t xml:space="preserve">применяется функция активации </w:t>
       </w:r>
       <w:r>
         <w:rPr>
@@ -20420,20 +20437,11 @@
       <w:pPr>
         <w:pStyle w:val="2"/>
       </w:pPr>
-      <w:bookmarkStart w:id="48" w:name="_Toc233140239"/>
-      <w:commentRangeStart w:id="49"/>
+      <w:bookmarkStart w:id="47" w:name="_Toc233140239"/>
       <w:r>
         <w:t>Алгоритмическое обеспечение</w:t>
       </w:r>
-      <w:commentRangeEnd w:id="49"/>
-      <w:r>
-        <w:rPr>
-          <w:rStyle w:val="aff1"/>
-          <w:b w:val="0"/>
-        </w:rPr>
-        <w:commentReference w:id="49"/>
-      </w:r>
-      <w:bookmarkEnd w:id="48"/>
+      <w:bookmarkEnd w:id="47"/>
     </w:p>
     <w:p>
       <w:r>
@@ -20504,7 +20512,7 @@
                     </pic:cNvPicPr>
                   </pic:nvPicPr>
                   <pic:blipFill>
-                    <a:blip r:embed="rId20">
+                    <a:blip r:embed="rId17">
                       <a:extLst>
                         <a:ext uri="{28A0092B-C50C-407E-A947-70E740481C1C}">
                           <a14:useLocalDpi xmlns:a14="http://schemas.microsoft.com/office/drawing/2010/main" val="0"/>
@@ -20535,7 +20543,7 @@
           </wp:inline>
         </w:drawing>
       </w:r>
-      <w:bookmarkStart w:id="50" w:name="_Ref232755245"/>
+      <w:bookmarkStart w:id="48" w:name="_Ref232755245"/>
     </w:p>
     <w:p>
       <w:pPr>
@@ -20566,7 +20574,7 @@
         </w:rPr>
         <w:fldChar w:fldCharType="end"/>
       </w:r>
-      <w:bookmarkEnd w:id="50"/>
+      <w:bookmarkEnd w:id="48"/>
       <w:r>
         <w:t xml:space="preserve"> – </w:t>
       </w:r>
@@ -20650,13 +20658,13 @@
       <w:pPr>
         <w:pStyle w:val="2"/>
       </w:pPr>
-      <w:bookmarkStart w:id="51" w:name="_Toc229467894"/>
-      <w:bookmarkStart w:id="52" w:name="_Toc233140240"/>
+      <w:bookmarkStart w:id="49" w:name="_Toc229467894"/>
+      <w:bookmarkStart w:id="50" w:name="_Toc233140240"/>
       <w:r>
         <w:t>Модуль искусственного интеллекта и мультимодального анализа</w:t>
       </w:r>
-      <w:bookmarkEnd w:id="51"/>
-      <w:bookmarkEnd w:id="52"/>
+      <w:bookmarkEnd w:id="49"/>
+      <w:bookmarkEnd w:id="50"/>
     </w:p>
     <w:p>
       <w:pPr>
@@ -20671,139 +20679,139 @@
         <w:pStyle w:val="3"/>
       </w:pPr>
       <w:r>
+        <w:t>Анализ лица и эмоций</w:t>
+      </w:r>
+    </w:p>
+    <w:p>
+      <w:pPr>
+        <w:contextualSpacing/>
+      </w:pPr>
+      <w:r>
+        <w:t xml:space="preserve">Задача распознавания эмоций по выражению лица (Facial Expression Recognition, FER) является одной из ключевых в области компьютерного зрения и аффективных вычислений </w:t>
+      </w:r>
+      <w:r>
+        <w:t>[</w:t>
+      </w:r>
+      <w:r>
+        <w:fldChar w:fldCharType="begin"/>
+      </w:r>
+      <w:r>
+        <w:instrText xml:space="preserve"> REF _Ref229768210 \r \h </w:instrText>
+      </w:r>
+      <w:r>
+        <w:instrText xml:space="preserve"> \* MERGEFORMAT </w:instrText>
+      </w:r>
+      <w:r>
+        <w:fldChar w:fldCharType="separate"/>
+      </w:r>
+      <w:r>
+        <w:t>1</w:t>
+      </w:r>
+      <w:r>
+        <w:fldChar w:fldCharType="end"/>
+      </w:r>
+      <w:r>
+        <w:t>,</w:t>
+      </w:r>
+      <w:r>
+        <w:t xml:space="preserve"> </w:t>
+      </w:r>
+      <w:r>
+        <w:rPr>
+          <w:lang w:val="en-US"/>
+        </w:rPr>
+        <w:fldChar w:fldCharType="begin"/>
+      </w:r>
+      <w:r>
+        <w:instrText xml:space="preserve"> </w:instrText>
+      </w:r>
+      <w:r>
+        <w:rPr>
+          <w:lang w:val="en-US"/>
+        </w:rPr>
+        <w:instrText>REF</w:instrText>
+      </w:r>
+      <w:r>
+        <w:instrText xml:space="preserve"> _</w:instrText>
+      </w:r>
+      <w:r>
+        <w:rPr>
+          <w:lang w:val="en-US"/>
+        </w:rPr>
+        <w:instrText>Ref</w:instrText>
+      </w:r>
+      <w:r>
+        <w:instrText>229768249 \</w:instrText>
+      </w:r>
+      <w:r>
+        <w:rPr>
+          <w:lang w:val="en-US"/>
+        </w:rPr>
+        <w:instrText>r</w:instrText>
+      </w:r>
+      <w:r>
+        <w:instrText xml:space="preserve"> \</w:instrText>
+      </w:r>
+      <w:r>
+        <w:rPr>
+          <w:lang w:val="en-US"/>
+        </w:rPr>
+        <w:instrText>h</w:instrText>
+      </w:r>
+      <w:r>
+        <w:instrText xml:space="preserve"> </w:instrText>
+      </w:r>
+      <w:r>
+        <w:instrText xml:space="preserve"> \* </w:instrText>
+      </w:r>
+      <w:r>
+        <w:rPr>
+          <w:lang w:val="en-US"/>
+        </w:rPr>
+        <w:instrText>MERGEFORMAT</w:instrText>
+      </w:r>
+      <w:r>
+        <w:instrText xml:space="preserve"> </w:instrText>
+      </w:r>
+      <w:r>
+        <w:rPr>
+          <w:lang w:val="en-US"/>
+        </w:rPr>
+      </w:r>
+      <w:r>
+        <w:rPr>
+          <w:lang w:val="en-US"/>
+        </w:rPr>
+        <w:fldChar w:fldCharType="separate"/>
+      </w:r>
+      <w:r>
+        <w:t>7</w:t>
+      </w:r>
+      <w:r>
+        <w:rPr>
+          <w:lang w:val="en-US"/>
+        </w:rPr>
+        <w:fldChar w:fldCharType="end"/>
+      </w:r>
+      <w:r>
+        <w:t>]</w:t>
+      </w:r>
+      <w:r>
+        <w:t xml:space="preserve"> </w:t>
+      </w:r>
+      <w:r>
+        <w:t>Современный подход к её решению включает два основных этапа: детектирование лица и классификацию эмоций</w:t>
+      </w:r>
+      <w:r>
+        <w:t>.</w:t>
+      </w:r>
+    </w:p>
+    <w:p>
+      <w:pPr>
+        <w:contextualSpacing/>
+      </w:pPr>
+      <w:r>
         <w:lastRenderedPageBreak/>
-        <w:t>Анализ лица и эмоций</w:t>
-      </w:r>
-    </w:p>
-    <w:p>
-      <w:pPr>
-        <w:contextualSpacing/>
-      </w:pPr>
-      <w:r>
-        <w:t xml:space="preserve">Задача распознавания эмоций по выражению лица (Facial Expression Recognition, FER) является одной из ключевых в области компьютерного зрения и аффективных вычислений </w:t>
-      </w:r>
-      <w:r>
-        <w:t>[</w:t>
-      </w:r>
-      <w:r>
-        <w:fldChar w:fldCharType="begin"/>
-      </w:r>
-      <w:r>
-        <w:instrText xml:space="preserve"> REF _Ref229768210 \r \h </w:instrText>
-      </w:r>
-      <w:r>
-        <w:instrText xml:space="preserve"> \* MERGEFORMAT </w:instrText>
-      </w:r>
-      <w:r>
-        <w:fldChar w:fldCharType="separate"/>
-      </w:r>
-      <w:r>
-        <w:t>1</w:t>
-      </w:r>
-      <w:r>
-        <w:fldChar w:fldCharType="end"/>
-      </w:r>
-      <w:r>
-        <w:t>,</w:t>
-      </w:r>
-      <w:r>
-        <w:t xml:space="preserve"> </w:t>
-      </w:r>
-      <w:r>
-        <w:rPr>
-          <w:lang w:val="en-US"/>
-        </w:rPr>
-        <w:fldChar w:fldCharType="begin"/>
-      </w:r>
-      <w:r>
-        <w:instrText xml:space="preserve"> </w:instrText>
-      </w:r>
-      <w:r>
-        <w:rPr>
-          <w:lang w:val="en-US"/>
-        </w:rPr>
-        <w:instrText>REF</w:instrText>
-      </w:r>
-      <w:r>
-        <w:instrText xml:space="preserve"> _</w:instrText>
-      </w:r>
-      <w:r>
-        <w:rPr>
-          <w:lang w:val="en-US"/>
-        </w:rPr>
-        <w:instrText>Ref</w:instrText>
-      </w:r>
-      <w:r>
-        <w:instrText>229768249 \</w:instrText>
-      </w:r>
-      <w:r>
-        <w:rPr>
-          <w:lang w:val="en-US"/>
-        </w:rPr>
-        <w:instrText>r</w:instrText>
-      </w:r>
-      <w:r>
-        <w:instrText xml:space="preserve"> \</w:instrText>
-      </w:r>
-      <w:r>
-        <w:rPr>
-          <w:lang w:val="en-US"/>
-        </w:rPr>
-        <w:instrText>h</w:instrText>
-      </w:r>
-      <w:r>
-        <w:instrText xml:space="preserve"> </w:instrText>
-      </w:r>
-      <w:r>
-        <w:instrText xml:space="preserve"> \* </w:instrText>
-      </w:r>
-      <w:r>
-        <w:rPr>
-          <w:lang w:val="en-US"/>
-        </w:rPr>
-        <w:instrText>MERGEFORMAT</w:instrText>
-      </w:r>
-      <w:r>
-        <w:instrText xml:space="preserve"> </w:instrText>
-      </w:r>
-      <w:r>
-        <w:rPr>
-          <w:lang w:val="en-US"/>
-        </w:rPr>
-      </w:r>
-      <w:r>
-        <w:rPr>
-          <w:lang w:val="en-US"/>
-        </w:rPr>
-        <w:fldChar w:fldCharType="separate"/>
-      </w:r>
-      <w:r>
-        <w:t>7</w:t>
-      </w:r>
-      <w:r>
-        <w:rPr>
-          <w:lang w:val="en-US"/>
-        </w:rPr>
-        <w:fldChar w:fldCharType="end"/>
-      </w:r>
-      <w:r>
-        <w:t>]</w:t>
-      </w:r>
-      <w:r>
-        <w:t xml:space="preserve"> </w:t>
-      </w:r>
-      <w:r>
-        <w:t>Современный подход к её решению включает два основных этапа: детектирование лица и классификацию эмоций</w:t>
-      </w:r>
-      <w:r>
-        <w:t>.</w:t>
-      </w:r>
-    </w:p>
-    <w:p>
-      <w:pPr>
-        <w:contextualSpacing/>
-      </w:pPr>
-      <w:r>
         <w:t>Первым этапом обработки выступает локализация лица на изображении и определение его ключевых точек. В настоящее время для решения этой задачи применяются два основных подхода. К</w:t>
       </w:r>
       <w:r>
@@ -20967,7 +20975,7 @@
                     <pic:cNvPicPr/>
                   </pic:nvPicPr>
                   <pic:blipFill>
-                    <a:blip r:embed="rId21"/>
+                    <a:blip r:embed="rId18"/>
                     <a:stretch>
                       <a:fillRect/>
                     </a:stretch>
@@ -20999,14 +21007,13 @@
           <w:lang w:eastAsia="en-US" w:bidi="he-IL"/>
         </w:rPr>
       </w:pPr>
-      <w:bookmarkStart w:id="53" w:name="_Ref229766576"/>
+      <w:bookmarkStart w:id="51" w:name="_Ref229766576"/>
       <w:r>
         <w:rPr>
           <w:rFonts w:eastAsiaTheme="minorHAnsi"/>
           <w:color w:val="000000" w:themeColor="text1"/>
           <w:lang w:eastAsia="en-US" w:bidi="he-IL"/>
         </w:rPr>
-        <w:lastRenderedPageBreak/>
         <w:t xml:space="preserve">Рисунок </w:t>
       </w:r>
       <w:r>
@@ -21050,7 +21057,7 @@
         </w:rPr>
         <w:fldChar w:fldCharType="end"/>
       </w:r>
-      <w:bookmarkEnd w:id="53"/>
+      <w:bookmarkEnd w:id="51"/>
       <w:r>
         <w:rPr>
           <w:rFonts w:eastAsiaTheme="minorHAnsi"/>
@@ -21093,6 +21100,7 @@
         <w:contextualSpacing/>
       </w:pPr>
       <w:r>
+        <w:lastRenderedPageBreak/>
         <w:t>VGG-Face – глубокая сеть с 16-19 свёрточными слоями, изначально обученная для задачи распознавания лиц, но адаптируемая для классификации эмоций.</w:t>
       </w:r>
     </w:p>
@@ -21220,7 +21228,7 @@
                     </pic:cNvPicPr>
                   </pic:nvPicPr>
                   <pic:blipFill>
-                    <a:blip r:embed="rId22">
+                    <a:blip r:embed="rId19">
                       <a:extLst>
                         <a:ext uri="{28A0092B-C50C-407E-A947-70E740481C1C}">
                           <a14:useLocalDpi xmlns:a14="http://schemas.microsoft.com/office/drawing/2010/main" val="0"/>
@@ -21263,7 +21271,7 @@
           <w:lang w:eastAsia="en-US" w:bidi="he-IL"/>
         </w:rPr>
       </w:pPr>
-      <w:bookmarkStart w:id="54" w:name="_Ref229766627"/>
+      <w:bookmarkStart w:id="52" w:name="_Ref229766627"/>
       <w:r>
         <w:rPr>
           <w:rFonts w:eastAsiaTheme="minorHAnsi"/>
@@ -21313,7 +21321,7 @@
         </w:rPr>
         <w:fldChar w:fldCharType="end"/>
       </w:r>
-      <w:bookmarkEnd w:id="54"/>
+      <w:bookmarkEnd w:id="52"/>
       <w:r>
         <w:rPr>
           <w:rFonts w:eastAsiaTheme="minorHAnsi"/>
@@ -21336,7 +21344,6 @@
         <w:pStyle w:val="3"/>
       </w:pPr>
       <w:r>
-        <w:lastRenderedPageBreak/>
         <w:t>Модель MediaPipe Face Landmarker</w:t>
       </w:r>
     </w:p>
@@ -21416,7 +21423,11 @@
         <w:contextualSpacing/>
       </w:pPr>
       <w:r>
-        <w:t xml:space="preserve">MediaPipe Face Landmarker использует encoder-decoder архитектуру на базе трансформеров для построения детальной трёхмерной модели лица. Сетка из 468 точек охватывает контуры глаз, бровей, носа, губ и овала лица, позволяя точно отслеживать мимику и положение головы в пространстве. Визуализация сетки ключевых точек представлена на рисунке </w:t>
+        <w:t xml:space="preserve">MediaPipe Face Landmarker использует encoder-decoder архитектуру на базе трансформеров для построения детальной трёхмерной модели лица. Сетка из 468 точек охватывает контуры глаз, бровей, носа, губ и овала лица, позволяя точно отслеживать </w:t>
+      </w:r>
+      <w:r>
+        <w:lastRenderedPageBreak/>
+        <w:t xml:space="preserve">мимику и положение головы в пространстве. Визуализация сетки ключевых точек представлена на рисунке </w:t>
       </w:r>
       <w:r>
         <w:fldChar w:fldCharType="begin"/>
@@ -21478,7 +21489,7 @@
                     </pic:cNvPicPr>
                   </pic:nvPicPr>
                   <pic:blipFill>
-                    <a:blip r:embed="rId23">
+                    <a:blip r:embed="rId20">
                       <a:extLst>
                         <a:ext uri="{28A0092B-C50C-407E-A947-70E740481C1C}">
                           <a14:useLocalDpi xmlns:a14="http://schemas.microsoft.com/office/drawing/2010/main" val="0"/>
@@ -21521,7 +21532,7 @@
           <w:lang w:eastAsia="en-US" w:bidi="he-IL"/>
         </w:rPr>
       </w:pPr>
-      <w:bookmarkStart w:id="55" w:name="_Ref229766664"/>
+      <w:bookmarkStart w:id="53" w:name="_Ref229766664"/>
       <w:r>
         <w:rPr>
           <w:rFonts w:eastAsiaTheme="minorHAnsi"/>
@@ -21571,7 +21582,7 @@
         </w:rPr>
         <w:fldChar w:fldCharType="end"/>
       </w:r>
-      <w:bookmarkEnd w:id="55"/>
+      <w:bookmarkEnd w:id="53"/>
       <w:r>
         <w:rPr>
           <w:rFonts w:eastAsiaTheme="minorHAnsi"/>
@@ -21606,7 +21617,6 @@
         </w:numPr>
       </w:pPr>
       <w:r>
-        <w:lastRenderedPageBreak/>
         <w:t>Радость (happiness) – поднятие уголков рта, появление морщин вокруг глаз;</w:t>
       </w:r>
     </w:p>
@@ -21746,6 +21756,7 @@
         <w:rPr>
           <w:noProof/>
         </w:rPr>
+        <w:lastRenderedPageBreak/>
         <w:drawing>
           <wp:inline distT="0" distB="0" distL="0" distR="0" wp14:anchorId="72D72F6B" wp14:editId="44431DCC">
             <wp:extent cx="5940425" cy="3619500"/>
@@ -21762,7 +21773,7 @@
                     <pic:cNvPicPr/>
                   </pic:nvPicPr>
                   <pic:blipFill>
-                    <a:blip r:embed="rId24"/>
+                    <a:blip r:embed="rId21"/>
                     <a:stretch>
                       <a:fillRect/>
                     </a:stretch>
@@ -21794,7 +21805,7 @@
           <w:lang w:eastAsia="en-US" w:bidi="he-IL"/>
         </w:rPr>
       </w:pPr>
-      <w:bookmarkStart w:id="56" w:name="_Ref229766714"/>
+      <w:bookmarkStart w:id="54" w:name="_Ref229766714"/>
       <w:r>
         <w:rPr>
           <w:rFonts w:eastAsiaTheme="minorHAnsi"/>
@@ -21844,7 +21855,7 @@
         </w:rPr>
         <w:fldChar w:fldCharType="end"/>
       </w:r>
-      <w:bookmarkEnd w:id="56"/>
+      <w:bookmarkEnd w:id="54"/>
       <w:r>
         <w:rPr>
           <w:rFonts w:eastAsiaTheme="minorHAnsi"/>
@@ -21867,7 +21878,6 @@
         <w:contextualSpacing/>
       </w:pPr>
       <w:r>
-        <w:lastRenderedPageBreak/>
         <w:t>Для предотвращения перегрузки ЦП/ГПУ реализован семафор, ограничивающий количество параллельных инференсов. Результаты публикуются как события «анализ лица» (сохраняется в БД).</w:t>
       </w:r>
     </w:p>
@@ -22084,7 +22094,7 @@
                     <pic:cNvPicPr/>
                   </pic:nvPicPr>
                   <pic:blipFill>
-                    <a:blip r:embed="rId25"/>
+                    <a:blip r:embed="rId22"/>
                     <a:stretch>
                       <a:fillRect/>
                     </a:stretch>
@@ -22116,7 +22126,7 @@
           <w:lang w:eastAsia="en-US" w:bidi="he-IL"/>
         </w:rPr>
       </w:pPr>
-      <w:bookmarkStart w:id="57" w:name="_Ref229766765"/>
+      <w:bookmarkStart w:id="55" w:name="_Ref229766765"/>
       <w:r>
         <w:rPr>
           <w:rFonts w:eastAsiaTheme="minorHAnsi"/>
@@ -22166,7 +22176,7 @@
         </w:rPr>
         <w:fldChar w:fldCharType="end"/>
       </w:r>
-      <w:bookmarkEnd w:id="57"/>
+      <w:bookmarkEnd w:id="55"/>
       <w:r>
         <w:rPr>
           <w:rFonts w:eastAsiaTheme="minorHAnsi"/>
@@ -22233,7 +22243,6 @@
         </w:numPr>
       </w:pPr>
       <w:r>
-        <w:lastRenderedPageBreak/>
         <w:t>Механизм самовнимания – позволяет каждому временному шагу «видеть» все остальные шаги и взвешивать их важность;</w:t>
       </w:r>
     </w:p>
@@ -22246,6 +22255,7 @@
         </w:numPr>
       </w:pPr>
       <w:r>
+        <w:lastRenderedPageBreak/>
         <w:t>Позиционное кодирование – добавление информации о порядке следования кадров;</w:t>
       </w:r>
     </w:p>
@@ -22358,7 +22368,7 @@
                     <pic:cNvPicPr/>
                   </pic:nvPicPr>
                   <pic:blipFill>
-                    <a:blip r:embed="rId26"/>
+                    <a:blip r:embed="rId23"/>
                     <a:stretch>
                       <a:fillRect/>
                     </a:stretch>
@@ -22390,8 +22400,8 @@
           <w:lang w:eastAsia="en-US" w:bidi="he-IL"/>
         </w:rPr>
       </w:pPr>
-      <w:bookmarkStart w:id="58" w:name="_Ref229766900"/>
-      <w:bookmarkStart w:id="59" w:name="_Ref229766897"/>
+      <w:bookmarkStart w:id="56" w:name="_Ref229766900"/>
+      <w:bookmarkStart w:id="57" w:name="_Ref229766897"/>
       <w:r>
         <w:rPr>
           <w:rFonts w:eastAsiaTheme="minorHAnsi"/>
@@ -22441,7 +22451,7 @@
         </w:rPr>
         <w:fldChar w:fldCharType="end"/>
       </w:r>
-      <w:bookmarkEnd w:id="58"/>
+      <w:bookmarkEnd w:id="56"/>
       <w:r>
         <w:rPr>
           <w:rFonts w:eastAsiaTheme="minorHAnsi"/>
@@ -22458,7 +22468,7 @@
         </w:rPr>
         <w:t xml:space="preserve"> Общая схема Whisper</w:t>
       </w:r>
-      <w:bookmarkEnd w:id="59"/>
+      <w:bookmarkEnd w:id="57"/>
     </w:p>
     <w:p>
       <w:pPr>
@@ -22480,7 +22490,6 @@
         <w:contextualSpacing/>
       </w:pPr>
       <w:r>
-        <w:lastRenderedPageBreak/>
         <w:t>Модель обучалась методом слабой супервизии на разнородном массиве данных</w:t>
       </w:r>
       <w:r>
@@ -22552,6 +22561,7 @@
         <w:contextualSpacing/>
       </w:pPr>
       <w:r>
+        <w:lastRenderedPageBreak/>
         <w:t>Такой подход позволил создать универсальную модель, поддерживающую 99 языков и устойчивую к акцентам, фоновому шуму и технической терминологии.</w:t>
       </w:r>
     </w:p>
@@ -22627,13 +22637,16 @@
     </w:p>
     <w:p>
       <w:r>
+        <w:t>Процесс обработки текста включает три этапа. На первом этапе выполняется сегментация транскрибированного текста на предложения или отдельные реплики с последующей токенизацией. На втором этапе формируются контекстуальные представления токенов с использованием механизма self-attention. На третьем этапе каждой реплике присваивается метка тональности: позитивная, нейтральная или негативная.</w:t>
+      </w:r>
+    </w:p>
+    <w:p>
+      <w:r>
+        <w:t xml:space="preserve">Результаты анализа сохраняются в базе данных PostgreSQL в формате JSONB с привязкой к временным меткам и идентификатору спикера. Такая структура хранения позволяет при формировании итогового отчёта сопоставлять текстовую тональность с </w:t>
+      </w:r>
+      <w:r>
         <w:lastRenderedPageBreak/>
-        <w:t>Процесс обработки текста включает три этапа. На первом этапе выполняется сегментация транскрибированного текста на предложения или отдельные реплики с последующей токенизацией. На втором этапе формируются контекстуальные представления токенов с использованием механизма self-attention. На третьем этапе каждой реплике присваивается метка тональности: позитивная, нейтральная или негативная.</w:t>
-      </w:r>
-    </w:p>
-    <w:p>
-      <w:r>
-        <w:t>Результаты анализа сохраняются в базе данных PostgreSQL в формате JSONB с привязкой к временным меткам и идентификатору спикера. Такая структура хранения позволяет при формировании итогового отчёта сопоставлять текстовую тональность с визуальными и акустическими признаками, реализуя подход мультимодального позднего слияния (late fusion).</w:t>
+        <w:t>визуальными и акустическими признаками, реализуя подход мультимодального позднего слияния (late fusion).</w:t>
       </w:r>
     </w:p>
     <w:p>
@@ -22732,10 +22745,9 @@
       <w:pPr>
         <w:pStyle w:val="2"/>
       </w:pPr>
-      <w:bookmarkStart w:id="60" w:name="_Toc229467895"/>
-      <w:bookmarkStart w:id="61" w:name="_Toc233140241"/>
-      <w:r>
-        <w:lastRenderedPageBreak/>
+      <w:bookmarkStart w:id="58" w:name="_Toc229467895"/>
+      <w:bookmarkStart w:id="59" w:name="_Toc233140241"/>
+      <w:r>
         <w:t>М</w:t>
       </w:r>
       <w:r>
@@ -22745,8 +22757,8 @@
         </w:rPr>
         <w:t>одуль хранения данных и формирования аналитических отчётов</w:t>
       </w:r>
-      <w:bookmarkEnd w:id="60"/>
-      <w:bookmarkEnd w:id="61"/>
+      <w:bookmarkEnd w:id="58"/>
+      <w:bookmarkEnd w:id="59"/>
     </w:p>
     <w:p>
       <w:pPr>
@@ -22815,7 +22827,11 @@
         <w:t>данные</w:t>
       </w:r>
       <w:r>
-        <w:t xml:space="preserve"> разного формата без изменения схемы. Целостность данных обеспечивается каскадным удалением дочерних записей при ликвидации сессии.</w:t>
+        <w:t xml:space="preserve"> разного формата без изменения схемы. Целостность </w:t>
+      </w:r>
+      <w:r>
+        <w:lastRenderedPageBreak/>
+        <w:t>данных обеспечивается каскадным удалением дочерних записей при ликвидации сессии.</w:t>
       </w:r>
     </w:p>
     <w:p>
@@ -22830,78 +22846,78 @@
       <w:pPr>
         <w:pStyle w:val="2"/>
       </w:pPr>
-      <w:bookmarkStart w:id="62" w:name="_Toc229467896"/>
-      <w:bookmarkStart w:id="63" w:name="_Toc233140242"/>
+      <w:bookmarkStart w:id="60" w:name="_Toc229467896"/>
+      <w:bookmarkStart w:id="61" w:name="_Toc233140242"/>
       <w:r>
         <w:t>Интеграция компонентов в единую систему</w:t>
       </w:r>
+      <w:bookmarkEnd w:id="60"/>
+      <w:bookmarkEnd w:id="61"/>
+    </w:p>
+    <w:p>
+      <w:pPr>
+        <w:contextualSpacing/>
+      </w:pPr>
+      <w:r>
+        <w:t>Интеграция модулей системы реализуется через согласованные контракты обмена данными и оркестрацию сервисов с помощью Docker Compose. Полный цикл работы системы включает следующие этапы.</w:t>
+      </w:r>
+    </w:p>
+    <w:p>
+      <w:pPr>
+        <w:contextualSpacing/>
+      </w:pPr>
+      <w:r>
+        <w:t>Пользователь проходит аутентификацию, получает JWT-токен и создаёт новую сессию или подключается к существующей. Клиентское приложение устанавливает WebSocket-соединение, отправляет событие о подключении и инициирует захват аудиопотока и периодическую передачу видеокадров.</w:t>
+      </w:r>
+    </w:p>
+    <w:p>
+      <w:pPr>
+        <w:contextualSpacing/>
+      </w:pPr>
+      <w:r>
+        <w:t>Серверная часть маршрутизирует поступающие медиаданные в AI-шлюз. В шлюзе параллельно выполняется обработка видеокадров (детекция лиц и классификация эмоций) и передача аудиоданных в сервис распознавания речи. Полученные результаты возвращаются на основной сервер, сохраняются в базе данных PostgreSQL и транслируются клиентам в режиме реального времени.</w:t>
+      </w:r>
+    </w:p>
+    <w:p>
+      <w:pPr>
+        <w:contextualSpacing/>
+      </w:pPr>
+      <w:r>
+        <w:t>После завершения сессии запускается формирование итогового отчёта, который сохраняется в таблице отчётов и становится доступен через REST-интерфейс.</w:t>
+      </w:r>
+    </w:p>
+    <w:p>
+      <w:pPr>
+        <w:contextualSpacing/>
+      </w:pPr>
+      <w:r>
+        <w:t>Процесс разработки и развёртывания автоматизирован с помощью CI/CD-пайплайна, включающего статический анализ кода, модульное тестирование и сборку Docker-образов. Такой подход обеспечивает воспроизводимость среды и раннее выявление регрессионных ошибок.</w:t>
+      </w:r>
+    </w:p>
+    <w:p>
+      <w:pPr>
+        <w:contextualSpacing/>
+      </w:pPr>
+      <w:r>
+        <w:t xml:space="preserve">Система была протестирована на основных сценариях: безопасная авторизация, обмен медиаданными с минимальной задержкой, мультимодальный анализ в реальном времени и формирование структурированных отчётов. Модульная архитектура позволяет в дальнейшем заменять эвристические алгоритмы агрегации на обучаемые </w:t>
+      </w:r>
+      <w:r>
+        <w:lastRenderedPageBreak/>
+        <w:t>модели, расширять набор аналитических метрик и добавлять запись видеовстреч без изменения базовой структуры системы</w:t>
+      </w:r>
+      <w:r>
+        <w:t>.</w:t>
+      </w:r>
+    </w:p>
+    <w:p>
+      <w:pPr>
+        <w:pStyle w:val="2"/>
+      </w:pPr>
+      <w:bookmarkStart w:id="62" w:name="_Toc233140243"/>
+      <w:r>
+        <w:t>Практическая значимость результатов исследования</w:t>
+      </w:r>
       <w:bookmarkEnd w:id="62"/>
-      <w:bookmarkEnd w:id="63"/>
-    </w:p>
-    <w:p>
-      <w:pPr>
-        <w:contextualSpacing/>
-      </w:pPr>
-      <w:r>
-        <w:t>Интеграция модулей системы реализуется через согласованные контракты обмена данными и оркестрацию сервисов с помощью Docker Compose. Полный цикл работы системы включает следующие этапы.</w:t>
-      </w:r>
-    </w:p>
-    <w:p>
-      <w:pPr>
-        <w:contextualSpacing/>
-      </w:pPr>
-      <w:r>
-        <w:t>Пользователь проходит аутентификацию, получает JWT-токен и создаёт новую сессию или подключается к существующей. Клиентское приложение устанавливает WebSocket-соединение, отправляет событие о подключении и инициирует захват аудиопотока и периодическую передачу видеокадров.</w:t>
-      </w:r>
-    </w:p>
-    <w:p>
-      <w:pPr>
-        <w:contextualSpacing/>
-      </w:pPr>
-      <w:r>
-        <w:t xml:space="preserve">Серверная часть маршрутизирует поступающие медиаданные в AI-шлюз. В шлюзе параллельно выполняется обработка видеокадров (детекция </w:t>
-      </w:r>
-      <w:r>
-        <w:lastRenderedPageBreak/>
-        <w:t>лиц и классификация эмоций) и передача аудиоданных в сервис распознавания речи. Полученные результаты возвращаются на основной сервер, сохраняются в базе данных PostgreSQL и транслируются клиентам в режиме реального времени.</w:t>
-      </w:r>
-    </w:p>
-    <w:p>
-      <w:pPr>
-        <w:contextualSpacing/>
-      </w:pPr>
-      <w:r>
-        <w:t>После завершения сессии запускается формирование итогового отчёта, который сохраняется в таблице отчётов и становится доступен через REST-интерфейс.</w:t>
-      </w:r>
-    </w:p>
-    <w:p>
-      <w:pPr>
-        <w:contextualSpacing/>
-      </w:pPr>
-      <w:r>
-        <w:t>Процесс разработки и развёртывания автоматизирован с помощью CI/CD-пайплайна, включающего статический анализ кода, модульное тестирование и сборку Docker-образов. Такой подход обеспечивает воспроизводимость среды и раннее выявление регрессионных ошибок.</w:t>
-      </w:r>
-    </w:p>
-    <w:p>
-      <w:pPr>
-        <w:contextualSpacing/>
-      </w:pPr>
-      <w:r>
-        <w:t>Система была протестирована на основных сценариях: безопасная авторизация, обмен медиаданными с минимальной задержкой, мультимодальный анализ в реальном времени и формирование структурированных отчётов. Модульная архитектура позволяет в дальнейшем заменять эвристические алгоритмы агрегации на обучаемые модели, расширять набор аналитических метрик и добавлять запись видеовстреч без изменения базовой структуры системы</w:t>
-      </w:r>
-      <w:r>
-        <w:t>.</w:t>
-      </w:r>
-    </w:p>
-    <w:p>
-      <w:pPr>
-        <w:pStyle w:val="2"/>
-      </w:pPr>
-      <w:bookmarkStart w:id="64" w:name="_Toc233140243"/>
-      <w:r>
-        <w:t>Практическая значимость результатов исследования</w:t>
-      </w:r>
-      <w:bookmarkEnd w:id="64"/>
     </w:p>
     <w:p>
       <w:pPr>
@@ -22962,7 +22978,6 @@
           <w:rFonts w:cs="Times New Roman"/>
           <w:lang w:bidi="ru-RU"/>
         </w:rPr>
-        <w:lastRenderedPageBreak/>
         <w:t>В рамках выполнения работы были получены следующие результаты:</w:t>
       </w:r>
     </w:p>
@@ -23099,6 +23114,7 @@
           <w:rFonts w:cs="Times New Roman"/>
           <w:lang w:bidi="ru-RU"/>
         </w:rPr>
+        <w:lastRenderedPageBreak/>
         <w:t>Результаты тестирования показали устойчивую работоспособность разработанных компонентов в условиях онлайн-встреч и интервью. Показатели точности соответствуют характеристикам используемых открытых моделей</w:t>
       </w:r>
       <w:r>
@@ -23140,7 +23156,6 @@
           <w:rFonts w:cs="Times New Roman"/>
           <w:lang w:bidi="ru-RU"/>
         </w:rPr>
-        <w:lastRenderedPageBreak/>
         <w:t>Практическая значимость работы заключается в создании программного инструмента для оценки вовлечённости участников, выявления признаков эмоционального выгорания, анализа эффективности коммуникаций и формирования рекомендаций для принятия управленческих решений в сфере HR. Использование открытого технологического стека и контейнеризации снижает затраты на внедрение, обеспечивает прозрачность обработки данных и возможность масштабирования системы.</w:t>
       </w:r>
       <w:r>
@@ -23165,16 +23180,16 @@
           <w:bCs w:val="0"/>
         </w:rPr>
       </w:pPr>
-      <w:bookmarkStart w:id="65" w:name="_Toc197442437"/>
-      <w:bookmarkStart w:id="66" w:name="_Toc198317053"/>
-      <w:bookmarkStart w:id="67" w:name="_Toc233140244"/>
+      <w:bookmarkStart w:id="63" w:name="_Toc197442437"/>
+      <w:bookmarkStart w:id="64" w:name="_Toc198317053"/>
+      <w:bookmarkStart w:id="65" w:name="_Toc233140244"/>
       <w:r>
         <w:lastRenderedPageBreak/>
         <w:t>ЗАКЛЮЧЕНИЕ</w:t>
       </w:r>
+      <w:bookmarkEnd w:id="63"/>
+      <w:bookmarkEnd w:id="64"/>
       <w:bookmarkEnd w:id="65"/>
-      <w:bookmarkEnd w:id="66"/>
-      <w:bookmarkEnd w:id="67"/>
     </w:p>
     <w:p>
       <w:pPr>
@@ -23369,22 +23384,28 @@
         <w:rPr>
           <w:lang w:bidi="ru-RU"/>
         </w:rPr>
+        <w:t>Обеспечена интеграция всех компонентов системы с использованием Docker Compose и проведено комплексное тестирование основных сценариев работы.</w:t>
+      </w:r>
+    </w:p>
+    <w:p>
+      <w:pPr>
+        <w:contextualSpacing/>
+        <w:rPr>
+          <w:lang w:bidi="ru-RU"/>
+        </w:rPr>
+      </w:pPr>
+      <w:r>
+        <w:rPr>
+          <w:lang w:bidi="ru-RU"/>
+        </w:rPr>
+        <w:t xml:space="preserve">Цель работы и поставленные задачи выполнены в полном объёме. Результаты тестирования подтвердили корректность функционирования разработанных модулей, устойчивость обмена данными в реальном времени, стабильность механизмов </w:t>
+      </w:r>
+      <w:r>
+        <w:rPr>
+          <w:lang w:bidi="ru-RU"/>
+        </w:rPr>
         <w:lastRenderedPageBreak/>
-        <w:t>Обеспечена интеграция всех компонентов системы с использованием Docker Compose и проведено комплексное тестирование основных сценариев работы.</w:t>
-      </w:r>
-    </w:p>
-    <w:p>
-      <w:pPr>
-        <w:contextualSpacing/>
-        <w:rPr>
-          <w:lang w:bidi="ru-RU"/>
-        </w:rPr>
-      </w:pPr>
-      <w:r>
-        <w:rPr>
-          <w:lang w:bidi="ru-RU"/>
-        </w:rPr>
-        <w:t>Цель работы и поставленные задачи выполнены в полном объёме. Результаты тестирования подтвердили корректность функционирования разработанных модулей, устойчивость обмена данными в реальном времени, стабильность механизмов аутентификации и корректность формирования структурированных аналитических отчётов.</w:t>
+        <w:t>аутентификации и корректность формирования структурированных аналитических отчётов.</w:t>
       </w:r>
     </w:p>
     <w:p>
@@ -23443,16 +23464,16 @@
           <w:numId w:val="0"/>
         </w:numPr>
       </w:pPr>
-      <w:bookmarkStart w:id="68" w:name="_Toc229071492"/>
-      <w:bookmarkStart w:id="69" w:name="_Toc229467897"/>
-      <w:bookmarkStart w:id="70" w:name="_Toc233140245"/>
+      <w:bookmarkStart w:id="66" w:name="_Toc229071492"/>
+      <w:bookmarkStart w:id="67" w:name="_Toc229467897"/>
+      <w:bookmarkStart w:id="68" w:name="_Toc233140245"/>
       <w:r>
         <w:lastRenderedPageBreak/>
         <w:t>СПИСОК ИСПОЛЬЗОВАННЫХ ИСТОЧНИКОВ</w:t>
       </w:r>
+      <w:bookmarkEnd w:id="66"/>
+      <w:bookmarkEnd w:id="67"/>
       <w:bookmarkEnd w:id="68"/>
-      <w:bookmarkEnd w:id="69"/>
-      <w:bookmarkEnd w:id="70"/>
     </w:p>
     <w:p>
       <w:pPr>
@@ -23466,7 +23487,7 @@
           <w:lang w:val="en-US" w:bidi="ru-RU"/>
         </w:rPr>
       </w:pPr>
-      <w:bookmarkStart w:id="71" w:name="_Ref229768210"/>
+      <w:bookmarkStart w:id="69" w:name="_Ref229768210"/>
       <w:r>
         <w:rPr>
           <w:rFonts w:cs="Times New Roman"/>
@@ -23474,7 +23495,7 @@
         </w:rPr>
         <w:t>Goodfellow I., Bengio Y., Courville A. Deep Learning. – Cambridge : MIT Press, 2016. – 800 p. – ISBN 978-0-262-03561-3.</w:t>
       </w:r>
-      <w:bookmarkEnd w:id="71"/>
+      <w:bookmarkEnd w:id="69"/>
     </w:p>
     <w:p>
       <w:pPr>
@@ -23508,7 +23529,7 @@
           <w:lang w:val="en-US" w:bidi="ru-RU"/>
         </w:rPr>
       </w:pPr>
-      <w:bookmarkStart w:id="72" w:name="_Ref229768499"/>
+      <w:bookmarkStart w:id="70" w:name="_Ref229768499"/>
       <w:r>
         <w:rPr>
           <w:rFonts w:cs="Times New Roman"/>
@@ -23516,7 +23537,7 @@
         </w:rPr>
         <w:t>Vaswani A., Shazeer N., Parmar N. et al. Attention Is All You Need // Advances in Neural Information Processing Systems (NeurIPS). – 2017. – Vol. 30. – URL: https://arxiv.org/abs/1706.03762 (дата обращения: 10.05.2026).</w:t>
       </w:r>
-      <w:bookmarkEnd w:id="72"/>
+      <w:bookmarkEnd w:id="70"/>
     </w:p>
     <w:p>
       <w:pPr>
@@ -23530,7 +23551,7 @@
           <w:lang w:val="en-US" w:bidi="ru-RU"/>
         </w:rPr>
       </w:pPr>
-      <w:bookmarkStart w:id="73" w:name="_Ref229768546"/>
+      <w:bookmarkStart w:id="71" w:name="_Ref229768546"/>
       <w:r>
         <w:rPr>
           <w:rFonts w:cs="Times New Roman"/>
@@ -23538,7 +23559,7 @@
         </w:rPr>
         <w:t>Radford A., Kim J. W., Xu T. et al. Robust Speech Recognition via Large-Scale Weak Supervision // Proceedings of the 40th International Conference on Machine Learning (ICML). – 2023. – URL: https://arxiv.org/abs/2212.04356 (дата обращения: 10.05.2026).</w:t>
       </w:r>
-      <w:bookmarkEnd w:id="73"/>
+      <w:bookmarkEnd w:id="71"/>
     </w:p>
     <w:p>
       <w:pPr>
@@ -23552,7 +23573,7 @@
           <w:lang w:val="en-US" w:bidi="ru-RU"/>
         </w:rPr>
       </w:pPr>
-      <w:bookmarkStart w:id="74" w:name="_Ref229768313"/>
+      <w:bookmarkStart w:id="72" w:name="_Ref229768313"/>
       <w:r>
         <w:rPr>
           <w:rFonts w:cs="Times New Roman"/>
@@ -23560,7 +23581,7 @@
         </w:rPr>
         <w:t>Zhang K., Zhang Z., Li Z., Qiao Y. Joint Face Detection and Alignment Using Multi-Task Cascaded Convolutional Networks // IEEE Signal Processing Letters. – 2016. – Vol. 23, № 10. – P. 1499–1503. – URL: https://arxiv.org/abs/1604.02878 (дата обращения: 10.05.2026).</w:t>
       </w:r>
-      <w:bookmarkEnd w:id="74"/>
+      <w:bookmarkEnd w:id="72"/>
     </w:p>
     <w:p>
       <w:pPr>
@@ -23574,7 +23595,7 @@
           <w:lang w:val="en-US" w:bidi="ru-RU"/>
         </w:rPr>
       </w:pPr>
-      <w:bookmarkStart w:id="75" w:name="_Ref229768360"/>
+      <w:bookmarkStart w:id="73" w:name="_Ref229768360"/>
       <w:r>
         <w:rPr>
           <w:rFonts w:cs="Times New Roman"/>
@@ -23582,7 +23603,7 @@
         </w:rPr>
         <w:t>Parkhi O. M., Vedaldi A., Zisserman A. Deep Face Recognition // Proceedings of the British Machine Vision Conference (BMVC). – 2015. – URL: https://www.robots.ox.ac.uk/~vgg/publications/2015/Parkhi15/parkhi15.pdf (дата обращения: 10.05.2026).</w:t>
       </w:r>
-      <w:bookmarkEnd w:id="75"/>
+      <w:bookmarkEnd w:id="73"/>
     </w:p>
     <w:p>
       <w:pPr>
@@ -23596,7 +23617,7 @@
           <w:lang w:val="en-US" w:bidi="ru-RU"/>
         </w:rPr>
       </w:pPr>
-      <w:bookmarkStart w:id="76" w:name="_Ref229768249"/>
+      <w:bookmarkStart w:id="74" w:name="_Ref229768249"/>
       <w:r>
         <w:rPr>
           <w:rFonts w:cs="Times New Roman"/>
@@ -23604,7 +23625,7 @@
         </w:rPr>
         <w:t>Ekman P. An Argument for Basic Emotions // Cognition and Emotion. – 1992. – Vol. 6, № 3–4. – P. 169–200.</w:t>
       </w:r>
-      <w:bookmarkEnd w:id="76"/>
+      <w:bookmarkEnd w:id="74"/>
     </w:p>
     <w:p>
       <w:pPr>
@@ -23618,7 +23639,7 @@
           <w:lang w:val="en-US" w:bidi="ru-RU"/>
         </w:rPr>
       </w:pPr>
-      <w:bookmarkStart w:id="77" w:name="_Ref229768434"/>
+      <w:bookmarkStart w:id="75" w:name="_Ref229768434"/>
       <w:r>
         <w:rPr>
           <w:rFonts w:cs="Times New Roman"/>
@@ -23871,7 +23892,7 @@
         </w:rPr>
         <w:t>: 10.05.2026).</w:t>
       </w:r>
-      <w:bookmarkEnd w:id="77"/>
+      <w:bookmarkEnd w:id="75"/>
     </w:p>
     <w:p>
       <w:pPr>
@@ -24150,16 +24171,15 @@
           <w:lang w:bidi="ru-RU"/>
         </w:rPr>
       </w:pPr>
-      <w:bookmarkStart w:id="78" w:name="_Ref233541725"/>
+      <w:bookmarkStart w:id="76" w:name="_Ref233541725"/>
       <w:r>
         <w:rPr>
           <w:rFonts w:cs="Times New Roman"/>
           <w:lang w:bidi="ru-RU"/>
         </w:rPr>
-        <w:lastRenderedPageBreak/>
         <w:t>Катасев, А. С. Сверточные нейросетевые модели распознавания эмоций человека по фотографии / А. С. Катасев, З. Р. Ханова // Вестник Технологического университета. – 2023. – Т. 26, № 4. – С. 76–81. – DOI 10.55421/1998-7072_2023_26_4_76. – EDN MENHPN.</w:t>
       </w:r>
-      <w:bookmarkEnd w:id="78"/>
+      <w:bookmarkEnd w:id="76"/>
     </w:p>
     <w:p>
       <w:pPr>
@@ -24173,15 +24193,16 @@
           <w:lang w:bidi="ru-RU"/>
         </w:rPr>
       </w:pPr>
-      <w:bookmarkStart w:id="79" w:name="_Ref233541805"/>
+      <w:bookmarkStart w:id="77" w:name="_Ref233541805"/>
       <w:r>
         <w:rPr>
           <w:rFonts w:cs="Times New Roman"/>
           <w:lang w:bidi="ru-RU"/>
         </w:rPr>
+        <w:lastRenderedPageBreak/>
         <w:t>Семенюк, В. В. Разработка алгоритма распознавания эмоций человека с использованием сверточной нейронной сети средствами Python / В. В. Семенюк, М. В. Складчиков // Инженерный вестник Дона. – 2023. – № 12(108). – С. 231–245. – EDN TBESZT.</w:t>
       </w:r>
-      <w:bookmarkEnd w:id="79"/>
+      <w:bookmarkEnd w:id="77"/>
     </w:p>
     <w:p>
       <w:pPr>
@@ -24195,7 +24216,7 @@
           <w:lang w:bidi="ru-RU"/>
         </w:rPr>
       </w:pPr>
-      <w:bookmarkStart w:id="80" w:name="_Ref233541816"/>
+      <w:bookmarkStart w:id="78" w:name="_Ref233541816"/>
       <w:r>
         <w:rPr>
           <w:rFonts w:cs="Times New Roman"/>
@@ -24203,7 +24224,7 @@
         </w:rPr>
         <w:t>Семенюк, В. В. Усовершенствование алгоритма идентификации эмоционального состояния человека с использованием MFCC / В. В. Семенюк, М. В. Складчиков // Известия высших учебных заведений. Приборостроение. – 2024. – Т. 67, № 9. – С. 731–740. – DOI 10.17586/0021-3454-2024-67-9-731-740. – EDN BUBBVD.</w:t>
       </w:r>
-      <w:bookmarkEnd w:id="80"/>
+      <w:bookmarkEnd w:id="78"/>
     </w:p>
     <w:p>
       <w:pPr>
@@ -24495,64 +24516,13 @@
     </w:p>
     <w:sectPr>
       <w:pgSz w:w="11906" w:h="16838"/>
-      <w:pgMar w:top="1134" w:right="850" w:bottom="1134" w:left="1701" w:header="0" w:footer="680" w:gutter="0"/>
+      <w:pgMar w:top="720" w:right="720" w:bottom="720" w:left="720" w:header="0" w:footer="680" w:gutter="0"/>
       <w:cols w:space="720"/>
       <w:titlePg/>
       <w:docGrid w:linePitch="381"/>
     </w:sectPr>
   </w:body>
 </w:document>
-</file>
-
-<file path=word/comments.xml><?xml version="1.0" encoding="utf-8"?>
-<w:comments xmlns:wpc="http://schemas.microsoft.com/office/word/2010/wordprocessingCanvas" xmlns:cx="http://schemas.microsoft.com/office/drawing/2014/chartex" xmlns:cx1="http://schemas.microsoft.com/office/drawing/2015/9/8/chartex" xmlns:cx2="http://schemas.microsoft.com/office/drawing/2015/10/21/chartex" xmlns:cx3="http://schemas.microsoft.com/office/drawing/2016/5/9/chartex" xmlns:cx4="http://schemas.microsoft.com/office/drawing/2016/5/10/chartex" xmlns:cx5="http://schemas.microsoft.com/office/drawing/2016/5/11/chartex" xmlns:cx6="http://schemas.microsoft.com/office/drawing/2016/5/12/chartex" xmlns:cx7="http://schemas.microsoft.com/office/drawing/2016/5/13/chartex" xmlns:cx8="http://schemas.microsoft.com/office/drawing/2016/5/14/chartex" xmlns:mc="http://schemas.openxmlformats.org/markup-compatibility/2006" xmlns:aink="http://schemas.microsoft.com/office/drawing/2016/ink" xmlns:am3d="http://schemas.microsoft.com/office/drawing/2017/model3d" xmlns:o="urn:schemas-microsoft-com:office:office" xmlns:oel="http://schemas.microsoft.com/office/2019/extlst" xmlns:r="http://schemas.openxmlformats.org/officeDocument/2006/relationships" xmlns:m="http://schemas.openxmlformats.org/officeDocument/2006/math" xmlns:v="urn:schemas-microsoft-com:vml" xmlns:wp14="http://schemas.microsoft.com/office/word/2010/wordprocessingDrawing" xmlns:wp="http://schemas.openxmlformats.org/drawingml/2006/wordprocessingDrawing" xmlns:w10="urn:schemas-microsoft-com:office:word" xmlns:w="http://schemas.openxmlformats.org/wordprocessingml/2006/main" xmlns:w14="http://schemas.microsoft.com/office/word/2010/wordml" xmlns:w15="http://schemas.microsoft.com/office/word/2012/wordml" xmlns:w16cex="http://schemas.microsoft.com/office/word/2018/wordml/cex" xmlns:w16cid="http://schemas.microsoft.com/office/word/2016/wordml/cid" xmlns:w16="http://schemas.microsoft.com/office/word/2018/wordml" xmlns:w16sdtdh="http://schemas.microsoft.com/office/word/2020/wordml/sdtdatahash" xmlns:w16se="http://schemas.microsoft.com/office/word/2015/wordml/symex" xmlns:wpg="http://schemas.microsoft.com/office/word/2010/wordprocessingGroup" xmlns:wpi="http://schemas.microsoft.com/office/word/2010/wordprocessingInk" xmlns:wne="http://schemas.microsoft.com/office/word/2006/wordml" xmlns:wps="http://schemas.microsoft.com/office/word/2010/wordprocessingShape" mc:Ignorable="w14 w15 w16se w16cid w16 w16cex w16sdtdh wp14">
-  <w:comment w:id="39" w:author="Горбунов Дмитрий Владимирович" w:date="2026-06-18T13:36:00Z" w:initials="ГДВ">
-    <w:p>
-      <w:pPr>
-        <w:pStyle w:val="aff0"/>
-      </w:pPr>
-      <w:r>
-        <w:rPr>
-          <w:rStyle w:val="aff1"/>
-        </w:rPr>
-        <w:annotationRef/>
-      </w:r>
-      <w:r>
-        <w:t>Скриншот с рабочей АИС</w:t>
-      </w:r>
-    </w:p>
-  </w:comment>
-  <w:comment w:id="49" w:author="Горбунов Дмитрий Владимирович" w:date="2026-06-18T13:36:00Z" w:initials="ГДВ">
-    <w:p>
-      <w:pPr>
-        <w:pStyle w:val="aff0"/>
-      </w:pPr>
-      <w:r>
-        <w:rPr>
-          <w:rStyle w:val="aff1"/>
-        </w:rPr>
-        <w:annotationRef/>
-      </w:r>
-      <w:r>
-        <w:t>Лучше сделать алгоритмы</w:t>
-      </w:r>
-    </w:p>
-  </w:comment>
-</w:comments>
-</file>
-
-<file path=word/commentsExtended.xml><?xml version="1.0" encoding="utf-8"?>
-<w15:commentsEx xmlns:wpc="http://schemas.microsoft.com/office/word/2010/wordprocessingCanvas" xmlns:cx="http://schemas.microsoft.com/office/drawing/2014/chartex" xmlns:cx1="http://schemas.microsoft.com/office/drawing/2015/9/8/chartex" xmlns:cx2="http://schemas.microsoft.com/office/drawing/2015/10/21/chartex" xmlns:cx3="http://schemas.microsoft.com/office/drawing/2016/5/9/chartex" xmlns:cx4="http://schemas.microsoft.com/office/drawing/2016/5/10/chartex" xmlns:cx5="http://schemas.microsoft.com/office/drawing/2016/5/11/chartex" xmlns:cx6="http://schemas.microsoft.com/office/drawing/2016/5/12/chartex" xmlns:cx7="http://schemas.microsoft.com/office/drawing/2016/5/13/chartex" xmlns:cx8="http://schemas.microsoft.com/office/drawing/2016/5/14/chartex" xmlns:mc="http://schemas.openxmlformats.org/markup-compatibility/2006" xmlns:aink="http://schemas.microsoft.com/office/drawing/2016/ink" xmlns:am3d="http://schemas.microsoft.com/office/drawing/2017/model3d" xmlns:o="urn:schemas-microsoft-com:office:office" xmlns:oel="http://schemas.microsoft.com/office/2019/extlst" xmlns:r="http://schemas.openxmlformats.org/officeDocument/2006/relationships" xmlns:m="http://schemas.openxmlformats.org/officeDocument/2006/math" xmlns:v="urn:schemas-microsoft-com:vml" xmlns:wp14="http://schemas.microsoft.com/office/word/2010/wordprocessingDrawing" xmlns:wp="http://schemas.openxmlformats.org/drawingml/2006/wordprocessingDrawing" xmlns:w10="urn:schemas-microsoft-com:office:word" xmlns:w="http://schemas.openxmlformats.org/wordprocessingml/2006/main" xmlns:w14="http://schemas.microsoft.com/office/word/2010/wordml" xmlns:w15="http://schemas.microsoft.com/office/word/2012/wordml" xmlns:w16cex="http://schemas.microsoft.com/office/word/2018/wordml/cex" xmlns:w16cid="http://schemas.microsoft.com/office/word/2016/wordml/cid" xmlns:w16="http://schemas.microsoft.com/office/word/2018/wordml" xmlns:w16sdtdh="http://schemas.microsoft.com/office/word/2020/wordml/sdtdatahash" xmlns:w16se="http://schemas.microsoft.com/office/word/2015/wordml/symex" xmlns:wpg="http://schemas.microsoft.com/office/word/2010/wordprocessingGroup" xmlns:wpi="http://schemas.microsoft.com/office/word/2010/wordprocessingInk" xmlns:wne="http://schemas.microsoft.com/office/word/2006/wordml" xmlns:wps="http://schemas.microsoft.com/office/word/2010/wordprocessingShape" mc:Ignorable="w14 w15 w16se w16cid w16 w16cex w16sdtdh wp14">
-  <w15:commentEx w15:paraId="63E300A2" w15:done="0"/>
-  <w15:commentEx w15:paraId="3CCF0C97" w15:done="1"/>
-</w15:commentsEx>
-</file>
-
-<file path=word/commentsIds.xml><?xml version="1.0" encoding="utf-8"?>
-<w16cid:commentsIds xmlns:wpc="http://schemas.microsoft.com/office/word/2010/wordprocessingCanvas" xmlns:cx="http://schemas.microsoft.com/office/drawing/2014/chartex" xmlns:cx1="http://schemas.microsoft.com/office/drawing/2015/9/8/chartex" xmlns:cx2="http://schemas.microsoft.com/office/drawing/2015/10/21/chartex" xmlns:cx3="http://schemas.microsoft.com/office/drawing/2016/5/9/chartex" xmlns:cx4="http://schemas.microsoft.com/office/drawing/2016/5/10/chartex" xmlns:cx5="http://schemas.microsoft.com/office/drawing/2016/5/11/chartex" xmlns:cx6="http://schemas.microsoft.com/office/drawing/2016/5/12/chartex" xmlns:cx7="http://schemas.microsoft.com/office/drawing/2016/5/13/chartex" xmlns:cx8="http://schemas.microsoft.com/office/drawing/2016/5/14/chartex" xmlns:mc="http://schemas.openxmlformats.org/markup-compatibility/2006" xmlns:aink="http://schemas.microsoft.com/office/drawing/2016/ink" xmlns:am3d="http://schemas.microsoft.com/office/drawing/2017/model3d" xmlns:o="urn:schemas-microsoft-com:office:office" xmlns:oel="http://schemas.microsoft.com/office/2019/extlst" xmlns:r="http://schemas.openxmlformats.org/officeDocument/2006/relationships" xmlns:m="http://schemas.openxmlformats.org/officeDocument/2006/math" xmlns:v="urn:schemas-microsoft-com:vml" xmlns:wp14="http://schemas.microsoft.com/office/word/2010/wordprocessingDrawing" xmlns:wp="http://schemas.openxmlformats.org/drawingml/2006/wordprocessingDrawing" xmlns:w10="urn:schemas-microsoft-com:office:word" xmlns:w="http://schemas.openxmlformats.org/wordprocessingml/2006/main" xmlns:w14="http://schemas.microsoft.com/office/word/2010/wordml" xmlns:w15="http://schemas.microsoft.com/office/word/2012/wordml" xmlns:w16cex="http://schemas.microsoft.com/office/word/2018/wordml/cex" xmlns:w16cid="http://schemas.microsoft.com/office/word/2016/wordml/cid" xmlns:w16="http://schemas.microsoft.com/office/word/2018/wordml" xmlns:w16sdtdh="http://schemas.microsoft.com/office/word/2020/wordml/sdtdatahash" xmlns:w16se="http://schemas.microsoft.com/office/word/2015/wordml/symex" xmlns:wpg="http://schemas.microsoft.com/office/word/2010/wordprocessingGroup" xmlns:wpi="http://schemas.microsoft.com/office/word/2010/wordprocessingInk" xmlns:wne="http://schemas.microsoft.com/office/word/2006/wordml" xmlns:wps="http://schemas.microsoft.com/office/word/2010/wordprocessingShape" mc:Ignorable="w14 w15 w16se w16cid w16 w16cex w16sdtdh wp14">
-  <w16cid:commentId w16cid:paraId="63E300A2" w16cid:durableId="4146DB0A"/>
-  <w16cid:commentId w16cid:paraId="3CCF0C97" w16cid:durableId="42FC2439"/>
-</w16cid:commentsIds>
 </file>
 
 <file path=word/endnotes.xml><?xml version="1.0" encoding="utf-8"?>
@@ -27057,14 +27027,6 @@
   </w:num>
   <w:numIdMacAtCleanup w:val="20"/>
 </w:numbering>
-</file>
-
-<file path=word/people.xml><?xml version="1.0" encoding="utf-8"?>
-<w15:people xmlns:wpc="http://schemas.microsoft.com/office/word/2010/wordprocessingCanvas" xmlns:cx="http://schemas.microsoft.com/office/drawing/2014/chartex" xmlns:cx1="http://schemas.microsoft.com/office/drawing/2015/9/8/chartex" xmlns:cx2="http://schemas.microsoft.com/office/drawing/2015/10/21/chartex" xmlns:cx3="http://schemas.microsoft.com/office/drawing/2016/5/9/chartex" xmlns:cx4="http://schemas.microsoft.com/office/drawing/2016/5/10/chartex" xmlns:cx5="http://schemas.microsoft.com/office/drawing/2016/5/11/chartex" xmlns:cx6="http://schemas.microsoft.com/office/drawing/2016/5/12/chartex" xmlns:cx7="http://schemas.microsoft.com/office/drawing/2016/5/13/chartex" xmlns:cx8="http://schemas.microsoft.com/office/drawing/2016/5/14/chartex" xmlns:mc="http://schemas.openxmlformats.org/markup-compatibility/2006" xmlns:aink="http://schemas.microsoft.com/office/drawing/2016/ink" xmlns:am3d="http://schemas.microsoft.com/office/drawing/2017/model3d" xmlns:o="urn:schemas-microsoft-com:office:office" xmlns:oel="http://schemas.microsoft.com/office/2019/extlst" xmlns:r="http://schemas.openxmlformats.org/officeDocument/2006/relationships" xmlns:m="http://schemas.openxmlformats.org/officeDocument/2006/math" xmlns:v="urn:schemas-microsoft-com:vml" xmlns:wp14="http://schemas.microsoft.com/office/word/2010/wordprocessingDrawing" xmlns:wp="http://schemas.openxmlformats.org/drawingml/2006/wordprocessingDrawing" xmlns:w10="urn:schemas-microsoft-com:office:word" xmlns:w="http://schemas.openxmlformats.org/wordprocessingml/2006/main" xmlns:w14="http://schemas.microsoft.com/office/word/2010/wordml" xmlns:w15="http://schemas.microsoft.com/office/word/2012/wordml" xmlns:w16cex="http://schemas.microsoft.com/office/word/2018/wordml/cex" xmlns:w16cid="http://schemas.microsoft.com/office/word/2016/wordml/cid" xmlns:w16="http://schemas.microsoft.com/office/word/2018/wordml" xmlns:w16sdtdh="http://schemas.microsoft.com/office/word/2020/wordml/sdtdatahash" xmlns:w16se="http://schemas.microsoft.com/office/word/2015/wordml/symex" xmlns:wpg="http://schemas.microsoft.com/office/word/2010/wordprocessingGroup" xmlns:wpi="http://schemas.microsoft.com/office/word/2010/wordprocessingInk" xmlns:wne="http://schemas.microsoft.com/office/word/2006/wordml" xmlns:wps="http://schemas.microsoft.com/office/word/2010/wordprocessingShape" mc:Ignorable="w14 w15 w16se w16cid w16 w16cex w16sdtdh wp14">
-  <w15:person w15:author="Горбунов Дмитрий Владимирович">
-    <w15:presenceInfo w15:providerId="None" w15:userId="Горбунов Дмитрий Владимирович"/>
-  </w15:person>
-</w15:people>
 </file>
 
 <file path=word/styles.xml><?xml version="1.0" encoding="utf-8"?>
